--- a/data/outputs/v2/Chemistry/SS1.1_Introduction_to_Chemistry/Chemistry_Introduction_to_Chemistry_CBE_LessonSequence.docx
+++ b/data/outputs/v2/Chemistry/SS1.1_Introduction_to_Chemistry/Chemistry_Introduction_to_Chemistry_CBE_LessonSequence.docx
@@ -3280,7 +3280,7 @@
             <w:pPr>
               <w:spacing w:after="20" w:before="0"/>
             </w:pPr>
-            <w:hyperlink w:history="1" r:id="rIdqrldsiu4r1mxquvs3bfbz">
+            <w:hyperlink w:history="1" r:id="rIda8vje7-v33pvuksrer2fn">
               <w:r>
                 <w:rPr>
                   <w:rFonts w:ascii="Arial" w:cs="Arial" w:eastAsia="Arial" w:hAnsi="Arial"/>
@@ -3289,7 +3289,7 @@
                   <w:szCs w:val="16"/>
                   <w:u w:val="single" w:color="2E75B6"/>
                 </w:rPr>
-                <w:t xml:space="preserve">Anatomy of a skeletal muscle cell</w:t>
+                <w:t xml:space="preserve">Video: States of Matter</w:t>
               </w:r>
             </w:hyperlink>
           </w:p>
@@ -3305,7 +3305,7 @@
                 <w:sz w:val="14"/>
                 <w:szCs w:val="14"/>
               </w:rPr>
-              <w:t xml:space="preserve">Source: Khan Academy (English - US curriculum)</w:t>
+              <w:t xml:space="preserve">Source: PhET Interactive Simulations (English)</w:t>
             </w:r>
           </w:p>
           <w:p>
@@ -3313,7 +3313,7 @@
               <w:spacing w:after="10" w:before="0"/>
               <w:ind w:left="120"/>
             </w:pPr>
-            <w:hyperlink w:history="1" r:id="rIdojvj-tjxa_oglkvauanwr">
+            <w:hyperlink w:history="1" r:id="rId9dtod7sitajgkvzottnfw">
               <w:r>
                 <w:rPr>
                   <w:rFonts w:ascii="Arial" w:cs="Arial" w:eastAsia="Arial" w:hAnsi="Arial"/>
@@ -3358,7 +3358,7 @@
             <w:pPr>
               <w:spacing w:after="20" w:before="0"/>
             </w:pPr>
-            <w:hyperlink w:history="1" r:id="rIdfj8ydjpscoupq1pfbiofk">
+            <w:hyperlink w:history="1" r:id="rIdsy0oon845rzgv6rphhjhk">
               <w:r>
                 <w:rPr>
                   <w:rFonts w:ascii="Arial" w:cs="Arial" w:eastAsia="Arial" w:hAnsi="Arial"/>
@@ -3367,7 +3367,7 @@
                   <w:szCs w:val="16"/>
                   <w:u w:val="single" w:color="2E75B6"/>
                 </w:rPr>
-                <w:t xml:space="preserve">Chemistry of Life (Flexbook)</w:t>
+                <w:t xml:space="preserve">States of Matter (Flexbook)</w:t>
               </w:r>
             </w:hyperlink>
           </w:p>
@@ -3391,7 +3391,7 @@
               <w:spacing w:after="10" w:before="0"/>
               <w:ind w:left="120"/>
             </w:pPr>
-            <w:hyperlink w:history="1" r:id="rIdz3ipv21yzq0p52x35ldps">
+            <w:hyperlink w:history="1" r:id="rIdaestbezyccsheqmqlljyw">
               <w:r>
                 <w:rPr>
                   <w:rFonts w:ascii="Arial" w:cs="Arial" w:eastAsia="Arial" w:hAnsi="Arial"/>
@@ -3586,7 +3586,7 @@
             <w:pPr>
               <w:spacing w:after="20" w:before="0"/>
             </w:pPr>
-            <w:hyperlink w:history="1" r:id="rId_mi00e3k0wv1z_xfg7hfo">
+            <w:hyperlink w:history="1" r:id="rIdtttn1rfoo583zfqostjsc">
               <w:r>
                 <w:rPr>
                   <w:rFonts w:ascii="Arial" w:cs="Arial" w:eastAsia="Arial" w:hAnsi="Arial"/>
@@ -3595,7 +3595,7 @@
                   <w:szCs w:val="16"/>
                   <w:u w:val="single" w:color="2E75B6"/>
                 </w:rPr>
-                <w:t xml:space="preserve">Anatomy of a skeletal muscle cell</w:t>
+                <w:t xml:space="preserve">Video: States of Matter: Basics</w:t>
               </w:r>
             </w:hyperlink>
           </w:p>
@@ -3611,7 +3611,7 @@
                 <w:sz w:val="14"/>
                 <w:szCs w:val="14"/>
               </w:rPr>
-              <w:t xml:space="preserve">Source: Khan Academy (English - US curriculum)</w:t>
+              <w:t xml:space="preserve">Source: PhET Interactive Simulations (English)</w:t>
             </w:r>
           </w:p>
           <w:p>
@@ -3619,7 +3619,7 @@
               <w:spacing w:after="10" w:before="0"/>
               <w:ind w:left="120"/>
             </w:pPr>
-            <w:hyperlink w:history="1" r:id="rIdsakyrxtvgnxioha0gawxa">
+            <w:hyperlink w:history="1" r:id="rIdok6x4bezzvou1tphujqee">
               <w:r>
                 <w:rPr>
                   <w:rFonts w:ascii="Arial" w:cs="Arial" w:eastAsia="Arial" w:hAnsi="Arial"/>
@@ -3657,14 +3657,14 @@
                 <w:sz w:val="16"/>
                 <w:szCs w:val="16"/>
               </w:rPr>
-              <w:t xml:space="preserve">📖 HTML:</w:t>
+              <w:t xml:space="preserve">📖 EXERCISE:</w:t>
             </w:r>
           </w:p>
           <w:p>
             <w:pPr>
               <w:spacing w:after="20" w:before="0"/>
             </w:pPr>
-            <w:hyperlink w:history="1" r:id="rIdixz4hkueku_eblcrbk9cu">
+            <w:hyperlink w:history="1" r:id="rIdtmvah1ljjr7ai2c_ulfjr">
               <w:r>
                 <w:rPr>
                   <w:rFonts w:ascii="Arial" w:cs="Arial" w:eastAsia="Arial" w:hAnsi="Arial"/>
@@ -3673,7 +3673,7 @@
                   <w:szCs w:val="16"/>
                   <w:u w:val="single" w:color="2E75B6"/>
                 </w:rPr>
-                <w:t xml:space="preserve">Chemistry of Life (Flexbook)</w:t>
+                <w:t xml:space="preserve">States of Matter Practice</w:t>
               </w:r>
             </w:hyperlink>
           </w:p>
@@ -3697,7 +3697,7 @@
               <w:spacing w:after="10" w:before="0"/>
               <w:ind w:left="120"/>
             </w:pPr>
-            <w:hyperlink w:history="1" r:id="rIdtakoiw2treydhq6wypsqz">
+            <w:hyperlink w:history="1" r:id="rId4n4fqmsrd-qoirkxlehnn">
               <w:r>
                 <w:rPr>
                   <w:rFonts w:ascii="Arial" w:cs="Arial" w:eastAsia="Arial" w:hAnsi="Arial"/>
@@ -3892,7 +3892,7 @@
             <w:pPr>
               <w:spacing w:after="20" w:before="0"/>
             </w:pPr>
-            <w:hyperlink w:history="1" r:id="rIddaohfqogap5iigz72ssou">
+            <w:hyperlink w:history="1" r:id="rId15ey_97s4dor8uatmvidp">
               <w:r>
                 <w:rPr>
                   <w:rFonts w:ascii="Arial" w:cs="Arial" w:eastAsia="Arial" w:hAnsi="Arial"/>
@@ -3901,7 +3901,7 @@
                   <w:szCs w:val="16"/>
                   <w:u w:val="single" w:color="2E75B6"/>
                 </w:rPr>
-                <w:t xml:space="preserve">Anatomy of a skeletal muscle cell</w:t>
+                <w:t xml:space="preserve">States of matter</w:t>
               </w:r>
             </w:hyperlink>
           </w:p>
@@ -3925,7 +3925,7 @@
               <w:spacing w:after="10" w:before="0"/>
               <w:ind w:left="120"/>
             </w:pPr>
-            <w:hyperlink w:history="1" r:id="rIdd9ckyj_-r4mr6t5rdsdfd">
+            <w:hyperlink w:history="1" r:id="rId29wyn-f_hi6dtifetrocg">
               <w:r>
                 <w:rPr>
                   <w:rFonts w:ascii="Arial" w:cs="Arial" w:eastAsia="Arial" w:hAnsi="Arial"/>
@@ -3963,14 +3963,14 @@
                 <w:sz w:val="16"/>
                 <w:szCs w:val="16"/>
               </w:rPr>
-              <w:t xml:space="preserve">📖 HTML:</w:t>
+              <w:t xml:space="preserve">📖 EXERCISE:</w:t>
             </w:r>
           </w:p>
           <w:p>
             <w:pPr>
               <w:spacing w:after="20" w:before="0"/>
             </w:pPr>
-            <w:hyperlink w:history="1" r:id="rIdb3mp2r-ff4xq4in445_hy">
+            <w:hyperlink w:history="1" r:id="rIdll8lzuywo161tjspme6wu">
               <w:r>
                 <w:rPr>
                   <w:rFonts w:ascii="Arial" w:cs="Arial" w:eastAsia="Arial" w:hAnsi="Arial"/>
@@ -3979,7 +3979,7 @@
                   <w:szCs w:val="16"/>
                   <w:u w:val="single" w:color="2E75B6"/>
                 </w:rPr>
-                <w:t xml:space="preserve">Chemistry of Life (Flexbook)</w:t>
+                <w:t xml:space="preserve">States of Matter in Biological Systems Practice</w:t>
               </w:r>
             </w:hyperlink>
           </w:p>
@@ -4003,7 +4003,7 @@
               <w:spacing w:after="10" w:before="0"/>
               <w:ind w:left="120"/>
             </w:pPr>
-            <w:hyperlink w:history="1" r:id="rIdxnqe_ez_rbdfrbz8fn2sf">
+            <w:hyperlink w:history="1" r:id="rIdstbfrqmwxngiqfcnumplz">
               <w:r>
                 <w:rPr>
                   <w:rFonts w:ascii="Arial" w:cs="Arial" w:eastAsia="Arial" w:hAnsi="Arial"/>
@@ -4198,7 +4198,7 @@
             <w:pPr>
               <w:spacing w:after="20" w:before="0"/>
             </w:pPr>
-            <w:hyperlink w:history="1" r:id="rIdfr_mrbnzm6upu-pndjkvf">
+            <w:hyperlink w:history="1" r:id="rId9ae7ipovjqylqpzcdtzeg">
               <w:r>
                 <w:rPr>
                   <w:rFonts w:ascii="Arial" w:cs="Arial" w:eastAsia="Arial" w:hAnsi="Arial"/>
@@ -4207,7 +4207,7 @@
                   <w:szCs w:val="16"/>
                   <w:u w:val="single" w:color="2E75B6"/>
                 </w:rPr>
-                <w:t xml:space="preserve">Anatomy of a skeletal muscle cell</w:t>
+                <w:t xml:space="preserve">States of matter follow-up</w:t>
               </w:r>
             </w:hyperlink>
           </w:p>
@@ -4231,7 +4231,7 @@
               <w:spacing w:after="10" w:before="0"/>
               <w:ind w:left="120"/>
             </w:pPr>
-            <w:hyperlink w:history="1" r:id="rId7glwk2bbbmdvmq-jrdiwi">
+            <w:hyperlink w:history="1" r:id="rIdbryvzr4_87hx_estinkvw">
               <w:r>
                 <w:rPr>
                   <w:rFonts w:ascii="Arial" w:cs="Arial" w:eastAsia="Arial" w:hAnsi="Arial"/>
@@ -4276,7 +4276,7 @@
             <w:pPr>
               <w:spacing w:after="20" w:before="0"/>
             </w:pPr>
-            <w:hyperlink w:history="1" r:id="rIdejesxcfnbl124pyqqbbyg">
+            <w:hyperlink w:history="1" r:id="rId9knq_aqtxodw4ozcq5e17">
               <w:r>
                 <w:rPr>
                   <w:rFonts w:ascii="Arial" w:cs="Arial" w:eastAsia="Arial" w:hAnsi="Arial"/>
@@ -4285,7 +4285,7 @@
                   <w:szCs w:val="16"/>
                   <w:u w:val="single" w:color="2E75B6"/>
                 </w:rPr>
-                <w:t xml:space="preserve">Chemistry of Life (Flexbook)</w:t>
+                <w:t xml:space="preserve">States of Matter: Basics</w:t>
               </w:r>
             </w:hyperlink>
           </w:p>
@@ -4301,7 +4301,7 @@
                 <w:sz w:val="14"/>
                 <w:szCs w:val="14"/>
               </w:rPr>
-              <w:t xml:space="preserve">Source: CK-12</w:t>
+              <w:t xml:space="preserve">Source: PhET Interactive Simulations (English)</w:t>
             </w:r>
           </w:p>
           <w:p>
@@ -4309,7 +4309,7 @@
               <w:spacing w:after="10" w:before="0"/>
               <w:ind w:left="120"/>
             </w:pPr>
-            <w:hyperlink w:history="1" r:id="rIdbgvzfdwlkc4ump6ryl7br">
+            <w:hyperlink w:history="1" r:id="rId6qtuj47nue4xbbhwyjjvr">
               <w:r>
                 <w:rPr>
                   <w:rFonts w:ascii="Arial" w:cs="Arial" w:eastAsia="Arial" w:hAnsi="Arial"/>
@@ -4504,7 +4504,7 @@
             <w:pPr>
               <w:spacing w:after="20" w:before="0"/>
             </w:pPr>
-            <w:hyperlink w:history="1" r:id="rIdmoha2g47uhu39znkivjsa">
+            <w:hyperlink w:history="1" r:id="rIdv27f20inmteipv-sqjrbu">
               <w:r>
                 <w:rPr>
                   <w:rFonts w:ascii="Arial" w:cs="Arial" w:eastAsia="Arial" w:hAnsi="Arial"/>
@@ -4513,7 +4513,7 @@
                   <w:szCs w:val="16"/>
                   <w:u w:val="single" w:color="2E75B6"/>
                 </w:rPr>
-                <w:t xml:space="preserve">Anatomy of a skeletal muscle cell</w:t>
+                <w:t xml:space="preserve">States of matter -dubbed(KY)</w:t>
               </w:r>
             </w:hyperlink>
           </w:p>
@@ -4529,7 +4529,7 @@
                 <w:sz w:val="14"/>
                 <w:szCs w:val="14"/>
               </w:rPr>
-              <w:t xml:space="preserve">Source: Khan Academy (English - US curriculum)</w:t>
+              <w:t xml:space="preserve">Source: Khan Academy (Kiswahili)</w:t>
             </w:r>
           </w:p>
           <w:p>
@@ -4537,7 +4537,7 @@
               <w:spacing w:after="10" w:before="0"/>
               <w:ind w:left="120"/>
             </w:pPr>
-            <w:hyperlink w:history="1" r:id="rIdxsgd9cafpu2omfjeufvdy">
+            <w:hyperlink w:history="1" r:id="rIdnf7fhy36ro7fxvzkoium8">
               <w:r>
                 <w:rPr>
                   <w:rFonts w:ascii="Arial" w:cs="Arial" w:eastAsia="Arial" w:hAnsi="Arial"/>
@@ -4582,7 +4582,7 @@
             <w:pPr>
               <w:spacing w:after="20" w:before="0"/>
             </w:pPr>
-            <w:hyperlink w:history="1" r:id="rIdgzeedbu66rdpxzglqhf02">
+            <w:hyperlink w:history="1" r:id="rId5js2ywncnv9_lc6jd_ifw">
               <w:r>
                 <w:rPr>
                   <w:rFonts w:ascii="Arial" w:cs="Arial" w:eastAsia="Arial" w:hAnsi="Arial"/>
@@ -4591,7 +4591,7 @@
                   <w:szCs w:val="16"/>
                   <w:u w:val="single" w:color="2E75B6"/>
                 </w:rPr>
-                <w:t xml:space="preserve">Chemistry of Life (Flexbook)</w:t>
+                <w:t xml:space="preserve">States of Matter in Biological Systems - Advanced (Flexbook)</w:t>
               </w:r>
             </w:hyperlink>
           </w:p>
@@ -4615,7 +4615,7 @@
               <w:spacing w:after="10" w:before="0"/>
               <w:ind w:left="120"/>
             </w:pPr>
-            <w:hyperlink w:history="1" r:id="rIdavkb2j_th-cyd81gxux6l">
+            <w:hyperlink w:history="1" r:id="rIdudsjun2tvsspbig8atdrs">
               <w:r>
                 <w:rPr>
                   <w:rFonts w:ascii="Arial" w:cs="Arial" w:eastAsia="Arial" w:hAnsi="Arial"/>
@@ -6102,7 +6102,7 @@
             <w:pPr>
               <w:spacing w:after="20" w:before="0"/>
             </w:pPr>
-            <w:hyperlink w:history="1" r:id="rIdiiqca228impokbbtmntgw">
+            <w:hyperlink w:history="1" r:id="rIduzvwba9-yc84unmd7ua-z">
               <w:r>
                 <w:rPr>
                   <w:rFonts w:ascii="Arial" w:cs="Arial" w:eastAsia="Arial" w:hAnsi="Arial"/>
@@ -6111,7 +6111,7 @@
                   <w:szCs w:val="16"/>
                   <w:u w:val="single" w:color="2E75B6"/>
                 </w:rPr>
-                <w:t xml:space="preserve">Biological redox reactions</w:t>
+                <w:t xml:space="preserve">Organic chemistry naming examples 4</w:t>
               </w:r>
             </w:hyperlink>
           </w:p>
@@ -6135,7 +6135,7 @@
               <w:spacing w:after="10" w:before="0"/>
               <w:ind w:left="120"/>
             </w:pPr>
-            <w:hyperlink w:history="1" r:id="rIde64_zwdadfweiv5rnkeju">
+            <w:hyperlink w:history="1" r:id="rIdk4hj38dyuegllehzjb94_">
               <w:r>
                 <w:rPr>
                   <w:rFonts w:ascii="Arial" w:cs="Arial" w:eastAsia="Arial" w:hAnsi="Arial"/>
@@ -6180,7 +6180,7 @@
             <w:pPr>
               <w:spacing w:after="20" w:before="0"/>
             </w:pPr>
-            <w:hyperlink w:history="1" r:id="rIdi2k-c5fcem9gqtcetjrx-">
+            <w:hyperlink w:history="1" r:id="rId8_yfyc_wgyrelywvw9kln">
               <w:r>
                 <w:rPr>
                   <w:rFonts w:ascii="Arial" w:cs="Arial" w:eastAsia="Arial" w:hAnsi="Arial"/>
@@ -6189,7 +6189,7 @@
                   <w:szCs w:val="16"/>
                   <w:u w:val="single" w:color="2E75B6"/>
                 </w:rPr>
-                <w:t xml:space="preserve">Chemistry of Life (Flexbook)</w:t>
+                <w:t xml:space="preserve">Organic Chemistry (Flexbook)</w:t>
               </w:r>
             </w:hyperlink>
           </w:p>
@@ -6213,7 +6213,7 @@
               <w:spacing w:after="10" w:before="0"/>
               <w:ind w:left="120"/>
             </w:pPr>
-            <w:hyperlink w:history="1" r:id="rId4rcz4v015rcqsju2p0f6-">
+            <w:hyperlink w:history="1" r:id="rIdsubeygbxnbdycymxhfptk">
               <w:r>
                 <w:rPr>
                   <w:rFonts w:ascii="Arial" w:cs="Arial" w:eastAsia="Arial" w:hAnsi="Arial"/>
@@ -6408,7 +6408,7 @@
             <w:pPr>
               <w:spacing w:after="20" w:before="0"/>
             </w:pPr>
-            <w:hyperlink w:history="1" r:id="rIdka5utsefnjk-qkjnozvtx">
+            <w:hyperlink w:history="1" r:id="rIdsbbjmigmnkdnvjis_mvv1">
               <w:r>
                 <w:rPr>
                   <w:rFonts w:ascii="Arial" w:cs="Arial" w:eastAsia="Arial" w:hAnsi="Arial"/>
@@ -6417,7 +6417,7 @@
                   <w:szCs w:val="16"/>
                   <w:u w:val="single" w:color="2E75B6"/>
                 </w:rPr>
-                <w:t xml:space="preserve">Biological redox reactions</w:t>
+                <w:t xml:space="preserve">Organic chemistry naming examples 2</w:t>
               </w:r>
             </w:hyperlink>
           </w:p>
@@ -6441,7 +6441,7 @@
               <w:spacing w:after="10" w:before="0"/>
               <w:ind w:left="120"/>
             </w:pPr>
-            <w:hyperlink w:history="1" r:id="rId2jcgmsfko-yxz-blio4rg">
+            <w:hyperlink w:history="1" r:id="rIdrss1gonwz3wsz_qybzk3b">
               <w:r>
                 <w:rPr>
                   <w:rFonts w:ascii="Arial" w:cs="Arial" w:eastAsia="Arial" w:hAnsi="Arial"/>
@@ -6479,14 +6479,14 @@
                 <w:sz w:val="16"/>
                 <w:szCs w:val="16"/>
               </w:rPr>
-              <w:t xml:space="preserve">📖 HTML:</w:t>
+              <w:t xml:space="preserve">📖 EXERCISE:</w:t>
             </w:r>
           </w:p>
           <w:p>
             <w:pPr>
               <w:spacing w:after="20" w:before="0"/>
             </w:pPr>
-            <w:hyperlink w:history="1" r:id="rIdllfauic-3_imn7i7mqf3f">
+            <w:hyperlink w:history="1" r:id="rIdamsn-dsj9djktekxqvdcw">
               <w:r>
                 <w:rPr>
                   <w:rFonts w:ascii="Arial" w:cs="Arial" w:eastAsia="Arial" w:hAnsi="Arial"/>
@@ -6495,7 +6495,7 @@
                   <w:szCs w:val="16"/>
                   <w:u w:val="single" w:color="2E75B6"/>
                 </w:rPr>
-                <w:t xml:space="preserve">Chemistry of Life (Flexbook)</w:t>
+                <w:t xml:space="preserve">Organic Chemistry Practice</w:t>
               </w:r>
             </w:hyperlink>
           </w:p>
@@ -6519,7 +6519,7 @@
               <w:spacing w:after="10" w:before="0"/>
               <w:ind w:left="120"/>
             </w:pPr>
-            <w:hyperlink w:history="1" r:id="rIdr_jvkfmkltpqe1bp14jlt">
+            <w:hyperlink w:history="1" r:id="rIdcdsjvwyk1ui7vjvuixhbt">
               <w:r>
                 <w:rPr>
                   <w:rFonts w:ascii="Arial" w:cs="Arial" w:eastAsia="Arial" w:hAnsi="Arial"/>
@@ -6714,7 +6714,7 @@
             <w:pPr>
               <w:spacing w:after="20" w:before="0"/>
             </w:pPr>
-            <w:hyperlink w:history="1" r:id="rIdh7o08krjpti4qifhwh5sh">
+            <w:hyperlink w:history="1" r:id="rIdoisww9obxabg1aqycnqml">
               <w:r>
                 <w:rPr>
                   <w:rFonts w:ascii="Arial" w:cs="Arial" w:eastAsia="Arial" w:hAnsi="Arial"/>
@@ -6723,7 +6723,7 @@
                   <w:szCs w:val="16"/>
                   <w:u w:val="single" w:color="2E75B6"/>
                 </w:rPr>
-                <w:t xml:space="preserve">Biological redox reactions</w:t>
+                <w:t xml:space="preserve">Organic chemistry naming examples 3</w:t>
               </w:r>
             </w:hyperlink>
           </w:p>
@@ -6747,7 +6747,7 @@
               <w:spacing w:after="10" w:before="0"/>
               <w:ind w:left="120"/>
             </w:pPr>
-            <w:hyperlink w:history="1" r:id="rIdu_yio6cizlouequnyd18a">
+            <w:hyperlink w:history="1" r:id="rIdmzgsxtz3qy2mux3nv1ez7">
               <w:r>
                 <w:rPr>
                   <w:rFonts w:ascii="Arial" w:cs="Arial" w:eastAsia="Arial" w:hAnsi="Arial"/>
@@ -6785,14 +6785,14 @@
                 <w:sz w:val="16"/>
                 <w:szCs w:val="16"/>
               </w:rPr>
-              <w:t xml:space="preserve">📖 HTML:</w:t>
+              <w:t xml:space="preserve">📖 PDF:</w:t>
             </w:r>
           </w:p>
           <w:p>
             <w:pPr>
               <w:spacing w:after="20" w:before="0"/>
             </w:pPr>
-            <w:hyperlink w:history="1" r:id="rIdpq1kmj7ntjgydswn1nk07">
+            <w:hyperlink w:history="1" r:id="rIddlejrqbzvbazyupeninhj">
               <w:r>
                 <w:rPr>
                   <w:rFonts w:ascii="Arial" w:cs="Arial" w:eastAsia="Arial" w:hAnsi="Arial"/>
@@ -6801,7 +6801,7 @@
                   <w:szCs w:val="16"/>
                   <w:u w:val="single" w:color="2E75B6"/>
                 </w:rPr>
-                <w:t xml:space="preserve">Chemistry of Life (Flexbook)</w:t>
+                <w:t xml:space="preserve">Organic Chemistry 1&amp;2</w:t>
               </w:r>
             </w:hyperlink>
           </w:p>
@@ -6817,7 +6817,7 @@
                 <w:sz w:val="14"/>
                 <w:szCs w:val="14"/>
               </w:rPr>
-              <w:t xml:space="preserve">Source: CK-12</w:t>
+              <w:t xml:space="preserve">Source: ARES Local Curriculum  - Digital Literacy Content</w:t>
             </w:r>
           </w:p>
           <w:p>
@@ -6825,7 +6825,7 @@
               <w:spacing w:after="10" w:before="0"/>
               <w:ind w:left="120"/>
             </w:pPr>
-            <w:hyperlink w:history="1" r:id="rIdi33cjhrnhrr_jalny8hg0">
+            <w:hyperlink w:history="1" r:id="rId2xzipajful1htwsf6l4w6">
               <w:r>
                 <w:rPr>
                   <w:rFonts w:ascii="Arial" w:cs="Arial" w:eastAsia="Arial" w:hAnsi="Arial"/>
@@ -7020,7 +7020,7 @@
             <w:pPr>
               <w:spacing w:after="20" w:before="0"/>
             </w:pPr>
-            <w:hyperlink w:history="1" r:id="rIdghrcy7rsr0ectt-3gq0ft">
+            <w:hyperlink w:history="1" r:id="rIdodoiexofoc3vll_qcuwt4">
               <w:r>
                 <w:rPr>
                   <w:rFonts w:ascii="Arial" w:cs="Arial" w:eastAsia="Arial" w:hAnsi="Arial"/>
@@ -7029,7 +7029,7 @@
                   <w:szCs w:val="16"/>
                   <w:u w:val="single" w:color="2E75B6"/>
                 </w:rPr>
-                <w:t xml:space="preserve">Biological redox reactions</w:t>
+                <w:t xml:space="preserve">Curly arrow conventions in organic chemistry</w:t>
               </w:r>
             </w:hyperlink>
           </w:p>
@@ -7053,7 +7053,7 @@
               <w:spacing w:after="10" w:before="0"/>
               <w:ind w:left="120"/>
             </w:pPr>
-            <w:hyperlink w:history="1" r:id="rIdnqdzxeihbrj4j4k6k5n49">
+            <w:hyperlink w:history="1" r:id="rIdgjoycu3gut2izykkgxmzx">
               <w:r>
                 <w:rPr>
                   <w:rFonts w:ascii="Arial" w:cs="Arial" w:eastAsia="Arial" w:hAnsi="Arial"/>
@@ -7098,7 +7098,7 @@
             <w:pPr>
               <w:spacing w:after="20" w:before="0"/>
             </w:pPr>
-            <w:hyperlink w:history="1" r:id="rIdm2ht4qmz9fb3io0ooxdps">
+            <w:hyperlink w:history="1" r:id="rId--1p9dcfgsdsw3lwf6d7k">
               <w:r>
                 <w:rPr>
                   <w:rFonts w:ascii="Arial" w:cs="Arial" w:eastAsia="Arial" w:hAnsi="Arial"/>
@@ -7107,7 +7107,7 @@
                   <w:szCs w:val="16"/>
                   <w:u w:val="single" w:color="2E75B6"/>
                 </w:rPr>
-                <w:t xml:space="preserve">Chemistry of Life (Flexbook)</w:t>
+                <w:t xml:space="preserve">Organic Chemistry (Flexbook)</w:t>
               </w:r>
             </w:hyperlink>
           </w:p>
@@ -7131,7 +7131,7 @@
               <w:spacing w:after="10" w:before="0"/>
               <w:ind w:left="120"/>
             </w:pPr>
-            <w:hyperlink w:history="1" r:id="rIdr8xq-a2ggbr1zjvb8ffhk">
+            <w:hyperlink w:history="1" r:id="rIdjbp33v9zym1ph4xb_fofi">
               <w:r>
                 <w:rPr>
                   <w:rFonts w:ascii="Arial" w:cs="Arial" w:eastAsia="Arial" w:hAnsi="Arial"/>
@@ -7326,7 +7326,7 @@
             <w:pPr>
               <w:spacing w:after="20" w:before="0"/>
             </w:pPr>
-            <w:hyperlink w:history="1" r:id="rIducgxqmq290jpsbbhhvpyf">
+            <w:hyperlink w:history="1" r:id="rId8rs7ha-_vpvjkvgcv6zpo">
               <w:r>
                 <w:rPr>
                   <w:rFonts w:ascii="Arial" w:cs="Arial" w:eastAsia="Arial" w:hAnsi="Arial"/>
@@ -7335,7 +7335,7 @@
                   <w:szCs w:val="16"/>
                   <w:u w:val="single" w:color="2E75B6"/>
                 </w:rPr>
-                <w:t xml:space="preserve">Biological redox reactions</w:t>
+                <w:t xml:space="preserve">Ka and pKa review</w:t>
               </w:r>
             </w:hyperlink>
           </w:p>
@@ -7359,7 +7359,7 @@
               <w:spacing w:after="10" w:before="0"/>
               <w:ind w:left="120"/>
             </w:pPr>
-            <w:hyperlink w:history="1" r:id="rIdwcbpbofaxcvagyai-ovev">
+            <w:hyperlink w:history="1" r:id="rIdv3x9mjwz03nwbt3icptyt">
               <w:r>
                 <w:rPr>
                   <w:rFonts w:ascii="Arial" w:cs="Arial" w:eastAsia="Arial" w:hAnsi="Arial"/>
@@ -7404,7 +7404,7 @@
             <w:pPr>
               <w:spacing w:after="20" w:before="0"/>
             </w:pPr>
-            <w:hyperlink w:history="1" r:id="rIdg0ij27i6pzhovslef53_p">
+            <w:hyperlink w:history="1" r:id="rId63gym2rfhxgmfzzbiej73">
               <w:r>
                 <w:rPr>
                   <w:rFonts w:ascii="Arial" w:cs="Arial" w:eastAsia="Arial" w:hAnsi="Arial"/>
@@ -7413,7 +7413,7 @@
                   <w:szCs w:val="16"/>
                   <w:u w:val="single" w:color="2E75B6"/>
                 </w:rPr>
-                <w:t xml:space="preserve">Chemistry of Life (Flexbook)</w:t>
+                <w:t xml:space="preserve">Organic Chemistry (Flexbook)</w:t>
               </w:r>
             </w:hyperlink>
           </w:p>
@@ -7437,7 +7437,7 @@
               <w:spacing w:after="10" w:before="0"/>
               <w:ind w:left="120"/>
             </w:pPr>
-            <w:hyperlink w:history="1" r:id="rIdtkgek0nwkw-edmdl6rcbk">
+            <w:hyperlink w:history="1" r:id="rIdxvzwf2x33dvc6w6hhpfoh">
               <w:r>
                 <w:rPr>
                   <w:rFonts w:ascii="Arial" w:cs="Arial" w:eastAsia="Arial" w:hAnsi="Arial"/>
@@ -9038,7 +9038,7 @@
             <w:pPr>
               <w:spacing w:after="20" w:before="0"/>
             </w:pPr>
-            <w:hyperlink w:history="1" r:id="rId6ikushm0q_fzmmuirep24">
+            <w:hyperlink w:history="1" r:id="rIdqsrazua_0uliq5iunmjx4">
               <w:r>
                 <w:rPr>
                   <w:rFonts w:ascii="Arial" w:cs="Arial" w:eastAsia="Arial" w:hAnsi="Arial"/>
@@ -9047,7 +9047,7 @@
                   <w:szCs w:val="16"/>
                   <w:u w:val="single" w:color="2E75B6"/>
                 </w:rPr>
-                <w:t xml:space="preserve">Preparation of amides using DCC</w:t>
+                <w:t xml:space="preserve">2015 AP Chemistry free response 5</w:t>
               </w:r>
             </w:hyperlink>
           </w:p>
@@ -9071,7 +9071,7 @@
               <w:spacing w:after="10" w:before="0"/>
               <w:ind w:left="120"/>
             </w:pPr>
-            <w:hyperlink w:history="1" r:id="rIdyg3fftam16euwz9nwaxzj">
+            <w:hyperlink w:history="1" r:id="rIdz7n-z8kxxjbacn6tz1q-c">
               <w:r>
                 <w:rPr>
                   <w:rFonts w:ascii="Arial" w:cs="Arial" w:eastAsia="Arial" w:hAnsi="Arial"/>
@@ -9109,14 +9109,241 @@
                 <w:sz w:val="16"/>
                 <w:szCs w:val="16"/>
               </w:rPr>
-              <w:t xml:space="preserve">📖 HTML:</w:t>
+              <w:t xml:space="preserve">📖 READING:</w:t>
             </w:r>
           </w:p>
           <w:p>
             <w:pPr>
               <w:spacing w:after="20" w:before="0"/>
             </w:pPr>
-            <w:hyperlink w:history="1" r:id="rIddbwralsltpxtctpczvaex">
+            <w:r>
+              <w:rPr>
+                <w:rFonts w:ascii="Arial" w:cs="Arial" w:eastAsia="Arial" w:hAnsi="Arial"/>
+                <w:i/>
+                <w:iCs/>
+                <w:color w:val="595959"/>
+                <w:sz w:val="16"/>
+                <w:szCs w:val="16"/>
+              </w:rPr>
+              <w:t xml:space="preserve">No closely matching reading in the ARES library for this activity.</w:t>
+            </w:r>
+          </w:p>
+          <w:p>
+            <w:pPr>
+              <w:spacing w:after="10" w:before="0"/>
+              <w:ind w:left="120"/>
+            </w:pPr>
+            <w:hyperlink w:history="1" r:id="rIdg7kuozxhmjyxusujup6j6">
+              <w:r>
+                <w:rPr>
+                  <w:rFonts w:ascii="Arial" w:cs="Arial" w:eastAsia="Arial" w:hAnsi="Arial"/>
+                  <w:color w:val="595959"/>
+                  <w:sz w:val="14"/>
+                  <w:szCs w:val="14"/>
+                  <w:u w:val="single" w:color="595959"/>
+                </w:rPr>
+                <w:t xml:space="preserve">🔍 Search ARES for readings</w:t>
+              </w:r>
+            </w:hyperlink>
+          </w:p>
+          <w:p>
+            <w:pPr>
+              <w:spacing w:after="10" w:before="0"/>
+              <w:ind w:left="120"/>
+            </w:pPr>
+            <w:r>
+              <w:rPr>
+                <w:rFonts w:ascii="Arial" w:cs="Arial" w:eastAsia="Arial" w:hAnsi="Arial"/>
+                <w:color w:val="595959"/>
+                <w:sz w:val="14"/>
+                <w:szCs w:val="14"/>
+              </w:rPr>
+              <w:t xml:space="preserve">Search terms: chemistry fertilisers npk urea</w:t>
+            </w:r>
+          </w:p>
+        </w:tc>
+        <w:tc>
+          <w:tcPr>
+            <w:tcW w:type="dxa" w:w="3040"/>
+            <w:shd w:fill="FFFFFF" w:color="auto" w:val="clear"/>
+            <w:tcMar>
+              <w:top w:type="dxa" w:w="60"/>
+              <w:left w:type="dxa" w:w="120"/>
+              <w:bottom w:type="dxa" w:w="60"/>
+              <w:right w:type="dxa" w:w="120"/>
+            </w:tcMar>
+            <w:vAlign w:val="top"/>
+          </w:tcPr>
+          <w:p>
+            <w:pPr>
+              <w:spacing w:after="40" w:before="0"/>
+              <w:jc w:val="left"/>
+            </w:pPr>
+            <w:r>
+              <w:rPr>
+                <w:rFonts w:ascii="Arial" w:cs="Arial" w:eastAsia="Arial" w:hAnsi="Arial"/>
+                <w:b w:val="false"/>
+                <w:bCs w:val="false"/>
+                <w:i w:val="false"/>
+                <w:iCs w:val="false"/>
+                <w:color w:val="000000"/>
+                <w:sz w:val="18"/>
+                <w:szCs w:val="18"/>
+              </w:rPr>
+              <w:t xml:space="preserve">Learners are shown the list of chapati ingredients written on the board: wheat flour (from maize/wheat farms), water, cooking oil, salt. The teacher asks: 'Before any of these ingredients reached your kitchen, Chemistry was already at work. Where? How?' Learners individually write three predictions in their exercise books about how Chemistry might be involved in producing or preserving any one of these ingredients. After writing, learners share predictions with a shoulder partner for 2 minutes.</w:t>
+            </w:r>
+          </w:p>
+        </w:tc>
+        <w:tc>
+          <w:tcPr>
+            <w:tcW w:type="dxa" w:w="3040"/>
+            <w:shd w:fill="F2F2F2" w:color="auto" w:val="clear"/>
+            <w:tcMar>
+              <w:top w:type="dxa" w:w="60"/>
+              <w:left w:type="dxa" w:w="120"/>
+              <w:bottom w:type="dxa" w:w="60"/>
+              <w:right w:type="dxa" w:w="120"/>
+            </w:tcMar>
+            <w:vAlign w:val="top"/>
+          </w:tcPr>
+          <w:p>
+            <w:pPr>
+              <w:spacing w:after="40" w:before="0"/>
+              <w:jc w:val="left"/>
+            </w:pPr>
+            <w:r>
+              <w:rPr>
+                <w:rFonts w:ascii="Arial" w:cs="Arial" w:eastAsia="Arial" w:hAnsi="Arial"/>
+                <w:b w:val="false"/>
+                <w:bCs w:val="false"/>
+                <w:i w:val="false"/>
+                <w:iCs w:val="false"/>
+                <w:color w:val="000000"/>
+                <w:sz w:val="18"/>
+                <w:szCs w:val="18"/>
+              </w:rPr>
+              <w:t xml:space="preserve">Teacher writes the four ingredients on the board in large text and points to each: 'Wheat flour — grown on a farm in Uasin Gishu County. Cooking oil — extracted from sunflower seeds in Nakuru. Salt — mined and refined. Water — treated at a water plant.' Then says: 'In your books, write THREE ways Chemistry might already be involved before this dough was ever made. You have 3 minutes — write without stopping.' [Allow 3 minutes of silent individual writing.] After writing: 'Turn to your neighbour and share one prediction each. You have 2 minutes.' [Allow 2 minutes.] Cold-call 4 learners to share predictions aloud. For each response, teacher probes: 'What branch of Chemistry from Lesson 2 might explain that?' [Allow 10-second WAIT TIME after each probe before accepting responses.] Record 4–5 distinct predictions on the board in a 'Our Predictions' column — these will be revisited at the end of the lesson.</w:t>
+            </w:r>
+          </w:p>
+        </w:tc>
+        <w:tc>
+          <w:tcPr>
+            <w:tcW w:type="dxa" w:w="3040"/>
+            <w:shd w:fill="FFFFFF" w:color="auto" w:val="clear"/>
+            <w:tcMar>
+              <w:top w:type="dxa" w:w="60"/>
+              <w:left w:type="dxa" w:w="120"/>
+              <w:bottom w:type="dxa" w:w="60"/>
+              <w:right w:type="dxa" w:w="120"/>
+            </w:tcMar>
+            <w:vAlign w:val="top"/>
+          </w:tcPr>
+          <w:p>
+            <w:pPr>
+              <w:spacing w:after="40" w:before="0"/>
+              <w:jc w:val="left"/>
+            </w:pPr>
+            <w:r>
+              <w:rPr>
+                <w:rFonts w:ascii="Arial" w:cs="Arial" w:eastAsia="Arial" w:hAnsi="Arial"/>
+                <w:b w:val="false"/>
+                <w:bCs w:val="false"/>
+                <w:i w:val="false"/>
+                <w:iCs w:val="false"/>
+                <w:color w:val="000000"/>
+                <w:sz w:val="18"/>
+                <w:szCs w:val="18"/>
+              </w:rPr>
+              <w:t xml:space="preserve">Activating Prior Knowledge + Prediction Journaling — Learners surface what they already know about farming, food production, and Chemistry before receiving new information. Writing predictions first ensures all learners commit to an idea independently, preventing groupthink. Revisiting predictions at the end of the lesson creates cognitive accountability and models the scientific practice of evidence-based revision.</w:t>
+            </w:r>
+          </w:p>
+        </w:tc>
+        <w:tc>
+          <w:tcPr>
+            <w:tcW w:type="dxa" w:w="3040"/>
+            <w:shd w:fill="F2F2F2" w:color="auto" w:val="clear"/>
+            <w:tcMar>
+              <w:top w:type="dxa" w:w="60"/>
+              <w:left w:type="dxa" w:w="120"/>
+              <w:bottom w:type="dxa" w:w="60"/>
+              <w:right w:type="dxa" w:w="120"/>
+            </w:tcMar>
+            <w:vAlign w:val="top"/>
+          </w:tcPr>
+          <w:p>
+            <w:pPr>
+              <w:spacing w:after="40" w:before="0"/>
+              <w:jc w:val="left"/>
+            </w:pPr>
+            <w:r>
+              <w:rPr>
+                <w:rFonts w:ascii="Arial" w:cs="Arial" w:eastAsia="Arial" w:hAnsi="Arial"/>
+                <w:b w:val="false"/>
+                <w:bCs w:val="false"/>
+                <w:i w:val="false"/>
+                <w:iCs w:val="false"/>
+                <w:color w:val="000000"/>
+                <w:sz w:val="18"/>
+                <w:szCs w:val="18"/>
+              </w:rPr>
+              <w:t xml:space="preserve">Teacher circulates during individual writing and reads 3–4 books to check whether learners are connecting Chemistry (not just biology or physics) to the ingredients. Observable indicator: learner writes at least one prediction that references a chemical process (e.g., 'fertilisers add chemicals to soil', 'preservatives are chemicals that stop food going bad'). Cold-call responses reveal whether learners can name a relevant branch of Chemistry from Lesson 2.</w:t>
+            </w:r>
+          </w:p>
+        </w:tc>
+      </w:tr>
+      <w:tr>
+        <w:tc>
+          <w:tcPr>
+            <w:tcW w:type="dxa" w:w="1520"/>
+            <w:shd w:fill="D9EEF1" w:color="auto" w:val="clear"/>
+            <w:tcMar>
+              <w:top w:type="dxa" w:w="60"/>
+              <w:left w:type="dxa" w:w="120"/>
+              <w:bottom w:type="dxa" w:w="60"/>
+              <w:right w:type="dxa" w:w="120"/>
+            </w:tcMar>
+            <w:vAlign w:val="top"/>
+          </w:tcPr>
+          <w:p>
+            <w:pPr>
+              <w:spacing w:after="40" w:before="0"/>
+              <w:jc w:val="left"/>
+            </w:pPr>
+            <w:r>
+              <w:rPr>
+                <w:rFonts w:ascii="Arial" w:cs="Arial" w:eastAsia="Arial" w:hAnsi="Arial"/>
+                <w:b/>
+                <w:bCs/>
+                <w:i w:val="false"/>
+                <w:iCs w:val="false"/>
+                <w:color w:val="000000"/>
+                <w:sz w:val="18"/>
+                <w:szCs w:val="18"/>
+              </w:rPr>
+              <w:t xml:space="preserve">Observe Phase</w:t>
+            </w:r>
+          </w:p>
+          <w:p>
+            <w:pPr>
+              <w:spacing w:after="20" w:before="0"/>
+            </w:pPr>
+            <w:r>
+              <w:rPr>
+                <w:rFonts w:ascii="Arial" w:cs="Arial" w:eastAsia="Arial" w:hAnsi="Arial"/>
+                <w:b/>
+                <w:bCs/>
+                <w:color w:val="1F3864"/>
+                <w:sz w:val="16"/>
+                <w:szCs w:val="16"/>
+              </w:rPr>
+              <w:t xml:space="preserve">📹 VIDEO:</w:t>
+            </w:r>
+          </w:p>
+          <w:p>
+            <w:pPr>
+              <w:spacing w:after="20" w:before="0"/>
+            </w:pPr>
+            <w:hyperlink w:history="1" r:id="rId9wnvjh9jvblg-zts1phsx">
               <w:r>
                 <w:rPr>
                   <w:rFonts w:ascii="Arial" w:cs="Arial" w:eastAsia="Arial" w:hAnsi="Arial"/>
@@ -9125,7 +9352,7 @@
                   <w:szCs w:val="16"/>
                   <w:u w:val="single" w:color="2E75B6"/>
                 </w:rPr>
-                <w:t xml:space="preserve">Lactic Acid Fermentation - Advanced (Flexbook)</w:t>
+                <w:t xml:space="preserve">2015 AP Chemistry free response 5a: Finding order of reaction</w:t>
               </w:r>
             </w:hyperlink>
           </w:p>
@@ -9141,7 +9368,7 @@
                 <w:sz w:val="14"/>
                 <w:szCs w:val="14"/>
               </w:rPr>
-              <w:t xml:space="preserve">Source: CK-12</w:t>
+              <w:t xml:space="preserve">Source: Khan Academy (English - US curriculum)</w:t>
             </w:r>
           </w:p>
           <w:p>
@@ -9149,235 +9376,7 @@
               <w:spacing w:after="10" w:before="0"/>
               <w:ind w:left="120"/>
             </w:pPr>
-            <w:hyperlink w:history="1" r:id="rId2j93q4lj57muj7o_2gmee">
-              <w:r>
-                <w:rPr>
-                  <w:rFonts w:ascii="Arial" w:cs="Arial" w:eastAsia="Arial" w:hAnsi="Arial"/>
-                  <w:color w:val="595959"/>
-                  <w:sz w:val="14"/>
-                  <w:szCs w:val="14"/>
-                  <w:u w:val="single" w:color="595959"/>
-                </w:rPr>
-                <w:t xml:space="preserve">🔍 Search ARES for similar readings</w:t>
-              </w:r>
-            </w:hyperlink>
-          </w:p>
-        </w:tc>
-        <w:tc>
-          <w:tcPr>
-            <w:tcW w:type="dxa" w:w="3040"/>
-            <w:shd w:fill="FFFFFF" w:color="auto" w:val="clear"/>
-            <w:tcMar>
-              <w:top w:type="dxa" w:w="60"/>
-              <w:left w:type="dxa" w:w="120"/>
-              <w:bottom w:type="dxa" w:w="60"/>
-              <w:right w:type="dxa" w:w="120"/>
-            </w:tcMar>
-            <w:vAlign w:val="top"/>
-          </w:tcPr>
-          <w:p>
-            <w:pPr>
-              <w:spacing w:after="40" w:before="0"/>
-              <w:jc w:val="left"/>
-            </w:pPr>
-            <w:r>
-              <w:rPr>
-                <w:rFonts w:ascii="Arial" w:cs="Arial" w:eastAsia="Arial" w:hAnsi="Arial"/>
-                <w:b w:val="false"/>
-                <w:bCs w:val="false"/>
-                <w:i w:val="false"/>
-                <w:iCs w:val="false"/>
-                <w:color w:val="000000"/>
-                <w:sz w:val="18"/>
-                <w:szCs w:val="18"/>
-              </w:rPr>
-              <w:t xml:space="preserve">Learners are shown the list of chapati ingredients written on the board: wheat flour (from maize/wheat farms), water, cooking oil, salt. The teacher asks: 'Before any of these ingredients reached your kitchen, Chemistry was already at work. Where? How?' Learners individually write three predictions in their exercise books about how Chemistry might be involved in producing or preserving any one of these ingredients. After writing, learners share predictions with a shoulder partner for 2 minutes.</w:t>
-            </w:r>
-          </w:p>
-        </w:tc>
-        <w:tc>
-          <w:tcPr>
-            <w:tcW w:type="dxa" w:w="3040"/>
-            <w:shd w:fill="F2F2F2" w:color="auto" w:val="clear"/>
-            <w:tcMar>
-              <w:top w:type="dxa" w:w="60"/>
-              <w:left w:type="dxa" w:w="120"/>
-              <w:bottom w:type="dxa" w:w="60"/>
-              <w:right w:type="dxa" w:w="120"/>
-            </w:tcMar>
-            <w:vAlign w:val="top"/>
-          </w:tcPr>
-          <w:p>
-            <w:pPr>
-              <w:spacing w:after="40" w:before="0"/>
-              <w:jc w:val="left"/>
-            </w:pPr>
-            <w:r>
-              <w:rPr>
-                <w:rFonts w:ascii="Arial" w:cs="Arial" w:eastAsia="Arial" w:hAnsi="Arial"/>
-                <w:b w:val="false"/>
-                <w:bCs w:val="false"/>
-                <w:i w:val="false"/>
-                <w:iCs w:val="false"/>
-                <w:color w:val="000000"/>
-                <w:sz w:val="18"/>
-                <w:szCs w:val="18"/>
-              </w:rPr>
-              <w:t xml:space="preserve">Teacher writes the four ingredients on the board in large text and points to each: 'Wheat flour — grown on a farm in Uasin Gishu County. Cooking oil — extracted from sunflower seeds in Nakuru. Salt — mined and refined. Water — treated at a water plant.' Then says: 'In your books, write THREE ways Chemistry might already be involved before this dough was ever made. You have 3 minutes — write without stopping.' [Allow 3 minutes of silent individual writing.] After writing: 'Turn to your neighbour and share one prediction each. You have 2 minutes.' [Allow 2 minutes.] Cold-call 4 learners to share predictions aloud. For each response, teacher probes: 'What branch of Chemistry from Lesson 2 might explain that?' [Allow 10-second WAIT TIME after each probe before accepting responses.] Record 4–5 distinct predictions on the board in a 'Our Predictions' column — these will be revisited at the end of the lesson.</w:t>
-            </w:r>
-          </w:p>
-        </w:tc>
-        <w:tc>
-          <w:tcPr>
-            <w:tcW w:type="dxa" w:w="3040"/>
-            <w:shd w:fill="FFFFFF" w:color="auto" w:val="clear"/>
-            <w:tcMar>
-              <w:top w:type="dxa" w:w="60"/>
-              <w:left w:type="dxa" w:w="120"/>
-              <w:bottom w:type="dxa" w:w="60"/>
-              <w:right w:type="dxa" w:w="120"/>
-            </w:tcMar>
-            <w:vAlign w:val="top"/>
-          </w:tcPr>
-          <w:p>
-            <w:pPr>
-              <w:spacing w:after="40" w:before="0"/>
-              <w:jc w:val="left"/>
-            </w:pPr>
-            <w:r>
-              <w:rPr>
-                <w:rFonts w:ascii="Arial" w:cs="Arial" w:eastAsia="Arial" w:hAnsi="Arial"/>
-                <w:b w:val="false"/>
-                <w:bCs w:val="false"/>
-                <w:i w:val="false"/>
-                <w:iCs w:val="false"/>
-                <w:color w:val="000000"/>
-                <w:sz w:val="18"/>
-                <w:szCs w:val="18"/>
-              </w:rPr>
-              <w:t xml:space="preserve">Activating Prior Knowledge + Prediction Journaling — Learners surface what they already know about farming, food production, and Chemistry before receiving new information. Writing predictions first ensures all learners commit to an idea independently, preventing groupthink. Revisiting predictions at the end of the lesson creates cognitive accountability and models the scientific practice of evidence-based revision.</w:t>
-            </w:r>
-          </w:p>
-        </w:tc>
-        <w:tc>
-          <w:tcPr>
-            <w:tcW w:type="dxa" w:w="3040"/>
-            <w:shd w:fill="F2F2F2" w:color="auto" w:val="clear"/>
-            <w:tcMar>
-              <w:top w:type="dxa" w:w="60"/>
-              <w:left w:type="dxa" w:w="120"/>
-              <w:bottom w:type="dxa" w:w="60"/>
-              <w:right w:type="dxa" w:w="120"/>
-            </w:tcMar>
-            <w:vAlign w:val="top"/>
-          </w:tcPr>
-          <w:p>
-            <w:pPr>
-              <w:spacing w:after="40" w:before="0"/>
-              <w:jc w:val="left"/>
-            </w:pPr>
-            <w:r>
-              <w:rPr>
-                <w:rFonts w:ascii="Arial" w:cs="Arial" w:eastAsia="Arial" w:hAnsi="Arial"/>
-                <w:b w:val="false"/>
-                <w:bCs w:val="false"/>
-                <w:i w:val="false"/>
-                <w:iCs w:val="false"/>
-                <w:color w:val="000000"/>
-                <w:sz w:val="18"/>
-                <w:szCs w:val="18"/>
-              </w:rPr>
-              <w:t xml:space="preserve">Teacher circulates during individual writing and reads 3–4 books to check whether learners are connecting Chemistry (not just biology or physics) to the ingredients. Observable indicator: learner writes at least one prediction that references a chemical process (e.g., 'fertilisers add chemicals to soil', 'preservatives are chemicals that stop food going bad'). Cold-call responses reveal whether learners can name a relevant branch of Chemistry from Lesson 2.</w:t>
-            </w:r>
-          </w:p>
-        </w:tc>
-      </w:tr>
-      <w:tr>
-        <w:tc>
-          <w:tcPr>
-            <w:tcW w:type="dxa" w:w="1520"/>
-            <w:shd w:fill="D9EEF1" w:color="auto" w:val="clear"/>
-            <w:tcMar>
-              <w:top w:type="dxa" w:w="60"/>
-              <w:left w:type="dxa" w:w="120"/>
-              <w:bottom w:type="dxa" w:w="60"/>
-              <w:right w:type="dxa" w:w="120"/>
-            </w:tcMar>
-            <w:vAlign w:val="top"/>
-          </w:tcPr>
-          <w:p>
-            <w:pPr>
-              <w:spacing w:after="40" w:before="0"/>
-              <w:jc w:val="left"/>
-            </w:pPr>
-            <w:r>
-              <w:rPr>
-                <w:rFonts w:ascii="Arial" w:cs="Arial" w:eastAsia="Arial" w:hAnsi="Arial"/>
-                <w:b/>
-                <w:bCs/>
-                <w:i w:val="false"/>
-                <w:iCs w:val="false"/>
-                <w:color w:val="000000"/>
-                <w:sz w:val="18"/>
-                <w:szCs w:val="18"/>
-              </w:rPr>
-              <w:t xml:space="preserve">Observe Phase</w:t>
-            </w:r>
-          </w:p>
-          <w:p>
-            <w:pPr>
-              <w:spacing w:after="20" w:before="0"/>
-            </w:pPr>
-            <w:r>
-              <w:rPr>
-                <w:rFonts w:ascii="Arial" w:cs="Arial" w:eastAsia="Arial" w:hAnsi="Arial"/>
-                <w:b/>
-                <w:bCs/>
-                <w:color w:val="1F3864"/>
-                <w:sz w:val="16"/>
-                <w:szCs w:val="16"/>
-              </w:rPr>
-              <w:t xml:space="preserve">📹 VIDEO:</w:t>
-            </w:r>
-          </w:p>
-          <w:p>
-            <w:pPr>
-              <w:spacing w:after="20" w:before="0"/>
-            </w:pPr>
-            <w:hyperlink w:history="1" r:id="rId3yj2idd5zoi6rgua6osbf">
-              <w:r>
-                <w:rPr>
-                  <w:rFonts w:ascii="Arial" w:cs="Arial" w:eastAsia="Arial" w:hAnsi="Arial"/>
-                  <w:color w:val="2E75B6"/>
-                  <w:sz w:val="16"/>
-                  <w:szCs w:val="16"/>
-                  <w:u w:val="single" w:color="2E75B6"/>
-                </w:rPr>
-                <w:t xml:space="preserve">Preparation of amides using DCC</w:t>
-              </w:r>
-            </w:hyperlink>
-          </w:p>
-          <w:p>
-            <w:pPr>
-              <w:spacing w:after="10" w:before="0"/>
-              <w:ind w:left="120"/>
-            </w:pPr>
-            <w:r>
-              <w:rPr>
-                <w:rFonts w:ascii="Arial" w:cs="Arial" w:eastAsia="Arial" w:hAnsi="Arial"/>
-                <w:color w:val="595959"/>
-                <w:sz w:val="14"/>
-                <w:szCs w:val="14"/>
-              </w:rPr>
-              <w:t xml:space="preserve">Source: Khan Academy (English - US curriculum)</w:t>
-            </w:r>
-          </w:p>
-          <w:p>
-            <w:pPr>
-              <w:spacing w:after="10" w:before="0"/>
-              <w:ind w:left="120"/>
-            </w:pPr>
-            <w:hyperlink w:history="1" r:id="rIdaltjs-gmjuebf3tfo0ho5">
+            <w:hyperlink w:history="1" r:id="rIdzdkaiog8wgnnnog3iv5oq">
               <w:r>
                 <w:rPr>
                   <w:rFonts w:ascii="Arial" w:cs="Arial" w:eastAsia="Arial" w:hAnsi="Arial"/>
@@ -9415,14 +9414,241 @@
                 <w:sz w:val="16"/>
                 <w:szCs w:val="16"/>
               </w:rPr>
-              <w:t xml:space="preserve">📖 HTML:</w:t>
+              <w:t xml:space="preserve">📖 READING:</w:t>
             </w:r>
           </w:p>
           <w:p>
             <w:pPr>
               <w:spacing w:after="20" w:before="0"/>
             </w:pPr>
-            <w:hyperlink w:history="1" r:id="rIdyh9ttafcsvik_y3kygcr9">
+            <w:r>
+              <w:rPr>
+                <w:rFonts w:ascii="Arial" w:cs="Arial" w:eastAsia="Arial" w:hAnsi="Arial"/>
+                <w:i/>
+                <w:iCs/>
+                <w:color w:val="595959"/>
+                <w:sz w:val="16"/>
+                <w:szCs w:val="16"/>
+              </w:rPr>
+              <w:t xml:space="preserve">No closely matching reading in the ARES library for this activity.</w:t>
+            </w:r>
+          </w:p>
+          <w:p>
+            <w:pPr>
+              <w:spacing w:after="10" w:before="0"/>
+              <w:ind w:left="120"/>
+            </w:pPr>
+            <w:hyperlink w:history="1" r:id="rId5g8wqp1ku5opep3whmbdt">
+              <w:r>
+                <w:rPr>
+                  <w:rFonts w:ascii="Arial" w:cs="Arial" w:eastAsia="Arial" w:hAnsi="Arial"/>
+                  <w:color w:val="595959"/>
+                  <w:sz w:val="14"/>
+                  <w:szCs w:val="14"/>
+                  <w:u w:val="single" w:color="595959"/>
+                </w:rPr>
+                <w:t xml:space="preserve">🔍 Search ARES for readings</w:t>
+              </w:r>
+            </w:hyperlink>
+          </w:p>
+          <w:p>
+            <w:pPr>
+              <w:spacing w:after="10" w:before="0"/>
+              <w:ind w:left="120"/>
+            </w:pPr>
+            <w:r>
+              <w:rPr>
+                <w:rFonts w:ascii="Arial" w:cs="Arial" w:eastAsia="Arial" w:hAnsi="Arial"/>
+                <w:color w:val="595959"/>
+                <w:sz w:val="14"/>
+                <w:szCs w:val="14"/>
+              </w:rPr>
+              <w:t xml:space="preserve">Search terms: chemistry fertilisers npk urea</w:t>
+            </w:r>
+          </w:p>
+        </w:tc>
+        <w:tc>
+          <w:tcPr>
+            <w:tcW w:type="dxa" w:w="3040"/>
+            <w:shd w:fill="FFFFFF" w:color="auto" w:val="clear"/>
+            <w:tcMar>
+              <w:top w:type="dxa" w:w="60"/>
+              <w:left w:type="dxa" w:w="120"/>
+              <w:bottom w:type="dxa" w:w="60"/>
+              <w:right w:type="dxa" w:w="120"/>
+            </w:tcMar>
+            <w:vAlign w:val="top"/>
+          </w:tcPr>
+          <w:p>
+            <w:pPr>
+              <w:spacing w:after="40" w:before="0"/>
+              <w:jc w:val="left"/>
+            </w:pPr>
+            <w:r>
+              <w:rPr>
+                <w:rFonts w:ascii="Arial" w:cs="Arial" w:eastAsia="Arial" w:hAnsi="Arial"/>
+                <w:b w:val="false"/>
+                <w:bCs w:val="false"/>
+                <w:i w:val="false"/>
+                <w:iCs w:val="false"/>
+                <w:color w:val="000000"/>
+                <w:sz w:val="18"/>
+                <w:szCs w:val="18"/>
+              </w:rPr>
+              <w:t xml:space="preserve">Learners are organised into four expert groups (approximately 8–10 learners each, depending on class size). Each group is assigned one research domain and accesses the corresponding ARES platform resource pack: Group 1 — Fertilisers and Kenyan maize farming (Rift Valley/Uasin Gishu); Group 2 — Pesticides and food safety (pyrethrum in Nakuru, aflatoxin in stored maize); Group 3 — Soil pH and crop selection (tea in Kericho — acidic soils; maize in Trans Nzoia — neutral soils); Group 4 — Food preservatives and fermentation (sodium benzoate in Pembe flour products, lactic acid fermentation in uji and fermented milk/mursik). Each group reads their resource, completes a structured Evidence Capture Sheet (provided on ARES) with three columns: 'What chemical is involved?', 'What does it do to matter?', 'How does this connect to the chapati phenomenon or our daily food?' Groups also examine images of real Kenyan product labels (Pembe flour, Bidco oil, Kensalt) displayed on the ARES platform and identify: quality marks, expiry dates, preservative names, and caution messages.</w:t>
+            </w:r>
+          </w:p>
+        </w:tc>
+        <w:tc>
+          <w:tcPr>
+            <w:tcW w:type="dxa" w:w="3040"/>
+            <w:shd w:fill="F2F2F2" w:color="auto" w:val="clear"/>
+            <w:tcMar>
+              <w:top w:type="dxa" w:w="60"/>
+              <w:left w:type="dxa" w:w="120"/>
+              <w:bottom w:type="dxa" w:w="60"/>
+              <w:right w:type="dxa" w:w="120"/>
+            </w:tcMar>
+            <w:vAlign w:val="top"/>
+          </w:tcPr>
+          <w:p>
+            <w:pPr>
+              <w:spacing w:after="40" w:before="0"/>
+              <w:jc w:val="left"/>
+            </w:pPr>
+            <w:r>
+              <w:rPr>
+                <w:rFonts w:ascii="Arial" w:cs="Arial" w:eastAsia="Arial" w:hAnsi="Arial"/>
+                <w:b w:val="false"/>
+                <w:bCs w:val="false"/>
+                <w:i w:val="false"/>
+                <w:iCs w:val="false"/>
+                <w:color w:val="000000"/>
+                <w:sz w:val="18"/>
+                <w:szCs w:val="18"/>
+              </w:rPr>
+              <w:t xml:space="preserve">Teacher assigns groups and displays the four domain titles on the board. Distribute or confirm access to ARES resource packs. Say: 'You are now a Chemistry expert team. Your job is NOT just to read — your job is to find EVIDENCE that answers our driving question: How does Chemistry explain changes to matter around us every day?' [Allow 18–20 minutes for group research and Evidence Capture Sheet completion.] Teacher circulates to each group at least twice: First visit (minutes 3–6): Check that groups are reading actively, not passively. Prompt Group 1: 'What chemical reaction happens when nitrogen fertiliser meets the soil?' Prompt Group 4: 'What is the name of the acid produced during uji fermentation — and is that a chemical change?' [Allow 10-second WAIT TIME after each prompt.] Second visit (minutes 12–16): Check Evidence Capture Sheets. Prompt: 'Which column is hardest to fill in — and why?' If groups struggle with the third column (connection to chapati/phenomenon), prompt: 'When chapati dough bakes on the jiko, something irreversible happens. Is anything similar happening here with your chemical?' At the 18-minute mark, say: 'Stop research. You have 4 minutes to prepare a 90-second group summary to share in our gallery walk. Decide: who speaks, what is your strongest piece of evidence, and what question does your evidence raise?'</w:t>
+            </w:r>
+          </w:p>
+        </w:tc>
+        <w:tc>
+          <w:tcPr>
+            <w:tcW w:type="dxa" w:w="3040"/>
+            <w:shd w:fill="FFFFFF" w:color="auto" w:val="clear"/>
+            <w:tcMar>
+              <w:top w:type="dxa" w:w="60"/>
+              <w:left w:type="dxa" w:w="120"/>
+              <w:bottom w:type="dxa" w:w="60"/>
+              <w:right w:type="dxa" w:w="120"/>
+            </w:tcMar>
+            <w:vAlign w:val="top"/>
+          </w:tcPr>
+          <w:p>
+            <w:pPr>
+              <w:spacing w:after="40" w:before="0"/>
+              <w:jc w:val="left"/>
+            </w:pPr>
+            <w:r>
+              <w:rPr>
+                <w:rFonts w:ascii="Arial" w:cs="Arial" w:eastAsia="Arial" w:hAnsi="Arial"/>
+                <w:b w:val="false"/>
+                <w:bCs w:val="false"/>
+                <w:i w:val="false"/>
+                <w:iCs w:val="false"/>
+                <w:color w:val="000000"/>
+                <w:sz w:val="18"/>
+                <w:szCs w:val="18"/>
+              </w:rPr>
+              <w:t xml:space="preserve">Jigsaw Expert Groups + Evidence Capture Sheets — Each group becomes the classroom expert on one domain, ensuring breadth of coverage without cognitive overload. The Evidence Capture Sheet imposes a structured sensemaking routine: learners must name the chemical, describe what it does to matter (connecting to the unit's core idea), and explicitly link to the phenomenon. This prevents surface-level reading and forces analytical processing. The product label examination embeds the KICD PCI on consumer protection — learners practice reading real-world chemical information as informed citizens.</w:t>
+            </w:r>
+          </w:p>
+        </w:tc>
+        <w:tc>
+          <w:tcPr>
+            <w:tcW w:type="dxa" w:w="3040"/>
+            <w:shd w:fill="F2F2F2" w:color="auto" w:val="clear"/>
+            <w:tcMar>
+              <w:top w:type="dxa" w:w="60"/>
+              <w:left w:type="dxa" w:w="120"/>
+              <w:bottom w:type="dxa" w:w="60"/>
+              <w:right w:type="dxa" w:w="120"/>
+            </w:tcMar>
+            <w:vAlign w:val="top"/>
+          </w:tcPr>
+          <w:p>
+            <w:pPr>
+              <w:spacing w:after="40" w:before="0"/>
+              <w:jc w:val="left"/>
+            </w:pPr>
+            <w:r>
+              <w:rPr>
+                <w:rFonts w:ascii="Arial" w:cs="Arial" w:eastAsia="Arial" w:hAnsi="Arial"/>
+                <w:b w:val="false"/>
+                <w:bCs w:val="false"/>
+                <w:i w:val="false"/>
+                <w:iCs w:val="false"/>
+                <w:color w:val="000000"/>
+                <w:sz w:val="18"/>
+                <w:szCs w:val="18"/>
+              </w:rPr>
+              <w:t xml:space="preserve">Teacher reads Evidence Capture Sheets during circulation. Observable indicators: (1) Group correctly names at least one real chemical (e.g., urea/NPK for Group 1, pyrethrin for Group 2, pH value for Group 3, sodium benzoate or lactic acid for Group 4). (2) Group's third column contains a sentence that uses the word 'change', 'matter', or 'reaction' — linking to the unit's core concept. (3) Group can identify at least one item on a food product label (preservative name, expiry date, or quality mark).</w:t>
+            </w:r>
+          </w:p>
+        </w:tc>
+      </w:tr>
+      <w:tr>
+        <w:tc>
+          <w:tcPr>
+            <w:tcW w:type="dxa" w:w="1520"/>
+            <w:shd w:fill="E2EFDA" w:color="auto" w:val="clear"/>
+            <w:tcMar>
+              <w:top w:type="dxa" w:w="60"/>
+              <w:left w:type="dxa" w:w="120"/>
+              <w:bottom w:type="dxa" w:w="60"/>
+              <w:right w:type="dxa" w:w="120"/>
+            </w:tcMar>
+            <w:vAlign w:val="top"/>
+          </w:tcPr>
+          <w:p>
+            <w:pPr>
+              <w:spacing w:after="40" w:before="0"/>
+              <w:jc w:val="left"/>
+            </w:pPr>
+            <w:r>
+              <w:rPr>
+                <w:rFonts w:ascii="Arial" w:cs="Arial" w:eastAsia="Arial" w:hAnsi="Arial"/>
+                <w:b/>
+                <w:bCs/>
+                <w:i w:val="false"/>
+                <w:iCs w:val="false"/>
+                <w:color w:val="000000"/>
+                <w:sz w:val="18"/>
+                <w:szCs w:val="18"/>
+              </w:rPr>
+              <w:t xml:space="preserve">Explain Phase</w:t>
+            </w:r>
+          </w:p>
+          <w:p>
+            <w:pPr>
+              <w:spacing w:after="20" w:before="0"/>
+            </w:pPr>
+            <w:r>
+              <w:rPr>
+                <w:rFonts w:ascii="Arial" w:cs="Arial" w:eastAsia="Arial" w:hAnsi="Arial"/>
+                <w:b/>
+                <w:bCs/>
+                <w:color w:val="1F3864"/>
+                <w:sz w:val="16"/>
+                <w:szCs w:val="16"/>
+              </w:rPr>
+              <w:t xml:space="preserve">📹 VIDEO:</w:t>
+            </w:r>
+          </w:p>
+          <w:p>
+            <w:pPr>
+              <w:spacing w:after="20" w:before="0"/>
+            </w:pPr>
+            <w:hyperlink w:history="1" r:id="rIdohzxpvikkpgwserq2detz">
               <w:r>
                 <w:rPr>
                   <w:rFonts w:ascii="Arial" w:cs="Arial" w:eastAsia="Arial" w:hAnsi="Arial"/>
@@ -9431,7 +9657,7 @@
                   <w:szCs w:val="16"/>
                   <w:u w:val="single" w:color="2E75B6"/>
                 </w:rPr>
-                <w:t xml:space="preserve">Lactic Acid Fermentation - Advanced (Flexbook)</w:t>
+                <w:t xml:space="preserve">2015 AP Chemistry free response 5</w:t>
               </w:r>
             </w:hyperlink>
           </w:p>
@@ -9447,7 +9673,7 @@
                 <w:sz w:val="14"/>
                 <w:szCs w:val="14"/>
               </w:rPr>
-              <w:t xml:space="preserve">Source: CK-12</w:t>
+              <w:t xml:space="preserve">Source: Khan Academy (English - US curriculum)</w:t>
             </w:r>
           </w:p>
           <w:p>
@@ -9455,235 +9681,7 @@
               <w:spacing w:after="10" w:before="0"/>
               <w:ind w:left="120"/>
             </w:pPr>
-            <w:hyperlink w:history="1" r:id="rId-lmff7mwapp7ddqoy_1ns">
-              <w:r>
-                <w:rPr>
-                  <w:rFonts w:ascii="Arial" w:cs="Arial" w:eastAsia="Arial" w:hAnsi="Arial"/>
-                  <w:color w:val="595959"/>
-                  <w:sz w:val="14"/>
-                  <w:szCs w:val="14"/>
-                  <w:u w:val="single" w:color="595959"/>
-                </w:rPr>
-                <w:t xml:space="preserve">🔍 Search ARES for similar readings</w:t>
-              </w:r>
-            </w:hyperlink>
-          </w:p>
-        </w:tc>
-        <w:tc>
-          <w:tcPr>
-            <w:tcW w:type="dxa" w:w="3040"/>
-            <w:shd w:fill="FFFFFF" w:color="auto" w:val="clear"/>
-            <w:tcMar>
-              <w:top w:type="dxa" w:w="60"/>
-              <w:left w:type="dxa" w:w="120"/>
-              <w:bottom w:type="dxa" w:w="60"/>
-              <w:right w:type="dxa" w:w="120"/>
-            </w:tcMar>
-            <w:vAlign w:val="top"/>
-          </w:tcPr>
-          <w:p>
-            <w:pPr>
-              <w:spacing w:after="40" w:before="0"/>
-              <w:jc w:val="left"/>
-            </w:pPr>
-            <w:r>
-              <w:rPr>
-                <w:rFonts w:ascii="Arial" w:cs="Arial" w:eastAsia="Arial" w:hAnsi="Arial"/>
-                <w:b w:val="false"/>
-                <w:bCs w:val="false"/>
-                <w:i w:val="false"/>
-                <w:iCs w:val="false"/>
-                <w:color w:val="000000"/>
-                <w:sz w:val="18"/>
-                <w:szCs w:val="18"/>
-              </w:rPr>
-              <w:t xml:space="preserve">Learners are organised into four expert groups (approximately 8–10 learners each, depending on class size). Each group is assigned one research domain and accesses the corresponding ARES platform resource pack: Group 1 — Fertilisers and Kenyan maize farming (Rift Valley/Uasin Gishu); Group 2 — Pesticides and food safety (pyrethrum in Nakuru, aflatoxin in stored maize); Group 3 — Soil pH and crop selection (tea in Kericho — acidic soils; maize in Trans Nzoia — neutral soils); Group 4 — Food preservatives and fermentation (sodium benzoate in Pembe flour products, lactic acid fermentation in uji and fermented milk/mursik). Each group reads their resource, completes a structured Evidence Capture Sheet (provided on ARES) with three columns: 'What chemical is involved?', 'What does it do to matter?', 'How does this connect to the chapati phenomenon or our daily food?' Groups also examine images of real Kenyan product labels (Pembe flour, Bidco oil, Kensalt) displayed on the ARES platform and identify: quality marks, expiry dates, preservative names, and caution messages.</w:t>
-            </w:r>
-          </w:p>
-        </w:tc>
-        <w:tc>
-          <w:tcPr>
-            <w:tcW w:type="dxa" w:w="3040"/>
-            <w:shd w:fill="F2F2F2" w:color="auto" w:val="clear"/>
-            <w:tcMar>
-              <w:top w:type="dxa" w:w="60"/>
-              <w:left w:type="dxa" w:w="120"/>
-              <w:bottom w:type="dxa" w:w="60"/>
-              <w:right w:type="dxa" w:w="120"/>
-            </w:tcMar>
-            <w:vAlign w:val="top"/>
-          </w:tcPr>
-          <w:p>
-            <w:pPr>
-              <w:spacing w:after="40" w:before="0"/>
-              <w:jc w:val="left"/>
-            </w:pPr>
-            <w:r>
-              <w:rPr>
-                <w:rFonts w:ascii="Arial" w:cs="Arial" w:eastAsia="Arial" w:hAnsi="Arial"/>
-                <w:b w:val="false"/>
-                <w:bCs w:val="false"/>
-                <w:i w:val="false"/>
-                <w:iCs w:val="false"/>
-                <w:color w:val="000000"/>
-                <w:sz w:val="18"/>
-                <w:szCs w:val="18"/>
-              </w:rPr>
-              <w:t xml:space="preserve">Teacher assigns groups and displays the four domain titles on the board. Distribute or confirm access to ARES resource packs. Say: 'You are now a Chemistry expert team. Your job is NOT just to read — your job is to find EVIDENCE that answers our driving question: How does Chemistry explain changes to matter around us every day?' [Allow 18–20 minutes for group research and Evidence Capture Sheet completion.] Teacher circulates to each group at least twice: First visit (minutes 3–6): Check that groups are reading actively, not passively. Prompt Group 1: 'What chemical reaction happens when nitrogen fertiliser meets the soil?' Prompt Group 4: 'What is the name of the acid produced during uji fermentation — and is that a chemical change?' [Allow 10-second WAIT TIME after each prompt.] Second visit (minutes 12–16): Check Evidence Capture Sheets. Prompt: 'Which column is hardest to fill in — and why?' If groups struggle with the third column (connection to chapati/phenomenon), prompt: 'When chapati dough bakes on the jiko, something irreversible happens. Is anything similar happening here with your chemical?' At the 18-minute mark, say: 'Stop research. You have 4 minutes to prepare a 90-second group summary to share in our gallery walk. Decide: who speaks, what is your strongest piece of evidence, and what question does your evidence raise?'</w:t>
-            </w:r>
-          </w:p>
-        </w:tc>
-        <w:tc>
-          <w:tcPr>
-            <w:tcW w:type="dxa" w:w="3040"/>
-            <w:shd w:fill="FFFFFF" w:color="auto" w:val="clear"/>
-            <w:tcMar>
-              <w:top w:type="dxa" w:w="60"/>
-              <w:left w:type="dxa" w:w="120"/>
-              <w:bottom w:type="dxa" w:w="60"/>
-              <w:right w:type="dxa" w:w="120"/>
-            </w:tcMar>
-            <w:vAlign w:val="top"/>
-          </w:tcPr>
-          <w:p>
-            <w:pPr>
-              <w:spacing w:after="40" w:before="0"/>
-              <w:jc w:val="left"/>
-            </w:pPr>
-            <w:r>
-              <w:rPr>
-                <w:rFonts w:ascii="Arial" w:cs="Arial" w:eastAsia="Arial" w:hAnsi="Arial"/>
-                <w:b w:val="false"/>
-                <w:bCs w:val="false"/>
-                <w:i w:val="false"/>
-                <w:iCs w:val="false"/>
-                <w:color w:val="000000"/>
-                <w:sz w:val="18"/>
-                <w:szCs w:val="18"/>
-              </w:rPr>
-              <w:t xml:space="preserve">Jigsaw Expert Groups + Evidence Capture Sheets — Each group becomes the classroom expert on one domain, ensuring breadth of coverage without cognitive overload. The Evidence Capture Sheet imposes a structured sensemaking routine: learners must name the chemical, describe what it does to matter (connecting to the unit's core idea), and explicitly link to the phenomenon. This prevents surface-level reading and forces analytical processing. The product label examination embeds the KICD PCI on consumer protection — learners practice reading real-world chemical information as informed citizens.</w:t>
-            </w:r>
-          </w:p>
-        </w:tc>
-        <w:tc>
-          <w:tcPr>
-            <w:tcW w:type="dxa" w:w="3040"/>
-            <w:shd w:fill="F2F2F2" w:color="auto" w:val="clear"/>
-            <w:tcMar>
-              <w:top w:type="dxa" w:w="60"/>
-              <w:left w:type="dxa" w:w="120"/>
-              <w:bottom w:type="dxa" w:w="60"/>
-              <w:right w:type="dxa" w:w="120"/>
-            </w:tcMar>
-            <w:vAlign w:val="top"/>
-          </w:tcPr>
-          <w:p>
-            <w:pPr>
-              <w:spacing w:after="40" w:before="0"/>
-              <w:jc w:val="left"/>
-            </w:pPr>
-            <w:r>
-              <w:rPr>
-                <w:rFonts w:ascii="Arial" w:cs="Arial" w:eastAsia="Arial" w:hAnsi="Arial"/>
-                <w:b w:val="false"/>
-                <w:bCs w:val="false"/>
-                <w:i w:val="false"/>
-                <w:iCs w:val="false"/>
-                <w:color w:val="000000"/>
-                <w:sz w:val="18"/>
-                <w:szCs w:val="18"/>
-              </w:rPr>
-              <w:t xml:space="preserve">Teacher reads Evidence Capture Sheets during circulation. Observable indicators: (1) Group correctly names at least one real chemical (e.g., urea/NPK for Group 1, pyrethrin for Group 2, pH value for Group 3, sodium benzoate or lactic acid for Group 4). (2) Group's third column contains a sentence that uses the word 'change', 'matter', or 'reaction' — linking to the unit's core concept. (3) Group can identify at least one item on a food product label (preservative name, expiry date, or quality mark).</w:t>
-            </w:r>
-          </w:p>
-        </w:tc>
-      </w:tr>
-      <w:tr>
-        <w:tc>
-          <w:tcPr>
-            <w:tcW w:type="dxa" w:w="1520"/>
-            <w:shd w:fill="E2EFDA" w:color="auto" w:val="clear"/>
-            <w:tcMar>
-              <w:top w:type="dxa" w:w="60"/>
-              <w:left w:type="dxa" w:w="120"/>
-              <w:bottom w:type="dxa" w:w="60"/>
-              <w:right w:type="dxa" w:w="120"/>
-            </w:tcMar>
-            <w:vAlign w:val="top"/>
-          </w:tcPr>
-          <w:p>
-            <w:pPr>
-              <w:spacing w:after="40" w:before="0"/>
-              <w:jc w:val="left"/>
-            </w:pPr>
-            <w:r>
-              <w:rPr>
-                <w:rFonts w:ascii="Arial" w:cs="Arial" w:eastAsia="Arial" w:hAnsi="Arial"/>
-                <w:b/>
-                <w:bCs/>
-                <w:i w:val="false"/>
-                <w:iCs w:val="false"/>
-                <w:color w:val="000000"/>
-                <w:sz w:val="18"/>
-                <w:szCs w:val="18"/>
-              </w:rPr>
-              <w:t xml:space="preserve">Explain Phase</w:t>
-            </w:r>
-          </w:p>
-          <w:p>
-            <w:pPr>
-              <w:spacing w:after="20" w:before="0"/>
-            </w:pPr>
-            <w:r>
-              <w:rPr>
-                <w:rFonts w:ascii="Arial" w:cs="Arial" w:eastAsia="Arial" w:hAnsi="Arial"/>
-                <w:b/>
-                <w:bCs/>
-                <w:color w:val="1F3864"/>
-                <w:sz w:val="16"/>
-                <w:szCs w:val="16"/>
-              </w:rPr>
-              <w:t xml:space="preserve">📹 VIDEO:</w:t>
-            </w:r>
-          </w:p>
-          <w:p>
-            <w:pPr>
-              <w:spacing w:after="20" w:before="0"/>
-            </w:pPr>
-            <w:hyperlink w:history="1" r:id="rIdrtxlee3ezdvffd7x5vu6y">
-              <w:r>
-                <w:rPr>
-                  <w:rFonts w:ascii="Arial" w:cs="Arial" w:eastAsia="Arial" w:hAnsi="Arial"/>
-                  <w:color w:val="2E75B6"/>
-                  <w:sz w:val="16"/>
-                  <w:szCs w:val="16"/>
-                  <w:u w:val="single" w:color="2E75B6"/>
-                </w:rPr>
-                <w:t xml:space="preserve">Preparation of amides using DCC</w:t>
-              </w:r>
-            </w:hyperlink>
-          </w:p>
-          <w:p>
-            <w:pPr>
-              <w:spacing w:after="10" w:before="0"/>
-              <w:ind w:left="120"/>
-            </w:pPr>
-            <w:r>
-              <w:rPr>
-                <w:rFonts w:ascii="Arial" w:cs="Arial" w:eastAsia="Arial" w:hAnsi="Arial"/>
-                <w:color w:val="595959"/>
-                <w:sz w:val="14"/>
-                <w:szCs w:val="14"/>
-              </w:rPr>
-              <w:t xml:space="preserve">Source: Khan Academy (English - US curriculum)</w:t>
-            </w:r>
-          </w:p>
-          <w:p>
-            <w:pPr>
-              <w:spacing w:after="10" w:before="0"/>
-              <w:ind w:left="120"/>
-            </w:pPr>
-            <w:hyperlink w:history="1" r:id="rIdfmha_cg3lnv0kx6ay2-fg">
+            <w:hyperlink w:history="1" r:id="rIddv35uhoyzmdhyrtpypult">
               <w:r>
                 <w:rPr>
                   <w:rFonts w:ascii="Arial" w:cs="Arial" w:eastAsia="Arial" w:hAnsi="Arial"/>
@@ -9721,14 +9719,241 @@
                 <w:sz w:val="16"/>
                 <w:szCs w:val="16"/>
               </w:rPr>
-              <w:t xml:space="preserve">📖 HTML:</w:t>
+              <w:t xml:space="preserve">📖 READING:</w:t>
             </w:r>
           </w:p>
           <w:p>
             <w:pPr>
               <w:spacing w:after="20" w:before="0"/>
             </w:pPr>
-            <w:hyperlink w:history="1" r:id="rIdi_7g3bvn6ivycywiftym9">
+            <w:r>
+              <w:rPr>
+                <w:rFonts w:ascii="Arial" w:cs="Arial" w:eastAsia="Arial" w:hAnsi="Arial"/>
+                <w:i/>
+                <w:iCs/>
+                <w:color w:val="595959"/>
+                <w:sz w:val="16"/>
+                <w:szCs w:val="16"/>
+              </w:rPr>
+              <w:t xml:space="preserve">No closely matching reading in the ARES library for this activity.</w:t>
+            </w:r>
+          </w:p>
+          <w:p>
+            <w:pPr>
+              <w:spacing w:after="10" w:before="0"/>
+              <w:ind w:left="120"/>
+            </w:pPr>
+            <w:hyperlink w:history="1" r:id="rIdqtjvwcztkumefpvlfe2d5">
+              <w:r>
+                <w:rPr>
+                  <w:rFonts w:ascii="Arial" w:cs="Arial" w:eastAsia="Arial" w:hAnsi="Arial"/>
+                  <w:color w:val="595959"/>
+                  <w:sz w:val="14"/>
+                  <w:szCs w:val="14"/>
+                  <w:u w:val="single" w:color="595959"/>
+                </w:rPr>
+                <w:t xml:space="preserve">🔍 Search ARES for readings</w:t>
+              </w:r>
+            </w:hyperlink>
+          </w:p>
+          <w:p>
+            <w:pPr>
+              <w:spacing w:after="10" w:before="0"/>
+              <w:ind w:left="120"/>
+            </w:pPr>
+            <w:r>
+              <w:rPr>
+                <w:rFonts w:ascii="Arial" w:cs="Arial" w:eastAsia="Arial" w:hAnsi="Arial"/>
+                <w:color w:val="595959"/>
+                <w:sz w:val="14"/>
+                <w:szCs w:val="14"/>
+              </w:rPr>
+              <w:t xml:space="preserve">Search terms: chemistry fertilisers npk urea</w:t>
+            </w:r>
+          </w:p>
+        </w:tc>
+        <w:tc>
+          <w:tcPr>
+            <w:tcW w:type="dxa" w:w="3040"/>
+            <w:shd w:fill="FFFFFF" w:color="auto" w:val="clear"/>
+            <w:tcMar>
+              <w:top w:type="dxa" w:w="60"/>
+              <w:left w:type="dxa" w:w="120"/>
+              <w:bottom w:type="dxa" w:w="60"/>
+              <w:right w:type="dxa" w:w="120"/>
+            </w:tcMar>
+            <w:vAlign w:val="top"/>
+          </w:tcPr>
+          <w:p>
+            <w:pPr>
+              <w:spacing w:after="40" w:before="0"/>
+              <w:jc w:val="left"/>
+            </w:pPr>
+            <w:r>
+              <w:rPr>
+                <w:rFonts w:ascii="Arial" w:cs="Arial" w:eastAsia="Arial" w:hAnsi="Arial"/>
+                <w:b w:val="false"/>
+                <w:bCs w:val="false"/>
+                <w:i w:val="false"/>
+                <w:iCs w:val="false"/>
+                <w:color w:val="000000"/>
+                <w:sz w:val="18"/>
+                <w:szCs w:val="18"/>
+              </w:rPr>
+              <w:t xml:space="preserve">Groups conduct a Gallery Walk. Each group has 2 minutes to present their 90-second summary to the class while the teacher displays their Evidence Capture Sheet on the ARES classroom screen. After all four presentations, the teacher leads a whole-class Claim–Evidence–Reasoning (CER) discussion: 'What is our class claim about the importance of Chemistry in agriculture and food? What evidence from our four groups supports it? What reasoning connects the evidence to the claim?' Learners then individually write one CER statement in their books connecting their group's finding back to the chapati phenomenon.</w:t>
+            </w:r>
+          </w:p>
+        </w:tc>
+        <w:tc>
+          <w:tcPr>
+            <w:tcW w:type="dxa" w:w="3040"/>
+            <w:shd w:fill="F2F2F2" w:color="auto" w:val="clear"/>
+            <w:tcMar>
+              <w:top w:type="dxa" w:w="60"/>
+              <w:left w:type="dxa" w:w="120"/>
+              <w:bottom w:type="dxa" w:w="60"/>
+              <w:right w:type="dxa" w:w="120"/>
+            </w:tcMar>
+            <w:vAlign w:val="top"/>
+          </w:tcPr>
+          <w:p>
+            <w:pPr>
+              <w:spacing w:after="40" w:before="0"/>
+              <w:jc w:val="left"/>
+            </w:pPr>
+            <w:r>
+              <w:rPr>
+                <w:rFonts w:ascii="Arial" w:cs="Arial" w:eastAsia="Arial" w:hAnsi="Arial"/>
+                <w:b w:val="false"/>
+                <w:bCs w:val="false"/>
+                <w:i w:val="false"/>
+                <w:iCs w:val="false"/>
+                <w:color w:val="000000"/>
+                <w:sz w:val="18"/>
+                <w:szCs w:val="18"/>
+              </w:rPr>
+              <w:t xml:space="preserve">During Gallery Walk presentations: Stand to the side and allow each group's speaker to address the class. After each presentation, cold-call ONE learner from a different group: 'In one sentence, what was the most surprising chemical fact from that group?' [Allow 10-second WAIT TIME.] After all four presentations, draw a large CER frame on the board with three columns: CLAIM / EVIDENCE / REASONING. Ask the class: 'Based on all four groups — complete this sentence: Chemistry is important in agriculture and food because...' [Allow 15-second WAIT TIME for silent thinking before taking responses.] Cold-call 3 learners and build the class CER statement together on the board. Then say: 'Now, in your books, write YOUR OWN CER statement — but your reasoning must include a connection to our chapati phenomenon. How is what your expert group found similar to or different from what happens when dough becomes chapati on the jiko?' [Allow 5 minutes for individual writing.] Cold-call 2 learners to read their CER reasoning aloud. Acknowledge strong reasoning with: 'Notice how [learner's name] connected fermentation to the irreversible change in chapati — that is exactly the kind of thinking Chemistry requires.'</w:t>
+            </w:r>
+          </w:p>
+        </w:tc>
+        <w:tc>
+          <w:tcPr>
+            <w:tcW w:type="dxa" w:w="3040"/>
+            <w:shd w:fill="FFFFFF" w:color="auto" w:val="clear"/>
+            <w:tcMar>
+              <w:top w:type="dxa" w:w="60"/>
+              <w:left w:type="dxa" w:w="120"/>
+              <w:bottom w:type="dxa" w:w="60"/>
+              <w:right w:type="dxa" w:w="120"/>
+            </w:tcMar>
+            <w:vAlign w:val="top"/>
+          </w:tcPr>
+          <w:p>
+            <w:pPr>
+              <w:spacing w:after="40" w:before="0"/>
+              <w:jc w:val="left"/>
+            </w:pPr>
+            <w:r>
+              <w:rPr>
+                <w:rFonts w:ascii="Arial" w:cs="Arial" w:eastAsia="Arial" w:hAnsi="Arial"/>
+                <w:b w:val="false"/>
+                <w:bCs w:val="false"/>
+                <w:i w:val="false"/>
+                <w:iCs w:val="false"/>
+                <w:color w:val="000000"/>
+                <w:sz w:val="18"/>
+                <w:szCs w:val="18"/>
+              </w:rPr>
+              <w:t xml:space="preserve">Claim–Evidence–Reasoning (CER) Framework — CER is a disciplinary literacy strategy rooted in NGSS Science and Engineering Practice 6 (Constructing Explanations). By requiring learners to distinguish between a claim (what they assert), evidence (what the data shows), and reasoning (why the evidence supports the claim), the strategy builds scientific argumentation skills. Connecting the reasoning explicitly to the chapati phenomenon ensures that new knowledge about agriculture and food is not isolated but woven into the unit's conceptual thread.</w:t>
+            </w:r>
+          </w:p>
+        </w:tc>
+        <w:tc>
+          <w:tcPr>
+            <w:tcW w:type="dxa" w:w="3040"/>
+            <w:shd w:fill="F2F2F2" w:color="auto" w:val="clear"/>
+            <w:tcMar>
+              <w:top w:type="dxa" w:w="60"/>
+              <w:left w:type="dxa" w:w="120"/>
+              <w:bottom w:type="dxa" w:w="60"/>
+              <w:right w:type="dxa" w:w="120"/>
+            </w:tcMar>
+            <w:vAlign w:val="top"/>
+          </w:tcPr>
+          <w:p>
+            <w:pPr>
+              <w:spacing w:after="40" w:before="0"/>
+              <w:jc w:val="left"/>
+            </w:pPr>
+            <w:r>
+              <w:rPr>
+                <w:rFonts w:ascii="Arial" w:cs="Arial" w:eastAsia="Arial" w:hAnsi="Arial"/>
+                <w:b w:val="false"/>
+                <w:bCs w:val="false"/>
+                <w:i w:val="false"/>
+                <w:iCs w:val="false"/>
+                <w:color w:val="000000"/>
+                <w:sz w:val="18"/>
+                <w:szCs w:val="18"/>
+              </w:rPr>
+              <w:t xml:space="preserve">Teacher reads individual CER statements during writing. Observable indicators: (1) Claim is a complete, assertive statement about Chemistry's importance (not a question or a vague phrase). (2) Evidence names a specific chemical or process from their group's research. (3) Reasoning contains the word 'change', 'matter', 'irreversible', or 'chemical reaction', AND references the chapati phenomenon or the jiko. Any learner whose reasoning does not connect to the phenomenon is given the prompt: 'How is this similar to what happens to the dough on the jiko?'</w:t>
+            </w:r>
+          </w:p>
+        </w:tc>
+      </w:tr>
+      <w:tr>
+        <w:tc>
+          <w:tcPr>
+            <w:tcW w:type="dxa" w:w="1520"/>
+            <w:shd w:fill="FCE4D6" w:color="auto" w:val="clear"/>
+            <w:tcMar>
+              <w:top w:type="dxa" w:w="60"/>
+              <w:left w:type="dxa" w:w="120"/>
+              <w:bottom w:type="dxa" w:w="60"/>
+              <w:right w:type="dxa" w:w="120"/>
+            </w:tcMar>
+            <w:vAlign w:val="top"/>
+          </w:tcPr>
+          <w:p>
+            <w:pPr>
+              <w:spacing w:after="40" w:before="0"/>
+              <w:jc w:val="left"/>
+            </w:pPr>
+            <w:r>
+              <w:rPr>
+                <w:rFonts w:ascii="Arial" w:cs="Arial" w:eastAsia="Arial" w:hAnsi="Arial"/>
+                <w:b/>
+                <w:bCs/>
+                <w:i w:val="false"/>
+                <w:iCs w:val="false"/>
+                <w:color w:val="000000"/>
+                <w:sz w:val="18"/>
+                <w:szCs w:val="18"/>
+              </w:rPr>
+              <w:t xml:space="preserve">Driving Question Board (DQB) Creation</w:t>
+            </w:r>
+          </w:p>
+          <w:p>
+            <w:pPr>
+              <w:spacing w:after="20" w:before="0"/>
+            </w:pPr>
+            <w:r>
+              <w:rPr>
+                <w:rFonts w:ascii="Arial" w:cs="Arial" w:eastAsia="Arial" w:hAnsi="Arial"/>
+                <w:b/>
+                <w:bCs/>
+                <w:color w:val="1F3864"/>
+                <w:sz w:val="16"/>
+                <w:szCs w:val="16"/>
+              </w:rPr>
+              <w:t xml:space="preserve">📹 VIDEO:</w:t>
+            </w:r>
+          </w:p>
+          <w:p>
+            <w:pPr>
+              <w:spacing w:after="20" w:before="0"/>
+            </w:pPr>
+            <w:hyperlink w:history="1" r:id="rIdlnzsysuw0pgagtpklgvs_">
               <w:r>
                 <w:rPr>
                   <w:rFonts w:ascii="Arial" w:cs="Arial" w:eastAsia="Arial" w:hAnsi="Arial"/>
@@ -9737,7 +9962,7 @@
                   <w:szCs w:val="16"/>
                   <w:u w:val="single" w:color="2E75B6"/>
                 </w:rPr>
-                <w:t xml:space="preserve">Lactic Acid Fermentation - Advanced (Flexbook)</w:t>
+                <w:t xml:space="preserve">2015 AP Chemistry free response 5</w:t>
               </w:r>
             </w:hyperlink>
           </w:p>
@@ -9753,7 +9978,7 @@
                 <w:sz w:val="14"/>
                 <w:szCs w:val="14"/>
               </w:rPr>
-              <w:t xml:space="preserve">Source: CK-12</w:t>
+              <w:t xml:space="preserve">Source: Khan Academy (English - US curriculum)</w:t>
             </w:r>
           </w:p>
           <w:p>
@@ -9761,235 +9986,7 @@
               <w:spacing w:after="10" w:before="0"/>
               <w:ind w:left="120"/>
             </w:pPr>
-            <w:hyperlink w:history="1" r:id="rIduchmmaf9uu9a6bwq-m422">
-              <w:r>
-                <w:rPr>
-                  <w:rFonts w:ascii="Arial" w:cs="Arial" w:eastAsia="Arial" w:hAnsi="Arial"/>
-                  <w:color w:val="595959"/>
-                  <w:sz w:val="14"/>
-                  <w:szCs w:val="14"/>
-                  <w:u w:val="single" w:color="595959"/>
-                </w:rPr>
-                <w:t xml:space="preserve">🔍 Search ARES for similar readings</w:t>
-              </w:r>
-            </w:hyperlink>
-          </w:p>
-        </w:tc>
-        <w:tc>
-          <w:tcPr>
-            <w:tcW w:type="dxa" w:w="3040"/>
-            <w:shd w:fill="FFFFFF" w:color="auto" w:val="clear"/>
-            <w:tcMar>
-              <w:top w:type="dxa" w:w="60"/>
-              <w:left w:type="dxa" w:w="120"/>
-              <w:bottom w:type="dxa" w:w="60"/>
-              <w:right w:type="dxa" w:w="120"/>
-            </w:tcMar>
-            <w:vAlign w:val="top"/>
-          </w:tcPr>
-          <w:p>
-            <w:pPr>
-              <w:spacing w:after="40" w:before="0"/>
-              <w:jc w:val="left"/>
-            </w:pPr>
-            <w:r>
-              <w:rPr>
-                <w:rFonts w:ascii="Arial" w:cs="Arial" w:eastAsia="Arial" w:hAnsi="Arial"/>
-                <w:b w:val="false"/>
-                <w:bCs w:val="false"/>
-                <w:i w:val="false"/>
-                <w:iCs w:val="false"/>
-                <w:color w:val="000000"/>
-                <w:sz w:val="18"/>
-                <w:szCs w:val="18"/>
-              </w:rPr>
-              <w:t xml:space="preserve">Groups conduct a Gallery Walk. Each group has 2 minutes to present their 90-second summary to the class while the teacher displays their Evidence Capture Sheet on the ARES classroom screen. After all four presentations, the teacher leads a whole-class Claim–Evidence–Reasoning (CER) discussion: 'What is our class claim about the importance of Chemistry in agriculture and food? What evidence from our four groups supports it? What reasoning connects the evidence to the claim?' Learners then individually write one CER statement in their books connecting their group's finding back to the chapati phenomenon.</w:t>
-            </w:r>
-          </w:p>
-        </w:tc>
-        <w:tc>
-          <w:tcPr>
-            <w:tcW w:type="dxa" w:w="3040"/>
-            <w:shd w:fill="F2F2F2" w:color="auto" w:val="clear"/>
-            <w:tcMar>
-              <w:top w:type="dxa" w:w="60"/>
-              <w:left w:type="dxa" w:w="120"/>
-              <w:bottom w:type="dxa" w:w="60"/>
-              <w:right w:type="dxa" w:w="120"/>
-            </w:tcMar>
-            <w:vAlign w:val="top"/>
-          </w:tcPr>
-          <w:p>
-            <w:pPr>
-              <w:spacing w:after="40" w:before="0"/>
-              <w:jc w:val="left"/>
-            </w:pPr>
-            <w:r>
-              <w:rPr>
-                <w:rFonts w:ascii="Arial" w:cs="Arial" w:eastAsia="Arial" w:hAnsi="Arial"/>
-                <w:b w:val="false"/>
-                <w:bCs w:val="false"/>
-                <w:i w:val="false"/>
-                <w:iCs w:val="false"/>
-                <w:color w:val="000000"/>
-                <w:sz w:val="18"/>
-                <w:szCs w:val="18"/>
-              </w:rPr>
-              <w:t xml:space="preserve">During Gallery Walk presentations: Stand to the side and allow each group's speaker to address the class. After each presentation, cold-call ONE learner from a different group: 'In one sentence, what was the most surprising chemical fact from that group?' [Allow 10-second WAIT TIME.] After all four presentations, draw a large CER frame on the board with three columns: CLAIM / EVIDENCE / REASONING. Ask the class: 'Based on all four groups — complete this sentence: Chemistry is important in agriculture and food because...' [Allow 15-second WAIT TIME for silent thinking before taking responses.] Cold-call 3 learners and build the class CER statement together on the board. Then say: 'Now, in your books, write YOUR OWN CER statement — but your reasoning must include a connection to our chapati phenomenon. How is what your expert group found similar to or different from what happens when dough becomes chapati on the jiko?' [Allow 5 minutes for individual writing.] Cold-call 2 learners to read their CER reasoning aloud. Acknowledge strong reasoning with: 'Notice how [learner's name] connected fermentation to the irreversible change in chapati — that is exactly the kind of thinking Chemistry requires.'</w:t>
-            </w:r>
-          </w:p>
-        </w:tc>
-        <w:tc>
-          <w:tcPr>
-            <w:tcW w:type="dxa" w:w="3040"/>
-            <w:shd w:fill="FFFFFF" w:color="auto" w:val="clear"/>
-            <w:tcMar>
-              <w:top w:type="dxa" w:w="60"/>
-              <w:left w:type="dxa" w:w="120"/>
-              <w:bottom w:type="dxa" w:w="60"/>
-              <w:right w:type="dxa" w:w="120"/>
-            </w:tcMar>
-            <w:vAlign w:val="top"/>
-          </w:tcPr>
-          <w:p>
-            <w:pPr>
-              <w:spacing w:after="40" w:before="0"/>
-              <w:jc w:val="left"/>
-            </w:pPr>
-            <w:r>
-              <w:rPr>
-                <w:rFonts w:ascii="Arial" w:cs="Arial" w:eastAsia="Arial" w:hAnsi="Arial"/>
-                <w:b w:val="false"/>
-                <w:bCs w:val="false"/>
-                <w:i w:val="false"/>
-                <w:iCs w:val="false"/>
-                <w:color w:val="000000"/>
-                <w:sz w:val="18"/>
-                <w:szCs w:val="18"/>
-              </w:rPr>
-              <w:t xml:space="preserve">Claim–Evidence–Reasoning (CER) Framework — CER is a disciplinary literacy strategy rooted in NGSS Science and Engineering Practice 6 (Constructing Explanations). By requiring learners to distinguish between a claim (what they assert), evidence (what the data shows), and reasoning (why the evidence supports the claim), the strategy builds scientific argumentation skills. Connecting the reasoning explicitly to the chapati phenomenon ensures that new knowledge about agriculture and food is not isolated but woven into the unit's conceptual thread.</w:t>
-            </w:r>
-          </w:p>
-        </w:tc>
-        <w:tc>
-          <w:tcPr>
-            <w:tcW w:type="dxa" w:w="3040"/>
-            <w:shd w:fill="F2F2F2" w:color="auto" w:val="clear"/>
-            <w:tcMar>
-              <w:top w:type="dxa" w:w="60"/>
-              <w:left w:type="dxa" w:w="120"/>
-              <w:bottom w:type="dxa" w:w="60"/>
-              <w:right w:type="dxa" w:w="120"/>
-            </w:tcMar>
-            <w:vAlign w:val="top"/>
-          </w:tcPr>
-          <w:p>
-            <w:pPr>
-              <w:spacing w:after="40" w:before="0"/>
-              <w:jc w:val="left"/>
-            </w:pPr>
-            <w:r>
-              <w:rPr>
-                <w:rFonts w:ascii="Arial" w:cs="Arial" w:eastAsia="Arial" w:hAnsi="Arial"/>
-                <w:b w:val="false"/>
-                <w:bCs w:val="false"/>
-                <w:i w:val="false"/>
-                <w:iCs w:val="false"/>
-                <w:color w:val="000000"/>
-                <w:sz w:val="18"/>
-                <w:szCs w:val="18"/>
-              </w:rPr>
-              <w:t xml:space="preserve">Teacher reads individual CER statements during writing. Observable indicators: (1) Claim is a complete, assertive statement about Chemistry's importance (not a question or a vague phrase). (2) Evidence names a specific chemical or process from their group's research. (3) Reasoning contains the word 'change', 'matter', 'irreversible', or 'chemical reaction', AND references the chapati phenomenon or the jiko. Any learner whose reasoning does not connect to the phenomenon is given the prompt: 'How is this similar to what happens to the dough on the jiko?'</w:t>
-            </w:r>
-          </w:p>
-        </w:tc>
-      </w:tr>
-      <w:tr>
-        <w:tc>
-          <w:tcPr>
-            <w:tcW w:type="dxa" w:w="1520"/>
-            <w:shd w:fill="FCE4D6" w:color="auto" w:val="clear"/>
-            <w:tcMar>
-              <w:top w:type="dxa" w:w="60"/>
-              <w:left w:type="dxa" w:w="120"/>
-              <w:bottom w:type="dxa" w:w="60"/>
-              <w:right w:type="dxa" w:w="120"/>
-            </w:tcMar>
-            <w:vAlign w:val="top"/>
-          </w:tcPr>
-          <w:p>
-            <w:pPr>
-              <w:spacing w:after="40" w:before="0"/>
-              <w:jc w:val="left"/>
-            </w:pPr>
-            <w:r>
-              <w:rPr>
-                <w:rFonts w:ascii="Arial" w:cs="Arial" w:eastAsia="Arial" w:hAnsi="Arial"/>
-                <w:b/>
-                <w:bCs/>
-                <w:i w:val="false"/>
-                <w:iCs w:val="false"/>
-                <w:color w:val="000000"/>
-                <w:sz w:val="18"/>
-                <w:szCs w:val="18"/>
-              </w:rPr>
-              <w:t xml:space="preserve">Driving Question Board (DQB) Creation</w:t>
-            </w:r>
-          </w:p>
-          <w:p>
-            <w:pPr>
-              <w:spacing w:after="20" w:before="0"/>
-            </w:pPr>
-            <w:r>
-              <w:rPr>
-                <w:rFonts w:ascii="Arial" w:cs="Arial" w:eastAsia="Arial" w:hAnsi="Arial"/>
-                <w:b/>
-                <w:bCs/>
-                <w:color w:val="1F3864"/>
-                <w:sz w:val="16"/>
-                <w:szCs w:val="16"/>
-              </w:rPr>
-              <w:t xml:space="preserve">📹 VIDEO:</w:t>
-            </w:r>
-          </w:p>
-          <w:p>
-            <w:pPr>
-              <w:spacing w:after="20" w:before="0"/>
-            </w:pPr>
-            <w:hyperlink w:history="1" r:id="rIdoxhdjml-ea3uhzblwzfgm">
-              <w:r>
-                <w:rPr>
-                  <w:rFonts w:ascii="Arial" w:cs="Arial" w:eastAsia="Arial" w:hAnsi="Arial"/>
-                  <w:color w:val="2E75B6"/>
-                  <w:sz w:val="16"/>
-                  <w:szCs w:val="16"/>
-                  <w:u w:val="single" w:color="2E75B6"/>
-                </w:rPr>
-                <w:t xml:space="preserve">Preparation of amides using DCC</w:t>
-              </w:r>
-            </w:hyperlink>
-          </w:p>
-          <w:p>
-            <w:pPr>
-              <w:spacing w:after="10" w:before="0"/>
-              <w:ind w:left="120"/>
-            </w:pPr>
-            <w:r>
-              <w:rPr>
-                <w:rFonts w:ascii="Arial" w:cs="Arial" w:eastAsia="Arial" w:hAnsi="Arial"/>
-                <w:color w:val="595959"/>
-                <w:sz w:val="14"/>
-                <w:szCs w:val="14"/>
-              </w:rPr>
-              <w:t xml:space="preserve">Source: Khan Academy (English - US curriculum)</w:t>
-            </w:r>
-          </w:p>
-          <w:p>
-            <w:pPr>
-              <w:spacing w:after="10" w:before="0"/>
-              <w:ind w:left="120"/>
-            </w:pPr>
-            <w:hyperlink w:history="1" r:id="rIdi9wpejnd4i5vp6m6t6s01">
+            <w:hyperlink w:history="1" r:id="rIdd5abemui0b9jfkglwu2xc">
               <w:r>
                 <w:rPr>
                   <w:rFonts w:ascii="Arial" w:cs="Arial" w:eastAsia="Arial" w:hAnsi="Arial"/>
@@ -10027,14 +10024,241 @@
                 <w:sz w:val="16"/>
                 <w:szCs w:val="16"/>
               </w:rPr>
-              <w:t xml:space="preserve">📖 HTML:</w:t>
+              <w:t xml:space="preserve">📖 READING:</w:t>
             </w:r>
           </w:p>
           <w:p>
             <w:pPr>
               <w:spacing w:after="20" w:before="0"/>
             </w:pPr>
-            <w:hyperlink w:history="1" r:id="rIdibjtna99kxx5gurceemk8">
+            <w:r>
+              <w:rPr>
+                <w:rFonts w:ascii="Arial" w:cs="Arial" w:eastAsia="Arial" w:hAnsi="Arial"/>
+                <w:i/>
+                <w:iCs/>
+                <w:color w:val="595959"/>
+                <w:sz w:val="16"/>
+                <w:szCs w:val="16"/>
+              </w:rPr>
+              <w:t xml:space="preserve">No closely matching reading in the ARES library for this activity.</w:t>
+            </w:r>
+          </w:p>
+          <w:p>
+            <w:pPr>
+              <w:spacing w:after="10" w:before="0"/>
+              <w:ind w:left="120"/>
+            </w:pPr>
+            <w:hyperlink w:history="1" r:id="rIdk8w3ozizzdgh7ugkuaofu">
+              <w:r>
+                <w:rPr>
+                  <w:rFonts w:ascii="Arial" w:cs="Arial" w:eastAsia="Arial" w:hAnsi="Arial"/>
+                  <w:color w:val="595959"/>
+                  <w:sz w:val="14"/>
+                  <w:szCs w:val="14"/>
+                  <w:u w:val="single" w:color="595959"/>
+                </w:rPr>
+                <w:t xml:space="preserve">🔍 Search ARES for readings</w:t>
+              </w:r>
+            </w:hyperlink>
+          </w:p>
+          <w:p>
+            <w:pPr>
+              <w:spacing w:after="10" w:before="0"/>
+              <w:ind w:left="120"/>
+            </w:pPr>
+            <w:r>
+              <w:rPr>
+                <w:rFonts w:ascii="Arial" w:cs="Arial" w:eastAsia="Arial" w:hAnsi="Arial"/>
+                <w:color w:val="595959"/>
+                <w:sz w:val="14"/>
+                <w:szCs w:val="14"/>
+              </w:rPr>
+              <w:t xml:space="preserve">Search terms: chemistry fertilisers npk urea</w:t>
+            </w:r>
+          </w:p>
+        </w:tc>
+        <w:tc>
+          <w:tcPr>
+            <w:tcW w:type="dxa" w:w="3040"/>
+            <w:shd w:fill="FFFFFF" w:color="auto" w:val="clear"/>
+            <w:tcMar>
+              <w:top w:type="dxa" w:w="60"/>
+              <w:left w:type="dxa" w:w="120"/>
+              <w:bottom w:type="dxa" w:w="60"/>
+              <w:right w:type="dxa" w:w="120"/>
+            </w:tcMar>
+            <w:vAlign w:val="top"/>
+          </w:tcPr>
+          <w:p>
+            <w:pPr>
+              <w:spacing w:after="40" w:before="0"/>
+              <w:jc w:val="left"/>
+            </w:pPr>
+            <w:r>
+              <w:rPr>
+                <w:rFonts w:ascii="Arial" w:cs="Arial" w:eastAsia="Arial" w:hAnsi="Arial"/>
+                <w:b w:val="false"/>
+                <w:bCs w:val="false"/>
+                <w:i w:val="false"/>
+                <w:iCs w:val="false"/>
+                <w:color w:val="000000"/>
+                <w:sz w:val="18"/>
+                <w:szCs w:val="18"/>
+              </w:rPr>
+              <w:t xml:space="preserve">Learners return to the class Driving Question Board displayed at the front of the room. Each group writes one new sticky note: a QUESTION their research raised that is not yet answered (e.g., 'If fertilisers are chemicals, can they ever be dangerous to the food we eat?', 'Is fermentation in uji a chemical or physical change?', 'Why does soil pH affect crop growth at a molecular level?'). Learners also mark any previously posted questions (from Lessons 1 and 2) that their research today has partially or fully answered, writing 'EVIDENCE — L3' beside them.</w:t>
+            </w:r>
+          </w:p>
+        </w:tc>
+        <w:tc>
+          <w:tcPr>
+            <w:tcW w:type="dxa" w:w="3040"/>
+            <w:shd w:fill="F2F2F2" w:color="auto" w:val="clear"/>
+            <w:tcMar>
+              <w:top w:type="dxa" w:w="60"/>
+              <w:left w:type="dxa" w:w="120"/>
+              <w:bottom w:type="dxa" w:w="60"/>
+              <w:right w:type="dxa" w:w="120"/>
+            </w:tcMar>
+            <w:vAlign w:val="top"/>
+          </w:tcPr>
+          <w:p>
+            <w:pPr>
+              <w:spacing w:after="40" w:before="0"/>
+              <w:jc w:val="left"/>
+            </w:pPr>
+            <w:r>
+              <w:rPr>
+                <w:rFonts w:ascii="Arial" w:cs="Arial" w:eastAsia="Arial" w:hAnsi="Arial"/>
+                <w:b w:val="false"/>
+                <w:bCs w:val="false"/>
+                <w:i w:val="false"/>
+                <w:iCs w:val="false"/>
+                <w:color w:val="000000"/>
+                <w:sz w:val="18"/>
+                <w:szCs w:val="18"/>
+              </w:rPr>
+              <w:t xml:space="preserve">Distribute sticky notes (one per group). Say: 'Look at the DQB. Your job is two-fold. First — write ONE new question your research today has raised. A good question starts with HOW or WHY and involves chemistry of matter. Second — walk to the board and find any question from Lesson 1 or 2 that your evidence today helps answer. Write EVIDENCE — L3 beside it.' [Allow 5 minutes.] After sticky notes are posted, teacher reads 2–3 new questions aloud and says: 'These are the questions we will keep investigating. Notice how every question connects back to the same puzzle — the chapati on the jiko. Chemistry in farming, Chemistry in food preservation — they all involve matter changing.' Point to the phenomenon image displayed on the board: 'The dough changed irreversibly. The fertiliser changes the soil. The lactic acid changes the uji. Chemistry is the science of ALL of these changes.'</w:t>
+            </w:r>
+          </w:p>
+        </w:tc>
+        <w:tc>
+          <w:tcPr>
+            <w:tcW w:type="dxa" w:w="3040"/>
+            <w:shd w:fill="FFFFFF" w:color="auto" w:val="clear"/>
+            <w:tcMar>
+              <w:top w:type="dxa" w:w="60"/>
+              <w:left w:type="dxa" w:w="120"/>
+              <w:bottom w:type="dxa" w:w="60"/>
+              <w:right w:type="dxa" w:w="120"/>
+            </w:tcMar>
+            <w:vAlign w:val="top"/>
+          </w:tcPr>
+          <w:p>
+            <w:pPr>
+              <w:spacing w:after="40" w:before="0"/>
+              <w:jc w:val="left"/>
+            </w:pPr>
+            <w:r>
+              <w:rPr>
+                <w:rFonts w:ascii="Arial" w:cs="Arial" w:eastAsia="Arial" w:hAnsi="Arial"/>
+                <w:b w:val="false"/>
+                <w:bCs w:val="false"/>
+                <w:i w:val="false"/>
+                <w:iCs w:val="false"/>
+                <w:color w:val="000000"/>
+                <w:sz w:val="18"/>
+                <w:szCs w:val="18"/>
+              </w:rPr>
+              <w:t xml:space="preserve">Driving Question Board (DQB) Annotation — The DQB is a running public record of the class's growing understanding, modelled on the OpenSciEd instructional approach. Annotating existing questions with 'EVIDENCE — L3' makes learning progression visible to all learners and reinforces the idea that science builds incrementally. Posting new questions models scientific curiosity and the NGSS practice of Asking Questions (SEP 1). The ritual of returning to the DQB every lesson builds metacognitive habit — learners track not just what they know but what they still need to figure out.</w:t>
+            </w:r>
+          </w:p>
+        </w:tc>
+        <w:tc>
+          <w:tcPr>
+            <w:tcW w:type="dxa" w:w="3040"/>
+            <w:shd w:fill="F2F2F2" w:color="auto" w:val="clear"/>
+            <w:tcMar>
+              <w:top w:type="dxa" w:w="60"/>
+              <w:left w:type="dxa" w:w="120"/>
+              <w:bottom w:type="dxa" w:w="60"/>
+              <w:right w:type="dxa" w:w="120"/>
+            </w:tcMar>
+            <w:vAlign w:val="top"/>
+          </w:tcPr>
+          <w:p>
+            <w:pPr>
+              <w:spacing w:after="40" w:before="0"/>
+              <w:jc w:val="left"/>
+            </w:pPr>
+            <w:r>
+              <w:rPr>
+                <w:rFonts w:ascii="Arial" w:cs="Arial" w:eastAsia="Arial" w:hAnsi="Arial"/>
+                <w:b w:val="false"/>
+                <w:bCs w:val="false"/>
+                <w:i w:val="false"/>
+                <w:iCs w:val="false"/>
+                <w:color w:val="000000"/>
+                <w:sz w:val="18"/>
+                <w:szCs w:val="18"/>
+              </w:rPr>
+              <w:t xml:space="preserve">Teacher reads new sticky note questions for quality. Observable indicator: question is genuinely chemistry-focused (mentions a chemical, a change to matter, or a mechanism) rather than a general life question. Teacher notes which groups posted questions that bridge to upcoming lessons (e.g., drug interactions, molecular structure) — these will be referenced in Lessons 4–5.</w:t>
+            </w:r>
+          </w:p>
+        </w:tc>
+      </w:tr>
+      <w:tr>
+        <w:tc>
+          <w:tcPr>
+            <w:tcW w:type="dxa" w:w="1520"/>
+            <w:shd w:fill="D5E8F0" w:color="auto" w:val="clear"/>
+            <w:tcMar>
+              <w:top w:type="dxa" w:w="60"/>
+              <w:left w:type="dxa" w:w="120"/>
+              <w:bottom w:type="dxa" w:w="60"/>
+              <w:right w:type="dxa" w:w="120"/>
+            </w:tcMar>
+            <w:vAlign w:val="top"/>
+          </w:tcPr>
+          <w:p>
+            <w:pPr>
+              <w:spacing w:after="40" w:before="0"/>
+              <w:jc w:val="left"/>
+            </w:pPr>
+            <w:r>
+              <w:rPr>
+                <w:rFonts w:ascii="Arial" w:cs="Arial" w:eastAsia="Arial" w:hAnsi="Arial"/>
+                <w:b/>
+                <w:bCs/>
+                <w:i w:val="false"/>
+                <w:iCs w:val="false"/>
+                <w:color w:val="000000"/>
+                <w:sz w:val="18"/>
+                <w:szCs w:val="18"/>
+              </w:rPr>
+              <w:t xml:space="preserve">Model Building Phase</w:t>
+            </w:r>
+          </w:p>
+          <w:p>
+            <w:pPr>
+              <w:spacing w:after="20" w:before="0"/>
+            </w:pPr>
+            <w:r>
+              <w:rPr>
+                <w:rFonts w:ascii="Arial" w:cs="Arial" w:eastAsia="Arial" w:hAnsi="Arial"/>
+                <w:b/>
+                <w:bCs/>
+                <w:color w:val="1F3864"/>
+                <w:sz w:val="16"/>
+                <w:szCs w:val="16"/>
+              </w:rPr>
+              <w:t xml:space="preserve">📹 VIDEO:</w:t>
+            </w:r>
+          </w:p>
+          <w:p>
+            <w:pPr>
+              <w:spacing w:after="20" w:before="0"/>
+            </w:pPr>
+            <w:hyperlink w:history="1" r:id="rIdlf_d5hnypfrzdaslalu2x">
               <w:r>
                 <w:rPr>
                   <w:rFonts w:ascii="Arial" w:cs="Arial" w:eastAsia="Arial" w:hAnsi="Arial"/>
@@ -10043,7 +10267,7 @@
                   <w:szCs w:val="16"/>
                   <w:u w:val="single" w:color="2E75B6"/>
                 </w:rPr>
-                <w:t xml:space="preserve">Lactic Acid Fermentation - Advanced (Flexbook)</w:t>
+                <w:t xml:space="preserve">2015 AP Chemistry free response 5</w:t>
               </w:r>
             </w:hyperlink>
           </w:p>
@@ -10059,7 +10283,7 @@
                 <w:sz w:val="14"/>
                 <w:szCs w:val="14"/>
               </w:rPr>
-              <w:t xml:space="preserve">Source: CK-12</w:t>
+              <w:t xml:space="preserve">Source: Khan Academy (English - US curriculum)</w:t>
             </w:r>
           </w:p>
           <w:p>
@@ -10067,235 +10291,7 @@
               <w:spacing w:after="10" w:before="0"/>
               <w:ind w:left="120"/>
             </w:pPr>
-            <w:hyperlink w:history="1" r:id="rIddaihhwcujd2fjxbfmgxxi">
-              <w:r>
-                <w:rPr>
-                  <w:rFonts w:ascii="Arial" w:cs="Arial" w:eastAsia="Arial" w:hAnsi="Arial"/>
-                  <w:color w:val="595959"/>
-                  <w:sz w:val="14"/>
-                  <w:szCs w:val="14"/>
-                  <w:u w:val="single" w:color="595959"/>
-                </w:rPr>
-                <w:t xml:space="preserve">🔍 Search ARES for similar readings</w:t>
-              </w:r>
-            </w:hyperlink>
-          </w:p>
-        </w:tc>
-        <w:tc>
-          <w:tcPr>
-            <w:tcW w:type="dxa" w:w="3040"/>
-            <w:shd w:fill="FFFFFF" w:color="auto" w:val="clear"/>
-            <w:tcMar>
-              <w:top w:type="dxa" w:w="60"/>
-              <w:left w:type="dxa" w:w="120"/>
-              <w:bottom w:type="dxa" w:w="60"/>
-              <w:right w:type="dxa" w:w="120"/>
-            </w:tcMar>
-            <w:vAlign w:val="top"/>
-          </w:tcPr>
-          <w:p>
-            <w:pPr>
-              <w:spacing w:after="40" w:before="0"/>
-              <w:jc w:val="left"/>
-            </w:pPr>
-            <w:r>
-              <w:rPr>
-                <w:rFonts w:ascii="Arial" w:cs="Arial" w:eastAsia="Arial" w:hAnsi="Arial"/>
-                <w:b w:val="false"/>
-                <w:bCs w:val="false"/>
-                <w:i w:val="false"/>
-                <w:iCs w:val="false"/>
-                <w:color w:val="000000"/>
-                <w:sz w:val="18"/>
-                <w:szCs w:val="18"/>
-              </w:rPr>
-              <w:t xml:space="preserve">Learners return to the class Driving Question Board displayed at the front of the room. Each group writes one new sticky note: a QUESTION their research raised that is not yet answered (e.g., 'If fertilisers are chemicals, can they ever be dangerous to the food we eat?', 'Is fermentation in uji a chemical or physical change?', 'Why does soil pH affect crop growth at a molecular level?'). Learners also mark any previously posted questions (from Lessons 1 and 2) that their research today has partially or fully answered, writing 'EVIDENCE — L3' beside them.</w:t>
-            </w:r>
-          </w:p>
-        </w:tc>
-        <w:tc>
-          <w:tcPr>
-            <w:tcW w:type="dxa" w:w="3040"/>
-            <w:shd w:fill="F2F2F2" w:color="auto" w:val="clear"/>
-            <w:tcMar>
-              <w:top w:type="dxa" w:w="60"/>
-              <w:left w:type="dxa" w:w="120"/>
-              <w:bottom w:type="dxa" w:w="60"/>
-              <w:right w:type="dxa" w:w="120"/>
-            </w:tcMar>
-            <w:vAlign w:val="top"/>
-          </w:tcPr>
-          <w:p>
-            <w:pPr>
-              <w:spacing w:after="40" w:before="0"/>
-              <w:jc w:val="left"/>
-            </w:pPr>
-            <w:r>
-              <w:rPr>
-                <w:rFonts w:ascii="Arial" w:cs="Arial" w:eastAsia="Arial" w:hAnsi="Arial"/>
-                <w:b w:val="false"/>
-                <w:bCs w:val="false"/>
-                <w:i w:val="false"/>
-                <w:iCs w:val="false"/>
-                <w:color w:val="000000"/>
-                <w:sz w:val="18"/>
-                <w:szCs w:val="18"/>
-              </w:rPr>
-              <w:t xml:space="preserve">Distribute sticky notes (one per group). Say: 'Look at the DQB. Your job is two-fold. First — write ONE new question your research today has raised. A good question starts with HOW or WHY and involves chemistry of matter. Second — walk to the board and find any question from Lesson 1 or 2 that your evidence today helps answer. Write EVIDENCE — L3 beside it.' [Allow 5 minutes.] After sticky notes are posted, teacher reads 2–3 new questions aloud and says: 'These are the questions we will keep investigating. Notice how every question connects back to the same puzzle — the chapati on the jiko. Chemistry in farming, Chemistry in food preservation — they all involve matter changing.' Point to the phenomenon image displayed on the board: 'The dough changed irreversibly. The fertiliser changes the soil. The lactic acid changes the uji. Chemistry is the science of ALL of these changes.'</w:t>
-            </w:r>
-          </w:p>
-        </w:tc>
-        <w:tc>
-          <w:tcPr>
-            <w:tcW w:type="dxa" w:w="3040"/>
-            <w:shd w:fill="FFFFFF" w:color="auto" w:val="clear"/>
-            <w:tcMar>
-              <w:top w:type="dxa" w:w="60"/>
-              <w:left w:type="dxa" w:w="120"/>
-              <w:bottom w:type="dxa" w:w="60"/>
-              <w:right w:type="dxa" w:w="120"/>
-            </w:tcMar>
-            <w:vAlign w:val="top"/>
-          </w:tcPr>
-          <w:p>
-            <w:pPr>
-              <w:spacing w:after="40" w:before="0"/>
-              <w:jc w:val="left"/>
-            </w:pPr>
-            <w:r>
-              <w:rPr>
-                <w:rFonts w:ascii="Arial" w:cs="Arial" w:eastAsia="Arial" w:hAnsi="Arial"/>
-                <w:b w:val="false"/>
-                <w:bCs w:val="false"/>
-                <w:i w:val="false"/>
-                <w:iCs w:val="false"/>
-                <w:color w:val="000000"/>
-                <w:sz w:val="18"/>
-                <w:szCs w:val="18"/>
-              </w:rPr>
-              <w:t xml:space="preserve">Driving Question Board (DQB) Annotation — The DQB is a running public record of the class's growing understanding, modelled on the OpenSciEd instructional approach. Annotating existing questions with 'EVIDENCE — L3' makes learning progression visible to all learners and reinforces the idea that science builds incrementally. Posting new questions models scientific curiosity and the NGSS practice of Asking Questions (SEP 1). The ritual of returning to the DQB every lesson builds metacognitive habit — learners track not just what they know but what they still need to figure out.</w:t>
-            </w:r>
-          </w:p>
-        </w:tc>
-        <w:tc>
-          <w:tcPr>
-            <w:tcW w:type="dxa" w:w="3040"/>
-            <w:shd w:fill="F2F2F2" w:color="auto" w:val="clear"/>
-            <w:tcMar>
-              <w:top w:type="dxa" w:w="60"/>
-              <w:left w:type="dxa" w:w="120"/>
-              <w:bottom w:type="dxa" w:w="60"/>
-              <w:right w:type="dxa" w:w="120"/>
-            </w:tcMar>
-            <w:vAlign w:val="top"/>
-          </w:tcPr>
-          <w:p>
-            <w:pPr>
-              <w:spacing w:after="40" w:before="0"/>
-              <w:jc w:val="left"/>
-            </w:pPr>
-            <w:r>
-              <w:rPr>
-                <w:rFonts w:ascii="Arial" w:cs="Arial" w:eastAsia="Arial" w:hAnsi="Arial"/>
-                <w:b w:val="false"/>
-                <w:bCs w:val="false"/>
-                <w:i w:val="false"/>
-                <w:iCs w:val="false"/>
-                <w:color w:val="000000"/>
-                <w:sz w:val="18"/>
-                <w:szCs w:val="18"/>
-              </w:rPr>
-              <w:t xml:space="preserve">Teacher reads new sticky note questions for quality. Observable indicator: question is genuinely chemistry-focused (mentions a chemical, a change to matter, or a mechanism) rather than a general life question. Teacher notes which groups posted questions that bridge to upcoming lessons (e.g., drug interactions, molecular structure) — these will be referenced in Lessons 4–5.</w:t>
-            </w:r>
-          </w:p>
-        </w:tc>
-      </w:tr>
-      <w:tr>
-        <w:tc>
-          <w:tcPr>
-            <w:tcW w:type="dxa" w:w="1520"/>
-            <w:shd w:fill="D5E8F0" w:color="auto" w:val="clear"/>
-            <w:tcMar>
-              <w:top w:type="dxa" w:w="60"/>
-              <w:left w:type="dxa" w:w="120"/>
-              <w:bottom w:type="dxa" w:w="60"/>
-              <w:right w:type="dxa" w:w="120"/>
-            </w:tcMar>
-            <w:vAlign w:val="top"/>
-          </w:tcPr>
-          <w:p>
-            <w:pPr>
-              <w:spacing w:after="40" w:before="0"/>
-              <w:jc w:val="left"/>
-            </w:pPr>
-            <w:r>
-              <w:rPr>
-                <w:rFonts w:ascii="Arial" w:cs="Arial" w:eastAsia="Arial" w:hAnsi="Arial"/>
-                <w:b/>
-                <w:bCs/>
-                <w:i w:val="false"/>
-                <w:iCs w:val="false"/>
-                <w:color w:val="000000"/>
-                <w:sz w:val="18"/>
-                <w:szCs w:val="18"/>
-              </w:rPr>
-              <w:t xml:space="preserve">Model Building Phase</w:t>
-            </w:r>
-          </w:p>
-          <w:p>
-            <w:pPr>
-              <w:spacing w:after="20" w:before="0"/>
-            </w:pPr>
-            <w:r>
-              <w:rPr>
-                <w:rFonts w:ascii="Arial" w:cs="Arial" w:eastAsia="Arial" w:hAnsi="Arial"/>
-                <w:b/>
-                <w:bCs/>
-                <w:color w:val="1F3864"/>
-                <w:sz w:val="16"/>
-                <w:szCs w:val="16"/>
-              </w:rPr>
-              <w:t xml:space="preserve">📹 VIDEO:</w:t>
-            </w:r>
-          </w:p>
-          <w:p>
-            <w:pPr>
-              <w:spacing w:after="20" w:before="0"/>
-            </w:pPr>
-            <w:hyperlink w:history="1" r:id="rId0fzreuhknp_ypo0wqrygd">
-              <w:r>
-                <w:rPr>
-                  <w:rFonts w:ascii="Arial" w:cs="Arial" w:eastAsia="Arial" w:hAnsi="Arial"/>
-                  <w:color w:val="2E75B6"/>
-                  <w:sz w:val="16"/>
-                  <w:szCs w:val="16"/>
-                  <w:u w:val="single" w:color="2E75B6"/>
-                </w:rPr>
-                <w:t xml:space="preserve">Preparation of amides using DCC</w:t>
-              </w:r>
-            </w:hyperlink>
-          </w:p>
-          <w:p>
-            <w:pPr>
-              <w:spacing w:after="10" w:before="0"/>
-              <w:ind w:left="120"/>
-            </w:pPr>
-            <w:r>
-              <w:rPr>
-                <w:rFonts w:ascii="Arial" w:cs="Arial" w:eastAsia="Arial" w:hAnsi="Arial"/>
-                <w:color w:val="595959"/>
-                <w:sz w:val="14"/>
-                <w:szCs w:val="14"/>
-              </w:rPr>
-              <w:t xml:space="preserve">Source: Khan Academy (English - US curriculum)</w:t>
-            </w:r>
-          </w:p>
-          <w:p>
-            <w:pPr>
-              <w:spacing w:after="10" w:before="0"/>
-              <w:ind w:left="120"/>
-            </w:pPr>
-            <w:hyperlink w:history="1" r:id="rIdme8gqragmsqcvwqez3hm-">
+            <w:hyperlink w:history="1" r:id="rIdqsu-3fpuhgkxxgipj6pju">
               <w:r>
                 <w:rPr>
                   <w:rFonts w:ascii="Arial" w:cs="Arial" w:eastAsia="Arial" w:hAnsi="Arial"/>
@@ -10333,47 +10329,31 @@
                 <w:sz w:val="16"/>
                 <w:szCs w:val="16"/>
               </w:rPr>
-              <w:t xml:space="preserve">📖 HTML:</w:t>
+              <w:t xml:space="preserve">📖 READING:</w:t>
             </w:r>
           </w:p>
           <w:p>
             <w:pPr>
               <w:spacing w:after="20" w:before="0"/>
             </w:pPr>
-            <w:hyperlink w:history="1" r:id="rIddthqhyrxgsulpbi39mxhr">
-              <w:r>
-                <w:rPr>
-                  <w:rFonts w:ascii="Arial" w:cs="Arial" w:eastAsia="Arial" w:hAnsi="Arial"/>
-                  <w:color w:val="2E75B6"/>
-                  <w:sz w:val="16"/>
-                  <w:szCs w:val="16"/>
-                  <w:u w:val="single" w:color="2E75B6"/>
-                </w:rPr>
-                <w:t xml:space="preserve">Lactic Acid Fermentation - Advanced (Flexbook)</w:t>
-              </w:r>
-            </w:hyperlink>
+            <w:r>
+              <w:rPr>
+                <w:rFonts w:ascii="Arial" w:cs="Arial" w:eastAsia="Arial" w:hAnsi="Arial"/>
+                <w:i/>
+                <w:iCs/>
+                <w:color w:val="595959"/>
+                <w:sz w:val="16"/>
+                <w:szCs w:val="16"/>
+              </w:rPr>
+              <w:t xml:space="preserve">No closely matching reading in the ARES library for this activity.</w:t>
+            </w:r>
           </w:p>
           <w:p>
             <w:pPr>
               <w:spacing w:after="10" w:before="0"/>
               <w:ind w:left="120"/>
             </w:pPr>
-            <w:r>
-              <w:rPr>
-                <w:rFonts w:ascii="Arial" w:cs="Arial" w:eastAsia="Arial" w:hAnsi="Arial"/>
-                <w:color w:val="595959"/>
-                <w:sz w:val="14"/>
-                <w:szCs w:val="14"/>
-              </w:rPr>
-              <w:t xml:space="preserve">Source: CK-12</w:t>
-            </w:r>
-          </w:p>
-          <w:p>
-            <w:pPr>
-              <w:spacing w:after="10" w:before="0"/>
-              <w:ind w:left="120"/>
-            </w:pPr>
-            <w:hyperlink w:history="1" r:id="rIddbrlneukfu1e7utpbntei">
+            <w:hyperlink w:history="1" r:id="rId1w9ouwq4k4cqojtcwonm4">
               <w:r>
                 <w:rPr>
                   <w:rFonts w:ascii="Arial" w:cs="Arial" w:eastAsia="Arial" w:hAnsi="Arial"/>
@@ -10382,9 +10362,24 @@
                   <w:szCs w:val="14"/>
                   <w:u w:val="single" w:color="595959"/>
                 </w:rPr>
-                <w:t xml:space="preserve">🔍 Search ARES for similar readings</w:t>
+                <w:t xml:space="preserve">🔍 Search ARES for readings</w:t>
               </w:r>
             </w:hyperlink>
+          </w:p>
+          <w:p>
+            <w:pPr>
+              <w:spacing w:after="10" w:before="0"/>
+              <w:ind w:left="120"/>
+            </w:pPr>
+            <w:r>
+              <w:rPr>
+                <w:rFonts w:ascii="Arial" w:cs="Arial" w:eastAsia="Arial" w:hAnsi="Arial"/>
+                <w:color w:val="595959"/>
+                <w:sz w:val="14"/>
+                <w:szCs w:val="14"/>
+              </w:rPr>
+              <w:t xml:space="preserve">Search terms: chemistry fertilisers npk urea</w:t>
+            </w:r>
           </w:p>
         </w:tc>
         <w:tc>
@@ -11860,40 +11855,24 @@
             <w:pPr>
               <w:spacing w:after="20" w:before="0"/>
             </w:pPr>
-            <w:hyperlink w:history="1" r:id="rIdyiyzm17fewt_izts7ncpw">
-              <w:r>
-                <w:rPr>
-                  <w:rFonts w:ascii="Arial" w:cs="Arial" w:eastAsia="Arial" w:hAnsi="Arial"/>
-                  <w:color w:val="2E75B6"/>
-                  <w:sz w:val="16"/>
-                  <w:szCs w:val="16"/>
-                  <w:u w:val="single" w:color="2E75B6"/>
-                </w:rPr>
-                <w:t xml:space="preserve">Debt loops rationale and effects</w:t>
-              </w:r>
-            </w:hyperlink>
+            <w:r>
+              <w:rPr>
+                <w:rFonts w:ascii="Arial" w:cs="Arial" w:eastAsia="Arial" w:hAnsi="Arial"/>
+                <w:i/>
+                <w:iCs/>
+                <w:color w:val="595959"/>
+                <w:sz w:val="16"/>
+                <w:szCs w:val="16"/>
+              </w:rPr>
+              <w:t xml:space="preserve">No closely matching video in the ARES library for this activity.</w:t>
+            </w:r>
           </w:p>
           <w:p>
             <w:pPr>
               <w:spacing w:after="10" w:before="0"/>
               <w:ind w:left="120"/>
             </w:pPr>
-            <w:r>
-              <w:rPr>
-                <w:rFonts w:ascii="Arial" w:cs="Arial" w:eastAsia="Arial" w:hAnsi="Arial"/>
-                <w:color w:val="595959"/>
-                <w:sz w:val="14"/>
-                <w:szCs w:val="14"/>
-              </w:rPr>
-              <w:t xml:space="preserve">Source: Khan Academy (English - US curriculum)</w:t>
-            </w:r>
-          </w:p>
-          <w:p>
-            <w:pPr>
-              <w:spacing w:after="10" w:before="0"/>
-              <w:ind w:left="120"/>
-            </w:pPr>
-            <w:hyperlink w:history="1" r:id="rIdjug8vpjomdaseviozfuup">
+            <w:hyperlink w:history="1" r:id="rIdnlffimtfln_bdrid6rguj">
               <w:r>
                 <w:rPr>
                   <w:rFonts w:ascii="Arial" w:cs="Arial" w:eastAsia="Arial" w:hAnsi="Arial"/>
@@ -11902,9 +11881,24 @@
                   <w:szCs w:val="14"/>
                   <w:u w:val="single" w:color="595959"/>
                 </w:rPr>
-                <w:t xml:space="preserve">🔍 Search ARES for similar videos</w:t>
+                <w:t xml:space="preserve">🔍 Search ARES for videos</w:t>
               </w:r>
             </w:hyperlink>
+          </w:p>
+          <w:p>
+            <w:pPr>
+              <w:spacing w:after="10" w:before="0"/>
+              <w:ind w:left="120"/>
+            </w:pPr>
+            <w:r>
+              <w:rPr>
+                <w:rFonts w:ascii="Arial" w:cs="Arial" w:eastAsia="Arial" w:hAnsi="Arial"/>
+                <w:color w:val="595959"/>
+                <w:sz w:val="14"/>
+                <w:szCs w:val="14"/>
+              </w:rPr>
+              <w:t xml:space="preserve">Search terms: chemistry medicine pharmaceutical industry</w:t>
+            </w:r>
           </w:p>
           <w:p>
             <w:pPr>
@@ -11931,47 +11925,31 @@
                 <w:sz w:val="16"/>
                 <w:szCs w:val="16"/>
               </w:rPr>
-              <w:t xml:space="preserve">📖 HTML:</w:t>
+              <w:t xml:space="preserve">📖 READING:</w:t>
             </w:r>
           </w:p>
           <w:p>
             <w:pPr>
               <w:spacing w:after="20" w:before="0"/>
             </w:pPr>
-            <w:hyperlink w:history="1" r:id="rIdzb_3y8gbdm3dhfgapxylx">
-              <w:r>
-                <w:rPr>
-                  <w:rFonts w:ascii="Arial" w:cs="Arial" w:eastAsia="Arial" w:hAnsi="Arial"/>
-                  <w:color w:val="2E75B6"/>
-                  <w:sz w:val="16"/>
-                  <w:szCs w:val="16"/>
-                  <w:u w:val="single" w:color="2E75B6"/>
-                </w:rPr>
-                <w:t xml:space="preserve">Chemistry of Life (Flexbook)</w:t>
-              </w:r>
-            </w:hyperlink>
+            <w:r>
+              <w:rPr>
+                <w:rFonts w:ascii="Arial" w:cs="Arial" w:eastAsia="Arial" w:hAnsi="Arial"/>
+                <w:i/>
+                <w:iCs/>
+                <w:color w:val="595959"/>
+                <w:sz w:val="16"/>
+                <w:szCs w:val="16"/>
+              </w:rPr>
+              <w:t xml:space="preserve">No closely matching reading in the ARES library for this activity.</w:t>
+            </w:r>
           </w:p>
           <w:p>
             <w:pPr>
               <w:spacing w:after="10" w:before="0"/>
               <w:ind w:left="120"/>
             </w:pPr>
-            <w:r>
-              <w:rPr>
-                <w:rFonts w:ascii="Arial" w:cs="Arial" w:eastAsia="Arial" w:hAnsi="Arial"/>
-                <w:color w:val="595959"/>
-                <w:sz w:val="14"/>
-                <w:szCs w:val="14"/>
-              </w:rPr>
-              <w:t xml:space="preserve">Source: CK-12</w:t>
-            </w:r>
-          </w:p>
-          <w:p>
-            <w:pPr>
-              <w:spacing w:after="10" w:before="0"/>
-              <w:ind w:left="120"/>
-            </w:pPr>
-            <w:hyperlink w:history="1" r:id="rIdhi3wjeumhiwpaauoaz5-k">
+            <w:hyperlink w:history="1" r:id="rIdvdodf_b2obt72ry_beu9q">
               <w:r>
                 <w:rPr>
                   <w:rFonts w:ascii="Arial" w:cs="Arial" w:eastAsia="Arial" w:hAnsi="Arial"/>
@@ -11980,9 +11958,24 @@
                   <w:szCs w:val="14"/>
                   <w:u w:val="single" w:color="595959"/>
                 </w:rPr>
-                <w:t xml:space="preserve">🔍 Search ARES for similar readings</w:t>
+                <w:t xml:space="preserve">🔍 Search ARES for readings</w:t>
               </w:r>
             </w:hyperlink>
+          </w:p>
+          <w:p>
+            <w:pPr>
+              <w:spacing w:after="10" w:before="0"/>
+              <w:ind w:left="120"/>
+            </w:pPr>
+            <w:r>
+              <w:rPr>
+                <w:rFonts w:ascii="Arial" w:cs="Arial" w:eastAsia="Arial" w:hAnsi="Arial"/>
+                <w:color w:val="595959"/>
+                <w:sz w:val="14"/>
+                <w:szCs w:val="14"/>
+              </w:rPr>
+              <w:t xml:space="preserve">Search terms: chemistry medicine pharmaceutical industry</w:t>
+            </w:r>
           </w:p>
         </w:tc>
         <w:tc>
@@ -12166,40 +12159,24 @@
             <w:pPr>
               <w:spacing w:after="20" w:before="0"/>
             </w:pPr>
-            <w:hyperlink w:history="1" r:id="rIdecpdfvgnwvwetabol7az8">
-              <w:r>
-                <w:rPr>
-                  <w:rFonts w:ascii="Arial" w:cs="Arial" w:eastAsia="Arial" w:hAnsi="Arial"/>
-                  <w:color w:val="2E75B6"/>
-                  <w:sz w:val="16"/>
-                  <w:szCs w:val="16"/>
-                  <w:u w:val="single" w:color="2E75B6"/>
-                </w:rPr>
-                <w:t xml:space="preserve">Debt loops rationale and effects</w:t>
-              </w:r>
-            </w:hyperlink>
+            <w:r>
+              <w:rPr>
+                <w:rFonts w:ascii="Arial" w:cs="Arial" w:eastAsia="Arial" w:hAnsi="Arial"/>
+                <w:i/>
+                <w:iCs/>
+                <w:color w:val="595959"/>
+                <w:sz w:val="16"/>
+                <w:szCs w:val="16"/>
+              </w:rPr>
+              <w:t xml:space="preserve">No closely matching video in the ARES library for this activity.</w:t>
+            </w:r>
           </w:p>
           <w:p>
             <w:pPr>
               <w:spacing w:after="10" w:before="0"/>
               <w:ind w:left="120"/>
             </w:pPr>
-            <w:r>
-              <w:rPr>
-                <w:rFonts w:ascii="Arial" w:cs="Arial" w:eastAsia="Arial" w:hAnsi="Arial"/>
-                <w:color w:val="595959"/>
-                <w:sz w:val="14"/>
-                <w:szCs w:val="14"/>
-              </w:rPr>
-              <w:t xml:space="preserve">Source: Khan Academy (English - US curriculum)</w:t>
-            </w:r>
-          </w:p>
-          <w:p>
-            <w:pPr>
-              <w:spacing w:after="10" w:before="0"/>
-              <w:ind w:left="120"/>
-            </w:pPr>
-            <w:hyperlink w:history="1" r:id="rIdkgvwxrimruuiezkkruylw">
+            <w:hyperlink w:history="1" r:id="rIdp7l8rn84i0nfw83rqiy1y">
               <w:r>
                 <w:rPr>
                   <w:rFonts w:ascii="Arial" w:cs="Arial" w:eastAsia="Arial" w:hAnsi="Arial"/>
@@ -12208,9 +12185,24 @@
                   <w:szCs w:val="14"/>
                   <w:u w:val="single" w:color="595959"/>
                 </w:rPr>
-                <w:t xml:space="preserve">🔍 Search ARES for similar videos</w:t>
+                <w:t xml:space="preserve">🔍 Search ARES for videos</w:t>
               </w:r>
             </w:hyperlink>
+          </w:p>
+          <w:p>
+            <w:pPr>
+              <w:spacing w:after="10" w:before="0"/>
+              <w:ind w:left="120"/>
+            </w:pPr>
+            <w:r>
+              <w:rPr>
+                <w:rFonts w:ascii="Arial" w:cs="Arial" w:eastAsia="Arial" w:hAnsi="Arial"/>
+                <w:color w:val="595959"/>
+                <w:sz w:val="14"/>
+                <w:szCs w:val="14"/>
+              </w:rPr>
+              <w:t xml:space="preserve">Search terms: chemistry medicine pharmaceutical industry</w:t>
+            </w:r>
           </w:p>
           <w:p>
             <w:pPr>
@@ -12237,47 +12229,31 @@
                 <w:sz w:val="16"/>
                 <w:szCs w:val="16"/>
               </w:rPr>
-              <w:t xml:space="preserve">📖 HTML:</w:t>
+              <w:t xml:space="preserve">📖 READING:</w:t>
             </w:r>
           </w:p>
           <w:p>
             <w:pPr>
               <w:spacing w:after="20" w:before="0"/>
             </w:pPr>
-            <w:hyperlink w:history="1" r:id="rIdqxaa2wbamnp8gtjmm0cdq">
-              <w:r>
-                <w:rPr>
-                  <w:rFonts w:ascii="Arial" w:cs="Arial" w:eastAsia="Arial" w:hAnsi="Arial"/>
-                  <w:color w:val="2E75B6"/>
-                  <w:sz w:val="16"/>
-                  <w:szCs w:val="16"/>
-                  <w:u w:val="single" w:color="2E75B6"/>
-                </w:rPr>
-                <w:t xml:space="preserve">Chemistry of Life (Flexbook)</w:t>
-              </w:r>
-            </w:hyperlink>
+            <w:r>
+              <w:rPr>
+                <w:rFonts w:ascii="Arial" w:cs="Arial" w:eastAsia="Arial" w:hAnsi="Arial"/>
+                <w:i/>
+                <w:iCs/>
+                <w:color w:val="595959"/>
+                <w:sz w:val="16"/>
+                <w:szCs w:val="16"/>
+              </w:rPr>
+              <w:t xml:space="preserve">No closely matching reading in the ARES library for this activity.</w:t>
+            </w:r>
           </w:p>
           <w:p>
             <w:pPr>
               <w:spacing w:after="10" w:before="0"/>
               <w:ind w:left="120"/>
             </w:pPr>
-            <w:r>
-              <w:rPr>
-                <w:rFonts w:ascii="Arial" w:cs="Arial" w:eastAsia="Arial" w:hAnsi="Arial"/>
-                <w:color w:val="595959"/>
-                <w:sz w:val="14"/>
-                <w:szCs w:val="14"/>
-              </w:rPr>
-              <w:t xml:space="preserve">Source: CK-12</w:t>
-            </w:r>
-          </w:p>
-          <w:p>
-            <w:pPr>
-              <w:spacing w:after="10" w:before="0"/>
-              <w:ind w:left="120"/>
-            </w:pPr>
-            <w:hyperlink w:history="1" r:id="rIdl5wyxcdkl5b1ahbu0mk9g">
+            <w:hyperlink w:history="1" r:id="rIdjduv4g1v2zu-mmfwtgm5z">
               <w:r>
                 <w:rPr>
                   <w:rFonts w:ascii="Arial" w:cs="Arial" w:eastAsia="Arial" w:hAnsi="Arial"/>
@@ -12286,9 +12262,24 @@
                   <w:szCs w:val="14"/>
                   <w:u w:val="single" w:color="595959"/>
                 </w:rPr>
-                <w:t xml:space="preserve">🔍 Search ARES for similar readings</w:t>
+                <w:t xml:space="preserve">🔍 Search ARES for readings</w:t>
               </w:r>
             </w:hyperlink>
+          </w:p>
+          <w:p>
+            <w:pPr>
+              <w:spacing w:after="10" w:before="0"/>
+              <w:ind w:left="120"/>
+            </w:pPr>
+            <w:r>
+              <w:rPr>
+                <w:rFonts w:ascii="Arial" w:cs="Arial" w:eastAsia="Arial" w:hAnsi="Arial"/>
+                <w:color w:val="595959"/>
+                <w:sz w:val="14"/>
+                <w:szCs w:val="14"/>
+              </w:rPr>
+              <w:t xml:space="preserve">Search terms: chemistry medicine pharmaceutical industry</w:t>
+            </w:r>
           </w:p>
         </w:tc>
         <w:tc>
@@ -12472,40 +12463,24 @@
             <w:pPr>
               <w:spacing w:after="20" w:before="0"/>
             </w:pPr>
-            <w:hyperlink w:history="1" r:id="rIddn30cggyuflkzs8aoeucc">
-              <w:r>
-                <w:rPr>
-                  <w:rFonts w:ascii="Arial" w:cs="Arial" w:eastAsia="Arial" w:hAnsi="Arial"/>
-                  <w:color w:val="2E75B6"/>
-                  <w:sz w:val="16"/>
-                  <w:szCs w:val="16"/>
-                  <w:u w:val="single" w:color="2E75B6"/>
-                </w:rPr>
-                <w:t xml:space="preserve">Debt loops rationale and effects</w:t>
-              </w:r>
-            </w:hyperlink>
+            <w:r>
+              <w:rPr>
+                <w:rFonts w:ascii="Arial" w:cs="Arial" w:eastAsia="Arial" w:hAnsi="Arial"/>
+                <w:i/>
+                <w:iCs/>
+                <w:color w:val="595959"/>
+                <w:sz w:val="16"/>
+                <w:szCs w:val="16"/>
+              </w:rPr>
+              <w:t xml:space="preserve">No closely matching video in the ARES library for this activity.</w:t>
+            </w:r>
           </w:p>
           <w:p>
             <w:pPr>
               <w:spacing w:after="10" w:before="0"/>
               <w:ind w:left="120"/>
             </w:pPr>
-            <w:r>
-              <w:rPr>
-                <w:rFonts w:ascii="Arial" w:cs="Arial" w:eastAsia="Arial" w:hAnsi="Arial"/>
-                <w:color w:val="595959"/>
-                <w:sz w:val="14"/>
-                <w:szCs w:val="14"/>
-              </w:rPr>
-              <w:t xml:space="preserve">Source: Khan Academy (English - US curriculum)</w:t>
-            </w:r>
-          </w:p>
-          <w:p>
-            <w:pPr>
-              <w:spacing w:after="10" w:before="0"/>
-              <w:ind w:left="120"/>
-            </w:pPr>
-            <w:hyperlink w:history="1" r:id="rIdu5icbfrojntjjmrvbfnb-">
+            <w:hyperlink w:history="1" r:id="rIdrfv6iukgsyojiglquuidw">
               <w:r>
                 <w:rPr>
                   <w:rFonts w:ascii="Arial" w:cs="Arial" w:eastAsia="Arial" w:hAnsi="Arial"/>
@@ -12514,9 +12489,24 @@
                   <w:szCs w:val="14"/>
                   <w:u w:val="single" w:color="595959"/>
                 </w:rPr>
-                <w:t xml:space="preserve">🔍 Search ARES for similar videos</w:t>
+                <w:t xml:space="preserve">🔍 Search ARES for videos</w:t>
               </w:r>
             </w:hyperlink>
+          </w:p>
+          <w:p>
+            <w:pPr>
+              <w:spacing w:after="10" w:before="0"/>
+              <w:ind w:left="120"/>
+            </w:pPr>
+            <w:r>
+              <w:rPr>
+                <w:rFonts w:ascii="Arial" w:cs="Arial" w:eastAsia="Arial" w:hAnsi="Arial"/>
+                <w:color w:val="595959"/>
+                <w:sz w:val="14"/>
+                <w:szCs w:val="14"/>
+              </w:rPr>
+              <w:t xml:space="preserve">Search terms: chemistry medicine pharmaceutical industry</w:t>
+            </w:r>
           </w:p>
           <w:p>
             <w:pPr>
@@ -12543,47 +12533,31 @@
                 <w:sz w:val="16"/>
                 <w:szCs w:val="16"/>
               </w:rPr>
-              <w:t xml:space="preserve">📖 HTML:</w:t>
+              <w:t xml:space="preserve">📖 READING:</w:t>
             </w:r>
           </w:p>
           <w:p>
             <w:pPr>
               <w:spacing w:after="20" w:before="0"/>
             </w:pPr>
-            <w:hyperlink w:history="1" r:id="rIdvkqxtrgv-yiftmdvd7osg">
-              <w:r>
-                <w:rPr>
-                  <w:rFonts w:ascii="Arial" w:cs="Arial" w:eastAsia="Arial" w:hAnsi="Arial"/>
-                  <w:color w:val="2E75B6"/>
-                  <w:sz w:val="16"/>
-                  <w:szCs w:val="16"/>
-                  <w:u w:val="single" w:color="2E75B6"/>
-                </w:rPr>
-                <w:t xml:space="preserve">Chemistry of Life (Flexbook)</w:t>
-              </w:r>
-            </w:hyperlink>
+            <w:r>
+              <w:rPr>
+                <w:rFonts w:ascii="Arial" w:cs="Arial" w:eastAsia="Arial" w:hAnsi="Arial"/>
+                <w:i/>
+                <w:iCs/>
+                <w:color w:val="595959"/>
+                <w:sz w:val="16"/>
+                <w:szCs w:val="16"/>
+              </w:rPr>
+              <w:t xml:space="preserve">No closely matching reading in the ARES library for this activity.</w:t>
+            </w:r>
           </w:p>
           <w:p>
             <w:pPr>
               <w:spacing w:after="10" w:before="0"/>
               <w:ind w:left="120"/>
             </w:pPr>
-            <w:r>
-              <w:rPr>
-                <w:rFonts w:ascii="Arial" w:cs="Arial" w:eastAsia="Arial" w:hAnsi="Arial"/>
-                <w:color w:val="595959"/>
-                <w:sz w:val="14"/>
-                <w:szCs w:val="14"/>
-              </w:rPr>
-              <w:t xml:space="preserve">Source: CK-12</w:t>
-            </w:r>
-          </w:p>
-          <w:p>
-            <w:pPr>
-              <w:spacing w:after="10" w:before="0"/>
-              <w:ind w:left="120"/>
-            </w:pPr>
-            <w:hyperlink w:history="1" r:id="rIdyuamdw9p3qrdrgqhkis76">
+            <w:hyperlink w:history="1" r:id="rIdrtenbmrvmrkw2ic3seelq">
               <w:r>
                 <w:rPr>
                   <w:rFonts w:ascii="Arial" w:cs="Arial" w:eastAsia="Arial" w:hAnsi="Arial"/>
@@ -12592,9 +12566,24 @@
                   <w:szCs w:val="14"/>
                   <w:u w:val="single" w:color="595959"/>
                 </w:rPr>
-                <w:t xml:space="preserve">🔍 Search ARES for similar readings</w:t>
+                <w:t xml:space="preserve">🔍 Search ARES for readings</w:t>
               </w:r>
             </w:hyperlink>
+          </w:p>
+          <w:p>
+            <w:pPr>
+              <w:spacing w:after="10" w:before="0"/>
+              <w:ind w:left="120"/>
+            </w:pPr>
+            <w:r>
+              <w:rPr>
+                <w:rFonts w:ascii="Arial" w:cs="Arial" w:eastAsia="Arial" w:hAnsi="Arial"/>
+                <w:color w:val="595959"/>
+                <w:sz w:val="14"/>
+                <w:szCs w:val="14"/>
+              </w:rPr>
+              <w:t xml:space="preserve">Search terms: chemistry medicine pharmaceutical industry</w:t>
+            </w:r>
           </w:p>
         </w:tc>
         <w:tc>
@@ -12778,40 +12767,24 @@
             <w:pPr>
               <w:spacing w:after="20" w:before="0"/>
             </w:pPr>
-            <w:hyperlink w:history="1" r:id="rIdjumxht25cxhtoehk6ptpa">
-              <w:r>
-                <w:rPr>
-                  <w:rFonts w:ascii="Arial" w:cs="Arial" w:eastAsia="Arial" w:hAnsi="Arial"/>
-                  <w:color w:val="2E75B6"/>
-                  <w:sz w:val="16"/>
-                  <w:szCs w:val="16"/>
-                  <w:u w:val="single" w:color="2E75B6"/>
-                </w:rPr>
-                <w:t xml:space="preserve">Debt loops rationale and effects</w:t>
-              </w:r>
-            </w:hyperlink>
+            <w:r>
+              <w:rPr>
+                <w:rFonts w:ascii="Arial" w:cs="Arial" w:eastAsia="Arial" w:hAnsi="Arial"/>
+                <w:i/>
+                <w:iCs/>
+                <w:color w:val="595959"/>
+                <w:sz w:val="16"/>
+                <w:szCs w:val="16"/>
+              </w:rPr>
+              <w:t xml:space="preserve">No closely matching video in the ARES library for this activity.</w:t>
+            </w:r>
           </w:p>
           <w:p>
             <w:pPr>
               <w:spacing w:after="10" w:before="0"/>
               <w:ind w:left="120"/>
             </w:pPr>
-            <w:r>
-              <w:rPr>
-                <w:rFonts w:ascii="Arial" w:cs="Arial" w:eastAsia="Arial" w:hAnsi="Arial"/>
-                <w:color w:val="595959"/>
-                <w:sz w:val="14"/>
-                <w:szCs w:val="14"/>
-              </w:rPr>
-              <w:t xml:space="preserve">Source: Khan Academy (English - US curriculum)</w:t>
-            </w:r>
-          </w:p>
-          <w:p>
-            <w:pPr>
-              <w:spacing w:after="10" w:before="0"/>
-              <w:ind w:left="120"/>
-            </w:pPr>
-            <w:hyperlink w:history="1" r:id="rIdl896y_txgswbpwzstvxvp">
+            <w:hyperlink w:history="1" r:id="rIdffv32zoxer04wibaukuz1">
               <w:r>
                 <w:rPr>
                   <w:rFonts w:ascii="Arial" w:cs="Arial" w:eastAsia="Arial" w:hAnsi="Arial"/>
@@ -12820,9 +12793,24 @@
                   <w:szCs w:val="14"/>
                   <w:u w:val="single" w:color="595959"/>
                 </w:rPr>
-                <w:t xml:space="preserve">🔍 Search ARES for similar videos</w:t>
+                <w:t xml:space="preserve">🔍 Search ARES for videos</w:t>
               </w:r>
             </w:hyperlink>
+          </w:p>
+          <w:p>
+            <w:pPr>
+              <w:spacing w:after="10" w:before="0"/>
+              <w:ind w:left="120"/>
+            </w:pPr>
+            <w:r>
+              <w:rPr>
+                <w:rFonts w:ascii="Arial" w:cs="Arial" w:eastAsia="Arial" w:hAnsi="Arial"/>
+                <w:color w:val="595959"/>
+                <w:sz w:val="14"/>
+                <w:szCs w:val="14"/>
+              </w:rPr>
+              <w:t xml:space="preserve">Search terms: chemistry medicine pharmaceutical industry</w:t>
+            </w:r>
           </w:p>
           <w:p>
             <w:pPr>
@@ -12849,47 +12837,31 @@
                 <w:sz w:val="16"/>
                 <w:szCs w:val="16"/>
               </w:rPr>
-              <w:t xml:space="preserve">📖 HTML:</w:t>
+              <w:t xml:space="preserve">📖 READING:</w:t>
             </w:r>
           </w:p>
           <w:p>
             <w:pPr>
               <w:spacing w:after="20" w:before="0"/>
             </w:pPr>
-            <w:hyperlink w:history="1" r:id="rIdtcinbn7qvpxs8yrin4_v5">
-              <w:r>
-                <w:rPr>
-                  <w:rFonts w:ascii="Arial" w:cs="Arial" w:eastAsia="Arial" w:hAnsi="Arial"/>
-                  <w:color w:val="2E75B6"/>
-                  <w:sz w:val="16"/>
-                  <w:szCs w:val="16"/>
-                  <w:u w:val="single" w:color="2E75B6"/>
-                </w:rPr>
-                <w:t xml:space="preserve">Chemistry of Life (Flexbook)</w:t>
-              </w:r>
-            </w:hyperlink>
+            <w:r>
+              <w:rPr>
+                <w:rFonts w:ascii="Arial" w:cs="Arial" w:eastAsia="Arial" w:hAnsi="Arial"/>
+                <w:i/>
+                <w:iCs/>
+                <w:color w:val="595959"/>
+                <w:sz w:val="16"/>
+                <w:szCs w:val="16"/>
+              </w:rPr>
+              <w:t xml:space="preserve">No closely matching reading in the ARES library for this activity.</w:t>
+            </w:r>
           </w:p>
           <w:p>
             <w:pPr>
               <w:spacing w:after="10" w:before="0"/>
               <w:ind w:left="120"/>
             </w:pPr>
-            <w:r>
-              <w:rPr>
-                <w:rFonts w:ascii="Arial" w:cs="Arial" w:eastAsia="Arial" w:hAnsi="Arial"/>
-                <w:color w:val="595959"/>
-                <w:sz w:val="14"/>
-                <w:szCs w:val="14"/>
-              </w:rPr>
-              <w:t xml:space="preserve">Source: CK-12</w:t>
-            </w:r>
-          </w:p>
-          <w:p>
-            <w:pPr>
-              <w:spacing w:after="10" w:before="0"/>
-              <w:ind w:left="120"/>
-            </w:pPr>
-            <w:hyperlink w:history="1" r:id="rIduvwvcsvmzmdlphgo4_csm">
+            <w:hyperlink w:history="1" r:id="rIdw_n1t2t9njvhdoa7zjgol">
               <w:r>
                 <w:rPr>
                   <w:rFonts w:ascii="Arial" w:cs="Arial" w:eastAsia="Arial" w:hAnsi="Arial"/>
@@ -12898,9 +12870,24 @@
                   <w:szCs w:val="14"/>
                   <w:u w:val="single" w:color="595959"/>
                 </w:rPr>
-                <w:t xml:space="preserve">🔍 Search ARES for similar readings</w:t>
+                <w:t xml:space="preserve">🔍 Search ARES for readings</w:t>
               </w:r>
             </w:hyperlink>
+          </w:p>
+          <w:p>
+            <w:pPr>
+              <w:spacing w:after="10" w:before="0"/>
+              <w:ind w:left="120"/>
+            </w:pPr>
+            <w:r>
+              <w:rPr>
+                <w:rFonts w:ascii="Arial" w:cs="Arial" w:eastAsia="Arial" w:hAnsi="Arial"/>
+                <w:color w:val="595959"/>
+                <w:sz w:val="14"/>
+                <w:szCs w:val="14"/>
+              </w:rPr>
+              <w:t xml:space="preserve">Search terms: chemistry medicine pharmaceutical industry</w:t>
+            </w:r>
           </w:p>
         </w:tc>
         <w:tc>
@@ -13084,40 +13071,24 @@
             <w:pPr>
               <w:spacing w:after="20" w:before="0"/>
             </w:pPr>
-            <w:hyperlink w:history="1" r:id="rIddmpkip5qoj6_rlluurqgs">
-              <w:r>
-                <w:rPr>
-                  <w:rFonts w:ascii="Arial" w:cs="Arial" w:eastAsia="Arial" w:hAnsi="Arial"/>
-                  <w:color w:val="2E75B6"/>
-                  <w:sz w:val="16"/>
-                  <w:szCs w:val="16"/>
-                  <w:u w:val="single" w:color="2E75B6"/>
-                </w:rPr>
-                <w:t xml:space="preserve">Debt loops rationale and effects</w:t>
-              </w:r>
-            </w:hyperlink>
+            <w:r>
+              <w:rPr>
+                <w:rFonts w:ascii="Arial" w:cs="Arial" w:eastAsia="Arial" w:hAnsi="Arial"/>
+                <w:i/>
+                <w:iCs/>
+                <w:color w:val="595959"/>
+                <w:sz w:val="16"/>
+                <w:szCs w:val="16"/>
+              </w:rPr>
+              <w:t xml:space="preserve">No closely matching video in the ARES library for this activity.</w:t>
+            </w:r>
           </w:p>
           <w:p>
             <w:pPr>
               <w:spacing w:after="10" w:before="0"/>
               <w:ind w:left="120"/>
             </w:pPr>
-            <w:r>
-              <w:rPr>
-                <w:rFonts w:ascii="Arial" w:cs="Arial" w:eastAsia="Arial" w:hAnsi="Arial"/>
-                <w:color w:val="595959"/>
-                <w:sz w:val="14"/>
-                <w:szCs w:val="14"/>
-              </w:rPr>
-              <w:t xml:space="preserve">Source: Khan Academy (English - US curriculum)</w:t>
-            </w:r>
-          </w:p>
-          <w:p>
-            <w:pPr>
-              <w:spacing w:after="10" w:before="0"/>
-              <w:ind w:left="120"/>
-            </w:pPr>
-            <w:hyperlink w:history="1" r:id="rIdfax9ccpblarvmr69h9mek">
+            <w:hyperlink w:history="1" r:id="rIdsodsxa8-akghcis5eb20v">
               <w:r>
                 <w:rPr>
                   <w:rFonts w:ascii="Arial" w:cs="Arial" w:eastAsia="Arial" w:hAnsi="Arial"/>
@@ -13126,9 +13097,24 @@
                   <w:szCs w:val="14"/>
                   <w:u w:val="single" w:color="595959"/>
                 </w:rPr>
-                <w:t xml:space="preserve">🔍 Search ARES for similar videos</w:t>
+                <w:t xml:space="preserve">🔍 Search ARES for videos</w:t>
               </w:r>
             </w:hyperlink>
+          </w:p>
+          <w:p>
+            <w:pPr>
+              <w:spacing w:after="10" w:before="0"/>
+              <w:ind w:left="120"/>
+            </w:pPr>
+            <w:r>
+              <w:rPr>
+                <w:rFonts w:ascii="Arial" w:cs="Arial" w:eastAsia="Arial" w:hAnsi="Arial"/>
+                <w:color w:val="595959"/>
+                <w:sz w:val="14"/>
+                <w:szCs w:val="14"/>
+              </w:rPr>
+              <w:t xml:space="preserve">Search terms: chemistry medicine pharmaceutical industry</w:t>
+            </w:r>
           </w:p>
           <w:p>
             <w:pPr>
@@ -13155,47 +13141,31 @@
                 <w:sz w:val="16"/>
                 <w:szCs w:val="16"/>
               </w:rPr>
-              <w:t xml:space="preserve">📖 HTML:</w:t>
+              <w:t xml:space="preserve">📖 READING:</w:t>
             </w:r>
           </w:p>
           <w:p>
             <w:pPr>
               <w:spacing w:after="20" w:before="0"/>
             </w:pPr>
-            <w:hyperlink w:history="1" r:id="rIdqnwf2xxny-7yh76rck1cp">
-              <w:r>
-                <w:rPr>
-                  <w:rFonts w:ascii="Arial" w:cs="Arial" w:eastAsia="Arial" w:hAnsi="Arial"/>
-                  <w:color w:val="2E75B6"/>
-                  <w:sz w:val="16"/>
-                  <w:szCs w:val="16"/>
-                  <w:u w:val="single" w:color="2E75B6"/>
-                </w:rPr>
-                <w:t xml:space="preserve">Chemistry of Life (Flexbook)</w:t>
-              </w:r>
-            </w:hyperlink>
+            <w:r>
+              <w:rPr>
+                <w:rFonts w:ascii="Arial" w:cs="Arial" w:eastAsia="Arial" w:hAnsi="Arial"/>
+                <w:i/>
+                <w:iCs/>
+                <w:color w:val="595959"/>
+                <w:sz w:val="16"/>
+                <w:szCs w:val="16"/>
+              </w:rPr>
+              <w:t xml:space="preserve">No closely matching reading in the ARES library for this activity.</w:t>
+            </w:r>
           </w:p>
           <w:p>
             <w:pPr>
               <w:spacing w:after="10" w:before="0"/>
               <w:ind w:left="120"/>
             </w:pPr>
-            <w:r>
-              <w:rPr>
-                <w:rFonts w:ascii="Arial" w:cs="Arial" w:eastAsia="Arial" w:hAnsi="Arial"/>
-                <w:color w:val="595959"/>
-                <w:sz w:val="14"/>
-                <w:szCs w:val="14"/>
-              </w:rPr>
-              <w:t xml:space="preserve">Source: CK-12</w:t>
-            </w:r>
-          </w:p>
-          <w:p>
-            <w:pPr>
-              <w:spacing w:after="10" w:before="0"/>
-              <w:ind w:left="120"/>
-            </w:pPr>
-            <w:hyperlink w:history="1" r:id="rIdp5i92do_kxep9ibvposwr">
+            <w:hyperlink w:history="1" r:id="rId_wjim6y9jqpbepbfwvqv9">
               <w:r>
                 <w:rPr>
                   <w:rFonts w:ascii="Arial" w:cs="Arial" w:eastAsia="Arial" w:hAnsi="Arial"/>
@@ -13204,9 +13174,24 @@
                   <w:szCs w:val="14"/>
                   <w:u w:val="single" w:color="595959"/>
                 </w:rPr>
-                <w:t xml:space="preserve">🔍 Search ARES for similar readings</w:t>
+                <w:t xml:space="preserve">🔍 Search ARES for readings</w:t>
               </w:r>
             </w:hyperlink>
+          </w:p>
+          <w:p>
+            <w:pPr>
+              <w:spacing w:after="10" w:before="0"/>
+              <w:ind w:left="120"/>
+            </w:pPr>
+            <w:r>
+              <w:rPr>
+                <w:rFonts w:ascii="Arial" w:cs="Arial" w:eastAsia="Arial" w:hAnsi="Arial"/>
+                <w:color w:val="595959"/>
+                <w:sz w:val="14"/>
+                <w:szCs w:val="14"/>
+              </w:rPr>
+              <w:t xml:space="preserve">Search terms: chemistry medicine pharmaceutical industry</w:t>
+            </w:r>
           </w:p>
         </w:tc>
         <w:tc>
@@ -14796,7 +14781,7 @@
             <w:pPr>
               <w:spacing w:after="20" w:before="0"/>
             </w:pPr>
-            <w:hyperlink w:history="1" r:id="rIdbdx305bwltbim0cuxmua7">
+            <w:hyperlink w:history="1" r:id="rIdp3naiqkokmy5oaiypiklp">
               <w:r>
                 <w:rPr>
                   <w:rFonts w:ascii="Arial" w:cs="Arial" w:eastAsia="Arial" w:hAnsi="Arial"/>
@@ -14805,7 +14790,7 @@
                   <w:szCs w:val="16"/>
                   <w:u w:val="single" w:color="2E75B6"/>
                 </w:rPr>
-                <w:t xml:space="preserve">Creativity break: How do you apply creativity in algebra</w:t>
+                <w:t xml:space="preserve">Intro to Chemistry</w:t>
               </w:r>
             </w:hyperlink>
           </w:p>
@@ -14829,7 +14814,7 @@
               <w:spacing w:after="10" w:before="0"/>
               <w:ind w:left="120"/>
             </w:pPr>
-            <w:hyperlink w:history="1" r:id="rId3m8pt6c-cwlnthzkodqrl">
+            <w:hyperlink w:history="1" r:id="rIdqqtoxwyq-cs6kvf753nmx">
               <w:r>
                 <w:rPr>
                   <w:rFonts w:ascii="Arial" w:cs="Arial" w:eastAsia="Arial" w:hAnsi="Arial"/>
@@ -14874,7 +14859,7 @@
             <w:pPr>
               <w:spacing w:after="20" w:before="0"/>
             </w:pPr>
-            <w:hyperlink w:history="1" r:id="rIdsa9pqzubich6n9jp98iv1">
+            <w:hyperlink w:history="1" r:id="rId_wg0mpmrfnolb7wkle8e0">
               <w:r>
                 <w:rPr>
                   <w:rFonts w:ascii="Arial" w:cs="Arial" w:eastAsia="Arial" w:hAnsi="Arial"/>
@@ -14883,7 +14868,7 @@
                   <w:szCs w:val="16"/>
                   <w:u w:val="single" w:color="2E75B6"/>
                 </w:rPr>
-                <w:t xml:space="preserve">Chemistry of Life (Flexbook)</w:t>
+                <w:t xml:space="preserve">Energy in Chemistry (Flexbook)</w:t>
               </w:r>
             </w:hyperlink>
           </w:p>
@@ -14907,7 +14892,7 @@
               <w:spacing w:after="10" w:before="0"/>
               <w:ind w:left="120"/>
             </w:pPr>
-            <w:hyperlink w:history="1" r:id="rIdz6hc68vwajhnao0nrajqk">
+            <w:hyperlink w:history="1" r:id="rIdvxzfsilizrhfg8p0mrxwp">
               <w:r>
                 <w:rPr>
                   <w:rFonts w:ascii="Arial" w:cs="Arial" w:eastAsia="Arial" w:hAnsi="Arial"/>
@@ -15102,7 +15087,7 @@
             <w:pPr>
               <w:spacing w:after="20" w:before="0"/>
             </w:pPr>
-            <w:hyperlink w:history="1" r:id="rIdymlga9kczv2sk_1m-brk7">
+            <w:hyperlink w:history="1" r:id="rId-_0tuf4woxipsutxnpnwy">
               <w:r>
                 <w:rPr>
                   <w:rFonts w:ascii="Arial" w:cs="Arial" w:eastAsia="Arial" w:hAnsi="Arial"/>
@@ -15111,7 +15096,7 @@
                   <w:szCs w:val="16"/>
                   <w:u w:val="single" w:color="2E75B6"/>
                 </w:rPr>
-                <w:t xml:space="preserve">Creativity break: How do you apply creativity in algebra</w:t>
+                <w:t xml:space="preserve">2015 AP Chemistry free response 7</w:t>
               </w:r>
             </w:hyperlink>
           </w:p>
@@ -15135,7 +15120,7 @@
               <w:spacing w:after="10" w:before="0"/>
               <w:ind w:left="120"/>
             </w:pPr>
-            <w:hyperlink w:history="1" r:id="rIdpcka_cjphjq1agbszre7t">
+            <w:hyperlink w:history="1" r:id="rId_drqd8s94bilujpa5i0kw">
               <w:r>
                 <w:rPr>
                   <w:rFonts w:ascii="Arial" w:cs="Arial" w:eastAsia="Arial" w:hAnsi="Arial"/>
@@ -15173,14 +15158,14 @@
                 <w:sz w:val="16"/>
                 <w:szCs w:val="16"/>
               </w:rPr>
-              <w:t xml:space="preserve">📖 HTML:</w:t>
+              <w:t xml:space="preserve">📖 EXERCISE:</w:t>
             </w:r>
           </w:p>
           <w:p>
             <w:pPr>
               <w:spacing w:after="20" w:before="0"/>
             </w:pPr>
-            <w:hyperlink w:history="1" r:id="rId6rwlm8r0k9o6y8kfsweon">
+            <w:hyperlink w:history="1" r:id="rId6w4fcnyb-x_lqgf3nl6n3">
               <w:r>
                 <w:rPr>
                   <w:rFonts w:ascii="Arial" w:cs="Arial" w:eastAsia="Arial" w:hAnsi="Arial"/>
@@ -15189,7 +15174,7 @@
                   <w:szCs w:val="16"/>
                   <w:u w:val="single" w:color="2E75B6"/>
                 </w:rPr>
-                <w:t xml:space="preserve">Chemistry of Life (Flexbook)</w:t>
+                <w:t xml:space="preserve">Energy in Chemistry Practice</w:t>
               </w:r>
             </w:hyperlink>
           </w:p>
@@ -15213,7 +15198,7 @@
               <w:spacing w:after="10" w:before="0"/>
               <w:ind w:left="120"/>
             </w:pPr>
-            <w:hyperlink w:history="1" r:id="rIdfhw2qvqpzxotm9o9ikvu_">
+            <w:hyperlink w:history="1" r:id="rIdyuh_n3swvbqyvzktnwrgw">
               <w:r>
                 <w:rPr>
                   <w:rFonts w:ascii="Arial" w:cs="Arial" w:eastAsia="Arial" w:hAnsi="Arial"/>
@@ -15408,7 +15393,7 @@
             <w:pPr>
               <w:spacing w:after="20" w:before="0"/>
             </w:pPr>
-            <w:hyperlink w:history="1" r:id="rId5wvegleatmtfzy-gd8nmp">
+            <w:hyperlink w:history="1" r:id="rId2ua7mlrfktwaag_l6l8at">
               <w:r>
                 <w:rPr>
                   <w:rFonts w:ascii="Arial" w:cs="Arial" w:eastAsia="Arial" w:hAnsi="Arial"/>
@@ -15417,7 +15402,7 @@
                   <w:szCs w:val="16"/>
                   <w:u w:val="single" w:color="2E75B6"/>
                 </w:rPr>
-                <w:t xml:space="preserve">Creativity break: How do you apply creativity in algebra</w:t>
+                <w:t xml:space="preserve">2015 AP Chemistry free response 2c</w:t>
               </w:r>
             </w:hyperlink>
           </w:p>
@@ -15441,7 +15426,7 @@
               <w:spacing w:after="10" w:before="0"/>
               <w:ind w:left="120"/>
             </w:pPr>
-            <w:hyperlink w:history="1" r:id="rIdvip9h4wsd0f_s_crwtagz">
+            <w:hyperlink w:history="1" r:id="rIdkoycajbatjga1qbxxw0fn">
               <w:r>
                 <w:rPr>
                   <w:rFonts w:ascii="Arial" w:cs="Arial" w:eastAsia="Arial" w:hAnsi="Arial"/>
@@ -15486,7 +15471,7 @@
             <w:pPr>
               <w:spacing w:after="20" w:before="0"/>
             </w:pPr>
-            <w:hyperlink w:history="1" r:id="rIdjtn4cbj4c5giwvoicavcy">
+            <w:hyperlink w:history="1" r:id="rId9twcwzuauupoabacf0qy2">
               <w:r>
                 <w:rPr>
                   <w:rFonts w:ascii="Arial" w:cs="Arial" w:eastAsia="Arial" w:hAnsi="Arial"/>
@@ -15495,7 +15480,7 @@
                   <w:szCs w:val="16"/>
                   <w:u w:val="single" w:color="2E75B6"/>
                 </w:rPr>
-                <w:t xml:space="preserve">Chemistry of Life (Flexbook)</w:t>
+                <w:t xml:space="preserve">Energy in Chemistry (Flexbook)</w:t>
               </w:r>
             </w:hyperlink>
           </w:p>
@@ -15519,7 +15504,7 @@
               <w:spacing w:after="10" w:before="0"/>
               <w:ind w:left="120"/>
             </w:pPr>
-            <w:hyperlink w:history="1" r:id="rId6uhnlqd-cxrgnseku3beh">
+            <w:hyperlink w:history="1" r:id="rIddpsjkoelr9wczolfpxe7i">
               <w:r>
                 <w:rPr>
                   <w:rFonts w:ascii="Arial" w:cs="Arial" w:eastAsia="Arial" w:hAnsi="Arial"/>
@@ -15714,7 +15699,7 @@
             <w:pPr>
               <w:spacing w:after="20" w:before="0"/>
             </w:pPr>
-            <w:hyperlink w:history="1" r:id="rIdwakrubc5ocwxm5fn_fsch">
+            <w:hyperlink w:history="1" r:id="rIdvrvvzusggjnk9eqy-_vky">
               <w:r>
                 <w:rPr>
                   <w:rFonts w:ascii="Arial" w:cs="Arial" w:eastAsia="Arial" w:hAnsi="Arial"/>
@@ -15723,7 +15708,7 @@
                   <w:szCs w:val="16"/>
                   <w:u w:val="single" w:color="2E75B6"/>
                 </w:rPr>
-                <w:t xml:space="preserve">Creativity break: How do you apply creativity in algebra</w:t>
+                <w:t xml:space="preserve">Introduction to chemistry</w:t>
               </w:r>
             </w:hyperlink>
           </w:p>
@@ -15747,7 +15732,7 @@
               <w:spacing w:after="10" w:before="0"/>
               <w:ind w:left="120"/>
             </w:pPr>
-            <w:hyperlink w:history="1" r:id="rIdmgpb8-0ujws3fz93q_f7t">
+            <w:hyperlink w:history="1" r:id="rId56jupkkkizqptevr6m1_u">
               <w:r>
                 <w:rPr>
                   <w:rFonts w:ascii="Arial" w:cs="Arial" w:eastAsia="Arial" w:hAnsi="Arial"/>
@@ -15792,7 +15777,7 @@
             <w:pPr>
               <w:spacing w:after="20" w:before="0"/>
             </w:pPr>
-            <w:hyperlink w:history="1" r:id="rIdvwohlltms8rgn69mlih0q">
+            <w:hyperlink w:history="1" r:id="rIdlikuuviwe4kxt6fcgagms">
               <w:r>
                 <w:rPr>
                   <w:rFonts w:ascii="Arial" w:cs="Arial" w:eastAsia="Arial" w:hAnsi="Arial"/>
@@ -15801,7 +15786,7 @@
                   <w:szCs w:val="16"/>
                   <w:u w:val="single" w:color="2E75B6"/>
                 </w:rPr>
-                <w:t xml:space="preserve">Chemistry of Life (Flexbook)</w:t>
+                <w:t xml:space="preserve">Energy in Chemistry (Flexbook)</w:t>
               </w:r>
             </w:hyperlink>
           </w:p>
@@ -15825,7 +15810,7 @@
               <w:spacing w:after="10" w:before="0"/>
               <w:ind w:left="120"/>
             </w:pPr>
-            <w:hyperlink w:history="1" r:id="rIdulfkfdz7qztuabcoowjqu">
+            <w:hyperlink w:history="1" r:id="rIdbvxxsd7-jkozm7ocj2se3">
               <w:r>
                 <w:rPr>
                   <w:rFonts w:ascii="Arial" w:cs="Arial" w:eastAsia="Arial" w:hAnsi="Arial"/>
@@ -16020,7 +16005,7 @@
             <w:pPr>
               <w:spacing w:after="20" w:before="0"/>
             </w:pPr>
-            <w:hyperlink w:history="1" r:id="rIdbhwxqh1r13ygiiojzmpkp">
+            <w:hyperlink w:history="1" r:id="rIdahxweajb9vceasd5a2prf">
               <w:r>
                 <w:rPr>
                   <w:rFonts w:ascii="Arial" w:cs="Arial" w:eastAsia="Arial" w:hAnsi="Arial"/>
@@ -16029,7 +16014,7 @@
                   <w:szCs w:val="16"/>
                   <w:u w:val="single" w:color="2E75B6"/>
                 </w:rPr>
-                <w:t xml:space="preserve">Creativity break: How do you apply creativity in algebra</w:t>
+                <w:t xml:space="preserve">Intro to Chemistry</w:t>
               </w:r>
             </w:hyperlink>
           </w:p>
@@ -16053,7 +16038,7 @@
               <w:spacing w:after="10" w:before="0"/>
               <w:ind w:left="120"/>
             </w:pPr>
-            <w:hyperlink w:history="1" r:id="rId4cuav30mc04ebwgs9ihqv">
+            <w:hyperlink w:history="1" r:id="rIdefk3pqvitofte0uns-yvo">
               <w:r>
                 <w:rPr>
                   <w:rFonts w:ascii="Arial" w:cs="Arial" w:eastAsia="Arial" w:hAnsi="Arial"/>
@@ -16098,7 +16083,7 @@
             <w:pPr>
               <w:spacing w:after="20" w:before="0"/>
             </w:pPr>
-            <w:hyperlink w:history="1" r:id="rIdajs0ya4rxtnwphawo2ypc">
+            <w:hyperlink w:history="1" r:id="rIdxyvscdcbldmlxiorvfisd">
               <w:r>
                 <w:rPr>
                   <w:rFonts w:ascii="Arial" w:cs="Arial" w:eastAsia="Arial" w:hAnsi="Arial"/>
@@ -16107,7 +16092,7 @@
                   <w:szCs w:val="16"/>
                   <w:u w:val="single" w:color="2E75B6"/>
                 </w:rPr>
-                <w:t xml:space="preserve">Chemistry of Life (Flexbook)</w:t>
+                <w:t xml:space="preserve">Energy in Chemistry (Flexbook)</w:t>
               </w:r>
             </w:hyperlink>
           </w:p>
@@ -16131,7 +16116,7 @@
               <w:spacing w:after="10" w:before="0"/>
               <w:ind w:left="120"/>
             </w:pPr>
-            <w:hyperlink w:history="1" r:id="rIdulmjs_recssyoxegfo6gx">
+            <w:hyperlink w:history="1" r:id="rIdat53b0mi9cldfkpfysrvg">
               <w:r>
                 <w:rPr>
                   <w:rFonts w:ascii="Arial" w:cs="Arial" w:eastAsia="Arial" w:hAnsi="Arial"/>
@@ -17618,40 +17603,24 @@
             <w:pPr>
               <w:spacing w:after="20" w:before="0"/>
             </w:pPr>
-            <w:hyperlink w:history="1" r:id="rIdoe5p0mkyk4-2teezhypq-">
-              <w:r>
-                <w:rPr>
-                  <w:rFonts w:ascii="Arial" w:cs="Arial" w:eastAsia="Arial" w:hAnsi="Arial"/>
-                  <w:color w:val="2E75B6"/>
-                  <w:sz w:val="16"/>
-                  <w:szCs w:val="16"/>
-                  <w:u w:val="single" w:color="2E75B6"/>
-                </w:rPr>
-                <w:t xml:space="preserve">Prime numbers</w:t>
-              </w:r>
-            </w:hyperlink>
+            <w:r>
+              <w:rPr>
+                <w:rFonts w:ascii="Arial" w:cs="Arial" w:eastAsia="Arial" w:hAnsi="Arial"/>
+                <w:i/>
+                <w:iCs/>
+                <w:color w:val="595959"/>
+                <w:sz w:val="16"/>
+                <w:szCs w:val="16"/>
+              </w:rPr>
+              <w:t xml:space="preserve">No closely matching video in the ARES library for this activity.</w:t>
+            </w:r>
           </w:p>
           <w:p>
             <w:pPr>
               <w:spacing w:after="10" w:before="0"/>
               <w:ind w:left="120"/>
             </w:pPr>
-            <w:r>
-              <w:rPr>
-                <w:rFonts w:ascii="Arial" w:cs="Arial" w:eastAsia="Arial" w:hAnsi="Arial"/>
-                <w:color w:val="595959"/>
-                <w:sz w:val="14"/>
-                <w:szCs w:val="14"/>
-              </w:rPr>
-              <w:t xml:space="preserve">Source: Khan Academy (English - US curriculum)</w:t>
-            </w:r>
-          </w:p>
-          <w:p>
-            <w:pPr>
-              <w:spacing w:after="10" w:before="0"/>
-              <w:ind w:left="120"/>
-            </w:pPr>
-            <w:hyperlink w:history="1" r:id="rIdqxgrpyrii2ikwek8tm5_z">
+            <w:hyperlink w:history="1" r:id="rIdx4nzkrbni0pwhh6ec9bij">
               <w:r>
                 <w:rPr>
                   <w:rFonts w:ascii="Arial" w:cs="Arial" w:eastAsia="Arial" w:hAnsi="Arial"/>
@@ -17660,9 +17629,24 @@
                   <w:szCs w:val="14"/>
                   <w:u w:val="single" w:color="595959"/>
                 </w:rPr>
-                <w:t xml:space="preserve">🔍 Search ARES for similar videos</w:t>
+                <w:t xml:space="preserve">🔍 Search ARES for videos</w:t>
               </w:r>
             </w:hyperlink>
+          </w:p>
+          <w:p>
+            <w:pPr>
+              <w:spacing w:after="10" w:before="0"/>
+              <w:ind w:left="120"/>
+            </w:pPr>
+            <w:r>
+              <w:rPr>
+                <w:rFonts w:ascii="Arial" w:cs="Arial" w:eastAsia="Arial" w:hAnsi="Arial"/>
+                <w:color w:val="595959"/>
+                <w:sz w:val="14"/>
+                <w:szCs w:val="14"/>
+              </w:rPr>
+              <w:t xml:space="preserve">Search terms: chemistry careers gender stereotyping</w:t>
+            </w:r>
           </w:p>
           <w:p>
             <w:pPr>
@@ -17689,47 +17673,31 @@
                 <w:sz w:val="16"/>
                 <w:szCs w:val="16"/>
               </w:rPr>
-              <w:t xml:space="preserve">📖 HTML:</w:t>
+              <w:t xml:space="preserve">📖 READING:</w:t>
             </w:r>
           </w:p>
           <w:p>
             <w:pPr>
               <w:spacing w:after="20" w:before="0"/>
             </w:pPr>
-            <w:hyperlink w:history="1" r:id="rIdlx-rnlhkgdtjkqjzlj6xd">
-              <w:r>
-                <w:rPr>
-                  <w:rFonts w:ascii="Arial" w:cs="Arial" w:eastAsia="Arial" w:hAnsi="Arial"/>
-                  <w:color w:val="2E75B6"/>
-                  <w:sz w:val="16"/>
-                  <w:szCs w:val="16"/>
-                  <w:u w:val="single" w:color="2E75B6"/>
-                </w:rPr>
-                <w:t xml:space="preserve">Chemistry of Life (Flexbook)</w:t>
-              </w:r>
-            </w:hyperlink>
+            <w:r>
+              <w:rPr>
+                <w:rFonts w:ascii="Arial" w:cs="Arial" w:eastAsia="Arial" w:hAnsi="Arial"/>
+                <w:i/>
+                <w:iCs/>
+                <w:color w:val="595959"/>
+                <w:sz w:val="16"/>
+                <w:szCs w:val="16"/>
+              </w:rPr>
+              <w:t xml:space="preserve">No closely matching reading in the ARES library for this activity.</w:t>
+            </w:r>
           </w:p>
           <w:p>
             <w:pPr>
               <w:spacing w:after="10" w:before="0"/>
               <w:ind w:left="120"/>
             </w:pPr>
-            <w:r>
-              <w:rPr>
-                <w:rFonts w:ascii="Arial" w:cs="Arial" w:eastAsia="Arial" w:hAnsi="Arial"/>
-                <w:color w:val="595959"/>
-                <w:sz w:val="14"/>
-                <w:szCs w:val="14"/>
-              </w:rPr>
-              <w:t xml:space="preserve">Source: CK-12</w:t>
-            </w:r>
-          </w:p>
-          <w:p>
-            <w:pPr>
-              <w:spacing w:after="10" w:before="0"/>
-              <w:ind w:left="120"/>
-            </w:pPr>
-            <w:hyperlink w:history="1" r:id="rIdnoanmdot89f5xphic3ujo">
+            <w:hyperlink w:history="1" r:id="rIdv7ql1cljx43sf4_1e-bbo">
               <w:r>
                 <w:rPr>
                   <w:rFonts w:ascii="Arial" w:cs="Arial" w:eastAsia="Arial" w:hAnsi="Arial"/>
@@ -17738,9 +17706,24 @@
                   <w:szCs w:val="14"/>
                   <w:u w:val="single" w:color="595959"/>
                 </w:rPr>
-                <w:t xml:space="preserve">🔍 Search ARES for similar readings</w:t>
+                <w:t xml:space="preserve">🔍 Search ARES for readings</w:t>
               </w:r>
             </w:hyperlink>
+          </w:p>
+          <w:p>
+            <w:pPr>
+              <w:spacing w:after="10" w:before="0"/>
+              <w:ind w:left="120"/>
+            </w:pPr>
+            <w:r>
+              <w:rPr>
+                <w:rFonts w:ascii="Arial" w:cs="Arial" w:eastAsia="Arial" w:hAnsi="Arial"/>
+                <w:color w:val="595959"/>
+                <w:sz w:val="14"/>
+                <w:szCs w:val="14"/>
+              </w:rPr>
+              <w:t xml:space="preserve">Search terms: chemistry careers gender stereotyping</w:t>
+            </w:r>
           </w:p>
         </w:tc>
         <w:tc>
@@ -17924,40 +17907,24 @@
             <w:pPr>
               <w:spacing w:after="20" w:before="0"/>
             </w:pPr>
-            <w:hyperlink w:history="1" r:id="rIddozxibbvwryac8ydp35n7">
-              <w:r>
-                <w:rPr>
-                  <w:rFonts w:ascii="Arial" w:cs="Arial" w:eastAsia="Arial" w:hAnsi="Arial"/>
-                  <w:color w:val="2E75B6"/>
-                  <w:sz w:val="16"/>
-                  <w:szCs w:val="16"/>
-                  <w:u w:val="single" w:color="2E75B6"/>
-                </w:rPr>
-                <w:t xml:space="preserve">Prime numbers</w:t>
-              </w:r>
-            </w:hyperlink>
+            <w:r>
+              <w:rPr>
+                <w:rFonts w:ascii="Arial" w:cs="Arial" w:eastAsia="Arial" w:hAnsi="Arial"/>
+                <w:i/>
+                <w:iCs/>
+                <w:color w:val="595959"/>
+                <w:sz w:val="16"/>
+                <w:szCs w:val="16"/>
+              </w:rPr>
+              <w:t xml:space="preserve">No closely matching video in the ARES library for this activity.</w:t>
+            </w:r>
           </w:p>
           <w:p>
             <w:pPr>
               <w:spacing w:after="10" w:before="0"/>
               <w:ind w:left="120"/>
             </w:pPr>
-            <w:r>
-              <w:rPr>
-                <w:rFonts w:ascii="Arial" w:cs="Arial" w:eastAsia="Arial" w:hAnsi="Arial"/>
-                <w:color w:val="595959"/>
-                <w:sz w:val="14"/>
-                <w:szCs w:val="14"/>
-              </w:rPr>
-              <w:t xml:space="preserve">Source: Khan Academy (English - US curriculum)</w:t>
-            </w:r>
-          </w:p>
-          <w:p>
-            <w:pPr>
-              <w:spacing w:after="10" w:before="0"/>
-              <w:ind w:left="120"/>
-            </w:pPr>
-            <w:hyperlink w:history="1" r:id="rId2la05mpgersy-xfmrotpo">
+            <w:hyperlink w:history="1" r:id="rIdm4bh6s440p6f4imp4vqcl">
               <w:r>
                 <w:rPr>
                   <w:rFonts w:ascii="Arial" w:cs="Arial" w:eastAsia="Arial" w:hAnsi="Arial"/>
@@ -17966,9 +17933,24 @@
                   <w:szCs w:val="14"/>
                   <w:u w:val="single" w:color="595959"/>
                 </w:rPr>
-                <w:t xml:space="preserve">🔍 Search ARES for similar videos</w:t>
+                <w:t xml:space="preserve">🔍 Search ARES for videos</w:t>
               </w:r>
             </w:hyperlink>
+          </w:p>
+          <w:p>
+            <w:pPr>
+              <w:spacing w:after="10" w:before="0"/>
+              <w:ind w:left="120"/>
+            </w:pPr>
+            <w:r>
+              <w:rPr>
+                <w:rFonts w:ascii="Arial" w:cs="Arial" w:eastAsia="Arial" w:hAnsi="Arial"/>
+                <w:color w:val="595959"/>
+                <w:sz w:val="14"/>
+                <w:szCs w:val="14"/>
+              </w:rPr>
+              <w:t xml:space="preserve">Search terms: chemistry careers gender stereotyping</w:t>
+            </w:r>
           </w:p>
           <w:p>
             <w:pPr>
@@ -17995,47 +17977,31 @@
                 <w:sz w:val="16"/>
                 <w:szCs w:val="16"/>
               </w:rPr>
-              <w:t xml:space="preserve">📖 HTML:</w:t>
+              <w:t xml:space="preserve">📖 READING:</w:t>
             </w:r>
           </w:p>
           <w:p>
             <w:pPr>
               <w:spacing w:after="20" w:before="0"/>
             </w:pPr>
-            <w:hyperlink w:history="1" r:id="rId_m2dbyhmp1lvmemrst3xu">
-              <w:r>
-                <w:rPr>
-                  <w:rFonts w:ascii="Arial" w:cs="Arial" w:eastAsia="Arial" w:hAnsi="Arial"/>
-                  <w:color w:val="2E75B6"/>
-                  <w:sz w:val="16"/>
-                  <w:szCs w:val="16"/>
-                  <w:u w:val="single" w:color="2E75B6"/>
-                </w:rPr>
-                <w:t xml:space="preserve">Chemistry of Life (Flexbook)</w:t>
-              </w:r>
-            </w:hyperlink>
+            <w:r>
+              <w:rPr>
+                <w:rFonts w:ascii="Arial" w:cs="Arial" w:eastAsia="Arial" w:hAnsi="Arial"/>
+                <w:i/>
+                <w:iCs/>
+                <w:color w:val="595959"/>
+                <w:sz w:val="16"/>
+                <w:szCs w:val="16"/>
+              </w:rPr>
+              <w:t xml:space="preserve">No closely matching reading in the ARES library for this activity.</w:t>
+            </w:r>
           </w:p>
           <w:p>
             <w:pPr>
               <w:spacing w:after="10" w:before="0"/>
               <w:ind w:left="120"/>
             </w:pPr>
-            <w:r>
-              <w:rPr>
-                <w:rFonts w:ascii="Arial" w:cs="Arial" w:eastAsia="Arial" w:hAnsi="Arial"/>
-                <w:color w:val="595959"/>
-                <w:sz w:val="14"/>
-                <w:szCs w:val="14"/>
-              </w:rPr>
-              <w:t xml:space="preserve">Source: CK-12</w:t>
-            </w:r>
-          </w:p>
-          <w:p>
-            <w:pPr>
-              <w:spacing w:after="10" w:before="0"/>
-              <w:ind w:left="120"/>
-            </w:pPr>
-            <w:hyperlink w:history="1" r:id="rIdm6s4h51ee0e4cqbiqvrpj">
+            <w:hyperlink w:history="1" r:id="rIdznhhef_fd6kxad_-rcirp">
               <w:r>
                 <w:rPr>
                   <w:rFonts w:ascii="Arial" w:cs="Arial" w:eastAsia="Arial" w:hAnsi="Arial"/>
@@ -18044,9 +18010,24 @@
                   <w:szCs w:val="14"/>
                   <w:u w:val="single" w:color="595959"/>
                 </w:rPr>
-                <w:t xml:space="preserve">🔍 Search ARES for similar readings</w:t>
+                <w:t xml:space="preserve">🔍 Search ARES for readings</w:t>
               </w:r>
             </w:hyperlink>
+          </w:p>
+          <w:p>
+            <w:pPr>
+              <w:spacing w:after="10" w:before="0"/>
+              <w:ind w:left="120"/>
+            </w:pPr>
+            <w:r>
+              <w:rPr>
+                <w:rFonts w:ascii="Arial" w:cs="Arial" w:eastAsia="Arial" w:hAnsi="Arial"/>
+                <w:color w:val="595959"/>
+                <w:sz w:val="14"/>
+                <w:szCs w:val="14"/>
+              </w:rPr>
+              <w:t xml:space="preserve">Search terms: chemistry careers gender stereotyping</w:t>
+            </w:r>
           </w:p>
         </w:tc>
         <w:tc>
@@ -18230,40 +18211,24 @@
             <w:pPr>
               <w:spacing w:after="20" w:before="0"/>
             </w:pPr>
-            <w:hyperlink w:history="1" r:id="rIdrhxbdwvsnxhufjp7tuzuk">
-              <w:r>
-                <w:rPr>
-                  <w:rFonts w:ascii="Arial" w:cs="Arial" w:eastAsia="Arial" w:hAnsi="Arial"/>
-                  <w:color w:val="2E75B6"/>
-                  <w:sz w:val="16"/>
-                  <w:szCs w:val="16"/>
-                  <w:u w:val="single" w:color="2E75B6"/>
-                </w:rPr>
-                <w:t xml:space="preserve">Prime numbers</w:t>
-              </w:r>
-            </w:hyperlink>
+            <w:r>
+              <w:rPr>
+                <w:rFonts w:ascii="Arial" w:cs="Arial" w:eastAsia="Arial" w:hAnsi="Arial"/>
+                <w:i/>
+                <w:iCs/>
+                <w:color w:val="595959"/>
+                <w:sz w:val="16"/>
+                <w:szCs w:val="16"/>
+              </w:rPr>
+              <w:t xml:space="preserve">No closely matching video in the ARES library for this activity.</w:t>
+            </w:r>
           </w:p>
           <w:p>
             <w:pPr>
               <w:spacing w:after="10" w:before="0"/>
               <w:ind w:left="120"/>
             </w:pPr>
-            <w:r>
-              <w:rPr>
-                <w:rFonts w:ascii="Arial" w:cs="Arial" w:eastAsia="Arial" w:hAnsi="Arial"/>
-                <w:color w:val="595959"/>
-                <w:sz w:val="14"/>
-                <w:szCs w:val="14"/>
-              </w:rPr>
-              <w:t xml:space="preserve">Source: Khan Academy (English - US curriculum)</w:t>
-            </w:r>
-          </w:p>
-          <w:p>
-            <w:pPr>
-              <w:spacing w:after="10" w:before="0"/>
-              <w:ind w:left="120"/>
-            </w:pPr>
-            <w:hyperlink w:history="1" r:id="rIdwm6amcuapzua3v32nl1di">
+            <w:hyperlink w:history="1" r:id="rIdkf4gicqycv2weg7kisxpk">
               <w:r>
                 <w:rPr>
                   <w:rFonts w:ascii="Arial" w:cs="Arial" w:eastAsia="Arial" w:hAnsi="Arial"/>
@@ -18272,9 +18237,24 @@
                   <w:szCs w:val="14"/>
                   <w:u w:val="single" w:color="595959"/>
                 </w:rPr>
-                <w:t xml:space="preserve">🔍 Search ARES for similar videos</w:t>
+                <w:t xml:space="preserve">🔍 Search ARES for videos</w:t>
               </w:r>
             </w:hyperlink>
+          </w:p>
+          <w:p>
+            <w:pPr>
+              <w:spacing w:after="10" w:before="0"/>
+              <w:ind w:left="120"/>
+            </w:pPr>
+            <w:r>
+              <w:rPr>
+                <w:rFonts w:ascii="Arial" w:cs="Arial" w:eastAsia="Arial" w:hAnsi="Arial"/>
+                <w:color w:val="595959"/>
+                <w:sz w:val="14"/>
+                <w:szCs w:val="14"/>
+              </w:rPr>
+              <w:t xml:space="preserve">Search terms: chemistry careers gender stereotyping</w:t>
+            </w:r>
           </w:p>
           <w:p>
             <w:pPr>
@@ -18301,47 +18281,31 @@
                 <w:sz w:val="16"/>
                 <w:szCs w:val="16"/>
               </w:rPr>
-              <w:t xml:space="preserve">📖 HTML:</w:t>
+              <w:t xml:space="preserve">📖 READING:</w:t>
             </w:r>
           </w:p>
           <w:p>
             <w:pPr>
               <w:spacing w:after="20" w:before="0"/>
             </w:pPr>
-            <w:hyperlink w:history="1" r:id="rIdv55sxw0qco4fey7sxfuen">
-              <w:r>
-                <w:rPr>
-                  <w:rFonts w:ascii="Arial" w:cs="Arial" w:eastAsia="Arial" w:hAnsi="Arial"/>
-                  <w:color w:val="2E75B6"/>
-                  <w:sz w:val="16"/>
-                  <w:szCs w:val="16"/>
-                  <w:u w:val="single" w:color="2E75B6"/>
-                </w:rPr>
-                <w:t xml:space="preserve">Chemistry of Life (Flexbook)</w:t>
-              </w:r>
-            </w:hyperlink>
+            <w:r>
+              <w:rPr>
+                <w:rFonts w:ascii="Arial" w:cs="Arial" w:eastAsia="Arial" w:hAnsi="Arial"/>
+                <w:i/>
+                <w:iCs/>
+                <w:color w:val="595959"/>
+                <w:sz w:val="16"/>
+                <w:szCs w:val="16"/>
+              </w:rPr>
+              <w:t xml:space="preserve">No closely matching reading in the ARES library for this activity.</w:t>
+            </w:r>
           </w:p>
           <w:p>
             <w:pPr>
               <w:spacing w:after="10" w:before="0"/>
               <w:ind w:left="120"/>
             </w:pPr>
-            <w:r>
-              <w:rPr>
-                <w:rFonts w:ascii="Arial" w:cs="Arial" w:eastAsia="Arial" w:hAnsi="Arial"/>
-                <w:color w:val="595959"/>
-                <w:sz w:val="14"/>
-                <w:szCs w:val="14"/>
-              </w:rPr>
-              <w:t xml:space="preserve">Source: CK-12</w:t>
-            </w:r>
-          </w:p>
-          <w:p>
-            <w:pPr>
-              <w:spacing w:after="10" w:before="0"/>
-              <w:ind w:left="120"/>
-            </w:pPr>
-            <w:hyperlink w:history="1" r:id="rId08n4haj0mtrcg8p3z-ls4">
+            <w:hyperlink w:history="1" r:id="rIdicgr5oj3uwzkoq6bf89al">
               <w:r>
                 <w:rPr>
                   <w:rFonts w:ascii="Arial" w:cs="Arial" w:eastAsia="Arial" w:hAnsi="Arial"/>
@@ -18350,9 +18314,24 @@
                   <w:szCs w:val="14"/>
                   <w:u w:val="single" w:color="595959"/>
                 </w:rPr>
-                <w:t xml:space="preserve">🔍 Search ARES for similar readings</w:t>
+                <w:t xml:space="preserve">🔍 Search ARES for readings</w:t>
               </w:r>
             </w:hyperlink>
+          </w:p>
+          <w:p>
+            <w:pPr>
+              <w:spacing w:after="10" w:before="0"/>
+              <w:ind w:left="120"/>
+            </w:pPr>
+            <w:r>
+              <w:rPr>
+                <w:rFonts w:ascii="Arial" w:cs="Arial" w:eastAsia="Arial" w:hAnsi="Arial"/>
+                <w:color w:val="595959"/>
+                <w:sz w:val="14"/>
+                <w:szCs w:val="14"/>
+              </w:rPr>
+              <w:t xml:space="preserve">Search terms: chemistry careers gender stereotyping</w:t>
+            </w:r>
           </w:p>
         </w:tc>
         <w:tc>
@@ -18536,40 +18515,24 @@
             <w:pPr>
               <w:spacing w:after="20" w:before="0"/>
             </w:pPr>
-            <w:hyperlink w:history="1" r:id="rIdktadpuqdaufcmaoymphnh">
-              <w:r>
-                <w:rPr>
-                  <w:rFonts w:ascii="Arial" w:cs="Arial" w:eastAsia="Arial" w:hAnsi="Arial"/>
-                  <w:color w:val="2E75B6"/>
-                  <w:sz w:val="16"/>
-                  <w:szCs w:val="16"/>
-                  <w:u w:val="single" w:color="2E75B6"/>
-                </w:rPr>
-                <w:t xml:space="preserve">Prime numbers</w:t>
-              </w:r>
-            </w:hyperlink>
+            <w:r>
+              <w:rPr>
+                <w:rFonts w:ascii="Arial" w:cs="Arial" w:eastAsia="Arial" w:hAnsi="Arial"/>
+                <w:i/>
+                <w:iCs/>
+                <w:color w:val="595959"/>
+                <w:sz w:val="16"/>
+                <w:szCs w:val="16"/>
+              </w:rPr>
+              <w:t xml:space="preserve">No closely matching video in the ARES library for this activity.</w:t>
+            </w:r>
           </w:p>
           <w:p>
             <w:pPr>
               <w:spacing w:after="10" w:before="0"/>
               <w:ind w:left="120"/>
             </w:pPr>
-            <w:r>
-              <w:rPr>
-                <w:rFonts w:ascii="Arial" w:cs="Arial" w:eastAsia="Arial" w:hAnsi="Arial"/>
-                <w:color w:val="595959"/>
-                <w:sz w:val="14"/>
-                <w:szCs w:val="14"/>
-              </w:rPr>
-              <w:t xml:space="preserve">Source: Khan Academy (English - US curriculum)</w:t>
-            </w:r>
-          </w:p>
-          <w:p>
-            <w:pPr>
-              <w:spacing w:after="10" w:before="0"/>
-              <w:ind w:left="120"/>
-            </w:pPr>
-            <w:hyperlink w:history="1" r:id="rIdnslyhypgarstizp5tfjgk">
+            <w:hyperlink w:history="1" r:id="rIdrt28oe8tdryhmpypqfbqz">
               <w:r>
                 <w:rPr>
                   <w:rFonts w:ascii="Arial" w:cs="Arial" w:eastAsia="Arial" w:hAnsi="Arial"/>
@@ -18578,9 +18541,24 @@
                   <w:szCs w:val="14"/>
                   <w:u w:val="single" w:color="595959"/>
                 </w:rPr>
-                <w:t xml:space="preserve">🔍 Search ARES for similar videos</w:t>
+                <w:t xml:space="preserve">🔍 Search ARES for videos</w:t>
               </w:r>
             </w:hyperlink>
+          </w:p>
+          <w:p>
+            <w:pPr>
+              <w:spacing w:after="10" w:before="0"/>
+              <w:ind w:left="120"/>
+            </w:pPr>
+            <w:r>
+              <w:rPr>
+                <w:rFonts w:ascii="Arial" w:cs="Arial" w:eastAsia="Arial" w:hAnsi="Arial"/>
+                <w:color w:val="595959"/>
+                <w:sz w:val="14"/>
+                <w:szCs w:val="14"/>
+              </w:rPr>
+              <w:t xml:space="preserve">Search terms: chemistry careers gender stereotyping</w:t>
+            </w:r>
           </w:p>
           <w:p>
             <w:pPr>
@@ -18607,47 +18585,31 @@
                 <w:sz w:val="16"/>
                 <w:szCs w:val="16"/>
               </w:rPr>
-              <w:t xml:space="preserve">📖 HTML:</w:t>
+              <w:t xml:space="preserve">📖 READING:</w:t>
             </w:r>
           </w:p>
           <w:p>
             <w:pPr>
               <w:spacing w:after="20" w:before="0"/>
             </w:pPr>
-            <w:hyperlink w:history="1" r:id="rIdkjcsu_qoemd_xl-qanmvz">
-              <w:r>
-                <w:rPr>
-                  <w:rFonts w:ascii="Arial" w:cs="Arial" w:eastAsia="Arial" w:hAnsi="Arial"/>
-                  <w:color w:val="2E75B6"/>
-                  <w:sz w:val="16"/>
-                  <w:szCs w:val="16"/>
-                  <w:u w:val="single" w:color="2E75B6"/>
-                </w:rPr>
-                <w:t xml:space="preserve">Chemistry of Life (Flexbook)</w:t>
-              </w:r>
-            </w:hyperlink>
+            <w:r>
+              <w:rPr>
+                <w:rFonts w:ascii="Arial" w:cs="Arial" w:eastAsia="Arial" w:hAnsi="Arial"/>
+                <w:i/>
+                <w:iCs/>
+                <w:color w:val="595959"/>
+                <w:sz w:val="16"/>
+                <w:szCs w:val="16"/>
+              </w:rPr>
+              <w:t xml:space="preserve">No closely matching reading in the ARES library for this activity.</w:t>
+            </w:r>
           </w:p>
           <w:p>
             <w:pPr>
               <w:spacing w:after="10" w:before="0"/>
               <w:ind w:left="120"/>
             </w:pPr>
-            <w:r>
-              <w:rPr>
-                <w:rFonts w:ascii="Arial" w:cs="Arial" w:eastAsia="Arial" w:hAnsi="Arial"/>
-                <w:color w:val="595959"/>
-                <w:sz w:val="14"/>
-                <w:szCs w:val="14"/>
-              </w:rPr>
-              <w:t xml:space="preserve">Source: CK-12</w:t>
-            </w:r>
-          </w:p>
-          <w:p>
-            <w:pPr>
-              <w:spacing w:after="10" w:before="0"/>
-              <w:ind w:left="120"/>
-            </w:pPr>
-            <w:hyperlink w:history="1" r:id="rIdhov2nocx7ztqpuxnmoa0u">
+            <w:hyperlink w:history="1" r:id="rIdm02m88x0fsohvmxy4boho">
               <w:r>
                 <w:rPr>
                   <w:rFonts w:ascii="Arial" w:cs="Arial" w:eastAsia="Arial" w:hAnsi="Arial"/>
@@ -18656,9 +18618,24 @@
                   <w:szCs w:val="14"/>
                   <w:u w:val="single" w:color="595959"/>
                 </w:rPr>
-                <w:t xml:space="preserve">🔍 Search ARES for similar readings</w:t>
+                <w:t xml:space="preserve">🔍 Search ARES for readings</w:t>
               </w:r>
             </w:hyperlink>
+          </w:p>
+          <w:p>
+            <w:pPr>
+              <w:spacing w:after="10" w:before="0"/>
+              <w:ind w:left="120"/>
+            </w:pPr>
+            <w:r>
+              <w:rPr>
+                <w:rFonts w:ascii="Arial" w:cs="Arial" w:eastAsia="Arial" w:hAnsi="Arial"/>
+                <w:color w:val="595959"/>
+                <w:sz w:val="14"/>
+                <w:szCs w:val="14"/>
+              </w:rPr>
+              <w:t xml:space="preserve">Search terms: chemistry careers gender stereotyping</w:t>
+            </w:r>
           </w:p>
         </w:tc>
         <w:tc>
@@ -18842,40 +18819,24 @@
             <w:pPr>
               <w:spacing w:after="20" w:before="0"/>
             </w:pPr>
-            <w:hyperlink w:history="1" r:id="rIdy0ijxwwh9qcrd8u3cfcc9">
-              <w:r>
-                <w:rPr>
-                  <w:rFonts w:ascii="Arial" w:cs="Arial" w:eastAsia="Arial" w:hAnsi="Arial"/>
-                  <w:color w:val="2E75B6"/>
-                  <w:sz w:val="16"/>
-                  <w:szCs w:val="16"/>
-                  <w:u w:val="single" w:color="2E75B6"/>
-                </w:rPr>
-                <w:t xml:space="preserve">Prime numbers</w:t>
-              </w:r>
-            </w:hyperlink>
+            <w:r>
+              <w:rPr>
+                <w:rFonts w:ascii="Arial" w:cs="Arial" w:eastAsia="Arial" w:hAnsi="Arial"/>
+                <w:i/>
+                <w:iCs/>
+                <w:color w:val="595959"/>
+                <w:sz w:val="16"/>
+                <w:szCs w:val="16"/>
+              </w:rPr>
+              <w:t xml:space="preserve">No closely matching video in the ARES library for this activity.</w:t>
+            </w:r>
           </w:p>
           <w:p>
             <w:pPr>
               <w:spacing w:after="10" w:before="0"/>
               <w:ind w:left="120"/>
             </w:pPr>
-            <w:r>
-              <w:rPr>
-                <w:rFonts w:ascii="Arial" w:cs="Arial" w:eastAsia="Arial" w:hAnsi="Arial"/>
-                <w:color w:val="595959"/>
-                <w:sz w:val="14"/>
-                <w:szCs w:val="14"/>
-              </w:rPr>
-              <w:t xml:space="preserve">Source: Khan Academy (English - US curriculum)</w:t>
-            </w:r>
-          </w:p>
-          <w:p>
-            <w:pPr>
-              <w:spacing w:after="10" w:before="0"/>
-              <w:ind w:left="120"/>
-            </w:pPr>
-            <w:hyperlink w:history="1" r:id="rIdwopzlyms7q53zrkji5lgi">
+            <w:hyperlink w:history="1" r:id="rIdcvxhk-w10wo1bac8k1gog">
               <w:r>
                 <w:rPr>
                   <w:rFonts w:ascii="Arial" w:cs="Arial" w:eastAsia="Arial" w:hAnsi="Arial"/>
@@ -18884,9 +18845,24 @@
                   <w:szCs w:val="14"/>
                   <w:u w:val="single" w:color="595959"/>
                 </w:rPr>
-                <w:t xml:space="preserve">🔍 Search ARES for similar videos</w:t>
+                <w:t xml:space="preserve">🔍 Search ARES for videos</w:t>
               </w:r>
             </w:hyperlink>
+          </w:p>
+          <w:p>
+            <w:pPr>
+              <w:spacing w:after="10" w:before="0"/>
+              <w:ind w:left="120"/>
+            </w:pPr>
+            <w:r>
+              <w:rPr>
+                <w:rFonts w:ascii="Arial" w:cs="Arial" w:eastAsia="Arial" w:hAnsi="Arial"/>
+                <w:color w:val="595959"/>
+                <w:sz w:val="14"/>
+                <w:szCs w:val="14"/>
+              </w:rPr>
+              <w:t xml:space="preserve">Search terms: chemistry careers gender stereotyping</w:t>
+            </w:r>
           </w:p>
           <w:p>
             <w:pPr>
@@ -18913,47 +18889,31 @@
                 <w:sz w:val="16"/>
                 <w:szCs w:val="16"/>
               </w:rPr>
-              <w:t xml:space="preserve">📖 HTML:</w:t>
+              <w:t xml:space="preserve">📖 READING:</w:t>
             </w:r>
           </w:p>
           <w:p>
             <w:pPr>
               <w:spacing w:after="20" w:before="0"/>
             </w:pPr>
-            <w:hyperlink w:history="1" r:id="rId6jtxvspwsurwid86c6hhx">
-              <w:r>
-                <w:rPr>
-                  <w:rFonts w:ascii="Arial" w:cs="Arial" w:eastAsia="Arial" w:hAnsi="Arial"/>
-                  <w:color w:val="2E75B6"/>
-                  <w:sz w:val="16"/>
-                  <w:szCs w:val="16"/>
-                  <w:u w:val="single" w:color="2E75B6"/>
-                </w:rPr>
-                <w:t xml:space="preserve">Chemistry of Life (Flexbook)</w:t>
-              </w:r>
-            </w:hyperlink>
+            <w:r>
+              <w:rPr>
+                <w:rFonts w:ascii="Arial" w:cs="Arial" w:eastAsia="Arial" w:hAnsi="Arial"/>
+                <w:i/>
+                <w:iCs/>
+                <w:color w:val="595959"/>
+                <w:sz w:val="16"/>
+                <w:szCs w:val="16"/>
+              </w:rPr>
+              <w:t xml:space="preserve">No closely matching reading in the ARES library for this activity.</w:t>
+            </w:r>
           </w:p>
           <w:p>
             <w:pPr>
               <w:spacing w:after="10" w:before="0"/>
               <w:ind w:left="120"/>
             </w:pPr>
-            <w:r>
-              <w:rPr>
-                <w:rFonts w:ascii="Arial" w:cs="Arial" w:eastAsia="Arial" w:hAnsi="Arial"/>
-                <w:color w:val="595959"/>
-                <w:sz w:val="14"/>
-                <w:szCs w:val="14"/>
-              </w:rPr>
-              <w:t xml:space="preserve">Source: CK-12</w:t>
-            </w:r>
-          </w:p>
-          <w:p>
-            <w:pPr>
-              <w:spacing w:after="10" w:before="0"/>
-              <w:ind w:left="120"/>
-            </w:pPr>
-            <w:hyperlink w:history="1" r:id="rIdnii788-ia5pbidlx4ywrp">
+            <w:hyperlink w:history="1" r:id="rId60s0f7sj3vu8qusueu90i">
               <w:r>
                 <w:rPr>
                   <w:rFonts w:ascii="Arial" w:cs="Arial" w:eastAsia="Arial" w:hAnsi="Arial"/>
@@ -18962,9 +18922,24 @@
                   <w:szCs w:val="14"/>
                   <w:u w:val="single" w:color="595959"/>
                 </w:rPr>
-                <w:t xml:space="preserve">🔍 Search ARES for similar readings</w:t>
+                <w:t xml:space="preserve">🔍 Search ARES for readings</w:t>
               </w:r>
             </w:hyperlink>
+          </w:p>
+          <w:p>
+            <w:pPr>
+              <w:spacing w:after="10" w:before="0"/>
+              <w:ind w:left="120"/>
+            </w:pPr>
+            <w:r>
+              <w:rPr>
+                <w:rFonts w:ascii="Arial" w:cs="Arial" w:eastAsia="Arial" w:hAnsi="Arial"/>
+                <w:color w:val="595959"/>
+                <w:sz w:val="14"/>
+                <w:szCs w:val="14"/>
+              </w:rPr>
+              <w:t xml:space="preserve">Search terms: chemistry careers gender stereotyping</w:t>
+            </w:r>
           </w:p>
         </w:tc>
         <w:tc>
@@ -20440,7 +20415,7 @@
             <w:pPr>
               <w:spacing w:after="20" w:before="0"/>
             </w:pPr>
-            <w:hyperlink w:history="1" r:id="rIdwudthlxstt9i4ic5efaba">
+            <w:hyperlink w:history="1" r:id="rIdpkoodi6_9znnxl4n8desn">
               <w:r>
                 <w:rPr>
                   <w:rFonts w:ascii="Arial" w:cs="Arial" w:eastAsia="Arial" w:hAnsi="Arial"/>
@@ -20449,7 +20424,7 @@
                   <w:szCs w:val="16"/>
                   <w:u w:val="single" w:color="2E75B6"/>
                 </w:rPr>
-                <w:t xml:space="preserve">Human activities that threaten biodiversity</w:t>
+                <w:t xml:space="preserve">Using units to solve problems: Drug dosage</w:t>
               </w:r>
             </w:hyperlink>
           </w:p>
@@ -20473,7 +20448,7 @@
               <w:spacing w:after="10" w:before="0"/>
               <w:ind w:left="120"/>
             </w:pPr>
-            <w:hyperlink w:history="1" r:id="rIdhhckv6lya3-6mzpqk33qw">
+            <w:hyperlink w:history="1" r:id="rIdxlgsaczhoav4itmb3wfco">
               <w:r>
                 <w:rPr>
                   <w:rFonts w:ascii="Arial" w:cs="Arial" w:eastAsia="Arial" w:hAnsi="Arial"/>
@@ -20511,14 +20486,14 @@
                 <w:sz w:val="16"/>
                 <w:szCs w:val="16"/>
               </w:rPr>
-              <w:t xml:space="preserve">📖 PDF:</w:t>
+              <w:t xml:space="preserve">📖 EXERCISE:</w:t>
             </w:r>
           </w:p>
           <w:p>
             <w:pPr>
               <w:spacing w:after="20" w:before="0"/>
             </w:pPr>
-            <w:hyperlink w:history="1" r:id="rIderomk8s6rq66qssadwj2t">
+            <w:hyperlink w:history="1" r:id="rIdec9zqo54asgubsz2vyhec">
               <w:r>
                 <w:rPr>
                   <w:rFonts w:ascii="Arial" w:cs="Arial" w:eastAsia="Arial" w:hAnsi="Arial"/>
@@ -20527,7 +20502,7 @@
                   <w:szCs w:val="16"/>
                   <w:u w:val="single" w:color="2E75B6"/>
                 </w:rPr>
-                <w:t xml:space="preserve">Discovering Medicine..:Handout Chemical Structures</w:t>
+                <w:t xml:space="preserve">Elemental composition of pure substances</w:t>
               </w:r>
             </w:hyperlink>
           </w:p>
@@ -20543,7 +20518,7 @@
                 <w:sz w:val="14"/>
                 <w:szCs w:val="14"/>
               </w:rPr>
-              <w:t xml:space="preserve">Source: MIT Blossoms</w:t>
+              <w:t xml:space="preserve">Source: Khan Academy (English - US curriculum)</w:t>
             </w:r>
           </w:p>
           <w:p>
@@ -20551,7 +20526,7 @@
               <w:spacing w:after="10" w:before="0"/>
               <w:ind w:left="120"/>
             </w:pPr>
-            <w:hyperlink w:history="1" r:id="rId7-fkjhdttufmjzfqa4tne">
+            <w:hyperlink w:history="1" r:id="rIdzbewns4nxzg5blr19wdod">
               <w:r>
                 <w:rPr>
                   <w:rFonts w:ascii="Arial" w:cs="Arial" w:eastAsia="Arial" w:hAnsi="Arial"/>
@@ -20746,7 +20721,7 @@
             <w:pPr>
               <w:spacing w:after="20" w:before="0"/>
             </w:pPr>
-            <w:hyperlink w:history="1" r:id="rId5ej1fagld4vrkbj3icxd4">
+            <w:hyperlink w:history="1" r:id="rIdc6jq7npi-r7wsusp4h49u">
               <w:r>
                 <w:rPr>
                   <w:rFonts w:ascii="Arial" w:cs="Arial" w:eastAsia="Arial" w:hAnsi="Arial"/>
@@ -20755,7 +20730,7 @@
                   <w:szCs w:val="16"/>
                   <w:u w:val="single" w:color="2E75B6"/>
                 </w:rPr>
-                <w:t xml:space="preserve">Human activities that threaten biodiversity</w:t>
+                <w:t xml:space="preserve">Using units to solve problems: Drug dosage</w:t>
               </w:r>
             </w:hyperlink>
           </w:p>
@@ -20779,7 +20754,7 @@
               <w:spacing w:after="10" w:before="0"/>
               <w:ind w:left="120"/>
             </w:pPr>
-            <w:hyperlink w:history="1" r:id="rId_idp_ph2uf6xctchd0ouk">
+            <w:hyperlink w:history="1" r:id="rIduyc270e5rcff1vfettg5t">
               <w:r>
                 <w:rPr>
                   <w:rFonts w:ascii="Arial" w:cs="Arial" w:eastAsia="Arial" w:hAnsi="Arial"/>
@@ -20817,14 +20792,14 @@
                 <w:sz w:val="16"/>
                 <w:szCs w:val="16"/>
               </w:rPr>
-              <w:t xml:space="preserve">📖 PDF:</w:t>
+              <w:t xml:space="preserve">📖 EXERCISE:</w:t>
             </w:r>
           </w:p>
           <w:p>
             <w:pPr>
               <w:spacing w:after="20" w:before="0"/>
             </w:pPr>
-            <w:hyperlink w:history="1" r:id="rIdxvywnacblflgcp9pds8tz">
+            <w:hyperlink w:history="1" r:id="rIddu_yslkiusghav-4pwvny">
               <w:r>
                 <w:rPr>
                   <w:rFonts w:ascii="Arial" w:cs="Arial" w:eastAsia="Arial" w:hAnsi="Arial"/>
@@ -20833,7 +20808,7 @@
                   <w:szCs w:val="16"/>
                   <w:u w:val="single" w:color="2E75B6"/>
                 </w:rPr>
-                <w:t xml:space="preserve">Discovering Medicine..:Handout Chemical Structures</w:t>
+                <w:t xml:space="preserve">Elemental composition of pure substances</w:t>
               </w:r>
             </w:hyperlink>
           </w:p>
@@ -20849,7 +20824,7 @@
                 <w:sz w:val="14"/>
                 <w:szCs w:val="14"/>
               </w:rPr>
-              <w:t xml:space="preserve">Source: MIT Blossoms</w:t>
+              <w:t xml:space="preserve">Source: Khan Academy (English - US curriculum)</w:t>
             </w:r>
           </w:p>
           <w:p>
@@ -20857,7 +20832,7 @@
               <w:spacing w:after="10" w:before="0"/>
               <w:ind w:left="120"/>
             </w:pPr>
-            <w:hyperlink w:history="1" r:id="rIdvk8o4aj5zbunwwsqi7aka">
+            <w:hyperlink w:history="1" r:id="rIdcsgaijmnfa_wox8cnoegz">
               <w:r>
                 <w:rPr>
                   <w:rFonts w:ascii="Arial" w:cs="Arial" w:eastAsia="Arial" w:hAnsi="Arial"/>
@@ -21052,7 +21027,7 @@
             <w:pPr>
               <w:spacing w:after="20" w:before="0"/>
             </w:pPr>
-            <w:hyperlink w:history="1" r:id="rIdoaj8xlnjizqhqruiy3oal">
+            <w:hyperlink w:history="1" r:id="rIdu9giqsuyr-xohwqdso1ns">
               <w:r>
                 <w:rPr>
                   <w:rFonts w:ascii="Arial" w:cs="Arial" w:eastAsia="Arial" w:hAnsi="Arial"/>
@@ -21061,7 +21036,7 @@
                   <w:szCs w:val="16"/>
                   <w:u w:val="single" w:color="2E75B6"/>
                 </w:rPr>
-                <w:t xml:space="preserve">Human activities that threaten biodiversity</w:t>
+                <w:t xml:space="preserve">Using units to solve problems: Drug dosage</w:t>
               </w:r>
             </w:hyperlink>
           </w:p>
@@ -21085,7 +21060,7 @@
               <w:spacing w:after="10" w:before="0"/>
               <w:ind w:left="120"/>
             </w:pPr>
-            <w:hyperlink w:history="1" r:id="rIdedxv3qvrex3aiczb32hmy">
+            <w:hyperlink w:history="1" r:id="rIdryj1e3hjte9vaucjw4mgx">
               <w:r>
                 <w:rPr>
                   <w:rFonts w:ascii="Arial" w:cs="Arial" w:eastAsia="Arial" w:hAnsi="Arial"/>
@@ -21123,14 +21098,14 @@
                 <w:sz w:val="16"/>
                 <w:szCs w:val="16"/>
               </w:rPr>
-              <w:t xml:space="preserve">📖 PDF:</w:t>
+              <w:t xml:space="preserve">📖 EXERCISE:</w:t>
             </w:r>
           </w:p>
           <w:p>
             <w:pPr>
               <w:spacing w:after="20" w:before="0"/>
             </w:pPr>
-            <w:hyperlink w:history="1" r:id="rIdosu9arrzmmhktmuq4ji2m">
+            <w:hyperlink w:history="1" r:id="rIdq9eq-dyx-j2hbjo727dbe">
               <w:r>
                 <w:rPr>
                   <w:rFonts w:ascii="Arial" w:cs="Arial" w:eastAsia="Arial" w:hAnsi="Arial"/>
@@ -21139,7 +21114,7 @@
                   <w:szCs w:val="16"/>
                   <w:u w:val="single" w:color="2E75B6"/>
                 </w:rPr>
-                <w:t xml:space="preserve">Discovering Medicine..:Handout Chemical Structures</w:t>
+                <w:t xml:space="preserve">Elemental composition of pure substances</w:t>
               </w:r>
             </w:hyperlink>
           </w:p>
@@ -21155,7 +21130,7 @@
                 <w:sz w:val="14"/>
                 <w:szCs w:val="14"/>
               </w:rPr>
-              <w:t xml:space="preserve">Source: MIT Blossoms</w:t>
+              <w:t xml:space="preserve">Source: Khan Academy (English - US curriculum)</w:t>
             </w:r>
           </w:p>
           <w:p>
@@ -21163,7 +21138,7 @@
               <w:spacing w:after="10" w:before="0"/>
               <w:ind w:left="120"/>
             </w:pPr>
-            <w:hyperlink w:history="1" r:id="rIdcztmfbknpr8ajg978vaj3">
+            <w:hyperlink w:history="1" r:id="rId-orrp_rgeq_r5onnqy-ca">
               <w:r>
                 <w:rPr>
                   <w:rFonts w:ascii="Arial" w:cs="Arial" w:eastAsia="Arial" w:hAnsi="Arial"/>
@@ -21358,7 +21333,7 @@
             <w:pPr>
               <w:spacing w:after="20" w:before="0"/>
             </w:pPr>
-            <w:hyperlink w:history="1" r:id="rIdcdu8qu6zlodlxgpesupop">
+            <w:hyperlink w:history="1" r:id="rIdmgdcnarfozbvzhwcqefua">
               <w:r>
                 <w:rPr>
                   <w:rFonts w:ascii="Arial" w:cs="Arial" w:eastAsia="Arial" w:hAnsi="Arial"/>
@@ -21367,7 +21342,7 @@
                   <w:szCs w:val="16"/>
                   <w:u w:val="single" w:color="2E75B6"/>
                 </w:rPr>
-                <w:t xml:space="preserve">Human activities that threaten biodiversity</w:t>
+                <w:t xml:space="preserve">Using units to solve problems: Drug dosage</w:t>
               </w:r>
             </w:hyperlink>
           </w:p>
@@ -21391,7 +21366,7 @@
               <w:spacing w:after="10" w:before="0"/>
               <w:ind w:left="120"/>
             </w:pPr>
-            <w:hyperlink w:history="1" r:id="rIdcqbzpigqalwboc18b_hor">
+            <w:hyperlink w:history="1" r:id="rIdu_a6-yl4sv_1gekhrfqze">
               <w:r>
                 <w:rPr>
                   <w:rFonts w:ascii="Arial" w:cs="Arial" w:eastAsia="Arial" w:hAnsi="Arial"/>
@@ -21429,14 +21404,14 @@
                 <w:sz w:val="16"/>
                 <w:szCs w:val="16"/>
               </w:rPr>
-              <w:t xml:space="preserve">📖 PDF:</w:t>
+              <w:t xml:space="preserve">📖 EXERCISE:</w:t>
             </w:r>
           </w:p>
           <w:p>
             <w:pPr>
               <w:spacing w:after="20" w:before="0"/>
             </w:pPr>
-            <w:hyperlink w:history="1" r:id="rId9ut2hgbrskuaahe_bbb45">
+            <w:hyperlink w:history="1" r:id="rIdvftbalim57q6y7ojw6sd9">
               <w:r>
                 <w:rPr>
                   <w:rFonts w:ascii="Arial" w:cs="Arial" w:eastAsia="Arial" w:hAnsi="Arial"/>
@@ -21445,7 +21420,7 @@
                   <w:szCs w:val="16"/>
                   <w:u w:val="single" w:color="2E75B6"/>
                 </w:rPr>
-                <w:t xml:space="preserve">Discovering Medicine..:Handout Chemical Structures</w:t>
+                <w:t xml:space="preserve">Elemental composition of pure substances</w:t>
               </w:r>
             </w:hyperlink>
           </w:p>
@@ -21461,7 +21436,7 @@
                 <w:sz w:val="14"/>
                 <w:szCs w:val="14"/>
               </w:rPr>
-              <w:t xml:space="preserve">Source: MIT Blossoms</w:t>
+              <w:t xml:space="preserve">Source: Khan Academy (English - US curriculum)</w:t>
             </w:r>
           </w:p>
           <w:p>
@@ -21469,7 +21444,7 @@
               <w:spacing w:after="10" w:before="0"/>
               <w:ind w:left="120"/>
             </w:pPr>
-            <w:hyperlink w:history="1" r:id="rIdgao-uhvyuemnbqwrsfddp">
+            <w:hyperlink w:history="1" r:id="rIdi8jliudon97khtxnynz-_">
               <w:r>
                 <w:rPr>
                   <w:rFonts w:ascii="Arial" w:cs="Arial" w:eastAsia="Arial" w:hAnsi="Arial"/>
@@ -21664,7 +21639,7 @@
             <w:pPr>
               <w:spacing w:after="20" w:before="0"/>
             </w:pPr>
-            <w:hyperlink w:history="1" r:id="rId23bmd4kl3llrbazhckrbt">
+            <w:hyperlink w:history="1" r:id="rIdhrvc8itis1piaezjlcrec">
               <w:r>
                 <w:rPr>
                   <w:rFonts w:ascii="Arial" w:cs="Arial" w:eastAsia="Arial" w:hAnsi="Arial"/>
@@ -21673,7 +21648,7 @@
                   <w:szCs w:val="16"/>
                   <w:u w:val="single" w:color="2E75B6"/>
                 </w:rPr>
-                <w:t xml:space="preserve">Human activities that threaten biodiversity</w:t>
+                <w:t xml:space="preserve">Using units to solve problems: Drug dosage</w:t>
               </w:r>
             </w:hyperlink>
           </w:p>
@@ -21697,7 +21672,7 @@
               <w:spacing w:after="10" w:before="0"/>
               <w:ind w:left="120"/>
             </w:pPr>
-            <w:hyperlink w:history="1" r:id="rIdparlpyrvtn9rd-6uaz4ay">
+            <w:hyperlink w:history="1" r:id="rIdd1sizi91p_mcvkpizq1t9">
               <w:r>
                 <w:rPr>
                   <w:rFonts w:ascii="Arial" w:cs="Arial" w:eastAsia="Arial" w:hAnsi="Arial"/>
@@ -21735,14 +21710,14 @@
                 <w:sz w:val="16"/>
                 <w:szCs w:val="16"/>
               </w:rPr>
-              <w:t xml:space="preserve">📖 PDF:</w:t>
+              <w:t xml:space="preserve">📖 EXERCISE:</w:t>
             </w:r>
           </w:p>
           <w:p>
             <w:pPr>
               <w:spacing w:after="20" w:before="0"/>
             </w:pPr>
-            <w:hyperlink w:history="1" r:id="rId3euf9zjzh_wkiucv5cg3f">
+            <w:hyperlink w:history="1" r:id="rIdwfsvukinqavmnw2z6k6a1">
               <w:r>
                 <w:rPr>
                   <w:rFonts w:ascii="Arial" w:cs="Arial" w:eastAsia="Arial" w:hAnsi="Arial"/>
@@ -21751,7 +21726,7 @@
                   <w:szCs w:val="16"/>
                   <w:u w:val="single" w:color="2E75B6"/>
                 </w:rPr>
-                <w:t xml:space="preserve">Discovering Medicine..:Handout Chemical Structures</w:t>
+                <w:t xml:space="preserve">Elemental composition of pure substances</w:t>
               </w:r>
             </w:hyperlink>
           </w:p>
@@ -21767,7 +21742,7 @@
                 <w:sz w:val="14"/>
                 <w:szCs w:val="14"/>
               </w:rPr>
-              <w:t xml:space="preserve">Source: MIT Blossoms</w:t>
+              <w:t xml:space="preserve">Source: Khan Academy (English - US curriculum)</w:t>
             </w:r>
           </w:p>
           <w:p>
@@ -21775,7 +21750,7 @@
               <w:spacing w:after="10" w:before="0"/>
               <w:ind w:left="120"/>
             </w:pPr>
-            <w:hyperlink w:history="1" r:id="rIdj6ztxfwjbkx9wn4o1kqfk">
+            <w:hyperlink w:history="1" r:id="rIdkxwolcakcqdz12_csuz_u">
               <w:r>
                 <w:rPr>
                   <w:rFonts w:ascii="Arial" w:cs="Arial" w:eastAsia="Arial" w:hAnsi="Arial"/>
@@ -23357,7 +23332,7 @@
             <w:pPr>
               <w:spacing w:after="20" w:before="0"/>
             </w:pPr>
-            <w:hyperlink w:history="1" r:id="rIdm6dpxzmlwrhzwnyfd9b6f">
+            <w:hyperlink w:history="1" r:id="rIdop40fjfxpk0dij3js87j2">
               <w:r>
                 <w:rPr>
                   <w:rFonts w:ascii="Arial" w:cs="Arial" w:eastAsia="Arial" w:hAnsi="Arial"/>
@@ -23366,7 +23341,7 @@
                   <w:szCs w:val="16"/>
                   <w:u w:val="single" w:color="2E75B6"/>
                 </w:rPr>
-                <w:t xml:space="preserve">Jamestown - the impact of tobacco</w:t>
+                <w:t xml:space="preserve">Chemical reactions introduction</w:t>
               </w:r>
             </w:hyperlink>
           </w:p>
@@ -23390,7 +23365,7 @@
               <w:spacing w:after="10" w:before="0"/>
               <w:ind w:left="120"/>
             </w:pPr>
-            <w:hyperlink w:history="1" r:id="rIdffwljlahtc83mv-3zghi8">
+            <w:hyperlink w:history="1" r:id="rIdg0fg759grqvipmzk4rap-">
               <w:r>
                 <w:rPr>
                   <w:rFonts w:ascii="Arial" w:cs="Arial" w:eastAsia="Arial" w:hAnsi="Arial"/>
@@ -23428,14 +23403,14 @@
                 <w:sz w:val="16"/>
                 <w:szCs w:val="16"/>
               </w:rPr>
-              <w:t xml:space="preserve">📖 HTML:</w:t>
+              <w:t xml:space="preserve">📖 EXERCISE:</w:t>
             </w:r>
           </w:p>
           <w:p>
             <w:pPr>
               <w:spacing w:after="20" w:before="0"/>
             </w:pPr>
-            <w:hyperlink w:history="1" r:id="rIdczgkdorarfxkoshvkaijd">
+            <w:hyperlink w:history="1" r:id="rIdoczamrvrb9sw-8qbluuw4">
               <w:r>
                 <w:rPr>
                   <w:rFonts w:ascii="Arial" w:cs="Arial" w:eastAsia="Arial" w:hAnsi="Arial"/>
@@ -23444,7 +23419,7 @@
                   <w:szCs w:val="16"/>
                   <w:u w:val="single" w:color="2E75B6"/>
                 </w:rPr>
-                <w:t xml:space="preserve">Chemistry of Life (Flexbook)</w:t>
+                <w:t xml:space="preserve">Elemental composition of pure substances</w:t>
               </w:r>
             </w:hyperlink>
           </w:p>
@@ -23460,7 +23435,7 @@
                 <w:sz w:val="14"/>
                 <w:szCs w:val="14"/>
               </w:rPr>
-              <w:t xml:space="preserve">Source: CK-12</w:t>
+              <w:t xml:space="preserve">Source: Khan Academy (English - US curriculum)</w:t>
             </w:r>
           </w:p>
           <w:p>
@@ -23468,7 +23443,7 @@
               <w:spacing w:after="10" w:before="0"/>
               <w:ind w:left="120"/>
             </w:pPr>
-            <w:hyperlink w:history="1" r:id="rId6dhvzronmmlbda4pbh2cx">
+            <w:hyperlink w:history="1" r:id="rId3kkngtt49spph19ieq1xp">
               <w:r>
                 <w:rPr>
                   <w:rFonts w:ascii="Arial" w:cs="Arial" w:eastAsia="Arial" w:hAnsi="Arial"/>
@@ -23663,7 +23638,7 @@
             <w:pPr>
               <w:spacing w:after="20" w:before="0"/>
             </w:pPr>
-            <w:hyperlink w:history="1" r:id="rIdmdx-azn3si5xjsjgjiqtz">
+            <w:hyperlink w:history="1" r:id="rIdzrbpvyvk9-whlwc4obvwk">
               <w:r>
                 <w:rPr>
                   <w:rFonts w:ascii="Arial" w:cs="Arial" w:eastAsia="Arial" w:hAnsi="Arial"/>
@@ -23672,7 +23647,7 @@
                   <w:szCs w:val="16"/>
                   <w:u w:val="single" w:color="2E75B6"/>
                 </w:rPr>
-                <w:t xml:space="preserve">Jamestown - the impact of tobacco</w:t>
+                <w:t xml:space="preserve">Chemical reactions introduction</w:t>
               </w:r>
             </w:hyperlink>
           </w:p>
@@ -23696,7 +23671,7 @@
               <w:spacing w:after="10" w:before="0"/>
               <w:ind w:left="120"/>
             </w:pPr>
-            <w:hyperlink w:history="1" r:id="rIdm-00oy3olmcto1hja1d4b">
+            <w:hyperlink w:history="1" r:id="rIdhuxzjvwpsigumqhmob49z">
               <w:r>
                 <w:rPr>
                   <w:rFonts w:ascii="Arial" w:cs="Arial" w:eastAsia="Arial" w:hAnsi="Arial"/>
@@ -23734,14 +23709,14 @@
                 <w:sz w:val="16"/>
                 <w:szCs w:val="16"/>
               </w:rPr>
-              <w:t xml:space="preserve">📖 HTML:</w:t>
+              <w:t xml:space="preserve">📖 EXERCISE:</w:t>
             </w:r>
           </w:p>
           <w:p>
             <w:pPr>
               <w:spacing w:after="20" w:before="0"/>
             </w:pPr>
-            <w:hyperlink w:history="1" r:id="rId6fvqe7jhduskvspaiw3wz">
+            <w:hyperlink w:history="1" r:id="rIdedb-zd1y3fxdn96s3twwc">
               <w:r>
                 <w:rPr>
                   <w:rFonts w:ascii="Arial" w:cs="Arial" w:eastAsia="Arial" w:hAnsi="Arial"/>
@@ -23750,7 +23725,7 @@
                   <w:szCs w:val="16"/>
                   <w:u w:val="single" w:color="2E75B6"/>
                 </w:rPr>
-                <w:t xml:space="preserve">Chemistry of Life (Flexbook)</w:t>
+                <w:t xml:space="preserve">Elemental composition of pure substances</w:t>
               </w:r>
             </w:hyperlink>
           </w:p>
@@ -23766,7 +23741,7 @@
                 <w:sz w:val="14"/>
                 <w:szCs w:val="14"/>
               </w:rPr>
-              <w:t xml:space="preserve">Source: CK-12</w:t>
+              <w:t xml:space="preserve">Source: Khan Academy (English - US curriculum)</w:t>
             </w:r>
           </w:p>
           <w:p>
@@ -23774,7 +23749,7 @@
               <w:spacing w:after="10" w:before="0"/>
               <w:ind w:left="120"/>
             </w:pPr>
-            <w:hyperlink w:history="1" r:id="rIdiloq1z6v9wmsptbny6mgb">
+            <w:hyperlink w:history="1" r:id="rIdha5jgcndkejpuxwz3y0pv">
               <w:r>
                 <w:rPr>
                   <w:rFonts w:ascii="Arial" w:cs="Arial" w:eastAsia="Arial" w:hAnsi="Arial"/>
@@ -23969,7 +23944,7 @@
             <w:pPr>
               <w:spacing w:after="20" w:before="0"/>
             </w:pPr>
-            <w:hyperlink w:history="1" r:id="rIdnrqhocn9yo8txihbhiivf">
+            <w:hyperlink w:history="1" r:id="rId2s-d9bxlnh-htuuto1zfd">
               <w:r>
                 <w:rPr>
                   <w:rFonts w:ascii="Arial" w:cs="Arial" w:eastAsia="Arial" w:hAnsi="Arial"/>
@@ -23978,7 +23953,7 @@
                   <w:szCs w:val="16"/>
                   <w:u w:val="single" w:color="2E75B6"/>
                 </w:rPr>
-                <w:t xml:space="preserve">Jamestown - the impact of tobacco</w:t>
+                <w:t xml:space="preserve">Chemical reactions introduction</w:t>
               </w:r>
             </w:hyperlink>
           </w:p>
@@ -24002,7 +23977,7 @@
               <w:spacing w:after="10" w:before="0"/>
               <w:ind w:left="120"/>
             </w:pPr>
-            <w:hyperlink w:history="1" r:id="rIddldwjka0ddshjtadkaonz">
+            <w:hyperlink w:history="1" r:id="rIdopjyjjbypyds7mhc-87a0">
               <w:r>
                 <w:rPr>
                   <w:rFonts w:ascii="Arial" w:cs="Arial" w:eastAsia="Arial" w:hAnsi="Arial"/>
@@ -24040,14 +24015,14 @@
                 <w:sz w:val="16"/>
                 <w:szCs w:val="16"/>
               </w:rPr>
-              <w:t xml:space="preserve">📖 HTML:</w:t>
+              <w:t xml:space="preserve">📖 EXERCISE:</w:t>
             </w:r>
           </w:p>
           <w:p>
             <w:pPr>
               <w:spacing w:after="20" w:before="0"/>
             </w:pPr>
-            <w:hyperlink w:history="1" r:id="rIdqfhwls0gzbgemnpyju2nx">
+            <w:hyperlink w:history="1" r:id="rIdgme97xi5lfb9-zneas1ms">
               <w:r>
                 <w:rPr>
                   <w:rFonts w:ascii="Arial" w:cs="Arial" w:eastAsia="Arial" w:hAnsi="Arial"/>
@@ -24056,7 +24031,7 @@
                   <w:szCs w:val="16"/>
                   <w:u w:val="single" w:color="2E75B6"/>
                 </w:rPr>
-                <w:t xml:space="preserve">Chemistry of Life (Flexbook)</w:t>
+                <w:t xml:space="preserve">Elemental composition of pure substances</w:t>
               </w:r>
             </w:hyperlink>
           </w:p>
@@ -24072,7 +24047,7 @@
                 <w:sz w:val="14"/>
                 <w:szCs w:val="14"/>
               </w:rPr>
-              <w:t xml:space="preserve">Source: CK-12</w:t>
+              <w:t xml:space="preserve">Source: Khan Academy (English - US curriculum)</w:t>
             </w:r>
           </w:p>
           <w:p>
@@ -24080,7 +24055,7 @@
               <w:spacing w:after="10" w:before="0"/>
               <w:ind w:left="120"/>
             </w:pPr>
-            <w:hyperlink w:history="1" r:id="rIdofmkptc6namstezxdgux2">
+            <w:hyperlink w:history="1" r:id="rIdborpbx5qv0lel0x33o3ak">
               <w:r>
                 <w:rPr>
                   <w:rFonts w:ascii="Arial" w:cs="Arial" w:eastAsia="Arial" w:hAnsi="Arial"/>
@@ -24275,7 +24250,7 @@
             <w:pPr>
               <w:spacing w:after="20" w:before="0"/>
             </w:pPr>
-            <w:hyperlink w:history="1" r:id="rIdaxb3uys5ndrj3gsraizbv">
+            <w:hyperlink w:history="1" r:id="rIdwzs2dxbkaabt7c0m_jmeh">
               <w:r>
                 <w:rPr>
                   <w:rFonts w:ascii="Arial" w:cs="Arial" w:eastAsia="Arial" w:hAnsi="Arial"/>
@@ -24284,7 +24259,7 @@
                   <w:szCs w:val="16"/>
                   <w:u w:val="single" w:color="2E75B6"/>
                 </w:rPr>
-                <w:t xml:space="preserve">Jamestown - the impact of tobacco</w:t>
+                <w:t xml:space="preserve">Chemical reactions introduction</w:t>
               </w:r>
             </w:hyperlink>
           </w:p>
@@ -24308,7 +24283,7 @@
               <w:spacing w:after="10" w:before="0"/>
               <w:ind w:left="120"/>
             </w:pPr>
-            <w:hyperlink w:history="1" r:id="rId6xavoez8mnbp6k1y8rd3g">
+            <w:hyperlink w:history="1" r:id="rId-rt-qttbjbxkw10ulyxil">
               <w:r>
                 <w:rPr>
                   <w:rFonts w:ascii="Arial" w:cs="Arial" w:eastAsia="Arial" w:hAnsi="Arial"/>
@@ -24346,14 +24321,14 @@
                 <w:sz w:val="16"/>
                 <w:szCs w:val="16"/>
               </w:rPr>
-              <w:t xml:space="preserve">📖 HTML:</w:t>
+              <w:t xml:space="preserve">📖 EXERCISE:</w:t>
             </w:r>
           </w:p>
           <w:p>
             <w:pPr>
               <w:spacing w:after="20" w:before="0"/>
             </w:pPr>
-            <w:hyperlink w:history="1" r:id="rIdmbhvqrwisrc1gbsbireiy">
+            <w:hyperlink w:history="1" r:id="rId7obedopfks9toomk5onev">
               <w:r>
                 <w:rPr>
                   <w:rFonts w:ascii="Arial" w:cs="Arial" w:eastAsia="Arial" w:hAnsi="Arial"/>
@@ -24362,7 +24337,7 @@
                   <w:szCs w:val="16"/>
                   <w:u w:val="single" w:color="2E75B6"/>
                 </w:rPr>
-                <w:t xml:space="preserve">Chemistry of Life (Flexbook)</w:t>
+                <w:t xml:space="preserve">Elemental composition of pure substances</w:t>
               </w:r>
             </w:hyperlink>
           </w:p>
@@ -24378,7 +24353,7 @@
                 <w:sz w:val="14"/>
                 <w:szCs w:val="14"/>
               </w:rPr>
-              <w:t xml:space="preserve">Source: CK-12</w:t>
+              <w:t xml:space="preserve">Source: Khan Academy (English - US curriculum)</w:t>
             </w:r>
           </w:p>
           <w:p>
@@ -24386,7 +24361,7 @@
               <w:spacing w:after="10" w:before="0"/>
               <w:ind w:left="120"/>
             </w:pPr>
-            <w:hyperlink w:history="1" r:id="rIdcu3qyf0iqbjlcekxnnv-7">
+            <w:hyperlink w:history="1" r:id="rIdr_f9yhtcw4-eltmn9usoz">
               <w:r>
                 <w:rPr>
                   <w:rFonts w:ascii="Arial" w:cs="Arial" w:eastAsia="Arial" w:hAnsi="Arial"/>
@@ -24581,7 +24556,7 @@
             <w:pPr>
               <w:spacing w:after="20" w:before="0"/>
             </w:pPr>
-            <w:hyperlink w:history="1" r:id="rIdsgiihfhmfx9eamhkta4sr">
+            <w:hyperlink w:history="1" r:id="rIdwrvmkezucsibmn8n6awma">
               <w:r>
                 <w:rPr>
                   <w:rFonts w:ascii="Arial" w:cs="Arial" w:eastAsia="Arial" w:hAnsi="Arial"/>
@@ -24590,7 +24565,7 @@
                   <w:szCs w:val="16"/>
                   <w:u w:val="single" w:color="2E75B6"/>
                 </w:rPr>
-                <w:t xml:space="preserve">Jamestown - the impact of tobacco</w:t>
+                <w:t xml:space="preserve">Chemical reactions introduction</w:t>
               </w:r>
             </w:hyperlink>
           </w:p>
@@ -24614,7 +24589,7 @@
               <w:spacing w:after="10" w:before="0"/>
               <w:ind w:left="120"/>
             </w:pPr>
-            <w:hyperlink w:history="1" r:id="rIdma2mbh6xt5wde8rcahtig">
+            <w:hyperlink w:history="1" r:id="rIdk1sj71ksfkskoz9qa34cz">
               <w:r>
                 <w:rPr>
                   <w:rFonts w:ascii="Arial" w:cs="Arial" w:eastAsia="Arial" w:hAnsi="Arial"/>
@@ -24652,14 +24627,14 @@
                 <w:sz w:val="16"/>
                 <w:szCs w:val="16"/>
               </w:rPr>
-              <w:t xml:space="preserve">📖 HTML:</w:t>
+              <w:t xml:space="preserve">📖 EXERCISE:</w:t>
             </w:r>
           </w:p>
           <w:p>
             <w:pPr>
               <w:spacing w:after="20" w:before="0"/>
             </w:pPr>
-            <w:hyperlink w:history="1" r:id="rIdfy3mfb2-yc2qtqtv0h1_5">
+            <w:hyperlink w:history="1" r:id="rIdmliyo6hfv9i3cjqbudzhn">
               <w:r>
                 <w:rPr>
                   <w:rFonts w:ascii="Arial" w:cs="Arial" w:eastAsia="Arial" w:hAnsi="Arial"/>
@@ -24668,7 +24643,7 @@
                   <w:szCs w:val="16"/>
                   <w:u w:val="single" w:color="2E75B6"/>
                 </w:rPr>
-                <w:t xml:space="preserve">Chemistry of Life (Flexbook)</w:t>
+                <w:t xml:space="preserve">Elemental composition of pure substances</w:t>
               </w:r>
             </w:hyperlink>
           </w:p>
@@ -24684,7 +24659,7 @@
                 <w:sz w:val="14"/>
                 <w:szCs w:val="14"/>
               </w:rPr>
-              <w:t xml:space="preserve">Source: CK-12</w:t>
+              <w:t xml:space="preserve">Source: Khan Academy (English - US curriculum)</w:t>
             </w:r>
           </w:p>
           <w:p>
@@ -24692,7 +24667,7 @@
               <w:spacing w:after="10" w:before="0"/>
               <w:ind w:left="120"/>
             </w:pPr>
-            <w:hyperlink w:history="1" r:id="rId_l7bs46bgfpittybauiq2">
+            <w:hyperlink w:history="1" r:id="rIdgbz7329wbzw5fucp7udrs">
               <w:r>
                 <w:rPr>
                   <w:rFonts w:ascii="Arial" w:cs="Arial" w:eastAsia="Arial" w:hAnsi="Arial"/>
@@ -26179,7 +26154,84 @@
             <w:pPr>
               <w:spacing w:after="20" w:before="0"/>
             </w:pPr>
-            <w:hyperlink w:history="1" r:id="rIdq1gd_i8cmpfgy6omonagk">
+            <w:r>
+              <w:rPr>
+                <w:rFonts w:ascii="Arial" w:cs="Arial" w:eastAsia="Arial" w:hAnsi="Arial"/>
+                <w:i/>
+                <w:iCs/>
+                <w:color w:val="595959"/>
+                <w:sz w:val="16"/>
+                <w:szCs w:val="16"/>
+              </w:rPr>
+              <w:t xml:space="preserve">No closely matching video in the ARES library for this activity.</w:t>
+            </w:r>
+          </w:p>
+          <w:p>
+            <w:pPr>
+              <w:spacing w:after="10" w:before="0"/>
+              <w:ind w:left="120"/>
+            </w:pPr>
+            <w:hyperlink w:history="1" r:id="rIdpbh2uc2cx29qamzkwrreo">
+              <w:r>
+                <w:rPr>
+                  <w:rFonts w:ascii="Arial" w:cs="Arial" w:eastAsia="Arial" w:hAnsi="Arial"/>
+                  <w:color w:val="595959"/>
+                  <w:sz w:val="14"/>
+                  <w:szCs w:val="14"/>
+                  <w:u w:val="single" w:color="595959"/>
+                </w:rPr>
+                <w:t xml:space="preserve">🔍 Search ARES for videos</w:t>
+              </w:r>
+            </w:hyperlink>
+          </w:p>
+          <w:p>
+            <w:pPr>
+              <w:spacing w:after="10" w:before="0"/>
+              <w:ind w:left="120"/>
+            </w:pPr>
+            <w:r>
+              <w:rPr>
+                <w:rFonts w:ascii="Arial" w:cs="Arial" w:eastAsia="Arial" w:hAnsi="Arial"/>
+                <w:color w:val="595959"/>
+                <w:sz w:val="14"/>
+                <w:szCs w:val="14"/>
+              </w:rPr>
+              <w:t xml:space="preserve">Search terms: chemistry consumer protection kebs</w:t>
+            </w:r>
+          </w:p>
+          <w:p>
+            <w:pPr>
+              <w:spacing w:after="40" w:before="0"/>
+            </w:pPr>
+            <w:r>
+              <w:rPr>
+                <w:sz w:val="14"/>
+                <w:szCs w:val="14"/>
+              </w:rPr>
+              <w:t xml:space="preserve"/>
+            </w:r>
+          </w:p>
+          <w:p>
+            <w:pPr>
+              <w:spacing w:after="20" w:before="0"/>
+            </w:pPr>
+            <w:r>
+              <w:rPr>
+                <w:rFonts w:ascii="Arial" w:cs="Arial" w:eastAsia="Arial" w:hAnsi="Arial"/>
+                <w:b/>
+                <w:bCs/>
+                <w:color w:val="1F3864"/>
+                <w:sz w:val="16"/>
+                <w:szCs w:val="16"/>
+              </w:rPr>
+              <w:t xml:space="preserve">📖 HTML:</w:t>
+            </w:r>
+          </w:p>
+          <w:p>
+            <w:pPr>
+              <w:spacing w:after="20" w:before="0"/>
+            </w:pPr>
+            <w:hyperlink w:history="1" r:id="rIdgacq_1utnmf9x3_rjceqb">
               <w:r>
                 <w:rPr>
                   <w:rFonts w:ascii="Arial" w:cs="Arial" w:eastAsia="Arial" w:hAnsi="Arial"/>
@@ -26188,7 +26240,7 @@
                   <w:szCs w:val="16"/>
                   <w:u w:val="single" w:color="2E75B6"/>
                 </w:rPr>
-                <w:t xml:space="preserve">Video: Reactants, Products and Leftovers</w:t>
+                <w:t xml:space="preserve">Chemistry and the Environment (Flexbook)</w:t>
               </w:r>
             </w:hyperlink>
           </w:p>
@@ -26204,7 +26256,7 @@
                 <w:sz w:val="14"/>
                 <w:szCs w:val="14"/>
               </w:rPr>
-              <w:t xml:space="preserve">Source: PhET Interactive Simulations (English)</w:t>
+              <w:t xml:space="preserve">Source: CK-12</w:t>
             </w:r>
           </w:p>
           <w:p>
@@ -26212,85 +26264,7 @@
               <w:spacing w:after="10" w:before="0"/>
               <w:ind w:left="120"/>
             </w:pPr>
-            <w:hyperlink w:history="1" r:id="rIdwtdknut4kj-hhbshys6ij">
-              <w:r>
-                <w:rPr>
-                  <w:rFonts w:ascii="Arial" w:cs="Arial" w:eastAsia="Arial" w:hAnsi="Arial"/>
-                  <w:color w:val="595959"/>
-                  <w:sz w:val="14"/>
-                  <w:szCs w:val="14"/>
-                  <w:u w:val="single" w:color="595959"/>
-                </w:rPr>
-                <w:t xml:space="preserve">🔍 Search ARES for similar videos</w:t>
-              </w:r>
-            </w:hyperlink>
-          </w:p>
-          <w:p>
-            <w:pPr>
-              <w:spacing w:after="40" w:before="0"/>
-            </w:pPr>
-            <w:r>
-              <w:rPr>
-                <w:sz w:val="14"/>
-                <w:szCs w:val="14"/>
-              </w:rPr>
-              <w:t xml:space="preserve"/>
-            </w:r>
-          </w:p>
-          <w:p>
-            <w:pPr>
-              <w:spacing w:after="20" w:before="0"/>
-            </w:pPr>
-            <w:r>
-              <w:rPr>
-                <w:rFonts w:ascii="Arial" w:cs="Arial" w:eastAsia="Arial" w:hAnsi="Arial"/>
-                <w:b/>
-                <w:bCs/>
-                <w:color w:val="1F3864"/>
-                <w:sz w:val="16"/>
-                <w:szCs w:val="16"/>
-              </w:rPr>
-              <w:t xml:space="preserve">📖 PDF:</w:t>
-            </w:r>
-          </w:p>
-          <w:p>
-            <w:pPr>
-              <w:spacing w:after="20" w:before="0"/>
-            </w:pPr>
-            <w:hyperlink w:history="1" r:id="rIdjz1vlfmlcnjrnywwzuxvj">
-              <w:r>
-                <w:rPr>
-                  <w:rFonts w:ascii="Arial" w:cs="Arial" w:eastAsia="Arial" w:hAnsi="Arial"/>
-                  <w:color w:val="2E75B6"/>
-                  <w:sz w:val="16"/>
-                  <w:szCs w:val="16"/>
-                  <w:u w:val="single" w:color="2E75B6"/>
-                </w:rPr>
-                <w:t xml:space="preserve">Introducing Green Ch..:Teacher Background Information: The 12 Principles of Green Chemistry</w:t>
-              </w:r>
-            </w:hyperlink>
-          </w:p>
-          <w:p>
-            <w:pPr>
-              <w:spacing w:after="10" w:before="0"/>
-              <w:ind w:left="120"/>
-            </w:pPr>
-            <w:r>
-              <w:rPr>
-                <w:rFonts w:ascii="Arial" w:cs="Arial" w:eastAsia="Arial" w:hAnsi="Arial"/>
-                <w:color w:val="595959"/>
-                <w:sz w:val="14"/>
-                <w:szCs w:val="14"/>
-              </w:rPr>
-              <w:t xml:space="preserve">Source: MIT Blossoms</w:t>
-            </w:r>
-          </w:p>
-          <w:p>
-            <w:pPr>
-              <w:spacing w:after="10" w:before="0"/>
-              <w:ind w:left="120"/>
-            </w:pPr>
-            <w:hyperlink w:history="1" r:id="rIdigdipwcylwzgzucnnoyex">
+            <w:hyperlink w:history="1" r:id="rIdzpqnw94pv05vlsg-mkfuj">
               <w:r>
                 <w:rPr>
                   <w:rFonts w:ascii="Arial" w:cs="Arial" w:eastAsia="Arial" w:hAnsi="Arial"/>
@@ -26485,7 +26459,84 @@
             <w:pPr>
               <w:spacing w:after="20" w:before="0"/>
             </w:pPr>
-            <w:hyperlink w:history="1" r:id="rIdymlslctjzquk-arnpks_r">
+            <w:r>
+              <w:rPr>
+                <w:rFonts w:ascii="Arial" w:cs="Arial" w:eastAsia="Arial" w:hAnsi="Arial"/>
+                <w:i/>
+                <w:iCs/>
+                <w:color w:val="595959"/>
+                <w:sz w:val="16"/>
+                <w:szCs w:val="16"/>
+              </w:rPr>
+              <w:t xml:space="preserve">No closely matching video in the ARES library for this activity.</w:t>
+            </w:r>
+          </w:p>
+          <w:p>
+            <w:pPr>
+              <w:spacing w:after="10" w:before="0"/>
+              <w:ind w:left="120"/>
+            </w:pPr>
+            <w:hyperlink w:history="1" r:id="rIdm3rx4levdwlyt6uqd2uvw">
+              <w:r>
+                <w:rPr>
+                  <w:rFonts w:ascii="Arial" w:cs="Arial" w:eastAsia="Arial" w:hAnsi="Arial"/>
+                  <w:color w:val="595959"/>
+                  <w:sz w:val="14"/>
+                  <w:szCs w:val="14"/>
+                  <w:u w:val="single" w:color="595959"/>
+                </w:rPr>
+                <w:t xml:space="preserve">🔍 Search ARES for videos</w:t>
+              </w:r>
+            </w:hyperlink>
+          </w:p>
+          <w:p>
+            <w:pPr>
+              <w:spacing w:after="10" w:before="0"/>
+              <w:ind w:left="120"/>
+            </w:pPr>
+            <w:r>
+              <w:rPr>
+                <w:rFonts w:ascii="Arial" w:cs="Arial" w:eastAsia="Arial" w:hAnsi="Arial"/>
+                <w:color w:val="595959"/>
+                <w:sz w:val="14"/>
+                <w:szCs w:val="14"/>
+              </w:rPr>
+              <w:t xml:space="preserve">Search terms: chemistry consumer protection kebs</w:t>
+            </w:r>
+          </w:p>
+          <w:p>
+            <w:pPr>
+              <w:spacing w:after="40" w:before="0"/>
+            </w:pPr>
+            <w:r>
+              <w:rPr>
+                <w:sz w:val="14"/>
+                <w:szCs w:val="14"/>
+              </w:rPr>
+              <w:t xml:space="preserve"/>
+            </w:r>
+          </w:p>
+          <w:p>
+            <w:pPr>
+              <w:spacing w:after="20" w:before="0"/>
+            </w:pPr>
+            <w:r>
+              <w:rPr>
+                <w:rFonts w:ascii="Arial" w:cs="Arial" w:eastAsia="Arial" w:hAnsi="Arial"/>
+                <w:b/>
+                <w:bCs/>
+                <w:color w:val="1F3864"/>
+                <w:sz w:val="16"/>
+                <w:szCs w:val="16"/>
+              </w:rPr>
+              <w:t xml:space="preserve">📖 EXERCISE:</w:t>
+            </w:r>
+          </w:p>
+          <w:p>
+            <w:pPr>
+              <w:spacing w:after="20" w:before="0"/>
+            </w:pPr>
+            <w:hyperlink w:history="1" r:id="rIdxbhaixfr466npgdd82qeu">
               <w:r>
                 <w:rPr>
                   <w:rFonts w:ascii="Arial" w:cs="Arial" w:eastAsia="Arial" w:hAnsi="Arial"/>
@@ -26494,7 +26545,7 @@
                   <w:szCs w:val="16"/>
                   <w:u w:val="single" w:color="2E75B6"/>
                 </w:rPr>
-                <w:t xml:space="preserve">Video: Reactants, Products and Leftovers</w:t>
+                <w:t xml:space="preserve">Chemistry and the Environment Practice</w:t>
               </w:r>
             </w:hyperlink>
           </w:p>
@@ -26510,7 +26561,7 @@
                 <w:sz w:val="14"/>
                 <w:szCs w:val="14"/>
               </w:rPr>
-              <w:t xml:space="preserve">Source: PhET Interactive Simulations (English)</w:t>
+              <w:t xml:space="preserve">Source: CK-12</w:t>
             </w:r>
           </w:p>
           <w:p>
@@ -26518,85 +26569,7 @@
               <w:spacing w:after="10" w:before="0"/>
               <w:ind w:left="120"/>
             </w:pPr>
-            <w:hyperlink w:history="1" r:id="rIdmpp1p0es-ncfof5llnid9">
-              <w:r>
-                <w:rPr>
-                  <w:rFonts w:ascii="Arial" w:cs="Arial" w:eastAsia="Arial" w:hAnsi="Arial"/>
-                  <w:color w:val="595959"/>
-                  <w:sz w:val="14"/>
-                  <w:szCs w:val="14"/>
-                  <w:u w:val="single" w:color="595959"/>
-                </w:rPr>
-                <w:t xml:space="preserve">🔍 Search ARES for similar videos</w:t>
-              </w:r>
-            </w:hyperlink>
-          </w:p>
-          <w:p>
-            <w:pPr>
-              <w:spacing w:after="40" w:before="0"/>
-            </w:pPr>
-            <w:r>
-              <w:rPr>
-                <w:sz w:val="14"/>
-                <w:szCs w:val="14"/>
-              </w:rPr>
-              <w:t xml:space="preserve"/>
-            </w:r>
-          </w:p>
-          <w:p>
-            <w:pPr>
-              <w:spacing w:after="20" w:before="0"/>
-            </w:pPr>
-            <w:r>
-              <w:rPr>
-                <w:rFonts w:ascii="Arial" w:cs="Arial" w:eastAsia="Arial" w:hAnsi="Arial"/>
-                <w:b/>
-                <w:bCs/>
-                <w:color w:val="1F3864"/>
-                <w:sz w:val="16"/>
-                <w:szCs w:val="16"/>
-              </w:rPr>
-              <w:t xml:space="preserve">📖 PDF:</w:t>
-            </w:r>
-          </w:p>
-          <w:p>
-            <w:pPr>
-              <w:spacing w:after="20" w:before="0"/>
-            </w:pPr>
-            <w:hyperlink w:history="1" r:id="rId2ahypw9g2rw5zcu4cxx06">
-              <w:r>
-                <w:rPr>
-                  <w:rFonts w:ascii="Arial" w:cs="Arial" w:eastAsia="Arial" w:hAnsi="Arial"/>
-                  <w:color w:val="2E75B6"/>
-                  <w:sz w:val="16"/>
-                  <w:szCs w:val="16"/>
-                  <w:u w:val="single" w:color="2E75B6"/>
-                </w:rPr>
-                <w:t xml:space="preserve">Introducing Green Ch..:Teacher Background Information: The 12 Principles of Green Chemistry</w:t>
-              </w:r>
-            </w:hyperlink>
-          </w:p>
-          <w:p>
-            <w:pPr>
-              <w:spacing w:after="10" w:before="0"/>
-              <w:ind w:left="120"/>
-            </w:pPr>
-            <w:r>
-              <w:rPr>
-                <w:rFonts w:ascii="Arial" w:cs="Arial" w:eastAsia="Arial" w:hAnsi="Arial"/>
-                <w:color w:val="595959"/>
-                <w:sz w:val="14"/>
-                <w:szCs w:val="14"/>
-              </w:rPr>
-              <w:t xml:space="preserve">Source: MIT Blossoms</w:t>
-            </w:r>
-          </w:p>
-          <w:p>
-            <w:pPr>
-              <w:spacing w:after="10" w:before="0"/>
-              <w:ind w:left="120"/>
-            </w:pPr>
-            <w:hyperlink w:history="1" r:id="rId0nzcsjt_9dpa8ujb461-j">
+            <w:hyperlink w:history="1" r:id="rIdtdfyipk88w4dmmxgcbjpc">
               <w:r>
                 <w:rPr>
                   <w:rFonts w:ascii="Arial" w:cs="Arial" w:eastAsia="Arial" w:hAnsi="Arial"/>
@@ -26791,7 +26764,84 @@
             <w:pPr>
               <w:spacing w:after="20" w:before="0"/>
             </w:pPr>
-            <w:hyperlink w:history="1" r:id="rIdss7z-qjxwx8c9f8qklhzf">
+            <w:r>
+              <w:rPr>
+                <w:rFonts w:ascii="Arial" w:cs="Arial" w:eastAsia="Arial" w:hAnsi="Arial"/>
+                <w:i/>
+                <w:iCs/>
+                <w:color w:val="595959"/>
+                <w:sz w:val="16"/>
+                <w:szCs w:val="16"/>
+              </w:rPr>
+              <w:t xml:space="preserve">No closely matching video in the ARES library for this activity.</w:t>
+            </w:r>
+          </w:p>
+          <w:p>
+            <w:pPr>
+              <w:spacing w:after="10" w:before="0"/>
+              <w:ind w:left="120"/>
+            </w:pPr>
+            <w:hyperlink w:history="1" r:id="rIdd_hixwql3llik1lqhtzua">
+              <w:r>
+                <w:rPr>
+                  <w:rFonts w:ascii="Arial" w:cs="Arial" w:eastAsia="Arial" w:hAnsi="Arial"/>
+                  <w:color w:val="595959"/>
+                  <w:sz w:val="14"/>
+                  <w:szCs w:val="14"/>
+                  <w:u w:val="single" w:color="595959"/>
+                </w:rPr>
+                <w:t xml:space="preserve">🔍 Search ARES for videos</w:t>
+              </w:r>
+            </w:hyperlink>
+          </w:p>
+          <w:p>
+            <w:pPr>
+              <w:spacing w:after="10" w:before="0"/>
+              <w:ind w:left="120"/>
+            </w:pPr>
+            <w:r>
+              <w:rPr>
+                <w:rFonts w:ascii="Arial" w:cs="Arial" w:eastAsia="Arial" w:hAnsi="Arial"/>
+                <w:color w:val="595959"/>
+                <w:sz w:val="14"/>
+                <w:szCs w:val="14"/>
+              </w:rPr>
+              <w:t xml:space="preserve">Search terms: chemistry consumer protection kebs</w:t>
+            </w:r>
+          </w:p>
+          <w:p>
+            <w:pPr>
+              <w:spacing w:after="40" w:before="0"/>
+            </w:pPr>
+            <w:r>
+              <w:rPr>
+                <w:sz w:val="14"/>
+                <w:szCs w:val="14"/>
+              </w:rPr>
+              <w:t xml:space="preserve"/>
+            </w:r>
+          </w:p>
+          <w:p>
+            <w:pPr>
+              <w:spacing w:after="20" w:before="0"/>
+            </w:pPr>
+            <w:r>
+              <w:rPr>
+                <w:rFonts w:ascii="Arial" w:cs="Arial" w:eastAsia="Arial" w:hAnsi="Arial"/>
+                <w:b/>
+                <w:bCs/>
+                <w:color w:val="1F3864"/>
+                <w:sz w:val="16"/>
+                <w:szCs w:val="16"/>
+              </w:rPr>
+              <w:t xml:space="preserve">📖 HTML:</w:t>
+            </w:r>
+          </w:p>
+          <w:p>
+            <w:pPr>
+              <w:spacing w:after="20" w:before="0"/>
+            </w:pPr>
+            <w:hyperlink w:history="1" r:id="rIdzjzp0xpfdmxnqm6klyecv">
               <w:r>
                 <w:rPr>
                   <w:rFonts w:ascii="Arial" w:cs="Arial" w:eastAsia="Arial" w:hAnsi="Arial"/>
@@ -26800,7 +26850,7 @@
                   <w:szCs w:val="16"/>
                   <w:u w:val="single" w:color="2E75B6"/>
                 </w:rPr>
-                <w:t xml:space="preserve">Video: Reactants, Products and Leftovers</w:t>
+                <w:t xml:space="preserve">Chemistry and the Environment (Flexbook)</w:t>
               </w:r>
             </w:hyperlink>
           </w:p>
@@ -26816,7 +26866,7 @@
                 <w:sz w:val="14"/>
                 <w:szCs w:val="14"/>
               </w:rPr>
-              <w:t xml:space="preserve">Source: PhET Interactive Simulations (English)</w:t>
+              <w:t xml:space="preserve">Source: CK-12</w:t>
             </w:r>
           </w:p>
           <w:p>
@@ -26824,85 +26874,7 @@
               <w:spacing w:after="10" w:before="0"/>
               <w:ind w:left="120"/>
             </w:pPr>
-            <w:hyperlink w:history="1" r:id="rIdb_cktco_atfhblcygtoh9">
-              <w:r>
-                <w:rPr>
-                  <w:rFonts w:ascii="Arial" w:cs="Arial" w:eastAsia="Arial" w:hAnsi="Arial"/>
-                  <w:color w:val="595959"/>
-                  <w:sz w:val="14"/>
-                  <w:szCs w:val="14"/>
-                  <w:u w:val="single" w:color="595959"/>
-                </w:rPr>
-                <w:t xml:space="preserve">🔍 Search ARES for similar videos</w:t>
-              </w:r>
-            </w:hyperlink>
-          </w:p>
-          <w:p>
-            <w:pPr>
-              <w:spacing w:after="40" w:before="0"/>
-            </w:pPr>
-            <w:r>
-              <w:rPr>
-                <w:sz w:val="14"/>
-                <w:szCs w:val="14"/>
-              </w:rPr>
-              <w:t xml:space="preserve"/>
-            </w:r>
-          </w:p>
-          <w:p>
-            <w:pPr>
-              <w:spacing w:after="20" w:before="0"/>
-            </w:pPr>
-            <w:r>
-              <w:rPr>
-                <w:rFonts w:ascii="Arial" w:cs="Arial" w:eastAsia="Arial" w:hAnsi="Arial"/>
-                <w:b/>
-                <w:bCs/>
-                <w:color w:val="1F3864"/>
-                <w:sz w:val="16"/>
-                <w:szCs w:val="16"/>
-              </w:rPr>
-              <w:t xml:space="preserve">📖 PDF:</w:t>
-            </w:r>
-          </w:p>
-          <w:p>
-            <w:pPr>
-              <w:spacing w:after="20" w:before="0"/>
-            </w:pPr>
-            <w:hyperlink w:history="1" r:id="rIdpsj4wyarebwdsndlbmb86">
-              <w:r>
-                <w:rPr>
-                  <w:rFonts w:ascii="Arial" w:cs="Arial" w:eastAsia="Arial" w:hAnsi="Arial"/>
-                  <w:color w:val="2E75B6"/>
-                  <w:sz w:val="16"/>
-                  <w:szCs w:val="16"/>
-                  <w:u w:val="single" w:color="2E75B6"/>
-                </w:rPr>
-                <w:t xml:space="preserve">Introducing Green Ch..:Teacher Background Information: The 12 Principles of Green Chemistry</w:t>
-              </w:r>
-            </w:hyperlink>
-          </w:p>
-          <w:p>
-            <w:pPr>
-              <w:spacing w:after="10" w:before="0"/>
-              <w:ind w:left="120"/>
-            </w:pPr>
-            <w:r>
-              <w:rPr>
-                <w:rFonts w:ascii="Arial" w:cs="Arial" w:eastAsia="Arial" w:hAnsi="Arial"/>
-                <w:color w:val="595959"/>
-                <w:sz w:val="14"/>
-                <w:szCs w:val="14"/>
-              </w:rPr>
-              <w:t xml:space="preserve">Source: MIT Blossoms</w:t>
-            </w:r>
-          </w:p>
-          <w:p>
-            <w:pPr>
-              <w:spacing w:after="10" w:before="0"/>
-              <w:ind w:left="120"/>
-            </w:pPr>
-            <w:hyperlink w:history="1" r:id="rIdsoz_cgobyjotfjl5vgsvu">
+            <w:hyperlink w:history="1" r:id="rIdm8qppkusr4_43c21sp3fh">
               <w:r>
                 <w:rPr>
                   <w:rFonts w:ascii="Arial" w:cs="Arial" w:eastAsia="Arial" w:hAnsi="Arial"/>
@@ -27097,7 +27069,84 @@
             <w:pPr>
               <w:spacing w:after="20" w:before="0"/>
             </w:pPr>
-            <w:hyperlink w:history="1" r:id="rIdm3xvcxt2mkcmxizhr2ja_">
+            <w:r>
+              <w:rPr>
+                <w:rFonts w:ascii="Arial" w:cs="Arial" w:eastAsia="Arial" w:hAnsi="Arial"/>
+                <w:i/>
+                <w:iCs/>
+                <w:color w:val="595959"/>
+                <w:sz w:val="16"/>
+                <w:szCs w:val="16"/>
+              </w:rPr>
+              <w:t xml:space="preserve">No closely matching video in the ARES library for this activity.</w:t>
+            </w:r>
+          </w:p>
+          <w:p>
+            <w:pPr>
+              <w:spacing w:after="10" w:before="0"/>
+              <w:ind w:left="120"/>
+            </w:pPr>
+            <w:hyperlink w:history="1" r:id="rIdbtoiqcrts6ya8wtzgquga">
+              <w:r>
+                <w:rPr>
+                  <w:rFonts w:ascii="Arial" w:cs="Arial" w:eastAsia="Arial" w:hAnsi="Arial"/>
+                  <w:color w:val="595959"/>
+                  <w:sz w:val="14"/>
+                  <w:szCs w:val="14"/>
+                  <w:u w:val="single" w:color="595959"/>
+                </w:rPr>
+                <w:t xml:space="preserve">🔍 Search ARES for videos</w:t>
+              </w:r>
+            </w:hyperlink>
+          </w:p>
+          <w:p>
+            <w:pPr>
+              <w:spacing w:after="10" w:before="0"/>
+              <w:ind w:left="120"/>
+            </w:pPr>
+            <w:r>
+              <w:rPr>
+                <w:rFonts w:ascii="Arial" w:cs="Arial" w:eastAsia="Arial" w:hAnsi="Arial"/>
+                <w:color w:val="595959"/>
+                <w:sz w:val="14"/>
+                <w:szCs w:val="14"/>
+              </w:rPr>
+              <w:t xml:space="preserve">Search terms: chemistry consumer protection kebs</w:t>
+            </w:r>
+          </w:p>
+          <w:p>
+            <w:pPr>
+              <w:spacing w:after="40" w:before="0"/>
+            </w:pPr>
+            <w:r>
+              <w:rPr>
+                <w:sz w:val="14"/>
+                <w:szCs w:val="14"/>
+              </w:rPr>
+              <w:t xml:space="preserve"/>
+            </w:r>
+          </w:p>
+          <w:p>
+            <w:pPr>
+              <w:spacing w:after="20" w:before="0"/>
+            </w:pPr>
+            <w:r>
+              <w:rPr>
+                <w:rFonts w:ascii="Arial" w:cs="Arial" w:eastAsia="Arial" w:hAnsi="Arial"/>
+                <w:b/>
+                <w:bCs/>
+                <w:color w:val="1F3864"/>
+                <w:sz w:val="16"/>
+                <w:szCs w:val="16"/>
+              </w:rPr>
+              <w:t xml:space="preserve">📖 HTML:</w:t>
+            </w:r>
+          </w:p>
+          <w:p>
+            <w:pPr>
+              <w:spacing w:after="20" w:before="0"/>
+            </w:pPr>
+            <w:hyperlink w:history="1" r:id="rIdbnmddyemydajxl9_wtjsv">
               <w:r>
                 <w:rPr>
                   <w:rFonts w:ascii="Arial" w:cs="Arial" w:eastAsia="Arial" w:hAnsi="Arial"/>
@@ -27106,7 +27155,7 @@
                   <w:szCs w:val="16"/>
                   <w:u w:val="single" w:color="2E75B6"/>
                 </w:rPr>
-                <w:t xml:space="preserve">Video: Reactants, Products and Leftovers</w:t>
+                <w:t xml:space="preserve">Chemistry and the Environment (Flexbook)</w:t>
               </w:r>
             </w:hyperlink>
           </w:p>
@@ -27122,7 +27171,7 @@
                 <w:sz w:val="14"/>
                 <w:szCs w:val="14"/>
               </w:rPr>
-              <w:t xml:space="preserve">Source: PhET Interactive Simulations (English)</w:t>
+              <w:t xml:space="preserve">Source: CK-12</w:t>
             </w:r>
           </w:p>
           <w:p>
@@ -27130,85 +27179,7 @@
               <w:spacing w:after="10" w:before="0"/>
               <w:ind w:left="120"/>
             </w:pPr>
-            <w:hyperlink w:history="1" r:id="rId5urrzshn_z4hm2b2okrrd">
-              <w:r>
-                <w:rPr>
-                  <w:rFonts w:ascii="Arial" w:cs="Arial" w:eastAsia="Arial" w:hAnsi="Arial"/>
-                  <w:color w:val="595959"/>
-                  <w:sz w:val="14"/>
-                  <w:szCs w:val="14"/>
-                  <w:u w:val="single" w:color="595959"/>
-                </w:rPr>
-                <w:t xml:space="preserve">🔍 Search ARES for similar videos</w:t>
-              </w:r>
-            </w:hyperlink>
-          </w:p>
-          <w:p>
-            <w:pPr>
-              <w:spacing w:after="40" w:before="0"/>
-            </w:pPr>
-            <w:r>
-              <w:rPr>
-                <w:sz w:val="14"/>
-                <w:szCs w:val="14"/>
-              </w:rPr>
-              <w:t xml:space="preserve"/>
-            </w:r>
-          </w:p>
-          <w:p>
-            <w:pPr>
-              <w:spacing w:after="20" w:before="0"/>
-            </w:pPr>
-            <w:r>
-              <w:rPr>
-                <w:rFonts w:ascii="Arial" w:cs="Arial" w:eastAsia="Arial" w:hAnsi="Arial"/>
-                <w:b/>
-                <w:bCs/>
-                <w:color w:val="1F3864"/>
-                <w:sz w:val="16"/>
-                <w:szCs w:val="16"/>
-              </w:rPr>
-              <w:t xml:space="preserve">📖 PDF:</w:t>
-            </w:r>
-          </w:p>
-          <w:p>
-            <w:pPr>
-              <w:spacing w:after="20" w:before="0"/>
-            </w:pPr>
-            <w:hyperlink w:history="1" r:id="rIdu4jjr_icx4k3xng8inf4z">
-              <w:r>
-                <w:rPr>
-                  <w:rFonts w:ascii="Arial" w:cs="Arial" w:eastAsia="Arial" w:hAnsi="Arial"/>
-                  <w:color w:val="2E75B6"/>
-                  <w:sz w:val="16"/>
-                  <w:szCs w:val="16"/>
-                  <w:u w:val="single" w:color="2E75B6"/>
-                </w:rPr>
-                <w:t xml:space="preserve">Introducing Green Ch..:Teacher Background Information: The 12 Principles of Green Chemistry</w:t>
-              </w:r>
-            </w:hyperlink>
-          </w:p>
-          <w:p>
-            <w:pPr>
-              <w:spacing w:after="10" w:before="0"/>
-              <w:ind w:left="120"/>
-            </w:pPr>
-            <w:r>
-              <w:rPr>
-                <w:rFonts w:ascii="Arial" w:cs="Arial" w:eastAsia="Arial" w:hAnsi="Arial"/>
-                <w:color w:val="595959"/>
-                <w:sz w:val="14"/>
-                <w:szCs w:val="14"/>
-              </w:rPr>
-              <w:t xml:space="preserve">Source: MIT Blossoms</w:t>
-            </w:r>
-          </w:p>
-          <w:p>
-            <w:pPr>
-              <w:spacing w:after="10" w:before="0"/>
-              <w:ind w:left="120"/>
-            </w:pPr>
-            <w:hyperlink w:history="1" r:id="rIdzjkwzrvwh6g_zwjrtxons">
+            <w:hyperlink w:history="1" r:id="rIdoc0r4gyfgiys7fmkz7hio">
               <w:r>
                 <w:rPr>
                   <w:rFonts w:ascii="Arial" w:cs="Arial" w:eastAsia="Arial" w:hAnsi="Arial"/>
@@ -27403,7 +27374,84 @@
             <w:pPr>
               <w:spacing w:after="20" w:before="0"/>
             </w:pPr>
-            <w:hyperlink w:history="1" r:id="rIdr_nwhimttk1dedxmuuuf4">
+            <w:r>
+              <w:rPr>
+                <w:rFonts w:ascii="Arial" w:cs="Arial" w:eastAsia="Arial" w:hAnsi="Arial"/>
+                <w:i/>
+                <w:iCs/>
+                <w:color w:val="595959"/>
+                <w:sz w:val="16"/>
+                <w:szCs w:val="16"/>
+              </w:rPr>
+              <w:t xml:space="preserve">No closely matching video in the ARES library for this activity.</w:t>
+            </w:r>
+          </w:p>
+          <w:p>
+            <w:pPr>
+              <w:spacing w:after="10" w:before="0"/>
+              <w:ind w:left="120"/>
+            </w:pPr>
+            <w:hyperlink w:history="1" r:id="rIdig66f1h12laub2hvazhel">
+              <w:r>
+                <w:rPr>
+                  <w:rFonts w:ascii="Arial" w:cs="Arial" w:eastAsia="Arial" w:hAnsi="Arial"/>
+                  <w:color w:val="595959"/>
+                  <w:sz w:val="14"/>
+                  <w:szCs w:val="14"/>
+                  <w:u w:val="single" w:color="595959"/>
+                </w:rPr>
+                <w:t xml:space="preserve">🔍 Search ARES for videos</w:t>
+              </w:r>
+            </w:hyperlink>
+          </w:p>
+          <w:p>
+            <w:pPr>
+              <w:spacing w:after="10" w:before="0"/>
+              <w:ind w:left="120"/>
+            </w:pPr>
+            <w:r>
+              <w:rPr>
+                <w:rFonts w:ascii="Arial" w:cs="Arial" w:eastAsia="Arial" w:hAnsi="Arial"/>
+                <w:color w:val="595959"/>
+                <w:sz w:val="14"/>
+                <w:szCs w:val="14"/>
+              </w:rPr>
+              <w:t xml:space="preserve">Search terms: chemistry consumer protection kebs</w:t>
+            </w:r>
+          </w:p>
+          <w:p>
+            <w:pPr>
+              <w:spacing w:after="40" w:before="0"/>
+            </w:pPr>
+            <w:r>
+              <w:rPr>
+                <w:sz w:val="14"/>
+                <w:szCs w:val="14"/>
+              </w:rPr>
+              <w:t xml:space="preserve"/>
+            </w:r>
+          </w:p>
+          <w:p>
+            <w:pPr>
+              <w:spacing w:after="20" w:before="0"/>
+            </w:pPr>
+            <w:r>
+              <w:rPr>
+                <w:rFonts w:ascii="Arial" w:cs="Arial" w:eastAsia="Arial" w:hAnsi="Arial"/>
+                <w:b/>
+                <w:bCs/>
+                <w:color w:val="1F3864"/>
+                <w:sz w:val="16"/>
+                <w:szCs w:val="16"/>
+              </w:rPr>
+              <w:t xml:space="preserve">📖 HTML:</w:t>
+            </w:r>
+          </w:p>
+          <w:p>
+            <w:pPr>
+              <w:spacing w:after="20" w:before="0"/>
+            </w:pPr>
+            <w:hyperlink w:history="1" r:id="rId33ikzjmixqf_hdsauytgq">
               <w:r>
                 <w:rPr>
                   <w:rFonts w:ascii="Arial" w:cs="Arial" w:eastAsia="Arial" w:hAnsi="Arial"/>
@@ -27412,7 +27460,7 @@
                   <w:szCs w:val="16"/>
                   <w:u w:val="single" w:color="2E75B6"/>
                 </w:rPr>
-                <w:t xml:space="preserve">Video: Reactants, Products and Leftovers</w:t>
+                <w:t xml:space="preserve">Chemistry and the Environment (Flexbook)</w:t>
               </w:r>
             </w:hyperlink>
           </w:p>
@@ -27428,7 +27476,7 @@
                 <w:sz w:val="14"/>
                 <w:szCs w:val="14"/>
               </w:rPr>
-              <w:t xml:space="preserve">Source: PhET Interactive Simulations (English)</w:t>
+              <w:t xml:space="preserve">Source: CK-12</w:t>
             </w:r>
           </w:p>
           <w:p>
@@ -27436,85 +27484,7 @@
               <w:spacing w:after="10" w:before="0"/>
               <w:ind w:left="120"/>
             </w:pPr>
-            <w:hyperlink w:history="1" r:id="rIdv0rxj_xjerp40ixbg6bqy">
-              <w:r>
-                <w:rPr>
-                  <w:rFonts w:ascii="Arial" w:cs="Arial" w:eastAsia="Arial" w:hAnsi="Arial"/>
-                  <w:color w:val="595959"/>
-                  <w:sz w:val="14"/>
-                  <w:szCs w:val="14"/>
-                  <w:u w:val="single" w:color="595959"/>
-                </w:rPr>
-                <w:t xml:space="preserve">🔍 Search ARES for similar videos</w:t>
-              </w:r>
-            </w:hyperlink>
-          </w:p>
-          <w:p>
-            <w:pPr>
-              <w:spacing w:after="40" w:before="0"/>
-            </w:pPr>
-            <w:r>
-              <w:rPr>
-                <w:sz w:val="14"/>
-                <w:szCs w:val="14"/>
-              </w:rPr>
-              <w:t xml:space="preserve"/>
-            </w:r>
-          </w:p>
-          <w:p>
-            <w:pPr>
-              <w:spacing w:after="20" w:before="0"/>
-            </w:pPr>
-            <w:r>
-              <w:rPr>
-                <w:rFonts w:ascii="Arial" w:cs="Arial" w:eastAsia="Arial" w:hAnsi="Arial"/>
-                <w:b/>
-                <w:bCs/>
-                <w:color w:val="1F3864"/>
-                <w:sz w:val="16"/>
-                <w:szCs w:val="16"/>
-              </w:rPr>
-              <w:t xml:space="preserve">📖 PDF:</w:t>
-            </w:r>
-          </w:p>
-          <w:p>
-            <w:pPr>
-              <w:spacing w:after="20" w:before="0"/>
-            </w:pPr>
-            <w:hyperlink w:history="1" r:id="rIdbtgkhzb6zn8flqas4u0r1">
-              <w:r>
-                <w:rPr>
-                  <w:rFonts w:ascii="Arial" w:cs="Arial" w:eastAsia="Arial" w:hAnsi="Arial"/>
-                  <w:color w:val="2E75B6"/>
-                  <w:sz w:val="16"/>
-                  <w:szCs w:val="16"/>
-                  <w:u w:val="single" w:color="2E75B6"/>
-                </w:rPr>
-                <w:t xml:space="preserve">Introducing Green Ch..:Teacher Background Information: The 12 Principles of Green Chemistry</w:t>
-              </w:r>
-            </w:hyperlink>
-          </w:p>
-          <w:p>
-            <w:pPr>
-              <w:spacing w:after="10" w:before="0"/>
-              <w:ind w:left="120"/>
-            </w:pPr>
-            <w:r>
-              <w:rPr>
-                <w:rFonts w:ascii="Arial" w:cs="Arial" w:eastAsia="Arial" w:hAnsi="Arial"/>
-                <w:color w:val="595959"/>
-                <w:sz w:val="14"/>
-                <w:szCs w:val="14"/>
-              </w:rPr>
-              <w:t xml:space="preserve">Source: MIT Blossoms</w:t>
-            </w:r>
-          </w:p>
-          <w:p>
-            <w:pPr>
-              <w:spacing w:after="10" w:before="0"/>
-              <w:ind w:left="120"/>
-            </w:pPr>
-            <w:hyperlink w:history="1" r:id="rId0ehj0tp0w5wo142p9nufl">
+            <w:hyperlink w:history="1" r:id="rIdpryeqtvn0waq6dbps9rpc">
               <w:r>
                 <w:rPr>
                   <w:rFonts w:ascii="Arial" w:cs="Arial" w:eastAsia="Arial" w:hAnsi="Arial"/>
@@ -29229,7 +29199,7 @@
             <w:pPr>
               <w:spacing w:after="20" w:before="0"/>
             </w:pPr>
-            <w:hyperlink w:history="1" r:id="rIdovgjleozry6-f4jkfyefn">
+            <w:hyperlink w:history="1" r:id="rIdojt7_qklvuwbcyictqcmn">
               <w:r>
                 <w:rPr>
                   <w:rFonts w:ascii="Arial" w:cs="Arial" w:eastAsia="Arial" w:hAnsi="Arial"/>
@@ -29238,7 +29208,7 @@
                   <w:szCs w:val="16"/>
                   <w:u w:val="single" w:color="2E75B6"/>
                 </w:rPr>
-                <w:t xml:space="preserve">Coordinate plane word problem examples</w:t>
+                <w:t xml:space="preserve">Intro to Chemistry</w:t>
               </w:r>
             </w:hyperlink>
           </w:p>
@@ -29262,7 +29232,7 @@
               <w:spacing w:after="10" w:before="0"/>
               <w:ind w:left="120"/>
             </w:pPr>
-            <w:hyperlink w:history="1" r:id="rIdypmkce429-cwd8oror7mr">
+            <w:hyperlink w:history="1" r:id="rIdpbn_nb5lf30tti3kf4zgb">
               <w:r>
                 <w:rPr>
                   <w:rFonts w:ascii="Arial" w:cs="Arial" w:eastAsia="Arial" w:hAnsi="Arial"/>
@@ -29300,14 +29270,14 @@
                 <w:sz w:val="16"/>
                 <w:szCs w:val="16"/>
               </w:rPr>
-              <w:t xml:space="preserve">📖 PDF:</w:t>
+              <w:t xml:space="preserve">📖 EXERCISE:</w:t>
             </w:r>
           </w:p>
           <w:p>
             <w:pPr>
               <w:spacing w:after="20" w:before="0"/>
             </w:pPr>
-            <w:hyperlink w:history="1" r:id="rId6ltkhvxonhhcycusz4ffr">
+            <w:hyperlink w:history="1" r:id="rId5msy6a3dj-j-j0gffqxao">
               <w:r>
                 <w:rPr>
                   <w:rFonts w:ascii="Arial" w:cs="Arial" w:eastAsia="Arial" w:hAnsi="Arial"/>
@@ -29316,7 +29286,7 @@
                   <w:szCs w:val="16"/>
                   <w:u w:val="single" w:color="2E75B6"/>
                 </w:rPr>
-                <w:t xml:space="preserve">chemistry-question-paper-1-kcse-2012</w:t>
+                <w:t xml:space="preserve">Physical and chemical changes</w:t>
               </w:r>
             </w:hyperlink>
           </w:p>
@@ -29332,7 +29302,7 @@
                 <w:sz w:val="14"/>
                 <w:szCs w:val="14"/>
               </w:rPr>
-              <w:t xml:space="preserve">Source: Kenya Curriculum Tools 2025</w:t>
+              <w:t xml:space="preserve">Source: Khan Academy (English - US curriculum)</w:t>
             </w:r>
           </w:p>
           <w:p>
@@ -29340,7 +29310,7 @@
               <w:spacing w:after="10" w:before="0"/>
               <w:ind w:left="120"/>
             </w:pPr>
-            <w:hyperlink w:history="1" r:id="rIdlkoxdzmssvoi_audrakyc">
+            <w:hyperlink w:history="1" r:id="rIdpvpps4ib2xxokmb5ai9yz">
               <w:r>
                 <w:rPr>
                   <w:rFonts w:ascii="Arial" w:cs="Arial" w:eastAsia="Arial" w:hAnsi="Arial"/>
@@ -29535,7 +29505,7 @@
             <w:pPr>
               <w:spacing w:after="20" w:before="0"/>
             </w:pPr>
-            <w:hyperlink w:history="1" r:id="rIdzcer4l0xzki55drei2qxw">
+            <w:hyperlink w:history="1" r:id="rIdbgn8cudot9plp0ezoivcn">
               <w:r>
                 <w:rPr>
                   <w:rFonts w:ascii="Arial" w:cs="Arial" w:eastAsia="Arial" w:hAnsi="Arial"/>
@@ -29544,7 +29514,7 @@
                   <w:szCs w:val="16"/>
                   <w:u w:val="single" w:color="2E75B6"/>
                 </w:rPr>
-                <w:t xml:space="preserve">Coordinate plane word problem examples</w:t>
+                <w:t xml:space="preserve">Intro to Chemistry</w:t>
               </w:r>
             </w:hyperlink>
           </w:p>
@@ -29568,7 +29538,7 @@
               <w:spacing w:after="10" w:before="0"/>
               <w:ind w:left="120"/>
             </w:pPr>
-            <w:hyperlink w:history="1" r:id="rIdfc2xj5gzxv2r63kc7_tip">
+            <w:hyperlink w:history="1" r:id="rIdbk7qvlvxdaqj6j20alzfb">
               <w:r>
                 <w:rPr>
                   <w:rFonts w:ascii="Arial" w:cs="Arial" w:eastAsia="Arial" w:hAnsi="Arial"/>
@@ -29606,14 +29576,14 @@
                 <w:sz w:val="16"/>
                 <w:szCs w:val="16"/>
               </w:rPr>
-              <w:t xml:space="preserve">📖 PDF:</w:t>
+              <w:t xml:space="preserve">📖 EXERCISE:</w:t>
             </w:r>
           </w:p>
           <w:p>
             <w:pPr>
               <w:spacing w:after="20" w:before="0"/>
             </w:pPr>
-            <w:hyperlink w:history="1" r:id="rIdtllslh56q3gcrjd8zx3jr">
+            <w:hyperlink w:history="1" r:id="rIdrbwcuik-n8yccwglgfpen">
               <w:r>
                 <w:rPr>
                   <w:rFonts w:ascii="Arial" w:cs="Arial" w:eastAsia="Arial" w:hAnsi="Arial"/>
@@ -29622,7 +29592,7 @@
                   <w:szCs w:val="16"/>
                   <w:u w:val="single" w:color="2E75B6"/>
                 </w:rPr>
-                <w:t xml:space="preserve">chemistry-question-paper-1-kcse-2012</w:t>
+                <w:t xml:space="preserve">Elemental composition of pure substances</w:t>
               </w:r>
             </w:hyperlink>
           </w:p>
@@ -29638,7 +29608,7 @@
                 <w:sz w:val="14"/>
                 <w:szCs w:val="14"/>
               </w:rPr>
-              <w:t xml:space="preserve">Source: Kenya Curriculum Tools 2025</w:t>
+              <w:t xml:space="preserve">Source: Khan Academy (English - US curriculum)</w:t>
             </w:r>
           </w:p>
           <w:p>
@@ -29646,7 +29616,7 @@
               <w:spacing w:after="10" w:before="0"/>
               <w:ind w:left="120"/>
             </w:pPr>
-            <w:hyperlink w:history="1" r:id="rIdvk9w6vmska8qwacq7kq_4">
+            <w:hyperlink w:history="1" r:id="rIdwwgwxj1en_fqnnmzpqzoe">
               <w:r>
                 <w:rPr>
                   <w:rFonts w:ascii="Arial" w:cs="Arial" w:eastAsia="Arial" w:hAnsi="Arial"/>
@@ -29841,7 +29811,7 @@
             <w:pPr>
               <w:spacing w:after="20" w:before="0"/>
             </w:pPr>
-            <w:hyperlink w:history="1" r:id="rIdeo6mhswfwecpi2dtxhj2y">
+            <w:hyperlink w:history="1" r:id="rIdlywj9jzjq51b14ppzxntf">
               <w:r>
                 <w:rPr>
                   <w:rFonts w:ascii="Arial" w:cs="Arial" w:eastAsia="Arial" w:hAnsi="Arial"/>
@@ -29850,7 +29820,7 @@
                   <w:szCs w:val="16"/>
                   <w:u w:val="single" w:color="2E75B6"/>
                 </w:rPr>
-                <w:t xml:space="preserve">Coordinate plane word problem examples</w:t>
+                <w:t xml:space="preserve">Intro to Chemistry</w:t>
               </w:r>
             </w:hyperlink>
           </w:p>
@@ -29874,7 +29844,7 @@
               <w:spacing w:after="10" w:before="0"/>
               <w:ind w:left="120"/>
             </w:pPr>
-            <w:hyperlink w:history="1" r:id="rIdnhbtlu54bwodz3mamx9x9">
+            <w:hyperlink w:history="1" r:id="rIdh9s3xc3mvz612yptrvwf_">
               <w:r>
                 <w:rPr>
                   <w:rFonts w:ascii="Arial" w:cs="Arial" w:eastAsia="Arial" w:hAnsi="Arial"/>
@@ -29912,14 +29882,14 @@
                 <w:sz w:val="16"/>
                 <w:szCs w:val="16"/>
               </w:rPr>
-              <w:t xml:space="preserve">📖 PDF:</w:t>
+              <w:t xml:space="preserve">📖 EXERCISE:</w:t>
             </w:r>
           </w:p>
           <w:p>
             <w:pPr>
               <w:spacing w:after="20" w:before="0"/>
             </w:pPr>
-            <w:hyperlink w:history="1" r:id="rId1xwox9fzjhfjjme-s2v9r">
+            <w:hyperlink w:history="1" r:id="rIdv-pf-dmxrkyn-40y9n0fq">
               <w:r>
                 <w:rPr>
                   <w:rFonts w:ascii="Arial" w:cs="Arial" w:eastAsia="Arial" w:hAnsi="Arial"/>
@@ -29928,7 +29898,7 @@
                   <w:szCs w:val="16"/>
                   <w:u w:val="single" w:color="2E75B6"/>
                 </w:rPr>
-                <w:t xml:space="preserve">chemistry-question-paper-1-kcse-2012</w:t>
+                <w:t xml:space="preserve">Types of chemical bonds</w:t>
               </w:r>
             </w:hyperlink>
           </w:p>
@@ -29944,7 +29914,7 @@
                 <w:sz w:val="14"/>
                 <w:szCs w:val="14"/>
               </w:rPr>
-              <w:t xml:space="preserve">Source: Kenya Curriculum Tools 2025</w:t>
+              <w:t xml:space="preserve">Source: Khan Academy (English - US curriculum)</w:t>
             </w:r>
           </w:p>
           <w:p>
@@ -29952,7 +29922,7 @@
               <w:spacing w:after="10" w:before="0"/>
               <w:ind w:left="120"/>
             </w:pPr>
-            <w:hyperlink w:history="1" r:id="rIddvihh27ekjmkjsx9qrnle">
+            <w:hyperlink w:history="1" r:id="rIdh_yrv-lce217rt_tgscpc">
               <w:r>
                 <w:rPr>
                   <w:rFonts w:ascii="Arial" w:cs="Arial" w:eastAsia="Arial" w:hAnsi="Arial"/>
@@ -30147,7 +30117,7 @@
             <w:pPr>
               <w:spacing w:after="20" w:before="0"/>
             </w:pPr>
-            <w:hyperlink w:history="1" r:id="rIdo_v5u_nzyenhmljvrbsfw">
+            <w:hyperlink w:history="1" r:id="rIdcj56hcx4i7_jiuj4pab2x">
               <w:r>
                 <w:rPr>
                   <w:rFonts w:ascii="Arial" w:cs="Arial" w:eastAsia="Arial" w:hAnsi="Arial"/>
@@ -30156,7 +30126,7 @@
                   <w:szCs w:val="16"/>
                   <w:u w:val="single" w:color="2E75B6"/>
                 </w:rPr>
-                <w:t xml:space="preserve">Coordinate plane word problem examples</w:t>
+                <w:t xml:space="preserve">Intro to Chemistry</w:t>
               </w:r>
             </w:hyperlink>
           </w:p>
@@ -30180,7 +30150,7 @@
               <w:spacing w:after="10" w:before="0"/>
               <w:ind w:left="120"/>
             </w:pPr>
-            <w:hyperlink w:history="1" r:id="rIdv6okumjtfigxyfxwntoa0">
+            <w:hyperlink w:history="1" r:id="rIdobt6xbdhqj7ouu_tshysq">
               <w:r>
                 <w:rPr>
                   <w:rFonts w:ascii="Arial" w:cs="Arial" w:eastAsia="Arial" w:hAnsi="Arial"/>
@@ -30218,14 +30188,14 @@
                 <w:sz w:val="16"/>
                 <w:szCs w:val="16"/>
               </w:rPr>
-              <w:t xml:space="preserve">📖 PDF:</w:t>
+              <w:t xml:space="preserve">📖 EXERCISE:</w:t>
             </w:r>
           </w:p>
           <w:p>
             <w:pPr>
               <w:spacing w:after="20" w:before="0"/>
             </w:pPr>
-            <w:hyperlink w:history="1" r:id="rIdg0tus_mp7csz3yvwzxizq">
+            <w:hyperlink w:history="1" r:id="rId9yz6ktts1e4fyuyvboiav">
               <w:r>
                 <w:rPr>
                   <w:rFonts w:ascii="Arial" w:cs="Arial" w:eastAsia="Arial" w:hAnsi="Arial"/>
@@ -30234,7 +30204,7 @@
                   <w:szCs w:val="16"/>
                   <w:u w:val="single" w:color="2E75B6"/>
                 </w:rPr>
-                <w:t xml:space="preserve">chemistry-question-paper-1-kcse-2012</w:t>
+                <w:t xml:space="preserve">Physical and chemical changes</w:t>
               </w:r>
             </w:hyperlink>
           </w:p>
@@ -30250,7 +30220,7 @@
                 <w:sz w:val="14"/>
                 <w:szCs w:val="14"/>
               </w:rPr>
-              <w:t xml:space="preserve">Source: Kenya Curriculum Tools 2025</w:t>
+              <w:t xml:space="preserve">Source: Khan Academy (English - US curriculum)</w:t>
             </w:r>
           </w:p>
           <w:p>
@@ -30258,7 +30228,7 @@
               <w:spacing w:after="10" w:before="0"/>
               <w:ind w:left="120"/>
             </w:pPr>
-            <w:hyperlink w:history="1" r:id="rId-iyvvavypnd27ructqf7s">
+            <w:hyperlink w:history="1" r:id="rId0i0u-lzflbpkvru45cdfq">
               <w:r>
                 <w:rPr>
                   <w:rFonts w:ascii="Arial" w:cs="Arial" w:eastAsia="Arial" w:hAnsi="Arial"/>
@@ -30453,7 +30423,7 @@
             <w:pPr>
               <w:spacing w:after="20" w:before="0"/>
             </w:pPr>
-            <w:hyperlink w:history="1" r:id="rIdsge6lvjhomli7nchomjzw">
+            <w:hyperlink w:history="1" r:id="rIdcccpow3h1qtlghimcf5ox">
               <w:r>
                 <w:rPr>
                   <w:rFonts w:ascii="Arial" w:cs="Arial" w:eastAsia="Arial" w:hAnsi="Arial"/>
@@ -30462,7 +30432,7 @@
                   <w:szCs w:val="16"/>
                   <w:u w:val="single" w:color="2E75B6"/>
                 </w:rPr>
-                <w:t xml:space="preserve">Coordinate plane word problem examples</w:t>
+                <w:t xml:space="preserve">Intro to Chemistry</w:t>
               </w:r>
             </w:hyperlink>
           </w:p>
@@ -30486,7 +30456,7 @@
               <w:spacing w:after="10" w:before="0"/>
               <w:ind w:left="120"/>
             </w:pPr>
-            <w:hyperlink w:history="1" r:id="rIdp5l-h5tncvvborg21u0f_">
+            <w:hyperlink w:history="1" r:id="rIdhx4etzj3qtjggzy7903bh">
               <w:r>
                 <w:rPr>
                   <w:rFonts w:ascii="Arial" w:cs="Arial" w:eastAsia="Arial" w:hAnsi="Arial"/>
@@ -30524,14 +30494,14 @@
                 <w:sz w:val="16"/>
                 <w:szCs w:val="16"/>
               </w:rPr>
-              <w:t xml:space="preserve">📖 PDF:</w:t>
+              <w:t xml:space="preserve">📖 EXERCISE:</w:t>
             </w:r>
           </w:p>
           <w:p>
             <w:pPr>
               <w:spacing w:after="20" w:before="0"/>
             </w:pPr>
-            <w:hyperlink w:history="1" r:id="rIdhojacyp7untvffqtwhfiu">
+            <w:hyperlink w:history="1" r:id="rIdyebnnhiel0uk01adplzcv">
               <w:r>
                 <w:rPr>
                   <w:rFonts w:ascii="Arial" w:cs="Arial" w:eastAsia="Arial" w:hAnsi="Arial"/>
@@ -30540,7 +30510,7 @@
                   <w:szCs w:val="16"/>
                   <w:u w:val="single" w:color="2E75B6"/>
                 </w:rPr>
-                <w:t xml:space="preserve">chemistry-question-paper-1-kcse-2012</w:t>
+                <w:t xml:space="preserve">Physical and chemical changes</w:t>
               </w:r>
             </w:hyperlink>
           </w:p>
@@ -30556,7 +30526,7 @@
                 <w:sz w:val="14"/>
                 <w:szCs w:val="14"/>
               </w:rPr>
-              <w:t xml:space="preserve">Source: Kenya Curriculum Tools 2025</w:t>
+              <w:t xml:space="preserve">Source: Khan Academy (English - US curriculum)</w:t>
             </w:r>
           </w:p>
           <w:p>
@@ -30564,7 +30534,7 @@
               <w:spacing w:after="10" w:before="0"/>
               <w:ind w:left="120"/>
             </w:pPr>
-            <w:hyperlink w:history="1" r:id="rIdgpdhtuxswofueb_cyts77">
+            <w:hyperlink w:history="1" r:id="rIdkwcoif7atuccpqcpwwpc0">
               <w:r>
                 <w:rPr>
                   <w:rFonts w:ascii="Arial" w:cs="Arial" w:eastAsia="Arial" w:hAnsi="Arial"/>

--- a/data/outputs/v2/Chemistry/SS1.1_Introduction_to_Chemistry/Chemistry_Introduction_to_Chemistry_CBE_LessonSequence.docx
+++ b/data/outputs/v2/Chemistry/SS1.1_Introduction_to_Chemistry/Chemistry_Introduction_to_Chemistry_CBE_LessonSequence.docx
@@ -3280,7 +3280,7 @@
             <w:pPr>
               <w:spacing w:after="20" w:before="0"/>
             </w:pPr>
-            <w:hyperlink w:history="1" r:id="rIda8vje7-v33pvuksrer2fn">
+            <w:hyperlink w:history="1" r:id="rIdzgp3wbbmgqb-5eaqsmemo">
               <w:r>
                 <w:rPr>
                   <w:rFonts w:ascii="Arial" w:cs="Arial" w:eastAsia="Arial" w:hAnsi="Arial"/>
@@ -3313,7 +3313,7 @@
               <w:spacing w:after="10" w:before="0"/>
               <w:ind w:left="120"/>
             </w:pPr>
-            <w:hyperlink w:history="1" r:id="rId9dtod7sitajgkvzottnfw">
+            <w:hyperlink w:history="1" r:id="rIdbk1dtypbghl6zjeo6cpf3">
               <w:r>
                 <w:rPr>
                   <w:rFonts w:ascii="Arial" w:cs="Arial" w:eastAsia="Arial" w:hAnsi="Arial"/>
@@ -3358,7 +3358,7 @@
             <w:pPr>
               <w:spacing w:after="20" w:before="0"/>
             </w:pPr>
-            <w:hyperlink w:history="1" r:id="rIdsy0oon845rzgv6rphhjhk">
+            <w:hyperlink w:history="1" r:id="rIdemv0t-3tclkdpwhmu9b8h">
               <w:r>
                 <w:rPr>
                   <w:rFonts w:ascii="Arial" w:cs="Arial" w:eastAsia="Arial" w:hAnsi="Arial"/>
@@ -3391,7 +3391,7 @@
               <w:spacing w:after="10" w:before="0"/>
               <w:ind w:left="120"/>
             </w:pPr>
-            <w:hyperlink w:history="1" r:id="rIdaestbezyccsheqmqlljyw">
+            <w:hyperlink w:history="1" r:id="rIdgn5el-d3ghnh42n9mhtnd">
               <w:r>
                 <w:rPr>
                   <w:rFonts w:ascii="Arial" w:cs="Arial" w:eastAsia="Arial" w:hAnsi="Arial"/>
@@ -3586,7 +3586,7 @@
             <w:pPr>
               <w:spacing w:after="20" w:before="0"/>
             </w:pPr>
-            <w:hyperlink w:history="1" r:id="rIdtttn1rfoo583zfqostjsc">
+            <w:hyperlink w:history="1" r:id="rIdr9t7hgzasiizd6fqa0km2">
               <w:r>
                 <w:rPr>
                   <w:rFonts w:ascii="Arial" w:cs="Arial" w:eastAsia="Arial" w:hAnsi="Arial"/>
@@ -3619,7 +3619,7 @@
               <w:spacing w:after="10" w:before="0"/>
               <w:ind w:left="120"/>
             </w:pPr>
-            <w:hyperlink w:history="1" r:id="rIdok6x4bezzvou1tphujqee">
+            <w:hyperlink w:history="1" r:id="rIdcjcteintl0nd1ifjknfox">
               <w:r>
                 <w:rPr>
                   <w:rFonts w:ascii="Arial" w:cs="Arial" w:eastAsia="Arial" w:hAnsi="Arial"/>
@@ -3664,7 +3664,7 @@
             <w:pPr>
               <w:spacing w:after="20" w:before="0"/>
             </w:pPr>
-            <w:hyperlink w:history="1" r:id="rIdtmvah1ljjr7ai2c_ulfjr">
+            <w:hyperlink w:history="1" r:id="rIdllrtkcbh4vqqadznw_hye">
               <w:r>
                 <w:rPr>
                   <w:rFonts w:ascii="Arial" w:cs="Arial" w:eastAsia="Arial" w:hAnsi="Arial"/>
@@ -3697,7 +3697,7 @@
               <w:spacing w:after="10" w:before="0"/>
               <w:ind w:left="120"/>
             </w:pPr>
-            <w:hyperlink w:history="1" r:id="rId4n4fqmsrd-qoirkxlehnn">
+            <w:hyperlink w:history="1" r:id="rIdg0wyoeufvcfadg_jtuily">
               <w:r>
                 <w:rPr>
                   <w:rFonts w:ascii="Arial" w:cs="Arial" w:eastAsia="Arial" w:hAnsi="Arial"/>
@@ -3892,7 +3892,7 @@
             <w:pPr>
               <w:spacing w:after="20" w:before="0"/>
             </w:pPr>
-            <w:hyperlink w:history="1" r:id="rId15ey_97s4dor8uatmvidp">
+            <w:hyperlink w:history="1" r:id="rIdk4gbq6drrbhbsky0jtn8s">
               <w:r>
                 <w:rPr>
                   <w:rFonts w:ascii="Arial" w:cs="Arial" w:eastAsia="Arial" w:hAnsi="Arial"/>
@@ -3925,7 +3925,7 @@
               <w:spacing w:after="10" w:before="0"/>
               <w:ind w:left="120"/>
             </w:pPr>
-            <w:hyperlink w:history="1" r:id="rId29wyn-f_hi6dtifetrocg">
+            <w:hyperlink w:history="1" r:id="rIdwsh1175ugoo6lq-oypzt0">
               <w:r>
                 <w:rPr>
                   <w:rFonts w:ascii="Arial" w:cs="Arial" w:eastAsia="Arial" w:hAnsi="Arial"/>
@@ -3970,7 +3970,7 @@
             <w:pPr>
               <w:spacing w:after="20" w:before="0"/>
             </w:pPr>
-            <w:hyperlink w:history="1" r:id="rIdll8lzuywo161tjspme6wu">
+            <w:hyperlink w:history="1" r:id="rIdyjtdddw-ls2kte0s5ishp">
               <w:r>
                 <w:rPr>
                   <w:rFonts w:ascii="Arial" w:cs="Arial" w:eastAsia="Arial" w:hAnsi="Arial"/>
@@ -4003,7 +4003,7 @@
               <w:spacing w:after="10" w:before="0"/>
               <w:ind w:left="120"/>
             </w:pPr>
-            <w:hyperlink w:history="1" r:id="rIdstbfrqmwxngiqfcnumplz">
+            <w:hyperlink w:history="1" r:id="rId_uwwtizqj0lgon49xzeiq">
               <w:r>
                 <w:rPr>
                   <w:rFonts w:ascii="Arial" w:cs="Arial" w:eastAsia="Arial" w:hAnsi="Arial"/>
@@ -4198,7 +4198,7 @@
             <w:pPr>
               <w:spacing w:after="20" w:before="0"/>
             </w:pPr>
-            <w:hyperlink w:history="1" r:id="rId9ae7ipovjqylqpzcdtzeg">
+            <w:hyperlink w:history="1" r:id="rIdhm1olu_jhfit14jviunpd">
               <w:r>
                 <w:rPr>
                   <w:rFonts w:ascii="Arial" w:cs="Arial" w:eastAsia="Arial" w:hAnsi="Arial"/>
@@ -4231,7 +4231,7 @@
               <w:spacing w:after="10" w:before="0"/>
               <w:ind w:left="120"/>
             </w:pPr>
-            <w:hyperlink w:history="1" r:id="rIdbryvzr4_87hx_estinkvw">
+            <w:hyperlink w:history="1" r:id="rIddq63spywlm-of2pjcayvv">
               <w:r>
                 <w:rPr>
                   <w:rFonts w:ascii="Arial" w:cs="Arial" w:eastAsia="Arial" w:hAnsi="Arial"/>
@@ -4276,7 +4276,7 @@
             <w:pPr>
               <w:spacing w:after="20" w:before="0"/>
             </w:pPr>
-            <w:hyperlink w:history="1" r:id="rId9knq_aqtxodw4ozcq5e17">
+            <w:hyperlink w:history="1" r:id="rId1mgm3he4wxeqyoajkwzgi">
               <w:r>
                 <w:rPr>
                   <w:rFonts w:ascii="Arial" w:cs="Arial" w:eastAsia="Arial" w:hAnsi="Arial"/>
@@ -4309,7 +4309,7 @@
               <w:spacing w:after="10" w:before="0"/>
               <w:ind w:left="120"/>
             </w:pPr>
-            <w:hyperlink w:history="1" r:id="rId6qtuj47nue4xbbhwyjjvr">
+            <w:hyperlink w:history="1" r:id="rIdcfarreyq3hfxgmhwnlxk8">
               <w:r>
                 <w:rPr>
                   <w:rFonts w:ascii="Arial" w:cs="Arial" w:eastAsia="Arial" w:hAnsi="Arial"/>
@@ -4504,7 +4504,7 @@
             <w:pPr>
               <w:spacing w:after="20" w:before="0"/>
             </w:pPr>
-            <w:hyperlink w:history="1" r:id="rIdv27f20inmteipv-sqjrbu">
+            <w:hyperlink w:history="1" r:id="rIdze5s6vwhkpma_i9lq-g6m">
               <w:r>
                 <w:rPr>
                   <w:rFonts w:ascii="Arial" w:cs="Arial" w:eastAsia="Arial" w:hAnsi="Arial"/>
@@ -4537,7 +4537,7 @@
               <w:spacing w:after="10" w:before="0"/>
               <w:ind w:left="120"/>
             </w:pPr>
-            <w:hyperlink w:history="1" r:id="rIdnf7fhy36ro7fxvzkoium8">
+            <w:hyperlink w:history="1" r:id="rIdca7i9dcuk0inamyri88li">
               <w:r>
                 <w:rPr>
                   <w:rFonts w:ascii="Arial" w:cs="Arial" w:eastAsia="Arial" w:hAnsi="Arial"/>
@@ -4582,7 +4582,7 @@
             <w:pPr>
               <w:spacing w:after="20" w:before="0"/>
             </w:pPr>
-            <w:hyperlink w:history="1" r:id="rId5js2ywncnv9_lc6jd_ifw">
+            <w:hyperlink w:history="1" r:id="rId7mqbhil5gznqhcs23kdss">
               <w:r>
                 <w:rPr>
                   <w:rFonts w:ascii="Arial" w:cs="Arial" w:eastAsia="Arial" w:hAnsi="Arial"/>
@@ -4615,7 +4615,7 @@
               <w:spacing w:after="10" w:before="0"/>
               <w:ind w:left="120"/>
             </w:pPr>
-            <w:hyperlink w:history="1" r:id="rIdudsjun2tvsspbig8atdrs">
+            <w:hyperlink w:history="1" r:id="rIdv1l9srlk85ryx7xtnal6d">
               <w:r>
                 <w:rPr>
                   <w:rFonts w:ascii="Arial" w:cs="Arial" w:eastAsia="Arial" w:hAnsi="Arial"/>
@@ -6102,7 +6102,7 @@
             <w:pPr>
               <w:spacing w:after="20" w:before="0"/>
             </w:pPr>
-            <w:hyperlink w:history="1" r:id="rIduzvwba9-yc84unmd7ua-z">
+            <w:hyperlink w:history="1" r:id="rIdojm_ajnvuxvv_bnpfhz2j">
               <w:r>
                 <w:rPr>
                   <w:rFonts w:ascii="Arial" w:cs="Arial" w:eastAsia="Arial" w:hAnsi="Arial"/>
@@ -6135,7 +6135,7 @@
               <w:spacing w:after="10" w:before="0"/>
               <w:ind w:left="120"/>
             </w:pPr>
-            <w:hyperlink w:history="1" r:id="rIdk4hj38dyuegllehzjb94_">
+            <w:hyperlink w:history="1" r:id="rIdqimvsatgr4wkl8166cwtq">
               <w:r>
                 <w:rPr>
                   <w:rFonts w:ascii="Arial" w:cs="Arial" w:eastAsia="Arial" w:hAnsi="Arial"/>
@@ -6180,7 +6180,7 @@
             <w:pPr>
               <w:spacing w:after="20" w:before="0"/>
             </w:pPr>
-            <w:hyperlink w:history="1" r:id="rId8_yfyc_wgyrelywvw9kln">
+            <w:hyperlink w:history="1" r:id="rIdeawijooh-onkv9ar2ephu">
               <w:r>
                 <w:rPr>
                   <w:rFonts w:ascii="Arial" w:cs="Arial" w:eastAsia="Arial" w:hAnsi="Arial"/>
@@ -6213,7 +6213,7 @@
               <w:spacing w:after="10" w:before="0"/>
               <w:ind w:left="120"/>
             </w:pPr>
-            <w:hyperlink w:history="1" r:id="rIdsubeygbxnbdycymxhfptk">
+            <w:hyperlink w:history="1" r:id="rId0est7ejp2qitnktupmeio">
               <w:r>
                 <w:rPr>
                   <w:rFonts w:ascii="Arial" w:cs="Arial" w:eastAsia="Arial" w:hAnsi="Arial"/>
@@ -6408,7 +6408,7 @@
             <w:pPr>
               <w:spacing w:after="20" w:before="0"/>
             </w:pPr>
-            <w:hyperlink w:history="1" r:id="rIdsbbjmigmnkdnvjis_mvv1">
+            <w:hyperlink w:history="1" r:id="rId4pw1php_ov-zhgyzxaabf">
               <w:r>
                 <w:rPr>
                   <w:rFonts w:ascii="Arial" w:cs="Arial" w:eastAsia="Arial" w:hAnsi="Arial"/>
@@ -6441,7 +6441,7 @@
               <w:spacing w:after="10" w:before="0"/>
               <w:ind w:left="120"/>
             </w:pPr>
-            <w:hyperlink w:history="1" r:id="rIdrss1gonwz3wsz_qybzk3b">
+            <w:hyperlink w:history="1" r:id="rIdymlyint0r867iqijo26ct">
               <w:r>
                 <w:rPr>
                   <w:rFonts w:ascii="Arial" w:cs="Arial" w:eastAsia="Arial" w:hAnsi="Arial"/>
@@ -6486,7 +6486,7 @@
             <w:pPr>
               <w:spacing w:after="20" w:before="0"/>
             </w:pPr>
-            <w:hyperlink w:history="1" r:id="rIdamsn-dsj9djktekxqvdcw">
+            <w:hyperlink w:history="1" r:id="rIdxleon-gzumuf8cqhvgtyo">
               <w:r>
                 <w:rPr>
                   <w:rFonts w:ascii="Arial" w:cs="Arial" w:eastAsia="Arial" w:hAnsi="Arial"/>
@@ -6519,7 +6519,7 @@
               <w:spacing w:after="10" w:before="0"/>
               <w:ind w:left="120"/>
             </w:pPr>
-            <w:hyperlink w:history="1" r:id="rIdcdsjvwyk1ui7vjvuixhbt">
+            <w:hyperlink w:history="1" r:id="rIdka00ou-inzthfvhetlpwf">
               <w:r>
                 <w:rPr>
                   <w:rFonts w:ascii="Arial" w:cs="Arial" w:eastAsia="Arial" w:hAnsi="Arial"/>
@@ -6714,7 +6714,7 @@
             <w:pPr>
               <w:spacing w:after="20" w:before="0"/>
             </w:pPr>
-            <w:hyperlink w:history="1" r:id="rIdoisww9obxabg1aqycnqml">
+            <w:hyperlink w:history="1" r:id="rIdf7brd3eogpxbhon4w2whh">
               <w:r>
                 <w:rPr>
                   <w:rFonts w:ascii="Arial" w:cs="Arial" w:eastAsia="Arial" w:hAnsi="Arial"/>
@@ -6747,7 +6747,7 @@
               <w:spacing w:after="10" w:before="0"/>
               <w:ind w:left="120"/>
             </w:pPr>
-            <w:hyperlink w:history="1" r:id="rIdmzgsxtz3qy2mux3nv1ez7">
+            <w:hyperlink w:history="1" r:id="rId7033_epik-02fwo6wkrze">
               <w:r>
                 <w:rPr>
                   <w:rFonts w:ascii="Arial" w:cs="Arial" w:eastAsia="Arial" w:hAnsi="Arial"/>
@@ -6792,7 +6792,7 @@
             <w:pPr>
               <w:spacing w:after="20" w:before="0"/>
             </w:pPr>
-            <w:hyperlink w:history="1" r:id="rIddlejrqbzvbazyupeninhj">
+            <w:hyperlink w:history="1" r:id="rIdnxx35u94ivnienwrtma49">
               <w:r>
                 <w:rPr>
                   <w:rFonts w:ascii="Arial" w:cs="Arial" w:eastAsia="Arial" w:hAnsi="Arial"/>
@@ -6825,7 +6825,7 @@
               <w:spacing w:after="10" w:before="0"/>
               <w:ind w:left="120"/>
             </w:pPr>
-            <w:hyperlink w:history="1" r:id="rId2xzipajful1htwsf6l4w6">
+            <w:hyperlink w:history="1" r:id="rIdbh_isd4mw2y1vh6a3qmb6">
               <w:r>
                 <w:rPr>
                   <w:rFonts w:ascii="Arial" w:cs="Arial" w:eastAsia="Arial" w:hAnsi="Arial"/>
@@ -7020,7 +7020,7 @@
             <w:pPr>
               <w:spacing w:after="20" w:before="0"/>
             </w:pPr>
-            <w:hyperlink w:history="1" r:id="rIdodoiexofoc3vll_qcuwt4">
+            <w:hyperlink w:history="1" r:id="rIdny_pqxq0sszqbdvnmgarr">
               <w:r>
                 <w:rPr>
                   <w:rFonts w:ascii="Arial" w:cs="Arial" w:eastAsia="Arial" w:hAnsi="Arial"/>
@@ -7053,7 +7053,7 @@
               <w:spacing w:after="10" w:before="0"/>
               <w:ind w:left="120"/>
             </w:pPr>
-            <w:hyperlink w:history="1" r:id="rIdgjoycu3gut2izykkgxmzx">
+            <w:hyperlink w:history="1" r:id="rIdgaiowb1wzutajvrppyzsd">
               <w:r>
                 <w:rPr>
                   <w:rFonts w:ascii="Arial" w:cs="Arial" w:eastAsia="Arial" w:hAnsi="Arial"/>
@@ -7098,7 +7098,7 @@
             <w:pPr>
               <w:spacing w:after="20" w:before="0"/>
             </w:pPr>
-            <w:hyperlink w:history="1" r:id="rId--1p9dcfgsdsw3lwf6d7k">
+            <w:hyperlink w:history="1" r:id="rIdc0gb489tivjb8fnxfmuoj">
               <w:r>
                 <w:rPr>
                   <w:rFonts w:ascii="Arial" w:cs="Arial" w:eastAsia="Arial" w:hAnsi="Arial"/>
@@ -7131,7 +7131,7 @@
               <w:spacing w:after="10" w:before="0"/>
               <w:ind w:left="120"/>
             </w:pPr>
-            <w:hyperlink w:history="1" r:id="rIdjbp33v9zym1ph4xb_fofi">
+            <w:hyperlink w:history="1" r:id="rId8tgma-qduvxvzykdq7a9w">
               <w:r>
                 <w:rPr>
                   <w:rFonts w:ascii="Arial" w:cs="Arial" w:eastAsia="Arial" w:hAnsi="Arial"/>
@@ -7326,7 +7326,7 @@
             <w:pPr>
               <w:spacing w:after="20" w:before="0"/>
             </w:pPr>
-            <w:hyperlink w:history="1" r:id="rId8rs7ha-_vpvjkvgcv6zpo">
+            <w:hyperlink w:history="1" r:id="rIdxuddd7qmku0iqguvcfyko">
               <w:r>
                 <w:rPr>
                   <w:rFonts w:ascii="Arial" w:cs="Arial" w:eastAsia="Arial" w:hAnsi="Arial"/>
@@ -7335,7 +7335,7 @@
                   <w:szCs w:val="16"/>
                   <w:u w:val="single" w:color="2E75B6"/>
                 </w:rPr>
-                <w:t xml:space="preserve">Ka and pKa review</w:t>
+                <w:t xml:space="preserve">Organic chemistry naming examples 4</w:t>
               </w:r>
             </w:hyperlink>
           </w:p>
@@ -7359,7 +7359,7 @@
               <w:spacing w:after="10" w:before="0"/>
               <w:ind w:left="120"/>
             </w:pPr>
-            <w:hyperlink w:history="1" r:id="rIdv3x9mjwz03nwbt3icptyt">
+            <w:hyperlink w:history="1" r:id="rIdfxe6ppbccbzirmzzszpne">
               <w:r>
                 <w:rPr>
                   <w:rFonts w:ascii="Arial" w:cs="Arial" w:eastAsia="Arial" w:hAnsi="Arial"/>
@@ -7404,7 +7404,7 @@
             <w:pPr>
               <w:spacing w:after="20" w:before="0"/>
             </w:pPr>
-            <w:hyperlink w:history="1" r:id="rId63gym2rfhxgmfzzbiej73">
+            <w:hyperlink w:history="1" r:id="rIdaegzb8r8oibwkpou3etz1">
               <w:r>
                 <w:rPr>
                   <w:rFonts w:ascii="Arial" w:cs="Arial" w:eastAsia="Arial" w:hAnsi="Arial"/>
@@ -7437,7 +7437,7 @@
               <w:spacing w:after="10" w:before="0"/>
               <w:ind w:left="120"/>
             </w:pPr>
-            <w:hyperlink w:history="1" r:id="rIdxvzwf2x33dvc6w6hhpfoh">
+            <w:hyperlink w:history="1" r:id="rIdym5pno2at36zgy2kmcwnu">
               <w:r>
                 <w:rPr>
                   <w:rFonts w:ascii="Arial" w:cs="Arial" w:eastAsia="Arial" w:hAnsi="Arial"/>
@@ -9038,7 +9038,7 @@
             <w:pPr>
               <w:spacing w:after="20" w:before="0"/>
             </w:pPr>
-            <w:hyperlink w:history="1" r:id="rIdqsrazua_0uliq5iunmjx4">
+            <w:hyperlink w:history="1" r:id="rIdto_yieyzxfzkcumwvh_nu">
               <w:r>
                 <w:rPr>
                   <w:rFonts w:ascii="Arial" w:cs="Arial" w:eastAsia="Arial" w:hAnsi="Arial"/>
@@ -9071,7 +9071,7 @@
               <w:spacing w:after="10" w:before="0"/>
               <w:ind w:left="120"/>
             </w:pPr>
-            <w:hyperlink w:history="1" r:id="rIdz7n-z8kxxjbacn6tz1q-c">
+            <w:hyperlink w:history="1" r:id="rIdggmjyop_hhmfzzc63jh1q">
               <w:r>
                 <w:rPr>
                   <w:rFonts w:ascii="Arial" w:cs="Arial" w:eastAsia="Arial" w:hAnsi="Arial"/>
@@ -9133,7 +9133,7 @@
               <w:spacing w:after="10" w:before="0"/>
               <w:ind w:left="120"/>
             </w:pPr>
-            <w:hyperlink w:history="1" r:id="rIdg7kuozxhmjyxusujup6j6">
+            <w:hyperlink w:history="1" r:id="rIdfogu6htlwlkupzozckvk7">
               <w:r>
                 <w:rPr>
                   <w:rFonts w:ascii="Arial" w:cs="Arial" w:eastAsia="Arial" w:hAnsi="Arial"/>
@@ -9343,7 +9343,7 @@
             <w:pPr>
               <w:spacing w:after="20" w:before="0"/>
             </w:pPr>
-            <w:hyperlink w:history="1" r:id="rId9wnvjh9jvblg-zts1phsx">
+            <w:hyperlink w:history="1" r:id="rIds3shlvz0phlkit4kng7la">
               <w:r>
                 <w:rPr>
                   <w:rFonts w:ascii="Arial" w:cs="Arial" w:eastAsia="Arial" w:hAnsi="Arial"/>
@@ -9376,7 +9376,7 @@
               <w:spacing w:after="10" w:before="0"/>
               <w:ind w:left="120"/>
             </w:pPr>
-            <w:hyperlink w:history="1" r:id="rIdzdkaiog8wgnnnog3iv5oq">
+            <w:hyperlink w:history="1" r:id="rIdwetvnlveejgahqe4dv-r0">
               <w:r>
                 <w:rPr>
                   <w:rFonts w:ascii="Arial" w:cs="Arial" w:eastAsia="Arial" w:hAnsi="Arial"/>
@@ -9438,7 +9438,7 @@
               <w:spacing w:after="10" w:before="0"/>
               <w:ind w:left="120"/>
             </w:pPr>
-            <w:hyperlink w:history="1" r:id="rId5g8wqp1ku5opep3whmbdt">
+            <w:hyperlink w:history="1" r:id="rIdlem9s5dtqmmniraxw1sgp">
               <w:r>
                 <w:rPr>
                   <w:rFonts w:ascii="Arial" w:cs="Arial" w:eastAsia="Arial" w:hAnsi="Arial"/>
@@ -9648,7 +9648,7 @@
             <w:pPr>
               <w:spacing w:after="20" w:before="0"/>
             </w:pPr>
-            <w:hyperlink w:history="1" r:id="rIdohzxpvikkpgwserq2detz">
+            <w:hyperlink w:history="1" r:id="rIdrckts8-zm-ehcpndr4lgu">
               <w:r>
                 <w:rPr>
                   <w:rFonts w:ascii="Arial" w:cs="Arial" w:eastAsia="Arial" w:hAnsi="Arial"/>
@@ -9681,7 +9681,7 @@
               <w:spacing w:after="10" w:before="0"/>
               <w:ind w:left="120"/>
             </w:pPr>
-            <w:hyperlink w:history="1" r:id="rIddv35uhoyzmdhyrtpypult">
+            <w:hyperlink w:history="1" r:id="rIdcrintjpaax5ru8spthhxr">
               <w:r>
                 <w:rPr>
                   <w:rFonts w:ascii="Arial" w:cs="Arial" w:eastAsia="Arial" w:hAnsi="Arial"/>
@@ -9743,7 +9743,7 @@
               <w:spacing w:after="10" w:before="0"/>
               <w:ind w:left="120"/>
             </w:pPr>
-            <w:hyperlink w:history="1" r:id="rIdqtjvwcztkumefpvlfe2d5">
+            <w:hyperlink w:history="1" r:id="rIdehv79vhp0ygquggmomy92">
               <w:r>
                 <w:rPr>
                   <w:rFonts w:ascii="Arial" w:cs="Arial" w:eastAsia="Arial" w:hAnsi="Arial"/>
@@ -9953,7 +9953,7 @@
             <w:pPr>
               <w:spacing w:after="20" w:before="0"/>
             </w:pPr>
-            <w:hyperlink w:history="1" r:id="rIdlnzsysuw0pgagtpklgvs_">
+            <w:hyperlink w:history="1" r:id="rIdpmvfyohntjagjp-f3ko3a">
               <w:r>
                 <w:rPr>
                   <w:rFonts w:ascii="Arial" w:cs="Arial" w:eastAsia="Arial" w:hAnsi="Arial"/>
@@ -9986,7 +9986,7 @@
               <w:spacing w:after="10" w:before="0"/>
               <w:ind w:left="120"/>
             </w:pPr>
-            <w:hyperlink w:history="1" r:id="rIdd5abemui0b9jfkglwu2xc">
+            <w:hyperlink w:history="1" r:id="rId7hmqzprj0bn1e8ln_-qvl">
               <w:r>
                 <w:rPr>
                   <w:rFonts w:ascii="Arial" w:cs="Arial" w:eastAsia="Arial" w:hAnsi="Arial"/>
@@ -10048,7 +10048,7 @@
               <w:spacing w:after="10" w:before="0"/>
               <w:ind w:left="120"/>
             </w:pPr>
-            <w:hyperlink w:history="1" r:id="rIdk8w3ozizzdgh7ugkuaofu">
+            <w:hyperlink w:history="1" r:id="rIdqe_rdd58ma_wu3fbpgxkx">
               <w:r>
                 <w:rPr>
                   <w:rFonts w:ascii="Arial" w:cs="Arial" w:eastAsia="Arial" w:hAnsi="Arial"/>
@@ -10258,7 +10258,7 @@
             <w:pPr>
               <w:spacing w:after="20" w:before="0"/>
             </w:pPr>
-            <w:hyperlink w:history="1" r:id="rIdlf_d5hnypfrzdaslalu2x">
+            <w:hyperlink w:history="1" r:id="rIdkzgpwljo0or9u4zbbpswr">
               <w:r>
                 <w:rPr>
                   <w:rFonts w:ascii="Arial" w:cs="Arial" w:eastAsia="Arial" w:hAnsi="Arial"/>
@@ -10291,7 +10291,7 @@
               <w:spacing w:after="10" w:before="0"/>
               <w:ind w:left="120"/>
             </w:pPr>
-            <w:hyperlink w:history="1" r:id="rIdqsu-3fpuhgkxxgipj6pju">
+            <w:hyperlink w:history="1" r:id="rIdgxz3aeuspnkhddwf_o6le">
               <w:r>
                 <w:rPr>
                   <w:rFonts w:ascii="Arial" w:cs="Arial" w:eastAsia="Arial" w:hAnsi="Arial"/>
@@ -10353,7 +10353,7 @@
               <w:spacing w:after="10" w:before="0"/>
               <w:ind w:left="120"/>
             </w:pPr>
-            <w:hyperlink w:history="1" r:id="rId1w9ouwq4k4cqojtcwonm4">
+            <w:hyperlink w:history="1" r:id="rIdtribwopt5vgzphywleizp">
               <w:r>
                 <w:rPr>
                   <w:rFonts w:ascii="Arial" w:cs="Arial" w:eastAsia="Arial" w:hAnsi="Arial"/>
@@ -11872,7 +11872,7 @@
               <w:spacing w:after="10" w:before="0"/>
               <w:ind w:left="120"/>
             </w:pPr>
-            <w:hyperlink w:history="1" r:id="rIdnlffimtfln_bdrid6rguj">
+            <w:hyperlink w:history="1" r:id="rId0s0hd2zmyaahxhwqnlhh_">
               <w:r>
                 <w:rPr>
                   <w:rFonts w:ascii="Arial" w:cs="Arial" w:eastAsia="Arial" w:hAnsi="Arial"/>
@@ -11949,7 +11949,7 @@
               <w:spacing w:after="10" w:before="0"/>
               <w:ind w:left="120"/>
             </w:pPr>
-            <w:hyperlink w:history="1" r:id="rIdvdodf_b2obt72ry_beu9q">
+            <w:hyperlink w:history="1" r:id="rIdhyibtk0uqti1po7out6kk">
               <w:r>
                 <w:rPr>
                   <w:rFonts w:ascii="Arial" w:cs="Arial" w:eastAsia="Arial" w:hAnsi="Arial"/>
@@ -12176,7 +12176,7 @@
               <w:spacing w:after="10" w:before="0"/>
               <w:ind w:left="120"/>
             </w:pPr>
-            <w:hyperlink w:history="1" r:id="rIdp7l8rn84i0nfw83rqiy1y">
+            <w:hyperlink w:history="1" r:id="rIdxif_eppfjj2l1hmhq_eul">
               <w:r>
                 <w:rPr>
                   <w:rFonts w:ascii="Arial" w:cs="Arial" w:eastAsia="Arial" w:hAnsi="Arial"/>
@@ -12253,7 +12253,7 @@
               <w:spacing w:after="10" w:before="0"/>
               <w:ind w:left="120"/>
             </w:pPr>
-            <w:hyperlink w:history="1" r:id="rIdjduv4g1v2zu-mmfwtgm5z">
+            <w:hyperlink w:history="1" r:id="rIdbyjzul8cornmcegr0wyls">
               <w:r>
                 <w:rPr>
                   <w:rFonts w:ascii="Arial" w:cs="Arial" w:eastAsia="Arial" w:hAnsi="Arial"/>
@@ -12480,7 +12480,7 @@
               <w:spacing w:after="10" w:before="0"/>
               <w:ind w:left="120"/>
             </w:pPr>
-            <w:hyperlink w:history="1" r:id="rIdrfv6iukgsyojiglquuidw">
+            <w:hyperlink w:history="1" r:id="rId7-eziqsmebeh7emuq2uga">
               <w:r>
                 <w:rPr>
                   <w:rFonts w:ascii="Arial" w:cs="Arial" w:eastAsia="Arial" w:hAnsi="Arial"/>
@@ -12557,7 +12557,7 @@
               <w:spacing w:after="10" w:before="0"/>
               <w:ind w:left="120"/>
             </w:pPr>
-            <w:hyperlink w:history="1" r:id="rIdrtenbmrvmrkw2ic3seelq">
+            <w:hyperlink w:history="1" r:id="rId2t2qanqxyt8g_esyymis4">
               <w:r>
                 <w:rPr>
                   <w:rFonts w:ascii="Arial" w:cs="Arial" w:eastAsia="Arial" w:hAnsi="Arial"/>
@@ -12784,7 +12784,7 @@
               <w:spacing w:after="10" w:before="0"/>
               <w:ind w:left="120"/>
             </w:pPr>
-            <w:hyperlink w:history="1" r:id="rIdffv32zoxer04wibaukuz1">
+            <w:hyperlink w:history="1" r:id="rIdje_xccb1-uo-6ivlqnr6r">
               <w:r>
                 <w:rPr>
                   <w:rFonts w:ascii="Arial" w:cs="Arial" w:eastAsia="Arial" w:hAnsi="Arial"/>
@@ -12861,7 +12861,7 @@
               <w:spacing w:after="10" w:before="0"/>
               <w:ind w:left="120"/>
             </w:pPr>
-            <w:hyperlink w:history="1" r:id="rIdw_n1t2t9njvhdoa7zjgol">
+            <w:hyperlink w:history="1" r:id="rId7l3ubpazpkblnptbujxbq">
               <w:r>
                 <w:rPr>
                   <w:rFonts w:ascii="Arial" w:cs="Arial" w:eastAsia="Arial" w:hAnsi="Arial"/>
@@ -13088,7 +13088,7 @@
               <w:spacing w:after="10" w:before="0"/>
               <w:ind w:left="120"/>
             </w:pPr>
-            <w:hyperlink w:history="1" r:id="rIdsodsxa8-akghcis5eb20v">
+            <w:hyperlink w:history="1" r:id="rId7wnui03api4od7dswiosa">
               <w:r>
                 <w:rPr>
                   <w:rFonts w:ascii="Arial" w:cs="Arial" w:eastAsia="Arial" w:hAnsi="Arial"/>
@@ -13165,7 +13165,7 @@
               <w:spacing w:after="10" w:before="0"/>
               <w:ind w:left="120"/>
             </w:pPr>
-            <w:hyperlink w:history="1" r:id="rId_wjim6y9jqpbepbfwvqv9">
+            <w:hyperlink w:history="1" r:id="rId0lxxyzr7m6n7qmlrkahy8">
               <w:r>
                 <w:rPr>
                   <w:rFonts w:ascii="Arial" w:cs="Arial" w:eastAsia="Arial" w:hAnsi="Arial"/>
@@ -14781,7 +14781,7 @@
             <w:pPr>
               <w:spacing w:after="20" w:before="0"/>
             </w:pPr>
-            <w:hyperlink w:history="1" r:id="rIdp3naiqkokmy5oaiypiklp">
+            <w:hyperlink w:history="1" r:id="rIdxzzin_grz9oh6ll-cu-vg">
               <w:r>
                 <w:rPr>
                   <w:rFonts w:ascii="Arial" w:cs="Arial" w:eastAsia="Arial" w:hAnsi="Arial"/>
@@ -14814,7 +14814,7 @@
               <w:spacing w:after="10" w:before="0"/>
               <w:ind w:left="120"/>
             </w:pPr>
-            <w:hyperlink w:history="1" r:id="rIdqqtoxwyq-cs6kvf753nmx">
+            <w:hyperlink w:history="1" r:id="rIdvlixlljm6nrtpwdwrfwh6">
               <w:r>
                 <w:rPr>
                   <w:rFonts w:ascii="Arial" w:cs="Arial" w:eastAsia="Arial" w:hAnsi="Arial"/>
@@ -14859,7 +14859,7 @@
             <w:pPr>
               <w:spacing w:after="20" w:before="0"/>
             </w:pPr>
-            <w:hyperlink w:history="1" r:id="rId_wg0mpmrfnolb7wkle8e0">
+            <w:hyperlink w:history="1" r:id="rIdaejgktqtnzke27hmaz2tz">
               <w:r>
                 <w:rPr>
                   <w:rFonts w:ascii="Arial" w:cs="Arial" w:eastAsia="Arial" w:hAnsi="Arial"/>
@@ -14892,7 +14892,7 @@
               <w:spacing w:after="10" w:before="0"/>
               <w:ind w:left="120"/>
             </w:pPr>
-            <w:hyperlink w:history="1" r:id="rIdvxzfsilizrhfg8p0mrxwp">
+            <w:hyperlink w:history="1" r:id="rId8x0fdtqnfc6pegeahlify">
               <w:r>
                 <w:rPr>
                   <w:rFonts w:ascii="Arial" w:cs="Arial" w:eastAsia="Arial" w:hAnsi="Arial"/>
@@ -15087,7 +15087,7 @@
             <w:pPr>
               <w:spacing w:after="20" w:before="0"/>
             </w:pPr>
-            <w:hyperlink w:history="1" r:id="rId-_0tuf4woxipsutxnpnwy">
+            <w:hyperlink w:history="1" r:id="rIdfjm1ctvq8n7ll_o9nfcgt">
               <w:r>
                 <w:rPr>
                   <w:rFonts w:ascii="Arial" w:cs="Arial" w:eastAsia="Arial" w:hAnsi="Arial"/>
@@ -15120,7 +15120,7 @@
               <w:spacing w:after="10" w:before="0"/>
               <w:ind w:left="120"/>
             </w:pPr>
-            <w:hyperlink w:history="1" r:id="rId_drqd8s94bilujpa5i0kw">
+            <w:hyperlink w:history="1" r:id="rIdpalqklkac96abb6syslkl">
               <w:r>
                 <w:rPr>
                   <w:rFonts w:ascii="Arial" w:cs="Arial" w:eastAsia="Arial" w:hAnsi="Arial"/>
@@ -15165,7 +15165,7 @@
             <w:pPr>
               <w:spacing w:after="20" w:before="0"/>
             </w:pPr>
-            <w:hyperlink w:history="1" r:id="rId6w4fcnyb-x_lqgf3nl6n3">
+            <w:hyperlink w:history="1" r:id="rIdkhplb9gvc41kkzx1he2q6">
               <w:r>
                 <w:rPr>
                   <w:rFonts w:ascii="Arial" w:cs="Arial" w:eastAsia="Arial" w:hAnsi="Arial"/>
@@ -15198,7 +15198,7 @@
               <w:spacing w:after="10" w:before="0"/>
               <w:ind w:left="120"/>
             </w:pPr>
-            <w:hyperlink w:history="1" r:id="rIdyuh_n3swvbqyvzktnwrgw">
+            <w:hyperlink w:history="1" r:id="rIdiixdsiqn_avo5ggjn7mq-">
               <w:r>
                 <w:rPr>
                   <w:rFonts w:ascii="Arial" w:cs="Arial" w:eastAsia="Arial" w:hAnsi="Arial"/>
@@ -15393,7 +15393,7 @@
             <w:pPr>
               <w:spacing w:after="20" w:before="0"/>
             </w:pPr>
-            <w:hyperlink w:history="1" r:id="rId2ua7mlrfktwaag_l6l8at">
+            <w:hyperlink w:history="1" r:id="rIdyvxbt-xirxflt6m7rfyk4">
               <w:r>
                 <w:rPr>
                   <w:rFonts w:ascii="Arial" w:cs="Arial" w:eastAsia="Arial" w:hAnsi="Arial"/>
@@ -15426,7 +15426,7 @@
               <w:spacing w:after="10" w:before="0"/>
               <w:ind w:left="120"/>
             </w:pPr>
-            <w:hyperlink w:history="1" r:id="rIdkoycajbatjga1qbxxw0fn">
+            <w:hyperlink w:history="1" r:id="rIdk6p4bk-fvnaqgfbwb9mmc">
               <w:r>
                 <w:rPr>
                   <w:rFonts w:ascii="Arial" w:cs="Arial" w:eastAsia="Arial" w:hAnsi="Arial"/>
@@ -15471,7 +15471,7 @@
             <w:pPr>
               <w:spacing w:after="20" w:before="0"/>
             </w:pPr>
-            <w:hyperlink w:history="1" r:id="rId9twcwzuauupoabacf0qy2">
+            <w:hyperlink w:history="1" r:id="rIdtzeoa4nu6ffxzjsxfofn9">
               <w:r>
                 <w:rPr>
                   <w:rFonts w:ascii="Arial" w:cs="Arial" w:eastAsia="Arial" w:hAnsi="Arial"/>
@@ -15504,7 +15504,7 @@
               <w:spacing w:after="10" w:before="0"/>
               <w:ind w:left="120"/>
             </w:pPr>
-            <w:hyperlink w:history="1" r:id="rIddpsjkoelr9wczolfpxe7i">
+            <w:hyperlink w:history="1" r:id="rIdwstbmgj9doypea-_fdx9p">
               <w:r>
                 <w:rPr>
                   <w:rFonts w:ascii="Arial" w:cs="Arial" w:eastAsia="Arial" w:hAnsi="Arial"/>
@@ -15699,7 +15699,7 @@
             <w:pPr>
               <w:spacing w:after="20" w:before="0"/>
             </w:pPr>
-            <w:hyperlink w:history="1" r:id="rIdvrvvzusggjnk9eqy-_vky">
+            <w:hyperlink w:history="1" r:id="rIdq_jj5ijxs0s_jc2m62t02">
               <w:r>
                 <w:rPr>
                   <w:rFonts w:ascii="Arial" w:cs="Arial" w:eastAsia="Arial" w:hAnsi="Arial"/>
@@ -15732,7 +15732,7 @@
               <w:spacing w:after="10" w:before="0"/>
               <w:ind w:left="120"/>
             </w:pPr>
-            <w:hyperlink w:history="1" r:id="rId56jupkkkizqptevr6m1_u">
+            <w:hyperlink w:history="1" r:id="rId9hmfxqoeohtotpyzzwlow">
               <w:r>
                 <w:rPr>
                   <w:rFonts w:ascii="Arial" w:cs="Arial" w:eastAsia="Arial" w:hAnsi="Arial"/>
@@ -15777,7 +15777,7 @@
             <w:pPr>
               <w:spacing w:after="20" w:before="0"/>
             </w:pPr>
-            <w:hyperlink w:history="1" r:id="rIdlikuuviwe4kxt6fcgagms">
+            <w:hyperlink w:history="1" r:id="rIdhp-crm7kdcnuitjvdflxn">
               <w:r>
                 <w:rPr>
                   <w:rFonts w:ascii="Arial" w:cs="Arial" w:eastAsia="Arial" w:hAnsi="Arial"/>
@@ -15810,7 +15810,7 @@
               <w:spacing w:after="10" w:before="0"/>
               <w:ind w:left="120"/>
             </w:pPr>
-            <w:hyperlink w:history="1" r:id="rIdbvxxsd7-jkozm7ocj2se3">
+            <w:hyperlink w:history="1" r:id="rIdkgtfwq_hcqxfvggislnkt">
               <w:r>
                 <w:rPr>
                   <w:rFonts w:ascii="Arial" w:cs="Arial" w:eastAsia="Arial" w:hAnsi="Arial"/>
@@ -16005,7 +16005,7 @@
             <w:pPr>
               <w:spacing w:after="20" w:before="0"/>
             </w:pPr>
-            <w:hyperlink w:history="1" r:id="rIdahxweajb9vceasd5a2prf">
+            <w:hyperlink w:history="1" r:id="rId8sxqb59a8krpj3k9lrc89">
               <w:r>
                 <w:rPr>
                   <w:rFonts w:ascii="Arial" w:cs="Arial" w:eastAsia="Arial" w:hAnsi="Arial"/>
@@ -16038,7 +16038,7 @@
               <w:spacing w:after="10" w:before="0"/>
               <w:ind w:left="120"/>
             </w:pPr>
-            <w:hyperlink w:history="1" r:id="rIdefk3pqvitofte0uns-yvo">
+            <w:hyperlink w:history="1" r:id="rIdltjnatcxrep-omotdd4fi">
               <w:r>
                 <w:rPr>
                   <w:rFonts w:ascii="Arial" w:cs="Arial" w:eastAsia="Arial" w:hAnsi="Arial"/>
@@ -16083,7 +16083,7 @@
             <w:pPr>
               <w:spacing w:after="20" w:before="0"/>
             </w:pPr>
-            <w:hyperlink w:history="1" r:id="rIdxyvscdcbldmlxiorvfisd">
+            <w:hyperlink w:history="1" r:id="rIdzqbddzvhhkqxszrkktoyv">
               <w:r>
                 <w:rPr>
                   <w:rFonts w:ascii="Arial" w:cs="Arial" w:eastAsia="Arial" w:hAnsi="Arial"/>
@@ -16116,7 +16116,7 @@
               <w:spacing w:after="10" w:before="0"/>
               <w:ind w:left="120"/>
             </w:pPr>
-            <w:hyperlink w:history="1" r:id="rIdat53b0mi9cldfkpfysrvg">
+            <w:hyperlink w:history="1" r:id="rIdeqqk6j9vdw5zmb65fus9r">
               <w:r>
                 <w:rPr>
                   <w:rFonts w:ascii="Arial" w:cs="Arial" w:eastAsia="Arial" w:hAnsi="Arial"/>
@@ -17620,7 +17620,7 @@
               <w:spacing w:after="10" w:before="0"/>
               <w:ind w:left="120"/>
             </w:pPr>
-            <w:hyperlink w:history="1" r:id="rIdx4nzkrbni0pwhh6ec9bij">
+            <w:hyperlink w:history="1" r:id="rIdni1e97kj3espjw2_d_zdi">
               <w:r>
                 <w:rPr>
                   <w:rFonts w:ascii="Arial" w:cs="Arial" w:eastAsia="Arial" w:hAnsi="Arial"/>
@@ -17697,7 +17697,7 @@
               <w:spacing w:after="10" w:before="0"/>
               <w:ind w:left="120"/>
             </w:pPr>
-            <w:hyperlink w:history="1" r:id="rIdv7ql1cljx43sf4_1e-bbo">
+            <w:hyperlink w:history="1" r:id="rIdo2owqgqerfih9a3zv80ku">
               <w:r>
                 <w:rPr>
                   <w:rFonts w:ascii="Arial" w:cs="Arial" w:eastAsia="Arial" w:hAnsi="Arial"/>
@@ -17924,7 +17924,7 @@
               <w:spacing w:after="10" w:before="0"/>
               <w:ind w:left="120"/>
             </w:pPr>
-            <w:hyperlink w:history="1" r:id="rIdm4bh6s440p6f4imp4vqcl">
+            <w:hyperlink w:history="1" r:id="rIdfjdmvliesaxhjrlpbtdic">
               <w:r>
                 <w:rPr>
                   <w:rFonts w:ascii="Arial" w:cs="Arial" w:eastAsia="Arial" w:hAnsi="Arial"/>
@@ -18001,7 +18001,7 @@
               <w:spacing w:after="10" w:before="0"/>
               <w:ind w:left="120"/>
             </w:pPr>
-            <w:hyperlink w:history="1" r:id="rIdznhhef_fd6kxad_-rcirp">
+            <w:hyperlink w:history="1" r:id="rIdkawu3o4kb7jxjir0mhsox">
               <w:r>
                 <w:rPr>
                   <w:rFonts w:ascii="Arial" w:cs="Arial" w:eastAsia="Arial" w:hAnsi="Arial"/>
@@ -18228,7 +18228,7 @@
               <w:spacing w:after="10" w:before="0"/>
               <w:ind w:left="120"/>
             </w:pPr>
-            <w:hyperlink w:history="1" r:id="rIdkf4gicqycv2weg7kisxpk">
+            <w:hyperlink w:history="1" r:id="rIdem7iqpzeb5eoqb-ibermb">
               <w:r>
                 <w:rPr>
                   <w:rFonts w:ascii="Arial" w:cs="Arial" w:eastAsia="Arial" w:hAnsi="Arial"/>
@@ -18305,7 +18305,7 @@
               <w:spacing w:after="10" w:before="0"/>
               <w:ind w:left="120"/>
             </w:pPr>
-            <w:hyperlink w:history="1" r:id="rIdicgr5oj3uwzkoq6bf89al">
+            <w:hyperlink w:history="1" r:id="rId3uqu17vbawfp54hykm8mx">
               <w:r>
                 <w:rPr>
                   <w:rFonts w:ascii="Arial" w:cs="Arial" w:eastAsia="Arial" w:hAnsi="Arial"/>
@@ -18532,7 +18532,7 @@
               <w:spacing w:after="10" w:before="0"/>
               <w:ind w:left="120"/>
             </w:pPr>
-            <w:hyperlink w:history="1" r:id="rIdrt28oe8tdryhmpypqfbqz">
+            <w:hyperlink w:history="1" r:id="rIdeuvzlgi0uwcss8vfxpxvx">
               <w:r>
                 <w:rPr>
                   <w:rFonts w:ascii="Arial" w:cs="Arial" w:eastAsia="Arial" w:hAnsi="Arial"/>
@@ -18609,7 +18609,7 @@
               <w:spacing w:after="10" w:before="0"/>
               <w:ind w:left="120"/>
             </w:pPr>
-            <w:hyperlink w:history="1" r:id="rIdm02m88x0fsohvmxy4boho">
+            <w:hyperlink w:history="1" r:id="rIdrp4agm6jmgc2br5ieq83a">
               <w:r>
                 <w:rPr>
                   <w:rFonts w:ascii="Arial" w:cs="Arial" w:eastAsia="Arial" w:hAnsi="Arial"/>
@@ -18836,7 +18836,7 @@
               <w:spacing w:after="10" w:before="0"/>
               <w:ind w:left="120"/>
             </w:pPr>
-            <w:hyperlink w:history="1" r:id="rIdcvxhk-w10wo1bac8k1gog">
+            <w:hyperlink w:history="1" r:id="rId11siu1d6bvm6robb3o3fn">
               <w:r>
                 <w:rPr>
                   <w:rFonts w:ascii="Arial" w:cs="Arial" w:eastAsia="Arial" w:hAnsi="Arial"/>
@@ -18913,7 +18913,7 @@
               <w:spacing w:after="10" w:before="0"/>
               <w:ind w:left="120"/>
             </w:pPr>
-            <w:hyperlink w:history="1" r:id="rId60s0f7sj3vu8qusueu90i">
+            <w:hyperlink w:history="1" r:id="rIdforyc-juzktrw6qfuzbuz">
               <w:r>
                 <w:rPr>
                   <w:rFonts w:ascii="Arial" w:cs="Arial" w:eastAsia="Arial" w:hAnsi="Arial"/>
@@ -20415,7 +20415,7 @@
             <w:pPr>
               <w:spacing w:after="20" w:before="0"/>
             </w:pPr>
-            <w:hyperlink w:history="1" r:id="rIdpkoodi6_9znnxl4n8desn">
+            <w:hyperlink w:history="1" r:id="rIdpd2tpvzd7thiuneicu4-m">
               <w:r>
                 <w:rPr>
                   <w:rFonts w:ascii="Arial" w:cs="Arial" w:eastAsia="Arial" w:hAnsi="Arial"/>
@@ -20448,7 +20448,7 @@
               <w:spacing w:after="10" w:before="0"/>
               <w:ind w:left="120"/>
             </w:pPr>
-            <w:hyperlink w:history="1" r:id="rIdxlgsaczhoav4itmb3wfco">
+            <w:hyperlink w:history="1" r:id="rIdxq2o7banvdnpd4vztr5sl">
               <w:r>
                 <w:rPr>
                   <w:rFonts w:ascii="Arial" w:cs="Arial" w:eastAsia="Arial" w:hAnsi="Arial"/>
@@ -20493,7 +20493,7 @@
             <w:pPr>
               <w:spacing w:after="20" w:before="0"/>
             </w:pPr>
-            <w:hyperlink w:history="1" r:id="rIdec9zqo54asgubsz2vyhec">
+            <w:hyperlink w:history="1" r:id="rId9gdeiukpowcha8ghbekow">
               <w:r>
                 <w:rPr>
                   <w:rFonts w:ascii="Arial" w:cs="Arial" w:eastAsia="Arial" w:hAnsi="Arial"/>
@@ -20526,7 +20526,7 @@
               <w:spacing w:after="10" w:before="0"/>
               <w:ind w:left="120"/>
             </w:pPr>
-            <w:hyperlink w:history="1" r:id="rIdzbewns4nxzg5blr19wdod">
+            <w:hyperlink w:history="1" r:id="rId2eouhe3y9-hkvcc_sxrm-">
               <w:r>
                 <w:rPr>
                   <w:rFonts w:ascii="Arial" w:cs="Arial" w:eastAsia="Arial" w:hAnsi="Arial"/>
@@ -20721,7 +20721,7 @@
             <w:pPr>
               <w:spacing w:after="20" w:before="0"/>
             </w:pPr>
-            <w:hyperlink w:history="1" r:id="rIdc6jq7npi-r7wsusp4h49u">
+            <w:hyperlink w:history="1" r:id="rIdc3ey8ijy1i96eh95en2gm">
               <w:r>
                 <w:rPr>
                   <w:rFonts w:ascii="Arial" w:cs="Arial" w:eastAsia="Arial" w:hAnsi="Arial"/>
@@ -20754,7 +20754,7 @@
               <w:spacing w:after="10" w:before="0"/>
               <w:ind w:left="120"/>
             </w:pPr>
-            <w:hyperlink w:history="1" r:id="rIduyc270e5rcff1vfettg5t">
+            <w:hyperlink w:history="1" r:id="rId4kby8in_knlcmkvjx4gdd">
               <w:r>
                 <w:rPr>
                   <w:rFonts w:ascii="Arial" w:cs="Arial" w:eastAsia="Arial" w:hAnsi="Arial"/>
@@ -20799,7 +20799,7 @@
             <w:pPr>
               <w:spacing w:after="20" w:before="0"/>
             </w:pPr>
-            <w:hyperlink w:history="1" r:id="rIddu_yslkiusghav-4pwvny">
+            <w:hyperlink w:history="1" r:id="rIdunjrauyzt4td2hz4lovb9">
               <w:r>
                 <w:rPr>
                   <w:rFonts w:ascii="Arial" w:cs="Arial" w:eastAsia="Arial" w:hAnsi="Arial"/>
@@ -20832,7 +20832,7 @@
               <w:spacing w:after="10" w:before="0"/>
               <w:ind w:left="120"/>
             </w:pPr>
-            <w:hyperlink w:history="1" r:id="rIdcsgaijmnfa_wox8cnoegz">
+            <w:hyperlink w:history="1" r:id="rIdhd32n4i32zn6t5zhl8dc6">
               <w:r>
                 <w:rPr>
                   <w:rFonts w:ascii="Arial" w:cs="Arial" w:eastAsia="Arial" w:hAnsi="Arial"/>
@@ -21027,7 +21027,7 @@
             <w:pPr>
               <w:spacing w:after="20" w:before="0"/>
             </w:pPr>
-            <w:hyperlink w:history="1" r:id="rIdu9giqsuyr-xohwqdso1ns">
+            <w:hyperlink w:history="1" r:id="rIdnwxyq6aegvn4gnteje3th">
               <w:r>
                 <w:rPr>
                   <w:rFonts w:ascii="Arial" w:cs="Arial" w:eastAsia="Arial" w:hAnsi="Arial"/>
@@ -21060,7 +21060,7 @@
               <w:spacing w:after="10" w:before="0"/>
               <w:ind w:left="120"/>
             </w:pPr>
-            <w:hyperlink w:history="1" r:id="rIdryj1e3hjte9vaucjw4mgx">
+            <w:hyperlink w:history="1" r:id="rIdi-9i0ncwgax_p71glnp4h">
               <w:r>
                 <w:rPr>
                   <w:rFonts w:ascii="Arial" w:cs="Arial" w:eastAsia="Arial" w:hAnsi="Arial"/>
@@ -21105,7 +21105,7 @@
             <w:pPr>
               <w:spacing w:after="20" w:before="0"/>
             </w:pPr>
-            <w:hyperlink w:history="1" r:id="rIdq9eq-dyx-j2hbjo727dbe">
+            <w:hyperlink w:history="1" r:id="rIdzgajdz9zicmineyfoqv9j">
               <w:r>
                 <w:rPr>
                   <w:rFonts w:ascii="Arial" w:cs="Arial" w:eastAsia="Arial" w:hAnsi="Arial"/>
@@ -21138,7 +21138,7 @@
               <w:spacing w:after="10" w:before="0"/>
               <w:ind w:left="120"/>
             </w:pPr>
-            <w:hyperlink w:history="1" r:id="rId-orrp_rgeq_r5onnqy-ca">
+            <w:hyperlink w:history="1" r:id="rIdsiojrhkhb29_6lch07zmc">
               <w:r>
                 <w:rPr>
                   <w:rFonts w:ascii="Arial" w:cs="Arial" w:eastAsia="Arial" w:hAnsi="Arial"/>
@@ -21333,7 +21333,7 @@
             <w:pPr>
               <w:spacing w:after="20" w:before="0"/>
             </w:pPr>
-            <w:hyperlink w:history="1" r:id="rIdmgdcnarfozbvzhwcqefua">
+            <w:hyperlink w:history="1" r:id="rId-7umd8a4rywn8yclhnvij">
               <w:r>
                 <w:rPr>
                   <w:rFonts w:ascii="Arial" w:cs="Arial" w:eastAsia="Arial" w:hAnsi="Arial"/>
@@ -21366,7 +21366,7 @@
               <w:spacing w:after="10" w:before="0"/>
               <w:ind w:left="120"/>
             </w:pPr>
-            <w:hyperlink w:history="1" r:id="rIdu_a6-yl4sv_1gekhrfqze">
+            <w:hyperlink w:history="1" r:id="rId5zzqjyqqtigwnczmfgjam">
               <w:r>
                 <w:rPr>
                   <w:rFonts w:ascii="Arial" w:cs="Arial" w:eastAsia="Arial" w:hAnsi="Arial"/>
@@ -21411,7 +21411,7 @@
             <w:pPr>
               <w:spacing w:after="20" w:before="0"/>
             </w:pPr>
-            <w:hyperlink w:history="1" r:id="rIdvftbalim57q6y7ojw6sd9">
+            <w:hyperlink w:history="1" r:id="rIdlhnbxqkkovjtyjqca68eo">
               <w:r>
                 <w:rPr>
                   <w:rFonts w:ascii="Arial" w:cs="Arial" w:eastAsia="Arial" w:hAnsi="Arial"/>
@@ -21444,7 +21444,7 @@
               <w:spacing w:after="10" w:before="0"/>
               <w:ind w:left="120"/>
             </w:pPr>
-            <w:hyperlink w:history="1" r:id="rIdi8jliudon97khtxnynz-_">
+            <w:hyperlink w:history="1" r:id="rIdyiertjrgpa7zw5lev6l-x">
               <w:r>
                 <w:rPr>
                   <w:rFonts w:ascii="Arial" w:cs="Arial" w:eastAsia="Arial" w:hAnsi="Arial"/>
@@ -21639,7 +21639,7 @@
             <w:pPr>
               <w:spacing w:after="20" w:before="0"/>
             </w:pPr>
-            <w:hyperlink w:history="1" r:id="rIdhrvc8itis1piaezjlcrec">
+            <w:hyperlink w:history="1" r:id="rIdjwr2msntoxuj7zqn4k5x-">
               <w:r>
                 <w:rPr>
                   <w:rFonts w:ascii="Arial" w:cs="Arial" w:eastAsia="Arial" w:hAnsi="Arial"/>
@@ -21672,7 +21672,7 @@
               <w:spacing w:after="10" w:before="0"/>
               <w:ind w:left="120"/>
             </w:pPr>
-            <w:hyperlink w:history="1" r:id="rIdd1sizi91p_mcvkpizq1t9">
+            <w:hyperlink w:history="1" r:id="rIddfvwbxnox-acbd_njzccc">
               <w:r>
                 <w:rPr>
                   <w:rFonts w:ascii="Arial" w:cs="Arial" w:eastAsia="Arial" w:hAnsi="Arial"/>
@@ -21717,7 +21717,7 @@
             <w:pPr>
               <w:spacing w:after="20" w:before="0"/>
             </w:pPr>
-            <w:hyperlink w:history="1" r:id="rIdwfsvukinqavmnw2z6k6a1">
+            <w:hyperlink w:history="1" r:id="rIdrwcf5rdmuukyecdl44cuo">
               <w:r>
                 <w:rPr>
                   <w:rFonts w:ascii="Arial" w:cs="Arial" w:eastAsia="Arial" w:hAnsi="Arial"/>
@@ -21750,7 +21750,7 @@
               <w:spacing w:after="10" w:before="0"/>
               <w:ind w:left="120"/>
             </w:pPr>
-            <w:hyperlink w:history="1" r:id="rIdkxwolcakcqdz12_csuz_u">
+            <w:hyperlink w:history="1" r:id="rIdbmvadt28rj7rxduf90egn">
               <w:r>
                 <w:rPr>
                   <w:rFonts w:ascii="Arial" w:cs="Arial" w:eastAsia="Arial" w:hAnsi="Arial"/>
@@ -23332,7 +23332,7 @@
             <w:pPr>
               <w:spacing w:after="20" w:before="0"/>
             </w:pPr>
-            <w:hyperlink w:history="1" r:id="rIdop40fjfxpk0dij3js87j2">
+            <w:hyperlink w:history="1" r:id="rIdm9zgrqfkr5uj7vacoyyub">
               <w:r>
                 <w:rPr>
                   <w:rFonts w:ascii="Arial" w:cs="Arial" w:eastAsia="Arial" w:hAnsi="Arial"/>
@@ -23365,7 +23365,7 @@
               <w:spacing w:after="10" w:before="0"/>
               <w:ind w:left="120"/>
             </w:pPr>
-            <w:hyperlink w:history="1" r:id="rIdg0fg759grqvipmzk4rap-">
+            <w:hyperlink w:history="1" r:id="rIdnjzp2udx1eeifz9bypiu1">
               <w:r>
                 <w:rPr>
                   <w:rFonts w:ascii="Arial" w:cs="Arial" w:eastAsia="Arial" w:hAnsi="Arial"/>
@@ -23410,7 +23410,7 @@
             <w:pPr>
               <w:spacing w:after="20" w:before="0"/>
             </w:pPr>
-            <w:hyperlink w:history="1" r:id="rIdoczamrvrb9sw-8qbluuw4">
+            <w:hyperlink w:history="1" r:id="rIdhiwrsypq1tnvlle48pj6n">
               <w:r>
                 <w:rPr>
                   <w:rFonts w:ascii="Arial" w:cs="Arial" w:eastAsia="Arial" w:hAnsi="Arial"/>
@@ -23443,7 +23443,7 @@
               <w:spacing w:after="10" w:before="0"/>
               <w:ind w:left="120"/>
             </w:pPr>
-            <w:hyperlink w:history="1" r:id="rId3kkngtt49spph19ieq1xp">
+            <w:hyperlink w:history="1" r:id="rId6mukkrqqicdrlxl7yt__v">
               <w:r>
                 <w:rPr>
                   <w:rFonts w:ascii="Arial" w:cs="Arial" w:eastAsia="Arial" w:hAnsi="Arial"/>
@@ -23638,7 +23638,7 @@
             <w:pPr>
               <w:spacing w:after="20" w:before="0"/>
             </w:pPr>
-            <w:hyperlink w:history="1" r:id="rIdzrbpvyvk9-whlwc4obvwk">
+            <w:hyperlink w:history="1" r:id="rIddovrtym3frj1wsllf7nu4">
               <w:r>
                 <w:rPr>
                   <w:rFonts w:ascii="Arial" w:cs="Arial" w:eastAsia="Arial" w:hAnsi="Arial"/>
@@ -23671,7 +23671,7 @@
               <w:spacing w:after="10" w:before="0"/>
               <w:ind w:left="120"/>
             </w:pPr>
-            <w:hyperlink w:history="1" r:id="rIdhuxzjvwpsigumqhmob49z">
+            <w:hyperlink w:history="1" r:id="rIdmi6pypat0gsoysifqnhfc">
               <w:r>
                 <w:rPr>
                   <w:rFonts w:ascii="Arial" w:cs="Arial" w:eastAsia="Arial" w:hAnsi="Arial"/>
@@ -23716,7 +23716,7 @@
             <w:pPr>
               <w:spacing w:after="20" w:before="0"/>
             </w:pPr>
-            <w:hyperlink w:history="1" r:id="rIdedb-zd1y3fxdn96s3twwc">
+            <w:hyperlink w:history="1" r:id="rIdjg_wragtnhr8yhynlqix0">
               <w:r>
                 <w:rPr>
                   <w:rFonts w:ascii="Arial" w:cs="Arial" w:eastAsia="Arial" w:hAnsi="Arial"/>
@@ -23749,7 +23749,7 @@
               <w:spacing w:after="10" w:before="0"/>
               <w:ind w:left="120"/>
             </w:pPr>
-            <w:hyperlink w:history="1" r:id="rIdha5jgcndkejpuxwz3y0pv">
+            <w:hyperlink w:history="1" r:id="rId3xfenotv178zz9rr7zvhx">
               <w:r>
                 <w:rPr>
                   <w:rFonts w:ascii="Arial" w:cs="Arial" w:eastAsia="Arial" w:hAnsi="Arial"/>
@@ -23944,7 +23944,7 @@
             <w:pPr>
               <w:spacing w:after="20" w:before="0"/>
             </w:pPr>
-            <w:hyperlink w:history="1" r:id="rId2s-d9bxlnh-htuuto1zfd">
+            <w:hyperlink w:history="1" r:id="rIdoksbru0rgsnpuyhavlssy">
               <w:r>
                 <w:rPr>
                   <w:rFonts w:ascii="Arial" w:cs="Arial" w:eastAsia="Arial" w:hAnsi="Arial"/>
@@ -23977,7 +23977,7 @@
               <w:spacing w:after="10" w:before="0"/>
               <w:ind w:left="120"/>
             </w:pPr>
-            <w:hyperlink w:history="1" r:id="rIdopjyjjbypyds7mhc-87a0">
+            <w:hyperlink w:history="1" r:id="rIdllqk7ndvijbep5xwq0kiq">
               <w:r>
                 <w:rPr>
                   <w:rFonts w:ascii="Arial" w:cs="Arial" w:eastAsia="Arial" w:hAnsi="Arial"/>
@@ -24022,7 +24022,7 @@
             <w:pPr>
               <w:spacing w:after="20" w:before="0"/>
             </w:pPr>
-            <w:hyperlink w:history="1" r:id="rIdgme97xi5lfb9-zneas1ms">
+            <w:hyperlink w:history="1" r:id="rIdsfciae2-cifbr5ex7hjus">
               <w:r>
                 <w:rPr>
                   <w:rFonts w:ascii="Arial" w:cs="Arial" w:eastAsia="Arial" w:hAnsi="Arial"/>
@@ -24055,7 +24055,7 @@
               <w:spacing w:after="10" w:before="0"/>
               <w:ind w:left="120"/>
             </w:pPr>
-            <w:hyperlink w:history="1" r:id="rIdborpbx5qv0lel0x33o3ak">
+            <w:hyperlink w:history="1" r:id="rIdh088u05obyqawew78sj8w">
               <w:r>
                 <w:rPr>
                   <w:rFonts w:ascii="Arial" w:cs="Arial" w:eastAsia="Arial" w:hAnsi="Arial"/>
@@ -24250,7 +24250,7 @@
             <w:pPr>
               <w:spacing w:after="20" w:before="0"/>
             </w:pPr>
-            <w:hyperlink w:history="1" r:id="rIdwzs2dxbkaabt7c0m_jmeh">
+            <w:hyperlink w:history="1" r:id="rIdy64msci72prkeizuvoi5v">
               <w:r>
                 <w:rPr>
                   <w:rFonts w:ascii="Arial" w:cs="Arial" w:eastAsia="Arial" w:hAnsi="Arial"/>
@@ -24283,7 +24283,7 @@
               <w:spacing w:after="10" w:before="0"/>
               <w:ind w:left="120"/>
             </w:pPr>
-            <w:hyperlink w:history="1" r:id="rId-rt-qttbjbxkw10ulyxil">
+            <w:hyperlink w:history="1" r:id="rId2bsue7e0apqsfrugf_sjp">
               <w:r>
                 <w:rPr>
                   <w:rFonts w:ascii="Arial" w:cs="Arial" w:eastAsia="Arial" w:hAnsi="Arial"/>
@@ -24328,7 +24328,7 @@
             <w:pPr>
               <w:spacing w:after="20" w:before="0"/>
             </w:pPr>
-            <w:hyperlink w:history="1" r:id="rId7obedopfks9toomk5onev">
+            <w:hyperlink w:history="1" r:id="rIdhobzibueqgafjlnot-iuw">
               <w:r>
                 <w:rPr>
                   <w:rFonts w:ascii="Arial" w:cs="Arial" w:eastAsia="Arial" w:hAnsi="Arial"/>
@@ -24361,7 +24361,7 @@
               <w:spacing w:after="10" w:before="0"/>
               <w:ind w:left="120"/>
             </w:pPr>
-            <w:hyperlink w:history="1" r:id="rIdr_f9yhtcw4-eltmn9usoz">
+            <w:hyperlink w:history="1" r:id="rIdnwtwylujevxnnhzc8hyvs">
               <w:r>
                 <w:rPr>
                   <w:rFonts w:ascii="Arial" w:cs="Arial" w:eastAsia="Arial" w:hAnsi="Arial"/>
@@ -24556,7 +24556,7 @@
             <w:pPr>
               <w:spacing w:after="20" w:before="0"/>
             </w:pPr>
-            <w:hyperlink w:history="1" r:id="rIdwrvmkezucsibmn8n6awma">
+            <w:hyperlink w:history="1" r:id="rIdkxssj0cczvxcurvwxdrma">
               <w:r>
                 <w:rPr>
                   <w:rFonts w:ascii="Arial" w:cs="Arial" w:eastAsia="Arial" w:hAnsi="Arial"/>
@@ -24589,7 +24589,7 @@
               <w:spacing w:after="10" w:before="0"/>
               <w:ind w:left="120"/>
             </w:pPr>
-            <w:hyperlink w:history="1" r:id="rIdk1sj71ksfkskoz9qa34cz">
+            <w:hyperlink w:history="1" r:id="rIdxb9sapdappy4jgy-yta8u">
               <w:r>
                 <w:rPr>
                   <w:rFonts w:ascii="Arial" w:cs="Arial" w:eastAsia="Arial" w:hAnsi="Arial"/>
@@ -24634,7 +24634,7 @@
             <w:pPr>
               <w:spacing w:after="20" w:before="0"/>
             </w:pPr>
-            <w:hyperlink w:history="1" r:id="rIdmliyo6hfv9i3cjqbudzhn">
+            <w:hyperlink w:history="1" r:id="rIdjkejugyriozsmhvrfdpfz">
               <w:r>
                 <w:rPr>
                   <w:rFonts w:ascii="Arial" w:cs="Arial" w:eastAsia="Arial" w:hAnsi="Arial"/>
@@ -24667,7 +24667,7 @@
               <w:spacing w:after="10" w:before="0"/>
               <w:ind w:left="120"/>
             </w:pPr>
-            <w:hyperlink w:history="1" r:id="rIdgbz7329wbzw5fucp7udrs">
+            <w:hyperlink w:history="1" r:id="rIdleqdb9yxbkk1pz1r4hq41">
               <w:r>
                 <w:rPr>
                   <w:rFonts w:ascii="Arial" w:cs="Arial" w:eastAsia="Arial" w:hAnsi="Arial"/>
@@ -26171,7 +26171,7 @@
               <w:spacing w:after="10" w:before="0"/>
               <w:ind w:left="120"/>
             </w:pPr>
-            <w:hyperlink w:history="1" r:id="rIdpbh2uc2cx29qamzkwrreo">
+            <w:hyperlink w:history="1" r:id="rIdv9evzutksxesdsck65se0">
               <w:r>
                 <w:rPr>
                   <w:rFonts w:ascii="Arial" w:cs="Arial" w:eastAsia="Arial" w:hAnsi="Arial"/>
@@ -26231,7 +26231,7 @@
             <w:pPr>
               <w:spacing w:after="20" w:before="0"/>
             </w:pPr>
-            <w:hyperlink w:history="1" r:id="rIdgacq_1utnmf9x3_rjceqb">
+            <w:hyperlink w:history="1" r:id="rIdvyhlcjimyb8m-01nlunx4">
               <w:r>
                 <w:rPr>
                   <w:rFonts w:ascii="Arial" w:cs="Arial" w:eastAsia="Arial" w:hAnsi="Arial"/>
@@ -26264,7 +26264,7 @@
               <w:spacing w:after="10" w:before="0"/>
               <w:ind w:left="120"/>
             </w:pPr>
-            <w:hyperlink w:history="1" r:id="rIdzpqnw94pv05vlsg-mkfuj">
+            <w:hyperlink w:history="1" r:id="rIdnakd9l98l3sthtbwb9iao">
               <w:r>
                 <w:rPr>
                   <w:rFonts w:ascii="Arial" w:cs="Arial" w:eastAsia="Arial" w:hAnsi="Arial"/>
@@ -26476,7 +26476,7 @@
               <w:spacing w:after="10" w:before="0"/>
               <w:ind w:left="120"/>
             </w:pPr>
-            <w:hyperlink w:history="1" r:id="rIdm3rx4levdwlyt6uqd2uvw">
+            <w:hyperlink w:history="1" r:id="rIdqzhfokblzad0mrm0abfsk">
               <w:r>
                 <w:rPr>
                   <w:rFonts w:ascii="Arial" w:cs="Arial" w:eastAsia="Arial" w:hAnsi="Arial"/>
@@ -26536,7 +26536,7 @@
             <w:pPr>
               <w:spacing w:after="20" w:before="0"/>
             </w:pPr>
-            <w:hyperlink w:history="1" r:id="rIdxbhaixfr466npgdd82qeu">
+            <w:hyperlink w:history="1" r:id="rIdjehojcu4yoqk8dkp-ten7">
               <w:r>
                 <w:rPr>
                   <w:rFonts w:ascii="Arial" w:cs="Arial" w:eastAsia="Arial" w:hAnsi="Arial"/>
@@ -26569,7 +26569,7 @@
               <w:spacing w:after="10" w:before="0"/>
               <w:ind w:left="120"/>
             </w:pPr>
-            <w:hyperlink w:history="1" r:id="rIdtdfyipk88w4dmmxgcbjpc">
+            <w:hyperlink w:history="1" r:id="rIda5x7omxzibmpw-f8fdf41">
               <w:r>
                 <w:rPr>
                   <w:rFonts w:ascii="Arial" w:cs="Arial" w:eastAsia="Arial" w:hAnsi="Arial"/>
@@ -26781,7 +26781,7 @@
               <w:spacing w:after="10" w:before="0"/>
               <w:ind w:left="120"/>
             </w:pPr>
-            <w:hyperlink w:history="1" r:id="rIdd_hixwql3llik1lqhtzua">
+            <w:hyperlink w:history="1" r:id="rId0os_pvjpienrb21e5osv1">
               <w:r>
                 <w:rPr>
                   <w:rFonts w:ascii="Arial" w:cs="Arial" w:eastAsia="Arial" w:hAnsi="Arial"/>
@@ -26841,7 +26841,7 @@
             <w:pPr>
               <w:spacing w:after="20" w:before="0"/>
             </w:pPr>
-            <w:hyperlink w:history="1" r:id="rIdzjzp0xpfdmxnqm6klyecv">
+            <w:hyperlink w:history="1" r:id="rIdf1thoyh8llkqahba1phmj">
               <w:r>
                 <w:rPr>
                   <w:rFonts w:ascii="Arial" w:cs="Arial" w:eastAsia="Arial" w:hAnsi="Arial"/>
@@ -26874,7 +26874,7 @@
               <w:spacing w:after="10" w:before="0"/>
               <w:ind w:left="120"/>
             </w:pPr>
-            <w:hyperlink w:history="1" r:id="rIdm8qppkusr4_43c21sp3fh">
+            <w:hyperlink w:history="1" r:id="rIddmozf2pulfqgqcwrwke6m">
               <w:r>
                 <w:rPr>
                   <w:rFonts w:ascii="Arial" w:cs="Arial" w:eastAsia="Arial" w:hAnsi="Arial"/>
@@ -27086,7 +27086,7 @@
               <w:spacing w:after="10" w:before="0"/>
               <w:ind w:left="120"/>
             </w:pPr>
-            <w:hyperlink w:history="1" r:id="rIdbtoiqcrts6ya8wtzgquga">
+            <w:hyperlink w:history="1" r:id="rIdsvh0_240n_lqjemsok0jt">
               <w:r>
                 <w:rPr>
                   <w:rFonts w:ascii="Arial" w:cs="Arial" w:eastAsia="Arial" w:hAnsi="Arial"/>
@@ -27146,7 +27146,7 @@
             <w:pPr>
               <w:spacing w:after="20" w:before="0"/>
             </w:pPr>
-            <w:hyperlink w:history="1" r:id="rIdbnmddyemydajxl9_wtjsv">
+            <w:hyperlink w:history="1" r:id="rIdfp3hvcv3qgvxjaaszeyuj">
               <w:r>
                 <w:rPr>
                   <w:rFonts w:ascii="Arial" w:cs="Arial" w:eastAsia="Arial" w:hAnsi="Arial"/>
@@ -27179,7 +27179,7 @@
               <w:spacing w:after="10" w:before="0"/>
               <w:ind w:left="120"/>
             </w:pPr>
-            <w:hyperlink w:history="1" r:id="rIdoc0r4gyfgiys7fmkz7hio">
+            <w:hyperlink w:history="1" r:id="rIdz9jayc-a9j379j5hlyjon">
               <w:r>
                 <w:rPr>
                   <w:rFonts w:ascii="Arial" w:cs="Arial" w:eastAsia="Arial" w:hAnsi="Arial"/>
@@ -27391,7 +27391,7 @@
               <w:spacing w:after="10" w:before="0"/>
               <w:ind w:left="120"/>
             </w:pPr>
-            <w:hyperlink w:history="1" r:id="rIdig66f1h12laub2hvazhel">
+            <w:hyperlink w:history="1" r:id="rIdchs8vdsil-ydc6e7gs3hw">
               <w:r>
                 <w:rPr>
                   <w:rFonts w:ascii="Arial" w:cs="Arial" w:eastAsia="Arial" w:hAnsi="Arial"/>
@@ -27451,7 +27451,7 @@
             <w:pPr>
               <w:spacing w:after="20" w:before="0"/>
             </w:pPr>
-            <w:hyperlink w:history="1" r:id="rId33ikzjmixqf_hdsauytgq">
+            <w:hyperlink w:history="1" r:id="rIdbqmihz8kau4dqgv3kf2ps">
               <w:r>
                 <w:rPr>
                   <w:rFonts w:ascii="Arial" w:cs="Arial" w:eastAsia="Arial" w:hAnsi="Arial"/>
@@ -27484,7 +27484,7 @@
               <w:spacing w:after="10" w:before="0"/>
               <w:ind w:left="120"/>
             </w:pPr>
-            <w:hyperlink w:history="1" r:id="rIdpryeqtvn0waq6dbps9rpc">
+            <w:hyperlink w:history="1" r:id="rIdqccwvzjvqdcwfkfchvdf7">
               <w:r>
                 <w:rPr>
                   <w:rFonts w:ascii="Arial" w:cs="Arial" w:eastAsia="Arial" w:hAnsi="Arial"/>
@@ -29199,7 +29199,7 @@
             <w:pPr>
               <w:spacing w:after="20" w:before="0"/>
             </w:pPr>
-            <w:hyperlink w:history="1" r:id="rIdojt7_qklvuwbcyictqcmn">
+            <w:hyperlink w:history="1" r:id="rIdyoazmt8ftfsqj9wo9bfft">
               <w:r>
                 <w:rPr>
                   <w:rFonts w:ascii="Arial" w:cs="Arial" w:eastAsia="Arial" w:hAnsi="Arial"/>
@@ -29232,7 +29232,7 @@
               <w:spacing w:after="10" w:before="0"/>
               <w:ind w:left="120"/>
             </w:pPr>
-            <w:hyperlink w:history="1" r:id="rIdpbn_nb5lf30tti3kf4zgb">
+            <w:hyperlink w:history="1" r:id="rIdglz4oslqw8lhomqz5jap9">
               <w:r>
                 <w:rPr>
                   <w:rFonts w:ascii="Arial" w:cs="Arial" w:eastAsia="Arial" w:hAnsi="Arial"/>
@@ -29277,7 +29277,7 @@
             <w:pPr>
               <w:spacing w:after="20" w:before="0"/>
             </w:pPr>
-            <w:hyperlink w:history="1" r:id="rId5msy6a3dj-j-j0gffqxao">
+            <w:hyperlink w:history="1" r:id="rIdklfynxym7r9utagi7wb66">
               <w:r>
                 <w:rPr>
                   <w:rFonts w:ascii="Arial" w:cs="Arial" w:eastAsia="Arial" w:hAnsi="Arial"/>
@@ -29310,7 +29310,7 @@
               <w:spacing w:after="10" w:before="0"/>
               <w:ind w:left="120"/>
             </w:pPr>
-            <w:hyperlink w:history="1" r:id="rIdpvpps4ib2xxokmb5ai9yz">
+            <w:hyperlink w:history="1" r:id="rIdwvf8u2fi-3dguqpvmw7c-">
               <w:r>
                 <w:rPr>
                   <w:rFonts w:ascii="Arial" w:cs="Arial" w:eastAsia="Arial" w:hAnsi="Arial"/>
@@ -29505,7 +29505,7 @@
             <w:pPr>
               <w:spacing w:after="20" w:before="0"/>
             </w:pPr>
-            <w:hyperlink w:history="1" r:id="rIdbgn8cudot9plp0ezoivcn">
+            <w:hyperlink w:history="1" r:id="rIdhiyj8sffmdxcoaho8zslu">
               <w:r>
                 <w:rPr>
                   <w:rFonts w:ascii="Arial" w:cs="Arial" w:eastAsia="Arial" w:hAnsi="Arial"/>
@@ -29538,7 +29538,7 @@
               <w:spacing w:after="10" w:before="0"/>
               <w:ind w:left="120"/>
             </w:pPr>
-            <w:hyperlink w:history="1" r:id="rIdbk7qvlvxdaqj6j20alzfb">
+            <w:hyperlink w:history="1" r:id="rId7himuvzmt4x4solwt_8m0">
               <w:r>
                 <w:rPr>
                   <w:rFonts w:ascii="Arial" w:cs="Arial" w:eastAsia="Arial" w:hAnsi="Arial"/>
@@ -29583,7 +29583,7 @@
             <w:pPr>
               <w:spacing w:after="20" w:before="0"/>
             </w:pPr>
-            <w:hyperlink w:history="1" r:id="rIdrbwcuik-n8yccwglgfpen">
+            <w:hyperlink w:history="1" r:id="rIdnmaajh_fsgaatlp9yl-pw">
               <w:r>
                 <w:rPr>
                   <w:rFonts w:ascii="Arial" w:cs="Arial" w:eastAsia="Arial" w:hAnsi="Arial"/>
@@ -29616,7 +29616,7 @@
               <w:spacing w:after="10" w:before="0"/>
               <w:ind w:left="120"/>
             </w:pPr>
-            <w:hyperlink w:history="1" r:id="rIdwwgwxj1en_fqnnmzpqzoe">
+            <w:hyperlink w:history="1" r:id="rIdajivaoytys2eery5zb0r0">
               <w:r>
                 <w:rPr>
                   <w:rFonts w:ascii="Arial" w:cs="Arial" w:eastAsia="Arial" w:hAnsi="Arial"/>
@@ -29811,7 +29811,7 @@
             <w:pPr>
               <w:spacing w:after="20" w:before="0"/>
             </w:pPr>
-            <w:hyperlink w:history="1" r:id="rIdlywj9jzjq51b14ppzxntf">
+            <w:hyperlink w:history="1" r:id="rIdoyj9penqr5isbwugyx6ce">
               <w:r>
                 <w:rPr>
                   <w:rFonts w:ascii="Arial" w:cs="Arial" w:eastAsia="Arial" w:hAnsi="Arial"/>
@@ -29844,7 +29844,7 @@
               <w:spacing w:after="10" w:before="0"/>
               <w:ind w:left="120"/>
             </w:pPr>
-            <w:hyperlink w:history="1" r:id="rIdh9s3xc3mvz612yptrvwf_">
+            <w:hyperlink w:history="1" r:id="rId6gvzp1oi1j2uuwipqzugq">
               <w:r>
                 <w:rPr>
                   <w:rFonts w:ascii="Arial" w:cs="Arial" w:eastAsia="Arial" w:hAnsi="Arial"/>
@@ -29889,7 +29889,7 @@
             <w:pPr>
               <w:spacing w:after="20" w:before="0"/>
             </w:pPr>
-            <w:hyperlink w:history="1" r:id="rIdv-pf-dmxrkyn-40y9n0fq">
+            <w:hyperlink w:history="1" r:id="rIdogsnqigrl15mk8qmfvboh">
               <w:r>
                 <w:rPr>
                   <w:rFonts w:ascii="Arial" w:cs="Arial" w:eastAsia="Arial" w:hAnsi="Arial"/>
@@ -29922,7 +29922,7 @@
               <w:spacing w:after="10" w:before="0"/>
               <w:ind w:left="120"/>
             </w:pPr>
-            <w:hyperlink w:history="1" r:id="rIdh_yrv-lce217rt_tgscpc">
+            <w:hyperlink w:history="1" r:id="rIdarx-sio_qrz81cfhopmon">
               <w:r>
                 <w:rPr>
                   <w:rFonts w:ascii="Arial" w:cs="Arial" w:eastAsia="Arial" w:hAnsi="Arial"/>
@@ -30117,7 +30117,7 @@
             <w:pPr>
               <w:spacing w:after="20" w:before="0"/>
             </w:pPr>
-            <w:hyperlink w:history="1" r:id="rIdcj56hcx4i7_jiuj4pab2x">
+            <w:hyperlink w:history="1" r:id="rIdyyxbdu4zmx80_zpt3isjg">
               <w:r>
                 <w:rPr>
                   <w:rFonts w:ascii="Arial" w:cs="Arial" w:eastAsia="Arial" w:hAnsi="Arial"/>
@@ -30150,7 +30150,7 @@
               <w:spacing w:after="10" w:before="0"/>
               <w:ind w:left="120"/>
             </w:pPr>
-            <w:hyperlink w:history="1" r:id="rIdobt6xbdhqj7ouu_tshysq">
+            <w:hyperlink w:history="1" r:id="rIdn60thzvou_6akksrzjihw">
               <w:r>
                 <w:rPr>
                   <w:rFonts w:ascii="Arial" w:cs="Arial" w:eastAsia="Arial" w:hAnsi="Arial"/>
@@ -30195,7 +30195,7 @@
             <w:pPr>
               <w:spacing w:after="20" w:before="0"/>
             </w:pPr>
-            <w:hyperlink w:history="1" r:id="rId9yz6ktts1e4fyuyvboiav">
+            <w:hyperlink w:history="1" r:id="rIdaeafjzkehzzllfnsxwymd">
               <w:r>
                 <w:rPr>
                   <w:rFonts w:ascii="Arial" w:cs="Arial" w:eastAsia="Arial" w:hAnsi="Arial"/>
@@ -30228,7 +30228,7 @@
               <w:spacing w:after="10" w:before="0"/>
               <w:ind w:left="120"/>
             </w:pPr>
-            <w:hyperlink w:history="1" r:id="rId0i0u-lzflbpkvru45cdfq">
+            <w:hyperlink w:history="1" r:id="rIdslp5gctcnkixl-v7kdvv6">
               <w:r>
                 <w:rPr>
                   <w:rFonts w:ascii="Arial" w:cs="Arial" w:eastAsia="Arial" w:hAnsi="Arial"/>
@@ -30423,7 +30423,7 @@
             <w:pPr>
               <w:spacing w:after="20" w:before="0"/>
             </w:pPr>
-            <w:hyperlink w:history="1" r:id="rIdcccpow3h1qtlghimcf5ox">
+            <w:hyperlink w:history="1" r:id="rIdpxx2pv3-og4ht_bspdsdy">
               <w:r>
                 <w:rPr>
                   <w:rFonts w:ascii="Arial" w:cs="Arial" w:eastAsia="Arial" w:hAnsi="Arial"/>
@@ -30456,7 +30456,7 @@
               <w:spacing w:after="10" w:before="0"/>
               <w:ind w:left="120"/>
             </w:pPr>
-            <w:hyperlink w:history="1" r:id="rIdhx4etzj3qtjggzy7903bh">
+            <w:hyperlink w:history="1" r:id="rIdnchejpdjsc0uv4xffokwc">
               <w:r>
                 <w:rPr>
                   <w:rFonts w:ascii="Arial" w:cs="Arial" w:eastAsia="Arial" w:hAnsi="Arial"/>
@@ -30501,7 +30501,7 @@
             <w:pPr>
               <w:spacing w:after="20" w:before="0"/>
             </w:pPr>
-            <w:hyperlink w:history="1" r:id="rIdyebnnhiel0uk01adplzcv">
+            <w:hyperlink w:history="1" r:id="rIds8qgzjunts0bxpin3dmuw">
               <w:r>
                 <w:rPr>
                   <w:rFonts w:ascii="Arial" w:cs="Arial" w:eastAsia="Arial" w:hAnsi="Arial"/>
@@ -30534,7 +30534,7 @@
               <w:spacing w:after="10" w:before="0"/>
               <w:ind w:left="120"/>
             </w:pPr>
-            <w:hyperlink w:history="1" r:id="rIdkwcoif7atuccpqcpwwpc0">
+            <w:hyperlink w:history="1" r:id="rId0bwokelhyfvumhkwomc-n">
               <w:r>
                 <w:rPr>
                   <w:rFonts w:ascii="Arial" w:cs="Arial" w:eastAsia="Arial" w:hAnsi="Arial"/>

--- a/data/outputs/v2/Chemistry/SS1.1_Introduction_to_Chemistry/Chemistry_Introduction_to_Chemistry_CBE_LessonSequence.docx
+++ b/data/outputs/v2/Chemistry/SS1.1_Introduction_to_Chemistry/Chemistry_Introduction_to_Chemistry_CBE_LessonSequence.docx
@@ -42,6 +42,177 @@
     </w:p>
     <w:p>
       <w:pPr>
+        <w:spacing w:after="80" w:before="120"/>
+      </w:pPr>
+      <w:r>
+        <w:rPr>
+          <w:rFonts w:ascii="Arial" w:cs="Arial" w:eastAsia="Arial" w:hAnsi="Arial"/>
+          <w:b/>
+          <w:bCs/>
+          <w:color w:val="1F3864"/>
+          <w:sz w:val="20"/>
+          <w:szCs w:val="20"/>
+        </w:rPr>
+        <w:t xml:space="preserve">ATTRIBUTION AND LICENSING</w:t>
+      </w:r>
+    </w:p>
+    <w:p>
+      <w:pPr>
+        <w:spacing w:after="60" w:before="0"/>
+      </w:pPr>
+      <w:r>
+        <w:rPr>
+          <w:rFonts w:ascii="Arial" w:cs="Arial" w:eastAsia="Arial" w:hAnsi="Arial"/>
+          <w:b/>
+          <w:bCs/>
+          <w:sz w:val="17"/>
+          <w:szCs w:val="17"/>
+        </w:rPr>
+        <w:t xml:space="preserve">Curriculum Alignment: </w:t>
+      </w:r>
+      <w:r>
+        <w:rPr>
+          <w:rFonts w:ascii="Arial" w:cs="Arial" w:eastAsia="Arial" w:hAnsi="Arial"/>
+          <w:sz w:val="17"/>
+          <w:szCs w:val="17"/>
+        </w:rPr>
+        <w:t xml:space="preserve">Structured in pedagogical alignment with the competence-based curriculum format and learning outcomes established by the Kenya Institute of Curriculum Development (KICD). This material is independently developed and is not officially endorsed or published by KICD.</w:t>
+      </w:r>
+    </w:p>
+    <w:p>
+      <w:pPr>
+        <w:spacing w:after="60" w:before="0"/>
+      </w:pPr>
+      <w:r>
+        <w:rPr>
+          <w:rFonts w:ascii="Arial" w:cs="Arial" w:eastAsia="Arial" w:hAnsi="Arial"/>
+          <w:b/>
+          <w:bCs/>
+          <w:sz w:val="17"/>
+          <w:szCs w:val="17"/>
+        </w:rPr>
+        <w:t xml:space="preserve">Content &amp; Pedagogy: </w:t>
+      </w:r>
+      <w:r>
+        <w:rPr>
+          <w:rFonts w:ascii="Arial" w:cs="Arial" w:eastAsia="Arial" w:hAnsi="Arial"/>
+          <w:sz w:val="17"/>
+          <w:szCs w:val="17"/>
+        </w:rPr>
+        <w:t xml:space="preserve">Developed and adapted by the educator team at SeaVuria (registered 501(c)(3) in the United States and registered NGO in Kenya, No. 872-850A-BF11), who designed the pedagogical framework, lesson templates and exemplar lessons on which this material is based.</w:t>
+      </w:r>
+    </w:p>
+    <w:p>
+      <w:pPr>
+        <w:spacing w:after="60" w:before="0"/>
+      </w:pPr>
+      <w:r>
+        <w:rPr>
+          <w:rFonts w:ascii="Arial" w:cs="Arial" w:eastAsia="Arial" w:hAnsi="Arial"/>
+          <w:b/>
+          <w:bCs/>
+          <w:sz w:val="17"/>
+          <w:szCs w:val="17"/>
+        </w:rPr>
+        <w:t xml:space="preserve">Production &amp; Layout: </w:t>
+      </w:r>
+      <w:r>
+        <w:rPr>
+          <w:rFonts w:ascii="Arial" w:cs="Arial" w:eastAsia="Arial" w:hAnsi="Arial"/>
+          <w:sz w:val="17"/>
+          <w:szCs w:val="17"/>
+        </w:rPr>
+        <w:t xml:space="preserve">Educational design and curriculum sequencing by SeaVuria. Technical layout, structural formatting, and digital optimization/implementation executed in partnership with ARES Education (registered 501(c)(3) in the United States and Canada (as Afretech Aid) and registered NGO in Kenya), with lesson drafting and compilation assisted by AI (Claude, Anthropic).</w:t>
+      </w:r>
+    </w:p>
+    <w:p>
+      <w:pPr>
+        <w:pBdr>
+          <w:bottom w:val="single" w:color="1F3864" w:sz="6" w:space="6"/>
+        </w:pBdr>
+        <w:spacing w:after="60" w:before="0"/>
+      </w:pPr>
+      <w:r>
+        <w:rPr>
+          <w:rFonts w:ascii="Arial" w:cs="Arial" w:eastAsia="Arial" w:hAnsi="Arial"/>
+          <w:b/>
+          <w:bCs/>
+          <w:sz w:val="17"/>
+          <w:szCs w:val="17"/>
+        </w:rPr>
+        <w:t xml:space="preserve">Licensing &amp; Copyright: </w:t>
+      </w:r>
+      <w:r>
+        <w:rPr>
+          <w:rFonts w:ascii="Arial" w:cs="Arial" w:eastAsia="Arial" w:hAnsi="Arial"/>
+          <w:sz w:val="17"/>
+          <w:szCs w:val="17"/>
+        </w:rPr>
+        <w:t xml:space="preserve">© 2026 SeaVuria and ARES. This work is licensed under a </w:t>
+      </w:r>
+      <w:hyperlink w:history="1" r:id="rIdeqqersnzp29--ekc9ixqz">
+        <w:r>
+          <w:rPr>
+            <w:rFonts w:ascii="Arial" w:cs="Arial" w:eastAsia="Arial" w:hAnsi="Arial"/>
+            <w:color w:val="1F6B75"/>
+            <w:sz w:val="17"/>
+            <w:szCs w:val="17"/>
+            <w:u w:val="single" w:color="1F6B75"/>
+          </w:rPr>
+          <w:t xml:space="preserve">Creative Commons Attribution-NonCommercial 4.0 International License</w:t>
+        </w:r>
+      </w:hyperlink>
+      <w:r>
+        <w:rPr>
+          <w:rFonts w:ascii="Arial" w:cs="Arial" w:eastAsia="Arial" w:hAnsi="Arial"/>
+          <w:sz w:val="17"/>
+          <w:szCs w:val="17"/>
+        </w:rPr>
+        <w:t xml:space="preserve"> (</w:t>
+      </w:r>
+      <w:hyperlink w:history="1" r:id="rIdq0a5upa4tjtt5lyv6nhph">
+        <w:r>
+          <w:rPr>
+            <w:rFonts w:ascii="Arial" w:cs="Arial" w:eastAsia="Arial" w:hAnsi="Arial"/>
+            <w:color w:val="1F6B75"/>
+            <w:sz w:val="17"/>
+            <w:szCs w:val="17"/>
+            <w:u w:val="single" w:color="1F6B75"/>
+          </w:rPr>
+          <w:t xml:space="preserve">CC BY-NC 4.0</w:t>
+        </w:r>
+      </w:hyperlink>
+      <w:r>
+        <w:rPr>
+          <w:rFonts w:ascii="Arial" w:cs="Arial" w:eastAsia="Arial" w:hAnsi="Arial"/>
+          <w:sz w:val="17"/>
+          <w:szCs w:val="17"/>
+        </w:rPr>
+        <w:t xml:space="preserve">). To view a copy of this license, visit </w:t>
+      </w:r>
+      <w:hyperlink w:history="1" r:id="rIdkbyqqmgwhz1zamq3eguit">
+        <w:r>
+          <w:rPr>
+            <w:rFonts w:ascii="Arial" w:cs="Arial" w:eastAsia="Arial" w:hAnsi="Arial"/>
+            <w:color w:val="1F6B75"/>
+            <w:sz w:val="17"/>
+            <w:szCs w:val="17"/>
+            <w:u w:val="single" w:color="1F6B75"/>
+          </w:rPr>
+          <w:t xml:space="preserve">https://creativecommons.org/licenses/by-nc/4.0/</w:t>
+        </w:r>
+      </w:hyperlink>
+      <w:r>
+        <w:rPr>
+          <w:rFonts w:ascii="Arial" w:cs="Arial" w:eastAsia="Arial" w:hAnsi="Arial"/>
+          <w:sz w:val="17"/>
+          <w:szCs w:val="17"/>
+        </w:rPr>
+        <w:t xml:space="preserve">. You are free to copy, redistribute, and adapt this material in any medium or format, provided appropriate credit is given and the material is not used for commercial purposes. KICD learning outcomes and curriculum designations reproduced here for alignment purposes remain the property of KICD and are not covered by this license. Linked external resources (e.g. CK-12, Khan Academy, PhET) are subject to their own licenses.</w:t>
+      </w:r>
+    </w:p>
+    <w:p>
+      <w:pPr>
         <w:spacing w:after="120"/>
       </w:pPr>
       <w:r>
@@ -3280,7 +3451,7 @@
             <w:pPr>
               <w:spacing w:after="20" w:before="0"/>
             </w:pPr>
-            <w:hyperlink w:history="1" r:id="rIdzgp3wbbmgqb-5eaqsmemo">
+            <w:hyperlink w:history="1" r:id="rIdvre2akjuadungrdca7ywr">
               <w:r>
                 <w:rPr>
                   <w:rFonts w:ascii="Arial" w:cs="Arial" w:eastAsia="Arial" w:hAnsi="Arial"/>
@@ -3313,7 +3484,7 @@
               <w:spacing w:after="10" w:before="0"/>
               <w:ind w:left="120"/>
             </w:pPr>
-            <w:hyperlink w:history="1" r:id="rIdbk1dtypbghl6zjeo6cpf3">
+            <w:hyperlink w:history="1" r:id="rId8ysmyhqjudlazjbsvzhpw">
               <w:r>
                 <w:rPr>
                   <w:rFonts w:ascii="Arial" w:cs="Arial" w:eastAsia="Arial" w:hAnsi="Arial"/>
@@ -3358,7 +3529,7 @@
             <w:pPr>
               <w:spacing w:after="20" w:before="0"/>
             </w:pPr>
-            <w:hyperlink w:history="1" r:id="rIdemv0t-3tclkdpwhmu9b8h">
+            <w:hyperlink w:history="1" r:id="rIdgrxwejojfzjjev9myfrqa">
               <w:r>
                 <w:rPr>
                   <w:rFonts w:ascii="Arial" w:cs="Arial" w:eastAsia="Arial" w:hAnsi="Arial"/>
@@ -3391,7 +3562,7 @@
               <w:spacing w:after="10" w:before="0"/>
               <w:ind w:left="120"/>
             </w:pPr>
-            <w:hyperlink w:history="1" r:id="rIdgn5el-d3ghnh42n9mhtnd">
+            <w:hyperlink w:history="1" r:id="rIdpcaqd95h4gsyujdn58xep">
               <w:r>
                 <w:rPr>
                   <w:rFonts w:ascii="Arial" w:cs="Arial" w:eastAsia="Arial" w:hAnsi="Arial"/>
@@ -3586,7 +3757,7 @@
             <w:pPr>
               <w:spacing w:after="20" w:before="0"/>
             </w:pPr>
-            <w:hyperlink w:history="1" r:id="rIdr9t7hgzasiizd6fqa0km2">
+            <w:hyperlink w:history="1" r:id="rId8k5ek34vvdx89yk9yu-vk">
               <w:r>
                 <w:rPr>
                   <w:rFonts w:ascii="Arial" w:cs="Arial" w:eastAsia="Arial" w:hAnsi="Arial"/>
@@ -3619,7 +3790,7 @@
               <w:spacing w:after="10" w:before="0"/>
               <w:ind w:left="120"/>
             </w:pPr>
-            <w:hyperlink w:history="1" r:id="rIdcjcteintl0nd1ifjknfox">
+            <w:hyperlink w:history="1" r:id="rIdl4cluv-l6hgotssdd8vin">
               <w:r>
                 <w:rPr>
                   <w:rFonts w:ascii="Arial" w:cs="Arial" w:eastAsia="Arial" w:hAnsi="Arial"/>
@@ -3664,7 +3835,7 @@
             <w:pPr>
               <w:spacing w:after="20" w:before="0"/>
             </w:pPr>
-            <w:hyperlink w:history="1" r:id="rIdllrtkcbh4vqqadznw_hye">
+            <w:hyperlink w:history="1" r:id="rIdgwlfzowrvkuu9o_yrmkoc">
               <w:r>
                 <w:rPr>
                   <w:rFonts w:ascii="Arial" w:cs="Arial" w:eastAsia="Arial" w:hAnsi="Arial"/>
@@ -3697,7 +3868,7 @@
               <w:spacing w:after="10" w:before="0"/>
               <w:ind w:left="120"/>
             </w:pPr>
-            <w:hyperlink w:history="1" r:id="rIdg0wyoeufvcfadg_jtuily">
+            <w:hyperlink w:history="1" r:id="rId9pzumdguhzxx1ms3g082h">
               <w:r>
                 <w:rPr>
                   <w:rFonts w:ascii="Arial" w:cs="Arial" w:eastAsia="Arial" w:hAnsi="Arial"/>
@@ -3892,7 +4063,7 @@
             <w:pPr>
               <w:spacing w:after="20" w:before="0"/>
             </w:pPr>
-            <w:hyperlink w:history="1" r:id="rIdk4gbq6drrbhbsky0jtn8s">
+            <w:hyperlink w:history="1" r:id="rIdpjhhc2zkctouhyqsatsie">
               <w:r>
                 <w:rPr>
                   <w:rFonts w:ascii="Arial" w:cs="Arial" w:eastAsia="Arial" w:hAnsi="Arial"/>
@@ -3925,7 +4096,7 @@
               <w:spacing w:after="10" w:before="0"/>
               <w:ind w:left="120"/>
             </w:pPr>
-            <w:hyperlink w:history="1" r:id="rIdwsh1175ugoo6lq-oypzt0">
+            <w:hyperlink w:history="1" r:id="rIdpfcxuasb1httjnr7_9x79">
               <w:r>
                 <w:rPr>
                   <w:rFonts w:ascii="Arial" w:cs="Arial" w:eastAsia="Arial" w:hAnsi="Arial"/>
@@ -3970,7 +4141,7 @@
             <w:pPr>
               <w:spacing w:after="20" w:before="0"/>
             </w:pPr>
-            <w:hyperlink w:history="1" r:id="rIdyjtdddw-ls2kte0s5ishp">
+            <w:hyperlink w:history="1" r:id="rIdnp_emwd8gsumjgruea9ta">
               <w:r>
                 <w:rPr>
                   <w:rFonts w:ascii="Arial" w:cs="Arial" w:eastAsia="Arial" w:hAnsi="Arial"/>
@@ -4003,7 +4174,7 @@
               <w:spacing w:after="10" w:before="0"/>
               <w:ind w:left="120"/>
             </w:pPr>
-            <w:hyperlink w:history="1" r:id="rId_uwwtizqj0lgon49xzeiq">
+            <w:hyperlink w:history="1" r:id="rIdfq6n1clg1jupnm7teww4a">
               <w:r>
                 <w:rPr>
                   <w:rFonts w:ascii="Arial" w:cs="Arial" w:eastAsia="Arial" w:hAnsi="Arial"/>
@@ -4198,7 +4369,7 @@
             <w:pPr>
               <w:spacing w:after="20" w:before="0"/>
             </w:pPr>
-            <w:hyperlink w:history="1" r:id="rIdhm1olu_jhfit14jviunpd">
+            <w:hyperlink w:history="1" r:id="rIdprxe47jobjribxmkukjmf">
               <w:r>
                 <w:rPr>
                   <w:rFonts w:ascii="Arial" w:cs="Arial" w:eastAsia="Arial" w:hAnsi="Arial"/>
@@ -4231,7 +4402,7 @@
               <w:spacing w:after="10" w:before="0"/>
               <w:ind w:left="120"/>
             </w:pPr>
-            <w:hyperlink w:history="1" r:id="rIddq63spywlm-of2pjcayvv">
+            <w:hyperlink w:history="1" r:id="rId_qnkietoyski1ahamh8m-">
               <w:r>
                 <w:rPr>
                   <w:rFonts w:ascii="Arial" w:cs="Arial" w:eastAsia="Arial" w:hAnsi="Arial"/>
@@ -4276,7 +4447,7 @@
             <w:pPr>
               <w:spacing w:after="20" w:before="0"/>
             </w:pPr>
-            <w:hyperlink w:history="1" r:id="rId1mgm3he4wxeqyoajkwzgi">
+            <w:hyperlink w:history="1" r:id="rId00rwrsd2_2lgumbgbzwzr">
               <w:r>
                 <w:rPr>
                   <w:rFonts w:ascii="Arial" w:cs="Arial" w:eastAsia="Arial" w:hAnsi="Arial"/>
@@ -4309,7 +4480,7 @@
               <w:spacing w:after="10" w:before="0"/>
               <w:ind w:left="120"/>
             </w:pPr>
-            <w:hyperlink w:history="1" r:id="rIdcfarreyq3hfxgmhwnlxk8">
+            <w:hyperlink w:history="1" r:id="rIdacihjqjfhhwtvmglu7i8a">
               <w:r>
                 <w:rPr>
                   <w:rFonts w:ascii="Arial" w:cs="Arial" w:eastAsia="Arial" w:hAnsi="Arial"/>
@@ -4504,7 +4675,7 @@
             <w:pPr>
               <w:spacing w:after="20" w:before="0"/>
             </w:pPr>
-            <w:hyperlink w:history="1" r:id="rIdze5s6vwhkpma_i9lq-g6m">
+            <w:hyperlink w:history="1" r:id="rIdm66zgui5tpddfgj960jl0">
               <w:r>
                 <w:rPr>
                   <w:rFonts w:ascii="Arial" w:cs="Arial" w:eastAsia="Arial" w:hAnsi="Arial"/>
@@ -4537,7 +4708,7 @@
               <w:spacing w:after="10" w:before="0"/>
               <w:ind w:left="120"/>
             </w:pPr>
-            <w:hyperlink w:history="1" r:id="rIdca7i9dcuk0inamyri88li">
+            <w:hyperlink w:history="1" r:id="rIdbis1kppfxwutxii4ca3li">
               <w:r>
                 <w:rPr>
                   <w:rFonts w:ascii="Arial" w:cs="Arial" w:eastAsia="Arial" w:hAnsi="Arial"/>
@@ -4582,7 +4753,7 @@
             <w:pPr>
               <w:spacing w:after="20" w:before="0"/>
             </w:pPr>
-            <w:hyperlink w:history="1" r:id="rId7mqbhil5gznqhcs23kdss">
+            <w:hyperlink w:history="1" r:id="rId0mrz9g__ijxvhbpcxhnwl">
               <w:r>
                 <w:rPr>
                   <w:rFonts w:ascii="Arial" w:cs="Arial" w:eastAsia="Arial" w:hAnsi="Arial"/>
@@ -4615,7 +4786,7 @@
               <w:spacing w:after="10" w:before="0"/>
               <w:ind w:left="120"/>
             </w:pPr>
-            <w:hyperlink w:history="1" r:id="rIdv1l9srlk85ryx7xtnal6d">
+            <w:hyperlink w:history="1" r:id="rIdoz_vd-0xphbeer7p6p3zr">
               <w:r>
                 <w:rPr>
                   <w:rFonts w:ascii="Arial" w:cs="Arial" w:eastAsia="Arial" w:hAnsi="Arial"/>
@@ -5111,6 +5282,65 @@
         </w:tc>
       </w:tr>
     </w:tbl>
+    <w:p>
+      <w:pPr>
+        <w:pBdr>
+          <w:top w:val="single" w:color="BBBBBB" w:sz="4" w:space="4"/>
+        </w:pBdr>
+        <w:spacing w:after="0" w:before="160"/>
+      </w:pPr>
+      <w:r>
+        <w:rPr>
+          <w:rFonts w:ascii="Arial" w:cs="Arial" w:eastAsia="Arial" w:hAnsi="Arial"/>
+          <w:color w:val="666666"/>
+          <w:sz w:val="14"/>
+          <w:szCs w:val="14"/>
+        </w:rPr>
+        <w:t xml:space="preserve">© 2026 SeaVuria and ARES. Aligned with KICD objectives. Developed by SeaVuria; technical implementation by ARES (with AI assistance from Claude). Licensed under </w:t>
+      </w:r>
+      <w:hyperlink w:history="1" r:id="rIdkpriclyyam4tjki2ezxud">
+        <w:r>
+          <w:rPr>
+            <w:rFonts w:ascii="Arial" w:cs="Arial" w:eastAsia="Arial" w:hAnsi="Arial"/>
+            <w:color w:val="1F6B75"/>
+            <w:sz w:val="14"/>
+            <w:szCs w:val="14"/>
+            <w:u w:val="single" w:color="1F6B75"/>
+          </w:rPr>
+          <w:t xml:space="preserve">CC BY-NC 4.0</w:t>
+        </w:r>
+      </w:hyperlink>
+      <w:r>
+        <w:rPr>
+          <w:rFonts w:ascii="Arial" w:cs="Arial" w:eastAsia="Arial" w:hAnsi="Arial"/>
+          <w:color w:val="666666"/>
+          <w:sz w:val="14"/>
+          <w:szCs w:val="14"/>
+        </w:rPr>
+        <w:t xml:space="preserve"> (</w:t>
+      </w:r>
+      <w:hyperlink w:history="1" r:id="rIdpndngy5x8xvynvsqit7dn">
+        <w:r>
+          <w:rPr>
+            <w:rFonts w:ascii="Arial" w:cs="Arial" w:eastAsia="Arial" w:hAnsi="Arial"/>
+            <w:color w:val="1F6B75"/>
+            <w:sz w:val="14"/>
+            <w:szCs w:val="14"/>
+            <w:u w:val="single" w:color="1F6B75"/>
+          </w:rPr>
+          <w:t xml:space="preserve">https://creativecommons.org/licenses/by-nc/4.0/</w:t>
+        </w:r>
+      </w:hyperlink>
+      <w:r>
+        <w:rPr>
+          <w:rFonts w:ascii="Arial" w:cs="Arial" w:eastAsia="Arial" w:hAnsi="Arial"/>
+          <w:color w:val="666666"/>
+          <w:sz w:val="14"/>
+          <w:szCs w:val="14"/>
+        </w:rPr>
+        <w:t xml:space="preserve">).</w:t>
+      </w:r>
+    </w:p>
     <w:p>
       <w:r>
         <w:br w:type="page"/>
@@ -6102,7 +6332,7 @@
             <w:pPr>
               <w:spacing w:after="20" w:before="0"/>
             </w:pPr>
-            <w:hyperlink w:history="1" r:id="rIdojm_ajnvuxvv_bnpfhz2j">
+            <w:hyperlink w:history="1" r:id="rId6w8c6p-e1lxyepkyxuvps">
               <w:r>
                 <w:rPr>
                   <w:rFonts w:ascii="Arial" w:cs="Arial" w:eastAsia="Arial" w:hAnsi="Arial"/>
@@ -6135,7 +6365,7 @@
               <w:spacing w:after="10" w:before="0"/>
               <w:ind w:left="120"/>
             </w:pPr>
-            <w:hyperlink w:history="1" r:id="rIdqimvsatgr4wkl8166cwtq">
+            <w:hyperlink w:history="1" r:id="rIdk5psl2j26bihtb6o2o5e3">
               <w:r>
                 <w:rPr>
                   <w:rFonts w:ascii="Arial" w:cs="Arial" w:eastAsia="Arial" w:hAnsi="Arial"/>
@@ -6180,7 +6410,7 @@
             <w:pPr>
               <w:spacing w:after="20" w:before="0"/>
             </w:pPr>
-            <w:hyperlink w:history="1" r:id="rIdeawijooh-onkv9ar2ephu">
+            <w:hyperlink w:history="1" r:id="rIdkwwodilpl5dqgqk2gx1aa">
               <w:r>
                 <w:rPr>
                   <w:rFonts w:ascii="Arial" w:cs="Arial" w:eastAsia="Arial" w:hAnsi="Arial"/>
@@ -6213,7 +6443,7 @@
               <w:spacing w:after="10" w:before="0"/>
               <w:ind w:left="120"/>
             </w:pPr>
-            <w:hyperlink w:history="1" r:id="rId0est7ejp2qitnktupmeio">
+            <w:hyperlink w:history="1" r:id="rIdw-yuhcl_ehby4j9wup7fi">
               <w:r>
                 <w:rPr>
                   <w:rFonts w:ascii="Arial" w:cs="Arial" w:eastAsia="Arial" w:hAnsi="Arial"/>
@@ -6408,7 +6638,7 @@
             <w:pPr>
               <w:spacing w:after="20" w:before="0"/>
             </w:pPr>
-            <w:hyperlink w:history="1" r:id="rId4pw1php_ov-zhgyzxaabf">
+            <w:hyperlink w:history="1" r:id="rIdmn28nvuz4tsjzcp756n-u">
               <w:r>
                 <w:rPr>
                   <w:rFonts w:ascii="Arial" w:cs="Arial" w:eastAsia="Arial" w:hAnsi="Arial"/>
@@ -6441,7 +6671,7 @@
               <w:spacing w:after="10" w:before="0"/>
               <w:ind w:left="120"/>
             </w:pPr>
-            <w:hyperlink w:history="1" r:id="rIdymlyint0r867iqijo26ct">
+            <w:hyperlink w:history="1" r:id="rIdkvx6l_oycbtoxqlfgznlr">
               <w:r>
                 <w:rPr>
                   <w:rFonts w:ascii="Arial" w:cs="Arial" w:eastAsia="Arial" w:hAnsi="Arial"/>
@@ -6486,7 +6716,7 @@
             <w:pPr>
               <w:spacing w:after="20" w:before="0"/>
             </w:pPr>
-            <w:hyperlink w:history="1" r:id="rIdxleon-gzumuf8cqhvgtyo">
+            <w:hyperlink w:history="1" r:id="rIdd9r6eg0of5ykvuggrxouz">
               <w:r>
                 <w:rPr>
                   <w:rFonts w:ascii="Arial" w:cs="Arial" w:eastAsia="Arial" w:hAnsi="Arial"/>
@@ -6519,7 +6749,7 @@
               <w:spacing w:after="10" w:before="0"/>
               <w:ind w:left="120"/>
             </w:pPr>
-            <w:hyperlink w:history="1" r:id="rIdka00ou-inzthfvhetlpwf">
+            <w:hyperlink w:history="1" r:id="rId8xsvqwp_un5h7namxwksq">
               <w:r>
                 <w:rPr>
                   <w:rFonts w:ascii="Arial" w:cs="Arial" w:eastAsia="Arial" w:hAnsi="Arial"/>
@@ -6714,7 +6944,7 @@
             <w:pPr>
               <w:spacing w:after="20" w:before="0"/>
             </w:pPr>
-            <w:hyperlink w:history="1" r:id="rIdf7brd3eogpxbhon4w2whh">
+            <w:hyperlink w:history="1" r:id="rIdc5jrw1skl8utgjsz85h7d">
               <w:r>
                 <w:rPr>
                   <w:rFonts w:ascii="Arial" w:cs="Arial" w:eastAsia="Arial" w:hAnsi="Arial"/>
@@ -6747,7 +6977,7 @@
               <w:spacing w:after="10" w:before="0"/>
               <w:ind w:left="120"/>
             </w:pPr>
-            <w:hyperlink w:history="1" r:id="rId7033_epik-02fwo6wkrze">
+            <w:hyperlink w:history="1" r:id="rIdsvmlhqlbth4ggtap-kjp3">
               <w:r>
                 <w:rPr>
                   <w:rFonts w:ascii="Arial" w:cs="Arial" w:eastAsia="Arial" w:hAnsi="Arial"/>
@@ -6792,7 +7022,7 @@
             <w:pPr>
               <w:spacing w:after="20" w:before="0"/>
             </w:pPr>
-            <w:hyperlink w:history="1" r:id="rIdnxx35u94ivnienwrtma49">
+            <w:hyperlink w:history="1" r:id="rIdqlrqv5vdt8q2jrqm9a3u6">
               <w:r>
                 <w:rPr>
                   <w:rFonts w:ascii="Arial" w:cs="Arial" w:eastAsia="Arial" w:hAnsi="Arial"/>
@@ -6825,7 +7055,7 @@
               <w:spacing w:after="10" w:before="0"/>
               <w:ind w:left="120"/>
             </w:pPr>
-            <w:hyperlink w:history="1" r:id="rIdbh_isd4mw2y1vh6a3qmb6">
+            <w:hyperlink w:history="1" r:id="rId4dt_g7ydisprvssisbnrz">
               <w:r>
                 <w:rPr>
                   <w:rFonts w:ascii="Arial" w:cs="Arial" w:eastAsia="Arial" w:hAnsi="Arial"/>
@@ -7020,7 +7250,7 @@
             <w:pPr>
               <w:spacing w:after="20" w:before="0"/>
             </w:pPr>
-            <w:hyperlink w:history="1" r:id="rIdny_pqxq0sszqbdvnmgarr">
+            <w:hyperlink w:history="1" r:id="rIdbejz6dw-kljaxsyq6gp2l">
               <w:r>
                 <w:rPr>
                   <w:rFonts w:ascii="Arial" w:cs="Arial" w:eastAsia="Arial" w:hAnsi="Arial"/>
@@ -7053,7 +7283,7 @@
               <w:spacing w:after="10" w:before="0"/>
               <w:ind w:left="120"/>
             </w:pPr>
-            <w:hyperlink w:history="1" r:id="rIdgaiowb1wzutajvrppyzsd">
+            <w:hyperlink w:history="1" r:id="rIdwafmh4ojrmr1pxccvkttg">
               <w:r>
                 <w:rPr>
                   <w:rFonts w:ascii="Arial" w:cs="Arial" w:eastAsia="Arial" w:hAnsi="Arial"/>
@@ -7098,7 +7328,7 @@
             <w:pPr>
               <w:spacing w:after="20" w:before="0"/>
             </w:pPr>
-            <w:hyperlink w:history="1" r:id="rIdc0gb489tivjb8fnxfmuoj">
+            <w:hyperlink w:history="1" r:id="rIdhhh-lbyat0mejkdkyhrt7">
               <w:r>
                 <w:rPr>
                   <w:rFonts w:ascii="Arial" w:cs="Arial" w:eastAsia="Arial" w:hAnsi="Arial"/>
@@ -7131,7 +7361,7 @@
               <w:spacing w:after="10" w:before="0"/>
               <w:ind w:left="120"/>
             </w:pPr>
-            <w:hyperlink w:history="1" r:id="rId8tgma-qduvxvzykdq7a9w">
+            <w:hyperlink w:history="1" r:id="rIdrgoukttbeefipqjrgfajl">
               <w:r>
                 <w:rPr>
                   <w:rFonts w:ascii="Arial" w:cs="Arial" w:eastAsia="Arial" w:hAnsi="Arial"/>
@@ -7326,7 +7556,7 @@
             <w:pPr>
               <w:spacing w:after="20" w:before="0"/>
             </w:pPr>
-            <w:hyperlink w:history="1" r:id="rIdxuddd7qmku0iqguvcfyko">
+            <w:hyperlink w:history="1" r:id="rIdoeql5zli1fmlvndhnyjt6">
               <w:r>
                 <w:rPr>
                   <w:rFonts w:ascii="Arial" w:cs="Arial" w:eastAsia="Arial" w:hAnsi="Arial"/>
@@ -7359,7 +7589,7 @@
               <w:spacing w:after="10" w:before="0"/>
               <w:ind w:left="120"/>
             </w:pPr>
-            <w:hyperlink w:history="1" r:id="rIdfxe6ppbccbzirmzzszpne">
+            <w:hyperlink w:history="1" r:id="rIdxryl4dlvbbspxwk0eqy7y">
               <w:r>
                 <w:rPr>
                   <w:rFonts w:ascii="Arial" w:cs="Arial" w:eastAsia="Arial" w:hAnsi="Arial"/>
@@ -7404,7 +7634,7 @@
             <w:pPr>
               <w:spacing w:after="20" w:before="0"/>
             </w:pPr>
-            <w:hyperlink w:history="1" r:id="rIdaegzb8r8oibwkpou3etz1">
+            <w:hyperlink w:history="1" r:id="rIdvd5avudtej7vcmzg6clxd">
               <w:r>
                 <w:rPr>
                   <w:rFonts w:ascii="Arial" w:cs="Arial" w:eastAsia="Arial" w:hAnsi="Arial"/>
@@ -7437,7 +7667,7 @@
               <w:spacing w:after="10" w:before="0"/>
               <w:ind w:left="120"/>
             </w:pPr>
-            <w:hyperlink w:history="1" r:id="rIdym5pno2at36zgy2kmcwnu">
+            <w:hyperlink w:history="1" r:id="rId0rlugrjonr_e_sxty0sv8">
               <w:r>
                 <w:rPr>
                   <w:rFonts w:ascii="Arial" w:cs="Arial" w:eastAsia="Arial" w:hAnsi="Arial"/>
@@ -8047,6 +8277,65 @@
         </w:tc>
       </w:tr>
     </w:tbl>
+    <w:p>
+      <w:pPr>
+        <w:pBdr>
+          <w:top w:val="single" w:color="BBBBBB" w:sz="4" w:space="4"/>
+        </w:pBdr>
+        <w:spacing w:after="0" w:before="160"/>
+      </w:pPr>
+      <w:r>
+        <w:rPr>
+          <w:rFonts w:ascii="Arial" w:cs="Arial" w:eastAsia="Arial" w:hAnsi="Arial"/>
+          <w:color w:val="666666"/>
+          <w:sz w:val="14"/>
+          <w:szCs w:val="14"/>
+        </w:rPr>
+        <w:t xml:space="preserve">© 2026 SeaVuria and ARES. Aligned with KICD objectives. Developed by SeaVuria; technical implementation by ARES (with AI assistance from Claude). Licensed under </w:t>
+      </w:r>
+      <w:hyperlink w:history="1" r:id="rIddlynajtiopt19iv1suvws">
+        <w:r>
+          <w:rPr>
+            <w:rFonts w:ascii="Arial" w:cs="Arial" w:eastAsia="Arial" w:hAnsi="Arial"/>
+            <w:color w:val="1F6B75"/>
+            <w:sz w:val="14"/>
+            <w:szCs w:val="14"/>
+            <w:u w:val="single" w:color="1F6B75"/>
+          </w:rPr>
+          <w:t xml:space="preserve">CC BY-NC 4.0</w:t>
+        </w:r>
+      </w:hyperlink>
+      <w:r>
+        <w:rPr>
+          <w:rFonts w:ascii="Arial" w:cs="Arial" w:eastAsia="Arial" w:hAnsi="Arial"/>
+          <w:color w:val="666666"/>
+          <w:sz w:val="14"/>
+          <w:szCs w:val="14"/>
+        </w:rPr>
+        <w:t xml:space="preserve"> (</w:t>
+      </w:r>
+      <w:hyperlink w:history="1" r:id="rId4jrwbfjnlwwrc9cjbm4cz">
+        <w:r>
+          <w:rPr>
+            <w:rFonts w:ascii="Arial" w:cs="Arial" w:eastAsia="Arial" w:hAnsi="Arial"/>
+            <w:color w:val="1F6B75"/>
+            <w:sz w:val="14"/>
+            <w:szCs w:val="14"/>
+            <w:u w:val="single" w:color="1F6B75"/>
+          </w:rPr>
+          <w:t xml:space="preserve">https://creativecommons.org/licenses/by-nc/4.0/</w:t>
+        </w:r>
+      </w:hyperlink>
+      <w:r>
+        <w:rPr>
+          <w:rFonts w:ascii="Arial" w:cs="Arial" w:eastAsia="Arial" w:hAnsi="Arial"/>
+          <w:color w:val="666666"/>
+          <w:sz w:val="14"/>
+          <w:szCs w:val="14"/>
+        </w:rPr>
+        <w:t xml:space="preserve">).</w:t>
+      </w:r>
+    </w:p>
     <w:p>
       <w:r>
         <w:br w:type="page"/>
@@ -9038,7 +9327,7 @@
             <w:pPr>
               <w:spacing w:after="20" w:before="0"/>
             </w:pPr>
-            <w:hyperlink w:history="1" r:id="rIdto_yieyzxfzkcumwvh_nu">
+            <w:hyperlink w:history="1" r:id="rIds14lzaconxr5wfnubt9u4">
               <w:r>
                 <w:rPr>
                   <w:rFonts w:ascii="Arial" w:cs="Arial" w:eastAsia="Arial" w:hAnsi="Arial"/>
@@ -9071,7 +9360,7 @@
               <w:spacing w:after="10" w:before="0"/>
               <w:ind w:left="120"/>
             </w:pPr>
-            <w:hyperlink w:history="1" r:id="rIdggmjyop_hhmfzzc63jh1q">
+            <w:hyperlink w:history="1" r:id="rIdufvogoc3kwkdesciju8zv">
               <w:r>
                 <w:rPr>
                   <w:rFonts w:ascii="Arial" w:cs="Arial" w:eastAsia="Arial" w:hAnsi="Arial"/>
@@ -9133,7 +9422,7 @@
               <w:spacing w:after="10" w:before="0"/>
               <w:ind w:left="120"/>
             </w:pPr>
-            <w:hyperlink w:history="1" r:id="rIdfogu6htlwlkupzozckvk7">
+            <w:hyperlink w:history="1" r:id="rIdqzxtan6-dkc9xwmy1lnda">
               <w:r>
                 <w:rPr>
                   <w:rFonts w:ascii="Arial" w:cs="Arial" w:eastAsia="Arial" w:hAnsi="Arial"/>
@@ -9343,7 +9632,7 @@
             <w:pPr>
               <w:spacing w:after="20" w:before="0"/>
             </w:pPr>
-            <w:hyperlink w:history="1" r:id="rIds3shlvz0phlkit4kng7la">
+            <w:hyperlink w:history="1" r:id="rIdkbvncp3nci39d5s75c4vl">
               <w:r>
                 <w:rPr>
                   <w:rFonts w:ascii="Arial" w:cs="Arial" w:eastAsia="Arial" w:hAnsi="Arial"/>
@@ -9376,7 +9665,7 @@
               <w:spacing w:after="10" w:before="0"/>
               <w:ind w:left="120"/>
             </w:pPr>
-            <w:hyperlink w:history="1" r:id="rIdwetvnlveejgahqe4dv-r0">
+            <w:hyperlink w:history="1" r:id="rIdaluxqucjfb6ugigedktui">
               <w:r>
                 <w:rPr>
                   <w:rFonts w:ascii="Arial" w:cs="Arial" w:eastAsia="Arial" w:hAnsi="Arial"/>
@@ -9438,7 +9727,7 @@
               <w:spacing w:after="10" w:before="0"/>
               <w:ind w:left="120"/>
             </w:pPr>
-            <w:hyperlink w:history="1" r:id="rIdlem9s5dtqmmniraxw1sgp">
+            <w:hyperlink w:history="1" r:id="rIdwhvebshqlnnknzluot2cd">
               <w:r>
                 <w:rPr>
                   <w:rFonts w:ascii="Arial" w:cs="Arial" w:eastAsia="Arial" w:hAnsi="Arial"/>
@@ -9648,7 +9937,7 @@
             <w:pPr>
               <w:spacing w:after="20" w:before="0"/>
             </w:pPr>
-            <w:hyperlink w:history="1" r:id="rIdrckts8-zm-ehcpndr4lgu">
+            <w:hyperlink w:history="1" r:id="rIdmcrz_bzq6ob7n3ghwemsi">
               <w:r>
                 <w:rPr>
                   <w:rFonts w:ascii="Arial" w:cs="Arial" w:eastAsia="Arial" w:hAnsi="Arial"/>
@@ -9681,7 +9970,7 @@
               <w:spacing w:after="10" w:before="0"/>
               <w:ind w:left="120"/>
             </w:pPr>
-            <w:hyperlink w:history="1" r:id="rIdcrintjpaax5ru8spthhxr">
+            <w:hyperlink w:history="1" r:id="rId_g-nq1asm9zna-tqf_bma">
               <w:r>
                 <w:rPr>
                   <w:rFonts w:ascii="Arial" w:cs="Arial" w:eastAsia="Arial" w:hAnsi="Arial"/>
@@ -9743,7 +10032,7 @@
               <w:spacing w:after="10" w:before="0"/>
               <w:ind w:left="120"/>
             </w:pPr>
-            <w:hyperlink w:history="1" r:id="rIdehv79vhp0ygquggmomy92">
+            <w:hyperlink w:history="1" r:id="rIdjakx_iywha4r_ddpat4gn">
               <w:r>
                 <w:rPr>
                   <w:rFonts w:ascii="Arial" w:cs="Arial" w:eastAsia="Arial" w:hAnsi="Arial"/>
@@ -9953,7 +10242,7 @@
             <w:pPr>
               <w:spacing w:after="20" w:before="0"/>
             </w:pPr>
-            <w:hyperlink w:history="1" r:id="rIdpmvfyohntjagjp-f3ko3a">
+            <w:hyperlink w:history="1" r:id="rId6blccerjgclojpham3a_u">
               <w:r>
                 <w:rPr>
                   <w:rFonts w:ascii="Arial" w:cs="Arial" w:eastAsia="Arial" w:hAnsi="Arial"/>
@@ -9986,7 +10275,7 @@
               <w:spacing w:after="10" w:before="0"/>
               <w:ind w:left="120"/>
             </w:pPr>
-            <w:hyperlink w:history="1" r:id="rId7hmqzprj0bn1e8ln_-qvl">
+            <w:hyperlink w:history="1" r:id="rIdrfcj2pqfyyvtltkq8a2ga">
               <w:r>
                 <w:rPr>
                   <w:rFonts w:ascii="Arial" w:cs="Arial" w:eastAsia="Arial" w:hAnsi="Arial"/>
@@ -10048,7 +10337,7 @@
               <w:spacing w:after="10" w:before="0"/>
               <w:ind w:left="120"/>
             </w:pPr>
-            <w:hyperlink w:history="1" r:id="rIdqe_rdd58ma_wu3fbpgxkx">
+            <w:hyperlink w:history="1" r:id="rIdairwkrazkz_h7acqlaicb">
               <w:r>
                 <w:rPr>
                   <w:rFonts w:ascii="Arial" w:cs="Arial" w:eastAsia="Arial" w:hAnsi="Arial"/>
@@ -10258,7 +10547,7 @@
             <w:pPr>
               <w:spacing w:after="20" w:before="0"/>
             </w:pPr>
-            <w:hyperlink w:history="1" r:id="rIdkzgpwljo0or9u4zbbpswr">
+            <w:hyperlink w:history="1" r:id="rId0gq3fsgsqginhg17d5opi">
               <w:r>
                 <w:rPr>
                   <w:rFonts w:ascii="Arial" w:cs="Arial" w:eastAsia="Arial" w:hAnsi="Arial"/>
@@ -10291,7 +10580,7 @@
               <w:spacing w:after="10" w:before="0"/>
               <w:ind w:left="120"/>
             </w:pPr>
-            <w:hyperlink w:history="1" r:id="rIdgxz3aeuspnkhddwf_o6le">
+            <w:hyperlink w:history="1" r:id="rId55vxqqbve0qj3kv1d8qmg">
               <w:r>
                 <w:rPr>
                   <w:rFonts w:ascii="Arial" w:cs="Arial" w:eastAsia="Arial" w:hAnsi="Arial"/>
@@ -10353,7 +10642,7 @@
               <w:spacing w:after="10" w:before="0"/>
               <w:ind w:left="120"/>
             </w:pPr>
-            <w:hyperlink w:history="1" r:id="rIdtribwopt5vgzphywleizp">
+            <w:hyperlink w:history="1" r:id="rIdhvp2lnpfwnyi7a-s9axcw">
               <w:r>
                 <w:rPr>
                   <w:rFonts w:ascii="Arial" w:cs="Arial" w:eastAsia="Arial" w:hAnsi="Arial"/>
@@ -10864,6 +11153,65 @@
         </w:tc>
       </w:tr>
     </w:tbl>
+    <w:p>
+      <w:pPr>
+        <w:pBdr>
+          <w:top w:val="single" w:color="BBBBBB" w:sz="4" w:space="4"/>
+        </w:pBdr>
+        <w:spacing w:after="0" w:before="160"/>
+      </w:pPr>
+      <w:r>
+        <w:rPr>
+          <w:rFonts w:ascii="Arial" w:cs="Arial" w:eastAsia="Arial" w:hAnsi="Arial"/>
+          <w:color w:val="666666"/>
+          <w:sz w:val="14"/>
+          <w:szCs w:val="14"/>
+        </w:rPr>
+        <w:t xml:space="preserve">© 2026 SeaVuria and ARES. Aligned with KICD objectives. Developed by SeaVuria; technical implementation by ARES (with AI assistance from Claude). Licensed under </w:t>
+      </w:r>
+      <w:hyperlink w:history="1" r:id="rIddh8dk_nva1t7fqltvm7eh">
+        <w:r>
+          <w:rPr>
+            <w:rFonts w:ascii="Arial" w:cs="Arial" w:eastAsia="Arial" w:hAnsi="Arial"/>
+            <w:color w:val="1F6B75"/>
+            <w:sz w:val="14"/>
+            <w:szCs w:val="14"/>
+            <w:u w:val="single" w:color="1F6B75"/>
+          </w:rPr>
+          <w:t xml:space="preserve">CC BY-NC 4.0</w:t>
+        </w:r>
+      </w:hyperlink>
+      <w:r>
+        <w:rPr>
+          <w:rFonts w:ascii="Arial" w:cs="Arial" w:eastAsia="Arial" w:hAnsi="Arial"/>
+          <w:color w:val="666666"/>
+          <w:sz w:val="14"/>
+          <w:szCs w:val="14"/>
+        </w:rPr>
+        <w:t xml:space="preserve"> (</w:t>
+      </w:r>
+      <w:hyperlink w:history="1" r:id="rIdhzqzmb-38qk0n6xdo1x6n">
+        <w:r>
+          <w:rPr>
+            <w:rFonts w:ascii="Arial" w:cs="Arial" w:eastAsia="Arial" w:hAnsi="Arial"/>
+            <w:color w:val="1F6B75"/>
+            <w:sz w:val="14"/>
+            <w:szCs w:val="14"/>
+            <w:u w:val="single" w:color="1F6B75"/>
+          </w:rPr>
+          <w:t xml:space="preserve">https://creativecommons.org/licenses/by-nc/4.0/</w:t>
+        </w:r>
+      </w:hyperlink>
+      <w:r>
+        <w:rPr>
+          <w:rFonts w:ascii="Arial" w:cs="Arial" w:eastAsia="Arial" w:hAnsi="Arial"/>
+          <w:color w:val="666666"/>
+          <w:sz w:val="14"/>
+          <w:szCs w:val="14"/>
+        </w:rPr>
+        <w:t xml:space="preserve">).</w:t>
+      </w:r>
+    </w:p>
     <w:p>
       <w:r>
         <w:br w:type="page"/>
@@ -11872,7 +12220,7 @@
               <w:spacing w:after="10" w:before="0"/>
               <w:ind w:left="120"/>
             </w:pPr>
-            <w:hyperlink w:history="1" r:id="rId0s0hd2zmyaahxhwqnlhh_">
+            <w:hyperlink w:history="1" r:id="rIdulqowd37ul97ax6nce0yj">
               <w:r>
                 <w:rPr>
                   <w:rFonts w:ascii="Arial" w:cs="Arial" w:eastAsia="Arial" w:hAnsi="Arial"/>
@@ -11949,7 +12297,7 @@
               <w:spacing w:after="10" w:before="0"/>
               <w:ind w:left="120"/>
             </w:pPr>
-            <w:hyperlink w:history="1" r:id="rIdhyibtk0uqti1po7out6kk">
+            <w:hyperlink w:history="1" r:id="rId8m1fmwamfgu7tzdnrn_xf">
               <w:r>
                 <w:rPr>
                   <w:rFonts w:ascii="Arial" w:cs="Arial" w:eastAsia="Arial" w:hAnsi="Arial"/>
@@ -12176,7 +12524,7 @@
               <w:spacing w:after="10" w:before="0"/>
               <w:ind w:left="120"/>
             </w:pPr>
-            <w:hyperlink w:history="1" r:id="rIdxif_eppfjj2l1hmhq_eul">
+            <w:hyperlink w:history="1" r:id="rIdcvv5yqnoiicr_ej5io9cf">
               <w:r>
                 <w:rPr>
                   <w:rFonts w:ascii="Arial" w:cs="Arial" w:eastAsia="Arial" w:hAnsi="Arial"/>
@@ -12253,7 +12601,7 @@
               <w:spacing w:after="10" w:before="0"/>
               <w:ind w:left="120"/>
             </w:pPr>
-            <w:hyperlink w:history="1" r:id="rIdbyjzul8cornmcegr0wyls">
+            <w:hyperlink w:history="1" r:id="rIdk6wrblcmetk12vdalrbnt">
               <w:r>
                 <w:rPr>
                   <w:rFonts w:ascii="Arial" w:cs="Arial" w:eastAsia="Arial" w:hAnsi="Arial"/>
@@ -12480,7 +12828,7 @@
               <w:spacing w:after="10" w:before="0"/>
               <w:ind w:left="120"/>
             </w:pPr>
-            <w:hyperlink w:history="1" r:id="rId7-eziqsmebeh7emuq2uga">
+            <w:hyperlink w:history="1" r:id="rId1xdxws9mixyu8khhy6wo_">
               <w:r>
                 <w:rPr>
                   <w:rFonts w:ascii="Arial" w:cs="Arial" w:eastAsia="Arial" w:hAnsi="Arial"/>
@@ -12557,7 +12905,7 @@
               <w:spacing w:after="10" w:before="0"/>
               <w:ind w:left="120"/>
             </w:pPr>
-            <w:hyperlink w:history="1" r:id="rId2t2qanqxyt8g_esyymis4">
+            <w:hyperlink w:history="1" r:id="rIdissidf7yy5zk0es0mpieo">
               <w:r>
                 <w:rPr>
                   <w:rFonts w:ascii="Arial" w:cs="Arial" w:eastAsia="Arial" w:hAnsi="Arial"/>
@@ -12784,7 +13132,7 @@
               <w:spacing w:after="10" w:before="0"/>
               <w:ind w:left="120"/>
             </w:pPr>
-            <w:hyperlink w:history="1" r:id="rIdje_xccb1-uo-6ivlqnr6r">
+            <w:hyperlink w:history="1" r:id="rIds-i78vorriebbywgsjjte">
               <w:r>
                 <w:rPr>
                   <w:rFonts w:ascii="Arial" w:cs="Arial" w:eastAsia="Arial" w:hAnsi="Arial"/>
@@ -12861,7 +13209,7 @@
               <w:spacing w:after="10" w:before="0"/>
               <w:ind w:left="120"/>
             </w:pPr>
-            <w:hyperlink w:history="1" r:id="rId7l3ubpazpkblnptbujxbq">
+            <w:hyperlink w:history="1" r:id="rId_n5m0z9wtfbz2imyl1aqn">
               <w:r>
                 <w:rPr>
                   <w:rFonts w:ascii="Arial" w:cs="Arial" w:eastAsia="Arial" w:hAnsi="Arial"/>
@@ -13088,7 +13436,7 @@
               <w:spacing w:after="10" w:before="0"/>
               <w:ind w:left="120"/>
             </w:pPr>
-            <w:hyperlink w:history="1" r:id="rId7wnui03api4od7dswiosa">
+            <w:hyperlink w:history="1" r:id="rIdojfzey8d880q7ramt7zew">
               <w:r>
                 <w:rPr>
                   <w:rFonts w:ascii="Arial" w:cs="Arial" w:eastAsia="Arial" w:hAnsi="Arial"/>
@@ -13165,7 +13513,7 @@
               <w:spacing w:after="10" w:before="0"/>
               <w:ind w:left="120"/>
             </w:pPr>
-            <w:hyperlink w:history="1" r:id="rId0lxxyzr7m6n7qmlrkahy8">
+            <w:hyperlink w:history="1" r:id="rIdtoraqhcehzh30f865tvba">
               <w:r>
                 <w:rPr>
                   <w:rFonts w:ascii="Arial" w:cs="Arial" w:eastAsia="Arial" w:hAnsi="Arial"/>
@@ -13790,6 +14138,65 @@
         </w:tc>
       </w:tr>
     </w:tbl>
+    <w:p>
+      <w:pPr>
+        <w:pBdr>
+          <w:top w:val="single" w:color="BBBBBB" w:sz="4" w:space="4"/>
+        </w:pBdr>
+        <w:spacing w:after="0" w:before="160"/>
+      </w:pPr>
+      <w:r>
+        <w:rPr>
+          <w:rFonts w:ascii="Arial" w:cs="Arial" w:eastAsia="Arial" w:hAnsi="Arial"/>
+          <w:color w:val="666666"/>
+          <w:sz w:val="14"/>
+          <w:szCs w:val="14"/>
+        </w:rPr>
+        <w:t xml:space="preserve">© 2026 SeaVuria and ARES. Aligned with KICD objectives. Developed by SeaVuria; technical implementation by ARES (with AI assistance from Claude). Licensed under </w:t>
+      </w:r>
+      <w:hyperlink w:history="1" r:id="rIdpt-oypehml_nwtiyfnaxh">
+        <w:r>
+          <w:rPr>
+            <w:rFonts w:ascii="Arial" w:cs="Arial" w:eastAsia="Arial" w:hAnsi="Arial"/>
+            <w:color w:val="1F6B75"/>
+            <w:sz w:val="14"/>
+            <w:szCs w:val="14"/>
+            <w:u w:val="single" w:color="1F6B75"/>
+          </w:rPr>
+          <w:t xml:space="preserve">CC BY-NC 4.0</w:t>
+        </w:r>
+      </w:hyperlink>
+      <w:r>
+        <w:rPr>
+          <w:rFonts w:ascii="Arial" w:cs="Arial" w:eastAsia="Arial" w:hAnsi="Arial"/>
+          <w:color w:val="666666"/>
+          <w:sz w:val="14"/>
+          <w:szCs w:val="14"/>
+        </w:rPr>
+        <w:t xml:space="preserve"> (</w:t>
+      </w:r>
+      <w:hyperlink w:history="1" r:id="rIdqfk3bzmno2wh9dw01mrjv">
+        <w:r>
+          <w:rPr>
+            <w:rFonts w:ascii="Arial" w:cs="Arial" w:eastAsia="Arial" w:hAnsi="Arial"/>
+            <w:color w:val="1F6B75"/>
+            <w:sz w:val="14"/>
+            <w:szCs w:val="14"/>
+            <w:u w:val="single" w:color="1F6B75"/>
+          </w:rPr>
+          <w:t xml:space="preserve">https://creativecommons.org/licenses/by-nc/4.0/</w:t>
+        </w:r>
+      </w:hyperlink>
+      <w:r>
+        <w:rPr>
+          <w:rFonts w:ascii="Arial" w:cs="Arial" w:eastAsia="Arial" w:hAnsi="Arial"/>
+          <w:color w:val="666666"/>
+          <w:sz w:val="14"/>
+          <w:szCs w:val="14"/>
+        </w:rPr>
+        <w:t xml:space="preserve">).</w:t>
+      </w:r>
+    </w:p>
     <w:p>
       <w:r>
         <w:br w:type="page"/>
@@ -14781,7 +15188,7 @@
             <w:pPr>
               <w:spacing w:after="20" w:before="0"/>
             </w:pPr>
-            <w:hyperlink w:history="1" r:id="rIdxzzin_grz9oh6ll-cu-vg">
+            <w:hyperlink w:history="1" r:id="rIddmaux-9jzgw863dvbe4cu">
               <w:r>
                 <w:rPr>
                   <w:rFonts w:ascii="Arial" w:cs="Arial" w:eastAsia="Arial" w:hAnsi="Arial"/>
@@ -14814,7 +15221,7 @@
               <w:spacing w:after="10" w:before="0"/>
               <w:ind w:left="120"/>
             </w:pPr>
-            <w:hyperlink w:history="1" r:id="rIdvlixlljm6nrtpwdwrfwh6">
+            <w:hyperlink w:history="1" r:id="rIdunl4dsq6yvnic-hfwtjkr">
               <w:r>
                 <w:rPr>
                   <w:rFonts w:ascii="Arial" w:cs="Arial" w:eastAsia="Arial" w:hAnsi="Arial"/>
@@ -14859,7 +15266,7 @@
             <w:pPr>
               <w:spacing w:after="20" w:before="0"/>
             </w:pPr>
-            <w:hyperlink w:history="1" r:id="rIdaejgktqtnzke27hmaz2tz">
+            <w:hyperlink w:history="1" r:id="rId_cccmz_rf8nnobitbgfcq">
               <w:r>
                 <w:rPr>
                   <w:rFonts w:ascii="Arial" w:cs="Arial" w:eastAsia="Arial" w:hAnsi="Arial"/>
@@ -14892,7 +15299,7 @@
               <w:spacing w:after="10" w:before="0"/>
               <w:ind w:left="120"/>
             </w:pPr>
-            <w:hyperlink w:history="1" r:id="rId8x0fdtqnfc6pegeahlify">
+            <w:hyperlink w:history="1" r:id="rIdi9vlrbcp0t2t0ps_dfcn_">
               <w:r>
                 <w:rPr>
                   <w:rFonts w:ascii="Arial" w:cs="Arial" w:eastAsia="Arial" w:hAnsi="Arial"/>
@@ -15087,7 +15494,7 @@
             <w:pPr>
               <w:spacing w:after="20" w:before="0"/>
             </w:pPr>
-            <w:hyperlink w:history="1" r:id="rIdfjm1ctvq8n7ll_o9nfcgt">
+            <w:hyperlink w:history="1" r:id="rIdpgwykzco8drmlmhxmvnas">
               <w:r>
                 <w:rPr>
                   <w:rFonts w:ascii="Arial" w:cs="Arial" w:eastAsia="Arial" w:hAnsi="Arial"/>
@@ -15120,7 +15527,7 @@
               <w:spacing w:after="10" w:before="0"/>
               <w:ind w:left="120"/>
             </w:pPr>
-            <w:hyperlink w:history="1" r:id="rIdpalqklkac96abb6syslkl">
+            <w:hyperlink w:history="1" r:id="rId1v8ptv8oznf-q_3ek5wcd">
               <w:r>
                 <w:rPr>
                   <w:rFonts w:ascii="Arial" w:cs="Arial" w:eastAsia="Arial" w:hAnsi="Arial"/>
@@ -15165,7 +15572,7 @@
             <w:pPr>
               <w:spacing w:after="20" w:before="0"/>
             </w:pPr>
-            <w:hyperlink w:history="1" r:id="rIdkhplb9gvc41kkzx1he2q6">
+            <w:hyperlink w:history="1" r:id="rIdcfir-lvywdnaw57ktgi59">
               <w:r>
                 <w:rPr>
                   <w:rFonts w:ascii="Arial" w:cs="Arial" w:eastAsia="Arial" w:hAnsi="Arial"/>
@@ -15198,7 +15605,7 @@
               <w:spacing w:after="10" w:before="0"/>
               <w:ind w:left="120"/>
             </w:pPr>
-            <w:hyperlink w:history="1" r:id="rIdiixdsiqn_avo5ggjn7mq-">
+            <w:hyperlink w:history="1" r:id="rId5usa3u0pk0-ausiaqpcmu">
               <w:r>
                 <w:rPr>
                   <w:rFonts w:ascii="Arial" w:cs="Arial" w:eastAsia="Arial" w:hAnsi="Arial"/>
@@ -15393,7 +15800,7 @@
             <w:pPr>
               <w:spacing w:after="20" w:before="0"/>
             </w:pPr>
-            <w:hyperlink w:history="1" r:id="rIdyvxbt-xirxflt6m7rfyk4">
+            <w:hyperlink w:history="1" r:id="rIdarvilddp9kd4ipevssd07">
               <w:r>
                 <w:rPr>
                   <w:rFonts w:ascii="Arial" w:cs="Arial" w:eastAsia="Arial" w:hAnsi="Arial"/>
@@ -15426,7 +15833,7 @@
               <w:spacing w:after="10" w:before="0"/>
               <w:ind w:left="120"/>
             </w:pPr>
-            <w:hyperlink w:history="1" r:id="rIdk6p4bk-fvnaqgfbwb9mmc">
+            <w:hyperlink w:history="1" r:id="rIdl4ehzihiax1ese2plqqgg">
               <w:r>
                 <w:rPr>
                   <w:rFonts w:ascii="Arial" w:cs="Arial" w:eastAsia="Arial" w:hAnsi="Arial"/>
@@ -15471,7 +15878,7 @@
             <w:pPr>
               <w:spacing w:after="20" w:before="0"/>
             </w:pPr>
-            <w:hyperlink w:history="1" r:id="rIdtzeoa4nu6ffxzjsxfofn9">
+            <w:hyperlink w:history="1" r:id="rIdlr_xgatrckgaqn252io_m">
               <w:r>
                 <w:rPr>
                   <w:rFonts w:ascii="Arial" w:cs="Arial" w:eastAsia="Arial" w:hAnsi="Arial"/>
@@ -15504,7 +15911,7 @@
               <w:spacing w:after="10" w:before="0"/>
               <w:ind w:left="120"/>
             </w:pPr>
-            <w:hyperlink w:history="1" r:id="rIdwstbmgj9doypea-_fdx9p">
+            <w:hyperlink w:history="1" r:id="rIdssq691cd-qno3bbk0tnnb">
               <w:r>
                 <w:rPr>
                   <w:rFonts w:ascii="Arial" w:cs="Arial" w:eastAsia="Arial" w:hAnsi="Arial"/>
@@ -15699,7 +16106,7 @@
             <w:pPr>
               <w:spacing w:after="20" w:before="0"/>
             </w:pPr>
-            <w:hyperlink w:history="1" r:id="rIdq_jj5ijxs0s_jc2m62t02">
+            <w:hyperlink w:history="1" r:id="rIdugxt0fpklmtfxtvi5imia">
               <w:r>
                 <w:rPr>
                   <w:rFonts w:ascii="Arial" w:cs="Arial" w:eastAsia="Arial" w:hAnsi="Arial"/>
@@ -15732,7 +16139,7 @@
               <w:spacing w:after="10" w:before="0"/>
               <w:ind w:left="120"/>
             </w:pPr>
-            <w:hyperlink w:history="1" r:id="rId9hmfxqoeohtotpyzzwlow">
+            <w:hyperlink w:history="1" r:id="rId-btrct0n6lvk3itchr-sy">
               <w:r>
                 <w:rPr>
                   <w:rFonts w:ascii="Arial" w:cs="Arial" w:eastAsia="Arial" w:hAnsi="Arial"/>
@@ -15777,7 +16184,7 @@
             <w:pPr>
               <w:spacing w:after="20" w:before="0"/>
             </w:pPr>
-            <w:hyperlink w:history="1" r:id="rIdhp-crm7kdcnuitjvdflxn">
+            <w:hyperlink w:history="1" r:id="rIdmao0t2z02iganhfggw5g4">
               <w:r>
                 <w:rPr>
                   <w:rFonts w:ascii="Arial" w:cs="Arial" w:eastAsia="Arial" w:hAnsi="Arial"/>
@@ -15810,7 +16217,7 @@
               <w:spacing w:after="10" w:before="0"/>
               <w:ind w:left="120"/>
             </w:pPr>
-            <w:hyperlink w:history="1" r:id="rIdkgtfwq_hcqxfvggislnkt">
+            <w:hyperlink w:history="1" r:id="rIdi_ley_veqyusdrbzqfu0z">
               <w:r>
                 <w:rPr>
                   <w:rFonts w:ascii="Arial" w:cs="Arial" w:eastAsia="Arial" w:hAnsi="Arial"/>
@@ -16005,7 +16412,7 @@
             <w:pPr>
               <w:spacing w:after="20" w:before="0"/>
             </w:pPr>
-            <w:hyperlink w:history="1" r:id="rId8sxqb59a8krpj3k9lrc89">
+            <w:hyperlink w:history="1" r:id="rIdppl1yson6cbhjwvtpj5bc">
               <w:r>
                 <w:rPr>
                   <w:rFonts w:ascii="Arial" w:cs="Arial" w:eastAsia="Arial" w:hAnsi="Arial"/>
@@ -16038,7 +16445,7 @@
               <w:spacing w:after="10" w:before="0"/>
               <w:ind w:left="120"/>
             </w:pPr>
-            <w:hyperlink w:history="1" r:id="rIdltjnatcxrep-omotdd4fi">
+            <w:hyperlink w:history="1" r:id="rIdkrqpzieqdannedpxfcmgb">
               <w:r>
                 <w:rPr>
                   <w:rFonts w:ascii="Arial" w:cs="Arial" w:eastAsia="Arial" w:hAnsi="Arial"/>
@@ -16083,7 +16490,7 @@
             <w:pPr>
               <w:spacing w:after="20" w:before="0"/>
             </w:pPr>
-            <w:hyperlink w:history="1" r:id="rIdzqbddzvhhkqxszrkktoyv">
+            <w:hyperlink w:history="1" r:id="rIdqqxdnysdbbqshsk29b2kt">
               <w:r>
                 <w:rPr>
                   <w:rFonts w:ascii="Arial" w:cs="Arial" w:eastAsia="Arial" w:hAnsi="Arial"/>
@@ -16116,7 +16523,7 @@
               <w:spacing w:after="10" w:before="0"/>
               <w:ind w:left="120"/>
             </w:pPr>
-            <w:hyperlink w:history="1" r:id="rIdeqqk6j9vdw5zmb65fus9r">
+            <w:hyperlink w:history="1" r:id="rIdtybwucry9fm0mikm9ohfj">
               <w:r>
                 <w:rPr>
                   <w:rFonts w:ascii="Arial" w:cs="Arial" w:eastAsia="Arial" w:hAnsi="Arial"/>
@@ -16612,6 +17019,65 @@
         </w:tc>
       </w:tr>
     </w:tbl>
+    <w:p>
+      <w:pPr>
+        <w:pBdr>
+          <w:top w:val="single" w:color="BBBBBB" w:sz="4" w:space="4"/>
+        </w:pBdr>
+        <w:spacing w:after="0" w:before="160"/>
+      </w:pPr>
+      <w:r>
+        <w:rPr>
+          <w:rFonts w:ascii="Arial" w:cs="Arial" w:eastAsia="Arial" w:hAnsi="Arial"/>
+          <w:color w:val="666666"/>
+          <w:sz w:val="14"/>
+          <w:szCs w:val="14"/>
+        </w:rPr>
+        <w:t xml:space="preserve">© 2026 SeaVuria and ARES. Aligned with KICD objectives. Developed by SeaVuria; technical implementation by ARES (with AI assistance from Claude). Licensed under </w:t>
+      </w:r>
+      <w:hyperlink w:history="1" r:id="rIdv2rrijtj-pldcguocv3ob">
+        <w:r>
+          <w:rPr>
+            <w:rFonts w:ascii="Arial" w:cs="Arial" w:eastAsia="Arial" w:hAnsi="Arial"/>
+            <w:color w:val="1F6B75"/>
+            <w:sz w:val="14"/>
+            <w:szCs w:val="14"/>
+            <w:u w:val="single" w:color="1F6B75"/>
+          </w:rPr>
+          <w:t xml:space="preserve">CC BY-NC 4.0</w:t>
+        </w:r>
+      </w:hyperlink>
+      <w:r>
+        <w:rPr>
+          <w:rFonts w:ascii="Arial" w:cs="Arial" w:eastAsia="Arial" w:hAnsi="Arial"/>
+          <w:color w:val="666666"/>
+          <w:sz w:val="14"/>
+          <w:szCs w:val="14"/>
+        </w:rPr>
+        <w:t xml:space="preserve"> (</w:t>
+      </w:r>
+      <w:hyperlink w:history="1" r:id="rIdcalafexchtohtku3knlod">
+        <w:r>
+          <w:rPr>
+            <w:rFonts w:ascii="Arial" w:cs="Arial" w:eastAsia="Arial" w:hAnsi="Arial"/>
+            <w:color w:val="1F6B75"/>
+            <w:sz w:val="14"/>
+            <w:szCs w:val="14"/>
+            <w:u w:val="single" w:color="1F6B75"/>
+          </w:rPr>
+          <w:t xml:space="preserve">https://creativecommons.org/licenses/by-nc/4.0/</w:t>
+        </w:r>
+      </w:hyperlink>
+      <w:r>
+        <w:rPr>
+          <w:rFonts w:ascii="Arial" w:cs="Arial" w:eastAsia="Arial" w:hAnsi="Arial"/>
+          <w:color w:val="666666"/>
+          <w:sz w:val="14"/>
+          <w:szCs w:val="14"/>
+        </w:rPr>
+        <w:t xml:space="preserve">).</w:t>
+      </w:r>
+    </w:p>
     <w:p>
       <w:r>
         <w:br w:type="page"/>
@@ -17620,7 +18086,7 @@
               <w:spacing w:after="10" w:before="0"/>
               <w:ind w:left="120"/>
             </w:pPr>
-            <w:hyperlink w:history="1" r:id="rIdni1e97kj3espjw2_d_zdi">
+            <w:hyperlink w:history="1" r:id="rIdvkrap11zj4--9ngs_v7ci">
               <w:r>
                 <w:rPr>
                   <w:rFonts w:ascii="Arial" w:cs="Arial" w:eastAsia="Arial" w:hAnsi="Arial"/>
@@ -17697,7 +18163,7 @@
               <w:spacing w:after="10" w:before="0"/>
               <w:ind w:left="120"/>
             </w:pPr>
-            <w:hyperlink w:history="1" r:id="rIdo2owqgqerfih9a3zv80ku">
+            <w:hyperlink w:history="1" r:id="rIdn1v7k3dwpmqxlyrui8zis">
               <w:r>
                 <w:rPr>
                   <w:rFonts w:ascii="Arial" w:cs="Arial" w:eastAsia="Arial" w:hAnsi="Arial"/>
@@ -17924,7 +18390,7 @@
               <w:spacing w:after="10" w:before="0"/>
               <w:ind w:left="120"/>
             </w:pPr>
-            <w:hyperlink w:history="1" r:id="rIdfjdmvliesaxhjrlpbtdic">
+            <w:hyperlink w:history="1" r:id="rIdg1wj1tp9-0brist4mxgdr">
               <w:r>
                 <w:rPr>
                   <w:rFonts w:ascii="Arial" w:cs="Arial" w:eastAsia="Arial" w:hAnsi="Arial"/>
@@ -18001,7 +18467,7 @@
               <w:spacing w:after="10" w:before="0"/>
               <w:ind w:left="120"/>
             </w:pPr>
-            <w:hyperlink w:history="1" r:id="rIdkawu3o4kb7jxjir0mhsox">
+            <w:hyperlink w:history="1" r:id="rIdmlbqrzqo-orunxdnjwvol">
               <w:r>
                 <w:rPr>
                   <w:rFonts w:ascii="Arial" w:cs="Arial" w:eastAsia="Arial" w:hAnsi="Arial"/>
@@ -18228,7 +18694,7 @@
               <w:spacing w:after="10" w:before="0"/>
               <w:ind w:left="120"/>
             </w:pPr>
-            <w:hyperlink w:history="1" r:id="rIdem7iqpzeb5eoqb-ibermb">
+            <w:hyperlink w:history="1" r:id="rId6kvdyx4j9lhvjfcnysdpx">
               <w:r>
                 <w:rPr>
                   <w:rFonts w:ascii="Arial" w:cs="Arial" w:eastAsia="Arial" w:hAnsi="Arial"/>
@@ -18305,7 +18771,7 @@
               <w:spacing w:after="10" w:before="0"/>
               <w:ind w:left="120"/>
             </w:pPr>
-            <w:hyperlink w:history="1" r:id="rId3uqu17vbawfp54hykm8mx">
+            <w:hyperlink w:history="1" r:id="rId0ldje5ujpunc09upszwbf">
               <w:r>
                 <w:rPr>
                   <w:rFonts w:ascii="Arial" w:cs="Arial" w:eastAsia="Arial" w:hAnsi="Arial"/>
@@ -18532,7 +18998,7 @@
               <w:spacing w:after="10" w:before="0"/>
               <w:ind w:left="120"/>
             </w:pPr>
-            <w:hyperlink w:history="1" r:id="rIdeuvzlgi0uwcss8vfxpxvx">
+            <w:hyperlink w:history="1" r:id="rIdwwpk1jayr2o4cw9pyjmhg">
               <w:r>
                 <w:rPr>
                   <w:rFonts w:ascii="Arial" w:cs="Arial" w:eastAsia="Arial" w:hAnsi="Arial"/>
@@ -18609,7 +19075,7 @@
               <w:spacing w:after="10" w:before="0"/>
               <w:ind w:left="120"/>
             </w:pPr>
-            <w:hyperlink w:history="1" r:id="rIdrp4agm6jmgc2br5ieq83a">
+            <w:hyperlink w:history="1" r:id="rIdogpcwq4mea6f6fnvkgksu">
               <w:r>
                 <w:rPr>
                   <w:rFonts w:ascii="Arial" w:cs="Arial" w:eastAsia="Arial" w:hAnsi="Arial"/>
@@ -18836,7 +19302,7 @@
               <w:spacing w:after="10" w:before="0"/>
               <w:ind w:left="120"/>
             </w:pPr>
-            <w:hyperlink w:history="1" r:id="rId11siu1d6bvm6robb3o3fn">
+            <w:hyperlink w:history="1" r:id="rIdas02bbej38podbufxudsi">
               <w:r>
                 <w:rPr>
                   <w:rFonts w:ascii="Arial" w:cs="Arial" w:eastAsia="Arial" w:hAnsi="Arial"/>
@@ -18913,7 +19379,7 @@
               <w:spacing w:after="10" w:before="0"/>
               <w:ind w:left="120"/>
             </w:pPr>
-            <w:hyperlink w:history="1" r:id="rIdforyc-juzktrw6qfuzbuz">
+            <w:hyperlink w:history="1" r:id="rIdrlifc651qpedf0vu_43pa">
               <w:r>
                 <w:rPr>
                   <w:rFonts w:ascii="Arial" w:cs="Arial" w:eastAsia="Arial" w:hAnsi="Arial"/>
@@ -19424,6 +19890,65 @@
         </w:tc>
       </w:tr>
     </w:tbl>
+    <w:p>
+      <w:pPr>
+        <w:pBdr>
+          <w:top w:val="single" w:color="BBBBBB" w:sz="4" w:space="4"/>
+        </w:pBdr>
+        <w:spacing w:after="0" w:before="160"/>
+      </w:pPr>
+      <w:r>
+        <w:rPr>
+          <w:rFonts w:ascii="Arial" w:cs="Arial" w:eastAsia="Arial" w:hAnsi="Arial"/>
+          <w:color w:val="666666"/>
+          <w:sz w:val="14"/>
+          <w:szCs w:val="14"/>
+        </w:rPr>
+        <w:t xml:space="preserve">© 2026 SeaVuria and ARES. Aligned with KICD objectives. Developed by SeaVuria; technical implementation by ARES (with AI assistance from Claude). Licensed under </w:t>
+      </w:r>
+      <w:hyperlink w:history="1" r:id="rIdsxptsczebrqj_45f-cytq">
+        <w:r>
+          <w:rPr>
+            <w:rFonts w:ascii="Arial" w:cs="Arial" w:eastAsia="Arial" w:hAnsi="Arial"/>
+            <w:color w:val="1F6B75"/>
+            <w:sz w:val="14"/>
+            <w:szCs w:val="14"/>
+            <w:u w:val="single" w:color="1F6B75"/>
+          </w:rPr>
+          <w:t xml:space="preserve">CC BY-NC 4.0</w:t>
+        </w:r>
+      </w:hyperlink>
+      <w:r>
+        <w:rPr>
+          <w:rFonts w:ascii="Arial" w:cs="Arial" w:eastAsia="Arial" w:hAnsi="Arial"/>
+          <w:color w:val="666666"/>
+          <w:sz w:val="14"/>
+          <w:szCs w:val="14"/>
+        </w:rPr>
+        <w:t xml:space="preserve"> (</w:t>
+      </w:r>
+      <w:hyperlink w:history="1" r:id="rIdnw8mzuobsnlfz9dk513co">
+        <w:r>
+          <w:rPr>
+            <w:rFonts w:ascii="Arial" w:cs="Arial" w:eastAsia="Arial" w:hAnsi="Arial"/>
+            <w:color w:val="1F6B75"/>
+            <w:sz w:val="14"/>
+            <w:szCs w:val="14"/>
+            <w:u w:val="single" w:color="1F6B75"/>
+          </w:rPr>
+          <w:t xml:space="preserve">https://creativecommons.org/licenses/by-nc/4.0/</w:t>
+        </w:r>
+      </w:hyperlink>
+      <w:r>
+        <w:rPr>
+          <w:rFonts w:ascii="Arial" w:cs="Arial" w:eastAsia="Arial" w:hAnsi="Arial"/>
+          <w:color w:val="666666"/>
+          <w:sz w:val="14"/>
+          <w:szCs w:val="14"/>
+        </w:rPr>
+        <w:t xml:space="preserve">).</w:t>
+      </w:r>
+    </w:p>
     <w:p>
       <w:r>
         <w:br w:type="page"/>
@@ -20415,7 +20940,7 @@
             <w:pPr>
               <w:spacing w:after="20" w:before="0"/>
             </w:pPr>
-            <w:hyperlink w:history="1" r:id="rIdpd2tpvzd7thiuneicu4-m">
+            <w:hyperlink w:history="1" r:id="rIdl3eub27cwcwh3iotxwovr">
               <w:r>
                 <w:rPr>
                   <w:rFonts w:ascii="Arial" w:cs="Arial" w:eastAsia="Arial" w:hAnsi="Arial"/>
@@ -20448,7 +20973,7 @@
               <w:spacing w:after="10" w:before="0"/>
               <w:ind w:left="120"/>
             </w:pPr>
-            <w:hyperlink w:history="1" r:id="rIdxq2o7banvdnpd4vztr5sl">
+            <w:hyperlink w:history="1" r:id="rIdfgjzcgjzgiwiynynnofz9">
               <w:r>
                 <w:rPr>
                   <w:rFonts w:ascii="Arial" w:cs="Arial" w:eastAsia="Arial" w:hAnsi="Arial"/>
@@ -20493,7 +21018,7 @@
             <w:pPr>
               <w:spacing w:after="20" w:before="0"/>
             </w:pPr>
-            <w:hyperlink w:history="1" r:id="rId9gdeiukpowcha8ghbekow">
+            <w:hyperlink w:history="1" r:id="rId-wk9b1nnowxjyrfltz5sj">
               <w:r>
                 <w:rPr>
                   <w:rFonts w:ascii="Arial" w:cs="Arial" w:eastAsia="Arial" w:hAnsi="Arial"/>
@@ -20526,7 +21051,7 @@
               <w:spacing w:after="10" w:before="0"/>
               <w:ind w:left="120"/>
             </w:pPr>
-            <w:hyperlink w:history="1" r:id="rId2eouhe3y9-hkvcc_sxrm-">
+            <w:hyperlink w:history="1" r:id="rIdozyz9oxqmilb8p1d_gsgy">
               <w:r>
                 <w:rPr>
                   <w:rFonts w:ascii="Arial" w:cs="Arial" w:eastAsia="Arial" w:hAnsi="Arial"/>
@@ -20721,7 +21246,7 @@
             <w:pPr>
               <w:spacing w:after="20" w:before="0"/>
             </w:pPr>
-            <w:hyperlink w:history="1" r:id="rIdc3ey8ijy1i96eh95en2gm">
+            <w:hyperlink w:history="1" r:id="rIdxtov5oabab0r31efi_6ra">
               <w:r>
                 <w:rPr>
                   <w:rFonts w:ascii="Arial" w:cs="Arial" w:eastAsia="Arial" w:hAnsi="Arial"/>
@@ -20754,7 +21279,7 @@
               <w:spacing w:after="10" w:before="0"/>
               <w:ind w:left="120"/>
             </w:pPr>
-            <w:hyperlink w:history="1" r:id="rId4kby8in_knlcmkvjx4gdd">
+            <w:hyperlink w:history="1" r:id="rIdrnowy0mqn_m5ttklek_80">
               <w:r>
                 <w:rPr>
                   <w:rFonts w:ascii="Arial" w:cs="Arial" w:eastAsia="Arial" w:hAnsi="Arial"/>
@@ -20799,7 +21324,7 @@
             <w:pPr>
               <w:spacing w:after="20" w:before="0"/>
             </w:pPr>
-            <w:hyperlink w:history="1" r:id="rIdunjrauyzt4td2hz4lovb9">
+            <w:hyperlink w:history="1" r:id="rId2vnsaqt252tobw-ouog96">
               <w:r>
                 <w:rPr>
                   <w:rFonts w:ascii="Arial" w:cs="Arial" w:eastAsia="Arial" w:hAnsi="Arial"/>
@@ -20832,7 +21357,7 @@
               <w:spacing w:after="10" w:before="0"/>
               <w:ind w:left="120"/>
             </w:pPr>
-            <w:hyperlink w:history="1" r:id="rIdhd32n4i32zn6t5zhl8dc6">
+            <w:hyperlink w:history="1" r:id="rId7t8h5yspzzkgedzpk1dal">
               <w:r>
                 <w:rPr>
                   <w:rFonts w:ascii="Arial" w:cs="Arial" w:eastAsia="Arial" w:hAnsi="Arial"/>
@@ -21027,7 +21552,7 @@
             <w:pPr>
               <w:spacing w:after="20" w:before="0"/>
             </w:pPr>
-            <w:hyperlink w:history="1" r:id="rIdnwxyq6aegvn4gnteje3th">
+            <w:hyperlink w:history="1" r:id="rIdi5ugzwsyzxvxw951hq5hi">
               <w:r>
                 <w:rPr>
                   <w:rFonts w:ascii="Arial" w:cs="Arial" w:eastAsia="Arial" w:hAnsi="Arial"/>
@@ -21060,7 +21585,7 @@
               <w:spacing w:after="10" w:before="0"/>
               <w:ind w:left="120"/>
             </w:pPr>
-            <w:hyperlink w:history="1" r:id="rIdi-9i0ncwgax_p71glnp4h">
+            <w:hyperlink w:history="1" r:id="rId48syugulixv_k105adwpl">
               <w:r>
                 <w:rPr>
                   <w:rFonts w:ascii="Arial" w:cs="Arial" w:eastAsia="Arial" w:hAnsi="Arial"/>
@@ -21105,7 +21630,7 @@
             <w:pPr>
               <w:spacing w:after="20" w:before="0"/>
             </w:pPr>
-            <w:hyperlink w:history="1" r:id="rIdzgajdz9zicmineyfoqv9j">
+            <w:hyperlink w:history="1" r:id="rIdbfaa5cuhapwboyejsd7af">
               <w:r>
                 <w:rPr>
                   <w:rFonts w:ascii="Arial" w:cs="Arial" w:eastAsia="Arial" w:hAnsi="Arial"/>
@@ -21138,7 +21663,7 @@
               <w:spacing w:after="10" w:before="0"/>
               <w:ind w:left="120"/>
             </w:pPr>
-            <w:hyperlink w:history="1" r:id="rIdsiojrhkhb29_6lch07zmc">
+            <w:hyperlink w:history="1" r:id="rIdzcnnprsiovk0ufj52repc">
               <w:r>
                 <w:rPr>
                   <w:rFonts w:ascii="Arial" w:cs="Arial" w:eastAsia="Arial" w:hAnsi="Arial"/>
@@ -21333,7 +21858,7 @@
             <w:pPr>
               <w:spacing w:after="20" w:before="0"/>
             </w:pPr>
-            <w:hyperlink w:history="1" r:id="rId-7umd8a4rywn8yclhnvij">
+            <w:hyperlink w:history="1" r:id="rId4jdyevm994kf8iztnoyzg">
               <w:r>
                 <w:rPr>
                   <w:rFonts w:ascii="Arial" w:cs="Arial" w:eastAsia="Arial" w:hAnsi="Arial"/>
@@ -21366,7 +21891,7 @@
               <w:spacing w:after="10" w:before="0"/>
               <w:ind w:left="120"/>
             </w:pPr>
-            <w:hyperlink w:history="1" r:id="rId5zzqjyqqtigwnczmfgjam">
+            <w:hyperlink w:history="1" r:id="rIdj6yojnzbo6clifl3qtvrz">
               <w:r>
                 <w:rPr>
                   <w:rFonts w:ascii="Arial" w:cs="Arial" w:eastAsia="Arial" w:hAnsi="Arial"/>
@@ -21411,7 +21936,7 @@
             <w:pPr>
               <w:spacing w:after="20" w:before="0"/>
             </w:pPr>
-            <w:hyperlink w:history="1" r:id="rIdlhnbxqkkovjtyjqca68eo">
+            <w:hyperlink w:history="1" r:id="rIdmklgnk3fybpaj0l412ive">
               <w:r>
                 <w:rPr>
                   <w:rFonts w:ascii="Arial" w:cs="Arial" w:eastAsia="Arial" w:hAnsi="Arial"/>
@@ -21444,7 +21969,7 @@
               <w:spacing w:after="10" w:before="0"/>
               <w:ind w:left="120"/>
             </w:pPr>
-            <w:hyperlink w:history="1" r:id="rIdyiertjrgpa7zw5lev6l-x">
+            <w:hyperlink w:history="1" r:id="rId2frlzqvoihy7tflnpw2hn">
               <w:r>
                 <w:rPr>
                   <w:rFonts w:ascii="Arial" w:cs="Arial" w:eastAsia="Arial" w:hAnsi="Arial"/>
@@ -21639,7 +22164,7 @@
             <w:pPr>
               <w:spacing w:after="20" w:before="0"/>
             </w:pPr>
-            <w:hyperlink w:history="1" r:id="rIdjwr2msntoxuj7zqn4k5x-">
+            <w:hyperlink w:history="1" r:id="rIdnsa19ihzclfocgiw-4xxb">
               <w:r>
                 <w:rPr>
                   <w:rFonts w:ascii="Arial" w:cs="Arial" w:eastAsia="Arial" w:hAnsi="Arial"/>
@@ -21672,7 +22197,7 @@
               <w:spacing w:after="10" w:before="0"/>
               <w:ind w:left="120"/>
             </w:pPr>
-            <w:hyperlink w:history="1" r:id="rIddfvwbxnox-acbd_njzccc">
+            <w:hyperlink w:history="1" r:id="rIdajmuxmitm5akn76jvazah">
               <w:r>
                 <w:rPr>
                   <w:rFonts w:ascii="Arial" w:cs="Arial" w:eastAsia="Arial" w:hAnsi="Arial"/>
@@ -21717,7 +22242,7 @@
             <w:pPr>
               <w:spacing w:after="20" w:before="0"/>
             </w:pPr>
-            <w:hyperlink w:history="1" r:id="rIdrwcf5rdmuukyecdl44cuo">
+            <w:hyperlink w:history="1" r:id="rIdhijg-qkt5pmy7xeskpama">
               <w:r>
                 <w:rPr>
                   <w:rFonts w:ascii="Arial" w:cs="Arial" w:eastAsia="Arial" w:hAnsi="Arial"/>
@@ -21750,7 +22275,7 @@
               <w:spacing w:after="10" w:before="0"/>
               <w:ind w:left="120"/>
             </w:pPr>
-            <w:hyperlink w:history="1" r:id="rIdbmvadt28rj7rxduf90egn">
+            <w:hyperlink w:history="1" r:id="rId3appuytgai2arvr9f3s3n">
               <w:r>
                 <w:rPr>
                   <w:rFonts w:ascii="Arial" w:cs="Arial" w:eastAsia="Arial" w:hAnsi="Arial"/>
@@ -22341,6 +22866,65 @@
         </w:tc>
       </w:tr>
     </w:tbl>
+    <w:p>
+      <w:pPr>
+        <w:pBdr>
+          <w:top w:val="single" w:color="BBBBBB" w:sz="4" w:space="4"/>
+        </w:pBdr>
+        <w:spacing w:after="0" w:before="160"/>
+      </w:pPr>
+      <w:r>
+        <w:rPr>
+          <w:rFonts w:ascii="Arial" w:cs="Arial" w:eastAsia="Arial" w:hAnsi="Arial"/>
+          <w:color w:val="666666"/>
+          <w:sz w:val="14"/>
+          <w:szCs w:val="14"/>
+        </w:rPr>
+        <w:t xml:space="preserve">© 2026 SeaVuria and ARES. Aligned with KICD objectives. Developed by SeaVuria; technical implementation by ARES (with AI assistance from Claude). Licensed under </w:t>
+      </w:r>
+      <w:hyperlink w:history="1" r:id="rIdpbtplnauajfp5od9qcag6">
+        <w:r>
+          <w:rPr>
+            <w:rFonts w:ascii="Arial" w:cs="Arial" w:eastAsia="Arial" w:hAnsi="Arial"/>
+            <w:color w:val="1F6B75"/>
+            <w:sz w:val="14"/>
+            <w:szCs w:val="14"/>
+            <w:u w:val="single" w:color="1F6B75"/>
+          </w:rPr>
+          <w:t xml:space="preserve">CC BY-NC 4.0</w:t>
+        </w:r>
+      </w:hyperlink>
+      <w:r>
+        <w:rPr>
+          <w:rFonts w:ascii="Arial" w:cs="Arial" w:eastAsia="Arial" w:hAnsi="Arial"/>
+          <w:color w:val="666666"/>
+          <w:sz w:val="14"/>
+          <w:szCs w:val="14"/>
+        </w:rPr>
+        <w:t xml:space="preserve"> (</w:t>
+      </w:r>
+      <w:hyperlink w:history="1" r:id="rIdtdpdulpd2qqkow-jcg1gk">
+        <w:r>
+          <w:rPr>
+            <w:rFonts w:ascii="Arial" w:cs="Arial" w:eastAsia="Arial" w:hAnsi="Arial"/>
+            <w:color w:val="1F6B75"/>
+            <w:sz w:val="14"/>
+            <w:szCs w:val="14"/>
+            <w:u w:val="single" w:color="1F6B75"/>
+          </w:rPr>
+          <w:t xml:space="preserve">https://creativecommons.org/licenses/by-nc/4.0/</w:t>
+        </w:r>
+      </w:hyperlink>
+      <w:r>
+        <w:rPr>
+          <w:rFonts w:ascii="Arial" w:cs="Arial" w:eastAsia="Arial" w:hAnsi="Arial"/>
+          <w:color w:val="666666"/>
+          <w:sz w:val="14"/>
+          <w:szCs w:val="14"/>
+        </w:rPr>
+        <w:t xml:space="preserve">).</w:t>
+      </w:r>
+    </w:p>
     <w:p>
       <w:r>
         <w:br w:type="page"/>
@@ -23332,7 +23916,7 @@
             <w:pPr>
               <w:spacing w:after="20" w:before="0"/>
             </w:pPr>
-            <w:hyperlink w:history="1" r:id="rIdm9zgrqfkr5uj7vacoyyub">
+            <w:hyperlink w:history="1" r:id="rIdfiu92z5b0l1t0mmp7zlpn">
               <w:r>
                 <w:rPr>
                   <w:rFonts w:ascii="Arial" w:cs="Arial" w:eastAsia="Arial" w:hAnsi="Arial"/>
@@ -23365,7 +23949,7 @@
               <w:spacing w:after="10" w:before="0"/>
               <w:ind w:left="120"/>
             </w:pPr>
-            <w:hyperlink w:history="1" r:id="rIdnjzp2udx1eeifz9bypiu1">
+            <w:hyperlink w:history="1" r:id="rIdorp8sfzk0tmr_1b7piv87">
               <w:r>
                 <w:rPr>
                   <w:rFonts w:ascii="Arial" w:cs="Arial" w:eastAsia="Arial" w:hAnsi="Arial"/>
@@ -23410,7 +23994,7 @@
             <w:pPr>
               <w:spacing w:after="20" w:before="0"/>
             </w:pPr>
-            <w:hyperlink w:history="1" r:id="rIdhiwrsypq1tnvlle48pj6n">
+            <w:hyperlink w:history="1" r:id="rIdk2on8yigptwx8rickemrr">
               <w:r>
                 <w:rPr>
                   <w:rFonts w:ascii="Arial" w:cs="Arial" w:eastAsia="Arial" w:hAnsi="Arial"/>
@@ -23443,7 +24027,7 @@
               <w:spacing w:after="10" w:before="0"/>
               <w:ind w:left="120"/>
             </w:pPr>
-            <w:hyperlink w:history="1" r:id="rId6mukkrqqicdrlxl7yt__v">
+            <w:hyperlink w:history="1" r:id="rIddqqij8n4ggk-fw7bdpcz-">
               <w:r>
                 <w:rPr>
                   <w:rFonts w:ascii="Arial" w:cs="Arial" w:eastAsia="Arial" w:hAnsi="Arial"/>
@@ -23638,7 +24222,7 @@
             <w:pPr>
               <w:spacing w:after="20" w:before="0"/>
             </w:pPr>
-            <w:hyperlink w:history="1" r:id="rIddovrtym3frj1wsllf7nu4">
+            <w:hyperlink w:history="1" r:id="rIdkil2jizog0stbyhjjm48o">
               <w:r>
                 <w:rPr>
                   <w:rFonts w:ascii="Arial" w:cs="Arial" w:eastAsia="Arial" w:hAnsi="Arial"/>
@@ -23671,7 +24255,7 @@
               <w:spacing w:after="10" w:before="0"/>
               <w:ind w:left="120"/>
             </w:pPr>
-            <w:hyperlink w:history="1" r:id="rIdmi6pypat0gsoysifqnhfc">
+            <w:hyperlink w:history="1" r:id="rIdwyn_mmb4zvkrp7m9dhirg">
               <w:r>
                 <w:rPr>
                   <w:rFonts w:ascii="Arial" w:cs="Arial" w:eastAsia="Arial" w:hAnsi="Arial"/>
@@ -23716,7 +24300,7 @@
             <w:pPr>
               <w:spacing w:after="20" w:before="0"/>
             </w:pPr>
-            <w:hyperlink w:history="1" r:id="rIdjg_wragtnhr8yhynlqix0">
+            <w:hyperlink w:history="1" r:id="rIdhf0roljpr2roh1gplyhzq">
               <w:r>
                 <w:rPr>
                   <w:rFonts w:ascii="Arial" w:cs="Arial" w:eastAsia="Arial" w:hAnsi="Arial"/>
@@ -23749,7 +24333,7 @@
               <w:spacing w:after="10" w:before="0"/>
               <w:ind w:left="120"/>
             </w:pPr>
-            <w:hyperlink w:history="1" r:id="rId3xfenotv178zz9rr7zvhx">
+            <w:hyperlink w:history="1" r:id="rIdqf7mspdi0ywrgzkhhpx32">
               <w:r>
                 <w:rPr>
                   <w:rFonts w:ascii="Arial" w:cs="Arial" w:eastAsia="Arial" w:hAnsi="Arial"/>
@@ -23944,7 +24528,7 @@
             <w:pPr>
               <w:spacing w:after="20" w:before="0"/>
             </w:pPr>
-            <w:hyperlink w:history="1" r:id="rIdoksbru0rgsnpuyhavlssy">
+            <w:hyperlink w:history="1" r:id="rIdgynh36q8x_iljfcu4y3pr">
               <w:r>
                 <w:rPr>
                   <w:rFonts w:ascii="Arial" w:cs="Arial" w:eastAsia="Arial" w:hAnsi="Arial"/>
@@ -23977,7 +24561,7 @@
               <w:spacing w:after="10" w:before="0"/>
               <w:ind w:left="120"/>
             </w:pPr>
-            <w:hyperlink w:history="1" r:id="rIdllqk7ndvijbep5xwq0kiq">
+            <w:hyperlink w:history="1" r:id="rId18xokffmoid2vmvivwgur">
               <w:r>
                 <w:rPr>
                   <w:rFonts w:ascii="Arial" w:cs="Arial" w:eastAsia="Arial" w:hAnsi="Arial"/>
@@ -24022,7 +24606,7 @@
             <w:pPr>
               <w:spacing w:after="20" w:before="0"/>
             </w:pPr>
-            <w:hyperlink w:history="1" r:id="rIdsfciae2-cifbr5ex7hjus">
+            <w:hyperlink w:history="1" r:id="rIdfkkd0qcd3jjkd7rkl1idl">
               <w:r>
                 <w:rPr>
                   <w:rFonts w:ascii="Arial" w:cs="Arial" w:eastAsia="Arial" w:hAnsi="Arial"/>
@@ -24055,7 +24639,7 @@
               <w:spacing w:after="10" w:before="0"/>
               <w:ind w:left="120"/>
             </w:pPr>
-            <w:hyperlink w:history="1" r:id="rIdh088u05obyqawew78sj8w">
+            <w:hyperlink w:history="1" r:id="rIdmqtfrof4ybmdwphui-6ii">
               <w:r>
                 <w:rPr>
                   <w:rFonts w:ascii="Arial" w:cs="Arial" w:eastAsia="Arial" w:hAnsi="Arial"/>
@@ -24250,7 +24834,7 @@
             <w:pPr>
               <w:spacing w:after="20" w:before="0"/>
             </w:pPr>
-            <w:hyperlink w:history="1" r:id="rIdy64msci72prkeizuvoi5v">
+            <w:hyperlink w:history="1" r:id="rIdz74weq1pq8b3tqymvellj">
               <w:r>
                 <w:rPr>
                   <w:rFonts w:ascii="Arial" w:cs="Arial" w:eastAsia="Arial" w:hAnsi="Arial"/>
@@ -24283,7 +24867,7 @@
               <w:spacing w:after="10" w:before="0"/>
               <w:ind w:left="120"/>
             </w:pPr>
-            <w:hyperlink w:history="1" r:id="rId2bsue7e0apqsfrugf_sjp">
+            <w:hyperlink w:history="1" r:id="rIdazwgp9rx2c-mtmi5qf1z8">
               <w:r>
                 <w:rPr>
                   <w:rFonts w:ascii="Arial" w:cs="Arial" w:eastAsia="Arial" w:hAnsi="Arial"/>
@@ -24328,7 +24912,7 @@
             <w:pPr>
               <w:spacing w:after="20" w:before="0"/>
             </w:pPr>
-            <w:hyperlink w:history="1" r:id="rIdhobzibueqgafjlnot-iuw">
+            <w:hyperlink w:history="1" r:id="rIdgfc8mtcjkzjhxbnxvrfzh">
               <w:r>
                 <w:rPr>
                   <w:rFonts w:ascii="Arial" w:cs="Arial" w:eastAsia="Arial" w:hAnsi="Arial"/>
@@ -24361,7 +24945,7 @@
               <w:spacing w:after="10" w:before="0"/>
               <w:ind w:left="120"/>
             </w:pPr>
-            <w:hyperlink w:history="1" r:id="rIdnwtwylujevxnnhzc8hyvs">
+            <w:hyperlink w:history="1" r:id="rId3q0ltppy9rjrur8ooooge">
               <w:r>
                 <w:rPr>
                   <w:rFonts w:ascii="Arial" w:cs="Arial" w:eastAsia="Arial" w:hAnsi="Arial"/>
@@ -24556,7 +25140,7 @@
             <w:pPr>
               <w:spacing w:after="20" w:before="0"/>
             </w:pPr>
-            <w:hyperlink w:history="1" r:id="rIdkxssj0cczvxcurvwxdrma">
+            <w:hyperlink w:history="1" r:id="rIdvhy2vjdqm_g2fyxkbzspe">
               <w:r>
                 <w:rPr>
                   <w:rFonts w:ascii="Arial" w:cs="Arial" w:eastAsia="Arial" w:hAnsi="Arial"/>
@@ -24589,7 +25173,7 @@
               <w:spacing w:after="10" w:before="0"/>
               <w:ind w:left="120"/>
             </w:pPr>
-            <w:hyperlink w:history="1" r:id="rIdxb9sapdappy4jgy-yta8u">
+            <w:hyperlink w:history="1" r:id="rIdnabpdrymatyhpavczplwa">
               <w:r>
                 <w:rPr>
                   <w:rFonts w:ascii="Arial" w:cs="Arial" w:eastAsia="Arial" w:hAnsi="Arial"/>
@@ -24634,7 +25218,7 @@
             <w:pPr>
               <w:spacing w:after="20" w:before="0"/>
             </w:pPr>
-            <w:hyperlink w:history="1" r:id="rIdjkejugyriozsmhvrfdpfz">
+            <w:hyperlink w:history="1" r:id="rIdkyzegqtue7ws0hl2ecxs5">
               <w:r>
                 <w:rPr>
                   <w:rFonts w:ascii="Arial" w:cs="Arial" w:eastAsia="Arial" w:hAnsi="Arial"/>
@@ -24667,7 +25251,7 @@
               <w:spacing w:after="10" w:before="0"/>
               <w:ind w:left="120"/>
             </w:pPr>
-            <w:hyperlink w:history="1" r:id="rIdleqdb9yxbkk1pz1r4hq41">
+            <w:hyperlink w:history="1" r:id="rIda9gj43d366opjeyic4zeq">
               <w:r>
                 <w:rPr>
                   <w:rFonts w:ascii="Arial" w:cs="Arial" w:eastAsia="Arial" w:hAnsi="Arial"/>
@@ -25163,6 +25747,65 @@
         </w:tc>
       </w:tr>
     </w:tbl>
+    <w:p>
+      <w:pPr>
+        <w:pBdr>
+          <w:top w:val="single" w:color="BBBBBB" w:sz="4" w:space="4"/>
+        </w:pBdr>
+        <w:spacing w:after="0" w:before="160"/>
+      </w:pPr>
+      <w:r>
+        <w:rPr>
+          <w:rFonts w:ascii="Arial" w:cs="Arial" w:eastAsia="Arial" w:hAnsi="Arial"/>
+          <w:color w:val="666666"/>
+          <w:sz w:val="14"/>
+          <w:szCs w:val="14"/>
+        </w:rPr>
+        <w:t xml:space="preserve">© 2026 SeaVuria and ARES. Aligned with KICD objectives. Developed by SeaVuria; technical implementation by ARES (with AI assistance from Claude). Licensed under </w:t>
+      </w:r>
+      <w:hyperlink w:history="1" r:id="rIdtwr_7qfkl-gbyg_hzngk3">
+        <w:r>
+          <w:rPr>
+            <w:rFonts w:ascii="Arial" w:cs="Arial" w:eastAsia="Arial" w:hAnsi="Arial"/>
+            <w:color w:val="1F6B75"/>
+            <w:sz w:val="14"/>
+            <w:szCs w:val="14"/>
+            <w:u w:val="single" w:color="1F6B75"/>
+          </w:rPr>
+          <w:t xml:space="preserve">CC BY-NC 4.0</w:t>
+        </w:r>
+      </w:hyperlink>
+      <w:r>
+        <w:rPr>
+          <w:rFonts w:ascii="Arial" w:cs="Arial" w:eastAsia="Arial" w:hAnsi="Arial"/>
+          <w:color w:val="666666"/>
+          <w:sz w:val="14"/>
+          <w:szCs w:val="14"/>
+        </w:rPr>
+        <w:t xml:space="preserve"> (</w:t>
+      </w:r>
+      <w:hyperlink w:history="1" r:id="rIdfnw_7pn2bhlzojyiaq_q6">
+        <w:r>
+          <w:rPr>
+            <w:rFonts w:ascii="Arial" w:cs="Arial" w:eastAsia="Arial" w:hAnsi="Arial"/>
+            <w:color w:val="1F6B75"/>
+            <w:sz w:val="14"/>
+            <w:szCs w:val="14"/>
+            <w:u w:val="single" w:color="1F6B75"/>
+          </w:rPr>
+          <w:t xml:space="preserve">https://creativecommons.org/licenses/by-nc/4.0/</w:t>
+        </w:r>
+      </w:hyperlink>
+      <w:r>
+        <w:rPr>
+          <w:rFonts w:ascii="Arial" w:cs="Arial" w:eastAsia="Arial" w:hAnsi="Arial"/>
+          <w:color w:val="666666"/>
+          <w:sz w:val="14"/>
+          <w:szCs w:val="14"/>
+        </w:rPr>
+        <w:t xml:space="preserve">).</w:t>
+      </w:r>
+    </w:p>
     <w:p>
       <w:r>
         <w:br w:type="page"/>
@@ -26171,7 +26814,7 @@
               <w:spacing w:after="10" w:before="0"/>
               <w:ind w:left="120"/>
             </w:pPr>
-            <w:hyperlink w:history="1" r:id="rIdv9evzutksxesdsck65se0">
+            <w:hyperlink w:history="1" r:id="rIdugtbvnvrsg5-i_-t-aymo">
               <w:r>
                 <w:rPr>
                   <w:rFonts w:ascii="Arial" w:cs="Arial" w:eastAsia="Arial" w:hAnsi="Arial"/>
@@ -26231,7 +26874,7 @@
             <w:pPr>
               <w:spacing w:after="20" w:before="0"/>
             </w:pPr>
-            <w:hyperlink w:history="1" r:id="rIdvyhlcjimyb8m-01nlunx4">
+            <w:hyperlink w:history="1" r:id="rIdb2lqa7uwjhvalubql-421">
               <w:r>
                 <w:rPr>
                   <w:rFonts w:ascii="Arial" w:cs="Arial" w:eastAsia="Arial" w:hAnsi="Arial"/>
@@ -26264,7 +26907,7 @@
               <w:spacing w:after="10" w:before="0"/>
               <w:ind w:left="120"/>
             </w:pPr>
-            <w:hyperlink w:history="1" r:id="rIdnakd9l98l3sthtbwb9iao">
+            <w:hyperlink w:history="1" r:id="rId047sefmrvm4gm4wd-pufp">
               <w:r>
                 <w:rPr>
                   <w:rFonts w:ascii="Arial" w:cs="Arial" w:eastAsia="Arial" w:hAnsi="Arial"/>
@@ -26476,7 +27119,7 @@
               <w:spacing w:after="10" w:before="0"/>
               <w:ind w:left="120"/>
             </w:pPr>
-            <w:hyperlink w:history="1" r:id="rIdqzhfokblzad0mrm0abfsk">
+            <w:hyperlink w:history="1" r:id="rId3a3tb-f_o6rbivwr4gfku">
               <w:r>
                 <w:rPr>
                   <w:rFonts w:ascii="Arial" w:cs="Arial" w:eastAsia="Arial" w:hAnsi="Arial"/>
@@ -26536,7 +27179,7 @@
             <w:pPr>
               <w:spacing w:after="20" w:before="0"/>
             </w:pPr>
-            <w:hyperlink w:history="1" r:id="rIdjehojcu4yoqk8dkp-ten7">
+            <w:hyperlink w:history="1" r:id="rIdlhs9rugus4ww3bnumuhyd">
               <w:r>
                 <w:rPr>
                   <w:rFonts w:ascii="Arial" w:cs="Arial" w:eastAsia="Arial" w:hAnsi="Arial"/>
@@ -26569,7 +27212,7 @@
               <w:spacing w:after="10" w:before="0"/>
               <w:ind w:left="120"/>
             </w:pPr>
-            <w:hyperlink w:history="1" r:id="rIda5x7omxzibmpw-f8fdf41">
+            <w:hyperlink w:history="1" r:id="rIdzqyde_7m5rjzve0b3t3nv">
               <w:r>
                 <w:rPr>
                   <w:rFonts w:ascii="Arial" w:cs="Arial" w:eastAsia="Arial" w:hAnsi="Arial"/>
@@ -26781,7 +27424,7 @@
               <w:spacing w:after="10" w:before="0"/>
               <w:ind w:left="120"/>
             </w:pPr>
-            <w:hyperlink w:history="1" r:id="rId0os_pvjpienrb21e5osv1">
+            <w:hyperlink w:history="1" r:id="rIdeqy6hkpfega0vow72xpe0">
               <w:r>
                 <w:rPr>
                   <w:rFonts w:ascii="Arial" w:cs="Arial" w:eastAsia="Arial" w:hAnsi="Arial"/>
@@ -26841,7 +27484,7 @@
             <w:pPr>
               <w:spacing w:after="20" w:before="0"/>
             </w:pPr>
-            <w:hyperlink w:history="1" r:id="rIdf1thoyh8llkqahba1phmj">
+            <w:hyperlink w:history="1" r:id="rIdudgvvfiogvsw0lmtptqdj">
               <w:r>
                 <w:rPr>
                   <w:rFonts w:ascii="Arial" w:cs="Arial" w:eastAsia="Arial" w:hAnsi="Arial"/>
@@ -26874,7 +27517,7 @@
               <w:spacing w:after="10" w:before="0"/>
               <w:ind w:left="120"/>
             </w:pPr>
-            <w:hyperlink w:history="1" r:id="rIddmozf2pulfqgqcwrwke6m">
+            <w:hyperlink w:history="1" r:id="rIda0ebyso4rwktwjo_rtvz_">
               <w:r>
                 <w:rPr>
                   <w:rFonts w:ascii="Arial" w:cs="Arial" w:eastAsia="Arial" w:hAnsi="Arial"/>
@@ -27086,7 +27729,7 @@
               <w:spacing w:after="10" w:before="0"/>
               <w:ind w:left="120"/>
             </w:pPr>
-            <w:hyperlink w:history="1" r:id="rIdsvh0_240n_lqjemsok0jt">
+            <w:hyperlink w:history="1" r:id="rIdkmxp5o9d6kktul9hnr3rf">
               <w:r>
                 <w:rPr>
                   <w:rFonts w:ascii="Arial" w:cs="Arial" w:eastAsia="Arial" w:hAnsi="Arial"/>
@@ -27146,7 +27789,7 @@
             <w:pPr>
               <w:spacing w:after="20" w:before="0"/>
             </w:pPr>
-            <w:hyperlink w:history="1" r:id="rIdfp3hvcv3qgvxjaaszeyuj">
+            <w:hyperlink w:history="1" r:id="rIdjodm0daugvtxigsetoqty">
               <w:r>
                 <w:rPr>
                   <w:rFonts w:ascii="Arial" w:cs="Arial" w:eastAsia="Arial" w:hAnsi="Arial"/>
@@ -27179,7 +27822,7 @@
               <w:spacing w:after="10" w:before="0"/>
               <w:ind w:left="120"/>
             </w:pPr>
-            <w:hyperlink w:history="1" r:id="rIdz9jayc-a9j379j5hlyjon">
+            <w:hyperlink w:history="1" r:id="rIdkcxgfx7y_wzdi3s_4he1v">
               <w:r>
                 <w:rPr>
                   <w:rFonts w:ascii="Arial" w:cs="Arial" w:eastAsia="Arial" w:hAnsi="Arial"/>
@@ -27391,7 +28034,7 @@
               <w:spacing w:after="10" w:before="0"/>
               <w:ind w:left="120"/>
             </w:pPr>
-            <w:hyperlink w:history="1" r:id="rIdchs8vdsil-ydc6e7gs3hw">
+            <w:hyperlink w:history="1" r:id="rId3reo0i3l9w1vnydle8ybl">
               <w:r>
                 <w:rPr>
                   <w:rFonts w:ascii="Arial" w:cs="Arial" w:eastAsia="Arial" w:hAnsi="Arial"/>
@@ -27451,7 +28094,7 @@
             <w:pPr>
               <w:spacing w:after="20" w:before="0"/>
             </w:pPr>
-            <w:hyperlink w:history="1" r:id="rIdbqmihz8kau4dqgv3kf2ps">
+            <w:hyperlink w:history="1" r:id="rId74lvk93olg4cvk91r8ndw">
               <w:r>
                 <w:rPr>
                   <w:rFonts w:ascii="Arial" w:cs="Arial" w:eastAsia="Arial" w:hAnsi="Arial"/>
@@ -27484,7 +28127,7 @@
               <w:spacing w:after="10" w:before="0"/>
               <w:ind w:left="120"/>
             </w:pPr>
-            <w:hyperlink w:history="1" r:id="rIdqccwvzjvqdcwfkfchvdf7">
+            <w:hyperlink w:history="1" r:id="rIdhoskzpttnl5jhsgexaa7h">
               <w:r>
                 <w:rPr>
                   <w:rFonts w:ascii="Arial" w:cs="Arial" w:eastAsia="Arial" w:hAnsi="Arial"/>
@@ -28208,6 +28851,65 @@
         </w:tc>
       </w:tr>
     </w:tbl>
+    <w:p>
+      <w:pPr>
+        <w:pBdr>
+          <w:top w:val="single" w:color="BBBBBB" w:sz="4" w:space="4"/>
+        </w:pBdr>
+        <w:spacing w:after="0" w:before="160"/>
+      </w:pPr>
+      <w:r>
+        <w:rPr>
+          <w:rFonts w:ascii="Arial" w:cs="Arial" w:eastAsia="Arial" w:hAnsi="Arial"/>
+          <w:color w:val="666666"/>
+          <w:sz w:val="14"/>
+          <w:szCs w:val="14"/>
+        </w:rPr>
+        <w:t xml:space="preserve">© 2026 SeaVuria and ARES. Aligned with KICD objectives. Developed by SeaVuria; technical implementation by ARES (with AI assistance from Claude). Licensed under </w:t>
+      </w:r>
+      <w:hyperlink w:history="1" r:id="rIdsomqfxg3lkyuj8nbrn36-">
+        <w:r>
+          <w:rPr>
+            <w:rFonts w:ascii="Arial" w:cs="Arial" w:eastAsia="Arial" w:hAnsi="Arial"/>
+            <w:color w:val="1F6B75"/>
+            <w:sz w:val="14"/>
+            <w:szCs w:val="14"/>
+            <w:u w:val="single" w:color="1F6B75"/>
+          </w:rPr>
+          <w:t xml:space="preserve">CC BY-NC 4.0</w:t>
+        </w:r>
+      </w:hyperlink>
+      <w:r>
+        <w:rPr>
+          <w:rFonts w:ascii="Arial" w:cs="Arial" w:eastAsia="Arial" w:hAnsi="Arial"/>
+          <w:color w:val="666666"/>
+          <w:sz w:val="14"/>
+          <w:szCs w:val="14"/>
+        </w:rPr>
+        <w:t xml:space="preserve"> (</w:t>
+      </w:r>
+      <w:hyperlink w:history="1" r:id="rIdk213ggxb8yldvkpjdky-g">
+        <w:r>
+          <w:rPr>
+            <w:rFonts w:ascii="Arial" w:cs="Arial" w:eastAsia="Arial" w:hAnsi="Arial"/>
+            <w:color w:val="1F6B75"/>
+            <w:sz w:val="14"/>
+            <w:szCs w:val="14"/>
+            <w:u w:val="single" w:color="1F6B75"/>
+          </w:rPr>
+          <w:t xml:space="preserve">https://creativecommons.org/licenses/by-nc/4.0/</w:t>
+        </w:r>
+      </w:hyperlink>
+      <w:r>
+        <w:rPr>
+          <w:rFonts w:ascii="Arial" w:cs="Arial" w:eastAsia="Arial" w:hAnsi="Arial"/>
+          <w:color w:val="666666"/>
+          <w:sz w:val="14"/>
+          <w:szCs w:val="14"/>
+        </w:rPr>
+        <w:t xml:space="preserve">).</w:t>
+      </w:r>
+    </w:p>
     <w:p>
       <w:r>
         <w:br w:type="page"/>
@@ -29199,7 +29901,7 @@
             <w:pPr>
               <w:spacing w:after="20" w:before="0"/>
             </w:pPr>
-            <w:hyperlink w:history="1" r:id="rIdyoazmt8ftfsqj9wo9bfft">
+            <w:hyperlink w:history="1" r:id="rIdxv4j9fu6vax-zoctkdeux">
               <w:r>
                 <w:rPr>
                   <w:rFonts w:ascii="Arial" w:cs="Arial" w:eastAsia="Arial" w:hAnsi="Arial"/>
@@ -29232,7 +29934,7 @@
               <w:spacing w:after="10" w:before="0"/>
               <w:ind w:left="120"/>
             </w:pPr>
-            <w:hyperlink w:history="1" r:id="rIdglz4oslqw8lhomqz5jap9">
+            <w:hyperlink w:history="1" r:id="rIdfhsgoi7a9ag-ajkuvaq7t">
               <w:r>
                 <w:rPr>
                   <w:rFonts w:ascii="Arial" w:cs="Arial" w:eastAsia="Arial" w:hAnsi="Arial"/>
@@ -29277,7 +29979,7 @@
             <w:pPr>
               <w:spacing w:after="20" w:before="0"/>
             </w:pPr>
-            <w:hyperlink w:history="1" r:id="rIdklfynxym7r9utagi7wb66">
+            <w:hyperlink w:history="1" r:id="rIdyrizxe1drris3lfejxizq">
               <w:r>
                 <w:rPr>
                   <w:rFonts w:ascii="Arial" w:cs="Arial" w:eastAsia="Arial" w:hAnsi="Arial"/>
@@ -29310,7 +30012,7 @@
               <w:spacing w:after="10" w:before="0"/>
               <w:ind w:left="120"/>
             </w:pPr>
-            <w:hyperlink w:history="1" r:id="rIdwvf8u2fi-3dguqpvmw7c-">
+            <w:hyperlink w:history="1" r:id="rIdf3xbmnpfmzxsi2onbfren">
               <w:r>
                 <w:rPr>
                   <w:rFonts w:ascii="Arial" w:cs="Arial" w:eastAsia="Arial" w:hAnsi="Arial"/>
@@ -29505,7 +30207,7 @@
             <w:pPr>
               <w:spacing w:after="20" w:before="0"/>
             </w:pPr>
-            <w:hyperlink w:history="1" r:id="rIdhiyj8sffmdxcoaho8zslu">
+            <w:hyperlink w:history="1" r:id="rIdxw4inhrj2efksx1vhe3da">
               <w:r>
                 <w:rPr>
                   <w:rFonts w:ascii="Arial" w:cs="Arial" w:eastAsia="Arial" w:hAnsi="Arial"/>
@@ -29538,7 +30240,7 @@
               <w:spacing w:after="10" w:before="0"/>
               <w:ind w:left="120"/>
             </w:pPr>
-            <w:hyperlink w:history="1" r:id="rId7himuvzmt4x4solwt_8m0">
+            <w:hyperlink w:history="1" r:id="rIdnykwadu5dp4ivm_vnzcpb">
               <w:r>
                 <w:rPr>
                   <w:rFonts w:ascii="Arial" w:cs="Arial" w:eastAsia="Arial" w:hAnsi="Arial"/>
@@ -29583,7 +30285,7 @@
             <w:pPr>
               <w:spacing w:after="20" w:before="0"/>
             </w:pPr>
-            <w:hyperlink w:history="1" r:id="rIdnmaajh_fsgaatlp9yl-pw">
+            <w:hyperlink w:history="1" r:id="rIdbzpiopt_dulaplpqzg6rl">
               <w:r>
                 <w:rPr>
                   <w:rFonts w:ascii="Arial" w:cs="Arial" w:eastAsia="Arial" w:hAnsi="Arial"/>
@@ -29616,7 +30318,7 @@
               <w:spacing w:after="10" w:before="0"/>
               <w:ind w:left="120"/>
             </w:pPr>
-            <w:hyperlink w:history="1" r:id="rIdajivaoytys2eery5zb0r0">
+            <w:hyperlink w:history="1" r:id="rIdx2dt_pe9diig4mzkeeeah">
               <w:r>
                 <w:rPr>
                   <w:rFonts w:ascii="Arial" w:cs="Arial" w:eastAsia="Arial" w:hAnsi="Arial"/>
@@ -29811,7 +30513,7 @@
             <w:pPr>
               <w:spacing w:after="20" w:before="0"/>
             </w:pPr>
-            <w:hyperlink w:history="1" r:id="rIdoyj9penqr5isbwugyx6ce">
+            <w:hyperlink w:history="1" r:id="rId8njluvh1bptcywkr1thfq">
               <w:r>
                 <w:rPr>
                   <w:rFonts w:ascii="Arial" w:cs="Arial" w:eastAsia="Arial" w:hAnsi="Arial"/>
@@ -29844,7 +30546,7 @@
               <w:spacing w:after="10" w:before="0"/>
               <w:ind w:left="120"/>
             </w:pPr>
-            <w:hyperlink w:history="1" r:id="rId6gvzp1oi1j2uuwipqzugq">
+            <w:hyperlink w:history="1" r:id="rIdealyivro83ud-ktt7zilc">
               <w:r>
                 <w:rPr>
                   <w:rFonts w:ascii="Arial" w:cs="Arial" w:eastAsia="Arial" w:hAnsi="Arial"/>
@@ -29889,7 +30591,7 @@
             <w:pPr>
               <w:spacing w:after="20" w:before="0"/>
             </w:pPr>
-            <w:hyperlink w:history="1" r:id="rIdogsnqigrl15mk8qmfvboh">
+            <w:hyperlink w:history="1" r:id="rIdcen1hvurwofyjquabslea">
               <w:r>
                 <w:rPr>
                   <w:rFonts w:ascii="Arial" w:cs="Arial" w:eastAsia="Arial" w:hAnsi="Arial"/>
@@ -29922,7 +30624,7 @@
               <w:spacing w:after="10" w:before="0"/>
               <w:ind w:left="120"/>
             </w:pPr>
-            <w:hyperlink w:history="1" r:id="rIdarx-sio_qrz81cfhopmon">
+            <w:hyperlink w:history="1" r:id="rIdiup9d18tiy-vxp5obfzul">
               <w:r>
                 <w:rPr>
                   <w:rFonts w:ascii="Arial" w:cs="Arial" w:eastAsia="Arial" w:hAnsi="Arial"/>
@@ -30117,7 +30819,7 @@
             <w:pPr>
               <w:spacing w:after="20" w:before="0"/>
             </w:pPr>
-            <w:hyperlink w:history="1" r:id="rIdyyxbdu4zmx80_zpt3isjg">
+            <w:hyperlink w:history="1" r:id="rIdfyo6s79ap5n8g35grdezs">
               <w:r>
                 <w:rPr>
                   <w:rFonts w:ascii="Arial" w:cs="Arial" w:eastAsia="Arial" w:hAnsi="Arial"/>
@@ -30150,7 +30852,7 @@
               <w:spacing w:after="10" w:before="0"/>
               <w:ind w:left="120"/>
             </w:pPr>
-            <w:hyperlink w:history="1" r:id="rIdn60thzvou_6akksrzjihw">
+            <w:hyperlink w:history="1" r:id="rId-rslrww1r63mrvffw_dhf">
               <w:r>
                 <w:rPr>
                   <w:rFonts w:ascii="Arial" w:cs="Arial" w:eastAsia="Arial" w:hAnsi="Arial"/>
@@ -30195,7 +30897,7 @@
             <w:pPr>
               <w:spacing w:after="20" w:before="0"/>
             </w:pPr>
-            <w:hyperlink w:history="1" r:id="rIdaeafjzkehzzllfnsxwymd">
+            <w:hyperlink w:history="1" r:id="rIde0qpttr9qwmvazx6mn4-f">
               <w:r>
                 <w:rPr>
                   <w:rFonts w:ascii="Arial" w:cs="Arial" w:eastAsia="Arial" w:hAnsi="Arial"/>
@@ -30228,7 +30930,7 @@
               <w:spacing w:after="10" w:before="0"/>
               <w:ind w:left="120"/>
             </w:pPr>
-            <w:hyperlink w:history="1" r:id="rIdslp5gctcnkixl-v7kdvv6">
+            <w:hyperlink w:history="1" r:id="rIdru3e7npp2e1ouxxbiaiga">
               <w:r>
                 <w:rPr>
                   <w:rFonts w:ascii="Arial" w:cs="Arial" w:eastAsia="Arial" w:hAnsi="Arial"/>
@@ -30423,7 +31125,7 @@
             <w:pPr>
               <w:spacing w:after="20" w:before="0"/>
             </w:pPr>
-            <w:hyperlink w:history="1" r:id="rIdpxx2pv3-og4ht_bspdsdy">
+            <w:hyperlink w:history="1" r:id="rId34jtemlnqpunhzkj4fjyf">
               <w:r>
                 <w:rPr>
                   <w:rFonts w:ascii="Arial" w:cs="Arial" w:eastAsia="Arial" w:hAnsi="Arial"/>
@@ -30456,7 +31158,7 @@
               <w:spacing w:after="10" w:before="0"/>
               <w:ind w:left="120"/>
             </w:pPr>
-            <w:hyperlink w:history="1" r:id="rIdnchejpdjsc0uv4xffokwc">
+            <w:hyperlink w:history="1" r:id="rIdjmab8q8tbtrnge1ly8gyo">
               <w:r>
                 <w:rPr>
                   <w:rFonts w:ascii="Arial" w:cs="Arial" w:eastAsia="Arial" w:hAnsi="Arial"/>
@@ -30501,7 +31203,7 @@
             <w:pPr>
               <w:spacing w:after="20" w:before="0"/>
             </w:pPr>
-            <w:hyperlink w:history="1" r:id="rIds8qgzjunts0bxpin3dmuw">
+            <w:hyperlink w:history="1" r:id="rIdbvemx-ojzw4tsjkbnj6e_">
               <w:r>
                 <w:rPr>
                   <w:rFonts w:ascii="Arial" w:cs="Arial" w:eastAsia="Arial" w:hAnsi="Arial"/>
@@ -30534,7 +31236,7 @@
               <w:spacing w:after="10" w:before="0"/>
               <w:ind w:left="120"/>
             </w:pPr>
-            <w:hyperlink w:history="1" r:id="rId0bwokelhyfvumhkwomc-n">
+            <w:hyperlink w:history="1" r:id="rIdpznrr5neony9uclyamw6s">
               <w:r>
                 <w:rPr>
                   <w:rFonts w:ascii="Arial" w:cs="Arial" w:eastAsia="Arial" w:hAnsi="Arial"/>
@@ -31144,6 +31846,65 @@
         </w:tc>
       </w:tr>
     </w:tbl>
+    <w:p>
+      <w:pPr>
+        <w:pBdr>
+          <w:top w:val="single" w:color="BBBBBB" w:sz="4" w:space="4"/>
+        </w:pBdr>
+        <w:spacing w:after="0" w:before="160"/>
+      </w:pPr>
+      <w:r>
+        <w:rPr>
+          <w:rFonts w:ascii="Arial" w:cs="Arial" w:eastAsia="Arial" w:hAnsi="Arial"/>
+          <w:color w:val="666666"/>
+          <w:sz w:val="14"/>
+          <w:szCs w:val="14"/>
+        </w:rPr>
+        <w:t xml:space="preserve">© 2026 SeaVuria and ARES. Aligned with KICD objectives. Developed by SeaVuria; technical implementation by ARES (with AI assistance from Claude). Licensed under </w:t>
+      </w:r>
+      <w:hyperlink w:history="1" r:id="rIdjeoq2dybl53txcdolglnl">
+        <w:r>
+          <w:rPr>
+            <w:rFonts w:ascii="Arial" w:cs="Arial" w:eastAsia="Arial" w:hAnsi="Arial"/>
+            <w:color w:val="1F6B75"/>
+            <w:sz w:val="14"/>
+            <w:szCs w:val="14"/>
+            <w:u w:val="single" w:color="1F6B75"/>
+          </w:rPr>
+          <w:t xml:space="preserve">CC BY-NC 4.0</w:t>
+        </w:r>
+      </w:hyperlink>
+      <w:r>
+        <w:rPr>
+          <w:rFonts w:ascii="Arial" w:cs="Arial" w:eastAsia="Arial" w:hAnsi="Arial"/>
+          <w:color w:val="666666"/>
+          <w:sz w:val="14"/>
+          <w:szCs w:val="14"/>
+        </w:rPr>
+        <w:t xml:space="preserve"> (</w:t>
+      </w:r>
+      <w:hyperlink w:history="1" r:id="rId48kzfyyrfoo6smhti91x6">
+        <w:r>
+          <w:rPr>
+            <w:rFonts w:ascii="Arial" w:cs="Arial" w:eastAsia="Arial" w:hAnsi="Arial"/>
+            <w:color w:val="1F6B75"/>
+            <w:sz w:val="14"/>
+            <w:szCs w:val="14"/>
+            <w:u w:val="single" w:color="1F6B75"/>
+          </w:rPr>
+          <w:t xml:space="preserve">https://creativecommons.org/licenses/by-nc/4.0/</w:t>
+        </w:r>
+      </w:hyperlink>
+      <w:r>
+        <w:rPr>
+          <w:rFonts w:ascii="Arial" w:cs="Arial" w:eastAsia="Arial" w:hAnsi="Arial"/>
+          <w:color w:val="666666"/>
+          <w:sz w:val="14"/>
+          <w:szCs w:val="14"/>
+        </w:rPr>
+        <w:t xml:space="preserve">).</w:t>
+      </w:r>
+    </w:p>
     <w:p>
       <w:r>
         <w:br w:type="page"/>

--- a/data/outputs/v2/Chemistry/SS1.1_Introduction_to_Chemistry/Chemistry_Introduction_to_Chemistry_CBE_LessonSequence.docx
+++ b/data/outputs/v2/Chemistry/SS1.1_Introduction_to_Chemistry/Chemistry_Introduction_to_Chemistry_CBE_LessonSequence.docx
@@ -38,6 +38,2255 @@
           <w:szCs w:val="22"/>
         </w:rPr>
         <w:t xml:space="preserve">CBE Phenomenon-Driven Lesson Sequence — Sub-Strand 1.1 (10 Lessons)</w:t>
+      </w:r>
+    </w:p>
+    <w:p>
+      <w:pPr>
+        <w:spacing w:after="120"/>
+      </w:pPr>
+      <w:r>
+        <w:t xml:space="preserve"/>
+      </w:r>
+    </w:p>
+    <w:tbl>
+      <w:tblPr>
+        <w:tblW w:type="dxa" w:w="13680"/>
+        <w:tblBorders>
+          <w:top w:val="single" w:color="AAAAAA" w:sz="4"/>
+          <w:left w:val="single" w:color="AAAAAA" w:sz="4"/>
+          <w:bottom w:val="single" w:color="AAAAAA" w:sz="4"/>
+          <w:right w:val="single" w:color="AAAAAA" w:sz="4"/>
+          <w:insideH w:val="single" w:color="auto" w:sz="4"/>
+          <w:insideV w:val="single" w:color="auto" w:sz="4"/>
+        </w:tblBorders>
+        <w:tblLayout w:type="fixed"/>
+      </w:tblPr>
+      <w:tblGrid>
+        <w:gridCol w:w="3000"/>
+        <w:gridCol w:w="10680"/>
+      </w:tblGrid>
+      <w:tr>
+        <w:tc>
+          <w:tcPr>
+            <w:tcW w:type="dxa" w:w="13680"/>
+            <w:gridSpan w:val="2"/>
+            <w:shd w:fill="1F3864" w:color="auto" w:val="clear"/>
+            <w:tcMar>
+              <w:top w:type="dxa" w:w="60"/>
+              <w:left w:type="dxa" w:w="120"/>
+              <w:bottom w:type="dxa" w:w="60"/>
+              <w:right w:type="dxa" w:w="120"/>
+            </w:tcMar>
+            <w:vAlign w:val="top"/>
+          </w:tcPr>
+          <w:p>
+            <w:pPr>
+              <w:spacing w:after="40" w:before="0"/>
+              <w:jc w:val="center"/>
+            </w:pPr>
+            <w:r>
+              <w:rPr>
+                <w:rFonts w:ascii="Arial" w:cs="Arial" w:eastAsia="Arial" w:hAnsi="Arial"/>
+                <w:b/>
+                <w:bCs/>
+                <w:i w:val="false"/>
+                <w:iCs w:val="false"/>
+                <w:color w:val="FFFFFF"/>
+                <w:sz w:val="22"/>
+                <w:szCs w:val="22"/>
+              </w:rPr>
+              <w:t xml:space="preserve">SUB-STRAND OVERVIEW</w:t>
+            </w:r>
+          </w:p>
+        </w:tc>
+      </w:tr>
+      <w:tr>
+        <w:tc>
+          <w:tcPr>
+            <w:tcW w:type="dxa" w:w="3000"/>
+            <w:shd w:fill="D5E8F0" w:color="auto" w:val="clear"/>
+            <w:tcMar>
+              <w:top w:type="dxa" w:w="60"/>
+              <w:left w:type="dxa" w:w="120"/>
+              <w:bottom w:type="dxa" w:w="60"/>
+              <w:right w:type="dxa" w:w="120"/>
+            </w:tcMar>
+            <w:vAlign w:val="top"/>
+          </w:tcPr>
+          <w:p>
+            <w:pPr>
+              <w:spacing w:after="40" w:before="0"/>
+              <w:jc w:val="left"/>
+            </w:pPr>
+            <w:r>
+              <w:rPr>
+                <w:rFonts w:ascii="Arial" w:cs="Arial" w:eastAsia="Arial" w:hAnsi="Arial"/>
+                <w:b/>
+                <w:bCs/>
+                <w:i w:val="false"/>
+                <w:iCs w:val="false"/>
+                <w:color w:val="000000"/>
+                <w:sz w:val="18"/>
+                <w:szCs w:val="18"/>
+              </w:rPr>
+              <w:t xml:space="preserve">Grade Level</w:t>
+            </w:r>
+          </w:p>
+        </w:tc>
+        <w:tc>
+          <w:tcPr>
+            <w:tcW w:type="dxa" w:w="10680"/>
+            <w:shd w:fill="FFFFFF" w:color="auto" w:val="clear"/>
+            <w:tcMar>
+              <w:top w:type="dxa" w:w="60"/>
+              <w:left w:type="dxa" w:w="120"/>
+              <w:bottom w:type="dxa" w:w="60"/>
+              <w:right w:type="dxa" w:w="120"/>
+            </w:tcMar>
+            <w:vAlign w:val="top"/>
+          </w:tcPr>
+          <w:p>
+            <w:pPr>
+              <w:spacing w:after="40" w:before="0"/>
+              <w:jc w:val="left"/>
+            </w:pPr>
+            <w:r>
+              <w:rPr>
+                <w:rFonts w:ascii="Arial" w:cs="Arial" w:eastAsia="Arial" w:hAnsi="Arial"/>
+                <w:b w:val="false"/>
+                <w:bCs w:val="false"/>
+                <w:i w:val="false"/>
+                <w:iCs w:val="false"/>
+                <w:color w:val="000000"/>
+                <w:sz w:val="18"/>
+                <w:szCs w:val="18"/>
+              </w:rPr>
+              <w:t xml:space="preserve">10</w:t>
+            </w:r>
+          </w:p>
+        </w:tc>
+      </w:tr>
+      <w:tr>
+        <w:tc>
+          <w:tcPr>
+            <w:tcW w:type="dxa" w:w="3000"/>
+            <w:shd w:fill="D5E8F0" w:color="auto" w:val="clear"/>
+            <w:tcMar>
+              <w:top w:type="dxa" w:w="60"/>
+              <w:left w:type="dxa" w:w="120"/>
+              <w:bottom w:type="dxa" w:w="60"/>
+              <w:right w:type="dxa" w:w="120"/>
+            </w:tcMar>
+            <w:vAlign w:val="top"/>
+          </w:tcPr>
+          <w:p>
+            <w:pPr>
+              <w:spacing w:after="40" w:before="0"/>
+              <w:jc w:val="left"/>
+            </w:pPr>
+            <w:r>
+              <w:rPr>
+                <w:rFonts w:ascii="Arial" w:cs="Arial" w:eastAsia="Arial" w:hAnsi="Arial"/>
+                <w:b/>
+                <w:bCs/>
+                <w:i w:val="false"/>
+                <w:iCs w:val="false"/>
+                <w:color w:val="000000"/>
+                <w:sz w:val="18"/>
+                <w:szCs w:val="18"/>
+              </w:rPr>
+              <w:t xml:space="preserve">Subject</w:t>
+            </w:r>
+          </w:p>
+        </w:tc>
+        <w:tc>
+          <w:tcPr>
+            <w:tcW w:type="dxa" w:w="10680"/>
+            <w:shd w:fill="FFFFFF" w:color="auto" w:val="clear"/>
+            <w:tcMar>
+              <w:top w:type="dxa" w:w="60"/>
+              <w:left w:type="dxa" w:w="120"/>
+              <w:bottom w:type="dxa" w:w="60"/>
+              <w:right w:type="dxa" w:w="120"/>
+            </w:tcMar>
+            <w:vAlign w:val="top"/>
+          </w:tcPr>
+          <w:p>
+            <w:pPr>
+              <w:spacing w:after="40" w:before="0"/>
+              <w:jc w:val="left"/>
+            </w:pPr>
+            <w:r>
+              <w:rPr>
+                <w:rFonts w:ascii="Arial" w:cs="Arial" w:eastAsia="Arial" w:hAnsi="Arial"/>
+                <w:b w:val="false"/>
+                <w:bCs w:val="false"/>
+                <w:i w:val="false"/>
+                <w:iCs w:val="false"/>
+                <w:color w:val="000000"/>
+                <w:sz w:val="18"/>
+                <w:szCs w:val="18"/>
+              </w:rPr>
+              <w:t xml:space="preserve">Chemistry</w:t>
+            </w:r>
+          </w:p>
+        </w:tc>
+      </w:tr>
+      <w:tr>
+        <w:tc>
+          <w:tcPr>
+            <w:tcW w:type="dxa" w:w="3000"/>
+            <w:shd w:fill="D5E8F0" w:color="auto" w:val="clear"/>
+            <w:tcMar>
+              <w:top w:type="dxa" w:w="60"/>
+              <w:left w:type="dxa" w:w="120"/>
+              <w:bottom w:type="dxa" w:w="60"/>
+              <w:right w:type="dxa" w:w="120"/>
+            </w:tcMar>
+            <w:vAlign w:val="top"/>
+          </w:tcPr>
+          <w:p>
+            <w:pPr>
+              <w:spacing w:after="40" w:before="0"/>
+              <w:jc w:val="left"/>
+            </w:pPr>
+            <w:r>
+              <w:rPr>
+                <w:rFonts w:ascii="Arial" w:cs="Arial" w:eastAsia="Arial" w:hAnsi="Arial"/>
+                <w:b/>
+                <w:bCs/>
+                <w:i w:val="false"/>
+                <w:iCs w:val="false"/>
+                <w:color w:val="000000"/>
+                <w:sz w:val="18"/>
+                <w:szCs w:val="18"/>
+              </w:rPr>
+              <w:t xml:space="preserve">Strand</w:t>
+            </w:r>
+          </w:p>
+        </w:tc>
+        <w:tc>
+          <w:tcPr>
+            <w:tcW w:type="dxa" w:w="10680"/>
+            <w:shd w:fill="FFFFFF" w:color="auto" w:val="clear"/>
+            <w:tcMar>
+              <w:top w:type="dxa" w:w="60"/>
+              <w:left w:type="dxa" w:w="120"/>
+              <w:bottom w:type="dxa" w:w="60"/>
+              <w:right w:type="dxa" w:w="120"/>
+            </w:tcMar>
+            <w:vAlign w:val="top"/>
+          </w:tcPr>
+          <w:p>
+            <w:pPr>
+              <w:spacing w:after="40" w:before="0"/>
+              <w:jc w:val="left"/>
+            </w:pPr>
+            <w:r>
+              <w:rPr>
+                <w:rFonts w:ascii="Arial" w:cs="Arial" w:eastAsia="Arial" w:hAnsi="Arial"/>
+                <w:b w:val="false"/>
+                <w:bCs w:val="false"/>
+                <w:i w:val="false"/>
+                <w:iCs w:val="false"/>
+                <w:color w:val="000000"/>
+                <w:sz w:val="18"/>
+                <w:szCs w:val="18"/>
+              </w:rPr>
+              <w:t xml:space="preserve">Strand 1.0: Inorganic Chemistry</w:t>
+            </w:r>
+          </w:p>
+        </w:tc>
+      </w:tr>
+      <w:tr>
+        <w:tc>
+          <w:tcPr>
+            <w:tcW w:type="dxa" w:w="3000"/>
+            <w:shd w:fill="D5E8F0" w:color="auto" w:val="clear"/>
+            <w:tcMar>
+              <w:top w:type="dxa" w:w="60"/>
+              <w:left w:type="dxa" w:w="120"/>
+              <w:bottom w:type="dxa" w:w="60"/>
+              <w:right w:type="dxa" w:w="120"/>
+            </w:tcMar>
+            <w:vAlign w:val="top"/>
+          </w:tcPr>
+          <w:p>
+            <w:pPr>
+              <w:spacing w:after="40" w:before="0"/>
+              <w:jc w:val="left"/>
+            </w:pPr>
+            <w:r>
+              <w:rPr>
+                <w:rFonts w:ascii="Arial" w:cs="Arial" w:eastAsia="Arial" w:hAnsi="Arial"/>
+                <w:b/>
+                <w:bCs/>
+                <w:i w:val="false"/>
+                <w:iCs w:val="false"/>
+                <w:color w:val="000000"/>
+                <w:sz w:val="18"/>
+                <w:szCs w:val="18"/>
+              </w:rPr>
+              <w:t xml:space="preserve">Sub-Strand</w:t>
+            </w:r>
+          </w:p>
+        </w:tc>
+        <w:tc>
+          <w:tcPr>
+            <w:tcW w:type="dxa" w:w="10680"/>
+            <w:shd w:fill="FFFFFF" w:color="auto" w:val="clear"/>
+            <w:tcMar>
+              <w:top w:type="dxa" w:w="60"/>
+              <w:left w:type="dxa" w:w="120"/>
+              <w:bottom w:type="dxa" w:w="60"/>
+              <w:right w:type="dxa" w:w="120"/>
+            </w:tcMar>
+            <w:vAlign w:val="top"/>
+          </w:tcPr>
+          <w:p>
+            <w:pPr>
+              <w:spacing w:after="40" w:before="0"/>
+              <w:jc w:val="left"/>
+            </w:pPr>
+            <w:r>
+              <w:rPr>
+                <w:rFonts w:ascii="Arial" w:cs="Arial" w:eastAsia="Arial" w:hAnsi="Arial"/>
+                <w:b w:val="false"/>
+                <w:bCs w:val="false"/>
+                <w:i w:val="false"/>
+                <w:iCs w:val="false"/>
+                <w:color w:val="000000"/>
+                <w:sz w:val="18"/>
+                <w:szCs w:val="18"/>
+              </w:rPr>
+              <w:t xml:space="preserve">Sub-Strand 1.1: Introduction to Chemistry</w:t>
+            </w:r>
+          </w:p>
+        </w:tc>
+      </w:tr>
+      <w:tr>
+        <w:tc>
+          <w:tcPr>
+            <w:tcW w:type="dxa" w:w="3000"/>
+            <w:shd w:fill="D5E8F0" w:color="auto" w:val="clear"/>
+            <w:tcMar>
+              <w:top w:type="dxa" w:w="60"/>
+              <w:left w:type="dxa" w:w="120"/>
+              <w:bottom w:type="dxa" w:w="60"/>
+              <w:right w:type="dxa" w:w="120"/>
+            </w:tcMar>
+            <w:vAlign w:val="top"/>
+          </w:tcPr>
+          <w:p>
+            <w:pPr>
+              <w:spacing w:after="40" w:before="0"/>
+              <w:jc w:val="left"/>
+            </w:pPr>
+            <w:r>
+              <w:rPr>
+                <w:rFonts w:ascii="Arial" w:cs="Arial" w:eastAsia="Arial" w:hAnsi="Arial"/>
+                <w:b/>
+                <w:bCs/>
+                <w:i w:val="false"/>
+                <w:iCs w:val="false"/>
+                <w:color w:val="000000"/>
+                <w:sz w:val="18"/>
+                <w:szCs w:val="18"/>
+              </w:rPr>
+              <w:t xml:space="preserve">Total Duration</w:t>
+            </w:r>
+          </w:p>
+        </w:tc>
+        <w:tc>
+          <w:tcPr>
+            <w:tcW w:type="dxa" w:w="10680"/>
+            <w:shd w:fill="FFFFFF" w:color="auto" w:val="clear"/>
+            <w:tcMar>
+              <w:top w:type="dxa" w:w="60"/>
+              <w:left w:type="dxa" w:w="120"/>
+              <w:bottom w:type="dxa" w:w="60"/>
+              <w:right w:type="dxa" w:w="120"/>
+            </w:tcMar>
+            <w:vAlign w:val="top"/>
+          </w:tcPr>
+          <w:p>
+            <w:pPr>
+              <w:spacing w:after="40" w:before="0"/>
+              <w:jc w:val="left"/>
+            </w:pPr>
+            <w:r>
+              <w:rPr>
+                <w:rFonts w:ascii="Arial" w:cs="Arial" w:eastAsia="Arial" w:hAnsi="Arial"/>
+                <w:b w:val="false"/>
+                <w:bCs w:val="false"/>
+                <w:i w:val="false"/>
+                <w:iCs w:val="false"/>
+                <w:color w:val="000000"/>
+                <w:sz w:val="18"/>
+                <w:szCs w:val="18"/>
+              </w:rPr>
+              <w:t xml:space="preserve">10 lessons × 40 minutes = 400 minutes total</w:t>
+            </w:r>
+          </w:p>
+        </w:tc>
+      </w:tr>
+      <w:tr>
+        <w:tc>
+          <w:tcPr>
+            <w:tcW w:type="dxa" w:w="3000"/>
+            <w:shd w:fill="D5E8F0" w:color="auto" w:val="clear"/>
+            <w:tcMar>
+              <w:top w:type="dxa" w:w="60"/>
+              <w:left w:type="dxa" w:w="120"/>
+              <w:bottom w:type="dxa" w:w="60"/>
+              <w:right w:type="dxa" w:w="120"/>
+            </w:tcMar>
+            <w:vAlign w:val="top"/>
+          </w:tcPr>
+          <w:p>
+            <w:pPr>
+              <w:spacing w:after="40" w:before="0"/>
+              <w:jc w:val="left"/>
+            </w:pPr>
+            <w:r>
+              <w:rPr>
+                <w:rFonts w:ascii="Arial" w:cs="Arial" w:eastAsia="Arial" w:hAnsi="Arial"/>
+                <w:b/>
+                <w:bCs/>
+                <w:i w:val="false"/>
+                <w:iCs w:val="false"/>
+                <w:color w:val="000000"/>
+                <w:sz w:val="18"/>
+                <w:szCs w:val="18"/>
+              </w:rPr>
+              <w:t xml:space="preserve">Sub-Strand Content</w:t>
+            </w:r>
+          </w:p>
+        </w:tc>
+        <w:tc>
+          <w:tcPr>
+            <w:tcW w:type="dxa" w:w="10680"/>
+            <w:shd w:fill="FFFFFF" w:color="auto" w:val="clear"/>
+            <w:tcMar>
+              <w:top w:type="dxa" w:w="60"/>
+              <w:left w:type="dxa" w:w="120"/>
+              <w:bottom w:type="dxa" w:w="60"/>
+              <w:right w:type="dxa" w:w="120"/>
+            </w:tcMar>
+            <w:vAlign w:val="top"/>
+          </w:tcPr>
+          <w:p>
+            <w:pPr>
+              <w:spacing w:after="30" w:before="0"/>
+              <w:ind w:left="360" w:hanging="180"/>
+              <w:jc w:val="left"/>
+            </w:pPr>
+            <w:r>
+              <w:rPr>
+                <w:rFonts w:ascii="Arial" w:cs="Arial" w:eastAsia="Arial" w:hAnsi="Arial"/>
+                <w:b w:val="false"/>
+                <w:bCs w:val="false"/>
+                <w:i w:val="false"/>
+                <w:iCs w:val="false"/>
+                <w:color w:val="000000"/>
+                <w:sz w:val="18"/>
+                <w:szCs w:val="18"/>
+              </w:rPr>
+              <w:t xml:space="preserve">–  Definition of Chemistry as a field of science</w:t>
+            </w:r>
+          </w:p>
+          <w:p>
+            <w:pPr>
+              <w:spacing w:after="30" w:before="0"/>
+              <w:ind w:left="360" w:hanging="180"/>
+              <w:jc w:val="left"/>
+            </w:pPr>
+            <w:r>
+              <w:rPr>
+                <w:rFonts w:ascii="Arial" w:cs="Arial" w:eastAsia="Arial" w:hAnsi="Arial"/>
+                <w:b w:val="false"/>
+                <w:bCs w:val="false"/>
+                <w:i w:val="false"/>
+                <w:iCs w:val="false"/>
+                <w:color w:val="000000"/>
+                <w:sz w:val="18"/>
+                <w:szCs w:val="18"/>
+              </w:rPr>
+              <w:t xml:space="preserve">–  Branches of Chemistry (Organic, Inorganic, Physical, Analytical, Biochemistry, Nuclear, Industrial/Applied Chemistry)</w:t>
+            </w:r>
+          </w:p>
+          <w:p>
+            <w:pPr>
+              <w:spacing w:after="30" w:before="0"/>
+              <w:ind w:left="360" w:hanging="180"/>
+              <w:jc w:val="left"/>
+            </w:pPr>
+            <w:r>
+              <w:rPr>
+                <w:rFonts w:ascii="Arial" w:cs="Arial" w:eastAsia="Arial" w:hAnsi="Arial"/>
+                <w:b w:val="false"/>
+                <w:bCs w:val="false"/>
+                <w:i w:val="false"/>
+                <w:iCs w:val="false"/>
+                <w:color w:val="000000"/>
+                <w:sz w:val="18"/>
+                <w:szCs w:val="18"/>
+              </w:rPr>
+              <w:t xml:space="preserve">–  Careers in Chemistry and how gender stereotyping influences career choices</w:t>
+            </w:r>
+          </w:p>
+          <w:p>
+            <w:pPr>
+              <w:spacing w:after="30" w:before="0"/>
+              <w:ind w:left="360" w:hanging="180"/>
+              <w:jc w:val="left"/>
+            </w:pPr>
+            <w:r>
+              <w:rPr>
+                <w:rFonts w:ascii="Arial" w:cs="Arial" w:eastAsia="Arial" w:hAnsi="Arial"/>
+                <w:b w:val="false"/>
+                <w:bCs w:val="false"/>
+                <w:i w:val="false"/>
+                <w:iCs w:val="false"/>
+                <w:color w:val="000000"/>
+                <w:sz w:val="18"/>
+                <w:szCs w:val="18"/>
+              </w:rPr>
+              <w:t xml:space="preserve">–  Chemistry in our daily lives — agriculture, pharmaceutical industry, medicine, manufacturing industry, food industry, nuclear chemistry, entertainment industry, sports industry</w:t>
+            </w:r>
+          </w:p>
+          <w:p>
+            <w:pPr>
+              <w:spacing w:after="30" w:before="0"/>
+              <w:ind w:left="360" w:hanging="180"/>
+              <w:jc w:val="left"/>
+            </w:pPr>
+            <w:r>
+              <w:rPr>
+                <w:rFonts w:ascii="Arial" w:cs="Arial" w:eastAsia="Arial" w:hAnsi="Arial"/>
+                <w:b w:val="false"/>
+                <w:bCs w:val="false"/>
+                <w:i w:val="false"/>
+                <w:iCs w:val="false"/>
+                <w:color w:val="000000"/>
+                <w:sz w:val="18"/>
+                <w:szCs w:val="18"/>
+              </w:rPr>
+              <w:t xml:space="preserve">–  Meaning of drug, prescription, dosage and substance use</w:t>
+            </w:r>
+          </w:p>
+          <w:p>
+            <w:pPr>
+              <w:spacing w:after="30" w:before="0"/>
+              <w:ind w:left="360" w:hanging="180"/>
+              <w:jc w:val="left"/>
+            </w:pPr>
+            <w:r>
+              <w:rPr>
+                <w:rFonts w:ascii="Arial" w:cs="Arial" w:eastAsia="Arial" w:hAnsi="Arial"/>
+                <w:b w:val="false"/>
+                <w:bCs w:val="false"/>
+                <w:i w:val="false"/>
+                <w:iCs w:val="false"/>
+                <w:color w:val="000000"/>
+                <w:sz w:val="18"/>
+                <w:szCs w:val="18"/>
+              </w:rPr>
+              <w:t xml:space="preserve">–  Effects of drug and substance use in day-to-day life</w:t>
+            </w:r>
+          </w:p>
+          <w:p>
+            <w:pPr>
+              <w:spacing w:after="30" w:before="0"/>
+              <w:ind w:left="360" w:hanging="180"/>
+              <w:jc w:val="left"/>
+            </w:pPr>
+            <w:r>
+              <w:rPr>
+                <w:rFonts w:ascii="Arial" w:cs="Arial" w:eastAsia="Arial" w:hAnsi="Arial"/>
+                <w:b w:val="false"/>
+                <w:bCs w:val="false"/>
+                <w:i w:val="false"/>
+                <w:iCs w:val="false"/>
+                <w:color w:val="000000"/>
+                <w:sz w:val="18"/>
+                <w:szCs w:val="18"/>
+              </w:rPr>
+              <w:t xml:space="preserve">–  Learner rights and responsibilities to a safe and healthy learning environment</w:t>
+            </w:r>
+          </w:p>
+          <w:p>
+            <w:pPr>
+              <w:spacing w:after="30" w:before="0"/>
+              <w:ind w:left="360" w:hanging="180"/>
+              <w:jc w:val="left"/>
+            </w:pPr>
+            <w:r>
+              <w:rPr>
+                <w:rFonts w:ascii="Arial" w:cs="Arial" w:eastAsia="Arial" w:hAnsi="Arial"/>
+                <w:b w:val="false"/>
+                <w:bCs w:val="false"/>
+                <w:i w:val="false"/>
+                <w:iCs w:val="false"/>
+                <w:color w:val="000000"/>
+                <w:sz w:val="18"/>
+                <w:szCs w:val="18"/>
+              </w:rPr>
+              <w:t xml:space="preserve">–  Consumer protection — labels on manufactured products (marks of quality, expiry dates, nutritional information, preservatives, messages of caution)</w:t>
+            </w:r>
+          </w:p>
+        </w:tc>
+      </w:tr>
+      <w:tr>
+        <w:tc>
+          <w:tcPr>
+            <w:tcW w:type="dxa" w:w="3000"/>
+            <w:shd w:fill="D5E8F0" w:color="auto" w:val="clear"/>
+            <w:tcMar>
+              <w:top w:type="dxa" w:w="60"/>
+              <w:left w:type="dxa" w:w="120"/>
+              <w:bottom w:type="dxa" w:w="60"/>
+              <w:right w:type="dxa" w:w="120"/>
+            </w:tcMar>
+            <w:vAlign w:val="top"/>
+          </w:tcPr>
+          <w:p>
+            <w:pPr>
+              <w:spacing w:after="40" w:before="0"/>
+              <w:jc w:val="left"/>
+            </w:pPr>
+            <w:r>
+              <w:rPr>
+                <w:rFonts w:ascii="Arial" w:cs="Arial" w:eastAsia="Arial" w:hAnsi="Arial"/>
+                <w:b/>
+                <w:bCs/>
+                <w:i w:val="false"/>
+                <w:iCs w:val="false"/>
+                <w:color w:val="000000"/>
+                <w:sz w:val="18"/>
+                <w:szCs w:val="18"/>
+              </w:rPr>
+              <w:t xml:space="preserve">Learning Outcomes</w:t>
+            </w:r>
+          </w:p>
+        </w:tc>
+        <w:tc>
+          <w:tcPr>
+            <w:tcW w:type="dxa" w:w="10680"/>
+            <w:shd w:fill="FFFFFF" w:color="auto" w:val="clear"/>
+            <w:tcMar>
+              <w:top w:type="dxa" w:w="60"/>
+              <w:left w:type="dxa" w:w="120"/>
+              <w:bottom w:type="dxa" w:w="60"/>
+              <w:right w:type="dxa" w:w="120"/>
+            </w:tcMar>
+            <w:vAlign w:val="top"/>
+          </w:tcPr>
+          <w:p>
+            <w:pPr>
+              <w:spacing w:after="40" w:before="0"/>
+              <w:jc w:val="left"/>
+            </w:pPr>
+            <w:r>
+              <w:rPr>
+                <w:rFonts w:ascii="Arial" w:cs="Arial" w:eastAsia="Arial" w:hAnsi="Arial"/>
+                <w:b w:val="false"/>
+                <w:bCs w:val="false"/>
+                <w:i w:val="false"/>
+                <w:iCs w:val="false"/>
+                <w:color w:val="000000"/>
+                <w:sz w:val="18"/>
+                <w:szCs w:val="18"/>
+              </w:rPr>
+              <w:t xml:space="preserve">By the end of the sub-strand, the learner should be able to:</w:t>
+            </w:r>
+          </w:p>
+          <w:p>
+            <w:pPr>
+              <w:spacing w:after="40" w:before="0"/>
+              <w:jc w:val="left"/>
+            </w:pPr>
+            <w:r>
+              <w:rPr>
+                <w:rFonts w:ascii="Arial" w:cs="Arial" w:eastAsia="Arial" w:hAnsi="Arial"/>
+                <w:b w:val="false"/>
+                <w:bCs w:val="false"/>
+                <w:i w:val="false"/>
+                <w:iCs w:val="false"/>
+                <w:color w:val="000000"/>
+                <w:sz w:val="18"/>
+                <w:szCs w:val="18"/>
+              </w:rPr>
+              <w:t xml:space="preserve">a) explain the meaning of Chemistry as a field of science,</w:t>
+            </w:r>
+          </w:p>
+          <w:p>
+            <w:pPr>
+              <w:spacing w:after="40" w:before="0"/>
+              <w:jc w:val="left"/>
+            </w:pPr>
+            <w:r>
+              <w:rPr>
+                <w:rFonts w:ascii="Arial" w:cs="Arial" w:eastAsia="Arial" w:hAnsi="Arial"/>
+                <w:b w:val="false"/>
+                <w:bCs w:val="false"/>
+                <w:i w:val="false"/>
+                <w:iCs w:val="false"/>
+                <w:color w:val="000000"/>
+                <w:sz w:val="18"/>
+                <w:szCs w:val="18"/>
+              </w:rPr>
+              <w:t xml:space="preserve">b) explore the role of Chemistry in day-to-day life,</w:t>
+            </w:r>
+          </w:p>
+          <w:p>
+            <w:pPr>
+              <w:spacing w:after="40" w:before="0"/>
+              <w:jc w:val="left"/>
+            </w:pPr>
+            <w:r>
+              <w:rPr>
+                <w:rFonts w:ascii="Arial" w:cs="Arial" w:eastAsia="Arial" w:hAnsi="Arial"/>
+                <w:b w:val="false"/>
+                <w:bCs w:val="false"/>
+                <w:i w:val="false"/>
+                <w:iCs w:val="false"/>
+                <w:color w:val="000000"/>
+                <w:sz w:val="18"/>
+                <w:szCs w:val="18"/>
+              </w:rPr>
+              <w:t xml:space="preserve">c) examine the effects of drug and substance use in day-to-day life,</w:t>
+            </w:r>
+          </w:p>
+          <w:p>
+            <w:pPr>
+              <w:spacing w:after="40" w:before="0"/>
+              <w:jc w:val="left"/>
+            </w:pPr>
+            <w:r>
+              <w:rPr>
+                <w:rFonts w:ascii="Arial" w:cs="Arial" w:eastAsia="Arial" w:hAnsi="Arial"/>
+                <w:b w:val="false"/>
+                <w:bCs w:val="false"/>
+                <w:i w:val="false"/>
+                <w:iCs w:val="false"/>
+                <w:color w:val="000000"/>
+                <w:sz w:val="18"/>
+                <w:szCs w:val="18"/>
+              </w:rPr>
+              <w:t xml:space="preserve">d) advocate for a safe and healthy learning environment,</w:t>
+            </w:r>
+          </w:p>
+          <w:p>
+            <w:pPr>
+              <w:spacing w:after="40" w:before="0"/>
+              <w:jc w:val="left"/>
+            </w:pPr>
+            <w:r>
+              <w:rPr>
+                <w:rFonts w:ascii="Arial" w:cs="Arial" w:eastAsia="Arial" w:hAnsi="Arial"/>
+                <w:b w:val="false"/>
+                <w:bCs w:val="false"/>
+                <w:i w:val="false"/>
+                <w:iCs w:val="false"/>
+                <w:color w:val="000000"/>
+                <w:sz w:val="18"/>
+                <w:szCs w:val="18"/>
+              </w:rPr>
+              <w:t xml:space="preserve">e) identify career opportunities related to Chemistry and critically evaluate how gender stereotyping influences career choices.</w:t>
+            </w:r>
+          </w:p>
+        </w:tc>
+      </w:tr>
+      <w:tr>
+        <w:tc>
+          <w:tcPr>
+            <w:tcW w:type="dxa" w:w="3000"/>
+            <w:shd w:fill="D5E8F0" w:color="auto" w:val="clear"/>
+            <w:tcMar>
+              <w:top w:type="dxa" w:w="60"/>
+              <w:left w:type="dxa" w:w="120"/>
+              <w:bottom w:type="dxa" w:w="60"/>
+              <w:right w:type="dxa" w:w="120"/>
+            </w:tcMar>
+            <w:vAlign w:val="top"/>
+          </w:tcPr>
+          <w:p>
+            <w:pPr>
+              <w:spacing w:after="40" w:before="0"/>
+              <w:jc w:val="left"/>
+            </w:pPr>
+            <w:r>
+              <w:rPr>
+                <w:rFonts w:ascii="Arial" w:cs="Arial" w:eastAsia="Arial" w:hAnsi="Arial"/>
+                <w:b/>
+                <w:bCs/>
+                <w:i w:val="false"/>
+                <w:iCs w:val="false"/>
+                <w:color w:val="000000"/>
+                <w:sz w:val="18"/>
+                <w:szCs w:val="18"/>
+              </w:rPr>
+              <w:t xml:space="preserve">Core Competencies</w:t>
+            </w:r>
+          </w:p>
+        </w:tc>
+        <w:tc>
+          <w:tcPr>
+            <w:tcW w:type="dxa" w:w="10680"/>
+            <w:shd w:fill="FFFFFF" w:color="auto" w:val="clear"/>
+            <w:tcMar>
+              <w:top w:type="dxa" w:w="60"/>
+              <w:left w:type="dxa" w:w="120"/>
+              <w:bottom w:type="dxa" w:w="60"/>
+              <w:right w:type="dxa" w:w="120"/>
+            </w:tcMar>
+            <w:vAlign w:val="top"/>
+          </w:tcPr>
+          <w:p>
+            <w:pPr>
+              <w:spacing w:after="30" w:before="0"/>
+              <w:ind w:left="360" w:hanging="180"/>
+              <w:jc w:val="left"/>
+            </w:pPr>
+            <w:r>
+              <w:rPr>
+                <w:rFonts w:ascii="Arial" w:cs="Arial" w:eastAsia="Arial" w:hAnsi="Arial"/>
+                <w:b w:val="false"/>
+                <w:bCs w:val="false"/>
+                <w:i w:val="false"/>
+                <w:iCs w:val="false"/>
+                <w:color w:val="000000"/>
+                <w:sz w:val="18"/>
+                <w:szCs w:val="18"/>
+              </w:rPr>
+              <w:t xml:space="preserve">–  Communication and Collaboration: The learner explores teamwork with peers by contributing to group decision making through recognising and acknowledging the value of others' ideas during discussions — demonstrated during peer discussions on the meaning of Chemistry, its branches, and the importance of Chemistry in daily Kenyan contexts (e.g., tea farming in Kericho, fish processing at Lake Victoria).</w:t>
+            </w:r>
+          </w:p>
+          <w:p>
+            <w:pPr>
+              <w:spacing w:after="30" w:before="0"/>
+              <w:ind w:left="360" w:hanging="180"/>
+              <w:jc w:val="left"/>
+            </w:pPr>
+            <w:r>
+              <w:rPr>
+                <w:rFonts w:ascii="Arial" w:cs="Arial" w:eastAsia="Arial" w:hAnsi="Arial"/>
+                <w:b w:val="false"/>
+                <w:bCs w:val="false"/>
+                <w:i w:val="false"/>
+                <w:iCs w:val="false"/>
+                <w:color w:val="000000"/>
+                <w:sz w:val="18"/>
+                <w:szCs w:val="18"/>
+              </w:rPr>
+              <w:t xml:space="preserve">–  Self-efficacy: The learner effectively communicates while presenting the findings on career opportunities related to Chemistry and how gender stereotypes influence career choices in plenary — demonstrated when individual learners present research findings on careers such as pharmacist, food scientist, or agricultural chemist to the whole class.</w:t>
+            </w:r>
+          </w:p>
+          <w:p>
+            <w:pPr>
+              <w:spacing w:after="30" w:before="0"/>
+              <w:ind w:left="360" w:hanging="180"/>
+              <w:jc w:val="left"/>
+            </w:pPr>
+            <w:r>
+              <w:rPr>
+                <w:rFonts w:ascii="Arial" w:cs="Arial" w:eastAsia="Arial" w:hAnsi="Arial"/>
+                <w:b w:val="false"/>
+                <w:bCs w:val="false"/>
+                <w:i w:val="false"/>
+                <w:iCs w:val="false"/>
+                <w:color w:val="000000"/>
+                <w:sz w:val="18"/>
+                <w:szCs w:val="18"/>
+              </w:rPr>
+              <w:t xml:space="preserve">–  Digital Literacy: The learner uses digital technology effectively to search for information on various career opportunities related to Chemistry — demonstrated when learners use the ARES Education platform and other digital resources to research Chemistry careers and compile findings.</w:t>
+            </w:r>
+          </w:p>
+          <w:p>
+            <w:pPr>
+              <w:spacing w:after="30" w:before="0"/>
+              <w:ind w:left="360" w:hanging="180"/>
+              <w:jc w:val="left"/>
+            </w:pPr>
+            <w:r>
+              <w:rPr>
+                <w:rFonts w:ascii="Arial" w:cs="Arial" w:eastAsia="Arial" w:hAnsi="Arial"/>
+                <w:b w:val="false"/>
+                <w:bCs w:val="false"/>
+                <w:i w:val="false"/>
+                <w:iCs w:val="false"/>
+                <w:color w:val="000000"/>
+                <w:sz w:val="18"/>
+                <w:szCs w:val="18"/>
+              </w:rPr>
+              <w:t xml:space="preserve">–  Citizenship: The learner demonstrates critical and constructive dialogue while brainstorming with peers on the consumer rights to information on drug prescription, substance use and knowledge on their side effects for awareness — demonstrated during the drug and substance use discussions and the consumer-protection label-reading activity.</w:t>
+            </w:r>
+          </w:p>
+        </w:tc>
+      </w:tr>
+      <w:tr>
+        <w:tc>
+          <w:tcPr>
+            <w:tcW w:type="dxa" w:w="3000"/>
+            <w:shd w:fill="E2EFDA" w:color="auto" w:val="clear"/>
+            <w:tcMar>
+              <w:top w:type="dxa" w:w="60"/>
+              <w:left w:type="dxa" w:w="120"/>
+              <w:bottom w:type="dxa" w:w="60"/>
+              <w:right w:type="dxa" w:w="120"/>
+            </w:tcMar>
+            <w:vAlign w:val="top"/>
+          </w:tcPr>
+          <w:p>
+            <w:pPr>
+              <w:spacing w:after="40" w:before="0"/>
+              <w:jc w:val="left"/>
+            </w:pPr>
+            <w:r>
+              <w:rPr>
+                <w:rFonts w:ascii="Arial" w:cs="Arial" w:eastAsia="Arial" w:hAnsi="Arial"/>
+                <w:b/>
+                <w:bCs/>
+                <w:i w:val="false"/>
+                <w:iCs w:val="false"/>
+                <w:color w:val="000000"/>
+                <w:sz w:val="18"/>
+                <w:szCs w:val="18"/>
+              </w:rPr>
+              <w:t xml:space="preserve">Core Values</w:t>
+            </w:r>
+          </w:p>
+        </w:tc>
+        <w:tc>
+          <w:tcPr>
+            <w:tcW w:type="dxa" w:w="10680"/>
+            <w:shd w:fill="FFFFFF" w:color="auto" w:val="clear"/>
+            <w:tcMar>
+              <w:top w:type="dxa" w:w="60"/>
+              <w:left w:type="dxa" w:w="120"/>
+              <w:bottom w:type="dxa" w:w="60"/>
+              <w:right w:type="dxa" w:w="120"/>
+            </w:tcMar>
+            <w:vAlign w:val="top"/>
+          </w:tcPr>
+          <w:p>
+            <w:pPr>
+              <w:spacing w:after="30" w:before="0"/>
+              <w:ind w:left="360" w:hanging="180"/>
+              <w:jc w:val="left"/>
+            </w:pPr>
+            <w:r>
+              <w:rPr>
+                <w:rFonts w:ascii="Arial" w:cs="Arial" w:eastAsia="Arial" w:hAnsi="Arial"/>
+                <w:b w:val="false"/>
+                <w:bCs w:val="false"/>
+                <w:i w:val="false"/>
+                <w:iCs w:val="false"/>
+                <w:color w:val="000000"/>
+                <w:sz w:val="18"/>
+                <w:szCs w:val="18"/>
+              </w:rPr>
+              <w:t xml:space="preserve">–  Respect: The learner shows acceptance while appreciating the opinion of each member as they discuss in groups the various branches of Chemistry — evident when learners take turns sharing ideas without interrupting peers and acknowledge contributions from all group members regardless of gender or background.</w:t>
+            </w:r>
+          </w:p>
+        </w:tc>
+      </w:tr>
+      <w:tr>
+        <w:tc>
+          <w:tcPr>
+            <w:tcW w:type="dxa" w:w="3000"/>
+            <w:shd w:fill="D5E8F0" w:color="auto" w:val="clear"/>
+            <w:tcMar>
+              <w:top w:type="dxa" w:w="60"/>
+              <w:left w:type="dxa" w:w="120"/>
+              <w:bottom w:type="dxa" w:w="60"/>
+              <w:right w:type="dxa" w:w="120"/>
+            </w:tcMar>
+            <w:vAlign w:val="top"/>
+          </w:tcPr>
+          <w:p>
+            <w:pPr>
+              <w:spacing w:after="40" w:before="0"/>
+              <w:jc w:val="left"/>
+            </w:pPr>
+            <w:r>
+              <w:rPr>
+                <w:rFonts w:ascii="Arial" w:cs="Arial" w:eastAsia="Arial" w:hAnsi="Arial"/>
+                <w:b/>
+                <w:bCs/>
+                <w:i w:val="false"/>
+                <w:iCs w:val="false"/>
+                <w:color w:val="000000"/>
+                <w:sz w:val="18"/>
+                <w:szCs w:val="18"/>
+              </w:rPr>
+              <w:t xml:space="preserve">Science &amp; Engineering Practices</w:t>
+            </w:r>
+          </w:p>
+        </w:tc>
+        <w:tc>
+          <w:tcPr>
+            <w:tcW w:type="dxa" w:w="10680"/>
+            <w:shd w:fill="FFFFFF" w:color="auto" w:val="clear"/>
+            <w:tcMar>
+              <w:top w:type="dxa" w:w="60"/>
+              <w:left w:type="dxa" w:w="120"/>
+              <w:bottom w:type="dxa" w:w="60"/>
+              <w:right w:type="dxa" w:w="120"/>
+            </w:tcMar>
+            <w:vAlign w:val="top"/>
+          </w:tcPr>
+          <w:p>
+            <w:pPr>
+              <w:spacing w:after="30" w:before="0"/>
+              <w:ind w:left="360" w:hanging="180"/>
+              <w:jc w:val="left"/>
+            </w:pPr>
+            <w:r>
+              <w:rPr>
+                <w:rFonts w:ascii="Arial" w:cs="Arial" w:eastAsia="Arial" w:hAnsi="Arial"/>
+                <w:b w:val="false"/>
+                <w:bCs w:val="false"/>
+                <w:i w:val="false"/>
+                <w:iCs w:val="false"/>
+                <w:color w:val="000000"/>
+                <w:sz w:val="18"/>
+                <w:szCs w:val="18"/>
+              </w:rPr>
+              <w:t xml:space="preserve">–  SEP 1 — Asking Questions and Defining Problems: Learners generate and refine questions about what Chemistry is and why it matters, anchored to the puzzling observation that everyday Kenyan products (ugali flour, fertiliser, medicine) are all shaped by Chemistry.</w:t>
+            </w:r>
+          </w:p>
+          <w:p>
+            <w:pPr>
+              <w:spacing w:after="30" w:before="0"/>
+              <w:ind w:left="360" w:hanging="180"/>
+              <w:jc w:val="left"/>
+            </w:pPr>
+            <w:r>
+              <w:rPr>
+                <w:rFonts w:ascii="Arial" w:cs="Arial" w:eastAsia="Arial" w:hAnsi="Arial"/>
+                <w:b w:val="false"/>
+                <w:bCs w:val="false"/>
+                <w:i w:val="false"/>
+                <w:iCs w:val="false"/>
+                <w:color w:val="000000"/>
+                <w:sz w:val="18"/>
+                <w:szCs w:val="18"/>
+              </w:rPr>
+              <w:t xml:space="preserve">–  SEP 2 — Developing and Using Models: Learners create and revise a class concept-map model showing how the branches of Chemistry connect to real-world Kenyan industries and careers throughout the unit.</w:t>
+            </w:r>
+          </w:p>
+          <w:p>
+            <w:pPr>
+              <w:spacing w:after="30" w:before="0"/>
+              <w:ind w:left="360" w:hanging="180"/>
+              <w:jc w:val="left"/>
+            </w:pPr>
+            <w:r>
+              <w:rPr>
+                <w:rFonts w:ascii="Arial" w:cs="Arial" w:eastAsia="Arial" w:hAnsi="Arial"/>
+                <w:b w:val="false"/>
+                <w:bCs w:val="false"/>
+                <w:i w:val="false"/>
+                <w:iCs w:val="false"/>
+                <w:color w:val="000000"/>
+                <w:sz w:val="18"/>
+                <w:szCs w:val="18"/>
+              </w:rPr>
+              <w:t xml:space="preserve">–  SEP 6 — Constructing Explanations and Designing Solutions: Learners construct explanations for why matter changes state (using the PhET simulation) and connect those explanations to the definition and scope of Chemistry.</w:t>
+            </w:r>
+          </w:p>
+          <w:p>
+            <w:pPr>
+              <w:spacing w:after="30" w:before="0"/>
+              <w:ind w:left="360" w:hanging="180"/>
+              <w:jc w:val="left"/>
+            </w:pPr>
+            <w:r>
+              <w:rPr>
+                <w:rFonts w:ascii="Arial" w:cs="Arial" w:eastAsia="Arial" w:hAnsi="Arial"/>
+                <w:b w:val="false"/>
+                <w:bCs w:val="false"/>
+                <w:i w:val="false"/>
+                <w:iCs w:val="false"/>
+                <w:color w:val="000000"/>
+                <w:sz w:val="18"/>
+                <w:szCs w:val="18"/>
+              </w:rPr>
+              <w:t xml:space="preserve">–  SEP 7 — Engaging in Argument from Evidence: Learners use evidence from product labels and drug-information readings to argue for consumer rights and responsible substance use, supporting their claims with specific data (expiry dates, dosage instructions, nutritional information).</w:t>
+            </w:r>
+          </w:p>
+          <w:p>
+            <w:pPr>
+              <w:spacing w:after="30" w:before="0"/>
+              <w:ind w:left="360" w:hanging="180"/>
+              <w:jc w:val="left"/>
+            </w:pPr>
+            <w:r>
+              <w:rPr>
+                <w:rFonts w:ascii="Arial" w:cs="Arial" w:eastAsia="Arial" w:hAnsi="Arial"/>
+                <w:b w:val="false"/>
+                <w:bCs w:val="false"/>
+                <w:i w:val="false"/>
+                <w:iCs w:val="false"/>
+                <w:color w:val="000000"/>
+                <w:sz w:val="18"/>
+                <w:szCs w:val="18"/>
+              </w:rPr>
+              <w:t xml:space="preserve">–  SEP 8 — Obtaining, Evaluating, and Communicating Information: Learners read, evaluate, and communicate information from print and electronic media about Chemistry careers, drug effects, and the importance of Chemistry — culminating in a poster presentation to peers or the school community.</w:t>
+            </w:r>
+          </w:p>
+        </w:tc>
+      </w:tr>
+      <w:tr>
+        <w:tc>
+          <w:tcPr>
+            <w:tcW w:type="dxa" w:w="3000"/>
+            <w:shd w:fill="FCE4D6" w:color="auto" w:val="clear"/>
+            <w:tcMar>
+              <w:top w:type="dxa" w:w="60"/>
+              <w:left w:type="dxa" w:w="120"/>
+              <w:bottom w:type="dxa" w:w="60"/>
+              <w:right w:type="dxa" w:w="120"/>
+            </w:tcMar>
+            <w:vAlign w:val="top"/>
+          </w:tcPr>
+          <w:p>
+            <w:pPr>
+              <w:spacing w:after="40" w:before="0"/>
+              <w:jc w:val="left"/>
+            </w:pPr>
+            <w:r>
+              <w:rPr>
+                <w:rFonts w:ascii="Arial" w:cs="Arial" w:eastAsia="Arial" w:hAnsi="Arial"/>
+                <w:b/>
+                <w:bCs/>
+                <w:i w:val="false"/>
+                <w:iCs w:val="false"/>
+                <w:color w:val="000000"/>
+                <w:sz w:val="18"/>
+                <w:szCs w:val="18"/>
+              </w:rPr>
+              <w:t xml:space="preserve">Pertinent &amp; Contemporary Issues (PCIs)</w:t>
+            </w:r>
+          </w:p>
+        </w:tc>
+        <w:tc>
+          <w:tcPr>
+            <w:tcW w:type="dxa" w:w="10680"/>
+            <w:shd w:fill="FFFFFF" w:color="auto" w:val="clear"/>
+            <w:tcMar>
+              <w:top w:type="dxa" w:w="60"/>
+              <w:left w:type="dxa" w:w="120"/>
+              <w:bottom w:type="dxa" w:w="60"/>
+              <w:right w:type="dxa" w:w="120"/>
+            </w:tcMar>
+            <w:vAlign w:val="top"/>
+          </w:tcPr>
+          <w:p>
+            <w:pPr>
+              <w:spacing w:after="30" w:before="0"/>
+              <w:ind w:left="360" w:hanging="180"/>
+              <w:jc w:val="left"/>
+            </w:pPr>
+            <w:r>
+              <w:rPr>
+                <w:rFonts w:ascii="Arial" w:cs="Arial" w:eastAsia="Arial" w:hAnsi="Arial"/>
+                <w:b w:val="false"/>
+                <w:bCs w:val="false"/>
+                <w:i w:val="false"/>
+                <w:iCs w:val="false"/>
+                <w:color w:val="000000"/>
+                <w:sz w:val="18"/>
+                <w:szCs w:val="18"/>
+              </w:rPr>
+              <w:t xml:space="preserve">–  Life Skills (Safety and Security): Learners brainstorm their rights and responsibilities to a safe and healthy learning environment, connecting Chemistry knowledge to personal safety decisions such as avoiding misuse of household chemicals and prescription drugs.</w:t>
+            </w:r>
+          </w:p>
+          <w:p>
+            <w:pPr>
+              <w:spacing w:after="30" w:before="0"/>
+              <w:ind w:left="360" w:hanging="180"/>
+              <w:jc w:val="left"/>
+            </w:pPr>
+            <w:r>
+              <w:rPr>
+                <w:rFonts w:ascii="Arial" w:cs="Arial" w:eastAsia="Arial" w:hAnsi="Arial"/>
+                <w:b w:val="false"/>
+                <w:bCs w:val="false"/>
+                <w:i w:val="false"/>
+                <w:iCs w:val="false"/>
+                <w:color w:val="000000"/>
+                <w:sz w:val="18"/>
+                <w:szCs w:val="18"/>
+              </w:rPr>
+              <w:t xml:space="preserve">–  Health Promotion Issues (Drug and Substance Use): The learner discusses with peers the meaning of drug prescription, dosage, substance use and their effects in day-to-day life — contextualised through the Kenyan reality of readily available over-the-counter medicines and the risks of tobacco, alcohol, and illicit drug use among youth.</w:t>
+            </w:r>
+          </w:p>
+          <w:p>
+            <w:pPr>
+              <w:spacing w:after="30" w:before="0"/>
+              <w:ind w:left="360" w:hanging="180"/>
+              <w:jc w:val="left"/>
+            </w:pPr>
+            <w:r>
+              <w:rPr>
+                <w:rFonts w:ascii="Arial" w:cs="Arial" w:eastAsia="Arial" w:hAnsi="Arial"/>
+                <w:b w:val="false"/>
+                <w:bCs w:val="false"/>
+                <w:i w:val="false"/>
+                <w:iCs w:val="false"/>
+                <w:color w:val="000000"/>
+                <w:sz w:val="18"/>
+                <w:szCs w:val="18"/>
+              </w:rPr>
+              <w:t xml:space="preserve">–  Socio-Economic and Environmental Issues (Consumer Protection): The learner discusses with peers the information on samples of containers of manufactured products and explores the labels on them for marks of quality, expiry dates, nutritional information, preservatives and messages of caution for consumer protection awareness — using locally available Kenyan products such as Delmonte juice, Unga maize flour, and Panadol packaging.</w:t>
+            </w:r>
+          </w:p>
+        </w:tc>
+      </w:tr>
+      <w:tr>
+        <w:tc>
+          <w:tcPr>
+            <w:tcW w:type="dxa" w:w="3000"/>
+            <w:shd w:fill="D9EEF1" w:color="auto" w:val="clear"/>
+            <w:tcMar>
+              <w:top w:type="dxa" w:w="60"/>
+              <w:left w:type="dxa" w:w="120"/>
+              <w:bottom w:type="dxa" w:w="60"/>
+              <w:right w:type="dxa" w:w="120"/>
+            </w:tcMar>
+            <w:vAlign w:val="top"/>
+          </w:tcPr>
+          <w:p>
+            <w:pPr>
+              <w:spacing w:after="40" w:before="0"/>
+              <w:jc w:val="left"/>
+            </w:pPr>
+            <w:r>
+              <w:rPr>
+                <w:rFonts w:ascii="Arial" w:cs="Arial" w:eastAsia="Arial" w:hAnsi="Arial"/>
+                <w:b/>
+                <w:bCs/>
+                <w:i w:val="false"/>
+                <w:iCs w:val="false"/>
+                <w:color w:val="000000"/>
+                <w:sz w:val="18"/>
+                <w:szCs w:val="18"/>
+              </w:rPr>
+              <w:t xml:space="preserve">Career Connections</w:t>
+            </w:r>
+          </w:p>
+        </w:tc>
+        <w:tc>
+          <w:tcPr>
+            <w:tcW w:type="dxa" w:w="10680"/>
+            <w:shd w:fill="FFFFFF" w:color="auto" w:val="clear"/>
+            <w:tcMar>
+              <w:top w:type="dxa" w:w="60"/>
+              <w:left w:type="dxa" w:w="120"/>
+              <w:bottom w:type="dxa" w:w="60"/>
+              <w:right w:type="dxa" w:w="120"/>
+            </w:tcMar>
+            <w:vAlign w:val="top"/>
+          </w:tcPr>
+          <w:p>
+            <w:pPr>
+              <w:spacing w:after="30" w:before="0"/>
+              <w:ind w:left="360" w:hanging="180"/>
+              <w:jc w:val="left"/>
+            </w:pPr>
+            <w:r>
+              <w:rPr>
+                <w:rFonts w:ascii="Arial" w:cs="Arial" w:eastAsia="Arial" w:hAnsi="Arial"/>
+                <w:b w:val="false"/>
+                <w:bCs w:val="false"/>
+                <w:i w:val="false"/>
+                <w:iCs w:val="false"/>
+                <w:color w:val="000000"/>
+                <w:sz w:val="18"/>
+                <w:szCs w:val="18"/>
+              </w:rPr>
+              <w:t xml:space="preserve">–  Pharmacist: Sub-strand connects through the study of drugs, dosage, prescriptions, and the pharmaceutical industry — learners explore how pharmacists use Chemistry to prepare and dispense medicines across Kenya's health system.</w:t>
+            </w:r>
+          </w:p>
+          <w:p>
+            <w:pPr>
+              <w:spacing w:after="30" w:before="0"/>
+              <w:ind w:left="360" w:hanging="180"/>
+              <w:jc w:val="left"/>
+            </w:pPr>
+            <w:r>
+              <w:rPr>
+                <w:rFonts w:ascii="Arial" w:cs="Arial" w:eastAsia="Arial" w:hAnsi="Arial"/>
+                <w:b w:val="false"/>
+                <w:bCs w:val="false"/>
+                <w:i w:val="false"/>
+                <w:iCs w:val="false"/>
+                <w:color w:val="000000"/>
+                <w:sz w:val="18"/>
+                <w:szCs w:val="18"/>
+              </w:rPr>
+              <w:t xml:space="preserve">–  Agricultural Chemist / Agronomist: Sub-strand connects through the importance of Chemistry in agriculture — learners examine how fertilisers, pesticides, and soil chemistry support food production in the Rift Valley and other farming regions.</w:t>
+            </w:r>
+          </w:p>
+          <w:p>
+            <w:pPr>
+              <w:spacing w:after="30" w:before="0"/>
+              <w:ind w:left="360" w:hanging="180"/>
+              <w:jc w:val="left"/>
+            </w:pPr>
+            <w:r>
+              <w:rPr>
+                <w:rFonts w:ascii="Arial" w:cs="Arial" w:eastAsia="Arial" w:hAnsi="Arial"/>
+                <w:b w:val="false"/>
+                <w:bCs w:val="false"/>
+                <w:i w:val="false"/>
+                <w:iCs w:val="false"/>
+                <w:color w:val="000000"/>
+                <w:sz w:val="18"/>
+                <w:szCs w:val="18"/>
+              </w:rPr>
+              <w:t xml:space="preserve">–  Food Scientist / Nutritionist: Sub-strand connects through Chemistry in the food industry — learners analyse product labels on Kenyan food items (e.g., Brookside dairy products, Pembe flour) examining preservatives, nutritional content, and quality marks.</w:t>
+            </w:r>
+          </w:p>
+          <w:p>
+            <w:pPr>
+              <w:spacing w:after="30" w:before="0"/>
+              <w:ind w:left="360" w:hanging="180"/>
+              <w:jc w:val="left"/>
+            </w:pPr>
+            <w:r>
+              <w:rPr>
+                <w:rFonts w:ascii="Arial" w:cs="Arial" w:eastAsia="Arial" w:hAnsi="Arial"/>
+                <w:b w:val="false"/>
+                <w:bCs w:val="false"/>
+                <w:i w:val="false"/>
+                <w:iCs w:val="false"/>
+                <w:color w:val="000000"/>
+                <w:sz w:val="18"/>
+                <w:szCs w:val="18"/>
+              </w:rPr>
+              <w:t xml:space="preserve">–  Chemical Engineer / Industrial Chemist: Sub-strand connects through Chemistry in manufacturing — learners explore how industries such as East African Breweries, KPLC, and Bamburi Cement apply Chemistry in production processes.</w:t>
+            </w:r>
+          </w:p>
+          <w:p>
+            <w:pPr>
+              <w:spacing w:after="30" w:before="0"/>
+              <w:ind w:left="360" w:hanging="180"/>
+              <w:jc w:val="left"/>
+            </w:pPr>
+            <w:r>
+              <w:rPr>
+                <w:rFonts w:ascii="Arial" w:cs="Arial" w:eastAsia="Arial" w:hAnsi="Arial"/>
+                <w:b w:val="false"/>
+                <w:bCs w:val="false"/>
+                <w:i w:val="false"/>
+                <w:iCs w:val="false"/>
+                <w:color w:val="000000"/>
+                <w:sz w:val="18"/>
+                <w:szCs w:val="18"/>
+              </w:rPr>
+              <w:t xml:space="preserve">–  Medical Laboratory Scientist / Doctor: Sub-strand connects through Chemistry in medicine — learners discuss how blood tests, diagnostic reagents, and drug interactions rely on chemical knowledge.</w:t>
+            </w:r>
+          </w:p>
+          <w:p>
+            <w:pPr>
+              <w:spacing w:after="30" w:before="0"/>
+              <w:ind w:left="360" w:hanging="180"/>
+              <w:jc w:val="left"/>
+            </w:pPr>
+            <w:r>
+              <w:rPr>
+                <w:rFonts w:ascii="Arial" w:cs="Arial" w:eastAsia="Arial" w:hAnsi="Arial"/>
+                <w:b w:val="false"/>
+                <w:bCs w:val="false"/>
+                <w:i w:val="false"/>
+                <w:iCs w:val="false"/>
+                <w:color w:val="000000"/>
+                <w:sz w:val="18"/>
+                <w:szCs w:val="18"/>
+              </w:rPr>
+              <w:t xml:space="preserve">–  Environmental Chemist: Sub-strand connects through the role of Chemistry in monitoring and protecting the environment — relevant to water quality at Lake Victoria and air quality in Nairobi's industrial areas.</w:t>
+            </w:r>
+          </w:p>
+          <w:p>
+            <w:pPr>
+              <w:spacing w:after="30" w:before="0"/>
+              <w:ind w:left="360" w:hanging="180"/>
+              <w:jc w:val="left"/>
+            </w:pPr>
+            <w:r>
+              <w:rPr>
+                <w:rFonts w:ascii="Arial" w:cs="Arial" w:eastAsia="Arial" w:hAnsi="Arial"/>
+                <w:b w:val="false"/>
+                <w:bCs w:val="false"/>
+                <w:i w:val="false"/>
+                <w:iCs w:val="false"/>
+                <w:color w:val="000000"/>
+                <w:sz w:val="18"/>
+                <w:szCs w:val="18"/>
+              </w:rPr>
+              <w:t xml:space="preserve">–  Sports Scientist / Nutritionist: Sub-strand connects through Chemistry in the sports industry — learners discuss how Kenyan athletes such as marathon runners use sports nutrition and performance supplements rooted in biochemistry.</w:t>
+            </w:r>
+          </w:p>
+        </w:tc>
+      </w:tr>
+      <w:tr>
+        <w:tc>
+          <w:tcPr>
+            <w:tcW w:type="dxa" w:w="3000"/>
+            <w:shd w:fill="D5E8F0" w:color="auto" w:val="clear"/>
+            <w:tcMar>
+              <w:top w:type="dxa" w:w="60"/>
+              <w:left w:type="dxa" w:w="120"/>
+              <w:bottom w:type="dxa" w:w="60"/>
+              <w:right w:type="dxa" w:w="120"/>
+            </w:tcMar>
+            <w:vAlign w:val="top"/>
+          </w:tcPr>
+          <w:p>
+            <w:pPr>
+              <w:spacing w:after="40" w:before="0"/>
+              <w:jc w:val="left"/>
+            </w:pPr>
+            <w:r>
+              <w:rPr>
+                <w:rFonts w:ascii="Arial" w:cs="Arial" w:eastAsia="Arial" w:hAnsi="Arial"/>
+                <w:b/>
+                <w:bCs/>
+                <w:i w:val="false"/>
+                <w:iCs w:val="false"/>
+                <w:color w:val="000000"/>
+                <w:sz w:val="18"/>
+                <w:szCs w:val="18"/>
+              </w:rPr>
+              <w:t xml:space="preserve">Focus for Lessons</w:t>
+            </w:r>
+          </w:p>
+        </w:tc>
+        <w:tc>
+          <w:tcPr>
+            <w:tcW w:type="dxa" w:w="10680"/>
+            <w:shd w:fill="FFFFFF" w:color="auto" w:val="clear"/>
+            <w:tcMar>
+              <w:top w:type="dxa" w:w="60"/>
+              <w:left w:type="dxa" w:w="120"/>
+              <w:bottom w:type="dxa" w:w="60"/>
+              <w:right w:type="dxa" w:w="120"/>
+            </w:tcMar>
+            <w:vAlign w:val="top"/>
+          </w:tcPr>
+          <w:p>
+            <w:pPr>
+              <w:spacing w:after="40" w:before="0"/>
+              <w:jc w:val="left"/>
+            </w:pPr>
+            <w:r>
+              <w:rPr>
+                <w:rFonts w:ascii="Arial" w:cs="Arial" w:eastAsia="Arial" w:hAnsi="Arial"/>
+                <w:b w:val="false"/>
+                <w:bCs w:val="false"/>
+                <w:i w:val="false"/>
+                <w:iCs w:val="false"/>
+                <w:color w:val="000000"/>
+                <w:sz w:val="18"/>
+                <w:szCs w:val="18"/>
+              </w:rPr>
+              <w:t xml:space="preserve">This unit introduces Grade 10 learners to Chemistry as a field of science by anchoring learning in the puzzling observation that ordinary matter — the water in Lake Victoria, the ugali on a Kenyan family's table, the medicine in a clinic — all behave and change in ways that Chemistry explains. Over 10 lessons, learners move from defining Chemistry and mapping its branches, to investigating its role in Kenyan daily life, careers, and consumer protection, and finally to critically examining drug and substance use. The unit uses a phenomenon-driven, collaborative inquiry approach, with learners building and revising a shared concept-map model throughout, culminating in a community-awareness poster project on drug and substance use.</w:t>
+            </w:r>
+          </w:p>
+        </w:tc>
+      </w:tr>
+      <w:tr>
+        <w:tc>
+          <w:tcPr>
+            <w:tcW w:type="dxa" w:w="3000"/>
+            <w:shd w:fill="EAD1F5" w:color="auto" w:val="clear"/>
+            <w:tcMar>
+              <w:top w:type="dxa" w:w="60"/>
+              <w:left w:type="dxa" w:w="120"/>
+              <w:bottom w:type="dxa" w:w="60"/>
+              <w:right w:type="dxa" w:w="120"/>
+            </w:tcMar>
+            <w:vAlign w:val="top"/>
+          </w:tcPr>
+          <w:p>
+            <w:pPr>
+              <w:spacing w:after="40" w:before="0"/>
+              <w:jc w:val="left"/>
+            </w:pPr>
+            <w:r>
+              <w:rPr>
+                <w:rFonts w:ascii="Arial" w:cs="Arial" w:eastAsia="Arial" w:hAnsi="Arial"/>
+                <w:b/>
+                <w:bCs/>
+                <w:i w:val="false"/>
+                <w:iCs w:val="false"/>
+                <w:color w:val="000000"/>
+                <w:sz w:val="18"/>
+                <w:szCs w:val="18"/>
+              </w:rPr>
+              <w:t xml:space="preserve">Driving Question / Key Inquiry Questions</w:t>
+            </w:r>
+          </w:p>
+        </w:tc>
+        <w:tc>
+          <w:tcPr>
+            <w:tcW w:type="dxa" w:w="10680"/>
+            <w:shd w:fill="FFFFFF" w:color="auto" w:val="clear"/>
+            <w:tcMar>
+              <w:top w:type="dxa" w:w="60"/>
+              <w:left w:type="dxa" w:w="120"/>
+              <w:bottom w:type="dxa" w:w="60"/>
+              <w:right w:type="dxa" w:w="120"/>
+            </w:tcMar>
+            <w:vAlign w:val="top"/>
+          </w:tcPr>
+          <w:p>
+            <w:pPr>
+              <w:spacing w:after="40" w:before="0"/>
+              <w:jc w:val="left"/>
+            </w:pPr>
+            <w:r>
+              <w:rPr>
+                <w:rFonts w:ascii="Arial" w:cs="Arial" w:eastAsia="Arial" w:hAnsi="Arial"/>
+                <w:b w:val="false"/>
+                <w:bCs w:val="false"/>
+                <w:i w:val="false"/>
+                <w:iCs w:val="false"/>
+                <w:color w:val="000000"/>
+                <w:sz w:val="18"/>
+                <w:szCs w:val="18"/>
+              </w:rPr>
+              <w:t xml:space="preserve">DRIVING QUESTION: "How does Chemistry explain what happens to the matter around us every day — and why does understanding Chemistry help us make safer, smarter choices in our lives?"</w:t>
+            </w:r>
+          </w:p>
+          <w:p>
+            <w:pPr>
+              <w:spacing w:after="40" w:before="0"/>
+              <w:jc w:val="left"/>
+            </w:pPr>
+            <w:r>
+              <w:rPr>
+                <w:rFonts w:ascii="Arial" w:cs="Arial" w:eastAsia="Arial" w:hAnsi="Arial"/>
+                <w:b w:val="false"/>
+                <w:bCs w:val="false"/>
+                <w:i w:val="false"/>
+                <w:iCs w:val="false"/>
+                <w:color w:val="000000"/>
+                <w:sz w:val="18"/>
+                <w:szCs w:val="18"/>
+              </w:rPr>
+              <w:t xml:space="preserve"/>
+            </w:r>
+          </w:p>
+          <w:p>
+            <w:pPr>
+              <w:spacing w:after="40" w:before="0"/>
+              <w:jc w:val="left"/>
+            </w:pPr>
+            <w:r>
+              <w:rPr>
+                <w:rFonts w:ascii="Arial" w:cs="Arial" w:eastAsia="Arial" w:hAnsi="Arial"/>
+                <w:b w:val="false"/>
+                <w:bCs w:val="false"/>
+                <w:i w:val="false"/>
+                <w:iCs w:val="false"/>
+                <w:color w:val="000000"/>
+                <w:sz w:val="18"/>
+                <w:szCs w:val="18"/>
+              </w:rPr>
+              <w:t xml:space="preserve">KICD KEY INQUIRY QUESTIONS:</w:t>
+            </w:r>
+          </w:p>
+          <w:p>
+            <w:pPr>
+              <w:spacing w:after="40" w:before="0"/>
+              <w:jc w:val="left"/>
+            </w:pPr>
+            <w:r>
+              <w:rPr>
+                <w:rFonts w:ascii="Arial" w:cs="Arial" w:eastAsia="Arial" w:hAnsi="Arial"/>
+                <w:b w:val="false"/>
+                <w:bCs w:val="false"/>
+                <w:i w:val="false"/>
+                <w:iCs w:val="false"/>
+                <w:color w:val="000000"/>
+                <w:sz w:val="18"/>
+                <w:szCs w:val="18"/>
+              </w:rPr>
+              <w:t xml:space="preserve">1. What is Chemistry and why is it important in our daily lives?</w:t>
+            </w:r>
+          </w:p>
+          <w:p>
+            <w:pPr>
+              <w:spacing w:after="40" w:before="0"/>
+              <w:jc w:val="left"/>
+            </w:pPr>
+            <w:r>
+              <w:rPr>
+                <w:rFonts w:ascii="Arial" w:cs="Arial" w:eastAsia="Arial" w:hAnsi="Arial"/>
+                <w:b w:val="false"/>
+                <w:bCs w:val="false"/>
+                <w:i w:val="false"/>
+                <w:iCs w:val="false"/>
+                <w:color w:val="000000"/>
+                <w:sz w:val="18"/>
+                <w:szCs w:val="18"/>
+              </w:rPr>
+              <w:t xml:space="preserve">2. How does drug and substance use affect our health and well-being?</w:t>
+            </w:r>
+          </w:p>
+        </w:tc>
+      </w:tr>
+      <w:tr>
+        <w:tc>
+          <w:tcPr>
+            <w:tcW w:type="dxa" w:w="3000"/>
+            <w:shd w:fill="EAD1F5" w:color="auto" w:val="clear"/>
+            <w:tcMar>
+              <w:top w:type="dxa" w:w="60"/>
+              <w:left w:type="dxa" w:w="120"/>
+              <w:bottom w:type="dxa" w:w="60"/>
+              <w:right w:type="dxa" w:w="120"/>
+            </w:tcMar>
+            <w:vAlign w:val="top"/>
+          </w:tcPr>
+          <w:p>
+            <w:pPr>
+              <w:spacing w:after="40" w:before="0"/>
+              <w:jc w:val="left"/>
+            </w:pPr>
+            <w:r>
+              <w:rPr>
+                <w:rFonts w:ascii="Arial" w:cs="Arial" w:eastAsia="Arial" w:hAnsi="Arial"/>
+                <w:b/>
+                <w:bCs/>
+                <w:i w:val="false"/>
+                <w:iCs w:val="false"/>
+                <w:color w:val="000000"/>
+                <w:sz w:val="18"/>
+                <w:szCs w:val="18"/>
+              </w:rPr>
+              <w:t xml:space="preserve">Anchoring Phenomenon</w:t>
+            </w:r>
+          </w:p>
+        </w:tc>
+        <w:tc>
+          <w:tcPr>
+            <w:tcW w:type="dxa" w:w="10680"/>
+            <w:shd w:fill="FFFFFF" w:color="auto" w:val="clear"/>
+            <w:tcMar>
+              <w:top w:type="dxa" w:w="60"/>
+              <w:left w:type="dxa" w:w="120"/>
+              <w:bottom w:type="dxa" w:w="60"/>
+              <w:right w:type="dxa" w:w="120"/>
+            </w:tcMar>
+            <w:vAlign w:val="top"/>
+          </w:tcPr>
+          <w:p>
+            <w:pPr>
+              <w:spacing w:after="40" w:before="0"/>
+              <w:jc w:val="left"/>
+            </w:pPr>
+            <w:r>
+              <w:rPr>
+                <w:rFonts w:ascii="Arial" w:cs="Arial" w:eastAsia="Arial" w:hAnsi="Arial"/>
+                <w:b w:val="false"/>
+                <w:bCs w:val="false"/>
+                <w:i w:val="false"/>
+                <w:iCs w:val="false"/>
+                <w:color w:val="000000"/>
+                <w:sz w:val="18"/>
+                <w:szCs w:val="18"/>
+              </w:rPr>
+              <w:t xml:space="preserve">ANCHORING PHENOMENON — "Why does the chapati dough on the jiko change into a firm, golden disc — and can we ever get the dough back?"</w:t>
+            </w:r>
+          </w:p>
+          <w:p>
+            <w:pPr>
+              <w:spacing w:after="40" w:before="0"/>
+              <w:jc w:val="left"/>
+            </w:pPr>
+            <w:r>
+              <w:rPr>
+                <w:rFonts w:ascii="Arial" w:cs="Arial" w:eastAsia="Arial" w:hAnsi="Arial"/>
+                <w:b w:val="false"/>
+                <w:bCs w:val="false"/>
+                <w:i w:val="false"/>
+                <w:iCs w:val="false"/>
+                <w:color w:val="000000"/>
+                <w:sz w:val="18"/>
+                <w:szCs w:val="18"/>
+              </w:rPr>
+              <w:t xml:space="preserve"/>
+            </w:r>
+          </w:p>
+          <w:p>
+            <w:pPr>
+              <w:spacing w:after="40" w:before="0"/>
+              <w:jc w:val="left"/>
+            </w:pPr>
+            <w:r>
+              <w:rPr>
+                <w:rFonts w:ascii="Arial" w:cs="Arial" w:eastAsia="Arial" w:hAnsi="Arial"/>
+                <w:b w:val="false"/>
+                <w:bCs w:val="false"/>
+                <w:i w:val="false"/>
+                <w:iCs w:val="false"/>
+                <w:color w:val="000000"/>
+                <w:sz w:val="18"/>
+                <w:szCs w:val="18"/>
+              </w:rPr>
+              <w:t xml:space="preserve">At the start of Lesson 1, the teacher displays (or plays a short video of) a ball of raw chapati dough being placed on a hot jiko in a Kenyan kitchen. Students observe that the soft, pliable dough transforms into a firm, browned, aromatic chapati. The teacher then asks: "Can we reverse this? Can we turn the chapati back into dough?" Students quickly recognise that we cannot — something irreversible has happened. This is puzzling because the ingredients (wheat flour, water, oil, salt) are still physically present, yet the product is fundamentally different. The phenomenon is deliberately simple and universally familiar to Kenyan learners, yet it immediately raises deep questions: What exactly changed? Was it the matter itself or the energy? What field of science studies this? This single observable event anchors the entire unit — the definition of Chemistry as the study of matter and its changes, the branches that explain different aspects of those changes, the industries (food, pharmaceutical, agricultural) that harness such changes, and ultimately the careful, science-based approach needed when introducing chemical substances (drugs) into the human body.</w:t>
+            </w:r>
+          </w:p>
+        </w:tc>
+      </w:tr>
+      <w:tr>
+        <w:tc>
+          <w:tcPr>
+            <w:tcW w:type="dxa" w:w="3000"/>
+            <w:shd w:fill="D9EEF1" w:color="auto" w:val="clear"/>
+            <w:tcMar>
+              <w:top w:type="dxa" w:w="60"/>
+              <w:left w:type="dxa" w:w="120"/>
+              <w:bottom w:type="dxa" w:w="60"/>
+              <w:right w:type="dxa" w:w="120"/>
+            </w:tcMar>
+            <w:vAlign w:val="top"/>
+          </w:tcPr>
+          <w:p>
+            <w:pPr>
+              <w:spacing w:after="40" w:before="0"/>
+              <w:jc w:val="left"/>
+            </w:pPr>
+            <w:r>
+              <w:rPr>
+                <w:rFonts w:ascii="Arial" w:cs="Arial" w:eastAsia="Arial" w:hAnsi="Arial"/>
+                <w:b/>
+                <w:bCs/>
+                <w:i w:val="false"/>
+                <w:iCs w:val="false"/>
+                <w:color w:val="000000"/>
+                <w:sz w:val="18"/>
+                <w:szCs w:val="18"/>
+              </w:rPr>
+              <w:t xml:space="preserve">Storyline Thread</w:t>
+            </w:r>
+          </w:p>
+        </w:tc>
+        <w:tc>
+          <w:tcPr>
+            <w:tcW w:type="dxa" w:w="10680"/>
+            <w:shd w:fill="FFFFFF" w:color="auto" w:val="clear"/>
+            <w:tcMar>
+              <w:top w:type="dxa" w:w="60"/>
+              <w:left w:type="dxa" w:w="120"/>
+              <w:bottom w:type="dxa" w:w="60"/>
+              <w:right w:type="dxa" w:w="120"/>
+            </w:tcMar>
+            <w:vAlign w:val="top"/>
+          </w:tcPr>
+          <w:p>
+            <w:pPr>
+              <w:spacing w:after="40" w:before="0"/>
+              <w:jc w:val="left"/>
+            </w:pPr>
+            <w:r>
+              <w:rPr>
+                <w:rFonts w:ascii="Arial" w:cs="Arial" w:eastAsia="Arial" w:hAnsi="Arial"/>
+                <w:b w:val="false"/>
+                <w:bCs w:val="false"/>
+                <w:i w:val="false"/>
+                <w:iCs w:val="false"/>
+                <w:color w:val="000000"/>
+                <w:sz w:val="18"/>
+                <w:szCs w:val="18"/>
+              </w:rPr>
+              <w:t xml:space="preserve">Lesson 1 — Anchoring Phenomenon &amp; Defining Chemistry: Learners observe the chapati-on-jiko phenomenon and the PhET States of Matter simulation. They record initial observations and puzzling questions on sticky notes for the Driving Question Board (DQB). Through peer discussion guided by the teacher, learners arrive at a working definition of Chemistry as the study of matter and its changes, grounded in what they observed.</w:t>
+            </w:r>
+          </w:p>
+          <w:p>
+            <w:pPr>
+              <w:spacing w:after="40" w:before="0"/>
+              <w:jc w:val="left"/>
+            </w:pPr>
+            <w:r>
+              <w:rPr>
+                <w:rFonts w:ascii="Arial" w:cs="Arial" w:eastAsia="Arial" w:hAnsi="Arial"/>
+                <w:b w:val="false"/>
+                <w:bCs w:val="false"/>
+                <w:i w:val="false"/>
+                <w:iCs w:val="false"/>
+                <w:color w:val="000000"/>
+                <w:sz w:val="18"/>
+                <w:szCs w:val="18"/>
+              </w:rPr>
+              <w:t xml:space="preserve"/>
+            </w:r>
+          </w:p>
+          <w:p>
+            <w:pPr>
+              <w:spacing w:after="40" w:before="0"/>
+              <w:jc w:val="left"/>
+            </w:pPr>
+            <w:r>
+              <w:rPr>
+                <w:rFonts w:ascii="Arial" w:cs="Arial" w:eastAsia="Arial" w:hAnsi="Arial"/>
+                <w:b w:val="false"/>
+                <w:bCs w:val="false"/>
+                <w:i w:val="false"/>
+                <w:iCs w:val="false"/>
+                <w:color w:val="000000"/>
+                <w:sz w:val="18"/>
+                <w:szCs w:val="18"/>
+              </w:rPr>
+              <w:t xml:space="preserve">Lesson 2 — Branches of Chemistry: Learners map the branches of Chemistry (Organic, Inorganic, Physical, Analytical, Biochemistry, Nuclear, Industrial) onto real Kenyan contexts — e.g., Biochemistry explains why chapati browns (Maillard reaction, introduced at conceptual level); Industrial Chemistry explains how Bamburi Cement is made. Learners revise and expand the class concept-map model to include branches.</w:t>
+            </w:r>
+          </w:p>
+          <w:p>
+            <w:pPr>
+              <w:spacing w:after="40" w:before="0"/>
+              <w:jc w:val="left"/>
+            </w:pPr>
+            <w:r>
+              <w:rPr>
+                <w:rFonts w:ascii="Arial" w:cs="Arial" w:eastAsia="Arial" w:hAnsi="Arial"/>
+                <w:b w:val="false"/>
+                <w:bCs w:val="false"/>
+                <w:i w:val="false"/>
+                <w:iCs w:val="false"/>
+                <w:color w:val="000000"/>
+                <w:sz w:val="18"/>
+                <w:szCs w:val="18"/>
+              </w:rPr>
+              <w:t xml:space="preserve"/>
+            </w:r>
+          </w:p>
+          <w:p>
+            <w:pPr>
+              <w:spacing w:after="40" w:before="0"/>
+              <w:jc w:val="left"/>
+            </w:pPr>
+            <w:r>
+              <w:rPr>
+                <w:rFonts w:ascii="Arial" w:cs="Arial" w:eastAsia="Arial" w:hAnsi="Arial"/>
+                <w:b w:val="false"/>
+                <w:bCs w:val="false"/>
+                <w:i w:val="false"/>
+                <w:iCs w:val="false"/>
+                <w:color w:val="000000"/>
+                <w:sz w:val="18"/>
+                <w:szCs w:val="18"/>
+              </w:rPr>
+              <w:t xml:space="preserve">Lesson 3 — Chemistry in Agriculture and Food: Learners brainstorm and research (using ARES platform resources) how Chemistry underpins Kenyan agriculture (fertilisers in the Rift Valley, pesticides, soil pH) and the food industry (preservatives in Pembe flour, fermentation in uji). They add "Importance of Chemistry — Agriculture &amp; Food" to the DQB and concept map.</w:t>
+            </w:r>
+          </w:p>
+          <w:p>
+            <w:pPr>
+              <w:spacing w:after="40" w:before="0"/>
+              <w:jc w:val="left"/>
+            </w:pPr>
+            <w:r>
+              <w:rPr>
+                <w:rFonts w:ascii="Arial" w:cs="Arial" w:eastAsia="Arial" w:hAnsi="Arial"/>
+                <w:b w:val="false"/>
+                <w:bCs w:val="false"/>
+                <w:i w:val="false"/>
+                <w:iCs w:val="false"/>
+                <w:color w:val="000000"/>
+                <w:sz w:val="18"/>
+                <w:szCs w:val="18"/>
+              </w:rPr>
+              <w:t xml:space="preserve"/>
+            </w:r>
+          </w:p>
+          <w:p>
+            <w:pPr>
+              <w:spacing w:after="40" w:before="0"/>
+              <w:jc w:val="left"/>
+            </w:pPr>
+            <w:r>
+              <w:rPr>
+                <w:rFonts w:ascii="Arial" w:cs="Arial" w:eastAsia="Arial" w:hAnsi="Arial"/>
+                <w:b w:val="false"/>
+                <w:bCs w:val="false"/>
+                <w:i w:val="false"/>
+                <w:iCs w:val="false"/>
+                <w:color w:val="000000"/>
+                <w:sz w:val="18"/>
+                <w:szCs w:val="18"/>
+              </w:rPr>
+              <w:t xml:space="preserve">Lesson 4 — Chemistry in Medicine, Pharmaceuticals and Manufacturing: Learners investigate how Chemistry is applied in medicine (blood tests, anaesthetics), the pharmaceutical industry (drug synthesis, KEBS standards), and manufacturing (EABL, Bidco). A reading on the importance of Chemistry in these sectors is used as the evidence source. Learners update the concept map and DQB.</w:t>
+            </w:r>
+          </w:p>
+          <w:p>
+            <w:pPr>
+              <w:spacing w:after="40" w:before="0"/>
+              <w:jc w:val="left"/>
+            </w:pPr>
+            <w:r>
+              <w:rPr>
+                <w:rFonts w:ascii="Arial" w:cs="Arial" w:eastAsia="Arial" w:hAnsi="Arial"/>
+                <w:b w:val="false"/>
+                <w:bCs w:val="false"/>
+                <w:i w:val="false"/>
+                <w:iCs w:val="false"/>
+                <w:color w:val="000000"/>
+                <w:sz w:val="18"/>
+                <w:szCs w:val="18"/>
+              </w:rPr>
+              <w:t xml:space="preserve"/>
+            </w:r>
+          </w:p>
+          <w:p>
+            <w:pPr>
+              <w:spacing w:after="40" w:before="0"/>
+              <w:jc w:val="left"/>
+            </w:pPr>
+            <w:r>
+              <w:rPr>
+                <w:rFonts w:ascii="Arial" w:cs="Arial" w:eastAsia="Arial" w:hAnsi="Arial"/>
+                <w:b w:val="false"/>
+                <w:bCs w:val="false"/>
+                <w:i w:val="false"/>
+                <w:iCs w:val="false"/>
+                <w:color w:val="000000"/>
+                <w:sz w:val="18"/>
+                <w:szCs w:val="18"/>
+              </w:rPr>
+              <w:t xml:space="preserve">Lesson 5 — Chemistry in Other Industries (Nuclear, Sports, Entertainment, Energy): Learners research and discuss Chemistry's role in nuclear energy (context: Kenya's energy mix and KPLC), sports nutrition (Kenyan marathon runners, supplements), entertainment (dyes, special effects), and environmental chemistry. Learners present findings in a brief plenary. DQB and model updated.</w:t>
+            </w:r>
+          </w:p>
+          <w:p>
+            <w:pPr>
+              <w:spacing w:after="40" w:before="0"/>
+              <w:jc w:val="left"/>
+            </w:pPr>
+            <w:r>
+              <w:rPr>
+                <w:rFonts w:ascii="Arial" w:cs="Arial" w:eastAsia="Arial" w:hAnsi="Arial"/>
+                <w:b w:val="false"/>
+                <w:bCs w:val="false"/>
+                <w:i w:val="false"/>
+                <w:iCs w:val="false"/>
+                <w:color w:val="000000"/>
+                <w:sz w:val="18"/>
+                <w:szCs w:val="18"/>
+              </w:rPr>
+              <w:t xml:space="preserve"/>
+            </w:r>
+          </w:p>
+          <w:p>
+            <w:pPr>
+              <w:spacing w:after="40" w:before="0"/>
+              <w:jc w:val="left"/>
+            </w:pPr>
+            <w:r>
+              <w:rPr>
+                <w:rFonts w:ascii="Arial" w:cs="Arial" w:eastAsia="Arial" w:hAnsi="Arial"/>
+                <w:b w:val="false"/>
+                <w:bCs w:val="false"/>
+                <w:i w:val="false"/>
+                <w:iCs w:val="false"/>
+                <w:color w:val="000000"/>
+                <w:sz w:val="18"/>
+                <w:szCs w:val="18"/>
+              </w:rPr>
+              <w:t xml:space="preserve">Lesson 6 — Careers in Chemistry and Gender Stereotyping: Learners use the ARES platform and print resources to research careers in Chemistry. They critically examine how gender stereotypes in Kenyan society influence who pursues Chemistry careers. Learners present findings and debate: "Should Chemistry careers be gendered?" Self-efficacy competency is the focus. DQB updated with career-related questions.</w:t>
+            </w:r>
+          </w:p>
+          <w:p>
+            <w:pPr>
+              <w:spacing w:after="40" w:before="0"/>
+              <w:jc w:val="left"/>
+            </w:pPr>
+            <w:r>
+              <w:rPr>
+                <w:rFonts w:ascii="Arial" w:cs="Arial" w:eastAsia="Arial" w:hAnsi="Arial"/>
+                <w:b w:val="false"/>
+                <w:bCs w:val="false"/>
+                <w:i w:val="false"/>
+                <w:iCs w:val="false"/>
+                <w:color w:val="000000"/>
+                <w:sz w:val="18"/>
+                <w:szCs w:val="18"/>
+              </w:rPr>
+              <w:t xml:space="preserve"/>
+            </w:r>
+          </w:p>
+          <w:p>
+            <w:pPr>
+              <w:spacing w:after="40" w:before="0"/>
+              <w:jc w:val="left"/>
+            </w:pPr>
+            <w:r>
+              <w:rPr>
+                <w:rFonts w:ascii="Arial" w:cs="Arial" w:eastAsia="Arial" w:hAnsi="Arial"/>
+                <w:b w:val="false"/>
+                <w:bCs w:val="false"/>
+                <w:i w:val="false"/>
+                <w:iCs w:val="false"/>
+                <w:color w:val="000000"/>
+                <w:sz w:val="18"/>
+                <w:szCs w:val="18"/>
+              </w:rPr>
+              <w:t xml:space="preserve">Lesson 7 — Meaning of Drug, Prescription, Dosage and Substance Use: Learners read a science-of-drugs article and discuss key terms: drug, prescription, dosage, over-the-counter vs. prescription medicine, substance use vs. abuse. They examine a Panadol and a Metformin label for dosage and caution information. Citizenship competency is the focus. DQB updated.</w:t>
+            </w:r>
+          </w:p>
+          <w:p>
+            <w:pPr>
+              <w:spacing w:after="40" w:before="0"/>
+              <w:jc w:val="left"/>
+            </w:pPr>
+            <w:r>
+              <w:rPr>
+                <w:rFonts w:ascii="Arial" w:cs="Arial" w:eastAsia="Arial" w:hAnsi="Arial"/>
+                <w:b w:val="false"/>
+                <w:bCs w:val="false"/>
+                <w:i w:val="false"/>
+                <w:iCs w:val="false"/>
+                <w:color w:val="000000"/>
+                <w:sz w:val="18"/>
+                <w:szCs w:val="18"/>
+              </w:rPr>
+              <w:t xml:space="preserve"/>
+            </w:r>
+          </w:p>
+          <w:p>
+            <w:pPr>
+              <w:spacing w:after="40" w:before="0"/>
+              <w:jc w:val="left"/>
+            </w:pPr>
+            <w:r>
+              <w:rPr>
+                <w:rFonts w:ascii="Arial" w:cs="Arial" w:eastAsia="Arial" w:hAnsi="Arial"/>
+                <w:b w:val="false"/>
+                <w:bCs w:val="false"/>
+                <w:i w:val="false"/>
+                <w:iCs w:val="false"/>
+                <w:color w:val="000000"/>
+                <w:sz w:val="18"/>
+                <w:szCs w:val="18"/>
+              </w:rPr>
+              <w:t xml:space="preserve">Lesson 8 — Effects of Drug and Substance Use (Tobacco Focus): Learners watch the video on the effects of tobacco use and analyse the chemical mechanisms at a conceptual level (tar, nicotine, carbon monoxide). They argue from evidence: "The tobacco plant is natural — so why is smoking harmful?" Learners connect this back to the anchoring phenomenon: Chemistry explains why natural substances can cause irreversible changes in the body, just as heat causes irreversible changes in chapati dough.</w:t>
+            </w:r>
+          </w:p>
+          <w:p>
+            <w:pPr>
+              <w:spacing w:after="40" w:before="0"/>
+              <w:jc w:val="left"/>
+            </w:pPr>
+            <w:r>
+              <w:rPr>
+                <w:rFonts w:ascii="Arial" w:cs="Arial" w:eastAsia="Arial" w:hAnsi="Arial"/>
+                <w:b w:val="false"/>
+                <w:bCs w:val="false"/>
+                <w:i w:val="false"/>
+                <w:iCs w:val="false"/>
+                <w:color w:val="000000"/>
+                <w:sz w:val="18"/>
+                <w:szCs w:val="18"/>
+              </w:rPr>
+              <w:t xml:space="preserve"/>
+            </w:r>
+          </w:p>
+          <w:p>
+            <w:pPr>
+              <w:spacing w:after="40" w:before="0"/>
+              <w:jc w:val="left"/>
+            </w:pPr>
+            <w:r>
+              <w:rPr>
+                <w:rFonts w:ascii="Arial" w:cs="Arial" w:eastAsia="Arial" w:hAnsi="Arial"/>
+                <w:b w:val="false"/>
+                <w:bCs w:val="false"/>
+                <w:i w:val="false"/>
+                <w:iCs w:val="false"/>
+                <w:color w:val="000000"/>
+                <w:sz w:val="18"/>
+                <w:szCs w:val="18"/>
+              </w:rPr>
+              <w:t xml:space="preserve">Lesson 9 — Consumer Protection and Safe Learning Environment: Learners examine labels on 3–4 Kenyan manufactured products (food, cleaning agent, medicine) for KEBS quality marks, expiry dates, nutritional information, preservatives, and safety warnings. They brainstorm their rights and responsibilities to a safe and healthy learning environment, linking Chemistry knowledge to personal safety (avoiding misuse of lab chemicals, household chemicals, medications).</w:t>
+            </w:r>
+          </w:p>
+          <w:p>
+            <w:pPr>
+              <w:spacing w:after="40" w:before="0"/>
+              <w:jc w:val="left"/>
+            </w:pPr>
+            <w:r>
+              <w:rPr>
+                <w:rFonts w:ascii="Arial" w:cs="Arial" w:eastAsia="Arial" w:hAnsi="Arial"/>
+                <w:b w:val="false"/>
+                <w:bCs w:val="false"/>
+                <w:i w:val="false"/>
+                <w:iCs w:val="false"/>
+                <w:color w:val="000000"/>
+                <w:sz w:val="18"/>
+                <w:szCs w:val="18"/>
+              </w:rPr>
+              <w:t xml:space="preserve"/>
+            </w:r>
+          </w:p>
+          <w:p>
+            <w:pPr>
+              <w:spacing w:after="40" w:before="0"/>
+              <w:jc w:val="left"/>
+            </w:pPr>
+            <w:r>
+              <w:rPr>
+                <w:rFonts w:ascii="Arial" w:cs="Arial" w:eastAsia="Arial" w:hAnsi="Arial"/>
+                <w:b w:val="false"/>
+                <w:bCs w:val="false"/>
+                <w:i w:val="false"/>
+                <w:iCs w:val="false"/>
+                <w:color w:val="000000"/>
+                <w:sz w:val="18"/>
+                <w:szCs w:val="18"/>
+              </w:rPr>
+              <w:t xml:space="preserve">Lesson 10 — Project: Poster on Drug and Substance Use &amp; Unit Synthesis: Learners develop posters to sensitise peers and the community on the risks of drug and substance use, using evidence gathered across the unit. The class also conducts a final review of the DQB — crossing off questions answered and noting what remains for future study. The concept-map model is finalised and displayed. Learners reflect on how the chapati phenomenon connects to everything they have learned about Chemistry and its role in their lives.</w:t>
+            </w:r>
+          </w:p>
+        </w:tc>
+      </w:tr>
+      <w:tr>
+        <w:tc>
+          <w:tcPr>
+            <w:tcW w:type="dxa" w:w="3000"/>
+            <w:shd w:fill="EAD1F5" w:color="auto" w:val="clear"/>
+            <w:tcMar>
+              <w:top w:type="dxa" w:w="60"/>
+              <w:left w:type="dxa" w:w="120"/>
+              <w:bottom w:type="dxa" w:w="60"/>
+              <w:right w:type="dxa" w:w="120"/>
+            </w:tcMar>
+            <w:vAlign w:val="top"/>
+          </w:tcPr>
+          <w:p>
+            <w:pPr>
+              <w:spacing w:after="40" w:before="0"/>
+              <w:jc w:val="left"/>
+            </w:pPr>
+            <w:r>
+              <w:rPr>
+                <w:rFonts w:ascii="Arial" w:cs="Arial" w:eastAsia="Arial" w:hAnsi="Arial"/>
+                <w:b/>
+                <w:bCs/>
+                <w:i w:val="false"/>
+                <w:iCs w:val="false"/>
+                <w:color w:val="000000"/>
+                <w:sz w:val="18"/>
+                <w:szCs w:val="18"/>
+              </w:rPr>
+              <w:t xml:space="preserve">Supporting Phenomena</w:t>
+            </w:r>
+          </w:p>
+        </w:tc>
+        <w:tc>
+          <w:tcPr>
+            <w:tcW w:type="dxa" w:w="10680"/>
+            <w:shd w:fill="FFFFFF" w:color="auto" w:val="clear"/>
+            <w:tcMar>
+              <w:top w:type="dxa" w:w="60"/>
+              <w:left w:type="dxa" w:w="120"/>
+              <w:bottom w:type="dxa" w:w="60"/>
+              <w:right w:type="dxa" w:w="120"/>
+            </w:tcMar>
+            <w:vAlign w:val="top"/>
+          </w:tcPr>
+          <w:p>
+            <w:pPr>
+              <w:spacing w:after="30" w:before="0"/>
+              <w:ind w:left="360" w:hanging="180"/>
+              <w:jc w:val="left"/>
+            </w:pPr>
+            <w:r>
+              <w:rPr>
+                <w:rFonts w:ascii="Arial" w:cs="Arial" w:eastAsia="Arial" w:hAnsi="Arial"/>
+                <w:b w:val="false"/>
+                <w:bCs w:val="false"/>
+                <w:i w:val="false"/>
+                <w:iCs w:val="false"/>
+                <w:color w:val="000000"/>
+                <w:sz w:val="18"/>
+                <w:szCs w:val="18"/>
+              </w:rPr>
+              <w:t xml:space="preserve">–  Supporting Phenomenon 1 — PhET States of Matter Simulation: Learners manipulate the PhET "States of Matter: Basics" simulation to observe water molecules transitioning between solid (ice on Mt. Kenya), liquid (tap water), and gas (steam from a sufuria). This supports the anchoring phenomenon by showing that matter changes are driven by energy changes at the particle level — laying the conceptual foundation for defining Chemistry.</w:t>
+            </w:r>
+          </w:p>
+          <w:p>
+            <w:pPr>
+              <w:spacing w:after="30" w:before="0"/>
+              <w:ind w:left="360" w:hanging="180"/>
+              <w:jc w:val="left"/>
+            </w:pPr>
+            <w:r>
+              <w:rPr>
+                <w:rFonts w:ascii="Arial" w:cs="Arial" w:eastAsia="Arial" w:hAnsi="Arial"/>
+                <w:b w:val="false"/>
+                <w:bCs w:val="false"/>
+                <w:i w:val="false"/>
+                <w:iCs w:val="false"/>
+                <w:color w:val="000000"/>
+                <w:sz w:val="18"/>
+                <w:szCs w:val="18"/>
+              </w:rPr>
+              <w:t xml:space="preserve">–  Supporting Phenomenon 2 — Video: "What is Chemistry?": A short curated video showing Kenyan scientists, pharmacists, farmers, and engineers at work, each explaining how Chemistry underpins their daily professional decisions. This makes the definition of Chemistry concrete and locally relevant.</w:t>
+            </w:r>
+          </w:p>
+          <w:p>
+            <w:pPr>
+              <w:spacing w:after="30" w:before="0"/>
+              <w:ind w:left="360" w:hanging="180"/>
+              <w:jc w:val="left"/>
+            </w:pPr>
+            <w:r>
+              <w:rPr>
+                <w:rFonts w:ascii="Arial" w:cs="Arial" w:eastAsia="Arial" w:hAnsi="Arial"/>
+                <w:b w:val="false"/>
+                <w:bCs w:val="false"/>
+                <w:i w:val="false"/>
+                <w:iCs w:val="false"/>
+                <w:color w:val="000000"/>
+                <w:sz w:val="18"/>
+                <w:szCs w:val="18"/>
+              </w:rPr>
+              <w:t xml:space="preserve">–  Supporting Phenomenon 3 — Product Label Investigation: Learners examine physical labels from common Kenyan manufactured products (e.g., a packet of Pembe maize flour, a Panadol blister pack, a bottle of Dettol) and notice the abundance of chemical information — ingredients, preservatives, dosage warnings, expiry dates, KEBS quality marks. The puzzle: "Why does every product in our home carry chemical information — and why does it matter if we ignore it?" This supports the consumer-protection and drug-use strands.</w:t>
+            </w:r>
+          </w:p>
+          <w:p>
+            <w:pPr>
+              <w:spacing w:after="30" w:before="0"/>
+              <w:ind w:left="360" w:hanging="180"/>
+              <w:jc w:val="left"/>
+            </w:pPr>
+            <w:r>
+              <w:rPr>
+                <w:rFonts w:ascii="Arial" w:cs="Arial" w:eastAsia="Arial" w:hAnsi="Arial"/>
+                <w:b w:val="false"/>
+                <w:bCs w:val="false"/>
+                <w:i w:val="false"/>
+                <w:iCs w:val="false"/>
+                <w:color w:val="000000"/>
+                <w:sz w:val="18"/>
+                <w:szCs w:val="18"/>
+              </w:rPr>
+              <w:t xml:space="preserve">–  Supporting Phenomenon 4 — Video: Effects of Tobacco Use: A video showing the chemical effects of tobacco smoke on lung tissue, framed around the question: "The tobacco plant is natural — so why is smoking harmful?" This directly supports the drug and substance use lessons and connects to the unit's advocacy outcome.</w:t>
+            </w:r>
+          </w:p>
+        </w:tc>
+      </w:tr>
+    </w:tbl>
+    <w:p>
+      <w:pPr>
+        <w:spacing w:after="120"/>
+      </w:pPr>
+      <w:r>
+        <w:t xml:space="preserve"/>
       </w:r>
     </w:p>
     <w:p>
@@ -150,7 +2399,7 @@
         </w:rPr>
         <w:t xml:space="preserve">© 2026 SeaVuria and ARES. This work is licensed under a </w:t>
       </w:r>
-      <w:hyperlink w:history="1" r:id="rIdeqqersnzp29--ekc9ixqz">
+      <w:hyperlink w:history="1" r:id="rIdmf_ciivablteghptrqlmb">
         <w:r>
           <w:rPr>
             <w:rFonts w:ascii="Arial" w:cs="Arial" w:eastAsia="Arial" w:hAnsi="Arial"/>
@@ -170,7 +2419,7 @@
         </w:rPr>
         <w:t xml:space="preserve"> (</w:t>
       </w:r>
-      <w:hyperlink w:history="1" r:id="rIdq0a5upa4tjtt5lyv6nhph">
+      <w:hyperlink w:history="1" r:id="rIdqvzf14jtiwmxgncstxwo1">
         <w:r>
           <w:rPr>
             <w:rFonts w:ascii="Arial" w:cs="Arial" w:eastAsia="Arial" w:hAnsi="Arial"/>
@@ -190,7 +2439,7 @@
         </w:rPr>
         <w:t xml:space="preserve">). To view a copy of this license, visit </w:t>
       </w:r>
-      <w:hyperlink w:history="1" r:id="rIdkbyqqmgwhz1zamq3eguit">
+      <w:hyperlink w:history="1" r:id="rId-1axluckhy7bxwscss6au">
         <w:r>
           <w:rPr>
             <w:rFonts w:ascii="Arial" w:cs="Arial" w:eastAsia="Arial" w:hAnsi="Arial"/>
@@ -209,2255 +2458,6 @@
           <w:szCs w:val="17"/>
         </w:rPr>
         <w:t xml:space="preserve">. You are free to copy, redistribute, and adapt this material in any medium or format, provided appropriate credit is given and the material is not used for commercial purposes. KICD learning outcomes and curriculum designations reproduced here for alignment purposes remain the property of KICD and are not covered by this license. Linked external resources (e.g. CK-12, Khan Academy, PhET) are subject to their own licenses.</w:t>
-      </w:r>
-    </w:p>
-    <w:p>
-      <w:pPr>
-        <w:spacing w:after="120"/>
-      </w:pPr>
-      <w:r>
-        <w:t xml:space="preserve"/>
-      </w:r>
-    </w:p>
-    <w:tbl>
-      <w:tblPr>
-        <w:tblW w:type="dxa" w:w="13680"/>
-        <w:tblBorders>
-          <w:top w:val="single" w:color="AAAAAA" w:sz="4"/>
-          <w:left w:val="single" w:color="AAAAAA" w:sz="4"/>
-          <w:bottom w:val="single" w:color="AAAAAA" w:sz="4"/>
-          <w:right w:val="single" w:color="AAAAAA" w:sz="4"/>
-          <w:insideH w:val="single" w:color="auto" w:sz="4"/>
-          <w:insideV w:val="single" w:color="auto" w:sz="4"/>
-        </w:tblBorders>
-        <w:tblLayout w:type="fixed"/>
-      </w:tblPr>
-      <w:tblGrid>
-        <w:gridCol w:w="3000"/>
-        <w:gridCol w:w="10680"/>
-      </w:tblGrid>
-      <w:tr>
-        <w:tc>
-          <w:tcPr>
-            <w:tcW w:type="dxa" w:w="13680"/>
-            <w:gridSpan w:val="2"/>
-            <w:shd w:fill="1F3864" w:color="auto" w:val="clear"/>
-            <w:tcMar>
-              <w:top w:type="dxa" w:w="60"/>
-              <w:left w:type="dxa" w:w="120"/>
-              <w:bottom w:type="dxa" w:w="60"/>
-              <w:right w:type="dxa" w:w="120"/>
-            </w:tcMar>
-            <w:vAlign w:val="top"/>
-          </w:tcPr>
-          <w:p>
-            <w:pPr>
-              <w:spacing w:after="40" w:before="0"/>
-              <w:jc w:val="center"/>
-            </w:pPr>
-            <w:r>
-              <w:rPr>
-                <w:rFonts w:ascii="Arial" w:cs="Arial" w:eastAsia="Arial" w:hAnsi="Arial"/>
-                <w:b/>
-                <w:bCs/>
-                <w:i w:val="false"/>
-                <w:iCs w:val="false"/>
-                <w:color w:val="FFFFFF"/>
-                <w:sz w:val="22"/>
-                <w:szCs w:val="22"/>
-              </w:rPr>
-              <w:t xml:space="preserve">SUB-STRAND OVERVIEW</w:t>
-            </w:r>
-          </w:p>
-        </w:tc>
-      </w:tr>
-      <w:tr>
-        <w:tc>
-          <w:tcPr>
-            <w:tcW w:type="dxa" w:w="3000"/>
-            <w:shd w:fill="D5E8F0" w:color="auto" w:val="clear"/>
-            <w:tcMar>
-              <w:top w:type="dxa" w:w="60"/>
-              <w:left w:type="dxa" w:w="120"/>
-              <w:bottom w:type="dxa" w:w="60"/>
-              <w:right w:type="dxa" w:w="120"/>
-            </w:tcMar>
-            <w:vAlign w:val="top"/>
-          </w:tcPr>
-          <w:p>
-            <w:pPr>
-              <w:spacing w:after="40" w:before="0"/>
-              <w:jc w:val="left"/>
-            </w:pPr>
-            <w:r>
-              <w:rPr>
-                <w:rFonts w:ascii="Arial" w:cs="Arial" w:eastAsia="Arial" w:hAnsi="Arial"/>
-                <w:b/>
-                <w:bCs/>
-                <w:i w:val="false"/>
-                <w:iCs w:val="false"/>
-                <w:color w:val="000000"/>
-                <w:sz w:val="18"/>
-                <w:szCs w:val="18"/>
-              </w:rPr>
-              <w:t xml:space="preserve">Grade Level</w:t>
-            </w:r>
-          </w:p>
-        </w:tc>
-        <w:tc>
-          <w:tcPr>
-            <w:tcW w:type="dxa" w:w="10680"/>
-            <w:shd w:fill="FFFFFF" w:color="auto" w:val="clear"/>
-            <w:tcMar>
-              <w:top w:type="dxa" w:w="60"/>
-              <w:left w:type="dxa" w:w="120"/>
-              <w:bottom w:type="dxa" w:w="60"/>
-              <w:right w:type="dxa" w:w="120"/>
-            </w:tcMar>
-            <w:vAlign w:val="top"/>
-          </w:tcPr>
-          <w:p>
-            <w:pPr>
-              <w:spacing w:after="40" w:before="0"/>
-              <w:jc w:val="left"/>
-            </w:pPr>
-            <w:r>
-              <w:rPr>
-                <w:rFonts w:ascii="Arial" w:cs="Arial" w:eastAsia="Arial" w:hAnsi="Arial"/>
-                <w:b w:val="false"/>
-                <w:bCs w:val="false"/>
-                <w:i w:val="false"/>
-                <w:iCs w:val="false"/>
-                <w:color w:val="000000"/>
-                <w:sz w:val="18"/>
-                <w:szCs w:val="18"/>
-              </w:rPr>
-              <w:t xml:space="preserve">10</w:t>
-            </w:r>
-          </w:p>
-        </w:tc>
-      </w:tr>
-      <w:tr>
-        <w:tc>
-          <w:tcPr>
-            <w:tcW w:type="dxa" w:w="3000"/>
-            <w:shd w:fill="D5E8F0" w:color="auto" w:val="clear"/>
-            <w:tcMar>
-              <w:top w:type="dxa" w:w="60"/>
-              <w:left w:type="dxa" w:w="120"/>
-              <w:bottom w:type="dxa" w:w="60"/>
-              <w:right w:type="dxa" w:w="120"/>
-            </w:tcMar>
-            <w:vAlign w:val="top"/>
-          </w:tcPr>
-          <w:p>
-            <w:pPr>
-              <w:spacing w:after="40" w:before="0"/>
-              <w:jc w:val="left"/>
-            </w:pPr>
-            <w:r>
-              <w:rPr>
-                <w:rFonts w:ascii="Arial" w:cs="Arial" w:eastAsia="Arial" w:hAnsi="Arial"/>
-                <w:b/>
-                <w:bCs/>
-                <w:i w:val="false"/>
-                <w:iCs w:val="false"/>
-                <w:color w:val="000000"/>
-                <w:sz w:val="18"/>
-                <w:szCs w:val="18"/>
-              </w:rPr>
-              <w:t xml:space="preserve">Subject</w:t>
-            </w:r>
-          </w:p>
-        </w:tc>
-        <w:tc>
-          <w:tcPr>
-            <w:tcW w:type="dxa" w:w="10680"/>
-            <w:shd w:fill="FFFFFF" w:color="auto" w:val="clear"/>
-            <w:tcMar>
-              <w:top w:type="dxa" w:w="60"/>
-              <w:left w:type="dxa" w:w="120"/>
-              <w:bottom w:type="dxa" w:w="60"/>
-              <w:right w:type="dxa" w:w="120"/>
-            </w:tcMar>
-            <w:vAlign w:val="top"/>
-          </w:tcPr>
-          <w:p>
-            <w:pPr>
-              <w:spacing w:after="40" w:before="0"/>
-              <w:jc w:val="left"/>
-            </w:pPr>
-            <w:r>
-              <w:rPr>
-                <w:rFonts w:ascii="Arial" w:cs="Arial" w:eastAsia="Arial" w:hAnsi="Arial"/>
-                <w:b w:val="false"/>
-                <w:bCs w:val="false"/>
-                <w:i w:val="false"/>
-                <w:iCs w:val="false"/>
-                <w:color w:val="000000"/>
-                <w:sz w:val="18"/>
-                <w:szCs w:val="18"/>
-              </w:rPr>
-              <w:t xml:space="preserve">Chemistry</w:t>
-            </w:r>
-          </w:p>
-        </w:tc>
-      </w:tr>
-      <w:tr>
-        <w:tc>
-          <w:tcPr>
-            <w:tcW w:type="dxa" w:w="3000"/>
-            <w:shd w:fill="D5E8F0" w:color="auto" w:val="clear"/>
-            <w:tcMar>
-              <w:top w:type="dxa" w:w="60"/>
-              <w:left w:type="dxa" w:w="120"/>
-              <w:bottom w:type="dxa" w:w="60"/>
-              <w:right w:type="dxa" w:w="120"/>
-            </w:tcMar>
-            <w:vAlign w:val="top"/>
-          </w:tcPr>
-          <w:p>
-            <w:pPr>
-              <w:spacing w:after="40" w:before="0"/>
-              <w:jc w:val="left"/>
-            </w:pPr>
-            <w:r>
-              <w:rPr>
-                <w:rFonts w:ascii="Arial" w:cs="Arial" w:eastAsia="Arial" w:hAnsi="Arial"/>
-                <w:b/>
-                <w:bCs/>
-                <w:i w:val="false"/>
-                <w:iCs w:val="false"/>
-                <w:color w:val="000000"/>
-                <w:sz w:val="18"/>
-                <w:szCs w:val="18"/>
-              </w:rPr>
-              <w:t xml:space="preserve">Strand</w:t>
-            </w:r>
-          </w:p>
-        </w:tc>
-        <w:tc>
-          <w:tcPr>
-            <w:tcW w:type="dxa" w:w="10680"/>
-            <w:shd w:fill="FFFFFF" w:color="auto" w:val="clear"/>
-            <w:tcMar>
-              <w:top w:type="dxa" w:w="60"/>
-              <w:left w:type="dxa" w:w="120"/>
-              <w:bottom w:type="dxa" w:w="60"/>
-              <w:right w:type="dxa" w:w="120"/>
-            </w:tcMar>
-            <w:vAlign w:val="top"/>
-          </w:tcPr>
-          <w:p>
-            <w:pPr>
-              <w:spacing w:after="40" w:before="0"/>
-              <w:jc w:val="left"/>
-            </w:pPr>
-            <w:r>
-              <w:rPr>
-                <w:rFonts w:ascii="Arial" w:cs="Arial" w:eastAsia="Arial" w:hAnsi="Arial"/>
-                <w:b w:val="false"/>
-                <w:bCs w:val="false"/>
-                <w:i w:val="false"/>
-                <w:iCs w:val="false"/>
-                <w:color w:val="000000"/>
-                <w:sz w:val="18"/>
-                <w:szCs w:val="18"/>
-              </w:rPr>
-              <w:t xml:space="preserve">Strand 1.0: Inorganic Chemistry</w:t>
-            </w:r>
-          </w:p>
-        </w:tc>
-      </w:tr>
-      <w:tr>
-        <w:tc>
-          <w:tcPr>
-            <w:tcW w:type="dxa" w:w="3000"/>
-            <w:shd w:fill="D5E8F0" w:color="auto" w:val="clear"/>
-            <w:tcMar>
-              <w:top w:type="dxa" w:w="60"/>
-              <w:left w:type="dxa" w:w="120"/>
-              <w:bottom w:type="dxa" w:w="60"/>
-              <w:right w:type="dxa" w:w="120"/>
-            </w:tcMar>
-            <w:vAlign w:val="top"/>
-          </w:tcPr>
-          <w:p>
-            <w:pPr>
-              <w:spacing w:after="40" w:before="0"/>
-              <w:jc w:val="left"/>
-            </w:pPr>
-            <w:r>
-              <w:rPr>
-                <w:rFonts w:ascii="Arial" w:cs="Arial" w:eastAsia="Arial" w:hAnsi="Arial"/>
-                <w:b/>
-                <w:bCs/>
-                <w:i w:val="false"/>
-                <w:iCs w:val="false"/>
-                <w:color w:val="000000"/>
-                <w:sz w:val="18"/>
-                <w:szCs w:val="18"/>
-              </w:rPr>
-              <w:t xml:space="preserve">Sub-Strand</w:t>
-            </w:r>
-          </w:p>
-        </w:tc>
-        <w:tc>
-          <w:tcPr>
-            <w:tcW w:type="dxa" w:w="10680"/>
-            <w:shd w:fill="FFFFFF" w:color="auto" w:val="clear"/>
-            <w:tcMar>
-              <w:top w:type="dxa" w:w="60"/>
-              <w:left w:type="dxa" w:w="120"/>
-              <w:bottom w:type="dxa" w:w="60"/>
-              <w:right w:type="dxa" w:w="120"/>
-            </w:tcMar>
-            <w:vAlign w:val="top"/>
-          </w:tcPr>
-          <w:p>
-            <w:pPr>
-              <w:spacing w:after="40" w:before="0"/>
-              <w:jc w:val="left"/>
-            </w:pPr>
-            <w:r>
-              <w:rPr>
-                <w:rFonts w:ascii="Arial" w:cs="Arial" w:eastAsia="Arial" w:hAnsi="Arial"/>
-                <w:b w:val="false"/>
-                <w:bCs w:val="false"/>
-                <w:i w:val="false"/>
-                <w:iCs w:val="false"/>
-                <w:color w:val="000000"/>
-                <w:sz w:val="18"/>
-                <w:szCs w:val="18"/>
-              </w:rPr>
-              <w:t xml:space="preserve">Sub-Strand 1.1: Introduction to Chemistry</w:t>
-            </w:r>
-          </w:p>
-        </w:tc>
-      </w:tr>
-      <w:tr>
-        <w:tc>
-          <w:tcPr>
-            <w:tcW w:type="dxa" w:w="3000"/>
-            <w:shd w:fill="D5E8F0" w:color="auto" w:val="clear"/>
-            <w:tcMar>
-              <w:top w:type="dxa" w:w="60"/>
-              <w:left w:type="dxa" w:w="120"/>
-              <w:bottom w:type="dxa" w:w="60"/>
-              <w:right w:type="dxa" w:w="120"/>
-            </w:tcMar>
-            <w:vAlign w:val="top"/>
-          </w:tcPr>
-          <w:p>
-            <w:pPr>
-              <w:spacing w:after="40" w:before="0"/>
-              <w:jc w:val="left"/>
-            </w:pPr>
-            <w:r>
-              <w:rPr>
-                <w:rFonts w:ascii="Arial" w:cs="Arial" w:eastAsia="Arial" w:hAnsi="Arial"/>
-                <w:b/>
-                <w:bCs/>
-                <w:i w:val="false"/>
-                <w:iCs w:val="false"/>
-                <w:color w:val="000000"/>
-                <w:sz w:val="18"/>
-                <w:szCs w:val="18"/>
-              </w:rPr>
-              <w:t xml:space="preserve">Total Duration</w:t>
-            </w:r>
-          </w:p>
-        </w:tc>
-        <w:tc>
-          <w:tcPr>
-            <w:tcW w:type="dxa" w:w="10680"/>
-            <w:shd w:fill="FFFFFF" w:color="auto" w:val="clear"/>
-            <w:tcMar>
-              <w:top w:type="dxa" w:w="60"/>
-              <w:left w:type="dxa" w:w="120"/>
-              <w:bottom w:type="dxa" w:w="60"/>
-              <w:right w:type="dxa" w:w="120"/>
-            </w:tcMar>
-            <w:vAlign w:val="top"/>
-          </w:tcPr>
-          <w:p>
-            <w:pPr>
-              <w:spacing w:after="40" w:before="0"/>
-              <w:jc w:val="left"/>
-            </w:pPr>
-            <w:r>
-              <w:rPr>
-                <w:rFonts w:ascii="Arial" w:cs="Arial" w:eastAsia="Arial" w:hAnsi="Arial"/>
-                <w:b w:val="false"/>
-                <w:bCs w:val="false"/>
-                <w:i w:val="false"/>
-                <w:iCs w:val="false"/>
-                <w:color w:val="000000"/>
-                <w:sz w:val="18"/>
-                <w:szCs w:val="18"/>
-              </w:rPr>
-              <w:t xml:space="preserve">10 lessons × 40 minutes = 400 minutes total</w:t>
-            </w:r>
-          </w:p>
-        </w:tc>
-      </w:tr>
-      <w:tr>
-        <w:tc>
-          <w:tcPr>
-            <w:tcW w:type="dxa" w:w="3000"/>
-            <w:shd w:fill="D5E8F0" w:color="auto" w:val="clear"/>
-            <w:tcMar>
-              <w:top w:type="dxa" w:w="60"/>
-              <w:left w:type="dxa" w:w="120"/>
-              <w:bottom w:type="dxa" w:w="60"/>
-              <w:right w:type="dxa" w:w="120"/>
-            </w:tcMar>
-            <w:vAlign w:val="top"/>
-          </w:tcPr>
-          <w:p>
-            <w:pPr>
-              <w:spacing w:after="40" w:before="0"/>
-              <w:jc w:val="left"/>
-            </w:pPr>
-            <w:r>
-              <w:rPr>
-                <w:rFonts w:ascii="Arial" w:cs="Arial" w:eastAsia="Arial" w:hAnsi="Arial"/>
-                <w:b/>
-                <w:bCs/>
-                <w:i w:val="false"/>
-                <w:iCs w:val="false"/>
-                <w:color w:val="000000"/>
-                <w:sz w:val="18"/>
-                <w:szCs w:val="18"/>
-              </w:rPr>
-              <w:t xml:space="preserve">Sub-Strand Content</w:t>
-            </w:r>
-          </w:p>
-        </w:tc>
-        <w:tc>
-          <w:tcPr>
-            <w:tcW w:type="dxa" w:w="10680"/>
-            <w:shd w:fill="FFFFFF" w:color="auto" w:val="clear"/>
-            <w:tcMar>
-              <w:top w:type="dxa" w:w="60"/>
-              <w:left w:type="dxa" w:w="120"/>
-              <w:bottom w:type="dxa" w:w="60"/>
-              <w:right w:type="dxa" w:w="120"/>
-            </w:tcMar>
-            <w:vAlign w:val="top"/>
-          </w:tcPr>
-          <w:p>
-            <w:pPr>
-              <w:spacing w:after="30" w:before="0"/>
-              <w:ind w:left="360" w:hanging="180"/>
-              <w:jc w:val="left"/>
-            </w:pPr>
-            <w:r>
-              <w:rPr>
-                <w:rFonts w:ascii="Arial" w:cs="Arial" w:eastAsia="Arial" w:hAnsi="Arial"/>
-                <w:b w:val="false"/>
-                <w:bCs w:val="false"/>
-                <w:i w:val="false"/>
-                <w:iCs w:val="false"/>
-                <w:color w:val="000000"/>
-                <w:sz w:val="18"/>
-                <w:szCs w:val="18"/>
-              </w:rPr>
-              <w:t xml:space="preserve">–  Definition of Chemistry as a field of science</w:t>
-            </w:r>
-          </w:p>
-          <w:p>
-            <w:pPr>
-              <w:spacing w:after="30" w:before="0"/>
-              <w:ind w:left="360" w:hanging="180"/>
-              <w:jc w:val="left"/>
-            </w:pPr>
-            <w:r>
-              <w:rPr>
-                <w:rFonts w:ascii="Arial" w:cs="Arial" w:eastAsia="Arial" w:hAnsi="Arial"/>
-                <w:b w:val="false"/>
-                <w:bCs w:val="false"/>
-                <w:i w:val="false"/>
-                <w:iCs w:val="false"/>
-                <w:color w:val="000000"/>
-                <w:sz w:val="18"/>
-                <w:szCs w:val="18"/>
-              </w:rPr>
-              <w:t xml:space="preserve">–  Branches of Chemistry (Organic, Inorganic, Physical, Analytical, Biochemistry, Nuclear, Industrial/Applied Chemistry)</w:t>
-            </w:r>
-          </w:p>
-          <w:p>
-            <w:pPr>
-              <w:spacing w:after="30" w:before="0"/>
-              <w:ind w:left="360" w:hanging="180"/>
-              <w:jc w:val="left"/>
-            </w:pPr>
-            <w:r>
-              <w:rPr>
-                <w:rFonts w:ascii="Arial" w:cs="Arial" w:eastAsia="Arial" w:hAnsi="Arial"/>
-                <w:b w:val="false"/>
-                <w:bCs w:val="false"/>
-                <w:i w:val="false"/>
-                <w:iCs w:val="false"/>
-                <w:color w:val="000000"/>
-                <w:sz w:val="18"/>
-                <w:szCs w:val="18"/>
-              </w:rPr>
-              <w:t xml:space="preserve">–  Careers in Chemistry and how gender stereotyping influences career choices</w:t>
-            </w:r>
-          </w:p>
-          <w:p>
-            <w:pPr>
-              <w:spacing w:after="30" w:before="0"/>
-              <w:ind w:left="360" w:hanging="180"/>
-              <w:jc w:val="left"/>
-            </w:pPr>
-            <w:r>
-              <w:rPr>
-                <w:rFonts w:ascii="Arial" w:cs="Arial" w:eastAsia="Arial" w:hAnsi="Arial"/>
-                <w:b w:val="false"/>
-                <w:bCs w:val="false"/>
-                <w:i w:val="false"/>
-                <w:iCs w:val="false"/>
-                <w:color w:val="000000"/>
-                <w:sz w:val="18"/>
-                <w:szCs w:val="18"/>
-              </w:rPr>
-              <w:t xml:space="preserve">–  Chemistry in our daily lives — agriculture, pharmaceutical industry, medicine, manufacturing industry, food industry, nuclear chemistry, entertainment industry, sports industry</w:t>
-            </w:r>
-          </w:p>
-          <w:p>
-            <w:pPr>
-              <w:spacing w:after="30" w:before="0"/>
-              <w:ind w:left="360" w:hanging="180"/>
-              <w:jc w:val="left"/>
-            </w:pPr>
-            <w:r>
-              <w:rPr>
-                <w:rFonts w:ascii="Arial" w:cs="Arial" w:eastAsia="Arial" w:hAnsi="Arial"/>
-                <w:b w:val="false"/>
-                <w:bCs w:val="false"/>
-                <w:i w:val="false"/>
-                <w:iCs w:val="false"/>
-                <w:color w:val="000000"/>
-                <w:sz w:val="18"/>
-                <w:szCs w:val="18"/>
-              </w:rPr>
-              <w:t xml:space="preserve">–  Meaning of drug, prescription, dosage and substance use</w:t>
-            </w:r>
-          </w:p>
-          <w:p>
-            <w:pPr>
-              <w:spacing w:after="30" w:before="0"/>
-              <w:ind w:left="360" w:hanging="180"/>
-              <w:jc w:val="left"/>
-            </w:pPr>
-            <w:r>
-              <w:rPr>
-                <w:rFonts w:ascii="Arial" w:cs="Arial" w:eastAsia="Arial" w:hAnsi="Arial"/>
-                <w:b w:val="false"/>
-                <w:bCs w:val="false"/>
-                <w:i w:val="false"/>
-                <w:iCs w:val="false"/>
-                <w:color w:val="000000"/>
-                <w:sz w:val="18"/>
-                <w:szCs w:val="18"/>
-              </w:rPr>
-              <w:t xml:space="preserve">–  Effects of drug and substance use in day-to-day life</w:t>
-            </w:r>
-          </w:p>
-          <w:p>
-            <w:pPr>
-              <w:spacing w:after="30" w:before="0"/>
-              <w:ind w:left="360" w:hanging="180"/>
-              <w:jc w:val="left"/>
-            </w:pPr>
-            <w:r>
-              <w:rPr>
-                <w:rFonts w:ascii="Arial" w:cs="Arial" w:eastAsia="Arial" w:hAnsi="Arial"/>
-                <w:b w:val="false"/>
-                <w:bCs w:val="false"/>
-                <w:i w:val="false"/>
-                <w:iCs w:val="false"/>
-                <w:color w:val="000000"/>
-                <w:sz w:val="18"/>
-                <w:szCs w:val="18"/>
-              </w:rPr>
-              <w:t xml:space="preserve">–  Learner rights and responsibilities to a safe and healthy learning environment</w:t>
-            </w:r>
-          </w:p>
-          <w:p>
-            <w:pPr>
-              <w:spacing w:after="30" w:before="0"/>
-              <w:ind w:left="360" w:hanging="180"/>
-              <w:jc w:val="left"/>
-            </w:pPr>
-            <w:r>
-              <w:rPr>
-                <w:rFonts w:ascii="Arial" w:cs="Arial" w:eastAsia="Arial" w:hAnsi="Arial"/>
-                <w:b w:val="false"/>
-                <w:bCs w:val="false"/>
-                <w:i w:val="false"/>
-                <w:iCs w:val="false"/>
-                <w:color w:val="000000"/>
-                <w:sz w:val="18"/>
-                <w:szCs w:val="18"/>
-              </w:rPr>
-              <w:t xml:space="preserve">–  Consumer protection — labels on manufactured products (marks of quality, expiry dates, nutritional information, preservatives, messages of caution)</w:t>
-            </w:r>
-          </w:p>
-        </w:tc>
-      </w:tr>
-      <w:tr>
-        <w:tc>
-          <w:tcPr>
-            <w:tcW w:type="dxa" w:w="3000"/>
-            <w:shd w:fill="D5E8F0" w:color="auto" w:val="clear"/>
-            <w:tcMar>
-              <w:top w:type="dxa" w:w="60"/>
-              <w:left w:type="dxa" w:w="120"/>
-              <w:bottom w:type="dxa" w:w="60"/>
-              <w:right w:type="dxa" w:w="120"/>
-            </w:tcMar>
-            <w:vAlign w:val="top"/>
-          </w:tcPr>
-          <w:p>
-            <w:pPr>
-              <w:spacing w:after="40" w:before="0"/>
-              <w:jc w:val="left"/>
-            </w:pPr>
-            <w:r>
-              <w:rPr>
-                <w:rFonts w:ascii="Arial" w:cs="Arial" w:eastAsia="Arial" w:hAnsi="Arial"/>
-                <w:b/>
-                <w:bCs/>
-                <w:i w:val="false"/>
-                <w:iCs w:val="false"/>
-                <w:color w:val="000000"/>
-                <w:sz w:val="18"/>
-                <w:szCs w:val="18"/>
-              </w:rPr>
-              <w:t xml:space="preserve">Learning Outcomes</w:t>
-            </w:r>
-          </w:p>
-        </w:tc>
-        <w:tc>
-          <w:tcPr>
-            <w:tcW w:type="dxa" w:w="10680"/>
-            <w:shd w:fill="FFFFFF" w:color="auto" w:val="clear"/>
-            <w:tcMar>
-              <w:top w:type="dxa" w:w="60"/>
-              <w:left w:type="dxa" w:w="120"/>
-              <w:bottom w:type="dxa" w:w="60"/>
-              <w:right w:type="dxa" w:w="120"/>
-            </w:tcMar>
-            <w:vAlign w:val="top"/>
-          </w:tcPr>
-          <w:p>
-            <w:pPr>
-              <w:spacing w:after="40" w:before="0"/>
-              <w:jc w:val="left"/>
-            </w:pPr>
-            <w:r>
-              <w:rPr>
-                <w:rFonts w:ascii="Arial" w:cs="Arial" w:eastAsia="Arial" w:hAnsi="Arial"/>
-                <w:b w:val="false"/>
-                <w:bCs w:val="false"/>
-                <w:i w:val="false"/>
-                <w:iCs w:val="false"/>
-                <w:color w:val="000000"/>
-                <w:sz w:val="18"/>
-                <w:szCs w:val="18"/>
-              </w:rPr>
-              <w:t xml:space="preserve">By the end of the sub-strand, the learner should be able to:</w:t>
-            </w:r>
-          </w:p>
-          <w:p>
-            <w:pPr>
-              <w:spacing w:after="40" w:before="0"/>
-              <w:jc w:val="left"/>
-            </w:pPr>
-            <w:r>
-              <w:rPr>
-                <w:rFonts w:ascii="Arial" w:cs="Arial" w:eastAsia="Arial" w:hAnsi="Arial"/>
-                <w:b w:val="false"/>
-                <w:bCs w:val="false"/>
-                <w:i w:val="false"/>
-                <w:iCs w:val="false"/>
-                <w:color w:val="000000"/>
-                <w:sz w:val="18"/>
-                <w:szCs w:val="18"/>
-              </w:rPr>
-              <w:t xml:space="preserve">a) explain the meaning of Chemistry as a field of science,</w:t>
-            </w:r>
-          </w:p>
-          <w:p>
-            <w:pPr>
-              <w:spacing w:after="40" w:before="0"/>
-              <w:jc w:val="left"/>
-            </w:pPr>
-            <w:r>
-              <w:rPr>
-                <w:rFonts w:ascii="Arial" w:cs="Arial" w:eastAsia="Arial" w:hAnsi="Arial"/>
-                <w:b w:val="false"/>
-                <w:bCs w:val="false"/>
-                <w:i w:val="false"/>
-                <w:iCs w:val="false"/>
-                <w:color w:val="000000"/>
-                <w:sz w:val="18"/>
-                <w:szCs w:val="18"/>
-              </w:rPr>
-              <w:t xml:space="preserve">b) explore the role of Chemistry in day-to-day life,</w:t>
-            </w:r>
-          </w:p>
-          <w:p>
-            <w:pPr>
-              <w:spacing w:after="40" w:before="0"/>
-              <w:jc w:val="left"/>
-            </w:pPr>
-            <w:r>
-              <w:rPr>
-                <w:rFonts w:ascii="Arial" w:cs="Arial" w:eastAsia="Arial" w:hAnsi="Arial"/>
-                <w:b w:val="false"/>
-                <w:bCs w:val="false"/>
-                <w:i w:val="false"/>
-                <w:iCs w:val="false"/>
-                <w:color w:val="000000"/>
-                <w:sz w:val="18"/>
-                <w:szCs w:val="18"/>
-              </w:rPr>
-              <w:t xml:space="preserve">c) examine the effects of drug and substance use in day-to-day life,</w:t>
-            </w:r>
-          </w:p>
-          <w:p>
-            <w:pPr>
-              <w:spacing w:after="40" w:before="0"/>
-              <w:jc w:val="left"/>
-            </w:pPr>
-            <w:r>
-              <w:rPr>
-                <w:rFonts w:ascii="Arial" w:cs="Arial" w:eastAsia="Arial" w:hAnsi="Arial"/>
-                <w:b w:val="false"/>
-                <w:bCs w:val="false"/>
-                <w:i w:val="false"/>
-                <w:iCs w:val="false"/>
-                <w:color w:val="000000"/>
-                <w:sz w:val="18"/>
-                <w:szCs w:val="18"/>
-              </w:rPr>
-              <w:t xml:space="preserve">d) advocate for a safe and healthy learning environment,</w:t>
-            </w:r>
-          </w:p>
-          <w:p>
-            <w:pPr>
-              <w:spacing w:after="40" w:before="0"/>
-              <w:jc w:val="left"/>
-            </w:pPr>
-            <w:r>
-              <w:rPr>
-                <w:rFonts w:ascii="Arial" w:cs="Arial" w:eastAsia="Arial" w:hAnsi="Arial"/>
-                <w:b w:val="false"/>
-                <w:bCs w:val="false"/>
-                <w:i w:val="false"/>
-                <w:iCs w:val="false"/>
-                <w:color w:val="000000"/>
-                <w:sz w:val="18"/>
-                <w:szCs w:val="18"/>
-              </w:rPr>
-              <w:t xml:space="preserve">e) identify career opportunities related to Chemistry and critically evaluate how gender stereotyping influences career choices.</w:t>
-            </w:r>
-          </w:p>
-        </w:tc>
-      </w:tr>
-      <w:tr>
-        <w:tc>
-          <w:tcPr>
-            <w:tcW w:type="dxa" w:w="3000"/>
-            <w:shd w:fill="D5E8F0" w:color="auto" w:val="clear"/>
-            <w:tcMar>
-              <w:top w:type="dxa" w:w="60"/>
-              <w:left w:type="dxa" w:w="120"/>
-              <w:bottom w:type="dxa" w:w="60"/>
-              <w:right w:type="dxa" w:w="120"/>
-            </w:tcMar>
-            <w:vAlign w:val="top"/>
-          </w:tcPr>
-          <w:p>
-            <w:pPr>
-              <w:spacing w:after="40" w:before="0"/>
-              <w:jc w:val="left"/>
-            </w:pPr>
-            <w:r>
-              <w:rPr>
-                <w:rFonts w:ascii="Arial" w:cs="Arial" w:eastAsia="Arial" w:hAnsi="Arial"/>
-                <w:b/>
-                <w:bCs/>
-                <w:i w:val="false"/>
-                <w:iCs w:val="false"/>
-                <w:color w:val="000000"/>
-                <w:sz w:val="18"/>
-                <w:szCs w:val="18"/>
-              </w:rPr>
-              <w:t xml:space="preserve">Core Competencies</w:t>
-            </w:r>
-          </w:p>
-        </w:tc>
-        <w:tc>
-          <w:tcPr>
-            <w:tcW w:type="dxa" w:w="10680"/>
-            <w:shd w:fill="FFFFFF" w:color="auto" w:val="clear"/>
-            <w:tcMar>
-              <w:top w:type="dxa" w:w="60"/>
-              <w:left w:type="dxa" w:w="120"/>
-              <w:bottom w:type="dxa" w:w="60"/>
-              <w:right w:type="dxa" w:w="120"/>
-            </w:tcMar>
-            <w:vAlign w:val="top"/>
-          </w:tcPr>
-          <w:p>
-            <w:pPr>
-              <w:spacing w:after="30" w:before="0"/>
-              <w:ind w:left="360" w:hanging="180"/>
-              <w:jc w:val="left"/>
-            </w:pPr>
-            <w:r>
-              <w:rPr>
-                <w:rFonts w:ascii="Arial" w:cs="Arial" w:eastAsia="Arial" w:hAnsi="Arial"/>
-                <w:b w:val="false"/>
-                <w:bCs w:val="false"/>
-                <w:i w:val="false"/>
-                <w:iCs w:val="false"/>
-                <w:color w:val="000000"/>
-                <w:sz w:val="18"/>
-                <w:szCs w:val="18"/>
-              </w:rPr>
-              <w:t xml:space="preserve">–  Communication and Collaboration: The learner explores teamwork with peers by contributing to group decision making through recognising and acknowledging the value of others' ideas during discussions — demonstrated during peer discussions on the meaning of Chemistry, its branches, and the importance of Chemistry in daily Kenyan contexts (e.g., tea farming in Kericho, fish processing at Lake Victoria).</w:t>
-            </w:r>
-          </w:p>
-          <w:p>
-            <w:pPr>
-              <w:spacing w:after="30" w:before="0"/>
-              <w:ind w:left="360" w:hanging="180"/>
-              <w:jc w:val="left"/>
-            </w:pPr>
-            <w:r>
-              <w:rPr>
-                <w:rFonts w:ascii="Arial" w:cs="Arial" w:eastAsia="Arial" w:hAnsi="Arial"/>
-                <w:b w:val="false"/>
-                <w:bCs w:val="false"/>
-                <w:i w:val="false"/>
-                <w:iCs w:val="false"/>
-                <w:color w:val="000000"/>
-                <w:sz w:val="18"/>
-                <w:szCs w:val="18"/>
-              </w:rPr>
-              <w:t xml:space="preserve">–  Self-efficacy: The learner effectively communicates while presenting the findings on career opportunities related to Chemistry and how gender stereotypes influence career choices in plenary — demonstrated when individual learners present research findings on careers such as pharmacist, food scientist, or agricultural chemist to the whole class.</w:t>
-            </w:r>
-          </w:p>
-          <w:p>
-            <w:pPr>
-              <w:spacing w:after="30" w:before="0"/>
-              <w:ind w:left="360" w:hanging="180"/>
-              <w:jc w:val="left"/>
-            </w:pPr>
-            <w:r>
-              <w:rPr>
-                <w:rFonts w:ascii="Arial" w:cs="Arial" w:eastAsia="Arial" w:hAnsi="Arial"/>
-                <w:b w:val="false"/>
-                <w:bCs w:val="false"/>
-                <w:i w:val="false"/>
-                <w:iCs w:val="false"/>
-                <w:color w:val="000000"/>
-                <w:sz w:val="18"/>
-                <w:szCs w:val="18"/>
-              </w:rPr>
-              <w:t xml:space="preserve">–  Digital Literacy: The learner uses digital technology effectively to search for information on various career opportunities related to Chemistry — demonstrated when learners use the ARES Education platform and other digital resources to research Chemistry careers and compile findings.</w:t>
-            </w:r>
-          </w:p>
-          <w:p>
-            <w:pPr>
-              <w:spacing w:after="30" w:before="0"/>
-              <w:ind w:left="360" w:hanging="180"/>
-              <w:jc w:val="left"/>
-            </w:pPr>
-            <w:r>
-              <w:rPr>
-                <w:rFonts w:ascii="Arial" w:cs="Arial" w:eastAsia="Arial" w:hAnsi="Arial"/>
-                <w:b w:val="false"/>
-                <w:bCs w:val="false"/>
-                <w:i w:val="false"/>
-                <w:iCs w:val="false"/>
-                <w:color w:val="000000"/>
-                <w:sz w:val="18"/>
-                <w:szCs w:val="18"/>
-              </w:rPr>
-              <w:t xml:space="preserve">–  Citizenship: The learner demonstrates critical and constructive dialogue while brainstorming with peers on the consumer rights to information on drug prescription, substance use and knowledge on their side effects for awareness — demonstrated during the drug and substance use discussions and the consumer-protection label-reading activity.</w:t>
-            </w:r>
-          </w:p>
-        </w:tc>
-      </w:tr>
-      <w:tr>
-        <w:tc>
-          <w:tcPr>
-            <w:tcW w:type="dxa" w:w="3000"/>
-            <w:shd w:fill="E2EFDA" w:color="auto" w:val="clear"/>
-            <w:tcMar>
-              <w:top w:type="dxa" w:w="60"/>
-              <w:left w:type="dxa" w:w="120"/>
-              <w:bottom w:type="dxa" w:w="60"/>
-              <w:right w:type="dxa" w:w="120"/>
-            </w:tcMar>
-            <w:vAlign w:val="top"/>
-          </w:tcPr>
-          <w:p>
-            <w:pPr>
-              <w:spacing w:after="40" w:before="0"/>
-              <w:jc w:val="left"/>
-            </w:pPr>
-            <w:r>
-              <w:rPr>
-                <w:rFonts w:ascii="Arial" w:cs="Arial" w:eastAsia="Arial" w:hAnsi="Arial"/>
-                <w:b/>
-                <w:bCs/>
-                <w:i w:val="false"/>
-                <w:iCs w:val="false"/>
-                <w:color w:val="000000"/>
-                <w:sz w:val="18"/>
-                <w:szCs w:val="18"/>
-              </w:rPr>
-              <w:t xml:space="preserve">Core Values</w:t>
-            </w:r>
-          </w:p>
-        </w:tc>
-        <w:tc>
-          <w:tcPr>
-            <w:tcW w:type="dxa" w:w="10680"/>
-            <w:shd w:fill="FFFFFF" w:color="auto" w:val="clear"/>
-            <w:tcMar>
-              <w:top w:type="dxa" w:w="60"/>
-              <w:left w:type="dxa" w:w="120"/>
-              <w:bottom w:type="dxa" w:w="60"/>
-              <w:right w:type="dxa" w:w="120"/>
-            </w:tcMar>
-            <w:vAlign w:val="top"/>
-          </w:tcPr>
-          <w:p>
-            <w:pPr>
-              <w:spacing w:after="30" w:before="0"/>
-              <w:ind w:left="360" w:hanging="180"/>
-              <w:jc w:val="left"/>
-            </w:pPr>
-            <w:r>
-              <w:rPr>
-                <w:rFonts w:ascii="Arial" w:cs="Arial" w:eastAsia="Arial" w:hAnsi="Arial"/>
-                <w:b w:val="false"/>
-                <w:bCs w:val="false"/>
-                <w:i w:val="false"/>
-                <w:iCs w:val="false"/>
-                <w:color w:val="000000"/>
-                <w:sz w:val="18"/>
-                <w:szCs w:val="18"/>
-              </w:rPr>
-              <w:t xml:space="preserve">–  Respect: The learner shows acceptance while appreciating the opinion of each member as they discuss in groups the various branches of Chemistry — evident when learners take turns sharing ideas without interrupting peers and acknowledge contributions from all group members regardless of gender or background.</w:t>
-            </w:r>
-          </w:p>
-        </w:tc>
-      </w:tr>
-      <w:tr>
-        <w:tc>
-          <w:tcPr>
-            <w:tcW w:type="dxa" w:w="3000"/>
-            <w:shd w:fill="D5E8F0" w:color="auto" w:val="clear"/>
-            <w:tcMar>
-              <w:top w:type="dxa" w:w="60"/>
-              <w:left w:type="dxa" w:w="120"/>
-              <w:bottom w:type="dxa" w:w="60"/>
-              <w:right w:type="dxa" w:w="120"/>
-            </w:tcMar>
-            <w:vAlign w:val="top"/>
-          </w:tcPr>
-          <w:p>
-            <w:pPr>
-              <w:spacing w:after="40" w:before="0"/>
-              <w:jc w:val="left"/>
-            </w:pPr>
-            <w:r>
-              <w:rPr>
-                <w:rFonts w:ascii="Arial" w:cs="Arial" w:eastAsia="Arial" w:hAnsi="Arial"/>
-                <w:b/>
-                <w:bCs/>
-                <w:i w:val="false"/>
-                <w:iCs w:val="false"/>
-                <w:color w:val="000000"/>
-                <w:sz w:val="18"/>
-                <w:szCs w:val="18"/>
-              </w:rPr>
-              <w:t xml:space="preserve">Science &amp; Engineering Practices</w:t>
-            </w:r>
-          </w:p>
-        </w:tc>
-        <w:tc>
-          <w:tcPr>
-            <w:tcW w:type="dxa" w:w="10680"/>
-            <w:shd w:fill="FFFFFF" w:color="auto" w:val="clear"/>
-            <w:tcMar>
-              <w:top w:type="dxa" w:w="60"/>
-              <w:left w:type="dxa" w:w="120"/>
-              <w:bottom w:type="dxa" w:w="60"/>
-              <w:right w:type="dxa" w:w="120"/>
-            </w:tcMar>
-            <w:vAlign w:val="top"/>
-          </w:tcPr>
-          <w:p>
-            <w:pPr>
-              <w:spacing w:after="30" w:before="0"/>
-              <w:ind w:left="360" w:hanging="180"/>
-              <w:jc w:val="left"/>
-            </w:pPr>
-            <w:r>
-              <w:rPr>
-                <w:rFonts w:ascii="Arial" w:cs="Arial" w:eastAsia="Arial" w:hAnsi="Arial"/>
-                <w:b w:val="false"/>
-                <w:bCs w:val="false"/>
-                <w:i w:val="false"/>
-                <w:iCs w:val="false"/>
-                <w:color w:val="000000"/>
-                <w:sz w:val="18"/>
-                <w:szCs w:val="18"/>
-              </w:rPr>
-              <w:t xml:space="preserve">–  SEP 1 — Asking Questions and Defining Problems: Learners generate and refine questions about what Chemistry is and why it matters, anchored to the puzzling observation that everyday Kenyan products (ugali flour, fertiliser, medicine) are all shaped by Chemistry.</w:t>
-            </w:r>
-          </w:p>
-          <w:p>
-            <w:pPr>
-              <w:spacing w:after="30" w:before="0"/>
-              <w:ind w:left="360" w:hanging="180"/>
-              <w:jc w:val="left"/>
-            </w:pPr>
-            <w:r>
-              <w:rPr>
-                <w:rFonts w:ascii="Arial" w:cs="Arial" w:eastAsia="Arial" w:hAnsi="Arial"/>
-                <w:b w:val="false"/>
-                <w:bCs w:val="false"/>
-                <w:i w:val="false"/>
-                <w:iCs w:val="false"/>
-                <w:color w:val="000000"/>
-                <w:sz w:val="18"/>
-                <w:szCs w:val="18"/>
-              </w:rPr>
-              <w:t xml:space="preserve">–  SEP 2 — Developing and Using Models: Learners create and revise a class concept-map model showing how the branches of Chemistry connect to real-world Kenyan industries and careers throughout the unit.</w:t>
-            </w:r>
-          </w:p>
-          <w:p>
-            <w:pPr>
-              <w:spacing w:after="30" w:before="0"/>
-              <w:ind w:left="360" w:hanging="180"/>
-              <w:jc w:val="left"/>
-            </w:pPr>
-            <w:r>
-              <w:rPr>
-                <w:rFonts w:ascii="Arial" w:cs="Arial" w:eastAsia="Arial" w:hAnsi="Arial"/>
-                <w:b w:val="false"/>
-                <w:bCs w:val="false"/>
-                <w:i w:val="false"/>
-                <w:iCs w:val="false"/>
-                <w:color w:val="000000"/>
-                <w:sz w:val="18"/>
-                <w:szCs w:val="18"/>
-              </w:rPr>
-              <w:t xml:space="preserve">–  SEP 6 — Constructing Explanations and Designing Solutions: Learners construct explanations for why matter changes state (using the PhET simulation) and connect those explanations to the definition and scope of Chemistry.</w:t>
-            </w:r>
-          </w:p>
-          <w:p>
-            <w:pPr>
-              <w:spacing w:after="30" w:before="0"/>
-              <w:ind w:left="360" w:hanging="180"/>
-              <w:jc w:val="left"/>
-            </w:pPr>
-            <w:r>
-              <w:rPr>
-                <w:rFonts w:ascii="Arial" w:cs="Arial" w:eastAsia="Arial" w:hAnsi="Arial"/>
-                <w:b w:val="false"/>
-                <w:bCs w:val="false"/>
-                <w:i w:val="false"/>
-                <w:iCs w:val="false"/>
-                <w:color w:val="000000"/>
-                <w:sz w:val="18"/>
-                <w:szCs w:val="18"/>
-              </w:rPr>
-              <w:t xml:space="preserve">–  SEP 7 — Engaging in Argument from Evidence: Learners use evidence from product labels and drug-information readings to argue for consumer rights and responsible substance use, supporting their claims with specific data (expiry dates, dosage instructions, nutritional information).</w:t>
-            </w:r>
-          </w:p>
-          <w:p>
-            <w:pPr>
-              <w:spacing w:after="30" w:before="0"/>
-              <w:ind w:left="360" w:hanging="180"/>
-              <w:jc w:val="left"/>
-            </w:pPr>
-            <w:r>
-              <w:rPr>
-                <w:rFonts w:ascii="Arial" w:cs="Arial" w:eastAsia="Arial" w:hAnsi="Arial"/>
-                <w:b w:val="false"/>
-                <w:bCs w:val="false"/>
-                <w:i w:val="false"/>
-                <w:iCs w:val="false"/>
-                <w:color w:val="000000"/>
-                <w:sz w:val="18"/>
-                <w:szCs w:val="18"/>
-              </w:rPr>
-              <w:t xml:space="preserve">–  SEP 8 — Obtaining, Evaluating, and Communicating Information: Learners read, evaluate, and communicate information from print and electronic media about Chemistry careers, drug effects, and the importance of Chemistry — culminating in a poster presentation to peers or the school community.</w:t>
-            </w:r>
-          </w:p>
-        </w:tc>
-      </w:tr>
-      <w:tr>
-        <w:tc>
-          <w:tcPr>
-            <w:tcW w:type="dxa" w:w="3000"/>
-            <w:shd w:fill="FCE4D6" w:color="auto" w:val="clear"/>
-            <w:tcMar>
-              <w:top w:type="dxa" w:w="60"/>
-              <w:left w:type="dxa" w:w="120"/>
-              <w:bottom w:type="dxa" w:w="60"/>
-              <w:right w:type="dxa" w:w="120"/>
-            </w:tcMar>
-            <w:vAlign w:val="top"/>
-          </w:tcPr>
-          <w:p>
-            <w:pPr>
-              <w:spacing w:after="40" w:before="0"/>
-              <w:jc w:val="left"/>
-            </w:pPr>
-            <w:r>
-              <w:rPr>
-                <w:rFonts w:ascii="Arial" w:cs="Arial" w:eastAsia="Arial" w:hAnsi="Arial"/>
-                <w:b/>
-                <w:bCs/>
-                <w:i w:val="false"/>
-                <w:iCs w:val="false"/>
-                <w:color w:val="000000"/>
-                <w:sz w:val="18"/>
-                <w:szCs w:val="18"/>
-              </w:rPr>
-              <w:t xml:space="preserve">Pertinent &amp; Contemporary Issues (PCIs)</w:t>
-            </w:r>
-          </w:p>
-        </w:tc>
-        <w:tc>
-          <w:tcPr>
-            <w:tcW w:type="dxa" w:w="10680"/>
-            <w:shd w:fill="FFFFFF" w:color="auto" w:val="clear"/>
-            <w:tcMar>
-              <w:top w:type="dxa" w:w="60"/>
-              <w:left w:type="dxa" w:w="120"/>
-              <w:bottom w:type="dxa" w:w="60"/>
-              <w:right w:type="dxa" w:w="120"/>
-            </w:tcMar>
-            <w:vAlign w:val="top"/>
-          </w:tcPr>
-          <w:p>
-            <w:pPr>
-              <w:spacing w:after="30" w:before="0"/>
-              <w:ind w:left="360" w:hanging="180"/>
-              <w:jc w:val="left"/>
-            </w:pPr>
-            <w:r>
-              <w:rPr>
-                <w:rFonts w:ascii="Arial" w:cs="Arial" w:eastAsia="Arial" w:hAnsi="Arial"/>
-                <w:b w:val="false"/>
-                <w:bCs w:val="false"/>
-                <w:i w:val="false"/>
-                <w:iCs w:val="false"/>
-                <w:color w:val="000000"/>
-                <w:sz w:val="18"/>
-                <w:szCs w:val="18"/>
-              </w:rPr>
-              <w:t xml:space="preserve">–  Life Skills (Safety and Security): Learners brainstorm their rights and responsibilities to a safe and healthy learning environment, connecting Chemistry knowledge to personal safety decisions such as avoiding misuse of household chemicals and prescription drugs.</w:t>
-            </w:r>
-          </w:p>
-          <w:p>
-            <w:pPr>
-              <w:spacing w:after="30" w:before="0"/>
-              <w:ind w:left="360" w:hanging="180"/>
-              <w:jc w:val="left"/>
-            </w:pPr>
-            <w:r>
-              <w:rPr>
-                <w:rFonts w:ascii="Arial" w:cs="Arial" w:eastAsia="Arial" w:hAnsi="Arial"/>
-                <w:b w:val="false"/>
-                <w:bCs w:val="false"/>
-                <w:i w:val="false"/>
-                <w:iCs w:val="false"/>
-                <w:color w:val="000000"/>
-                <w:sz w:val="18"/>
-                <w:szCs w:val="18"/>
-              </w:rPr>
-              <w:t xml:space="preserve">–  Health Promotion Issues (Drug and Substance Use): The learner discusses with peers the meaning of drug prescription, dosage, substance use and their effects in day-to-day life — contextualised through the Kenyan reality of readily available over-the-counter medicines and the risks of tobacco, alcohol, and illicit drug use among youth.</w:t>
-            </w:r>
-          </w:p>
-          <w:p>
-            <w:pPr>
-              <w:spacing w:after="30" w:before="0"/>
-              <w:ind w:left="360" w:hanging="180"/>
-              <w:jc w:val="left"/>
-            </w:pPr>
-            <w:r>
-              <w:rPr>
-                <w:rFonts w:ascii="Arial" w:cs="Arial" w:eastAsia="Arial" w:hAnsi="Arial"/>
-                <w:b w:val="false"/>
-                <w:bCs w:val="false"/>
-                <w:i w:val="false"/>
-                <w:iCs w:val="false"/>
-                <w:color w:val="000000"/>
-                <w:sz w:val="18"/>
-                <w:szCs w:val="18"/>
-              </w:rPr>
-              <w:t xml:space="preserve">–  Socio-Economic and Environmental Issues (Consumer Protection): The learner discusses with peers the information on samples of containers of manufactured products and explores the labels on them for marks of quality, expiry dates, nutritional information, preservatives and messages of caution for consumer protection awareness — using locally available Kenyan products such as Delmonte juice, Unga maize flour, and Panadol packaging.</w:t>
-            </w:r>
-          </w:p>
-        </w:tc>
-      </w:tr>
-      <w:tr>
-        <w:tc>
-          <w:tcPr>
-            <w:tcW w:type="dxa" w:w="3000"/>
-            <w:shd w:fill="D9EEF1" w:color="auto" w:val="clear"/>
-            <w:tcMar>
-              <w:top w:type="dxa" w:w="60"/>
-              <w:left w:type="dxa" w:w="120"/>
-              <w:bottom w:type="dxa" w:w="60"/>
-              <w:right w:type="dxa" w:w="120"/>
-            </w:tcMar>
-            <w:vAlign w:val="top"/>
-          </w:tcPr>
-          <w:p>
-            <w:pPr>
-              <w:spacing w:after="40" w:before="0"/>
-              <w:jc w:val="left"/>
-            </w:pPr>
-            <w:r>
-              <w:rPr>
-                <w:rFonts w:ascii="Arial" w:cs="Arial" w:eastAsia="Arial" w:hAnsi="Arial"/>
-                <w:b/>
-                <w:bCs/>
-                <w:i w:val="false"/>
-                <w:iCs w:val="false"/>
-                <w:color w:val="000000"/>
-                <w:sz w:val="18"/>
-                <w:szCs w:val="18"/>
-              </w:rPr>
-              <w:t xml:space="preserve">Career Connections</w:t>
-            </w:r>
-          </w:p>
-        </w:tc>
-        <w:tc>
-          <w:tcPr>
-            <w:tcW w:type="dxa" w:w="10680"/>
-            <w:shd w:fill="FFFFFF" w:color="auto" w:val="clear"/>
-            <w:tcMar>
-              <w:top w:type="dxa" w:w="60"/>
-              <w:left w:type="dxa" w:w="120"/>
-              <w:bottom w:type="dxa" w:w="60"/>
-              <w:right w:type="dxa" w:w="120"/>
-            </w:tcMar>
-            <w:vAlign w:val="top"/>
-          </w:tcPr>
-          <w:p>
-            <w:pPr>
-              <w:spacing w:after="30" w:before="0"/>
-              <w:ind w:left="360" w:hanging="180"/>
-              <w:jc w:val="left"/>
-            </w:pPr>
-            <w:r>
-              <w:rPr>
-                <w:rFonts w:ascii="Arial" w:cs="Arial" w:eastAsia="Arial" w:hAnsi="Arial"/>
-                <w:b w:val="false"/>
-                <w:bCs w:val="false"/>
-                <w:i w:val="false"/>
-                <w:iCs w:val="false"/>
-                <w:color w:val="000000"/>
-                <w:sz w:val="18"/>
-                <w:szCs w:val="18"/>
-              </w:rPr>
-              <w:t xml:space="preserve">–  Pharmacist: Sub-strand connects through the study of drugs, dosage, prescriptions, and the pharmaceutical industry — learners explore how pharmacists use Chemistry to prepare and dispense medicines across Kenya's health system.</w:t>
-            </w:r>
-          </w:p>
-          <w:p>
-            <w:pPr>
-              <w:spacing w:after="30" w:before="0"/>
-              <w:ind w:left="360" w:hanging="180"/>
-              <w:jc w:val="left"/>
-            </w:pPr>
-            <w:r>
-              <w:rPr>
-                <w:rFonts w:ascii="Arial" w:cs="Arial" w:eastAsia="Arial" w:hAnsi="Arial"/>
-                <w:b w:val="false"/>
-                <w:bCs w:val="false"/>
-                <w:i w:val="false"/>
-                <w:iCs w:val="false"/>
-                <w:color w:val="000000"/>
-                <w:sz w:val="18"/>
-                <w:szCs w:val="18"/>
-              </w:rPr>
-              <w:t xml:space="preserve">–  Agricultural Chemist / Agronomist: Sub-strand connects through the importance of Chemistry in agriculture — learners examine how fertilisers, pesticides, and soil chemistry support food production in the Rift Valley and other farming regions.</w:t>
-            </w:r>
-          </w:p>
-          <w:p>
-            <w:pPr>
-              <w:spacing w:after="30" w:before="0"/>
-              <w:ind w:left="360" w:hanging="180"/>
-              <w:jc w:val="left"/>
-            </w:pPr>
-            <w:r>
-              <w:rPr>
-                <w:rFonts w:ascii="Arial" w:cs="Arial" w:eastAsia="Arial" w:hAnsi="Arial"/>
-                <w:b w:val="false"/>
-                <w:bCs w:val="false"/>
-                <w:i w:val="false"/>
-                <w:iCs w:val="false"/>
-                <w:color w:val="000000"/>
-                <w:sz w:val="18"/>
-                <w:szCs w:val="18"/>
-              </w:rPr>
-              <w:t xml:space="preserve">–  Food Scientist / Nutritionist: Sub-strand connects through Chemistry in the food industry — learners analyse product labels on Kenyan food items (e.g., Brookside dairy products, Pembe flour) examining preservatives, nutritional content, and quality marks.</w:t>
-            </w:r>
-          </w:p>
-          <w:p>
-            <w:pPr>
-              <w:spacing w:after="30" w:before="0"/>
-              <w:ind w:left="360" w:hanging="180"/>
-              <w:jc w:val="left"/>
-            </w:pPr>
-            <w:r>
-              <w:rPr>
-                <w:rFonts w:ascii="Arial" w:cs="Arial" w:eastAsia="Arial" w:hAnsi="Arial"/>
-                <w:b w:val="false"/>
-                <w:bCs w:val="false"/>
-                <w:i w:val="false"/>
-                <w:iCs w:val="false"/>
-                <w:color w:val="000000"/>
-                <w:sz w:val="18"/>
-                <w:szCs w:val="18"/>
-              </w:rPr>
-              <w:t xml:space="preserve">–  Chemical Engineer / Industrial Chemist: Sub-strand connects through Chemistry in manufacturing — learners explore how industries such as East African Breweries, KPLC, and Bamburi Cement apply Chemistry in production processes.</w:t>
-            </w:r>
-          </w:p>
-          <w:p>
-            <w:pPr>
-              <w:spacing w:after="30" w:before="0"/>
-              <w:ind w:left="360" w:hanging="180"/>
-              <w:jc w:val="left"/>
-            </w:pPr>
-            <w:r>
-              <w:rPr>
-                <w:rFonts w:ascii="Arial" w:cs="Arial" w:eastAsia="Arial" w:hAnsi="Arial"/>
-                <w:b w:val="false"/>
-                <w:bCs w:val="false"/>
-                <w:i w:val="false"/>
-                <w:iCs w:val="false"/>
-                <w:color w:val="000000"/>
-                <w:sz w:val="18"/>
-                <w:szCs w:val="18"/>
-              </w:rPr>
-              <w:t xml:space="preserve">–  Medical Laboratory Scientist / Doctor: Sub-strand connects through Chemistry in medicine — learners discuss how blood tests, diagnostic reagents, and drug interactions rely on chemical knowledge.</w:t>
-            </w:r>
-          </w:p>
-          <w:p>
-            <w:pPr>
-              <w:spacing w:after="30" w:before="0"/>
-              <w:ind w:left="360" w:hanging="180"/>
-              <w:jc w:val="left"/>
-            </w:pPr>
-            <w:r>
-              <w:rPr>
-                <w:rFonts w:ascii="Arial" w:cs="Arial" w:eastAsia="Arial" w:hAnsi="Arial"/>
-                <w:b w:val="false"/>
-                <w:bCs w:val="false"/>
-                <w:i w:val="false"/>
-                <w:iCs w:val="false"/>
-                <w:color w:val="000000"/>
-                <w:sz w:val="18"/>
-                <w:szCs w:val="18"/>
-              </w:rPr>
-              <w:t xml:space="preserve">–  Environmental Chemist: Sub-strand connects through the role of Chemistry in monitoring and protecting the environment — relevant to water quality at Lake Victoria and air quality in Nairobi's industrial areas.</w:t>
-            </w:r>
-          </w:p>
-          <w:p>
-            <w:pPr>
-              <w:spacing w:after="30" w:before="0"/>
-              <w:ind w:left="360" w:hanging="180"/>
-              <w:jc w:val="left"/>
-            </w:pPr>
-            <w:r>
-              <w:rPr>
-                <w:rFonts w:ascii="Arial" w:cs="Arial" w:eastAsia="Arial" w:hAnsi="Arial"/>
-                <w:b w:val="false"/>
-                <w:bCs w:val="false"/>
-                <w:i w:val="false"/>
-                <w:iCs w:val="false"/>
-                <w:color w:val="000000"/>
-                <w:sz w:val="18"/>
-                <w:szCs w:val="18"/>
-              </w:rPr>
-              <w:t xml:space="preserve">–  Sports Scientist / Nutritionist: Sub-strand connects through Chemistry in the sports industry — learners discuss how Kenyan athletes such as marathon runners use sports nutrition and performance supplements rooted in biochemistry.</w:t>
-            </w:r>
-          </w:p>
-        </w:tc>
-      </w:tr>
-      <w:tr>
-        <w:tc>
-          <w:tcPr>
-            <w:tcW w:type="dxa" w:w="3000"/>
-            <w:shd w:fill="D5E8F0" w:color="auto" w:val="clear"/>
-            <w:tcMar>
-              <w:top w:type="dxa" w:w="60"/>
-              <w:left w:type="dxa" w:w="120"/>
-              <w:bottom w:type="dxa" w:w="60"/>
-              <w:right w:type="dxa" w:w="120"/>
-            </w:tcMar>
-            <w:vAlign w:val="top"/>
-          </w:tcPr>
-          <w:p>
-            <w:pPr>
-              <w:spacing w:after="40" w:before="0"/>
-              <w:jc w:val="left"/>
-            </w:pPr>
-            <w:r>
-              <w:rPr>
-                <w:rFonts w:ascii="Arial" w:cs="Arial" w:eastAsia="Arial" w:hAnsi="Arial"/>
-                <w:b/>
-                <w:bCs/>
-                <w:i w:val="false"/>
-                <w:iCs w:val="false"/>
-                <w:color w:val="000000"/>
-                <w:sz w:val="18"/>
-                <w:szCs w:val="18"/>
-              </w:rPr>
-              <w:t xml:space="preserve">Focus for Lessons</w:t>
-            </w:r>
-          </w:p>
-        </w:tc>
-        <w:tc>
-          <w:tcPr>
-            <w:tcW w:type="dxa" w:w="10680"/>
-            <w:shd w:fill="FFFFFF" w:color="auto" w:val="clear"/>
-            <w:tcMar>
-              <w:top w:type="dxa" w:w="60"/>
-              <w:left w:type="dxa" w:w="120"/>
-              <w:bottom w:type="dxa" w:w="60"/>
-              <w:right w:type="dxa" w:w="120"/>
-            </w:tcMar>
-            <w:vAlign w:val="top"/>
-          </w:tcPr>
-          <w:p>
-            <w:pPr>
-              <w:spacing w:after="40" w:before="0"/>
-              <w:jc w:val="left"/>
-            </w:pPr>
-            <w:r>
-              <w:rPr>
-                <w:rFonts w:ascii="Arial" w:cs="Arial" w:eastAsia="Arial" w:hAnsi="Arial"/>
-                <w:b w:val="false"/>
-                <w:bCs w:val="false"/>
-                <w:i w:val="false"/>
-                <w:iCs w:val="false"/>
-                <w:color w:val="000000"/>
-                <w:sz w:val="18"/>
-                <w:szCs w:val="18"/>
-              </w:rPr>
-              <w:t xml:space="preserve">This unit introduces Grade 10 learners to Chemistry as a field of science by anchoring learning in the puzzling observation that ordinary matter — the water in Lake Victoria, the ugali on a Kenyan family's table, the medicine in a clinic — all behave and change in ways that Chemistry explains. Over 10 lessons, learners move from defining Chemistry and mapping its branches, to investigating its role in Kenyan daily life, careers, and consumer protection, and finally to critically examining drug and substance use. The unit uses a phenomenon-driven, collaborative inquiry approach, with learners building and revising a shared concept-map model throughout, culminating in a community-awareness poster project on drug and substance use.</w:t>
-            </w:r>
-          </w:p>
-        </w:tc>
-      </w:tr>
-      <w:tr>
-        <w:tc>
-          <w:tcPr>
-            <w:tcW w:type="dxa" w:w="3000"/>
-            <w:shd w:fill="EAD1F5" w:color="auto" w:val="clear"/>
-            <w:tcMar>
-              <w:top w:type="dxa" w:w="60"/>
-              <w:left w:type="dxa" w:w="120"/>
-              <w:bottom w:type="dxa" w:w="60"/>
-              <w:right w:type="dxa" w:w="120"/>
-            </w:tcMar>
-            <w:vAlign w:val="top"/>
-          </w:tcPr>
-          <w:p>
-            <w:pPr>
-              <w:spacing w:after="40" w:before="0"/>
-              <w:jc w:val="left"/>
-            </w:pPr>
-            <w:r>
-              <w:rPr>
-                <w:rFonts w:ascii="Arial" w:cs="Arial" w:eastAsia="Arial" w:hAnsi="Arial"/>
-                <w:b/>
-                <w:bCs/>
-                <w:i w:val="false"/>
-                <w:iCs w:val="false"/>
-                <w:color w:val="000000"/>
-                <w:sz w:val="18"/>
-                <w:szCs w:val="18"/>
-              </w:rPr>
-              <w:t xml:space="preserve">Driving Question / Key Inquiry Questions</w:t>
-            </w:r>
-          </w:p>
-        </w:tc>
-        <w:tc>
-          <w:tcPr>
-            <w:tcW w:type="dxa" w:w="10680"/>
-            <w:shd w:fill="FFFFFF" w:color="auto" w:val="clear"/>
-            <w:tcMar>
-              <w:top w:type="dxa" w:w="60"/>
-              <w:left w:type="dxa" w:w="120"/>
-              <w:bottom w:type="dxa" w:w="60"/>
-              <w:right w:type="dxa" w:w="120"/>
-            </w:tcMar>
-            <w:vAlign w:val="top"/>
-          </w:tcPr>
-          <w:p>
-            <w:pPr>
-              <w:spacing w:after="40" w:before="0"/>
-              <w:jc w:val="left"/>
-            </w:pPr>
-            <w:r>
-              <w:rPr>
-                <w:rFonts w:ascii="Arial" w:cs="Arial" w:eastAsia="Arial" w:hAnsi="Arial"/>
-                <w:b w:val="false"/>
-                <w:bCs w:val="false"/>
-                <w:i w:val="false"/>
-                <w:iCs w:val="false"/>
-                <w:color w:val="000000"/>
-                <w:sz w:val="18"/>
-                <w:szCs w:val="18"/>
-              </w:rPr>
-              <w:t xml:space="preserve">DRIVING QUESTION: "How does Chemistry explain what happens to the matter around us every day — and why does understanding Chemistry help us make safer, smarter choices in our lives?"</w:t>
-            </w:r>
-          </w:p>
-          <w:p>
-            <w:pPr>
-              <w:spacing w:after="40" w:before="0"/>
-              <w:jc w:val="left"/>
-            </w:pPr>
-            <w:r>
-              <w:rPr>
-                <w:rFonts w:ascii="Arial" w:cs="Arial" w:eastAsia="Arial" w:hAnsi="Arial"/>
-                <w:b w:val="false"/>
-                <w:bCs w:val="false"/>
-                <w:i w:val="false"/>
-                <w:iCs w:val="false"/>
-                <w:color w:val="000000"/>
-                <w:sz w:val="18"/>
-                <w:szCs w:val="18"/>
-              </w:rPr>
-              <w:t xml:space="preserve"/>
-            </w:r>
-          </w:p>
-          <w:p>
-            <w:pPr>
-              <w:spacing w:after="40" w:before="0"/>
-              <w:jc w:val="left"/>
-            </w:pPr>
-            <w:r>
-              <w:rPr>
-                <w:rFonts w:ascii="Arial" w:cs="Arial" w:eastAsia="Arial" w:hAnsi="Arial"/>
-                <w:b w:val="false"/>
-                <w:bCs w:val="false"/>
-                <w:i w:val="false"/>
-                <w:iCs w:val="false"/>
-                <w:color w:val="000000"/>
-                <w:sz w:val="18"/>
-                <w:szCs w:val="18"/>
-              </w:rPr>
-              <w:t xml:space="preserve">KICD KEY INQUIRY QUESTIONS:</w:t>
-            </w:r>
-          </w:p>
-          <w:p>
-            <w:pPr>
-              <w:spacing w:after="40" w:before="0"/>
-              <w:jc w:val="left"/>
-            </w:pPr>
-            <w:r>
-              <w:rPr>
-                <w:rFonts w:ascii="Arial" w:cs="Arial" w:eastAsia="Arial" w:hAnsi="Arial"/>
-                <w:b w:val="false"/>
-                <w:bCs w:val="false"/>
-                <w:i w:val="false"/>
-                <w:iCs w:val="false"/>
-                <w:color w:val="000000"/>
-                <w:sz w:val="18"/>
-                <w:szCs w:val="18"/>
-              </w:rPr>
-              <w:t xml:space="preserve">1. What is Chemistry and why is it important in our daily lives?</w:t>
-            </w:r>
-          </w:p>
-          <w:p>
-            <w:pPr>
-              <w:spacing w:after="40" w:before="0"/>
-              <w:jc w:val="left"/>
-            </w:pPr>
-            <w:r>
-              <w:rPr>
-                <w:rFonts w:ascii="Arial" w:cs="Arial" w:eastAsia="Arial" w:hAnsi="Arial"/>
-                <w:b w:val="false"/>
-                <w:bCs w:val="false"/>
-                <w:i w:val="false"/>
-                <w:iCs w:val="false"/>
-                <w:color w:val="000000"/>
-                <w:sz w:val="18"/>
-                <w:szCs w:val="18"/>
-              </w:rPr>
-              <w:t xml:space="preserve">2. How does drug and substance use affect our health and well-being?</w:t>
-            </w:r>
-          </w:p>
-        </w:tc>
-      </w:tr>
-      <w:tr>
-        <w:tc>
-          <w:tcPr>
-            <w:tcW w:type="dxa" w:w="3000"/>
-            <w:shd w:fill="EAD1F5" w:color="auto" w:val="clear"/>
-            <w:tcMar>
-              <w:top w:type="dxa" w:w="60"/>
-              <w:left w:type="dxa" w:w="120"/>
-              <w:bottom w:type="dxa" w:w="60"/>
-              <w:right w:type="dxa" w:w="120"/>
-            </w:tcMar>
-            <w:vAlign w:val="top"/>
-          </w:tcPr>
-          <w:p>
-            <w:pPr>
-              <w:spacing w:after="40" w:before="0"/>
-              <w:jc w:val="left"/>
-            </w:pPr>
-            <w:r>
-              <w:rPr>
-                <w:rFonts w:ascii="Arial" w:cs="Arial" w:eastAsia="Arial" w:hAnsi="Arial"/>
-                <w:b/>
-                <w:bCs/>
-                <w:i w:val="false"/>
-                <w:iCs w:val="false"/>
-                <w:color w:val="000000"/>
-                <w:sz w:val="18"/>
-                <w:szCs w:val="18"/>
-              </w:rPr>
-              <w:t xml:space="preserve">Anchoring Phenomenon</w:t>
-            </w:r>
-          </w:p>
-        </w:tc>
-        <w:tc>
-          <w:tcPr>
-            <w:tcW w:type="dxa" w:w="10680"/>
-            <w:shd w:fill="FFFFFF" w:color="auto" w:val="clear"/>
-            <w:tcMar>
-              <w:top w:type="dxa" w:w="60"/>
-              <w:left w:type="dxa" w:w="120"/>
-              <w:bottom w:type="dxa" w:w="60"/>
-              <w:right w:type="dxa" w:w="120"/>
-            </w:tcMar>
-            <w:vAlign w:val="top"/>
-          </w:tcPr>
-          <w:p>
-            <w:pPr>
-              <w:spacing w:after="40" w:before="0"/>
-              <w:jc w:val="left"/>
-            </w:pPr>
-            <w:r>
-              <w:rPr>
-                <w:rFonts w:ascii="Arial" w:cs="Arial" w:eastAsia="Arial" w:hAnsi="Arial"/>
-                <w:b w:val="false"/>
-                <w:bCs w:val="false"/>
-                <w:i w:val="false"/>
-                <w:iCs w:val="false"/>
-                <w:color w:val="000000"/>
-                <w:sz w:val="18"/>
-                <w:szCs w:val="18"/>
-              </w:rPr>
-              <w:t xml:space="preserve">ANCHORING PHENOMENON — "Why does the chapati dough on the jiko change into a firm, golden disc — and can we ever get the dough back?"</w:t>
-            </w:r>
-          </w:p>
-          <w:p>
-            <w:pPr>
-              <w:spacing w:after="40" w:before="0"/>
-              <w:jc w:val="left"/>
-            </w:pPr>
-            <w:r>
-              <w:rPr>
-                <w:rFonts w:ascii="Arial" w:cs="Arial" w:eastAsia="Arial" w:hAnsi="Arial"/>
-                <w:b w:val="false"/>
-                <w:bCs w:val="false"/>
-                <w:i w:val="false"/>
-                <w:iCs w:val="false"/>
-                <w:color w:val="000000"/>
-                <w:sz w:val="18"/>
-                <w:szCs w:val="18"/>
-              </w:rPr>
-              <w:t xml:space="preserve"/>
-            </w:r>
-          </w:p>
-          <w:p>
-            <w:pPr>
-              <w:spacing w:after="40" w:before="0"/>
-              <w:jc w:val="left"/>
-            </w:pPr>
-            <w:r>
-              <w:rPr>
-                <w:rFonts w:ascii="Arial" w:cs="Arial" w:eastAsia="Arial" w:hAnsi="Arial"/>
-                <w:b w:val="false"/>
-                <w:bCs w:val="false"/>
-                <w:i w:val="false"/>
-                <w:iCs w:val="false"/>
-                <w:color w:val="000000"/>
-                <w:sz w:val="18"/>
-                <w:szCs w:val="18"/>
-              </w:rPr>
-              <w:t xml:space="preserve">At the start of Lesson 1, the teacher displays (or plays a short video of) a ball of raw chapati dough being placed on a hot jiko in a Kenyan kitchen. Students observe that the soft, pliable dough transforms into a firm, browned, aromatic chapati. The teacher then asks: "Can we reverse this? Can we turn the chapati back into dough?" Students quickly recognise that we cannot — something irreversible has happened. This is puzzling because the ingredients (wheat flour, water, oil, salt) are still physically present, yet the product is fundamentally different. The phenomenon is deliberately simple and universally familiar to Kenyan learners, yet it immediately raises deep questions: What exactly changed? Was it the matter itself or the energy? What field of science studies this? This single observable event anchors the entire unit — the definition of Chemistry as the study of matter and its changes, the branches that explain different aspects of those changes, the industries (food, pharmaceutical, agricultural) that harness such changes, and ultimately the careful, science-based approach needed when introducing chemical substances (drugs) into the human body.</w:t>
-            </w:r>
-          </w:p>
-        </w:tc>
-      </w:tr>
-      <w:tr>
-        <w:tc>
-          <w:tcPr>
-            <w:tcW w:type="dxa" w:w="3000"/>
-            <w:shd w:fill="D9EEF1" w:color="auto" w:val="clear"/>
-            <w:tcMar>
-              <w:top w:type="dxa" w:w="60"/>
-              <w:left w:type="dxa" w:w="120"/>
-              <w:bottom w:type="dxa" w:w="60"/>
-              <w:right w:type="dxa" w:w="120"/>
-            </w:tcMar>
-            <w:vAlign w:val="top"/>
-          </w:tcPr>
-          <w:p>
-            <w:pPr>
-              <w:spacing w:after="40" w:before="0"/>
-              <w:jc w:val="left"/>
-            </w:pPr>
-            <w:r>
-              <w:rPr>
-                <w:rFonts w:ascii="Arial" w:cs="Arial" w:eastAsia="Arial" w:hAnsi="Arial"/>
-                <w:b/>
-                <w:bCs/>
-                <w:i w:val="false"/>
-                <w:iCs w:val="false"/>
-                <w:color w:val="000000"/>
-                <w:sz w:val="18"/>
-                <w:szCs w:val="18"/>
-              </w:rPr>
-              <w:t xml:space="preserve">Storyline Thread</w:t>
-            </w:r>
-          </w:p>
-        </w:tc>
-        <w:tc>
-          <w:tcPr>
-            <w:tcW w:type="dxa" w:w="10680"/>
-            <w:shd w:fill="FFFFFF" w:color="auto" w:val="clear"/>
-            <w:tcMar>
-              <w:top w:type="dxa" w:w="60"/>
-              <w:left w:type="dxa" w:w="120"/>
-              <w:bottom w:type="dxa" w:w="60"/>
-              <w:right w:type="dxa" w:w="120"/>
-            </w:tcMar>
-            <w:vAlign w:val="top"/>
-          </w:tcPr>
-          <w:p>
-            <w:pPr>
-              <w:spacing w:after="40" w:before="0"/>
-              <w:jc w:val="left"/>
-            </w:pPr>
-            <w:r>
-              <w:rPr>
-                <w:rFonts w:ascii="Arial" w:cs="Arial" w:eastAsia="Arial" w:hAnsi="Arial"/>
-                <w:b w:val="false"/>
-                <w:bCs w:val="false"/>
-                <w:i w:val="false"/>
-                <w:iCs w:val="false"/>
-                <w:color w:val="000000"/>
-                <w:sz w:val="18"/>
-                <w:szCs w:val="18"/>
-              </w:rPr>
-              <w:t xml:space="preserve">Lesson 1 — Anchoring Phenomenon &amp; Defining Chemistry: Learners observe the chapati-on-jiko phenomenon and the PhET States of Matter simulation. They record initial observations and puzzling questions on sticky notes for the Driving Question Board (DQB). Through peer discussion guided by the teacher, learners arrive at a working definition of Chemistry as the study of matter and its changes, grounded in what they observed.</w:t>
-            </w:r>
-          </w:p>
-          <w:p>
-            <w:pPr>
-              <w:spacing w:after="40" w:before="0"/>
-              <w:jc w:val="left"/>
-            </w:pPr>
-            <w:r>
-              <w:rPr>
-                <w:rFonts w:ascii="Arial" w:cs="Arial" w:eastAsia="Arial" w:hAnsi="Arial"/>
-                <w:b w:val="false"/>
-                <w:bCs w:val="false"/>
-                <w:i w:val="false"/>
-                <w:iCs w:val="false"/>
-                <w:color w:val="000000"/>
-                <w:sz w:val="18"/>
-                <w:szCs w:val="18"/>
-              </w:rPr>
-              <w:t xml:space="preserve"/>
-            </w:r>
-          </w:p>
-          <w:p>
-            <w:pPr>
-              <w:spacing w:after="40" w:before="0"/>
-              <w:jc w:val="left"/>
-            </w:pPr>
-            <w:r>
-              <w:rPr>
-                <w:rFonts w:ascii="Arial" w:cs="Arial" w:eastAsia="Arial" w:hAnsi="Arial"/>
-                <w:b w:val="false"/>
-                <w:bCs w:val="false"/>
-                <w:i w:val="false"/>
-                <w:iCs w:val="false"/>
-                <w:color w:val="000000"/>
-                <w:sz w:val="18"/>
-                <w:szCs w:val="18"/>
-              </w:rPr>
-              <w:t xml:space="preserve">Lesson 2 — Branches of Chemistry: Learners map the branches of Chemistry (Organic, Inorganic, Physical, Analytical, Biochemistry, Nuclear, Industrial) onto real Kenyan contexts — e.g., Biochemistry explains why chapati browns (Maillard reaction, introduced at conceptual level); Industrial Chemistry explains how Bamburi Cement is made. Learners revise and expand the class concept-map model to include branches.</w:t>
-            </w:r>
-          </w:p>
-          <w:p>
-            <w:pPr>
-              <w:spacing w:after="40" w:before="0"/>
-              <w:jc w:val="left"/>
-            </w:pPr>
-            <w:r>
-              <w:rPr>
-                <w:rFonts w:ascii="Arial" w:cs="Arial" w:eastAsia="Arial" w:hAnsi="Arial"/>
-                <w:b w:val="false"/>
-                <w:bCs w:val="false"/>
-                <w:i w:val="false"/>
-                <w:iCs w:val="false"/>
-                <w:color w:val="000000"/>
-                <w:sz w:val="18"/>
-                <w:szCs w:val="18"/>
-              </w:rPr>
-              <w:t xml:space="preserve"/>
-            </w:r>
-          </w:p>
-          <w:p>
-            <w:pPr>
-              <w:spacing w:after="40" w:before="0"/>
-              <w:jc w:val="left"/>
-            </w:pPr>
-            <w:r>
-              <w:rPr>
-                <w:rFonts w:ascii="Arial" w:cs="Arial" w:eastAsia="Arial" w:hAnsi="Arial"/>
-                <w:b w:val="false"/>
-                <w:bCs w:val="false"/>
-                <w:i w:val="false"/>
-                <w:iCs w:val="false"/>
-                <w:color w:val="000000"/>
-                <w:sz w:val="18"/>
-                <w:szCs w:val="18"/>
-              </w:rPr>
-              <w:t xml:space="preserve">Lesson 3 — Chemistry in Agriculture and Food: Learners brainstorm and research (using ARES platform resources) how Chemistry underpins Kenyan agriculture (fertilisers in the Rift Valley, pesticides, soil pH) and the food industry (preservatives in Pembe flour, fermentation in uji). They add "Importance of Chemistry — Agriculture &amp; Food" to the DQB and concept map.</w:t>
-            </w:r>
-          </w:p>
-          <w:p>
-            <w:pPr>
-              <w:spacing w:after="40" w:before="0"/>
-              <w:jc w:val="left"/>
-            </w:pPr>
-            <w:r>
-              <w:rPr>
-                <w:rFonts w:ascii="Arial" w:cs="Arial" w:eastAsia="Arial" w:hAnsi="Arial"/>
-                <w:b w:val="false"/>
-                <w:bCs w:val="false"/>
-                <w:i w:val="false"/>
-                <w:iCs w:val="false"/>
-                <w:color w:val="000000"/>
-                <w:sz w:val="18"/>
-                <w:szCs w:val="18"/>
-              </w:rPr>
-              <w:t xml:space="preserve"/>
-            </w:r>
-          </w:p>
-          <w:p>
-            <w:pPr>
-              <w:spacing w:after="40" w:before="0"/>
-              <w:jc w:val="left"/>
-            </w:pPr>
-            <w:r>
-              <w:rPr>
-                <w:rFonts w:ascii="Arial" w:cs="Arial" w:eastAsia="Arial" w:hAnsi="Arial"/>
-                <w:b w:val="false"/>
-                <w:bCs w:val="false"/>
-                <w:i w:val="false"/>
-                <w:iCs w:val="false"/>
-                <w:color w:val="000000"/>
-                <w:sz w:val="18"/>
-                <w:szCs w:val="18"/>
-              </w:rPr>
-              <w:t xml:space="preserve">Lesson 4 — Chemistry in Medicine, Pharmaceuticals and Manufacturing: Learners investigate how Chemistry is applied in medicine (blood tests, anaesthetics), the pharmaceutical industry (drug synthesis, KEBS standards), and manufacturing (EABL, Bidco). A reading on the importance of Chemistry in these sectors is used as the evidence source. Learners update the concept map and DQB.</w:t>
-            </w:r>
-          </w:p>
-          <w:p>
-            <w:pPr>
-              <w:spacing w:after="40" w:before="0"/>
-              <w:jc w:val="left"/>
-            </w:pPr>
-            <w:r>
-              <w:rPr>
-                <w:rFonts w:ascii="Arial" w:cs="Arial" w:eastAsia="Arial" w:hAnsi="Arial"/>
-                <w:b w:val="false"/>
-                <w:bCs w:val="false"/>
-                <w:i w:val="false"/>
-                <w:iCs w:val="false"/>
-                <w:color w:val="000000"/>
-                <w:sz w:val="18"/>
-                <w:szCs w:val="18"/>
-              </w:rPr>
-              <w:t xml:space="preserve"/>
-            </w:r>
-          </w:p>
-          <w:p>
-            <w:pPr>
-              <w:spacing w:after="40" w:before="0"/>
-              <w:jc w:val="left"/>
-            </w:pPr>
-            <w:r>
-              <w:rPr>
-                <w:rFonts w:ascii="Arial" w:cs="Arial" w:eastAsia="Arial" w:hAnsi="Arial"/>
-                <w:b w:val="false"/>
-                <w:bCs w:val="false"/>
-                <w:i w:val="false"/>
-                <w:iCs w:val="false"/>
-                <w:color w:val="000000"/>
-                <w:sz w:val="18"/>
-                <w:szCs w:val="18"/>
-              </w:rPr>
-              <w:t xml:space="preserve">Lesson 5 — Chemistry in Other Industries (Nuclear, Sports, Entertainment, Energy): Learners research and discuss Chemistry's role in nuclear energy (context: Kenya's energy mix and KPLC), sports nutrition (Kenyan marathon runners, supplements), entertainment (dyes, special effects), and environmental chemistry. Learners present findings in a brief plenary. DQB and model updated.</w:t>
-            </w:r>
-          </w:p>
-          <w:p>
-            <w:pPr>
-              <w:spacing w:after="40" w:before="0"/>
-              <w:jc w:val="left"/>
-            </w:pPr>
-            <w:r>
-              <w:rPr>
-                <w:rFonts w:ascii="Arial" w:cs="Arial" w:eastAsia="Arial" w:hAnsi="Arial"/>
-                <w:b w:val="false"/>
-                <w:bCs w:val="false"/>
-                <w:i w:val="false"/>
-                <w:iCs w:val="false"/>
-                <w:color w:val="000000"/>
-                <w:sz w:val="18"/>
-                <w:szCs w:val="18"/>
-              </w:rPr>
-              <w:t xml:space="preserve"/>
-            </w:r>
-          </w:p>
-          <w:p>
-            <w:pPr>
-              <w:spacing w:after="40" w:before="0"/>
-              <w:jc w:val="left"/>
-            </w:pPr>
-            <w:r>
-              <w:rPr>
-                <w:rFonts w:ascii="Arial" w:cs="Arial" w:eastAsia="Arial" w:hAnsi="Arial"/>
-                <w:b w:val="false"/>
-                <w:bCs w:val="false"/>
-                <w:i w:val="false"/>
-                <w:iCs w:val="false"/>
-                <w:color w:val="000000"/>
-                <w:sz w:val="18"/>
-                <w:szCs w:val="18"/>
-              </w:rPr>
-              <w:t xml:space="preserve">Lesson 6 — Careers in Chemistry and Gender Stereotyping: Learners use the ARES platform and print resources to research careers in Chemistry. They critically examine how gender stereotypes in Kenyan society influence who pursues Chemistry careers. Learners present findings and debate: "Should Chemistry careers be gendered?" Self-efficacy competency is the focus. DQB updated with career-related questions.</w:t>
-            </w:r>
-          </w:p>
-          <w:p>
-            <w:pPr>
-              <w:spacing w:after="40" w:before="0"/>
-              <w:jc w:val="left"/>
-            </w:pPr>
-            <w:r>
-              <w:rPr>
-                <w:rFonts w:ascii="Arial" w:cs="Arial" w:eastAsia="Arial" w:hAnsi="Arial"/>
-                <w:b w:val="false"/>
-                <w:bCs w:val="false"/>
-                <w:i w:val="false"/>
-                <w:iCs w:val="false"/>
-                <w:color w:val="000000"/>
-                <w:sz w:val="18"/>
-                <w:szCs w:val="18"/>
-              </w:rPr>
-              <w:t xml:space="preserve"/>
-            </w:r>
-          </w:p>
-          <w:p>
-            <w:pPr>
-              <w:spacing w:after="40" w:before="0"/>
-              <w:jc w:val="left"/>
-            </w:pPr>
-            <w:r>
-              <w:rPr>
-                <w:rFonts w:ascii="Arial" w:cs="Arial" w:eastAsia="Arial" w:hAnsi="Arial"/>
-                <w:b w:val="false"/>
-                <w:bCs w:val="false"/>
-                <w:i w:val="false"/>
-                <w:iCs w:val="false"/>
-                <w:color w:val="000000"/>
-                <w:sz w:val="18"/>
-                <w:szCs w:val="18"/>
-              </w:rPr>
-              <w:t xml:space="preserve">Lesson 7 — Meaning of Drug, Prescription, Dosage and Substance Use: Learners read a science-of-drugs article and discuss key terms: drug, prescription, dosage, over-the-counter vs. prescription medicine, substance use vs. abuse. They examine a Panadol and a Metformin label for dosage and caution information. Citizenship competency is the focus. DQB updated.</w:t>
-            </w:r>
-          </w:p>
-          <w:p>
-            <w:pPr>
-              <w:spacing w:after="40" w:before="0"/>
-              <w:jc w:val="left"/>
-            </w:pPr>
-            <w:r>
-              <w:rPr>
-                <w:rFonts w:ascii="Arial" w:cs="Arial" w:eastAsia="Arial" w:hAnsi="Arial"/>
-                <w:b w:val="false"/>
-                <w:bCs w:val="false"/>
-                <w:i w:val="false"/>
-                <w:iCs w:val="false"/>
-                <w:color w:val="000000"/>
-                <w:sz w:val="18"/>
-                <w:szCs w:val="18"/>
-              </w:rPr>
-              <w:t xml:space="preserve"/>
-            </w:r>
-          </w:p>
-          <w:p>
-            <w:pPr>
-              <w:spacing w:after="40" w:before="0"/>
-              <w:jc w:val="left"/>
-            </w:pPr>
-            <w:r>
-              <w:rPr>
-                <w:rFonts w:ascii="Arial" w:cs="Arial" w:eastAsia="Arial" w:hAnsi="Arial"/>
-                <w:b w:val="false"/>
-                <w:bCs w:val="false"/>
-                <w:i w:val="false"/>
-                <w:iCs w:val="false"/>
-                <w:color w:val="000000"/>
-                <w:sz w:val="18"/>
-                <w:szCs w:val="18"/>
-              </w:rPr>
-              <w:t xml:space="preserve">Lesson 8 — Effects of Drug and Substance Use (Tobacco Focus): Learners watch the video on the effects of tobacco use and analyse the chemical mechanisms at a conceptual level (tar, nicotine, carbon monoxide). They argue from evidence: "The tobacco plant is natural — so why is smoking harmful?" Learners connect this back to the anchoring phenomenon: Chemistry explains why natural substances can cause irreversible changes in the body, just as heat causes irreversible changes in chapati dough.</w:t>
-            </w:r>
-          </w:p>
-          <w:p>
-            <w:pPr>
-              <w:spacing w:after="40" w:before="0"/>
-              <w:jc w:val="left"/>
-            </w:pPr>
-            <w:r>
-              <w:rPr>
-                <w:rFonts w:ascii="Arial" w:cs="Arial" w:eastAsia="Arial" w:hAnsi="Arial"/>
-                <w:b w:val="false"/>
-                <w:bCs w:val="false"/>
-                <w:i w:val="false"/>
-                <w:iCs w:val="false"/>
-                <w:color w:val="000000"/>
-                <w:sz w:val="18"/>
-                <w:szCs w:val="18"/>
-              </w:rPr>
-              <w:t xml:space="preserve"/>
-            </w:r>
-          </w:p>
-          <w:p>
-            <w:pPr>
-              <w:spacing w:after="40" w:before="0"/>
-              <w:jc w:val="left"/>
-            </w:pPr>
-            <w:r>
-              <w:rPr>
-                <w:rFonts w:ascii="Arial" w:cs="Arial" w:eastAsia="Arial" w:hAnsi="Arial"/>
-                <w:b w:val="false"/>
-                <w:bCs w:val="false"/>
-                <w:i w:val="false"/>
-                <w:iCs w:val="false"/>
-                <w:color w:val="000000"/>
-                <w:sz w:val="18"/>
-                <w:szCs w:val="18"/>
-              </w:rPr>
-              <w:t xml:space="preserve">Lesson 9 — Consumer Protection and Safe Learning Environment: Learners examine labels on 3–4 Kenyan manufactured products (food, cleaning agent, medicine) for KEBS quality marks, expiry dates, nutritional information, preservatives, and safety warnings. They brainstorm their rights and responsibilities to a safe and healthy learning environment, linking Chemistry knowledge to personal safety (avoiding misuse of lab chemicals, household chemicals, medications).</w:t>
-            </w:r>
-          </w:p>
-          <w:p>
-            <w:pPr>
-              <w:spacing w:after="40" w:before="0"/>
-              <w:jc w:val="left"/>
-            </w:pPr>
-            <w:r>
-              <w:rPr>
-                <w:rFonts w:ascii="Arial" w:cs="Arial" w:eastAsia="Arial" w:hAnsi="Arial"/>
-                <w:b w:val="false"/>
-                <w:bCs w:val="false"/>
-                <w:i w:val="false"/>
-                <w:iCs w:val="false"/>
-                <w:color w:val="000000"/>
-                <w:sz w:val="18"/>
-                <w:szCs w:val="18"/>
-              </w:rPr>
-              <w:t xml:space="preserve"/>
-            </w:r>
-          </w:p>
-          <w:p>
-            <w:pPr>
-              <w:spacing w:after="40" w:before="0"/>
-              <w:jc w:val="left"/>
-            </w:pPr>
-            <w:r>
-              <w:rPr>
-                <w:rFonts w:ascii="Arial" w:cs="Arial" w:eastAsia="Arial" w:hAnsi="Arial"/>
-                <w:b w:val="false"/>
-                <w:bCs w:val="false"/>
-                <w:i w:val="false"/>
-                <w:iCs w:val="false"/>
-                <w:color w:val="000000"/>
-                <w:sz w:val="18"/>
-                <w:szCs w:val="18"/>
-              </w:rPr>
-              <w:t xml:space="preserve">Lesson 10 — Project: Poster on Drug and Substance Use &amp; Unit Synthesis: Learners develop posters to sensitise peers and the community on the risks of drug and substance use, using evidence gathered across the unit. The class also conducts a final review of the DQB — crossing off questions answered and noting what remains for future study. The concept-map model is finalised and displayed. Learners reflect on how the chapati phenomenon connects to everything they have learned about Chemistry and its role in their lives.</w:t>
-            </w:r>
-          </w:p>
-        </w:tc>
-      </w:tr>
-      <w:tr>
-        <w:tc>
-          <w:tcPr>
-            <w:tcW w:type="dxa" w:w="3000"/>
-            <w:shd w:fill="EAD1F5" w:color="auto" w:val="clear"/>
-            <w:tcMar>
-              <w:top w:type="dxa" w:w="60"/>
-              <w:left w:type="dxa" w:w="120"/>
-              <w:bottom w:type="dxa" w:w="60"/>
-              <w:right w:type="dxa" w:w="120"/>
-            </w:tcMar>
-            <w:vAlign w:val="top"/>
-          </w:tcPr>
-          <w:p>
-            <w:pPr>
-              <w:spacing w:after="40" w:before="0"/>
-              <w:jc w:val="left"/>
-            </w:pPr>
-            <w:r>
-              <w:rPr>
-                <w:rFonts w:ascii="Arial" w:cs="Arial" w:eastAsia="Arial" w:hAnsi="Arial"/>
-                <w:b/>
-                <w:bCs/>
-                <w:i w:val="false"/>
-                <w:iCs w:val="false"/>
-                <w:color w:val="000000"/>
-                <w:sz w:val="18"/>
-                <w:szCs w:val="18"/>
-              </w:rPr>
-              <w:t xml:space="preserve">Supporting Phenomena</w:t>
-            </w:r>
-          </w:p>
-        </w:tc>
-        <w:tc>
-          <w:tcPr>
-            <w:tcW w:type="dxa" w:w="10680"/>
-            <w:shd w:fill="FFFFFF" w:color="auto" w:val="clear"/>
-            <w:tcMar>
-              <w:top w:type="dxa" w:w="60"/>
-              <w:left w:type="dxa" w:w="120"/>
-              <w:bottom w:type="dxa" w:w="60"/>
-              <w:right w:type="dxa" w:w="120"/>
-            </w:tcMar>
-            <w:vAlign w:val="top"/>
-          </w:tcPr>
-          <w:p>
-            <w:pPr>
-              <w:spacing w:after="30" w:before="0"/>
-              <w:ind w:left="360" w:hanging="180"/>
-              <w:jc w:val="left"/>
-            </w:pPr>
-            <w:r>
-              <w:rPr>
-                <w:rFonts w:ascii="Arial" w:cs="Arial" w:eastAsia="Arial" w:hAnsi="Arial"/>
-                <w:b w:val="false"/>
-                <w:bCs w:val="false"/>
-                <w:i w:val="false"/>
-                <w:iCs w:val="false"/>
-                <w:color w:val="000000"/>
-                <w:sz w:val="18"/>
-                <w:szCs w:val="18"/>
-              </w:rPr>
-              <w:t xml:space="preserve">–  Supporting Phenomenon 1 — PhET States of Matter Simulation: Learners manipulate the PhET "States of Matter: Basics" simulation to observe water molecules transitioning between solid (ice on Mt. Kenya), liquid (tap water), and gas (steam from a sufuria). This supports the anchoring phenomenon by showing that matter changes are driven by energy changes at the particle level — laying the conceptual foundation for defining Chemistry.</w:t>
-            </w:r>
-          </w:p>
-          <w:p>
-            <w:pPr>
-              <w:spacing w:after="30" w:before="0"/>
-              <w:ind w:left="360" w:hanging="180"/>
-              <w:jc w:val="left"/>
-            </w:pPr>
-            <w:r>
-              <w:rPr>
-                <w:rFonts w:ascii="Arial" w:cs="Arial" w:eastAsia="Arial" w:hAnsi="Arial"/>
-                <w:b w:val="false"/>
-                <w:bCs w:val="false"/>
-                <w:i w:val="false"/>
-                <w:iCs w:val="false"/>
-                <w:color w:val="000000"/>
-                <w:sz w:val="18"/>
-                <w:szCs w:val="18"/>
-              </w:rPr>
-              <w:t xml:space="preserve">–  Supporting Phenomenon 2 — Video: "What is Chemistry?": A short curated video showing Kenyan scientists, pharmacists, farmers, and engineers at work, each explaining how Chemistry underpins their daily professional decisions. This makes the definition of Chemistry concrete and locally relevant.</w:t>
-            </w:r>
-          </w:p>
-          <w:p>
-            <w:pPr>
-              <w:spacing w:after="30" w:before="0"/>
-              <w:ind w:left="360" w:hanging="180"/>
-              <w:jc w:val="left"/>
-            </w:pPr>
-            <w:r>
-              <w:rPr>
-                <w:rFonts w:ascii="Arial" w:cs="Arial" w:eastAsia="Arial" w:hAnsi="Arial"/>
-                <w:b w:val="false"/>
-                <w:bCs w:val="false"/>
-                <w:i w:val="false"/>
-                <w:iCs w:val="false"/>
-                <w:color w:val="000000"/>
-                <w:sz w:val="18"/>
-                <w:szCs w:val="18"/>
-              </w:rPr>
-              <w:t xml:space="preserve">–  Supporting Phenomenon 3 — Product Label Investigation: Learners examine physical labels from common Kenyan manufactured products (e.g., a packet of Pembe maize flour, a Panadol blister pack, a bottle of Dettol) and notice the abundance of chemical information — ingredients, preservatives, dosage warnings, expiry dates, KEBS quality marks. The puzzle: "Why does every product in our home carry chemical information — and why does it matter if we ignore it?" This supports the consumer-protection and drug-use strands.</w:t>
-            </w:r>
-          </w:p>
-          <w:p>
-            <w:pPr>
-              <w:spacing w:after="30" w:before="0"/>
-              <w:ind w:left="360" w:hanging="180"/>
-              <w:jc w:val="left"/>
-            </w:pPr>
-            <w:r>
-              <w:rPr>
-                <w:rFonts w:ascii="Arial" w:cs="Arial" w:eastAsia="Arial" w:hAnsi="Arial"/>
-                <w:b w:val="false"/>
-                <w:bCs w:val="false"/>
-                <w:i w:val="false"/>
-                <w:iCs w:val="false"/>
-                <w:color w:val="000000"/>
-                <w:sz w:val="18"/>
-                <w:szCs w:val="18"/>
-              </w:rPr>
-              <w:t xml:space="preserve">–  Supporting Phenomenon 4 — Video: Effects of Tobacco Use: A video showing the chemical effects of tobacco smoke on lung tissue, framed around the question: "The tobacco plant is natural — so why is smoking harmful?" This directly supports the drug and substance use lessons and connects to the unit's advocacy outcome.</w:t>
-            </w:r>
-          </w:p>
-        </w:tc>
-      </w:tr>
-    </w:tbl>
-    <w:p>
-      <w:pPr>
-        <w:spacing w:after="120"/>
-      </w:pPr>
-      <w:r>
-        <w:t xml:space="preserve"/>
       </w:r>
     </w:p>
     <w:p>
@@ -3451,7 +3451,7 @@
             <w:pPr>
               <w:spacing w:after="20" w:before="0"/>
             </w:pPr>
-            <w:hyperlink w:history="1" r:id="rIdvre2akjuadungrdca7ywr">
+            <w:hyperlink w:history="1" r:id="rIdtcqsuvorehgwtec6u-_iv">
               <w:r>
                 <w:rPr>
                   <w:rFonts w:ascii="Arial" w:cs="Arial" w:eastAsia="Arial" w:hAnsi="Arial"/>
@@ -3484,7 +3484,7 @@
               <w:spacing w:after="10" w:before="0"/>
               <w:ind w:left="120"/>
             </w:pPr>
-            <w:hyperlink w:history="1" r:id="rId8ysmyhqjudlazjbsvzhpw">
+            <w:hyperlink w:history="1" r:id="rIdartnovjdbgukf6wxu7z6v">
               <w:r>
                 <w:rPr>
                   <w:rFonts w:ascii="Arial" w:cs="Arial" w:eastAsia="Arial" w:hAnsi="Arial"/>
@@ -3529,7 +3529,7 @@
             <w:pPr>
               <w:spacing w:after="20" w:before="0"/>
             </w:pPr>
-            <w:hyperlink w:history="1" r:id="rIdgrxwejojfzjjev9myfrqa">
+            <w:hyperlink w:history="1" r:id="rIddfzazkc6qgrdy9mkgrwn3">
               <w:r>
                 <w:rPr>
                   <w:rFonts w:ascii="Arial" w:cs="Arial" w:eastAsia="Arial" w:hAnsi="Arial"/>
@@ -3562,7 +3562,7 @@
               <w:spacing w:after="10" w:before="0"/>
               <w:ind w:left="120"/>
             </w:pPr>
-            <w:hyperlink w:history="1" r:id="rIdpcaqd95h4gsyujdn58xep">
+            <w:hyperlink w:history="1" r:id="rIdvpast4sh8v4rpwgaaryax">
               <w:r>
                 <w:rPr>
                   <w:rFonts w:ascii="Arial" w:cs="Arial" w:eastAsia="Arial" w:hAnsi="Arial"/>
@@ -3757,7 +3757,7 @@
             <w:pPr>
               <w:spacing w:after="20" w:before="0"/>
             </w:pPr>
-            <w:hyperlink w:history="1" r:id="rId8k5ek34vvdx89yk9yu-vk">
+            <w:hyperlink w:history="1" r:id="rIdzqirrta-o11t_hfyf3ef6">
               <w:r>
                 <w:rPr>
                   <w:rFonts w:ascii="Arial" w:cs="Arial" w:eastAsia="Arial" w:hAnsi="Arial"/>
@@ -3790,7 +3790,7 @@
               <w:spacing w:after="10" w:before="0"/>
               <w:ind w:left="120"/>
             </w:pPr>
-            <w:hyperlink w:history="1" r:id="rIdl4cluv-l6hgotssdd8vin">
+            <w:hyperlink w:history="1" r:id="rIdu34ubh_bumv45qsjcnyem">
               <w:r>
                 <w:rPr>
                   <w:rFonts w:ascii="Arial" w:cs="Arial" w:eastAsia="Arial" w:hAnsi="Arial"/>
@@ -3835,7 +3835,7 @@
             <w:pPr>
               <w:spacing w:after="20" w:before="0"/>
             </w:pPr>
-            <w:hyperlink w:history="1" r:id="rIdgwlfzowrvkuu9o_yrmkoc">
+            <w:hyperlink w:history="1" r:id="rIdcydavxsjhlozp7kjrrrzx">
               <w:r>
                 <w:rPr>
                   <w:rFonts w:ascii="Arial" w:cs="Arial" w:eastAsia="Arial" w:hAnsi="Arial"/>
@@ -3868,7 +3868,7 @@
               <w:spacing w:after="10" w:before="0"/>
               <w:ind w:left="120"/>
             </w:pPr>
-            <w:hyperlink w:history="1" r:id="rId9pzumdguhzxx1ms3g082h">
+            <w:hyperlink w:history="1" r:id="rIdyndwf4zcakb4ezzk4e29-">
               <w:r>
                 <w:rPr>
                   <w:rFonts w:ascii="Arial" w:cs="Arial" w:eastAsia="Arial" w:hAnsi="Arial"/>
@@ -4063,7 +4063,7 @@
             <w:pPr>
               <w:spacing w:after="20" w:before="0"/>
             </w:pPr>
-            <w:hyperlink w:history="1" r:id="rIdpjhhc2zkctouhyqsatsie">
+            <w:hyperlink w:history="1" r:id="rIdorfss7p3bh955t0ttuoz9">
               <w:r>
                 <w:rPr>
                   <w:rFonts w:ascii="Arial" w:cs="Arial" w:eastAsia="Arial" w:hAnsi="Arial"/>
@@ -4096,7 +4096,7 @@
               <w:spacing w:after="10" w:before="0"/>
               <w:ind w:left="120"/>
             </w:pPr>
-            <w:hyperlink w:history="1" r:id="rIdpfcxuasb1httjnr7_9x79">
+            <w:hyperlink w:history="1" r:id="rId2bv1-fyyvsvx3b6-kxvw_">
               <w:r>
                 <w:rPr>
                   <w:rFonts w:ascii="Arial" w:cs="Arial" w:eastAsia="Arial" w:hAnsi="Arial"/>
@@ -4141,7 +4141,7 @@
             <w:pPr>
               <w:spacing w:after="20" w:before="0"/>
             </w:pPr>
-            <w:hyperlink w:history="1" r:id="rIdnp_emwd8gsumjgruea9ta">
+            <w:hyperlink w:history="1" r:id="rIddptxwgs3fpdvot9i3rc_m">
               <w:r>
                 <w:rPr>
                   <w:rFonts w:ascii="Arial" w:cs="Arial" w:eastAsia="Arial" w:hAnsi="Arial"/>
@@ -4174,7 +4174,7 @@
               <w:spacing w:after="10" w:before="0"/>
               <w:ind w:left="120"/>
             </w:pPr>
-            <w:hyperlink w:history="1" r:id="rIdfq6n1clg1jupnm7teww4a">
+            <w:hyperlink w:history="1" r:id="rIdijnscasx6zcx5kc9nwlur">
               <w:r>
                 <w:rPr>
                   <w:rFonts w:ascii="Arial" w:cs="Arial" w:eastAsia="Arial" w:hAnsi="Arial"/>
@@ -4369,7 +4369,7 @@
             <w:pPr>
               <w:spacing w:after="20" w:before="0"/>
             </w:pPr>
-            <w:hyperlink w:history="1" r:id="rIdprxe47jobjribxmkukjmf">
+            <w:hyperlink w:history="1" r:id="rIdxtwyv7cr1qhmic8xnteo6">
               <w:r>
                 <w:rPr>
                   <w:rFonts w:ascii="Arial" w:cs="Arial" w:eastAsia="Arial" w:hAnsi="Arial"/>
@@ -4402,7 +4402,7 @@
               <w:spacing w:after="10" w:before="0"/>
               <w:ind w:left="120"/>
             </w:pPr>
-            <w:hyperlink w:history="1" r:id="rId_qnkietoyski1ahamh8m-">
+            <w:hyperlink w:history="1" r:id="rIdsmzwhgko8s7h5ttkcagqi">
               <w:r>
                 <w:rPr>
                   <w:rFonts w:ascii="Arial" w:cs="Arial" w:eastAsia="Arial" w:hAnsi="Arial"/>
@@ -4447,7 +4447,7 @@
             <w:pPr>
               <w:spacing w:after="20" w:before="0"/>
             </w:pPr>
-            <w:hyperlink w:history="1" r:id="rId00rwrsd2_2lgumbgbzwzr">
+            <w:hyperlink w:history="1" r:id="rIdbdsvrv4mv1_horhemk3w1">
               <w:r>
                 <w:rPr>
                   <w:rFonts w:ascii="Arial" w:cs="Arial" w:eastAsia="Arial" w:hAnsi="Arial"/>
@@ -4480,7 +4480,7 @@
               <w:spacing w:after="10" w:before="0"/>
               <w:ind w:left="120"/>
             </w:pPr>
-            <w:hyperlink w:history="1" r:id="rIdacihjqjfhhwtvmglu7i8a">
+            <w:hyperlink w:history="1" r:id="rIdwg9lul7hogizb2l8qceyj">
               <w:r>
                 <w:rPr>
                   <w:rFonts w:ascii="Arial" w:cs="Arial" w:eastAsia="Arial" w:hAnsi="Arial"/>
@@ -4675,7 +4675,7 @@
             <w:pPr>
               <w:spacing w:after="20" w:before="0"/>
             </w:pPr>
-            <w:hyperlink w:history="1" r:id="rIdm66zgui5tpddfgj960jl0">
+            <w:hyperlink w:history="1" r:id="rIdhrfiqqg6aeo0lgky0qqc9">
               <w:r>
                 <w:rPr>
                   <w:rFonts w:ascii="Arial" w:cs="Arial" w:eastAsia="Arial" w:hAnsi="Arial"/>
@@ -4708,7 +4708,7 @@
               <w:spacing w:after="10" w:before="0"/>
               <w:ind w:left="120"/>
             </w:pPr>
-            <w:hyperlink w:history="1" r:id="rIdbis1kppfxwutxii4ca3li">
+            <w:hyperlink w:history="1" r:id="rIdengvwfc2yq0m3bxxesjil">
               <w:r>
                 <w:rPr>
                   <w:rFonts w:ascii="Arial" w:cs="Arial" w:eastAsia="Arial" w:hAnsi="Arial"/>
@@ -4753,7 +4753,7 @@
             <w:pPr>
               <w:spacing w:after="20" w:before="0"/>
             </w:pPr>
-            <w:hyperlink w:history="1" r:id="rId0mrz9g__ijxvhbpcxhnwl">
+            <w:hyperlink w:history="1" r:id="rId5rctjex18ftpn5odivmmo">
               <w:r>
                 <w:rPr>
                   <w:rFonts w:ascii="Arial" w:cs="Arial" w:eastAsia="Arial" w:hAnsi="Arial"/>
@@ -4786,7 +4786,7 @@
               <w:spacing w:after="10" w:before="0"/>
               <w:ind w:left="120"/>
             </w:pPr>
-            <w:hyperlink w:history="1" r:id="rIdoz_vd-0xphbeer7p6p3zr">
+            <w:hyperlink w:history="1" r:id="rIdngkaepeykbke4_mhx2pd5">
               <w:r>
                 <w:rPr>
                   <w:rFonts w:ascii="Arial" w:cs="Arial" w:eastAsia="Arial" w:hAnsi="Arial"/>
@@ -5298,7 +5298,7 @@
         </w:rPr>
         <w:t xml:space="preserve">© 2026 SeaVuria and ARES. Aligned with KICD objectives. Developed by SeaVuria; technical implementation by ARES (with AI assistance from Claude). Licensed under </w:t>
       </w:r>
-      <w:hyperlink w:history="1" r:id="rIdkpriclyyam4tjki2ezxud">
+      <w:hyperlink w:history="1" r:id="rIdorfabwjs3qgurhndj4lzq">
         <w:r>
           <w:rPr>
             <w:rFonts w:ascii="Arial" w:cs="Arial" w:eastAsia="Arial" w:hAnsi="Arial"/>
@@ -5319,7 +5319,7 @@
         </w:rPr>
         <w:t xml:space="preserve"> (</w:t>
       </w:r>
-      <w:hyperlink w:history="1" r:id="rIdpndngy5x8xvynvsqit7dn">
+      <w:hyperlink w:history="1" r:id="rId_-cizhlozmr4858ck0g4p">
         <w:r>
           <w:rPr>
             <w:rFonts w:ascii="Arial" w:cs="Arial" w:eastAsia="Arial" w:hAnsi="Arial"/>
@@ -6332,7 +6332,7 @@
             <w:pPr>
               <w:spacing w:after="20" w:before="0"/>
             </w:pPr>
-            <w:hyperlink w:history="1" r:id="rId6w8c6p-e1lxyepkyxuvps">
+            <w:hyperlink w:history="1" r:id="rIdgwabirvet2qutgmi4vz0u">
               <w:r>
                 <w:rPr>
                   <w:rFonts w:ascii="Arial" w:cs="Arial" w:eastAsia="Arial" w:hAnsi="Arial"/>
@@ -6365,7 +6365,7 @@
               <w:spacing w:after="10" w:before="0"/>
               <w:ind w:left="120"/>
             </w:pPr>
-            <w:hyperlink w:history="1" r:id="rIdk5psl2j26bihtb6o2o5e3">
+            <w:hyperlink w:history="1" r:id="rIdhopzdwjghrnxcooeexhkh">
               <w:r>
                 <w:rPr>
                   <w:rFonts w:ascii="Arial" w:cs="Arial" w:eastAsia="Arial" w:hAnsi="Arial"/>
@@ -6410,7 +6410,7 @@
             <w:pPr>
               <w:spacing w:after="20" w:before="0"/>
             </w:pPr>
-            <w:hyperlink w:history="1" r:id="rIdkwwodilpl5dqgqk2gx1aa">
+            <w:hyperlink w:history="1" r:id="rIdbb6owa3m0l0feuem7k7sg">
               <w:r>
                 <w:rPr>
                   <w:rFonts w:ascii="Arial" w:cs="Arial" w:eastAsia="Arial" w:hAnsi="Arial"/>
@@ -6443,7 +6443,7 @@
               <w:spacing w:after="10" w:before="0"/>
               <w:ind w:left="120"/>
             </w:pPr>
-            <w:hyperlink w:history="1" r:id="rIdw-yuhcl_ehby4j9wup7fi">
+            <w:hyperlink w:history="1" r:id="rIdygyr9whdeq1chex_t2bfu">
               <w:r>
                 <w:rPr>
                   <w:rFonts w:ascii="Arial" w:cs="Arial" w:eastAsia="Arial" w:hAnsi="Arial"/>
@@ -6638,7 +6638,7 @@
             <w:pPr>
               <w:spacing w:after="20" w:before="0"/>
             </w:pPr>
-            <w:hyperlink w:history="1" r:id="rIdmn28nvuz4tsjzcp756n-u">
+            <w:hyperlink w:history="1" r:id="rIdlelsqlvq_3ai09nq-q2bg">
               <w:r>
                 <w:rPr>
                   <w:rFonts w:ascii="Arial" w:cs="Arial" w:eastAsia="Arial" w:hAnsi="Arial"/>
@@ -6671,7 +6671,7 @@
               <w:spacing w:after="10" w:before="0"/>
               <w:ind w:left="120"/>
             </w:pPr>
-            <w:hyperlink w:history="1" r:id="rIdkvx6l_oycbtoxqlfgznlr">
+            <w:hyperlink w:history="1" r:id="rIdv_ordjzw3f4y6pappoyee">
               <w:r>
                 <w:rPr>
                   <w:rFonts w:ascii="Arial" w:cs="Arial" w:eastAsia="Arial" w:hAnsi="Arial"/>
@@ -6716,7 +6716,7 @@
             <w:pPr>
               <w:spacing w:after="20" w:before="0"/>
             </w:pPr>
-            <w:hyperlink w:history="1" r:id="rIdd9r6eg0of5ykvuggrxouz">
+            <w:hyperlink w:history="1" r:id="rIdswfz8wzbug5e3jtzh8tvh">
               <w:r>
                 <w:rPr>
                   <w:rFonts w:ascii="Arial" w:cs="Arial" w:eastAsia="Arial" w:hAnsi="Arial"/>
@@ -6749,7 +6749,7 @@
               <w:spacing w:after="10" w:before="0"/>
               <w:ind w:left="120"/>
             </w:pPr>
-            <w:hyperlink w:history="1" r:id="rId8xsvqwp_un5h7namxwksq">
+            <w:hyperlink w:history="1" r:id="rIdqvaq83o4hxu8llfkpqnqj">
               <w:r>
                 <w:rPr>
                   <w:rFonts w:ascii="Arial" w:cs="Arial" w:eastAsia="Arial" w:hAnsi="Arial"/>
@@ -6944,7 +6944,7 @@
             <w:pPr>
               <w:spacing w:after="20" w:before="0"/>
             </w:pPr>
-            <w:hyperlink w:history="1" r:id="rIdc5jrw1skl8utgjsz85h7d">
+            <w:hyperlink w:history="1" r:id="rId5kumkrdmkbbjg1lntgu-o">
               <w:r>
                 <w:rPr>
                   <w:rFonts w:ascii="Arial" w:cs="Arial" w:eastAsia="Arial" w:hAnsi="Arial"/>
@@ -6977,7 +6977,7 @@
               <w:spacing w:after="10" w:before="0"/>
               <w:ind w:left="120"/>
             </w:pPr>
-            <w:hyperlink w:history="1" r:id="rIdsvmlhqlbth4ggtap-kjp3">
+            <w:hyperlink w:history="1" r:id="rIdjtrdiz9iwyao1-2pom90p">
               <w:r>
                 <w:rPr>
                   <w:rFonts w:ascii="Arial" w:cs="Arial" w:eastAsia="Arial" w:hAnsi="Arial"/>
@@ -7022,7 +7022,7 @@
             <w:pPr>
               <w:spacing w:after="20" w:before="0"/>
             </w:pPr>
-            <w:hyperlink w:history="1" r:id="rIdqlrqv5vdt8q2jrqm9a3u6">
+            <w:hyperlink w:history="1" r:id="rIdzbndjhbquskujy__cy8g-">
               <w:r>
                 <w:rPr>
                   <w:rFonts w:ascii="Arial" w:cs="Arial" w:eastAsia="Arial" w:hAnsi="Arial"/>
@@ -7055,7 +7055,7 @@
               <w:spacing w:after="10" w:before="0"/>
               <w:ind w:left="120"/>
             </w:pPr>
-            <w:hyperlink w:history="1" r:id="rId4dt_g7ydisprvssisbnrz">
+            <w:hyperlink w:history="1" r:id="rIdhuf_zjgkoybwy4rcmxg6b">
               <w:r>
                 <w:rPr>
                   <w:rFonts w:ascii="Arial" w:cs="Arial" w:eastAsia="Arial" w:hAnsi="Arial"/>
@@ -7250,7 +7250,7 @@
             <w:pPr>
               <w:spacing w:after="20" w:before="0"/>
             </w:pPr>
-            <w:hyperlink w:history="1" r:id="rIdbejz6dw-kljaxsyq6gp2l">
+            <w:hyperlink w:history="1" r:id="rIdbvjkslwifvnrmpuz97xgn">
               <w:r>
                 <w:rPr>
                   <w:rFonts w:ascii="Arial" w:cs="Arial" w:eastAsia="Arial" w:hAnsi="Arial"/>
@@ -7283,7 +7283,7 @@
               <w:spacing w:after="10" w:before="0"/>
               <w:ind w:left="120"/>
             </w:pPr>
-            <w:hyperlink w:history="1" r:id="rIdwafmh4ojrmr1pxccvkttg">
+            <w:hyperlink w:history="1" r:id="rIdrw5mtfzt7bw2hkqutibtt">
               <w:r>
                 <w:rPr>
                   <w:rFonts w:ascii="Arial" w:cs="Arial" w:eastAsia="Arial" w:hAnsi="Arial"/>
@@ -7328,7 +7328,7 @@
             <w:pPr>
               <w:spacing w:after="20" w:before="0"/>
             </w:pPr>
-            <w:hyperlink w:history="1" r:id="rIdhhh-lbyat0mejkdkyhrt7">
+            <w:hyperlink w:history="1" r:id="rIdkedgileaiogsdh-7qgmaa">
               <w:r>
                 <w:rPr>
                   <w:rFonts w:ascii="Arial" w:cs="Arial" w:eastAsia="Arial" w:hAnsi="Arial"/>
@@ -7361,7 +7361,7 @@
               <w:spacing w:after="10" w:before="0"/>
               <w:ind w:left="120"/>
             </w:pPr>
-            <w:hyperlink w:history="1" r:id="rIdrgoukttbeefipqjrgfajl">
+            <w:hyperlink w:history="1" r:id="rId5rualcs5fdqgybknkyd9j">
               <w:r>
                 <w:rPr>
                   <w:rFonts w:ascii="Arial" w:cs="Arial" w:eastAsia="Arial" w:hAnsi="Arial"/>
@@ -7556,7 +7556,7 @@
             <w:pPr>
               <w:spacing w:after="20" w:before="0"/>
             </w:pPr>
-            <w:hyperlink w:history="1" r:id="rIdoeql5zli1fmlvndhnyjt6">
+            <w:hyperlink w:history="1" r:id="rIdo1lsrzykafxhsbrzzlhj_">
               <w:r>
                 <w:rPr>
                   <w:rFonts w:ascii="Arial" w:cs="Arial" w:eastAsia="Arial" w:hAnsi="Arial"/>
@@ -7589,7 +7589,7 @@
               <w:spacing w:after="10" w:before="0"/>
               <w:ind w:left="120"/>
             </w:pPr>
-            <w:hyperlink w:history="1" r:id="rIdxryl4dlvbbspxwk0eqy7y">
+            <w:hyperlink w:history="1" r:id="rIdze-emllyw07kq6ecnvfxf">
               <w:r>
                 <w:rPr>
                   <w:rFonts w:ascii="Arial" w:cs="Arial" w:eastAsia="Arial" w:hAnsi="Arial"/>
@@ -7634,7 +7634,7 @@
             <w:pPr>
               <w:spacing w:after="20" w:before="0"/>
             </w:pPr>
-            <w:hyperlink w:history="1" r:id="rIdvd5avudtej7vcmzg6clxd">
+            <w:hyperlink w:history="1" r:id="rIdcobh_yni6clqft-vdqwyj">
               <w:r>
                 <w:rPr>
                   <w:rFonts w:ascii="Arial" w:cs="Arial" w:eastAsia="Arial" w:hAnsi="Arial"/>
@@ -7667,7 +7667,7 @@
               <w:spacing w:after="10" w:before="0"/>
               <w:ind w:left="120"/>
             </w:pPr>
-            <w:hyperlink w:history="1" r:id="rId0rlugrjonr_e_sxty0sv8">
+            <w:hyperlink w:history="1" r:id="rId0w3gwk0okjrzpj5uvm26j">
               <w:r>
                 <w:rPr>
                   <w:rFonts w:ascii="Arial" w:cs="Arial" w:eastAsia="Arial" w:hAnsi="Arial"/>
@@ -8293,7 +8293,7 @@
         </w:rPr>
         <w:t xml:space="preserve">© 2026 SeaVuria and ARES. Aligned with KICD objectives. Developed by SeaVuria; technical implementation by ARES (with AI assistance from Claude). Licensed under </w:t>
       </w:r>
-      <w:hyperlink w:history="1" r:id="rIddlynajtiopt19iv1suvws">
+      <w:hyperlink w:history="1" r:id="rIdv0cgxln3lkrkjtvoevjsi">
         <w:r>
           <w:rPr>
             <w:rFonts w:ascii="Arial" w:cs="Arial" w:eastAsia="Arial" w:hAnsi="Arial"/>
@@ -8314,7 +8314,7 @@
         </w:rPr>
         <w:t xml:space="preserve"> (</w:t>
       </w:r>
-      <w:hyperlink w:history="1" r:id="rId4jrwbfjnlwwrc9cjbm4cz">
+      <w:hyperlink w:history="1" r:id="rId78s8uti2wbon_l8sj5ei5">
         <w:r>
           <w:rPr>
             <w:rFonts w:ascii="Arial" w:cs="Arial" w:eastAsia="Arial" w:hAnsi="Arial"/>
@@ -9327,7 +9327,7 @@
             <w:pPr>
               <w:spacing w:after="20" w:before="0"/>
             </w:pPr>
-            <w:hyperlink w:history="1" r:id="rIds14lzaconxr5wfnubt9u4">
+            <w:hyperlink w:history="1" r:id="rIdi2zxcseyxyx7empcxmawb">
               <w:r>
                 <w:rPr>
                   <w:rFonts w:ascii="Arial" w:cs="Arial" w:eastAsia="Arial" w:hAnsi="Arial"/>
@@ -9360,7 +9360,7 @@
               <w:spacing w:after="10" w:before="0"/>
               <w:ind w:left="120"/>
             </w:pPr>
-            <w:hyperlink w:history="1" r:id="rIdufvogoc3kwkdesciju8zv">
+            <w:hyperlink w:history="1" r:id="rIdyaibxgvsbozvuzqkkvkqb">
               <w:r>
                 <w:rPr>
                   <w:rFonts w:ascii="Arial" w:cs="Arial" w:eastAsia="Arial" w:hAnsi="Arial"/>
@@ -9422,7 +9422,7 @@
               <w:spacing w:after="10" w:before="0"/>
               <w:ind w:left="120"/>
             </w:pPr>
-            <w:hyperlink w:history="1" r:id="rIdqzxtan6-dkc9xwmy1lnda">
+            <w:hyperlink w:history="1" r:id="rId2gfpjyjwmeut5n0i7atuy">
               <w:r>
                 <w:rPr>
                   <w:rFonts w:ascii="Arial" w:cs="Arial" w:eastAsia="Arial" w:hAnsi="Arial"/>
@@ -9632,7 +9632,7 @@
             <w:pPr>
               <w:spacing w:after="20" w:before="0"/>
             </w:pPr>
-            <w:hyperlink w:history="1" r:id="rIdkbvncp3nci39d5s75c4vl">
+            <w:hyperlink w:history="1" r:id="rIdqcax05l_qaiiike5y-_r2">
               <w:r>
                 <w:rPr>
                   <w:rFonts w:ascii="Arial" w:cs="Arial" w:eastAsia="Arial" w:hAnsi="Arial"/>
@@ -9665,7 +9665,7 @@
               <w:spacing w:after="10" w:before="0"/>
               <w:ind w:left="120"/>
             </w:pPr>
-            <w:hyperlink w:history="1" r:id="rIdaluxqucjfb6ugigedktui">
+            <w:hyperlink w:history="1" r:id="rIdhjyrxqdklh7i-ttzayo89">
               <w:r>
                 <w:rPr>
                   <w:rFonts w:ascii="Arial" w:cs="Arial" w:eastAsia="Arial" w:hAnsi="Arial"/>
@@ -9727,7 +9727,7 @@
               <w:spacing w:after="10" w:before="0"/>
               <w:ind w:left="120"/>
             </w:pPr>
-            <w:hyperlink w:history="1" r:id="rIdwhvebshqlnnknzluot2cd">
+            <w:hyperlink w:history="1" r:id="rIdmhdbuwu7li_oo35nd7ob9">
               <w:r>
                 <w:rPr>
                   <w:rFonts w:ascii="Arial" w:cs="Arial" w:eastAsia="Arial" w:hAnsi="Arial"/>
@@ -9937,7 +9937,7 @@
             <w:pPr>
               <w:spacing w:after="20" w:before="0"/>
             </w:pPr>
-            <w:hyperlink w:history="1" r:id="rIdmcrz_bzq6ob7n3ghwemsi">
+            <w:hyperlink w:history="1" r:id="rIdryrzrqscqtdrhusrzaarz">
               <w:r>
                 <w:rPr>
                   <w:rFonts w:ascii="Arial" w:cs="Arial" w:eastAsia="Arial" w:hAnsi="Arial"/>
@@ -9970,7 +9970,7 @@
               <w:spacing w:after="10" w:before="0"/>
               <w:ind w:left="120"/>
             </w:pPr>
-            <w:hyperlink w:history="1" r:id="rId_g-nq1asm9zna-tqf_bma">
+            <w:hyperlink w:history="1" r:id="rIdkakrls-xaljoedtlnq_qq">
               <w:r>
                 <w:rPr>
                   <w:rFonts w:ascii="Arial" w:cs="Arial" w:eastAsia="Arial" w:hAnsi="Arial"/>
@@ -10032,7 +10032,7 @@
               <w:spacing w:after="10" w:before="0"/>
               <w:ind w:left="120"/>
             </w:pPr>
-            <w:hyperlink w:history="1" r:id="rIdjakx_iywha4r_ddpat4gn">
+            <w:hyperlink w:history="1" r:id="rIderjhfa12a4f0d14tphucp">
               <w:r>
                 <w:rPr>
                   <w:rFonts w:ascii="Arial" w:cs="Arial" w:eastAsia="Arial" w:hAnsi="Arial"/>
@@ -10242,7 +10242,7 @@
             <w:pPr>
               <w:spacing w:after="20" w:before="0"/>
             </w:pPr>
-            <w:hyperlink w:history="1" r:id="rId6blccerjgclojpham3a_u">
+            <w:hyperlink w:history="1" r:id="rIdibrvq-somvxd59pfnznon">
               <w:r>
                 <w:rPr>
                   <w:rFonts w:ascii="Arial" w:cs="Arial" w:eastAsia="Arial" w:hAnsi="Arial"/>
@@ -10275,7 +10275,7 @@
               <w:spacing w:after="10" w:before="0"/>
               <w:ind w:left="120"/>
             </w:pPr>
-            <w:hyperlink w:history="1" r:id="rIdrfcj2pqfyyvtltkq8a2ga">
+            <w:hyperlink w:history="1" r:id="rIdwrky6od9u2sa-3elvboe1">
               <w:r>
                 <w:rPr>
                   <w:rFonts w:ascii="Arial" w:cs="Arial" w:eastAsia="Arial" w:hAnsi="Arial"/>
@@ -10337,7 +10337,7 @@
               <w:spacing w:after="10" w:before="0"/>
               <w:ind w:left="120"/>
             </w:pPr>
-            <w:hyperlink w:history="1" r:id="rIdairwkrazkz_h7acqlaicb">
+            <w:hyperlink w:history="1" r:id="rId6ikizm86ufsyzt3kplue4">
               <w:r>
                 <w:rPr>
                   <w:rFonts w:ascii="Arial" w:cs="Arial" w:eastAsia="Arial" w:hAnsi="Arial"/>
@@ -10547,7 +10547,7 @@
             <w:pPr>
               <w:spacing w:after="20" w:before="0"/>
             </w:pPr>
-            <w:hyperlink w:history="1" r:id="rId0gq3fsgsqginhg17d5opi">
+            <w:hyperlink w:history="1" r:id="rIdmdkkuzc-pjzfozhiybxyp">
               <w:r>
                 <w:rPr>
                   <w:rFonts w:ascii="Arial" w:cs="Arial" w:eastAsia="Arial" w:hAnsi="Arial"/>
@@ -10580,7 +10580,7 @@
               <w:spacing w:after="10" w:before="0"/>
               <w:ind w:left="120"/>
             </w:pPr>
-            <w:hyperlink w:history="1" r:id="rId55vxqqbve0qj3kv1d8qmg">
+            <w:hyperlink w:history="1" r:id="rIdsjx4ojdcfi9d276xig_w_">
               <w:r>
                 <w:rPr>
                   <w:rFonts w:ascii="Arial" w:cs="Arial" w:eastAsia="Arial" w:hAnsi="Arial"/>
@@ -10642,7 +10642,7 @@
               <w:spacing w:after="10" w:before="0"/>
               <w:ind w:left="120"/>
             </w:pPr>
-            <w:hyperlink w:history="1" r:id="rIdhvp2lnpfwnyi7a-s9axcw">
+            <w:hyperlink w:history="1" r:id="rId0thoqdlb6hmpx8cgdl0i1">
               <w:r>
                 <w:rPr>
                   <w:rFonts w:ascii="Arial" w:cs="Arial" w:eastAsia="Arial" w:hAnsi="Arial"/>
@@ -11169,7 +11169,7 @@
         </w:rPr>
         <w:t xml:space="preserve">© 2026 SeaVuria and ARES. Aligned with KICD objectives. Developed by SeaVuria; technical implementation by ARES (with AI assistance from Claude). Licensed under </w:t>
       </w:r>
-      <w:hyperlink w:history="1" r:id="rIddh8dk_nva1t7fqltvm7eh">
+      <w:hyperlink w:history="1" r:id="rIdfnrzadhtysanb9pkxccbh">
         <w:r>
           <w:rPr>
             <w:rFonts w:ascii="Arial" w:cs="Arial" w:eastAsia="Arial" w:hAnsi="Arial"/>
@@ -11190,7 +11190,7 @@
         </w:rPr>
         <w:t xml:space="preserve"> (</w:t>
       </w:r>
-      <w:hyperlink w:history="1" r:id="rIdhzqzmb-38qk0n6xdo1x6n">
+      <w:hyperlink w:history="1" r:id="rIdxbdxdfai2pyibeqjnr9md">
         <w:r>
           <w:rPr>
             <w:rFonts w:ascii="Arial" w:cs="Arial" w:eastAsia="Arial" w:hAnsi="Arial"/>
@@ -12220,7 +12220,7 @@
               <w:spacing w:after="10" w:before="0"/>
               <w:ind w:left="120"/>
             </w:pPr>
-            <w:hyperlink w:history="1" r:id="rIdulqowd37ul97ax6nce0yj">
+            <w:hyperlink w:history="1" r:id="rIdoae4j9ykp5i6cse1msxyg">
               <w:r>
                 <w:rPr>
                   <w:rFonts w:ascii="Arial" w:cs="Arial" w:eastAsia="Arial" w:hAnsi="Arial"/>
@@ -12297,7 +12297,7 @@
               <w:spacing w:after="10" w:before="0"/>
               <w:ind w:left="120"/>
             </w:pPr>
-            <w:hyperlink w:history="1" r:id="rId8m1fmwamfgu7tzdnrn_xf">
+            <w:hyperlink w:history="1" r:id="rIdiomyl7riugjtlgjzla5zp">
               <w:r>
                 <w:rPr>
                   <w:rFonts w:ascii="Arial" w:cs="Arial" w:eastAsia="Arial" w:hAnsi="Arial"/>
@@ -12524,7 +12524,7 @@
               <w:spacing w:after="10" w:before="0"/>
               <w:ind w:left="120"/>
             </w:pPr>
-            <w:hyperlink w:history="1" r:id="rIdcvv5yqnoiicr_ej5io9cf">
+            <w:hyperlink w:history="1" r:id="rIdwkxmo3nrrhq4mdcababhw">
               <w:r>
                 <w:rPr>
                   <w:rFonts w:ascii="Arial" w:cs="Arial" w:eastAsia="Arial" w:hAnsi="Arial"/>
@@ -12601,7 +12601,7 @@
               <w:spacing w:after="10" w:before="0"/>
               <w:ind w:left="120"/>
             </w:pPr>
-            <w:hyperlink w:history="1" r:id="rIdk6wrblcmetk12vdalrbnt">
+            <w:hyperlink w:history="1" r:id="rIdaeajodvgg8nsorkmv_n9i">
               <w:r>
                 <w:rPr>
                   <w:rFonts w:ascii="Arial" w:cs="Arial" w:eastAsia="Arial" w:hAnsi="Arial"/>
@@ -12828,7 +12828,7 @@
               <w:spacing w:after="10" w:before="0"/>
               <w:ind w:left="120"/>
             </w:pPr>
-            <w:hyperlink w:history="1" r:id="rId1xdxws9mixyu8khhy6wo_">
+            <w:hyperlink w:history="1" r:id="rIdwsnlr00uk5yvhtzmwe6aw">
               <w:r>
                 <w:rPr>
                   <w:rFonts w:ascii="Arial" w:cs="Arial" w:eastAsia="Arial" w:hAnsi="Arial"/>
@@ -12905,7 +12905,7 @@
               <w:spacing w:after="10" w:before="0"/>
               <w:ind w:left="120"/>
             </w:pPr>
-            <w:hyperlink w:history="1" r:id="rIdissidf7yy5zk0es0mpieo">
+            <w:hyperlink w:history="1" r:id="rIdhwppjdqkcqlcnu73j3f_u">
               <w:r>
                 <w:rPr>
                   <w:rFonts w:ascii="Arial" w:cs="Arial" w:eastAsia="Arial" w:hAnsi="Arial"/>
@@ -13132,7 +13132,7 @@
               <w:spacing w:after="10" w:before="0"/>
               <w:ind w:left="120"/>
             </w:pPr>
-            <w:hyperlink w:history="1" r:id="rIds-i78vorriebbywgsjjte">
+            <w:hyperlink w:history="1" r:id="rIdwxe1nk2et0jhsqbdwaxth">
               <w:r>
                 <w:rPr>
                   <w:rFonts w:ascii="Arial" w:cs="Arial" w:eastAsia="Arial" w:hAnsi="Arial"/>
@@ -13209,7 +13209,7 @@
               <w:spacing w:after="10" w:before="0"/>
               <w:ind w:left="120"/>
             </w:pPr>
-            <w:hyperlink w:history="1" r:id="rId_n5m0z9wtfbz2imyl1aqn">
+            <w:hyperlink w:history="1" r:id="rIdhzh3ccurpnssn0dip13iw">
               <w:r>
                 <w:rPr>
                   <w:rFonts w:ascii="Arial" w:cs="Arial" w:eastAsia="Arial" w:hAnsi="Arial"/>
@@ -13436,7 +13436,7 @@
               <w:spacing w:after="10" w:before="0"/>
               <w:ind w:left="120"/>
             </w:pPr>
-            <w:hyperlink w:history="1" r:id="rIdojfzey8d880q7ramt7zew">
+            <w:hyperlink w:history="1" r:id="rIdmjhehzcjkukv8xw_sxexb">
               <w:r>
                 <w:rPr>
                   <w:rFonts w:ascii="Arial" w:cs="Arial" w:eastAsia="Arial" w:hAnsi="Arial"/>
@@ -13513,7 +13513,7 @@
               <w:spacing w:after="10" w:before="0"/>
               <w:ind w:left="120"/>
             </w:pPr>
-            <w:hyperlink w:history="1" r:id="rIdtoraqhcehzh30f865tvba">
+            <w:hyperlink w:history="1" r:id="rIdfvthkyjqce94f4usocpmm">
               <w:r>
                 <w:rPr>
                   <w:rFonts w:ascii="Arial" w:cs="Arial" w:eastAsia="Arial" w:hAnsi="Arial"/>
@@ -14154,7 +14154,7 @@
         </w:rPr>
         <w:t xml:space="preserve">© 2026 SeaVuria and ARES. Aligned with KICD objectives. Developed by SeaVuria; technical implementation by ARES (with AI assistance from Claude). Licensed under </w:t>
       </w:r>
-      <w:hyperlink w:history="1" r:id="rIdpt-oypehml_nwtiyfnaxh">
+      <w:hyperlink w:history="1" r:id="rIda6jovqwwpge0sgnofhwl6">
         <w:r>
           <w:rPr>
             <w:rFonts w:ascii="Arial" w:cs="Arial" w:eastAsia="Arial" w:hAnsi="Arial"/>
@@ -14175,7 +14175,7 @@
         </w:rPr>
         <w:t xml:space="preserve"> (</w:t>
       </w:r>
-      <w:hyperlink w:history="1" r:id="rIdqfk3bzmno2wh9dw01mrjv">
+      <w:hyperlink w:history="1" r:id="rIdpg3rsyflek2kc2cg2dlje">
         <w:r>
           <w:rPr>
             <w:rFonts w:ascii="Arial" w:cs="Arial" w:eastAsia="Arial" w:hAnsi="Arial"/>
@@ -15188,7 +15188,7 @@
             <w:pPr>
               <w:spacing w:after="20" w:before="0"/>
             </w:pPr>
-            <w:hyperlink w:history="1" r:id="rIddmaux-9jzgw863dvbe4cu">
+            <w:hyperlink w:history="1" r:id="rIdbpxfsdmhhwmh26i7yhedu">
               <w:r>
                 <w:rPr>
                   <w:rFonts w:ascii="Arial" w:cs="Arial" w:eastAsia="Arial" w:hAnsi="Arial"/>
@@ -15221,7 +15221,7 @@
               <w:spacing w:after="10" w:before="0"/>
               <w:ind w:left="120"/>
             </w:pPr>
-            <w:hyperlink w:history="1" r:id="rIdunl4dsq6yvnic-hfwtjkr">
+            <w:hyperlink w:history="1" r:id="rIdmzyromnslgtkmh4ffnzxu">
               <w:r>
                 <w:rPr>
                   <w:rFonts w:ascii="Arial" w:cs="Arial" w:eastAsia="Arial" w:hAnsi="Arial"/>
@@ -15266,7 +15266,7 @@
             <w:pPr>
               <w:spacing w:after="20" w:before="0"/>
             </w:pPr>
-            <w:hyperlink w:history="1" r:id="rId_cccmz_rf8nnobitbgfcq">
+            <w:hyperlink w:history="1" r:id="rIdgpv0tiqir3-jjgkr3dyur">
               <w:r>
                 <w:rPr>
                   <w:rFonts w:ascii="Arial" w:cs="Arial" w:eastAsia="Arial" w:hAnsi="Arial"/>
@@ -15299,7 +15299,7 @@
               <w:spacing w:after="10" w:before="0"/>
               <w:ind w:left="120"/>
             </w:pPr>
-            <w:hyperlink w:history="1" r:id="rIdi9vlrbcp0t2t0ps_dfcn_">
+            <w:hyperlink w:history="1" r:id="rIdaekyc_pggw1wy_slyhlxj">
               <w:r>
                 <w:rPr>
                   <w:rFonts w:ascii="Arial" w:cs="Arial" w:eastAsia="Arial" w:hAnsi="Arial"/>
@@ -15494,7 +15494,7 @@
             <w:pPr>
               <w:spacing w:after="20" w:before="0"/>
             </w:pPr>
-            <w:hyperlink w:history="1" r:id="rIdpgwykzco8drmlmhxmvnas">
+            <w:hyperlink w:history="1" r:id="rId89r2n7dslcjk_kavyqra7">
               <w:r>
                 <w:rPr>
                   <w:rFonts w:ascii="Arial" w:cs="Arial" w:eastAsia="Arial" w:hAnsi="Arial"/>
@@ -15527,7 +15527,7 @@
               <w:spacing w:after="10" w:before="0"/>
               <w:ind w:left="120"/>
             </w:pPr>
-            <w:hyperlink w:history="1" r:id="rId1v8ptv8oznf-q_3ek5wcd">
+            <w:hyperlink w:history="1" r:id="rIdxoymx3ff255zvjeohfyir">
               <w:r>
                 <w:rPr>
                   <w:rFonts w:ascii="Arial" w:cs="Arial" w:eastAsia="Arial" w:hAnsi="Arial"/>
@@ -15572,7 +15572,7 @@
             <w:pPr>
               <w:spacing w:after="20" w:before="0"/>
             </w:pPr>
-            <w:hyperlink w:history="1" r:id="rIdcfir-lvywdnaw57ktgi59">
+            <w:hyperlink w:history="1" r:id="rIdyfd_vwtyc2vwpinnykgwy">
               <w:r>
                 <w:rPr>
                   <w:rFonts w:ascii="Arial" w:cs="Arial" w:eastAsia="Arial" w:hAnsi="Arial"/>
@@ -15605,7 +15605,7 @@
               <w:spacing w:after="10" w:before="0"/>
               <w:ind w:left="120"/>
             </w:pPr>
-            <w:hyperlink w:history="1" r:id="rId5usa3u0pk0-ausiaqpcmu">
+            <w:hyperlink w:history="1" r:id="rIdgf_s7yv2asi3z_bqjkoek">
               <w:r>
                 <w:rPr>
                   <w:rFonts w:ascii="Arial" w:cs="Arial" w:eastAsia="Arial" w:hAnsi="Arial"/>
@@ -15800,7 +15800,7 @@
             <w:pPr>
               <w:spacing w:after="20" w:before="0"/>
             </w:pPr>
-            <w:hyperlink w:history="1" r:id="rIdarvilddp9kd4ipevssd07">
+            <w:hyperlink w:history="1" r:id="rIdmstcau2k8cq4kiunvgvce">
               <w:r>
                 <w:rPr>
                   <w:rFonts w:ascii="Arial" w:cs="Arial" w:eastAsia="Arial" w:hAnsi="Arial"/>
@@ -15833,7 +15833,7 @@
               <w:spacing w:after="10" w:before="0"/>
               <w:ind w:left="120"/>
             </w:pPr>
-            <w:hyperlink w:history="1" r:id="rIdl4ehzihiax1ese2plqqgg">
+            <w:hyperlink w:history="1" r:id="rIdsbnsuu9io89o_jexfceiz">
               <w:r>
                 <w:rPr>
                   <w:rFonts w:ascii="Arial" w:cs="Arial" w:eastAsia="Arial" w:hAnsi="Arial"/>
@@ -15878,7 +15878,7 @@
             <w:pPr>
               <w:spacing w:after="20" w:before="0"/>
             </w:pPr>
-            <w:hyperlink w:history="1" r:id="rIdlr_xgatrckgaqn252io_m">
+            <w:hyperlink w:history="1" r:id="rIdhmdpd4zlrd0cswly9vilr">
               <w:r>
                 <w:rPr>
                   <w:rFonts w:ascii="Arial" w:cs="Arial" w:eastAsia="Arial" w:hAnsi="Arial"/>
@@ -15911,7 +15911,7 @@
               <w:spacing w:after="10" w:before="0"/>
               <w:ind w:left="120"/>
             </w:pPr>
-            <w:hyperlink w:history="1" r:id="rIdssq691cd-qno3bbk0tnnb">
+            <w:hyperlink w:history="1" r:id="rIdp375dehrkxhlz0nvjo0yl">
               <w:r>
                 <w:rPr>
                   <w:rFonts w:ascii="Arial" w:cs="Arial" w:eastAsia="Arial" w:hAnsi="Arial"/>
@@ -16106,7 +16106,7 @@
             <w:pPr>
               <w:spacing w:after="20" w:before="0"/>
             </w:pPr>
-            <w:hyperlink w:history="1" r:id="rIdugxt0fpklmtfxtvi5imia">
+            <w:hyperlink w:history="1" r:id="rIdmnjtu3u8gx9yfmmax553s">
               <w:r>
                 <w:rPr>
                   <w:rFonts w:ascii="Arial" w:cs="Arial" w:eastAsia="Arial" w:hAnsi="Arial"/>
@@ -16139,7 +16139,7 @@
               <w:spacing w:after="10" w:before="0"/>
               <w:ind w:left="120"/>
             </w:pPr>
-            <w:hyperlink w:history="1" r:id="rId-btrct0n6lvk3itchr-sy">
+            <w:hyperlink w:history="1" r:id="rIdeioctg4rf1qrc8uesvpzf">
               <w:r>
                 <w:rPr>
                   <w:rFonts w:ascii="Arial" w:cs="Arial" w:eastAsia="Arial" w:hAnsi="Arial"/>
@@ -16184,7 +16184,7 @@
             <w:pPr>
               <w:spacing w:after="20" w:before="0"/>
             </w:pPr>
-            <w:hyperlink w:history="1" r:id="rIdmao0t2z02iganhfggw5g4">
+            <w:hyperlink w:history="1" r:id="rIdyvnijjsrzc3v9k-szdzpq">
               <w:r>
                 <w:rPr>
                   <w:rFonts w:ascii="Arial" w:cs="Arial" w:eastAsia="Arial" w:hAnsi="Arial"/>
@@ -16217,7 +16217,7 @@
               <w:spacing w:after="10" w:before="0"/>
               <w:ind w:left="120"/>
             </w:pPr>
-            <w:hyperlink w:history="1" r:id="rIdi_ley_veqyusdrbzqfu0z">
+            <w:hyperlink w:history="1" r:id="rIdhwuqhcg4oakj5qtgads3v">
               <w:r>
                 <w:rPr>
                   <w:rFonts w:ascii="Arial" w:cs="Arial" w:eastAsia="Arial" w:hAnsi="Arial"/>
@@ -16412,7 +16412,7 @@
             <w:pPr>
               <w:spacing w:after="20" w:before="0"/>
             </w:pPr>
-            <w:hyperlink w:history="1" r:id="rIdppl1yson6cbhjwvtpj5bc">
+            <w:hyperlink w:history="1" r:id="rIdxtqf8jjozkxzdprscs7qu">
               <w:r>
                 <w:rPr>
                   <w:rFonts w:ascii="Arial" w:cs="Arial" w:eastAsia="Arial" w:hAnsi="Arial"/>
@@ -16445,7 +16445,7 @@
               <w:spacing w:after="10" w:before="0"/>
               <w:ind w:left="120"/>
             </w:pPr>
-            <w:hyperlink w:history="1" r:id="rIdkrqpzieqdannedpxfcmgb">
+            <w:hyperlink w:history="1" r:id="rId7sm6ckuvpzbyzwvwwi1gn">
               <w:r>
                 <w:rPr>
                   <w:rFonts w:ascii="Arial" w:cs="Arial" w:eastAsia="Arial" w:hAnsi="Arial"/>
@@ -16490,7 +16490,7 @@
             <w:pPr>
               <w:spacing w:after="20" w:before="0"/>
             </w:pPr>
-            <w:hyperlink w:history="1" r:id="rIdqqxdnysdbbqshsk29b2kt">
+            <w:hyperlink w:history="1" r:id="rIdegx8yxdqvdgjtpncipydf">
               <w:r>
                 <w:rPr>
                   <w:rFonts w:ascii="Arial" w:cs="Arial" w:eastAsia="Arial" w:hAnsi="Arial"/>
@@ -16523,7 +16523,7 @@
               <w:spacing w:after="10" w:before="0"/>
               <w:ind w:left="120"/>
             </w:pPr>
-            <w:hyperlink w:history="1" r:id="rIdtybwucry9fm0mikm9ohfj">
+            <w:hyperlink w:history="1" r:id="rIdsqnpekwfkqg0opofwqysa">
               <w:r>
                 <w:rPr>
                   <w:rFonts w:ascii="Arial" w:cs="Arial" w:eastAsia="Arial" w:hAnsi="Arial"/>
@@ -17035,7 +17035,7 @@
         </w:rPr>
         <w:t xml:space="preserve">© 2026 SeaVuria and ARES. Aligned with KICD objectives. Developed by SeaVuria; technical implementation by ARES (with AI assistance from Claude). Licensed under </w:t>
       </w:r>
-      <w:hyperlink w:history="1" r:id="rIdv2rrijtj-pldcguocv3ob">
+      <w:hyperlink w:history="1" r:id="rIdhyze2o8ylhzqhrwm6za8o">
         <w:r>
           <w:rPr>
             <w:rFonts w:ascii="Arial" w:cs="Arial" w:eastAsia="Arial" w:hAnsi="Arial"/>
@@ -17056,7 +17056,7 @@
         </w:rPr>
         <w:t xml:space="preserve"> (</w:t>
       </w:r>
-      <w:hyperlink w:history="1" r:id="rIdcalafexchtohtku3knlod">
+      <w:hyperlink w:history="1" r:id="rId2rmaq02gvwztq69pwjuqp">
         <w:r>
           <w:rPr>
             <w:rFonts w:ascii="Arial" w:cs="Arial" w:eastAsia="Arial" w:hAnsi="Arial"/>
@@ -18086,7 +18086,7 @@
               <w:spacing w:after="10" w:before="0"/>
               <w:ind w:left="120"/>
             </w:pPr>
-            <w:hyperlink w:history="1" r:id="rIdvkrap11zj4--9ngs_v7ci">
+            <w:hyperlink w:history="1" r:id="rIdr-gcfzb-0a925tdkezufb">
               <w:r>
                 <w:rPr>
                   <w:rFonts w:ascii="Arial" w:cs="Arial" w:eastAsia="Arial" w:hAnsi="Arial"/>
@@ -18163,7 +18163,7 @@
               <w:spacing w:after="10" w:before="0"/>
               <w:ind w:left="120"/>
             </w:pPr>
-            <w:hyperlink w:history="1" r:id="rIdn1v7k3dwpmqxlyrui8zis">
+            <w:hyperlink w:history="1" r:id="rIdxjl9mz3trrntmtqinl-qo">
               <w:r>
                 <w:rPr>
                   <w:rFonts w:ascii="Arial" w:cs="Arial" w:eastAsia="Arial" w:hAnsi="Arial"/>
@@ -18390,7 +18390,7 @@
               <w:spacing w:after="10" w:before="0"/>
               <w:ind w:left="120"/>
             </w:pPr>
-            <w:hyperlink w:history="1" r:id="rIdg1wj1tp9-0brist4mxgdr">
+            <w:hyperlink w:history="1" r:id="rIdm1xorvcbtuowkkln1qs13">
               <w:r>
                 <w:rPr>
                   <w:rFonts w:ascii="Arial" w:cs="Arial" w:eastAsia="Arial" w:hAnsi="Arial"/>
@@ -18467,7 +18467,7 @@
               <w:spacing w:after="10" w:before="0"/>
               <w:ind w:left="120"/>
             </w:pPr>
-            <w:hyperlink w:history="1" r:id="rIdmlbqrzqo-orunxdnjwvol">
+            <w:hyperlink w:history="1" r:id="rIdk2mw17tgkcoqdouhietun">
               <w:r>
                 <w:rPr>
                   <w:rFonts w:ascii="Arial" w:cs="Arial" w:eastAsia="Arial" w:hAnsi="Arial"/>
@@ -18694,7 +18694,7 @@
               <w:spacing w:after="10" w:before="0"/>
               <w:ind w:left="120"/>
             </w:pPr>
-            <w:hyperlink w:history="1" r:id="rId6kvdyx4j9lhvjfcnysdpx">
+            <w:hyperlink w:history="1" r:id="rIdp_jsb0j9e2v2tk0zp7yrt">
               <w:r>
                 <w:rPr>
                   <w:rFonts w:ascii="Arial" w:cs="Arial" w:eastAsia="Arial" w:hAnsi="Arial"/>
@@ -18771,7 +18771,7 @@
               <w:spacing w:after="10" w:before="0"/>
               <w:ind w:left="120"/>
             </w:pPr>
-            <w:hyperlink w:history="1" r:id="rId0ldje5ujpunc09upszwbf">
+            <w:hyperlink w:history="1" r:id="rIdi3lwvlfiojz-uxwo-pv5l">
               <w:r>
                 <w:rPr>
                   <w:rFonts w:ascii="Arial" w:cs="Arial" w:eastAsia="Arial" w:hAnsi="Arial"/>
@@ -18998,7 +18998,7 @@
               <w:spacing w:after="10" w:before="0"/>
               <w:ind w:left="120"/>
             </w:pPr>
-            <w:hyperlink w:history="1" r:id="rIdwwpk1jayr2o4cw9pyjmhg">
+            <w:hyperlink w:history="1" r:id="rId4g-ufdjywj1bf9l0cryem">
               <w:r>
                 <w:rPr>
                   <w:rFonts w:ascii="Arial" w:cs="Arial" w:eastAsia="Arial" w:hAnsi="Arial"/>
@@ -19075,7 +19075,7 @@
               <w:spacing w:after="10" w:before="0"/>
               <w:ind w:left="120"/>
             </w:pPr>
-            <w:hyperlink w:history="1" r:id="rIdogpcwq4mea6f6fnvkgksu">
+            <w:hyperlink w:history="1" r:id="rId8ivsmywk8rvcviz3rozzf">
               <w:r>
                 <w:rPr>
                   <w:rFonts w:ascii="Arial" w:cs="Arial" w:eastAsia="Arial" w:hAnsi="Arial"/>
@@ -19302,7 +19302,7 @@
               <w:spacing w:after="10" w:before="0"/>
               <w:ind w:left="120"/>
             </w:pPr>
-            <w:hyperlink w:history="1" r:id="rIdas02bbej38podbufxudsi">
+            <w:hyperlink w:history="1" r:id="rIdsnwqpzrje_pazpcs4urjv">
               <w:r>
                 <w:rPr>
                   <w:rFonts w:ascii="Arial" w:cs="Arial" w:eastAsia="Arial" w:hAnsi="Arial"/>
@@ -19379,7 +19379,7 @@
               <w:spacing w:after="10" w:before="0"/>
               <w:ind w:left="120"/>
             </w:pPr>
-            <w:hyperlink w:history="1" r:id="rIdrlifc651qpedf0vu_43pa">
+            <w:hyperlink w:history="1" r:id="rIdgu1nf2yhshwpcpbbweugh">
               <w:r>
                 <w:rPr>
                   <w:rFonts w:ascii="Arial" w:cs="Arial" w:eastAsia="Arial" w:hAnsi="Arial"/>
@@ -19906,7 +19906,7 @@
         </w:rPr>
         <w:t xml:space="preserve">© 2026 SeaVuria and ARES. Aligned with KICD objectives. Developed by SeaVuria; technical implementation by ARES (with AI assistance from Claude). Licensed under </w:t>
       </w:r>
-      <w:hyperlink w:history="1" r:id="rIdsxptsczebrqj_45f-cytq">
+      <w:hyperlink w:history="1" r:id="rIdx2udlyyb0cxtxhrlwiicf">
         <w:r>
           <w:rPr>
             <w:rFonts w:ascii="Arial" w:cs="Arial" w:eastAsia="Arial" w:hAnsi="Arial"/>
@@ -19927,7 +19927,7 @@
         </w:rPr>
         <w:t xml:space="preserve"> (</w:t>
       </w:r>
-      <w:hyperlink w:history="1" r:id="rIdnw8mzuobsnlfz9dk513co">
+      <w:hyperlink w:history="1" r:id="rIdw_x9kp_hcxg9fau37ppsx">
         <w:r>
           <w:rPr>
             <w:rFonts w:ascii="Arial" w:cs="Arial" w:eastAsia="Arial" w:hAnsi="Arial"/>
@@ -20940,7 +20940,7 @@
             <w:pPr>
               <w:spacing w:after="20" w:before="0"/>
             </w:pPr>
-            <w:hyperlink w:history="1" r:id="rIdl3eub27cwcwh3iotxwovr">
+            <w:hyperlink w:history="1" r:id="rIdrogzi2zi4pvbwskrfuojm">
               <w:r>
                 <w:rPr>
                   <w:rFonts w:ascii="Arial" w:cs="Arial" w:eastAsia="Arial" w:hAnsi="Arial"/>
@@ -20973,7 +20973,7 @@
               <w:spacing w:after="10" w:before="0"/>
               <w:ind w:left="120"/>
             </w:pPr>
-            <w:hyperlink w:history="1" r:id="rIdfgjzcgjzgiwiynynnofz9">
+            <w:hyperlink w:history="1" r:id="rIdoxalckoy1-uqhqzkuyohr">
               <w:r>
                 <w:rPr>
                   <w:rFonts w:ascii="Arial" w:cs="Arial" w:eastAsia="Arial" w:hAnsi="Arial"/>
@@ -21018,7 +21018,7 @@
             <w:pPr>
               <w:spacing w:after="20" w:before="0"/>
             </w:pPr>
-            <w:hyperlink w:history="1" r:id="rId-wk9b1nnowxjyrfltz5sj">
+            <w:hyperlink w:history="1" r:id="rIdrurhsj_uvqa9uy3vabpzr">
               <w:r>
                 <w:rPr>
                   <w:rFonts w:ascii="Arial" w:cs="Arial" w:eastAsia="Arial" w:hAnsi="Arial"/>
@@ -21051,7 +21051,7 @@
               <w:spacing w:after="10" w:before="0"/>
               <w:ind w:left="120"/>
             </w:pPr>
-            <w:hyperlink w:history="1" r:id="rIdozyz9oxqmilb8p1d_gsgy">
+            <w:hyperlink w:history="1" r:id="rIdqgjqbifovpyexgti2b2gt">
               <w:r>
                 <w:rPr>
                   <w:rFonts w:ascii="Arial" w:cs="Arial" w:eastAsia="Arial" w:hAnsi="Arial"/>
@@ -21246,7 +21246,7 @@
             <w:pPr>
               <w:spacing w:after="20" w:before="0"/>
             </w:pPr>
-            <w:hyperlink w:history="1" r:id="rIdxtov5oabab0r31efi_6ra">
+            <w:hyperlink w:history="1" r:id="rIdnuvb2suooillvypwqtc5u">
               <w:r>
                 <w:rPr>
                   <w:rFonts w:ascii="Arial" w:cs="Arial" w:eastAsia="Arial" w:hAnsi="Arial"/>
@@ -21279,7 +21279,7 @@
               <w:spacing w:after="10" w:before="0"/>
               <w:ind w:left="120"/>
             </w:pPr>
-            <w:hyperlink w:history="1" r:id="rIdrnowy0mqn_m5ttklek_80">
+            <w:hyperlink w:history="1" r:id="rId6pdwovsphystqxxmaavow">
               <w:r>
                 <w:rPr>
                   <w:rFonts w:ascii="Arial" w:cs="Arial" w:eastAsia="Arial" w:hAnsi="Arial"/>
@@ -21324,7 +21324,7 @@
             <w:pPr>
               <w:spacing w:after="20" w:before="0"/>
             </w:pPr>
-            <w:hyperlink w:history="1" r:id="rId2vnsaqt252tobw-ouog96">
+            <w:hyperlink w:history="1" r:id="rIdbgy__szokzqtadqbqswv9">
               <w:r>
                 <w:rPr>
                   <w:rFonts w:ascii="Arial" w:cs="Arial" w:eastAsia="Arial" w:hAnsi="Arial"/>
@@ -21357,7 +21357,7 @@
               <w:spacing w:after="10" w:before="0"/>
               <w:ind w:left="120"/>
             </w:pPr>
-            <w:hyperlink w:history="1" r:id="rId7t8h5yspzzkgedzpk1dal">
+            <w:hyperlink w:history="1" r:id="rId6lyfzq_xpftiq4hsbzhrq">
               <w:r>
                 <w:rPr>
                   <w:rFonts w:ascii="Arial" w:cs="Arial" w:eastAsia="Arial" w:hAnsi="Arial"/>
@@ -21552,7 +21552,7 @@
             <w:pPr>
               <w:spacing w:after="20" w:before="0"/>
             </w:pPr>
-            <w:hyperlink w:history="1" r:id="rIdi5ugzwsyzxvxw951hq5hi">
+            <w:hyperlink w:history="1" r:id="rIdzhixhomb-56owzdeojv4c">
               <w:r>
                 <w:rPr>
                   <w:rFonts w:ascii="Arial" w:cs="Arial" w:eastAsia="Arial" w:hAnsi="Arial"/>
@@ -21585,7 +21585,7 @@
               <w:spacing w:after="10" w:before="0"/>
               <w:ind w:left="120"/>
             </w:pPr>
-            <w:hyperlink w:history="1" r:id="rId48syugulixv_k105adwpl">
+            <w:hyperlink w:history="1" r:id="rIdakfy0exlugquwfn5sbdxh">
               <w:r>
                 <w:rPr>
                   <w:rFonts w:ascii="Arial" w:cs="Arial" w:eastAsia="Arial" w:hAnsi="Arial"/>
@@ -21630,7 +21630,7 @@
             <w:pPr>
               <w:spacing w:after="20" w:before="0"/>
             </w:pPr>
-            <w:hyperlink w:history="1" r:id="rIdbfaa5cuhapwboyejsd7af">
+            <w:hyperlink w:history="1" r:id="rId4-25kz4x4ztf_uok8klfe">
               <w:r>
                 <w:rPr>
                   <w:rFonts w:ascii="Arial" w:cs="Arial" w:eastAsia="Arial" w:hAnsi="Arial"/>
@@ -21663,7 +21663,7 @@
               <w:spacing w:after="10" w:before="0"/>
               <w:ind w:left="120"/>
             </w:pPr>
-            <w:hyperlink w:history="1" r:id="rIdzcnnprsiovk0ufj52repc">
+            <w:hyperlink w:history="1" r:id="rId4vo5hlbd_4tmg62yia3lo">
               <w:r>
                 <w:rPr>
                   <w:rFonts w:ascii="Arial" w:cs="Arial" w:eastAsia="Arial" w:hAnsi="Arial"/>
@@ -21858,7 +21858,7 @@
             <w:pPr>
               <w:spacing w:after="20" w:before="0"/>
             </w:pPr>
-            <w:hyperlink w:history="1" r:id="rId4jdyevm994kf8iztnoyzg">
+            <w:hyperlink w:history="1" r:id="rIduvrumpvgpr242y7mcphat">
               <w:r>
                 <w:rPr>
                   <w:rFonts w:ascii="Arial" w:cs="Arial" w:eastAsia="Arial" w:hAnsi="Arial"/>
@@ -21891,7 +21891,7 @@
               <w:spacing w:after="10" w:before="0"/>
               <w:ind w:left="120"/>
             </w:pPr>
-            <w:hyperlink w:history="1" r:id="rIdj6yojnzbo6clifl3qtvrz">
+            <w:hyperlink w:history="1" r:id="rIddciemhhd3fiytwpo1r7br">
               <w:r>
                 <w:rPr>
                   <w:rFonts w:ascii="Arial" w:cs="Arial" w:eastAsia="Arial" w:hAnsi="Arial"/>
@@ -21936,7 +21936,7 @@
             <w:pPr>
               <w:spacing w:after="20" w:before="0"/>
             </w:pPr>
-            <w:hyperlink w:history="1" r:id="rIdmklgnk3fybpaj0l412ive">
+            <w:hyperlink w:history="1" r:id="rId2v-erk9h5rd1diaiy4qwj">
               <w:r>
                 <w:rPr>
                   <w:rFonts w:ascii="Arial" w:cs="Arial" w:eastAsia="Arial" w:hAnsi="Arial"/>
@@ -21969,7 +21969,7 @@
               <w:spacing w:after="10" w:before="0"/>
               <w:ind w:left="120"/>
             </w:pPr>
-            <w:hyperlink w:history="1" r:id="rId2frlzqvoihy7tflnpw2hn">
+            <w:hyperlink w:history="1" r:id="rIdahyqxhgtfliq_am_xjqki">
               <w:r>
                 <w:rPr>
                   <w:rFonts w:ascii="Arial" w:cs="Arial" w:eastAsia="Arial" w:hAnsi="Arial"/>
@@ -22164,7 +22164,7 @@
             <w:pPr>
               <w:spacing w:after="20" w:before="0"/>
             </w:pPr>
-            <w:hyperlink w:history="1" r:id="rIdnsa19ihzclfocgiw-4xxb">
+            <w:hyperlink w:history="1" r:id="rId0q5lcvvvplnz2iv_hzckc">
               <w:r>
                 <w:rPr>
                   <w:rFonts w:ascii="Arial" w:cs="Arial" w:eastAsia="Arial" w:hAnsi="Arial"/>
@@ -22197,7 +22197,7 @@
               <w:spacing w:after="10" w:before="0"/>
               <w:ind w:left="120"/>
             </w:pPr>
-            <w:hyperlink w:history="1" r:id="rIdajmuxmitm5akn76jvazah">
+            <w:hyperlink w:history="1" r:id="rIdivgf90bwknvi1zrxfuxdv">
               <w:r>
                 <w:rPr>
                   <w:rFonts w:ascii="Arial" w:cs="Arial" w:eastAsia="Arial" w:hAnsi="Arial"/>
@@ -22242,7 +22242,7 @@
             <w:pPr>
               <w:spacing w:after="20" w:before="0"/>
             </w:pPr>
-            <w:hyperlink w:history="1" r:id="rIdhijg-qkt5pmy7xeskpama">
+            <w:hyperlink w:history="1" r:id="rIdtucd4fg8sumikpq5_qeob">
               <w:r>
                 <w:rPr>
                   <w:rFonts w:ascii="Arial" w:cs="Arial" w:eastAsia="Arial" w:hAnsi="Arial"/>
@@ -22275,7 +22275,7 @@
               <w:spacing w:after="10" w:before="0"/>
               <w:ind w:left="120"/>
             </w:pPr>
-            <w:hyperlink w:history="1" r:id="rId3appuytgai2arvr9f3s3n">
+            <w:hyperlink w:history="1" r:id="rId_gxsgnf-biat-t1jfcysc">
               <w:r>
                 <w:rPr>
                   <w:rFonts w:ascii="Arial" w:cs="Arial" w:eastAsia="Arial" w:hAnsi="Arial"/>
@@ -22882,7 +22882,7 @@
         </w:rPr>
         <w:t xml:space="preserve">© 2026 SeaVuria and ARES. Aligned with KICD objectives. Developed by SeaVuria; technical implementation by ARES (with AI assistance from Claude). Licensed under </w:t>
       </w:r>
-      <w:hyperlink w:history="1" r:id="rIdpbtplnauajfp5od9qcag6">
+      <w:hyperlink w:history="1" r:id="rIdqzgwojcwdyolbkwtlbtoa">
         <w:r>
           <w:rPr>
             <w:rFonts w:ascii="Arial" w:cs="Arial" w:eastAsia="Arial" w:hAnsi="Arial"/>
@@ -22903,7 +22903,7 @@
         </w:rPr>
         <w:t xml:space="preserve"> (</w:t>
       </w:r>
-      <w:hyperlink w:history="1" r:id="rIdtdpdulpd2qqkow-jcg1gk">
+      <w:hyperlink w:history="1" r:id="rIdukqzuluoa6xahzt7siw1s">
         <w:r>
           <w:rPr>
             <w:rFonts w:ascii="Arial" w:cs="Arial" w:eastAsia="Arial" w:hAnsi="Arial"/>
@@ -23916,7 +23916,7 @@
             <w:pPr>
               <w:spacing w:after="20" w:before="0"/>
             </w:pPr>
-            <w:hyperlink w:history="1" r:id="rIdfiu92z5b0l1t0mmp7zlpn">
+            <w:hyperlink w:history="1" r:id="rId2ujvwszhzdpzqcmbucryx">
               <w:r>
                 <w:rPr>
                   <w:rFonts w:ascii="Arial" w:cs="Arial" w:eastAsia="Arial" w:hAnsi="Arial"/>
@@ -23949,7 +23949,7 @@
               <w:spacing w:after="10" w:before="0"/>
               <w:ind w:left="120"/>
             </w:pPr>
-            <w:hyperlink w:history="1" r:id="rIdorp8sfzk0tmr_1b7piv87">
+            <w:hyperlink w:history="1" r:id="rIdlvasldstej2qnzrae0v25">
               <w:r>
                 <w:rPr>
                   <w:rFonts w:ascii="Arial" w:cs="Arial" w:eastAsia="Arial" w:hAnsi="Arial"/>
@@ -23994,7 +23994,7 @@
             <w:pPr>
               <w:spacing w:after="20" w:before="0"/>
             </w:pPr>
-            <w:hyperlink w:history="1" r:id="rIdk2on8yigptwx8rickemrr">
+            <w:hyperlink w:history="1" r:id="rIdkfj4zxsudjeq35kpkmbmk">
               <w:r>
                 <w:rPr>
                   <w:rFonts w:ascii="Arial" w:cs="Arial" w:eastAsia="Arial" w:hAnsi="Arial"/>
@@ -24027,7 +24027,7 @@
               <w:spacing w:after="10" w:before="0"/>
               <w:ind w:left="120"/>
             </w:pPr>
-            <w:hyperlink w:history="1" r:id="rIddqqij8n4ggk-fw7bdpcz-">
+            <w:hyperlink w:history="1" r:id="rIdn9qb5zqp-hnnvifqjyl7m">
               <w:r>
                 <w:rPr>
                   <w:rFonts w:ascii="Arial" w:cs="Arial" w:eastAsia="Arial" w:hAnsi="Arial"/>
@@ -24222,7 +24222,7 @@
             <w:pPr>
               <w:spacing w:after="20" w:before="0"/>
             </w:pPr>
-            <w:hyperlink w:history="1" r:id="rIdkil2jizog0stbyhjjm48o">
+            <w:hyperlink w:history="1" r:id="rIdrl1th1gzpuybq06zi2mav">
               <w:r>
                 <w:rPr>
                   <w:rFonts w:ascii="Arial" w:cs="Arial" w:eastAsia="Arial" w:hAnsi="Arial"/>
@@ -24255,7 +24255,7 @@
               <w:spacing w:after="10" w:before="0"/>
               <w:ind w:left="120"/>
             </w:pPr>
-            <w:hyperlink w:history="1" r:id="rIdwyn_mmb4zvkrp7m9dhirg">
+            <w:hyperlink w:history="1" r:id="rId8gscragxsjjv408bfbbxx">
               <w:r>
                 <w:rPr>
                   <w:rFonts w:ascii="Arial" w:cs="Arial" w:eastAsia="Arial" w:hAnsi="Arial"/>
@@ -24300,7 +24300,7 @@
             <w:pPr>
               <w:spacing w:after="20" w:before="0"/>
             </w:pPr>
-            <w:hyperlink w:history="1" r:id="rIdhf0roljpr2roh1gplyhzq">
+            <w:hyperlink w:history="1" r:id="rIdencavy28q0pq7za-xcaz9">
               <w:r>
                 <w:rPr>
                   <w:rFonts w:ascii="Arial" w:cs="Arial" w:eastAsia="Arial" w:hAnsi="Arial"/>
@@ -24333,7 +24333,7 @@
               <w:spacing w:after="10" w:before="0"/>
               <w:ind w:left="120"/>
             </w:pPr>
-            <w:hyperlink w:history="1" r:id="rIdqf7mspdi0ywrgzkhhpx32">
+            <w:hyperlink w:history="1" r:id="rIdokkorpkcjag0-rcrxtdbq">
               <w:r>
                 <w:rPr>
                   <w:rFonts w:ascii="Arial" w:cs="Arial" w:eastAsia="Arial" w:hAnsi="Arial"/>
@@ -24528,7 +24528,7 @@
             <w:pPr>
               <w:spacing w:after="20" w:before="0"/>
             </w:pPr>
-            <w:hyperlink w:history="1" r:id="rIdgynh36q8x_iljfcu4y3pr">
+            <w:hyperlink w:history="1" r:id="rIdibncntazlqvat9peidqpl">
               <w:r>
                 <w:rPr>
                   <w:rFonts w:ascii="Arial" w:cs="Arial" w:eastAsia="Arial" w:hAnsi="Arial"/>
@@ -24561,7 +24561,7 @@
               <w:spacing w:after="10" w:before="0"/>
               <w:ind w:left="120"/>
             </w:pPr>
-            <w:hyperlink w:history="1" r:id="rId18xokffmoid2vmvivwgur">
+            <w:hyperlink w:history="1" r:id="rIdfem9cxtkfiu6qljtkzdwq">
               <w:r>
                 <w:rPr>
                   <w:rFonts w:ascii="Arial" w:cs="Arial" w:eastAsia="Arial" w:hAnsi="Arial"/>
@@ -24606,7 +24606,7 @@
             <w:pPr>
               <w:spacing w:after="20" w:before="0"/>
             </w:pPr>
-            <w:hyperlink w:history="1" r:id="rIdfkkd0qcd3jjkd7rkl1idl">
+            <w:hyperlink w:history="1" r:id="rId-olqlhz7dkltgyddekv4z">
               <w:r>
                 <w:rPr>
                   <w:rFonts w:ascii="Arial" w:cs="Arial" w:eastAsia="Arial" w:hAnsi="Arial"/>
@@ -24639,7 +24639,7 @@
               <w:spacing w:after="10" w:before="0"/>
               <w:ind w:left="120"/>
             </w:pPr>
-            <w:hyperlink w:history="1" r:id="rIdmqtfrof4ybmdwphui-6ii">
+            <w:hyperlink w:history="1" r:id="rIdq8jdrnsixjbx9b6vwod_h">
               <w:r>
                 <w:rPr>
                   <w:rFonts w:ascii="Arial" w:cs="Arial" w:eastAsia="Arial" w:hAnsi="Arial"/>
@@ -24834,7 +24834,7 @@
             <w:pPr>
               <w:spacing w:after="20" w:before="0"/>
             </w:pPr>
-            <w:hyperlink w:history="1" r:id="rIdz74weq1pq8b3tqymvellj">
+            <w:hyperlink w:history="1" r:id="rId_nr7qwpbqz_hd75qvl09p">
               <w:r>
                 <w:rPr>
                   <w:rFonts w:ascii="Arial" w:cs="Arial" w:eastAsia="Arial" w:hAnsi="Arial"/>
@@ -24867,7 +24867,7 @@
               <w:spacing w:after="10" w:before="0"/>
               <w:ind w:left="120"/>
             </w:pPr>
-            <w:hyperlink w:history="1" r:id="rIdazwgp9rx2c-mtmi5qf1z8">
+            <w:hyperlink w:history="1" r:id="rIdrrjbxw9lrgcvwm2cbip4w">
               <w:r>
                 <w:rPr>
                   <w:rFonts w:ascii="Arial" w:cs="Arial" w:eastAsia="Arial" w:hAnsi="Arial"/>
@@ -24912,7 +24912,7 @@
             <w:pPr>
               <w:spacing w:after="20" w:before="0"/>
             </w:pPr>
-            <w:hyperlink w:history="1" r:id="rIdgfc8mtcjkzjhxbnxvrfzh">
+            <w:hyperlink w:history="1" r:id="rIdzi7eaycr5tkvii-hl6yaq">
               <w:r>
                 <w:rPr>
                   <w:rFonts w:ascii="Arial" w:cs="Arial" w:eastAsia="Arial" w:hAnsi="Arial"/>
@@ -24945,7 +24945,7 @@
               <w:spacing w:after="10" w:before="0"/>
               <w:ind w:left="120"/>
             </w:pPr>
-            <w:hyperlink w:history="1" r:id="rId3q0ltppy9rjrur8ooooge">
+            <w:hyperlink w:history="1" r:id="rId8t-v8aqfvq9gfhnuhevp7">
               <w:r>
                 <w:rPr>
                   <w:rFonts w:ascii="Arial" w:cs="Arial" w:eastAsia="Arial" w:hAnsi="Arial"/>
@@ -25140,7 +25140,7 @@
             <w:pPr>
               <w:spacing w:after="20" w:before="0"/>
             </w:pPr>
-            <w:hyperlink w:history="1" r:id="rIdvhy2vjdqm_g2fyxkbzspe">
+            <w:hyperlink w:history="1" r:id="rIde1fjxifkrc8vtgizsdavc">
               <w:r>
                 <w:rPr>
                   <w:rFonts w:ascii="Arial" w:cs="Arial" w:eastAsia="Arial" w:hAnsi="Arial"/>
@@ -25173,7 +25173,7 @@
               <w:spacing w:after="10" w:before="0"/>
               <w:ind w:left="120"/>
             </w:pPr>
-            <w:hyperlink w:history="1" r:id="rIdnabpdrymatyhpavczplwa">
+            <w:hyperlink w:history="1" r:id="rIdpulcbuhvzskixj4i2cokb">
               <w:r>
                 <w:rPr>
                   <w:rFonts w:ascii="Arial" w:cs="Arial" w:eastAsia="Arial" w:hAnsi="Arial"/>
@@ -25218,7 +25218,7 @@
             <w:pPr>
               <w:spacing w:after="20" w:before="0"/>
             </w:pPr>
-            <w:hyperlink w:history="1" r:id="rIdkyzegqtue7ws0hl2ecxs5">
+            <w:hyperlink w:history="1" r:id="rIdpcxfo7d6z7cc7xg5gfqnj">
               <w:r>
                 <w:rPr>
                   <w:rFonts w:ascii="Arial" w:cs="Arial" w:eastAsia="Arial" w:hAnsi="Arial"/>
@@ -25251,7 +25251,7 @@
               <w:spacing w:after="10" w:before="0"/>
               <w:ind w:left="120"/>
             </w:pPr>
-            <w:hyperlink w:history="1" r:id="rIda9gj43d366opjeyic4zeq">
+            <w:hyperlink w:history="1" r:id="rIdml1qoferb90ozf7emh_jz">
               <w:r>
                 <w:rPr>
                   <w:rFonts w:ascii="Arial" w:cs="Arial" w:eastAsia="Arial" w:hAnsi="Arial"/>
@@ -25763,7 +25763,7 @@
         </w:rPr>
         <w:t xml:space="preserve">© 2026 SeaVuria and ARES. Aligned with KICD objectives. Developed by SeaVuria; technical implementation by ARES (with AI assistance from Claude). Licensed under </w:t>
       </w:r>
-      <w:hyperlink w:history="1" r:id="rIdtwr_7qfkl-gbyg_hzngk3">
+      <w:hyperlink w:history="1" r:id="rId66xybibw31mwyvtk6fnpw">
         <w:r>
           <w:rPr>
             <w:rFonts w:ascii="Arial" w:cs="Arial" w:eastAsia="Arial" w:hAnsi="Arial"/>
@@ -25784,7 +25784,7 @@
         </w:rPr>
         <w:t xml:space="preserve"> (</w:t>
       </w:r>
-      <w:hyperlink w:history="1" r:id="rIdfnw_7pn2bhlzojyiaq_q6">
+      <w:hyperlink w:history="1" r:id="rIdusmj_exihs7sjey0nbe2e">
         <w:r>
           <w:rPr>
             <w:rFonts w:ascii="Arial" w:cs="Arial" w:eastAsia="Arial" w:hAnsi="Arial"/>
@@ -26814,7 +26814,7 @@
               <w:spacing w:after="10" w:before="0"/>
               <w:ind w:left="120"/>
             </w:pPr>
-            <w:hyperlink w:history="1" r:id="rIdugtbvnvrsg5-i_-t-aymo">
+            <w:hyperlink w:history="1" r:id="rId1_leoyuv8nm-zhbz_09xv">
               <w:r>
                 <w:rPr>
                   <w:rFonts w:ascii="Arial" w:cs="Arial" w:eastAsia="Arial" w:hAnsi="Arial"/>
@@ -26874,7 +26874,7 @@
             <w:pPr>
               <w:spacing w:after="20" w:before="0"/>
             </w:pPr>
-            <w:hyperlink w:history="1" r:id="rIdb2lqa7uwjhvalubql-421">
+            <w:hyperlink w:history="1" r:id="rIdhaui6drhyl8yiicjz-i_b">
               <w:r>
                 <w:rPr>
                   <w:rFonts w:ascii="Arial" w:cs="Arial" w:eastAsia="Arial" w:hAnsi="Arial"/>
@@ -26907,7 +26907,7 @@
               <w:spacing w:after="10" w:before="0"/>
               <w:ind w:left="120"/>
             </w:pPr>
-            <w:hyperlink w:history="1" r:id="rId047sefmrvm4gm4wd-pufp">
+            <w:hyperlink w:history="1" r:id="rIdfuci2ubthorqe_bd2_l1u">
               <w:r>
                 <w:rPr>
                   <w:rFonts w:ascii="Arial" w:cs="Arial" w:eastAsia="Arial" w:hAnsi="Arial"/>
@@ -27119,7 +27119,7 @@
               <w:spacing w:after="10" w:before="0"/>
               <w:ind w:left="120"/>
             </w:pPr>
-            <w:hyperlink w:history="1" r:id="rId3a3tb-f_o6rbivwr4gfku">
+            <w:hyperlink w:history="1" r:id="rIdr9ollne-ly3ucmpkyurfh">
               <w:r>
                 <w:rPr>
                   <w:rFonts w:ascii="Arial" w:cs="Arial" w:eastAsia="Arial" w:hAnsi="Arial"/>
@@ -27179,7 +27179,7 @@
             <w:pPr>
               <w:spacing w:after="20" w:before="0"/>
             </w:pPr>
-            <w:hyperlink w:history="1" r:id="rIdlhs9rugus4ww3bnumuhyd">
+            <w:hyperlink w:history="1" r:id="rIdx8qocdwlmhh_bijimiqvz">
               <w:r>
                 <w:rPr>
                   <w:rFonts w:ascii="Arial" w:cs="Arial" w:eastAsia="Arial" w:hAnsi="Arial"/>
@@ -27212,7 +27212,7 @@
               <w:spacing w:after="10" w:before="0"/>
               <w:ind w:left="120"/>
             </w:pPr>
-            <w:hyperlink w:history="1" r:id="rIdzqyde_7m5rjzve0b3t3nv">
+            <w:hyperlink w:history="1" r:id="rId_q6bw-vsbikcn3y4igpka">
               <w:r>
                 <w:rPr>
                   <w:rFonts w:ascii="Arial" w:cs="Arial" w:eastAsia="Arial" w:hAnsi="Arial"/>
@@ -27424,7 +27424,7 @@
               <w:spacing w:after="10" w:before="0"/>
               <w:ind w:left="120"/>
             </w:pPr>
-            <w:hyperlink w:history="1" r:id="rIdeqy6hkpfega0vow72xpe0">
+            <w:hyperlink w:history="1" r:id="rIdmvjdxgfujiryerpr5fr1u">
               <w:r>
                 <w:rPr>
                   <w:rFonts w:ascii="Arial" w:cs="Arial" w:eastAsia="Arial" w:hAnsi="Arial"/>
@@ -27484,7 +27484,7 @@
             <w:pPr>
               <w:spacing w:after="20" w:before="0"/>
             </w:pPr>
-            <w:hyperlink w:history="1" r:id="rIdudgvvfiogvsw0lmtptqdj">
+            <w:hyperlink w:history="1" r:id="rId00hnyjrvj6kf01pw9xgjf">
               <w:r>
                 <w:rPr>
                   <w:rFonts w:ascii="Arial" w:cs="Arial" w:eastAsia="Arial" w:hAnsi="Arial"/>
@@ -27517,7 +27517,7 @@
               <w:spacing w:after="10" w:before="0"/>
               <w:ind w:left="120"/>
             </w:pPr>
-            <w:hyperlink w:history="1" r:id="rIda0ebyso4rwktwjo_rtvz_">
+            <w:hyperlink w:history="1" r:id="rIdpfvqpsdlk_adftrknldfj">
               <w:r>
                 <w:rPr>
                   <w:rFonts w:ascii="Arial" w:cs="Arial" w:eastAsia="Arial" w:hAnsi="Arial"/>
@@ -27729,7 +27729,7 @@
               <w:spacing w:after="10" w:before="0"/>
               <w:ind w:left="120"/>
             </w:pPr>
-            <w:hyperlink w:history="1" r:id="rIdkmxp5o9d6kktul9hnr3rf">
+            <w:hyperlink w:history="1" r:id="rId1cd0ffnqxxx6pyecf3lti">
               <w:r>
                 <w:rPr>
                   <w:rFonts w:ascii="Arial" w:cs="Arial" w:eastAsia="Arial" w:hAnsi="Arial"/>
@@ -27789,7 +27789,7 @@
             <w:pPr>
               <w:spacing w:after="20" w:before="0"/>
             </w:pPr>
-            <w:hyperlink w:history="1" r:id="rIdjodm0daugvtxigsetoqty">
+            <w:hyperlink w:history="1" r:id="rIddnnmtupvx4e9qcionrs5p">
               <w:r>
                 <w:rPr>
                   <w:rFonts w:ascii="Arial" w:cs="Arial" w:eastAsia="Arial" w:hAnsi="Arial"/>
@@ -27822,7 +27822,7 @@
               <w:spacing w:after="10" w:before="0"/>
               <w:ind w:left="120"/>
             </w:pPr>
-            <w:hyperlink w:history="1" r:id="rIdkcxgfx7y_wzdi3s_4he1v">
+            <w:hyperlink w:history="1" r:id="rIdah8zta3orx7kb9iboxr4t">
               <w:r>
                 <w:rPr>
                   <w:rFonts w:ascii="Arial" w:cs="Arial" w:eastAsia="Arial" w:hAnsi="Arial"/>
@@ -28034,7 +28034,7 @@
               <w:spacing w:after="10" w:before="0"/>
               <w:ind w:left="120"/>
             </w:pPr>
-            <w:hyperlink w:history="1" r:id="rId3reo0i3l9w1vnydle8ybl">
+            <w:hyperlink w:history="1" r:id="rIdoc7sfc-s0v_r4rhxstzf6">
               <w:r>
                 <w:rPr>
                   <w:rFonts w:ascii="Arial" w:cs="Arial" w:eastAsia="Arial" w:hAnsi="Arial"/>
@@ -28094,7 +28094,7 @@
             <w:pPr>
               <w:spacing w:after="20" w:before="0"/>
             </w:pPr>
-            <w:hyperlink w:history="1" r:id="rId74lvk93olg4cvk91r8ndw">
+            <w:hyperlink w:history="1" r:id="rIdpjgv4-6cxy-gvvtaikirs">
               <w:r>
                 <w:rPr>
                   <w:rFonts w:ascii="Arial" w:cs="Arial" w:eastAsia="Arial" w:hAnsi="Arial"/>
@@ -28127,7 +28127,7 @@
               <w:spacing w:after="10" w:before="0"/>
               <w:ind w:left="120"/>
             </w:pPr>
-            <w:hyperlink w:history="1" r:id="rIdhoskzpttnl5jhsgexaa7h">
+            <w:hyperlink w:history="1" r:id="rIdgq4zbaoysduezd6pn1cai">
               <w:r>
                 <w:rPr>
                   <w:rFonts w:ascii="Arial" w:cs="Arial" w:eastAsia="Arial" w:hAnsi="Arial"/>
@@ -28867,7 +28867,7 @@
         </w:rPr>
         <w:t xml:space="preserve">© 2026 SeaVuria and ARES. Aligned with KICD objectives. Developed by SeaVuria; technical implementation by ARES (with AI assistance from Claude). Licensed under </w:t>
       </w:r>
-      <w:hyperlink w:history="1" r:id="rIdsomqfxg3lkyuj8nbrn36-">
+      <w:hyperlink w:history="1" r:id="rIdyypsgwtojxq6eyummf1en">
         <w:r>
           <w:rPr>
             <w:rFonts w:ascii="Arial" w:cs="Arial" w:eastAsia="Arial" w:hAnsi="Arial"/>
@@ -28888,7 +28888,7 @@
         </w:rPr>
         <w:t xml:space="preserve"> (</w:t>
       </w:r>
-      <w:hyperlink w:history="1" r:id="rIdk213ggxb8yldvkpjdky-g">
+      <w:hyperlink w:history="1" r:id="rIdj_ej-lewwj2xn8znzw7qh">
         <w:r>
           <w:rPr>
             <w:rFonts w:ascii="Arial" w:cs="Arial" w:eastAsia="Arial" w:hAnsi="Arial"/>
@@ -29901,7 +29901,7 @@
             <w:pPr>
               <w:spacing w:after="20" w:before="0"/>
             </w:pPr>
-            <w:hyperlink w:history="1" r:id="rIdxv4j9fu6vax-zoctkdeux">
+            <w:hyperlink w:history="1" r:id="rIdnqys20dtckjllhu-pdmhc">
               <w:r>
                 <w:rPr>
                   <w:rFonts w:ascii="Arial" w:cs="Arial" w:eastAsia="Arial" w:hAnsi="Arial"/>
@@ -29934,7 +29934,7 @@
               <w:spacing w:after="10" w:before="0"/>
               <w:ind w:left="120"/>
             </w:pPr>
-            <w:hyperlink w:history="1" r:id="rIdfhsgoi7a9ag-ajkuvaq7t">
+            <w:hyperlink w:history="1" r:id="rIdtc3rh9shytaznztppg7md">
               <w:r>
                 <w:rPr>
                   <w:rFonts w:ascii="Arial" w:cs="Arial" w:eastAsia="Arial" w:hAnsi="Arial"/>
@@ -29979,7 +29979,7 @@
             <w:pPr>
               <w:spacing w:after="20" w:before="0"/>
             </w:pPr>
-            <w:hyperlink w:history="1" r:id="rIdyrizxe1drris3lfejxizq">
+            <w:hyperlink w:history="1" r:id="rIdxowpdp9co9hh1asu13buw">
               <w:r>
                 <w:rPr>
                   <w:rFonts w:ascii="Arial" w:cs="Arial" w:eastAsia="Arial" w:hAnsi="Arial"/>
@@ -30012,7 +30012,7 @@
               <w:spacing w:after="10" w:before="0"/>
               <w:ind w:left="120"/>
             </w:pPr>
-            <w:hyperlink w:history="1" r:id="rIdf3xbmnpfmzxsi2onbfren">
+            <w:hyperlink w:history="1" r:id="rIdwespjlweugs5h0fxahqha">
               <w:r>
                 <w:rPr>
                   <w:rFonts w:ascii="Arial" w:cs="Arial" w:eastAsia="Arial" w:hAnsi="Arial"/>
@@ -30207,7 +30207,7 @@
             <w:pPr>
               <w:spacing w:after="20" w:before="0"/>
             </w:pPr>
-            <w:hyperlink w:history="1" r:id="rIdxw4inhrj2efksx1vhe3da">
+            <w:hyperlink w:history="1" r:id="rIdvvfe7mlx4zalwhmvd9v73">
               <w:r>
                 <w:rPr>
                   <w:rFonts w:ascii="Arial" w:cs="Arial" w:eastAsia="Arial" w:hAnsi="Arial"/>
@@ -30240,7 +30240,7 @@
               <w:spacing w:after="10" w:before="0"/>
               <w:ind w:left="120"/>
             </w:pPr>
-            <w:hyperlink w:history="1" r:id="rIdnykwadu5dp4ivm_vnzcpb">
+            <w:hyperlink w:history="1" r:id="rIdtfwmclqz82vrb2526vgh0">
               <w:r>
                 <w:rPr>
                   <w:rFonts w:ascii="Arial" w:cs="Arial" w:eastAsia="Arial" w:hAnsi="Arial"/>
@@ -30285,7 +30285,7 @@
             <w:pPr>
               <w:spacing w:after="20" w:before="0"/>
             </w:pPr>
-            <w:hyperlink w:history="1" r:id="rIdbzpiopt_dulaplpqzg6rl">
+            <w:hyperlink w:history="1" r:id="rIdgj_k5cuel0sepmkah3fik">
               <w:r>
                 <w:rPr>
                   <w:rFonts w:ascii="Arial" w:cs="Arial" w:eastAsia="Arial" w:hAnsi="Arial"/>
@@ -30318,7 +30318,7 @@
               <w:spacing w:after="10" w:before="0"/>
               <w:ind w:left="120"/>
             </w:pPr>
-            <w:hyperlink w:history="1" r:id="rIdx2dt_pe9diig4mzkeeeah">
+            <w:hyperlink w:history="1" r:id="rIdiicrn22rrlrvpxyh23zke">
               <w:r>
                 <w:rPr>
                   <w:rFonts w:ascii="Arial" w:cs="Arial" w:eastAsia="Arial" w:hAnsi="Arial"/>
@@ -30513,7 +30513,7 @@
             <w:pPr>
               <w:spacing w:after="20" w:before="0"/>
             </w:pPr>
-            <w:hyperlink w:history="1" r:id="rId8njluvh1bptcywkr1thfq">
+            <w:hyperlink w:history="1" r:id="rIdigve3szclubudf_8vsomq">
               <w:r>
                 <w:rPr>
                   <w:rFonts w:ascii="Arial" w:cs="Arial" w:eastAsia="Arial" w:hAnsi="Arial"/>
@@ -30546,7 +30546,7 @@
               <w:spacing w:after="10" w:before="0"/>
               <w:ind w:left="120"/>
             </w:pPr>
-            <w:hyperlink w:history="1" r:id="rIdealyivro83ud-ktt7zilc">
+            <w:hyperlink w:history="1" r:id="rIdm6v8hysnxylcww1y7wvwh">
               <w:r>
                 <w:rPr>
                   <w:rFonts w:ascii="Arial" w:cs="Arial" w:eastAsia="Arial" w:hAnsi="Arial"/>
@@ -30591,7 +30591,7 @@
             <w:pPr>
               <w:spacing w:after="20" w:before="0"/>
             </w:pPr>
-            <w:hyperlink w:history="1" r:id="rIdcen1hvurwofyjquabslea">
+            <w:hyperlink w:history="1" r:id="rIdlx92cshrjjx7wz6k18fqc">
               <w:r>
                 <w:rPr>
                   <w:rFonts w:ascii="Arial" w:cs="Arial" w:eastAsia="Arial" w:hAnsi="Arial"/>
@@ -30624,7 +30624,7 @@
               <w:spacing w:after="10" w:before="0"/>
               <w:ind w:left="120"/>
             </w:pPr>
-            <w:hyperlink w:history="1" r:id="rIdiup9d18tiy-vxp5obfzul">
+            <w:hyperlink w:history="1" r:id="rIda-t-sr251uav44mobb-ed">
               <w:r>
                 <w:rPr>
                   <w:rFonts w:ascii="Arial" w:cs="Arial" w:eastAsia="Arial" w:hAnsi="Arial"/>
@@ -30819,7 +30819,7 @@
             <w:pPr>
               <w:spacing w:after="20" w:before="0"/>
             </w:pPr>
-            <w:hyperlink w:history="1" r:id="rIdfyo6s79ap5n8g35grdezs">
+            <w:hyperlink w:history="1" r:id="rId416p3yuukfipn8g2ncbvs">
               <w:r>
                 <w:rPr>
                   <w:rFonts w:ascii="Arial" w:cs="Arial" w:eastAsia="Arial" w:hAnsi="Arial"/>
@@ -30852,7 +30852,7 @@
               <w:spacing w:after="10" w:before="0"/>
               <w:ind w:left="120"/>
             </w:pPr>
-            <w:hyperlink w:history="1" r:id="rId-rslrww1r63mrvffw_dhf">
+            <w:hyperlink w:history="1" r:id="rIdru-dceixvuqacfcrwx78g">
               <w:r>
                 <w:rPr>
                   <w:rFonts w:ascii="Arial" w:cs="Arial" w:eastAsia="Arial" w:hAnsi="Arial"/>
@@ -30897,7 +30897,7 @@
             <w:pPr>
               <w:spacing w:after="20" w:before="0"/>
             </w:pPr>
-            <w:hyperlink w:history="1" r:id="rIde0qpttr9qwmvazx6mn4-f">
+            <w:hyperlink w:history="1" r:id="rId98xlmaehroqusisx_ty_k">
               <w:r>
                 <w:rPr>
                   <w:rFonts w:ascii="Arial" w:cs="Arial" w:eastAsia="Arial" w:hAnsi="Arial"/>
@@ -30930,7 +30930,7 @@
               <w:spacing w:after="10" w:before="0"/>
               <w:ind w:left="120"/>
             </w:pPr>
-            <w:hyperlink w:history="1" r:id="rIdru3e7npp2e1ouxxbiaiga">
+            <w:hyperlink w:history="1" r:id="rId-hdnk_od92xhuykiqr8o3">
               <w:r>
                 <w:rPr>
                   <w:rFonts w:ascii="Arial" w:cs="Arial" w:eastAsia="Arial" w:hAnsi="Arial"/>
@@ -31125,7 +31125,7 @@
             <w:pPr>
               <w:spacing w:after="20" w:before="0"/>
             </w:pPr>
-            <w:hyperlink w:history="1" r:id="rId34jtemlnqpunhzkj4fjyf">
+            <w:hyperlink w:history="1" r:id="rIdkh-uidfjnay1znrret_46">
               <w:r>
                 <w:rPr>
                   <w:rFonts w:ascii="Arial" w:cs="Arial" w:eastAsia="Arial" w:hAnsi="Arial"/>
@@ -31158,7 +31158,7 @@
               <w:spacing w:after="10" w:before="0"/>
               <w:ind w:left="120"/>
             </w:pPr>
-            <w:hyperlink w:history="1" r:id="rIdjmab8q8tbtrnge1ly8gyo">
+            <w:hyperlink w:history="1" r:id="rId2jyo6nl5kbwiwf5mcnve_">
               <w:r>
                 <w:rPr>
                   <w:rFonts w:ascii="Arial" w:cs="Arial" w:eastAsia="Arial" w:hAnsi="Arial"/>
@@ -31203,7 +31203,7 @@
             <w:pPr>
               <w:spacing w:after="20" w:before="0"/>
             </w:pPr>
-            <w:hyperlink w:history="1" r:id="rIdbvemx-ojzw4tsjkbnj6e_">
+            <w:hyperlink w:history="1" r:id="rIddlkv3l1edctpn1co2-bay">
               <w:r>
                 <w:rPr>
                   <w:rFonts w:ascii="Arial" w:cs="Arial" w:eastAsia="Arial" w:hAnsi="Arial"/>
@@ -31236,7 +31236,7 @@
               <w:spacing w:after="10" w:before="0"/>
               <w:ind w:left="120"/>
             </w:pPr>
-            <w:hyperlink w:history="1" r:id="rIdpznrr5neony9uclyamw6s">
+            <w:hyperlink w:history="1" r:id="rIdzvszo9q4-46_dtbu9spt4">
               <w:r>
                 <w:rPr>
                   <w:rFonts w:ascii="Arial" w:cs="Arial" w:eastAsia="Arial" w:hAnsi="Arial"/>
@@ -31862,7 +31862,7 @@
         </w:rPr>
         <w:t xml:space="preserve">© 2026 SeaVuria and ARES. Aligned with KICD objectives. Developed by SeaVuria; technical implementation by ARES (with AI assistance from Claude). Licensed under </w:t>
       </w:r>
-      <w:hyperlink w:history="1" r:id="rIdjeoq2dybl53txcdolglnl">
+      <w:hyperlink w:history="1" r:id="rIdreurmgxpm6spmngn3-zlr">
         <w:r>
           <w:rPr>
             <w:rFonts w:ascii="Arial" w:cs="Arial" w:eastAsia="Arial" w:hAnsi="Arial"/>
@@ -31883,7 +31883,7 @@
         </w:rPr>
         <w:t xml:space="preserve"> (</w:t>
       </w:r>
-      <w:hyperlink w:history="1" r:id="rId48kzfyyrfoo6smhti91x6">
+      <w:hyperlink w:history="1" r:id="rIdaeqv4wb8q2gnqeb7uohna">
         <w:r>
           <w:rPr>
             <w:rFonts w:ascii="Arial" w:cs="Arial" w:eastAsia="Arial" w:hAnsi="Arial"/>

--- a/data/outputs/v2/Chemistry/SS1.1_Introduction_to_Chemistry/Chemistry_Introduction_to_Chemistry_CBE_LessonSequence.docx
+++ b/data/outputs/v2/Chemistry/SS1.1_Introduction_to_Chemistry/Chemistry_Introduction_to_Chemistry_CBE_LessonSequence.docx
@@ -2399,7 +2399,7 @@
         </w:rPr>
         <w:t xml:space="preserve">© 2026 SeaVuria and ARES. This work is licensed under a </w:t>
       </w:r>
-      <w:hyperlink w:history="1" r:id="rIdmf_ciivablteghptrqlmb">
+      <w:hyperlink w:history="1" r:id="rIdocvjqciqs2gvusvru_5yi">
         <w:r>
           <w:rPr>
             <w:rFonts w:ascii="Arial" w:cs="Arial" w:eastAsia="Arial" w:hAnsi="Arial"/>
@@ -2419,7 +2419,7 @@
         </w:rPr>
         <w:t xml:space="preserve"> (</w:t>
       </w:r>
-      <w:hyperlink w:history="1" r:id="rIdqvzf14jtiwmxgncstxwo1">
+      <w:hyperlink w:history="1" r:id="rIdvltoeznjmghgi99bma9ct">
         <w:r>
           <w:rPr>
             <w:rFonts w:ascii="Arial" w:cs="Arial" w:eastAsia="Arial" w:hAnsi="Arial"/>
@@ -2439,7 +2439,7 @@
         </w:rPr>
         <w:t xml:space="preserve">). To view a copy of this license, visit </w:t>
       </w:r>
-      <w:hyperlink w:history="1" r:id="rId-1axluckhy7bxwscss6au">
+      <w:hyperlink w:history="1" r:id="rIdjjb6rqjpzq8qwwl3xzhag">
         <w:r>
           <w:rPr>
             <w:rFonts w:ascii="Arial" w:cs="Arial" w:eastAsia="Arial" w:hAnsi="Arial"/>
@@ -3451,7 +3451,7 @@
             <w:pPr>
               <w:spacing w:after="20" w:before="0"/>
             </w:pPr>
-            <w:hyperlink w:history="1" r:id="rIdtcqsuvorehgwtec6u-_iv">
+            <w:hyperlink w:history="1" r:id="rIdxi6zquug9yr66unjpt0sv">
               <w:r>
                 <w:rPr>
                   <w:rFonts w:ascii="Arial" w:cs="Arial" w:eastAsia="Arial" w:hAnsi="Arial"/>
@@ -3484,7 +3484,7 @@
               <w:spacing w:after="10" w:before="0"/>
               <w:ind w:left="120"/>
             </w:pPr>
-            <w:hyperlink w:history="1" r:id="rIdartnovjdbgukf6wxu7z6v">
+            <w:hyperlink w:history="1" r:id="rId5w4q9njixbzhbjuevgrpb">
               <w:r>
                 <w:rPr>
                   <w:rFonts w:ascii="Arial" w:cs="Arial" w:eastAsia="Arial" w:hAnsi="Arial"/>
@@ -3529,7 +3529,7 @@
             <w:pPr>
               <w:spacing w:after="20" w:before="0"/>
             </w:pPr>
-            <w:hyperlink w:history="1" r:id="rIddfzazkc6qgrdy9mkgrwn3">
+            <w:hyperlink w:history="1" r:id="rId43s2w-whglhym5x5-upnn">
               <w:r>
                 <w:rPr>
                   <w:rFonts w:ascii="Arial" w:cs="Arial" w:eastAsia="Arial" w:hAnsi="Arial"/>
@@ -3562,7 +3562,7 @@
               <w:spacing w:after="10" w:before="0"/>
               <w:ind w:left="120"/>
             </w:pPr>
-            <w:hyperlink w:history="1" r:id="rIdvpast4sh8v4rpwgaaryax">
+            <w:hyperlink w:history="1" r:id="rIdymsptwne8_jky4w_7bp6w">
               <w:r>
                 <w:rPr>
                   <w:rFonts w:ascii="Arial" w:cs="Arial" w:eastAsia="Arial" w:hAnsi="Arial"/>
@@ -3757,7 +3757,7 @@
             <w:pPr>
               <w:spacing w:after="20" w:before="0"/>
             </w:pPr>
-            <w:hyperlink w:history="1" r:id="rIdzqirrta-o11t_hfyf3ef6">
+            <w:hyperlink w:history="1" r:id="rIdjy3t6awmf8noh0z1znmd1">
               <w:r>
                 <w:rPr>
                   <w:rFonts w:ascii="Arial" w:cs="Arial" w:eastAsia="Arial" w:hAnsi="Arial"/>
@@ -3790,7 +3790,7 @@
               <w:spacing w:after="10" w:before="0"/>
               <w:ind w:left="120"/>
             </w:pPr>
-            <w:hyperlink w:history="1" r:id="rIdu34ubh_bumv45qsjcnyem">
+            <w:hyperlink w:history="1" r:id="rId1wgbxszprwdqulz38edng">
               <w:r>
                 <w:rPr>
                   <w:rFonts w:ascii="Arial" w:cs="Arial" w:eastAsia="Arial" w:hAnsi="Arial"/>
@@ -3828,14 +3828,14 @@
                 <w:sz w:val="16"/>
                 <w:szCs w:val="16"/>
               </w:rPr>
-              <w:t xml:space="preserve">📖 EXERCISE:</w:t>
+              <w:t xml:space="preserve">📖 HTML:</w:t>
             </w:r>
           </w:p>
           <w:p>
             <w:pPr>
               <w:spacing w:after="20" w:before="0"/>
             </w:pPr>
-            <w:hyperlink w:history="1" r:id="rIdcydavxsjhlozp7kjrrrzx">
+            <w:hyperlink w:history="1" r:id="rIdbk1agmltksh3jfca6m7bb">
               <w:r>
                 <w:rPr>
                   <w:rFonts w:ascii="Arial" w:cs="Arial" w:eastAsia="Arial" w:hAnsi="Arial"/>
@@ -3844,7 +3844,7 @@
                   <w:szCs w:val="16"/>
                   <w:u w:val="single" w:color="2E75B6"/>
                 </w:rPr>
-                <w:t xml:space="preserve">States of Matter Practice</w:t>
+                <w:t xml:space="preserve">States of Matter: Basics</w:t>
               </w:r>
             </w:hyperlink>
           </w:p>
@@ -3860,7 +3860,7 @@
                 <w:sz w:val="14"/>
                 <w:szCs w:val="14"/>
               </w:rPr>
-              <w:t xml:space="preserve">Source: CK-12</w:t>
+              <w:t xml:space="preserve">Source: PhET Interactive Simulations (English)</w:t>
             </w:r>
           </w:p>
           <w:p>
@@ -3868,7 +3868,7 @@
               <w:spacing w:after="10" w:before="0"/>
               <w:ind w:left="120"/>
             </w:pPr>
-            <w:hyperlink w:history="1" r:id="rIdyndwf4zcakb4ezzk4e29-">
+            <w:hyperlink w:history="1" r:id="rIdqmhz3irrehwrvxcmt2zlc">
               <w:r>
                 <w:rPr>
                   <w:rFonts w:ascii="Arial" w:cs="Arial" w:eastAsia="Arial" w:hAnsi="Arial"/>
@@ -4063,7 +4063,7 @@
             <w:pPr>
               <w:spacing w:after="20" w:before="0"/>
             </w:pPr>
-            <w:hyperlink w:history="1" r:id="rIdorfss7p3bh955t0ttuoz9">
+            <w:hyperlink w:history="1" r:id="rId3gltrsj-b8xyvey8vnxut">
               <w:r>
                 <w:rPr>
                   <w:rFonts w:ascii="Arial" w:cs="Arial" w:eastAsia="Arial" w:hAnsi="Arial"/>
@@ -4096,7 +4096,7 @@
               <w:spacing w:after="10" w:before="0"/>
               <w:ind w:left="120"/>
             </w:pPr>
-            <w:hyperlink w:history="1" r:id="rId2bv1-fyyvsvx3b6-kxvw_">
+            <w:hyperlink w:history="1" r:id="rIdnmg0n0czk38eizxconnzp">
               <w:r>
                 <w:rPr>
                   <w:rFonts w:ascii="Arial" w:cs="Arial" w:eastAsia="Arial" w:hAnsi="Arial"/>
@@ -4134,14 +4134,14 @@
                 <w:sz w:val="16"/>
                 <w:szCs w:val="16"/>
               </w:rPr>
-              <w:t xml:space="preserve">📖 EXERCISE:</w:t>
+              <w:t xml:space="preserve">📖 HTML:</w:t>
             </w:r>
           </w:p>
           <w:p>
             <w:pPr>
               <w:spacing w:after="20" w:before="0"/>
             </w:pPr>
-            <w:hyperlink w:history="1" r:id="rIddptxwgs3fpdvot9i3rc_m">
+            <w:hyperlink w:history="1" r:id="rIdcrg_z4pvadjkwh66ayglm">
               <w:r>
                 <w:rPr>
                   <w:rFonts w:ascii="Arial" w:cs="Arial" w:eastAsia="Arial" w:hAnsi="Arial"/>
@@ -4150,7 +4150,7 @@
                   <w:szCs w:val="16"/>
                   <w:u w:val="single" w:color="2E75B6"/>
                 </w:rPr>
-                <w:t xml:space="preserve">States of Matter in Biological Systems Practice</w:t>
+                <w:t xml:space="preserve">Defining Chemistry (Flexbook)</w:t>
               </w:r>
             </w:hyperlink>
           </w:p>
@@ -4174,7 +4174,7 @@
               <w:spacing w:after="10" w:before="0"/>
               <w:ind w:left="120"/>
             </w:pPr>
-            <w:hyperlink w:history="1" r:id="rIdijnscasx6zcx5kc9nwlur">
+            <w:hyperlink w:history="1" r:id="rIdmnhcv04potgtsr6prv6qk">
               <w:r>
                 <w:rPr>
                   <w:rFonts w:ascii="Arial" w:cs="Arial" w:eastAsia="Arial" w:hAnsi="Arial"/>
@@ -4369,7 +4369,7 @@
             <w:pPr>
               <w:spacing w:after="20" w:before="0"/>
             </w:pPr>
-            <w:hyperlink w:history="1" r:id="rIdxtwyv7cr1qhmic8xnteo6">
+            <w:hyperlink w:history="1" r:id="rIdxg5bnjunb3bgvjf6zmj6y">
               <w:r>
                 <w:rPr>
                   <w:rFonts w:ascii="Arial" w:cs="Arial" w:eastAsia="Arial" w:hAnsi="Arial"/>
@@ -4378,7 +4378,7 @@
                   <w:szCs w:val="16"/>
                   <w:u w:val="single" w:color="2E75B6"/>
                 </w:rPr>
-                <w:t xml:space="preserve">States of matter follow-up</w:t>
+                <w:t xml:space="preserve">Intro to Chemistry</w:t>
               </w:r>
             </w:hyperlink>
           </w:p>
@@ -4402,7 +4402,7 @@
               <w:spacing w:after="10" w:before="0"/>
               <w:ind w:left="120"/>
             </w:pPr>
-            <w:hyperlink w:history="1" r:id="rIdsmzwhgko8s7h5ttkcagqi">
+            <w:hyperlink w:history="1" r:id="rIdikmcxzuxkjrl1nqhrwmgx">
               <w:r>
                 <w:rPr>
                   <w:rFonts w:ascii="Arial" w:cs="Arial" w:eastAsia="Arial" w:hAnsi="Arial"/>
@@ -4447,7 +4447,7 @@
             <w:pPr>
               <w:spacing w:after="20" w:before="0"/>
             </w:pPr>
-            <w:hyperlink w:history="1" r:id="rIdbdsvrv4mv1_horhemk3w1">
+            <w:hyperlink w:history="1" r:id="rId4nsdjlin7-3zi34zlvqgp">
               <w:r>
                 <w:rPr>
                   <w:rFonts w:ascii="Arial" w:cs="Arial" w:eastAsia="Arial" w:hAnsi="Arial"/>
@@ -4456,7 +4456,7 @@
                   <w:szCs w:val="16"/>
                   <w:u w:val="single" w:color="2E75B6"/>
                 </w:rPr>
-                <w:t xml:space="preserve">States of Matter: Basics</w:t>
+                <w:t xml:space="preserve">States of Matter</w:t>
               </w:r>
             </w:hyperlink>
           </w:p>
@@ -4480,7 +4480,7 @@
               <w:spacing w:after="10" w:before="0"/>
               <w:ind w:left="120"/>
             </w:pPr>
-            <w:hyperlink w:history="1" r:id="rIdwg9lul7hogizb2l8qceyj">
+            <w:hyperlink w:history="1" r:id="rIdvzrrj_iatidn71lbcohre">
               <w:r>
                 <w:rPr>
                   <w:rFonts w:ascii="Arial" w:cs="Arial" w:eastAsia="Arial" w:hAnsi="Arial"/>
@@ -4675,7 +4675,7 @@
             <w:pPr>
               <w:spacing w:after="20" w:before="0"/>
             </w:pPr>
-            <w:hyperlink w:history="1" r:id="rIdhrfiqqg6aeo0lgky0qqc9">
+            <w:hyperlink w:history="1" r:id="rIdqok0-b_tocyauo7bhittw">
               <w:r>
                 <w:rPr>
                   <w:rFonts w:ascii="Arial" w:cs="Arial" w:eastAsia="Arial" w:hAnsi="Arial"/>
@@ -4684,7 +4684,7 @@
                   <w:szCs w:val="16"/>
                   <w:u w:val="single" w:color="2E75B6"/>
                 </w:rPr>
-                <w:t xml:space="preserve">States of matter -dubbed(KY)</w:t>
+                <w:t xml:space="preserve">Video: States of Matter</w:t>
               </w:r>
             </w:hyperlink>
           </w:p>
@@ -4700,7 +4700,7 @@
                 <w:sz w:val="14"/>
                 <w:szCs w:val="14"/>
               </w:rPr>
-              <w:t xml:space="preserve">Source: Khan Academy (Kiswahili)</w:t>
+              <w:t xml:space="preserve">Source: PhET Interactive Simulations (English)</w:t>
             </w:r>
           </w:p>
           <w:p>
@@ -4708,7 +4708,7 @@
               <w:spacing w:after="10" w:before="0"/>
               <w:ind w:left="120"/>
             </w:pPr>
-            <w:hyperlink w:history="1" r:id="rIdengvwfc2yq0m3bxxesjil">
+            <w:hyperlink w:history="1" r:id="rIdobu72ofcoshj9c4iquywp">
               <w:r>
                 <w:rPr>
                   <w:rFonts w:ascii="Arial" w:cs="Arial" w:eastAsia="Arial" w:hAnsi="Arial"/>
@@ -4753,7 +4753,7 @@
             <w:pPr>
               <w:spacing w:after="20" w:before="0"/>
             </w:pPr>
-            <w:hyperlink w:history="1" r:id="rId5rctjex18ftpn5odivmmo">
+            <w:hyperlink w:history="1" r:id="rIdhojuhyi2i89pv7ivslfzx">
               <w:r>
                 <w:rPr>
                   <w:rFonts w:ascii="Arial" w:cs="Arial" w:eastAsia="Arial" w:hAnsi="Arial"/>
@@ -4762,7 +4762,7 @@
                   <w:szCs w:val="16"/>
                   <w:u w:val="single" w:color="2E75B6"/>
                 </w:rPr>
-                <w:t xml:space="preserve">States of Matter in Biological Systems - Advanced (Flexbook)</w:t>
+                <w:t xml:space="preserve">States of Matter (Flexbook)</w:t>
               </w:r>
             </w:hyperlink>
           </w:p>
@@ -4786,7 +4786,7 @@
               <w:spacing w:after="10" w:before="0"/>
               <w:ind w:left="120"/>
             </w:pPr>
-            <w:hyperlink w:history="1" r:id="rIdngkaepeykbke4_mhx2pd5">
+            <w:hyperlink w:history="1" r:id="rIdphswj5i__5qz4d6wyxtx9">
               <w:r>
                 <w:rPr>
                   <w:rFonts w:ascii="Arial" w:cs="Arial" w:eastAsia="Arial" w:hAnsi="Arial"/>
@@ -5298,7 +5298,7 @@
         </w:rPr>
         <w:t xml:space="preserve">© 2026 SeaVuria and ARES. Aligned with KICD objectives. Developed by SeaVuria; technical implementation by ARES (with AI assistance from Claude). Licensed under </w:t>
       </w:r>
-      <w:hyperlink w:history="1" r:id="rIdorfabwjs3qgurhndj4lzq">
+      <w:hyperlink w:history="1" r:id="rIdbngugg2cewxqdvu3mcvxh">
         <w:r>
           <w:rPr>
             <w:rFonts w:ascii="Arial" w:cs="Arial" w:eastAsia="Arial" w:hAnsi="Arial"/>
@@ -5319,7 +5319,7 @@
         </w:rPr>
         <w:t xml:space="preserve"> (</w:t>
       </w:r>
-      <w:hyperlink w:history="1" r:id="rId_-cizhlozmr4858ck0g4p">
+      <w:hyperlink w:history="1" r:id="rIded3akqp97rsadlmczicu2">
         <w:r>
           <w:rPr>
             <w:rFonts w:ascii="Arial" w:cs="Arial" w:eastAsia="Arial" w:hAnsi="Arial"/>
@@ -6332,40 +6332,24 @@
             <w:pPr>
               <w:spacing w:after="20" w:before="0"/>
             </w:pPr>
-            <w:hyperlink w:history="1" r:id="rIdgwabirvet2qutgmi4vz0u">
-              <w:r>
-                <w:rPr>
-                  <w:rFonts w:ascii="Arial" w:cs="Arial" w:eastAsia="Arial" w:hAnsi="Arial"/>
-                  <w:color w:val="2E75B6"/>
-                  <w:sz w:val="16"/>
-                  <w:szCs w:val="16"/>
-                  <w:u w:val="single" w:color="2E75B6"/>
-                </w:rPr>
-                <w:t xml:space="preserve">Organic chemistry naming examples 4</w:t>
-              </w:r>
-            </w:hyperlink>
+            <w:r>
+              <w:rPr>
+                <w:rFonts w:ascii="Arial" w:cs="Arial" w:eastAsia="Arial" w:hAnsi="Arial"/>
+                <w:i/>
+                <w:iCs/>
+                <w:color w:val="595959"/>
+                <w:sz w:val="16"/>
+                <w:szCs w:val="16"/>
+              </w:rPr>
+              <w:t xml:space="preserve">No closely matching video in the ARES library for this activity.</w:t>
+            </w:r>
           </w:p>
           <w:p>
             <w:pPr>
               <w:spacing w:after="10" w:before="0"/>
               <w:ind w:left="120"/>
             </w:pPr>
-            <w:r>
-              <w:rPr>
-                <w:rFonts w:ascii="Arial" w:cs="Arial" w:eastAsia="Arial" w:hAnsi="Arial"/>
-                <w:color w:val="595959"/>
-                <w:sz w:val="14"/>
-                <w:szCs w:val="14"/>
-              </w:rPr>
-              <w:t xml:space="preserve">Source: Khan Academy (English - US curriculum)</w:t>
-            </w:r>
-          </w:p>
-          <w:p>
-            <w:pPr>
-              <w:spacing w:after="10" w:before="0"/>
-              <w:ind w:left="120"/>
-            </w:pPr>
-            <w:hyperlink w:history="1" r:id="rIdhopzdwjghrnxcooeexhkh">
+            <w:hyperlink w:history="1" r:id="rIdwskmy7-e9d11o8i1djeqh">
               <w:r>
                 <w:rPr>
                   <w:rFonts w:ascii="Arial" w:cs="Arial" w:eastAsia="Arial" w:hAnsi="Arial"/>
@@ -6374,9 +6358,24 @@
                   <w:szCs w:val="14"/>
                   <w:u w:val="single" w:color="595959"/>
                 </w:rPr>
-                <w:t xml:space="preserve">🔍 Search ARES for similar videos</w:t>
+                <w:t xml:space="preserve">🔍 Search ARES for videos</w:t>
               </w:r>
             </w:hyperlink>
+          </w:p>
+          <w:p>
+            <w:pPr>
+              <w:spacing w:after="10" w:before="0"/>
+              <w:ind w:left="120"/>
+            </w:pPr>
+            <w:r>
+              <w:rPr>
+                <w:rFonts w:ascii="Arial" w:cs="Arial" w:eastAsia="Arial" w:hAnsi="Arial"/>
+                <w:color w:val="595959"/>
+                <w:sz w:val="14"/>
+                <w:szCs w:val="14"/>
+              </w:rPr>
+              <w:t xml:space="preserve">Search terms: chemistry branches organic inorganic</w:t>
+            </w:r>
           </w:p>
           <w:p>
             <w:pPr>
@@ -6410,7 +6409,7 @@
             <w:pPr>
               <w:spacing w:after="20" w:before="0"/>
             </w:pPr>
-            <w:hyperlink w:history="1" r:id="rIdbb6owa3m0l0feuem7k7sg">
+            <w:hyperlink w:history="1" r:id="rId0ah6l4flg6ox_uj7htcnv">
               <w:r>
                 <w:rPr>
                   <w:rFonts w:ascii="Arial" w:cs="Arial" w:eastAsia="Arial" w:hAnsi="Arial"/>
@@ -6425,6 +6424,22 @@
           </w:p>
           <w:p>
             <w:pPr>
+              <w:spacing w:after="20" w:before="0"/>
+            </w:pPr>
+            <w:r>
+              <w:rPr>
+                <w:rFonts w:ascii="Arial" w:cs="Arial" w:eastAsia="Arial" w:hAnsi="Arial"/>
+                <w:i/>
+                <w:iCs/>
+                <w:color w:val="595959"/>
+                <w:sz w:val="16"/>
+                <w:szCs w:val="16"/>
+              </w:rPr>
+              <w:t xml:space="preserve">Related topic: not an exact match for this lesson.</w:t>
+            </w:r>
+          </w:p>
+          <w:p>
+            <w:pPr>
               <w:spacing w:after="10" w:before="0"/>
               <w:ind w:left="120"/>
             </w:pPr>
@@ -6443,7 +6458,7 @@
               <w:spacing w:after="10" w:before="0"/>
               <w:ind w:left="120"/>
             </w:pPr>
-            <w:hyperlink w:history="1" r:id="rIdygyr9whdeq1chex_t2bfu">
+            <w:hyperlink w:history="1" r:id="rIdsubkjd-prf32xlxbpxjnz">
               <w:r>
                 <w:rPr>
                   <w:rFonts w:ascii="Arial" w:cs="Arial" w:eastAsia="Arial" w:hAnsi="Arial"/>
@@ -6638,40 +6653,24 @@
             <w:pPr>
               <w:spacing w:after="20" w:before="0"/>
             </w:pPr>
-            <w:hyperlink w:history="1" r:id="rIdlelsqlvq_3ai09nq-q2bg">
-              <w:r>
-                <w:rPr>
-                  <w:rFonts w:ascii="Arial" w:cs="Arial" w:eastAsia="Arial" w:hAnsi="Arial"/>
-                  <w:color w:val="2E75B6"/>
-                  <w:sz w:val="16"/>
-                  <w:szCs w:val="16"/>
-                  <w:u w:val="single" w:color="2E75B6"/>
-                </w:rPr>
-                <w:t xml:space="preserve">Organic chemistry naming examples 2</w:t>
-              </w:r>
-            </w:hyperlink>
+            <w:r>
+              <w:rPr>
+                <w:rFonts w:ascii="Arial" w:cs="Arial" w:eastAsia="Arial" w:hAnsi="Arial"/>
+                <w:i/>
+                <w:iCs/>
+                <w:color w:val="595959"/>
+                <w:sz w:val="16"/>
+                <w:szCs w:val="16"/>
+              </w:rPr>
+              <w:t xml:space="preserve">No closely matching video in the ARES library for this activity.</w:t>
+            </w:r>
           </w:p>
           <w:p>
             <w:pPr>
               <w:spacing w:after="10" w:before="0"/>
               <w:ind w:left="120"/>
             </w:pPr>
-            <w:r>
-              <w:rPr>
-                <w:rFonts w:ascii="Arial" w:cs="Arial" w:eastAsia="Arial" w:hAnsi="Arial"/>
-                <w:color w:val="595959"/>
-                <w:sz w:val="14"/>
-                <w:szCs w:val="14"/>
-              </w:rPr>
-              <w:t xml:space="preserve">Source: Khan Academy (English - US curriculum)</w:t>
-            </w:r>
-          </w:p>
-          <w:p>
-            <w:pPr>
-              <w:spacing w:after="10" w:before="0"/>
-              <w:ind w:left="120"/>
-            </w:pPr>
-            <w:hyperlink w:history="1" r:id="rIdv_ordjzw3f4y6pappoyee">
+            <w:hyperlink w:history="1" r:id="rIdajtrrihiugcgvs95e1lsd">
               <w:r>
                 <w:rPr>
                   <w:rFonts w:ascii="Arial" w:cs="Arial" w:eastAsia="Arial" w:hAnsi="Arial"/>
@@ -6680,9 +6679,24 @@
                   <w:szCs w:val="14"/>
                   <w:u w:val="single" w:color="595959"/>
                 </w:rPr>
-                <w:t xml:space="preserve">🔍 Search ARES for similar videos</w:t>
+                <w:t xml:space="preserve">🔍 Search ARES for videos</w:t>
               </w:r>
             </w:hyperlink>
+          </w:p>
+          <w:p>
+            <w:pPr>
+              <w:spacing w:after="10" w:before="0"/>
+              <w:ind w:left="120"/>
+            </w:pPr>
+            <w:r>
+              <w:rPr>
+                <w:rFonts w:ascii="Arial" w:cs="Arial" w:eastAsia="Arial" w:hAnsi="Arial"/>
+                <w:color w:val="595959"/>
+                <w:sz w:val="14"/>
+                <w:szCs w:val="14"/>
+              </w:rPr>
+              <w:t xml:space="preserve">Search terms: chemistry branches organic inorganic</w:t>
+            </w:r>
           </w:p>
           <w:p>
             <w:pPr>
@@ -6716,7 +6730,7 @@
             <w:pPr>
               <w:spacing w:after="20" w:before="0"/>
             </w:pPr>
-            <w:hyperlink w:history="1" r:id="rIdswfz8wzbug5e3jtzh8tvh">
+            <w:hyperlink w:history="1" r:id="rIdlqyg-zam5cghwkzcd2m3w">
               <w:r>
                 <w:rPr>
                   <w:rFonts w:ascii="Arial" w:cs="Arial" w:eastAsia="Arial" w:hAnsi="Arial"/>
@@ -6731,6 +6745,22 @@
           </w:p>
           <w:p>
             <w:pPr>
+              <w:spacing w:after="20" w:before="0"/>
+            </w:pPr>
+            <w:r>
+              <w:rPr>
+                <w:rFonts w:ascii="Arial" w:cs="Arial" w:eastAsia="Arial" w:hAnsi="Arial"/>
+                <w:i/>
+                <w:iCs/>
+                <w:color w:val="595959"/>
+                <w:sz w:val="16"/>
+                <w:szCs w:val="16"/>
+              </w:rPr>
+              <w:t xml:space="preserve">Related topic: not an exact match for this lesson.</w:t>
+            </w:r>
+          </w:p>
+          <w:p>
+            <w:pPr>
               <w:spacing w:after="10" w:before="0"/>
               <w:ind w:left="120"/>
             </w:pPr>
@@ -6749,7 +6779,7 @@
               <w:spacing w:after="10" w:before="0"/>
               <w:ind w:left="120"/>
             </w:pPr>
-            <w:hyperlink w:history="1" r:id="rIdqvaq83o4hxu8llfkpqnqj">
+            <w:hyperlink w:history="1" r:id="rIdjcm8bgmehnjphig_gp04v">
               <w:r>
                 <w:rPr>
                   <w:rFonts w:ascii="Arial" w:cs="Arial" w:eastAsia="Arial" w:hAnsi="Arial"/>
@@ -6944,40 +6974,24 @@
             <w:pPr>
               <w:spacing w:after="20" w:before="0"/>
             </w:pPr>
-            <w:hyperlink w:history="1" r:id="rId5kumkrdmkbbjg1lntgu-o">
-              <w:r>
-                <w:rPr>
-                  <w:rFonts w:ascii="Arial" w:cs="Arial" w:eastAsia="Arial" w:hAnsi="Arial"/>
-                  <w:color w:val="2E75B6"/>
-                  <w:sz w:val="16"/>
-                  <w:szCs w:val="16"/>
-                  <w:u w:val="single" w:color="2E75B6"/>
-                </w:rPr>
-                <w:t xml:space="preserve">Organic chemistry naming examples 3</w:t>
-              </w:r>
-            </w:hyperlink>
+            <w:r>
+              <w:rPr>
+                <w:rFonts w:ascii="Arial" w:cs="Arial" w:eastAsia="Arial" w:hAnsi="Arial"/>
+                <w:i/>
+                <w:iCs/>
+                <w:color w:val="595959"/>
+                <w:sz w:val="16"/>
+                <w:szCs w:val="16"/>
+              </w:rPr>
+              <w:t xml:space="preserve">No closely matching video in the ARES library for this activity.</w:t>
+            </w:r>
           </w:p>
           <w:p>
             <w:pPr>
               <w:spacing w:after="10" w:before="0"/>
               <w:ind w:left="120"/>
             </w:pPr>
-            <w:r>
-              <w:rPr>
-                <w:rFonts w:ascii="Arial" w:cs="Arial" w:eastAsia="Arial" w:hAnsi="Arial"/>
-                <w:color w:val="595959"/>
-                <w:sz w:val="14"/>
-                <w:szCs w:val="14"/>
-              </w:rPr>
-              <w:t xml:space="preserve">Source: Khan Academy (English - US curriculum)</w:t>
-            </w:r>
-          </w:p>
-          <w:p>
-            <w:pPr>
-              <w:spacing w:after="10" w:before="0"/>
-              <w:ind w:left="120"/>
-            </w:pPr>
-            <w:hyperlink w:history="1" r:id="rIdjtrdiz9iwyao1-2pom90p">
+            <w:hyperlink w:history="1" r:id="rIdyyfjgqclbyofj2dnnuyzi">
               <w:r>
                 <w:rPr>
                   <w:rFonts w:ascii="Arial" w:cs="Arial" w:eastAsia="Arial" w:hAnsi="Arial"/>
@@ -6986,9 +7000,24 @@
                   <w:szCs w:val="14"/>
                   <w:u w:val="single" w:color="595959"/>
                 </w:rPr>
-                <w:t xml:space="preserve">🔍 Search ARES for similar videos</w:t>
+                <w:t xml:space="preserve">🔍 Search ARES for videos</w:t>
               </w:r>
             </w:hyperlink>
+          </w:p>
+          <w:p>
+            <w:pPr>
+              <w:spacing w:after="10" w:before="0"/>
+              <w:ind w:left="120"/>
+            </w:pPr>
+            <w:r>
+              <w:rPr>
+                <w:rFonts w:ascii="Arial" w:cs="Arial" w:eastAsia="Arial" w:hAnsi="Arial"/>
+                <w:color w:val="595959"/>
+                <w:sz w:val="14"/>
+                <w:szCs w:val="14"/>
+              </w:rPr>
+              <w:t xml:space="preserve">Search terms: chemistry branches organic inorganic</w:t>
+            </w:r>
           </w:p>
           <w:p>
             <w:pPr>
@@ -7022,7 +7051,7 @@
             <w:pPr>
               <w:spacing w:after="20" w:before="0"/>
             </w:pPr>
-            <w:hyperlink w:history="1" r:id="rIdzbndjhbquskujy__cy8g-">
+            <w:hyperlink w:history="1" r:id="rIdxcyduiq3ufldlfqrcqds9">
               <w:r>
                 <w:rPr>
                   <w:rFonts w:ascii="Arial" w:cs="Arial" w:eastAsia="Arial" w:hAnsi="Arial"/>
@@ -7037,6 +7066,22 @@
           </w:p>
           <w:p>
             <w:pPr>
+              <w:spacing w:after="20" w:before="0"/>
+            </w:pPr>
+            <w:r>
+              <w:rPr>
+                <w:rFonts w:ascii="Arial" w:cs="Arial" w:eastAsia="Arial" w:hAnsi="Arial"/>
+                <w:i/>
+                <w:iCs/>
+                <w:color w:val="595959"/>
+                <w:sz w:val="16"/>
+                <w:szCs w:val="16"/>
+              </w:rPr>
+              <w:t xml:space="preserve">Related topic: not an exact match for this lesson.</w:t>
+            </w:r>
+          </w:p>
+          <w:p>
+            <w:pPr>
               <w:spacing w:after="10" w:before="0"/>
               <w:ind w:left="120"/>
             </w:pPr>
@@ -7055,7 +7100,7 @@
               <w:spacing w:after="10" w:before="0"/>
               <w:ind w:left="120"/>
             </w:pPr>
-            <w:hyperlink w:history="1" r:id="rIdhuf_zjgkoybwy4rcmxg6b">
+            <w:hyperlink w:history="1" r:id="rIdl_tgywt1cdw0y6fww3swy">
               <w:r>
                 <w:rPr>
                   <w:rFonts w:ascii="Arial" w:cs="Arial" w:eastAsia="Arial" w:hAnsi="Arial"/>
@@ -7250,7 +7295,84 @@
             <w:pPr>
               <w:spacing w:after="20" w:before="0"/>
             </w:pPr>
-            <w:hyperlink w:history="1" r:id="rIdbvjkslwifvnrmpuz97xgn">
+            <w:r>
+              <w:rPr>
+                <w:rFonts w:ascii="Arial" w:cs="Arial" w:eastAsia="Arial" w:hAnsi="Arial"/>
+                <w:i/>
+                <w:iCs/>
+                <w:color w:val="595959"/>
+                <w:sz w:val="16"/>
+                <w:szCs w:val="16"/>
+              </w:rPr>
+              <w:t xml:space="preserve">No closely matching video in the ARES library for this activity.</w:t>
+            </w:r>
+          </w:p>
+          <w:p>
+            <w:pPr>
+              <w:spacing w:after="10" w:before="0"/>
+              <w:ind w:left="120"/>
+            </w:pPr>
+            <w:hyperlink w:history="1" r:id="rIdytuep_0zmqjszojml312j">
+              <w:r>
+                <w:rPr>
+                  <w:rFonts w:ascii="Arial" w:cs="Arial" w:eastAsia="Arial" w:hAnsi="Arial"/>
+                  <w:color w:val="595959"/>
+                  <w:sz w:val="14"/>
+                  <w:szCs w:val="14"/>
+                  <w:u w:val="single" w:color="595959"/>
+                </w:rPr>
+                <w:t xml:space="preserve">🔍 Search ARES for videos</w:t>
+              </w:r>
+            </w:hyperlink>
+          </w:p>
+          <w:p>
+            <w:pPr>
+              <w:spacing w:after="10" w:before="0"/>
+              <w:ind w:left="120"/>
+            </w:pPr>
+            <w:r>
+              <w:rPr>
+                <w:rFonts w:ascii="Arial" w:cs="Arial" w:eastAsia="Arial" w:hAnsi="Arial"/>
+                <w:color w:val="595959"/>
+                <w:sz w:val="14"/>
+                <w:szCs w:val="14"/>
+              </w:rPr>
+              <w:t xml:space="preserve">Search terms: chemistry branches organic inorganic</w:t>
+            </w:r>
+          </w:p>
+          <w:p>
+            <w:pPr>
+              <w:spacing w:after="40" w:before="0"/>
+            </w:pPr>
+            <w:r>
+              <w:rPr>
+                <w:sz w:val="14"/>
+                <w:szCs w:val="14"/>
+              </w:rPr>
+              <w:t xml:space="preserve"/>
+            </w:r>
+          </w:p>
+          <w:p>
+            <w:pPr>
+              <w:spacing w:after="20" w:before="0"/>
+            </w:pPr>
+            <w:r>
+              <w:rPr>
+                <w:rFonts w:ascii="Arial" w:cs="Arial" w:eastAsia="Arial" w:hAnsi="Arial"/>
+                <w:b/>
+                <w:bCs/>
+                <w:color w:val="1F3864"/>
+                <w:sz w:val="16"/>
+                <w:szCs w:val="16"/>
+              </w:rPr>
+              <w:t xml:space="preserve">📖 EXERCISE:</w:t>
+            </w:r>
+          </w:p>
+          <w:p>
+            <w:pPr>
+              <w:spacing w:after="20" w:before="0"/>
+            </w:pPr>
+            <w:hyperlink w:history="1" r:id="rIdwiutr6b8abjfhfjnpypcz">
               <w:r>
                 <w:rPr>
                   <w:rFonts w:ascii="Arial" w:cs="Arial" w:eastAsia="Arial" w:hAnsi="Arial"/>
@@ -7259,9 +7381,25 @@
                   <w:szCs w:val="16"/>
                   <w:u w:val="single" w:color="2E75B6"/>
                 </w:rPr>
-                <w:t xml:space="preserve">Curly arrow conventions in organic chemistry</w:t>
+                <w:t xml:space="preserve">Physical and chemical changes</w:t>
               </w:r>
             </w:hyperlink>
+          </w:p>
+          <w:p>
+            <w:pPr>
+              <w:spacing w:after="20" w:before="0"/>
+            </w:pPr>
+            <w:r>
+              <w:rPr>
+                <w:rFonts w:ascii="Arial" w:cs="Arial" w:eastAsia="Arial" w:hAnsi="Arial"/>
+                <w:i/>
+                <w:iCs/>
+                <w:color w:val="595959"/>
+                <w:sz w:val="16"/>
+                <w:szCs w:val="16"/>
+              </w:rPr>
+              <w:t xml:space="preserve">Related topic: not an exact match for this lesson.</w:t>
+            </w:r>
           </w:p>
           <w:p>
             <w:pPr>
@@ -7283,7 +7421,7 @@
               <w:spacing w:after="10" w:before="0"/>
               <w:ind w:left="120"/>
             </w:pPr>
-            <w:hyperlink w:history="1" r:id="rIdrw5mtfzt7bw2hkqutibtt">
+            <w:hyperlink w:history="1" r:id="rIdi-q3n3pdn6qthosqhrcwp">
               <w:r>
                 <w:rPr>
                   <w:rFonts w:ascii="Arial" w:cs="Arial" w:eastAsia="Arial" w:hAnsi="Arial"/>
@@ -7292,20 +7430,170 @@
                   <w:szCs w:val="14"/>
                   <w:u w:val="single" w:color="595959"/>
                 </w:rPr>
-                <w:t xml:space="preserve">🔍 Search ARES for similar videos</w:t>
+                <w:t xml:space="preserve">🔍 Search ARES for similar readings</w:t>
               </w:r>
             </w:hyperlink>
           </w:p>
-          <w:p>
-            <w:pPr>
-              <w:spacing w:after="40" w:before="0"/>
-            </w:pPr>
-            <w:r>
-              <w:rPr>
-                <w:sz w:val="14"/>
-                <w:szCs w:val="14"/>
-              </w:rPr>
-              <w:t xml:space="preserve"/>
+        </w:tc>
+        <w:tc>
+          <w:tcPr>
+            <w:tcW w:type="dxa" w:w="3040"/>
+            <w:shd w:fill="FFFFFF" w:color="auto" w:val="clear"/>
+            <w:tcMar>
+              <w:top w:type="dxa" w:w="60"/>
+              <w:left w:type="dxa" w:w="120"/>
+              <w:bottom w:type="dxa" w:w="60"/>
+              <w:right w:type="dxa" w:w="120"/>
+            </w:tcMar>
+            <w:vAlign w:val="top"/>
+          </w:tcPr>
+          <w:p>
+            <w:pPr>
+              <w:spacing w:after="40" w:before="0"/>
+              <w:jc w:val="left"/>
+            </w:pPr>
+            <w:r>
+              <w:rPr>
+                <w:rFonts w:ascii="Arial" w:cs="Arial" w:eastAsia="Arial" w:hAnsi="Arial"/>
+                <w:b w:val="false"/>
+                <w:bCs w:val="false"/>
+                <w:i w:val="false"/>
+                <w:iCs w:val="false"/>
+                <w:color w:val="000000"/>
+                <w:sz w:val="18"/>
+                <w:szCs w:val="18"/>
+              </w:rPr>
+              <w:t xml:space="preserve">Learners return to the class DQB. Working individually, each learner writes two items on separate sticky notes: (1) a GREEN 'Evidence' note — one piece of evidence from today's lesson that helps answer either Key Inquiry Question ('What is Chemistry and why is it important in our daily lives?' or 'How does drug and substance use affect our health and well-being?'); (2) an ORANGE 'New Question' note — one new question today's lesson has raised for them. Learners post both notes on the DQB in the correct columns. The teacher reads 3–4 notes aloud (a mix of evidence and questions) and briefly validates each, noting which new questions will be addressed in upcoming lessons.</w:t>
+            </w:r>
+          </w:p>
+        </w:tc>
+        <w:tc>
+          <w:tcPr>
+            <w:tcW w:type="dxa" w:w="3040"/>
+            <w:shd w:fill="F2F2F2" w:color="auto" w:val="clear"/>
+            <w:tcMar>
+              <w:top w:type="dxa" w:w="60"/>
+              <w:left w:type="dxa" w:w="120"/>
+              <w:bottom w:type="dxa" w:w="60"/>
+              <w:right w:type="dxa" w:w="120"/>
+            </w:tcMar>
+            <w:vAlign w:val="top"/>
+          </w:tcPr>
+          <w:p>
+            <w:pPr>
+              <w:spacing w:after="40" w:before="0"/>
+              <w:jc w:val="left"/>
+            </w:pPr>
+            <w:r>
+              <w:rPr>
+                <w:rFonts w:ascii="Arial" w:cs="Arial" w:eastAsia="Arial" w:hAnsi="Arial"/>
+                <w:b w:val="false"/>
+                <w:bCs w:val="false"/>
+                <w:i w:val="false"/>
+                <w:iCs w:val="false"/>
+                <w:color w:val="000000"/>
+                <w:sz w:val="18"/>
+                <w:szCs w:val="18"/>
+              </w:rPr>
+              <w:t xml:space="preserve">Distribute two sticky notes (different colours if possible) to each learner. Say: 'You have 3 minutes. Write one piece of evidence on the green note — something from today that helps answer our driving question about Chemistry in daily life. Write one new question on the orange note — something today's lesson made you curious about.' [WAIT TIME: 3 minutes, silent individual writing.] Then say: 'Come post your notes on the board — green in the Evidence column, orange in the New Questions column.' Allow 2 minutes for posting. Read aloud 3 green notes, saying: 'This learner wrote: [read note]. This is strong evidence because it shows [connect to driving question].' Read 2 orange notes and say: 'Great question — we will come back to this in Lesson [X]. Keep watching for evidence.' Circle one orange note that asks about careers or drug interactions (likely present given the Branch Cards) and say: 'This question about [e.g., how Biochemistry is used in medicine] is going to be very important when we get to the topic of drugs and substance use later in this unit.'</w:t>
+            </w:r>
+          </w:p>
+        </w:tc>
+        <w:tc>
+          <w:tcPr>
+            <w:tcW w:type="dxa" w:w="3040"/>
+            <w:shd w:fill="FFFFFF" w:color="auto" w:val="clear"/>
+            <w:tcMar>
+              <w:top w:type="dxa" w:w="60"/>
+              <w:left w:type="dxa" w:w="120"/>
+              <w:bottom w:type="dxa" w:w="60"/>
+              <w:right w:type="dxa" w:w="120"/>
+            </w:tcMar>
+            <w:vAlign w:val="top"/>
+          </w:tcPr>
+          <w:p>
+            <w:pPr>
+              <w:spacing w:after="40" w:before="0"/>
+              <w:jc w:val="left"/>
+            </w:pPr>
+            <w:r>
+              <w:rPr>
+                <w:rFonts w:ascii="Arial" w:cs="Arial" w:eastAsia="Arial" w:hAnsi="Arial"/>
+                <w:b w:val="false"/>
+                <w:bCs w:val="false"/>
+                <w:i w:val="false"/>
+                <w:iCs w:val="false"/>
+                <w:color w:val="000000"/>
+                <w:sz w:val="18"/>
+                <w:szCs w:val="18"/>
+              </w:rPr>
+              <w:t xml:space="preserve">Driving Question Board — Evidence and New Questions Protocol. This strategy (aligned with NGSS SEP 1: Asking Questions and Defining Problems, and SEP 7: Engaging in Argument from Evidence) makes learners' growing understanding publicly visible and creates a living record of the unit's intellectual journey. Distinguishing 'evidence' from 'new questions' teaches learners that science advances through both answers and productive new questions — a key epistemic practice.</w:t>
+            </w:r>
+          </w:p>
+        </w:tc>
+        <w:tc>
+          <w:tcPr>
+            <w:tcW w:type="dxa" w:w="3040"/>
+            <w:shd w:fill="F2F2F2" w:color="auto" w:val="clear"/>
+            <w:tcMar>
+              <w:top w:type="dxa" w:w="60"/>
+              <w:left w:type="dxa" w:w="120"/>
+              <w:bottom w:type="dxa" w:w="60"/>
+              <w:right w:type="dxa" w:w="120"/>
+            </w:tcMar>
+            <w:vAlign w:val="top"/>
+          </w:tcPr>
+          <w:p>
+            <w:pPr>
+              <w:spacing w:after="40" w:before="0"/>
+              <w:jc w:val="left"/>
+            </w:pPr>
+            <w:r>
+              <w:rPr>
+                <w:rFonts w:ascii="Arial" w:cs="Arial" w:eastAsia="Arial" w:hAnsi="Arial"/>
+                <w:b w:val="false"/>
+                <w:bCs w:val="false"/>
+                <w:i w:val="false"/>
+                <w:iCs w:val="false"/>
+                <w:color w:val="000000"/>
+                <w:sz w:val="18"/>
+                <w:szCs w:val="18"/>
+              </w:rPr>
+              <w:t xml:space="preserve">Observable indicator: Every learner posts both a green and an orange sticky note. Teacher checks that green 'evidence' notes reference at least one branch of Chemistry by name and connect it to a real-world application. Red flag: learners who write vague notes like 'Chemistry is useful' — pull these learners aside at the start of the next lesson for a brief verbal probe: 'Tell me specifically HOW Chemistry is useful — which branch, doing what?'</w:t>
+            </w:r>
+          </w:p>
+        </w:tc>
+      </w:tr>
+      <w:tr>
+        <w:tc>
+          <w:tcPr>
+            <w:tcW w:type="dxa" w:w="1520"/>
+            <w:shd w:fill="D5E8F0" w:color="auto" w:val="clear"/>
+            <w:tcMar>
+              <w:top w:type="dxa" w:w="60"/>
+              <w:left w:type="dxa" w:w="120"/>
+              <w:bottom w:type="dxa" w:w="60"/>
+              <w:right w:type="dxa" w:w="120"/>
+            </w:tcMar>
+            <w:vAlign w:val="top"/>
+          </w:tcPr>
+          <w:p>
+            <w:pPr>
+              <w:spacing w:after="40" w:before="0"/>
+              <w:jc w:val="left"/>
+            </w:pPr>
+            <w:r>
+              <w:rPr>
+                <w:rFonts w:ascii="Arial" w:cs="Arial" w:eastAsia="Arial" w:hAnsi="Arial"/>
+                <w:b/>
+                <w:bCs/>
+                <w:i w:val="false"/>
+                <w:iCs w:val="false"/>
+                <w:color w:val="000000"/>
+                <w:sz w:val="18"/>
+                <w:szCs w:val="18"/>
+              </w:rPr>
+              <w:t xml:space="preserve">Model Building Phase</w:t>
             </w:r>
           </w:p>
           <w:p>
@@ -7321,6 +7609,83 @@
                 <w:sz w:val="16"/>
                 <w:szCs w:val="16"/>
               </w:rPr>
+              <w:t xml:space="preserve">📹 VIDEO:</w:t>
+            </w:r>
+          </w:p>
+          <w:p>
+            <w:pPr>
+              <w:spacing w:after="20" w:before="0"/>
+            </w:pPr>
+            <w:r>
+              <w:rPr>
+                <w:rFonts w:ascii="Arial" w:cs="Arial" w:eastAsia="Arial" w:hAnsi="Arial"/>
+                <w:i/>
+                <w:iCs/>
+                <w:color w:val="595959"/>
+                <w:sz w:val="16"/>
+                <w:szCs w:val="16"/>
+              </w:rPr>
+              <w:t xml:space="preserve">No closely matching video in the ARES library for this activity.</w:t>
+            </w:r>
+          </w:p>
+          <w:p>
+            <w:pPr>
+              <w:spacing w:after="10" w:before="0"/>
+              <w:ind w:left="120"/>
+            </w:pPr>
+            <w:hyperlink w:history="1" r:id="rIdem_zs3c33gnzx5bky93w6">
+              <w:r>
+                <w:rPr>
+                  <w:rFonts w:ascii="Arial" w:cs="Arial" w:eastAsia="Arial" w:hAnsi="Arial"/>
+                  <w:color w:val="595959"/>
+                  <w:sz w:val="14"/>
+                  <w:szCs w:val="14"/>
+                  <w:u w:val="single" w:color="595959"/>
+                </w:rPr>
+                <w:t xml:space="preserve">🔍 Search ARES for videos</w:t>
+              </w:r>
+            </w:hyperlink>
+          </w:p>
+          <w:p>
+            <w:pPr>
+              <w:spacing w:after="10" w:before="0"/>
+              <w:ind w:left="120"/>
+            </w:pPr>
+            <w:r>
+              <w:rPr>
+                <w:rFonts w:ascii="Arial" w:cs="Arial" w:eastAsia="Arial" w:hAnsi="Arial"/>
+                <w:color w:val="595959"/>
+                <w:sz w:val="14"/>
+                <w:szCs w:val="14"/>
+              </w:rPr>
+              <w:t xml:space="preserve">Search terms: chemistry branches organic inorganic</w:t>
+            </w:r>
+          </w:p>
+          <w:p>
+            <w:pPr>
+              <w:spacing w:after="40" w:before="0"/>
+            </w:pPr>
+            <w:r>
+              <w:rPr>
+                <w:sz w:val="14"/>
+                <w:szCs w:val="14"/>
+              </w:rPr>
+              <w:t xml:space="preserve"/>
+            </w:r>
+          </w:p>
+          <w:p>
+            <w:pPr>
+              <w:spacing w:after="20" w:before="0"/>
+            </w:pPr>
+            <w:r>
+              <w:rPr>
+                <w:rFonts w:ascii="Arial" w:cs="Arial" w:eastAsia="Arial" w:hAnsi="Arial"/>
+                <w:b/>
+                <w:bCs/>
+                <w:color w:val="1F3864"/>
+                <w:sz w:val="16"/>
+                <w:szCs w:val="16"/>
+              </w:rPr>
               <w:t xml:space="preserve">📖 HTML:</w:t>
             </w:r>
           </w:p>
@@ -7328,7 +7693,7 @@
             <w:pPr>
               <w:spacing w:after="20" w:before="0"/>
             </w:pPr>
-            <w:hyperlink w:history="1" r:id="rIdkedgileaiogsdh-7qgmaa">
+            <w:hyperlink w:history="1" r:id="rIdkiyhho_k5gcfg_4lbsuy2">
               <w:r>
                 <w:rPr>
                   <w:rFonts w:ascii="Arial" w:cs="Arial" w:eastAsia="Arial" w:hAnsi="Arial"/>
@@ -7343,6 +7708,22 @@
           </w:p>
           <w:p>
             <w:pPr>
+              <w:spacing w:after="20" w:before="0"/>
+            </w:pPr>
+            <w:r>
+              <w:rPr>
+                <w:rFonts w:ascii="Arial" w:cs="Arial" w:eastAsia="Arial" w:hAnsi="Arial"/>
+                <w:i/>
+                <w:iCs/>
+                <w:color w:val="595959"/>
+                <w:sz w:val="16"/>
+                <w:szCs w:val="16"/>
+              </w:rPr>
+              <w:t xml:space="preserve">Related topic: not an exact match for this lesson.</w:t>
+            </w:r>
+          </w:p>
+          <w:p>
+            <w:pPr>
               <w:spacing w:after="10" w:before="0"/>
               <w:ind w:left="120"/>
             </w:pPr>
@@ -7361,313 +7742,7 @@
               <w:spacing w:after="10" w:before="0"/>
               <w:ind w:left="120"/>
             </w:pPr>
-            <w:hyperlink w:history="1" r:id="rId5rualcs5fdqgybknkyd9j">
-              <w:r>
-                <w:rPr>
-                  <w:rFonts w:ascii="Arial" w:cs="Arial" w:eastAsia="Arial" w:hAnsi="Arial"/>
-                  <w:color w:val="595959"/>
-                  <w:sz w:val="14"/>
-                  <w:szCs w:val="14"/>
-                  <w:u w:val="single" w:color="595959"/>
-                </w:rPr>
-                <w:t xml:space="preserve">🔍 Search ARES for similar readings</w:t>
-              </w:r>
-            </w:hyperlink>
-          </w:p>
-        </w:tc>
-        <w:tc>
-          <w:tcPr>
-            <w:tcW w:type="dxa" w:w="3040"/>
-            <w:shd w:fill="FFFFFF" w:color="auto" w:val="clear"/>
-            <w:tcMar>
-              <w:top w:type="dxa" w:w="60"/>
-              <w:left w:type="dxa" w:w="120"/>
-              <w:bottom w:type="dxa" w:w="60"/>
-              <w:right w:type="dxa" w:w="120"/>
-            </w:tcMar>
-            <w:vAlign w:val="top"/>
-          </w:tcPr>
-          <w:p>
-            <w:pPr>
-              <w:spacing w:after="40" w:before="0"/>
-              <w:jc w:val="left"/>
-            </w:pPr>
-            <w:r>
-              <w:rPr>
-                <w:rFonts w:ascii="Arial" w:cs="Arial" w:eastAsia="Arial" w:hAnsi="Arial"/>
-                <w:b w:val="false"/>
-                <w:bCs w:val="false"/>
-                <w:i w:val="false"/>
-                <w:iCs w:val="false"/>
-                <w:color w:val="000000"/>
-                <w:sz w:val="18"/>
-                <w:szCs w:val="18"/>
-              </w:rPr>
-              <w:t xml:space="preserve">Learners return to the class DQB. Working individually, each learner writes two items on separate sticky notes: (1) a GREEN 'Evidence' note — one piece of evidence from today's lesson that helps answer either Key Inquiry Question ('What is Chemistry and why is it important in our daily lives?' or 'How does drug and substance use affect our health and well-being?'); (2) an ORANGE 'New Question' note — one new question today's lesson has raised for them. Learners post both notes on the DQB in the correct columns. The teacher reads 3–4 notes aloud (a mix of evidence and questions) and briefly validates each, noting which new questions will be addressed in upcoming lessons.</w:t>
-            </w:r>
-          </w:p>
-        </w:tc>
-        <w:tc>
-          <w:tcPr>
-            <w:tcW w:type="dxa" w:w="3040"/>
-            <w:shd w:fill="F2F2F2" w:color="auto" w:val="clear"/>
-            <w:tcMar>
-              <w:top w:type="dxa" w:w="60"/>
-              <w:left w:type="dxa" w:w="120"/>
-              <w:bottom w:type="dxa" w:w="60"/>
-              <w:right w:type="dxa" w:w="120"/>
-            </w:tcMar>
-            <w:vAlign w:val="top"/>
-          </w:tcPr>
-          <w:p>
-            <w:pPr>
-              <w:spacing w:after="40" w:before="0"/>
-              <w:jc w:val="left"/>
-            </w:pPr>
-            <w:r>
-              <w:rPr>
-                <w:rFonts w:ascii="Arial" w:cs="Arial" w:eastAsia="Arial" w:hAnsi="Arial"/>
-                <w:b w:val="false"/>
-                <w:bCs w:val="false"/>
-                <w:i w:val="false"/>
-                <w:iCs w:val="false"/>
-                <w:color w:val="000000"/>
-                <w:sz w:val="18"/>
-                <w:szCs w:val="18"/>
-              </w:rPr>
-              <w:t xml:space="preserve">Distribute two sticky notes (different colours if possible) to each learner. Say: 'You have 3 minutes. Write one piece of evidence on the green note — something from today that helps answer our driving question about Chemistry in daily life. Write one new question on the orange note — something today's lesson made you curious about.' [WAIT TIME: 3 minutes, silent individual writing.] Then say: 'Come post your notes on the board — green in the Evidence column, orange in the New Questions column.' Allow 2 minutes for posting. Read aloud 3 green notes, saying: 'This learner wrote: [read note]. This is strong evidence because it shows [connect to driving question].' Read 2 orange notes and say: 'Great question — we will come back to this in Lesson [X]. Keep watching for evidence.' Circle one orange note that asks about careers or drug interactions (likely present given the Branch Cards) and say: 'This question about [e.g., how Biochemistry is used in medicine] is going to be very important when we get to the topic of drugs and substance use later in this unit.'</w:t>
-            </w:r>
-          </w:p>
-        </w:tc>
-        <w:tc>
-          <w:tcPr>
-            <w:tcW w:type="dxa" w:w="3040"/>
-            <w:shd w:fill="FFFFFF" w:color="auto" w:val="clear"/>
-            <w:tcMar>
-              <w:top w:type="dxa" w:w="60"/>
-              <w:left w:type="dxa" w:w="120"/>
-              <w:bottom w:type="dxa" w:w="60"/>
-              <w:right w:type="dxa" w:w="120"/>
-            </w:tcMar>
-            <w:vAlign w:val="top"/>
-          </w:tcPr>
-          <w:p>
-            <w:pPr>
-              <w:spacing w:after="40" w:before="0"/>
-              <w:jc w:val="left"/>
-            </w:pPr>
-            <w:r>
-              <w:rPr>
-                <w:rFonts w:ascii="Arial" w:cs="Arial" w:eastAsia="Arial" w:hAnsi="Arial"/>
-                <w:b w:val="false"/>
-                <w:bCs w:val="false"/>
-                <w:i w:val="false"/>
-                <w:iCs w:val="false"/>
-                <w:color w:val="000000"/>
-                <w:sz w:val="18"/>
-                <w:szCs w:val="18"/>
-              </w:rPr>
-              <w:t xml:space="preserve">Driving Question Board — Evidence and New Questions Protocol. This strategy (aligned with NGSS SEP 1: Asking Questions and Defining Problems, and SEP 7: Engaging in Argument from Evidence) makes learners' growing understanding publicly visible and creates a living record of the unit's intellectual journey. Distinguishing 'evidence' from 'new questions' teaches learners that science advances through both answers and productive new questions — a key epistemic practice.</w:t>
-            </w:r>
-          </w:p>
-        </w:tc>
-        <w:tc>
-          <w:tcPr>
-            <w:tcW w:type="dxa" w:w="3040"/>
-            <w:shd w:fill="F2F2F2" w:color="auto" w:val="clear"/>
-            <w:tcMar>
-              <w:top w:type="dxa" w:w="60"/>
-              <w:left w:type="dxa" w:w="120"/>
-              <w:bottom w:type="dxa" w:w="60"/>
-              <w:right w:type="dxa" w:w="120"/>
-            </w:tcMar>
-            <w:vAlign w:val="top"/>
-          </w:tcPr>
-          <w:p>
-            <w:pPr>
-              <w:spacing w:after="40" w:before="0"/>
-              <w:jc w:val="left"/>
-            </w:pPr>
-            <w:r>
-              <w:rPr>
-                <w:rFonts w:ascii="Arial" w:cs="Arial" w:eastAsia="Arial" w:hAnsi="Arial"/>
-                <w:b w:val="false"/>
-                <w:bCs w:val="false"/>
-                <w:i w:val="false"/>
-                <w:iCs w:val="false"/>
-                <w:color w:val="000000"/>
-                <w:sz w:val="18"/>
-                <w:szCs w:val="18"/>
-              </w:rPr>
-              <w:t xml:space="preserve">Observable indicator: Every learner posts both a green and an orange sticky note. Teacher checks that green 'evidence' notes reference at least one branch of Chemistry by name and connect it to a real-world application. Red flag: learners who write vague notes like 'Chemistry is useful' — pull these learners aside at the start of the next lesson for a brief verbal probe: 'Tell me specifically HOW Chemistry is useful — which branch, doing what?'</w:t>
-            </w:r>
-          </w:p>
-        </w:tc>
-      </w:tr>
-      <w:tr>
-        <w:tc>
-          <w:tcPr>
-            <w:tcW w:type="dxa" w:w="1520"/>
-            <w:shd w:fill="D5E8F0" w:color="auto" w:val="clear"/>
-            <w:tcMar>
-              <w:top w:type="dxa" w:w="60"/>
-              <w:left w:type="dxa" w:w="120"/>
-              <w:bottom w:type="dxa" w:w="60"/>
-              <w:right w:type="dxa" w:w="120"/>
-            </w:tcMar>
-            <w:vAlign w:val="top"/>
-          </w:tcPr>
-          <w:p>
-            <w:pPr>
-              <w:spacing w:after="40" w:before="0"/>
-              <w:jc w:val="left"/>
-            </w:pPr>
-            <w:r>
-              <w:rPr>
-                <w:rFonts w:ascii="Arial" w:cs="Arial" w:eastAsia="Arial" w:hAnsi="Arial"/>
-                <w:b/>
-                <w:bCs/>
-                <w:i w:val="false"/>
-                <w:iCs w:val="false"/>
-                <w:color w:val="000000"/>
-                <w:sz w:val="18"/>
-                <w:szCs w:val="18"/>
-              </w:rPr>
-              <w:t xml:space="preserve">Model Building Phase</w:t>
-            </w:r>
-          </w:p>
-          <w:p>
-            <w:pPr>
-              <w:spacing w:after="20" w:before="0"/>
-            </w:pPr>
-            <w:r>
-              <w:rPr>
-                <w:rFonts w:ascii="Arial" w:cs="Arial" w:eastAsia="Arial" w:hAnsi="Arial"/>
-                <w:b/>
-                <w:bCs/>
-                <w:color w:val="1F3864"/>
-                <w:sz w:val="16"/>
-                <w:szCs w:val="16"/>
-              </w:rPr>
-              <w:t xml:space="preserve">📹 VIDEO:</w:t>
-            </w:r>
-          </w:p>
-          <w:p>
-            <w:pPr>
-              <w:spacing w:after="20" w:before="0"/>
-            </w:pPr>
-            <w:hyperlink w:history="1" r:id="rIdo1lsrzykafxhsbrzzlhj_">
-              <w:r>
-                <w:rPr>
-                  <w:rFonts w:ascii="Arial" w:cs="Arial" w:eastAsia="Arial" w:hAnsi="Arial"/>
-                  <w:color w:val="2E75B6"/>
-                  <w:sz w:val="16"/>
-                  <w:szCs w:val="16"/>
-                  <w:u w:val="single" w:color="2E75B6"/>
-                </w:rPr>
-                <w:t xml:space="preserve">Organic chemistry naming examples 4</w:t>
-              </w:r>
-            </w:hyperlink>
-          </w:p>
-          <w:p>
-            <w:pPr>
-              <w:spacing w:after="10" w:before="0"/>
-              <w:ind w:left="120"/>
-            </w:pPr>
-            <w:r>
-              <w:rPr>
-                <w:rFonts w:ascii="Arial" w:cs="Arial" w:eastAsia="Arial" w:hAnsi="Arial"/>
-                <w:color w:val="595959"/>
-                <w:sz w:val="14"/>
-                <w:szCs w:val="14"/>
-              </w:rPr>
-              <w:t xml:space="preserve">Source: Khan Academy (English - US curriculum)</w:t>
-            </w:r>
-          </w:p>
-          <w:p>
-            <w:pPr>
-              <w:spacing w:after="10" w:before="0"/>
-              <w:ind w:left="120"/>
-            </w:pPr>
-            <w:hyperlink w:history="1" r:id="rIdze-emllyw07kq6ecnvfxf">
-              <w:r>
-                <w:rPr>
-                  <w:rFonts w:ascii="Arial" w:cs="Arial" w:eastAsia="Arial" w:hAnsi="Arial"/>
-                  <w:color w:val="595959"/>
-                  <w:sz w:val="14"/>
-                  <w:szCs w:val="14"/>
-                  <w:u w:val="single" w:color="595959"/>
-                </w:rPr>
-                <w:t xml:space="preserve">🔍 Search ARES for similar videos</w:t>
-              </w:r>
-            </w:hyperlink>
-          </w:p>
-          <w:p>
-            <w:pPr>
-              <w:spacing w:after="40" w:before="0"/>
-            </w:pPr>
-            <w:r>
-              <w:rPr>
-                <w:sz w:val="14"/>
-                <w:szCs w:val="14"/>
-              </w:rPr>
-              <w:t xml:space="preserve"/>
-            </w:r>
-          </w:p>
-          <w:p>
-            <w:pPr>
-              <w:spacing w:after="20" w:before="0"/>
-            </w:pPr>
-            <w:r>
-              <w:rPr>
-                <w:rFonts w:ascii="Arial" w:cs="Arial" w:eastAsia="Arial" w:hAnsi="Arial"/>
-                <w:b/>
-                <w:bCs/>
-                <w:color w:val="1F3864"/>
-                <w:sz w:val="16"/>
-                <w:szCs w:val="16"/>
-              </w:rPr>
-              <w:t xml:space="preserve">📖 HTML:</w:t>
-            </w:r>
-          </w:p>
-          <w:p>
-            <w:pPr>
-              <w:spacing w:after="20" w:before="0"/>
-            </w:pPr>
-            <w:hyperlink w:history="1" r:id="rIdcobh_yni6clqft-vdqwyj">
-              <w:r>
-                <w:rPr>
-                  <w:rFonts w:ascii="Arial" w:cs="Arial" w:eastAsia="Arial" w:hAnsi="Arial"/>
-                  <w:color w:val="2E75B6"/>
-                  <w:sz w:val="16"/>
-                  <w:szCs w:val="16"/>
-                  <w:u w:val="single" w:color="2E75B6"/>
-                </w:rPr>
-                <w:t xml:space="preserve">Organic Chemistry (Flexbook)</w:t>
-              </w:r>
-            </w:hyperlink>
-          </w:p>
-          <w:p>
-            <w:pPr>
-              <w:spacing w:after="10" w:before="0"/>
-              <w:ind w:left="120"/>
-            </w:pPr>
-            <w:r>
-              <w:rPr>
-                <w:rFonts w:ascii="Arial" w:cs="Arial" w:eastAsia="Arial" w:hAnsi="Arial"/>
-                <w:color w:val="595959"/>
-                <w:sz w:val="14"/>
-                <w:szCs w:val="14"/>
-              </w:rPr>
-              <w:t xml:space="preserve">Source: CK-12</w:t>
-            </w:r>
-          </w:p>
-          <w:p>
-            <w:pPr>
-              <w:spacing w:after="10" w:before="0"/>
-              <w:ind w:left="120"/>
-            </w:pPr>
-            <w:hyperlink w:history="1" r:id="rId0w3gwk0okjrzpj5uvm26j">
+            <w:hyperlink w:history="1" r:id="rIdyra1d_yzassghllqrgl5t">
               <w:r>
                 <w:rPr>
                   <w:rFonts w:ascii="Arial" w:cs="Arial" w:eastAsia="Arial" w:hAnsi="Arial"/>
@@ -8293,7 +8368,7 @@
         </w:rPr>
         <w:t xml:space="preserve">© 2026 SeaVuria and ARES. Aligned with KICD objectives. Developed by SeaVuria; technical implementation by ARES (with AI assistance from Claude). Licensed under </w:t>
       </w:r>
-      <w:hyperlink w:history="1" r:id="rIdv0cgxln3lkrkjtvoevjsi">
+      <w:hyperlink w:history="1" r:id="rIdcztgn1op3hicwegk7ctvb">
         <w:r>
           <w:rPr>
             <w:rFonts w:ascii="Arial" w:cs="Arial" w:eastAsia="Arial" w:hAnsi="Arial"/>
@@ -8314,7 +8389,7 @@
         </w:rPr>
         <w:t xml:space="preserve"> (</w:t>
       </w:r>
-      <w:hyperlink w:history="1" r:id="rId78s8uti2wbon_l8sj5ei5">
+      <w:hyperlink w:history="1" r:id="rIdefwispiedwgiazgzj9uv1">
         <w:r>
           <w:rPr>
             <w:rFonts w:ascii="Arial" w:cs="Arial" w:eastAsia="Arial" w:hAnsi="Arial"/>
@@ -9327,40 +9402,24 @@
             <w:pPr>
               <w:spacing w:after="20" w:before="0"/>
             </w:pPr>
-            <w:hyperlink w:history="1" r:id="rIdi2zxcseyxyx7empcxmawb">
-              <w:r>
-                <w:rPr>
-                  <w:rFonts w:ascii="Arial" w:cs="Arial" w:eastAsia="Arial" w:hAnsi="Arial"/>
-                  <w:color w:val="2E75B6"/>
-                  <w:sz w:val="16"/>
-                  <w:szCs w:val="16"/>
-                  <w:u w:val="single" w:color="2E75B6"/>
-                </w:rPr>
-                <w:t xml:space="preserve">2015 AP Chemistry free response 5</w:t>
-              </w:r>
-            </w:hyperlink>
+            <w:r>
+              <w:rPr>
+                <w:rFonts w:ascii="Arial" w:cs="Arial" w:eastAsia="Arial" w:hAnsi="Arial"/>
+                <w:i/>
+                <w:iCs/>
+                <w:color w:val="595959"/>
+                <w:sz w:val="16"/>
+                <w:szCs w:val="16"/>
+              </w:rPr>
+              <w:t xml:space="preserve">No closely matching video in the ARES library for this activity.</w:t>
+            </w:r>
           </w:p>
           <w:p>
             <w:pPr>
               <w:spacing w:after="10" w:before="0"/>
               <w:ind w:left="120"/>
             </w:pPr>
-            <w:r>
-              <w:rPr>
-                <w:rFonts w:ascii="Arial" w:cs="Arial" w:eastAsia="Arial" w:hAnsi="Arial"/>
-                <w:color w:val="595959"/>
-                <w:sz w:val="14"/>
-                <w:szCs w:val="14"/>
-              </w:rPr>
-              <w:t xml:space="preserve">Source: Khan Academy (English - US curriculum)</w:t>
-            </w:r>
-          </w:p>
-          <w:p>
-            <w:pPr>
-              <w:spacing w:after="10" w:before="0"/>
-              <w:ind w:left="120"/>
-            </w:pPr>
-            <w:hyperlink w:history="1" r:id="rIdyaibxgvsbozvuzqkkvkqb">
+            <w:hyperlink w:history="1" r:id="rIdl504lsx7gy_v4x5jgv4ib">
               <w:r>
                 <w:rPr>
                   <w:rFonts w:ascii="Arial" w:cs="Arial" w:eastAsia="Arial" w:hAnsi="Arial"/>
@@ -9369,9 +9428,24 @@
                   <w:szCs w:val="14"/>
                   <w:u w:val="single" w:color="595959"/>
                 </w:rPr>
-                <w:t xml:space="preserve">🔍 Search ARES for similar videos</w:t>
+                <w:t xml:space="preserve">🔍 Search ARES for videos</w:t>
               </w:r>
             </w:hyperlink>
+          </w:p>
+          <w:p>
+            <w:pPr>
+              <w:spacing w:after="10" w:before="0"/>
+              <w:ind w:left="120"/>
+            </w:pPr>
+            <w:r>
+              <w:rPr>
+                <w:rFonts w:ascii="Arial" w:cs="Arial" w:eastAsia="Arial" w:hAnsi="Arial"/>
+                <w:color w:val="595959"/>
+                <w:sz w:val="14"/>
+                <w:szCs w:val="14"/>
+              </w:rPr>
+              <w:t xml:space="preserve">Search terms: chemistry fertilisers npk urea</w:t>
+            </w:r>
           </w:p>
           <w:p>
             <w:pPr>
@@ -9422,7 +9496,7 @@
               <w:spacing w:after="10" w:before="0"/>
               <w:ind w:left="120"/>
             </w:pPr>
-            <w:hyperlink w:history="1" r:id="rId2gfpjyjwmeut5n0i7atuy">
+            <w:hyperlink w:history="1" r:id="rId_u69kj58yvq57wls7ohee">
               <w:r>
                 <w:rPr>
                   <w:rFonts w:ascii="Arial" w:cs="Arial" w:eastAsia="Arial" w:hAnsi="Arial"/>
@@ -9632,40 +9706,24 @@
             <w:pPr>
               <w:spacing w:after="20" w:before="0"/>
             </w:pPr>
-            <w:hyperlink w:history="1" r:id="rIdqcax05l_qaiiike5y-_r2">
-              <w:r>
-                <w:rPr>
-                  <w:rFonts w:ascii="Arial" w:cs="Arial" w:eastAsia="Arial" w:hAnsi="Arial"/>
-                  <w:color w:val="2E75B6"/>
-                  <w:sz w:val="16"/>
-                  <w:szCs w:val="16"/>
-                  <w:u w:val="single" w:color="2E75B6"/>
-                </w:rPr>
-                <w:t xml:space="preserve">2015 AP Chemistry free response 5a: Finding order of reaction</w:t>
-              </w:r>
-            </w:hyperlink>
+            <w:r>
+              <w:rPr>
+                <w:rFonts w:ascii="Arial" w:cs="Arial" w:eastAsia="Arial" w:hAnsi="Arial"/>
+                <w:i/>
+                <w:iCs/>
+                <w:color w:val="595959"/>
+                <w:sz w:val="16"/>
+                <w:szCs w:val="16"/>
+              </w:rPr>
+              <w:t xml:space="preserve">No closely matching video in the ARES library for this activity.</w:t>
+            </w:r>
           </w:p>
           <w:p>
             <w:pPr>
               <w:spacing w:after="10" w:before="0"/>
               <w:ind w:left="120"/>
             </w:pPr>
-            <w:r>
-              <w:rPr>
-                <w:rFonts w:ascii="Arial" w:cs="Arial" w:eastAsia="Arial" w:hAnsi="Arial"/>
-                <w:color w:val="595959"/>
-                <w:sz w:val="14"/>
-                <w:szCs w:val="14"/>
-              </w:rPr>
-              <w:t xml:space="preserve">Source: Khan Academy (English - US curriculum)</w:t>
-            </w:r>
-          </w:p>
-          <w:p>
-            <w:pPr>
-              <w:spacing w:after="10" w:before="0"/>
-              <w:ind w:left="120"/>
-            </w:pPr>
-            <w:hyperlink w:history="1" r:id="rIdhjyrxqdklh7i-ttzayo89">
+            <w:hyperlink w:history="1" r:id="rIdezwbsmjidwegj67w5jkvr">
               <w:r>
                 <w:rPr>
                   <w:rFonts w:ascii="Arial" w:cs="Arial" w:eastAsia="Arial" w:hAnsi="Arial"/>
@@ -9674,9 +9732,24 @@
                   <w:szCs w:val="14"/>
                   <w:u w:val="single" w:color="595959"/>
                 </w:rPr>
-                <w:t xml:space="preserve">🔍 Search ARES for similar videos</w:t>
+                <w:t xml:space="preserve">🔍 Search ARES for videos</w:t>
               </w:r>
             </w:hyperlink>
+          </w:p>
+          <w:p>
+            <w:pPr>
+              <w:spacing w:after="10" w:before="0"/>
+              <w:ind w:left="120"/>
+            </w:pPr>
+            <w:r>
+              <w:rPr>
+                <w:rFonts w:ascii="Arial" w:cs="Arial" w:eastAsia="Arial" w:hAnsi="Arial"/>
+                <w:color w:val="595959"/>
+                <w:sz w:val="14"/>
+                <w:szCs w:val="14"/>
+              </w:rPr>
+              <w:t xml:space="preserve">Search terms: chemistry fertilisers npk urea</w:t>
+            </w:r>
           </w:p>
           <w:p>
             <w:pPr>
@@ -9727,7 +9800,7 @@
               <w:spacing w:after="10" w:before="0"/>
               <w:ind w:left="120"/>
             </w:pPr>
-            <w:hyperlink w:history="1" r:id="rIdmhdbuwu7li_oo35nd7ob9">
+            <w:hyperlink w:history="1" r:id="rIdvofo0nhtd5d-2amuvuj_i">
               <w:r>
                 <w:rPr>
                   <w:rFonts w:ascii="Arial" w:cs="Arial" w:eastAsia="Arial" w:hAnsi="Arial"/>
@@ -9937,40 +10010,24 @@
             <w:pPr>
               <w:spacing w:after="20" w:before="0"/>
             </w:pPr>
-            <w:hyperlink w:history="1" r:id="rIdryrzrqscqtdrhusrzaarz">
-              <w:r>
-                <w:rPr>
-                  <w:rFonts w:ascii="Arial" w:cs="Arial" w:eastAsia="Arial" w:hAnsi="Arial"/>
-                  <w:color w:val="2E75B6"/>
-                  <w:sz w:val="16"/>
-                  <w:szCs w:val="16"/>
-                  <w:u w:val="single" w:color="2E75B6"/>
-                </w:rPr>
-                <w:t xml:space="preserve">2015 AP Chemistry free response 5</w:t>
-              </w:r>
-            </w:hyperlink>
+            <w:r>
+              <w:rPr>
+                <w:rFonts w:ascii="Arial" w:cs="Arial" w:eastAsia="Arial" w:hAnsi="Arial"/>
+                <w:i/>
+                <w:iCs/>
+                <w:color w:val="595959"/>
+                <w:sz w:val="16"/>
+                <w:szCs w:val="16"/>
+              </w:rPr>
+              <w:t xml:space="preserve">No closely matching video in the ARES library for this activity.</w:t>
+            </w:r>
           </w:p>
           <w:p>
             <w:pPr>
               <w:spacing w:after="10" w:before="0"/>
               <w:ind w:left="120"/>
             </w:pPr>
-            <w:r>
-              <w:rPr>
-                <w:rFonts w:ascii="Arial" w:cs="Arial" w:eastAsia="Arial" w:hAnsi="Arial"/>
-                <w:color w:val="595959"/>
-                <w:sz w:val="14"/>
-                <w:szCs w:val="14"/>
-              </w:rPr>
-              <w:t xml:space="preserve">Source: Khan Academy (English - US curriculum)</w:t>
-            </w:r>
-          </w:p>
-          <w:p>
-            <w:pPr>
-              <w:spacing w:after="10" w:before="0"/>
-              <w:ind w:left="120"/>
-            </w:pPr>
-            <w:hyperlink w:history="1" r:id="rIdkakrls-xaljoedtlnq_qq">
+            <w:hyperlink w:history="1" r:id="rIdtqqdkcynknyr2tlon5kiw">
               <w:r>
                 <w:rPr>
                   <w:rFonts w:ascii="Arial" w:cs="Arial" w:eastAsia="Arial" w:hAnsi="Arial"/>
@@ -9979,9 +10036,24 @@
                   <w:szCs w:val="14"/>
                   <w:u w:val="single" w:color="595959"/>
                 </w:rPr>
-                <w:t xml:space="preserve">🔍 Search ARES for similar videos</w:t>
+                <w:t xml:space="preserve">🔍 Search ARES for videos</w:t>
               </w:r>
             </w:hyperlink>
+          </w:p>
+          <w:p>
+            <w:pPr>
+              <w:spacing w:after="10" w:before="0"/>
+              <w:ind w:left="120"/>
+            </w:pPr>
+            <w:r>
+              <w:rPr>
+                <w:rFonts w:ascii="Arial" w:cs="Arial" w:eastAsia="Arial" w:hAnsi="Arial"/>
+                <w:color w:val="595959"/>
+                <w:sz w:val="14"/>
+                <w:szCs w:val="14"/>
+              </w:rPr>
+              <w:t xml:space="preserve">Search terms: chemistry fertilisers npk urea</w:t>
+            </w:r>
           </w:p>
           <w:p>
             <w:pPr>
@@ -10032,7 +10104,7 @@
               <w:spacing w:after="10" w:before="0"/>
               <w:ind w:left="120"/>
             </w:pPr>
-            <w:hyperlink w:history="1" r:id="rIderjhfa12a4f0d14tphucp">
+            <w:hyperlink w:history="1" r:id="rIddcfammn2kt-jcoty0nnwe">
               <w:r>
                 <w:rPr>
                   <w:rFonts w:ascii="Arial" w:cs="Arial" w:eastAsia="Arial" w:hAnsi="Arial"/>
@@ -10242,40 +10314,24 @@
             <w:pPr>
               <w:spacing w:after="20" w:before="0"/>
             </w:pPr>
-            <w:hyperlink w:history="1" r:id="rIdibrvq-somvxd59pfnznon">
-              <w:r>
-                <w:rPr>
-                  <w:rFonts w:ascii="Arial" w:cs="Arial" w:eastAsia="Arial" w:hAnsi="Arial"/>
-                  <w:color w:val="2E75B6"/>
-                  <w:sz w:val="16"/>
-                  <w:szCs w:val="16"/>
-                  <w:u w:val="single" w:color="2E75B6"/>
-                </w:rPr>
-                <w:t xml:space="preserve">2015 AP Chemistry free response 5</w:t>
-              </w:r>
-            </w:hyperlink>
+            <w:r>
+              <w:rPr>
+                <w:rFonts w:ascii="Arial" w:cs="Arial" w:eastAsia="Arial" w:hAnsi="Arial"/>
+                <w:i/>
+                <w:iCs/>
+                <w:color w:val="595959"/>
+                <w:sz w:val="16"/>
+                <w:szCs w:val="16"/>
+              </w:rPr>
+              <w:t xml:space="preserve">No closely matching video in the ARES library for this activity.</w:t>
+            </w:r>
           </w:p>
           <w:p>
             <w:pPr>
               <w:spacing w:after="10" w:before="0"/>
               <w:ind w:left="120"/>
             </w:pPr>
-            <w:r>
-              <w:rPr>
-                <w:rFonts w:ascii="Arial" w:cs="Arial" w:eastAsia="Arial" w:hAnsi="Arial"/>
-                <w:color w:val="595959"/>
-                <w:sz w:val="14"/>
-                <w:szCs w:val="14"/>
-              </w:rPr>
-              <w:t xml:space="preserve">Source: Khan Academy (English - US curriculum)</w:t>
-            </w:r>
-          </w:p>
-          <w:p>
-            <w:pPr>
-              <w:spacing w:after="10" w:before="0"/>
-              <w:ind w:left="120"/>
-            </w:pPr>
-            <w:hyperlink w:history="1" r:id="rIdwrky6od9u2sa-3elvboe1">
+            <w:hyperlink w:history="1" r:id="rIdllnbpiljwv2aierrjjdlo">
               <w:r>
                 <w:rPr>
                   <w:rFonts w:ascii="Arial" w:cs="Arial" w:eastAsia="Arial" w:hAnsi="Arial"/>
@@ -10284,9 +10340,24 @@
                   <w:szCs w:val="14"/>
                   <w:u w:val="single" w:color="595959"/>
                 </w:rPr>
-                <w:t xml:space="preserve">🔍 Search ARES for similar videos</w:t>
+                <w:t xml:space="preserve">🔍 Search ARES for videos</w:t>
               </w:r>
             </w:hyperlink>
+          </w:p>
+          <w:p>
+            <w:pPr>
+              <w:spacing w:after="10" w:before="0"/>
+              <w:ind w:left="120"/>
+            </w:pPr>
+            <w:r>
+              <w:rPr>
+                <w:rFonts w:ascii="Arial" w:cs="Arial" w:eastAsia="Arial" w:hAnsi="Arial"/>
+                <w:color w:val="595959"/>
+                <w:sz w:val="14"/>
+                <w:szCs w:val="14"/>
+              </w:rPr>
+              <w:t xml:space="preserve">Search terms: chemistry fertilisers npk urea</w:t>
+            </w:r>
           </w:p>
           <w:p>
             <w:pPr>
@@ -10337,7 +10408,7 @@
               <w:spacing w:after="10" w:before="0"/>
               <w:ind w:left="120"/>
             </w:pPr>
-            <w:hyperlink w:history="1" r:id="rId6ikizm86ufsyzt3kplue4">
+            <w:hyperlink w:history="1" r:id="rIdora15yhgloptbtwblajln">
               <w:r>
                 <w:rPr>
                   <w:rFonts w:ascii="Arial" w:cs="Arial" w:eastAsia="Arial" w:hAnsi="Arial"/>
@@ -10547,40 +10618,24 @@
             <w:pPr>
               <w:spacing w:after="20" w:before="0"/>
             </w:pPr>
-            <w:hyperlink w:history="1" r:id="rIdmdkkuzc-pjzfozhiybxyp">
-              <w:r>
-                <w:rPr>
-                  <w:rFonts w:ascii="Arial" w:cs="Arial" w:eastAsia="Arial" w:hAnsi="Arial"/>
-                  <w:color w:val="2E75B6"/>
-                  <w:sz w:val="16"/>
-                  <w:szCs w:val="16"/>
-                  <w:u w:val="single" w:color="2E75B6"/>
-                </w:rPr>
-                <w:t xml:space="preserve">2015 AP Chemistry free response 5</w:t>
-              </w:r>
-            </w:hyperlink>
+            <w:r>
+              <w:rPr>
+                <w:rFonts w:ascii="Arial" w:cs="Arial" w:eastAsia="Arial" w:hAnsi="Arial"/>
+                <w:i/>
+                <w:iCs/>
+                <w:color w:val="595959"/>
+                <w:sz w:val="16"/>
+                <w:szCs w:val="16"/>
+              </w:rPr>
+              <w:t xml:space="preserve">No closely matching video in the ARES library for this activity.</w:t>
+            </w:r>
           </w:p>
           <w:p>
             <w:pPr>
               <w:spacing w:after="10" w:before="0"/>
               <w:ind w:left="120"/>
             </w:pPr>
-            <w:r>
-              <w:rPr>
-                <w:rFonts w:ascii="Arial" w:cs="Arial" w:eastAsia="Arial" w:hAnsi="Arial"/>
-                <w:color w:val="595959"/>
-                <w:sz w:val="14"/>
-                <w:szCs w:val="14"/>
-              </w:rPr>
-              <w:t xml:space="preserve">Source: Khan Academy (English - US curriculum)</w:t>
-            </w:r>
-          </w:p>
-          <w:p>
-            <w:pPr>
-              <w:spacing w:after="10" w:before="0"/>
-              <w:ind w:left="120"/>
-            </w:pPr>
-            <w:hyperlink w:history="1" r:id="rIdsjx4ojdcfi9d276xig_w_">
+            <w:hyperlink w:history="1" r:id="rIdkhbqs1xzyy1rif6ujpp1w">
               <w:r>
                 <w:rPr>
                   <w:rFonts w:ascii="Arial" w:cs="Arial" w:eastAsia="Arial" w:hAnsi="Arial"/>
@@ -10589,9 +10644,24 @@
                   <w:szCs w:val="14"/>
                   <w:u w:val="single" w:color="595959"/>
                 </w:rPr>
-                <w:t xml:space="preserve">🔍 Search ARES for similar videos</w:t>
+                <w:t xml:space="preserve">🔍 Search ARES for videos</w:t>
               </w:r>
             </w:hyperlink>
+          </w:p>
+          <w:p>
+            <w:pPr>
+              <w:spacing w:after="10" w:before="0"/>
+              <w:ind w:left="120"/>
+            </w:pPr>
+            <w:r>
+              <w:rPr>
+                <w:rFonts w:ascii="Arial" w:cs="Arial" w:eastAsia="Arial" w:hAnsi="Arial"/>
+                <w:color w:val="595959"/>
+                <w:sz w:val="14"/>
+                <w:szCs w:val="14"/>
+              </w:rPr>
+              <w:t xml:space="preserve">Search terms: chemistry fertilisers npk urea</w:t>
+            </w:r>
           </w:p>
           <w:p>
             <w:pPr>
@@ -10642,7 +10712,7 @@
               <w:spacing w:after="10" w:before="0"/>
               <w:ind w:left="120"/>
             </w:pPr>
-            <w:hyperlink w:history="1" r:id="rId0thoqdlb6hmpx8cgdl0i1">
+            <w:hyperlink w:history="1" r:id="rIdfvig5-onvsjklzjwbv7f2">
               <w:r>
                 <w:rPr>
                   <w:rFonts w:ascii="Arial" w:cs="Arial" w:eastAsia="Arial" w:hAnsi="Arial"/>
@@ -11169,7 +11239,7 @@
         </w:rPr>
         <w:t xml:space="preserve">© 2026 SeaVuria and ARES. Aligned with KICD objectives. Developed by SeaVuria; technical implementation by ARES (with AI assistance from Claude). Licensed under </w:t>
       </w:r>
-      <w:hyperlink w:history="1" r:id="rIdfnrzadhtysanb9pkxccbh">
+      <w:hyperlink w:history="1" r:id="rIdqvvhkgnpyy-kdfl7iztq_">
         <w:r>
           <w:rPr>
             <w:rFonts w:ascii="Arial" w:cs="Arial" w:eastAsia="Arial" w:hAnsi="Arial"/>
@@ -11190,7 +11260,7 @@
         </w:rPr>
         <w:t xml:space="preserve"> (</w:t>
       </w:r>
-      <w:hyperlink w:history="1" r:id="rIdxbdxdfai2pyibeqjnr9md">
+      <w:hyperlink w:history="1" r:id="rIdyomqt2zinpua39pwopfzx">
         <w:r>
           <w:rPr>
             <w:rFonts w:ascii="Arial" w:cs="Arial" w:eastAsia="Arial" w:hAnsi="Arial"/>
@@ -12220,7 +12290,7 @@
               <w:spacing w:after="10" w:before="0"/>
               <w:ind w:left="120"/>
             </w:pPr>
-            <w:hyperlink w:history="1" r:id="rIdoae4j9ykp5i6cse1msxyg">
+            <w:hyperlink w:history="1" r:id="rIdfyb4dfyzpkujz-jrl6ocv">
               <w:r>
                 <w:rPr>
                   <w:rFonts w:ascii="Arial" w:cs="Arial" w:eastAsia="Arial" w:hAnsi="Arial"/>
@@ -12273,8 +12343,25 @@
                 <w:sz w:val="16"/>
                 <w:szCs w:val="16"/>
               </w:rPr>
-              <w:t xml:space="preserve">📖 READING:</w:t>
-            </w:r>
+              <w:t xml:space="preserve">📖 EXERCISE:</w:t>
+            </w:r>
+          </w:p>
+          <w:p>
+            <w:pPr>
+              <w:spacing w:after="20" w:before="0"/>
+            </w:pPr>
+            <w:hyperlink w:history="1" r:id="rIdmnx0rjbcgygwbufwyjgoh">
+              <w:r>
+                <w:rPr>
+                  <w:rFonts w:ascii="Arial" w:cs="Arial" w:eastAsia="Arial" w:hAnsi="Arial"/>
+                  <w:color w:val="2E75B6"/>
+                  <w:sz w:val="16"/>
+                  <w:szCs w:val="16"/>
+                  <w:u w:val="single" w:color="2E75B6"/>
+                </w:rPr>
+                <w:t xml:space="preserve">Physical and chemical changes</w:t>
+              </w:r>
+            </w:hyperlink>
           </w:p>
           <w:p>
             <w:pPr>
@@ -12289,7 +12376,7 @@
                 <w:sz w:val="16"/>
                 <w:szCs w:val="16"/>
               </w:rPr>
-              <w:t xml:space="preserve">No closely matching reading in the ARES library for this activity.</w:t>
+              <w:t xml:space="preserve">Related topic: not an exact match for this lesson.</w:t>
             </w:r>
           </w:p>
           <w:p>
@@ -12297,7 +12384,22 @@
               <w:spacing w:after="10" w:before="0"/>
               <w:ind w:left="120"/>
             </w:pPr>
-            <w:hyperlink w:history="1" r:id="rIdiomyl7riugjtlgjzla5zp">
+            <w:r>
+              <w:rPr>
+                <w:rFonts w:ascii="Arial" w:cs="Arial" w:eastAsia="Arial" w:hAnsi="Arial"/>
+                <w:color w:val="595959"/>
+                <w:sz w:val="14"/>
+                <w:szCs w:val="14"/>
+              </w:rPr>
+              <w:t xml:space="preserve">Source: Khan Academy (English - US curriculum)</w:t>
+            </w:r>
+          </w:p>
+          <w:p>
+            <w:pPr>
+              <w:spacing w:after="10" w:before="0"/>
+              <w:ind w:left="120"/>
+            </w:pPr>
+            <w:hyperlink w:history="1" r:id="rIdznae5idjwxenqcwusrqp4">
               <w:r>
                 <w:rPr>
                   <w:rFonts w:ascii="Arial" w:cs="Arial" w:eastAsia="Arial" w:hAnsi="Arial"/>
@@ -12306,24 +12408,9 @@
                   <w:szCs w:val="14"/>
                   <w:u w:val="single" w:color="595959"/>
                 </w:rPr>
-                <w:t xml:space="preserve">🔍 Search ARES for readings</w:t>
+                <w:t xml:space="preserve">🔍 Search ARES for similar readings</w:t>
               </w:r>
             </w:hyperlink>
-          </w:p>
-          <w:p>
-            <w:pPr>
-              <w:spacing w:after="10" w:before="0"/>
-              <w:ind w:left="120"/>
-            </w:pPr>
-            <w:r>
-              <w:rPr>
-                <w:rFonts w:ascii="Arial" w:cs="Arial" w:eastAsia="Arial" w:hAnsi="Arial"/>
-                <w:color w:val="595959"/>
-                <w:sz w:val="14"/>
-                <w:szCs w:val="14"/>
-              </w:rPr>
-              <w:t xml:space="preserve">Search terms: chemistry medicine pharmaceutical industry</w:t>
-            </w:r>
           </w:p>
         </w:tc>
         <w:tc>
@@ -12524,7 +12611,7 @@
               <w:spacing w:after="10" w:before="0"/>
               <w:ind w:left="120"/>
             </w:pPr>
-            <w:hyperlink w:history="1" r:id="rIdwkxmo3nrrhq4mdcababhw">
+            <w:hyperlink w:history="1" r:id="rIdgu3cwvyb6nh25ritjjne4">
               <w:r>
                 <w:rPr>
                   <w:rFonts w:ascii="Arial" w:cs="Arial" w:eastAsia="Arial" w:hAnsi="Arial"/>
@@ -12577,8 +12664,25 @@
                 <w:sz w:val="16"/>
                 <w:szCs w:val="16"/>
               </w:rPr>
-              <w:t xml:space="preserve">📖 READING:</w:t>
-            </w:r>
+              <w:t xml:space="preserve">📖 EXERCISE:</w:t>
+            </w:r>
+          </w:p>
+          <w:p>
+            <w:pPr>
+              <w:spacing w:after="20" w:before="0"/>
+            </w:pPr>
+            <w:hyperlink w:history="1" r:id="rIdubglioxxia3xbdayed6uc">
+              <w:r>
+                <w:rPr>
+                  <w:rFonts w:ascii="Arial" w:cs="Arial" w:eastAsia="Arial" w:hAnsi="Arial"/>
+                  <w:color w:val="2E75B6"/>
+                  <w:sz w:val="16"/>
+                  <w:szCs w:val="16"/>
+                  <w:u w:val="single" w:color="2E75B6"/>
+                </w:rPr>
+                <w:t xml:space="preserve">Physical and chemical changes</w:t>
+              </w:r>
+            </w:hyperlink>
           </w:p>
           <w:p>
             <w:pPr>
@@ -12593,7 +12697,7 @@
                 <w:sz w:val="16"/>
                 <w:szCs w:val="16"/>
               </w:rPr>
-              <w:t xml:space="preserve">No closely matching reading in the ARES library for this activity.</w:t>
+              <w:t xml:space="preserve">Related topic: not an exact match for this lesson.</w:t>
             </w:r>
           </w:p>
           <w:p>
@@ -12601,7 +12705,22 @@
               <w:spacing w:after="10" w:before="0"/>
               <w:ind w:left="120"/>
             </w:pPr>
-            <w:hyperlink w:history="1" r:id="rIdaeajodvgg8nsorkmv_n9i">
+            <w:r>
+              <w:rPr>
+                <w:rFonts w:ascii="Arial" w:cs="Arial" w:eastAsia="Arial" w:hAnsi="Arial"/>
+                <w:color w:val="595959"/>
+                <w:sz w:val="14"/>
+                <w:szCs w:val="14"/>
+              </w:rPr>
+              <w:t xml:space="preserve">Source: Khan Academy (English - US curriculum)</w:t>
+            </w:r>
+          </w:p>
+          <w:p>
+            <w:pPr>
+              <w:spacing w:after="10" w:before="0"/>
+              <w:ind w:left="120"/>
+            </w:pPr>
+            <w:hyperlink w:history="1" r:id="rIdmw1vinbd3-ligcuaarlud">
               <w:r>
                 <w:rPr>
                   <w:rFonts w:ascii="Arial" w:cs="Arial" w:eastAsia="Arial" w:hAnsi="Arial"/>
@@ -12610,24 +12729,9 @@
                   <w:szCs w:val="14"/>
                   <w:u w:val="single" w:color="595959"/>
                 </w:rPr>
-                <w:t xml:space="preserve">🔍 Search ARES for readings</w:t>
+                <w:t xml:space="preserve">🔍 Search ARES for similar readings</w:t>
               </w:r>
             </w:hyperlink>
-          </w:p>
-          <w:p>
-            <w:pPr>
-              <w:spacing w:after="10" w:before="0"/>
-              <w:ind w:left="120"/>
-            </w:pPr>
-            <w:r>
-              <w:rPr>
-                <w:rFonts w:ascii="Arial" w:cs="Arial" w:eastAsia="Arial" w:hAnsi="Arial"/>
-                <w:color w:val="595959"/>
-                <w:sz w:val="14"/>
-                <w:szCs w:val="14"/>
-              </w:rPr>
-              <w:t xml:space="preserve">Search terms: chemistry medicine pharmaceutical industry</w:t>
-            </w:r>
           </w:p>
         </w:tc>
         <w:tc>
@@ -12828,7 +12932,7 @@
               <w:spacing w:after="10" w:before="0"/>
               <w:ind w:left="120"/>
             </w:pPr>
-            <w:hyperlink w:history="1" r:id="rIdwsnlr00uk5yvhtzmwe6aw">
+            <w:hyperlink w:history="1" r:id="rIdzyt42bpijoeccxv35vi-z">
               <w:r>
                 <w:rPr>
                   <w:rFonts w:ascii="Arial" w:cs="Arial" w:eastAsia="Arial" w:hAnsi="Arial"/>
@@ -12881,8 +12985,25 @@
                 <w:sz w:val="16"/>
                 <w:szCs w:val="16"/>
               </w:rPr>
-              <w:t xml:space="preserve">📖 READING:</w:t>
-            </w:r>
+              <w:t xml:space="preserve">📖 EXERCISE:</w:t>
+            </w:r>
+          </w:p>
+          <w:p>
+            <w:pPr>
+              <w:spacing w:after="20" w:before="0"/>
+            </w:pPr>
+            <w:hyperlink w:history="1" r:id="rIdylpq5na94-vs9kgxvssfr">
+              <w:r>
+                <w:rPr>
+                  <w:rFonts w:ascii="Arial" w:cs="Arial" w:eastAsia="Arial" w:hAnsi="Arial"/>
+                  <w:color w:val="2E75B6"/>
+                  <w:sz w:val="16"/>
+                  <w:szCs w:val="16"/>
+                  <w:u w:val="single" w:color="2E75B6"/>
+                </w:rPr>
+                <w:t xml:space="preserve">Physical and chemical changes</w:t>
+              </w:r>
+            </w:hyperlink>
           </w:p>
           <w:p>
             <w:pPr>
@@ -12897,7 +13018,7 @@
                 <w:sz w:val="16"/>
                 <w:szCs w:val="16"/>
               </w:rPr>
-              <w:t xml:space="preserve">No closely matching reading in the ARES library for this activity.</w:t>
+              <w:t xml:space="preserve">Related topic: not an exact match for this lesson.</w:t>
             </w:r>
           </w:p>
           <w:p>
@@ -12905,7 +13026,22 @@
               <w:spacing w:after="10" w:before="0"/>
               <w:ind w:left="120"/>
             </w:pPr>
-            <w:hyperlink w:history="1" r:id="rIdhwppjdqkcqlcnu73j3f_u">
+            <w:r>
+              <w:rPr>
+                <w:rFonts w:ascii="Arial" w:cs="Arial" w:eastAsia="Arial" w:hAnsi="Arial"/>
+                <w:color w:val="595959"/>
+                <w:sz w:val="14"/>
+                <w:szCs w:val="14"/>
+              </w:rPr>
+              <w:t xml:space="preserve">Source: Khan Academy (English - US curriculum)</w:t>
+            </w:r>
+          </w:p>
+          <w:p>
+            <w:pPr>
+              <w:spacing w:after="10" w:before="0"/>
+              <w:ind w:left="120"/>
+            </w:pPr>
+            <w:hyperlink w:history="1" r:id="rIdbxqtj4cjjeyp-n6o_6ulu">
               <w:r>
                 <w:rPr>
                   <w:rFonts w:ascii="Arial" w:cs="Arial" w:eastAsia="Arial" w:hAnsi="Arial"/>
@@ -12914,24 +13050,9 @@
                   <w:szCs w:val="14"/>
                   <w:u w:val="single" w:color="595959"/>
                 </w:rPr>
-                <w:t xml:space="preserve">🔍 Search ARES for readings</w:t>
+                <w:t xml:space="preserve">🔍 Search ARES for similar readings</w:t>
               </w:r>
             </w:hyperlink>
-          </w:p>
-          <w:p>
-            <w:pPr>
-              <w:spacing w:after="10" w:before="0"/>
-              <w:ind w:left="120"/>
-            </w:pPr>
-            <w:r>
-              <w:rPr>
-                <w:rFonts w:ascii="Arial" w:cs="Arial" w:eastAsia="Arial" w:hAnsi="Arial"/>
-                <w:color w:val="595959"/>
-                <w:sz w:val="14"/>
-                <w:szCs w:val="14"/>
-              </w:rPr>
-              <w:t xml:space="preserve">Search terms: chemistry medicine pharmaceutical industry</w:t>
-            </w:r>
           </w:p>
         </w:tc>
         <w:tc>
@@ -13132,7 +13253,7 @@
               <w:spacing w:after="10" w:before="0"/>
               <w:ind w:left="120"/>
             </w:pPr>
-            <w:hyperlink w:history="1" r:id="rIdwxe1nk2et0jhsqbdwaxth">
+            <w:hyperlink w:history="1" r:id="rIdwtlgujjevbq_7p-7ykswp">
               <w:r>
                 <w:rPr>
                   <w:rFonts w:ascii="Arial" w:cs="Arial" w:eastAsia="Arial" w:hAnsi="Arial"/>
@@ -13185,8 +13306,25 @@
                 <w:sz w:val="16"/>
                 <w:szCs w:val="16"/>
               </w:rPr>
-              <w:t xml:space="preserve">📖 READING:</w:t>
-            </w:r>
+              <w:t xml:space="preserve">📖 EXERCISE:</w:t>
+            </w:r>
+          </w:p>
+          <w:p>
+            <w:pPr>
+              <w:spacing w:after="20" w:before="0"/>
+            </w:pPr>
+            <w:hyperlink w:history="1" r:id="rIdlb8w_yjqxpvkrfzn25xue">
+              <w:r>
+                <w:rPr>
+                  <w:rFonts w:ascii="Arial" w:cs="Arial" w:eastAsia="Arial" w:hAnsi="Arial"/>
+                  <w:color w:val="2E75B6"/>
+                  <w:sz w:val="16"/>
+                  <w:szCs w:val="16"/>
+                  <w:u w:val="single" w:color="2E75B6"/>
+                </w:rPr>
+                <w:t xml:space="preserve">Physical and chemical changes</w:t>
+              </w:r>
+            </w:hyperlink>
           </w:p>
           <w:p>
             <w:pPr>
@@ -13201,7 +13339,7 @@
                 <w:sz w:val="16"/>
                 <w:szCs w:val="16"/>
               </w:rPr>
-              <w:t xml:space="preserve">No closely matching reading in the ARES library for this activity.</w:t>
+              <w:t xml:space="preserve">Related topic: not an exact match for this lesson.</w:t>
             </w:r>
           </w:p>
           <w:p>
@@ -13209,7 +13347,22 @@
               <w:spacing w:after="10" w:before="0"/>
               <w:ind w:left="120"/>
             </w:pPr>
-            <w:hyperlink w:history="1" r:id="rIdhzh3ccurpnssn0dip13iw">
+            <w:r>
+              <w:rPr>
+                <w:rFonts w:ascii="Arial" w:cs="Arial" w:eastAsia="Arial" w:hAnsi="Arial"/>
+                <w:color w:val="595959"/>
+                <w:sz w:val="14"/>
+                <w:szCs w:val="14"/>
+              </w:rPr>
+              <w:t xml:space="preserve">Source: Khan Academy (English - US curriculum)</w:t>
+            </w:r>
+          </w:p>
+          <w:p>
+            <w:pPr>
+              <w:spacing w:after="10" w:before="0"/>
+              <w:ind w:left="120"/>
+            </w:pPr>
+            <w:hyperlink w:history="1" r:id="rIdtye-hqxtpgrb0qbjsodnp">
               <w:r>
                 <w:rPr>
                   <w:rFonts w:ascii="Arial" w:cs="Arial" w:eastAsia="Arial" w:hAnsi="Arial"/>
@@ -13218,24 +13371,9 @@
                   <w:szCs w:val="14"/>
                   <w:u w:val="single" w:color="595959"/>
                 </w:rPr>
-                <w:t xml:space="preserve">🔍 Search ARES for readings</w:t>
+                <w:t xml:space="preserve">🔍 Search ARES for similar readings</w:t>
               </w:r>
             </w:hyperlink>
-          </w:p>
-          <w:p>
-            <w:pPr>
-              <w:spacing w:after="10" w:before="0"/>
-              <w:ind w:left="120"/>
-            </w:pPr>
-            <w:r>
-              <w:rPr>
-                <w:rFonts w:ascii="Arial" w:cs="Arial" w:eastAsia="Arial" w:hAnsi="Arial"/>
-                <w:color w:val="595959"/>
-                <w:sz w:val="14"/>
-                <w:szCs w:val="14"/>
-              </w:rPr>
-              <w:t xml:space="preserve">Search terms: chemistry medicine pharmaceutical industry</w:t>
-            </w:r>
           </w:p>
         </w:tc>
         <w:tc>
@@ -13436,7 +13574,7 @@
               <w:spacing w:after="10" w:before="0"/>
               <w:ind w:left="120"/>
             </w:pPr>
-            <w:hyperlink w:history="1" r:id="rIdmjhehzcjkukv8xw_sxexb">
+            <w:hyperlink w:history="1" r:id="rIdhv0lnxdehn3yhyddc6yyl">
               <w:r>
                 <w:rPr>
                   <w:rFonts w:ascii="Arial" w:cs="Arial" w:eastAsia="Arial" w:hAnsi="Arial"/>
@@ -13489,8 +13627,25 @@
                 <w:sz w:val="16"/>
                 <w:szCs w:val="16"/>
               </w:rPr>
-              <w:t xml:space="preserve">📖 READING:</w:t>
-            </w:r>
+              <w:t xml:space="preserve">📖 EXERCISE:</w:t>
+            </w:r>
+          </w:p>
+          <w:p>
+            <w:pPr>
+              <w:spacing w:after="20" w:before="0"/>
+            </w:pPr>
+            <w:hyperlink w:history="1" r:id="rIdhdaparjsdudd1nsfqwqgc">
+              <w:r>
+                <w:rPr>
+                  <w:rFonts w:ascii="Arial" w:cs="Arial" w:eastAsia="Arial" w:hAnsi="Arial"/>
+                  <w:color w:val="2E75B6"/>
+                  <w:sz w:val="16"/>
+                  <w:szCs w:val="16"/>
+                  <w:u w:val="single" w:color="2E75B6"/>
+                </w:rPr>
+                <w:t xml:space="preserve">Physical and chemical changes</w:t>
+              </w:r>
+            </w:hyperlink>
           </w:p>
           <w:p>
             <w:pPr>
@@ -13505,7 +13660,7 @@
                 <w:sz w:val="16"/>
                 <w:szCs w:val="16"/>
               </w:rPr>
-              <w:t xml:space="preserve">No closely matching reading in the ARES library for this activity.</w:t>
+              <w:t xml:space="preserve">Related topic: not an exact match for this lesson.</w:t>
             </w:r>
           </w:p>
           <w:p>
@@ -13513,7 +13668,22 @@
               <w:spacing w:after="10" w:before="0"/>
               <w:ind w:left="120"/>
             </w:pPr>
-            <w:hyperlink w:history="1" r:id="rIdfvthkyjqce94f4usocpmm">
+            <w:r>
+              <w:rPr>
+                <w:rFonts w:ascii="Arial" w:cs="Arial" w:eastAsia="Arial" w:hAnsi="Arial"/>
+                <w:color w:val="595959"/>
+                <w:sz w:val="14"/>
+                <w:szCs w:val="14"/>
+              </w:rPr>
+              <w:t xml:space="preserve">Source: Khan Academy (English - US curriculum)</w:t>
+            </w:r>
+          </w:p>
+          <w:p>
+            <w:pPr>
+              <w:spacing w:after="10" w:before="0"/>
+              <w:ind w:left="120"/>
+            </w:pPr>
+            <w:hyperlink w:history="1" r:id="rId-yymmgihdrxmb_xdhef4e">
               <w:r>
                 <w:rPr>
                   <w:rFonts w:ascii="Arial" w:cs="Arial" w:eastAsia="Arial" w:hAnsi="Arial"/>
@@ -13522,24 +13692,9 @@
                   <w:szCs w:val="14"/>
                   <w:u w:val="single" w:color="595959"/>
                 </w:rPr>
-                <w:t xml:space="preserve">🔍 Search ARES for readings</w:t>
+                <w:t xml:space="preserve">🔍 Search ARES for similar readings</w:t>
               </w:r>
             </w:hyperlink>
-          </w:p>
-          <w:p>
-            <w:pPr>
-              <w:spacing w:after="10" w:before="0"/>
-              <w:ind w:left="120"/>
-            </w:pPr>
-            <w:r>
-              <w:rPr>
-                <w:rFonts w:ascii="Arial" w:cs="Arial" w:eastAsia="Arial" w:hAnsi="Arial"/>
-                <w:color w:val="595959"/>
-                <w:sz w:val="14"/>
-                <w:szCs w:val="14"/>
-              </w:rPr>
-              <w:t xml:space="preserve">Search terms: chemistry medicine pharmaceutical industry</w:t>
-            </w:r>
           </w:p>
         </w:tc>
         <w:tc>
@@ -14154,7 +14309,7 @@
         </w:rPr>
         <w:t xml:space="preserve">© 2026 SeaVuria and ARES. Aligned with KICD objectives. Developed by SeaVuria; technical implementation by ARES (with AI assistance from Claude). Licensed under </w:t>
       </w:r>
-      <w:hyperlink w:history="1" r:id="rIda6jovqwwpge0sgnofhwl6">
+      <w:hyperlink w:history="1" r:id="rIdg0m4pay4jtylppaqxxel0">
         <w:r>
           <w:rPr>
             <w:rFonts w:ascii="Arial" w:cs="Arial" w:eastAsia="Arial" w:hAnsi="Arial"/>
@@ -14175,7 +14330,7 @@
         </w:rPr>
         <w:t xml:space="preserve"> (</w:t>
       </w:r>
-      <w:hyperlink w:history="1" r:id="rIdpg3rsyflek2kc2cg2dlje">
+      <w:hyperlink w:history="1" r:id="rIdjbkoabi_tpoxgovvhbmyq">
         <w:r>
           <w:rPr>
             <w:rFonts w:ascii="Arial" w:cs="Arial" w:eastAsia="Arial" w:hAnsi="Arial"/>
@@ -15188,7 +15343,7 @@
             <w:pPr>
               <w:spacing w:after="20" w:before="0"/>
             </w:pPr>
-            <w:hyperlink w:history="1" r:id="rIdbpxfsdmhhwmh26i7yhedu">
+            <w:hyperlink w:history="1" r:id="rIdhzyzcdw4fei7weu7_vzcc">
               <w:r>
                 <w:rPr>
                   <w:rFonts w:ascii="Arial" w:cs="Arial" w:eastAsia="Arial" w:hAnsi="Arial"/>
@@ -15203,6 +15358,22 @@
           </w:p>
           <w:p>
             <w:pPr>
+              <w:spacing w:after="20" w:before="0"/>
+            </w:pPr>
+            <w:r>
+              <w:rPr>
+                <w:rFonts w:ascii="Arial" w:cs="Arial" w:eastAsia="Arial" w:hAnsi="Arial"/>
+                <w:i/>
+                <w:iCs/>
+                <w:color w:val="595959"/>
+                <w:sz w:val="16"/>
+                <w:szCs w:val="16"/>
+              </w:rPr>
+              <w:t xml:space="preserve">Related topic: not an exact match for this lesson.</w:t>
+            </w:r>
+          </w:p>
+          <w:p>
+            <w:pPr>
               <w:spacing w:after="10" w:before="0"/>
               <w:ind w:left="120"/>
             </w:pPr>
@@ -15221,7 +15392,7 @@
               <w:spacing w:after="10" w:before="0"/>
               <w:ind w:left="120"/>
             </w:pPr>
-            <w:hyperlink w:history="1" r:id="rIdmzyromnslgtkmh4ffnzxu">
+            <w:hyperlink w:history="1" r:id="rIdjhgy2-p2dg57xtt2mb_ra">
               <w:r>
                 <w:rPr>
                   <w:rFonts w:ascii="Arial" w:cs="Arial" w:eastAsia="Arial" w:hAnsi="Arial"/>
@@ -15266,7 +15437,7 @@
             <w:pPr>
               <w:spacing w:after="20" w:before="0"/>
             </w:pPr>
-            <w:hyperlink w:history="1" r:id="rIdgpv0tiqir3-jjgkr3dyur">
+            <w:hyperlink w:history="1" r:id="rIdomp1xkfplknzsnk4se-qq">
               <w:r>
                 <w:rPr>
                   <w:rFonts w:ascii="Arial" w:cs="Arial" w:eastAsia="Arial" w:hAnsi="Arial"/>
@@ -15299,7 +15470,7 @@
               <w:spacing w:after="10" w:before="0"/>
               <w:ind w:left="120"/>
             </w:pPr>
-            <w:hyperlink w:history="1" r:id="rIdaekyc_pggw1wy_slyhlxj">
+            <w:hyperlink w:history="1" r:id="rIdzm1ttw951kgnb-l3nizoo">
               <w:r>
                 <w:rPr>
                   <w:rFonts w:ascii="Arial" w:cs="Arial" w:eastAsia="Arial" w:hAnsi="Arial"/>
@@ -15494,7 +15665,7 @@
             <w:pPr>
               <w:spacing w:after="20" w:before="0"/>
             </w:pPr>
-            <w:hyperlink w:history="1" r:id="rId89r2n7dslcjk_kavyqra7">
+            <w:hyperlink w:history="1" r:id="rIdpbbbvb7p8gbyf88nq0qnk">
               <w:r>
                 <w:rPr>
                   <w:rFonts w:ascii="Arial" w:cs="Arial" w:eastAsia="Arial" w:hAnsi="Arial"/>
@@ -15503,9 +15674,25 @@
                   <w:szCs w:val="16"/>
                   <w:u w:val="single" w:color="2E75B6"/>
                 </w:rPr>
-                <w:t xml:space="preserve">2015 AP Chemistry free response 7</w:t>
+                <w:t xml:space="preserve">Introduction to chemistry</w:t>
               </w:r>
             </w:hyperlink>
+          </w:p>
+          <w:p>
+            <w:pPr>
+              <w:spacing w:after="20" w:before="0"/>
+            </w:pPr>
+            <w:r>
+              <w:rPr>
+                <w:rFonts w:ascii="Arial" w:cs="Arial" w:eastAsia="Arial" w:hAnsi="Arial"/>
+                <w:i/>
+                <w:iCs/>
+                <w:color w:val="595959"/>
+                <w:sz w:val="16"/>
+                <w:szCs w:val="16"/>
+              </w:rPr>
+              <w:t xml:space="preserve">Related topic: not an exact match for this lesson.</w:t>
+            </w:r>
           </w:p>
           <w:p>
             <w:pPr>
@@ -15527,7 +15714,7 @@
               <w:spacing w:after="10" w:before="0"/>
               <w:ind w:left="120"/>
             </w:pPr>
-            <w:hyperlink w:history="1" r:id="rIdxoymx3ff255zvjeohfyir">
+            <w:hyperlink w:history="1" r:id="rId8w7ufpy-ishqaxnfnsrmm">
               <w:r>
                 <w:rPr>
                   <w:rFonts w:ascii="Arial" w:cs="Arial" w:eastAsia="Arial" w:hAnsi="Arial"/>
@@ -15565,6 +15752,328 @@
                 <w:sz w:val="16"/>
                 <w:szCs w:val="16"/>
               </w:rPr>
+              <w:t xml:space="preserve">📖 HTML:</w:t>
+            </w:r>
+          </w:p>
+          <w:p>
+            <w:pPr>
+              <w:spacing w:after="20" w:before="0"/>
+            </w:pPr>
+            <w:hyperlink w:history="1" r:id="rIdrp-t3qyxltjd3sjygqqww">
+              <w:r>
+                <w:rPr>
+                  <w:rFonts w:ascii="Arial" w:cs="Arial" w:eastAsia="Arial" w:hAnsi="Arial"/>
+                  <w:color w:val="2E75B6"/>
+                  <w:sz w:val="16"/>
+                  <w:szCs w:val="16"/>
+                  <w:u w:val="single" w:color="2E75B6"/>
+                </w:rPr>
+                <w:t xml:space="preserve">Energy in Chemistry (Flexbook)</w:t>
+              </w:r>
+            </w:hyperlink>
+          </w:p>
+          <w:p>
+            <w:pPr>
+              <w:spacing w:after="10" w:before="0"/>
+              <w:ind w:left="120"/>
+            </w:pPr>
+            <w:r>
+              <w:rPr>
+                <w:rFonts w:ascii="Arial" w:cs="Arial" w:eastAsia="Arial" w:hAnsi="Arial"/>
+                <w:color w:val="595959"/>
+                <w:sz w:val="14"/>
+                <w:szCs w:val="14"/>
+              </w:rPr>
+              <w:t xml:space="preserve">Source: CK-12</w:t>
+            </w:r>
+          </w:p>
+          <w:p>
+            <w:pPr>
+              <w:spacing w:after="10" w:before="0"/>
+              <w:ind w:left="120"/>
+            </w:pPr>
+            <w:hyperlink w:history="1" r:id="rIdm-qcqp6hbn-kx6xlfp7zx">
+              <w:r>
+                <w:rPr>
+                  <w:rFonts w:ascii="Arial" w:cs="Arial" w:eastAsia="Arial" w:hAnsi="Arial"/>
+                  <w:color w:val="595959"/>
+                  <w:sz w:val="14"/>
+                  <w:szCs w:val="14"/>
+                  <w:u w:val="single" w:color="595959"/>
+                </w:rPr>
+                <w:t xml:space="preserve">🔍 Search ARES for similar readings</w:t>
+              </w:r>
+            </w:hyperlink>
+          </w:p>
+        </w:tc>
+        <w:tc>
+          <w:tcPr>
+            <w:tcW w:type="dxa" w:w="3040"/>
+            <w:shd w:fill="FFFFFF" w:color="auto" w:val="clear"/>
+            <w:tcMar>
+              <w:top w:type="dxa" w:w="60"/>
+              <w:left w:type="dxa" w:w="120"/>
+              <w:bottom w:type="dxa" w:w="60"/>
+              <w:right w:type="dxa" w:w="120"/>
+            </w:tcMar>
+            <w:vAlign w:val="top"/>
+          </w:tcPr>
+          <w:p>
+            <w:pPr>
+              <w:spacing w:after="40" w:before="0"/>
+              <w:jc w:val="left"/>
+            </w:pPr>
+            <w:r>
+              <w:rPr>
+                <w:rFonts w:ascii="Arial" w:cs="Arial" w:eastAsia="Arial" w:hAnsi="Arial"/>
+                <w:b w:val="false"/>
+                <w:bCs w:val="false"/>
+                <w:i w:val="false"/>
+                <w:iCs w:val="false"/>
+                <w:color w:val="000000"/>
+                <w:sz w:val="18"/>
+                <w:szCs w:val="18"/>
+              </w:rPr>
+              <w:t xml:space="preserve">Learners are organised into four expert groups of approximately equal size. Each group receives a printed Research Briefing Card (prepared by the teacher in advance) containing 3–4 paragraphs of curated, Kenya-relevant information, 2–3 guiding research questions, and a graphic organiser to fill in. Where devices are available, groups may supplement with approved websites. Groups have 18 minutes to read, discuss, and complete their graphic organiser. Group roles are assigned: Reader, Recorder, Timekeeper, Presenter. GROUP 1 — Nuclear &amp; Energy: Reads about nuclear fission (uranium atoms splitting, chain reactions), Kenya's current energy mix (geothermal at Olkaria, hydro at Masinga, KPLC grid), and the concept of nuclear power as a potential future source. Identifies chemical changes involved (nuclear reactions as extreme matter change — compare to chapati browning). GROUP 2 — Sports &amp; Nutrition: Reads about carbohydrate loading (glycogen as stored glucose — a chemical substance in muscles), electrolyte replacement (sodium, potassium lost in sweat), and protein supplementation for muscle repair. Contextualised around Kenyan marathon runners (Eliud Kipchoge, Faith Kipyegon) and what they consume before and during a race. GROUP 3 — Entertainment &amp; Dyes: Reads about how synthetic dyes are made from chemical reactions (chromophore groups absorbing specific light wavelengths), how special-effects pyrotechnics use metal salt combustion to produce coloured flames (copper = green, sodium = yellow — as seen in Nairobi festivals and film sets), and how food colouring in mandazi and cakes is regulated by KEBS for safety. GROUP 4 — Environmental Chemistry: Reads about how Chemistry monitors water quality in Lake Victoria, studies air pollution in Nairobi's industrial areas (Mombasa Road corridor), analyses soil chemistry in Rift Valley farms, and develops biodegradable plastics. After 18 minutes, each group prepares a 3-minute verbal presentation with a mini-poster or whiteboard summary. Groups present in sequence (12 minutes total, 3 minutes each). During each presentation, listeners complete a 'Jigsaw Listener Sheet' noting: one new fact learned and one connection to the chapati phenomenon.</w:t>
+            </w:r>
+          </w:p>
+        </w:tc>
+        <w:tc>
+          <w:tcPr>
+            <w:tcW w:type="dxa" w:w="3040"/>
+            <w:shd w:fill="F2F2F2" w:color="auto" w:val="clear"/>
+            <w:tcMar>
+              <w:top w:type="dxa" w:w="60"/>
+              <w:left w:type="dxa" w:w="120"/>
+              <w:bottom w:type="dxa" w:w="60"/>
+              <w:right w:type="dxa" w:w="120"/>
+            </w:tcMar>
+            <w:vAlign w:val="top"/>
+          </w:tcPr>
+          <w:p>
+            <w:pPr>
+              <w:spacing w:after="40" w:before="0"/>
+              <w:jc w:val="left"/>
+            </w:pPr>
+            <w:r>
+              <w:rPr>
+                <w:rFonts w:ascii="Arial" w:cs="Arial" w:eastAsia="Arial" w:hAnsi="Arial"/>
+                <w:b w:val="false"/>
+                <w:bCs w:val="false"/>
+                <w:i w:val="false"/>
+                <w:iCs w:val="false"/>
+                <w:color w:val="000000"/>
+                <w:sz w:val="18"/>
+                <w:szCs w:val="18"/>
+              </w:rPr>
+              <w:t xml:space="preserve">Distribute Research Briefing Cards and say: 'Each group is now an expert team. Your job is to become the class experts on your industry. Read the briefing card together, fill in your graphic organiser, and prepare a 3-minute presentation. You have 18 minutes — your Timekeeper must alert the group at 10 minutes and again at 15 minutes.' Circulate to each group at least twice during research time. At Group 1, prompt: 'How is a nuclear reaction similar to — or different from — what happened to the chapati dough on the jiko?' Wait 12 seconds. At Group 2, prompt: 'Kipchoge's muscles need glucose to contract. Where does that glucose come from and what branch of Chemistry studies it?' At Group 3, prompt: 'When a copper compound burns green in a firework, is that a physical or chemical change? How do you know?' At Group 4, prompt: 'If a factory on Mombasa Road releases sulphur dioxide, what does Chemistry tell us about what happens to that gas in the air?' During presentations, stand to the side and do not interrupt. After each presentation, ask the listening class: 'What is one connection you wrote between this group's industry and our chapati phenomenon?' Cold-call 2 learners per presentation (8 cold-calls total). Use wait time of 10 seconds before accepting responses.</w:t>
+            </w:r>
+          </w:p>
+        </w:tc>
+        <w:tc>
+          <w:tcPr>
+            <w:tcW w:type="dxa" w:w="3040"/>
+            <w:shd w:fill="FFFFFF" w:color="auto" w:val="clear"/>
+            <w:tcMar>
+              <w:top w:type="dxa" w:w="60"/>
+              <w:left w:type="dxa" w:w="120"/>
+              <w:bottom w:type="dxa" w:w="60"/>
+              <w:right w:type="dxa" w:w="120"/>
+            </w:tcMar>
+            <w:vAlign w:val="top"/>
+          </w:tcPr>
+          <w:p>
+            <w:pPr>
+              <w:spacing w:after="40" w:before="0"/>
+              <w:jc w:val="left"/>
+            </w:pPr>
+            <w:r>
+              <w:rPr>
+                <w:rFonts w:ascii="Arial" w:cs="Arial" w:eastAsia="Arial" w:hAnsi="Arial"/>
+                <w:b w:val="false"/>
+                <w:bCs w:val="false"/>
+                <w:i w:val="false"/>
+                <w:iCs w:val="false"/>
+                <w:color w:val="000000"/>
+                <w:sz w:val="18"/>
+                <w:szCs w:val="18"/>
+              </w:rPr>
+              <w:t xml:space="preserve">Expert Jigsaw with Graphic Organisers. This strategy distributes cognitive load across the class — no single learner must master all four industries. The Jigsaw Listener Sheet forces active listening and cross-industry synthesis. Requiring a connection to the chapati phenomenon in every listener note ensures the anchoring phenomenon remains the conceptual spine, preventing fragmentation of knowledge into disconnected facts.</w:t>
+            </w:r>
+          </w:p>
+        </w:tc>
+        <w:tc>
+          <w:tcPr>
+            <w:tcW w:type="dxa" w:w="3040"/>
+            <w:shd w:fill="F2F2F2" w:color="auto" w:val="clear"/>
+            <w:tcMar>
+              <w:top w:type="dxa" w:w="60"/>
+              <w:left w:type="dxa" w:w="120"/>
+              <w:bottom w:type="dxa" w:w="60"/>
+              <w:right w:type="dxa" w:w="120"/>
+            </w:tcMar>
+            <w:vAlign w:val="top"/>
+          </w:tcPr>
+          <w:p>
+            <w:pPr>
+              <w:spacing w:after="40" w:before="0"/>
+              <w:jc w:val="left"/>
+            </w:pPr>
+            <w:r>
+              <w:rPr>
+                <w:rFonts w:ascii="Arial" w:cs="Arial" w:eastAsia="Arial" w:hAnsi="Arial"/>
+                <w:b w:val="false"/>
+                <w:bCs w:val="false"/>
+                <w:i w:val="false"/>
+                <w:iCs w:val="false"/>
+                <w:color w:val="000000"/>
+                <w:sz w:val="18"/>
+                <w:szCs w:val="18"/>
+              </w:rPr>
+              <w:t xml:space="preserve">Observable indicators: (1) Every group's graphic organiser is at least 75% complete by the end of the 18-minute research window (teacher checks during circulation). (2) Each presentation includes at least one named chemical substance or process (not just 'chemistry is used'). (3) Every learner's Jigsaw Listener Sheet has an entry for each of the four presentations. Quality indicator: Cold-called connections to the chapati phenomenon are plausible (e.g., 'Both nuclear reactions and cooking the chapati involve energy causing a change in matter that cannot be easily reversed'). If a group's presentation is too vague, teacher asks a targeted clarifying question: 'Can you give us a specific example from Kenya of this chemical process?'</w:t>
+            </w:r>
+          </w:p>
+        </w:tc>
+      </w:tr>
+      <w:tr>
+        <w:tc>
+          <w:tcPr>
+            <w:tcW w:type="dxa" w:w="1520"/>
+            <w:shd w:fill="E2EFDA" w:color="auto" w:val="clear"/>
+            <w:tcMar>
+              <w:top w:type="dxa" w:w="60"/>
+              <w:left w:type="dxa" w:w="120"/>
+              <w:bottom w:type="dxa" w:w="60"/>
+              <w:right w:type="dxa" w:w="120"/>
+            </w:tcMar>
+            <w:vAlign w:val="top"/>
+          </w:tcPr>
+          <w:p>
+            <w:pPr>
+              <w:spacing w:after="40" w:before="0"/>
+              <w:jc w:val="left"/>
+            </w:pPr>
+            <w:r>
+              <w:rPr>
+                <w:rFonts w:ascii="Arial" w:cs="Arial" w:eastAsia="Arial" w:hAnsi="Arial"/>
+                <w:b/>
+                <w:bCs/>
+                <w:i w:val="false"/>
+                <w:iCs w:val="false"/>
+                <w:color w:val="000000"/>
+                <w:sz w:val="18"/>
+                <w:szCs w:val="18"/>
+              </w:rPr>
+              <w:t xml:space="preserve">Explain Phase</w:t>
+            </w:r>
+          </w:p>
+          <w:p>
+            <w:pPr>
+              <w:spacing w:after="20" w:before="0"/>
+            </w:pPr>
+            <w:r>
+              <w:rPr>
+                <w:rFonts w:ascii="Arial" w:cs="Arial" w:eastAsia="Arial" w:hAnsi="Arial"/>
+                <w:b/>
+                <w:bCs/>
+                <w:color w:val="1F3864"/>
+                <w:sz w:val="16"/>
+                <w:szCs w:val="16"/>
+              </w:rPr>
+              <w:t xml:space="preserve">📹 VIDEO:</w:t>
+            </w:r>
+          </w:p>
+          <w:p>
+            <w:pPr>
+              <w:spacing w:after="20" w:before="0"/>
+            </w:pPr>
+            <w:hyperlink w:history="1" r:id="rId0yzgwxcp3--2eopavdb7f">
+              <w:r>
+                <w:rPr>
+                  <w:rFonts w:ascii="Arial" w:cs="Arial" w:eastAsia="Arial" w:hAnsi="Arial"/>
+                  <w:color w:val="2E75B6"/>
+                  <w:sz w:val="16"/>
+                  <w:szCs w:val="16"/>
+                  <w:u w:val="single" w:color="2E75B6"/>
+                </w:rPr>
+                <w:t xml:space="preserve">Intro to Chemistry</w:t>
+              </w:r>
+            </w:hyperlink>
+          </w:p>
+          <w:p>
+            <w:pPr>
+              <w:spacing w:after="20" w:before="0"/>
+            </w:pPr>
+            <w:r>
+              <w:rPr>
+                <w:rFonts w:ascii="Arial" w:cs="Arial" w:eastAsia="Arial" w:hAnsi="Arial"/>
+                <w:i/>
+                <w:iCs/>
+                <w:color w:val="595959"/>
+                <w:sz w:val="16"/>
+                <w:szCs w:val="16"/>
+              </w:rPr>
+              <w:t xml:space="preserve">Related topic: not an exact match for this lesson.</w:t>
+            </w:r>
+          </w:p>
+          <w:p>
+            <w:pPr>
+              <w:spacing w:after="10" w:before="0"/>
+              <w:ind w:left="120"/>
+            </w:pPr>
+            <w:r>
+              <w:rPr>
+                <w:rFonts w:ascii="Arial" w:cs="Arial" w:eastAsia="Arial" w:hAnsi="Arial"/>
+                <w:color w:val="595959"/>
+                <w:sz w:val="14"/>
+                <w:szCs w:val="14"/>
+              </w:rPr>
+              <w:t xml:space="preserve">Source: Khan Academy (English - US curriculum)</w:t>
+            </w:r>
+          </w:p>
+          <w:p>
+            <w:pPr>
+              <w:spacing w:after="10" w:before="0"/>
+              <w:ind w:left="120"/>
+            </w:pPr>
+            <w:hyperlink w:history="1" r:id="rIdvfibyi4q7njyl1bcfddfg">
+              <w:r>
+                <w:rPr>
+                  <w:rFonts w:ascii="Arial" w:cs="Arial" w:eastAsia="Arial" w:hAnsi="Arial"/>
+                  <w:color w:val="595959"/>
+                  <w:sz w:val="14"/>
+                  <w:szCs w:val="14"/>
+                  <w:u w:val="single" w:color="595959"/>
+                </w:rPr>
+                <w:t xml:space="preserve">🔍 Search ARES for similar videos</w:t>
+              </w:r>
+            </w:hyperlink>
+          </w:p>
+          <w:p>
+            <w:pPr>
+              <w:spacing w:after="40" w:before="0"/>
+            </w:pPr>
+            <w:r>
+              <w:rPr>
+                <w:sz w:val="14"/>
+                <w:szCs w:val="14"/>
+              </w:rPr>
+              <w:t xml:space="preserve"/>
+            </w:r>
+          </w:p>
+          <w:p>
+            <w:pPr>
+              <w:spacing w:after="20" w:before="0"/>
+            </w:pPr>
+            <w:r>
+              <w:rPr>
+                <w:rFonts w:ascii="Arial" w:cs="Arial" w:eastAsia="Arial" w:hAnsi="Arial"/>
+                <w:b/>
+                <w:bCs/>
+                <w:color w:val="1F3864"/>
+                <w:sz w:val="16"/>
+                <w:szCs w:val="16"/>
+              </w:rPr>
               <w:t xml:space="preserve">📖 EXERCISE:</w:t>
             </w:r>
           </w:p>
@@ -15572,7 +16081,345 @@
             <w:pPr>
               <w:spacing w:after="20" w:before="0"/>
             </w:pPr>
-            <w:hyperlink w:history="1" r:id="rIdyfd_vwtyc2vwpinnykgwy">
+            <w:hyperlink w:history="1" r:id="rIdnsta5ctgu9b7ggixcugni">
+              <w:r>
+                <w:rPr>
+                  <w:rFonts w:ascii="Arial" w:cs="Arial" w:eastAsia="Arial" w:hAnsi="Arial"/>
+                  <w:color w:val="2E75B6"/>
+                  <w:sz w:val="16"/>
+                  <w:szCs w:val="16"/>
+                  <w:u w:val="single" w:color="2E75B6"/>
+                </w:rPr>
+                <w:t xml:space="preserve">Physical and chemical changes</w:t>
+              </w:r>
+            </w:hyperlink>
+          </w:p>
+          <w:p>
+            <w:pPr>
+              <w:spacing w:after="20" w:before="0"/>
+            </w:pPr>
+            <w:r>
+              <w:rPr>
+                <w:rFonts w:ascii="Arial" w:cs="Arial" w:eastAsia="Arial" w:hAnsi="Arial"/>
+                <w:i/>
+                <w:iCs/>
+                <w:color w:val="595959"/>
+                <w:sz w:val="16"/>
+                <w:szCs w:val="16"/>
+              </w:rPr>
+              <w:t xml:space="preserve">Related topic: not an exact match for this lesson.</w:t>
+            </w:r>
+          </w:p>
+          <w:p>
+            <w:pPr>
+              <w:spacing w:after="10" w:before="0"/>
+              <w:ind w:left="120"/>
+            </w:pPr>
+            <w:r>
+              <w:rPr>
+                <w:rFonts w:ascii="Arial" w:cs="Arial" w:eastAsia="Arial" w:hAnsi="Arial"/>
+                <w:color w:val="595959"/>
+                <w:sz w:val="14"/>
+                <w:szCs w:val="14"/>
+              </w:rPr>
+              <w:t xml:space="preserve">Source: Khan Academy (English - US curriculum)</w:t>
+            </w:r>
+          </w:p>
+          <w:p>
+            <w:pPr>
+              <w:spacing w:after="10" w:before="0"/>
+              <w:ind w:left="120"/>
+            </w:pPr>
+            <w:hyperlink w:history="1" r:id="rIdkecwc9f0u5blkft0ovnxq">
+              <w:r>
+                <w:rPr>
+                  <w:rFonts w:ascii="Arial" w:cs="Arial" w:eastAsia="Arial" w:hAnsi="Arial"/>
+                  <w:color w:val="595959"/>
+                  <w:sz w:val="14"/>
+                  <w:szCs w:val="14"/>
+                  <w:u w:val="single" w:color="595959"/>
+                </w:rPr>
+                <w:t xml:space="preserve">🔍 Search ARES for similar readings</w:t>
+              </w:r>
+            </w:hyperlink>
+          </w:p>
+        </w:tc>
+        <w:tc>
+          <w:tcPr>
+            <w:tcW w:type="dxa" w:w="3040"/>
+            <w:shd w:fill="FFFFFF" w:color="auto" w:val="clear"/>
+            <w:tcMar>
+              <w:top w:type="dxa" w:w="60"/>
+              <w:left w:type="dxa" w:w="120"/>
+              <w:bottom w:type="dxa" w:w="60"/>
+              <w:right w:type="dxa" w:w="120"/>
+            </w:tcMar>
+            <w:vAlign w:val="top"/>
+          </w:tcPr>
+          <w:p>
+            <w:pPr>
+              <w:spacing w:after="40" w:before="0"/>
+              <w:jc w:val="left"/>
+            </w:pPr>
+            <w:r>
+              <w:rPr>
+                <w:rFonts w:ascii="Arial" w:cs="Arial" w:eastAsia="Arial" w:hAnsi="Arial"/>
+                <w:b w:val="false"/>
+                <w:bCs w:val="false"/>
+                <w:i w:val="false"/>
+                <w:iCs w:val="false"/>
+                <w:color w:val="000000"/>
+                <w:sz w:val="18"/>
+                <w:szCs w:val="18"/>
+              </w:rPr>
+              <w:t xml:space="preserve">The teacher facilitates a whole-class synthesis discussion (10 minutes). On the board, the teacher draws a large circle labelled 'Chemistry Explains Matter Change' and four spokes labelled: Nuclear/Energy, Sports/Nutrition, Entertainment, Environment. As a class, learners contribute one key chemical idea from each group's presentation to populate each spoke. The teacher then poses the 'Big Connection Question': 'In every single industry we have discussed — nuclear, sports, entertainment, environment — what is the ONE thing Chemistry is always doing?' Learners write a solo response in their notebooks for 2 minutes. Selected learners share. The teacher guides the class to the generalisation: Chemistry is always tracking, explaining, or controlling how matter changes — just as it explains why the chapati dough changed and cannot be recovered. Learners then complete a 'Claim-Evidence-Reasoning' (CER) frame individually: Claim: 'Chemistry is essential in the [chosen industry].' Evidence: One specific fact from the research. Reasoning: How that fact connects to matter changing.</w:t>
+            </w:r>
+          </w:p>
+        </w:tc>
+        <w:tc>
+          <w:tcPr>
+            <w:tcW w:type="dxa" w:w="3040"/>
+            <w:shd w:fill="F2F2F2" w:color="auto" w:val="clear"/>
+            <w:tcMar>
+              <w:top w:type="dxa" w:w="60"/>
+              <w:left w:type="dxa" w:w="120"/>
+              <w:bottom w:type="dxa" w:w="60"/>
+              <w:right w:type="dxa" w:w="120"/>
+            </w:tcMar>
+            <w:vAlign w:val="top"/>
+          </w:tcPr>
+          <w:p>
+            <w:pPr>
+              <w:spacing w:after="40" w:before="0"/>
+              <w:jc w:val="left"/>
+            </w:pPr>
+            <w:r>
+              <w:rPr>
+                <w:rFonts w:ascii="Arial" w:cs="Arial" w:eastAsia="Arial" w:hAnsi="Arial"/>
+                <w:b w:val="false"/>
+                <w:bCs w:val="false"/>
+                <w:i w:val="false"/>
+                <w:iCs w:val="false"/>
+                <w:color w:val="000000"/>
+                <w:sz w:val="18"/>
+                <w:szCs w:val="18"/>
+              </w:rPr>
+              <w:t xml:space="preserve">Draw the spoke diagram and say: 'Help me fill this in — one key chemical idea from each group. I want the idea in Chemistry language, not just the industry name.' Cold-call one learner per spoke (4 calls). After the diagram is populated, pause and say: 'Now here is the big question. Look at all four spokes. What is the ONE thing Chemistry is always doing in every single one of these industries? Write your answer in your notebook. You have 2 minutes — no talking.' Enforce 2 minutes of silent writing. Then say: 'Who wants to take a risk and share their answer?' Wait 12 seconds. Cold-call 3 volunteers and 1 non-volunteer. After responses, synthesise: 'Every single one of you is circling the same idea — Chemistry is always about matter changing. That is exactly what happened on the jiko. The chapati is Chemistry at work — just like Kipchoge's muscles, a nuclear reactor, and a firework are all Chemistry at work.' Introduce the CER frame verbally and on the board, then give learners 5 minutes to write individually. Circulate and read 4–5 CER responses silently, noting range of quality for teacher reflection.</w:t>
+            </w:r>
+          </w:p>
+        </w:tc>
+        <w:tc>
+          <w:tcPr>
+            <w:tcW w:type="dxa" w:w="3040"/>
+            <w:shd w:fill="FFFFFF" w:color="auto" w:val="clear"/>
+            <w:tcMar>
+              <w:top w:type="dxa" w:w="60"/>
+              <w:left w:type="dxa" w:w="120"/>
+              <w:bottom w:type="dxa" w:w="60"/>
+              <w:right w:type="dxa" w:w="120"/>
+            </w:tcMar>
+            <w:vAlign w:val="top"/>
+          </w:tcPr>
+          <w:p>
+            <w:pPr>
+              <w:spacing w:after="40" w:before="0"/>
+              <w:jc w:val="left"/>
+            </w:pPr>
+            <w:r>
+              <w:rPr>
+                <w:rFonts w:ascii="Arial" w:cs="Arial" w:eastAsia="Arial" w:hAnsi="Arial"/>
+                <w:b w:val="false"/>
+                <w:bCs w:val="false"/>
+                <w:i w:val="false"/>
+                <w:iCs w:val="false"/>
+                <w:color w:val="000000"/>
+                <w:sz w:val="18"/>
+                <w:szCs w:val="18"/>
+              </w:rPr>
+              <w:t xml:space="preserve">Spoke Diagram + Claim-Evidence-Reasoning (CER) Writing. The spoke diagram is a visual synthesis tool that makes the structural relationship between Chemistry and multiple industries simultaneously visible, preventing learners from treating each industry as an isolated topic. The CER frame then internalises the synthesis by requiring each learner to independently articulate a logical chain from evidence to conclusion — the foundational move of scientific explanation. Both strategies anchor back to the phenomenon by design.</w:t>
+            </w:r>
+          </w:p>
+        </w:tc>
+        <w:tc>
+          <w:tcPr>
+            <w:tcW w:type="dxa" w:w="3040"/>
+            <w:shd w:fill="F2F2F2" w:color="auto" w:val="clear"/>
+            <w:tcMar>
+              <w:top w:type="dxa" w:w="60"/>
+              <w:left w:type="dxa" w:w="120"/>
+              <w:bottom w:type="dxa" w:w="60"/>
+              <w:right w:type="dxa" w:w="120"/>
+            </w:tcMar>
+            <w:vAlign w:val="top"/>
+          </w:tcPr>
+          <w:p>
+            <w:pPr>
+              <w:spacing w:after="40" w:before="0"/>
+              <w:jc w:val="left"/>
+            </w:pPr>
+            <w:r>
+              <w:rPr>
+                <w:rFonts w:ascii="Arial" w:cs="Arial" w:eastAsia="Arial" w:hAnsi="Arial"/>
+                <w:b w:val="false"/>
+                <w:bCs w:val="false"/>
+                <w:i w:val="false"/>
+                <w:iCs w:val="false"/>
+                <w:color w:val="000000"/>
+                <w:sz w:val="18"/>
+                <w:szCs w:val="18"/>
+              </w:rPr>
+              <w:t xml:space="preserve">Observable indicator: Spoke diagram is populated with chemistry-specific language (e.g., 'nuclear fission releases energy', 'glycogen is a carbohydrate stored in muscles', 'metal salts produce coloured flames', 'sulphur dioxide causes acid rain') — not vague labels. Quality indicator for CER: Teacher scans 4–5 notebooks and checks that (1) the Claim names a specific industry, (2) the Evidence is a named substance or process, and (3) the Reasoning explicitly mentions matter changing or a chemical process. Learners who write 'Chemistry is important' without evidence or reasoning are flagged for targeted support in Phase 4.</w:t>
+            </w:r>
+          </w:p>
+        </w:tc>
+      </w:tr>
+      <w:tr>
+        <w:tc>
+          <w:tcPr>
+            <w:tcW w:type="dxa" w:w="1520"/>
+            <w:shd w:fill="FCE4D6" w:color="auto" w:val="clear"/>
+            <w:tcMar>
+              <w:top w:type="dxa" w:w="60"/>
+              <w:left w:type="dxa" w:w="120"/>
+              <w:bottom w:type="dxa" w:w="60"/>
+              <w:right w:type="dxa" w:w="120"/>
+            </w:tcMar>
+            <w:vAlign w:val="top"/>
+          </w:tcPr>
+          <w:p>
+            <w:pPr>
+              <w:spacing w:after="40" w:before="0"/>
+              <w:jc w:val="left"/>
+            </w:pPr>
+            <w:r>
+              <w:rPr>
+                <w:rFonts w:ascii="Arial" w:cs="Arial" w:eastAsia="Arial" w:hAnsi="Arial"/>
+                <w:b/>
+                <w:bCs/>
+                <w:i w:val="false"/>
+                <w:iCs w:val="false"/>
+                <w:color w:val="000000"/>
+                <w:sz w:val="18"/>
+                <w:szCs w:val="18"/>
+              </w:rPr>
+              <w:t xml:space="preserve">Driving Question Board (DQB) Creation</w:t>
+            </w:r>
+          </w:p>
+          <w:p>
+            <w:pPr>
+              <w:spacing w:after="20" w:before="0"/>
+            </w:pPr>
+            <w:r>
+              <w:rPr>
+                <w:rFonts w:ascii="Arial" w:cs="Arial" w:eastAsia="Arial" w:hAnsi="Arial"/>
+                <w:b/>
+                <w:bCs/>
+                <w:color w:val="1F3864"/>
+                <w:sz w:val="16"/>
+                <w:szCs w:val="16"/>
+              </w:rPr>
+              <w:t xml:space="preserve">📹 VIDEO:</w:t>
+            </w:r>
+          </w:p>
+          <w:p>
+            <w:pPr>
+              <w:spacing w:after="20" w:before="0"/>
+            </w:pPr>
+            <w:hyperlink w:history="1" r:id="rIdxhl4o24nyoody2jzjq-ab">
+              <w:r>
+                <w:rPr>
+                  <w:rFonts w:ascii="Arial" w:cs="Arial" w:eastAsia="Arial" w:hAnsi="Arial"/>
+                  <w:color w:val="2E75B6"/>
+                  <w:sz w:val="16"/>
+                  <w:szCs w:val="16"/>
+                  <w:u w:val="single" w:color="2E75B6"/>
+                </w:rPr>
+                <w:t xml:space="preserve">Introduction to chemistry</w:t>
+              </w:r>
+            </w:hyperlink>
+          </w:p>
+          <w:p>
+            <w:pPr>
+              <w:spacing w:after="20" w:before="0"/>
+            </w:pPr>
+            <w:r>
+              <w:rPr>
+                <w:rFonts w:ascii="Arial" w:cs="Arial" w:eastAsia="Arial" w:hAnsi="Arial"/>
+                <w:i/>
+                <w:iCs/>
+                <w:color w:val="595959"/>
+                <w:sz w:val="16"/>
+                <w:szCs w:val="16"/>
+              </w:rPr>
+              <w:t xml:space="preserve">Related topic: not an exact match for this lesson.</w:t>
+            </w:r>
+          </w:p>
+          <w:p>
+            <w:pPr>
+              <w:spacing w:after="10" w:before="0"/>
+              <w:ind w:left="120"/>
+            </w:pPr>
+            <w:r>
+              <w:rPr>
+                <w:rFonts w:ascii="Arial" w:cs="Arial" w:eastAsia="Arial" w:hAnsi="Arial"/>
+                <w:color w:val="595959"/>
+                <w:sz w:val="14"/>
+                <w:szCs w:val="14"/>
+              </w:rPr>
+              <w:t xml:space="preserve">Source: Khan Academy (English - US curriculum)</w:t>
+            </w:r>
+          </w:p>
+          <w:p>
+            <w:pPr>
+              <w:spacing w:after="10" w:before="0"/>
+              <w:ind w:left="120"/>
+            </w:pPr>
+            <w:hyperlink w:history="1" r:id="rIdwzzsartny2ikk13bh2pye">
+              <w:r>
+                <w:rPr>
+                  <w:rFonts w:ascii="Arial" w:cs="Arial" w:eastAsia="Arial" w:hAnsi="Arial"/>
+                  <w:color w:val="595959"/>
+                  <w:sz w:val="14"/>
+                  <w:szCs w:val="14"/>
+                  <w:u w:val="single" w:color="595959"/>
+                </w:rPr>
+                <w:t xml:space="preserve">🔍 Search ARES for similar videos</w:t>
+              </w:r>
+            </w:hyperlink>
+          </w:p>
+          <w:p>
+            <w:pPr>
+              <w:spacing w:after="40" w:before="0"/>
+            </w:pPr>
+            <w:r>
+              <w:rPr>
+                <w:sz w:val="14"/>
+                <w:szCs w:val="14"/>
+              </w:rPr>
+              <w:t xml:space="preserve"/>
+            </w:r>
+          </w:p>
+          <w:p>
+            <w:pPr>
+              <w:spacing w:after="20" w:before="0"/>
+            </w:pPr>
+            <w:r>
+              <w:rPr>
+                <w:rFonts w:ascii="Arial" w:cs="Arial" w:eastAsia="Arial" w:hAnsi="Arial"/>
+                <w:b/>
+                <w:bCs/>
+                <w:color w:val="1F3864"/>
+                <w:sz w:val="16"/>
+                <w:szCs w:val="16"/>
+              </w:rPr>
+              <w:t xml:space="preserve">📖 EXERCISE:</w:t>
+            </w:r>
+          </w:p>
+          <w:p>
+            <w:pPr>
+              <w:spacing w:after="20" w:before="0"/>
+            </w:pPr>
+            <w:hyperlink w:history="1" r:id="rId-t78v353h_tzqjccjb-z1">
               <w:r>
                 <w:rPr>
                   <w:rFonts w:ascii="Arial" w:cs="Arial" w:eastAsia="Arial" w:hAnsi="Arial"/>
@@ -15587,6 +16434,22 @@
           </w:p>
           <w:p>
             <w:pPr>
+              <w:spacing w:after="20" w:before="0"/>
+            </w:pPr>
+            <w:r>
+              <w:rPr>
+                <w:rFonts w:ascii="Arial" w:cs="Arial" w:eastAsia="Arial" w:hAnsi="Arial"/>
+                <w:i/>
+                <w:iCs/>
+                <w:color w:val="595959"/>
+                <w:sz w:val="16"/>
+                <w:szCs w:val="16"/>
+              </w:rPr>
+              <w:t xml:space="preserve">Related topic: not an exact match for this lesson.</w:t>
+            </w:r>
+          </w:p>
+          <w:p>
+            <w:pPr>
               <w:spacing w:after="10" w:before="0"/>
               <w:ind w:left="120"/>
             </w:pPr>
@@ -15605,7 +16468,7 @@
               <w:spacing w:after="10" w:before="0"/>
               <w:ind w:left="120"/>
             </w:pPr>
-            <w:hyperlink w:history="1" r:id="rIdgf_s7yv2asi3z_bqjkoek">
+            <w:hyperlink w:history="1" r:id="rIdbcd6hfjgz2ciun-ubuzqa">
               <w:r>
                 <w:rPr>
                   <w:rFonts w:ascii="Arial" w:cs="Arial" w:eastAsia="Arial" w:hAnsi="Arial"/>
@@ -15647,7 +16510,7 @@
                 <w:sz w:val="18"/>
                 <w:szCs w:val="18"/>
               </w:rPr>
-              <w:t xml:space="preserve">Learners are organised into four expert groups of approximately equal size. Each group receives a printed Research Briefing Card (prepared by the teacher in advance) containing 3–4 paragraphs of curated, Kenya-relevant information, 2–3 guiding research questions, and a graphic organiser to fill in. Where devices are available, groups may supplement with approved websites. Groups have 18 minutes to read, discuss, and complete their graphic organiser. Group roles are assigned: Reader, Recorder, Timekeeper, Presenter. GROUP 1 — Nuclear &amp; Energy: Reads about nuclear fission (uranium atoms splitting, chain reactions), Kenya's current energy mix (geothermal at Olkaria, hydro at Masinga, KPLC grid), and the concept of nuclear power as a potential future source. Identifies chemical changes involved (nuclear reactions as extreme matter change — compare to chapati browning). GROUP 2 — Sports &amp; Nutrition: Reads about carbohydrate loading (glycogen as stored glucose — a chemical substance in muscles), electrolyte replacement (sodium, potassium lost in sweat), and protein supplementation for muscle repair. Contextualised around Kenyan marathon runners (Eliud Kipchoge, Faith Kipyegon) and what they consume before and during a race. GROUP 3 — Entertainment &amp; Dyes: Reads about how synthetic dyes are made from chemical reactions (chromophore groups absorbing specific light wavelengths), how special-effects pyrotechnics use metal salt combustion to produce coloured flames (copper = green, sodium = yellow — as seen in Nairobi festivals and film sets), and how food colouring in mandazi and cakes is regulated by KEBS for safety. GROUP 4 — Environmental Chemistry: Reads about how Chemistry monitors water quality in Lake Victoria, studies air pollution in Nairobi's industrial areas (Mombasa Road corridor), analyses soil chemistry in Rift Valley farms, and develops biodegradable plastics. After 18 minutes, each group prepares a 3-minute verbal presentation with a mini-poster or whiteboard summary. Groups present in sequence (12 minutes total, 3 minutes each). During each presentation, listeners complete a 'Jigsaw Listener Sheet' noting: one new fact learned and one connection to the chapati phenomenon.</w:t>
+              <w:t xml:space="preserve">Learners return to the class Driving Question Board displayed at the front. Each learner receives one sticky note. They write ONE new piece of evidence they gathered today that helps answer the driving question: 'How does Chemistry explain what happens to the matter around us every day — and why does understanding Chemistry help us make safer, smarter choices in our lives?' Learners also write a NEW question that today's research has raised for them. Learners post evidence notes in the 'Evidence We Have' column and question notes in the 'New Questions' column. The teacher reads 5–6 notes aloud, narrating how the evidence gathered in Lessons 1–5 is building a cumulative answer. The teacher highlights that the Prediction Parking Lot predictions from Phase 1 can now be revisited — learners verbally confirm which predictions were accurate, which were partially correct, and which were wrong, and why.</w:t>
             </w:r>
           </w:p>
         </w:tc>
@@ -15679,7 +16542,7 @@
                 <w:sz w:val="18"/>
                 <w:szCs w:val="18"/>
               </w:rPr>
-              <w:t xml:space="preserve">Distribute Research Briefing Cards and say: 'Each group is now an expert team. Your job is to become the class experts on your industry. Read the briefing card together, fill in your graphic organiser, and prepare a 3-minute presentation. You have 18 minutes — your Timekeeper must alert the group at 10 minutes and again at 15 minutes.' Circulate to each group at least twice during research time. At Group 1, prompt: 'How is a nuclear reaction similar to — or different from — what happened to the chapati dough on the jiko?' Wait 12 seconds. At Group 2, prompt: 'Kipchoge's muscles need glucose to contract. Where does that glucose come from and what branch of Chemistry studies it?' At Group 3, prompt: 'When a copper compound burns green in a firework, is that a physical or chemical change? How do you know?' At Group 4, prompt: 'If a factory on Mombasa Road releases sulphur dioxide, what does Chemistry tell us about what happens to that gas in the air?' During presentations, stand to the side and do not interrupt. After each presentation, ask the listening class: 'What is one connection you wrote between this group's industry and our chapati phenomenon?' Cold-call 2 learners per presentation (8 cold-calls total). Use wait time of 10 seconds before accepting responses.</w:t>
+              <w:t xml:space="preserve">Hand each learner a sticky note and say: 'On one side, write one piece of evidence from today that helps us answer our driving question. On the other side, write one new question today's research has raised for you. You have 3 minutes.' After posting, read 5–6 notes aloud, pausing after each: 'This learner says nuclear fission is a chemical change that releases energy — how does that connect to our chapati?' Wait 10 seconds. Then return to the Prediction Parking Lot: 'Look at our predictions from the start of class. Thumbs up if your prediction was confirmed by the research. Thumbs sideways if it was partly right. Thumbs down if you were wrong.' After a show of thumbs, cold-call 2 learners with thumbs-sideways: 'What did you predict and what did the evidence actually show?' Affirm the scientific value of being wrong: 'Scientists revise predictions constantly — that is exactly what we are doing here, just like we are doing with our chapati question.'</w:t>
             </w:r>
           </w:p>
         </w:tc>
@@ -15711,7 +16574,7 @@
                 <w:sz w:val="18"/>
                 <w:szCs w:val="18"/>
               </w:rPr>
-              <w:t xml:space="preserve">Expert Jigsaw with Graphic Organisers. This strategy distributes cognitive load across the class — no single learner must master all four industries. The Jigsaw Listener Sheet forces active listening and cross-industry synthesis. Requiring a connection to the chapati phenomenon in every listener note ensures the anchoring phenomenon remains the conceptual spine, preventing fragmentation of knowledge into disconnected facts.</w:t>
+              <w:t xml:space="preserve">Sticky-Note Evidence Board with Prediction Revisit. The DQB makes learning progress visible and cumulative across the 10-lesson sequence. The prediction revisit explicitly models the science practice of 'Using Mathematics and Computational Thinking' and 'Engaging in Argument from Evidence' (NGSS SEP 5 &amp; 7) — learners must justify whether their prediction held up against evidence. This metacognitive loop strengthens epistemological understanding: knowledge is built by testing and revising ideas, not just receiving information.</w:t>
             </w:r>
           </w:p>
         </w:tc>
@@ -15743,7 +16606,7 @@
                 <w:sz w:val="18"/>
                 <w:szCs w:val="18"/>
               </w:rPr>
-              <w:t xml:space="preserve">Observable indicators: (1) Every group's graphic organiser is at least 75% complete by the end of the 18-minute research window (teacher checks during circulation). (2) Each presentation includes at least one named chemical substance or process (not just 'chemistry is used'). (3) Every learner's Jigsaw Listener Sheet has an entry for each of the four presentations. Quality indicator: Cold-called connections to the chapati phenomenon are plausible (e.g., 'Both nuclear reactions and cooking the chapati involve energy causing a change in matter that cannot be easily reversed'). If a group's presentation is too vague, teacher asks a targeted clarifying question: 'Can you give us a specific example from Kenya of this chemical process?'</w:t>
+              <w:t xml:space="preserve">Observable indicator: Every learner posts one evidence note and one new question note. Quality indicator: Evidence notes name a specific chemical substance or process (not 'Chemistry is used in sports'). New question notes are genuinely curious and Chemistry-specific (e.g., 'How does the body break down the carbohydrates in ugali during a marathon?', 'What radiation does Kenya's geothermal energy release?'). Teacher photographs the DQB after the lesson for tracking purposes. Flag any learners who write only vague statements for follow-up at the start of Lesson 6.</w:t>
             </w:r>
           </w:p>
         </w:tc>
@@ -15752,32 +16615,32 @@
         <w:tc>
           <w:tcPr>
             <w:tcW w:type="dxa" w:w="1520"/>
-            <w:shd w:fill="E2EFDA" w:color="auto" w:val="clear"/>
-            <w:tcMar>
-              <w:top w:type="dxa" w:w="60"/>
-              <w:left w:type="dxa" w:w="120"/>
-              <w:bottom w:type="dxa" w:w="60"/>
-              <w:right w:type="dxa" w:w="120"/>
-            </w:tcMar>
-            <w:vAlign w:val="top"/>
-          </w:tcPr>
-          <w:p>
-            <w:pPr>
-              <w:spacing w:after="40" w:before="0"/>
-              <w:jc w:val="left"/>
-            </w:pPr>
-            <w:r>
-              <w:rPr>
-                <w:rFonts w:ascii="Arial" w:cs="Arial" w:eastAsia="Arial" w:hAnsi="Arial"/>
-                <w:b/>
-                <w:bCs/>
-                <w:i w:val="false"/>
-                <w:iCs w:val="false"/>
-                <w:color w:val="000000"/>
-                <w:sz w:val="18"/>
-                <w:szCs w:val="18"/>
-              </w:rPr>
-              <w:t xml:space="preserve">Explain Phase</w:t>
+            <w:shd w:fill="D5E8F0" w:color="auto" w:val="clear"/>
+            <w:tcMar>
+              <w:top w:type="dxa" w:w="60"/>
+              <w:left w:type="dxa" w:w="120"/>
+              <w:bottom w:type="dxa" w:w="60"/>
+              <w:right w:type="dxa" w:w="120"/>
+            </w:tcMar>
+            <w:vAlign w:val="top"/>
+          </w:tcPr>
+          <w:p>
+            <w:pPr>
+              <w:spacing w:after="40" w:before="0"/>
+              <w:jc w:val="left"/>
+            </w:pPr>
+            <w:r>
+              <w:rPr>
+                <w:rFonts w:ascii="Arial" w:cs="Arial" w:eastAsia="Arial" w:hAnsi="Arial"/>
+                <w:b/>
+                <w:bCs/>
+                <w:i w:val="false"/>
+                <w:iCs w:val="false"/>
+                <w:color w:val="000000"/>
+                <w:sz w:val="18"/>
+                <w:szCs w:val="18"/>
+              </w:rPr>
+              <w:t xml:space="preserve">Model Building Phase</w:t>
             </w:r>
           </w:p>
           <w:p>
@@ -15800,7 +16663,7 @@
             <w:pPr>
               <w:spacing w:after="20" w:before="0"/>
             </w:pPr>
-            <w:hyperlink w:history="1" r:id="rIdmstcau2k8cq4kiunvgvce">
+            <w:hyperlink w:history="1" r:id="rIdhsusnpqlf8fluaygmryse">
               <w:r>
                 <w:rPr>
                   <w:rFonts w:ascii="Arial" w:cs="Arial" w:eastAsia="Arial" w:hAnsi="Arial"/>
@@ -15809,9 +16672,25 @@
                   <w:szCs w:val="16"/>
                   <w:u w:val="single" w:color="2E75B6"/>
                 </w:rPr>
-                <w:t xml:space="preserve">2015 AP Chemistry free response 2c</w:t>
+                <w:t xml:space="preserve">Intro to Chemistry</w:t>
               </w:r>
             </w:hyperlink>
+          </w:p>
+          <w:p>
+            <w:pPr>
+              <w:spacing w:after="20" w:before="0"/>
+            </w:pPr>
+            <w:r>
+              <w:rPr>
+                <w:rFonts w:ascii="Arial" w:cs="Arial" w:eastAsia="Arial" w:hAnsi="Arial"/>
+                <w:i/>
+                <w:iCs/>
+                <w:color w:val="595959"/>
+                <w:sz w:val="16"/>
+                <w:szCs w:val="16"/>
+              </w:rPr>
+              <w:t xml:space="preserve">Related topic: not an exact match for this lesson.</w:t>
+            </w:r>
           </w:p>
           <w:p>
             <w:pPr>
@@ -15833,7 +16712,7 @@
               <w:spacing w:after="10" w:before="0"/>
               <w:ind w:left="120"/>
             </w:pPr>
-            <w:hyperlink w:history="1" r:id="rIdsbnsuu9io89o_jexfceiz">
+            <w:hyperlink w:history="1" r:id="rIdfca3zoovmnfrh1dnntfgw">
               <w:r>
                 <w:rPr>
                   <w:rFonts w:ascii="Arial" w:cs="Arial" w:eastAsia="Arial" w:hAnsi="Arial"/>
@@ -15878,7 +16757,7 @@
             <w:pPr>
               <w:spacing w:after="20" w:before="0"/>
             </w:pPr>
-            <w:hyperlink w:history="1" r:id="rIdhmdpd4zlrd0cswly9vilr">
+            <w:hyperlink w:history="1" r:id="rIdnk5cxdfuwjwcdcf9ib2ft">
               <w:r>
                 <w:rPr>
                   <w:rFonts w:ascii="Arial" w:cs="Arial" w:eastAsia="Arial" w:hAnsi="Arial"/>
@@ -15911,619 +16790,7 @@
               <w:spacing w:after="10" w:before="0"/>
               <w:ind w:left="120"/>
             </w:pPr>
-            <w:hyperlink w:history="1" r:id="rIdp375dehrkxhlz0nvjo0yl">
-              <w:r>
-                <w:rPr>
-                  <w:rFonts w:ascii="Arial" w:cs="Arial" w:eastAsia="Arial" w:hAnsi="Arial"/>
-                  <w:color w:val="595959"/>
-                  <w:sz w:val="14"/>
-                  <w:szCs w:val="14"/>
-                  <w:u w:val="single" w:color="595959"/>
-                </w:rPr>
-                <w:t xml:space="preserve">🔍 Search ARES for similar readings</w:t>
-              </w:r>
-            </w:hyperlink>
-          </w:p>
-        </w:tc>
-        <w:tc>
-          <w:tcPr>
-            <w:tcW w:type="dxa" w:w="3040"/>
-            <w:shd w:fill="FFFFFF" w:color="auto" w:val="clear"/>
-            <w:tcMar>
-              <w:top w:type="dxa" w:w="60"/>
-              <w:left w:type="dxa" w:w="120"/>
-              <w:bottom w:type="dxa" w:w="60"/>
-              <w:right w:type="dxa" w:w="120"/>
-            </w:tcMar>
-            <w:vAlign w:val="top"/>
-          </w:tcPr>
-          <w:p>
-            <w:pPr>
-              <w:spacing w:after="40" w:before="0"/>
-              <w:jc w:val="left"/>
-            </w:pPr>
-            <w:r>
-              <w:rPr>
-                <w:rFonts w:ascii="Arial" w:cs="Arial" w:eastAsia="Arial" w:hAnsi="Arial"/>
-                <w:b w:val="false"/>
-                <w:bCs w:val="false"/>
-                <w:i w:val="false"/>
-                <w:iCs w:val="false"/>
-                <w:color w:val="000000"/>
-                <w:sz w:val="18"/>
-                <w:szCs w:val="18"/>
-              </w:rPr>
-              <w:t xml:space="preserve">The teacher facilitates a whole-class synthesis discussion (10 minutes). On the board, the teacher draws a large circle labelled 'Chemistry Explains Matter Change' and four spokes labelled: Nuclear/Energy, Sports/Nutrition, Entertainment, Environment. As a class, learners contribute one key chemical idea from each group's presentation to populate each spoke. The teacher then poses the 'Big Connection Question': 'In every single industry we have discussed — nuclear, sports, entertainment, environment — what is the ONE thing Chemistry is always doing?' Learners write a solo response in their notebooks for 2 minutes. Selected learners share. The teacher guides the class to the generalisation: Chemistry is always tracking, explaining, or controlling how matter changes — just as it explains why the chapati dough changed and cannot be recovered. Learners then complete a 'Claim-Evidence-Reasoning' (CER) frame individually: Claim: 'Chemistry is essential in the [chosen industry].' Evidence: One specific fact from the research. Reasoning: How that fact connects to matter changing.</w:t>
-            </w:r>
-          </w:p>
-        </w:tc>
-        <w:tc>
-          <w:tcPr>
-            <w:tcW w:type="dxa" w:w="3040"/>
-            <w:shd w:fill="F2F2F2" w:color="auto" w:val="clear"/>
-            <w:tcMar>
-              <w:top w:type="dxa" w:w="60"/>
-              <w:left w:type="dxa" w:w="120"/>
-              <w:bottom w:type="dxa" w:w="60"/>
-              <w:right w:type="dxa" w:w="120"/>
-            </w:tcMar>
-            <w:vAlign w:val="top"/>
-          </w:tcPr>
-          <w:p>
-            <w:pPr>
-              <w:spacing w:after="40" w:before="0"/>
-              <w:jc w:val="left"/>
-            </w:pPr>
-            <w:r>
-              <w:rPr>
-                <w:rFonts w:ascii="Arial" w:cs="Arial" w:eastAsia="Arial" w:hAnsi="Arial"/>
-                <w:b w:val="false"/>
-                <w:bCs w:val="false"/>
-                <w:i w:val="false"/>
-                <w:iCs w:val="false"/>
-                <w:color w:val="000000"/>
-                <w:sz w:val="18"/>
-                <w:szCs w:val="18"/>
-              </w:rPr>
-              <w:t xml:space="preserve">Draw the spoke diagram and say: 'Help me fill this in — one key chemical idea from each group. I want the idea in Chemistry language, not just the industry name.' Cold-call one learner per spoke (4 calls). After the diagram is populated, pause and say: 'Now here is the big question. Look at all four spokes. What is the ONE thing Chemistry is always doing in every single one of these industries? Write your answer in your notebook. You have 2 minutes — no talking.' Enforce 2 minutes of silent writing. Then say: 'Who wants to take a risk and share their answer?' Wait 12 seconds. Cold-call 3 volunteers and 1 non-volunteer. After responses, synthesise: 'Every single one of you is circling the same idea — Chemistry is always about matter changing. That is exactly what happened on the jiko. The chapati is Chemistry at work — just like Kipchoge's muscles, a nuclear reactor, and a firework are all Chemistry at work.' Introduce the CER frame verbally and on the board, then give learners 5 minutes to write individually. Circulate and read 4–5 CER responses silently, noting range of quality for teacher reflection.</w:t>
-            </w:r>
-          </w:p>
-        </w:tc>
-        <w:tc>
-          <w:tcPr>
-            <w:tcW w:type="dxa" w:w="3040"/>
-            <w:shd w:fill="FFFFFF" w:color="auto" w:val="clear"/>
-            <w:tcMar>
-              <w:top w:type="dxa" w:w="60"/>
-              <w:left w:type="dxa" w:w="120"/>
-              <w:bottom w:type="dxa" w:w="60"/>
-              <w:right w:type="dxa" w:w="120"/>
-            </w:tcMar>
-            <w:vAlign w:val="top"/>
-          </w:tcPr>
-          <w:p>
-            <w:pPr>
-              <w:spacing w:after="40" w:before="0"/>
-              <w:jc w:val="left"/>
-            </w:pPr>
-            <w:r>
-              <w:rPr>
-                <w:rFonts w:ascii="Arial" w:cs="Arial" w:eastAsia="Arial" w:hAnsi="Arial"/>
-                <w:b w:val="false"/>
-                <w:bCs w:val="false"/>
-                <w:i w:val="false"/>
-                <w:iCs w:val="false"/>
-                <w:color w:val="000000"/>
-                <w:sz w:val="18"/>
-                <w:szCs w:val="18"/>
-              </w:rPr>
-              <w:t xml:space="preserve">Spoke Diagram + Claim-Evidence-Reasoning (CER) Writing. The spoke diagram is a visual synthesis tool that makes the structural relationship between Chemistry and multiple industries simultaneously visible, preventing learners from treating each industry as an isolated topic. The CER frame then internalises the synthesis by requiring each learner to independently articulate a logical chain from evidence to conclusion — the foundational move of scientific explanation. Both strategies anchor back to the phenomenon by design.</w:t>
-            </w:r>
-          </w:p>
-        </w:tc>
-        <w:tc>
-          <w:tcPr>
-            <w:tcW w:type="dxa" w:w="3040"/>
-            <w:shd w:fill="F2F2F2" w:color="auto" w:val="clear"/>
-            <w:tcMar>
-              <w:top w:type="dxa" w:w="60"/>
-              <w:left w:type="dxa" w:w="120"/>
-              <w:bottom w:type="dxa" w:w="60"/>
-              <w:right w:type="dxa" w:w="120"/>
-            </w:tcMar>
-            <w:vAlign w:val="top"/>
-          </w:tcPr>
-          <w:p>
-            <w:pPr>
-              <w:spacing w:after="40" w:before="0"/>
-              <w:jc w:val="left"/>
-            </w:pPr>
-            <w:r>
-              <w:rPr>
-                <w:rFonts w:ascii="Arial" w:cs="Arial" w:eastAsia="Arial" w:hAnsi="Arial"/>
-                <w:b w:val="false"/>
-                <w:bCs w:val="false"/>
-                <w:i w:val="false"/>
-                <w:iCs w:val="false"/>
-                <w:color w:val="000000"/>
-                <w:sz w:val="18"/>
-                <w:szCs w:val="18"/>
-              </w:rPr>
-              <w:t xml:space="preserve">Observable indicator: Spoke diagram is populated with chemistry-specific language (e.g., 'nuclear fission releases energy', 'glycogen is a carbohydrate stored in muscles', 'metal salts produce coloured flames', 'sulphur dioxide causes acid rain') — not vague labels. Quality indicator for CER: Teacher scans 4–5 notebooks and checks that (1) the Claim names a specific industry, (2) the Evidence is a named substance or process, and (3) the Reasoning explicitly mentions matter changing or a chemical process. Learners who write 'Chemistry is important' without evidence or reasoning are flagged for targeted support in Phase 4.</w:t>
-            </w:r>
-          </w:p>
-        </w:tc>
-      </w:tr>
-      <w:tr>
-        <w:tc>
-          <w:tcPr>
-            <w:tcW w:type="dxa" w:w="1520"/>
-            <w:shd w:fill="FCE4D6" w:color="auto" w:val="clear"/>
-            <w:tcMar>
-              <w:top w:type="dxa" w:w="60"/>
-              <w:left w:type="dxa" w:w="120"/>
-              <w:bottom w:type="dxa" w:w="60"/>
-              <w:right w:type="dxa" w:w="120"/>
-            </w:tcMar>
-            <w:vAlign w:val="top"/>
-          </w:tcPr>
-          <w:p>
-            <w:pPr>
-              <w:spacing w:after="40" w:before="0"/>
-              <w:jc w:val="left"/>
-            </w:pPr>
-            <w:r>
-              <w:rPr>
-                <w:rFonts w:ascii="Arial" w:cs="Arial" w:eastAsia="Arial" w:hAnsi="Arial"/>
-                <w:b/>
-                <w:bCs/>
-                <w:i w:val="false"/>
-                <w:iCs w:val="false"/>
-                <w:color w:val="000000"/>
-                <w:sz w:val="18"/>
-                <w:szCs w:val="18"/>
-              </w:rPr>
-              <w:t xml:space="preserve">Driving Question Board (DQB) Creation</w:t>
-            </w:r>
-          </w:p>
-          <w:p>
-            <w:pPr>
-              <w:spacing w:after="20" w:before="0"/>
-            </w:pPr>
-            <w:r>
-              <w:rPr>
-                <w:rFonts w:ascii="Arial" w:cs="Arial" w:eastAsia="Arial" w:hAnsi="Arial"/>
-                <w:b/>
-                <w:bCs/>
-                <w:color w:val="1F3864"/>
-                <w:sz w:val="16"/>
-                <w:szCs w:val="16"/>
-              </w:rPr>
-              <w:t xml:space="preserve">📹 VIDEO:</w:t>
-            </w:r>
-          </w:p>
-          <w:p>
-            <w:pPr>
-              <w:spacing w:after="20" w:before="0"/>
-            </w:pPr>
-            <w:hyperlink w:history="1" r:id="rIdmnjtu3u8gx9yfmmax553s">
-              <w:r>
-                <w:rPr>
-                  <w:rFonts w:ascii="Arial" w:cs="Arial" w:eastAsia="Arial" w:hAnsi="Arial"/>
-                  <w:color w:val="2E75B6"/>
-                  <w:sz w:val="16"/>
-                  <w:szCs w:val="16"/>
-                  <w:u w:val="single" w:color="2E75B6"/>
-                </w:rPr>
-                <w:t xml:space="preserve">Introduction to chemistry</w:t>
-              </w:r>
-            </w:hyperlink>
-          </w:p>
-          <w:p>
-            <w:pPr>
-              <w:spacing w:after="10" w:before="0"/>
-              <w:ind w:left="120"/>
-            </w:pPr>
-            <w:r>
-              <w:rPr>
-                <w:rFonts w:ascii="Arial" w:cs="Arial" w:eastAsia="Arial" w:hAnsi="Arial"/>
-                <w:color w:val="595959"/>
-                <w:sz w:val="14"/>
-                <w:szCs w:val="14"/>
-              </w:rPr>
-              <w:t xml:space="preserve">Source: Khan Academy (English - US curriculum)</w:t>
-            </w:r>
-          </w:p>
-          <w:p>
-            <w:pPr>
-              <w:spacing w:after="10" w:before="0"/>
-              <w:ind w:left="120"/>
-            </w:pPr>
-            <w:hyperlink w:history="1" r:id="rIdeioctg4rf1qrc8uesvpzf">
-              <w:r>
-                <w:rPr>
-                  <w:rFonts w:ascii="Arial" w:cs="Arial" w:eastAsia="Arial" w:hAnsi="Arial"/>
-                  <w:color w:val="595959"/>
-                  <w:sz w:val="14"/>
-                  <w:szCs w:val="14"/>
-                  <w:u w:val="single" w:color="595959"/>
-                </w:rPr>
-                <w:t xml:space="preserve">🔍 Search ARES for similar videos</w:t>
-              </w:r>
-            </w:hyperlink>
-          </w:p>
-          <w:p>
-            <w:pPr>
-              <w:spacing w:after="40" w:before="0"/>
-            </w:pPr>
-            <w:r>
-              <w:rPr>
-                <w:sz w:val="14"/>
-                <w:szCs w:val="14"/>
-              </w:rPr>
-              <w:t xml:space="preserve"/>
-            </w:r>
-          </w:p>
-          <w:p>
-            <w:pPr>
-              <w:spacing w:after="20" w:before="0"/>
-            </w:pPr>
-            <w:r>
-              <w:rPr>
-                <w:rFonts w:ascii="Arial" w:cs="Arial" w:eastAsia="Arial" w:hAnsi="Arial"/>
-                <w:b/>
-                <w:bCs/>
-                <w:color w:val="1F3864"/>
-                <w:sz w:val="16"/>
-                <w:szCs w:val="16"/>
-              </w:rPr>
-              <w:t xml:space="preserve">📖 HTML:</w:t>
-            </w:r>
-          </w:p>
-          <w:p>
-            <w:pPr>
-              <w:spacing w:after="20" w:before="0"/>
-            </w:pPr>
-            <w:hyperlink w:history="1" r:id="rIdyvnijjsrzc3v9k-szdzpq">
-              <w:r>
-                <w:rPr>
-                  <w:rFonts w:ascii="Arial" w:cs="Arial" w:eastAsia="Arial" w:hAnsi="Arial"/>
-                  <w:color w:val="2E75B6"/>
-                  <w:sz w:val="16"/>
-                  <w:szCs w:val="16"/>
-                  <w:u w:val="single" w:color="2E75B6"/>
-                </w:rPr>
-                <w:t xml:space="preserve">Energy in Chemistry (Flexbook)</w:t>
-              </w:r>
-            </w:hyperlink>
-          </w:p>
-          <w:p>
-            <w:pPr>
-              <w:spacing w:after="10" w:before="0"/>
-              <w:ind w:left="120"/>
-            </w:pPr>
-            <w:r>
-              <w:rPr>
-                <w:rFonts w:ascii="Arial" w:cs="Arial" w:eastAsia="Arial" w:hAnsi="Arial"/>
-                <w:color w:val="595959"/>
-                <w:sz w:val="14"/>
-                <w:szCs w:val="14"/>
-              </w:rPr>
-              <w:t xml:space="preserve">Source: CK-12</w:t>
-            </w:r>
-          </w:p>
-          <w:p>
-            <w:pPr>
-              <w:spacing w:after="10" w:before="0"/>
-              <w:ind w:left="120"/>
-            </w:pPr>
-            <w:hyperlink w:history="1" r:id="rIdhwuqhcg4oakj5qtgads3v">
-              <w:r>
-                <w:rPr>
-                  <w:rFonts w:ascii="Arial" w:cs="Arial" w:eastAsia="Arial" w:hAnsi="Arial"/>
-                  <w:color w:val="595959"/>
-                  <w:sz w:val="14"/>
-                  <w:szCs w:val="14"/>
-                  <w:u w:val="single" w:color="595959"/>
-                </w:rPr>
-                <w:t xml:space="preserve">🔍 Search ARES for similar readings</w:t>
-              </w:r>
-            </w:hyperlink>
-          </w:p>
-        </w:tc>
-        <w:tc>
-          <w:tcPr>
-            <w:tcW w:type="dxa" w:w="3040"/>
-            <w:shd w:fill="FFFFFF" w:color="auto" w:val="clear"/>
-            <w:tcMar>
-              <w:top w:type="dxa" w:w="60"/>
-              <w:left w:type="dxa" w:w="120"/>
-              <w:bottom w:type="dxa" w:w="60"/>
-              <w:right w:type="dxa" w:w="120"/>
-            </w:tcMar>
-            <w:vAlign w:val="top"/>
-          </w:tcPr>
-          <w:p>
-            <w:pPr>
-              <w:spacing w:after="40" w:before="0"/>
-              <w:jc w:val="left"/>
-            </w:pPr>
-            <w:r>
-              <w:rPr>
-                <w:rFonts w:ascii="Arial" w:cs="Arial" w:eastAsia="Arial" w:hAnsi="Arial"/>
-                <w:b w:val="false"/>
-                <w:bCs w:val="false"/>
-                <w:i w:val="false"/>
-                <w:iCs w:val="false"/>
-                <w:color w:val="000000"/>
-                <w:sz w:val="18"/>
-                <w:szCs w:val="18"/>
-              </w:rPr>
-              <w:t xml:space="preserve">Learners return to the class Driving Question Board displayed at the front. Each learner receives one sticky note. They write ONE new piece of evidence they gathered today that helps answer the driving question: 'How does Chemistry explain what happens to the matter around us every day — and why does understanding Chemistry help us make safer, smarter choices in our lives?' Learners also write a NEW question that today's research has raised for them. Learners post evidence notes in the 'Evidence We Have' column and question notes in the 'New Questions' column. The teacher reads 5–6 notes aloud, narrating how the evidence gathered in Lessons 1–5 is building a cumulative answer. The teacher highlights that the Prediction Parking Lot predictions from Phase 1 can now be revisited — learners verbally confirm which predictions were accurate, which were partially correct, and which were wrong, and why.</w:t>
-            </w:r>
-          </w:p>
-        </w:tc>
-        <w:tc>
-          <w:tcPr>
-            <w:tcW w:type="dxa" w:w="3040"/>
-            <w:shd w:fill="F2F2F2" w:color="auto" w:val="clear"/>
-            <w:tcMar>
-              <w:top w:type="dxa" w:w="60"/>
-              <w:left w:type="dxa" w:w="120"/>
-              <w:bottom w:type="dxa" w:w="60"/>
-              <w:right w:type="dxa" w:w="120"/>
-            </w:tcMar>
-            <w:vAlign w:val="top"/>
-          </w:tcPr>
-          <w:p>
-            <w:pPr>
-              <w:spacing w:after="40" w:before="0"/>
-              <w:jc w:val="left"/>
-            </w:pPr>
-            <w:r>
-              <w:rPr>
-                <w:rFonts w:ascii="Arial" w:cs="Arial" w:eastAsia="Arial" w:hAnsi="Arial"/>
-                <w:b w:val="false"/>
-                <w:bCs w:val="false"/>
-                <w:i w:val="false"/>
-                <w:iCs w:val="false"/>
-                <w:color w:val="000000"/>
-                <w:sz w:val="18"/>
-                <w:szCs w:val="18"/>
-              </w:rPr>
-              <w:t xml:space="preserve">Hand each learner a sticky note and say: 'On one side, write one piece of evidence from today that helps us answer our driving question. On the other side, write one new question today's research has raised for you. You have 3 minutes.' After posting, read 5–6 notes aloud, pausing after each: 'This learner says nuclear fission is a chemical change that releases energy — how does that connect to our chapati?' Wait 10 seconds. Then return to the Prediction Parking Lot: 'Look at our predictions from the start of class. Thumbs up if your prediction was confirmed by the research. Thumbs sideways if it was partly right. Thumbs down if you were wrong.' After a show of thumbs, cold-call 2 learners with thumbs-sideways: 'What did you predict and what did the evidence actually show?' Affirm the scientific value of being wrong: 'Scientists revise predictions constantly — that is exactly what we are doing here, just like we are doing with our chapati question.'</w:t>
-            </w:r>
-          </w:p>
-        </w:tc>
-        <w:tc>
-          <w:tcPr>
-            <w:tcW w:type="dxa" w:w="3040"/>
-            <w:shd w:fill="FFFFFF" w:color="auto" w:val="clear"/>
-            <w:tcMar>
-              <w:top w:type="dxa" w:w="60"/>
-              <w:left w:type="dxa" w:w="120"/>
-              <w:bottom w:type="dxa" w:w="60"/>
-              <w:right w:type="dxa" w:w="120"/>
-            </w:tcMar>
-            <w:vAlign w:val="top"/>
-          </w:tcPr>
-          <w:p>
-            <w:pPr>
-              <w:spacing w:after="40" w:before="0"/>
-              <w:jc w:val="left"/>
-            </w:pPr>
-            <w:r>
-              <w:rPr>
-                <w:rFonts w:ascii="Arial" w:cs="Arial" w:eastAsia="Arial" w:hAnsi="Arial"/>
-                <w:b w:val="false"/>
-                <w:bCs w:val="false"/>
-                <w:i w:val="false"/>
-                <w:iCs w:val="false"/>
-                <w:color w:val="000000"/>
-                <w:sz w:val="18"/>
-                <w:szCs w:val="18"/>
-              </w:rPr>
-              <w:t xml:space="preserve">Sticky-Note Evidence Board with Prediction Revisit. The DQB makes learning progress visible and cumulative across the 10-lesson sequence. The prediction revisit explicitly models the science practice of 'Using Mathematics and Computational Thinking' and 'Engaging in Argument from Evidence' (NGSS SEP 5 &amp; 7) — learners must justify whether their prediction held up against evidence. This metacognitive loop strengthens epistemological understanding: knowledge is built by testing and revising ideas, not just receiving information.</w:t>
-            </w:r>
-          </w:p>
-        </w:tc>
-        <w:tc>
-          <w:tcPr>
-            <w:tcW w:type="dxa" w:w="3040"/>
-            <w:shd w:fill="F2F2F2" w:color="auto" w:val="clear"/>
-            <w:tcMar>
-              <w:top w:type="dxa" w:w="60"/>
-              <w:left w:type="dxa" w:w="120"/>
-              <w:bottom w:type="dxa" w:w="60"/>
-              <w:right w:type="dxa" w:w="120"/>
-            </w:tcMar>
-            <w:vAlign w:val="top"/>
-          </w:tcPr>
-          <w:p>
-            <w:pPr>
-              <w:spacing w:after="40" w:before="0"/>
-              <w:jc w:val="left"/>
-            </w:pPr>
-            <w:r>
-              <w:rPr>
-                <w:rFonts w:ascii="Arial" w:cs="Arial" w:eastAsia="Arial" w:hAnsi="Arial"/>
-                <w:b w:val="false"/>
-                <w:bCs w:val="false"/>
-                <w:i w:val="false"/>
-                <w:iCs w:val="false"/>
-                <w:color w:val="000000"/>
-                <w:sz w:val="18"/>
-                <w:szCs w:val="18"/>
-              </w:rPr>
-              <w:t xml:space="preserve">Observable indicator: Every learner posts one evidence note and one new question note. Quality indicator: Evidence notes name a specific chemical substance or process (not 'Chemistry is used in sports'). New question notes are genuinely curious and Chemistry-specific (e.g., 'How does the body break down the carbohydrates in ugali during a marathon?', 'What radiation does Kenya's geothermal energy release?'). Teacher photographs the DQB after the lesson for tracking purposes. Flag any learners who write only vague statements for follow-up at the start of Lesson 6.</w:t>
-            </w:r>
-          </w:p>
-        </w:tc>
-      </w:tr>
-      <w:tr>
-        <w:tc>
-          <w:tcPr>
-            <w:tcW w:type="dxa" w:w="1520"/>
-            <w:shd w:fill="D5E8F0" w:color="auto" w:val="clear"/>
-            <w:tcMar>
-              <w:top w:type="dxa" w:w="60"/>
-              <w:left w:type="dxa" w:w="120"/>
-              <w:bottom w:type="dxa" w:w="60"/>
-              <w:right w:type="dxa" w:w="120"/>
-            </w:tcMar>
-            <w:vAlign w:val="top"/>
-          </w:tcPr>
-          <w:p>
-            <w:pPr>
-              <w:spacing w:after="40" w:before="0"/>
-              <w:jc w:val="left"/>
-            </w:pPr>
-            <w:r>
-              <w:rPr>
-                <w:rFonts w:ascii="Arial" w:cs="Arial" w:eastAsia="Arial" w:hAnsi="Arial"/>
-                <w:b/>
-                <w:bCs/>
-                <w:i w:val="false"/>
-                <w:iCs w:val="false"/>
-                <w:color w:val="000000"/>
-                <w:sz w:val="18"/>
-                <w:szCs w:val="18"/>
-              </w:rPr>
-              <w:t xml:space="preserve">Model Building Phase</w:t>
-            </w:r>
-          </w:p>
-          <w:p>
-            <w:pPr>
-              <w:spacing w:after="20" w:before="0"/>
-            </w:pPr>
-            <w:r>
-              <w:rPr>
-                <w:rFonts w:ascii="Arial" w:cs="Arial" w:eastAsia="Arial" w:hAnsi="Arial"/>
-                <w:b/>
-                <w:bCs/>
-                <w:color w:val="1F3864"/>
-                <w:sz w:val="16"/>
-                <w:szCs w:val="16"/>
-              </w:rPr>
-              <w:t xml:space="preserve">📹 VIDEO:</w:t>
-            </w:r>
-          </w:p>
-          <w:p>
-            <w:pPr>
-              <w:spacing w:after="20" w:before="0"/>
-            </w:pPr>
-            <w:hyperlink w:history="1" r:id="rIdxtqf8jjozkxzdprscs7qu">
-              <w:r>
-                <w:rPr>
-                  <w:rFonts w:ascii="Arial" w:cs="Arial" w:eastAsia="Arial" w:hAnsi="Arial"/>
-                  <w:color w:val="2E75B6"/>
-                  <w:sz w:val="16"/>
-                  <w:szCs w:val="16"/>
-                  <w:u w:val="single" w:color="2E75B6"/>
-                </w:rPr>
-                <w:t xml:space="preserve">Intro to Chemistry</w:t>
-              </w:r>
-            </w:hyperlink>
-          </w:p>
-          <w:p>
-            <w:pPr>
-              <w:spacing w:after="10" w:before="0"/>
-              <w:ind w:left="120"/>
-            </w:pPr>
-            <w:r>
-              <w:rPr>
-                <w:rFonts w:ascii="Arial" w:cs="Arial" w:eastAsia="Arial" w:hAnsi="Arial"/>
-                <w:color w:val="595959"/>
-                <w:sz w:val="14"/>
-                <w:szCs w:val="14"/>
-              </w:rPr>
-              <w:t xml:space="preserve">Source: Khan Academy (English - US curriculum)</w:t>
-            </w:r>
-          </w:p>
-          <w:p>
-            <w:pPr>
-              <w:spacing w:after="10" w:before="0"/>
-              <w:ind w:left="120"/>
-            </w:pPr>
-            <w:hyperlink w:history="1" r:id="rId7sm6ckuvpzbyzwvwwi1gn">
-              <w:r>
-                <w:rPr>
-                  <w:rFonts w:ascii="Arial" w:cs="Arial" w:eastAsia="Arial" w:hAnsi="Arial"/>
-                  <w:color w:val="595959"/>
-                  <w:sz w:val="14"/>
-                  <w:szCs w:val="14"/>
-                  <w:u w:val="single" w:color="595959"/>
-                </w:rPr>
-                <w:t xml:space="preserve">🔍 Search ARES for similar videos</w:t>
-              </w:r>
-            </w:hyperlink>
-          </w:p>
-          <w:p>
-            <w:pPr>
-              <w:spacing w:after="40" w:before="0"/>
-            </w:pPr>
-            <w:r>
-              <w:rPr>
-                <w:sz w:val="14"/>
-                <w:szCs w:val="14"/>
-              </w:rPr>
-              <w:t xml:space="preserve"/>
-            </w:r>
-          </w:p>
-          <w:p>
-            <w:pPr>
-              <w:spacing w:after="20" w:before="0"/>
-            </w:pPr>
-            <w:r>
-              <w:rPr>
-                <w:rFonts w:ascii="Arial" w:cs="Arial" w:eastAsia="Arial" w:hAnsi="Arial"/>
-                <w:b/>
-                <w:bCs/>
-                <w:color w:val="1F3864"/>
-                <w:sz w:val="16"/>
-                <w:szCs w:val="16"/>
-              </w:rPr>
-              <w:t xml:space="preserve">📖 HTML:</w:t>
-            </w:r>
-          </w:p>
-          <w:p>
-            <w:pPr>
-              <w:spacing w:after="20" w:before="0"/>
-            </w:pPr>
-            <w:hyperlink w:history="1" r:id="rIdegx8yxdqvdgjtpncipydf">
-              <w:r>
-                <w:rPr>
-                  <w:rFonts w:ascii="Arial" w:cs="Arial" w:eastAsia="Arial" w:hAnsi="Arial"/>
-                  <w:color w:val="2E75B6"/>
-                  <w:sz w:val="16"/>
-                  <w:szCs w:val="16"/>
-                  <w:u w:val="single" w:color="2E75B6"/>
-                </w:rPr>
-                <w:t xml:space="preserve">Energy in Chemistry (Flexbook)</w:t>
-              </w:r>
-            </w:hyperlink>
-          </w:p>
-          <w:p>
-            <w:pPr>
-              <w:spacing w:after="10" w:before="0"/>
-              <w:ind w:left="120"/>
-            </w:pPr>
-            <w:r>
-              <w:rPr>
-                <w:rFonts w:ascii="Arial" w:cs="Arial" w:eastAsia="Arial" w:hAnsi="Arial"/>
-                <w:color w:val="595959"/>
-                <w:sz w:val="14"/>
-                <w:szCs w:val="14"/>
-              </w:rPr>
-              <w:t xml:space="preserve">Source: CK-12</w:t>
-            </w:r>
-          </w:p>
-          <w:p>
-            <w:pPr>
-              <w:spacing w:after="10" w:before="0"/>
-              <w:ind w:left="120"/>
-            </w:pPr>
-            <w:hyperlink w:history="1" r:id="rIdsqnpekwfkqg0opofwqysa">
+            <w:hyperlink w:history="1" r:id="rId2k9txbkmm7t03vooplyos">
               <w:r>
                 <w:rPr>
                   <w:rFonts w:ascii="Arial" w:cs="Arial" w:eastAsia="Arial" w:hAnsi="Arial"/>
@@ -17035,7 +17302,7 @@
         </w:rPr>
         <w:t xml:space="preserve">© 2026 SeaVuria and ARES. Aligned with KICD objectives. Developed by SeaVuria; technical implementation by ARES (with AI assistance from Claude). Licensed under </w:t>
       </w:r>
-      <w:hyperlink w:history="1" r:id="rIdhyze2o8ylhzqhrwm6za8o">
+      <w:hyperlink w:history="1" r:id="rIdbfh1k73th-nvcl_cxfygj">
         <w:r>
           <w:rPr>
             <w:rFonts w:ascii="Arial" w:cs="Arial" w:eastAsia="Arial" w:hAnsi="Arial"/>
@@ -17056,7 +17323,7 @@
         </w:rPr>
         <w:t xml:space="preserve"> (</w:t>
       </w:r>
-      <w:hyperlink w:history="1" r:id="rId2rmaq02gvwztq69pwjuqp">
+      <w:hyperlink w:history="1" r:id="rId-gpbjj29hvrckrb43tcl2">
         <w:r>
           <w:rPr>
             <w:rFonts w:ascii="Arial" w:cs="Arial" w:eastAsia="Arial" w:hAnsi="Arial"/>
@@ -18086,7 +18353,7 @@
               <w:spacing w:after="10" w:before="0"/>
               <w:ind w:left="120"/>
             </w:pPr>
-            <w:hyperlink w:history="1" r:id="rIdr-gcfzb-0a925tdkezufb">
+            <w:hyperlink w:history="1" r:id="rIdlogi1hudmbmprs4pat7io">
               <w:r>
                 <w:rPr>
                   <w:rFonts w:ascii="Arial" w:cs="Arial" w:eastAsia="Arial" w:hAnsi="Arial"/>
@@ -18163,7 +18430,7 @@
               <w:spacing w:after="10" w:before="0"/>
               <w:ind w:left="120"/>
             </w:pPr>
-            <w:hyperlink w:history="1" r:id="rIdxjl9mz3trrntmtqinl-qo">
+            <w:hyperlink w:history="1" r:id="rIdddwght48qa9x6dkpqogjx">
               <w:r>
                 <w:rPr>
                   <w:rFonts w:ascii="Arial" w:cs="Arial" w:eastAsia="Arial" w:hAnsi="Arial"/>
@@ -18390,7 +18657,7 @@
               <w:spacing w:after="10" w:before="0"/>
               <w:ind w:left="120"/>
             </w:pPr>
-            <w:hyperlink w:history="1" r:id="rIdm1xorvcbtuowkkln1qs13">
+            <w:hyperlink w:history="1" r:id="rId5a5j5wbzyxsgqyh6r1h2x">
               <w:r>
                 <w:rPr>
                   <w:rFonts w:ascii="Arial" w:cs="Arial" w:eastAsia="Arial" w:hAnsi="Arial"/>
@@ -18467,7 +18734,7 @@
               <w:spacing w:after="10" w:before="0"/>
               <w:ind w:left="120"/>
             </w:pPr>
-            <w:hyperlink w:history="1" r:id="rIdk2mw17tgkcoqdouhietun">
+            <w:hyperlink w:history="1" r:id="rIdhidiqexbxxig9hgj7hbg2">
               <w:r>
                 <w:rPr>
                   <w:rFonts w:ascii="Arial" w:cs="Arial" w:eastAsia="Arial" w:hAnsi="Arial"/>
@@ -18694,7 +18961,7 @@
               <w:spacing w:after="10" w:before="0"/>
               <w:ind w:left="120"/>
             </w:pPr>
-            <w:hyperlink w:history="1" r:id="rIdp_jsb0j9e2v2tk0zp7yrt">
+            <w:hyperlink w:history="1" r:id="rIdubqdmq35jiuzkum7yphbj">
               <w:r>
                 <w:rPr>
                   <w:rFonts w:ascii="Arial" w:cs="Arial" w:eastAsia="Arial" w:hAnsi="Arial"/>
@@ -18771,7 +19038,7 @@
               <w:spacing w:after="10" w:before="0"/>
               <w:ind w:left="120"/>
             </w:pPr>
-            <w:hyperlink w:history="1" r:id="rIdi3lwvlfiojz-uxwo-pv5l">
+            <w:hyperlink w:history="1" r:id="rIdj_awj8uap78a_qyxyaij6">
               <w:r>
                 <w:rPr>
                   <w:rFonts w:ascii="Arial" w:cs="Arial" w:eastAsia="Arial" w:hAnsi="Arial"/>
@@ -18998,7 +19265,7 @@
               <w:spacing w:after="10" w:before="0"/>
               <w:ind w:left="120"/>
             </w:pPr>
-            <w:hyperlink w:history="1" r:id="rId4g-ufdjywj1bf9l0cryem">
+            <w:hyperlink w:history="1" r:id="rIdhs5xh2i64cpw0kucq1nb3">
               <w:r>
                 <w:rPr>
                   <w:rFonts w:ascii="Arial" w:cs="Arial" w:eastAsia="Arial" w:hAnsi="Arial"/>
@@ -19075,7 +19342,7 @@
               <w:spacing w:after="10" w:before="0"/>
               <w:ind w:left="120"/>
             </w:pPr>
-            <w:hyperlink w:history="1" r:id="rId8ivsmywk8rvcviz3rozzf">
+            <w:hyperlink w:history="1" r:id="rId5ezvotw2qjelpay2tsjwz">
               <w:r>
                 <w:rPr>
                   <w:rFonts w:ascii="Arial" w:cs="Arial" w:eastAsia="Arial" w:hAnsi="Arial"/>
@@ -19302,7 +19569,7 @@
               <w:spacing w:after="10" w:before="0"/>
               <w:ind w:left="120"/>
             </w:pPr>
-            <w:hyperlink w:history="1" r:id="rIdsnwqpzrje_pazpcs4urjv">
+            <w:hyperlink w:history="1" r:id="rIdxmw4z8vw_rvt0m-8bxvlm">
               <w:r>
                 <w:rPr>
                   <w:rFonts w:ascii="Arial" w:cs="Arial" w:eastAsia="Arial" w:hAnsi="Arial"/>
@@ -19379,7 +19646,7 @@
               <w:spacing w:after="10" w:before="0"/>
               <w:ind w:left="120"/>
             </w:pPr>
-            <w:hyperlink w:history="1" r:id="rIdgu1nf2yhshwpcpbbweugh">
+            <w:hyperlink w:history="1" r:id="rId2xa2wa1xna7lwfsj0vs2u">
               <w:r>
                 <w:rPr>
                   <w:rFonts w:ascii="Arial" w:cs="Arial" w:eastAsia="Arial" w:hAnsi="Arial"/>
@@ -19906,7 +20173,7 @@
         </w:rPr>
         <w:t xml:space="preserve">© 2026 SeaVuria and ARES. Aligned with KICD objectives. Developed by SeaVuria; technical implementation by ARES (with AI assistance from Claude). Licensed under </w:t>
       </w:r>
-      <w:hyperlink w:history="1" r:id="rIdx2udlyyb0cxtxhrlwiicf">
+      <w:hyperlink w:history="1" r:id="rIdhnkrnjbinh-_7jbvkudu1">
         <w:r>
           <w:rPr>
             <w:rFonts w:ascii="Arial" w:cs="Arial" w:eastAsia="Arial" w:hAnsi="Arial"/>
@@ -19927,7 +20194,7 @@
         </w:rPr>
         <w:t xml:space="preserve"> (</w:t>
       </w:r>
-      <w:hyperlink w:history="1" r:id="rIdw_x9kp_hcxg9fau37ppsx">
+      <w:hyperlink w:history="1" r:id="rId_8qsctlxu2rz9uem5gusb">
         <w:r>
           <w:rPr>
             <w:rFonts w:ascii="Arial" w:cs="Arial" w:eastAsia="Arial" w:hAnsi="Arial"/>
@@ -20940,40 +21207,24 @@
             <w:pPr>
               <w:spacing w:after="20" w:before="0"/>
             </w:pPr>
-            <w:hyperlink w:history="1" r:id="rIdrogzi2zi4pvbwskrfuojm">
-              <w:r>
-                <w:rPr>
-                  <w:rFonts w:ascii="Arial" w:cs="Arial" w:eastAsia="Arial" w:hAnsi="Arial"/>
-                  <w:color w:val="2E75B6"/>
-                  <w:sz w:val="16"/>
-                  <w:szCs w:val="16"/>
-                  <w:u w:val="single" w:color="2E75B6"/>
-                </w:rPr>
-                <w:t xml:space="preserve">Using units to solve problems: Drug dosage</w:t>
-              </w:r>
-            </w:hyperlink>
+            <w:r>
+              <w:rPr>
+                <w:rFonts w:ascii="Arial" w:cs="Arial" w:eastAsia="Arial" w:hAnsi="Arial"/>
+                <w:i/>
+                <w:iCs/>
+                <w:color w:val="595959"/>
+                <w:sz w:val="16"/>
+                <w:szCs w:val="16"/>
+              </w:rPr>
+              <w:t xml:space="preserve">No closely matching video in the ARES library for this activity.</w:t>
+            </w:r>
           </w:p>
           <w:p>
             <w:pPr>
               <w:spacing w:after="10" w:before="0"/>
               <w:ind w:left="120"/>
             </w:pPr>
-            <w:r>
-              <w:rPr>
-                <w:rFonts w:ascii="Arial" w:cs="Arial" w:eastAsia="Arial" w:hAnsi="Arial"/>
-                <w:color w:val="595959"/>
-                <w:sz w:val="14"/>
-                <w:szCs w:val="14"/>
-              </w:rPr>
-              <w:t xml:space="preserve">Source: Khan Academy (English - US curriculum)</w:t>
-            </w:r>
-          </w:p>
-          <w:p>
-            <w:pPr>
-              <w:spacing w:after="10" w:before="0"/>
-              <w:ind w:left="120"/>
-            </w:pPr>
-            <w:hyperlink w:history="1" r:id="rIdoxalckoy1-uqhqzkuyohr">
+            <w:hyperlink w:history="1" r:id="rIdaxbyk0tbxxzraqa3djwc5">
               <w:r>
                 <w:rPr>
                   <w:rFonts w:ascii="Arial" w:cs="Arial" w:eastAsia="Arial" w:hAnsi="Arial"/>
@@ -20982,9 +21233,24 @@
                   <w:szCs w:val="14"/>
                   <w:u w:val="single" w:color="595959"/>
                 </w:rPr>
-                <w:t xml:space="preserve">🔍 Search ARES for similar videos</w:t>
+                <w:t xml:space="preserve">🔍 Search ARES for videos</w:t>
               </w:r>
             </w:hyperlink>
+          </w:p>
+          <w:p>
+            <w:pPr>
+              <w:spacing w:after="10" w:before="0"/>
+              <w:ind w:left="120"/>
+            </w:pPr>
+            <w:r>
+              <w:rPr>
+                <w:rFonts w:ascii="Arial" w:cs="Arial" w:eastAsia="Arial" w:hAnsi="Arial"/>
+                <w:color w:val="595959"/>
+                <w:sz w:val="14"/>
+                <w:szCs w:val="14"/>
+              </w:rPr>
+              <w:t xml:space="preserve">Search terms: chemistry drug definition prescription</w:t>
+            </w:r>
           </w:p>
           <w:p>
             <w:pPr>
@@ -21011,47 +21277,31 @@
                 <w:sz w:val="16"/>
                 <w:szCs w:val="16"/>
               </w:rPr>
-              <w:t xml:space="preserve">📖 EXERCISE:</w:t>
+              <w:t xml:space="preserve">📖 READING:</w:t>
             </w:r>
           </w:p>
           <w:p>
             <w:pPr>
               <w:spacing w:after="20" w:before="0"/>
             </w:pPr>
-            <w:hyperlink w:history="1" r:id="rIdrurhsj_uvqa9uy3vabpzr">
-              <w:r>
-                <w:rPr>
-                  <w:rFonts w:ascii="Arial" w:cs="Arial" w:eastAsia="Arial" w:hAnsi="Arial"/>
-                  <w:color w:val="2E75B6"/>
-                  <w:sz w:val="16"/>
-                  <w:szCs w:val="16"/>
-                  <w:u w:val="single" w:color="2E75B6"/>
-                </w:rPr>
-                <w:t xml:space="preserve">Elemental composition of pure substances</w:t>
-              </w:r>
-            </w:hyperlink>
+            <w:r>
+              <w:rPr>
+                <w:rFonts w:ascii="Arial" w:cs="Arial" w:eastAsia="Arial" w:hAnsi="Arial"/>
+                <w:i/>
+                <w:iCs/>
+                <w:color w:val="595959"/>
+                <w:sz w:val="16"/>
+                <w:szCs w:val="16"/>
+              </w:rPr>
+              <w:t xml:space="preserve">No closely matching reading in the ARES library for this activity.</w:t>
+            </w:r>
           </w:p>
           <w:p>
             <w:pPr>
               <w:spacing w:after="10" w:before="0"/>
               <w:ind w:left="120"/>
             </w:pPr>
-            <w:r>
-              <w:rPr>
-                <w:rFonts w:ascii="Arial" w:cs="Arial" w:eastAsia="Arial" w:hAnsi="Arial"/>
-                <w:color w:val="595959"/>
-                <w:sz w:val="14"/>
-                <w:szCs w:val="14"/>
-              </w:rPr>
-              <w:t xml:space="preserve">Source: Khan Academy (English - US curriculum)</w:t>
-            </w:r>
-          </w:p>
-          <w:p>
-            <w:pPr>
-              <w:spacing w:after="10" w:before="0"/>
-              <w:ind w:left="120"/>
-            </w:pPr>
-            <w:hyperlink w:history="1" r:id="rIdqgjqbifovpyexgti2b2gt">
+            <w:hyperlink w:history="1" r:id="rIdplffg7ahg9allsf78zui-">
               <w:r>
                 <w:rPr>
                   <w:rFonts w:ascii="Arial" w:cs="Arial" w:eastAsia="Arial" w:hAnsi="Arial"/>
@@ -21060,9 +21310,24 @@
                   <w:szCs w:val="14"/>
                   <w:u w:val="single" w:color="595959"/>
                 </w:rPr>
-                <w:t xml:space="preserve">🔍 Search ARES for similar readings</w:t>
+                <w:t xml:space="preserve">🔍 Search ARES for readings</w:t>
               </w:r>
             </w:hyperlink>
+          </w:p>
+          <w:p>
+            <w:pPr>
+              <w:spacing w:after="10" w:before="0"/>
+              <w:ind w:left="120"/>
+            </w:pPr>
+            <w:r>
+              <w:rPr>
+                <w:rFonts w:ascii="Arial" w:cs="Arial" w:eastAsia="Arial" w:hAnsi="Arial"/>
+                <w:color w:val="595959"/>
+                <w:sz w:val="14"/>
+                <w:szCs w:val="14"/>
+              </w:rPr>
+              <w:t xml:space="preserve">Search terms: chemistry drug definition prescription</w:t>
+            </w:r>
           </w:p>
         </w:tc>
         <w:tc>
@@ -21246,40 +21511,24 @@
             <w:pPr>
               <w:spacing w:after="20" w:before="0"/>
             </w:pPr>
-            <w:hyperlink w:history="1" r:id="rIdnuvb2suooillvypwqtc5u">
-              <w:r>
-                <w:rPr>
-                  <w:rFonts w:ascii="Arial" w:cs="Arial" w:eastAsia="Arial" w:hAnsi="Arial"/>
-                  <w:color w:val="2E75B6"/>
-                  <w:sz w:val="16"/>
-                  <w:szCs w:val="16"/>
-                  <w:u w:val="single" w:color="2E75B6"/>
-                </w:rPr>
-                <w:t xml:space="preserve">Using units to solve problems: Drug dosage</w:t>
-              </w:r>
-            </w:hyperlink>
+            <w:r>
+              <w:rPr>
+                <w:rFonts w:ascii="Arial" w:cs="Arial" w:eastAsia="Arial" w:hAnsi="Arial"/>
+                <w:i/>
+                <w:iCs/>
+                <w:color w:val="595959"/>
+                <w:sz w:val="16"/>
+                <w:szCs w:val="16"/>
+              </w:rPr>
+              <w:t xml:space="preserve">No closely matching video in the ARES library for this activity.</w:t>
+            </w:r>
           </w:p>
           <w:p>
             <w:pPr>
               <w:spacing w:after="10" w:before="0"/>
               <w:ind w:left="120"/>
             </w:pPr>
-            <w:r>
-              <w:rPr>
-                <w:rFonts w:ascii="Arial" w:cs="Arial" w:eastAsia="Arial" w:hAnsi="Arial"/>
-                <w:color w:val="595959"/>
-                <w:sz w:val="14"/>
-                <w:szCs w:val="14"/>
-              </w:rPr>
-              <w:t xml:space="preserve">Source: Khan Academy (English - US curriculum)</w:t>
-            </w:r>
-          </w:p>
-          <w:p>
-            <w:pPr>
-              <w:spacing w:after="10" w:before="0"/>
-              <w:ind w:left="120"/>
-            </w:pPr>
-            <w:hyperlink w:history="1" r:id="rId6pdwovsphystqxxmaavow">
+            <w:hyperlink w:history="1" r:id="rIdiprzfcohpumxqyh_-r6xr">
               <w:r>
                 <w:rPr>
                   <w:rFonts w:ascii="Arial" w:cs="Arial" w:eastAsia="Arial" w:hAnsi="Arial"/>
@@ -21288,9 +21537,24 @@
                   <w:szCs w:val="14"/>
                   <w:u w:val="single" w:color="595959"/>
                 </w:rPr>
-                <w:t xml:space="preserve">🔍 Search ARES for similar videos</w:t>
+                <w:t xml:space="preserve">🔍 Search ARES for videos</w:t>
               </w:r>
             </w:hyperlink>
+          </w:p>
+          <w:p>
+            <w:pPr>
+              <w:spacing w:after="10" w:before="0"/>
+              <w:ind w:left="120"/>
+            </w:pPr>
+            <w:r>
+              <w:rPr>
+                <w:rFonts w:ascii="Arial" w:cs="Arial" w:eastAsia="Arial" w:hAnsi="Arial"/>
+                <w:color w:val="595959"/>
+                <w:sz w:val="14"/>
+                <w:szCs w:val="14"/>
+              </w:rPr>
+              <w:t xml:space="preserve">Search terms: chemistry drug definition prescription</w:t>
+            </w:r>
           </w:p>
           <w:p>
             <w:pPr>
@@ -21317,47 +21581,31 @@
                 <w:sz w:val="16"/>
                 <w:szCs w:val="16"/>
               </w:rPr>
-              <w:t xml:space="preserve">📖 EXERCISE:</w:t>
+              <w:t xml:space="preserve">📖 READING:</w:t>
             </w:r>
           </w:p>
           <w:p>
             <w:pPr>
               <w:spacing w:after="20" w:before="0"/>
             </w:pPr>
-            <w:hyperlink w:history="1" r:id="rIdbgy__szokzqtadqbqswv9">
-              <w:r>
-                <w:rPr>
-                  <w:rFonts w:ascii="Arial" w:cs="Arial" w:eastAsia="Arial" w:hAnsi="Arial"/>
-                  <w:color w:val="2E75B6"/>
-                  <w:sz w:val="16"/>
-                  <w:szCs w:val="16"/>
-                  <w:u w:val="single" w:color="2E75B6"/>
-                </w:rPr>
-                <w:t xml:space="preserve">Elemental composition of pure substances</w:t>
-              </w:r>
-            </w:hyperlink>
+            <w:r>
+              <w:rPr>
+                <w:rFonts w:ascii="Arial" w:cs="Arial" w:eastAsia="Arial" w:hAnsi="Arial"/>
+                <w:i/>
+                <w:iCs/>
+                <w:color w:val="595959"/>
+                <w:sz w:val="16"/>
+                <w:szCs w:val="16"/>
+              </w:rPr>
+              <w:t xml:space="preserve">No closely matching reading in the ARES library for this activity.</w:t>
+            </w:r>
           </w:p>
           <w:p>
             <w:pPr>
               <w:spacing w:after="10" w:before="0"/>
               <w:ind w:left="120"/>
             </w:pPr>
-            <w:r>
-              <w:rPr>
-                <w:rFonts w:ascii="Arial" w:cs="Arial" w:eastAsia="Arial" w:hAnsi="Arial"/>
-                <w:color w:val="595959"/>
-                <w:sz w:val="14"/>
-                <w:szCs w:val="14"/>
-              </w:rPr>
-              <w:t xml:space="preserve">Source: Khan Academy (English - US curriculum)</w:t>
-            </w:r>
-          </w:p>
-          <w:p>
-            <w:pPr>
-              <w:spacing w:after="10" w:before="0"/>
-              <w:ind w:left="120"/>
-            </w:pPr>
-            <w:hyperlink w:history="1" r:id="rId6lyfzq_xpftiq4hsbzhrq">
+            <w:hyperlink w:history="1" r:id="rIdihddgsll77jzfp_mcuzcg">
               <w:r>
                 <w:rPr>
                   <w:rFonts w:ascii="Arial" w:cs="Arial" w:eastAsia="Arial" w:hAnsi="Arial"/>
@@ -21366,9 +21614,24 @@
                   <w:szCs w:val="14"/>
                   <w:u w:val="single" w:color="595959"/>
                 </w:rPr>
-                <w:t xml:space="preserve">🔍 Search ARES for similar readings</w:t>
+                <w:t xml:space="preserve">🔍 Search ARES for readings</w:t>
               </w:r>
             </w:hyperlink>
+          </w:p>
+          <w:p>
+            <w:pPr>
+              <w:spacing w:after="10" w:before="0"/>
+              <w:ind w:left="120"/>
+            </w:pPr>
+            <w:r>
+              <w:rPr>
+                <w:rFonts w:ascii="Arial" w:cs="Arial" w:eastAsia="Arial" w:hAnsi="Arial"/>
+                <w:color w:val="595959"/>
+                <w:sz w:val="14"/>
+                <w:szCs w:val="14"/>
+              </w:rPr>
+              <w:t xml:space="preserve">Search terms: chemistry drug definition prescription</w:t>
+            </w:r>
           </w:p>
         </w:tc>
         <w:tc>
@@ -21552,40 +21815,24 @@
             <w:pPr>
               <w:spacing w:after="20" w:before="0"/>
             </w:pPr>
-            <w:hyperlink w:history="1" r:id="rIdzhixhomb-56owzdeojv4c">
-              <w:r>
-                <w:rPr>
-                  <w:rFonts w:ascii="Arial" w:cs="Arial" w:eastAsia="Arial" w:hAnsi="Arial"/>
-                  <w:color w:val="2E75B6"/>
-                  <w:sz w:val="16"/>
-                  <w:szCs w:val="16"/>
-                  <w:u w:val="single" w:color="2E75B6"/>
-                </w:rPr>
-                <w:t xml:space="preserve">Using units to solve problems: Drug dosage</w:t>
-              </w:r>
-            </w:hyperlink>
+            <w:r>
+              <w:rPr>
+                <w:rFonts w:ascii="Arial" w:cs="Arial" w:eastAsia="Arial" w:hAnsi="Arial"/>
+                <w:i/>
+                <w:iCs/>
+                <w:color w:val="595959"/>
+                <w:sz w:val="16"/>
+                <w:szCs w:val="16"/>
+              </w:rPr>
+              <w:t xml:space="preserve">No closely matching video in the ARES library for this activity.</w:t>
+            </w:r>
           </w:p>
           <w:p>
             <w:pPr>
               <w:spacing w:after="10" w:before="0"/>
               <w:ind w:left="120"/>
             </w:pPr>
-            <w:r>
-              <w:rPr>
-                <w:rFonts w:ascii="Arial" w:cs="Arial" w:eastAsia="Arial" w:hAnsi="Arial"/>
-                <w:color w:val="595959"/>
-                <w:sz w:val="14"/>
-                <w:szCs w:val="14"/>
-              </w:rPr>
-              <w:t xml:space="preserve">Source: Khan Academy (English - US curriculum)</w:t>
-            </w:r>
-          </w:p>
-          <w:p>
-            <w:pPr>
-              <w:spacing w:after="10" w:before="0"/>
-              <w:ind w:left="120"/>
-            </w:pPr>
-            <w:hyperlink w:history="1" r:id="rIdakfy0exlugquwfn5sbdxh">
+            <w:hyperlink w:history="1" r:id="rIdri5slnrqquikjkzk93zgi">
               <w:r>
                 <w:rPr>
                   <w:rFonts w:ascii="Arial" w:cs="Arial" w:eastAsia="Arial" w:hAnsi="Arial"/>
@@ -21594,9 +21841,24 @@
                   <w:szCs w:val="14"/>
                   <w:u w:val="single" w:color="595959"/>
                 </w:rPr>
-                <w:t xml:space="preserve">🔍 Search ARES for similar videos</w:t>
+                <w:t xml:space="preserve">🔍 Search ARES for videos</w:t>
               </w:r>
             </w:hyperlink>
+          </w:p>
+          <w:p>
+            <w:pPr>
+              <w:spacing w:after="10" w:before="0"/>
+              <w:ind w:left="120"/>
+            </w:pPr>
+            <w:r>
+              <w:rPr>
+                <w:rFonts w:ascii="Arial" w:cs="Arial" w:eastAsia="Arial" w:hAnsi="Arial"/>
+                <w:color w:val="595959"/>
+                <w:sz w:val="14"/>
+                <w:szCs w:val="14"/>
+              </w:rPr>
+              <w:t xml:space="preserve">Search terms: chemistry drug definition prescription</w:t>
+            </w:r>
           </w:p>
           <w:p>
             <w:pPr>
@@ -21623,47 +21885,31 @@
                 <w:sz w:val="16"/>
                 <w:szCs w:val="16"/>
               </w:rPr>
-              <w:t xml:space="preserve">📖 EXERCISE:</w:t>
+              <w:t xml:space="preserve">📖 READING:</w:t>
             </w:r>
           </w:p>
           <w:p>
             <w:pPr>
               <w:spacing w:after="20" w:before="0"/>
             </w:pPr>
-            <w:hyperlink w:history="1" r:id="rId4-25kz4x4ztf_uok8klfe">
-              <w:r>
-                <w:rPr>
-                  <w:rFonts w:ascii="Arial" w:cs="Arial" w:eastAsia="Arial" w:hAnsi="Arial"/>
-                  <w:color w:val="2E75B6"/>
-                  <w:sz w:val="16"/>
-                  <w:szCs w:val="16"/>
-                  <w:u w:val="single" w:color="2E75B6"/>
-                </w:rPr>
-                <w:t xml:space="preserve">Elemental composition of pure substances</w:t>
-              </w:r>
-            </w:hyperlink>
+            <w:r>
+              <w:rPr>
+                <w:rFonts w:ascii="Arial" w:cs="Arial" w:eastAsia="Arial" w:hAnsi="Arial"/>
+                <w:i/>
+                <w:iCs/>
+                <w:color w:val="595959"/>
+                <w:sz w:val="16"/>
+                <w:szCs w:val="16"/>
+              </w:rPr>
+              <w:t xml:space="preserve">No closely matching reading in the ARES library for this activity.</w:t>
+            </w:r>
           </w:p>
           <w:p>
             <w:pPr>
               <w:spacing w:after="10" w:before="0"/>
               <w:ind w:left="120"/>
             </w:pPr>
-            <w:r>
-              <w:rPr>
-                <w:rFonts w:ascii="Arial" w:cs="Arial" w:eastAsia="Arial" w:hAnsi="Arial"/>
-                <w:color w:val="595959"/>
-                <w:sz w:val="14"/>
-                <w:szCs w:val="14"/>
-              </w:rPr>
-              <w:t xml:space="preserve">Source: Khan Academy (English - US curriculum)</w:t>
-            </w:r>
-          </w:p>
-          <w:p>
-            <w:pPr>
-              <w:spacing w:after="10" w:before="0"/>
-              <w:ind w:left="120"/>
-            </w:pPr>
-            <w:hyperlink w:history="1" r:id="rId4vo5hlbd_4tmg62yia3lo">
+            <w:hyperlink w:history="1" r:id="rIdhr8p0togsapnx13xfoxus">
               <w:r>
                 <w:rPr>
                   <w:rFonts w:ascii="Arial" w:cs="Arial" w:eastAsia="Arial" w:hAnsi="Arial"/>
@@ -21672,9 +21918,24 @@
                   <w:szCs w:val="14"/>
                   <w:u w:val="single" w:color="595959"/>
                 </w:rPr>
-                <w:t xml:space="preserve">🔍 Search ARES for similar readings</w:t>
+                <w:t xml:space="preserve">🔍 Search ARES for readings</w:t>
               </w:r>
             </w:hyperlink>
+          </w:p>
+          <w:p>
+            <w:pPr>
+              <w:spacing w:after="10" w:before="0"/>
+              <w:ind w:left="120"/>
+            </w:pPr>
+            <w:r>
+              <w:rPr>
+                <w:rFonts w:ascii="Arial" w:cs="Arial" w:eastAsia="Arial" w:hAnsi="Arial"/>
+                <w:color w:val="595959"/>
+                <w:sz w:val="14"/>
+                <w:szCs w:val="14"/>
+              </w:rPr>
+              <w:t xml:space="preserve">Search terms: chemistry drug definition prescription</w:t>
+            </w:r>
           </w:p>
         </w:tc>
         <w:tc>
@@ -21858,40 +22119,24 @@
             <w:pPr>
               <w:spacing w:after="20" w:before="0"/>
             </w:pPr>
-            <w:hyperlink w:history="1" r:id="rIduvrumpvgpr242y7mcphat">
-              <w:r>
-                <w:rPr>
-                  <w:rFonts w:ascii="Arial" w:cs="Arial" w:eastAsia="Arial" w:hAnsi="Arial"/>
-                  <w:color w:val="2E75B6"/>
-                  <w:sz w:val="16"/>
-                  <w:szCs w:val="16"/>
-                  <w:u w:val="single" w:color="2E75B6"/>
-                </w:rPr>
-                <w:t xml:space="preserve">Using units to solve problems: Drug dosage</w:t>
-              </w:r>
-            </w:hyperlink>
+            <w:r>
+              <w:rPr>
+                <w:rFonts w:ascii="Arial" w:cs="Arial" w:eastAsia="Arial" w:hAnsi="Arial"/>
+                <w:i/>
+                <w:iCs/>
+                <w:color w:val="595959"/>
+                <w:sz w:val="16"/>
+                <w:szCs w:val="16"/>
+              </w:rPr>
+              <w:t xml:space="preserve">No closely matching video in the ARES library for this activity.</w:t>
+            </w:r>
           </w:p>
           <w:p>
             <w:pPr>
               <w:spacing w:after="10" w:before="0"/>
               <w:ind w:left="120"/>
             </w:pPr>
-            <w:r>
-              <w:rPr>
-                <w:rFonts w:ascii="Arial" w:cs="Arial" w:eastAsia="Arial" w:hAnsi="Arial"/>
-                <w:color w:val="595959"/>
-                <w:sz w:val="14"/>
-                <w:szCs w:val="14"/>
-              </w:rPr>
-              <w:t xml:space="preserve">Source: Khan Academy (English - US curriculum)</w:t>
-            </w:r>
-          </w:p>
-          <w:p>
-            <w:pPr>
-              <w:spacing w:after="10" w:before="0"/>
-              <w:ind w:left="120"/>
-            </w:pPr>
-            <w:hyperlink w:history="1" r:id="rIddciemhhd3fiytwpo1r7br">
+            <w:hyperlink w:history="1" r:id="rIddr56mqu7eizjjrm6exvov">
               <w:r>
                 <w:rPr>
                   <w:rFonts w:ascii="Arial" w:cs="Arial" w:eastAsia="Arial" w:hAnsi="Arial"/>
@@ -21900,9 +22145,24 @@
                   <w:szCs w:val="14"/>
                   <w:u w:val="single" w:color="595959"/>
                 </w:rPr>
-                <w:t xml:space="preserve">🔍 Search ARES for similar videos</w:t>
+                <w:t xml:space="preserve">🔍 Search ARES for videos</w:t>
               </w:r>
             </w:hyperlink>
+          </w:p>
+          <w:p>
+            <w:pPr>
+              <w:spacing w:after="10" w:before="0"/>
+              <w:ind w:left="120"/>
+            </w:pPr>
+            <w:r>
+              <w:rPr>
+                <w:rFonts w:ascii="Arial" w:cs="Arial" w:eastAsia="Arial" w:hAnsi="Arial"/>
+                <w:color w:val="595959"/>
+                <w:sz w:val="14"/>
+                <w:szCs w:val="14"/>
+              </w:rPr>
+              <w:t xml:space="preserve">Search terms: chemistry drug definition prescription</w:t>
+            </w:r>
           </w:p>
           <w:p>
             <w:pPr>
@@ -21929,47 +22189,31 @@
                 <w:sz w:val="16"/>
                 <w:szCs w:val="16"/>
               </w:rPr>
-              <w:t xml:space="preserve">📖 EXERCISE:</w:t>
+              <w:t xml:space="preserve">📖 READING:</w:t>
             </w:r>
           </w:p>
           <w:p>
             <w:pPr>
               <w:spacing w:after="20" w:before="0"/>
             </w:pPr>
-            <w:hyperlink w:history="1" r:id="rId2v-erk9h5rd1diaiy4qwj">
-              <w:r>
-                <w:rPr>
-                  <w:rFonts w:ascii="Arial" w:cs="Arial" w:eastAsia="Arial" w:hAnsi="Arial"/>
-                  <w:color w:val="2E75B6"/>
-                  <w:sz w:val="16"/>
-                  <w:szCs w:val="16"/>
-                  <w:u w:val="single" w:color="2E75B6"/>
-                </w:rPr>
-                <w:t xml:space="preserve">Elemental composition of pure substances</w:t>
-              </w:r>
-            </w:hyperlink>
+            <w:r>
+              <w:rPr>
+                <w:rFonts w:ascii="Arial" w:cs="Arial" w:eastAsia="Arial" w:hAnsi="Arial"/>
+                <w:i/>
+                <w:iCs/>
+                <w:color w:val="595959"/>
+                <w:sz w:val="16"/>
+                <w:szCs w:val="16"/>
+              </w:rPr>
+              <w:t xml:space="preserve">No closely matching reading in the ARES library for this activity.</w:t>
+            </w:r>
           </w:p>
           <w:p>
             <w:pPr>
               <w:spacing w:after="10" w:before="0"/>
               <w:ind w:left="120"/>
             </w:pPr>
-            <w:r>
-              <w:rPr>
-                <w:rFonts w:ascii="Arial" w:cs="Arial" w:eastAsia="Arial" w:hAnsi="Arial"/>
-                <w:color w:val="595959"/>
-                <w:sz w:val="14"/>
-                <w:szCs w:val="14"/>
-              </w:rPr>
-              <w:t xml:space="preserve">Source: Khan Academy (English - US curriculum)</w:t>
-            </w:r>
-          </w:p>
-          <w:p>
-            <w:pPr>
-              <w:spacing w:after="10" w:before="0"/>
-              <w:ind w:left="120"/>
-            </w:pPr>
-            <w:hyperlink w:history="1" r:id="rIdahyqxhgtfliq_am_xjqki">
+            <w:hyperlink w:history="1" r:id="rIdbbjw8ab0nilpwnowarx98">
               <w:r>
                 <w:rPr>
                   <w:rFonts w:ascii="Arial" w:cs="Arial" w:eastAsia="Arial" w:hAnsi="Arial"/>
@@ -21978,9 +22222,24 @@
                   <w:szCs w:val="14"/>
                   <w:u w:val="single" w:color="595959"/>
                 </w:rPr>
-                <w:t xml:space="preserve">🔍 Search ARES for similar readings</w:t>
+                <w:t xml:space="preserve">🔍 Search ARES for readings</w:t>
               </w:r>
             </w:hyperlink>
+          </w:p>
+          <w:p>
+            <w:pPr>
+              <w:spacing w:after="10" w:before="0"/>
+              <w:ind w:left="120"/>
+            </w:pPr>
+            <w:r>
+              <w:rPr>
+                <w:rFonts w:ascii="Arial" w:cs="Arial" w:eastAsia="Arial" w:hAnsi="Arial"/>
+                <w:color w:val="595959"/>
+                <w:sz w:val="14"/>
+                <w:szCs w:val="14"/>
+              </w:rPr>
+              <w:t xml:space="preserve">Search terms: chemistry drug definition prescription</w:t>
+            </w:r>
           </w:p>
         </w:tc>
         <w:tc>
@@ -22164,40 +22423,24 @@
             <w:pPr>
               <w:spacing w:after="20" w:before="0"/>
             </w:pPr>
-            <w:hyperlink w:history="1" r:id="rId0q5lcvvvplnz2iv_hzckc">
-              <w:r>
-                <w:rPr>
-                  <w:rFonts w:ascii="Arial" w:cs="Arial" w:eastAsia="Arial" w:hAnsi="Arial"/>
-                  <w:color w:val="2E75B6"/>
-                  <w:sz w:val="16"/>
-                  <w:szCs w:val="16"/>
-                  <w:u w:val="single" w:color="2E75B6"/>
-                </w:rPr>
-                <w:t xml:space="preserve">Using units to solve problems: Drug dosage</w:t>
-              </w:r>
-            </w:hyperlink>
+            <w:r>
+              <w:rPr>
+                <w:rFonts w:ascii="Arial" w:cs="Arial" w:eastAsia="Arial" w:hAnsi="Arial"/>
+                <w:i/>
+                <w:iCs/>
+                <w:color w:val="595959"/>
+                <w:sz w:val="16"/>
+                <w:szCs w:val="16"/>
+              </w:rPr>
+              <w:t xml:space="preserve">No closely matching video in the ARES library for this activity.</w:t>
+            </w:r>
           </w:p>
           <w:p>
             <w:pPr>
               <w:spacing w:after="10" w:before="0"/>
               <w:ind w:left="120"/>
             </w:pPr>
-            <w:r>
-              <w:rPr>
-                <w:rFonts w:ascii="Arial" w:cs="Arial" w:eastAsia="Arial" w:hAnsi="Arial"/>
-                <w:color w:val="595959"/>
-                <w:sz w:val="14"/>
-                <w:szCs w:val="14"/>
-              </w:rPr>
-              <w:t xml:space="preserve">Source: Khan Academy (English - US curriculum)</w:t>
-            </w:r>
-          </w:p>
-          <w:p>
-            <w:pPr>
-              <w:spacing w:after="10" w:before="0"/>
-              <w:ind w:left="120"/>
-            </w:pPr>
-            <w:hyperlink w:history="1" r:id="rIdivgf90bwknvi1zrxfuxdv">
+            <w:hyperlink w:history="1" r:id="rIderf3h-ulk0zqe2jehw0yd">
               <w:r>
                 <w:rPr>
                   <w:rFonts w:ascii="Arial" w:cs="Arial" w:eastAsia="Arial" w:hAnsi="Arial"/>
@@ -22206,9 +22449,24 @@
                   <w:szCs w:val="14"/>
                   <w:u w:val="single" w:color="595959"/>
                 </w:rPr>
-                <w:t xml:space="preserve">🔍 Search ARES for similar videos</w:t>
+                <w:t xml:space="preserve">🔍 Search ARES for videos</w:t>
               </w:r>
             </w:hyperlink>
+          </w:p>
+          <w:p>
+            <w:pPr>
+              <w:spacing w:after="10" w:before="0"/>
+              <w:ind w:left="120"/>
+            </w:pPr>
+            <w:r>
+              <w:rPr>
+                <w:rFonts w:ascii="Arial" w:cs="Arial" w:eastAsia="Arial" w:hAnsi="Arial"/>
+                <w:color w:val="595959"/>
+                <w:sz w:val="14"/>
+                <w:szCs w:val="14"/>
+              </w:rPr>
+              <w:t xml:space="preserve">Search terms: chemistry drug definition prescription</w:t>
+            </w:r>
           </w:p>
           <w:p>
             <w:pPr>
@@ -22235,47 +22493,31 @@
                 <w:sz w:val="16"/>
                 <w:szCs w:val="16"/>
               </w:rPr>
-              <w:t xml:space="preserve">📖 EXERCISE:</w:t>
+              <w:t xml:space="preserve">📖 READING:</w:t>
             </w:r>
           </w:p>
           <w:p>
             <w:pPr>
               <w:spacing w:after="20" w:before="0"/>
             </w:pPr>
-            <w:hyperlink w:history="1" r:id="rIdtucd4fg8sumikpq5_qeob">
-              <w:r>
-                <w:rPr>
-                  <w:rFonts w:ascii="Arial" w:cs="Arial" w:eastAsia="Arial" w:hAnsi="Arial"/>
-                  <w:color w:val="2E75B6"/>
-                  <w:sz w:val="16"/>
-                  <w:szCs w:val="16"/>
-                  <w:u w:val="single" w:color="2E75B6"/>
-                </w:rPr>
-                <w:t xml:space="preserve">Elemental composition of pure substances</w:t>
-              </w:r>
-            </w:hyperlink>
+            <w:r>
+              <w:rPr>
+                <w:rFonts w:ascii="Arial" w:cs="Arial" w:eastAsia="Arial" w:hAnsi="Arial"/>
+                <w:i/>
+                <w:iCs/>
+                <w:color w:val="595959"/>
+                <w:sz w:val="16"/>
+                <w:szCs w:val="16"/>
+              </w:rPr>
+              <w:t xml:space="preserve">No closely matching reading in the ARES library for this activity.</w:t>
+            </w:r>
           </w:p>
           <w:p>
             <w:pPr>
               <w:spacing w:after="10" w:before="0"/>
               <w:ind w:left="120"/>
             </w:pPr>
-            <w:r>
-              <w:rPr>
-                <w:rFonts w:ascii="Arial" w:cs="Arial" w:eastAsia="Arial" w:hAnsi="Arial"/>
-                <w:color w:val="595959"/>
-                <w:sz w:val="14"/>
-                <w:szCs w:val="14"/>
-              </w:rPr>
-              <w:t xml:space="preserve">Source: Khan Academy (English - US curriculum)</w:t>
-            </w:r>
-          </w:p>
-          <w:p>
-            <w:pPr>
-              <w:spacing w:after="10" w:before="0"/>
-              <w:ind w:left="120"/>
-            </w:pPr>
-            <w:hyperlink w:history="1" r:id="rId_gxsgnf-biat-t1jfcysc">
+            <w:hyperlink w:history="1" r:id="rId2zq1kveo2zpj45dcujs9b">
               <w:r>
                 <w:rPr>
                   <w:rFonts w:ascii="Arial" w:cs="Arial" w:eastAsia="Arial" w:hAnsi="Arial"/>
@@ -22284,9 +22526,24 @@
                   <w:szCs w:val="14"/>
                   <w:u w:val="single" w:color="595959"/>
                 </w:rPr>
-                <w:t xml:space="preserve">🔍 Search ARES for similar readings</w:t>
+                <w:t xml:space="preserve">🔍 Search ARES for readings</w:t>
               </w:r>
             </w:hyperlink>
+          </w:p>
+          <w:p>
+            <w:pPr>
+              <w:spacing w:after="10" w:before="0"/>
+              <w:ind w:left="120"/>
+            </w:pPr>
+            <w:r>
+              <w:rPr>
+                <w:rFonts w:ascii="Arial" w:cs="Arial" w:eastAsia="Arial" w:hAnsi="Arial"/>
+                <w:color w:val="595959"/>
+                <w:sz w:val="14"/>
+                <w:szCs w:val="14"/>
+              </w:rPr>
+              <w:t xml:space="preserve">Search terms: chemistry drug definition prescription</w:t>
+            </w:r>
           </w:p>
         </w:tc>
         <w:tc>
@@ -22882,7 +23139,7 @@
         </w:rPr>
         <w:t xml:space="preserve">© 2026 SeaVuria and ARES. Aligned with KICD objectives. Developed by SeaVuria; technical implementation by ARES (with AI assistance from Claude). Licensed under </w:t>
       </w:r>
-      <w:hyperlink w:history="1" r:id="rIdqzgwojcwdyolbkwtlbtoa">
+      <w:hyperlink w:history="1" r:id="rIdv3qebzkgj9v7zfrbzqkzd">
         <w:r>
           <w:rPr>
             <w:rFonts w:ascii="Arial" w:cs="Arial" w:eastAsia="Arial" w:hAnsi="Arial"/>
@@ -22903,7 +23160,7 @@
         </w:rPr>
         <w:t xml:space="preserve"> (</w:t>
       </w:r>
-      <w:hyperlink w:history="1" r:id="rIdukqzuluoa6xahzt7siw1s">
+      <w:hyperlink w:history="1" r:id="rId4ixoapoua-vzmswyqdtj7">
         <w:r>
           <w:rPr>
             <w:rFonts w:ascii="Arial" w:cs="Arial" w:eastAsia="Arial" w:hAnsi="Arial"/>
@@ -23916,7 +24173,7 @@
             <w:pPr>
               <w:spacing w:after="20" w:before="0"/>
             </w:pPr>
-            <w:hyperlink w:history="1" r:id="rId2ujvwszhzdpzqcmbucryx">
+            <w:hyperlink w:history="1" r:id="rIdhvcxr0s7sgwlanil-m3uo">
               <w:r>
                 <w:rPr>
                   <w:rFonts w:ascii="Arial" w:cs="Arial" w:eastAsia="Arial" w:hAnsi="Arial"/>
@@ -23931,6 +24188,22 @@
           </w:p>
           <w:p>
             <w:pPr>
+              <w:spacing w:after="20" w:before="0"/>
+            </w:pPr>
+            <w:r>
+              <w:rPr>
+                <w:rFonts w:ascii="Arial" w:cs="Arial" w:eastAsia="Arial" w:hAnsi="Arial"/>
+                <w:i/>
+                <w:iCs/>
+                <w:color w:val="595959"/>
+                <w:sz w:val="16"/>
+                <w:szCs w:val="16"/>
+              </w:rPr>
+              <w:t xml:space="preserve">Related topic: not an exact match for this lesson.</w:t>
+            </w:r>
+          </w:p>
+          <w:p>
+            <w:pPr>
               <w:spacing w:after="10" w:before="0"/>
               <w:ind w:left="120"/>
             </w:pPr>
@@ -23949,7 +24222,7 @@
               <w:spacing w:after="10" w:before="0"/>
               <w:ind w:left="120"/>
             </w:pPr>
-            <w:hyperlink w:history="1" r:id="rIdlvasldstej2qnzrae0v25">
+            <w:hyperlink w:history="1" r:id="rIdjoro2gn_ogg3qe-m5dmu3">
               <w:r>
                 <w:rPr>
                   <w:rFonts w:ascii="Arial" w:cs="Arial" w:eastAsia="Arial" w:hAnsi="Arial"/>
@@ -23994,7 +24267,7 @@
             <w:pPr>
               <w:spacing w:after="20" w:before="0"/>
             </w:pPr>
-            <w:hyperlink w:history="1" r:id="rIdkfj4zxsudjeq35kpkmbmk">
+            <w:hyperlink w:history="1" r:id="rIdryla3rfc2q-b1umuotcqg">
               <w:r>
                 <w:rPr>
                   <w:rFonts w:ascii="Arial" w:cs="Arial" w:eastAsia="Arial" w:hAnsi="Arial"/>
@@ -24003,9 +24276,25 @@
                   <w:szCs w:val="16"/>
                   <w:u w:val="single" w:color="2E75B6"/>
                 </w:rPr>
-                <w:t xml:space="preserve">Elemental composition of pure substances</w:t>
+                <w:t xml:space="preserve">Physical and chemical changes</w:t>
               </w:r>
             </w:hyperlink>
+          </w:p>
+          <w:p>
+            <w:pPr>
+              <w:spacing w:after="20" w:before="0"/>
+            </w:pPr>
+            <w:r>
+              <w:rPr>
+                <w:rFonts w:ascii="Arial" w:cs="Arial" w:eastAsia="Arial" w:hAnsi="Arial"/>
+                <w:i/>
+                <w:iCs/>
+                <w:color w:val="595959"/>
+                <w:sz w:val="16"/>
+                <w:szCs w:val="16"/>
+              </w:rPr>
+              <w:t xml:space="preserve">Related topic: not an exact match for this lesson.</w:t>
+            </w:r>
           </w:p>
           <w:p>
             <w:pPr>
@@ -24027,7 +24316,7 @@
               <w:spacing w:after="10" w:before="0"/>
               <w:ind w:left="120"/>
             </w:pPr>
-            <w:hyperlink w:history="1" r:id="rIdn9qb5zqp-hnnvifqjyl7m">
+            <w:hyperlink w:history="1" r:id="rIduarjn5kilqgqmbagzxdtc">
               <w:r>
                 <w:rPr>
                   <w:rFonts w:ascii="Arial" w:cs="Arial" w:eastAsia="Arial" w:hAnsi="Arial"/>
@@ -24222,7 +24511,7 @@
             <w:pPr>
               <w:spacing w:after="20" w:before="0"/>
             </w:pPr>
-            <w:hyperlink w:history="1" r:id="rIdrl1th1gzpuybq06zi2mav">
+            <w:hyperlink w:history="1" r:id="rId7uh8y9qbs6egzp9luitd6">
               <w:r>
                 <w:rPr>
                   <w:rFonts w:ascii="Arial" w:cs="Arial" w:eastAsia="Arial" w:hAnsi="Arial"/>
@@ -24237,6 +24526,22 @@
           </w:p>
           <w:p>
             <w:pPr>
+              <w:spacing w:after="20" w:before="0"/>
+            </w:pPr>
+            <w:r>
+              <w:rPr>
+                <w:rFonts w:ascii="Arial" w:cs="Arial" w:eastAsia="Arial" w:hAnsi="Arial"/>
+                <w:i/>
+                <w:iCs/>
+                <w:color w:val="595959"/>
+                <w:sz w:val="16"/>
+                <w:szCs w:val="16"/>
+              </w:rPr>
+              <w:t xml:space="preserve">Related topic: not an exact match for this lesson.</w:t>
+            </w:r>
+          </w:p>
+          <w:p>
+            <w:pPr>
               <w:spacing w:after="10" w:before="0"/>
               <w:ind w:left="120"/>
             </w:pPr>
@@ -24255,7 +24560,7 @@
               <w:spacing w:after="10" w:before="0"/>
               <w:ind w:left="120"/>
             </w:pPr>
-            <w:hyperlink w:history="1" r:id="rId8gscragxsjjv408bfbbxx">
+            <w:hyperlink w:history="1" r:id="rIdj2igrunjrg-n-limzkqmp">
               <w:r>
                 <w:rPr>
                   <w:rFonts w:ascii="Arial" w:cs="Arial" w:eastAsia="Arial" w:hAnsi="Arial"/>
@@ -24300,7 +24605,7 @@
             <w:pPr>
               <w:spacing w:after="20" w:before="0"/>
             </w:pPr>
-            <w:hyperlink w:history="1" r:id="rIdencavy28q0pq7za-xcaz9">
+            <w:hyperlink w:history="1" r:id="rIdafdrqufz4bxxmscwkdui8">
               <w:r>
                 <w:rPr>
                   <w:rFonts w:ascii="Arial" w:cs="Arial" w:eastAsia="Arial" w:hAnsi="Arial"/>
@@ -24309,9 +24614,25 @@
                   <w:szCs w:val="16"/>
                   <w:u w:val="single" w:color="2E75B6"/>
                 </w:rPr>
-                <w:t xml:space="preserve">Elemental composition of pure substances</w:t>
+                <w:t xml:space="preserve">Physical and chemical changes</w:t>
               </w:r>
             </w:hyperlink>
+          </w:p>
+          <w:p>
+            <w:pPr>
+              <w:spacing w:after="20" w:before="0"/>
+            </w:pPr>
+            <w:r>
+              <w:rPr>
+                <w:rFonts w:ascii="Arial" w:cs="Arial" w:eastAsia="Arial" w:hAnsi="Arial"/>
+                <w:i/>
+                <w:iCs/>
+                <w:color w:val="595959"/>
+                <w:sz w:val="16"/>
+                <w:szCs w:val="16"/>
+              </w:rPr>
+              <w:t xml:space="preserve">Related topic: not an exact match for this lesson.</w:t>
+            </w:r>
           </w:p>
           <w:p>
             <w:pPr>
@@ -24333,7 +24654,7 @@
               <w:spacing w:after="10" w:before="0"/>
               <w:ind w:left="120"/>
             </w:pPr>
-            <w:hyperlink w:history="1" r:id="rIdokkorpkcjag0-rcrxtdbq">
+            <w:hyperlink w:history="1" r:id="rIdgux9tupvegsjysgt-twsz">
               <w:r>
                 <w:rPr>
                   <w:rFonts w:ascii="Arial" w:cs="Arial" w:eastAsia="Arial" w:hAnsi="Arial"/>
@@ -24528,7 +24849,7 @@
             <w:pPr>
               <w:spacing w:after="20" w:before="0"/>
             </w:pPr>
-            <w:hyperlink w:history="1" r:id="rIdibncntazlqvat9peidqpl">
+            <w:hyperlink w:history="1" r:id="rId-56mhrpy_mmik058owv6x">
               <w:r>
                 <w:rPr>
                   <w:rFonts w:ascii="Arial" w:cs="Arial" w:eastAsia="Arial" w:hAnsi="Arial"/>
@@ -24543,6 +24864,22 @@
           </w:p>
           <w:p>
             <w:pPr>
+              <w:spacing w:after="20" w:before="0"/>
+            </w:pPr>
+            <w:r>
+              <w:rPr>
+                <w:rFonts w:ascii="Arial" w:cs="Arial" w:eastAsia="Arial" w:hAnsi="Arial"/>
+                <w:i/>
+                <w:iCs/>
+                <w:color w:val="595959"/>
+                <w:sz w:val="16"/>
+                <w:szCs w:val="16"/>
+              </w:rPr>
+              <w:t xml:space="preserve">Related topic: not an exact match for this lesson.</w:t>
+            </w:r>
+          </w:p>
+          <w:p>
+            <w:pPr>
               <w:spacing w:after="10" w:before="0"/>
               <w:ind w:left="120"/>
             </w:pPr>
@@ -24561,7 +24898,7 @@
               <w:spacing w:after="10" w:before="0"/>
               <w:ind w:left="120"/>
             </w:pPr>
-            <w:hyperlink w:history="1" r:id="rIdfem9cxtkfiu6qljtkzdwq">
+            <w:hyperlink w:history="1" r:id="rId3mqyxihvqz5cpz4rbfmpz">
               <w:r>
                 <w:rPr>
                   <w:rFonts w:ascii="Arial" w:cs="Arial" w:eastAsia="Arial" w:hAnsi="Arial"/>
@@ -24606,7 +24943,7 @@
             <w:pPr>
               <w:spacing w:after="20" w:before="0"/>
             </w:pPr>
-            <w:hyperlink w:history="1" r:id="rId-olqlhz7dkltgyddekv4z">
+            <w:hyperlink w:history="1" r:id="rIdnguztklytyiuhiyxstjjo">
               <w:r>
                 <w:rPr>
                   <w:rFonts w:ascii="Arial" w:cs="Arial" w:eastAsia="Arial" w:hAnsi="Arial"/>
@@ -24615,9 +24952,25 @@
                   <w:szCs w:val="16"/>
                   <w:u w:val="single" w:color="2E75B6"/>
                 </w:rPr>
-                <w:t xml:space="preserve">Elemental composition of pure substances</w:t>
+                <w:t xml:space="preserve">Physical and chemical changes</w:t>
               </w:r>
             </w:hyperlink>
+          </w:p>
+          <w:p>
+            <w:pPr>
+              <w:spacing w:after="20" w:before="0"/>
+            </w:pPr>
+            <w:r>
+              <w:rPr>
+                <w:rFonts w:ascii="Arial" w:cs="Arial" w:eastAsia="Arial" w:hAnsi="Arial"/>
+                <w:i/>
+                <w:iCs/>
+                <w:color w:val="595959"/>
+                <w:sz w:val="16"/>
+                <w:szCs w:val="16"/>
+              </w:rPr>
+              <w:t xml:space="preserve">Related topic: not an exact match for this lesson.</w:t>
+            </w:r>
           </w:p>
           <w:p>
             <w:pPr>
@@ -24639,7 +24992,7 @@
               <w:spacing w:after="10" w:before="0"/>
               <w:ind w:left="120"/>
             </w:pPr>
-            <w:hyperlink w:history="1" r:id="rIdq8jdrnsixjbx9b6vwod_h">
+            <w:hyperlink w:history="1" r:id="rIdfy6n-vx_cp2dzyybzpari">
               <w:r>
                 <w:rPr>
                   <w:rFonts w:ascii="Arial" w:cs="Arial" w:eastAsia="Arial" w:hAnsi="Arial"/>
@@ -24834,7 +25187,7 @@
             <w:pPr>
               <w:spacing w:after="20" w:before="0"/>
             </w:pPr>
-            <w:hyperlink w:history="1" r:id="rId_nr7qwpbqz_hd75qvl09p">
+            <w:hyperlink w:history="1" r:id="rIdvmkvgesafwz9jz9srl1f9">
               <w:r>
                 <w:rPr>
                   <w:rFonts w:ascii="Arial" w:cs="Arial" w:eastAsia="Arial" w:hAnsi="Arial"/>
@@ -24849,6 +25202,22 @@
           </w:p>
           <w:p>
             <w:pPr>
+              <w:spacing w:after="20" w:before="0"/>
+            </w:pPr>
+            <w:r>
+              <w:rPr>
+                <w:rFonts w:ascii="Arial" w:cs="Arial" w:eastAsia="Arial" w:hAnsi="Arial"/>
+                <w:i/>
+                <w:iCs/>
+                <w:color w:val="595959"/>
+                <w:sz w:val="16"/>
+                <w:szCs w:val="16"/>
+              </w:rPr>
+              <w:t xml:space="preserve">Related topic: not an exact match for this lesson.</w:t>
+            </w:r>
+          </w:p>
+          <w:p>
+            <w:pPr>
               <w:spacing w:after="10" w:before="0"/>
               <w:ind w:left="120"/>
             </w:pPr>
@@ -24867,7 +25236,7 @@
               <w:spacing w:after="10" w:before="0"/>
               <w:ind w:left="120"/>
             </w:pPr>
-            <w:hyperlink w:history="1" r:id="rIdrrjbxw9lrgcvwm2cbip4w">
+            <w:hyperlink w:history="1" r:id="rIddcnwek8ny3tdhysprpbz5">
               <w:r>
                 <w:rPr>
                   <w:rFonts w:ascii="Arial" w:cs="Arial" w:eastAsia="Arial" w:hAnsi="Arial"/>
@@ -24912,7 +25281,7 @@
             <w:pPr>
               <w:spacing w:after="20" w:before="0"/>
             </w:pPr>
-            <w:hyperlink w:history="1" r:id="rIdzi7eaycr5tkvii-hl6yaq">
+            <w:hyperlink w:history="1" r:id="rIdf9be5mf6bc7h03d461hyi">
               <w:r>
                 <w:rPr>
                   <w:rFonts w:ascii="Arial" w:cs="Arial" w:eastAsia="Arial" w:hAnsi="Arial"/>
@@ -24921,9 +25290,25 @@
                   <w:szCs w:val="16"/>
                   <w:u w:val="single" w:color="2E75B6"/>
                 </w:rPr>
-                <w:t xml:space="preserve">Elemental composition of pure substances</w:t>
+                <w:t xml:space="preserve">Physical and chemical changes</w:t>
               </w:r>
             </w:hyperlink>
+          </w:p>
+          <w:p>
+            <w:pPr>
+              <w:spacing w:after="20" w:before="0"/>
+            </w:pPr>
+            <w:r>
+              <w:rPr>
+                <w:rFonts w:ascii="Arial" w:cs="Arial" w:eastAsia="Arial" w:hAnsi="Arial"/>
+                <w:i/>
+                <w:iCs/>
+                <w:color w:val="595959"/>
+                <w:sz w:val="16"/>
+                <w:szCs w:val="16"/>
+              </w:rPr>
+              <w:t xml:space="preserve">Related topic: not an exact match for this lesson.</w:t>
+            </w:r>
           </w:p>
           <w:p>
             <w:pPr>
@@ -24945,7 +25330,7 @@
               <w:spacing w:after="10" w:before="0"/>
               <w:ind w:left="120"/>
             </w:pPr>
-            <w:hyperlink w:history="1" r:id="rId8t-v8aqfvq9gfhnuhevp7">
+            <w:hyperlink w:history="1" r:id="rIdqbxb-e67vnqyemyhpn7_i">
               <w:r>
                 <w:rPr>
                   <w:rFonts w:ascii="Arial" w:cs="Arial" w:eastAsia="Arial" w:hAnsi="Arial"/>
@@ -25140,7 +25525,7 @@
             <w:pPr>
               <w:spacing w:after="20" w:before="0"/>
             </w:pPr>
-            <w:hyperlink w:history="1" r:id="rIde1fjxifkrc8vtgizsdavc">
+            <w:hyperlink w:history="1" r:id="rId0tseizgwfn0rswjr2luwm">
               <w:r>
                 <w:rPr>
                   <w:rFonts w:ascii="Arial" w:cs="Arial" w:eastAsia="Arial" w:hAnsi="Arial"/>
@@ -25155,6 +25540,22 @@
           </w:p>
           <w:p>
             <w:pPr>
+              <w:spacing w:after="20" w:before="0"/>
+            </w:pPr>
+            <w:r>
+              <w:rPr>
+                <w:rFonts w:ascii="Arial" w:cs="Arial" w:eastAsia="Arial" w:hAnsi="Arial"/>
+                <w:i/>
+                <w:iCs/>
+                <w:color w:val="595959"/>
+                <w:sz w:val="16"/>
+                <w:szCs w:val="16"/>
+              </w:rPr>
+              <w:t xml:space="preserve">Related topic: not an exact match for this lesson.</w:t>
+            </w:r>
+          </w:p>
+          <w:p>
+            <w:pPr>
               <w:spacing w:after="10" w:before="0"/>
               <w:ind w:left="120"/>
             </w:pPr>
@@ -25173,7 +25574,7 @@
               <w:spacing w:after="10" w:before="0"/>
               <w:ind w:left="120"/>
             </w:pPr>
-            <w:hyperlink w:history="1" r:id="rIdpulcbuhvzskixj4i2cokb">
+            <w:hyperlink w:history="1" r:id="rIdfkbwmm0ferudfcbsxsrcj">
               <w:r>
                 <w:rPr>
                   <w:rFonts w:ascii="Arial" w:cs="Arial" w:eastAsia="Arial" w:hAnsi="Arial"/>
@@ -25218,7 +25619,7 @@
             <w:pPr>
               <w:spacing w:after="20" w:before="0"/>
             </w:pPr>
-            <w:hyperlink w:history="1" r:id="rIdpcxfo7d6z7cc7xg5gfqnj">
+            <w:hyperlink w:history="1" r:id="rIdiaoqjv6lt62cw7exn_vlx">
               <w:r>
                 <w:rPr>
                   <w:rFonts w:ascii="Arial" w:cs="Arial" w:eastAsia="Arial" w:hAnsi="Arial"/>
@@ -25227,9 +25628,25 @@
                   <w:szCs w:val="16"/>
                   <w:u w:val="single" w:color="2E75B6"/>
                 </w:rPr>
-                <w:t xml:space="preserve">Elemental composition of pure substances</w:t>
+                <w:t xml:space="preserve">Physical and chemical changes</w:t>
               </w:r>
             </w:hyperlink>
+          </w:p>
+          <w:p>
+            <w:pPr>
+              <w:spacing w:after="20" w:before="0"/>
+            </w:pPr>
+            <w:r>
+              <w:rPr>
+                <w:rFonts w:ascii="Arial" w:cs="Arial" w:eastAsia="Arial" w:hAnsi="Arial"/>
+                <w:i/>
+                <w:iCs/>
+                <w:color w:val="595959"/>
+                <w:sz w:val="16"/>
+                <w:szCs w:val="16"/>
+              </w:rPr>
+              <w:t xml:space="preserve">Related topic: not an exact match for this lesson.</w:t>
+            </w:r>
           </w:p>
           <w:p>
             <w:pPr>
@@ -25251,7 +25668,7 @@
               <w:spacing w:after="10" w:before="0"/>
               <w:ind w:left="120"/>
             </w:pPr>
-            <w:hyperlink w:history="1" r:id="rIdml1qoferb90ozf7emh_jz">
+            <w:hyperlink w:history="1" r:id="rId4wbzlhd78tyxrcss6dnsl">
               <w:r>
                 <w:rPr>
                   <w:rFonts w:ascii="Arial" w:cs="Arial" w:eastAsia="Arial" w:hAnsi="Arial"/>
@@ -25763,7 +26180,7 @@
         </w:rPr>
         <w:t xml:space="preserve">© 2026 SeaVuria and ARES. Aligned with KICD objectives. Developed by SeaVuria; technical implementation by ARES (with AI assistance from Claude). Licensed under </w:t>
       </w:r>
-      <w:hyperlink w:history="1" r:id="rId66xybibw31mwyvtk6fnpw">
+      <w:hyperlink w:history="1" r:id="rIdix-etdneqr0sx6_mmdtyi">
         <w:r>
           <w:rPr>
             <w:rFonts w:ascii="Arial" w:cs="Arial" w:eastAsia="Arial" w:hAnsi="Arial"/>
@@ -25784,7 +26201,7 @@
         </w:rPr>
         <w:t xml:space="preserve"> (</w:t>
       </w:r>
-      <w:hyperlink w:history="1" r:id="rIdusmj_exihs7sjey0nbe2e">
+      <w:hyperlink w:history="1" r:id="rIdi2axl8lv8aj7gk3q-omyv">
         <w:r>
           <w:rPr>
             <w:rFonts w:ascii="Arial" w:cs="Arial" w:eastAsia="Arial" w:hAnsi="Arial"/>
@@ -26814,7 +27231,7 @@
               <w:spacing w:after="10" w:before="0"/>
               <w:ind w:left="120"/>
             </w:pPr>
-            <w:hyperlink w:history="1" r:id="rId1_leoyuv8nm-zhbz_09xv">
+            <w:hyperlink w:history="1" r:id="rIdgjlbeketbsnimxwywgeuj">
               <w:r>
                 <w:rPr>
                   <w:rFonts w:ascii="Arial" w:cs="Arial" w:eastAsia="Arial" w:hAnsi="Arial"/>
@@ -26874,7 +27291,7 @@
             <w:pPr>
               <w:spacing w:after="20" w:before="0"/>
             </w:pPr>
-            <w:hyperlink w:history="1" r:id="rIdhaui6drhyl8yiicjz-i_b">
+            <w:hyperlink w:history="1" r:id="rId3nqvp-jz8mxpb3viom6xr">
               <w:r>
                 <w:rPr>
                   <w:rFonts w:ascii="Arial" w:cs="Arial" w:eastAsia="Arial" w:hAnsi="Arial"/>
@@ -26889,6 +27306,22 @@
           </w:p>
           <w:p>
             <w:pPr>
+              <w:spacing w:after="20" w:before="0"/>
+            </w:pPr>
+            <w:r>
+              <w:rPr>
+                <w:rFonts w:ascii="Arial" w:cs="Arial" w:eastAsia="Arial" w:hAnsi="Arial"/>
+                <w:i/>
+                <w:iCs/>
+                <w:color w:val="595959"/>
+                <w:sz w:val="16"/>
+                <w:szCs w:val="16"/>
+              </w:rPr>
+              <w:t xml:space="preserve">Related topic: not an exact match for this lesson.</w:t>
+            </w:r>
+          </w:p>
+          <w:p>
+            <w:pPr>
               <w:spacing w:after="10" w:before="0"/>
               <w:ind w:left="120"/>
             </w:pPr>
@@ -26907,7 +27340,7 @@
               <w:spacing w:after="10" w:before="0"/>
               <w:ind w:left="120"/>
             </w:pPr>
-            <w:hyperlink w:history="1" r:id="rIdfuci2ubthorqe_bd2_l1u">
+            <w:hyperlink w:history="1" r:id="rId6jtzbxwzb5sy5e2la1d2p">
               <w:r>
                 <w:rPr>
                   <w:rFonts w:ascii="Arial" w:cs="Arial" w:eastAsia="Arial" w:hAnsi="Arial"/>
@@ -27119,7 +27552,7 @@
               <w:spacing w:after="10" w:before="0"/>
               <w:ind w:left="120"/>
             </w:pPr>
-            <w:hyperlink w:history="1" r:id="rIdr9ollne-ly3ucmpkyurfh">
+            <w:hyperlink w:history="1" r:id="rIdhnqktsieavlyeygmilhyw">
               <w:r>
                 <w:rPr>
                   <w:rFonts w:ascii="Arial" w:cs="Arial" w:eastAsia="Arial" w:hAnsi="Arial"/>
@@ -27172,14 +27605,14 @@
                 <w:sz w:val="16"/>
                 <w:szCs w:val="16"/>
               </w:rPr>
-              <w:t xml:space="preserve">📖 EXERCISE:</w:t>
+              <w:t xml:space="preserve">📖 HTML:</w:t>
             </w:r>
           </w:p>
           <w:p>
             <w:pPr>
               <w:spacing w:after="20" w:before="0"/>
             </w:pPr>
-            <w:hyperlink w:history="1" r:id="rIdx8qocdwlmhh_bijimiqvz">
+            <w:hyperlink w:history="1" r:id="rIdofaptltzq-ugeqfdxzyk8">
               <w:r>
                 <w:rPr>
                   <w:rFonts w:ascii="Arial" w:cs="Arial" w:eastAsia="Arial" w:hAnsi="Arial"/>
@@ -27188,9 +27621,25 @@
                   <w:szCs w:val="16"/>
                   <w:u w:val="single" w:color="2E75B6"/>
                 </w:rPr>
-                <w:t xml:space="preserve">Chemistry and the Environment Practice</w:t>
+                <w:t xml:space="preserve">Chemistry and the Environment (Flexbook)</w:t>
               </w:r>
             </w:hyperlink>
+          </w:p>
+          <w:p>
+            <w:pPr>
+              <w:spacing w:after="20" w:before="0"/>
+            </w:pPr>
+            <w:r>
+              <w:rPr>
+                <w:rFonts w:ascii="Arial" w:cs="Arial" w:eastAsia="Arial" w:hAnsi="Arial"/>
+                <w:i/>
+                <w:iCs/>
+                <w:color w:val="595959"/>
+                <w:sz w:val="16"/>
+                <w:szCs w:val="16"/>
+              </w:rPr>
+              <w:t xml:space="preserve">Related topic: not an exact match for this lesson.</w:t>
+            </w:r>
           </w:p>
           <w:p>
             <w:pPr>
@@ -27212,7 +27661,7 @@
               <w:spacing w:after="10" w:before="0"/>
               <w:ind w:left="120"/>
             </w:pPr>
-            <w:hyperlink w:history="1" r:id="rId_q6bw-vsbikcn3y4igpka">
+            <w:hyperlink w:history="1" r:id="rIdo52o8urwgb_ujdxtzfvvn">
               <w:r>
                 <w:rPr>
                   <w:rFonts w:ascii="Arial" w:cs="Arial" w:eastAsia="Arial" w:hAnsi="Arial"/>
@@ -27424,7 +27873,7 @@
               <w:spacing w:after="10" w:before="0"/>
               <w:ind w:left="120"/>
             </w:pPr>
-            <w:hyperlink w:history="1" r:id="rIdmvjdxgfujiryerpr5fr1u">
+            <w:hyperlink w:history="1" r:id="rIdwyts2rqecdzdszqxiaec3">
               <w:r>
                 <w:rPr>
                   <w:rFonts w:ascii="Arial" w:cs="Arial" w:eastAsia="Arial" w:hAnsi="Arial"/>
@@ -27484,7 +27933,7 @@
             <w:pPr>
               <w:spacing w:after="20" w:before="0"/>
             </w:pPr>
-            <w:hyperlink w:history="1" r:id="rId00hnyjrvj6kf01pw9xgjf">
+            <w:hyperlink w:history="1" r:id="rIdqwjetlyg6n8rkf47wx9ue">
               <w:r>
                 <w:rPr>
                   <w:rFonts w:ascii="Arial" w:cs="Arial" w:eastAsia="Arial" w:hAnsi="Arial"/>
@@ -27499,6 +27948,22 @@
           </w:p>
           <w:p>
             <w:pPr>
+              <w:spacing w:after="20" w:before="0"/>
+            </w:pPr>
+            <w:r>
+              <w:rPr>
+                <w:rFonts w:ascii="Arial" w:cs="Arial" w:eastAsia="Arial" w:hAnsi="Arial"/>
+                <w:i/>
+                <w:iCs/>
+                <w:color w:val="595959"/>
+                <w:sz w:val="16"/>
+                <w:szCs w:val="16"/>
+              </w:rPr>
+              <w:t xml:space="preserve">Related topic: not an exact match for this lesson.</w:t>
+            </w:r>
+          </w:p>
+          <w:p>
+            <w:pPr>
               <w:spacing w:after="10" w:before="0"/>
               <w:ind w:left="120"/>
             </w:pPr>
@@ -27517,7 +27982,7 @@
               <w:spacing w:after="10" w:before="0"/>
               <w:ind w:left="120"/>
             </w:pPr>
-            <w:hyperlink w:history="1" r:id="rIdpfvqpsdlk_adftrknldfj">
+            <w:hyperlink w:history="1" r:id="rIdvdq1jwfixcsafomewytfc">
               <w:r>
                 <w:rPr>
                   <w:rFonts w:ascii="Arial" w:cs="Arial" w:eastAsia="Arial" w:hAnsi="Arial"/>
@@ -27729,7 +28194,7 @@
               <w:spacing w:after="10" w:before="0"/>
               <w:ind w:left="120"/>
             </w:pPr>
-            <w:hyperlink w:history="1" r:id="rId1cd0ffnqxxx6pyecf3lti">
+            <w:hyperlink w:history="1" r:id="rIdosmx3uu5qjbda0s__3c4c">
               <w:r>
                 <w:rPr>
                   <w:rFonts w:ascii="Arial" w:cs="Arial" w:eastAsia="Arial" w:hAnsi="Arial"/>
@@ -27789,7 +28254,7 @@
             <w:pPr>
               <w:spacing w:after="20" w:before="0"/>
             </w:pPr>
-            <w:hyperlink w:history="1" r:id="rIddnnmtupvx4e9qcionrs5p">
+            <w:hyperlink w:history="1" r:id="rIdfrerljda8zrmlmdr-9ecn">
               <w:r>
                 <w:rPr>
                   <w:rFonts w:ascii="Arial" w:cs="Arial" w:eastAsia="Arial" w:hAnsi="Arial"/>
@@ -27804,6 +28269,22 @@
           </w:p>
           <w:p>
             <w:pPr>
+              <w:spacing w:after="20" w:before="0"/>
+            </w:pPr>
+            <w:r>
+              <w:rPr>
+                <w:rFonts w:ascii="Arial" w:cs="Arial" w:eastAsia="Arial" w:hAnsi="Arial"/>
+                <w:i/>
+                <w:iCs/>
+                <w:color w:val="595959"/>
+                <w:sz w:val="16"/>
+                <w:szCs w:val="16"/>
+              </w:rPr>
+              <w:t xml:space="preserve">Related topic: not an exact match for this lesson.</w:t>
+            </w:r>
+          </w:p>
+          <w:p>
+            <w:pPr>
               <w:spacing w:after="10" w:before="0"/>
               <w:ind w:left="120"/>
             </w:pPr>
@@ -27822,7 +28303,7 @@
               <w:spacing w:after="10" w:before="0"/>
               <w:ind w:left="120"/>
             </w:pPr>
-            <w:hyperlink w:history="1" r:id="rIdah8zta3orx7kb9iboxr4t">
+            <w:hyperlink w:history="1" r:id="rIdlvh63ax-tujp7jm1ddq0q">
               <w:r>
                 <w:rPr>
                   <w:rFonts w:ascii="Arial" w:cs="Arial" w:eastAsia="Arial" w:hAnsi="Arial"/>
@@ -28034,7 +28515,7 @@
               <w:spacing w:after="10" w:before="0"/>
               <w:ind w:left="120"/>
             </w:pPr>
-            <w:hyperlink w:history="1" r:id="rIdoc7sfc-s0v_r4rhxstzf6">
+            <w:hyperlink w:history="1" r:id="rId4mtlqe0ydccqfnsfrsd7r">
               <w:r>
                 <w:rPr>
                   <w:rFonts w:ascii="Arial" w:cs="Arial" w:eastAsia="Arial" w:hAnsi="Arial"/>
@@ -28094,7 +28575,7 @@
             <w:pPr>
               <w:spacing w:after="20" w:before="0"/>
             </w:pPr>
-            <w:hyperlink w:history="1" r:id="rIdpjgv4-6cxy-gvvtaikirs">
+            <w:hyperlink w:history="1" r:id="rIdtmctxlewwkiypcao3ogyd">
               <w:r>
                 <w:rPr>
                   <w:rFonts w:ascii="Arial" w:cs="Arial" w:eastAsia="Arial" w:hAnsi="Arial"/>
@@ -28109,6 +28590,22 @@
           </w:p>
           <w:p>
             <w:pPr>
+              <w:spacing w:after="20" w:before="0"/>
+            </w:pPr>
+            <w:r>
+              <w:rPr>
+                <w:rFonts w:ascii="Arial" w:cs="Arial" w:eastAsia="Arial" w:hAnsi="Arial"/>
+                <w:i/>
+                <w:iCs/>
+                <w:color w:val="595959"/>
+                <w:sz w:val="16"/>
+                <w:szCs w:val="16"/>
+              </w:rPr>
+              <w:t xml:space="preserve">Related topic: not an exact match for this lesson.</w:t>
+            </w:r>
+          </w:p>
+          <w:p>
+            <w:pPr>
               <w:spacing w:after="10" w:before="0"/>
               <w:ind w:left="120"/>
             </w:pPr>
@@ -28127,7 +28624,7 @@
               <w:spacing w:after="10" w:before="0"/>
               <w:ind w:left="120"/>
             </w:pPr>
-            <w:hyperlink w:history="1" r:id="rIdgq4zbaoysduezd6pn1cai">
+            <w:hyperlink w:history="1" r:id="rIdfsdpv-yggmn7sutuv7idz">
               <w:r>
                 <w:rPr>
                   <w:rFonts w:ascii="Arial" w:cs="Arial" w:eastAsia="Arial" w:hAnsi="Arial"/>
@@ -28867,7 +29364,7 @@
         </w:rPr>
         <w:t xml:space="preserve">© 2026 SeaVuria and ARES. Aligned with KICD objectives. Developed by SeaVuria; technical implementation by ARES (with AI assistance from Claude). Licensed under </w:t>
       </w:r>
-      <w:hyperlink w:history="1" r:id="rIdyypsgwtojxq6eyummf1en">
+      <w:hyperlink w:history="1" r:id="rId0oowsqd97xdunxornz0q_">
         <w:r>
           <w:rPr>
             <w:rFonts w:ascii="Arial" w:cs="Arial" w:eastAsia="Arial" w:hAnsi="Arial"/>
@@ -28888,7 +29385,7 @@
         </w:rPr>
         <w:t xml:space="preserve"> (</w:t>
       </w:r>
-      <w:hyperlink w:history="1" r:id="rIdj_ej-lewwj2xn8znzw7qh">
+      <w:hyperlink w:history="1" r:id="rIdqdgsfdhfyehqqtea_vkl3">
         <w:r>
           <w:rPr>
             <w:rFonts w:ascii="Arial" w:cs="Arial" w:eastAsia="Arial" w:hAnsi="Arial"/>
@@ -29901,7 +30398,7 @@
             <w:pPr>
               <w:spacing w:after="20" w:before="0"/>
             </w:pPr>
-            <w:hyperlink w:history="1" r:id="rIdnqys20dtckjllhu-pdmhc">
+            <w:hyperlink w:history="1" r:id="rId7dc_yu7jpdfmcyuohom-5">
               <w:r>
                 <w:rPr>
                   <w:rFonts w:ascii="Arial" w:cs="Arial" w:eastAsia="Arial" w:hAnsi="Arial"/>
@@ -29910,9 +30407,25 @@
                   <w:szCs w:val="16"/>
                   <w:u w:val="single" w:color="2E75B6"/>
                 </w:rPr>
-                <w:t xml:space="preserve">Intro to Chemistry</w:t>
+                <w:t xml:space="preserve">Chemical reactions introduction</w:t>
               </w:r>
             </w:hyperlink>
+          </w:p>
+          <w:p>
+            <w:pPr>
+              <w:spacing w:after="20" w:before="0"/>
+            </w:pPr>
+            <w:r>
+              <w:rPr>
+                <w:rFonts w:ascii="Arial" w:cs="Arial" w:eastAsia="Arial" w:hAnsi="Arial"/>
+                <w:i/>
+                <w:iCs/>
+                <w:color w:val="595959"/>
+                <w:sz w:val="16"/>
+                <w:szCs w:val="16"/>
+              </w:rPr>
+              <w:t xml:space="preserve">Related topic: not an exact match for this lesson.</w:t>
+            </w:r>
           </w:p>
           <w:p>
             <w:pPr>
@@ -29934,7 +30447,7 @@
               <w:spacing w:after="10" w:before="0"/>
               <w:ind w:left="120"/>
             </w:pPr>
-            <w:hyperlink w:history="1" r:id="rIdtc3rh9shytaznztppg7md">
+            <w:hyperlink w:history="1" r:id="rIdvww8r5wqzmpuarxdwlpot">
               <w:r>
                 <w:rPr>
                   <w:rFonts w:ascii="Arial" w:cs="Arial" w:eastAsia="Arial" w:hAnsi="Arial"/>
@@ -29979,7 +30492,7 @@
             <w:pPr>
               <w:spacing w:after="20" w:before="0"/>
             </w:pPr>
-            <w:hyperlink w:history="1" r:id="rIdxowpdp9co9hh1asu13buw">
+            <w:hyperlink w:history="1" r:id="rId3lca69d79jmpud10vfxp_">
               <w:r>
                 <w:rPr>
                   <w:rFonts w:ascii="Arial" w:cs="Arial" w:eastAsia="Arial" w:hAnsi="Arial"/>
@@ -29994,6 +30507,22 @@
           </w:p>
           <w:p>
             <w:pPr>
+              <w:spacing w:after="20" w:before="0"/>
+            </w:pPr>
+            <w:r>
+              <w:rPr>
+                <w:rFonts w:ascii="Arial" w:cs="Arial" w:eastAsia="Arial" w:hAnsi="Arial"/>
+                <w:i/>
+                <w:iCs/>
+                <w:color w:val="595959"/>
+                <w:sz w:val="16"/>
+                <w:szCs w:val="16"/>
+              </w:rPr>
+              <w:t xml:space="preserve">Related topic: not an exact match for this lesson.</w:t>
+            </w:r>
+          </w:p>
+          <w:p>
+            <w:pPr>
               <w:spacing w:after="10" w:before="0"/>
               <w:ind w:left="120"/>
             </w:pPr>
@@ -30012,7 +30541,7 @@
               <w:spacing w:after="10" w:before="0"/>
               <w:ind w:left="120"/>
             </w:pPr>
-            <w:hyperlink w:history="1" r:id="rIdwespjlweugs5h0fxahqha">
+            <w:hyperlink w:history="1" r:id="rIdvtigkzj6aureqrfdpkgx9">
               <w:r>
                 <w:rPr>
                   <w:rFonts w:ascii="Arial" w:cs="Arial" w:eastAsia="Arial" w:hAnsi="Arial"/>
@@ -30207,7 +30736,7 @@
             <w:pPr>
               <w:spacing w:after="20" w:before="0"/>
             </w:pPr>
-            <w:hyperlink w:history="1" r:id="rIdvvfe7mlx4zalwhmvd9v73">
+            <w:hyperlink w:history="1" r:id="rIdmb5jfss0durfi_adpmne3">
               <w:r>
                 <w:rPr>
                   <w:rFonts w:ascii="Arial" w:cs="Arial" w:eastAsia="Arial" w:hAnsi="Arial"/>
@@ -30216,9 +30745,25 @@
                   <w:szCs w:val="16"/>
                   <w:u w:val="single" w:color="2E75B6"/>
                 </w:rPr>
-                <w:t xml:space="preserve">Intro to Chemistry</w:t>
+                <w:t xml:space="preserve">Chemical reactions introduction</w:t>
               </w:r>
             </w:hyperlink>
+          </w:p>
+          <w:p>
+            <w:pPr>
+              <w:spacing w:after="20" w:before="0"/>
+            </w:pPr>
+            <w:r>
+              <w:rPr>
+                <w:rFonts w:ascii="Arial" w:cs="Arial" w:eastAsia="Arial" w:hAnsi="Arial"/>
+                <w:i/>
+                <w:iCs/>
+                <w:color w:val="595959"/>
+                <w:sz w:val="16"/>
+                <w:szCs w:val="16"/>
+              </w:rPr>
+              <w:t xml:space="preserve">Related topic: not an exact match for this lesson.</w:t>
+            </w:r>
           </w:p>
           <w:p>
             <w:pPr>
@@ -30240,7 +30785,7 @@
               <w:spacing w:after="10" w:before="0"/>
               <w:ind w:left="120"/>
             </w:pPr>
-            <w:hyperlink w:history="1" r:id="rIdtfwmclqz82vrb2526vgh0">
+            <w:hyperlink w:history="1" r:id="rIdb6k0ukril3y0xuw9slrom">
               <w:r>
                 <w:rPr>
                   <w:rFonts w:ascii="Arial" w:cs="Arial" w:eastAsia="Arial" w:hAnsi="Arial"/>
@@ -30285,7 +30830,7 @@
             <w:pPr>
               <w:spacing w:after="20" w:before="0"/>
             </w:pPr>
-            <w:hyperlink w:history="1" r:id="rIdgj_k5cuel0sepmkah3fik">
+            <w:hyperlink w:history="1" r:id="rIdffb8sychrnaq5hqsqbtvq">
               <w:r>
                 <w:rPr>
                   <w:rFonts w:ascii="Arial" w:cs="Arial" w:eastAsia="Arial" w:hAnsi="Arial"/>
@@ -30294,9 +30839,25 @@
                   <w:szCs w:val="16"/>
                   <w:u w:val="single" w:color="2E75B6"/>
                 </w:rPr>
-                <w:t xml:space="preserve">Elemental composition of pure substances</w:t>
+                <w:t xml:space="preserve">Physical and chemical changes</w:t>
               </w:r>
             </w:hyperlink>
+          </w:p>
+          <w:p>
+            <w:pPr>
+              <w:spacing w:after="20" w:before="0"/>
+            </w:pPr>
+            <w:r>
+              <w:rPr>
+                <w:rFonts w:ascii="Arial" w:cs="Arial" w:eastAsia="Arial" w:hAnsi="Arial"/>
+                <w:i/>
+                <w:iCs/>
+                <w:color w:val="595959"/>
+                <w:sz w:val="16"/>
+                <w:szCs w:val="16"/>
+              </w:rPr>
+              <w:t xml:space="preserve">Related topic: not an exact match for this lesson.</w:t>
+            </w:r>
           </w:p>
           <w:p>
             <w:pPr>
@@ -30318,7 +30879,7 @@
               <w:spacing w:after="10" w:before="0"/>
               <w:ind w:left="120"/>
             </w:pPr>
-            <w:hyperlink w:history="1" r:id="rIdiicrn22rrlrvpxyh23zke">
+            <w:hyperlink w:history="1" r:id="rIdsfqiah-jabmicpjbdv2jv">
               <w:r>
                 <w:rPr>
                   <w:rFonts w:ascii="Arial" w:cs="Arial" w:eastAsia="Arial" w:hAnsi="Arial"/>
@@ -30513,7 +31074,7 @@
             <w:pPr>
               <w:spacing w:after="20" w:before="0"/>
             </w:pPr>
-            <w:hyperlink w:history="1" r:id="rIdigve3szclubudf_8vsomq">
+            <w:hyperlink w:history="1" r:id="rIdpl824n1cdo8nrbdr6duj8">
               <w:r>
                 <w:rPr>
                   <w:rFonts w:ascii="Arial" w:cs="Arial" w:eastAsia="Arial" w:hAnsi="Arial"/>
@@ -30522,9 +31083,25 @@
                   <w:szCs w:val="16"/>
                   <w:u w:val="single" w:color="2E75B6"/>
                 </w:rPr>
-                <w:t xml:space="preserve">Intro to Chemistry</w:t>
+                <w:t xml:space="preserve">Chemical reactions introduction</w:t>
               </w:r>
             </w:hyperlink>
+          </w:p>
+          <w:p>
+            <w:pPr>
+              <w:spacing w:after="20" w:before="0"/>
+            </w:pPr>
+            <w:r>
+              <w:rPr>
+                <w:rFonts w:ascii="Arial" w:cs="Arial" w:eastAsia="Arial" w:hAnsi="Arial"/>
+                <w:i/>
+                <w:iCs/>
+                <w:color w:val="595959"/>
+                <w:sz w:val="16"/>
+                <w:szCs w:val="16"/>
+              </w:rPr>
+              <w:t xml:space="preserve">Related topic: not an exact match for this lesson.</w:t>
+            </w:r>
           </w:p>
           <w:p>
             <w:pPr>
@@ -30546,7 +31123,7 @@
               <w:spacing w:after="10" w:before="0"/>
               <w:ind w:left="120"/>
             </w:pPr>
-            <w:hyperlink w:history="1" r:id="rIdm6v8hysnxylcww1y7wvwh">
+            <w:hyperlink w:history="1" r:id="rIdki2sbghmmbs1bdzzhyg0g">
               <w:r>
                 <w:rPr>
                   <w:rFonts w:ascii="Arial" w:cs="Arial" w:eastAsia="Arial" w:hAnsi="Arial"/>
@@ -30591,7 +31168,7 @@
             <w:pPr>
               <w:spacing w:after="20" w:before="0"/>
             </w:pPr>
-            <w:hyperlink w:history="1" r:id="rIdlx92cshrjjx7wz6k18fqc">
+            <w:hyperlink w:history="1" r:id="rIdj105qa4uypwxivfrxoxny">
               <w:r>
                 <w:rPr>
                   <w:rFonts w:ascii="Arial" w:cs="Arial" w:eastAsia="Arial" w:hAnsi="Arial"/>
@@ -30600,9 +31177,25 @@
                   <w:szCs w:val="16"/>
                   <w:u w:val="single" w:color="2E75B6"/>
                 </w:rPr>
-                <w:t xml:space="preserve">Types of chemical bonds</w:t>
+                <w:t xml:space="preserve">Physical and chemical changes</w:t>
               </w:r>
             </w:hyperlink>
+          </w:p>
+          <w:p>
+            <w:pPr>
+              <w:spacing w:after="20" w:before="0"/>
+            </w:pPr>
+            <w:r>
+              <w:rPr>
+                <w:rFonts w:ascii="Arial" w:cs="Arial" w:eastAsia="Arial" w:hAnsi="Arial"/>
+                <w:i/>
+                <w:iCs/>
+                <w:color w:val="595959"/>
+                <w:sz w:val="16"/>
+                <w:szCs w:val="16"/>
+              </w:rPr>
+              <w:t xml:space="preserve">Related topic: not an exact match for this lesson.</w:t>
+            </w:r>
           </w:p>
           <w:p>
             <w:pPr>
@@ -30624,7 +31217,7 @@
               <w:spacing w:after="10" w:before="0"/>
               <w:ind w:left="120"/>
             </w:pPr>
-            <w:hyperlink w:history="1" r:id="rIda-t-sr251uav44mobb-ed">
+            <w:hyperlink w:history="1" r:id="rIdugtmi17errgl3j8uqdidc">
               <w:r>
                 <w:rPr>
                   <w:rFonts w:ascii="Arial" w:cs="Arial" w:eastAsia="Arial" w:hAnsi="Arial"/>
@@ -30819,7 +31412,7 @@
             <w:pPr>
               <w:spacing w:after="20" w:before="0"/>
             </w:pPr>
-            <w:hyperlink w:history="1" r:id="rId416p3yuukfipn8g2ncbvs">
+            <w:hyperlink w:history="1" r:id="rId-wh_g_j8rvkhykfva-ppr">
               <w:r>
                 <w:rPr>
                   <w:rFonts w:ascii="Arial" w:cs="Arial" w:eastAsia="Arial" w:hAnsi="Arial"/>
@@ -30828,9 +31421,25 @@
                   <w:szCs w:val="16"/>
                   <w:u w:val="single" w:color="2E75B6"/>
                 </w:rPr>
-                <w:t xml:space="preserve">Intro to Chemistry</w:t>
+                <w:t xml:space="preserve">Chemical reactions introduction</w:t>
               </w:r>
             </w:hyperlink>
+          </w:p>
+          <w:p>
+            <w:pPr>
+              <w:spacing w:after="20" w:before="0"/>
+            </w:pPr>
+            <w:r>
+              <w:rPr>
+                <w:rFonts w:ascii="Arial" w:cs="Arial" w:eastAsia="Arial" w:hAnsi="Arial"/>
+                <w:i/>
+                <w:iCs/>
+                <w:color w:val="595959"/>
+                <w:sz w:val="16"/>
+                <w:szCs w:val="16"/>
+              </w:rPr>
+              <w:t xml:space="preserve">Related topic: not an exact match for this lesson.</w:t>
+            </w:r>
           </w:p>
           <w:p>
             <w:pPr>
@@ -30852,7 +31461,7 @@
               <w:spacing w:after="10" w:before="0"/>
               <w:ind w:left="120"/>
             </w:pPr>
-            <w:hyperlink w:history="1" r:id="rIdru-dceixvuqacfcrwx78g">
+            <w:hyperlink w:history="1" r:id="rIdtuldtdkgj2itd6yweqra8">
               <w:r>
                 <w:rPr>
                   <w:rFonts w:ascii="Arial" w:cs="Arial" w:eastAsia="Arial" w:hAnsi="Arial"/>
@@ -30897,7 +31506,7 @@
             <w:pPr>
               <w:spacing w:after="20" w:before="0"/>
             </w:pPr>
-            <w:hyperlink w:history="1" r:id="rId98xlmaehroqusisx_ty_k">
+            <w:hyperlink w:history="1" r:id="rIddgyrhxzileetpbsjbtlnz">
               <w:r>
                 <w:rPr>
                   <w:rFonts w:ascii="Arial" w:cs="Arial" w:eastAsia="Arial" w:hAnsi="Arial"/>
@@ -30912,6 +31521,22 @@
           </w:p>
           <w:p>
             <w:pPr>
+              <w:spacing w:after="20" w:before="0"/>
+            </w:pPr>
+            <w:r>
+              <w:rPr>
+                <w:rFonts w:ascii="Arial" w:cs="Arial" w:eastAsia="Arial" w:hAnsi="Arial"/>
+                <w:i/>
+                <w:iCs/>
+                <w:color w:val="595959"/>
+                <w:sz w:val="16"/>
+                <w:szCs w:val="16"/>
+              </w:rPr>
+              <w:t xml:space="preserve">Related topic: not an exact match for this lesson.</w:t>
+            </w:r>
+          </w:p>
+          <w:p>
+            <w:pPr>
               <w:spacing w:after="10" w:before="0"/>
               <w:ind w:left="120"/>
             </w:pPr>
@@ -30930,7 +31555,7 @@
               <w:spacing w:after="10" w:before="0"/>
               <w:ind w:left="120"/>
             </w:pPr>
-            <w:hyperlink w:history="1" r:id="rId-hdnk_od92xhuykiqr8o3">
+            <w:hyperlink w:history="1" r:id="rIdjezoaejmm-phgnn3ehkck">
               <w:r>
                 <w:rPr>
                   <w:rFonts w:ascii="Arial" w:cs="Arial" w:eastAsia="Arial" w:hAnsi="Arial"/>
@@ -31125,7 +31750,7 @@
             <w:pPr>
               <w:spacing w:after="20" w:before="0"/>
             </w:pPr>
-            <w:hyperlink w:history="1" r:id="rIdkh-uidfjnay1znrret_46">
+            <w:hyperlink w:history="1" r:id="rIdtf7bo1qjkruznnxpaa4tw">
               <w:r>
                 <w:rPr>
                   <w:rFonts w:ascii="Arial" w:cs="Arial" w:eastAsia="Arial" w:hAnsi="Arial"/>
@@ -31134,9 +31759,25 @@
                   <w:szCs w:val="16"/>
                   <w:u w:val="single" w:color="2E75B6"/>
                 </w:rPr>
-                <w:t xml:space="preserve">Intro to Chemistry</w:t>
+                <w:t xml:space="preserve">Chemical reactions introduction</w:t>
               </w:r>
             </w:hyperlink>
+          </w:p>
+          <w:p>
+            <w:pPr>
+              <w:spacing w:after="20" w:before="0"/>
+            </w:pPr>
+            <w:r>
+              <w:rPr>
+                <w:rFonts w:ascii="Arial" w:cs="Arial" w:eastAsia="Arial" w:hAnsi="Arial"/>
+                <w:i/>
+                <w:iCs/>
+                <w:color w:val="595959"/>
+                <w:sz w:val="16"/>
+                <w:szCs w:val="16"/>
+              </w:rPr>
+              <w:t xml:space="preserve">Related topic: not an exact match for this lesson.</w:t>
+            </w:r>
           </w:p>
           <w:p>
             <w:pPr>
@@ -31158,7 +31799,7 @@
               <w:spacing w:after="10" w:before="0"/>
               <w:ind w:left="120"/>
             </w:pPr>
-            <w:hyperlink w:history="1" r:id="rId2jyo6nl5kbwiwf5mcnve_">
+            <w:hyperlink w:history="1" r:id="rIdd-objbz2ylag2zn2z5ido">
               <w:r>
                 <w:rPr>
                   <w:rFonts w:ascii="Arial" w:cs="Arial" w:eastAsia="Arial" w:hAnsi="Arial"/>
@@ -31203,7 +31844,7 @@
             <w:pPr>
               <w:spacing w:after="20" w:before="0"/>
             </w:pPr>
-            <w:hyperlink w:history="1" r:id="rIddlkv3l1edctpn1co2-bay">
+            <w:hyperlink w:history="1" r:id="rId0rsixvkfp0ktktw67-tv9">
               <w:r>
                 <w:rPr>
                   <w:rFonts w:ascii="Arial" w:cs="Arial" w:eastAsia="Arial" w:hAnsi="Arial"/>
@@ -31218,6 +31859,22 @@
           </w:p>
           <w:p>
             <w:pPr>
+              <w:spacing w:after="20" w:before="0"/>
+            </w:pPr>
+            <w:r>
+              <w:rPr>
+                <w:rFonts w:ascii="Arial" w:cs="Arial" w:eastAsia="Arial" w:hAnsi="Arial"/>
+                <w:i/>
+                <w:iCs/>
+                <w:color w:val="595959"/>
+                <w:sz w:val="16"/>
+                <w:szCs w:val="16"/>
+              </w:rPr>
+              <w:t xml:space="preserve">Related topic: not an exact match for this lesson.</w:t>
+            </w:r>
+          </w:p>
+          <w:p>
+            <w:pPr>
               <w:spacing w:after="10" w:before="0"/>
               <w:ind w:left="120"/>
             </w:pPr>
@@ -31236,7 +31893,7 @@
               <w:spacing w:after="10" w:before="0"/>
               <w:ind w:left="120"/>
             </w:pPr>
-            <w:hyperlink w:history="1" r:id="rIdzvszo9q4-46_dtbu9spt4">
+            <w:hyperlink w:history="1" r:id="rId6tbmuytnouhwpp8merquf">
               <w:r>
                 <w:rPr>
                   <w:rFonts w:ascii="Arial" w:cs="Arial" w:eastAsia="Arial" w:hAnsi="Arial"/>
@@ -31862,7 +32519,7 @@
         </w:rPr>
         <w:t xml:space="preserve">© 2026 SeaVuria and ARES. Aligned with KICD objectives. Developed by SeaVuria; technical implementation by ARES (with AI assistance from Claude). Licensed under </w:t>
       </w:r>
-      <w:hyperlink w:history="1" r:id="rIdreurmgxpm6spmngn3-zlr">
+      <w:hyperlink w:history="1" r:id="rIdc-ljlxpy3k8daloxpryrf">
         <w:r>
           <w:rPr>
             <w:rFonts w:ascii="Arial" w:cs="Arial" w:eastAsia="Arial" w:hAnsi="Arial"/>
@@ -31883,7 +32540,7 @@
         </w:rPr>
         <w:t xml:space="preserve"> (</w:t>
       </w:r>
-      <w:hyperlink w:history="1" r:id="rIdaeqv4wb8q2gnqeb7uohna">
+      <w:hyperlink w:history="1" r:id="rIdemq1eqbnjki5gtuolgnid">
         <w:r>
           <w:rPr>
             <w:rFonts w:ascii="Arial" w:cs="Arial" w:eastAsia="Arial" w:hAnsi="Arial"/>

--- a/data/outputs/v2/Chemistry/SS1.1_Introduction_to_Chemistry/Chemistry_Introduction_to_Chemistry_CBE_LessonSequence.docx
+++ b/data/outputs/v2/Chemistry/SS1.1_Introduction_to_Chemistry/Chemistry_Introduction_to_Chemistry_CBE_LessonSequence.docx
@@ -2399,7 +2399,7 @@
         </w:rPr>
         <w:t xml:space="preserve">© 2026 SeaVuria and ARES. This work is licensed under a </w:t>
       </w:r>
-      <w:hyperlink w:history="1" r:id="rIdocvjqciqs2gvusvru_5yi">
+      <w:hyperlink w:history="1" r:id="rIdmsvcvz15tqt8hg6co8toy">
         <w:r>
           <w:rPr>
             <w:rFonts w:ascii="Arial" w:cs="Arial" w:eastAsia="Arial" w:hAnsi="Arial"/>
@@ -2419,7 +2419,7 @@
         </w:rPr>
         <w:t xml:space="preserve"> (</w:t>
       </w:r>
-      <w:hyperlink w:history="1" r:id="rIdvltoeznjmghgi99bma9ct">
+      <w:hyperlink w:history="1" r:id="rIdheo7auix5amitb1das0ci">
         <w:r>
           <w:rPr>
             <w:rFonts w:ascii="Arial" w:cs="Arial" w:eastAsia="Arial" w:hAnsi="Arial"/>
@@ -2439,7 +2439,7 @@
         </w:rPr>
         <w:t xml:space="preserve">). To view a copy of this license, visit </w:t>
       </w:r>
-      <w:hyperlink w:history="1" r:id="rIdjjb6rqjpzq8qwwl3xzhag">
+      <w:hyperlink w:history="1" r:id="rId45ftmsemmpdrzfspcs6tv">
         <w:r>
           <w:rPr>
             <w:rFonts w:ascii="Arial" w:cs="Arial" w:eastAsia="Arial" w:hAnsi="Arial"/>
@@ -3451,7 +3451,7 @@
             <w:pPr>
               <w:spacing w:after="20" w:before="0"/>
             </w:pPr>
-            <w:hyperlink w:history="1" r:id="rIdxi6zquug9yr66unjpt0sv">
+            <w:hyperlink w:history="1" r:id="rId5d19uatduuycrwgjkoweb">
               <w:r>
                 <w:rPr>
                   <w:rFonts w:ascii="Arial" w:cs="Arial" w:eastAsia="Arial" w:hAnsi="Arial"/>
@@ -3484,7 +3484,7 @@
               <w:spacing w:after="10" w:before="0"/>
               <w:ind w:left="120"/>
             </w:pPr>
-            <w:hyperlink w:history="1" r:id="rId5w4q9njixbzhbjuevgrpb">
+            <w:hyperlink w:history="1" r:id="rId3cfa36njdbytxngg-egbo">
               <w:r>
                 <w:rPr>
                   <w:rFonts w:ascii="Arial" w:cs="Arial" w:eastAsia="Arial" w:hAnsi="Arial"/>
@@ -3529,7 +3529,7 @@
             <w:pPr>
               <w:spacing w:after="20" w:before="0"/>
             </w:pPr>
-            <w:hyperlink w:history="1" r:id="rId43s2w-whglhym5x5-upnn">
+            <w:hyperlink w:history="1" r:id="rId3ejqhhfghg5dcl_mcqh-7">
               <w:r>
                 <w:rPr>
                   <w:rFonts w:ascii="Arial" w:cs="Arial" w:eastAsia="Arial" w:hAnsi="Arial"/>
@@ -3562,7 +3562,7 @@
               <w:spacing w:after="10" w:before="0"/>
               <w:ind w:left="120"/>
             </w:pPr>
-            <w:hyperlink w:history="1" r:id="rIdymsptwne8_jky4w_7bp6w">
+            <w:hyperlink w:history="1" r:id="rIdoiqbfa983vrqedpthj0hy">
               <w:r>
                 <w:rPr>
                   <w:rFonts w:ascii="Arial" w:cs="Arial" w:eastAsia="Arial" w:hAnsi="Arial"/>
@@ -3757,7 +3757,7 @@
             <w:pPr>
               <w:spacing w:after="20" w:before="0"/>
             </w:pPr>
-            <w:hyperlink w:history="1" r:id="rIdjy3t6awmf8noh0z1znmd1">
+            <w:hyperlink w:history="1" r:id="rIdrorkdnpd9iahbvhf4rb7x">
               <w:r>
                 <w:rPr>
                   <w:rFonts w:ascii="Arial" w:cs="Arial" w:eastAsia="Arial" w:hAnsi="Arial"/>
@@ -3790,7 +3790,7 @@
               <w:spacing w:after="10" w:before="0"/>
               <w:ind w:left="120"/>
             </w:pPr>
-            <w:hyperlink w:history="1" r:id="rId1wgbxszprwdqulz38edng">
+            <w:hyperlink w:history="1" r:id="rIdzzgfxfcccaxopbm8iulz-">
               <w:r>
                 <w:rPr>
                   <w:rFonts w:ascii="Arial" w:cs="Arial" w:eastAsia="Arial" w:hAnsi="Arial"/>
@@ -3835,7 +3835,7 @@
             <w:pPr>
               <w:spacing w:after="20" w:before="0"/>
             </w:pPr>
-            <w:hyperlink w:history="1" r:id="rIdbk1agmltksh3jfca6m7bb">
+            <w:hyperlink w:history="1" r:id="rIdd5qx3nobodmmxgffofjka">
               <w:r>
                 <w:rPr>
                   <w:rFonts w:ascii="Arial" w:cs="Arial" w:eastAsia="Arial" w:hAnsi="Arial"/>
@@ -3868,7 +3868,7 @@
               <w:spacing w:after="10" w:before="0"/>
               <w:ind w:left="120"/>
             </w:pPr>
-            <w:hyperlink w:history="1" r:id="rIdqmhz3irrehwrvxcmt2zlc">
+            <w:hyperlink w:history="1" r:id="rIdkn_xzq5yjvovftmvtjmz3">
               <w:r>
                 <w:rPr>
                   <w:rFonts w:ascii="Arial" w:cs="Arial" w:eastAsia="Arial" w:hAnsi="Arial"/>
@@ -4063,7 +4063,7 @@
             <w:pPr>
               <w:spacing w:after="20" w:before="0"/>
             </w:pPr>
-            <w:hyperlink w:history="1" r:id="rId3gltrsj-b8xyvey8vnxut">
+            <w:hyperlink w:history="1" r:id="rIdbgunwszo8en-mifz4qiej">
               <w:r>
                 <w:rPr>
                   <w:rFonts w:ascii="Arial" w:cs="Arial" w:eastAsia="Arial" w:hAnsi="Arial"/>
@@ -4096,7 +4096,7 @@
               <w:spacing w:after="10" w:before="0"/>
               <w:ind w:left="120"/>
             </w:pPr>
-            <w:hyperlink w:history="1" r:id="rIdnmg0n0czk38eizxconnzp">
+            <w:hyperlink w:history="1" r:id="rIdzpkn_qvuqbj0y9mslqddp">
               <w:r>
                 <w:rPr>
                   <w:rFonts w:ascii="Arial" w:cs="Arial" w:eastAsia="Arial" w:hAnsi="Arial"/>
@@ -4141,7 +4141,7 @@
             <w:pPr>
               <w:spacing w:after="20" w:before="0"/>
             </w:pPr>
-            <w:hyperlink w:history="1" r:id="rIdcrg_z4pvadjkwh66ayglm">
+            <w:hyperlink w:history="1" r:id="rIdx73yibm6i1zhnric8crzd">
               <w:r>
                 <w:rPr>
                   <w:rFonts w:ascii="Arial" w:cs="Arial" w:eastAsia="Arial" w:hAnsi="Arial"/>
@@ -4174,7 +4174,7 @@
               <w:spacing w:after="10" w:before="0"/>
               <w:ind w:left="120"/>
             </w:pPr>
-            <w:hyperlink w:history="1" r:id="rIdmnhcv04potgtsr6prv6qk">
+            <w:hyperlink w:history="1" r:id="rIdubaccpkbrwl29pie9232s">
               <w:r>
                 <w:rPr>
                   <w:rFonts w:ascii="Arial" w:cs="Arial" w:eastAsia="Arial" w:hAnsi="Arial"/>
@@ -4369,7 +4369,7 @@
             <w:pPr>
               <w:spacing w:after="20" w:before="0"/>
             </w:pPr>
-            <w:hyperlink w:history="1" r:id="rIdxg5bnjunb3bgvjf6zmj6y">
+            <w:hyperlink w:history="1" r:id="rIdm0foegpjwl0sos4bcm0rk">
               <w:r>
                 <w:rPr>
                   <w:rFonts w:ascii="Arial" w:cs="Arial" w:eastAsia="Arial" w:hAnsi="Arial"/>
@@ -4402,7 +4402,7 @@
               <w:spacing w:after="10" w:before="0"/>
               <w:ind w:left="120"/>
             </w:pPr>
-            <w:hyperlink w:history="1" r:id="rIdikmcxzuxkjrl1nqhrwmgx">
+            <w:hyperlink w:history="1" r:id="rIdpkezsxxvecy-xpspz-xui">
               <w:r>
                 <w:rPr>
                   <w:rFonts w:ascii="Arial" w:cs="Arial" w:eastAsia="Arial" w:hAnsi="Arial"/>
@@ -4447,7 +4447,7 @@
             <w:pPr>
               <w:spacing w:after="20" w:before="0"/>
             </w:pPr>
-            <w:hyperlink w:history="1" r:id="rId4nsdjlin7-3zi34zlvqgp">
+            <w:hyperlink w:history="1" r:id="rId9e9sbj-7epguttxtaa600">
               <w:r>
                 <w:rPr>
                   <w:rFonts w:ascii="Arial" w:cs="Arial" w:eastAsia="Arial" w:hAnsi="Arial"/>
@@ -4480,7 +4480,7 @@
               <w:spacing w:after="10" w:before="0"/>
               <w:ind w:left="120"/>
             </w:pPr>
-            <w:hyperlink w:history="1" r:id="rIdvzrrj_iatidn71lbcohre">
+            <w:hyperlink w:history="1" r:id="rIdkk0uzelxovhl-bmhcgdmx">
               <w:r>
                 <w:rPr>
                   <w:rFonts w:ascii="Arial" w:cs="Arial" w:eastAsia="Arial" w:hAnsi="Arial"/>
@@ -4675,7 +4675,7 @@
             <w:pPr>
               <w:spacing w:after="20" w:before="0"/>
             </w:pPr>
-            <w:hyperlink w:history="1" r:id="rIdqok0-b_tocyauo7bhittw">
+            <w:hyperlink w:history="1" r:id="rId3hs0zpsy1x63x8ynbbni0">
               <w:r>
                 <w:rPr>
                   <w:rFonts w:ascii="Arial" w:cs="Arial" w:eastAsia="Arial" w:hAnsi="Arial"/>
@@ -4708,7 +4708,7 @@
               <w:spacing w:after="10" w:before="0"/>
               <w:ind w:left="120"/>
             </w:pPr>
-            <w:hyperlink w:history="1" r:id="rIdobu72ofcoshj9c4iquywp">
+            <w:hyperlink w:history="1" r:id="rIdp_jegagpvbtmbqjprjfc7">
               <w:r>
                 <w:rPr>
                   <w:rFonts w:ascii="Arial" w:cs="Arial" w:eastAsia="Arial" w:hAnsi="Arial"/>
@@ -4753,7 +4753,7 @@
             <w:pPr>
               <w:spacing w:after="20" w:before="0"/>
             </w:pPr>
-            <w:hyperlink w:history="1" r:id="rIdhojuhyi2i89pv7ivslfzx">
+            <w:hyperlink w:history="1" r:id="rIdcoub8rpewdgw578kucseo">
               <w:r>
                 <w:rPr>
                   <w:rFonts w:ascii="Arial" w:cs="Arial" w:eastAsia="Arial" w:hAnsi="Arial"/>
@@ -4786,7 +4786,7 @@
               <w:spacing w:after="10" w:before="0"/>
               <w:ind w:left="120"/>
             </w:pPr>
-            <w:hyperlink w:history="1" r:id="rIdphswj5i__5qz4d6wyxtx9">
+            <w:hyperlink w:history="1" r:id="rIdfeswzo_m9jplki92qy2wj">
               <w:r>
                 <w:rPr>
                   <w:rFonts w:ascii="Arial" w:cs="Arial" w:eastAsia="Arial" w:hAnsi="Arial"/>
@@ -5298,7 +5298,7 @@
         </w:rPr>
         <w:t xml:space="preserve">© 2026 SeaVuria and ARES. Aligned with KICD objectives. Developed by SeaVuria; technical implementation by ARES (with AI assistance from Claude). Licensed under </w:t>
       </w:r>
-      <w:hyperlink w:history="1" r:id="rIdbngugg2cewxqdvu3mcvxh">
+      <w:hyperlink w:history="1" r:id="rId53mcqrnthsxrwpzkhk6td">
         <w:r>
           <w:rPr>
             <w:rFonts w:ascii="Arial" w:cs="Arial" w:eastAsia="Arial" w:hAnsi="Arial"/>
@@ -5319,7 +5319,7 @@
         </w:rPr>
         <w:t xml:space="preserve"> (</w:t>
       </w:r>
-      <w:hyperlink w:history="1" r:id="rIded3akqp97rsadlmczicu2">
+      <w:hyperlink w:history="1" r:id="rIdmxea97jymozsnwlfrciac">
         <w:r>
           <w:rPr>
             <w:rFonts w:ascii="Arial" w:cs="Arial" w:eastAsia="Arial" w:hAnsi="Arial"/>
@@ -6349,7 +6349,7 @@
               <w:spacing w:after="10" w:before="0"/>
               <w:ind w:left="120"/>
             </w:pPr>
-            <w:hyperlink w:history="1" r:id="rIdwskmy7-e9d11o8i1djeqh">
+            <w:hyperlink w:history="1" r:id="rIddj4u2moidk3dbrsab-iz_">
               <w:r>
                 <w:rPr>
                   <w:rFonts w:ascii="Arial" w:cs="Arial" w:eastAsia="Arial" w:hAnsi="Arial"/>
@@ -6409,7 +6409,7 @@
             <w:pPr>
               <w:spacing w:after="20" w:before="0"/>
             </w:pPr>
-            <w:hyperlink w:history="1" r:id="rId0ah6l4flg6ox_uj7htcnv">
+            <w:hyperlink w:history="1" r:id="rIds7svcqlyjkmntygufncid">
               <w:r>
                 <w:rPr>
                   <w:rFonts w:ascii="Arial" w:cs="Arial" w:eastAsia="Arial" w:hAnsi="Arial"/>
@@ -6458,7 +6458,7 @@
               <w:spacing w:after="10" w:before="0"/>
               <w:ind w:left="120"/>
             </w:pPr>
-            <w:hyperlink w:history="1" r:id="rIdsubkjd-prf32xlxbpxjnz">
+            <w:hyperlink w:history="1" r:id="rIdnxoo3nnno5rxuzd_dfogd">
               <w:r>
                 <w:rPr>
                   <w:rFonts w:ascii="Arial" w:cs="Arial" w:eastAsia="Arial" w:hAnsi="Arial"/>
@@ -6670,7 +6670,7 @@
               <w:spacing w:after="10" w:before="0"/>
               <w:ind w:left="120"/>
             </w:pPr>
-            <w:hyperlink w:history="1" r:id="rIdajtrrihiugcgvs95e1lsd">
+            <w:hyperlink w:history="1" r:id="rId2gq4z0a765aqvlbheukmk">
               <w:r>
                 <w:rPr>
                   <w:rFonts w:ascii="Arial" w:cs="Arial" w:eastAsia="Arial" w:hAnsi="Arial"/>
@@ -6730,7 +6730,7 @@
             <w:pPr>
               <w:spacing w:after="20" w:before="0"/>
             </w:pPr>
-            <w:hyperlink w:history="1" r:id="rIdlqyg-zam5cghwkzcd2m3w">
+            <w:hyperlink w:history="1" r:id="rIdst4cmg8rrtgirjb6ru4aj">
               <w:r>
                 <w:rPr>
                   <w:rFonts w:ascii="Arial" w:cs="Arial" w:eastAsia="Arial" w:hAnsi="Arial"/>
@@ -6779,7 +6779,7 @@
               <w:spacing w:after="10" w:before="0"/>
               <w:ind w:left="120"/>
             </w:pPr>
-            <w:hyperlink w:history="1" r:id="rIdjcm8bgmehnjphig_gp04v">
+            <w:hyperlink w:history="1" r:id="rIdegnekkqaicr3tnlozkyhq">
               <w:r>
                 <w:rPr>
                   <w:rFonts w:ascii="Arial" w:cs="Arial" w:eastAsia="Arial" w:hAnsi="Arial"/>
@@ -6991,7 +6991,7 @@
               <w:spacing w:after="10" w:before="0"/>
               <w:ind w:left="120"/>
             </w:pPr>
-            <w:hyperlink w:history="1" r:id="rIdyyfjgqclbyofj2dnnuyzi">
+            <w:hyperlink w:history="1" r:id="rIdkt7taselxgxac7rwerrw4">
               <w:r>
                 <w:rPr>
                   <w:rFonts w:ascii="Arial" w:cs="Arial" w:eastAsia="Arial" w:hAnsi="Arial"/>
@@ -7051,7 +7051,7 @@
             <w:pPr>
               <w:spacing w:after="20" w:before="0"/>
             </w:pPr>
-            <w:hyperlink w:history="1" r:id="rIdxcyduiq3ufldlfqrcqds9">
+            <w:hyperlink w:history="1" r:id="rId_adhmyj1qso-5ynkjvfnl">
               <w:r>
                 <w:rPr>
                   <w:rFonts w:ascii="Arial" w:cs="Arial" w:eastAsia="Arial" w:hAnsi="Arial"/>
@@ -7100,7 +7100,7 @@
               <w:spacing w:after="10" w:before="0"/>
               <w:ind w:left="120"/>
             </w:pPr>
-            <w:hyperlink w:history="1" r:id="rIdl_tgywt1cdw0y6fww3swy">
+            <w:hyperlink w:history="1" r:id="rIduzcui1ltq_r57hshh5mrx">
               <w:r>
                 <w:rPr>
                   <w:rFonts w:ascii="Arial" w:cs="Arial" w:eastAsia="Arial" w:hAnsi="Arial"/>
@@ -7312,7 +7312,7 @@
               <w:spacing w:after="10" w:before="0"/>
               <w:ind w:left="120"/>
             </w:pPr>
-            <w:hyperlink w:history="1" r:id="rIdytuep_0zmqjszojml312j">
+            <w:hyperlink w:history="1" r:id="rIdpbvjhj4970jfl1zagfkk3">
               <w:r>
                 <w:rPr>
                   <w:rFonts w:ascii="Arial" w:cs="Arial" w:eastAsia="Arial" w:hAnsi="Arial"/>
@@ -7372,7 +7372,7 @@
             <w:pPr>
               <w:spacing w:after="20" w:before="0"/>
             </w:pPr>
-            <w:hyperlink w:history="1" r:id="rIdwiutr6b8abjfhfjnpypcz">
+            <w:hyperlink w:history="1" r:id="rIde64hhber7vb4p-fcnki51">
               <w:r>
                 <w:rPr>
                   <w:rFonts w:ascii="Arial" w:cs="Arial" w:eastAsia="Arial" w:hAnsi="Arial"/>
@@ -7421,7 +7421,7 @@
               <w:spacing w:after="10" w:before="0"/>
               <w:ind w:left="120"/>
             </w:pPr>
-            <w:hyperlink w:history="1" r:id="rIdi-q3n3pdn6qthosqhrcwp">
+            <w:hyperlink w:history="1" r:id="rIdxho_xfvr84lce_dw75q_e">
               <w:r>
                 <w:rPr>
                   <w:rFonts w:ascii="Arial" w:cs="Arial" w:eastAsia="Arial" w:hAnsi="Arial"/>
@@ -7633,7 +7633,7 @@
               <w:spacing w:after="10" w:before="0"/>
               <w:ind w:left="120"/>
             </w:pPr>
-            <w:hyperlink w:history="1" r:id="rIdem_zs3c33gnzx5bky93w6">
+            <w:hyperlink w:history="1" r:id="rId6yqfskiybfnmc9bf95r45">
               <w:r>
                 <w:rPr>
                   <w:rFonts w:ascii="Arial" w:cs="Arial" w:eastAsia="Arial" w:hAnsi="Arial"/>
@@ -7693,7 +7693,7 @@
             <w:pPr>
               <w:spacing w:after="20" w:before="0"/>
             </w:pPr>
-            <w:hyperlink w:history="1" r:id="rIdkiyhho_k5gcfg_4lbsuy2">
+            <w:hyperlink w:history="1" r:id="rIdicktm89d-vgi47bs7sddi">
               <w:r>
                 <w:rPr>
                   <w:rFonts w:ascii="Arial" w:cs="Arial" w:eastAsia="Arial" w:hAnsi="Arial"/>
@@ -7742,7 +7742,7 @@
               <w:spacing w:after="10" w:before="0"/>
               <w:ind w:left="120"/>
             </w:pPr>
-            <w:hyperlink w:history="1" r:id="rIdyra1d_yzassghllqrgl5t">
+            <w:hyperlink w:history="1" r:id="rIdotqe3bimwmz57mhxbuypg">
               <w:r>
                 <w:rPr>
                   <w:rFonts w:ascii="Arial" w:cs="Arial" w:eastAsia="Arial" w:hAnsi="Arial"/>
@@ -8368,7 +8368,7 @@
         </w:rPr>
         <w:t xml:space="preserve">© 2026 SeaVuria and ARES. Aligned with KICD objectives. Developed by SeaVuria; technical implementation by ARES (with AI assistance from Claude). Licensed under </w:t>
       </w:r>
-      <w:hyperlink w:history="1" r:id="rIdcztgn1op3hicwegk7ctvb">
+      <w:hyperlink w:history="1" r:id="rIdlu3jaqpv1adieruddwdws">
         <w:r>
           <w:rPr>
             <w:rFonts w:ascii="Arial" w:cs="Arial" w:eastAsia="Arial" w:hAnsi="Arial"/>
@@ -8389,7 +8389,7 @@
         </w:rPr>
         <w:t xml:space="preserve"> (</w:t>
       </w:r>
-      <w:hyperlink w:history="1" r:id="rIdefwispiedwgiazgzj9uv1">
+      <w:hyperlink w:history="1" r:id="rIdrpus0fgh632aed7kvguhy">
         <w:r>
           <w:rPr>
             <w:rFonts w:ascii="Arial" w:cs="Arial" w:eastAsia="Arial" w:hAnsi="Arial"/>
@@ -9419,7 +9419,7 @@
               <w:spacing w:after="10" w:before="0"/>
               <w:ind w:left="120"/>
             </w:pPr>
-            <w:hyperlink w:history="1" r:id="rIdl504lsx7gy_v4x5jgv4ib">
+            <w:hyperlink w:history="1" r:id="rIdz3qbv74z2zvzlree3cs7n">
               <w:r>
                 <w:rPr>
                   <w:rFonts w:ascii="Arial" w:cs="Arial" w:eastAsia="Arial" w:hAnsi="Arial"/>
@@ -9496,7 +9496,7 @@
               <w:spacing w:after="10" w:before="0"/>
               <w:ind w:left="120"/>
             </w:pPr>
-            <w:hyperlink w:history="1" r:id="rId_u69kj58yvq57wls7ohee">
+            <w:hyperlink w:history="1" r:id="rIdumskwc4dz_ihov5xlnciz">
               <w:r>
                 <w:rPr>
                   <w:rFonts w:ascii="Arial" w:cs="Arial" w:eastAsia="Arial" w:hAnsi="Arial"/>
@@ -9553,7 +9553,7 @@
                 <w:sz w:val="18"/>
                 <w:szCs w:val="18"/>
               </w:rPr>
-              <w:t xml:space="preserve">Learners are shown the list of chapati ingredients written on the board: wheat flour (from maize/wheat farms), water, cooking oil, salt. The teacher asks: 'Before any of these ingredients reached your kitchen, Chemistry was already at work. Where? How?' Learners individually write three predictions in their exercise books about how Chemistry might be involved in producing or preserving any one of these ingredients. After writing, learners share predictions with a shoulder partner for 2 minutes.</w:t>
+              <w:t xml:space="preserve">Learners are shown the list of chapati ingredients written on the board: wheat flour (from wheat farms), water, cooking oil, salt. The teacher asks: 'Before any of these ingredients reached your kitchen, Chemistry was already at work. Where? How?' Learners individually write three predictions in their exercise books about how Chemistry might be involved in producing or preserving any one of these ingredients. After writing, learners share predictions with a shoulder partner for 2 minutes.</w:t>
             </w:r>
           </w:p>
         </w:tc>
@@ -9723,7 +9723,7 @@
               <w:spacing w:after="10" w:before="0"/>
               <w:ind w:left="120"/>
             </w:pPr>
-            <w:hyperlink w:history="1" r:id="rIdezwbsmjidwegj67w5jkvr">
+            <w:hyperlink w:history="1" r:id="rIddbdi_59-gcc-ml_yqnkmi">
               <w:r>
                 <w:rPr>
                   <w:rFonts w:ascii="Arial" w:cs="Arial" w:eastAsia="Arial" w:hAnsi="Arial"/>
@@ -9800,7 +9800,7 @@
               <w:spacing w:after="10" w:before="0"/>
               <w:ind w:left="120"/>
             </w:pPr>
-            <w:hyperlink w:history="1" r:id="rIdvofo0nhtd5d-2amuvuj_i">
+            <w:hyperlink w:history="1" r:id="rIdah1x-dewqbn0nb9erfvwb">
               <w:r>
                 <w:rPr>
                   <w:rFonts w:ascii="Arial" w:cs="Arial" w:eastAsia="Arial" w:hAnsi="Arial"/>
@@ -10027,7 +10027,7 @@
               <w:spacing w:after="10" w:before="0"/>
               <w:ind w:left="120"/>
             </w:pPr>
-            <w:hyperlink w:history="1" r:id="rIdtqqdkcynknyr2tlon5kiw">
+            <w:hyperlink w:history="1" r:id="rId7k1r-m_ylqnx50rerzlmw">
               <w:r>
                 <w:rPr>
                   <w:rFonts w:ascii="Arial" w:cs="Arial" w:eastAsia="Arial" w:hAnsi="Arial"/>
@@ -10104,7 +10104,7 @@
               <w:spacing w:after="10" w:before="0"/>
               <w:ind w:left="120"/>
             </w:pPr>
-            <w:hyperlink w:history="1" r:id="rIddcfammn2kt-jcoty0nnwe">
+            <w:hyperlink w:history="1" r:id="rIdzfxk18rup_z2etqdqbmtg">
               <w:r>
                 <w:rPr>
                   <w:rFonts w:ascii="Arial" w:cs="Arial" w:eastAsia="Arial" w:hAnsi="Arial"/>
@@ -10331,7 +10331,7 @@
               <w:spacing w:after="10" w:before="0"/>
               <w:ind w:left="120"/>
             </w:pPr>
-            <w:hyperlink w:history="1" r:id="rIdllnbpiljwv2aierrjjdlo">
+            <w:hyperlink w:history="1" r:id="rIdvgb504y3jy4lpx06lms0x">
               <w:r>
                 <w:rPr>
                   <w:rFonts w:ascii="Arial" w:cs="Arial" w:eastAsia="Arial" w:hAnsi="Arial"/>
@@ -10408,7 +10408,7 @@
               <w:spacing w:after="10" w:before="0"/>
               <w:ind w:left="120"/>
             </w:pPr>
-            <w:hyperlink w:history="1" r:id="rIdora15yhgloptbtwblajln">
+            <w:hyperlink w:history="1" r:id="rIdw_afs8vochpny_6bxp7oo">
               <w:r>
                 <w:rPr>
                   <w:rFonts w:ascii="Arial" w:cs="Arial" w:eastAsia="Arial" w:hAnsi="Arial"/>
@@ -10635,7 +10635,7 @@
               <w:spacing w:after="10" w:before="0"/>
               <w:ind w:left="120"/>
             </w:pPr>
-            <w:hyperlink w:history="1" r:id="rIdkhbqs1xzyy1rif6ujpp1w">
+            <w:hyperlink w:history="1" r:id="rIdysa1er8txraefuapjbyhc">
               <w:r>
                 <w:rPr>
                   <w:rFonts w:ascii="Arial" w:cs="Arial" w:eastAsia="Arial" w:hAnsi="Arial"/>
@@ -10712,7 +10712,7 @@
               <w:spacing w:after="10" w:before="0"/>
               <w:ind w:left="120"/>
             </w:pPr>
-            <w:hyperlink w:history="1" r:id="rIdfvig5-onvsjklzjwbv7f2">
+            <w:hyperlink w:history="1" r:id="rIdrgunxtkmwmhm2-hzjm1_i">
               <w:r>
                 <w:rPr>
                   <w:rFonts w:ascii="Arial" w:cs="Arial" w:eastAsia="Arial" w:hAnsi="Arial"/>
@@ -11239,7 +11239,7 @@
         </w:rPr>
         <w:t xml:space="preserve">© 2026 SeaVuria and ARES. Aligned with KICD objectives. Developed by SeaVuria; technical implementation by ARES (with AI assistance from Claude). Licensed under </w:t>
       </w:r>
-      <w:hyperlink w:history="1" r:id="rIdqvvhkgnpyy-kdfl7iztq_">
+      <w:hyperlink w:history="1" r:id="rIdwpo_ujgeso15v9wvikf8g">
         <w:r>
           <w:rPr>
             <w:rFonts w:ascii="Arial" w:cs="Arial" w:eastAsia="Arial" w:hAnsi="Arial"/>
@@ -11260,7 +11260,7 @@
         </w:rPr>
         <w:t xml:space="preserve"> (</w:t>
       </w:r>
-      <w:hyperlink w:history="1" r:id="rIdyomqt2zinpua39pwopfzx">
+      <w:hyperlink w:history="1" r:id="rIdmy7xzjbyktetboe3ygo54">
         <w:r>
           <w:rPr>
             <w:rFonts w:ascii="Arial" w:cs="Arial" w:eastAsia="Arial" w:hAnsi="Arial"/>
@@ -12290,7 +12290,7 @@
               <w:spacing w:after="10" w:before="0"/>
               <w:ind w:left="120"/>
             </w:pPr>
-            <w:hyperlink w:history="1" r:id="rIdfyb4dfyzpkujz-jrl6ocv">
+            <w:hyperlink w:history="1" r:id="rIdkv-woxyybj7dbvc6ixbpo">
               <w:r>
                 <w:rPr>
                   <w:rFonts w:ascii="Arial" w:cs="Arial" w:eastAsia="Arial" w:hAnsi="Arial"/>
@@ -12350,7 +12350,7 @@
             <w:pPr>
               <w:spacing w:after="20" w:before="0"/>
             </w:pPr>
-            <w:hyperlink w:history="1" r:id="rIdmnx0rjbcgygwbufwyjgoh">
+            <w:hyperlink w:history="1" r:id="rId6f8478qqtpnbdrknqtlhf">
               <w:r>
                 <w:rPr>
                   <w:rFonts w:ascii="Arial" w:cs="Arial" w:eastAsia="Arial" w:hAnsi="Arial"/>
@@ -12399,7 +12399,7 @@
               <w:spacing w:after="10" w:before="0"/>
               <w:ind w:left="120"/>
             </w:pPr>
-            <w:hyperlink w:history="1" r:id="rIdznae5idjwxenqcwusrqp4">
+            <w:hyperlink w:history="1" r:id="rIdidm9wptuq2fjdemdtiw3r">
               <w:r>
                 <w:rPr>
                   <w:rFonts w:ascii="Arial" w:cs="Arial" w:eastAsia="Arial" w:hAnsi="Arial"/>
@@ -12611,7 +12611,7 @@
               <w:spacing w:after="10" w:before="0"/>
               <w:ind w:left="120"/>
             </w:pPr>
-            <w:hyperlink w:history="1" r:id="rIdgu3cwvyb6nh25ritjjne4">
+            <w:hyperlink w:history="1" r:id="rIdsgecyoh2nteuowckymicb">
               <w:r>
                 <w:rPr>
                   <w:rFonts w:ascii="Arial" w:cs="Arial" w:eastAsia="Arial" w:hAnsi="Arial"/>
@@ -12671,7 +12671,7 @@
             <w:pPr>
               <w:spacing w:after="20" w:before="0"/>
             </w:pPr>
-            <w:hyperlink w:history="1" r:id="rIdubglioxxia3xbdayed6uc">
+            <w:hyperlink w:history="1" r:id="rIduihyhm2vxuhiummczsjsq">
               <w:r>
                 <w:rPr>
                   <w:rFonts w:ascii="Arial" w:cs="Arial" w:eastAsia="Arial" w:hAnsi="Arial"/>
@@ -12720,7 +12720,7 @@
               <w:spacing w:after="10" w:before="0"/>
               <w:ind w:left="120"/>
             </w:pPr>
-            <w:hyperlink w:history="1" r:id="rIdmw1vinbd3-ligcuaarlud">
+            <w:hyperlink w:history="1" r:id="rIdnrke1zylbtoln8stx7k1m">
               <w:r>
                 <w:rPr>
                   <w:rFonts w:ascii="Arial" w:cs="Arial" w:eastAsia="Arial" w:hAnsi="Arial"/>
@@ -12932,7 +12932,7 @@
               <w:spacing w:after="10" w:before="0"/>
               <w:ind w:left="120"/>
             </w:pPr>
-            <w:hyperlink w:history="1" r:id="rIdzyt42bpijoeccxv35vi-z">
+            <w:hyperlink w:history="1" r:id="rIdxwekjgwfn_p4pumor6fuy">
               <w:r>
                 <w:rPr>
                   <w:rFonts w:ascii="Arial" w:cs="Arial" w:eastAsia="Arial" w:hAnsi="Arial"/>
@@ -12992,7 +12992,7 @@
             <w:pPr>
               <w:spacing w:after="20" w:before="0"/>
             </w:pPr>
-            <w:hyperlink w:history="1" r:id="rIdylpq5na94-vs9kgxvssfr">
+            <w:hyperlink w:history="1" r:id="rIdqchgz2m08yb3kpvd5qyhg">
               <w:r>
                 <w:rPr>
                   <w:rFonts w:ascii="Arial" w:cs="Arial" w:eastAsia="Arial" w:hAnsi="Arial"/>
@@ -13041,7 +13041,7 @@
               <w:spacing w:after="10" w:before="0"/>
               <w:ind w:left="120"/>
             </w:pPr>
-            <w:hyperlink w:history="1" r:id="rIdbxqtj4cjjeyp-n6o_6ulu">
+            <w:hyperlink w:history="1" r:id="rIdyjg_vttpedbql8_9l80o_">
               <w:r>
                 <w:rPr>
                   <w:rFonts w:ascii="Arial" w:cs="Arial" w:eastAsia="Arial" w:hAnsi="Arial"/>
@@ -13253,7 +13253,7 @@
               <w:spacing w:after="10" w:before="0"/>
               <w:ind w:left="120"/>
             </w:pPr>
-            <w:hyperlink w:history="1" r:id="rIdwtlgujjevbq_7p-7ykswp">
+            <w:hyperlink w:history="1" r:id="rIda7cmflyqlohtq010f-q94">
               <w:r>
                 <w:rPr>
                   <w:rFonts w:ascii="Arial" w:cs="Arial" w:eastAsia="Arial" w:hAnsi="Arial"/>
@@ -13313,7 +13313,7 @@
             <w:pPr>
               <w:spacing w:after="20" w:before="0"/>
             </w:pPr>
-            <w:hyperlink w:history="1" r:id="rIdlb8w_yjqxpvkrfzn25xue">
+            <w:hyperlink w:history="1" r:id="rIdjjm4yw--aheid2efbsacb">
               <w:r>
                 <w:rPr>
                   <w:rFonts w:ascii="Arial" w:cs="Arial" w:eastAsia="Arial" w:hAnsi="Arial"/>
@@ -13362,7 +13362,7 @@
               <w:spacing w:after="10" w:before="0"/>
               <w:ind w:left="120"/>
             </w:pPr>
-            <w:hyperlink w:history="1" r:id="rIdtye-hqxtpgrb0qbjsodnp">
+            <w:hyperlink w:history="1" r:id="rIdjiecyrbunwduvzpqhtisa">
               <w:r>
                 <w:rPr>
                   <w:rFonts w:ascii="Arial" w:cs="Arial" w:eastAsia="Arial" w:hAnsi="Arial"/>
@@ -13404,7 +13404,7 @@
                 <w:sz w:val="18"/>
                 <w:szCs w:val="18"/>
               </w:rPr>
-              <w:t xml:space="preserve">Learners return to the class Driving Question Board. The teacher reads aloud the three evidence statements posted on the DQB at the start of the unit (from the Teacher Template): (1) 'Chemistry helps us understand how drugs interact with the body at a molecular level and helps in recognising the risks of drug abuse and developing safe medications.' (2) 'Matter is anything that has mass and takes up space — studying Chemistry helps us understand the properties, composition, and changes of matter.' (3) Evidence from Lesson 3 on states of matter. Learners are given two sticky notes each. On the YELLOW sticky note, they write one new answer or piece of evidence from today's lesson that helps answer the driving question: 'How does Chemistry explain what happens to the matter around us every day?' On the BLUE sticky note, they write one new question that today's lesson has raised for them. Learners post their sticky notes on the DQB. The teacher reads out 4–5 sticky notes aloud and facilitates a 3-minute discussion: 'Which of today's new questions do you think we will need Chemistry's deeper tools — like understanding atoms and molecules — to answer?'</w:t>
+              <w:t xml:space="preserve">Learners return to the class Driving Question Board. The teacher reads aloud three evidence statements from the Teacher Template and posts them on the DQB: (1) 'Chemistry helps us understand how drugs interact with the body at a molecular level and helps in recognising the risks of drug abuse and developing safe medications.' (2) 'Matter is anything that has mass and takes up space — studying Chemistry helps us understand the properties, composition, and changes of matter.' (3) Evidence from Lesson 1 on states of matter. Learners are given two sticky notes each. On the YELLOW sticky note, they write one new answer or piece of evidence from today's lesson that helps answer the driving question: 'How does Chemistry explain what happens to the matter around us every day?' On the BLUE sticky note, they write one new question that today's lesson has raised for them. Learners post their sticky notes on the DQB. The teacher reads out 4–5 sticky notes aloud and facilitates a 3-minute discussion: 'Which of today's new questions do you think we will need Chemistry's deeper tools — like understanding atoms and molecules — to answer?'</w:t>
             </w:r>
           </w:p>
         </w:tc>
@@ -13574,7 +13574,7 @@
               <w:spacing w:after="10" w:before="0"/>
               <w:ind w:left="120"/>
             </w:pPr>
-            <w:hyperlink w:history="1" r:id="rIdhv0lnxdehn3yhyddc6yyl">
+            <w:hyperlink w:history="1" r:id="rIdcobgh7sgnjelaia6fdook">
               <w:r>
                 <w:rPr>
                   <w:rFonts w:ascii="Arial" w:cs="Arial" w:eastAsia="Arial" w:hAnsi="Arial"/>
@@ -13634,7 +13634,7 @@
             <w:pPr>
               <w:spacing w:after="20" w:before="0"/>
             </w:pPr>
-            <w:hyperlink w:history="1" r:id="rIdhdaparjsdudd1nsfqwqgc">
+            <w:hyperlink w:history="1" r:id="rIdrhotsvl9kvsiwal81jzhh">
               <w:r>
                 <w:rPr>
                   <w:rFonts w:ascii="Arial" w:cs="Arial" w:eastAsia="Arial" w:hAnsi="Arial"/>
@@ -13683,7 +13683,7 @@
               <w:spacing w:after="10" w:before="0"/>
               <w:ind w:left="120"/>
             </w:pPr>
-            <w:hyperlink w:history="1" r:id="rId-yymmgihdrxmb_xdhef4e">
+            <w:hyperlink w:history="1" r:id="rIdwy94ixt-atn3nluk-etlo">
               <w:r>
                 <w:rPr>
                   <w:rFonts w:ascii="Arial" w:cs="Arial" w:eastAsia="Arial" w:hAnsi="Arial"/>
@@ -14309,7 +14309,7 @@
         </w:rPr>
         <w:t xml:space="preserve">© 2026 SeaVuria and ARES. Aligned with KICD objectives. Developed by SeaVuria; technical implementation by ARES (with AI assistance from Claude). Licensed under </w:t>
       </w:r>
-      <w:hyperlink w:history="1" r:id="rIdg0m4pay4jtylppaqxxel0">
+      <w:hyperlink w:history="1" r:id="rId8vweqvjkntpgkf0ula3ua">
         <w:r>
           <w:rPr>
             <w:rFonts w:ascii="Arial" w:cs="Arial" w:eastAsia="Arial" w:hAnsi="Arial"/>
@@ -14330,7 +14330,7 @@
         </w:rPr>
         <w:t xml:space="preserve"> (</w:t>
       </w:r>
-      <w:hyperlink w:history="1" r:id="rIdjbkoabi_tpoxgovvhbmyq">
+      <w:hyperlink w:history="1" r:id="rIdqfnxg0xeibauk_r9ua7z_">
         <w:r>
           <w:rPr>
             <w:rFonts w:ascii="Arial" w:cs="Arial" w:eastAsia="Arial" w:hAnsi="Arial"/>
@@ -15343,7 +15343,7 @@
             <w:pPr>
               <w:spacing w:after="20" w:before="0"/>
             </w:pPr>
-            <w:hyperlink w:history="1" r:id="rIdhzyzcdw4fei7weu7_vzcc">
+            <w:hyperlink w:history="1" r:id="rIdirgjwdhx_2bvptemmse7e">
               <w:r>
                 <w:rPr>
                   <w:rFonts w:ascii="Arial" w:cs="Arial" w:eastAsia="Arial" w:hAnsi="Arial"/>
@@ -15392,7 +15392,7 @@
               <w:spacing w:after="10" w:before="0"/>
               <w:ind w:left="120"/>
             </w:pPr>
-            <w:hyperlink w:history="1" r:id="rIdjhgy2-p2dg57xtt2mb_ra">
+            <w:hyperlink w:history="1" r:id="rId6la7lgwskbfnozepq_so0">
               <w:r>
                 <w:rPr>
                   <w:rFonts w:ascii="Arial" w:cs="Arial" w:eastAsia="Arial" w:hAnsi="Arial"/>
@@ -15437,7 +15437,7 @@
             <w:pPr>
               <w:spacing w:after="20" w:before="0"/>
             </w:pPr>
-            <w:hyperlink w:history="1" r:id="rIdomp1xkfplknzsnk4se-qq">
+            <w:hyperlink w:history="1" r:id="rIdfanta44mvxhk6n1h-yshu">
               <w:r>
                 <w:rPr>
                   <w:rFonts w:ascii="Arial" w:cs="Arial" w:eastAsia="Arial" w:hAnsi="Arial"/>
@@ -15470,7 +15470,7 @@
               <w:spacing w:after="10" w:before="0"/>
               <w:ind w:left="120"/>
             </w:pPr>
-            <w:hyperlink w:history="1" r:id="rIdzm1ttw951kgnb-l3nizoo">
+            <w:hyperlink w:history="1" r:id="rIdffgsek007z_83cz63dvrd">
               <w:r>
                 <w:rPr>
                   <w:rFonts w:ascii="Arial" w:cs="Arial" w:eastAsia="Arial" w:hAnsi="Arial"/>
@@ -15665,7 +15665,7 @@
             <w:pPr>
               <w:spacing w:after="20" w:before="0"/>
             </w:pPr>
-            <w:hyperlink w:history="1" r:id="rIdpbbbvb7p8gbyf88nq0qnk">
+            <w:hyperlink w:history="1" r:id="rIdiznchssixvimvg3d6a2kf">
               <w:r>
                 <w:rPr>
                   <w:rFonts w:ascii="Arial" w:cs="Arial" w:eastAsia="Arial" w:hAnsi="Arial"/>
@@ -15714,7 +15714,7 @@
               <w:spacing w:after="10" w:before="0"/>
               <w:ind w:left="120"/>
             </w:pPr>
-            <w:hyperlink w:history="1" r:id="rId8w7ufpy-ishqaxnfnsrmm">
+            <w:hyperlink w:history="1" r:id="rIdb97k9qca_43of9t3q6pmo">
               <w:r>
                 <w:rPr>
                   <w:rFonts w:ascii="Arial" w:cs="Arial" w:eastAsia="Arial" w:hAnsi="Arial"/>
@@ -15759,7 +15759,7 @@
             <w:pPr>
               <w:spacing w:after="20" w:before="0"/>
             </w:pPr>
-            <w:hyperlink w:history="1" r:id="rIdrp-t3qyxltjd3sjygqqww">
+            <w:hyperlink w:history="1" r:id="rIdv_fgkcoyinrxbhkkwjkte">
               <w:r>
                 <w:rPr>
                   <w:rFonts w:ascii="Arial" w:cs="Arial" w:eastAsia="Arial" w:hAnsi="Arial"/>
@@ -15792,7 +15792,7 @@
               <w:spacing w:after="10" w:before="0"/>
               <w:ind w:left="120"/>
             </w:pPr>
-            <w:hyperlink w:history="1" r:id="rIdm-qcqp6hbn-kx6xlfp7zx">
+            <w:hyperlink w:history="1" r:id="rIdxmqv-mh0grmazjyxmadr8">
               <w:r>
                 <w:rPr>
                   <w:rFonts w:ascii="Arial" w:cs="Arial" w:eastAsia="Arial" w:hAnsi="Arial"/>
@@ -15987,7 +15987,7 @@
             <w:pPr>
               <w:spacing w:after="20" w:before="0"/>
             </w:pPr>
-            <w:hyperlink w:history="1" r:id="rId0yzgwxcp3--2eopavdb7f">
+            <w:hyperlink w:history="1" r:id="rIdrcxietkx8qvudl6lxg2lq">
               <w:r>
                 <w:rPr>
                   <w:rFonts w:ascii="Arial" w:cs="Arial" w:eastAsia="Arial" w:hAnsi="Arial"/>
@@ -16036,7 +16036,7 @@
               <w:spacing w:after="10" w:before="0"/>
               <w:ind w:left="120"/>
             </w:pPr>
-            <w:hyperlink w:history="1" r:id="rIdvfibyi4q7njyl1bcfddfg">
+            <w:hyperlink w:history="1" r:id="rIddctkrgcrjs7j9x-rlqrts">
               <w:r>
                 <w:rPr>
                   <w:rFonts w:ascii="Arial" w:cs="Arial" w:eastAsia="Arial" w:hAnsi="Arial"/>
@@ -16081,7 +16081,7 @@
             <w:pPr>
               <w:spacing w:after="20" w:before="0"/>
             </w:pPr>
-            <w:hyperlink w:history="1" r:id="rIdnsta5ctgu9b7ggixcugni">
+            <w:hyperlink w:history="1" r:id="rIdfg9fh_dutppojwupiiqd2">
               <w:r>
                 <w:rPr>
                   <w:rFonts w:ascii="Arial" w:cs="Arial" w:eastAsia="Arial" w:hAnsi="Arial"/>
@@ -16130,7 +16130,7 @@
               <w:spacing w:after="10" w:before="0"/>
               <w:ind w:left="120"/>
             </w:pPr>
-            <w:hyperlink w:history="1" r:id="rIdkecwc9f0u5blkft0ovnxq">
+            <w:hyperlink w:history="1" r:id="rIdldti__8qhdzrhcpnjll-a">
               <w:r>
                 <w:rPr>
                   <w:rFonts w:ascii="Arial" w:cs="Arial" w:eastAsia="Arial" w:hAnsi="Arial"/>
@@ -16325,7 +16325,7 @@
             <w:pPr>
               <w:spacing w:after="20" w:before="0"/>
             </w:pPr>
-            <w:hyperlink w:history="1" r:id="rIdxhl4o24nyoody2jzjq-ab">
+            <w:hyperlink w:history="1" r:id="rIdll2xwxk2pforjwvxucihs">
               <w:r>
                 <w:rPr>
                   <w:rFonts w:ascii="Arial" w:cs="Arial" w:eastAsia="Arial" w:hAnsi="Arial"/>
@@ -16374,7 +16374,7 @@
               <w:spacing w:after="10" w:before="0"/>
               <w:ind w:left="120"/>
             </w:pPr>
-            <w:hyperlink w:history="1" r:id="rIdwzzsartny2ikk13bh2pye">
+            <w:hyperlink w:history="1" r:id="rIdggqvzb7gdrjx41gghpfza">
               <w:r>
                 <w:rPr>
                   <w:rFonts w:ascii="Arial" w:cs="Arial" w:eastAsia="Arial" w:hAnsi="Arial"/>
@@ -16419,7 +16419,7 @@
             <w:pPr>
               <w:spacing w:after="20" w:before="0"/>
             </w:pPr>
-            <w:hyperlink w:history="1" r:id="rId-t78v353h_tzqjccjb-z1">
+            <w:hyperlink w:history="1" r:id="rIdiluh3lhfg9se7_naakn4b">
               <w:r>
                 <w:rPr>
                   <w:rFonts w:ascii="Arial" w:cs="Arial" w:eastAsia="Arial" w:hAnsi="Arial"/>
@@ -16468,7 +16468,7 @@
               <w:spacing w:after="10" w:before="0"/>
               <w:ind w:left="120"/>
             </w:pPr>
-            <w:hyperlink w:history="1" r:id="rIdbcd6hfjgz2ciun-ubuzqa">
+            <w:hyperlink w:history="1" r:id="rIdoidujf15tz5iza2n8tae7">
               <w:r>
                 <w:rPr>
                   <w:rFonts w:ascii="Arial" w:cs="Arial" w:eastAsia="Arial" w:hAnsi="Arial"/>
@@ -16663,7 +16663,7 @@
             <w:pPr>
               <w:spacing w:after="20" w:before="0"/>
             </w:pPr>
-            <w:hyperlink w:history="1" r:id="rIdhsusnpqlf8fluaygmryse">
+            <w:hyperlink w:history="1" r:id="rIdnm3fbe37mk6f1ap7gtyxy">
               <w:r>
                 <w:rPr>
                   <w:rFonts w:ascii="Arial" w:cs="Arial" w:eastAsia="Arial" w:hAnsi="Arial"/>
@@ -16712,7 +16712,7 @@
               <w:spacing w:after="10" w:before="0"/>
               <w:ind w:left="120"/>
             </w:pPr>
-            <w:hyperlink w:history="1" r:id="rIdfca3zoovmnfrh1dnntfgw">
+            <w:hyperlink w:history="1" r:id="rIda2cbv-wcgwhmwwizhb7bb">
               <w:r>
                 <w:rPr>
                   <w:rFonts w:ascii="Arial" w:cs="Arial" w:eastAsia="Arial" w:hAnsi="Arial"/>
@@ -16757,7 +16757,7 @@
             <w:pPr>
               <w:spacing w:after="20" w:before="0"/>
             </w:pPr>
-            <w:hyperlink w:history="1" r:id="rIdnk5cxdfuwjwcdcf9ib2ft">
+            <w:hyperlink w:history="1" r:id="rIdyez9thhuuanjry66qpidw">
               <w:r>
                 <w:rPr>
                   <w:rFonts w:ascii="Arial" w:cs="Arial" w:eastAsia="Arial" w:hAnsi="Arial"/>
@@ -16790,7 +16790,7 @@
               <w:spacing w:after="10" w:before="0"/>
               <w:ind w:left="120"/>
             </w:pPr>
-            <w:hyperlink w:history="1" r:id="rId2k9txbkmm7t03vooplyos">
+            <w:hyperlink w:history="1" r:id="rId3-pmnurqdq-rqz5oucovw">
               <w:r>
                 <w:rPr>
                   <w:rFonts w:ascii="Arial" w:cs="Arial" w:eastAsia="Arial" w:hAnsi="Arial"/>
@@ -17302,7 +17302,7 @@
         </w:rPr>
         <w:t xml:space="preserve">© 2026 SeaVuria and ARES. Aligned with KICD objectives. Developed by SeaVuria; technical implementation by ARES (with AI assistance from Claude). Licensed under </w:t>
       </w:r>
-      <w:hyperlink w:history="1" r:id="rIdbfh1k73th-nvcl_cxfygj">
+      <w:hyperlink w:history="1" r:id="rId-zi5-amqlxiuuttddebl2">
         <w:r>
           <w:rPr>
             <w:rFonts w:ascii="Arial" w:cs="Arial" w:eastAsia="Arial" w:hAnsi="Arial"/>
@@ -17323,7 +17323,7 @@
         </w:rPr>
         <w:t xml:space="preserve"> (</w:t>
       </w:r>
-      <w:hyperlink w:history="1" r:id="rId-gpbjj29hvrckrb43tcl2">
+      <w:hyperlink w:history="1" r:id="rIdzxmbbjbwuvmoqx5rp-atd">
         <w:r>
           <w:rPr>
             <w:rFonts w:ascii="Arial" w:cs="Arial" w:eastAsia="Arial" w:hAnsi="Arial"/>
@@ -18353,7 +18353,7 @@
               <w:spacing w:after="10" w:before="0"/>
               <w:ind w:left="120"/>
             </w:pPr>
-            <w:hyperlink w:history="1" r:id="rIdlogi1hudmbmprs4pat7io">
+            <w:hyperlink w:history="1" r:id="rIdaicu9shvyn4bgqqfmurmg">
               <w:r>
                 <w:rPr>
                   <w:rFonts w:ascii="Arial" w:cs="Arial" w:eastAsia="Arial" w:hAnsi="Arial"/>
@@ -18430,7 +18430,7 @@
               <w:spacing w:after="10" w:before="0"/>
               <w:ind w:left="120"/>
             </w:pPr>
-            <w:hyperlink w:history="1" r:id="rIdddwght48qa9x6dkpqogjx">
+            <w:hyperlink w:history="1" r:id="rIdyvxo9gevm6h1z-kdi5mx_">
               <w:r>
                 <w:rPr>
                   <w:rFonts w:ascii="Arial" w:cs="Arial" w:eastAsia="Arial" w:hAnsi="Arial"/>
@@ -18657,7 +18657,7 @@
               <w:spacing w:after="10" w:before="0"/>
               <w:ind w:left="120"/>
             </w:pPr>
-            <w:hyperlink w:history="1" r:id="rId5a5j5wbzyxsgqyh6r1h2x">
+            <w:hyperlink w:history="1" r:id="rIdpgjdropmzrwhzddb_tpdx">
               <w:r>
                 <w:rPr>
                   <w:rFonts w:ascii="Arial" w:cs="Arial" w:eastAsia="Arial" w:hAnsi="Arial"/>
@@ -18734,7 +18734,7 @@
               <w:spacing w:after="10" w:before="0"/>
               <w:ind w:left="120"/>
             </w:pPr>
-            <w:hyperlink w:history="1" r:id="rIdhidiqexbxxig9hgj7hbg2">
+            <w:hyperlink w:history="1" r:id="rIdiy9njpohhlmww8l0qa0uh">
               <w:r>
                 <w:rPr>
                   <w:rFonts w:ascii="Arial" w:cs="Arial" w:eastAsia="Arial" w:hAnsi="Arial"/>
@@ -18961,7 +18961,7 @@
               <w:spacing w:after="10" w:before="0"/>
               <w:ind w:left="120"/>
             </w:pPr>
-            <w:hyperlink w:history="1" r:id="rIdubqdmq35jiuzkum7yphbj">
+            <w:hyperlink w:history="1" r:id="rIdxxxj0q3sadbuqe1hkww1b">
               <w:r>
                 <w:rPr>
                   <w:rFonts w:ascii="Arial" w:cs="Arial" w:eastAsia="Arial" w:hAnsi="Arial"/>
@@ -19038,7 +19038,7 @@
               <w:spacing w:after="10" w:before="0"/>
               <w:ind w:left="120"/>
             </w:pPr>
-            <w:hyperlink w:history="1" r:id="rIdj_awj8uap78a_qyxyaij6">
+            <w:hyperlink w:history="1" r:id="rIdiyjr9zhgliqvsnbvdlda_">
               <w:r>
                 <w:rPr>
                   <w:rFonts w:ascii="Arial" w:cs="Arial" w:eastAsia="Arial" w:hAnsi="Arial"/>
@@ -19265,7 +19265,7 @@
               <w:spacing w:after="10" w:before="0"/>
               <w:ind w:left="120"/>
             </w:pPr>
-            <w:hyperlink w:history="1" r:id="rIdhs5xh2i64cpw0kucq1nb3">
+            <w:hyperlink w:history="1" r:id="rIdtnx2mwvr0onjejwivr6-z">
               <w:r>
                 <w:rPr>
                   <w:rFonts w:ascii="Arial" w:cs="Arial" w:eastAsia="Arial" w:hAnsi="Arial"/>
@@ -19342,7 +19342,7 @@
               <w:spacing w:after="10" w:before="0"/>
               <w:ind w:left="120"/>
             </w:pPr>
-            <w:hyperlink w:history="1" r:id="rId5ezvotw2qjelpay2tsjwz">
+            <w:hyperlink w:history="1" r:id="rId8qfyg39d2ctbvxpcg8kkc">
               <w:r>
                 <w:rPr>
                   <w:rFonts w:ascii="Arial" w:cs="Arial" w:eastAsia="Arial" w:hAnsi="Arial"/>
@@ -19569,7 +19569,7 @@
               <w:spacing w:after="10" w:before="0"/>
               <w:ind w:left="120"/>
             </w:pPr>
-            <w:hyperlink w:history="1" r:id="rIdxmw4z8vw_rvt0m-8bxvlm">
+            <w:hyperlink w:history="1" r:id="rIdi4nzgnchphxver0pzdpl8">
               <w:r>
                 <w:rPr>
                   <w:rFonts w:ascii="Arial" w:cs="Arial" w:eastAsia="Arial" w:hAnsi="Arial"/>
@@ -19646,7 +19646,7 @@
               <w:spacing w:after="10" w:before="0"/>
               <w:ind w:left="120"/>
             </w:pPr>
-            <w:hyperlink w:history="1" r:id="rId2xa2wa1xna7lwfsj0vs2u">
+            <w:hyperlink w:history="1" r:id="rIdsat5-sfdoy29_cjvaswwh">
               <w:r>
                 <w:rPr>
                   <w:rFonts w:ascii="Arial" w:cs="Arial" w:eastAsia="Arial" w:hAnsi="Arial"/>
@@ -20173,7 +20173,7 @@
         </w:rPr>
         <w:t xml:space="preserve">© 2026 SeaVuria and ARES. Aligned with KICD objectives. Developed by SeaVuria; technical implementation by ARES (with AI assistance from Claude). Licensed under </w:t>
       </w:r>
-      <w:hyperlink w:history="1" r:id="rIdhnkrnjbinh-_7jbvkudu1">
+      <w:hyperlink w:history="1" r:id="rIdyhp-ezzyt1wqrcmdgzwmb">
         <w:r>
           <w:rPr>
             <w:rFonts w:ascii="Arial" w:cs="Arial" w:eastAsia="Arial" w:hAnsi="Arial"/>
@@ -20194,7 +20194,7 @@
         </w:rPr>
         <w:t xml:space="preserve"> (</w:t>
       </w:r>
-      <w:hyperlink w:history="1" r:id="rId_8qsctlxu2rz9uem5gusb">
+      <w:hyperlink w:history="1" r:id="rIdvqbii8adxb8cc9iiruu2-">
         <w:r>
           <w:rPr>
             <w:rFonts w:ascii="Arial" w:cs="Arial" w:eastAsia="Arial" w:hAnsi="Arial"/>
@@ -21224,7 +21224,7 @@
               <w:spacing w:after="10" w:before="0"/>
               <w:ind w:left="120"/>
             </w:pPr>
-            <w:hyperlink w:history="1" r:id="rIdaxbyk0tbxxzraqa3djwc5">
+            <w:hyperlink w:history="1" r:id="rIdnxy_4ex41t_mdgqf8vslm">
               <w:r>
                 <w:rPr>
                   <w:rFonts w:ascii="Arial" w:cs="Arial" w:eastAsia="Arial" w:hAnsi="Arial"/>
@@ -21301,7 +21301,7 @@
               <w:spacing w:after="10" w:before="0"/>
               <w:ind w:left="120"/>
             </w:pPr>
-            <w:hyperlink w:history="1" r:id="rIdplffg7ahg9allsf78zui-">
+            <w:hyperlink w:history="1" r:id="rIdmxd34zdn6q5cnlzbtidas">
               <w:r>
                 <w:rPr>
                   <w:rFonts w:ascii="Arial" w:cs="Arial" w:eastAsia="Arial" w:hAnsi="Arial"/>
@@ -21390,7 +21390,7 @@
                 <w:sz w:val="18"/>
                 <w:szCs w:val="18"/>
               </w:rPr>
-              <w:t xml:space="preserve">Display both images simultaneously. Say verbatim: 'Look at these two images. In Lesson 1 we saw that too much heat on the jiko caused an irreversible change to our chapati. Today we are asking — what happens when a chemical substance causes a change inside your body, and how do chemists and doctors control that change?' Pose the Think-Pair-Share prompt. Allow 2 minutes of silent individual writing — enforce silence, circulate, do NOT answer questions. After pair discussion, cold-call exactly 4 pairs using a random name stick. For each response, probe with: 'What clue in everyday life gave you that idea?' Allow 10–12 seconds WAIT TIME after each cold-call before accepting answers. Record student-generated prediction words on the board in a 'Prediction Parking Lot' column — these will be revisited in the Explain phase.</w:t>
+              <w:t xml:space="preserve">Display both images simultaneously. Say verbatim: 'Look at these two images. In Lesson 1 we saw that heat on the jiko caused an irreversible change to our chapati. Today we are asking — what happens when a chemical substance causes a change inside your body, and how do chemists and doctors control that change?' Pose the Think-Pair-Share prompt. Allow 2 minutes of silent individual writing — enforce silence, circulate, do NOT answer questions. After pair discussion, cold-call exactly 4 pairs using a random name stick. For each response, probe with: 'What clue in everyday life gave you that idea?' Allow 10–12 seconds WAIT TIME after each cold-call before accepting answers. Record student-generated prediction words on the board in a 'Prediction Parking Lot' column — these will be revisited in the Explain phase.</w:t>
             </w:r>
           </w:p>
         </w:tc>
@@ -21528,7 +21528,7 @@
               <w:spacing w:after="10" w:before="0"/>
               <w:ind w:left="120"/>
             </w:pPr>
-            <w:hyperlink w:history="1" r:id="rIdiprzfcohpumxqyh_-r6xr">
+            <w:hyperlink w:history="1" r:id="rIdnhmwtr27h3oq3-qfjut_9">
               <w:r>
                 <w:rPr>
                   <w:rFonts w:ascii="Arial" w:cs="Arial" w:eastAsia="Arial" w:hAnsi="Arial"/>
@@ -21605,7 +21605,7 @@
               <w:spacing w:after="10" w:before="0"/>
               <w:ind w:left="120"/>
             </w:pPr>
-            <w:hyperlink w:history="1" r:id="rIdihddgsll77jzfp_mcuzcg">
+            <w:hyperlink w:history="1" r:id="rIdbkyftiui3lxjck-mg5i3e">
               <w:r>
                 <w:rPr>
                   <w:rFonts w:ascii="Arial" w:cs="Arial" w:eastAsia="Arial" w:hAnsi="Arial"/>
@@ -21832,7 +21832,7 @@
               <w:spacing w:after="10" w:before="0"/>
               <w:ind w:left="120"/>
             </w:pPr>
-            <w:hyperlink w:history="1" r:id="rIdri5slnrqquikjkzk93zgi">
+            <w:hyperlink w:history="1" r:id="rIdfdvtjezloyxug_tyjvfe7">
               <w:r>
                 <w:rPr>
                   <w:rFonts w:ascii="Arial" w:cs="Arial" w:eastAsia="Arial" w:hAnsi="Arial"/>
@@ -21909,7 +21909,7 @@
               <w:spacing w:after="10" w:before="0"/>
               <w:ind w:left="120"/>
             </w:pPr>
-            <w:hyperlink w:history="1" r:id="rIdhr8p0togsapnx13xfoxus">
+            <w:hyperlink w:history="1" r:id="rIdaw3xdzlseynxdjnkfaap0">
               <w:r>
                 <w:rPr>
                   <w:rFonts w:ascii="Arial" w:cs="Arial" w:eastAsia="Arial" w:hAnsi="Arial"/>
@@ -22136,7 +22136,7 @@
               <w:spacing w:after="10" w:before="0"/>
               <w:ind w:left="120"/>
             </w:pPr>
-            <w:hyperlink w:history="1" r:id="rIddr56mqu7eizjjrm6exvov">
+            <w:hyperlink w:history="1" r:id="rIdljossyzolor2vatrimxqh">
               <w:r>
                 <w:rPr>
                   <w:rFonts w:ascii="Arial" w:cs="Arial" w:eastAsia="Arial" w:hAnsi="Arial"/>
@@ -22213,7 +22213,7 @@
               <w:spacing w:after="10" w:before="0"/>
               <w:ind w:left="120"/>
             </w:pPr>
-            <w:hyperlink w:history="1" r:id="rIdbbjw8ab0nilpwnowarx98">
+            <w:hyperlink w:history="1" r:id="rId-8imqdudmf68hfbrv9p62">
               <w:r>
                 <w:rPr>
                   <w:rFonts w:ascii="Arial" w:cs="Arial" w:eastAsia="Arial" w:hAnsi="Arial"/>
@@ -22440,7 +22440,7 @@
               <w:spacing w:after="10" w:before="0"/>
               <w:ind w:left="120"/>
             </w:pPr>
-            <w:hyperlink w:history="1" r:id="rIderf3h-ulk0zqe2jehw0yd">
+            <w:hyperlink w:history="1" r:id="rIdwlcs2fv8emt-mnprkvzdf">
               <w:r>
                 <w:rPr>
                   <w:rFonts w:ascii="Arial" w:cs="Arial" w:eastAsia="Arial" w:hAnsi="Arial"/>
@@ -22517,7 +22517,7 @@
               <w:spacing w:after="10" w:before="0"/>
               <w:ind w:left="120"/>
             </w:pPr>
-            <w:hyperlink w:history="1" r:id="rId2zq1kveo2zpj45dcujs9b">
+            <w:hyperlink w:history="1" r:id="rIdj4iuiieigagyy_qdj2ycy">
               <w:r>
                 <w:rPr>
                   <w:rFonts w:ascii="Arial" w:cs="Arial" w:eastAsia="Arial" w:hAnsi="Arial"/>
@@ -23139,7 +23139,7 @@
         </w:rPr>
         <w:t xml:space="preserve">© 2026 SeaVuria and ARES. Aligned with KICD objectives. Developed by SeaVuria; technical implementation by ARES (with AI assistance from Claude). Licensed under </w:t>
       </w:r>
-      <w:hyperlink w:history="1" r:id="rIdv3qebzkgj9v7zfrbzqkzd">
+      <w:hyperlink w:history="1" r:id="rIdnl_taansmrvc6blsiw6tl">
         <w:r>
           <w:rPr>
             <w:rFonts w:ascii="Arial" w:cs="Arial" w:eastAsia="Arial" w:hAnsi="Arial"/>
@@ -23160,7 +23160,7 @@
         </w:rPr>
         <w:t xml:space="preserve"> (</w:t>
       </w:r>
-      <w:hyperlink w:history="1" r:id="rId4ixoapoua-vzmswyqdtj7">
+      <w:hyperlink w:history="1" r:id="rId4pxyjtcr0yipbun8ybm9s">
         <w:r>
           <w:rPr>
             <w:rFonts w:ascii="Arial" w:cs="Arial" w:eastAsia="Arial" w:hAnsi="Arial"/>
@@ -24173,7 +24173,7 @@
             <w:pPr>
               <w:spacing w:after="20" w:before="0"/>
             </w:pPr>
-            <w:hyperlink w:history="1" r:id="rIdhvcxr0s7sgwlanil-m3uo">
+            <w:hyperlink w:history="1" r:id="rId0jlafn3hxbnlmuygrtc7d">
               <w:r>
                 <w:rPr>
                   <w:rFonts w:ascii="Arial" w:cs="Arial" w:eastAsia="Arial" w:hAnsi="Arial"/>
@@ -24222,7 +24222,7 @@
               <w:spacing w:after="10" w:before="0"/>
               <w:ind w:left="120"/>
             </w:pPr>
-            <w:hyperlink w:history="1" r:id="rIdjoro2gn_ogg3qe-m5dmu3">
+            <w:hyperlink w:history="1" r:id="rIdf6ijje1wb4ihyeyg7wptr">
               <w:r>
                 <w:rPr>
                   <w:rFonts w:ascii="Arial" w:cs="Arial" w:eastAsia="Arial" w:hAnsi="Arial"/>
@@ -24267,7 +24267,7 @@
             <w:pPr>
               <w:spacing w:after="20" w:before="0"/>
             </w:pPr>
-            <w:hyperlink w:history="1" r:id="rIdryla3rfc2q-b1umuotcqg">
+            <w:hyperlink w:history="1" r:id="rIdpepotdbrmo_wkave4ah0v">
               <w:r>
                 <w:rPr>
                   <w:rFonts w:ascii="Arial" w:cs="Arial" w:eastAsia="Arial" w:hAnsi="Arial"/>
@@ -24316,7 +24316,7 @@
               <w:spacing w:after="10" w:before="0"/>
               <w:ind w:left="120"/>
             </w:pPr>
-            <w:hyperlink w:history="1" r:id="rIduarjn5kilqgqmbagzxdtc">
+            <w:hyperlink w:history="1" r:id="rIdpaarkppcj2w2jzec_ygso">
               <w:r>
                 <w:rPr>
                   <w:rFonts w:ascii="Arial" w:cs="Arial" w:eastAsia="Arial" w:hAnsi="Arial"/>
@@ -24511,7 +24511,7 @@
             <w:pPr>
               <w:spacing w:after="20" w:before="0"/>
             </w:pPr>
-            <w:hyperlink w:history="1" r:id="rId7uh8y9qbs6egzp9luitd6">
+            <w:hyperlink w:history="1" r:id="rIdts55fk1qth2cbmv8fjhua">
               <w:r>
                 <w:rPr>
                   <w:rFonts w:ascii="Arial" w:cs="Arial" w:eastAsia="Arial" w:hAnsi="Arial"/>
@@ -24560,7 +24560,7 @@
               <w:spacing w:after="10" w:before="0"/>
               <w:ind w:left="120"/>
             </w:pPr>
-            <w:hyperlink w:history="1" r:id="rIdj2igrunjrg-n-limzkqmp">
+            <w:hyperlink w:history="1" r:id="rIdksi601nnt2hoevw4shviz">
               <w:r>
                 <w:rPr>
                   <w:rFonts w:ascii="Arial" w:cs="Arial" w:eastAsia="Arial" w:hAnsi="Arial"/>
@@ -24605,7 +24605,7 @@
             <w:pPr>
               <w:spacing w:after="20" w:before="0"/>
             </w:pPr>
-            <w:hyperlink w:history="1" r:id="rIdafdrqufz4bxxmscwkdui8">
+            <w:hyperlink w:history="1" r:id="rId38detckxrfrkdsob9ml1g">
               <w:r>
                 <w:rPr>
                   <w:rFonts w:ascii="Arial" w:cs="Arial" w:eastAsia="Arial" w:hAnsi="Arial"/>
@@ -24654,7 +24654,7 @@
               <w:spacing w:after="10" w:before="0"/>
               <w:ind w:left="120"/>
             </w:pPr>
-            <w:hyperlink w:history="1" r:id="rIdgux9tupvegsjysgt-twsz">
+            <w:hyperlink w:history="1" r:id="rId2nahbxpzaehf2dpx54ter">
               <w:r>
                 <w:rPr>
                   <w:rFonts w:ascii="Arial" w:cs="Arial" w:eastAsia="Arial" w:hAnsi="Arial"/>
@@ -24849,7 +24849,7 @@
             <w:pPr>
               <w:spacing w:after="20" w:before="0"/>
             </w:pPr>
-            <w:hyperlink w:history="1" r:id="rId-56mhrpy_mmik058owv6x">
+            <w:hyperlink w:history="1" r:id="rId7okxudn0hduct4fpz7pmz">
               <w:r>
                 <w:rPr>
                   <w:rFonts w:ascii="Arial" w:cs="Arial" w:eastAsia="Arial" w:hAnsi="Arial"/>
@@ -24898,7 +24898,7 @@
               <w:spacing w:after="10" w:before="0"/>
               <w:ind w:left="120"/>
             </w:pPr>
-            <w:hyperlink w:history="1" r:id="rId3mqyxihvqz5cpz4rbfmpz">
+            <w:hyperlink w:history="1" r:id="rIdhoaq9dxtovsmju1spsiir">
               <w:r>
                 <w:rPr>
                   <w:rFonts w:ascii="Arial" w:cs="Arial" w:eastAsia="Arial" w:hAnsi="Arial"/>
@@ -24943,7 +24943,7 @@
             <w:pPr>
               <w:spacing w:after="20" w:before="0"/>
             </w:pPr>
-            <w:hyperlink w:history="1" r:id="rIdnguztklytyiuhiyxstjjo">
+            <w:hyperlink w:history="1" r:id="rIdgc7fvokhcce9yq0od9m6a">
               <w:r>
                 <w:rPr>
                   <w:rFonts w:ascii="Arial" w:cs="Arial" w:eastAsia="Arial" w:hAnsi="Arial"/>
@@ -24992,7 +24992,7 @@
               <w:spacing w:after="10" w:before="0"/>
               <w:ind w:left="120"/>
             </w:pPr>
-            <w:hyperlink w:history="1" r:id="rIdfy6n-vx_cp2dzyybzpari">
+            <w:hyperlink w:history="1" r:id="rIdxmhntgd4hjma32hqdlhjg">
               <w:r>
                 <w:rPr>
                   <w:rFonts w:ascii="Arial" w:cs="Arial" w:eastAsia="Arial" w:hAnsi="Arial"/>
@@ -25187,7 +25187,7 @@
             <w:pPr>
               <w:spacing w:after="20" w:before="0"/>
             </w:pPr>
-            <w:hyperlink w:history="1" r:id="rIdvmkvgesafwz9jz9srl1f9">
+            <w:hyperlink w:history="1" r:id="rIdlrk1jhhggiks4mw__ank1">
               <w:r>
                 <w:rPr>
                   <w:rFonts w:ascii="Arial" w:cs="Arial" w:eastAsia="Arial" w:hAnsi="Arial"/>
@@ -25236,7 +25236,7 @@
               <w:spacing w:after="10" w:before="0"/>
               <w:ind w:left="120"/>
             </w:pPr>
-            <w:hyperlink w:history="1" r:id="rIddcnwek8ny3tdhysprpbz5">
+            <w:hyperlink w:history="1" r:id="rIdwtkqxpd4zyvaqwxhnlvpe">
               <w:r>
                 <w:rPr>
                   <w:rFonts w:ascii="Arial" w:cs="Arial" w:eastAsia="Arial" w:hAnsi="Arial"/>
@@ -25281,7 +25281,7 @@
             <w:pPr>
               <w:spacing w:after="20" w:before="0"/>
             </w:pPr>
-            <w:hyperlink w:history="1" r:id="rIdf9be5mf6bc7h03d461hyi">
+            <w:hyperlink w:history="1" r:id="rId77xtgrlxflolhxgjuqq9h">
               <w:r>
                 <w:rPr>
                   <w:rFonts w:ascii="Arial" w:cs="Arial" w:eastAsia="Arial" w:hAnsi="Arial"/>
@@ -25330,7 +25330,7 @@
               <w:spacing w:after="10" w:before="0"/>
               <w:ind w:left="120"/>
             </w:pPr>
-            <w:hyperlink w:history="1" r:id="rIdqbxb-e67vnqyemyhpn7_i">
+            <w:hyperlink w:history="1" r:id="rId_ml4qq90t1mnjjt2dk6mv">
               <w:r>
                 <w:rPr>
                   <w:rFonts w:ascii="Arial" w:cs="Arial" w:eastAsia="Arial" w:hAnsi="Arial"/>
@@ -25525,7 +25525,7 @@
             <w:pPr>
               <w:spacing w:after="20" w:before="0"/>
             </w:pPr>
-            <w:hyperlink w:history="1" r:id="rId0tseizgwfn0rswjr2luwm">
+            <w:hyperlink w:history="1" r:id="rIdle9qbn_75ybnfemt00owr">
               <w:r>
                 <w:rPr>
                   <w:rFonts w:ascii="Arial" w:cs="Arial" w:eastAsia="Arial" w:hAnsi="Arial"/>
@@ -25574,7 +25574,7 @@
               <w:spacing w:after="10" w:before="0"/>
               <w:ind w:left="120"/>
             </w:pPr>
-            <w:hyperlink w:history="1" r:id="rIdfkbwmm0ferudfcbsxsrcj">
+            <w:hyperlink w:history="1" r:id="rIdu2jqsej6yr7lr7hzebtd8">
               <w:r>
                 <w:rPr>
                   <w:rFonts w:ascii="Arial" w:cs="Arial" w:eastAsia="Arial" w:hAnsi="Arial"/>
@@ -25619,7 +25619,7 @@
             <w:pPr>
               <w:spacing w:after="20" w:before="0"/>
             </w:pPr>
-            <w:hyperlink w:history="1" r:id="rIdiaoqjv6lt62cw7exn_vlx">
+            <w:hyperlink w:history="1" r:id="rIdkiwoqomp9dqxitktsdxzr">
               <w:r>
                 <w:rPr>
                   <w:rFonts w:ascii="Arial" w:cs="Arial" w:eastAsia="Arial" w:hAnsi="Arial"/>
@@ -25668,7 +25668,7 @@
               <w:spacing w:after="10" w:before="0"/>
               <w:ind w:left="120"/>
             </w:pPr>
-            <w:hyperlink w:history="1" r:id="rId4wbzlhd78tyxrcss6dnsl">
+            <w:hyperlink w:history="1" r:id="rId24rgetaxn07oc87cupipl">
               <w:r>
                 <w:rPr>
                   <w:rFonts w:ascii="Arial" w:cs="Arial" w:eastAsia="Arial" w:hAnsi="Arial"/>
@@ -25710,7 +25710,7 @@
                 <w:sz w:val="18"/>
                 <w:szCs w:val="18"/>
               </w:rPr>
-              <w:t xml:space="preserve">Learners return to their cumulative unit model — a diagram they have been building since Lesson 1 that began with the chapati-dough phenomenon. The model currently shows: (i) raw dough → heat → chapati (irreversible physical/chemical change); (ii) matter defined; (iii) branches of chemistry; (iv) drugs, dosage, and prescription concepts from Lesson 7. Today, learners add a NEW PANEL to their model labelled: 'Chemistry explains irreversible changes in LIVING MATTER.' Inside this panel they draw a simple lung or blood vessel diagram and annotate it with the three chemicals (tar, nicotine, CO) and their specific irreversible effects. They then draw an arrow connecting this new panel back to the chapati panel and write a linking sentence: 'Just as heat causes irreversible changes in chapati dough, tobacco chemicals cause irreversible changes in body tissue — because chemistry governs ALL matter, living and non-living.' Learners share their updated model with one new partner (not their usual group) for 2 minutes of peer feedback.</w:t>
+              <w:t xml:space="preserve">Learners return to their cumulative unit model — a diagram they have been building since Lesson 1 that began with the chapati-dough phenomenon. The model currently shows: (i) raw dough → heat → chapati (irreversible chemical change); (ii) matter defined; (iii) branches of chemistry; (iv) drugs, dosage, and prescription concepts from Lesson 7. Today, learners add a NEW PANEL to their model labelled: 'Chemistry explains irreversible changes in LIVING MATTER.' Inside this panel they draw a simple lung or blood vessel diagram and annotate it with the three chemicals (tar, nicotine, CO) and their specific irreversible effects. They then draw an arrow connecting this new panel back to the chapati panel and write a linking sentence: 'Just as heat causes irreversible changes in chapati dough, tobacco chemicals cause irreversible changes in body tissue — because chemistry governs ALL matter, living and non-living.' Learners share their updated model with one new partner (not their usual group) for 2 minutes of peer feedback.</w:t>
             </w:r>
           </w:p>
         </w:tc>
@@ -26180,7 +26180,7 @@
         </w:rPr>
         <w:t xml:space="preserve">© 2026 SeaVuria and ARES. Aligned with KICD objectives. Developed by SeaVuria; technical implementation by ARES (with AI assistance from Claude). Licensed under </w:t>
       </w:r>
-      <w:hyperlink w:history="1" r:id="rIdix-etdneqr0sx6_mmdtyi">
+      <w:hyperlink w:history="1" r:id="rIdwdvximqg-avcgxzopxis1">
         <w:r>
           <w:rPr>
             <w:rFonts w:ascii="Arial" w:cs="Arial" w:eastAsia="Arial" w:hAnsi="Arial"/>
@@ -26201,7 +26201,7 @@
         </w:rPr>
         <w:t xml:space="preserve"> (</w:t>
       </w:r>
-      <w:hyperlink w:history="1" r:id="rIdi2axl8lv8aj7gk3q-omyv">
+      <w:hyperlink w:history="1" r:id="rId0qawmbnazln8iq964q6v3">
         <w:r>
           <w:rPr>
             <w:rFonts w:ascii="Arial" w:cs="Arial" w:eastAsia="Arial" w:hAnsi="Arial"/>
@@ -27231,7 +27231,7 @@
               <w:spacing w:after="10" w:before="0"/>
               <w:ind w:left="120"/>
             </w:pPr>
-            <w:hyperlink w:history="1" r:id="rIdgjlbeketbsnimxwywgeuj">
+            <w:hyperlink w:history="1" r:id="rIdhsa4unjvlkpdilmi6dbrk">
               <w:r>
                 <w:rPr>
                   <w:rFonts w:ascii="Arial" w:cs="Arial" w:eastAsia="Arial" w:hAnsi="Arial"/>
@@ -27291,7 +27291,7 @@
             <w:pPr>
               <w:spacing w:after="20" w:before="0"/>
             </w:pPr>
-            <w:hyperlink w:history="1" r:id="rId3nqvp-jz8mxpb3viom6xr">
+            <w:hyperlink w:history="1" r:id="rIdoidfcx0mk8kl-ya11wulp">
               <w:r>
                 <w:rPr>
                   <w:rFonts w:ascii="Arial" w:cs="Arial" w:eastAsia="Arial" w:hAnsi="Arial"/>
@@ -27340,7 +27340,7 @@
               <w:spacing w:after="10" w:before="0"/>
               <w:ind w:left="120"/>
             </w:pPr>
-            <w:hyperlink w:history="1" r:id="rId6jtzbxwzb5sy5e2la1d2p">
+            <w:hyperlink w:history="1" r:id="rIdke28-dk-rr68o1dj9_4l5">
               <w:r>
                 <w:rPr>
                   <w:rFonts w:ascii="Arial" w:cs="Arial" w:eastAsia="Arial" w:hAnsi="Arial"/>
@@ -27552,7 +27552,7 @@
               <w:spacing w:after="10" w:before="0"/>
               <w:ind w:left="120"/>
             </w:pPr>
-            <w:hyperlink w:history="1" r:id="rIdhnqktsieavlyeygmilhyw">
+            <w:hyperlink w:history="1" r:id="rIdqxbsac-o03vgdg5fqlsyf">
               <w:r>
                 <w:rPr>
                   <w:rFonts w:ascii="Arial" w:cs="Arial" w:eastAsia="Arial" w:hAnsi="Arial"/>
@@ -27612,7 +27612,7 @@
             <w:pPr>
               <w:spacing w:after="20" w:before="0"/>
             </w:pPr>
-            <w:hyperlink w:history="1" r:id="rIdofaptltzq-ugeqfdxzyk8">
+            <w:hyperlink w:history="1" r:id="rIddcuulqbgkzky6res-mvtf">
               <w:r>
                 <w:rPr>
                   <w:rFonts w:ascii="Arial" w:cs="Arial" w:eastAsia="Arial" w:hAnsi="Arial"/>
@@ -27661,7 +27661,7 @@
               <w:spacing w:after="10" w:before="0"/>
               <w:ind w:left="120"/>
             </w:pPr>
-            <w:hyperlink w:history="1" r:id="rIdo52o8urwgb_ujdxtzfvvn">
+            <w:hyperlink w:history="1" r:id="rIdwg-2mw-dl3ze5npj0pudf">
               <w:r>
                 <w:rPr>
                   <w:rFonts w:ascii="Arial" w:cs="Arial" w:eastAsia="Arial" w:hAnsi="Arial"/>
@@ -27873,7 +27873,7 @@
               <w:spacing w:after="10" w:before="0"/>
               <w:ind w:left="120"/>
             </w:pPr>
-            <w:hyperlink w:history="1" r:id="rIdwyts2rqecdzdszqxiaec3">
+            <w:hyperlink w:history="1" r:id="rIdfu5kd8kgs2iaqirhgw6ix">
               <w:r>
                 <w:rPr>
                   <w:rFonts w:ascii="Arial" w:cs="Arial" w:eastAsia="Arial" w:hAnsi="Arial"/>
@@ -27933,7 +27933,7 @@
             <w:pPr>
               <w:spacing w:after="20" w:before="0"/>
             </w:pPr>
-            <w:hyperlink w:history="1" r:id="rIdqwjetlyg6n8rkf47wx9ue">
+            <w:hyperlink w:history="1" r:id="rIdnol5vildjrurryinokvlc">
               <w:r>
                 <w:rPr>
                   <w:rFonts w:ascii="Arial" w:cs="Arial" w:eastAsia="Arial" w:hAnsi="Arial"/>
@@ -27982,7 +27982,7 @@
               <w:spacing w:after="10" w:before="0"/>
               <w:ind w:left="120"/>
             </w:pPr>
-            <w:hyperlink w:history="1" r:id="rIdvdq1jwfixcsafomewytfc">
+            <w:hyperlink w:history="1" r:id="rIddxetf-aa6xlnxfodsrff7">
               <w:r>
                 <w:rPr>
                   <w:rFonts w:ascii="Arial" w:cs="Arial" w:eastAsia="Arial" w:hAnsi="Arial"/>
@@ -28194,7 +28194,7 @@
               <w:spacing w:after="10" w:before="0"/>
               <w:ind w:left="120"/>
             </w:pPr>
-            <w:hyperlink w:history="1" r:id="rIdosmx3uu5qjbda0s__3c4c">
+            <w:hyperlink w:history="1" r:id="rIdlzgsqw-wtv0ueuxyzqawt">
               <w:r>
                 <w:rPr>
                   <w:rFonts w:ascii="Arial" w:cs="Arial" w:eastAsia="Arial" w:hAnsi="Arial"/>
@@ -28254,7 +28254,7 @@
             <w:pPr>
               <w:spacing w:after="20" w:before="0"/>
             </w:pPr>
-            <w:hyperlink w:history="1" r:id="rIdfrerljda8zrmlmdr-9ecn">
+            <w:hyperlink w:history="1" r:id="rId-otwdx0k7-u1dmwvh4fm0">
               <w:r>
                 <w:rPr>
                   <w:rFonts w:ascii="Arial" w:cs="Arial" w:eastAsia="Arial" w:hAnsi="Arial"/>
@@ -28303,7 +28303,7 @@
               <w:spacing w:after="10" w:before="0"/>
               <w:ind w:left="120"/>
             </w:pPr>
-            <w:hyperlink w:history="1" r:id="rIdlvh63ax-tujp7jm1ddq0q">
+            <w:hyperlink w:history="1" r:id="rId6juzq7y1m3qpdhtruemox">
               <w:r>
                 <w:rPr>
                   <w:rFonts w:ascii="Arial" w:cs="Arial" w:eastAsia="Arial" w:hAnsi="Arial"/>
@@ -28515,7 +28515,7 @@
               <w:spacing w:after="10" w:before="0"/>
               <w:ind w:left="120"/>
             </w:pPr>
-            <w:hyperlink w:history="1" r:id="rId4mtlqe0ydccqfnsfrsd7r">
+            <w:hyperlink w:history="1" r:id="rIdsa5xvdhimrsnfc7y0f3xs">
               <w:r>
                 <w:rPr>
                   <w:rFonts w:ascii="Arial" w:cs="Arial" w:eastAsia="Arial" w:hAnsi="Arial"/>
@@ -28575,7 +28575,7 @@
             <w:pPr>
               <w:spacing w:after="20" w:before="0"/>
             </w:pPr>
-            <w:hyperlink w:history="1" r:id="rIdtmctxlewwkiypcao3ogyd">
+            <w:hyperlink w:history="1" r:id="rIddqyunyms50g6o5yxlbloi">
               <w:r>
                 <w:rPr>
                   <w:rFonts w:ascii="Arial" w:cs="Arial" w:eastAsia="Arial" w:hAnsi="Arial"/>
@@ -28624,7 +28624,7 @@
               <w:spacing w:after="10" w:before="0"/>
               <w:ind w:left="120"/>
             </w:pPr>
-            <w:hyperlink w:history="1" r:id="rIdfsdpv-yggmn7sutuv7idz">
+            <w:hyperlink w:history="1" r:id="rIdcgymkrwfhdrw4rsc46qv-">
               <w:r>
                 <w:rPr>
                   <w:rFonts w:ascii="Arial" w:cs="Arial" w:eastAsia="Arial" w:hAnsi="Arial"/>
@@ -29364,7 +29364,7 @@
         </w:rPr>
         <w:t xml:space="preserve">© 2026 SeaVuria and ARES. Aligned with KICD objectives. Developed by SeaVuria; technical implementation by ARES (with AI assistance from Claude). Licensed under </w:t>
       </w:r>
-      <w:hyperlink w:history="1" r:id="rId0oowsqd97xdunxornz0q_">
+      <w:hyperlink w:history="1" r:id="rIdh-mabknbuagentmk8qok8">
         <w:r>
           <w:rPr>
             <w:rFonts w:ascii="Arial" w:cs="Arial" w:eastAsia="Arial" w:hAnsi="Arial"/>
@@ -29385,7 +29385,7 @@
         </w:rPr>
         <w:t xml:space="preserve"> (</w:t>
       </w:r>
-      <w:hyperlink w:history="1" r:id="rIdqdgsfdhfyehqqtea_vkl3">
+      <w:hyperlink w:history="1" r:id="rId6l7v4ysdbxpe1kw6yl9hp">
         <w:r>
           <w:rPr>
             <w:rFonts w:ascii="Arial" w:cs="Arial" w:eastAsia="Arial" w:hAnsi="Arial"/>
@@ -30398,7 +30398,7 @@
             <w:pPr>
               <w:spacing w:after="20" w:before="0"/>
             </w:pPr>
-            <w:hyperlink w:history="1" r:id="rId7dc_yu7jpdfmcyuohom-5">
+            <w:hyperlink w:history="1" r:id="rId4diatd7ib5byeesjncauu">
               <w:r>
                 <w:rPr>
                   <w:rFonts w:ascii="Arial" w:cs="Arial" w:eastAsia="Arial" w:hAnsi="Arial"/>
@@ -30447,7 +30447,7 @@
               <w:spacing w:after="10" w:before="0"/>
               <w:ind w:left="120"/>
             </w:pPr>
-            <w:hyperlink w:history="1" r:id="rIdvww8r5wqzmpuarxdwlpot">
+            <w:hyperlink w:history="1" r:id="rIdmmthv8sy3ehanjovzldch">
               <w:r>
                 <w:rPr>
                   <w:rFonts w:ascii="Arial" w:cs="Arial" w:eastAsia="Arial" w:hAnsi="Arial"/>
@@ -30492,7 +30492,7 @@
             <w:pPr>
               <w:spacing w:after="20" w:before="0"/>
             </w:pPr>
-            <w:hyperlink w:history="1" r:id="rId3lca69d79jmpud10vfxp_">
+            <w:hyperlink w:history="1" r:id="rIdqvmcyd3ijpuptdpozfbjv">
               <w:r>
                 <w:rPr>
                   <w:rFonts w:ascii="Arial" w:cs="Arial" w:eastAsia="Arial" w:hAnsi="Arial"/>
@@ -30541,7 +30541,7 @@
               <w:spacing w:after="10" w:before="0"/>
               <w:ind w:left="120"/>
             </w:pPr>
-            <w:hyperlink w:history="1" r:id="rIdvtigkzj6aureqrfdpkgx9">
+            <w:hyperlink w:history="1" r:id="rIdtw-pjown8kofzyeskyqg6">
               <w:r>
                 <w:rPr>
                   <w:rFonts w:ascii="Arial" w:cs="Arial" w:eastAsia="Arial" w:hAnsi="Arial"/>
@@ -30736,7 +30736,7 @@
             <w:pPr>
               <w:spacing w:after="20" w:before="0"/>
             </w:pPr>
-            <w:hyperlink w:history="1" r:id="rIdmb5jfss0durfi_adpmne3">
+            <w:hyperlink w:history="1" r:id="rIdpcm6w_oyqbl8ymcclwx9n">
               <w:r>
                 <w:rPr>
                   <w:rFonts w:ascii="Arial" w:cs="Arial" w:eastAsia="Arial" w:hAnsi="Arial"/>
@@ -30785,7 +30785,7 @@
               <w:spacing w:after="10" w:before="0"/>
               <w:ind w:left="120"/>
             </w:pPr>
-            <w:hyperlink w:history="1" r:id="rIdb6k0ukril3y0xuw9slrom">
+            <w:hyperlink w:history="1" r:id="rIdamza3cinywoof3ccobl0q">
               <w:r>
                 <w:rPr>
                   <w:rFonts w:ascii="Arial" w:cs="Arial" w:eastAsia="Arial" w:hAnsi="Arial"/>
@@ -30830,7 +30830,7 @@
             <w:pPr>
               <w:spacing w:after="20" w:before="0"/>
             </w:pPr>
-            <w:hyperlink w:history="1" r:id="rIdffb8sychrnaq5hqsqbtvq">
+            <w:hyperlink w:history="1" r:id="rIdwr2yx1nlgkrqfmn0lzueb">
               <w:r>
                 <w:rPr>
                   <w:rFonts w:ascii="Arial" w:cs="Arial" w:eastAsia="Arial" w:hAnsi="Arial"/>
@@ -30879,7 +30879,7 @@
               <w:spacing w:after="10" w:before="0"/>
               <w:ind w:left="120"/>
             </w:pPr>
-            <w:hyperlink w:history="1" r:id="rIdsfqiah-jabmicpjbdv2jv">
+            <w:hyperlink w:history="1" r:id="rIdui9fj4_wzizyy9mnxt9y4">
               <w:r>
                 <w:rPr>
                   <w:rFonts w:ascii="Arial" w:cs="Arial" w:eastAsia="Arial" w:hAnsi="Arial"/>
@@ -31074,7 +31074,7 @@
             <w:pPr>
               <w:spacing w:after="20" w:before="0"/>
             </w:pPr>
-            <w:hyperlink w:history="1" r:id="rIdpl824n1cdo8nrbdr6duj8">
+            <w:hyperlink w:history="1" r:id="rIdz8rtetfzjugkwobxsiky-">
               <w:r>
                 <w:rPr>
                   <w:rFonts w:ascii="Arial" w:cs="Arial" w:eastAsia="Arial" w:hAnsi="Arial"/>
@@ -31123,7 +31123,7 @@
               <w:spacing w:after="10" w:before="0"/>
               <w:ind w:left="120"/>
             </w:pPr>
-            <w:hyperlink w:history="1" r:id="rIdki2sbghmmbs1bdzzhyg0g">
+            <w:hyperlink w:history="1" r:id="rIdioroykv3gaesd6mfvzs_b">
               <w:r>
                 <w:rPr>
                   <w:rFonts w:ascii="Arial" w:cs="Arial" w:eastAsia="Arial" w:hAnsi="Arial"/>
@@ -31168,7 +31168,7 @@
             <w:pPr>
               <w:spacing w:after="20" w:before="0"/>
             </w:pPr>
-            <w:hyperlink w:history="1" r:id="rIdj105qa4uypwxivfrxoxny">
+            <w:hyperlink w:history="1" r:id="rIdelvjtrglvkp4nhnjiryit">
               <w:r>
                 <w:rPr>
                   <w:rFonts w:ascii="Arial" w:cs="Arial" w:eastAsia="Arial" w:hAnsi="Arial"/>
@@ -31217,7 +31217,7 @@
               <w:spacing w:after="10" w:before="0"/>
               <w:ind w:left="120"/>
             </w:pPr>
-            <w:hyperlink w:history="1" r:id="rIdugtmi17errgl3j8uqdidc">
+            <w:hyperlink w:history="1" r:id="rIdq4s6prtufickjs20egwjg">
               <w:r>
                 <w:rPr>
                   <w:rFonts w:ascii="Arial" w:cs="Arial" w:eastAsia="Arial" w:hAnsi="Arial"/>
@@ -31412,7 +31412,7 @@
             <w:pPr>
               <w:spacing w:after="20" w:before="0"/>
             </w:pPr>
-            <w:hyperlink w:history="1" r:id="rId-wh_g_j8rvkhykfva-ppr">
+            <w:hyperlink w:history="1" r:id="rIdhzreq3l-uco73rmjj0kup">
               <w:r>
                 <w:rPr>
                   <w:rFonts w:ascii="Arial" w:cs="Arial" w:eastAsia="Arial" w:hAnsi="Arial"/>
@@ -31461,7 +31461,7 @@
               <w:spacing w:after="10" w:before="0"/>
               <w:ind w:left="120"/>
             </w:pPr>
-            <w:hyperlink w:history="1" r:id="rIdtuldtdkgj2itd6yweqra8">
+            <w:hyperlink w:history="1" r:id="rIdhgh12lz1d2gegdvdaj9fv">
               <w:r>
                 <w:rPr>
                   <w:rFonts w:ascii="Arial" w:cs="Arial" w:eastAsia="Arial" w:hAnsi="Arial"/>
@@ -31506,7 +31506,7 @@
             <w:pPr>
               <w:spacing w:after="20" w:before="0"/>
             </w:pPr>
-            <w:hyperlink w:history="1" r:id="rIddgyrhxzileetpbsjbtlnz">
+            <w:hyperlink w:history="1" r:id="rIdsgjp52irgykkazbmhy8f3">
               <w:r>
                 <w:rPr>
                   <w:rFonts w:ascii="Arial" w:cs="Arial" w:eastAsia="Arial" w:hAnsi="Arial"/>
@@ -31555,7 +31555,7 @@
               <w:spacing w:after="10" w:before="0"/>
               <w:ind w:left="120"/>
             </w:pPr>
-            <w:hyperlink w:history="1" r:id="rIdjezoaejmm-phgnn3ehkck">
+            <w:hyperlink w:history="1" r:id="rIdxty7aqeaoc3eldmlahl2e">
               <w:r>
                 <w:rPr>
                   <w:rFonts w:ascii="Arial" w:cs="Arial" w:eastAsia="Arial" w:hAnsi="Arial"/>
@@ -31750,7 +31750,7 @@
             <w:pPr>
               <w:spacing w:after="20" w:before="0"/>
             </w:pPr>
-            <w:hyperlink w:history="1" r:id="rIdtf7bo1qjkruznnxpaa4tw">
+            <w:hyperlink w:history="1" r:id="rIdygh7p0w1pz2zhd1jnwgvb">
               <w:r>
                 <w:rPr>
                   <w:rFonts w:ascii="Arial" w:cs="Arial" w:eastAsia="Arial" w:hAnsi="Arial"/>
@@ -31799,7 +31799,7 @@
               <w:spacing w:after="10" w:before="0"/>
               <w:ind w:left="120"/>
             </w:pPr>
-            <w:hyperlink w:history="1" r:id="rIdd-objbz2ylag2zn2z5ido">
+            <w:hyperlink w:history="1" r:id="rId5dorev1e5rkauibfdoa5q">
               <w:r>
                 <w:rPr>
                   <w:rFonts w:ascii="Arial" w:cs="Arial" w:eastAsia="Arial" w:hAnsi="Arial"/>
@@ -31844,7 +31844,7 @@
             <w:pPr>
               <w:spacing w:after="20" w:before="0"/>
             </w:pPr>
-            <w:hyperlink w:history="1" r:id="rId0rsixvkfp0ktktw67-tv9">
+            <w:hyperlink w:history="1" r:id="rIdwu5p-z4f3zozjjiipjhak">
               <w:r>
                 <w:rPr>
                   <w:rFonts w:ascii="Arial" w:cs="Arial" w:eastAsia="Arial" w:hAnsi="Arial"/>
@@ -31893,7 +31893,7 @@
               <w:spacing w:after="10" w:before="0"/>
               <w:ind w:left="120"/>
             </w:pPr>
-            <w:hyperlink w:history="1" r:id="rId6tbmuytnouhwpp8merquf">
+            <w:hyperlink w:history="1" r:id="rId3htarizmn72ncegex2qgt">
               <w:r>
                 <w:rPr>
                   <w:rFonts w:ascii="Arial" w:cs="Arial" w:eastAsia="Arial" w:hAnsi="Arial"/>
@@ -32519,7 +32519,7 @@
         </w:rPr>
         <w:t xml:space="preserve">© 2026 SeaVuria and ARES. Aligned with KICD objectives. Developed by SeaVuria; technical implementation by ARES (with AI assistance from Claude). Licensed under </w:t>
       </w:r>
-      <w:hyperlink w:history="1" r:id="rIdc-ljlxpy3k8daloxpryrf">
+      <w:hyperlink w:history="1" r:id="rIdps2kgqg_zsn88fbc0b8ui">
         <w:r>
           <w:rPr>
             <w:rFonts w:ascii="Arial" w:cs="Arial" w:eastAsia="Arial" w:hAnsi="Arial"/>
@@ -32540,7 +32540,7 @@
         </w:rPr>
         <w:t xml:space="preserve"> (</w:t>
       </w:r>
-      <w:hyperlink w:history="1" r:id="rIdemq1eqbnjki5gtuolgnid">
+      <w:hyperlink w:history="1" r:id="rIddp8owv_pp_f1ejn4zsi8g">
         <w:r>
           <w:rPr>
             <w:rFonts w:ascii="Arial" w:cs="Arial" w:eastAsia="Arial" w:hAnsi="Arial"/>

--- a/data/outputs/v2/Chemistry/SS1.1_Introduction_to_Chemistry/Chemistry_Introduction_to_Chemistry_CBE_LessonSequence.docx
+++ b/data/outputs/v2/Chemistry/SS1.1_Introduction_to_Chemistry/Chemistry_Introduction_to_Chemistry_CBE_LessonSequence.docx
@@ -2399,7 +2399,7 @@
         </w:rPr>
         <w:t xml:space="preserve">© 2026 SeaVuria and ARES. This work is licensed under a </w:t>
       </w:r>
-      <w:hyperlink w:history="1" r:id="rIdmsvcvz15tqt8hg6co8toy">
+      <w:hyperlink w:history="1" r:id="rIdyworkvehvdbq_iteks4_s">
         <w:r>
           <w:rPr>
             <w:rFonts w:ascii="Arial" w:cs="Arial" w:eastAsia="Arial" w:hAnsi="Arial"/>
@@ -2419,7 +2419,7 @@
         </w:rPr>
         <w:t xml:space="preserve"> (</w:t>
       </w:r>
-      <w:hyperlink w:history="1" r:id="rIdheo7auix5amitb1das0ci">
+      <w:hyperlink w:history="1" r:id="rIdwecvukocwarltq8fyh4nt">
         <w:r>
           <w:rPr>
             <w:rFonts w:ascii="Arial" w:cs="Arial" w:eastAsia="Arial" w:hAnsi="Arial"/>
@@ -2439,7 +2439,7 @@
         </w:rPr>
         <w:t xml:space="preserve">). To view a copy of this license, visit </w:t>
       </w:r>
-      <w:hyperlink w:history="1" r:id="rId45ftmsemmpdrzfspcs6tv">
+      <w:hyperlink w:history="1" r:id="rIdjkzyvhl68ytct0_gbw451">
         <w:r>
           <w:rPr>
             <w:rFonts w:ascii="Arial" w:cs="Arial" w:eastAsia="Arial" w:hAnsi="Arial"/>
@@ -3451,7 +3451,7 @@
             <w:pPr>
               <w:spacing w:after="20" w:before="0"/>
             </w:pPr>
-            <w:hyperlink w:history="1" r:id="rId5d19uatduuycrwgjkoweb">
+            <w:hyperlink w:history="1" r:id="rIdi5ylmxm2h6vokicrshhxc">
               <w:r>
                 <w:rPr>
                   <w:rFonts w:ascii="Arial" w:cs="Arial" w:eastAsia="Arial" w:hAnsi="Arial"/>
@@ -3484,7 +3484,7 @@
               <w:spacing w:after="10" w:before="0"/>
               <w:ind w:left="120"/>
             </w:pPr>
-            <w:hyperlink w:history="1" r:id="rId3cfa36njdbytxngg-egbo">
+            <w:hyperlink w:history="1" r:id="rIdhxard5a_gmpiw2_kfwnkh">
               <w:r>
                 <w:rPr>
                   <w:rFonts w:ascii="Arial" w:cs="Arial" w:eastAsia="Arial" w:hAnsi="Arial"/>
@@ -3529,7 +3529,7 @@
             <w:pPr>
               <w:spacing w:after="20" w:before="0"/>
             </w:pPr>
-            <w:hyperlink w:history="1" r:id="rId3ejqhhfghg5dcl_mcqh-7">
+            <w:hyperlink w:history="1" r:id="rIdmnpfrpqtjmu16nzpdjuzh">
               <w:r>
                 <w:rPr>
                   <w:rFonts w:ascii="Arial" w:cs="Arial" w:eastAsia="Arial" w:hAnsi="Arial"/>
@@ -3562,7 +3562,7 @@
               <w:spacing w:after="10" w:before="0"/>
               <w:ind w:left="120"/>
             </w:pPr>
-            <w:hyperlink w:history="1" r:id="rIdoiqbfa983vrqedpthj0hy">
+            <w:hyperlink w:history="1" r:id="rIdxm5ujkotgv223xhvcxtyj">
               <w:r>
                 <w:rPr>
                   <w:rFonts w:ascii="Arial" w:cs="Arial" w:eastAsia="Arial" w:hAnsi="Arial"/>
@@ -3757,7 +3757,7 @@
             <w:pPr>
               <w:spacing w:after="20" w:before="0"/>
             </w:pPr>
-            <w:hyperlink w:history="1" r:id="rIdrorkdnpd9iahbvhf4rb7x">
+            <w:hyperlink w:history="1" r:id="rId_00cj-pigry0xrr5j1xg1">
               <w:r>
                 <w:rPr>
                   <w:rFonts w:ascii="Arial" w:cs="Arial" w:eastAsia="Arial" w:hAnsi="Arial"/>
@@ -3790,7 +3790,7 @@
               <w:spacing w:after="10" w:before="0"/>
               <w:ind w:left="120"/>
             </w:pPr>
-            <w:hyperlink w:history="1" r:id="rIdzzgfxfcccaxopbm8iulz-">
+            <w:hyperlink w:history="1" r:id="rId7_bl3tbbcuv5b7br8bqpy">
               <w:r>
                 <w:rPr>
                   <w:rFonts w:ascii="Arial" w:cs="Arial" w:eastAsia="Arial" w:hAnsi="Arial"/>
@@ -3835,7 +3835,7 @@
             <w:pPr>
               <w:spacing w:after="20" w:before="0"/>
             </w:pPr>
-            <w:hyperlink w:history="1" r:id="rIdd5qx3nobodmmxgffofjka">
+            <w:hyperlink w:history="1" r:id="rIdyrd4tvxmoml27rp7vl73v">
               <w:r>
                 <w:rPr>
                   <w:rFonts w:ascii="Arial" w:cs="Arial" w:eastAsia="Arial" w:hAnsi="Arial"/>
@@ -3868,7 +3868,7 @@
               <w:spacing w:after="10" w:before="0"/>
               <w:ind w:left="120"/>
             </w:pPr>
-            <w:hyperlink w:history="1" r:id="rIdkn_xzq5yjvovftmvtjmz3">
+            <w:hyperlink w:history="1" r:id="rIdnaj9ego3skvgnetm09jai">
               <w:r>
                 <w:rPr>
                   <w:rFonts w:ascii="Arial" w:cs="Arial" w:eastAsia="Arial" w:hAnsi="Arial"/>
@@ -4063,7 +4063,7 @@
             <w:pPr>
               <w:spacing w:after="20" w:before="0"/>
             </w:pPr>
-            <w:hyperlink w:history="1" r:id="rIdbgunwszo8en-mifz4qiej">
+            <w:hyperlink w:history="1" r:id="rIdpzqrg-ebs0nrveikiy1m2">
               <w:r>
                 <w:rPr>
                   <w:rFonts w:ascii="Arial" w:cs="Arial" w:eastAsia="Arial" w:hAnsi="Arial"/>
@@ -4096,7 +4096,7 @@
               <w:spacing w:after="10" w:before="0"/>
               <w:ind w:left="120"/>
             </w:pPr>
-            <w:hyperlink w:history="1" r:id="rIdzpkn_qvuqbj0y9mslqddp">
+            <w:hyperlink w:history="1" r:id="rIdyvrdloxseilkfs9i-j-qr">
               <w:r>
                 <w:rPr>
                   <w:rFonts w:ascii="Arial" w:cs="Arial" w:eastAsia="Arial" w:hAnsi="Arial"/>
@@ -4141,7 +4141,7 @@
             <w:pPr>
               <w:spacing w:after="20" w:before="0"/>
             </w:pPr>
-            <w:hyperlink w:history="1" r:id="rIdx73yibm6i1zhnric8crzd">
+            <w:hyperlink w:history="1" r:id="rIdi-mxtihaectpib1xix3xb">
               <w:r>
                 <w:rPr>
                   <w:rFonts w:ascii="Arial" w:cs="Arial" w:eastAsia="Arial" w:hAnsi="Arial"/>
@@ -4174,7 +4174,7 @@
               <w:spacing w:after="10" w:before="0"/>
               <w:ind w:left="120"/>
             </w:pPr>
-            <w:hyperlink w:history="1" r:id="rIdubaccpkbrwl29pie9232s">
+            <w:hyperlink w:history="1" r:id="rIdbhkecyfs-slr9ajxcmai-">
               <w:r>
                 <w:rPr>
                   <w:rFonts w:ascii="Arial" w:cs="Arial" w:eastAsia="Arial" w:hAnsi="Arial"/>
@@ -4369,7 +4369,7 @@
             <w:pPr>
               <w:spacing w:after="20" w:before="0"/>
             </w:pPr>
-            <w:hyperlink w:history="1" r:id="rIdm0foegpjwl0sos4bcm0rk">
+            <w:hyperlink w:history="1" r:id="rId-tjymijb6s5e7nial5kkx">
               <w:r>
                 <w:rPr>
                   <w:rFonts w:ascii="Arial" w:cs="Arial" w:eastAsia="Arial" w:hAnsi="Arial"/>
@@ -4402,7 +4402,7 @@
               <w:spacing w:after="10" w:before="0"/>
               <w:ind w:left="120"/>
             </w:pPr>
-            <w:hyperlink w:history="1" r:id="rIdpkezsxxvecy-xpspz-xui">
+            <w:hyperlink w:history="1" r:id="rIdi5odtal2gitejjqiwsmze">
               <w:r>
                 <w:rPr>
                   <w:rFonts w:ascii="Arial" w:cs="Arial" w:eastAsia="Arial" w:hAnsi="Arial"/>
@@ -4447,7 +4447,7 @@
             <w:pPr>
               <w:spacing w:after="20" w:before="0"/>
             </w:pPr>
-            <w:hyperlink w:history="1" r:id="rId9e9sbj-7epguttxtaa600">
+            <w:hyperlink w:history="1" r:id="rIdmyrhfh7sosrodjyp81bhv">
               <w:r>
                 <w:rPr>
                   <w:rFonts w:ascii="Arial" w:cs="Arial" w:eastAsia="Arial" w:hAnsi="Arial"/>
@@ -4480,7 +4480,7 @@
               <w:spacing w:after="10" w:before="0"/>
               <w:ind w:left="120"/>
             </w:pPr>
-            <w:hyperlink w:history="1" r:id="rIdkk0uzelxovhl-bmhcgdmx">
+            <w:hyperlink w:history="1" r:id="rIdozlvaa47e8m_i-fyofkqu">
               <w:r>
                 <w:rPr>
                   <w:rFonts w:ascii="Arial" w:cs="Arial" w:eastAsia="Arial" w:hAnsi="Arial"/>
@@ -4675,7 +4675,7 @@
             <w:pPr>
               <w:spacing w:after="20" w:before="0"/>
             </w:pPr>
-            <w:hyperlink w:history="1" r:id="rId3hs0zpsy1x63x8ynbbni0">
+            <w:hyperlink w:history="1" r:id="rIdl8t67_bg7cv-wkbe0dqou">
               <w:r>
                 <w:rPr>
                   <w:rFonts w:ascii="Arial" w:cs="Arial" w:eastAsia="Arial" w:hAnsi="Arial"/>
@@ -4708,7 +4708,7 @@
               <w:spacing w:after="10" w:before="0"/>
               <w:ind w:left="120"/>
             </w:pPr>
-            <w:hyperlink w:history="1" r:id="rIdp_jegagpvbtmbqjprjfc7">
+            <w:hyperlink w:history="1" r:id="rIddamkuucjmvacvtvocofnc">
               <w:r>
                 <w:rPr>
                   <w:rFonts w:ascii="Arial" w:cs="Arial" w:eastAsia="Arial" w:hAnsi="Arial"/>
@@ -4753,7 +4753,7 @@
             <w:pPr>
               <w:spacing w:after="20" w:before="0"/>
             </w:pPr>
-            <w:hyperlink w:history="1" r:id="rIdcoub8rpewdgw578kucseo">
+            <w:hyperlink w:history="1" r:id="rIdfztfxyoeefgpnvpnhxvka">
               <w:r>
                 <w:rPr>
                   <w:rFonts w:ascii="Arial" w:cs="Arial" w:eastAsia="Arial" w:hAnsi="Arial"/>
@@ -4786,7 +4786,7 @@
               <w:spacing w:after="10" w:before="0"/>
               <w:ind w:left="120"/>
             </w:pPr>
-            <w:hyperlink w:history="1" r:id="rIdfeswzo_m9jplki92qy2wj">
+            <w:hyperlink w:history="1" r:id="rIdur1zrkgtut1ionfebhmch">
               <w:r>
                 <w:rPr>
                   <w:rFonts w:ascii="Arial" w:cs="Arial" w:eastAsia="Arial" w:hAnsi="Arial"/>
@@ -5298,7 +5298,7 @@
         </w:rPr>
         <w:t xml:space="preserve">© 2026 SeaVuria and ARES. Aligned with KICD objectives. Developed by SeaVuria; technical implementation by ARES (with AI assistance from Claude). Licensed under </w:t>
       </w:r>
-      <w:hyperlink w:history="1" r:id="rId53mcqrnthsxrwpzkhk6td">
+      <w:hyperlink w:history="1" r:id="rId1kraxtu0m-t51tjy4r96r">
         <w:r>
           <w:rPr>
             <w:rFonts w:ascii="Arial" w:cs="Arial" w:eastAsia="Arial" w:hAnsi="Arial"/>
@@ -5319,7 +5319,7 @@
         </w:rPr>
         <w:t xml:space="preserve"> (</w:t>
       </w:r>
-      <w:hyperlink w:history="1" r:id="rIdmxea97jymozsnwlfrciac">
+      <w:hyperlink w:history="1" r:id="rIdv_e7fvvciods31lj-njnj">
         <w:r>
           <w:rPr>
             <w:rFonts w:ascii="Arial" w:cs="Arial" w:eastAsia="Arial" w:hAnsi="Arial"/>
@@ -6349,7 +6349,7 @@
               <w:spacing w:after="10" w:before="0"/>
               <w:ind w:left="120"/>
             </w:pPr>
-            <w:hyperlink w:history="1" r:id="rIddj4u2moidk3dbrsab-iz_">
+            <w:hyperlink w:history="1" r:id="rIdhg0zrzd77n4kzacffnnoo">
               <w:r>
                 <w:rPr>
                   <w:rFonts w:ascii="Arial" w:cs="Arial" w:eastAsia="Arial" w:hAnsi="Arial"/>
@@ -6409,7 +6409,7 @@
             <w:pPr>
               <w:spacing w:after="20" w:before="0"/>
             </w:pPr>
-            <w:hyperlink w:history="1" r:id="rIds7svcqlyjkmntygufncid">
+            <w:hyperlink w:history="1" r:id="rIdjtlih7grtqmbo15ouzuzg">
               <w:r>
                 <w:rPr>
                   <w:rFonts w:ascii="Arial" w:cs="Arial" w:eastAsia="Arial" w:hAnsi="Arial"/>
@@ -6458,7 +6458,7 @@
               <w:spacing w:after="10" w:before="0"/>
               <w:ind w:left="120"/>
             </w:pPr>
-            <w:hyperlink w:history="1" r:id="rIdnxoo3nnno5rxuzd_dfogd">
+            <w:hyperlink w:history="1" r:id="rIdnirqrsbolki6ehhzvuoay">
               <w:r>
                 <w:rPr>
                   <w:rFonts w:ascii="Arial" w:cs="Arial" w:eastAsia="Arial" w:hAnsi="Arial"/>
@@ -6670,7 +6670,7 @@
               <w:spacing w:after="10" w:before="0"/>
               <w:ind w:left="120"/>
             </w:pPr>
-            <w:hyperlink w:history="1" r:id="rId2gq4z0a765aqvlbheukmk">
+            <w:hyperlink w:history="1" r:id="rIdtcbbzyyofhgk1qxqyoa9f">
               <w:r>
                 <w:rPr>
                   <w:rFonts w:ascii="Arial" w:cs="Arial" w:eastAsia="Arial" w:hAnsi="Arial"/>
@@ -6730,7 +6730,7 @@
             <w:pPr>
               <w:spacing w:after="20" w:before="0"/>
             </w:pPr>
-            <w:hyperlink w:history="1" r:id="rIdst4cmg8rrtgirjb6ru4aj">
+            <w:hyperlink w:history="1" r:id="rIdaocwdew66va-akup8wldv">
               <w:r>
                 <w:rPr>
                   <w:rFonts w:ascii="Arial" w:cs="Arial" w:eastAsia="Arial" w:hAnsi="Arial"/>
@@ -6779,7 +6779,7 @@
               <w:spacing w:after="10" w:before="0"/>
               <w:ind w:left="120"/>
             </w:pPr>
-            <w:hyperlink w:history="1" r:id="rIdegnekkqaicr3tnlozkyhq">
+            <w:hyperlink w:history="1" r:id="rIdksculfltt2ksucm4tdvjd">
               <w:r>
                 <w:rPr>
                   <w:rFonts w:ascii="Arial" w:cs="Arial" w:eastAsia="Arial" w:hAnsi="Arial"/>
@@ -6991,7 +6991,7 @@
               <w:spacing w:after="10" w:before="0"/>
               <w:ind w:left="120"/>
             </w:pPr>
-            <w:hyperlink w:history="1" r:id="rIdkt7taselxgxac7rwerrw4">
+            <w:hyperlink w:history="1" r:id="rIdo9c_9ney0sou6spgmyx2j">
               <w:r>
                 <w:rPr>
                   <w:rFonts w:ascii="Arial" w:cs="Arial" w:eastAsia="Arial" w:hAnsi="Arial"/>
@@ -7051,7 +7051,7 @@
             <w:pPr>
               <w:spacing w:after="20" w:before="0"/>
             </w:pPr>
-            <w:hyperlink w:history="1" r:id="rId_adhmyj1qso-5ynkjvfnl">
+            <w:hyperlink w:history="1" r:id="rIdhcs3ztnklti5bediw259a">
               <w:r>
                 <w:rPr>
                   <w:rFonts w:ascii="Arial" w:cs="Arial" w:eastAsia="Arial" w:hAnsi="Arial"/>
@@ -7100,7 +7100,7 @@
               <w:spacing w:after="10" w:before="0"/>
               <w:ind w:left="120"/>
             </w:pPr>
-            <w:hyperlink w:history="1" r:id="rIduzcui1ltq_r57hshh5mrx">
+            <w:hyperlink w:history="1" r:id="rId4ihv7zw8czeodbxgg1bjw">
               <w:r>
                 <w:rPr>
                   <w:rFonts w:ascii="Arial" w:cs="Arial" w:eastAsia="Arial" w:hAnsi="Arial"/>
@@ -7312,7 +7312,7 @@
               <w:spacing w:after="10" w:before="0"/>
               <w:ind w:left="120"/>
             </w:pPr>
-            <w:hyperlink w:history="1" r:id="rIdpbvjhj4970jfl1zagfkk3">
+            <w:hyperlink w:history="1" r:id="rIdh_iuvpqy0stx36fozu3e5">
               <w:r>
                 <w:rPr>
                   <w:rFonts w:ascii="Arial" w:cs="Arial" w:eastAsia="Arial" w:hAnsi="Arial"/>
@@ -7372,7 +7372,7 @@
             <w:pPr>
               <w:spacing w:after="20" w:before="0"/>
             </w:pPr>
-            <w:hyperlink w:history="1" r:id="rIde64hhber7vb4p-fcnki51">
+            <w:hyperlink w:history="1" r:id="rIdgkap7pv57oni4svgwc-yy">
               <w:r>
                 <w:rPr>
                   <w:rFonts w:ascii="Arial" w:cs="Arial" w:eastAsia="Arial" w:hAnsi="Arial"/>
@@ -7421,7 +7421,7 @@
               <w:spacing w:after="10" w:before="0"/>
               <w:ind w:left="120"/>
             </w:pPr>
-            <w:hyperlink w:history="1" r:id="rIdxho_xfvr84lce_dw75q_e">
+            <w:hyperlink w:history="1" r:id="rIdlfficnuc8aosj9j2nkfuc">
               <w:r>
                 <w:rPr>
                   <w:rFonts w:ascii="Arial" w:cs="Arial" w:eastAsia="Arial" w:hAnsi="Arial"/>
@@ -7633,7 +7633,7 @@
               <w:spacing w:after="10" w:before="0"/>
               <w:ind w:left="120"/>
             </w:pPr>
-            <w:hyperlink w:history="1" r:id="rId6yqfskiybfnmc9bf95r45">
+            <w:hyperlink w:history="1" r:id="rIdzhcyeixkunz6lsdvv4ymg">
               <w:r>
                 <w:rPr>
                   <w:rFonts w:ascii="Arial" w:cs="Arial" w:eastAsia="Arial" w:hAnsi="Arial"/>
@@ -7693,7 +7693,7 @@
             <w:pPr>
               <w:spacing w:after="20" w:before="0"/>
             </w:pPr>
-            <w:hyperlink w:history="1" r:id="rIdicktm89d-vgi47bs7sddi">
+            <w:hyperlink w:history="1" r:id="rIdrygvx2_ctjcjujfhk13pr">
               <w:r>
                 <w:rPr>
                   <w:rFonts w:ascii="Arial" w:cs="Arial" w:eastAsia="Arial" w:hAnsi="Arial"/>
@@ -7742,7 +7742,7 @@
               <w:spacing w:after="10" w:before="0"/>
               <w:ind w:left="120"/>
             </w:pPr>
-            <w:hyperlink w:history="1" r:id="rIdotqe3bimwmz57mhxbuypg">
+            <w:hyperlink w:history="1" r:id="rId7eoexssjftgs2mnlabheh">
               <w:r>
                 <w:rPr>
                   <w:rFonts w:ascii="Arial" w:cs="Arial" w:eastAsia="Arial" w:hAnsi="Arial"/>
@@ -8368,7 +8368,7 @@
         </w:rPr>
         <w:t xml:space="preserve">© 2026 SeaVuria and ARES. Aligned with KICD objectives. Developed by SeaVuria; technical implementation by ARES (with AI assistance from Claude). Licensed under </w:t>
       </w:r>
-      <w:hyperlink w:history="1" r:id="rIdlu3jaqpv1adieruddwdws">
+      <w:hyperlink w:history="1" r:id="rIdqjty6n9mgoq6zms1dakgd">
         <w:r>
           <w:rPr>
             <w:rFonts w:ascii="Arial" w:cs="Arial" w:eastAsia="Arial" w:hAnsi="Arial"/>
@@ -8389,7 +8389,7 @@
         </w:rPr>
         <w:t xml:space="preserve"> (</w:t>
       </w:r>
-      <w:hyperlink w:history="1" r:id="rIdrpus0fgh632aed7kvguhy">
+      <w:hyperlink w:history="1" r:id="rIdjax7n_p_yfwrmoqb3djn8">
         <w:r>
           <w:rPr>
             <w:rFonts w:ascii="Arial" w:cs="Arial" w:eastAsia="Arial" w:hAnsi="Arial"/>
@@ -9419,7 +9419,7 @@
               <w:spacing w:after="10" w:before="0"/>
               <w:ind w:left="120"/>
             </w:pPr>
-            <w:hyperlink w:history="1" r:id="rIdz3qbv74z2zvzlree3cs7n">
+            <w:hyperlink w:history="1" r:id="rIdfvmge6rlwmgktnvpwfdku">
               <w:r>
                 <w:rPr>
                   <w:rFonts w:ascii="Arial" w:cs="Arial" w:eastAsia="Arial" w:hAnsi="Arial"/>
@@ -9496,7 +9496,7 @@
               <w:spacing w:after="10" w:before="0"/>
               <w:ind w:left="120"/>
             </w:pPr>
-            <w:hyperlink w:history="1" r:id="rIdumskwc4dz_ihov5xlnciz">
+            <w:hyperlink w:history="1" r:id="rIdbyuzfclrwgyg-u8ohbuex">
               <w:r>
                 <w:rPr>
                   <w:rFonts w:ascii="Arial" w:cs="Arial" w:eastAsia="Arial" w:hAnsi="Arial"/>
@@ -9723,7 +9723,7 @@
               <w:spacing w:after="10" w:before="0"/>
               <w:ind w:left="120"/>
             </w:pPr>
-            <w:hyperlink w:history="1" r:id="rIddbdi_59-gcc-ml_yqnkmi">
+            <w:hyperlink w:history="1" r:id="rIdq0c_aq8l6deybibcxrksr">
               <w:r>
                 <w:rPr>
                   <w:rFonts w:ascii="Arial" w:cs="Arial" w:eastAsia="Arial" w:hAnsi="Arial"/>
@@ -9800,7 +9800,7 @@
               <w:spacing w:after="10" w:before="0"/>
               <w:ind w:left="120"/>
             </w:pPr>
-            <w:hyperlink w:history="1" r:id="rIdah1x-dewqbn0nb9erfvwb">
+            <w:hyperlink w:history="1" r:id="rIdzcirtovab_h7w6mmqkgxf">
               <w:r>
                 <w:rPr>
                   <w:rFonts w:ascii="Arial" w:cs="Arial" w:eastAsia="Arial" w:hAnsi="Arial"/>
@@ -10027,7 +10027,7 @@
               <w:spacing w:after="10" w:before="0"/>
               <w:ind w:left="120"/>
             </w:pPr>
-            <w:hyperlink w:history="1" r:id="rId7k1r-m_ylqnx50rerzlmw">
+            <w:hyperlink w:history="1" r:id="rIdhv31h4asibo6kgz4wbyj2">
               <w:r>
                 <w:rPr>
                   <w:rFonts w:ascii="Arial" w:cs="Arial" w:eastAsia="Arial" w:hAnsi="Arial"/>
@@ -10104,7 +10104,7 @@
               <w:spacing w:after="10" w:before="0"/>
               <w:ind w:left="120"/>
             </w:pPr>
-            <w:hyperlink w:history="1" r:id="rIdzfxk18rup_z2etqdqbmtg">
+            <w:hyperlink w:history="1" r:id="rIdizqxlxd-e0lusj4m70qnl">
               <w:r>
                 <w:rPr>
                   <w:rFonts w:ascii="Arial" w:cs="Arial" w:eastAsia="Arial" w:hAnsi="Arial"/>
@@ -10331,7 +10331,7 @@
               <w:spacing w:after="10" w:before="0"/>
               <w:ind w:left="120"/>
             </w:pPr>
-            <w:hyperlink w:history="1" r:id="rIdvgb504y3jy4lpx06lms0x">
+            <w:hyperlink w:history="1" r:id="rIdf5flpl-zmd9xwc1mstwsf">
               <w:r>
                 <w:rPr>
                   <w:rFonts w:ascii="Arial" w:cs="Arial" w:eastAsia="Arial" w:hAnsi="Arial"/>
@@ -10408,7 +10408,7 @@
               <w:spacing w:after="10" w:before="0"/>
               <w:ind w:left="120"/>
             </w:pPr>
-            <w:hyperlink w:history="1" r:id="rIdw_afs8vochpny_6bxp7oo">
+            <w:hyperlink w:history="1" r:id="rIdsyzfkkeqedrflzlehoafc">
               <w:r>
                 <w:rPr>
                   <w:rFonts w:ascii="Arial" w:cs="Arial" w:eastAsia="Arial" w:hAnsi="Arial"/>
@@ -10635,7 +10635,7 @@
               <w:spacing w:after="10" w:before="0"/>
               <w:ind w:left="120"/>
             </w:pPr>
-            <w:hyperlink w:history="1" r:id="rIdysa1er8txraefuapjbyhc">
+            <w:hyperlink w:history="1" r:id="rIdc5qfvw9de3xjqzv50qfxg">
               <w:r>
                 <w:rPr>
                   <w:rFonts w:ascii="Arial" w:cs="Arial" w:eastAsia="Arial" w:hAnsi="Arial"/>
@@ -10712,7 +10712,7 @@
               <w:spacing w:after="10" w:before="0"/>
               <w:ind w:left="120"/>
             </w:pPr>
-            <w:hyperlink w:history="1" r:id="rIdrgunxtkmwmhm2-hzjm1_i">
+            <w:hyperlink w:history="1" r:id="rIdr4pfcxxfyiciuz8dphcta">
               <w:r>
                 <w:rPr>
                   <w:rFonts w:ascii="Arial" w:cs="Arial" w:eastAsia="Arial" w:hAnsi="Arial"/>
@@ -11239,7 +11239,7 @@
         </w:rPr>
         <w:t xml:space="preserve">© 2026 SeaVuria and ARES. Aligned with KICD objectives. Developed by SeaVuria; technical implementation by ARES (with AI assistance from Claude). Licensed under </w:t>
       </w:r>
-      <w:hyperlink w:history="1" r:id="rIdwpo_ujgeso15v9wvikf8g">
+      <w:hyperlink w:history="1" r:id="rIdk3g3tdl9r8jznznfz_pr0">
         <w:r>
           <w:rPr>
             <w:rFonts w:ascii="Arial" w:cs="Arial" w:eastAsia="Arial" w:hAnsi="Arial"/>
@@ -11260,7 +11260,7 @@
         </w:rPr>
         <w:t xml:space="preserve"> (</w:t>
       </w:r>
-      <w:hyperlink w:history="1" r:id="rIdmy7xzjbyktetboe3ygo54">
+      <w:hyperlink w:history="1" r:id="rIdlhxozqppw6yhh1fdkbjnx">
         <w:r>
           <w:rPr>
             <w:rFonts w:ascii="Arial" w:cs="Arial" w:eastAsia="Arial" w:hAnsi="Arial"/>
@@ -12290,7 +12290,7 @@
               <w:spacing w:after="10" w:before="0"/>
               <w:ind w:left="120"/>
             </w:pPr>
-            <w:hyperlink w:history="1" r:id="rIdkv-woxyybj7dbvc6ixbpo">
+            <w:hyperlink w:history="1" r:id="rIdku6us4e9vnbtf9qhixymn">
               <w:r>
                 <w:rPr>
                   <w:rFonts w:ascii="Arial" w:cs="Arial" w:eastAsia="Arial" w:hAnsi="Arial"/>
@@ -12350,7 +12350,7 @@
             <w:pPr>
               <w:spacing w:after="20" w:before="0"/>
             </w:pPr>
-            <w:hyperlink w:history="1" r:id="rId6f8478qqtpnbdrknqtlhf">
+            <w:hyperlink w:history="1" r:id="rIdmfh7m8ac7pebpsrbpiln3">
               <w:r>
                 <w:rPr>
                   <w:rFonts w:ascii="Arial" w:cs="Arial" w:eastAsia="Arial" w:hAnsi="Arial"/>
@@ -12399,7 +12399,7 @@
               <w:spacing w:after="10" w:before="0"/>
               <w:ind w:left="120"/>
             </w:pPr>
-            <w:hyperlink w:history="1" r:id="rIdidm9wptuq2fjdemdtiw3r">
+            <w:hyperlink w:history="1" r:id="rIdbgtiojcnnzdaybo5t3too">
               <w:r>
                 <w:rPr>
                   <w:rFonts w:ascii="Arial" w:cs="Arial" w:eastAsia="Arial" w:hAnsi="Arial"/>
@@ -12611,7 +12611,7 @@
               <w:spacing w:after="10" w:before="0"/>
               <w:ind w:left="120"/>
             </w:pPr>
-            <w:hyperlink w:history="1" r:id="rIdsgecyoh2nteuowckymicb">
+            <w:hyperlink w:history="1" r:id="rId5iiq1wyctr630kkbwuyag">
               <w:r>
                 <w:rPr>
                   <w:rFonts w:ascii="Arial" w:cs="Arial" w:eastAsia="Arial" w:hAnsi="Arial"/>
@@ -12671,7 +12671,7 @@
             <w:pPr>
               <w:spacing w:after="20" w:before="0"/>
             </w:pPr>
-            <w:hyperlink w:history="1" r:id="rIduihyhm2vxuhiummczsjsq">
+            <w:hyperlink w:history="1" r:id="rIdqprm6aic-ixfymityn1uo">
               <w:r>
                 <w:rPr>
                   <w:rFonts w:ascii="Arial" w:cs="Arial" w:eastAsia="Arial" w:hAnsi="Arial"/>
@@ -12720,7 +12720,7 @@
               <w:spacing w:after="10" w:before="0"/>
               <w:ind w:left="120"/>
             </w:pPr>
-            <w:hyperlink w:history="1" r:id="rIdnrke1zylbtoln8stx7k1m">
+            <w:hyperlink w:history="1" r:id="rIdcfvzuohcwp8mbvaugomib">
               <w:r>
                 <w:rPr>
                   <w:rFonts w:ascii="Arial" w:cs="Arial" w:eastAsia="Arial" w:hAnsi="Arial"/>
@@ -12932,7 +12932,7 @@
               <w:spacing w:after="10" w:before="0"/>
               <w:ind w:left="120"/>
             </w:pPr>
-            <w:hyperlink w:history="1" r:id="rIdxwekjgwfn_p4pumor6fuy">
+            <w:hyperlink w:history="1" r:id="rIdmb5ju3m6ypz4jeesddoiz">
               <w:r>
                 <w:rPr>
                   <w:rFonts w:ascii="Arial" w:cs="Arial" w:eastAsia="Arial" w:hAnsi="Arial"/>
@@ -12992,7 +12992,7 @@
             <w:pPr>
               <w:spacing w:after="20" w:before="0"/>
             </w:pPr>
-            <w:hyperlink w:history="1" r:id="rIdqchgz2m08yb3kpvd5qyhg">
+            <w:hyperlink w:history="1" r:id="rIdhks_hkem2ysx5tdkmdapk">
               <w:r>
                 <w:rPr>
                   <w:rFonts w:ascii="Arial" w:cs="Arial" w:eastAsia="Arial" w:hAnsi="Arial"/>
@@ -13041,7 +13041,7 @@
               <w:spacing w:after="10" w:before="0"/>
               <w:ind w:left="120"/>
             </w:pPr>
-            <w:hyperlink w:history="1" r:id="rIdyjg_vttpedbql8_9l80o_">
+            <w:hyperlink w:history="1" r:id="rId9i-7wrv00zh3qfslhsee3">
               <w:r>
                 <w:rPr>
                   <w:rFonts w:ascii="Arial" w:cs="Arial" w:eastAsia="Arial" w:hAnsi="Arial"/>
@@ -13253,7 +13253,7 @@
               <w:spacing w:after="10" w:before="0"/>
               <w:ind w:left="120"/>
             </w:pPr>
-            <w:hyperlink w:history="1" r:id="rIda7cmflyqlohtq010f-q94">
+            <w:hyperlink w:history="1" r:id="rIdzu9-kvd0obomkhlshvwrd">
               <w:r>
                 <w:rPr>
                   <w:rFonts w:ascii="Arial" w:cs="Arial" w:eastAsia="Arial" w:hAnsi="Arial"/>
@@ -13313,7 +13313,7 @@
             <w:pPr>
               <w:spacing w:after="20" w:before="0"/>
             </w:pPr>
-            <w:hyperlink w:history="1" r:id="rIdjjm4yw--aheid2efbsacb">
+            <w:hyperlink w:history="1" r:id="rIdmugfn1sxy35uuzxscw1ql">
               <w:r>
                 <w:rPr>
                   <w:rFonts w:ascii="Arial" w:cs="Arial" w:eastAsia="Arial" w:hAnsi="Arial"/>
@@ -13362,7 +13362,7 @@
               <w:spacing w:after="10" w:before="0"/>
               <w:ind w:left="120"/>
             </w:pPr>
-            <w:hyperlink w:history="1" r:id="rIdjiecyrbunwduvzpqhtisa">
+            <w:hyperlink w:history="1" r:id="rIdaiftjb_vblf9xvfhodpym">
               <w:r>
                 <w:rPr>
                   <w:rFonts w:ascii="Arial" w:cs="Arial" w:eastAsia="Arial" w:hAnsi="Arial"/>
@@ -13574,7 +13574,7 @@
               <w:spacing w:after="10" w:before="0"/>
               <w:ind w:left="120"/>
             </w:pPr>
-            <w:hyperlink w:history="1" r:id="rIdcobgh7sgnjelaia6fdook">
+            <w:hyperlink w:history="1" r:id="rIdwxvjja7z6cqzhdiz-kdv6">
               <w:r>
                 <w:rPr>
                   <w:rFonts w:ascii="Arial" w:cs="Arial" w:eastAsia="Arial" w:hAnsi="Arial"/>
@@ -13634,7 +13634,7 @@
             <w:pPr>
               <w:spacing w:after="20" w:before="0"/>
             </w:pPr>
-            <w:hyperlink w:history="1" r:id="rIdrhotsvl9kvsiwal81jzhh">
+            <w:hyperlink w:history="1" r:id="rIdlyds21eozray19cv1mgy8">
               <w:r>
                 <w:rPr>
                   <w:rFonts w:ascii="Arial" w:cs="Arial" w:eastAsia="Arial" w:hAnsi="Arial"/>
@@ -13683,7 +13683,7 @@
               <w:spacing w:after="10" w:before="0"/>
               <w:ind w:left="120"/>
             </w:pPr>
-            <w:hyperlink w:history="1" r:id="rIdwy94ixt-atn3nluk-etlo">
+            <w:hyperlink w:history="1" r:id="rIdtt6imjl53px3mdwloudeh">
               <w:r>
                 <w:rPr>
                   <w:rFonts w:ascii="Arial" w:cs="Arial" w:eastAsia="Arial" w:hAnsi="Arial"/>
@@ -14309,7 +14309,7 @@
         </w:rPr>
         <w:t xml:space="preserve">© 2026 SeaVuria and ARES. Aligned with KICD objectives. Developed by SeaVuria; technical implementation by ARES (with AI assistance from Claude). Licensed under </w:t>
       </w:r>
-      <w:hyperlink w:history="1" r:id="rId8vweqvjkntpgkf0ula3ua">
+      <w:hyperlink w:history="1" r:id="rId7afy7dyqmr147r9tnpngj">
         <w:r>
           <w:rPr>
             <w:rFonts w:ascii="Arial" w:cs="Arial" w:eastAsia="Arial" w:hAnsi="Arial"/>
@@ -14330,7 +14330,7 @@
         </w:rPr>
         <w:t xml:space="preserve"> (</w:t>
       </w:r>
-      <w:hyperlink w:history="1" r:id="rIdqfnxg0xeibauk_r9ua7z_">
+      <w:hyperlink w:history="1" r:id="rId6djqekzv4bnxe0k5q2tlk">
         <w:r>
           <w:rPr>
             <w:rFonts w:ascii="Arial" w:cs="Arial" w:eastAsia="Arial" w:hAnsi="Arial"/>
@@ -15343,7 +15343,7 @@
             <w:pPr>
               <w:spacing w:after="20" w:before="0"/>
             </w:pPr>
-            <w:hyperlink w:history="1" r:id="rIdirgjwdhx_2bvptemmse7e">
+            <w:hyperlink w:history="1" r:id="rIdfj_3cnt5po9cbws4tmqo7">
               <w:r>
                 <w:rPr>
                   <w:rFonts w:ascii="Arial" w:cs="Arial" w:eastAsia="Arial" w:hAnsi="Arial"/>
@@ -15392,7 +15392,7 @@
               <w:spacing w:after="10" w:before="0"/>
               <w:ind w:left="120"/>
             </w:pPr>
-            <w:hyperlink w:history="1" r:id="rId6la7lgwskbfnozepq_so0">
+            <w:hyperlink w:history="1" r:id="rIduo2bl05x8plebj37tcrda">
               <w:r>
                 <w:rPr>
                   <w:rFonts w:ascii="Arial" w:cs="Arial" w:eastAsia="Arial" w:hAnsi="Arial"/>
@@ -15437,7 +15437,7 @@
             <w:pPr>
               <w:spacing w:after="20" w:before="0"/>
             </w:pPr>
-            <w:hyperlink w:history="1" r:id="rIdfanta44mvxhk6n1h-yshu">
+            <w:hyperlink w:history="1" r:id="rIdoifmhe7ak3dl0_lcnr2e-">
               <w:r>
                 <w:rPr>
                   <w:rFonts w:ascii="Arial" w:cs="Arial" w:eastAsia="Arial" w:hAnsi="Arial"/>
@@ -15470,7 +15470,7 @@
               <w:spacing w:after="10" w:before="0"/>
               <w:ind w:left="120"/>
             </w:pPr>
-            <w:hyperlink w:history="1" r:id="rIdffgsek007z_83cz63dvrd">
+            <w:hyperlink w:history="1" r:id="rIdemj3ldvb4wrvelgivowem">
               <w:r>
                 <w:rPr>
                   <w:rFonts w:ascii="Arial" w:cs="Arial" w:eastAsia="Arial" w:hAnsi="Arial"/>
@@ -15665,7 +15665,7 @@
             <w:pPr>
               <w:spacing w:after="20" w:before="0"/>
             </w:pPr>
-            <w:hyperlink w:history="1" r:id="rIdiznchssixvimvg3d6a2kf">
+            <w:hyperlink w:history="1" r:id="rIdrsfdgmup1h6bxqdfp_a7v">
               <w:r>
                 <w:rPr>
                   <w:rFonts w:ascii="Arial" w:cs="Arial" w:eastAsia="Arial" w:hAnsi="Arial"/>
@@ -15714,7 +15714,7 @@
               <w:spacing w:after="10" w:before="0"/>
               <w:ind w:left="120"/>
             </w:pPr>
-            <w:hyperlink w:history="1" r:id="rIdb97k9qca_43of9t3q6pmo">
+            <w:hyperlink w:history="1" r:id="rIdj9zzyrefh1bmseildwier">
               <w:r>
                 <w:rPr>
                   <w:rFonts w:ascii="Arial" w:cs="Arial" w:eastAsia="Arial" w:hAnsi="Arial"/>
@@ -15759,7 +15759,7 @@
             <w:pPr>
               <w:spacing w:after="20" w:before="0"/>
             </w:pPr>
-            <w:hyperlink w:history="1" r:id="rIdv_fgkcoyinrxbhkkwjkte">
+            <w:hyperlink w:history="1" r:id="rIdzlmbepnidzk8pxgi0gz61">
               <w:r>
                 <w:rPr>
                   <w:rFonts w:ascii="Arial" w:cs="Arial" w:eastAsia="Arial" w:hAnsi="Arial"/>
@@ -15792,7 +15792,7 @@
               <w:spacing w:after="10" w:before="0"/>
               <w:ind w:left="120"/>
             </w:pPr>
-            <w:hyperlink w:history="1" r:id="rIdxmqv-mh0grmazjyxmadr8">
+            <w:hyperlink w:history="1" r:id="rIdwy6-qmhunn7jjuj5iczwc">
               <w:r>
                 <w:rPr>
                   <w:rFonts w:ascii="Arial" w:cs="Arial" w:eastAsia="Arial" w:hAnsi="Arial"/>
@@ -15987,7 +15987,7 @@
             <w:pPr>
               <w:spacing w:after="20" w:before="0"/>
             </w:pPr>
-            <w:hyperlink w:history="1" r:id="rIdrcxietkx8qvudl6lxg2lq">
+            <w:hyperlink w:history="1" r:id="rIdpxgfuoniyubjjjllnqg82">
               <w:r>
                 <w:rPr>
                   <w:rFonts w:ascii="Arial" w:cs="Arial" w:eastAsia="Arial" w:hAnsi="Arial"/>
@@ -16036,7 +16036,7 @@
               <w:spacing w:after="10" w:before="0"/>
               <w:ind w:left="120"/>
             </w:pPr>
-            <w:hyperlink w:history="1" r:id="rIddctkrgcrjs7j9x-rlqrts">
+            <w:hyperlink w:history="1" r:id="rIdr-yfew17734x_x_orjcg9">
               <w:r>
                 <w:rPr>
                   <w:rFonts w:ascii="Arial" w:cs="Arial" w:eastAsia="Arial" w:hAnsi="Arial"/>
@@ -16081,7 +16081,7 @@
             <w:pPr>
               <w:spacing w:after="20" w:before="0"/>
             </w:pPr>
-            <w:hyperlink w:history="1" r:id="rIdfg9fh_dutppojwupiiqd2">
+            <w:hyperlink w:history="1" r:id="rIdxc9rp3t3vfg4m7ecyv9rj">
               <w:r>
                 <w:rPr>
                   <w:rFonts w:ascii="Arial" w:cs="Arial" w:eastAsia="Arial" w:hAnsi="Arial"/>
@@ -16130,7 +16130,7 @@
               <w:spacing w:after="10" w:before="0"/>
               <w:ind w:left="120"/>
             </w:pPr>
-            <w:hyperlink w:history="1" r:id="rIdldti__8qhdzrhcpnjll-a">
+            <w:hyperlink w:history="1" r:id="rIdcachuur5evegv8bed6dpq">
               <w:r>
                 <w:rPr>
                   <w:rFonts w:ascii="Arial" w:cs="Arial" w:eastAsia="Arial" w:hAnsi="Arial"/>
@@ -16325,7 +16325,7 @@
             <w:pPr>
               <w:spacing w:after="20" w:before="0"/>
             </w:pPr>
-            <w:hyperlink w:history="1" r:id="rIdll2xwxk2pforjwvxucihs">
+            <w:hyperlink w:history="1" r:id="rIdeu9ijnrkxq40tczg9m3-t">
               <w:r>
                 <w:rPr>
                   <w:rFonts w:ascii="Arial" w:cs="Arial" w:eastAsia="Arial" w:hAnsi="Arial"/>
@@ -16374,7 +16374,7 @@
               <w:spacing w:after="10" w:before="0"/>
               <w:ind w:left="120"/>
             </w:pPr>
-            <w:hyperlink w:history="1" r:id="rIdggqvzb7gdrjx41gghpfza">
+            <w:hyperlink w:history="1" r:id="rIdprr4kdjq8jbltgpaaqe1p">
               <w:r>
                 <w:rPr>
                   <w:rFonts w:ascii="Arial" w:cs="Arial" w:eastAsia="Arial" w:hAnsi="Arial"/>
@@ -16419,7 +16419,7 @@
             <w:pPr>
               <w:spacing w:after="20" w:before="0"/>
             </w:pPr>
-            <w:hyperlink w:history="1" r:id="rIdiluh3lhfg9se7_naakn4b">
+            <w:hyperlink w:history="1" r:id="rIdbpodg6zgxsjo9douq2n4p">
               <w:r>
                 <w:rPr>
                   <w:rFonts w:ascii="Arial" w:cs="Arial" w:eastAsia="Arial" w:hAnsi="Arial"/>
@@ -16468,7 +16468,7 @@
               <w:spacing w:after="10" w:before="0"/>
               <w:ind w:left="120"/>
             </w:pPr>
-            <w:hyperlink w:history="1" r:id="rIdoidujf15tz5iza2n8tae7">
+            <w:hyperlink w:history="1" r:id="rIdcgbujot-_lzqkl2tidhup">
               <w:r>
                 <w:rPr>
                   <w:rFonts w:ascii="Arial" w:cs="Arial" w:eastAsia="Arial" w:hAnsi="Arial"/>
@@ -16663,7 +16663,7 @@
             <w:pPr>
               <w:spacing w:after="20" w:before="0"/>
             </w:pPr>
-            <w:hyperlink w:history="1" r:id="rIdnm3fbe37mk6f1ap7gtyxy">
+            <w:hyperlink w:history="1" r:id="rIdwu0dnr6juctnrkrvqpfw3">
               <w:r>
                 <w:rPr>
                   <w:rFonts w:ascii="Arial" w:cs="Arial" w:eastAsia="Arial" w:hAnsi="Arial"/>
@@ -16712,7 +16712,7 @@
               <w:spacing w:after="10" w:before="0"/>
               <w:ind w:left="120"/>
             </w:pPr>
-            <w:hyperlink w:history="1" r:id="rIda2cbv-wcgwhmwwizhb7bb">
+            <w:hyperlink w:history="1" r:id="rIdzcwxbo3hreok2w7tipygl">
               <w:r>
                 <w:rPr>
                   <w:rFonts w:ascii="Arial" w:cs="Arial" w:eastAsia="Arial" w:hAnsi="Arial"/>
@@ -16757,7 +16757,7 @@
             <w:pPr>
               <w:spacing w:after="20" w:before="0"/>
             </w:pPr>
-            <w:hyperlink w:history="1" r:id="rIdyez9thhuuanjry66qpidw">
+            <w:hyperlink w:history="1" r:id="rId7-eqffo3p6ec-lus0xwud">
               <w:r>
                 <w:rPr>
                   <w:rFonts w:ascii="Arial" w:cs="Arial" w:eastAsia="Arial" w:hAnsi="Arial"/>
@@ -16790,7 +16790,7 @@
               <w:spacing w:after="10" w:before="0"/>
               <w:ind w:left="120"/>
             </w:pPr>
-            <w:hyperlink w:history="1" r:id="rId3-pmnurqdq-rqz5oucovw">
+            <w:hyperlink w:history="1" r:id="rIdytvx2eba6_iupmmzcvnjm">
               <w:r>
                 <w:rPr>
                   <w:rFonts w:ascii="Arial" w:cs="Arial" w:eastAsia="Arial" w:hAnsi="Arial"/>
@@ -17302,7 +17302,7 @@
         </w:rPr>
         <w:t xml:space="preserve">© 2026 SeaVuria and ARES. Aligned with KICD objectives. Developed by SeaVuria; technical implementation by ARES (with AI assistance from Claude). Licensed under </w:t>
       </w:r>
-      <w:hyperlink w:history="1" r:id="rId-zi5-amqlxiuuttddebl2">
+      <w:hyperlink w:history="1" r:id="rIdv0kuulzifbh3bx7yxtm71">
         <w:r>
           <w:rPr>
             <w:rFonts w:ascii="Arial" w:cs="Arial" w:eastAsia="Arial" w:hAnsi="Arial"/>
@@ -17323,7 +17323,7 @@
         </w:rPr>
         <w:t xml:space="preserve"> (</w:t>
       </w:r>
-      <w:hyperlink w:history="1" r:id="rIdzxmbbjbwuvmoqx5rp-atd">
+      <w:hyperlink w:history="1" r:id="rIdnpf38p_u6bserwpl1we5w">
         <w:r>
           <w:rPr>
             <w:rFonts w:ascii="Arial" w:cs="Arial" w:eastAsia="Arial" w:hAnsi="Arial"/>
@@ -18353,7 +18353,7 @@
               <w:spacing w:after="10" w:before="0"/>
               <w:ind w:left="120"/>
             </w:pPr>
-            <w:hyperlink w:history="1" r:id="rIdaicu9shvyn4bgqqfmurmg">
+            <w:hyperlink w:history="1" r:id="rIdhhgiwsebsi47v84veezrc">
               <w:r>
                 <w:rPr>
                   <w:rFonts w:ascii="Arial" w:cs="Arial" w:eastAsia="Arial" w:hAnsi="Arial"/>
@@ -18430,7 +18430,7 @@
               <w:spacing w:after="10" w:before="0"/>
               <w:ind w:left="120"/>
             </w:pPr>
-            <w:hyperlink w:history="1" r:id="rIdyvxo9gevm6h1z-kdi5mx_">
+            <w:hyperlink w:history="1" r:id="rIdk-xogojace4suwvjxph25">
               <w:r>
                 <w:rPr>
                   <w:rFonts w:ascii="Arial" w:cs="Arial" w:eastAsia="Arial" w:hAnsi="Arial"/>
@@ -18657,7 +18657,7 @@
               <w:spacing w:after="10" w:before="0"/>
               <w:ind w:left="120"/>
             </w:pPr>
-            <w:hyperlink w:history="1" r:id="rIdpgjdropmzrwhzddb_tpdx">
+            <w:hyperlink w:history="1" r:id="rIdggcympa9sdb8yizf3k8fj">
               <w:r>
                 <w:rPr>
                   <w:rFonts w:ascii="Arial" w:cs="Arial" w:eastAsia="Arial" w:hAnsi="Arial"/>
@@ -18734,7 +18734,7 @@
               <w:spacing w:after="10" w:before="0"/>
               <w:ind w:left="120"/>
             </w:pPr>
-            <w:hyperlink w:history="1" r:id="rIdiy9njpohhlmww8l0qa0uh">
+            <w:hyperlink w:history="1" r:id="rIdhses9kimiqublwvtvwxst">
               <w:r>
                 <w:rPr>
                   <w:rFonts w:ascii="Arial" w:cs="Arial" w:eastAsia="Arial" w:hAnsi="Arial"/>
@@ -18961,7 +18961,7 @@
               <w:spacing w:after="10" w:before="0"/>
               <w:ind w:left="120"/>
             </w:pPr>
-            <w:hyperlink w:history="1" r:id="rIdxxxj0q3sadbuqe1hkww1b">
+            <w:hyperlink w:history="1" r:id="rIdwow0d04rqzgh5sfawgxcg">
               <w:r>
                 <w:rPr>
                   <w:rFonts w:ascii="Arial" w:cs="Arial" w:eastAsia="Arial" w:hAnsi="Arial"/>
@@ -19038,7 +19038,7 @@
               <w:spacing w:after="10" w:before="0"/>
               <w:ind w:left="120"/>
             </w:pPr>
-            <w:hyperlink w:history="1" r:id="rIdiyjr9zhgliqvsnbvdlda_">
+            <w:hyperlink w:history="1" r:id="rId71phmiantkwiq1icw3jg0">
               <w:r>
                 <w:rPr>
                   <w:rFonts w:ascii="Arial" w:cs="Arial" w:eastAsia="Arial" w:hAnsi="Arial"/>
@@ -19265,7 +19265,7 @@
               <w:spacing w:after="10" w:before="0"/>
               <w:ind w:left="120"/>
             </w:pPr>
-            <w:hyperlink w:history="1" r:id="rIdtnx2mwvr0onjejwivr6-z">
+            <w:hyperlink w:history="1" r:id="rIdgdeurzlham2lkpu3zwt8r">
               <w:r>
                 <w:rPr>
                   <w:rFonts w:ascii="Arial" w:cs="Arial" w:eastAsia="Arial" w:hAnsi="Arial"/>
@@ -19342,7 +19342,7 @@
               <w:spacing w:after="10" w:before="0"/>
               <w:ind w:left="120"/>
             </w:pPr>
-            <w:hyperlink w:history="1" r:id="rId8qfyg39d2ctbvxpcg8kkc">
+            <w:hyperlink w:history="1" r:id="rIdcrd6b-pwakle5qyrdhm6n">
               <w:r>
                 <w:rPr>
                   <w:rFonts w:ascii="Arial" w:cs="Arial" w:eastAsia="Arial" w:hAnsi="Arial"/>
@@ -19569,7 +19569,7 @@
               <w:spacing w:after="10" w:before="0"/>
               <w:ind w:left="120"/>
             </w:pPr>
-            <w:hyperlink w:history="1" r:id="rIdi4nzgnchphxver0pzdpl8">
+            <w:hyperlink w:history="1" r:id="rId1d430xrfabljgzbplvrqg">
               <w:r>
                 <w:rPr>
                   <w:rFonts w:ascii="Arial" w:cs="Arial" w:eastAsia="Arial" w:hAnsi="Arial"/>
@@ -19646,7 +19646,7 @@
               <w:spacing w:after="10" w:before="0"/>
               <w:ind w:left="120"/>
             </w:pPr>
-            <w:hyperlink w:history="1" r:id="rIdsat5-sfdoy29_cjvaswwh">
+            <w:hyperlink w:history="1" r:id="rIdgy11xoe7gn8a8uercc4zn">
               <w:r>
                 <w:rPr>
                   <w:rFonts w:ascii="Arial" w:cs="Arial" w:eastAsia="Arial" w:hAnsi="Arial"/>
@@ -20173,7 +20173,7 @@
         </w:rPr>
         <w:t xml:space="preserve">© 2026 SeaVuria and ARES. Aligned with KICD objectives. Developed by SeaVuria; technical implementation by ARES (with AI assistance from Claude). Licensed under </w:t>
       </w:r>
-      <w:hyperlink w:history="1" r:id="rIdyhp-ezzyt1wqrcmdgzwmb">
+      <w:hyperlink w:history="1" r:id="rId3ulzsoafd4nx0hp7snm0q">
         <w:r>
           <w:rPr>
             <w:rFonts w:ascii="Arial" w:cs="Arial" w:eastAsia="Arial" w:hAnsi="Arial"/>
@@ -20194,7 +20194,7 @@
         </w:rPr>
         <w:t xml:space="preserve"> (</w:t>
       </w:r>
-      <w:hyperlink w:history="1" r:id="rIdvqbii8adxb8cc9iiruu2-">
+      <w:hyperlink w:history="1" r:id="rIdx880wyti8bstq4bexlx_t">
         <w:r>
           <w:rPr>
             <w:rFonts w:ascii="Arial" w:cs="Arial" w:eastAsia="Arial" w:hAnsi="Arial"/>
@@ -21224,7 +21224,7 @@
               <w:spacing w:after="10" w:before="0"/>
               <w:ind w:left="120"/>
             </w:pPr>
-            <w:hyperlink w:history="1" r:id="rIdnxy_4ex41t_mdgqf8vslm">
+            <w:hyperlink w:history="1" r:id="rIdxupm0rx5v-oioyki3oflf">
               <w:r>
                 <w:rPr>
                   <w:rFonts w:ascii="Arial" w:cs="Arial" w:eastAsia="Arial" w:hAnsi="Arial"/>
@@ -21301,7 +21301,7 @@
               <w:spacing w:after="10" w:before="0"/>
               <w:ind w:left="120"/>
             </w:pPr>
-            <w:hyperlink w:history="1" r:id="rIdmxd34zdn6q5cnlzbtidas">
+            <w:hyperlink w:history="1" r:id="rIdpzx9lqowr0gmtgnt3rszj">
               <w:r>
                 <w:rPr>
                   <w:rFonts w:ascii="Arial" w:cs="Arial" w:eastAsia="Arial" w:hAnsi="Arial"/>
@@ -21528,7 +21528,7 @@
               <w:spacing w:after="10" w:before="0"/>
               <w:ind w:left="120"/>
             </w:pPr>
-            <w:hyperlink w:history="1" r:id="rIdnhmwtr27h3oq3-qfjut_9">
+            <w:hyperlink w:history="1" r:id="rIdyrvghymoilm50qg_qwe2v">
               <w:r>
                 <w:rPr>
                   <w:rFonts w:ascii="Arial" w:cs="Arial" w:eastAsia="Arial" w:hAnsi="Arial"/>
@@ -21605,7 +21605,7 @@
               <w:spacing w:after="10" w:before="0"/>
               <w:ind w:left="120"/>
             </w:pPr>
-            <w:hyperlink w:history="1" r:id="rIdbkyftiui3lxjck-mg5i3e">
+            <w:hyperlink w:history="1" r:id="rIdqpkfvnk7tg-i3pnf0hbaw">
               <w:r>
                 <w:rPr>
                   <w:rFonts w:ascii="Arial" w:cs="Arial" w:eastAsia="Arial" w:hAnsi="Arial"/>
@@ -21832,7 +21832,7 @@
               <w:spacing w:after="10" w:before="0"/>
               <w:ind w:left="120"/>
             </w:pPr>
-            <w:hyperlink w:history="1" r:id="rIdfdvtjezloyxug_tyjvfe7">
+            <w:hyperlink w:history="1" r:id="rIdkrfpsi036pgdjnmatjbd1">
               <w:r>
                 <w:rPr>
                   <w:rFonts w:ascii="Arial" w:cs="Arial" w:eastAsia="Arial" w:hAnsi="Arial"/>
@@ -21909,7 +21909,7 @@
               <w:spacing w:after="10" w:before="0"/>
               <w:ind w:left="120"/>
             </w:pPr>
-            <w:hyperlink w:history="1" r:id="rIdaw3xdzlseynxdjnkfaap0">
+            <w:hyperlink w:history="1" r:id="rId0gu-zzgutx0qfhlsshcr-">
               <w:r>
                 <w:rPr>
                   <w:rFonts w:ascii="Arial" w:cs="Arial" w:eastAsia="Arial" w:hAnsi="Arial"/>
@@ -22136,7 +22136,7 @@
               <w:spacing w:after="10" w:before="0"/>
               <w:ind w:left="120"/>
             </w:pPr>
-            <w:hyperlink w:history="1" r:id="rIdljossyzolor2vatrimxqh">
+            <w:hyperlink w:history="1" r:id="rIdmqbkppkdvhzsgel0lyx5n">
               <w:r>
                 <w:rPr>
                   <w:rFonts w:ascii="Arial" w:cs="Arial" w:eastAsia="Arial" w:hAnsi="Arial"/>
@@ -22213,7 +22213,7 @@
               <w:spacing w:after="10" w:before="0"/>
               <w:ind w:left="120"/>
             </w:pPr>
-            <w:hyperlink w:history="1" r:id="rId-8imqdudmf68hfbrv9p62">
+            <w:hyperlink w:history="1" r:id="rIdpgpl0in1fggav5rkv6lo4">
               <w:r>
                 <w:rPr>
                   <w:rFonts w:ascii="Arial" w:cs="Arial" w:eastAsia="Arial" w:hAnsi="Arial"/>
@@ -22440,7 +22440,7 @@
               <w:spacing w:after="10" w:before="0"/>
               <w:ind w:left="120"/>
             </w:pPr>
-            <w:hyperlink w:history="1" r:id="rIdwlcs2fv8emt-mnprkvzdf">
+            <w:hyperlink w:history="1" r:id="rIdsgbe-gjfywrp1ska3li7j">
               <w:r>
                 <w:rPr>
                   <w:rFonts w:ascii="Arial" w:cs="Arial" w:eastAsia="Arial" w:hAnsi="Arial"/>
@@ -22517,7 +22517,7 @@
               <w:spacing w:after="10" w:before="0"/>
               <w:ind w:left="120"/>
             </w:pPr>
-            <w:hyperlink w:history="1" r:id="rIdj4iuiieigagyy_qdj2ycy">
+            <w:hyperlink w:history="1" r:id="rIdchyaaggac7xmgv5artbac">
               <w:r>
                 <w:rPr>
                   <w:rFonts w:ascii="Arial" w:cs="Arial" w:eastAsia="Arial" w:hAnsi="Arial"/>
@@ -23139,7 +23139,7 @@
         </w:rPr>
         <w:t xml:space="preserve">© 2026 SeaVuria and ARES. Aligned with KICD objectives. Developed by SeaVuria; technical implementation by ARES (with AI assistance from Claude). Licensed under </w:t>
       </w:r>
-      <w:hyperlink w:history="1" r:id="rIdnl_taansmrvc6blsiw6tl">
+      <w:hyperlink w:history="1" r:id="rIdntnwf9be553tmxoko76kq">
         <w:r>
           <w:rPr>
             <w:rFonts w:ascii="Arial" w:cs="Arial" w:eastAsia="Arial" w:hAnsi="Arial"/>
@@ -23160,7 +23160,7 @@
         </w:rPr>
         <w:t xml:space="preserve"> (</w:t>
       </w:r>
-      <w:hyperlink w:history="1" r:id="rId4pxyjtcr0yipbun8ybm9s">
+      <w:hyperlink w:history="1" r:id="rIdxrmic3z2_ifmdyddbqztd">
         <w:r>
           <w:rPr>
             <w:rFonts w:ascii="Arial" w:cs="Arial" w:eastAsia="Arial" w:hAnsi="Arial"/>
@@ -24173,7 +24173,7 @@
             <w:pPr>
               <w:spacing w:after="20" w:before="0"/>
             </w:pPr>
-            <w:hyperlink w:history="1" r:id="rId0jlafn3hxbnlmuygrtc7d">
+            <w:hyperlink w:history="1" r:id="rId4p3evdpippvt317vgetda">
               <w:r>
                 <w:rPr>
                   <w:rFonts w:ascii="Arial" w:cs="Arial" w:eastAsia="Arial" w:hAnsi="Arial"/>
@@ -24222,7 +24222,7 @@
               <w:spacing w:after="10" w:before="0"/>
               <w:ind w:left="120"/>
             </w:pPr>
-            <w:hyperlink w:history="1" r:id="rIdf6ijje1wb4ihyeyg7wptr">
+            <w:hyperlink w:history="1" r:id="rIdf1odxji0fkz9md4j0ggi2">
               <w:r>
                 <w:rPr>
                   <w:rFonts w:ascii="Arial" w:cs="Arial" w:eastAsia="Arial" w:hAnsi="Arial"/>
@@ -24267,7 +24267,7 @@
             <w:pPr>
               <w:spacing w:after="20" w:before="0"/>
             </w:pPr>
-            <w:hyperlink w:history="1" r:id="rIdpepotdbrmo_wkave4ah0v">
+            <w:hyperlink w:history="1" r:id="rIdimym5sigzoiry3xkm5h1r">
               <w:r>
                 <w:rPr>
                   <w:rFonts w:ascii="Arial" w:cs="Arial" w:eastAsia="Arial" w:hAnsi="Arial"/>
@@ -24316,7 +24316,7 @@
               <w:spacing w:after="10" w:before="0"/>
               <w:ind w:left="120"/>
             </w:pPr>
-            <w:hyperlink w:history="1" r:id="rIdpaarkppcj2w2jzec_ygso">
+            <w:hyperlink w:history="1" r:id="rId2key913mnekwnxdmoxx5i">
               <w:r>
                 <w:rPr>
                   <w:rFonts w:ascii="Arial" w:cs="Arial" w:eastAsia="Arial" w:hAnsi="Arial"/>
@@ -24511,7 +24511,7 @@
             <w:pPr>
               <w:spacing w:after="20" w:before="0"/>
             </w:pPr>
-            <w:hyperlink w:history="1" r:id="rIdts55fk1qth2cbmv8fjhua">
+            <w:hyperlink w:history="1" r:id="rId9qf4k0wm8spir06fwumsf">
               <w:r>
                 <w:rPr>
                   <w:rFonts w:ascii="Arial" w:cs="Arial" w:eastAsia="Arial" w:hAnsi="Arial"/>
@@ -24560,7 +24560,7 @@
               <w:spacing w:after="10" w:before="0"/>
               <w:ind w:left="120"/>
             </w:pPr>
-            <w:hyperlink w:history="1" r:id="rIdksi601nnt2hoevw4shviz">
+            <w:hyperlink w:history="1" r:id="rIdravdz1toy51fk8_n0uzuo">
               <w:r>
                 <w:rPr>
                   <w:rFonts w:ascii="Arial" w:cs="Arial" w:eastAsia="Arial" w:hAnsi="Arial"/>
@@ -24605,7 +24605,7 @@
             <w:pPr>
               <w:spacing w:after="20" w:before="0"/>
             </w:pPr>
-            <w:hyperlink w:history="1" r:id="rId38detckxrfrkdsob9ml1g">
+            <w:hyperlink w:history="1" r:id="rIdgnjdohb4z-mmis2ihxhfn">
               <w:r>
                 <w:rPr>
                   <w:rFonts w:ascii="Arial" w:cs="Arial" w:eastAsia="Arial" w:hAnsi="Arial"/>
@@ -24654,7 +24654,7 @@
               <w:spacing w:after="10" w:before="0"/>
               <w:ind w:left="120"/>
             </w:pPr>
-            <w:hyperlink w:history="1" r:id="rId2nahbxpzaehf2dpx54ter">
+            <w:hyperlink w:history="1" r:id="rIdspzav-p3jvhywg_5vv4tq">
               <w:r>
                 <w:rPr>
                   <w:rFonts w:ascii="Arial" w:cs="Arial" w:eastAsia="Arial" w:hAnsi="Arial"/>
@@ -24849,7 +24849,7 @@
             <w:pPr>
               <w:spacing w:after="20" w:before="0"/>
             </w:pPr>
-            <w:hyperlink w:history="1" r:id="rId7okxudn0hduct4fpz7pmz">
+            <w:hyperlink w:history="1" r:id="rIdlodsfrxseay3itwllct0t">
               <w:r>
                 <w:rPr>
                   <w:rFonts w:ascii="Arial" w:cs="Arial" w:eastAsia="Arial" w:hAnsi="Arial"/>
@@ -24898,7 +24898,7 @@
               <w:spacing w:after="10" w:before="0"/>
               <w:ind w:left="120"/>
             </w:pPr>
-            <w:hyperlink w:history="1" r:id="rIdhoaq9dxtovsmju1spsiir">
+            <w:hyperlink w:history="1" r:id="rIduxr_fd9qmxxbdo8mdiuso">
               <w:r>
                 <w:rPr>
                   <w:rFonts w:ascii="Arial" w:cs="Arial" w:eastAsia="Arial" w:hAnsi="Arial"/>
@@ -24943,7 +24943,7 @@
             <w:pPr>
               <w:spacing w:after="20" w:before="0"/>
             </w:pPr>
-            <w:hyperlink w:history="1" r:id="rIdgc7fvokhcce9yq0od9m6a">
+            <w:hyperlink w:history="1" r:id="rIdm1nj6nyzvxgb3yvihgtyt">
               <w:r>
                 <w:rPr>
                   <w:rFonts w:ascii="Arial" w:cs="Arial" w:eastAsia="Arial" w:hAnsi="Arial"/>
@@ -24992,7 +24992,7 @@
               <w:spacing w:after="10" w:before="0"/>
               <w:ind w:left="120"/>
             </w:pPr>
-            <w:hyperlink w:history="1" r:id="rIdxmhntgd4hjma32hqdlhjg">
+            <w:hyperlink w:history="1" r:id="rIdhmrmz9pej50rlhjbknq_d">
               <w:r>
                 <w:rPr>
                   <w:rFonts w:ascii="Arial" w:cs="Arial" w:eastAsia="Arial" w:hAnsi="Arial"/>
@@ -25187,7 +25187,7 @@
             <w:pPr>
               <w:spacing w:after="20" w:before="0"/>
             </w:pPr>
-            <w:hyperlink w:history="1" r:id="rIdlrk1jhhggiks4mw__ank1">
+            <w:hyperlink w:history="1" r:id="rId15s5az5cgc9-cojejnd6g">
               <w:r>
                 <w:rPr>
                   <w:rFonts w:ascii="Arial" w:cs="Arial" w:eastAsia="Arial" w:hAnsi="Arial"/>
@@ -25236,7 +25236,7 @@
               <w:spacing w:after="10" w:before="0"/>
               <w:ind w:left="120"/>
             </w:pPr>
-            <w:hyperlink w:history="1" r:id="rIdwtkqxpd4zyvaqwxhnlvpe">
+            <w:hyperlink w:history="1" r:id="rId-b6jm9ss3xdvbtnwmjlwa">
               <w:r>
                 <w:rPr>
                   <w:rFonts w:ascii="Arial" w:cs="Arial" w:eastAsia="Arial" w:hAnsi="Arial"/>
@@ -25281,7 +25281,7 @@
             <w:pPr>
               <w:spacing w:after="20" w:before="0"/>
             </w:pPr>
-            <w:hyperlink w:history="1" r:id="rId77xtgrlxflolhxgjuqq9h">
+            <w:hyperlink w:history="1" r:id="rIdravexmg_k103fs1rcptqc">
               <w:r>
                 <w:rPr>
                   <w:rFonts w:ascii="Arial" w:cs="Arial" w:eastAsia="Arial" w:hAnsi="Arial"/>
@@ -25330,7 +25330,7 @@
               <w:spacing w:after="10" w:before="0"/>
               <w:ind w:left="120"/>
             </w:pPr>
-            <w:hyperlink w:history="1" r:id="rId_ml4qq90t1mnjjt2dk6mv">
+            <w:hyperlink w:history="1" r:id="rIdg8l9dp18f1e1gaodbruin">
               <w:r>
                 <w:rPr>
                   <w:rFonts w:ascii="Arial" w:cs="Arial" w:eastAsia="Arial" w:hAnsi="Arial"/>
@@ -25525,7 +25525,7 @@
             <w:pPr>
               <w:spacing w:after="20" w:before="0"/>
             </w:pPr>
-            <w:hyperlink w:history="1" r:id="rIdle9qbn_75ybnfemt00owr">
+            <w:hyperlink w:history="1" r:id="rIdd73etrkri8bicsqkwo11l">
               <w:r>
                 <w:rPr>
                   <w:rFonts w:ascii="Arial" w:cs="Arial" w:eastAsia="Arial" w:hAnsi="Arial"/>
@@ -25574,7 +25574,7 @@
               <w:spacing w:after="10" w:before="0"/>
               <w:ind w:left="120"/>
             </w:pPr>
-            <w:hyperlink w:history="1" r:id="rIdu2jqsej6yr7lr7hzebtd8">
+            <w:hyperlink w:history="1" r:id="rIdvum93ul4k-kduy5ov-7_a">
               <w:r>
                 <w:rPr>
                   <w:rFonts w:ascii="Arial" w:cs="Arial" w:eastAsia="Arial" w:hAnsi="Arial"/>
@@ -25619,7 +25619,7 @@
             <w:pPr>
               <w:spacing w:after="20" w:before="0"/>
             </w:pPr>
-            <w:hyperlink w:history="1" r:id="rIdkiwoqomp9dqxitktsdxzr">
+            <w:hyperlink w:history="1" r:id="rIdetoydtsl6xl8maaob54rl">
               <w:r>
                 <w:rPr>
                   <w:rFonts w:ascii="Arial" w:cs="Arial" w:eastAsia="Arial" w:hAnsi="Arial"/>
@@ -25668,7 +25668,7 @@
               <w:spacing w:after="10" w:before="0"/>
               <w:ind w:left="120"/>
             </w:pPr>
-            <w:hyperlink w:history="1" r:id="rId24rgetaxn07oc87cupipl">
+            <w:hyperlink w:history="1" r:id="rIdwhtokzt_j_xtwbxrnlf4k">
               <w:r>
                 <w:rPr>
                   <w:rFonts w:ascii="Arial" w:cs="Arial" w:eastAsia="Arial" w:hAnsi="Arial"/>
@@ -26180,7 +26180,7 @@
         </w:rPr>
         <w:t xml:space="preserve">© 2026 SeaVuria and ARES. Aligned with KICD objectives. Developed by SeaVuria; technical implementation by ARES (with AI assistance from Claude). Licensed under </w:t>
       </w:r>
-      <w:hyperlink w:history="1" r:id="rIdwdvximqg-avcgxzopxis1">
+      <w:hyperlink w:history="1" r:id="rIdcohwjayiwve0kc1fej9iu">
         <w:r>
           <w:rPr>
             <w:rFonts w:ascii="Arial" w:cs="Arial" w:eastAsia="Arial" w:hAnsi="Arial"/>
@@ -26201,7 +26201,7 @@
         </w:rPr>
         <w:t xml:space="preserve"> (</w:t>
       </w:r>
-      <w:hyperlink w:history="1" r:id="rId0qawmbnazln8iq964q6v3">
+      <w:hyperlink w:history="1" r:id="rIdnckchn3zijjsjcyem9jw5">
         <w:r>
           <w:rPr>
             <w:rFonts w:ascii="Arial" w:cs="Arial" w:eastAsia="Arial" w:hAnsi="Arial"/>
@@ -27231,7 +27231,7 @@
               <w:spacing w:after="10" w:before="0"/>
               <w:ind w:left="120"/>
             </w:pPr>
-            <w:hyperlink w:history="1" r:id="rIdhsa4unjvlkpdilmi6dbrk">
+            <w:hyperlink w:history="1" r:id="rIdgc4pphyapvmmczceiyejc">
               <w:r>
                 <w:rPr>
                   <w:rFonts w:ascii="Arial" w:cs="Arial" w:eastAsia="Arial" w:hAnsi="Arial"/>
@@ -27291,7 +27291,7 @@
             <w:pPr>
               <w:spacing w:after="20" w:before="0"/>
             </w:pPr>
-            <w:hyperlink w:history="1" r:id="rIdoidfcx0mk8kl-ya11wulp">
+            <w:hyperlink w:history="1" r:id="rIdgrzcsamctqhcedlk4t9of">
               <w:r>
                 <w:rPr>
                   <w:rFonts w:ascii="Arial" w:cs="Arial" w:eastAsia="Arial" w:hAnsi="Arial"/>
@@ -27340,7 +27340,7 @@
               <w:spacing w:after="10" w:before="0"/>
               <w:ind w:left="120"/>
             </w:pPr>
-            <w:hyperlink w:history="1" r:id="rIdke28-dk-rr68o1dj9_4l5">
+            <w:hyperlink w:history="1" r:id="rIdub-2caozgchz7i1maohke">
               <w:r>
                 <w:rPr>
                   <w:rFonts w:ascii="Arial" w:cs="Arial" w:eastAsia="Arial" w:hAnsi="Arial"/>
@@ -27552,7 +27552,7 @@
               <w:spacing w:after="10" w:before="0"/>
               <w:ind w:left="120"/>
             </w:pPr>
-            <w:hyperlink w:history="1" r:id="rIdqxbsac-o03vgdg5fqlsyf">
+            <w:hyperlink w:history="1" r:id="rIdhviam-cg7qp7_scl0--va">
               <w:r>
                 <w:rPr>
                   <w:rFonts w:ascii="Arial" w:cs="Arial" w:eastAsia="Arial" w:hAnsi="Arial"/>
@@ -27612,7 +27612,7 @@
             <w:pPr>
               <w:spacing w:after="20" w:before="0"/>
             </w:pPr>
-            <w:hyperlink w:history="1" r:id="rIddcuulqbgkzky6res-mvtf">
+            <w:hyperlink w:history="1" r:id="rIdls65w5bp2lp2m2wc73ksc">
               <w:r>
                 <w:rPr>
                   <w:rFonts w:ascii="Arial" w:cs="Arial" w:eastAsia="Arial" w:hAnsi="Arial"/>
@@ -27661,7 +27661,7 @@
               <w:spacing w:after="10" w:before="0"/>
               <w:ind w:left="120"/>
             </w:pPr>
-            <w:hyperlink w:history="1" r:id="rIdwg-2mw-dl3ze5npj0pudf">
+            <w:hyperlink w:history="1" r:id="rIdtot0kyhuvzqmbwps3r17z">
               <w:r>
                 <w:rPr>
                   <w:rFonts w:ascii="Arial" w:cs="Arial" w:eastAsia="Arial" w:hAnsi="Arial"/>
@@ -27873,7 +27873,7 @@
               <w:spacing w:after="10" w:before="0"/>
               <w:ind w:left="120"/>
             </w:pPr>
-            <w:hyperlink w:history="1" r:id="rIdfu5kd8kgs2iaqirhgw6ix">
+            <w:hyperlink w:history="1" r:id="rIdzvse5vqv5stmr1_kicqxz">
               <w:r>
                 <w:rPr>
                   <w:rFonts w:ascii="Arial" w:cs="Arial" w:eastAsia="Arial" w:hAnsi="Arial"/>
@@ -27933,7 +27933,7 @@
             <w:pPr>
               <w:spacing w:after="20" w:before="0"/>
             </w:pPr>
-            <w:hyperlink w:history="1" r:id="rIdnol5vildjrurryinokvlc">
+            <w:hyperlink w:history="1" r:id="rIdhhoc85c6erjkie3xklfy9">
               <w:r>
                 <w:rPr>
                   <w:rFonts w:ascii="Arial" w:cs="Arial" w:eastAsia="Arial" w:hAnsi="Arial"/>
@@ -27982,7 +27982,7 @@
               <w:spacing w:after="10" w:before="0"/>
               <w:ind w:left="120"/>
             </w:pPr>
-            <w:hyperlink w:history="1" r:id="rIddxetf-aa6xlnxfodsrff7">
+            <w:hyperlink w:history="1" r:id="rId7n_ym3kyhq9s-x4xrxb01">
               <w:r>
                 <w:rPr>
                   <w:rFonts w:ascii="Arial" w:cs="Arial" w:eastAsia="Arial" w:hAnsi="Arial"/>
@@ -28194,7 +28194,7 @@
               <w:spacing w:after="10" w:before="0"/>
               <w:ind w:left="120"/>
             </w:pPr>
-            <w:hyperlink w:history="1" r:id="rIdlzgsqw-wtv0ueuxyzqawt">
+            <w:hyperlink w:history="1" r:id="rIdz1uu1omamxqft-gus9zui">
               <w:r>
                 <w:rPr>
                   <w:rFonts w:ascii="Arial" w:cs="Arial" w:eastAsia="Arial" w:hAnsi="Arial"/>
@@ -28254,7 +28254,7 @@
             <w:pPr>
               <w:spacing w:after="20" w:before="0"/>
             </w:pPr>
-            <w:hyperlink w:history="1" r:id="rId-otwdx0k7-u1dmwvh4fm0">
+            <w:hyperlink w:history="1" r:id="rIdsqmnytclrqhjkx_pnokm5">
               <w:r>
                 <w:rPr>
                   <w:rFonts w:ascii="Arial" w:cs="Arial" w:eastAsia="Arial" w:hAnsi="Arial"/>
@@ -28303,7 +28303,7 @@
               <w:spacing w:after="10" w:before="0"/>
               <w:ind w:left="120"/>
             </w:pPr>
-            <w:hyperlink w:history="1" r:id="rId6juzq7y1m3qpdhtruemox">
+            <w:hyperlink w:history="1" r:id="rIdtbokaidizmwd8ze5mxvyv">
               <w:r>
                 <w:rPr>
                   <w:rFonts w:ascii="Arial" w:cs="Arial" w:eastAsia="Arial" w:hAnsi="Arial"/>
@@ -28515,7 +28515,7 @@
               <w:spacing w:after="10" w:before="0"/>
               <w:ind w:left="120"/>
             </w:pPr>
-            <w:hyperlink w:history="1" r:id="rIdsa5xvdhimrsnfc7y0f3xs">
+            <w:hyperlink w:history="1" r:id="rIdcilmprsioofkh67fcmrou">
               <w:r>
                 <w:rPr>
                   <w:rFonts w:ascii="Arial" w:cs="Arial" w:eastAsia="Arial" w:hAnsi="Arial"/>
@@ -28575,7 +28575,7 @@
             <w:pPr>
               <w:spacing w:after="20" w:before="0"/>
             </w:pPr>
-            <w:hyperlink w:history="1" r:id="rIddqyunyms50g6o5yxlbloi">
+            <w:hyperlink w:history="1" r:id="rIdijbdsnfzkqgutblqk-mx3">
               <w:r>
                 <w:rPr>
                   <w:rFonts w:ascii="Arial" w:cs="Arial" w:eastAsia="Arial" w:hAnsi="Arial"/>
@@ -28624,7 +28624,7 @@
               <w:spacing w:after="10" w:before="0"/>
               <w:ind w:left="120"/>
             </w:pPr>
-            <w:hyperlink w:history="1" r:id="rIdcgymkrwfhdrw4rsc46qv-">
+            <w:hyperlink w:history="1" r:id="rId9f0ycpjnxbya8tbdxves2">
               <w:r>
                 <w:rPr>
                   <w:rFonts w:ascii="Arial" w:cs="Arial" w:eastAsia="Arial" w:hAnsi="Arial"/>
@@ -29364,7 +29364,7 @@
         </w:rPr>
         <w:t xml:space="preserve">© 2026 SeaVuria and ARES. Aligned with KICD objectives. Developed by SeaVuria; technical implementation by ARES (with AI assistance from Claude). Licensed under </w:t>
       </w:r>
-      <w:hyperlink w:history="1" r:id="rIdh-mabknbuagentmk8qok8">
+      <w:hyperlink w:history="1" r:id="rId4ifl2qmyghd_pfgpfkgpl">
         <w:r>
           <w:rPr>
             <w:rFonts w:ascii="Arial" w:cs="Arial" w:eastAsia="Arial" w:hAnsi="Arial"/>
@@ -29385,7 +29385,7 @@
         </w:rPr>
         <w:t xml:space="preserve"> (</w:t>
       </w:r>
-      <w:hyperlink w:history="1" r:id="rId6l7v4ysdbxpe1kw6yl9hp">
+      <w:hyperlink w:history="1" r:id="rIdalr7mwcqedir395fljvas">
         <w:r>
           <w:rPr>
             <w:rFonts w:ascii="Arial" w:cs="Arial" w:eastAsia="Arial" w:hAnsi="Arial"/>
@@ -30398,7 +30398,7 @@
             <w:pPr>
               <w:spacing w:after="20" w:before="0"/>
             </w:pPr>
-            <w:hyperlink w:history="1" r:id="rId4diatd7ib5byeesjncauu">
+            <w:hyperlink w:history="1" r:id="rId-kp-ljyki7v7nxbgnjgox">
               <w:r>
                 <w:rPr>
                   <w:rFonts w:ascii="Arial" w:cs="Arial" w:eastAsia="Arial" w:hAnsi="Arial"/>
@@ -30447,7 +30447,7 @@
               <w:spacing w:after="10" w:before="0"/>
               <w:ind w:left="120"/>
             </w:pPr>
-            <w:hyperlink w:history="1" r:id="rIdmmthv8sy3ehanjovzldch">
+            <w:hyperlink w:history="1" r:id="rId0t6zs3c-nitbcxnstvqhs">
               <w:r>
                 <w:rPr>
                   <w:rFonts w:ascii="Arial" w:cs="Arial" w:eastAsia="Arial" w:hAnsi="Arial"/>
@@ -30492,7 +30492,7 @@
             <w:pPr>
               <w:spacing w:after="20" w:before="0"/>
             </w:pPr>
-            <w:hyperlink w:history="1" r:id="rIdqvmcyd3ijpuptdpozfbjv">
+            <w:hyperlink w:history="1" r:id="rIdtlvum0e2pgiuaxnowz3od">
               <w:r>
                 <w:rPr>
                   <w:rFonts w:ascii="Arial" w:cs="Arial" w:eastAsia="Arial" w:hAnsi="Arial"/>
@@ -30541,7 +30541,7 @@
               <w:spacing w:after="10" w:before="0"/>
               <w:ind w:left="120"/>
             </w:pPr>
-            <w:hyperlink w:history="1" r:id="rIdtw-pjown8kofzyeskyqg6">
+            <w:hyperlink w:history="1" r:id="rIdbdogbtvu2vtfcetsduzml">
               <w:r>
                 <w:rPr>
                   <w:rFonts w:ascii="Arial" w:cs="Arial" w:eastAsia="Arial" w:hAnsi="Arial"/>
@@ -30736,7 +30736,7 @@
             <w:pPr>
               <w:spacing w:after="20" w:before="0"/>
             </w:pPr>
-            <w:hyperlink w:history="1" r:id="rIdpcm6w_oyqbl8ymcclwx9n">
+            <w:hyperlink w:history="1" r:id="rId8yz_6fwew2rlwpyxquuee">
               <w:r>
                 <w:rPr>
                   <w:rFonts w:ascii="Arial" w:cs="Arial" w:eastAsia="Arial" w:hAnsi="Arial"/>
@@ -30785,7 +30785,7 @@
               <w:spacing w:after="10" w:before="0"/>
               <w:ind w:left="120"/>
             </w:pPr>
-            <w:hyperlink w:history="1" r:id="rIdamza3cinywoof3ccobl0q">
+            <w:hyperlink w:history="1" r:id="rIdnnccg5ahhxnbifpwwctmw">
               <w:r>
                 <w:rPr>
                   <w:rFonts w:ascii="Arial" w:cs="Arial" w:eastAsia="Arial" w:hAnsi="Arial"/>
@@ -30830,7 +30830,7 @@
             <w:pPr>
               <w:spacing w:after="20" w:before="0"/>
             </w:pPr>
-            <w:hyperlink w:history="1" r:id="rIdwr2yx1nlgkrqfmn0lzueb">
+            <w:hyperlink w:history="1" r:id="rIdzhx-qtxo2qz_spbn7qs15">
               <w:r>
                 <w:rPr>
                   <w:rFonts w:ascii="Arial" w:cs="Arial" w:eastAsia="Arial" w:hAnsi="Arial"/>
@@ -30879,7 +30879,7 @@
               <w:spacing w:after="10" w:before="0"/>
               <w:ind w:left="120"/>
             </w:pPr>
-            <w:hyperlink w:history="1" r:id="rIdui9fj4_wzizyy9mnxt9y4">
+            <w:hyperlink w:history="1" r:id="rIdvvavuhia2ldo0zbrmkyib">
               <w:r>
                 <w:rPr>
                   <w:rFonts w:ascii="Arial" w:cs="Arial" w:eastAsia="Arial" w:hAnsi="Arial"/>
@@ -31074,7 +31074,7 @@
             <w:pPr>
               <w:spacing w:after="20" w:before="0"/>
             </w:pPr>
-            <w:hyperlink w:history="1" r:id="rIdz8rtetfzjugkwobxsiky-">
+            <w:hyperlink w:history="1" r:id="rIdc-qtmcyasugx3aa0woep7">
               <w:r>
                 <w:rPr>
                   <w:rFonts w:ascii="Arial" w:cs="Arial" w:eastAsia="Arial" w:hAnsi="Arial"/>
@@ -31123,7 +31123,7 @@
               <w:spacing w:after="10" w:before="0"/>
               <w:ind w:left="120"/>
             </w:pPr>
-            <w:hyperlink w:history="1" r:id="rIdioroykv3gaesd6mfvzs_b">
+            <w:hyperlink w:history="1" r:id="rIdqs3iff_vzv9ectxzp0l_t">
               <w:r>
                 <w:rPr>
                   <w:rFonts w:ascii="Arial" w:cs="Arial" w:eastAsia="Arial" w:hAnsi="Arial"/>
@@ -31168,7 +31168,7 @@
             <w:pPr>
               <w:spacing w:after="20" w:before="0"/>
             </w:pPr>
-            <w:hyperlink w:history="1" r:id="rIdelvjtrglvkp4nhnjiryit">
+            <w:hyperlink w:history="1" r:id="rIdovfrxws6bfa9anjjq01yx">
               <w:r>
                 <w:rPr>
                   <w:rFonts w:ascii="Arial" w:cs="Arial" w:eastAsia="Arial" w:hAnsi="Arial"/>
@@ -31217,7 +31217,7 @@
               <w:spacing w:after="10" w:before="0"/>
               <w:ind w:left="120"/>
             </w:pPr>
-            <w:hyperlink w:history="1" r:id="rIdq4s6prtufickjs20egwjg">
+            <w:hyperlink w:history="1" r:id="rId9tjohq-hexamj67gtsprs">
               <w:r>
                 <w:rPr>
                   <w:rFonts w:ascii="Arial" w:cs="Arial" w:eastAsia="Arial" w:hAnsi="Arial"/>
@@ -31412,7 +31412,7 @@
             <w:pPr>
               <w:spacing w:after="20" w:before="0"/>
             </w:pPr>
-            <w:hyperlink w:history="1" r:id="rIdhzreq3l-uco73rmjj0kup">
+            <w:hyperlink w:history="1" r:id="rId3uzi_d7x6r1tsx7qbfhxg">
               <w:r>
                 <w:rPr>
                   <w:rFonts w:ascii="Arial" w:cs="Arial" w:eastAsia="Arial" w:hAnsi="Arial"/>
@@ -31461,7 +31461,7 @@
               <w:spacing w:after="10" w:before="0"/>
               <w:ind w:left="120"/>
             </w:pPr>
-            <w:hyperlink w:history="1" r:id="rIdhgh12lz1d2gegdvdaj9fv">
+            <w:hyperlink w:history="1" r:id="rIdlfnmgbe902mjntf49voeh">
               <w:r>
                 <w:rPr>
                   <w:rFonts w:ascii="Arial" w:cs="Arial" w:eastAsia="Arial" w:hAnsi="Arial"/>
@@ -31506,7 +31506,7 @@
             <w:pPr>
               <w:spacing w:after="20" w:before="0"/>
             </w:pPr>
-            <w:hyperlink w:history="1" r:id="rIdsgjp52irgykkazbmhy8f3">
+            <w:hyperlink w:history="1" r:id="rIdvof0bvckl6ztcviqxaqoe">
               <w:r>
                 <w:rPr>
                   <w:rFonts w:ascii="Arial" w:cs="Arial" w:eastAsia="Arial" w:hAnsi="Arial"/>
@@ -31555,7 +31555,7 @@
               <w:spacing w:after="10" w:before="0"/>
               <w:ind w:left="120"/>
             </w:pPr>
-            <w:hyperlink w:history="1" r:id="rIdxty7aqeaoc3eldmlahl2e">
+            <w:hyperlink w:history="1" r:id="rId3nzubtbtxb2z-tksdanrz">
               <w:r>
                 <w:rPr>
                   <w:rFonts w:ascii="Arial" w:cs="Arial" w:eastAsia="Arial" w:hAnsi="Arial"/>
@@ -31750,7 +31750,7 @@
             <w:pPr>
               <w:spacing w:after="20" w:before="0"/>
             </w:pPr>
-            <w:hyperlink w:history="1" r:id="rIdygh7p0w1pz2zhd1jnwgvb">
+            <w:hyperlink w:history="1" r:id="rIdbjopiszhq4awwonohk63-">
               <w:r>
                 <w:rPr>
                   <w:rFonts w:ascii="Arial" w:cs="Arial" w:eastAsia="Arial" w:hAnsi="Arial"/>
@@ -31799,7 +31799,7 @@
               <w:spacing w:after="10" w:before="0"/>
               <w:ind w:left="120"/>
             </w:pPr>
-            <w:hyperlink w:history="1" r:id="rId5dorev1e5rkauibfdoa5q">
+            <w:hyperlink w:history="1" r:id="rId6qtrwqh1vaj_jvfjs06pu">
               <w:r>
                 <w:rPr>
                   <w:rFonts w:ascii="Arial" w:cs="Arial" w:eastAsia="Arial" w:hAnsi="Arial"/>
@@ -31844,7 +31844,7 @@
             <w:pPr>
               <w:spacing w:after="20" w:before="0"/>
             </w:pPr>
-            <w:hyperlink w:history="1" r:id="rIdwu5p-z4f3zozjjiipjhak">
+            <w:hyperlink w:history="1" r:id="rIdbcypc0vir2vr5pjhc6ee9">
               <w:r>
                 <w:rPr>
                   <w:rFonts w:ascii="Arial" w:cs="Arial" w:eastAsia="Arial" w:hAnsi="Arial"/>
@@ -31893,7 +31893,7 @@
               <w:spacing w:after="10" w:before="0"/>
               <w:ind w:left="120"/>
             </w:pPr>
-            <w:hyperlink w:history="1" r:id="rId3htarizmn72ncegex2qgt">
+            <w:hyperlink w:history="1" r:id="rIdvshh7ohtzmiq1wg4zgkxk">
               <w:r>
                 <w:rPr>
                   <w:rFonts w:ascii="Arial" w:cs="Arial" w:eastAsia="Arial" w:hAnsi="Arial"/>
@@ -32519,7 +32519,7 @@
         </w:rPr>
         <w:t xml:space="preserve">© 2026 SeaVuria and ARES. Aligned with KICD objectives. Developed by SeaVuria; technical implementation by ARES (with AI assistance from Claude). Licensed under </w:t>
       </w:r>
-      <w:hyperlink w:history="1" r:id="rIdps2kgqg_zsn88fbc0b8ui">
+      <w:hyperlink w:history="1" r:id="rIdqo_j9k1idn5wktklrju-r">
         <w:r>
           <w:rPr>
             <w:rFonts w:ascii="Arial" w:cs="Arial" w:eastAsia="Arial" w:hAnsi="Arial"/>
@@ -32540,7 +32540,7 @@
         </w:rPr>
         <w:t xml:space="preserve"> (</w:t>
       </w:r>
-      <w:hyperlink w:history="1" r:id="rIddp8owv_pp_f1ejn4zsi8g">
+      <w:hyperlink w:history="1" r:id="rIdixgst-ah03khz6fsqi5ht">
         <w:r>
           <w:rPr>
             <w:rFonts w:ascii="Arial" w:cs="Arial" w:eastAsia="Arial" w:hAnsi="Arial"/>

--- a/data/outputs/v2/Chemistry/SS1.1_Introduction_to_Chemistry/Chemistry_Introduction_to_Chemistry_CBE_LessonSequence.docx
+++ b/data/outputs/v2/Chemistry/SS1.1_Introduction_to_Chemistry/Chemistry_Introduction_to_Chemistry_CBE_LessonSequence.docx
@@ -2399,7 +2399,7 @@
         </w:rPr>
         <w:t xml:space="preserve">© 2026 SeaVuria and ARES. This work is licensed under a </w:t>
       </w:r>
-      <w:hyperlink w:history="1" r:id="rIdyworkvehvdbq_iteks4_s">
+      <w:hyperlink w:history="1" r:id="rIdkt7dn5bxb6v4vq30b57sw">
         <w:r>
           <w:rPr>
             <w:rFonts w:ascii="Arial" w:cs="Arial" w:eastAsia="Arial" w:hAnsi="Arial"/>
@@ -2419,7 +2419,7 @@
         </w:rPr>
         <w:t xml:space="preserve"> (</w:t>
       </w:r>
-      <w:hyperlink w:history="1" r:id="rIdwecvukocwarltq8fyh4nt">
+      <w:hyperlink w:history="1" r:id="rIdcegwwn-mcioanh3jfw5lw">
         <w:r>
           <w:rPr>
             <w:rFonts w:ascii="Arial" w:cs="Arial" w:eastAsia="Arial" w:hAnsi="Arial"/>
@@ -2439,7 +2439,7 @@
         </w:rPr>
         <w:t xml:space="preserve">). To view a copy of this license, visit </w:t>
       </w:r>
-      <w:hyperlink w:history="1" r:id="rIdjkzyvhl68ytct0_gbw451">
+      <w:hyperlink w:history="1" r:id="rIdbllrgngzg0ykvtuuxvrvl">
         <w:r>
           <w:rPr>
             <w:rFonts w:ascii="Arial" w:cs="Arial" w:eastAsia="Arial" w:hAnsi="Arial"/>
@@ -3451,7 +3451,7 @@
             <w:pPr>
               <w:spacing w:after="20" w:before="0"/>
             </w:pPr>
-            <w:hyperlink w:history="1" r:id="rIdi5ylmxm2h6vokicrshhxc">
+            <w:hyperlink w:history="1" r:id="rIdjjgoct2pgvnq2gyndb7f3">
               <w:r>
                 <w:rPr>
                   <w:rFonts w:ascii="Arial" w:cs="Arial" w:eastAsia="Arial" w:hAnsi="Arial"/>
@@ -3484,7 +3484,7 @@
               <w:spacing w:after="10" w:before="0"/>
               <w:ind w:left="120"/>
             </w:pPr>
-            <w:hyperlink w:history="1" r:id="rIdhxard5a_gmpiw2_kfwnkh">
+            <w:hyperlink w:history="1" r:id="rIdre1luuvszx81tarsyvbmm">
               <w:r>
                 <w:rPr>
                   <w:rFonts w:ascii="Arial" w:cs="Arial" w:eastAsia="Arial" w:hAnsi="Arial"/>
@@ -3529,7 +3529,7 @@
             <w:pPr>
               <w:spacing w:after="20" w:before="0"/>
             </w:pPr>
-            <w:hyperlink w:history="1" r:id="rIdmnpfrpqtjmu16nzpdjuzh">
+            <w:hyperlink w:history="1" r:id="rIdxihp2ipumd-vbyucj2_uk">
               <w:r>
                 <w:rPr>
                   <w:rFonts w:ascii="Arial" w:cs="Arial" w:eastAsia="Arial" w:hAnsi="Arial"/>
@@ -3562,7 +3562,7 @@
               <w:spacing w:after="10" w:before="0"/>
               <w:ind w:left="120"/>
             </w:pPr>
-            <w:hyperlink w:history="1" r:id="rIdxm5ujkotgv223xhvcxtyj">
+            <w:hyperlink w:history="1" r:id="rIdprura6t_-ertfdkrw-2v5">
               <w:r>
                 <w:rPr>
                   <w:rFonts w:ascii="Arial" w:cs="Arial" w:eastAsia="Arial" w:hAnsi="Arial"/>
@@ -3757,7 +3757,7 @@
             <w:pPr>
               <w:spacing w:after="20" w:before="0"/>
             </w:pPr>
-            <w:hyperlink w:history="1" r:id="rId_00cj-pigry0xrr5j1xg1">
+            <w:hyperlink w:history="1" r:id="rIdiv3iftl4tu0nlfae7n7vb">
               <w:r>
                 <w:rPr>
                   <w:rFonts w:ascii="Arial" w:cs="Arial" w:eastAsia="Arial" w:hAnsi="Arial"/>
@@ -3790,7 +3790,7 @@
               <w:spacing w:after="10" w:before="0"/>
               <w:ind w:left="120"/>
             </w:pPr>
-            <w:hyperlink w:history="1" r:id="rId7_bl3tbbcuv5b7br8bqpy">
+            <w:hyperlink w:history="1" r:id="rIdbhim_ukixve5tmdlxhmaj">
               <w:r>
                 <w:rPr>
                   <w:rFonts w:ascii="Arial" w:cs="Arial" w:eastAsia="Arial" w:hAnsi="Arial"/>
@@ -3835,7 +3835,7 @@
             <w:pPr>
               <w:spacing w:after="20" w:before="0"/>
             </w:pPr>
-            <w:hyperlink w:history="1" r:id="rIdyrd4tvxmoml27rp7vl73v">
+            <w:hyperlink w:history="1" r:id="rIdfwxkktk9g5flvzhwfsvo6">
               <w:r>
                 <w:rPr>
                   <w:rFonts w:ascii="Arial" w:cs="Arial" w:eastAsia="Arial" w:hAnsi="Arial"/>
@@ -3868,7 +3868,7 @@
               <w:spacing w:after="10" w:before="0"/>
               <w:ind w:left="120"/>
             </w:pPr>
-            <w:hyperlink w:history="1" r:id="rIdnaj9ego3skvgnetm09jai">
+            <w:hyperlink w:history="1" r:id="rIdjgp09qfythq-5qyzctych">
               <w:r>
                 <w:rPr>
                   <w:rFonts w:ascii="Arial" w:cs="Arial" w:eastAsia="Arial" w:hAnsi="Arial"/>
@@ -4063,7 +4063,7 @@
             <w:pPr>
               <w:spacing w:after="20" w:before="0"/>
             </w:pPr>
-            <w:hyperlink w:history="1" r:id="rIdpzqrg-ebs0nrveikiy1m2">
+            <w:hyperlink w:history="1" r:id="rId-i4qin2ky7rkf8ahyloj-">
               <w:r>
                 <w:rPr>
                   <w:rFonts w:ascii="Arial" w:cs="Arial" w:eastAsia="Arial" w:hAnsi="Arial"/>
@@ -4096,7 +4096,7 @@
               <w:spacing w:after="10" w:before="0"/>
               <w:ind w:left="120"/>
             </w:pPr>
-            <w:hyperlink w:history="1" r:id="rIdyvrdloxseilkfs9i-j-qr">
+            <w:hyperlink w:history="1" r:id="rIdpz55ptkikgdm5eqexh0yt">
               <w:r>
                 <w:rPr>
                   <w:rFonts w:ascii="Arial" w:cs="Arial" w:eastAsia="Arial" w:hAnsi="Arial"/>
@@ -4141,7 +4141,7 @@
             <w:pPr>
               <w:spacing w:after="20" w:before="0"/>
             </w:pPr>
-            <w:hyperlink w:history="1" r:id="rIdi-mxtihaectpib1xix3xb">
+            <w:hyperlink w:history="1" r:id="rIdpfym3ig8op79m2ei7zakt">
               <w:r>
                 <w:rPr>
                   <w:rFonts w:ascii="Arial" w:cs="Arial" w:eastAsia="Arial" w:hAnsi="Arial"/>
@@ -4174,7 +4174,7 @@
               <w:spacing w:after="10" w:before="0"/>
               <w:ind w:left="120"/>
             </w:pPr>
-            <w:hyperlink w:history="1" r:id="rIdbhkecyfs-slr9ajxcmai-">
+            <w:hyperlink w:history="1" r:id="rIdjhxgsex4c6qnlxbghzzmh">
               <w:r>
                 <w:rPr>
                   <w:rFonts w:ascii="Arial" w:cs="Arial" w:eastAsia="Arial" w:hAnsi="Arial"/>
@@ -4369,7 +4369,7 @@
             <w:pPr>
               <w:spacing w:after="20" w:before="0"/>
             </w:pPr>
-            <w:hyperlink w:history="1" r:id="rId-tjymijb6s5e7nial5kkx">
+            <w:hyperlink w:history="1" r:id="rIdnfe1uxa73pakscpiwk9ty">
               <w:r>
                 <w:rPr>
                   <w:rFonts w:ascii="Arial" w:cs="Arial" w:eastAsia="Arial" w:hAnsi="Arial"/>
@@ -4402,7 +4402,7 @@
               <w:spacing w:after="10" w:before="0"/>
               <w:ind w:left="120"/>
             </w:pPr>
-            <w:hyperlink w:history="1" r:id="rIdi5odtal2gitejjqiwsmze">
+            <w:hyperlink w:history="1" r:id="rId8qlh-_hm0dwhkllls8soz">
               <w:r>
                 <w:rPr>
                   <w:rFonts w:ascii="Arial" w:cs="Arial" w:eastAsia="Arial" w:hAnsi="Arial"/>
@@ -4447,7 +4447,7 @@
             <w:pPr>
               <w:spacing w:after="20" w:before="0"/>
             </w:pPr>
-            <w:hyperlink w:history="1" r:id="rIdmyrhfh7sosrodjyp81bhv">
+            <w:hyperlink w:history="1" r:id="rIdjigcg2sjypxmi_cem2sox">
               <w:r>
                 <w:rPr>
                   <w:rFonts w:ascii="Arial" w:cs="Arial" w:eastAsia="Arial" w:hAnsi="Arial"/>
@@ -4480,7 +4480,7 @@
               <w:spacing w:after="10" w:before="0"/>
               <w:ind w:left="120"/>
             </w:pPr>
-            <w:hyperlink w:history="1" r:id="rIdozlvaa47e8m_i-fyofkqu">
+            <w:hyperlink w:history="1" r:id="rId8qet8-czwch5vfmxhpilw">
               <w:r>
                 <w:rPr>
                   <w:rFonts w:ascii="Arial" w:cs="Arial" w:eastAsia="Arial" w:hAnsi="Arial"/>
@@ -4675,7 +4675,7 @@
             <w:pPr>
               <w:spacing w:after="20" w:before="0"/>
             </w:pPr>
-            <w:hyperlink w:history="1" r:id="rIdl8t67_bg7cv-wkbe0dqou">
+            <w:hyperlink w:history="1" r:id="rIdbk2qebqvqscwxy-y4nvfm">
               <w:r>
                 <w:rPr>
                   <w:rFonts w:ascii="Arial" w:cs="Arial" w:eastAsia="Arial" w:hAnsi="Arial"/>
@@ -4708,7 +4708,7 @@
               <w:spacing w:after="10" w:before="0"/>
               <w:ind w:left="120"/>
             </w:pPr>
-            <w:hyperlink w:history="1" r:id="rIddamkuucjmvacvtvocofnc">
+            <w:hyperlink w:history="1" r:id="rIdxyja2uu4rzqwtcgtne0cy">
               <w:r>
                 <w:rPr>
                   <w:rFonts w:ascii="Arial" w:cs="Arial" w:eastAsia="Arial" w:hAnsi="Arial"/>
@@ -4753,7 +4753,7 @@
             <w:pPr>
               <w:spacing w:after="20" w:before="0"/>
             </w:pPr>
-            <w:hyperlink w:history="1" r:id="rIdfztfxyoeefgpnvpnhxvka">
+            <w:hyperlink w:history="1" r:id="rIdnddjbtmx2xt2bropqktvb">
               <w:r>
                 <w:rPr>
                   <w:rFonts w:ascii="Arial" w:cs="Arial" w:eastAsia="Arial" w:hAnsi="Arial"/>
@@ -4786,7 +4786,7 @@
               <w:spacing w:after="10" w:before="0"/>
               <w:ind w:left="120"/>
             </w:pPr>
-            <w:hyperlink w:history="1" r:id="rIdur1zrkgtut1ionfebhmch">
+            <w:hyperlink w:history="1" r:id="rIdzcblf6ojnougpizh09wlf">
               <w:r>
                 <w:rPr>
                   <w:rFonts w:ascii="Arial" w:cs="Arial" w:eastAsia="Arial" w:hAnsi="Arial"/>
@@ -5298,7 +5298,7 @@
         </w:rPr>
         <w:t xml:space="preserve">© 2026 SeaVuria and ARES. Aligned with KICD objectives. Developed by SeaVuria; technical implementation by ARES (with AI assistance from Claude). Licensed under </w:t>
       </w:r>
-      <w:hyperlink w:history="1" r:id="rId1kraxtu0m-t51tjy4r96r">
+      <w:hyperlink w:history="1" r:id="rIdfarqi8jetszi0entkzfcs">
         <w:r>
           <w:rPr>
             <w:rFonts w:ascii="Arial" w:cs="Arial" w:eastAsia="Arial" w:hAnsi="Arial"/>
@@ -5319,7 +5319,7 @@
         </w:rPr>
         <w:t xml:space="preserve"> (</w:t>
       </w:r>
-      <w:hyperlink w:history="1" r:id="rIdv_e7fvvciods31lj-njnj">
+      <w:hyperlink w:history="1" r:id="rId4mqtpmhecqaxo9ltkb-q8">
         <w:r>
           <w:rPr>
             <w:rFonts w:ascii="Arial" w:cs="Arial" w:eastAsia="Arial" w:hAnsi="Arial"/>
@@ -6349,7 +6349,7 @@
               <w:spacing w:after="10" w:before="0"/>
               <w:ind w:left="120"/>
             </w:pPr>
-            <w:hyperlink w:history="1" r:id="rIdhg0zrzd77n4kzacffnnoo">
+            <w:hyperlink w:history="1" r:id="rIdycwzvb3wss5a-1t43uzvv">
               <w:r>
                 <w:rPr>
                   <w:rFonts w:ascii="Arial" w:cs="Arial" w:eastAsia="Arial" w:hAnsi="Arial"/>
@@ -6409,7 +6409,7 @@
             <w:pPr>
               <w:spacing w:after="20" w:before="0"/>
             </w:pPr>
-            <w:hyperlink w:history="1" r:id="rIdjtlih7grtqmbo15ouzuzg">
+            <w:hyperlink w:history="1" r:id="rIddqubqwk1dzhq3s3rrjk-7">
               <w:r>
                 <w:rPr>
                   <w:rFonts w:ascii="Arial" w:cs="Arial" w:eastAsia="Arial" w:hAnsi="Arial"/>
@@ -6458,7 +6458,7 @@
               <w:spacing w:after="10" w:before="0"/>
               <w:ind w:left="120"/>
             </w:pPr>
-            <w:hyperlink w:history="1" r:id="rIdnirqrsbolki6ehhzvuoay">
+            <w:hyperlink w:history="1" r:id="rIde6_yxo7dsq1maoqnqf28j">
               <w:r>
                 <w:rPr>
                   <w:rFonts w:ascii="Arial" w:cs="Arial" w:eastAsia="Arial" w:hAnsi="Arial"/>
@@ -6670,7 +6670,7 @@
               <w:spacing w:after="10" w:before="0"/>
               <w:ind w:left="120"/>
             </w:pPr>
-            <w:hyperlink w:history="1" r:id="rIdtcbbzyyofhgk1qxqyoa9f">
+            <w:hyperlink w:history="1" r:id="rIddy9dxnz_nrk6qol8enht1">
               <w:r>
                 <w:rPr>
                   <w:rFonts w:ascii="Arial" w:cs="Arial" w:eastAsia="Arial" w:hAnsi="Arial"/>
@@ -6730,7 +6730,7 @@
             <w:pPr>
               <w:spacing w:after="20" w:before="0"/>
             </w:pPr>
-            <w:hyperlink w:history="1" r:id="rIdaocwdew66va-akup8wldv">
+            <w:hyperlink w:history="1" r:id="rId7sbngxjzojjdyjijattcq">
               <w:r>
                 <w:rPr>
                   <w:rFonts w:ascii="Arial" w:cs="Arial" w:eastAsia="Arial" w:hAnsi="Arial"/>
@@ -6779,7 +6779,7 @@
               <w:spacing w:after="10" w:before="0"/>
               <w:ind w:left="120"/>
             </w:pPr>
-            <w:hyperlink w:history="1" r:id="rIdksculfltt2ksucm4tdvjd">
+            <w:hyperlink w:history="1" r:id="rIdywx5s8awfr0aizu31skz9">
               <w:r>
                 <w:rPr>
                   <w:rFonts w:ascii="Arial" w:cs="Arial" w:eastAsia="Arial" w:hAnsi="Arial"/>
@@ -6991,7 +6991,7 @@
               <w:spacing w:after="10" w:before="0"/>
               <w:ind w:left="120"/>
             </w:pPr>
-            <w:hyperlink w:history="1" r:id="rIdo9c_9ney0sou6spgmyx2j">
+            <w:hyperlink w:history="1" r:id="rId_j3iiivmwaespzl31oxuj">
               <w:r>
                 <w:rPr>
                   <w:rFonts w:ascii="Arial" w:cs="Arial" w:eastAsia="Arial" w:hAnsi="Arial"/>
@@ -7051,7 +7051,7 @@
             <w:pPr>
               <w:spacing w:after="20" w:before="0"/>
             </w:pPr>
-            <w:hyperlink w:history="1" r:id="rIdhcs3ztnklti5bediw259a">
+            <w:hyperlink w:history="1" r:id="rId_lno7hpdpbprcx1ve6ia3">
               <w:r>
                 <w:rPr>
                   <w:rFonts w:ascii="Arial" w:cs="Arial" w:eastAsia="Arial" w:hAnsi="Arial"/>
@@ -7100,7 +7100,7 @@
               <w:spacing w:after="10" w:before="0"/>
               <w:ind w:left="120"/>
             </w:pPr>
-            <w:hyperlink w:history="1" r:id="rId4ihv7zw8czeodbxgg1bjw">
+            <w:hyperlink w:history="1" r:id="rIdpzmtbh2vpqclb6blfao3f">
               <w:r>
                 <w:rPr>
                   <w:rFonts w:ascii="Arial" w:cs="Arial" w:eastAsia="Arial" w:hAnsi="Arial"/>
@@ -7312,7 +7312,7 @@
               <w:spacing w:after="10" w:before="0"/>
               <w:ind w:left="120"/>
             </w:pPr>
-            <w:hyperlink w:history="1" r:id="rIdh_iuvpqy0stx36fozu3e5">
+            <w:hyperlink w:history="1" r:id="rIdjprhmjpxns6qutugqzxdq">
               <w:r>
                 <w:rPr>
                   <w:rFonts w:ascii="Arial" w:cs="Arial" w:eastAsia="Arial" w:hAnsi="Arial"/>
@@ -7372,7 +7372,7 @@
             <w:pPr>
               <w:spacing w:after="20" w:before="0"/>
             </w:pPr>
-            <w:hyperlink w:history="1" r:id="rIdgkap7pv57oni4svgwc-yy">
+            <w:hyperlink w:history="1" r:id="rIden0dkg-evobrwuyptp7x1">
               <w:r>
                 <w:rPr>
                   <w:rFonts w:ascii="Arial" w:cs="Arial" w:eastAsia="Arial" w:hAnsi="Arial"/>
@@ -7421,7 +7421,7 @@
               <w:spacing w:after="10" w:before="0"/>
               <w:ind w:left="120"/>
             </w:pPr>
-            <w:hyperlink w:history="1" r:id="rIdlfficnuc8aosj9j2nkfuc">
+            <w:hyperlink w:history="1" r:id="rId3xyyiqx9ruam64_sqyve_">
               <w:r>
                 <w:rPr>
                   <w:rFonts w:ascii="Arial" w:cs="Arial" w:eastAsia="Arial" w:hAnsi="Arial"/>
@@ -7633,7 +7633,7 @@
               <w:spacing w:after="10" w:before="0"/>
               <w:ind w:left="120"/>
             </w:pPr>
-            <w:hyperlink w:history="1" r:id="rIdzhcyeixkunz6lsdvv4ymg">
+            <w:hyperlink w:history="1" r:id="rIdenmfp3ps3jw0kvczm-fzl">
               <w:r>
                 <w:rPr>
                   <w:rFonts w:ascii="Arial" w:cs="Arial" w:eastAsia="Arial" w:hAnsi="Arial"/>
@@ -7693,7 +7693,7 @@
             <w:pPr>
               <w:spacing w:after="20" w:before="0"/>
             </w:pPr>
-            <w:hyperlink w:history="1" r:id="rIdrygvx2_ctjcjujfhk13pr">
+            <w:hyperlink w:history="1" r:id="rIdkpe-qnzpuv4izl16ubn-g">
               <w:r>
                 <w:rPr>
                   <w:rFonts w:ascii="Arial" w:cs="Arial" w:eastAsia="Arial" w:hAnsi="Arial"/>
@@ -7742,7 +7742,7 @@
               <w:spacing w:after="10" w:before="0"/>
               <w:ind w:left="120"/>
             </w:pPr>
-            <w:hyperlink w:history="1" r:id="rId7eoexssjftgs2mnlabheh">
+            <w:hyperlink w:history="1" r:id="rIdgulxpm2c8yfwm_drk6dds">
               <w:r>
                 <w:rPr>
                   <w:rFonts w:ascii="Arial" w:cs="Arial" w:eastAsia="Arial" w:hAnsi="Arial"/>
@@ -8368,7 +8368,7 @@
         </w:rPr>
         <w:t xml:space="preserve">© 2026 SeaVuria and ARES. Aligned with KICD objectives. Developed by SeaVuria; technical implementation by ARES (with AI assistance from Claude). Licensed under </w:t>
       </w:r>
-      <w:hyperlink w:history="1" r:id="rIdqjty6n9mgoq6zms1dakgd">
+      <w:hyperlink w:history="1" r:id="rIdz4lxnjnkee284s-f7ecw2">
         <w:r>
           <w:rPr>
             <w:rFonts w:ascii="Arial" w:cs="Arial" w:eastAsia="Arial" w:hAnsi="Arial"/>
@@ -8389,7 +8389,7 @@
         </w:rPr>
         <w:t xml:space="preserve"> (</w:t>
       </w:r>
-      <w:hyperlink w:history="1" r:id="rIdjax7n_p_yfwrmoqb3djn8">
+      <w:hyperlink w:history="1" r:id="rId02hsfj6kr4wefv0zzwu2c">
         <w:r>
           <w:rPr>
             <w:rFonts w:ascii="Arial" w:cs="Arial" w:eastAsia="Arial" w:hAnsi="Arial"/>
@@ -9419,7 +9419,7 @@
               <w:spacing w:after="10" w:before="0"/>
               <w:ind w:left="120"/>
             </w:pPr>
-            <w:hyperlink w:history="1" r:id="rIdfvmge6rlwmgktnvpwfdku">
+            <w:hyperlink w:history="1" r:id="rIdb4m_zxwxmczmkczucvafo">
               <w:r>
                 <w:rPr>
                   <w:rFonts w:ascii="Arial" w:cs="Arial" w:eastAsia="Arial" w:hAnsi="Arial"/>
@@ -9496,7 +9496,7 @@
               <w:spacing w:after="10" w:before="0"/>
               <w:ind w:left="120"/>
             </w:pPr>
-            <w:hyperlink w:history="1" r:id="rIdbyuzfclrwgyg-u8ohbuex">
+            <w:hyperlink w:history="1" r:id="rIdickq9lyi7p-avvpayobfz">
               <w:r>
                 <w:rPr>
                   <w:rFonts w:ascii="Arial" w:cs="Arial" w:eastAsia="Arial" w:hAnsi="Arial"/>
@@ -9723,7 +9723,7 @@
               <w:spacing w:after="10" w:before="0"/>
               <w:ind w:left="120"/>
             </w:pPr>
-            <w:hyperlink w:history="1" r:id="rIdq0c_aq8l6deybibcxrksr">
+            <w:hyperlink w:history="1" r:id="rIdou4bywgs20gxdechsoxbq">
               <w:r>
                 <w:rPr>
                   <w:rFonts w:ascii="Arial" w:cs="Arial" w:eastAsia="Arial" w:hAnsi="Arial"/>
@@ -9800,7 +9800,7 @@
               <w:spacing w:after="10" w:before="0"/>
               <w:ind w:left="120"/>
             </w:pPr>
-            <w:hyperlink w:history="1" r:id="rIdzcirtovab_h7w6mmqkgxf">
+            <w:hyperlink w:history="1" r:id="rIdjo7p1z4em9kkd_1htac8l">
               <w:r>
                 <w:rPr>
                   <w:rFonts w:ascii="Arial" w:cs="Arial" w:eastAsia="Arial" w:hAnsi="Arial"/>
@@ -10027,7 +10027,7 @@
               <w:spacing w:after="10" w:before="0"/>
               <w:ind w:left="120"/>
             </w:pPr>
-            <w:hyperlink w:history="1" r:id="rIdhv31h4asibo6kgz4wbyj2">
+            <w:hyperlink w:history="1" r:id="rIdwmgtn7yklajgr4thrxsij">
               <w:r>
                 <w:rPr>
                   <w:rFonts w:ascii="Arial" w:cs="Arial" w:eastAsia="Arial" w:hAnsi="Arial"/>
@@ -10104,7 +10104,7 @@
               <w:spacing w:after="10" w:before="0"/>
               <w:ind w:left="120"/>
             </w:pPr>
-            <w:hyperlink w:history="1" r:id="rIdizqxlxd-e0lusj4m70qnl">
+            <w:hyperlink w:history="1" r:id="rId0z7m9medjzu4ewbm8wtvk">
               <w:r>
                 <w:rPr>
                   <w:rFonts w:ascii="Arial" w:cs="Arial" w:eastAsia="Arial" w:hAnsi="Arial"/>
@@ -10331,7 +10331,7 @@
               <w:spacing w:after="10" w:before="0"/>
               <w:ind w:left="120"/>
             </w:pPr>
-            <w:hyperlink w:history="1" r:id="rIdf5flpl-zmd9xwc1mstwsf">
+            <w:hyperlink w:history="1" r:id="rIduqae8swmniv2x966uc-s_">
               <w:r>
                 <w:rPr>
                   <w:rFonts w:ascii="Arial" w:cs="Arial" w:eastAsia="Arial" w:hAnsi="Arial"/>
@@ -10408,7 +10408,7 @@
               <w:spacing w:after="10" w:before="0"/>
               <w:ind w:left="120"/>
             </w:pPr>
-            <w:hyperlink w:history="1" r:id="rIdsyzfkkeqedrflzlehoafc">
+            <w:hyperlink w:history="1" r:id="rIdd_bfjeydccyflxo4adm2v">
               <w:r>
                 <w:rPr>
                   <w:rFonts w:ascii="Arial" w:cs="Arial" w:eastAsia="Arial" w:hAnsi="Arial"/>
@@ -10635,7 +10635,7 @@
               <w:spacing w:after="10" w:before="0"/>
               <w:ind w:left="120"/>
             </w:pPr>
-            <w:hyperlink w:history="1" r:id="rIdc5qfvw9de3xjqzv50qfxg">
+            <w:hyperlink w:history="1" r:id="rIdgvo5ald_1caxyo77afzmt">
               <w:r>
                 <w:rPr>
                   <w:rFonts w:ascii="Arial" w:cs="Arial" w:eastAsia="Arial" w:hAnsi="Arial"/>
@@ -10712,7 +10712,7 @@
               <w:spacing w:after="10" w:before="0"/>
               <w:ind w:left="120"/>
             </w:pPr>
-            <w:hyperlink w:history="1" r:id="rIdr4pfcxxfyiciuz8dphcta">
+            <w:hyperlink w:history="1" r:id="rId4ec7omegzdwmkfs7sk8eh">
               <w:r>
                 <w:rPr>
                   <w:rFonts w:ascii="Arial" w:cs="Arial" w:eastAsia="Arial" w:hAnsi="Arial"/>
@@ -11239,7 +11239,7 @@
         </w:rPr>
         <w:t xml:space="preserve">© 2026 SeaVuria and ARES. Aligned with KICD objectives. Developed by SeaVuria; technical implementation by ARES (with AI assistance from Claude). Licensed under </w:t>
       </w:r>
-      <w:hyperlink w:history="1" r:id="rIdk3g3tdl9r8jznznfz_pr0">
+      <w:hyperlink w:history="1" r:id="rId4taecinoor_ey8vqp87x_">
         <w:r>
           <w:rPr>
             <w:rFonts w:ascii="Arial" w:cs="Arial" w:eastAsia="Arial" w:hAnsi="Arial"/>
@@ -11260,7 +11260,7 @@
         </w:rPr>
         <w:t xml:space="preserve"> (</w:t>
       </w:r>
-      <w:hyperlink w:history="1" r:id="rIdlhxozqppw6yhh1fdkbjnx">
+      <w:hyperlink w:history="1" r:id="rId63etlrbmscftnkew8vyss">
         <w:r>
           <w:rPr>
             <w:rFonts w:ascii="Arial" w:cs="Arial" w:eastAsia="Arial" w:hAnsi="Arial"/>
@@ -12290,7 +12290,7 @@
               <w:spacing w:after="10" w:before="0"/>
               <w:ind w:left="120"/>
             </w:pPr>
-            <w:hyperlink w:history="1" r:id="rIdku6us4e9vnbtf9qhixymn">
+            <w:hyperlink w:history="1" r:id="rIdmgwqwgrgbgro0ohnvwgup">
               <w:r>
                 <w:rPr>
                   <w:rFonts w:ascii="Arial" w:cs="Arial" w:eastAsia="Arial" w:hAnsi="Arial"/>
@@ -12350,7 +12350,7 @@
             <w:pPr>
               <w:spacing w:after="20" w:before="0"/>
             </w:pPr>
-            <w:hyperlink w:history="1" r:id="rIdmfh7m8ac7pebpsrbpiln3">
+            <w:hyperlink w:history="1" r:id="rIdymwqmy0h1iuvzqo4r_uwu">
               <w:r>
                 <w:rPr>
                   <w:rFonts w:ascii="Arial" w:cs="Arial" w:eastAsia="Arial" w:hAnsi="Arial"/>
@@ -12399,7 +12399,7 @@
               <w:spacing w:after="10" w:before="0"/>
               <w:ind w:left="120"/>
             </w:pPr>
-            <w:hyperlink w:history="1" r:id="rIdbgtiojcnnzdaybo5t3too">
+            <w:hyperlink w:history="1" r:id="rIdphpkzgup_thru_xrmmkmu">
               <w:r>
                 <w:rPr>
                   <w:rFonts w:ascii="Arial" w:cs="Arial" w:eastAsia="Arial" w:hAnsi="Arial"/>
@@ -12611,7 +12611,7 @@
               <w:spacing w:after="10" w:before="0"/>
               <w:ind w:left="120"/>
             </w:pPr>
-            <w:hyperlink w:history="1" r:id="rId5iiq1wyctr630kkbwuyag">
+            <w:hyperlink w:history="1" r:id="rIdzgtzq74ra8z2cp8hhh2cg">
               <w:r>
                 <w:rPr>
                   <w:rFonts w:ascii="Arial" w:cs="Arial" w:eastAsia="Arial" w:hAnsi="Arial"/>
@@ -12671,7 +12671,7 @@
             <w:pPr>
               <w:spacing w:after="20" w:before="0"/>
             </w:pPr>
-            <w:hyperlink w:history="1" r:id="rIdqprm6aic-ixfymityn1uo">
+            <w:hyperlink w:history="1" r:id="rId3-qz6z0w5yb5w7x8y-hf_">
               <w:r>
                 <w:rPr>
                   <w:rFonts w:ascii="Arial" w:cs="Arial" w:eastAsia="Arial" w:hAnsi="Arial"/>
@@ -12720,7 +12720,7 @@
               <w:spacing w:after="10" w:before="0"/>
               <w:ind w:left="120"/>
             </w:pPr>
-            <w:hyperlink w:history="1" r:id="rIdcfvzuohcwp8mbvaugomib">
+            <w:hyperlink w:history="1" r:id="rIdzpzj9pq74xmzwuekuoyv2">
               <w:r>
                 <w:rPr>
                   <w:rFonts w:ascii="Arial" w:cs="Arial" w:eastAsia="Arial" w:hAnsi="Arial"/>
@@ -12932,7 +12932,7 @@
               <w:spacing w:after="10" w:before="0"/>
               <w:ind w:left="120"/>
             </w:pPr>
-            <w:hyperlink w:history="1" r:id="rIdmb5ju3m6ypz4jeesddoiz">
+            <w:hyperlink w:history="1" r:id="rId4_jaxxv45e0cwrlbuitqp">
               <w:r>
                 <w:rPr>
                   <w:rFonts w:ascii="Arial" w:cs="Arial" w:eastAsia="Arial" w:hAnsi="Arial"/>
@@ -12992,7 +12992,7 @@
             <w:pPr>
               <w:spacing w:after="20" w:before="0"/>
             </w:pPr>
-            <w:hyperlink w:history="1" r:id="rIdhks_hkem2ysx5tdkmdapk">
+            <w:hyperlink w:history="1" r:id="rIdvmnkz61qwyncoi6tk67jm">
               <w:r>
                 <w:rPr>
                   <w:rFonts w:ascii="Arial" w:cs="Arial" w:eastAsia="Arial" w:hAnsi="Arial"/>
@@ -13041,7 +13041,7 @@
               <w:spacing w:after="10" w:before="0"/>
               <w:ind w:left="120"/>
             </w:pPr>
-            <w:hyperlink w:history="1" r:id="rId9i-7wrv00zh3qfslhsee3">
+            <w:hyperlink w:history="1" r:id="rIdu92wohnny1tentmqtjkbc">
               <w:r>
                 <w:rPr>
                   <w:rFonts w:ascii="Arial" w:cs="Arial" w:eastAsia="Arial" w:hAnsi="Arial"/>
@@ -13253,7 +13253,7 @@
               <w:spacing w:after="10" w:before="0"/>
               <w:ind w:left="120"/>
             </w:pPr>
-            <w:hyperlink w:history="1" r:id="rIdzu9-kvd0obomkhlshvwrd">
+            <w:hyperlink w:history="1" r:id="rId8a8zaqu243ycko11xlfp0">
               <w:r>
                 <w:rPr>
                   <w:rFonts w:ascii="Arial" w:cs="Arial" w:eastAsia="Arial" w:hAnsi="Arial"/>
@@ -13313,7 +13313,7 @@
             <w:pPr>
               <w:spacing w:after="20" w:before="0"/>
             </w:pPr>
-            <w:hyperlink w:history="1" r:id="rIdmugfn1sxy35uuzxscw1ql">
+            <w:hyperlink w:history="1" r:id="rIdxlarmcksj6a8zeagcagba">
               <w:r>
                 <w:rPr>
                   <w:rFonts w:ascii="Arial" w:cs="Arial" w:eastAsia="Arial" w:hAnsi="Arial"/>
@@ -13362,7 +13362,7 @@
               <w:spacing w:after="10" w:before="0"/>
               <w:ind w:left="120"/>
             </w:pPr>
-            <w:hyperlink w:history="1" r:id="rIdaiftjb_vblf9xvfhodpym">
+            <w:hyperlink w:history="1" r:id="rId6u9vqjqriqji2q41lyhlj">
               <w:r>
                 <w:rPr>
                   <w:rFonts w:ascii="Arial" w:cs="Arial" w:eastAsia="Arial" w:hAnsi="Arial"/>
@@ -13574,7 +13574,7 @@
               <w:spacing w:after="10" w:before="0"/>
               <w:ind w:left="120"/>
             </w:pPr>
-            <w:hyperlink w:history="1" r:id="rIdwxvjja7z6cqzhdiz-kdv6">
+            <w:hyperlink w:history="1" r:id="rIdd5fiw3jtgnb76imz47f35">
               <w:r>
                 <w:rPr>
                   <w:rFonts w:ascii="Arial" w:cs="Arial" w:eastAsia="Arial" w:hAnsi="Arial"/>
@@ -13634,7 +13634,7 @@
             <w:pPr>
               <w:spacing w:after="20" w:before="0"/>
             </w:pPr>
-            <w:hyperlink w:history="1" r:id="rIdlyds21eozray19cv1mgy8">
+            <w:hyperlink w:history="1" r:id="rIdzmjbgv08xfs6yaevbmy-c">
               <w:r>
                 <w:rPr>
                   <w:rFonts w:ascii="Arial" w:cs="Arial" w:eastAsia="Arial" w:hAnsi="Arial"/>
@@ -13683,7 +13683,7 @@
               <w:spacing w:after="10" w:before="0"/>
               <w:ind w:left="120"/>
             </w:pPr>
-            <w:hyperlink w:history="1" r:id="rIdtt6imjl53px3mdwloudeh">
+            <w:hyperlink w:history="1" r:id="rIdmj-hduoc2hftwpign-drn">
               <w:r>
                 <w:rPr>
                   <w:rFonts w:ascii="Arial" w:cs="Arial" w:eastAsia="Arial" w:hAnsi="Arial"/>
@@ -14309,7 +14309,7 @@
         </w:rPr>
         <w:t xml:space="preserve">© 2026 SeaVuria and ARES. Aligned with KICD objectives. Developed by SeaVuria; technical implementation by ARES (with AI assistance from Claude). Licensed under </w:t>
       </w:r>
-      <w:hyperlink w:history="1" r:id="rId7afy7dyqmr147r9tnpngj">
+      <w:hyperlink w:history="1" r:id="rIdsvfuziwhrtywmskupqmqh">
         <w:r>
           <w:rPr>
             <w:rFonts w:ascii="Arial" w:cs="Arial" w:eastAsia="Arial" w:hAnsi="Arial"/>
@@ -14330,7 +14330,7 @@
         </w:rPr>
         <w:t xml:space="preserve"> (</w:t>
       </w:r>
-      <w:hyperlink w:history="1" r:id="rId6djqekzv4bnxe0k5q2tlk">
+      <w:hyperlink w:history="1" r:id="rIdfd4neu2mjsulaaygq_m22">
         <w:r>
           <w:rPr>
             <w:rFonts w:ascii="Arial" w:cs="Arial" w:eastAsia="Arial" w:hAnsi="Arial"/>
@@ -15343,7 +15343,7 @@
             <w:pPr>
               <w:spacing w:after="20" w:before="0"/>
             </w:pPr>
-            <w:hyperlink w:history="1" r:id="rIdfj_3cnt5po9cbws4tmqo7">
+            <w:hyperlink w:history="1" r:id="rIdxf0mmh5rklr_ykh7cn9t8">
               <w:r>
                 <w:rPr>
                   <w:rFonts w:ascii="Arial" w:cs="Arial" w:eastAsia="Arial" w:hAnsi="Arial"/>
@@ -15392,7 +15392,7 @@
               <w:spacing w:after="10" w:before="0"/>
               <w:ind w:left="120"/>
             </w:pPr>
-            <w:hyperlink w:history="1" r:id="rIduo2bl05x8plebj37tcrda">
+            <w:hyperlink w:history="1" r:id="rIdyqjogix1vg-3za4wxo4nt">
               <w:r>
                 <w:rPr>
                   <w:rFonts w:ascii="Arial" w:cs="Arial" w:eastAsia="Arial" w:hAnsi="Arial"/>
@@ -15437,7 +15437,7 @@
             <w:pPr>
               <w:spacing w:after="20" w:before="0"/>
             </w:pPr>
-            <w:hyperlink w:history="1" r:id="rIdoifmhe7ak3dl0_lcnr2e-">
+            <w:hyperlink w:history="1" r:id="rIdjwp7ycep5ra37l2aidaoz">
               <w:r>
                 <w:rPr>
                   <w:rFonts w:ascii="Arial" w:cs="Arial" w:eastAsia="Arial" w:hAnsi="Arial"/>
@@ -15470,7 +15470,7 @@
               <w:spacing w:after="10" w:before="0"/>
               <w:ind w:left="120"/>
             </w:pPr>
-            <w:hyperlink w:history="1" r:id="rIdemj3ldvb4wrvelgivowem">
+            <w:hyperlink w:history="1" r:id="rIdlkw-ysq0q0-i-kavxekxa">
               <w:r>
                 <w:rPr>
                   <w:rFonts w:ascii="Arial" w:cs="Arial" w:eastAsia="Arial" w:hAnsi="Arial"/>
@@ -15665,7 +15665,7 @@
             <w:pPr>
               <w:spacing w:after="20" w:before="0"/>
             </w:pPr>
-            <w:hyperlink w:history="1" r:id="rIdrsfdgmup1h6bxqdfp_a7v">
+            <w:hyperlink w:history="1" r:id="rIdwobxc7dr9t5k79os45ne4">
               <w:r>
                 <w:rPr>
                   <w:rFonts w:ascii="Arial" w:cs="Arial" w:eastAsia="Arial" w:hAnsi="Arial"/>
@@ -15714,7 +15714,7 @@
               <w:spacing w:after="10" w:before="0"/>
               <w:ind w:left="120"/>
             </w:pPr>
-            <w:hyperlink w:history="1" r:id="rIdj9zzyrefh1bmseildwier">
+            <w:hyperlink w:history="1" r:id="rIdnlu2qcs-3wqpmcm20mryd">
               <w:r>
                 <w:rPr>
                   <w:rFonts w:ascii="Arial" w:cs="Arial" w:eastAsia="Arial" w:hAnsi="Arial"/>
@@ -15759,7 +15759,7 @@
             <w:pPr>
               <w:spacing w:after="20" w:before="0"/>
             </w:pPr>
-            <w:hyperlink w:history="1" r:id="rIdzlmbepnidzk8pxgi0gz61">
+            <w:hyperlink w:history="1" r:id="rIdcz8cpujnryrytcjqnaiwt">
               <w:r>
                 <w:rPr>
                   <w:rFonts w:ascii="Arial" w:cs="Arial" w:eastAsia="Arial" w:hAnsi="Arial"/>
@@ -15792,7 +15792,7 @@
               <w:spacing w:after="10" w:before="0"/>
               <w:ind w:left="120"/>
             </w:pPr>
-            <w:hyperlink w:history="1" r:id="rIdwy6-qmhunn7jjuj5iczwc">
+            <w:hyperlink w:history="1" r:id="rId0rm-ouygmnnxf7rje73td">
               <w:r>
                 <w:rPr>
                   <w:rFonts w:ascii="Arial" w:cs="Arial" w:eastAsia="Arial" w:hAnsi="Arial"/>
@@ -15834,7 +15834,7 @@
                 <w:sz w:val="18"/>
                 <w:szCs w:val="18"/>
               </w:rPr>
-              <w:t xml:space="preserve">Learners are organised into four expert groups of approximately equal size. Each group receives a printed Research Briefing Card (prepared by the teacher in advance) containing 3–4 paragraphs of curated, Kenya-relevant information, 2–3 guiding research questions, and a graphic organiser to fill in. Where devices are available, groups may supplement with approved websites. Groups have 18 minutes to read, discuss, and complete their graphic organiser. Group roles are assigned: Reader, Recorder, Timekeeper, Presenter. GROUP 1 — Nuclear &amp; Energy: Reads about nuclear fission (uranium atoms splitting, chain reactions), Kenya's current energy mix (geothermal at Olkaria, hydro at Masinga, KPLC grid), and the concept of nuclear power as a potential future source. Identifies chemical changes involved (nuclear reactions as extreme matter change — compare to chapati browning). GROUP 2 — Sports &amp; Nutrition: Reads about carbohydrate loading (glycogen as stored glucose — a chemical substance in muscles), electrolyte replacement (sodium, potassium lost in sweat), and protein supplementation for muscle repair. Contextualised around Kenyan marathon runners (Eliud Kipchoge, Faith Kipyegon) and what they consume before and during a race. GROUP 3 — Entertainment &amp; Dyes: Reads about how synthetic dyes are made from chemical reactions (chromophore groups absorbing specific light wavelengths), how special-effects pyrotechnics use metal salt combustion to produce coloured flames (copper = green, sodium = yellow — as seen in Nairobi festivals and film sets), and how food colouring in mandazi and cakes is regulated by KEBS for safety. GROUP 4 — Environmental Chemistry: Reads about how Chemistry monitors water quality in Lake Victoria, studies air pollution in Nairobi's industrial areas (Mombasa Road corridor), analyses soil chemistry in Rift Valley farms, and develops biodegradable plastics. After 18 minutes, each group prepares a 3-minute verbal presentation with a mini-poster or whiteboard summary. Groups present in sequence (12 minutes total, 3 minutes each). During each presentation, listeners complete a 'Jigsaw Listener Sheet' noting: one new fact learned and one connection to the chapati phenomenon.</w:t>
+              <w:t xml:space="preserve">Learners are organised into four expert groups of approximately equal size. Each group receives a printed Research Briefing Card (prepared by the teacher in advance) containing 3–4 paragraphs of curated, Kenya-relevant information, 2–3 guiding research questions, and a graphic organiser to fill in. Where devices are available, groups may supplement with approved websites. Groups have 18 minutes to read, discuss, and complete their graphic organiser. Group roles are assigned: Reader, Recorder, Timekeeper, Presenter. GROUP 1 — Nuclear &amp; Energy: Reads about nuclear fission (uranium atoms splitting, chain reactions), Kenya's current energy mix (geothermal at Olkaria, hydro at Masinga, KPLC grid), and the concept of nuclear power as a potential future source. Identifies the matter changes involved (nuclear reactions change the nucleus of the atom itself, so fission is a nuclear change, not a chemical change — compare and contrast with chapati browning, which is a chemical change). GROUP 2 — Sports &amp; Nutrition: Reads about carbohydrate loading (glycogen as stored glucose — a chemical substance in muscles), electrolyte replacement (sodium, potassium lost in sweat), and protein supplementation for muscle repair. Contextualised around Kenyan marathon runners (Eliud Kipchoge, Faith Kipyegon) and what they consume before and during a race. GROUP 3 — Entertainment &amp; Dyes: Reads about how synthetic dyes are made from chemical reactions (chromophore groups absorbing specific light wavelengths), how special-effects pyrotechnics heat metal salts in a flame so that their electrons are excited and give out coloured light as they fall back (copper = green, sodium = yellow — as seen in Nairobi festivals and film sets), and how food colouring in mandazi and cakes is regulated by KEBS for safety. GROUP 4 — Environmental Chemistry: Reads about how Chemistry monitors water quality in Lake Victoria, studies air pollution in Nairobi's industrial areas (Mombasa Road corridor), analyses soil chemistry in Rift Valley farms, and develops biodegradable plastics. After 18 minutes, each group prepares a 3-minute verbal presentation with a mini-poster or whiteboard summary. Groups present in sequence (12 minutes total, 3 minutes each). During each presentation, listeners complete a 'Jigsaw Listener Sheet' noting: one new fact learned and one connection to the chapati phenomenon.</w:t>
             </w:r>
           </w:p>
         </w:tc>
@@ -15987,7 +15987,7 @@
             <w:pPr>
               <w:spacing w:after="20" w:before="0"/>
             </w:pPr>
-            <w:hyperlink w:history="1" r:id="rIdpxgfuoniyubjjjllnqg82">
+            <w:hyperlink w:history="1" r:id="rIdngp6rse1-htlp6cw9jx1y">
               <w:r>
                 <w:rPr>
                   <w:rFonts w:ascii="Arial" w:cs="Arial" w:eastAsia="Arial" w:hAnsi="Arial"/>
@@ -16036,7 +16036,7 @@
               <w:spacing w:after="10" w:before="0"/>
               <w:ind w:left="120"/>
             </w:pPr>
-            <w:hyperlink w:history="1" r:id="rIdr-yfew17734x_x_orjcg9">
+            <w:hyperlink w:history="1" r:id="rId-yzzgpy5st6nmiqnkicey">
               <w:r>
                 <w:rPr>
                   <w:rFonts w:ascii="Arial" w:cs="Arial" w:eastAsia="Arial" w:hAnsi="Arial"/>
@@ -16081,7 +16081,7 @@
             <w:pPr>
               <w:spacing w:after="20" w:before="0"/>
             </w:pPr>
-            <w:hyperlink w:history="1" r:id="rIdxc9rp3t3vfg4m7ecyv9rj">
+            <w:hyperlink w:history="1" r:id="rIdmoi660q9uxje-c9r-m0i4">
               <w:r>
                 <w:rPr>
                   <w:rFonts w:ascii="Arial" w:cs="Arial" w:eastAsia="Arial" w:hAnsi="Arial"/>
@@ -16130,7 +16130,7 @@
               <w:spacing w:after="10" w:before="0"/>
               <w:ind w:left="120"/>
             </w:pPr>
-            <w:hyperlink w:history="1" r:id="rIdcachuur5evegv8bed6dpq">
+            <w:hyperlink w:history="1" r:id="rIdzcbs38ymf_ds_-wsglad1">
               <w:r>
                 <w:rPr>
                   <w:rFonts w:ascii="Arial" w:cs="Arial" w:eastAsia="Arial" w:hAnsi="Arial"/>
@@ -16325,7 +16325,7 @@
             <w:pPr>
               <w:spacing w:after="20" w:before="0"/>
             </w:pPr>
-            <w:hyperlink w:history="1" r:id="rIdeu9ijnrkxq40tczg9m3-t">
+            <w:hyperlink w:history="1" r:id="rIdf5x5hd6biiaz9f5z8bx8_">
               <w:r>
                 <w:rPr>
                   <w:rFonts w:ascii="Arial" w:cs="Arial" w:eastAsia="Arial" w:hAnsi="Arial"/>
@@ -16374,7 +16374,7 @@
               <w:spacing w:after="10" w:before="0"/>
               <w:ind w:left="120"/>
             </w:pPr>
-            <w:hyperlink w:history="1" r:id="rIdprr4kdjq8jbltgpaaqe1p">
+            <w:hyperlink w:history="1" r:id="rIdsqxlgo32fgl-xwincy4qb">
               <w:r>
                 <w:rPr>
                   <w:rFonts w:ascii="Arial" w:cs="Arial" w:eastAsia="Arial" w:hAnsi="Arial"/>
@@ -16419,7 +16419,7 @@
             <w:pPr>
               <w:spacing w:after="20" w:before="0"/>
             </w:pPr>
-            <w:hyperlink w:history="1" r:id="rIdbpodg6zgxsjo9douq2n4p">
+            <w:hyperlink w:history="1" r:id="rId_wvaxqvwiq6rketeimzgd">
               <w:r>
                 <w:rPr>
                   <w:rFonts w:ascii="Arial" w:cs="Arial" w:eastAsia="Arial" w:hAnsi="Arial"/>
@@ -16468,7 +16468,7 @@
               <w:spacing w:after="10" w:before="0"/>
               <w:ind w:left="120"/>
             </w:pPr>
-            <w:hyperlink w:history="1" r:id="rIdcgbujot-_lzqkl2tidhup">
+            <w:hyperlink w:history="1" r:id="rIdsp8cy-bc2mv2ubrdmuyf3">
               <w:r>
                 <w:rPr>
                   <w:rFonts w:ascii="Arial" w:cs="Arial" w:eastAsia="Arial" w:hAnsi="Arial"/>
@@ -16542,7 +16542,7 @@
                 <w:sz w:val="18"/>
                 <w:szCs w:val="18"/>
               </w:rPr>
-              <w:t xml:space="preserve">Hand each learner a sticky note and say: 'On one side, write one piece of evidence from today that helps us answer our driving question. On the other side, write one new question today's research has raised for you. You have 3 minutes.' After posting, read 5–6 notes aloud, pausing after each: 'This learner says nuclear fission is a chemical change that releases energy — how does that connect to our chapati?' Wait 10 seconds. Then return to the Prediction Parking Lot: 'Look at our predictions from the start of class. Thumbs up if your prediction was confirmed by the research. Thumbs sideways if it was partly right. Thumbs down if you were wrong.' After a show of thumbs, cold-call 2 learners with thumbs-sideways: 'What did you predict and what did the evidence actually show?' Affirm the scientific value of being wrong: 'Scientists revise predictions constantly — that is exactly what we are doing here, just like we are doing with our chapati question.'</w:t>
+              <w:t xml:space="preserve">Hand each learner a sticky note and say: 'On one side, write one piece of evidence from today that helps us answer our driving question. On the other side, write one new question today's research has raised for you. You have 3 minutes.' After posting, read 5–6 notes aloud, pausing after each: 'This learner says nuclear fission releases energy — how is that nuclear change different from the chemical change in our chapati?' Wait 10 seconds. Then return to the Prediction Parking Lot: 'Look at our predictions from the start of class. Thumbs up if your prediction was confirmed by the research. Thumbs sideways if it was partly right. Thumbs down if you were wrong.' After a show of thumbs, cold-call 2 learners with thumbs-sideways: 'What did you predict and what did the evidence actually show?' Affirm the scientific value of being wrong: 'Scientists revise predictions constantly — that is exactly what we are doing here, just like we are doing with our chapati question.'</w:t>
             </w:r>
           </w:p>
         </w:tc>
@@ -16663,7 +16663,7 @@
             <w:pPr>
               <w:spacing w:after="20" w:before="0"/>
             </w:pPr>
-            <w:hyperlink w:history="1" r:id="rIdwu0dnr6juctnrkrvqpfw3">
+            <w:hyperlink w:history="1" r:id="rIdqzoujx5orltyiwzuskeju">
               <w:r>
                 <w:rPr>
                   <w:rFonts w:ascii="Arial" w:cs="Arial" w:eastAsia="Arial" w:hAnsi="Arial"/>
@@ -16712,7 +16712,7 @@
               <w:spacing w:after="10" w:before="0"/>
               <w:ind w:left="120"/>
             </w:pPr>
-            <w:hyperlink w:history="1" r:id="rIdzcwxbo3hreok2w7tipygl">
+            <w:hyperlink w:history="1" r:id="rIdlln69o65nkfldseq5m-iq">
               <w:r>
                 <w:rPr>
                   <w:rFonts w:ascii="Arial" w:cs="Arial" w:eastAsia="Arial" w:hAnsi="Arial"/>
@@ -16757,7 +16757,7 @@
             <w:pPr>
               <w:spacing w:after="20" w:before="0"/>
             </w:pPr>
-            <w:hyperlink w:history="1" r:id="rId7-eqffo3p6ec-lus0xwud">
+            <w:hyperlink w:history="1" r:id="rIdhxklsrqfe1eebxj2hctcp">
               <w:r>
                 <w:rPr>
                   <w:rFonts w:ascii="Arial" w:cs="Arial" w:eastAsia="Arial" w:hAnsi="Arial"/>
@@ -16790,7 +16790,7 @@
               <w:spacing w:after="10" w:before="0"/>
               <w:ind w:left="120"/>
             </w:pPr>
-            <w:hyperlink w:history="1" r:id="rIdytvx2eba6_iupmmzcvnjm">
+            <w:hyperlink w:history="1" r:id="rIdk-_qzun9pj_fzsnzp8tu0">
               <w:r>
                 <w:rPr>
                   <w:rFonts w:ascii="Arial" w:cs="Arial" w:eastAsia="Arial" w:hAnsi="Arial"/>
@@ -16928,7 +16928,7 @@
                 <w:sz w:val="18"/>
                 <w:szCs w:val="18"/>
               </w:rPr>
-              <w:t xml:space="preserve">Observable indicator: Four new nodes are added to the class model, each with an industry name, a specific chemical substance or process, and a labelled arrow back to the central hub. Quality indicator: The 'matter changes because…' arrow labels include causal chemical language (e.g., 'nuclear fission splits uranium atoms releasing enormous energy', 'glycogen in muscles is broken down chemically to release glucose for energy', 'metal salts undergo combustion releasing energy as coloured light'). Teacher photographs the updated model for the lesson record. If any node's arrow label is non-causal (e.g., 'matter changes because Chemistry'), teacher prompts the class: 'That arrow needs a mechanism — what is the actual chemical process happening?' before closing the lesson.</w:t>
+              <w:t xml:space="preserve">Observable indicator: Four new nodes are added to the class model, each with an industry name, a specific chemical substance or process, and a labelled arrow back to the central hub. Quality indicator: The 'matter changes because…' arrow labels include causal chemical language (e.g., 'nuclear fission splits uranium atoms releasing enormous energy', 'glycogen in muscles is broken down chemically to release glucose for energy', 'heat excites electrons in metal salts, which give out coloured light as they fall back to lower energy levels'). Teacher photographs the updated model for the lesson record. If any node's arrow label is non-causal (e.g., 'matter changes because Chemistry'), teacher prompts the class: 'That arrow needs a mechanism — what is the actual chemical process happening?' before closing the lesson.</w:t>
             </w:r>
           </w:p>
         </w:tc>
@@ -17148,7 +17148,7 @@
                 <w:sz w:val="18"/>
                 <w:szCs w:val="18"/>
               </w:rPr>
-              <w:t xml:space="preserve">Learners observed four Kenya-relevant images connecting Chemistry to nuclear energy (Olkaria geothermal, KPLC grid), sports nutrition (Kenyan marathon runners using energy gels and electrolytes), entertainment (coloured dyes, metal-salt pyrotechnics at Nairobi festivals), and environmental chemistry (water quality in Lake Victoria, air pollution on Mombasa Road). They observed expert group presentations and populated a spoke diagram connecting all four industries to the central idea of Chemistry as the study of matter and its changes.</w:t>
+              <w:t xml:space="preserve">Learners observed four Kenya-relevant images connecting Chemistry to energy (a nuclear power station; Olkaria geothermal and the KPLC grid), sports nutrition (Kenyan marathon runners using energy gels and electrolytes), entertainment (coloured dyes, metal-salt pyrotechnics at Nairobi festivals), and environmental chemistry (water quality in Lake Victoria, air pollution on Mombasa Road). They observed expert group presentations and populated a spoke diagram connecting all four industries to the central idea of Chemistry as the study of matter and its changes.</w:t>
             </w:r>
           </w:p>
         </w:tc>
@@ -17214,7 +17214,7 @@
                 <w:sz w:val="18"/>
                 <w:szCs w:val="18"/>
               </w:rPr>
-              <w:t xml:space="preserve">Chemistry operates in many industries beyond the laboratory: nuclear energy involves matter changes at the atomic level (fission); sports nutrition uses Chemistry to understand how carbohydrates (like ugali and energy gels) are broken down in the muscles of athletes like Kipchoge; entertainment relies on chemical reactions (metal salt combustion, synthetic dyes) to create colour and spectacle; and environmental Chemistry monitors and protects the matter in Kenya's water, soil, and air. In every case, Chemistry is explaining, predicting, or controlling how matter changes — the same process that transformed chapati dough on the jiko.</w:t>
+              <w:t xml:space="preserve">Chemistry operates in many industries beyond the laboratory: nuclear energy involves matter changes at the atomic level (fission); sports nutrition uses Chemistry to understand how carbohydrates (like ugali and energy gels) are broken down in the muscles of athletes like Kipchoge; entertainment relies on chemical reactions (synthetic dyes) and heated metal salts, whose excited electrons give out coloured light, to create colour and spectacle; and environmental Chemistry monitors and protects the matter in Kenya's water, soil, and air. In every case, Chemistry is explaining, predicting, or controlling how matter changes — the same process that transformed chapati dough on the jiko.</w:t>
             </w:r>
           </w:p>
         </w:tc>
@@ -17280,7 +17280,7 @@
                 <w:sz w:val="18"/>
                 <w:szCs w:val="18"/>
               </w:rPr>
-              <w:t xml:space="preserve">The central explanation across all industries is that Chemistry is the science of matter change. Whether a uranium atom splits in a reactor, glycogen breaks down in a runner's muscle, a copper compound burns green in a firework, or sulphur dioxide reacts with water vapour in Nairobi's air — all of these are matter undergoing chemical changes that Chemistry can describe and explain. This is the same type of change (irreversible, involving new substances and energy transfer) that occurred when raw chapati dough was transformed by heat into a firm golden disc. Understanding these changes allows scientists, engineers, athletes, and policymakers to make safer, smarter decisions — which is exactly what the driving question asks us to explore.</w:t>
+              <w:t xml:space="preserve">The central explanation across all industries is that Chemistry is the science of matter change. Whether a uranium atom splits in a reactor, glycogen breaks down in a runner's muscle, a copper compound gives a green flame in a firework, or sulphur dioxide reacts with water vapour in Nairobi's air — all of these are matter undergoing change that Chemistry can describe and explain (the reactor is a nuclear change inside the atom's nucleus; the others are chemical changes). The chemical changes are the same type of change (irreversible, involving new substances and energy transfer) that occurred when raw chapati dough was transformed by heat into a firm golden disc. Understanding these changes allows scientists, engineers, athletes, and policymakers to make safer, smarter decisions — which is exactly what the driving question asks us to explore.</w:t>
             </w:r>
           </w:p>
         </w:tc>
@@ -17302,7 +17302,7 @@
         </w:rPr>
         <w:t xml:space="preserve">© 2026 SeaVuria and ARES. Aligned with KICD objectives. Developed by SeaVuria; technical implementation by ARES (with AI assistance from Claude). Licensed under </w:t>
       </w:r>
-      <w:hyperlink w:history="1" r:id="rIdv0kuulzifbh3bx7yxtm71">
+      <w:hyperlink w:history="1" r:id="rIdou20qcugujhsz2t99kvdd">
         <w:r>
           <w:rPr>
             <w:rFonts w:ascii="Arial" w:cs="Arial" w:eastAsia="Arial" w:hAnsi="Arial"/>
@@ -17323,7 +17323,7 @@
         </w:rPr>
         <w:t xml:space="preserve"> (</w:t>
       </w:r>
-      <w:hyperlink w:history="1" r:id="rIdnpf38p_u6bserwpl1we5w">
+      <w:hyperlink w:history="1" r:id="rIdauigqzxm6hyeasngkwvh3">
         <w:r>
           <w:rPr>
             <w:rFonts w:ascii="Arial" w:cs="Arial" w:eastAsia="Arial" w:hAnsi="Arial"/>
@@ -18353,7 +18353,7 @@
               <w:spacing w:after="10" w:before="0"/>
               <w:ind w:left="120"/>
             </w:pPr>
-            <w:hyperlink w:history="1" r:id="rIdhhgiwsebsi47v84veezrc">
+            <w:hyperlink w:history="1" r:id="rId4qjk0ifilaxh1kzv1wqdd">
               <w:r>
                 <w:rPr>
                   <w:rFonts w:ascii="Arial" w:cs="Arial" w:eastAsia="Arial" w:hAnsi="Arial"/>
@@ -18430,7 +18430,7 @@
               <w:spacing w:after="10" w:before="0"/>
               <w:ind w:left="120"/>
             </w:pPr>
-            <w:hyperlink w:history="1" r:id="rIdk-xogojace4suwvjxph25">
+            <w:hyperlink w:history="1" r:id="rIdgyxugxdljy67ihvgolo6b">
               <w:r>
                 <w:rPr>
                   <w:rFonts w:ascii="Arial" w:cs="Arial" w:eastAsia="Arial" w:hAnsi="Arial"/>
@@ -18657,7 +18657,7 @@
               <w:spacing w:after="10" w:before="0"/>
               <w:ind w:left="120"/>
             </w:pPr>
-            <w:hyperlink w:history="1" r:id="rIdggcympa9sdb8yizf3k8fj">
+            <w:hyperlink w:history="1" r:id="rIdpjvsfe6djkn6yrygj16cr">
               <w:r>
                 <w:rPr>
                   <w:rFonts w:ascii="Arial" w:cs="Arial" w:eastAsia="Arial" w:hAnsi="Arial"/>
@@ -18734,7 +18734,7 @@
               <w:spacing w:after="10" w:before="0"/>
               <w:ind w:left="120"/>
             </w:pPr>
-            <w:hyperlink w:history="1" r:id="rIdhses9kimiqublwvtvwxst">
+            <w:hyperlink w:history="1" r:id="rIdfmigg6gekjiq5asisroc-">
               <w:r>
                 <w:rPr>
                   <w:rFonts w:ascii="Arial" w:cs="Arial" w:eastAsia="Arial" w:hAnsi="Arial"/>
@@ -18961,7 +18961,7 @@
               <w:spacing w:after="10" w:before="0"/>
               <w:ind w:left="120"/>
             </w:pPr>
-            <w:hyperlink w:history="1" r:id="rIdwow0d04rqzgh5sfawgxcg">
+            <w:hyperlink w:history="1" r:id="rIdecghjk6eofeccnhg6hijv">
               <w:r>
                 <w:rPr>
                   <w:rFonts w:ascii="Arial" w:cs="Arial" w:eastAsia="Arial" w:hAnsi="Arial"/>
@@ -19038,7 +19038,7 @@
               <w:spacing w:after="10" w:before="0"/>
               <w:ind w:left="120"/>
             </w:pPr>
-            <w:hyperlink w:history="1" r:id="rId71phmiantkwiq1icw3jg0">
+            <w:hyperlink w:history="1" r:id="rIdx2wtmayvuus_qpzmybr9p">
               <w:r>
                 <w:rPr>
                   <w:rFonts w:ascii="Arial" w:cs="Arial" w:eastAsia="Arial" w:hAnsi="Arial"/>
@@ -19265,7 +19265,7 @@
               <w:spacing w:after="10" w:before="0"/>
               <w:ind w:left="120"/>
             </w:pPr>
-            <w:hyperlink w:history="1" r:id="rIdgdeurzlham2lkpu3zwt8r">
+            <w:hyperlink w:history="1" r:id="rIdtyzolmqg3dis1iw2kyyss">
               <w:r>
                 <w:rPr>
                   <w:rFonts w:ascii="Arial" w:cs="Arial" w:eastAsia="Arial" w:hAnsi="Arial"/>
@@ -19342,7 +19342,7 @@
               <w:spacing w:after="10" w:before="0"/>
               <w:ind w:left="120"/>
             </w:pPr>
-            <w:hyperlink w:history="1" r:id="rIdcrd6b-pwakle5qyrdhm6n">
+            <w:hyperlink w:history="1" r:id="rIdnekviv8p2xw19uzpmbqrk">
               <w:r>
                 <w:rPr>
                   <w:rFonts w:ascii="Arial" w:cs="Arial" w:eastAsia="Arial" w:hAnsi="Arial"/>
@@ -19569,7 +19569,7 @@
               <w:spacing w:after="10" w:before="0"/>
               <w:ind w:left="120"/>
             </w:pPr>
-            <w:hyperlink w:history="1" r:id="rId1d430xrfabljgzbplvrqg">
+            <w:hyperlink w:history="1" r:id="rIdqf-ussmxd-9vqq2n0bcgn">
               <w:r>
                 <w:rPr>
                   <w:rFonts w:ascii="Arial" w:cs="Arial" w:eastAsia="Arial" w:hAnsi="Arial"/>
@@ -19646,7 +19646,7 @@
               <w:spacing w:after="10" w:before="0"/>
               <w:ind w:left="120"/>
             </w:pPr>
-            <w:hyperlink w:history="1" r:id="rIdgy11xoe7gn8a8uercc4zn">
+            <w:hyperlink w:history="1" r:id="rIducljxwu-xts1tzawmn7ua">
               <w:r>
                 <w:rPr>
                   <w:rFonts w:ascii="Arial" w:cs="Arial" w:eastAsia="Arial" w:hAnsi="Arial"/>
@@ -20173,7 +20173,7 @@
         </w:rPr>
         <w:t xml:space="preserve">© 2026 SeaVuria and ARES. Aligned with KICD objectives. Developed by SeaVuria; technical implementation by ARES (with AI assistance from Claude). Licensed under </w:t>
       </w:r>
-      <w:hyperlink w:history="1" r:id="rId3ulzsoafd4nx0hp7snm0q">
+      <w:hyperlink w:history="1" r:id="rIdsom32zbf4bdsnywdg4noa">
         <w:r>
           <w:rPr>
             <w:rFonts w:ascii="Arial" w:cs="Arial" w:eastAsia="Arial" w:hAnsi="Arial"/>
@@ -20194,7 +20194,7 @@
         </w:rPr>
         <w:t xml:space="preserve"> (</w:t>
       </w:r>
-      <w:hyperlink w:history="1" r:id="rIdx880wyti8bstq4bexlx_t">
+      <w:hyperlink w:history="1" r:id="rIduuiuywfeyfhlkbzd3d2m2">
         <w:r>
           <w:rPr>
             <w:rFonts w:ascii="Arial" w:cs="Arial" w:eastAsia="Arial" w:hAnsi="Arial"/>
@@ -21224,7 +21224,7 @@
               <w:spacing w:after="10" w:before="0"/>
               <w:ind w:left="120"/>
             </w:pPr>
-            <w:hyperlink w:history="1" r:id="rIdxupm0rx5v-oioyki3oflf">
+            <w:hyperlink w:history="1" r:id="rIdkvjasa6crexc-nperyujq">
               <w:r>
                 <w:rPr>
                   <w:rFonts w:ascii="Arial" w:cs="Arial" w:eastAsia="Arial" w:hAnsi="Arial"/>
@@ -21301,7 +21301,7 @@
               <w:spacing w:after="10" w:before="0"/>
               <w:ind w:left="120"/>
             </w:pPr>
-            <w:hyperlink w:history="1" r:id="rIdpzx9lqowr0gmtgnt3rszj">
+            <w:hyperlink w:history="1" r:id="rId8k41pq7qqd1ctxwgvouon">
               <w:r>
                 <w:rPr>
                   <w:rFonts w:ascii="Arial" w:cs="Arial" w:eastAsia="Arial" w:hAnsi="Arial"/>
@@ -21528,7 +21528,7 @@
               <w:spacing w:after="10" w:before="0"/>
               <w:ind w:left="120"/>
             </w:pPr>
-            <w:hyperlink w:history="1" r:id="rIdyrvghymoilm50qg_qwe2v">
+            <w:hyperlink w:history="1" r:id="rIdqzby4kuzxg-tf-ap_x9pv">
               <w:r>
                 <w:rPr>
                   <w:rFonts w:ascii="Arial" w:cs="Arial" w:eastAsia="Arial" w:hAnsi="Arial"/>
@@ -21605,7 +21605,7 @@
               <w:spacing w:after="10" w:before="0"/>
               <w:ind w:left="120"/>
             </w:pPr>
-            <w:hyperlink w:history="1" r:id="rIdqpkfvnk7tg-i3pnf0hbaw">
+            <w:hyperlink w:history="1" r:id="rIdmkux8lnyefmkf1vsa4mit">
               <w:r>
                 <w:rPr>
                   <w:rFonts w:ascii="Arial" w:cs="Arial" w:eastAsia="Arial" w:hAnsi="Arial"/>
@@ -21832,7 +21832,7 @@
               <w:spacing w:after="10" w:before="0"/>
               <w:ind w:left="120"/>
             </w:pPr>
-            <w:hyperlink w:history="1" r:id="rIdkrfpsi036pgdjnmatjbd1">
+            <w:hyperlink w:history="1" r:id="rIdzf0zypvgpgr2likmnezl_">
               <w:r>
                 <w:rPr>
                   <w:rFonts w:ascii="Arial" w:cs="Arial" w:eastAsia="Arial" w:hAnsi="Arial"/>
@@ -21909,7 +21909,7 @@
               <w:spacing w:after="10" w:before="0"/>
               <w:ind w:left="120"/>
             </w:pPr>
-            <w:hyperlink w:history="1" r:id="rId0gu-zzgutx0qfhlsshcr-">
+            <w:hyperlink w:history="1" r:id="rIdz-axk4frerhlhbvzrpcxu">
               <w:r>
                 <w:rPr>
                   <w:rFonts w:ascii="Arial" w:cs="Arial" w:eastAsia="Arial" w:hAnsi="Arial"/>
@@ -22136,7 +22136,7 @@
               <w:spacing w:after="10" w:before="0"/>
               <w:ind w:left="120"/>
             </w:pPr>
-            <w:hyperlink w:history="1" r:id="rIdmqbkppkdvhzsgel0lyx5n">
+            <w:hyperlink w:history="1" r:id="rId3rgl1hm1cwzwrgnrcx4zs">
               <w:r>
                 <w:rPr>
                   <w:rFonts w:ascii="Arial" w:cs="Arial" w:eastAsia="Arial" w:hAnsi="Arial"/>
@@ -22213,7 +22213,7 @@
               <w:spacing w:after="10" w:before="0"/>
               <w:ind w:left="120"/>
             </w:pPr>
-            <w:hyperlink w:history="1" r:id="rIdpgpl0in1fggav5rkv6lo4">
+            <w:hyperlink w:history="1" r:id="rIdlecvpn81z2k14wdhm5cvx">
               <w:r>
                 <w:rPr>
                   <w:rFonts w:ascii="Arial" w:cs="Arial" w:eastAsia="Arial" w:hAnsi="Arial"/>
@@ -22440,7 +22440,7 @@
               <w:spacing w:after="10" w:before="0"/>
               <w:ind w:left="120"/>
             </w:pPr>
-            <w:hyperlink w:history="1" r:id="rIdsgbe-gjfywrp1ska3li7j">
+            <w:hyperlink w:history="1" r:id="rIdjx9omtdlyrdqnvepzy8jv">
               <w:r>
                 <w:rPr>
                   <w:rFonts w:ascii="Arial" w:cs="Arial" w:eastAsia="Arial" w:hAnsi="Arial"/>
@@ -22517,7 +22517,7 @@
               <w:spacing w:after="10" w:before="0"/>
               <w:ind w:left="120"/>
             </w:pPr>
-            <w:hyperlink w:history="1" r:id="rIdchyaaggac7xmgv5artbac">
+            <w:hyperlink w:history="1" r:id="rIdbol9n2qu3gy0phauutsjz">
               <w:r>
                 <w:rPr>
                   <w:rFonts w:ascii="Arial" w:cs="Arial" w:eastAsia="Arial" w:hAnsi="Arial"/>
@@ -23139,7 +23139,7 @@
         </w:rPr>
         <w:t xml:space="preserve">© 2026 SeaVuria and ARES. Aligned with KICD objectives. Developed by SeaVuria; technical implementation by ARES (with AI assistance from Claude). Licensed under </w:t>
       </w:r>
-      <w:hyperlink w:history="1" r:id="rIdntnwf9be553tmxoko76kq">
+      <w:hyperlink w:history="1" r:id="rIdt8stx8-ufznz8aq_wmjqn">
         <w:r>
           <w:rPr>
             <w:rFonts w:ascii="Arial" w:cs="Arial" w:eastAsia="Arial" w:hAnsi="Arial"/>
@@ -23160,7 +23160,7 @@
         </w:rPr>
         <w:t xml:space="preserve"> (</w:t>
       </w:r>
-      <w:hyperlink w:history="1" r:id="rIdxrmic3z2_ifmdyddbqztd">
+      <w:hyperlink w:history="1" r:id="rIdce1gi0dqhobrep7hqnahw">
         <w:r>
           <w:rPr>
             <w:rFonts w:ascii="Arial" w:cs="Arial" w:eastAsia="Arial" w:hAnsi="Arial"/>
@@ -24173,7 +24173,7 @@
             <w:pPr>
               <w:spacing w:after="20" w:before="0"/>
             </w:pPr>
-            <w:hyperlink w:history="1" r:id="rId4p3evdpippvt317vgetda">
+            <w:hyperlink w:history="1" r:id="rIdlxqow00l2-5s7kpkevdw-">
               <w:r>
                 <w:rPr>
                   <w:rFonts w:ascii="Arial" w:cs="Arial" w:eastAsia="Arial" w:hAnsi="Arial"/>
@@ -24222,7 +24222,7 @@
               <w:spacing w:after="10" w:before="0"/>
               <w:ind w:left="120"/>
             </w:pPr>
-            <w:hyperlink w:history="1" r:id="rIdf1odxji0fkz9md4j0ggi2">
+            <w:hyperlink w:history="1" r:id="rIdyxp8vk7zrcamyaaiuxzf5">
               <w:r>
                 <w:rPr>
                   <w:rFonts w:ascii="Arial" w:cs="Arial" w:eastAsia="Arial" w:hAnsi="Arial"/>
@@ -24267,7 +24267,7 @@
             <w:pPr>
               <w:spacing w:after="20" w:before="0"/>
             </w:pPr>
-            <w:hyperlink w:history="1" r:id="rIdimym5sigzoiry3xkm5h1r">
+            <w:hyperlink w:history="1" r:id="rIdwlrjjf8_abdg5vbpurteu">
               <w:r>
                 <w:rPr>
                   <w:rFonts w:ascii="Arial" w:cs="Arial" w:eastAsia="Arial" w:hAnsi="Arial"/>
@@ -24316,7 +24316,7 @@
               <w:spacing w:after="10" w:before="0"/>
               <w:ind w:left="120"/>
             </w:pPr>
-            <w:hyperlink w:history="1" r:id="rId2key913mnekwnxdmoxx5i">
+            <w:hyperlink w:history="1" r:id="rIdyqiwvlwpoaoflqwpvmhtw">
               <w:r>
                 <w:rPr>
                   <w:rFonts w:ascii="Arial" w:cs="Arial" w:eastAsia="Arial" w:hAnsi="Arial"/>
@@ -24511,7 +24511,7 @@
             <w:pPr>
               <w:spacing w:after="20" w:before="0"/>
             </w:pPr>
-            <w:hyperlink w:history="1" r:id="rId9qf4k0wm8spir06fwumsf">
+            <w:hyperlink w:history="1" r:id="rIdsjlsylfnw0hf845mwxd3h">
               <w:r>
                 <w:rPr>
                   <w:rFonts w:ascii="Arial" w:cs="Arial" w:eastAsia="Arial" w:hAnsi="Arial"/>
@@ -24560,7 +24560,7 @@
               <w:spacing w:after="10" w:before="0"/>
               <w:ind w:left="120"/>
             </w:pPr>
-            <w:hyperlink w:history="1" r:id="rIdravdz1toy51fk8_n0uzuo">
+            <w:hyperlink w:history="1" r:id="rIdlinutx2crzraolmi2wtgo">
               <w:r>
                 <w:rPr>
                   <w:rFonts w:ascii="Arial" w:cs="Arial" w:eastAsia="Arial" w:hAnsi="Arial"/>
@@ -24605,7 +24605,7 @@
             <w:pPr>
               <w:spacing w:after="20" w:before="0"/>
             </w:pPr>
-            <w:hyperlink w:history="1" r:id="rIdgnjdohb4z-mmis2ihxhfn">
+            <w:hyperlink w:history="1" r:id="rIdlvvsvjbdmxj23z_7ndcbr">
               <w:r>
                 <w:rPr>
                   <w:rFonts w:ascii="Arial" w:cs="Arial" w:eastAsia="Arial" w:hAnsi="Arial"/>
@@ -24654,7 +24654,7 @@
               <w:spacing w:after="10" w:before="0"/>
               <w:ind w:left="120"/>
             </w:pPr>
-            <w:hyperlink w:history="1" r:id="rIdspzav-p3jvhywg_5vv4tq">
+            <w:hyperlink w:history="1" r:id="rIdqlrdfn1otceykgno5f2gc">
               <w:r>
                 <w:rPr>
                   <w:rFonts w:ascii="Arial" w:cs="Arial" w:eastAsia="Arial" w:hAnsi="Arial"/>
@@ -24849,7 +24849,7 @@
             <w:pPr>
               <w:spacing w:after="20" w:before="0"/>
             </w:pPr>
-            <w:hyperlink w:history="1" r:id="rIdlodsfrxseay3itwllct0t">
+            <w:hyperlink w:history="1" r:id="rId1iolqvspxhbcknbu911ve">
               <w:r>
                 <w:rPr>
                   <w:rFonts w:ascii="Arial" w:cs="Arial" w:eastAsia="Arial" w:hAnsi="Arial"/>
@@ -24898,7 +24898,7 @@
               <w:spacing w:after="10" w:before="0"/>
               <w:ind w:left="120"/>
             </w:pPr>
-            <w:hyperlink w:history="1" r:id="rIduxr_fd9qmxxbdo8mdiuso">
+            <w:hyperlink w:history="1" r:id="rId7vurp7ycfj9jqmaebvj-u">
               <w:r>
                 <w:rPr>
                   <w:rFonts w:ascii="Arial" w:cs="Arial" w:eastAsia="Arial" w:hAnsi="Arial"/>
@@ -24943,7 +24943,7 @@
             <w:pPr>
               <w:spacing w:after="20" w:before="0"/>
             </w:pPr>
-            <w:hyperlink w:history="1" r:id="rIdm1nj6nyzvxgb3yvihgtyt">
+            <w:hyperlink w:history="1" r:id="rIdsdv1gnqiabrit7m6e2_r2">
               <w:r>
                 <w:rPr>
                   <w:rFonts w:ascii="Arial" w:cs="Arial" w:eastAsia="Arial" w:hAnsi="Arial"/>
@@ -24992,7 +24992,7 @@
               <w:spacing w:after="10" w:before="0"/>
               <w:ind w:left="120"/>
             </w:pPr>
-            <w:hyperlink w:history="1" r:id="rIdhmrmz9pej50rlhjbknq_d">
+            <w:hyperlink w:history="1" r:id="rIdwzqaniz06rtkcpj0ea6vk">
               <w:r>
                 <w:rPr>
                   <w:rFonts w:ascii="Arial" w:cs="Arial" w:eastAsia="Arial" w:hAnsi="Arial"/>
@@ -25187,7 +25187,7 @@
             <w:pPr>
               <w:spacing w:after="20" w:before="0"/>
             </w:pPr>
-            <w:hyperlink w:history="1" r:id="rId15s5az5cgc9-cojejnd6g">
+            <w:hyperlink w:history="1" r:id="rIdoa2m1-ilm1w_pglewdyjr">
               <w:r>
                 <w:rPr>
                   <w:rFonts w:ascii="Arial" w:cs="Arial" w:eastAsia="Arial" w:hAnsi="Arial"/>
@@ -25236,7 +25236,7 @@
               <w:spacing w:after="10" w:before="0"/>
               <w:ind w:left="120"/>
             </w:pPr>
-            <w:hyperlink w:history="1" r:id="rId-b6jm9ss3xdvbtnwmjlwa">
+            <w:hyperlink w:history="1" r:id="rIdpd8emjfddjlgjc4pdcfth">
               <w:r>
                 <w:rPr>
                   <w:rFonts w:ascii="Arial" w:cs="Arial" w:eastAsia="Arial" w:hAnsi="Arial"/>
@@ -25281,7 +25281,7 @@
             <w:pPr>
               <w:spacing w:after="20" w:before="0"/>
             </w:pPr>
-            <w:hyperlink w:history="1" r:id="rIdravexmg_k103fs1rcptqc">
+            <w:hyperlink w:history="1" r:id="rIduq0jkdha3mextqdak9lck">
               <w:r>
                 <w:rPr>
                   <w:rFonts w:ascii="Arial" w:cs="Arial" w:eastAsia="Arial" w:hAnsi="Arial"/>
@@ -25330,7 +25330,7 @@
               <w:spacing w:after="10" w:before="0"/>
               <w:ind w:left="120"/>
             </w:pPr>
-            <w:hyperlink w:history="1" r:id="rIdg8l9dp18f1e1gaodbruin">
+            <w:hyperlink w:history="1" r:id="rIdjcciqe3x1pzdtb8p4dykn">
               <w:r>
                 <w:rPr>
                   <w:rFonts w:ascii="Arial" w:cs="Arial" w:eastAsia="Arial" w:hAnsi="Arial"/>
@@ -25525,7 +25525,7 @@
             <w:pPr>
               <w:spacing w:after="20" w:before="0"/>
             </w:pPr>
-            <w:hyperlink w:history="1" r:id="rIdd73etrkri8bicsqkwo11l">
+            <w:hyperlink w:history="1" r:id="rIdryw0csa1yxd3m3ohfosuh">
               <w:r>
                 <w:rPr>
                   <w:rFonts w:ascii="Arial" w:cs="Arial" w:eastAsia="Arial" w:hAnsi="Arial"/>
@@ -25574,7 +25574,7 @@
               <w:spacing w:after="10" w:before="0"/>
               <w:ind w:left="120"/>
             </w:pPr>
-            <w:hyperlink w:history="1" r:id="rIdvum93ul4k-kduy5ov-7_a">
+            <w:hyperlink w:history="1" r:id="rIdesvurdevkivzkqfhmxmpw">
               <w:r>
                 <w:rPr>
                   <w:rFonts w:ascii="Arial" w:cs="Arial" w:eastAsia="Arial" w:hAnsi="Arial"/>
@@ -25619,7 +25619,7 @@
             <w:pPr>
               <w:spacing w:after="20" w:before="0"/>
             </w:pPr>
-            <w:hyperlink w:history="1" r:id="rIdetoydtsl6xl8maaob54rl">
+            <w:hyperlink w:history="1" r:id="rIdtp9kqivrmx8fi-zmmpagt">
               <w:r>
                 <w:rPr>
                   <w:rFonts w:ascii="Arial" w:cs="Arial" w:eastAsia="Arial" w:hAnsi="Arial"/>
@@ -25668,7 +25668,7 @@
               <w:spacing w:after="10" w:before="0"/>
               <w:ind w:left="120"/>
             </w:pPr>
-            <w:hyperlink w:history="1" r:id="rIdwhtokzt_j_xtwbxrnlf4k">
+            <w:hyperlink w:history="1" r:id="rIdrvkdib7v0aeey3t47r-c5">
               <w:r>
                 <w:rPr>
                   <w:rFonts w:ascii="Arial" w:cs="Arial" w:eastAsia="Arial" w:hAnsi="Arial"/>
@@ -26180,7 +26180,7 @@
         </w:rPr>
         <w:t xml:space="preserve">© 2026 SeaVuria and ARES. Aligned with KICD objectives. Developed by SeaVuria; technical implementation by ARES (with AI assistance from Claude). Licensed under </w:t>
       </w:r>
-      <w:hyperlink w:history="1" r:id="rIdcohwjayiwve0kc1fej9iu">
+      <w:hyperlink w:history="1" r:id="rId9gx3ll0tis39vpzp_xhbu">
         <w:r>
           <w:rPr>
             <w:rFonts w:ascii="Arial" w:cs="Arial" w:eastAsia="Arial" w:hAnsi="Arial"/>
@@ -26201,7 +26201,7 @@
         </w:rPr>
         <w:t xml:space="preserve"> (</w:t>
       </w:r>
-      <w:hyperlink w:history="1" r:id="rIdnckchn3zijjsjcyem9jw5">
+      <w:hyperlink w:history="1" r:id="rIdntp9588gos141pwvogbiz">
         <w:r>
           <w:rPr>
             <w:rFonts w:ascii="Arial" w:cs="Arial" w:eastAsia="Arial" w:hAnsi="Arial"/>
@@ -27231,7 +27231,7 @@
               <w:spacing w:after="10" w:before="0"/>
               <w:ind w:left="120"/>
             </w:pPr>
-            <w:hyperlink w:history="1" r:id="rIdgc4pphyapvmmczceiyejc">
+            <w:hyperlink w:history="1" r:id="rId8zu5o_gf3-d5ukdlo247p">
               <w:r>
                 <w:rPr>
                   <w:rFonts w:ascii="Arial" w:cs="Arial" w:eastAsia="Arial" w:hAnsi="Arial"/>
@@ -27291,7 +27291,7 @@
             <w:pPr>
               <w:spacing w:after="20" w:before="0"/>
             </w:pPr>
-            <w:hyperlink w:history="1" r:id="rIdgrzcsamctqhcedlk4t9of">
+            <w:hyperlink w:history="1" r:id="rId77jn9avpwjnvyjmt5qudm">
               <w:r>
                 <w:rPr>
                   <w:rFonts w:ascii="Arial" w:cs="Arial" w:eastAsia="Arial" w:hAnsi="Arial"/>
@@ -27340,7 +27340,7 @@
               <w:spacing w:after="10" w:before="0"/>
               <w:ind w:left="120"/>
             </w:pPr>
-            <w:hyperlink w:history="1" r:id="rIdub-2caozgchz7i1maohke">
+            <w:hyperlink w:history="1" r:id="rIdg9do2tfum4xzpptmip4lt">
               <w:r>
                 <w:rPr>
                   <w:rFonts w:ascii="Arial" w:cs="Arial" w:eastAsia="Arial" w:hAnsi="Arial"/>
@@ -27552,7 +27552,7 @@
               <w:spacing w:after="10" w:before="0"/>
               <w:ind w:left="120"/>
             </w:pPr>
-            <w:hyperlink w:history="1" r:id="rIdhviam-cg7qp7_scl0--va">
+            <w:hyperlink w:history="1" r:id="rIdgf1ojneoc2vf4vg4umsef">
               <w:r>
                 <w:rPr>
                   <w:rFonts w:ascii="Arial" w:cs="Arial" w:eastAsia="Arial" w:hAnsi="Arial"/>
@@ -27612,7 +27612,7 @@
             <w:pPr>
               <w:spacing w:after="20" w:before="0"/>
             </w:pPr>
-            <w:hyperlink w:history="1" r:id="rIdls65w5bp2lp2m2wc73ksc">
+            <w:hyperlink w:history="1" r:id="rIdcf6nrqprhjtfmsvjey1kp">
               <w:r>
                 <w:rPr>
                   <w:rFonts w:ascii="Arial" w:cs="Arial" w:eastAsia="Arial" w:hAnsi="Arial"/>
@@ -27661,7 +27661,7 @@
               <w:spacing w:after="10" w:before="0"/>
               <w:ind w:left="120"/>
             </w:pPr>
-            <w:hyperlink w:history="1" r:id="rIdtot0kyhuvzqmbwps3r17z">
+            <w:hyperlink w:history="1" r:id="rId0wuwcaioed4dbiud8swok">
               <w:r>
                 <w:rPr>
                   <w:rFonts w:ascii="Arial" w:cs="Arial" w:eastAsia="Arial" w:hAnsi="Arial"/>
@@ -27873,7 +27873,7 @@
               <w:spacing w:after="10" w:before="0"/>
               <w:ind w:left="120"/>
             </w:pPr>
-            <w:hyperlink w:history="1" r:id="rIdzvse5vqv5stmr1_kicqxz">
+            <w:hyperlink w:history="1" r:id="rIdeouvcdws8jvwvmg3yajpm">
               <w:r>
                 <w:rPr>
                   <w:rFonts w:ascii="Arial" w:cs="Arial" w:eastAsia="Arial" w:hAnsi="Arial"/>
@@ -27933,7 +27933,7 @@
             <w:pPr>
               <w:spacing w:after="20" w:before="0"/>
             </w:pPr>
-            <w:hyperlink w:history="1" r:id="rIdhhoc85c6erjkie3xklfy9">
+            <w:hyperlink w:history="1" r:id="rIdkkwgx42uvzlimk9w6ei7h">
               <w:r>
                 <w:rPr>
                   <w:rFonts w:ascii="Arial" w:cs="Arial" w:eastAsia="Arial" w:hAnsi="Arial"/>
@@ -27982,7 +27982,7 @@
               <w:spacing w:after="10" w:before="0"/>
               <w:ind w:left="120"/>
             </w:pPr>
-            <w:hyperlink w:history="1" r:id="rId7n_ym3kyhq9s-x4xrxb01">
+            <w:hyperlink w:history="1" r:id="rIdxzlqmp3hl4vzl00jykwjr">
               <w:r>
                 <w:rPr>
                   <w:rFonts w:ascii="Arial" w:cs="Arial" w:eastAsia="Arial" w:hAnsi="Arial"/>
@@ -28194,7 +28194,7 @@
               <w:spacing w:after="10" w:before="0"/>
               <w:ind w:left="120"/>
             </w:pPr>
-            <w:hyperlink w:history="1" r:id="rIdz1uu1omamxqft-gus9zui">
+            <w:hyperlink w:history="1" r:id="rIdoo9tmyr9b-58tpqvl6dqs">
               <w:r>
                 <w:rPr>
                   <w:rFonts w:ascii="Arial" w:cs="Arial" w:eastAsia="Arial" w:hAnsi="Arial"/>
@@ -28254,7 +28254,7 @@
             <w:pPr>
               <w:spacing w:after="20" w:before="0"/>
             </w:pPr>
-            <w:hyperlink w:history="1" r:id="rIdsqmnytclrqhjkx_pnokm5">
+            <w:hyperlink w:history="1" r:id="rIdpm1udunwy5p85wdmhh_5z">
               <w:r>
                 <w:rPr>
                   <w:rFonts w:ascii="Arial" w:cs="Arial" w:eastAsia="Arial" w:hAnsi="Arial"/>
@@ -28303,7 +28303,7 @@
               <w:spacing w:after="10" w:before="0"/>
               <w:ind w:left="120"/>
             </w:pPr>
-            <w:hyperlink w:history="1" r:id="rIdtbokaidizmwd8ze5mxvyv">
+            <w:hyperlink w:history="1" r:id="rIdbws4hk_vc6gh2i3dzdonq">
               <w:r>
                 <w:rPr>
                   <w:rFonts w:ascii="Arial" w:cs="Arial" w:eastAsia="Arial" w:hAnsi="Arial"/>
@@ -28515,7 +28515,7 @@
               <w:spacing w:after="10" w:before="0"/>
               <w:ind w:left="120"/>
             </w:pPr>
-            <w:hyperlink w:history="1" r:id="rIdcilmprsioofkh67fcmrou">
+            <w:hyperlink w:history="1" r:id="rIdrxffqwz6yt2wodmvjfqjv">
               <w:r>
                 <w:rPr>
                   <w:rFonts w:ascii="Arial" w:cs="Arial" w:eastAsia="Arial" w:hAnsi="Arial"/>
@@ -28575,7 +28575,7 @@
             <w:pPr>
               <w:spacing w:after="20" w:before="0"/>
             </w:pPr>
-            <w:hyperlink w:history="1" r:id="rIdijbdsnfzkqgutblqk-mx3">
+            <w:hyperlink w:history="1" r:id="rIdpy6yivgl0fkzvvgvcieul">
               <w:r>
                 <w:rPr>
                   <w:rFonts w:ascii="Arial" w:cs="Arial" w:eastAsia="Arial" w:hAnsi="Arial"/>
@@ -28624,7 +28624,7 @@
               <w:spacing w:after="10" w:before="0"/>
               <w:ind w:left="120"/>
             </w:pPr>
-            <w:hyperlink w:history="1" r:id="rId9f0ycpjnxbya8tbdxves2">
+            <w:hyperlink w:history="1" r:id="rIdbwdcuivyzomjqwgnxmzn8">
               <w:r>
                 <w:rPr>
                   <w:rFonts w:ascii="Arial" w:cs="Arial" w:eastAsia="Arial" w:hAnsi="Arial"/>
@@ -29364,7 +29364,7 @@
         </w:rPr>
         <w:t xml:space="preserve">© 2026 SeaVuria and ARES. Aligned with KICD objectives. Developed by SeaVuria; technical implementation by ARES (with AI assistance from Claude). Licensed under </w:t>
       </w:r>
-      <w:hyperlink w:history="1" r:id="rId4ifl2qmyghd_pfgpfkgpl">
+      <w:hyperlink w:history="1" r:id="rIdribxbwyiztean38on46ut">
         <w:r>
           <w:rPr>
             <w:rFonts w:ascii="Arial" w:cs="Arial" w:eastAsia="Arial" w:hAnsi="Arial"/>
@@ -29385,7 +29385,7 @@
         </w:rPr>
         <w:t xml:space="preserve"> (</w:t>
       </w:r>
-      <w:hyperlink w:history="1" r:id="rIdalr7mwcqedir395fljvas">
+      <w:hyperlink w:history="1" r:id="rId1s8c94bxp8efqal4-gyy9">
         <w:r>
           <w:rPr>
             <w:rFonts w:ascii="Arial" w:cs="Arial" w:eastAsia="Arial" w:hAnsi="Arial"/>
@@ -30398,7 +30398,7 @@
             <w:pPr>
               <w:spacing w:after="20" w:before="0"/>
             </w:pPr>
-            <w:hyperlink w:history="1" r:id="rId-kp-ljyki7v7nxbgnjgox">
+            <w:hyperlink w:history="1" r:id="rIddm6sykjov3qvuew0dztyp">
               <w:r>
                 <w:rPr>
                   <w:rFonts w:ascii="Arial" w:cs="Arial" w:eastAsia="Arial" w:hAnsi="Arial"/>
@@ -30447,7 +30447,7 @@
               <w:spacing w:after="10" w:before="0"/>
               <w:ind w:left="120"/>
             </w:pPr>
-            <w:hyperlink w:history="1" r:id="rId0t6zs3c-nitbcxnstvqhs">
+            <w:hyperlink w:history="1" r:id="rIdgtqd81cufufwgggiejbda">
               <w:r>
                 <w:rPr>
                   <w:rFonts w:ascii="Arial" w:cs="Arial" w:eastAsia="Arial" w:hAnsi="Arial"/>
@@ -30492,7 +30492,7 @@
             <w:pPr>
               <w:spacing w:after="20" w:before="0"/>
             </w:pPr>
-            <w:hyperlink w:history="1" r:id="rIdtlvum0e2pgiuaxnowz3od">
+            <w:hyperlink w:history="1" r:id="rIdms3j65q-gbroha67mn_up">
               <w:r>
                 <w:rPr>
                   <w:rFonts w:ascii="Arial" w:cs="Arial" w:eastAsia="Arial" w:hAnsi="Arial"/>
@@ -30541,7 +30541,7 @@
               <w:spacing w:after="10" w:before="0"/>
               <w:ind w:left="120"/>
             </w:pPr>
-            <w:hyperlink w:history="1" r:id="rIdbdogbtvu2vtfcetsduzml">
+            <w:hyperlink w:history="1" r:id="rId6fnw4b2b8zmklczgwbfrx">
               <w:r>
                 <w:rPr>
                   <w:rFonts w:ascii="Arial" w:cs="Arial" w:eastAsia="Arial" w:hAnsi="Arial"/>
@@ -30736,7 +30736,7 @@
             <w:pPr>
               <w:spacing w:after="20" w:before="0"/>
             </w:pPr>
-            <w:hyperlink w:history="1" r:id="rId8yz_6fwew2rlwpyxquuee">
+            <w:hyperlink w:history="1" r:id="rIdsbeeznxuxkedxvaonkxzz">
               <w:r>
                 <w:rPr>
                   <w:rFonts w:ascii="Arial" w:cs="Arial" w:eastAsia="Arial" w:hAnsi="Arial"/>
@@ -30785,7 +30785,7 @@
               <w:spacing w:after="10" w:before="0"/>
               <w:ind w:left="120"/>
             </w:pPr>
-            <w:hyperlink w:history="1" r:id="rIdnnccg5ahhxnbifpwwctmw">
+            <w:hyperlink w:history="1" r:id="rIdaokefml4j5a5q-2zciwvd">
               <w:r>
                 <w:rPr>
                   <w:rFonts w:ascii="Arial" w:cs="Arial" w:eastAsia="Arial" w:hAnsi="Arial"/>
@@ -30830,7 +30830,7 @@
             <w:pPr>
               <w:spacing w:after="20" w:before="0"/>
             </w:pPr>
-            <w:hyperlink w:history="1" r:id="rIdzhx-qtxo2qz_spbn7qs15">
+            <w:hyperlink w:history="1" r:id="rId0ezth63w7wpnfhvhyhpwu">
               <w:r>
                 <w:rPr>
                   <w:rFonts w:ascii="Arial" w:cs="Arial" w:eastAsia="Arial" w:hAnsi="Arial"/>
@@ -30879,7 +30879,7 @@
               <w:spacing w:after="10" w:before="0"/>
               <w:ind w:left="120"/>
             </w:pPr>
-            <w:hyperlink w:history="1" r:id="rIdvvavuhia2ldo0zbrmkyib">
+            <w:hyperlink w:history="1" r:id="rIdqevw_qrn7e0o1w-aaxas1">
               <w:r>
                 <w:rPr>
                   <w:rFonts w:ascii="Arial" w:cs="Arial" w:eastAsia="Arial" w:hAnsi="Arial"/>
@@ -31074,7 +31074,7 @@
             <w:pPr>
               <w:spacing w:after="20" w:before="0"/>
             </w:pPr>
-            <w:hyperlink w:history="1" r:id="rIdc-qtmcyasugx3aa0woep7">
+            <w:hyperlink w:history="1" r:id="rIdhegyxor5mvzfuu2nxfngf">
               <w:r>
                 <w:rPr>
                   <w:rFonts w:ascii="Arial" w:cs="Arial" w:eastAsia="Arial" w:hAnsi="Arial"/>
@@ -31123,7 +31123,7 @@
               <w:spacing w:after="10" w:before="0"/>
               <w:ind w:left="120"/>
             </w:pPr>
-            <w:hyperlink w:history="1" r:id="rIdqs3iff_vzv9ectxzp0l_t">
+            <w:hyperlink w:history="1" r:id="rId9rngsrokpr9bkryhexlfo">
               <w:r>
                 <w:rPr>
                   <w:rFonts w:ascii="Arial" w:cs="Arial" w:eastAsia="Arial" w:hAnsi="Arial"/>
@@ -31168,7 +31168,7 @@
             <w:pPr>
               <w:spacing w:after="20" w:before="0"/>
             </w:pPr>
-            <w:hyperlink w:history="1" r:id="rIdovfrxws6bfa9anjjq01yx">
+            <w:hyperlink w:history="1" r:id="rIdfk0zklwv6fz3nzsfuvsm4">
               <w:r>
                 <w:rPr>
                   <w:rFonts w:ascii="Arial" w:cs="Arial" w:eastAsia="Arial" w:hAnsi="Arial"/>
@@ -31217,7 +31217,7 @@
               <w:spacing w:after="10" w:before="0"/>
               <w:ind w:left="120"/>
             </w:pPr>
-            <w:hyperlink w:history="1" r:id="rId9tjohq-hexamj67gtsprs">
+            <w:hyperlink w:history="1" r:id="rIdhpf2xyibrjky8mdpdkh12">
               <w:r>
                 <w:rPr>
                   <w:rFonts w:ascii="Arial" w:cs="Arial" w:eastAsia="Arial" w:hAnsi="Arial"/>
@@ -31412,7 +31412,7 @@
             <w:pPr>
               <w:spacing w:after="20" w:before="0"/>
             </w:pPr>
-            <w:hyperlink w:history="1" r:id="rId3uzi_d7x6r1tsx7qbfhxg">
+            <w:hyperlink w:history="1" r:id="rId9icut-fj5dw4lgzwba05v">
               <w:r>
                 <w:rPr>
                   <w:rFonts w:ascii="Arial" w:cs="Arial" w:eastAsia="Arial" w:hAnsi="Arial"/>
@@ -31461,7 +31461,7 @@
               <w:spacing w:after="10" w:before="0"/>
               <w:ind w:left="120"/>
             </w:pPr>
-            <w:hyperlink w:history="1" r:id="rIdlfnmgbe902mjntf49voeh">
+            <w:hyperlink w:history="1" r:id="rIdestq0traulnbgqjbr2egg">
               <w:r>
                 <w:rPr>
                   <w:rFonts w:ascii="Arial" w:cs="Arial" w:eastAsia="Arial" w:hAnsi="Arial"/>
@@ -31506,7 +31506,7 @@
             <w:pPr>
               <w:spacing w:after="20" w:before="0"/>
             </w:pPr>
-            <w:hyperlink w:history="1" r:id="rIdvof0bvckl6ztcviqxaqoe">
+            <w:hyperlink w:history="1" r:id="rIdxojd-irk10yzzkdjiki81">
               <w:r>
                 <w:rPr>
                   <w:rFonts w:ascii="Arial" w:cs="Arial" w:eastAsia="Arial" w:hAnsi="Arial"/>
@@ -31555,7 +31555,7 @@
               <w:spacing w:after="10" w:before="0"/>
               <w:ind w:left="120"/>
             </w:pPr>
-            <w:hyperlink w:history="1" r:id="rId3nzubtbtxb2z-tksdanrz">
+            <w:hyperlink w:history="1" r:id="rIdeoc2bndmmymsk4r8gioza">
               <w:r>
                 <w:rPr>
                   <w:rFonts w:ascii="Arial" w:cs="Arial" w:eastAsia="Arial" w:hAnsi="Arial"/>
@@ -31750,7 +31750,7 @@
             <w:pPr>
               <w:spacing w:after="20" w:before="0"/>
             </w:pPr>
-            <w:hyperlink w:history="1" r:id="rIdbjopiszhq4awwonohk63-">
+            <w:hyperlink w:history="1" r:id="rIdl1ism2xghb_ztjz_udndo">
               <w:r>
                 <w:rPr>
                   <w:rFonts w:ascii="Arial" w:cs="Arial" w:eastAsia="Arial" w:hAnsi="Arial"/>
@@ -31799,7 +31799,7 @@
               <w:spacing w:after="10" w:before="0"/>
               <w:ind w:left="120"/>
             </w:pPr>
-            <w:hyperlink w:history="1" r:id="rId6qtrwqh1vaj_jvfjs06pu">
+            <w:hyperlink w:history="1" r:id="rId4wtuzxewqhsxb2rq3nvap">
               <w:r>
                 <w:rPr>
                   <w:rFonts w:ascii="Arial" w:cs="Arial" w:eastAsia="Arial" w:hAnsi="Arial"/>
@@ -31844,7 +31844,7 @@
             <w:pPr>
               <w:spacing w:after="20" w:before="0"/>
             </w:pPr>
-            <w:hyperlink w:history="1" r:id="rIdbcypc0vir2vr5pjhc6ee9">
+            <w:hyperlink w:history="1" r:id="rIdd7wpq6bkvwn8v-ajcvrek">
               <w:r>
                 <w:rPr>
                   <w:rFonts w:ascii="Arial" w:cs="Arial" w:eastAsia="Arial" w:hAnsi="Arial"/>
@@ -31893,7 +31893,7 @@
               <w:spacing w:after="10" w:before="0"/>
               <w:ind w:left="120"/>
             </w:pPr>
-            <w:hyperlink w:history="1" r:id="rIdvshh7ohtzmiq1wg4zgkxk">
+            <w:hyperlink w:history="1" r:id="rIdmfi9fjuprakgruixwhj56">
               <w:r>
                 <w:rPr>
                   <w:rFonts w:ascii="Arial" w:cs="Arial" w:eastAsia="Arial" w:hAnsi="Arial"/>
@@ -32519,7 +32519,7 @@
         </w:rPr>
         <w:t xml:space="preserve">© 2026 SeaVuria and ARES. Aligned with KICD objectives. Developed by SeaVuria; technical implementation by ARES (with AI assistance from Claude). Licensed under </w:t>
       </w:r>
-      <w:hyperlink w:history="1" r:id="rIdqo_j9k1idn5wktklrju-r">
+      <w:hyperlink w:history="1" r:id="rId_fxeccpmtk4pkb4lhwcws">
         <w:r>
           <w:rPr>
             <w:rFonts w:ascii="Arial" w:cs="Arial" w:eastAsia="Arial" w:hAnsi="Arial"/>
@@ -32540,7 +32540,7 @@
         </w:rPr>
         <w:t xml:space="preserve"> (</w:t>
       </w:r>
-      <w:hyperlink w:history="1" r:id="rIdixgst-ah03khz6fsqi5ht">
+      <w:hyperlink w:history="1" r:id="rIdtsh5fqqyvtmhwmvytlt4u">
         <w:r>
           <w:rPr>
             <w:rFonts w:ascii="Arial" w:cs="Arial" w:eastAsia="Arial" w:hAnsi="Arial"/>

--- a/data/outputs/v2/Chemistry/SS1.1_Introduction_to_Chemistry/Chemistry_Introduction_to_Chemistry_CBE_LessonSequence.docx
+++ b/data/outputs/v2/Chemistry/SS1.1_Introduction_to_Chemistry/Chemistry_Introduction_to_Chemistry_CBE_LessonSequence.docx
@@ -4,6 +4,7 @@
   <w:body>
     <w:p>
       <w:pPr>
+        <w:keepNext w:val="false"/>
         <w:spacing w:after="30" w:before="0"/>
         <w:jc w:val="center"/>
       </w:pPr>
@@ -23,6 +24,7 @@
     </w:p>
     <w:p>
       <w:pPr>
+        <w:keepNext w:val="false"/>
         <w:spacing w:after="60" w:before="0"/>
         <w:jc w:val="center"/>
       </w:pPr>
@@ -81,6 +83,7 @@
           </w:tcPr>
           <w:p>
             <w:pPr>
+              <w:keepNext w:val="false"/>
               <w:spacing w:after="40" w:before="0"/>
               <w:jc w:val="center"/>
             </w:pPr>
@@ -115,6 +118,7 @@
           </w:tcPr>
           <w:p>
             <w:pPr>
+              <w:keepNext w:val="false"/>
               <w:spacing w:after="40" w:before="0"/>
               <w:jc w:val="left"/>
             </w:pPr>
@@ -147,6 +151,7 @@
           </w:tcPr>
           <w:p>
             <w:pPr>
+              <w:keepNext w:val="false"/>
               <w:spacing w:after="40" w:before="0"/>
               <w:jc w:val="left"/>
             </w:pPr>
@@ -181,6 +186,7 @@
           </w:tcPr>
           <w:p>
             <w:pPr>
+              <w:keepNext w:val="false"/>
               <w:spacing w:after="40" w:before="0"/>
               <w:jc w:val="left"/>
             </w:pPr>
@@ -213,6 +219,7 @@
           </w:tcPr>
           <w:p>
             <w:pPr>
+              <w:keepNext w:val="false"/>
               <w:spacing w:after="40" w:before="0"/>
               <w:jc w:val="left"/>
             </w:pPr>
@@ -247,6 +254,7 @@
           </w:tcPr>
           <w:p>
             <w:pPr>
+              <w:keepNext w:val="false"/>
               <w:spacing w:after="40" w:before="0"/>
               <w:jc w:val="left"/>
             </w:pPr>
@@ -279,6 +287,7 @@
           </w:tcPr>
           <w:p>
             <w:pPr>
+              <w:keepNext w:val="false"/>
               <w:spacing w:after="40" w:before="0"/>
               <w:jc w:val="left"/>
             </w:pPr>
@@ -313,6 +322,7 @@
           </w:tcPr>
           <w:p>
             <w:pPr>
+              <w:keepNext w:val="false"/>
               <w:spacing w:after="40" w:before="0"/>
               <w:jc w:val="left"/>
             </w:pPr>
@@ -345,6 +355,7 @@
           </w:tcPr>
           <w:p>
             <w:pPr>
+              <w:keepNext w:val="false"/>
               <w:spacing w:after="40" w:before="0"/>
               <w:jc w:val="left"/>
             </w:pPr>
@@ -379,6 +390,7 @@
           </w:tcPr>
           <w:p>
             <w:pPr>
+              <w:keepNext w:val="false"/>
               <w:spacing w:after="40" w:before="0"/>
               <w:jc w:val="left"/>
             </w:pPr>
@@ -411,6 +423,7 @@
           </w:tcPr>
           <w:p>
             <w:pPr>
+              <w:keepNext w:val="false"/>
               <w:spacing w:after="40" w:before="0"/>
               <w:jc w:val="left"/>
             </w:pPr>
@@ -445,6 +458,7 @@
           </w:tcPr>
           <w:p>
             <w:pPr>
+              <w:keepNext w:val="false"/>
               <w:spacing w:after="40" w:before="0"/>
               <w:jc w:val="left"/>
             </w:pPr>
@@ -612,6 +626,7 @@
           </w:tcPr>
           <w:p>
             <w:pPr>
+              <w:keepNext w:val="false"/>
               <w:spacing w:after="40" w:before="0"/>
               <w:jc w:val="left"/>
             </w:pPr>
@@ -644,6 +659,7 @@
           </w:tcPr>
           <w:p>
             <w:pPr>
+              <w:keepNext w:val="false"/>
               <w:spacing w:after="40" w:before="0"/>
               <w:jc w:val="left"/>
             </w:pPr>
@@ -663,6 +679,7 @@
           </w:p>
           <w:p>
             <w:pPr>
+              <w:keepNext w:val="false"/>
               <w:spacing w:after="40" w:before="0"/>
               <w:jc w:val="left"/>
             </w:pPr>
@@ -682,6 +699,7 @@
           </w:p>
           <w:p>
             <w:pPr>
+              <w:keepNext w:val="false"/>
               <w:spacing w:after="40" w:before="0"/>
               <w:jc w:val="left"/>
             </w:pPr>
@@ -701,6 +719,7 @@
           </w:p>
           <w:p>
             <w:pPr>
+              <w:keepNext w:val="false"/>
               <w:spacing w:after="40" w:before="0"/>
               <w:jc w:val="left"/>
             </w:pPr>
@@ -720,6 +739,7 @@
           </w:p>
           <w:p>
             <w:pPr>
+              <w:keepNext w:val="false"/>
               <w:spacing w:after="40" w:before="0"/>
               <w:jc w:val="left"/>
             </w:pPr>
@@ -754,6 +774,7 @@
           </w:tcPr>
           <w:p>
             <w:pPr>
+              <w:keepNext w:val="false"/>
               <w:spacing w:after="40" w:before="0"/>
               <w:jc w:val="left"/>
             </w:pPr>
@@ -881,6 +902,7 @@
           </w:tcPr>
           <w:p>
             <w:pPr>
+              <w:keepNext w:val="false"/>
               <w:spacing w:after="40" w:before="0"/>
               <w:jc w:val="left"/>
             </w:pPr>
@@ -948,6 +970,7 @@
           </w:tcPr>
           <w:p>
             <w:pPr>
+              <w:keepNext w:val="false"/>
               <w:spacing w:after="40" w:before="0"/>
               <w:jc w:val="left"/>
             </w:pPr>
@@ -1115,6 +1138,7 @@
           </w:tcPr>
           <w:p>
             <w:pPr>
+              <w:keepNext w:val="false"/>
               <w:spacing w:after="40" w:before="0"/>
               <w:jc w:val="left"/>
             </w:pPr>
@@ -1222,6 +1246,7 @@
           </w:tcPr>
           <w:p>
             <w:pPr>
+              <w:keepNext w:val="false"/>
               <w:spacing w:after="40" w:before="0"/>
               <w:jc w:val="left"/>
             </w:pPr>
@@ -1429,6 +1454,7 @@
           </w:tcPr>
           <w:p>
             <w:pPr>
+              <w:keepNext w:val="false"/>
               <w:spacing w:after="40" w:before="0"/>
               <w:jc w:val="left"/>
             </w:pPr>
@@ -1461,6 +1487,7 @@
           </w:tcPr>
           <w:p>
             <w:pPr>
+              <w:keepNext w:val="false"/>
               <w:spacing w:after="40" w:before="0"/>
               <w:jc w:val="left"/>
             </w:pPr>
@@ -1495,6 +1522,7 @@
           </w:tcPr>
           <w:p>
             <w:pPr>
+              <w:keepNext w:val="false"/>
               <w:spacing w:after="40" w:before="0"/>
               <w:jc w:val="left"/>
             </w:pPr>
@@ -1527,6 +1555,7 @@
           </w:tcPr>
           <w:p>
             <w:pPr>
+              <w:keepNext w:val="false"/>
               <w:spacing w:after="40" w:before="0"/>
               <w:jc w:val="left"/>
             </w:pPr>
@@ -1546,6 +1575,7 @@
           </w:p>
           <w:p>
             <w:pPr>
+              <w:keepNext w:val="false"/>
               <w:spacing w:after="40" w:before="0"/>
               <w:jc w:val="left"/>
             </w:pPr>
@@ -1565,6 +1595,7 @@
           </w:p>
           <w:p>
             <w:pPr>
+              <w:keepNext w:val="false"/>
               <w:spacing w:after="40" w:before="0"/>
               <w:jc w:val="left"/>
             </w:pPr>
@@ -1584,6 +1615,7 @@
           </w:p>
           <w:p>
             <w:pPr>
+              <w:keepNext w:val="false"/>
               <w:spacing w:after="40" w:before="0"/>
               <w:jc w:val="left"/>
             </w:pPr>
@@ -1603,6 +1635,7 @@
           </w:p>
           <w:p>
             <w:pPr>
+              <w:keepNext w:val="false"/>
               <w:spacing w:after="40" w:before="0"/>
               <w:jc w:val="left"/>
             </w:pPr>
@@ -1622,6 +1655,7 @@
           </w:p>
           <w:p>
             <w:pPr>
+              <w:keepNext w:val="false"/>
               <w:spacing w:after="40" w:before="0"/>
               <w:jc w:val="left"/>
             </w:pPr>
@@ -1656,6 +1690,7 @@
           </w:tcPr>
           <w:p>
             <w:pPr>
+              <w:keepNext w:val="false"/>
               <w:spacing w:after="40" w:before="0"/>
               <w:jc w:val="left"/>
             </w:pPr>
@@ -1688,6 +1723,7 @@
           </w:tcPr>
           <w:p>
             <w:pPr>
+              <w:keepNext w:val="false"/>
               <w:spacing w:after="40" w:before="0"/>
               <w:jc w:val="left"/>
             </w:pPr>
@@ -1722,6 +1758,7 @@
           </w:tcPr>
           <w:p>
             <w:pPr>
+              <w:keepNext w:val="false"/>
               <w:spacing w:after="40" w:before="0"/>
               <w:jc w:val="left"/>
             </w:pPr>
@@ -1754,6 +1791,7 @@
           </w:tcPr>
           <w:p>
             <w:pPr>
+              <w:keepNext w:val="false"/>
               <w:spacing w:after="40" w:before="0"/>
               <w:jc w:val="left"/>
             </w:pPr>
@@ -1773,6 +1811,7 @@
           </w:p>
           <w:p>
             <w:pPr>
+              <w:keepNext w:val="false"/>
               <w:spacing w:after="40" w:before="0"/>
               <w:jc w:val="left"/>
             </w:pPr>
@@ -1792,6 +1831,7 @@
           </w:p>
           <w:p>
             <w:pPr>
+              <w:keepNext w:val="false"/>
               <w:spacing w:after="40" w:before="0"/>
               <w:jc w:val="left"/>
             </w:pPr>
@@ -1811,6 +1851,7 @@
           </w:p>
           <w:p>
             <w:pPr>
+              <w:keepNext w:val="false"/>
               <w:spacing w:after="40" w:before="0"/>
               <w:jc w:val="left"/>
             </w:pPr>
@@ -1830,6 +1871,7 @@
           </w:p>
           <w:p>
             <w:pPr>
+              <w:keepNext w:val="false"/>
               <w:spacing w:after="40" w:before="0"/>
               <w:jc w:val="left"/>
             </w:pPr>
@@ -1849,6 +1891,7 @@
           </w:p>
           <w:p>
             <w:pPr>
+              <w:keepNext w:val="false"/>
               <w:spacing w:after="40" w:before="0"/>
               <w:jc w:val="left"/>
             </w:pPr>
@@ -1868,6 +1911,7 @@
           </w:p>
           <w:p>
             <w:pPr>
+              <w:keepNext w:val="false"/>
               <w:spacing w:after="40" w:before="0"/>
               <w:jc w:val="left"/>
             </w:pPr>
@@ -1887,6 +1931,7 @@
           </w:p>
           <w:p>
             <w:pPr>
+              <w:keepNext w:val="false"/>
               <w:spacing w:after="40" w:before="0"/>
               <w:jc w:val="left"/>
             </w:pPr>
@@ -1906,6 +1951,7 @@
           </w:p>
           <w:p>
             <w:pPr>
+              <w:keepNext w:val="false"/>
               <w:spacing w:after="40" w:before="0"/>
               <w:jc w:val="left"/>
             </w:pPr>
@@ -1925,6 +1971,7 @@
           </w:p>
           <w:p>
             <w:pPr>
+              <w:keepNext w:val="false"/>
               <w:spacing w:after="40" w:before="0"/>
               <w:jc w:val="left"/>
             </w:pPr>
@@ -1959,6 +2006,7 @@
           </w:tcPr>
           <w:p>
             <w:pPr>
+              <w:keepNext w:val="false"/>
               <w:spacing w:after="40" w:before="0"/>
               <w:jc w:val="left"/>
             </w:pPr>
@@ -2190,7 +2238,7 @@
         </w:rPr>
         <w:t xml:space="preserve">© 2026 SeaVuria and ARES. This work is licensed under a </w:t>
       </w:r>
-      <w:hyperlink w:history="1" r:id="rIdc3xcnjy8wermvljwsf2ji">
+      <w:hyperlink w:history="1" r:id="rIdsnsf53yj92d8l1ihzdny1">
         <w:r>
           <w:rPr>
             <w:rFonts w:ascii="Arial" w:cs="Arial" w:eastAsia="Arial" w:hAnsi="Arial"/>
@@ -2210,7 +2258,7 @@
         </w:rPr>
         <w:t xml:space="preserve"> (</w:t>
       </w:r>
-      <w:hyperlink w:history="1" r:id="rIdnlruvtzuwjipevibqx4a1">
+      <w:hyperlink w:history="1" r:id="rIdxk6mavyicr7gcuzeexcr_">
         <w:r>
           <w:rPr>
             <w:rFonts w:ascii="Arial" w:cs="Arial" w:eastAsia="Arial" w:hAnsi="Arial"/>
@@ -2230,7 +2278,7 @@
         </w:rPr>
         <w:t xml:space="preserve">). To view a copy of this license, visit </w:t>
       </w:r>
-      <w:hyperlink w:history="1" r:id="rIdlrfn_w24ksgqzamsu8ghw">
+      <w:hyperlink w:history="1" r:id="rIdda4tq6owhve0ey_xkqqot">
         <w:r>
           <w:rPr>
             <w:rFonts w:ascii="Arial" w:cs="Arial" w:eastAsia="Arial" w:hAnsi="Arial"/>
@@ -2289,6 +2337,7 @@
           </w:tcPr>
           <w:p>
             <w:pPr>
+              <w:keepNext w:val="false"/>
               <w:spacing w:after="40" w:before="0"/>
               <w:jc w:val="center"/>
             </w:pPr>
@@ -2324,6 +2373,7 @@
           </w:tcPr>
           <w:p>
             <w:pPr>
+              <w:keepNext w:val="false"/>
               <w:spacing w:after="40" w:before="0"/>
               <w:jc w:val="center"/>
             </w:pPr>
@@ -2358,6 +2408,7 @@
           </w:tcPr>
           <w:p>
             <w:pPr>
+              <w:keepNext w:val="false"/>
               <w:spacing w:after="40" w:before="0"/>
               <w:jc w:val="left"/>
             </w:pPr>
@@ -2390,6 +2441,7 @@
           </w:tcPr>
           <w:p>
             <w:pPr>
+              <w:keepNext w:val="false"/>
               <w:spacing w:after="40" w:before="0"/>
               <w:jc w:val="left"/>
             </w:pPr>
@@ -2424,6 +2476,7 @@
           </w:tcPr>
           <w:p>
             <w:pPr>
+              <w:keepNext w:val="false"/>
               <w:spacing w:after="40" w:before="0"/>
               <w:jc w:val="left"/>
             </w:pPr>
@@ -2456,6 +2509,7 @@
           </w:tcPr>
           <w:p>
             <w:pPr>
+              <w:keepNext w:val="false"/>
               <w:spacing w:after="40" w:before="0"/>
               <w:jc w:val="left"/>
             </w:pPr>
@@ -2490,6 +2544,7 @@
           </w:tcPr>
           <w:p>
             <w:pPr>
+              <w:keepNext w:val="false"/>
               <w:spacing w:after="40" w:before="0"/>
               <w:jc w:val="left"/>
             </w:pPr>
@@ -2522,6 +2577,7 @@
           </w:tcPr>
           <w:p>
             <w:pPr>
+              <w:keepNext w:val="false"/>
               <w:spacing w:after="40" w:before="0"/>
               <w:jc w:val="left"/>
             </w:pPr>
@@ -2556,6 +2612,7 @@
           </w:tcPr>
           <w:p>
             <w:pPr>
+              <w:keepNext w:val="false"/>
               <w:spacing w:after="40" w:before="0"/>
               <w:jc w:val="left"/>
             </w:pPr>
@@ -2588,6 +2645,7 @@
           </w:tcPr>
           <w:p>
             <w:pPr>
+              <w:keepNext w:val="false"/>
               <w:spacing w:after="40" w:before="0"/>
               <w:jc w:val="left"/>
             </w:pPr>
@@ -2622,6 +2680,7 @@
           </w:tcPr>
           <w:p>
             <w:pPr>
+              <w:keepNext w:val="false"/>
               <w:spacing w:after="40" w:before="0"/>
               <w:jc w:val="left"/>
             </w:pPr>
@@ -2654,6 +2713,7 @@
           </w:tcPr>
           <w:p>
             <w:pPr>
+              <w:keepNext w:val="false"/>
               <w:spacing w:after="40" w:before="0"/>
               <w:jc w:val="left"/>
             </w:pPr>
@@ -2688,6 +2748,7 @@
           </w:tcPr>
           <w:p>
             <w:pPr>
+              <w:keepNext w:val="false"/>
               <w:spacing w:after="40" w:before="0"/>
               <w:jc w:val="left"/>
             </w:pPr>
@@ -2720,6 +2781,7 @@
           </w:tcPr>
           <w:p>
             <w:pPr>
+              <w:keepNext w:val="false"/>
               <w:spacing w:after="40" w:before="0"/>
               <w:jc w:val="left"/>
             </w:pPr>
@@ -2754,6 +2816,7 @@
           </w:tcPr>
           <w:p>
             <w:pPr>
+              <w:keepNext w:val="false"/>
               <w:spacing w:after="40" w:before="0"/>
               <w:jc w:val="left"/>
             </w:pPr>
@@ -2786,6 +2849,7 @@
           </w:tcPr>
           <w:p>
             <w:pPr>
+              <w:keepNext w:val="false"/>
               <w:spacing w:after="40" w:before="0"/>
               <w:jc w:val="left"/>
             </w:pPr>
@@ -2820,6 +2884,7 @@
           </w:tcPr>
           <w:p>
             <w:pPr>
+              <w:keepNext w:val="false"/>
               <w:spacing w:after="40" w:before="0"/>
               <w:jc w:val="left"/>
             </w:pPr>
@@ -2852,6 +2917,7 @@
           </w:tcPr>
           <w:p>
             <w:pPr>
+              <w:keepNext w:val="false"/>
               <w:spacing w:after="40" w:before="0"/>
               <w:jc w:val="left"/>
             </w:pPr>
@@ -2911,6 +2977,7 @@
           </w:tcPr>
           <w:p>
             <w:pPr>
+              <w:keepNext w:val="false"/>
               <w:spacing w:after="40" w:before="0"/>
               <w:jc w:val="center"/>
             </w:pPr>
@@ -2945,6 +3012,7 @@
           </w:tcPr>
           <w:p>
             <w:pPr>
+              <w:keepNext w:val="false"/>
               <w:spacing w:after="40" w:before="0"/>
               <w:jc w:val="left"/>
             </w:pPr>
@@ -3009,6 +3077,7 @@
           </w:tcPr>
           <w:p>
             <w:pPr>
+              <w:keepNext w:val="false"/>
               <w:spacing w:after="40" w:before="0"/>
               <w:jc w:val="center"/>
             </w:pPr>
@@ -3043,6 +3112,7 @@
           </w:tcPr>
           <w:p>
             <w:pPr>
+              <w:keepNext w:val="false"/>
               <w:spacing w:after="40" w:before="0"/>
               <w:jc w:val="left"/>
             </w:pPr>
@@ -3075,6 +3145,7 @@
           </w:tcPr>
           <w:p>
             <w:pPr>
+              <w:keepNext w:val="false"/>
               <w:spacing w:after="40" w:before="0"/>
               <w:jc w:val="left"/>
             </w:pPr>
@@ -3107,6 +3178,7 @@
           </w:tcPr>
           <w:p>
             <w:pPr>
+              <w:keepNext w:val="false"/>
               <w:spacing w:after="40" w:before="0"/>
               <w:jc w:val="left"/>
             </w:pPr>
@@ -3139,6 +3211,7 @@
           </w:tcPr>
           <w:p>
             <w:pPr>
+              <w:keepNext w:val="false"/>
               <w:spacing w:after="40" w:before="0"/>
               <w:jc w:val="left"/>
             </w:pPr>
@@ -3171,6 +3244,7 @@
           </w:tcPr>
           <w:p>
             <w:pPr>
+              <w:keepNext w:val="false"/>
               <w:spacing w:after="40" w:before="0"/>
               <w:jc w:val="left"/>
             </w:pPr>
@@ -3205,6 +3279,7 @@
           </w:tcPr>
           <w:p>
             <w:pPr>
+              <w:keepNext w:val="false"/>
               <w:spacing w:after="40" w:before="0"/>
               <w:jc w:val="left"/>
             </w:pPr>
@@ -3242,7 +3317,7 @@
             <w:pPr>
               <w:spacing w:after="20" w:before="0"/>
             </w:pPr>
-            <w:hyperlink w:history="1" r:id="rId8ct3j4dmfhdbfcg4xibwx">
+            <w:hyperlink w:history="1" r:id="rId9rdq3fc3uiwbs1pllhu5q">
               <w:r>
                 <w:rPr>
                   <w:rFonts w:ascii="Arial" w:cs="Arial" w:eastAsia="Arial" w:hAnsi="Arial"/>
@@ -3291,7 +3366,7 @@
               <w:spacing w:after="10" w:before="0"/>
               <w:ind w:left="120"/>
             </w:pPr>
-            <w:hyperlink w:history="1" r:id="rIdfv1hnfcat90x5xz8i8-q9">
+            <w:hyperlink w:history="1" r:id="rIdmts2xqw4tfbnmrxd3zf7k">
               <w:r>
                 <w:rPr>
                   <w:rFonts w:ascii="Arial" w:cs="Arial" w:eastAsia="Arial" w:hAnsi="Arial"/>
@@ -3353,7 +3428,7 @@
               <w:spacing w:after="10" w:before="0"/>
               <w:ind w:left="120"/>
             </w:pPr>
-            <w:hyperlink w:history="1" r:id="rId6lic9dxls9l_mytj5ygyr">
+            <w:hyperlink w:history="1" r:id="rIdjcvm6jyvdu4tkwa5rhsav">
               <w:r>
                 <w:rPr>
                   <w:rFonts w:ascii="Arial" w:cs="Arial" w:eastAsia="Arial" w:hAnsi="Arial"/>
@@ -3396,6 +3471,7 @@
           </w:tcPr>
           <w:p>
             <w:pPr>
+              <w:keepNext w:val="false"/>
               <w:spacing w:after="40" w:before="0"/>
               <w:jc w:val="left"/>
             </w:pPr>
@@ -3428,6 +3504,7 @@
           </w:tcPr>
           <w:p>
             <w:pPr>
+              <w:keepNext w:val="false"/>
               <w:spacing w:after="40" w:before="0"/>
               <w:jc w:val="left"/>
             </w:pPr>
@@ -3460,6 +3537,7 @@
           </w:tcPr>
           <w:p>
             <w:pPr>
+              <w:keepNext w:val="false"/>
               <w:spacing w:after="40" w:before="0"/>
               <w:jc w:val="left"/>
             </w:pPr>
@@ -3492,6 +3570,7 @@
           </w:tcPr>
           <w:p>
             <w:pPr>
+              <w:keepNext w:val="false"/>
               <w:spacing w:after="40" w:before="0"/>
               <w:jc w:val="left"/>
             </w:pPr>
@@ -3526,6 +3605,7 @@
           </w:tcPr>
           <w:p>
             <w:pPr>
+              <w:keepNext w:val="false"/>
               <w:spacing w:after="40" w:before="0"/>
               <w:jc w:val="left"/>
             </w:pPr>
@@ -3563,7 +3643,7 @@
             <w:pPr>
               <w:spacing w:after="20" w:before="0"/>
             </w:pPr>
-            <w:hyperlink w:history="1" r:id="rIdh9p1bdwnpc3odzeagchoq">
+            <w:hyperlink w:history="1" r:id="rIdd-9n9evbsrlxouosrejvr">
               <w:r>
                 <w:rPr>
                   <w:rFonts w:ascii="Arial" w:cs="Arial" w:eastAsia="Arial" w:hAnsi="Arial"/>
@@ -3612,7 +3692,7 @@
               <w:spacing w:after="10" w:before="0"/>
               <w:ind w:left="120"/>
             </w:pPr>
-            <w:hyperlink w:history="1" r:id="rIdadq475bershmrvi8edl0a">
+            <w:hyperlink w:history="1" r:id="rIdkpuvisr-sus4foeucqii0">
               <w:r>
                 <w:rPr>
                   <w:rFonts w:ascii="Arial" w:cs="Arial" w:eastAsia="Arial" w:hAnsi="Arial"/>
@@ -3674,7 +3754,7 @@
               <w:spacing w:after="10" w:before="0"/>
               <w:ind w:left="120"/>
             </w:pPr>
-            <w:hyperlink w:history="1" r:id="rId6gt9dwqzo5ljmgkelltvd">
+            <w:hyperlink w:history="1" r:id="rId9tdl2yxeu41rpxbcfkv8q">
               <w:r>
                 <w:rPr>
                   <w:rFonts w:ascii="Arial" w:cs="Arial" w:eastAsia="Arial" w:hAnsi="Arial"/>
@@ -3717,6 +3797,7 @@
           </w:tcPr>
           <w:p>
             <w:pPr>
+              <w:keepNext w:val="false"/>
               <w:spacing w:after="40" w:before="0"/>
               <w:jc w:val="left"/>
             </w:pPr>
@@ -3749,6 +3830,7 @@
           </w:tcPr>
           <w:p>
             <w:pPr>
+              <w:keepNext w:val="false"/>
               <w:spacing w:after="40" w:before="0"/>
               <w:jc w:val="left"/>
             </w:pPr>
@@ -3781,6 +3863,7 @@
           </w:tcPr>
           <w:p>
             <w:pPr>
+              <w:keepNext w:val="false"/>
               <w:spacing w:after="40" w:before="0"/>
               <w:jc w:val="left"/>
             </w:pPr>
@@ -3813,6 +3896,7 @@
           </w:tcPr>
           <w:p>
             <w:pPr>
+              <w:keepNext w:val="false"/>
               <w:spacing w:after="40" w:before="0"/>
               <w:jc w:val="left"/>
             </w:pPr>
@@ -3847,6 +3931,7 @@
           </w:tcPr>
           <w:p>
             <w:pPr>
+              <w:keepNext w:val="false"/>
               <w:spacing w:after="40" w:before="0"/>
               <w:jc w:val="left"/>
             </w:pPr>
@@ -3884,7 +3969,7 @@
             <w:pPr>
               <w:spacing w:after="20" w:before="0"/>
             </w:pPr>
-            <w:hyperlink w:history="1" r:id="rIdssn9yyv4iaizbha08pm8w">
+            <w:hyperlink w:history="1" r:id="rIdlek1z5xffzufje-bp8ayf">
               <w:r>
                 <w:rPr>
                   <w:rFonts w:ascii="Arial" w:cs="Arial" w:eastAsia="Arial" w:hAnsi="Arial"/>
@@ -3933,7 +4018,7 @@
               <w:spacing w:after="10" w:before="0"/>
               <w:ind w:left="120"/>
             </w:pPr>
-            <w:hyperlink w:history="1" r:id="rIdfvddjlx7xlg3nnifyjqge">
+            <w:hyperlink w:history="1" r:id="rIdc0kun-fqufrieyu5o-uh9">
               <w:r>
                 <w:rPr>
                   <w:rFonts w:ascii="Arial" w:cs="Arial" w:eastAsia="Arial" w:hAnsi="Arial"/>
@@ -3995,7 +4080,7 @@
               <w:spacing w:after="10" w:before="0"/>
               <w:ind w:left="120"/>
             </w:pPr>
-            <w:hyperlink w:history="1" r:id="rIdyu6bzcj68i5zn0yulqn33">
+            <w:hyperlink w:history="1" r:id="rId8vjtgnb4dpwcdgzzw8f7h">
               <w:r>
                 <w:rPr>
                   <w:rFonts w:ascii="Arial" w:cs="Arial" w:eastAsia="Arial" w:hAnsi="Arial"/>
@@ -4038,6 +4123,7 @@
           </w:tcPr>
           <w:p>
             <w:pPr>
+              <w:keepNext w:val="false"/>
               <w:spacing w:after="40" w:before="0"/>
               <w:jc w:val="left"/>
             </w:pPr>
@@ -4070,6 +4156,7 @@
           </w:tcPr>
           <w:p>
             <w:pPr>
+              <w:keepNext w:val="false"/>
               <w:spacing w:after="40" w:before="0"/>
               <w:jc w:val="left"/>
             </w:pPr>
@@ -4102,6 +4189,7 @@
           </w:tcPr>
           <w:p>
             <w:pPr>
+              <w:keepNext w:val="false"/>
               <w:spacing w:after="40" w:before="0"/>
               <w:jc w:val="left"/>
             </w:pPr>
@@ -4134,6 +4222,7 @@
           </w:tcPr>
           <w:p>
             <w:pPr>
+              <w:keepNext w:val="false"/>
               <w:spacing w:after="40" w:before="0"/>
               <w:jc w:val="left"/>
             </w:pPr>
@@ -4168,6 +4257,7 @@
           </w:tcPr>
           <w:p>
             <w:pPr>
+              <w:keepNext w:val="false"/>
               <w:spacing w:after="40" w:before="0"/>
               <w:jc w:val="left"/>
             </w:pPr>
@@ -4205,7 +4295,7 @@
             <w:pPr>
               <w:spacing w:after="20" w:before="0"/>
             </w:pPr>
-            <w:hyperlink w:history="1" r:id="rIddgmq2_jezdnscvbujyd9g">
+            <w:hyperlink w:history="1" r:id="rIdhfw4pblj5ff31yugzmk_u">
               <w:r>
                 <w:rPr>
                   <w:rFonts w:ascii="Arial" w:cs="Arial" w:eastAsia="Arial" w:hAnsi="Arial"/>
@@ -4254,7 +4344,7 @@
               <w:spacing w:after="10" w:before="0"/>
               <w:ind w:left="120"/>
             </w:pPr>
-            <w:hyperlink w:history="1" r:id="rIdaa8wj-pdf6nf8tdhikxoa">
+            <w:hyperlink w:history="1" r:id="rId-apds4p90g8wu4uvumgbh">
               <w:r>
                 <w:rPr>
                   <w:rFonts w:ascii="Arial" w:cs="Arial" w:eastAsia="Arial" w:hAnsi="Arial"/>
@@ -4316,7 +4406,7 @@
               <w:spacing w:after="10" w:before="0"/>
               <w:ind w:left="120"/>
             </w:pPr>
-            <w:hyperlink w:history="1" r:id="rIdoxp4nbhtngapvmjgd4kac">
+            <w:hyperlink w:history="1" r:id="rIdvb6bcqyzj7uzoiiujhxyu">
               <w:r>
                 <w:rPr>
                   <w:rFonts w:ascii="Arial" w:cs="Arial" w:eastAsia="Arial" w:hAnsi="Arial"/>
@@ -4359,6 +4449,7 @@
           </w:tcPr>
           <w:p>
             <w:pPr>
+              <w:keepNext w:val="false"/>
               <w:spacing w:after="40" w:before="0"/>
               <w:jc w:val="left"/>
             </w:pPr>
@@ -4391,6 +4482,7 @@
           </w:tcPr>
           <w:p>
             <w:pPr>
+              <w:keepNext w:val="false"/>
               <w:spacing w:after="40" w:before="0"/>
               <w:jc w:val="left"/>
             </w:pPr>
@@ -4423,6 +4515,7 @@
           </w:tcPr>
           <w:p>
             <w:pPr>
+              <w:keepNext w:val="false"/>
               <w:spacing w:after="40" w:before="0"/>
               <w:jc w:val="left"/>
             </w:pPr>
@@ -4455,6 +4548,7 @@
           </w:tcPr>
           <w:p>
             <w:pPr>
+              <w:keepNext w:val="false"/>
               <w:spacing w:after="40" w:before="0"/>
               <w:jc w:val="left"/>
             </w:pPr>
@@ -4489,6 +4583,7 @@
           </w:tcPr>
           <w:p>
             <w:pPr>
+              <w:keepNext w:val="false"/>
               <w:spacing w:after="40" w:before="0"/>
               <w:jc w:val="left"/>
             </w:pPr>
@@ -4526,7 +4621,7 @@
             <w:pPr>
               <w:spacing w:after="20" w:before="0"/>
             </w:pPr>
-            <w:hyperlink w:history="1" r:id="rIdmcbwlw3j2gmfh9fdckb6d">
+            <w:hyperlink w:history="1" r:id="rIds27yzz2ln1zenati9af9v">
               <w:r>
                 <w:rPr>
                   <w:rFonts w:ascii="Arial" w:cs="Arial" w:eastAsia="Arial" w:hAnsi="Arial"/>
@@ -4575,7 +4670,7 @@
               <w:spacing w:after="10" w:before="0"/>
               <w:ind w:left="120"/>
             </w:pPr>
-            <w:hyperlink w:history="1" r:id="rIdtf__fog_pozvsogcd6myt">
+            <w:hyperlink w:history="1" r:id="rIdunslsh6pqqlz2-d8gayjr">
               <w:r>
                 <w:rPr>
                   <w:rFonts w:ascii="Arial" w:cs="Arial" w:eastAsia="Arial" w:hAnsi="Arial"/>
@@ -4637,7 +4732,7 @@
               <w:spacing w:after="10" w:before="0"/>
               <w:ind w:left="120"/>
             </w:pPr>
-            <w:hyperlink w:history="1" r:id="rIdpzjlzdcx_ikd7gofh4t_w">
+            <w:hyperlink w:history="1" r:id="rIdhfnpgvin61c4ef1gza7rl">
               <w:r>
                 <w:rPr>
                   <w:rFonts w:ascii="Arial" w:cs="Arial" w:eastAsia="Arial" w:hAnsi="Arial"/>
@@ -4680,6 +4775,7 @@
           </w:tcPr>
           <w:p>
             <w:pPr>
+              <w:keepNext w:val="false"/>
               <w:spacing w:after="40" w:before="0"/>
               <w:jc w:val="left"/>
             </w:pPr>
@@ -4712,6 +4808,7 @@
           </w:tcPr>
           <w:p>
             <w:pPr>
+              <w:keepNext w:val="false"/>
               <w:spacing w:after="40" w:before="0"/>
               <w:jc w:val="left"/>
             </w:pPr>
@@ -4744,6 +4841,7 @@
           </w:tcPr>
           <w:p>
             <w:pPr>
+              <w:keepNext w:val="false"/>
               <w:spacing w:after="40" w:before="0"/>
               <w:jc w:val="left"/>
             </w:pPr>
@@ -4776,6 +4874,7 @@
           </w:tcPr>
           <w:p>
             <w:pPr>
+              <w:keepNext w:val="false"/>
               <w:spacing w:after="40" w:before="0"/>
               <w:jc w:val="left"/>
             </w:pPr>
@@ -4835,6 +4934,7 @@
           </w:tcPr>
           <w:p>
             <w:pPr>
+              <w:keepNext w:val="false"/>
               <w:spacing w:after="40" w:before="0"/>
               <w:jc w:val="center"/>
             </w:pPr>
@@ -4869,6 +4969,7 @@
           </w:tcPr>
           <w:p>
             <w:pPr>
+              <w:keepNext w:val="false"/>
               <w:spacing w:after="40" w:before="0"/>
               <w:jc w:val="left"/>
             </w:pPr>
@@ -4930,6 +5031,7 @@
           </w:tcPr>
           <w:p>
             <w:pPr>
+              <w:keepNext w:val="false"/>
               <w:spacing w:after="40" w:before="0"/>
               <w:jc w:val="center"/>
             </w:pPr>
@@ -4964,6 +5066,7 @@
           </w:tcPr>
           <w:p>
             <w:pPr>
+              <w:keepNext w:val="false"/>
               <w:spacing w:after="40" w:before="0"/>
               <w:jc w:val="left"/>
             </w:pPr>
@@ -4996,6 +5099,7 @@
           </w:tcPr>
           <w:p>
             <w:pPr>
+              <w:keepNext w:val="false"/>
               <w:spacing w:after="40" w:before="0"/>
               <w:jc w:val="left"/>
             </w:pPr>
@@ -5030,6 +5134,7 @@
           </w:tcPr>
           <w:p>
             <w:pPr>
+              <w:keepNext w:val="false"/>
               <w:spacing w:after="40" w:before="0"/>
               <w:jc w:val="left"/>
             </w:pPr>
@@ -5062,6 +5167,7 @@
           </w:tcPr>
           <w:p>
             <w:pPr>
+              <w:keepNext w:val="false"/>
               <w:spacing w:after="40" w:before="0"/>
               <w:jc w:val="left"/>
             </w:pPr>
@@ -5096,6 +5202,7 @@
           </w:tcPr>
           <w:p>
             <w:pPr>
+              <w:keepNext w:val="false"/>
               <w:spacing w:after="40" w:before="0"/>
               <w:jc w:val="left"/>
             </w:pPr>
@@ -5128,6 +5235,7 @@
           </w:tcPr>
           <w:p>
             <w:pPr>
+              <w:keepNext w:val="false"/>
               <w:spacing w:after="40" w:before="0"/>
               <w:jc w:val="left"/>
             </w:pPr>
@@ -5164,7 +5272,7 @@
         </w:rPr>
         <w:t xml:space="preserve">© 2026 SeaVuria and ARES. Aligned with KICD objectives. Developed by SeaVuria; technical implementation by ARES (with AI assistance from Claude). Licensed under </w:t>
       </w:r>
-      <w:hyperlink w:history="1" r:id="rIdxuh8s0ns_fggtlkyn1jub">
+      <w:hyperlink w:history="1" r:id="rIditb3s0pu7ugp2kagiwp0b">
         <w:r>
           <w:rPr>
             <w:rFonts w:ascii="Arial" w:cs="Arial" w:eastAsia="Arial" w:hAnsi="Arial"/>
@@ -5185,7 +5293,7 @@
         </w:rPr>
         <w:t xml:space="preserve"> (</w:t>
       </w:r>
-      <w:hyperlink w:history="1" r:id="rIdajujmvup3wfgebxvb268e">
+      <w:hyperlink w:history="1" r:id="rIdg5n5tyxjcpe-abvofzukh">
         <w:r>
           <w:rPr>
             <w:rFonts w:ascii="Arial" w:cs="Arial" w:eastAsia="Arial" w:hAnsi="Arial"/>
@@ -5245,6 +5353,7 @@
           </w:tcPr>
           <w:p>
             <w:pPr>
+              <w:keepNext w:val="false"/>
               <w:spacing w:after="40" w:before="0"/>
               <w:jc w:val="center"/>
             </w:pPr>
@@ -5280,6 +5389,7 @@
           </w:tcPr>
           <w:p>
             <w:pPr>
+              <w:keepNext w:val="false"/>
               <w:spacing w:after="40" w:before="0"/>
               <w:jc w:val="center"/>
             </w:pPr>
@@ -5314,6 +5424,7 @@
           </w:tcPr>
           <w:p>
             <w:pPr>
+              <w:keepNext w:val="false"/>
               <w:spacing w:after="40" w:before="0"/>
               <w:jc w:val="left"/>
             </w:pPr>
@@ -5346,6 +5457,7 @@
           </w:tcPr>
           <w:p>
             <w:pPr>
+              <w:keepNext w:val="false"/>
               <w:spacing w:after="40" w:before="0"/>
               <w:jc w:val="left"/>
             </w:pPr>
@@ -5380,6 +5492,7 @@
           </w:tcPr>
           <w:p>
             <w:pPr>
+              <w:keepNext w:val="false"/>
               <w:spacing w:after="40" w:before="0"/>
               <w:jc w:val="left"/>
             </w:pPr>
@@ -5412,6 +5525,7 @@
           </w:tcPr>
           <w:p>
             <w:pPr>
+              <w:keepNext w:val="false"/>
               <w:spacing w:after="40" w:before="0"/>
               <w:jc w:val="left"/>
             </w:pPr>
@@ -5446,6 +5560,7 @@
           </w:tcPr>
           <w:p>
             <w:pPr>
+              <w:keepNext w:val="false"/>
               <w:spacing w:after="40" w:before="0"/>
               <w:jc w:val="left"/>
             </w:pPr>
@@ -5478,6 +5593,7 @@
           </w:tcPr>
           <w:p>
             <w:pPr>
+              <w:keepNext w:val="false"/>
               <w:spacing w:after="40" w:before="0"/>
               <w:jc w:val="left"/>
             </w:pPr>
@@ -5512,6 +5628,7 @@
           </w:tcPr>
           <w:p>
             <w:pPr>
+              <w:keepNext w:val="false"/>
               <w:spacing w:after="40" w:before="0"/>
               <w:jc w:val="left"/>
             </w:pPr>
@@ -5544,6 +5661,7 @@
           </w:tcPr>
           <w:p>
             <w:pPr>
+              <w:keepNext w:val="false"/>
               <w:spacing w:after="40" w:before="0"/>
               <w:jc w:val="left"/>
             </w:pPr>
@@ -5578,6 +5696,7 @@
           </w:tcPr>
           <w:p>
             <w:pPr>
+              <w:keepNext w:val="false"/>
               <w:spacing w:after="40" w:before="0"/>
               <w:jc w:val="left"/>
             </w:pPr>
@@ -5610,6 +5729,7 @@
           </w:tcPr>
           <w:p>
             <w:pPr>
+              <w:keepNext w:val="false"/>
               <w:spacing w:after="40" w:before="0"/>
               <w:jc w:val="left"/>
             </w:pPr>
@@ -5644,6 +5764,7 @@
           </w:tcPr>
           <w:p>
             <w:pPr>
+              <w:keepNext w:val="false"/>
               <w:spacing w:after="40" w:before="0"/>
               <w:jc w:val="left"/>
             </w:pPr>
@@ -5676,6 +5797,7 @@
           </w:tcPr>
           <w:p>
             <w:pPr>
+              <w:keepNext w:val="false"/>
               <w:spacing w:after="40" w:before="0"/>
               <w:jc w:val="left"/>
             </w:pPr>
@@ -5710,6 +5832,7 @@
           </w:tcPr>
           <w:p>
             <w:pPr>
+              <w:keepNext w:val="false"/>
               <w:spacing w:after="40" w:before="0"/>
               <w:jc w:val="left"/>
             </w:pPr>
@@ -5742,6 +5865,7 @@
           </w:tcPr>
           <w:p>
             <w:pPr>
+              <w:keepNext w:val="false"/>
               <w:spacing w:after="40" w:before="0"/>
               <w:jc w:val="left"/>
             </w:pPr>
@@ -5776,6 +5900,7 @@
           </w:tcPr>
           <w:p>
             <w:pPr>
+              <w:keepNext w:val="false"/>
               <w:spacing w:after="40" w:before="0"/>
               <w:jc w:val="left"/>
             </w:pPr>
@@ -5808,6 +5933,7 @@
           </w:tcPr>
           <w:p>
             <w:pPr>
+              <w:keepNext w:val="false"/>
               <w:spacing w:after="40" w:before="0"/>
               <w:jc w:val="left"/>
             </w:pPr>
@@ -5867,6 +5993,7 @@
           </w:tcPr>
           <w:p>
             <w:pPr>
+              <w:keepNext w:val="false"/>
               <w:spacing w:after="40" w:before="0"/>
               <w:jc w:val="center"/>
             </w:pPr>
@@ -5901,6 +6028,7 @@
           </w:tcPr>
           <w:p>
             <w:pPr>
+              <w:keepNext w:val="false"/>
               <w:spacing w:after="40" w:before="0"/>
               <w:jc w:val="left"/>
             </w:pPr>
@@ -5965,6 +6093,7 @@
           </w:tcPr>
           <w:p>
             <w:pPr>
+              <w:keepNext w:val="false"/>
               <w:spacing w:after="40" w:before="0"/>
               <w:jc w:val="center"/>
             </w:pPr>
@@ -5999,6 +6128,7 @@
           </w:tcPr>
           <w:p>
             <w:pPr>
+              <w:keepNext w:val="false"/>
               <w:spacing w:after="40" w:before="0"/>
               <w:jc w:val="left"/>
             </w:pPr>
@@ -6031,6 +6161,7 @@
           </w:tcPr>
           <w:p>
             <w:pPr>
+              <w:keepNext w:val="false"/>
               <w:spacing w:after="40" w:before="0"/>
               <w:jc w:val="left"/>
             </w:pPr>
@@ -6063,6 +6194,7 @@
           </w:tcPr>
           <w:p>
             <w:pPr>
+              <w:keepNext w:val="false"/>
               <w:spacing w:after="40" w:before="0"/>
               <w:jc w:val="left"/>
             </w:pPr>
@@ -6095,6 +6227,7 @@
           </w:tcPr>
           <w:p>
             <w:pPr>
+              <w:keepNext w:val="false"/>
               <w:spacing w:after="40" w:before="0"/>
               <w:jc w:val="left"/>
             </w:pPr>
@@ -6127,6 +6260,7 @@
           </w:tcPr>
           <w:p>
             <w:pPr>
+              <w:keepNext w:val="false"/>
               <w:spacing w:after="40" w:before="0"/>
               <w:jc w:val="left"/>
             </w:pPr>
@@ -6161,6 +6295,7 @@
           </w:tcPr>
           <w:p>
             <w:pPr>
+              <w:keepNext w:val="false"/>
               <w:spacing w:after="40" w:before="0"/>
               <w:jc w:val="left"/>
             </w:pPr>
@@ -6198,7 +6333,7 @@
             <w:pPr>
               <w:spacing w:after="20" w:before="0"/>
             </w:pPr>
-            <w:hyperlink w:history="1" r:id="rIdisx4woanrkcox_cuim-yq">
+            <w:hyperlink w:history="1" r:id="rId2j1-jdrabg_rjp0xy0s6k">
               <w:r>
                 <w:rPr>
                   <w:rFonts w:ascii="Arial" w:cs="Arial" w:eastAsia="Arial" w:hAnsi="Arial"/>
@@ -6231,7 +6366,7 @@
               <w:spacing w:after="10" w:before="0"/>
               <w:ind w:left="120"/>
             </w:pPr>
-            <w:hyperlink w:history="1" r:id="rIdtkr9uwvjiugl9vmgnkrma">
+            <w:hyperlink w:history="1" r:id="rIdd-jk7mxq5on9ipj0s3uuk">
               <w:r>
                 <w:rPr>
                   <w:rFonts w:ascii="Arial" w:cs="Arial" w:eastAsia="Arial" w:hAnsi="Arial"/>
@@ -6276,7 +6411,7 @@
             <w:pPr>
               <w:spacing w:after="20" w:before="0"/>
             </w:pPr>
-            <w:hyperlink w:history="1" r:id="rIdd5lbidbcphtp6eemdh8n6">
+            <w:hyperlink w:history="1" r:id="rIdsulw71eta9bkspnk6gwpm">
               <w:r>
                 <w:rPr>
                   <w:rFonts w:ascii="Arial" w:cs="Arial" w:eastAsia="Arial" w:hAnsi="Arial"/>
@@ -6309,7 +6444,7 @@
               <w:spacing w:after="10" w:before="0"/>
               <w:ind w:left="120"/>
             </w:pPr>
-            <w:hyperlink w:history="1" r:id="rIdfwpszxw2ovwwdrlbn5las">
+            <w:hyperlink w:history="1" r:id="rIdfyazz5c8oit0mxudy4dw3">
               <w:r>
                 <w:rPr>
                   <w:rFonts w:ascii="Arial" w:cs="Arial" w:eastAsia="Arial" w:hAnsi="Arial"/>
@@ -6337,6 +6472,7 @@
           </w:tcPr>
           <w:p>
             <w:pPr>
+              <w:keepNext w:val="false"/>
               <w:spacing w:after="40" w:before="0"/>
               <w:jc w:val="left"/>
             </w:pPr>
@@ -6369,6 +6505,7 @@
           </w:tcPr>
           <w:p>
             <w:pPr>
+              <w:keepNext w:val="false"/>
               <w:spacing w:after="40" w:before="0"/>
               <w:jc w:val="left"/>
             </w:pPr>
@@ -6401,6 +6538,7 @@
           </w:tcPr>
           <w:p>
             <w:pPr>
+              <w:keepNext w:val="false"/>
               <w:spacing w:after="40" w:before="0"/>
               <w:jc w:val="left"/>
             </w:pPr>
@@ -6433,6 +6571,7 @@
           </w:tcPr>
           <w:p>
             <w:pPr>
+              <w:keepNext w:val="false"/>
               <w:spacing w:after="40" w:before="0"/>
               <w:jc w:val="left"/>
             </w:pPr>
@@ -6467,6 +6606,7 @@
           </w:tcPr>
           <w:p>
             <w:pPr>
+              <w:keepNext w:val="false"/>
               <w:spacing w:after="40" w:before="0"/>
               <w:jc w:val="left"/>
             </w:pPr>
@@ -6504,7 +6644,7 @@
             <w:pPr>
               <w:spacing w:after="20" w:before="0"/>
             </w:pPr>
-            <w:hyperlink w:history="1" r:id="rIdoltaemngu75aaa96nno-n">
+            <w:hyperlink w:history="1" r:id="rId8ngxnkccauumr5wxmqb5t">
               <w:r>
                 <w:rPr>
                   <w:rFonts w:ascii="Arial" w:cs="Arial" w:eastAsia="Arial" w:hAnsi="Arial"/>
@@ -6537,7 +6677,7 @@
               <w:spacing w:after="10" w:before="0"/>
               <w:ind w:left="120"/>
             </w:pPr>
-            <w:hyperlink w:history="1" r:id="rIdvc5lnx3tcposkeylz-jl_">
+            <w:hyperlink w:history="1" r:id="rIdxiiacruzltjcqas-xbara">
               <w:r>
                 <w:rPr>
                   <w:rFonts w:ascii="Arial" w:cs="Arial" w:eastAsia="Arial" w:hAnsi="Arial"/>
@@ -6582,7 +6722,7 @@
             <w:pPr>
               <w:spacing w:after="20" w:before="0"/>
             </w:pPr>
-            <w:hyperlink w:history="1" r:id="rIdiib7l8xlgrpky3lmi3vvb">
+            <w:hyperlink w:history="1" r:id="rId8nsglyamd-zaueernkmny">
               <w:r>
                 <w:rPr>
                   <w:rFonts w:ascii="Arial" w:cs="Arial" w:eastAsia="Arial" w:hAnsi="Arial"/>
@@ -6615,7 +6755,7 @@
               <w:spacing w:after="10" w:before="0"/>
               <w:ind w:left="120"/>
             </w:pPr>
-            <w:hyperlink w:history="1" r:id="rIdng7cw4kf4gmijzgvvlawn">
+            <w:hyperlink w:history="1" r:id="rId-5ipm3fv2xvqctzlwszmg">
               <w:r>
                 <w:rPr>
                   <w:rFonts w:ascii="Arial" w:cs="Arial" w:eastAsia="Arial" w:hAnsi="Arial"/>
@@ -6643,6 +6783,7 @@
           </w:tcPr>
           <w:p>
             <w:pPr>
+              <w:keepNext w:val="false"/>
               <w:spacing w:after="40" w:before="0"/>
               <w:jc w:val="left"/>
             </w:pPr>
@@ -6675,6 +6816,7 @@
           </w:tcPr>
           <w:p>
             <w:pPr>
+              <w:keepNext w:val="false"/>
               <w:spacing w:after="40" w:before="0"/>
               <w:jc w:val="left"/>
             </w:pPr>
@@ -6707,6 +6849,7 @@
           </w:tcPr>
           <w:p>
             <w:pPr>
+              <w:keepNext w:val="false"/>
               <w:spacing w:after="40" w:before="0"/>
               <w:jc w:val="left"/>
             </w:pPr>
@@ -6739,6 +6882,7 @@
           </w:tcPr>
           <w:p>
             <w:pPr>
+              <w:keepNext w:val="false"/>
               <w:spacing w:after="40" w:before="0"/>
               <w:jc w:val="left"/>
             </w:pPr>
@@ -6773,6 +6917,7 @@
           </w:tcPr>
           <w:p>
             <w:pPr>
+              <w:keepNext w:val="false"/>
               <w:spacing w:after="40" w:before="0"/>
               <w:jc w:val="left"/>
             </w:pPr>
@@ -6810,7 +6955,7 @@
             <w:pPr>
               <w:spacing w:after="20" w:before="0"/>
             </w:pPr>
-            <w:hyperlink w:history="1" r:id="rId6yhntuwo85pwwtf94pllz">
+            <w:hyperlink w:history="1" r:id="rIdlwkczktl0ntefj29m0zlf">
               <w:r>
                 <w:rPr>
                   <w:rFonts w:ascii="Arial" w:cs="Arial" w:eastAsia="Arial" w:hAnsi="Arial"/>
@@ -6843,7 +6988,7 @@
               <w:spacing w:after="10" w:before="0"/>
               <w:ind w:left="120"/>
             </w:pPr>
-            <w:hyperlink w:history="1" r:id="rIdwun61m2mrloxfgb2hgugk">
+            <w:hyperlink w:history="1" r:id="rIdbzes-fbl1necyxcifujcl">
               <w:r>
                 <w:rPr>
                   <w:rFonts w:ascii="Arial" w:cs="Arial" w:eastAsia="Arial" w:hAnsi="Arial"/>
@@ -6888,7 +7033,7 @@
             <w:pPr>
               <w:spacing w:after="20" w:before="0"/>
             </w:pPr>
-            <w:hyperlink w:history="1" r:id="rIdhefov6qseowxqpl1crt9p">
+            <w:hyperlink w:history="1" r:id="rIdep6--jkauy1qfbmjchptu">
               <w:r>
                 <w:rPr>
                   <w:rFonts w:ascii="Arial" w:cs="Arial" w:eastAsia="Arial" w:hAnsi="Arial"/>
@@ -6921,7 +7066,7 @@
               <w:spacing w:after="10" w:before="0"/>
               <w:ind w:left="120"/>
             </w:pPr>
-            <w:hyperlink w:history="1" r:id="rIdxr-xq3mctj4dzma_euvo3">
+            <w:hyperlink w:history="1" r:id="rIdpwfrk567wrdfbltj2-ehx">
               <w:r>
                 <w:rPr>
                   <w:rFonts w:ascii="Arial" w:cs="Arial" w:eastAsia="Arial" w:hAnsi="Arial"/>
@@ -6949,6 +7094,7 @@
           </w:tcPr>
           <w:p>
             <w:pPr>
+              <w:keepNext w:val="false"/>
               <w:spacing w:after="40" w:before="0"/>
               <w:jc w:val="left"/>
             </w:pPr>
@@ -6981,6 +7127,7 @@
           </w:tcPr>
           <w:p>
             <w:pPr>
+              <w:keepNext w:val="false"/>
               <w:spacing w:after="40" w:before="0"/>
               <w:jc w:val="left"/>
             </w:pPr>
@@ -7013,6 +7160,7 @@
           </w:tcPr>
           <w:p>
             <w:pPr>
+              <w:keepNext w:val="false"/>
               <w:spacing w:after="40" w:before="0"/>
               <w:jc w:val="left"/>
             </w:pPr>
@@ -7045,6 +7193,7 @@
           </w:tcPr>
           <w:p>
             <w:pPr>
+              <w:keepNext w:val="false"/>
               <w:spacing w:after="40" w:before="0"/>
               <w:jc w:val="left"/>
             </w:pPr>
@@ -7079,6 +7228,7 @@
           </w:tcPr>
           <w:p>
             <w:pPr>
+              <w:keepNext w:val="false"/>
               <w:spacing w:after="40" w:before="0"/>
               <w:jc w:val="left"/>
             </w:pPr>
@@ -7116,7 +7266,7 @@
             <w:pPr>
               <w:spacing w:after="20" w:before="0"/>
             </w:pPr>
-            <w:hyperlink w:history="1" r:id="rIdr1re4vrfrxrckbua63iob">
+            <w:hyperlink w:history="1" r:id="rIdegfuda1mymgs9llrtt4ur">
               <w:r>
                 <w:rPr>
                   <w:rFonts w:ascii="Arial" w:cs="Arial" w:eastAsia="Arial" w:hAnsi="Arial"/>
@@ -7149,7 +7299,7 @@
               <w:spacing w:after="10" w:before="0"/>
               <w:ind w:left="120"/>
             </w:pPr>
-            <w:hyperlink w:history="1" r:id="rIdpafxxqzv0zatjlqb3ezyd">
+            <w:hyperlink w:history="1" r:id="rIdfkaa90ht3jvkbmpvmpzuf">
               <w:r>
                 <w:rPr>
                   <w:rFonts w:ascii="Arial" w:cs="Arial" w:eastAsia="Arial" w:hAnsi="Arial"/>
@@ -7194,7 +7344,7 @@
             <w:pPr>
               <w:spacing w:after="20" w:before="0"/>
             </w:pPr>
-            <w:hyperlink w:history="1" r:id="rIdboumtslfiyrl7e2ozp3dr">
+            <w:hyperlink w:history="1" r:id="rIdhed60viaujyzumem-crwi">
               <w:r>
                 <w:rPr>
                   <w:rFonts w:ascii="Arial" w:cs="Arial" w:eastAsia="Arial" w:hAnsi="Arial"/>
@@ -7227,7 +7377,7 @@
               <w:spacing w:after="10" w:before="0"/>
               <w:ind w:left="120"/>
             </w:pPr>
-            <w:hyperlink w:history="1" r:id="rIdjy1a4cxkuywtv66si5tcx">
+            <w:hyperlink w:history="1" r:id="rIdlzb2zofxnhgtuv0uz8gxb">
               <w:r>
                 <w:rPr>
                   <w:rFonts w:ascii="Arial" w:cs="Arial" w:eastAsia="Arial" w:hAnsi="Arial"/>
@@ -7255,6 +7405,7 @@
           </w:tcPr>
           <w:p>
             <w:pPr>
+              <w:keepNext w:val="false"/>
               <w:spacing w:after="40" w:before="0"/>
               <w:jc w:val="left"/>
             </w:pPr>
@@ -7287,6 +7438,7 @@
           </w:tcPr>
           <w:p>
             <w:pPr>
+              <w:keepNext w:val="false"/>
               <w:spacing w:after="40" w:before="0"/>
               <w:jc w:val="left"/>
             </w:pPr>
@@ -7319,6 +7471,7 @@
           </w:tcPr>
           <w:p>
             <w:pPr>
+              <w:keepNext w:val="false"/>
               <w:spacing w:after="40" w:before="0"/>
               <w:jc w:val="left"/>
             </w:pPr>
@@ -7351,6 +7504,7 @@
           </w:tcPr>
           <w:p>
             <w:pPr>
+              <w:keepNext w:val="false"/>
               <w:spacing w:after="40" w:before="0"/>
               <w:jc w:val="left"/>
             </w:pPr>
@@ -7385,6 +7539,7 @@
           </w:tcPr>
           <w:p>
             <w:pPr>
+              <w:keepNext w:val="false"/>
               <w:spacing w:after="40" w:before="0"/>
               <w:jc w:val="left"/>
             </w:pPr>
@@ -7422,7 +7577,7 @@
             <w:pPr>
               <w:spacing w:after="20" w:before="0"/>
             </w:pPr>
-            <w:hyperlink w:history="1" r:id="rIdaghoacqwm9nbcus05z4g9">
+            <w:hyperlink w:history="1" r:id="rIdzo-a_y6a0pfdvwcjvnyx2">
               <w:r>
                 <w:rPr>
                   <w:rFonts w:ascii="Arial" w:cs="Arial" w:eastAsia="Arial" w:hAnsi="Arial"/>
@@ -7455,7 +7610,7 @@
               <w:spacing w:after="10" w:before="0"/>
               <w:ind w:left="120"/>
             </w:pPr>
-            <w:hyperlink w:history="1" r:id="rIdf1okyfeziunut_6tw-sjf">
+            <w:hyperlink w:history="1" r:id="rIdxxyuaxhcvwkf2usovk6sg">
               <w:r>
                 <w:rPr>
                   <w:rFonts w:ascii="Arial" w:cs="Arial" w:eastAsia="Arial" w:hAnsi="Arial"/>
@@ -7500,7 +7655,7 @@
             <w:pPr>
               <w:spacing w:after="20" w:before="0"/>
             </w:pPr>
-            <w:hyperlink w:history="1" r:id="rIdcpmm5d9xk5z-25fpbh8ms">
+            <w:hyperlink w:history="1" r:id="rIduh_g3nofkw57yb_2r6qwk">
               <w:r>
                 <w:rPr>
                   <w:rFonts w:ascii="Arial" w:cs="Arial" w:eastAsia="Arial" w:hAnsi="Arial"/>
@@ -7533,7 +7688,7 @@
               <w:spacing w:after="10" w:before="0"/>
               <w:ind w:left="120"/>
             </w:pPr>
-            <w:hyperlink w:history="1" r:id="rIdyk7ywqtaexpiwu5vg0q5n">
+            <w:hyperlink w:history="1" r:id="rIdmqvhikye8l0me0cbzowjc">
               <w:r>
                 <w:rPr>
                   <w:rFonts w:ascii="Arial" w:cs="Arial" w:eastAsia="Arial" w:hAnsi="Arial"/>
@@ -7561,6 +7716,7 @@
           </w:tcPr>
           <w:p>
             <w:pPr>
+              <w:keepNext w:val="false"/>
               <w:spacing w:after="40" w:before="0"/>
               <w:jc w:val="left"/>
             </w:pPr>
@@ -7593,6 +7749,7 @@
           </w:tcPr>
           <w:p>
             <w:pPr>
+              <w:keepNext w:val="false"/>
               <w:spacing w:after="40" w:before="0"/>
               <w:jc w:val="left"/>
             </w:pPr>
@@ -7625,6 +7782,7 @@
           </w:tcPr>
           <w:p>
             <w:pPr>
+              <w:keepNext w:val="false"/>
               <w:spacing w:after="40" w:before="0"/>
               <w:jc w:val="left"/>
             </w:pPr>
@@ -7657,6 +7815,7 @@
           </w:tcPr>
           <w:p>
             <w:pPr>
+              <w:keepNext w:val="false"/>
               <w:spacing w:after="40" w:before="0"/>
               <w:jc w:val="left"/>
             </w:pPr>
@@ -7716,6 +7875,7 @@
           </w:tcPr>
           <w:p>
             <w:pPr>
+              <w:keepNext w:val="false"/>
               <w:spacing w:after="40" w:before="0"/>
               <w:jc w:val="center"/>
             </w:pPr>
@@ -7750,6 +7910,7 @@
           </w:tcPr>
           <w:p>
             <w:pPr>
+              <w:keepNext w:val="false"/>
               <w:spacing w:after="40" w:before="0"/>
               <w:jc w:val="left"/>
             </w:pPr>
@@ -7811,6 +7972,7 @@
           </w:tcPr>
           <w:p>
             <w:pPr>
+              <w:keepNext w:val="false"/>
               <w:spacing w:after="40" w:before="0"/>
               <w:jc w:val="center"/>
             </w:pPr>
@@ -7845,6 +8007,7 @@
           </w:tcPr>
           <w:p>
             <w:pPr>
+              <w:keepNext w:val="false"/>
               <w:spacing w:after="40" w:before="0"/>
               <w:jc w:val="left"/>
             </w:pPr>
@@ -7877,6 +8040,7 @@
           </w:tcPr>
           <w:p>
             <w:pPr>
+              <w:keepNext w:val="false"/>
               <w:spacing w:after="40" w:before="0"/>
               <w:jc w:val="left"/>
             </w:pPr>
@@ -7911,6 +8075,7 @@
           </w:tcPr>
           <w:p>
             <w:pPr>
+              <w:keepNext w:val="false"/>
               <w:spacing w:after="40" w:before="0"/>
               <w:jc w:val="left"/>
             </w:pPr>
@@ -7943,6 +8108,7 @@
           </w:tcPr>
           <w:p>
             <w:pPr>
+              <w:keepNext w:val="false"/>
               <w:spacing w:after="40" w:before="0"/>
               <w:jc w:val="left"/>
             </w:pPr>
@@ -7977,6 +8143,7 @@
           </w:tcPr>
           <w:p>
             <w:pPr>
+              <w:keepNext w:val="false"/>
               <w:spacing w:after="40" w:before="0"/>
               <w:jc w:val="left"/>
             </w:pPr>
@@ -8009,6 +8176,7 @@
           </w:tcPr>
           <w:p>
             <w:pPr>
+              <w:keepNext w:val="false"/>
               <w:spacing w:after="40" w:before="0"/>
               <w:jc w:val="left"/>
             </w:pPr>
@@ -8045,7 +8213,7 @@
         </w:rPr>
         <w:t xml:space="preserve">© 2026 SeaVuria and ARES. Aligned with KICD objectives. Developed by SeaVuria; technical implementation by ARES (with AI assistance from Claude). Licensed under </w:t>
       </w:r>
-      <w:hyperlink w:history="1" r:id="rIdyrzl-xr6o2f70nde7a2qw">
+      <w:hyperlink w:history="1" r:id="rIdj9n3yl74ieujpbtj7kgp3">
         <w:r>
           <w:rPr>
             <w:rFonts w:ascii="Arial" w:cs="Arial" w:eastAsia="Arial" w:hAnsi="Arial"/>
@@ -8066,7 +8234,7 @@
         </w:rPr>
         <w:t xml:space="preserve"> (</w:t>
       </w:r>
-      <w:hyperlink w:history="1" r:id="rIdsxes9wjf_itqzsdmott5r">
+      <w:hyperlink w:history="1" r:id="rIdacc6nawjgydc0xbyancwq">
         <w:r>
           <w:rPr>
             <w:rFonts w:ascii="Arial" w:cs="Arial" w:eastAsia="Arial" w:hAnsi="Arial"/>
@@ -8126,6 +8294,7 @@
           </w:tcPr>
           <w:p>
             <w:pPr>
+              <w:keepNext w:val="false"/>
               <w:spacing w:after="40" w:before="0"/>
               <w:jc w:val="center"/>
             </w:pPr>
@@ -8161,6 +8330,7 @@
           </w:tcPr>
           <w:p>
             <w:pPr>
+              <w:keepNext w:val="false"/>
               <w:spacing w:after="40" w:before="0"/>
               <w:jc w:val="center"/>
             </w:pPr>
@@ -8195,6 +8365,7 @@
           </w:tcPr>
           <w:p>
             <w:pPr>
+              <w:keepNext w:val="false"/>
               <w:spacing w:after="40" w:before="0"/>
               <w:jc w:val="left"/>
             </w:pPr>
@@ -8227,6 +8398,7 @@
           </w:tcPr>
           <w:p>
             <w:pPr>
+              <w:keepNext w:val="false"/>
               <w:spacing w:after="40" w:before="0"/>
               <w:jc w:val="left"/>
             </w:pPr>
@@ -8261,6 +8433,7 @@
           </w:tcPr>
           <w:p>
             <w:pPr>
+              <w:keepNext w:val="false"/>
               <w:spacing w:after="40" w:before="0"/>
               <w:jc w:val="left"/>
             </w:pPr>
@@ -8293,6 +8466,7 @@
           </w:tcPr>
           <w:p>
             <w:pPr>
+              <w:keepNext w:val="false"/>
               <w:spacing w:after="40" w:before="0"/>
               <w:jc w:val="left"/>
             </w:pPr>
@@ -8327,6 +8501,7 @@
           </w:tcPr>
           <w:p>
             <w:pPr>
+              <w:keepNext w:val="false"/>
               <w:spacing w:after="40" w:before="0"/>
               <w:jc w:val="left"/>
             </w:pPr>
@@ -8359,6 +8534,7 @@
           </w:tcPr>
           <w:p>
             <w:pPr>
+              <w:keepNext w:val="false"/>
               <w:spacing w:after="40" w:before="0"/>
               <w:jc w:val="left"/>
             </w:pPr>
@@ -8393,6 +8569,7 @@
           </w:tcPr>
           <w:p>
             <w:pPr>
+              <w:keepNext w:val="false"/>
               <w:spacing w:after="40" w:before="0"/>
               <w:jc w:val="left"/>
             </w:pPr>
@@ -8425,6 +8602,7 @@
           </w:tcPr>
           <w:p>
             <w:pPr>
+              <w:keepNext w:val="false"/>
               <w:spacing w:after="40" w:before="0"/>
               <w:jc w:val="left"/>
             </w:pPr>
@@ -8459,6 +8637,7 @@
           </w:tcPr>
           <w:p>
             <w:pPr>
+              <w:keepNext w:val="false"/>
               <w:spacing w:after="40" w:before="0"/>
               <w:jc w:val="left"/>
             </w:pPr>
@@ -8491,6 +8670,7 @@
           </w:tcPr>
           <w:p>
             <w:pPr>
+              <w:keepNext w:val="false"/>
               <w:spacing w:after="40" w:before="0"/>
               <w:jc w:val="left"/>
             </w:pPr>
@@ -8525,6 +8705,7 @@
           </w:tcPr>
           <w:p>
             <w:pPr>
+              <w:keepNext w:val="false"/>
               <w:spacing w:after="40" w:before="0"/>
               <w:jc w:val="left"/>
             </w:pPr>
@@ -8557,6 +8738,7 @@
           </w:tcPr>
           <w:p>
             <w:pPr>
+              <w:keepNext w:val="false"/>
               <w:spacing w:after="40" w:before="0"/>
               <w:jc w:val="left"/>
             </w:pPr>
@@ -8591,6 +8773,7 @@
           </w:tcPr>
           <w:p>
             <w:pPr>
+              <w:keepNext w:val="false"/>
               <w:spacing w:after="40" w:before="0"/>
               <w:jc w:val="left"/>
             </w:pPr>
@@ -8623,6 +8806,7 @@
           </w:tcPr>
           <w:p>
             <w:pPr>
+              <w:keepNext w:val="false"/>
               <w:spacing w:after="40" w:before="0"/>
               <w:jc w:val="left"/>
             </w:pPr>
@@ -8657,6 +8841,7 @@
           </w:tcPr>
           <w:p>
             <w:pPr>
+              <w:keepNext w:val="false"/>
               <w:spacing w:after="40" w:before="0"/>
               <w:jc w:val="left"/>
             </w:pPr>
@@ -8689,6 +8874,7 @@
           </w:tcPr>
           <w:p>
             <w:pPr>
+              <w:keepNext w:val="false"/>
               <w:spacing w:after="40" w:before="0"/>
               <w:jc w:val="left"/>
             </w:pPr>
@@ -8748,6 +8934,7 @@
           </w:tcPr>
           <w:p>
             <w:pPr>
+              <w:keepNext w:val="false"/>
               <w:spacing w:after="40" w:before="0"/>
               <w:jc w:val="center"/>
             </w:pPr>
@@ -8782,6 +8969,7 @@
           </w:tcPr>
           <w:p>
             <w:pPr>
+              <w:keepNext w:val="false"/>
               <w:spacing w:after="40" w:before="0"/>
               <w:jc w:val="left"/>
             </w:pPr>
@@ -8846,6 +9034,7 @@
           </w:tcPr>
           <w:p>
             <w:pPr>
+              <w:keepNext w:val="false"/>
               <w:spacing w:after="40" w:before="0"/>
               <w:jc w:val="center"/>
             </w:pPr>
@@ -8880,6 +9069,7 @@
           </w:tcPr>
           <w:p>
             <w:pPr>
+              <w:keepNext w:val="false"/>
               <w:spacing w:after="40" w:before="0"/>
               <w:jc w:val="left"/>
             </w:pPr>
@@ -8912,6 +9102,7 @@
           </w:tcPr>
           <w:p>
             <w:pPr>
+              <w:keepNext w:val="false"/>
               <w:spacing w:after="40" w:before="0"/>
               <w:jc w:val="left"/>
             </w:pPr>
@@ -8944,6 +9135,7 @@
           </w:tcPr>
           <w:p>
             <w:pPr>
+              <w:keepNext w:val="false"/>
               <w:spacing w:after="40" w:before="0"/>
               <w:jc w:val="left"/>
             </w:pPr>
@@ -8976,6 +9168,7 @@
           </w:tcPr>
           <w:p>
             <w:pPr>
+              <w:keepNext w:val="false"/>
               <w:spacing w:after="40" w:before="0"/>
               <w:jc w:val="left"/>
             </w:pPr>
@@ -9008,6 +9201,7 @@
           </w:tcPr>
           <w:p>
             <w:pPr>
+              <w:keepNext w:val="false"/>
               <w:spacing w:after="40" w:before="0"/>
               <w:jc w:val="left"/>
             </w:pPr>
@@ -9042,6 +9236,7 @@
           </w:tcPr>
           <w:p>
             <w:pPr>
+              <w:keepNext w:val="false"/>
               <w:spacing w:after="40" w:before="0"/>
               <w:jc w:val="left"/>
             </w:pPr>
@@ -9079,7 +9274,7 @@
             <w:pPr>
               <w:spacing w:after="20" w:before="0"/>
             </w:pPr>
-            <w:hyperlink w:history="1" r:id="rIdchbkuxxtijel7o8hvby37">
+            <w:hyperlink w:history="1" r:id="rId_uhjmaxq5iuc5woz3tegv">
               <w:r>
                 <w:rPr>
                   <w:rFonts w:ascii="Arial" w:cs="Arial" w:eastAsia="Arial" w:hAnsi="Arial"/>
@@ -9112,7 +9307,7 @@
               <w:spacing w:after="10" w:before="0"/>
               <w:ind w:left="120"/>
             </w:pPr>
-            <w:hyperlink w:history="1" r:id="rId7-mb1z-n4hqb63lqogwdq">
+            <w:hyperlink w:history="1" r:id="rIddjeajc78trru5edfbwilj">
               <w:r>
                 <w:rPr>
                   <w:rFonts w:ascii="Arial" w:cs="Arial" w:eastAsia="Arial" w:hAnsi="Arial"/>
@@ -9157,7 +9352,7 @@
             <w:pPr>
               <w:spacing w:after="20" w:before="0"/>
             </w:pPr>
-            <w:hyperlink w:history="1" r:id="rIdrgwjwr9zyxumbpn7qftvh">
+            <w:hyperlink w:history="1" r:id="rIdxyy-9jyn5fdr9c8n5nfw4">
               <w:r>
                 <w:rPr>
                   <w:rFonts w:ascii="Arial" w:cs="Arial" w:eastAsia="Arial" w:hAnsi="Arial"/>
@@ -9190,7 +9385,7 @@
               <w:spacing w:after="10" w:before="0"/>
               <w:ind w:left="120"/>
             </w:pPr>
-            <w:hyperlink w:history="1" r:id="rIdyrn-6q8g7lmok3pwuubve">
+            <w:hyperlink w:history="1" r:id="rIddx95hspzeo7e51uv5guo7">
               <w:r>
                 <w:rPr>
                   <w:rFonts w:ascii="Arial" w:cs="Arial" w:eastAsia="Arial" w:hAnsi="Arial"/>
@@ -9218,6 +9413,7 @@
           </w:tcPr>
           <w:p>
             <w:pPr>
+              <w:keepNext w:val="false"/>
               <w:spacing w:after="40" w:before="0"/>
               <w:jc w:val="left"/>
             </w:pPr>
@@ -9250,6 +9446,7 @@
           </w:tcPr>
           <w:p>
             <w:pPr>
+              <w:keepNext w:val="false"/>
               <w:spacing w:after="40" w:before="0"/>
               <w:jc w:val="left"/>
             </w:pPr>
@@ -9282,6 +9479,7 @@
           </w:tcPr>
           <w:p>
             <w:pPr>
+              <w:keepNext w:val="false"/>
               <w:spacing w:after="40" w:before="0"/>
               <w:jc w:val="left"/>
             </w:pPr>
@@ -9314,6 +9512,7 @@
           </w:tcPr>
           <w:p>
             <w:pPr>
+              <w:keepNext w:val="false"/>
               <w:spacing w:after="40" w:before="0"/>
               <w:jc w:val="left"/>
             </w:pPr>
@@ -9348,6 +9547,7 @@
           </w:tcPr>
           <w:p>
             <w:pPr>
+              <w:keepNext w:val="false"/>
               <w:spacing w:after="40" w:before="0"/>
               <w:jc w:val="left"/>
             </w:pPr>
@@ -9385,7 +9585,7 @@
             <w:pPr>
               <w:spacing w:after="20" w:before="0"/>
             </w:pPr>
-            <w:hyperlink w:history="1" r:id="rIdgd6zlzta_ixhlah0w1ytm">
+            <w:hyperlink w:history="1" r:id="rIdhjjbsh2y6-m5mt-bxhvds">
               <w:r>
                 <w:rPr>
                   <w:rFonts w:ascii="Arial" w:cs="Arial" w:eastAsia="Arial" w:hAnsi="Arial"/>
@@ -9418,7 +9618,7 @@
               <w:spacing w:after="10" w:before="0"/>
               <w:ind w:left="120"/>
             </w:pPr>
-            <w:hyperlink w:history="1" r:id="rIdgxduocekhkmogaej6g-n8">
+            <w:hyperlink w:history="1" r:id="rId_dvjlebvf8ohb8gr6chiz">
               <w:r>
                 <w:rPr>
                   <w:rFonts w:ascii="Arial" w:cs="Arial" w:eastAsia="Arial" w:hAnsi="Arial"/>
@@ -9463,7 +9663,7 @@
             <w:pPr>
               <w:spacing w:after="20" w:before="0"/>
             </w:pPr>
-            <w:hyperlink w:history="1" r:id="rIdbwxbyghbkitxvg41hzthd">
+            <w:hyperlink w:history="1" r:id="rIdeikr1nm9pksz5tkfslu3b">
               <w:r>
                 <w:rPr>
                   <w:rFonts w:ascii="Arial" w:cs="Arial" w:eastAsia="Arial" w:hAnsi="Arial"/>
@@ -9496,7 +9696,7 @@
               <w:spacing w:after="10" w:before="0"/>
               <w:ind w:left="120"/>
             </w:pPr>
-            <w:hyperlink w:history="1" r:id="rIdds88qbumdlhysqjxil-mc">
+            <w:hyperlink w:history="1" r:id="rIdlocotuefiq13ufxb6h0fw">
               <w:r>
                 <w:rPr>
                   <w:rFonts w:ascii="Arial" w:cs="Arial" w:eastAsia="Arial" w:hAnsi="Arial"/>
@@ -9524,6 +9724,7 @@
           </w:tcPr>
           <w:p>
             <w:pPr>
+              <w:keepNext w:val="false"/>
               <w:spacing w:after="40" w:before="0"/>
               <w:jc w:val="left"/>
             </w:pPr>
@@ -9556,6 +9757,7 @@
           </w:tcPr>
           <w:p>
             <w:pPr>
+              <w:keepNext w:val="false"/>
               <w:spacing w:after="40" w:before="0"/>
               <w:jc w:val="left"/>
             </w:pPr>
@@ -9588,6 +9790,7 @@
           </w:tcPr>
           <w:p>
             <w:pPr>
+              <w:keepNext w:val="false"/>
               <w:spacing w:after="40" w:before="0"/>
               <w:jc w:val="left"/>
             </w:pPr>
@@ -9620,6 +9823,7 @@
           </w:tcPr>
           <w:p>
             <w:pPr>
+              <w:keepNext w:val="false"/>
               <w:spacing w:after="40" w:before="0"/>
               <w:jc w:val="left"/>
             </w:pPr>
@@ -9654,6 +9858,7 @@
           </w:tcPr>
           <w:p>
             <w:pPr>
+              <w:keepNext w:val="false"/>
               <w:spacing w:after="40" w:before="0"/>
               <w:jc w:val="left"/>
             </w:pPr>
@@ -9691,7 +9896,7 @@
             <w:pPr>
               <w:spacing w:after="20" w:before="0"/>
             </w:pPr>
-            <w:hyperlink w:history="1" r:id="rIdpjdoge1t6v0ii_wjoieby">
+            <w:hyperlink w:history="1" r:id="rId3wmxwyo2nd1fy2i04stdw">
               <w:r>
                 <w:rPr>
                   <w:rFonts w:ascii="Arial" w:cs="Arial" w:eastAsia="Arial" w:hAnsi="Arial"/>
@@ -9724,7 +9929,7 @@
               <w:spacing w:after="10" w:before="0"/>
               <w:ind w:left="120"/>
             </w:pPr>
-            <w:hyperlink w:history="1" r:id="rIdmu8ska3z1nmivw16kaeie">
+            <w:hyperlink w:history="1" r:id="rIdvqgvlukj-gfccf__l50hl">
               <w:r>
                 <w:rPr>
                   <w:rFonts w:ascii="Arial" w:cs="Arial" w:eastAsia="Arial" w:hAnsi="Arial"/>
@@ -9769,7 +9974,7 @@
             <w:pPr>
               <w:spacing w:after="20" w:before="0"/>
             </w:pPr>
-            <w:hyperlink w:history="1" r:id="rId18v-c-gvo_3igoss5sut3">
+            <w:hyperlink w:history="1" r:id="rIdvsjakolffqezi6mvspiqv">
               <w:r>
                 <w:rPr>
                   <w:rFonts w:ascii="Arial" w:cs="Arial" w:eastAsia="Arial" w:hAnsi="Arial"/>
@@ -9818,7 +10023,7 @@
               <w:spacing w:after="10" w:before="0"/>
               <w:ind w:left="120"/>
             </w:pPr>
-            <w:hyperlink w:history="1" r:id="rId2ueja9gqb57h_p8_99roe">
+            <w:hyperlink w:history="1" r:id="rIdxnojyjyjsbl49vp9ax354">
               <w:r>
                 <w:rPr>
                   <w:rFonts w:ascii="Arial" w:cs="Arial" w:eastAsia="Arial" w:hAnsi="Arial"/>
@@ -9846,6 +10051,7 @@
           </w:tcPr>
           <w:p>
             <w:pPr>
+              <w:keepNext w:val="false"/>
               <w:spacing w:after="40" w:before="0"/>
               <w:jc w:val="left"/>
             </w:pPr>
@@ -9878,6 +10084,7 @@
           </w:tcPr>
           <w:p>
             <w:pPr>
+              <w:keepNext w:val="false"/>
               <w:spacing w:after="40" w:before="0"/>
               <w:jc w:val="left"/>
             </w:pPr>
@@ -9910,6 +10117,7 @@
           </w:tcPr>
           <w:p>
             <w:pPr>
+              <w:keepNext w:val="false"/>
               <w:spacing w:after="40" w:before="0"/>
               <w:jc w:val="left"/>
             </w:pPr>
@@ -9942,6 +10150,7 @@
           </w:tcPr>
           <w:p>
             <w:pPr>
+              <w:keepNext w:val="false"/>
               <w:spacing w:after="40" w:before="0"/>
               <w:jc w:val="left"/>
             </w:pPr>
@@ -9976,6 +10185,7 @@
           </w:tcPr>
           <w:p>
             <w:pPr>
+              <w:keepNext w:val="false"/>
               <w:spacing w:after="40" w:before="0"/>
               <w:jc w:val="left"/>
             </w:pPr>
@@ -10013,7 +10223,7 @@
             <w:pPr>
               <w:spacing w:after="20" w:before="0"/>
             </w:pPr>
-            <w:hyperlink w:history="1" r:id="rIdx9vsmsjrprlrqbhhwwy4o">
+            <w:hyperlink w:history="1" r:id="rIdn7rlnjctfqtnmrpeobf-i">
               <w:r>
                 <w:rPr>
                   <w:rFonts w:ascii="Arial" w:cs="Arial" w:eastAsia="Arial" w:hAnsi="Arial"/>
@@ -10046,7 +10256,7 @@
               <w:spacing w:after="10" w:before="0"/>
               <w:ind w:left="120"/>
             </w:pPr>
-            <w:hyperlink w:history="1" r:id="rIdgmmbunggn8a5z1e3vu87d">
+            <w:hyperlink w:history="1" r:id="rIdrgsbc2hdkz2c_4dxmgnui">
               <w:r>
                 <w:rPr>
                   <w:rFonts w:ascii="Arial" w:cs="Arial" w:eastAsia="Arial" w:hAnsi="Arial"/>
@@ -10091,7 +10301,7 @@
             <w:pPr>
               <w:spacing w:after="20" w:before="0"/>
             </w:pPr>
-            <w:hyperlink w:history="1" r:id="rIdpqnxwuz79mq5hvijfcqgh">
+            <w:hyperlink w:history="1" r:id="rIdwwwinvnqhhc3yeyejpj2o">
               <w:r>
                 <w:rPr>
                   <w:rFonts w:ascii="Arial" w:cs="Arial" w:eastAsia="Arial" w:hAnsi="Arial"/>
@@ -10140,7 +10350,7 @@
               <w:spacing w:after="10" w:before="0"/>
               <w:ind w:left="120"/>
             </w:pPr>
-            <w:hyperlink w:history="1" r:id="rId6diqltjbct6ps2-fe0z-b">
+            <w:hyperlink w:history="1" r:id="rIdd_bjg1dmmzyntrjc0yo5p">
               <w:r>
                 <w:rPr>
                   <w:rFonts w:ascii="Arial" w:cs="Arial" w:eastAsia="Arial" w:hAnsi="Arial"/>
@@ -10168,6 +10378,7 @@
           </w:tcPr>
           <w:p>
             <w:pPr>
+              <w:keepNext w:val="false"/>
               <w:spacing w:after="40" w:before="0"/>
               <w:jc w:val="left"/>
             </w:pPr>
@@ -10200,6 +10411,7 @@
           </w:tcPr>
           <w:p>
             <w:pPr>
+              <w:keepNext w:val="false"/>
               <w:spacing w:after="40" w:before="0"/>
               <w:jc w:val="left"/>
             </w:pPr>
@@ -10232,6 +10444,7 @@
           </w:tcPr>
           <w:p>
             <w:pPr>
+              <w:keepNext w:val="false"/>
               <w:spacing w:after="40" w:before="0"/>
               <w:jc w:val="left"/>
             </w:pPr>
@@ -10264,6 +10477,7 @@
           </w:tcPr>
           <w:p>
             <w:pPr>
+              <w:keepNext w:val="false"/>
               <w:spacing w:after="40" w:before="0"/>
               <w:jc w:val="left"/>
             </w:pPr>
@@ -10298,6 +10512,7 @@
           </w:tcPr>
           <w:p>
             <w:pPr>
+              <w:keepNext w:val="false"/>
               <w:spacing w:after="40" w:before="0"/>
               <w:jc w:val="left"/>
             </w:pPr>
@@ -10335,7 +10550,7 @@
             <w:pPr>
               <w:spacing w:after="20" w:before="0"/>
             </w:pPr>
-            <w:hyperlink w:history="1" r:id="rIdaxed3w2nftxss7okykug1">
+            <w:hyperlink w:history="1" r:id="rIdxtqevu74uqtpxsvycpf2z">
               <w:r>
                 <w:rPr>
                   <w:rFonts w:ascii="Arial" w:cs="Arial" w:eastAsia="Arial" w:hAnsi="Arial"/>
@@ -10368,7 +10583,7 @@
               <w:spacing w:after="10" w:before="0"/>
               <w:ind w:left="120"/>
             </w:pPr>
-            <w:hyperlink w:history="1" r:id="rIdyfxmtjm1g6g0zaw8qzihr">
+            <w:hyperlink w:history="1" r:id="rIdkngpurgbttyb_ptsd3zfp">
               <w:r>
                 <w:rPr>
                   <w:rFonts w:ascii="Arial" w:cs="Arial" w:eastAsia="Arial" w:hAnsi="Arial"/>
@@ -10413,7 +10628,7 @@
             <w:pPr>
               <w:spacing w:after="20" w:before="0"/>
             </w:pPr>
-            <w:hyperlink w:history="1" r:id="rIdoruuadnkldg86svumamxa">
+            <w:hyperlink w:history="1" r:id="rIdrylgauzqxphqcd2pqrgll">
               <w:r>
                 <w:rPr>
                   <w:rFonts w:ascii="Arial" w:cs="Arial" w:eastAsia="Arial" w:hAnsi="Arial"/>
@@ -10446,7 +10661,7 @@
               <w:spacing w:after="10" w:before="0"/>
               <w:ind w:left="120"/>
             </w:pPr>
-            <w:hyperlink w:history="1" r:id="rIdbtqo6jxkyab34axvfftmh">
+            <w:hyperlink w:history="1" r:id="rId7ktqegpw6jjung8fq0wx0">
               <w:r>
                 <w:rPr>
                   <w:rFonts w:ascii="Arial" w:cs="Arial" w:eastAsia="Arial" w:hAnsi="Arial"/>
@@ -10474,6 +10689,7 @@
           </w:tcPr>
           <w:p>
             <w:pPr>
+              <w:keepNext w:val="false"/>
               <w:spacing w:after="40" w:before="0"/>
               <w:jc w:val="left"/>
             </w:pPr>
@@ -10506,6 +10722,7 @@
           </w:tcPr>
           <w:p>
             <w:pPr>
+              <w:keepNext w:val="false"/>
               <w:spacing w:after="40" w:before="0"/>
               <w:jc w:val="left"/>
             </w:pPr>
@@ -10538,6 +10755,7 @@
           </w:tcPr>
           <w:p>
             <w:pPr>
+              <w:keepNext w:val="false"/>
               <w:spacing w:after="40" w:before="0"/>
               <w:jc w:val="left"/>
             </w:pPr>
@@ -10570,6 +10788,7 @@
           </w:tcPr>
           <w:p>
             <w:pPr>
+              <w:keepNext w:val="false"/>
               <w:spacing w:after="40" w:before="0"/>
               <w:jc w:val="left"/>
             </w:pPr>
@@ -10629,6 +10848,7 @@
           </w:tcPr>
           <w:p>
             <w:pPr>
+              <w:keepNext w:val="false"/>
               <w:spacing w:after="40" w:before="0"/>
               <w:jc w:val="center"/>
             </w:pPr>
@@ -10663,6 +10883,7 @@
           </w:tcPr>
           <w:p>
             <w:pPr>
+              <w:keepNext w:val="false"/>
               <w:spacing w:after="40" w:before="0"/>
               <w:jc w:val="left"/>
             </w:pPr>
@@ -10724,6 +10945,7 @@
           </w:tcPr>
           <w:p>
             <w:pPr>
+              <w:keepNext w:val="false"/>
               <w:spacing w:after="40" w:before="0"/>
               <w:jc w:val="center"/>
             </w:pPr>
@@ -10758,6 +10980,7 @@
           </w:tcPr>
           <w:p>
             <w:pPr>
+              <w:keepNext w:val="false"/>
               <w:spacing w:after="40" w:before="0"/>
               <w:jc w:val="left"/>
             </w:pPr>
@@ -10790,6 +11013,7 @@
           </w:tcPr>
           <w:p>
             <w:pPr>
+              <w:keepNext w:val="false"/>
               <w:spacing w:after="40" w:before="0"/>
               <w:jc w:val="left"/>
             </w:pPr>
@@ -10824,6 +11048,7 @@
           </w:tcPr>
           <w:p>
             <w:pPr>
+              <w:keepNext w:val="false"/>
               <w:spacing w:after="40" w:before="0"/>
               <w:jc w:val="left"/>
             </w:pPr>
@@ -10856,6 +11081,7 @@
           </w:tcPr>
           <w:p>
             <w:pPr>
+              <w:keepNext w:val="false"/>
               <w:spacing w:after="40" w:before="0"/>
               <w:jc w:val="left"/>
             </w:pPr>
@@ -10890,6 +11116,7 @@
           </w:tcPr>
           <w:p>
             <w:pPr>
+              <w:keepNext w:val="false"/>
               <w:spacing w:after="40" w:before="0"/>
               <w:jc w:val="left"/>
             </w:pPr>
@@ -10922,6 +11149,7 @@
           </w:tcPr>
           <w:p>
             <w:pPr>
+              <w:keepNext w:val="false"/>
               <w:spacing w:after="40" w:before="0"/>
               <w:jc w:val="left"/>
             </w:pPr>
@@ -10958,7 +11186,7 @@
         </w:rPr>
         <w:t xml:space="preserve">© 2026 SeaVuria and ARES. Aligned with KICD objectives. Developed by SeaVuria; technical implementation by ARES (with AI assistance from Claude). Licensed under </w:t>
       </w:r>
-      <w:hyperlink w:history="1" r:id="rId5rrj-v7ghfazaibbu30gi">
+      <w:hyperlink w:history="1" r:id="rIdvzzxqtim_85or8degunvg">
         <w:r>
           <w:rPr>
             <w:rFonts w:ascii="Arial" w:cs="Arial" w:eastAsia="Arial" w:hAnsi="Arial"/>
@@ -10979,7 +11207,7 @@
         </w:rPr>
         <w:t xml:space="preserve"> (</w:t>
       </w:r>
-      <w:hyperlink w:history="1" r:id="rIde_y1nb5tmd9lykzk2vdat">
+      <w:hyperlink w:history="1" r:id="rIdspcfyltk749hc2f9syewr">
         <w:r>
           <w:rPr>
             <w:rFonts w:ascii="Arial" w:cs="Arial" w:eastAsia="Arial" w:hAnsi="Arial"/>
@@ -11039,6 +11267,7 @@
           </w:tcPr>
           <w:p>
             <w:pPr>
+              <w:keepNext w:val="false"/>
               <w:spacing w:after="40" w:before="0"/>
               <w:jc w:val="center"/>
             </w:pPr>
@@ -11074,6 +11303,7 @@
           </w:tcPr>
           <w:p>
             <w:pPr>
+              <w:keepNext w:val="false"/>
               <w:spacing w:after="40" w:before="0"/>
               <w:jc w:val="center"/>
             </w:pPr>
@@ -11108,6 +11338,7 @@
           </w:tcPr>
           <w:p>
             <w:pPr>
+              <w:keepNext w:val="false"/>
               <w:spacing w:after="40" w:before="0"/>
               <w:jc w:val="left"/>
             </w:pPr>
@@ -11140,6 +11371,7 @@
           </w:tcPr>
           <w:p>
             <w:pPr>
+              <w:keepNext w:val="false"/>
               <w:spacing w:after="40" w:before="0"/>
               <w:jc w:val="left"/>
             </w:pPr>
@@ -11174,6 +11406,7 @@
           </w:tcPr>
           <w:p>
             <w:pPr>
+              <w:keepNext w:val="false"/>
               <w:spacing w:after="40" w:before="0"/>
               <w:jc w:val="left"/>
             </w:pPr>
@@ -11206,6 +11439,7 @@
           </w:tcPr>
           <w:p>
             <w:pPr>
+              <w:keepNext w:val="false"/>
               <w:spacing w:after="40" w:before="0"/>
               <w:jc w:val="left"/>
             </w:pPr>
@@ -11240,6 +11474,7 @@
           </w:tcPr>
           <w:p>
             <w:pPr>
+              <w:keepNext w:val="false"/>
               <w:spacing w:after="40" w:before="0"/>
               <w:jc w:val="left"/>
             </w:pPr>
@@ -11272,6 +11507,7 @@
           </w:tcPr>
           <w:p>
             <w:pPr>
+              <w:keepNext w:val="false"/>
               <w:spacing w:after="40" w:before="0"/>
               <w:jc w:val="left"/>
             </w:pPr>
@@ -11306,6 +11542,7 @@
           </w:tcPr>
           <w:p>
             <w:pPr>
+              <w:keepNext w:val="false"/>
               <w:spacing w:after="40" w:before="0"/>
               <w:jc w:val="left"/>
             </w:pPr>
@@ -11338,6 +11575,7 @@
           </w:tcPr>
           <w:p>
             <w:pPr>
+              <w:keepNext w:val="false"/>
               <w:spacing w:after="40" w:before="0"/>
               <w:jc w:val="left"/>
             </w:pPr>
@@ -11372,6 +11610,7 @@
           </w:tcPr>
           <w:p>
             <w:pPr>
+              <w:keepNext w:val="false"/>
               <w:spacing w:after="40" w:before="0"/>
               <w:jc w:val="left"/>
             </w:pPr>
@@ -11404,6 +11643,7 @@
           </w:tcPr>
           <w:p>
             <w:pPr>
+              <w:keepNext w:val="false"/>
               <w:spacing w:after="40" w:before="0"/>
               <w:jc w:val="left"/>
             </w:pPr>
@@ -11438,6 +11678,7 @@
           </w:tcPr>
           <w:p>
             <w:pPr>
+              <w:keepNext w:val="false"/>
               <w:spacing w:after="40" w:before="0"/>
               <w:jc w:val="left"/>
             </w:pPr>
@@ -11470,6 +11711,7 @@
           </w:tcPr>
           <w:p>
             <w:pPr>
+              <w:keepNext w:val="false"/>
               <w:spacing w:after="40" w:before="0"/>
               <w:jc w:val="left"/>
             </w:pPr>
@@ -11504,6 +11746,7 @@
           </w:tcPr>
           <w:p>
             <w:pPr>
+              <w:keepNext w:val="false"/>
               <w:spacing w:after="40" w:before="0"/>
               <w:jc w:val="left"/>
             </w:pPr>
@@ -11536,6 +11779,7 @@
           </w:tcPr>
           <w:p>
             <w:pPr>
+              <w:keepNext w:val="false"/>
               <w:spacing w:after="40" w:before="0"/>
               <w:jc w:val="left"/>
             </w:pPr>
@@ -11570,6 +11814,7 @@
           </w:tcPr>
           <w:p>
             <w:pPr>
+              <w:keepNext w:val="false"/>
               <w:spacing w:after="40" w:before="0"/>
               <w:jc w:val="left"/>
             </w:pPr>
@@ -11602,6 +11847,7 @@
           </w:tcPr>
           <w:p>
             <w:pPr>
+              <w:keepNext w:val="false"/>
               <w:spacing w:after="40" w:before="0"/>
               <w:jc w:val="left"/>
             </w:pPr>
@@ -11661,6 +11907,7 @@
           </w:tcPr>
           <w:p>
             <w:pPr>
+              <w:keepNext w:val="false"/>
               <w:spacing w:after="40" w:before="0"/>
               <w:jc w:val="center"/>
             </w:pPr>
@@ -11695,6 +11942,7 @@
           </w:tcPr>
           <w:p>
             <w:pPr>
+              <w:keepNext w:val="false"/>
               <w:spacing w:after="40" w:before="0"/>
               <w:jc w:val="left"/>
             </w:pPr>
@@ -11759,6 +12007,7 @@
           </w:tcPr>
           <w:p>
             <w:pPr>
+              <w:keepNext w:val="false"/>
               <w:spacing w:after="40" w:before="0"/>
               <w:jc w:val="center"/>
             </w:pPr>
@@ -11793,6 +12042,7 @@
           </w:tcPr>
           <w:p>
             <w:pPr>
+              <w:keepNext w:val="false"/>
               <w:spacing w:after="40" w:before="0"/>
               <w:jc w:val="left"/>
             </w:pPr>
@@ -11825,6 +12075,7 @@
           </w:tcPr>
           <w:p>
             <w:pPr>
+              <w:keepNext w:val="false"/>
               <w:spacing w:after="40" w:before="0"/>
               <w:jc w:val="left"/>
             </w:pPr>
@@ -11857,6 +12108,7 @@
           </w:tcPr>
           <w:p>
             <w:pPr>
+              <w:keepNext w:val="false"/>
               <w:spacing w:after="40" w:before="0"/>
               <w:jc w:val="left"/>
             </w:pPr>
@@ -11889,6 +12141,7 @@
           </w:tcPr>
           <w:p>
             <w:pPr>
+              <w:keepNext w:val="false"/>
               <w:spacing w:after="40" w:before="0"/>
               <w:jc w:val="left"/>
             </w:pPr>
@@ -11921,6 +12174,7 @@
           </w:tcPr>
           <w:p>
             <w:pPr>
+              <w:keepNext w:val="false"/>
               <w:spacing w:after="40" w:before="0"/>
               <w:jc w:val="left"/>
             </w:pPr>
@@ -11955,6 +12209,7 @@
           </w:tcPr>
           <w:p>
             <w:pPr>
+              <w:keepNext w:val="false"/>
               <w:spacing w:after="40" w:before="0"/>
               <w:jc w:val="left"/>
             </w:pPr>
@@ -11992,7 +12247,7 @@
             <w:pPr>
               <w:spacing w:after="20" w:before="0"/>
             </w:pPr>
-            <w:hyperlink w:history="1" r:id="rIdp33rrytibynl8mj-8kp1e">
+            <w:hyperlink w:history="1" r:id="rId9tc77s775wcs9fmk8ibxj">
               <w:r>
                 <w:rPr>
                   <w:rFonts w:ascii="Arial" w:cs="Arial" w:eastAsia="Arial" w:hAnsi="Arial"/>
@@ -12025,7 +12280,7 @@
               <w:spacing w:after="10" w:before="0"/>
               <w:ind w:left="120"/>
             </w:pPr>
-            <w:hyperlink w:history="1" r:id="rId7mspb5sbhfi7j1qzft6uf">
+            <w:hyperlink w:history="1" r:id="rIdgeworw2dmfo8bkur7anrd">
               <w:r>
                 <w:rPr>
                   <w:rFonts w:ascii="Arial" w:cs="Arial" w:eastAsia="Arial" w:hAnsi="Arial"/>
@@ -12070,7 +12325,7 @@
             <w:pPr>
               <w:spacing w:after="20" w:before="0"/>
             </w:pPr>
-            <w:hyperlink w:history="1" r:id="rIdbtvumahli8azsdc5c9ht2">
+            <w:hyperlink w:history="1" r:id="rIdzbkghc09qbggz5w78tl9n">
               <w:r>
                 <w:rPr>
                   <w:rFonts w:ascii="Arial" w:cs="Arial" w:eastAsia="Arial" w:hAnsi="Arial"/>
@@ -12103,7 +12358,7 @@
               <w:spacing w:after="10" w:before="0"/>
               <w:ind w:left="120"/>
             </w:pPr>
-            <w:hyperlink w:history="1" r:id="rIdlnkrqdz5tlxvnlvg-n31e">
+            <w:hyperlink w:history="1" r:id="rId1yrplndaon7atnsjhr0v1">
               <w:r>
                 <w:rPr>
                   <w:rFonts w:ascii="Arial" w:cs="Arial" w:eastAsia="Arial" w:hAnsi="Arial"/>
@@ -12131,6 +12386,7 @@
           </w:tcPr>
           <w:p>
             <w:pPr>
+              <w:keepNext w:val="false"/>
               <w:spacing w:after="40" w:before="0"/>
               <w:jc w:val="left"/>
             </w:pPr>
@@ -12163,6 +12419,7 @@
           </w:tcPr>
           <w:p>
             <w:pPr>
+              <w:keepNext w:val="false"/>
               <w:spacing w:after="40" w:before="0"/>
               <w:jc w:val="left"/>
             </w:pPr>
@@ -12195,6 +12452,7 @@
           </w:tcPr>
           <w:p>
             <w:pPr>
+              <w:keepNext w:val="false"/>
               <w:spacing w:after="40" w:before="0"/>
               <w:jc w:val="left"/>
             </w:pPr>
@@ -12227,6 +12485,7 @@
           </w:tcPr>
           <w:p>
             <w:pPr>
+              <w:keepNext w:val="false"/>
               <w:spacing w:after="40" w:before="0"/>
               <w:jc w:val="left"/>
             </w:pPr>
@@ -12261,6 +12520,7 @@
           </w:tcPr>
           <w:p>
             <w:pPr>
+              <w:keepNext w:val="false"/>
               <w:spacing w:after="40" w:before="0"/>
               <w:jc w:val="left"/>
             </w:pPr>
@@ -12298,7 +12558,7 @@
             <w:pPr>
               <w:spacing w:after="20" w:before="0"/>
             </w:pPr>
-            <w:hyperlink w:history="1" r:id="rIdlzmjnob12bkntktage7c1">
+            <w:hyperlink w:history="1" r:id="rIdhlg6fxvkr3yupry5zej47">
               <w:r>
                 <w:rPr>
                   <w:rFonts w:ascii="Arial" w:cs="Arial" w:eastAsia="Arial" w:hAnsi="Arial"/>
@@ -12331,7 +12591,7 @@
               <w:spacing w:after="10" w:before="0"/>
               <w:ind w:left="120"/>
             </w:pPr>
-            <w:hyperlink w:history="1" r:id="rIdj-2q2xkxm3esgvy8d9fxb">
+            <w:hyperlink w:history="1" r:id="rIdwxymafj5e-q4hhw_emwwr">
               <w:r>
                 <w:rPr>
                   <w:rFonts w:ascii="Arial" w:cs="Arial" w:eastAsia="Arial" w:hAnsi="Arial"/>
@@ -12376,7 +12636,7 @@
             <w:pPr>
               <w:spacing w:after="20" w:before="0"/>
             </w:pPr>
-            <w:hyperlink w:history="1" r:id="rIdg3ugakl7tzdyylaippcn4">
+            <w:hyperlink w:history="1" r:id="rIdhzockk66j1bmsaleckass">
               <w:r>
                 <w:rPr>
                   <w:rFonts w:ascii="Arial" w:cs="Arial" w:eastAsia="Arial" w:hAnsi="Arial"/>
@@ -12409,7 +12669,7 @@
               <w:spacing w:after="10" w:before="0"/>
               <w:ind w:left="120"/>
             </w:pPr>
-            <w:hyperlink w:history="1" r:id="rIdlckwguyacy9unrf2u5udj">
+            <w:hyperlink w:history="1" r:id="rIdm1xwok8e6lewhymcpda2e">
               <w:r>
                 <w:rPr>
                   <w:rFonts w:ascii="Arial" w:cs="Arial" w:eastAsia="Arial" w:hAnsi="Arial"/>
@@ -12437,6 +12697,7 @@
           </w:tcPr>
           <w:p>
             <w:pPr>
+              <w:keepNext w:val="false"/>
               <w:spacing w:after="40" w:before="0"/>
               <w:jc w:val="left"/>
             </w:pPr>
@@ -12469,6 +12730,7 @@
           </w:tcPr>
           <w:p>
             <w:pPr>
+              <w:keepNext w:val="false"/>
               <w:spacing w:after="40" w:before="0"/>
               <w:jc w:val="left"/>
             </w:pPr>
@@ -12501,6 +12763,7 @@
           </w:tcPr>
           <w:p>
             <w:pPr>
+              <w:keepNext w:val="false"/>
               <w:spacing w:after="40" w:before="0"/>
               <w:jc w:val="left"/>
             </w:pPr>
@@ -12533,6 +12796,7 @@
           </w:tcPr>
           <w:p>
             <w:pPr>
+              <w:keepNext w:val="false"/>
               <w:spacing w:after="40" w:before="0"/>
               <w:jc w:val="left"/>
             </w:pPr>
@@ -12567,6 +12831,7 @@
           </w:tcPr>
           <w:p>
             <w:pPr>
+              <w:keepNext w:val="false"/>
               <w:spacing w:after="40" w:before="0"/>
               <w:jc w:val="left"/>
             </w:pPr>
@@ -12604,7 +12869,7 @@
             <w:pPr>
               <w:spacing w:after="20" w:before="0"/>
             </w:pPr>
-            <w:hyperlink w:history="1" r:id="rId2d25wjmpmk7hg64lr-9sy">
+            <w:hyperlink w:history="1" r:id="rIdtw6vscsjswibcu1h_xec-">
               <w:r>
                 <w:rPr>
                   <w:rFonts w:ascii="Arial" w:cs="Arial" w:eastAsia="Arial" w:hAnsi="Arial"/>
@@ -12637,7 +12902,7 @@
               <w:spacing w:after="10" w:before="0"/>
               <w:ind w:left="120"/>
             </w:pPr>
-            <w:hyperlink w:history="1" r:id="rIdhvcom60mcnozwenu4ubr7">
+            <w:hyperlink w:history="1" r:id="rIdhsqrzcg7k1skcdl_bjwgu">
               <w:r>
                 <w:rPr>
                   <w:rFonts w:ascii="Arial" w:cs="Arial" w:eastAsia="Arial" w:hAnsi="Arial"/>
@@ -12682,7 +12947,7 @@
             <w:pPr>
               <w:spacing w:after="20" w:before="0"/>
             </w:pPr>
-            <w:hyperlink w:history="1" r:id="rIdgyfjzub1kwi8hd-xouyuh">
+            <w:hyperlink w:history="1" r:id="rId12_cj-vlcaplm3cb-rcio">
               <w:r>
                 <w:rPr>
                   <w:rFonts w:ascii="Arial" w:cs="Arial" w:eastAsia="Arial" w:hAnsi="Arial"/>
@@ -12715,7 +12980,7 @@
               <w:spacing w:after="10" w:before="0"/>
               <w:ind w:left="120"/>
             </w:pPr>
-            <w:hyperlink w:history="1" r:id="rId_sucpeogj5s7e9cdhvl-i">
+            <w:hyperlink w:history="1" r:id="rId_ksupvkeev4goy-vbqagx">
               <w:r>
                 <w:rPr>
                   <w:rFonts w:ascii="Arial" w:cs="Arial" w:eastAsia="Arial" w:hAnsi="Arial"/>
@@ -12743,6 +13008,7 @@
           </w:tcPr>
           <w:p>
             <w:pPr>
+              <w:keepNext w:val="false"/>
               <w:spacing w:after="40" w:before="0"/>
               <w:jc w:val="left"/>
             </w:pPr>
@@ -12775,6 +13041,7 @@
           </w:tcPr>
           <w:p>
             <w:pPr>
+              <w:keepNext w:val="false"/>
               <w:spacing w:after="40" w:before="0"/>
               <w:jc w:val="left"/>
             </w:pPr>
@@ -12807,6 +13074,7 @@
           </w:tcPr>
           <w:p>
             <w:pPr>
+              <w:keepNext w:val="false"/>
               <w:spacing w:after="40" w:before="0"/>
               <w:jc w:val="left"/>
             </w:pPr>
@@ -12839,6 +13107,7 @@
           </w:tcPr>
           <w:p>
             <w:pPr>
+              <w:keepNext w:val="false"/>
               <w:spacing w:after="40" w:before="0"/>
               <w:jc w:val="left"/>
             </w:pPr>
@@ -12873,6 +13142,7 @@
           </w:tcPr>
           <w:p>
             <w:pPr>
+              <w:keepNext w:val="false"/>
               <w:spacing w:after="40" w:before="0"/>
               <w:jc w:val="left"/>
             </w:pPr>
@@ -12910,7 +13180,7 @@
             <w:pPr>
               <w:spacing w:after="20" w:before="0"/>
             </w:pPr>
-            <w:hyperlink w:history="1" r:id="rIdnbmcnjblz_pxaa-n_cz38">
+            <w:hyperlink w:history="1" r:id="rIdvrxjppjkcy9nvrlzcudl_">
               <w:r>
                 <w:rPr>
                   <w:rFonts w:ascii="Arial" w:cs="Arial" w:eastAsia="Arial" w:hAnsi="Arial"/>
@@ -12943,7 +13213,7 @@
               <w:spacing w:after="10" w:before="0"/>
               <w:ind w:left="120"/>
             </w:pPr>
-            <w:hyperlink w:history="1" r:id="rIdsr947_lvmszcbc5mu1xux">
+            <w:hyperlink w:history="1" r:id="rIdx1zuolpb8r47irnru-ewk">
               <w:r>
                 <w:rPr>
                   <w:rFonts w:ascii="Arial" w:cs="Arial" w:eastAsia="Arial" w:hAnsi="Arial"/>
@@ -12988,7 +13258,7 @@
             <w:pPr>
               <w:spacing w:after="20" w:before="0"/>
             </w:pPr>
-            <w:hyperlink w:history="1" r:id="rIdhcqe8coclviaa2mgvjsty">
+            <w:hyperlink w:history="1" r:id="rIdoqn-28qycj2fhc7jlhziy">
               <w:r>
                 <w:rPr>
                   <w:rFonts w:ascii="Arial" w:cs="Arial" w:eastAsia="Arial" w:hAnsi="Arial"/>
@@ -13021,7 +13291,7 @@
               <w:spacing w:after="10" w:before="0"/>
               <w:ind w:left="120"/>
             </w:pPr>
-            <w:hyperlink w:history="1" r:id="rIdu2gb49pye9gv6za0uczd_">
+            <w:hyperlink w:history="1" r:id="rIdi9eewdvpdu1z1u2o0l8dy">
               <w:r>
                 <w:rPr>
                   <w:rFonts w:ascii="Arial" w:cs="Arial" w:eastAsia="Arial" w:hAnsi="Arial"/>
@@ -13049,6 +13319,7 @@
           </w:tcPr>
           <w:p>
             <w:pPr>
+              <w:keepNext w:val="false"/>
               <w:spacing w:after="40" w:before="0"/>
               <w:jc w:val="left"/>
             </w:pPr>
@@ -13081,6 +13352,7 @@
           </w:tcPr>
           <w:p>
             <w:pPr>
+              <w:keepNext w:val="false"/>
               <w:spacing w:after="40" w:before="0"/>
               <w:jc w:val="left"/>
             </w:pPr>
@@ -13113,6 +13385,7 @@
           </w:tcPr>
           <w:p>
             <w:pPr>
+              <w:keepNext w:val="false"/>
               <w:spacing w:after="40" w:before="0"/>
               <w:jc w:val="left"/>
             </w:pPr>
@@ -13145,6 +13418,7 @@
           </w:tcPr>
           <w:p>
             <w:pPr>
+              <w:keepNext w:val="false"/>
               <w:spacing w:after="40" w:before="0"/>
               <w:jc w:val="left"/>
             </w:pPr>
@@ -13179,6 +13453,7 @@
           </w:tcPr>
           <w:p>
             <w:pPr>
+              <w:keepNext w:val="false"/>
               <w:spacing w:after="40" w:before="0"/>
               <w:jc w:val="left"/>
             </w:pPr>
@@ -13216,7 +13491,7 @@
             <w:pPr>
               <w:spacing w:after="20" w:before="0"/>
             </w:pPr>
-            <w:hyperlink w:history="1" r:id="rIdmuvgtynrjkrnhrcdhs3af">
+            <w:hyperlink w:history="1" r:id="rIdkmhlterkbjuw3ggivqoh9">
               <w:r>
                 <w:rPr>
                   <w:rFonts w:ascii="Arial" w:cs="Arial" w:eastAsia="Arial" w:hAnsi="Arial"/>
@@ -13249,7 +13524,7 @@
               <w:spacing w:after="10" w:before="0"/>
               <w:ind w:left="120"/>
             </w:pPr>
-            <w:hyperlink w:history="1" r:id="rIdjvtqpopwkh9y8yd42dyre">
+            <w:hyperlink w:history="1" r:id="rIducwxbef5xnq3_0gsfbohz">
               <w:r>
                 <w:rPr>
                   <w:rFonts w:ascii="Arial" w:cs="Arial" w:eastAsia="Arial" w:hAnsi="Arial"/>
@@ -13294,7 +13569,7 @@
             <w:pPr>
               <w:spacing w:after="20" w:before="0"/>
             </w:pPr>
-            <w:hyperlink w:history="1" r:id="rIdfae5436lamxxaod6otemt">
+            <w:hyperlink w:history="1" r:id="rIdxnhghcsdrvnibbel3nbd5">
               <w:r>
                 <w:rPr>
                   <w:rFonts w:ascii="Arial" w:cs="Arial" w:eastAsia="Arial" w:hAnsi="Arial"/>
@@ -13327,7 +13602,7 @@
               <w:spacing w:after="10" w:before="0"/>
               <w:ind w:left="120"/>
             </w:pPr>
-            <w:hyperlink w:history="1" r:id="rIdhpinen5xzea0zjp8dhfcc">
+            <w:hyperlink w:history="1" r:id="rId-pezofgmro7rszpueyber">
               <w:r>
                 <w:rPr>
                   <w:rFonts w:ascii="Arial" w:cs="Arial" w:eastAsia="Arial" w:hAnsi="Arial"/>
@@ -13355,6 +13630,7 @@
           </w:tcPr>
           <w:p>
             <w:pPr>
+              <w:keepNext w:val="false"/>
               <w:spacing w:after="40" w:before="0"/>
               <w:jc w:val="left"/>
             </w:pPr>
@@ -13387,6 +13663,7 @@
           </w:tcPr>
           <w:p>
             <w:pPr>
+              <w:keepNext w:val="false"/>
               <w:spacing w:after="40" w:before="0"/>
               <w:jc w:val="left"/>
             </w:pPr>
@@ -13419,6 +13696,7 @@
           </w:tcPr>
           <w:p>
             <w:pPr>
+              <w:keepNext w:val="false"/>
               <w:spacing w:after="40" w:before="0"/>
               <w:jc w:val="left"/>
             </w:pPr>
@@ -13451,6 +13729,7 @@
           </w:tcPr>
           <w:p>
             <w:pPr>
+              <w:keepNext w:val="false"/>
               <w:spacing w:after="40" w:before="0"/>
               <w:jc w:val="left"/>
             </w:pPr>
@@ -13510,6 +13789,7 @@
           </w:tcPr>
           <w:p>
             <w:pPr>
+              <w:keepNext w:val="false"/>
               <w:spacing w:after="40" w:before="0"/>
               <w:jc w:val="center"/>
             </w:pPr>
@@ -13544,6 +13824,7 @@
           </w:tcPr>
           <w:p>
             <w:pPr>
+              <w:keepNext w:val="false"/>
               <w:spacing w:after="40" w:before="0"/>
               <w:jc w:val="left"/>
             </w:pPr>
@@ -13605,6 +13886,7 @@
           </w:tcPr>
           <w:p>
             <w:pPr>
+              <w:keepNext w:val="false"/>
               <w:spacing w:after="40" w:before="0"/>
               <w:jc w:val="center"/>
             </w:pPr>
@@ -13639,6 +13921,7 @@
           </w:tcPr>
           <w:p>
             <w:pPr>
+              <w:keepNext w:val="false"/>
               <w:spacing w:after="40" w:before="0"/>
               <w:jc w:val="left"/>
             </w:pPr>
@@ -13671,6 +13954,7 @@
           </w:tcPr>
           <w:p>
             <w:pPr>
+              <w:keepNext w:val="false"/>
               <w:spacing w:after="40" w:before="0"/>
               <w:jc w:val="left"/>
             </w:pPr>
@@ -13705,6 +13989,7 @@
           </w:tcPr>
           <w:p>
             <w:pPr>
+              <w:keepNext w:val="false"/>
               <w:spacing w:after="40" w:before="0"/>
               <w:jc w:val="left"/>
             </w:pPr>
@@ -13737,6 +14022,7 @@
           </w:tcPr>
           <w:p>
             <w:pPr>
+              <w:keepNext w:val="false"/>
               <w:spacing w:after="40" w:before="0"/>
               <w:jc w:val="left"/>
             </w:pPr>
@@ -13771,6 +14057,7 @@
           </w:tcPr>
           <w:p>
             <w:pPr>
+              <w:keepNext w:val="false"/>
               <w:spacing w:after="40" w:before="0"/>
               <w:jc w:val="left"/>
             </w:pPr>
@@ -13803,6 +14090,7 @@
           </w:tcPr>
           <w:p>
             <w:pPr>
+              <w:keepNext w:val="false"/>
               <w:spacing w:after="40" w:before="0"/>
               <w:jc w:val="left"/>
             </w:pPr>
@@ -13839,7 +14127,7 @@
         </w:rPr>
         <w:t xml:space="preserve">© 2026 SeaVuria and ARES. Aligned with KICD objectives. Developed by SeaVuria; technical implementation by ARES (with AI assistance from Claude). Licensed under </w:t>
       </w:r>
-      <w:hyperlink w:history="1" r:id="rIdzutby1kf9dftmnzrfzt-g">
+      <w:hyperlink w:history="1" r:id="rIdns8etonu26wy287wwtdpy">
         <w:r>
           <w:rPr>
             <w:rFonts w:ascii="Arial" w:cs="Arial" w:eastAsia="Arial" w:hAnsi="Arial"/>
@@ -13860,7 +14148,7 @@
         </w:rPr>
         <w:t xml:space="preserve"> (</w:t>
       </w:r>
-      <w:hyperlink w:history="1" r:id="rId_ctvdfymh7vydkj2wh8_r">
+      <w:hyperlink w:history="1" r:id="rId7krnxocuwzinwiwmsxq25">
         <w:r>
           <w:rPr>
             <w:rFonts w:ascii="Arial" w:cs="Arial" w:eastAsia="Arial" w:hAnsi="Arial"/>
@@ -13920,6 +14208,7 @@
           </w:tcPr>
           <w:p>
             <w:pPr>
+              <w:keepNext w:val="false"/>
               <w:spacing w:after="40" w:before="0"/>
               <w:jc w:val="center"/>
             </w:pPr>
@@ -13955,6 +14244,7 @@
           </w:tcPr>
           <w:p>
             <w:pPr>
+              <w:keepNext w:val="false"/>
               <w:spacing w:after="40" w:before="0"/>
               <w:jc w:val="center"/>
             </w:pPr>
@@ -13989,6 +14279,7 @@
           </w:tcPr>
           <w:p>
             <w:pPr>
+              <w:keepNext w:val="false"/>
               <w:spacing w:after="40" w:before="0"/>
               <w:jc w:val="left"/>
             </w:pPr>
@@ -14021,6 +14312,7 @@
           </w:tcPr>
           <w:p>
             <w:pPr>
+              <w:keepNext w:val="false"/>
               <w:spacing w:after="40" w:before="0"/>
               <w:jc w:val="left"/>
             </w:pPr>
@@ -14055,6 +14347,7 @@
           </w:tcPr>
           <w:p>
             <w:pPr>
+              <w:keepNext w:val="false"/>
               <w:spacing w:after="40" w:before="0"/>
               <w:jc w:val="left"/>
             </w:pPr>
@@ -14087,6 +14380,7 @@
           </w:tcPr>
           <w:p>
             <w:pPr>
+              <w:keepNext w:val="false"/>
               <w:spacing w:after="40" w:before="0"/>
               <w:jc w:val="left"/>
             </w:pPr>
@@ -14121,6 +14415,7 @@
           </w:tcPr>
           <w:p>
             <w:pPr>
+              <w:keepNext w:val="false"/>
               <w:spacing w:after="40" w:before="0"/>
               <w:jc w:val="left"/>
             </w:pPr>
@@ -14153,6 +14448,7 @@
           </w:tcPr>
           <w:p>
             <w:pPr>
+              <w:keepNext w:val="false"/>
               <w:spacing w:after="40" w:before="0"/>
               <w:jc w:val="left"/>
             </w:pPr>
@@ -14187,6 +14483,7 @@
           </w:tcPr>
           <w:p>
             <w:pPr>
+              <w:keepNext w:val="false"/>
               <w:spacing w:after="40" w:before="0"/>
               <w:jc w:val="left"/>
             </w:pPr>
@@ -14219,6 +14516,7 @@
           </w:tcPr>
           <w:p>
             <w:pPr>
+              <w:keepNext w:val="false"/>
               <w:spacing w:after="40" w:before="0"/>
               <w:jc w:val="left"/>
             </w:pPr>
@@ -14253,6 +14551,7 @@
           </w:tcPr>
           <w:p>
             <w:pPr>
+              <w:keepNext w:val="false"/>
               <w:spacing w:after="40" w:before="0"/>
               <w:jc w:val="left"/>
             </w:pPr>
@@ -14285,6 +14584,7 @@
           </w:tcPr>
           <w:p>
             <w:pPr>
+              <w:keepNext w:val="false"/>
               <w:spacing w:after="40" w:before="0"/>
               <w:jc w:val="left"/>
             </w:pPr>
@@ -14319,6 +14619,7 @@
           </w:tcPr>
           <w:p>
             <w:pPr>
+              <w:keepNext w:val="false"/>
               <w:spacing w:after="40" w:before="0"/>
               <w:jc w:val="left"/>
             </w:pPr>
@@ -14351,6 +14652,7 @@
           </w:tcPr>
           <w:p>
             <w:pPr>
+              <w:keepNext w:val="false"/>
               <w:spacing w:after="40" w:before="0"/>
               <w:jc w:val="left"/>
             </w:pPr>
@@ -14385,6 +14687,7 @@
           </w:tcPr>
           <w:p>
             <w:pPr>
+              <w:keepNext w:val="false"/>
               <w:spacing w:after="40" w:before="0"/>
               <w:jc w:val="left"/>
             </w:pPr>
@@ -14417,6 +14720,7 @@
           </w:tcPr>
           <w:p>
             <w:pPr>
+              <w:keepNext w:val="false"/>
               <w:spacing w:after="40" w:before="0"/>
               <w:jc w:val="left"/>
             </w:pPr>
@@ -14451,6 +14755,7 @@
           </w:tcPr>
           <w:p>
             <w:pPr>
+              <w:keepNext w:val="false"/>
               <w:spacing w:after="40" w:before="0"/>
               <w:jc w:val="left"/>
             </w:pPr>
@@ -14483,6 +14788,7 @@
           </w:tcPr>
           <w:p>
             <w:pPr>
+              <w:keepNext w:val="false"/>
               <w:spacing w:after="40" w:before="0"/>
               <w:jc w:val="left"/>
             </w:pPr>
@@ -14542,6 +14848,7 @@
           </w:tcPr>
           <w:p>
             <w:pPr>
+              <w:keepNext w:val="false"/>
               <w:spacing w:after="40" w:before="0"/>
               <w:jc w:val="center"/>
             </w:pPr>
@@ -14576,6 +14883,7 @@
           </w:tcPr>
           <w:p>
             <w:pPr>
+              <w:keepNext w:val="false"/>
               <w:spacing w:after="40" w:before="0"/>
               <w:jc w:val="left"/>
             </w:pPr>
@@ -14640,6 +14948,7 @@
           </w:tcPr>
           <w:p>
             <w:pPr>
+              <w:keepNext w:val="false"/>
               <w:spacing w:after="40" w:before="0"/>
               <w:jc w:val="center"/>
             </w:pPr>
@@ -14674,6 +14983,7 @@
           </w:tcPr>
           <w:p>
             <w:pPr>
+              <w:keepNext w:val="false"/>
               <w:spacing w:after="40" w:before="0"/>
               <w:jc w:val="left"/>
             </w:pPr>
@@ -14706,6 +15016,7 @@
           </w:tcPr>
           <w:p>
             <w:pPr>
+              <w:keepNext w:val="false"/>
               <w:spacing w:after="40" w:before="0"/>
               <w:jc w:val="left"/>
             </w:pPr>
@@ -14738,6 +15049,7 @@
           </w:tcPr>
           <w:p>
             <w:pPr>
+              <w:keepNext w:val="false"/>
               <w:spacing w:after="40" w:before="0"/>
               <w:jc w:val="left"/>
             </w:pPr>
@@ -14770,6 +15082,7 @@
           </w:tcPr>
           <w:p>
             <w:pPr>
+              <w:keepNext w:val="false"/>
               <w:spacing w:after="40" w:before="0"/>
               <w:jc w:val="left"/>
             </w:pPr>
@@ -14802,6 +15115,7 @@
           </w:tcPr>
           <w:p>
             <w:pPr>
+              <w:keepNext w:val="false"/>
               <w:spacing w:after="40" w:before="0"/>
               <w:jc w:val="left"/>
             </w:pPr>
@@ -14836,6 +15150,7 @@
           </w:tcPr>
           <w:p>
             <w:pPr>
+              <w:keepNext w:val="false"/>
               <w:spacing w:after="40" w:before="0"/>
               <w:jc w:val="left"/>
             </w:pPr>
@@ -14890,7 +15205,7 @@
               <w:spacing w:after="10" w:before="0"/>
               <w:ind w:left="120"/>
             </w:pPr>
-            <w:hyperlink w:history="1" r:id="rIdsjjapztxrce9alv1vaia7">
+            <w:hyperlink w:history="1" r:id="rIdcs6wvjqttrd5nvpmnkcht">
               <w:r>
                 <w:rPr>
                   <w:rFonts w:ascii="Arial" w:cs="Arial" w:eastAsia="Arial" w:hAnsi="Arial"/>
@@ -14950,7 +15265,7 @@
             <w:pPr>
               <w:spacing w:after="20" w:before="0"/>
             </w:pPr>
-            <w:hyperlink w:history="1" r:id="rIddfvvyuwqq6i82ywqmf-1b">
+            <w:hyperlink w:history="1" r:id="rIdsfnj60tp3ffssmqu-nfhj">
               <w:r>
                 <w:rPr>
                   <w:rFonts w:ascii="Arial" w:cs="Arial" w:eastAsia="Arial" w:hAnsi="Arial"/>
@@ -14999,7 +15314,7 @@
               <w:spacing w:after="10" w:before="0"/>
               <w:ind w:left="120"/>
             </w:pPr>
-            <w:hyperlink w:history="1" r:id="rIdjfoepcimx-0ugvtcrfvmw">
+            <w:hyperlink w:history="1" r:id="rIdyuczs92-2_me8ixokkmwa">
               <w:r>
                 <w:rPr>
                   <w:rFonts w:ascii="Arial" w:cs="Arial" w:eastAsia="Arial" w:hAnsi="Arial"/>
@@ -15027,6 +15342,7 @@
           </w:tcPr>
           <w:p>
             <w:pPr>
+              <w:keepNext w:val="false"/>
               <w:spacing w:after="40" w:before="0"/>
               <w:jc w:val="left"/>
             </w:pPr>
@@ -15059,6 +15375,7 @@
           </w:tcPr>
           <w:p>
             <w:pPr>
+              <w:keepNext w:val="false"/>
               <w:spacing w:after="40" w:before="0"/>
               <w:jc w:val="left"/>
             </w:pPr>
@@ -15091,6 +15408,7 @@
           </w:tcPr>
           <w:p>
             <w:pPr>
+              <w:keepNext w:val="false"/>
               <w:spacing w:after="40" w:before="0"/>
               <w:jc w:val="left"/>
             </w:pPr>
@@ -15123,6 +15441,7 @@
           </w:tcPr>
           <w:p>
             <w:pPr>
+              <w:keepNext w:val="false"/>
               <w:spacing w:after="40" w:before="0"/>
               <w:jc w:val="left"/>
             </w:pPr>
@@ -15157,6 +15476,7 @@
           </w:tcPr>
           <w:p>
             <w:pPr>
+              <w:keepNext w:val="false"/>
               <w:spacing w:after="40" w:before="0"/>
               <w:jc w:val="left"/>
             </w:pPr>
@@ -15211,7 +15531,7 @@
               <w:spacing w:after="10" w:before="0"/>
               <w:ind w:left="120"/>
             </w:pPr>
-            <w:hyperlink w:history="1" r:id="rIdn2yrqhz1biiu1uwgk0tpi">
+            <w:hyperlink w:history="1" r:id="rId2xvhixnw_h4o5tqxx_btb">
               <w:r>
                 <w:rPr>
                   <w:rFonts w:ascii="Arial" w:cs="Arial" w:eastAsia="Arial" w:hAnsi="Arial"/>
@@ -15271,7 +15591,7 @@
             <w:pPr>
               <w:spacing w:after="20" w:before="0"/>
             </w:pPr>
-            <w:hyperlink w:history="1" r:id="rIdqig1qd4ovnr_jojbptth5">
+            <w:hyperlink w:history="1" r:id="rIdum355ptfed_uqi4utlvcx">
               <w:r>
                 <w:rPr>
                   <w:rFonts w:ascii="Arial" w:cs="Arial" w:eastAsia="Arial" w:hAnsi="Arial"/>
@@ -15320,7 +15640,7 @@
               <w:spacing w:after="10" w:before="0"/>
               <w:ind w:left="120"/>
             </w:pPr>
-            <w:hyperlink w:history="1" r:id="rIdaewskcekvnij_vlfafl6k">
+            <w:hyperlink w:history="1" r:id="rIdicdcb2epzozzfx5jiowbn">
               <w:r>
                 <w:rPr>
                   <w:rFonts w:ascii="Arial" w:cs="Arial" w:eastAsia="Arial" w:hAnsi="Arial"/>
@@ -15348,6 +15668,7 @@
           </w:tcPr>
           <w:p>
             <w:pPr>
+              <w:keepNext w:val="false"/>
               <w:spacing w:after="40" w:before="0"/>
               <w:jc w:val="left"/>
             </w:pPr>
@@ -15380,6 +15701,7 @@
           </w:tcPr>
           <w:p>
             <w:pPr>
+              <w:keepNext w:val="false"/>
               <w:spacing w:after="40" w:before="0"/>
               <w:jc w:val="left"/>
             </w:pPr>
@@ -15412,6 +15734,7 @@
           </w:tcPr>
           <w:p>
             <w:pPr>
+              <w:keepNext w:val="false"/>
               <w:spacing w:after="40" w:before="0"/>
               <w:jc w:val="left"/>
             </w:pPr>
@@ -15444,6 +15767,7 @@
           </w:tcPr>
           <w:p>
             <w:pPr>
+              <w:keepNext w:val="false"/>
               <w:spacing w:after="40" w:before="0"/>
               <w:jc w:val="left"/>
             </w:pPr>
@@ -15478,6 +15802,7 @@
           </w:tcPr>
           <w:p>
             <w:pPr>
+              <w:keepNext w:val="false"/>
               <w:spacing w:after="40" w:before="0"/>
               <w:jc w:val="left"/>
             </w:pPr>
@@ -15532,7 +15857,7 @@
               <w:spacing w:after="10" w:before="0"/>
               <w:ind w:left="120"/>
             </w:pPr>
-            <w:hyperlink w:history="1" r:id="rIdcqs5koxvvgizh6fnik8ij">
+            <w:hyperlink w:history="1" r:id="rIdtw8zdvxmo3k_yumuy-x-x">
               <w:r>
                 <w:rPr>
                   <w:rFonts w:ascii="Arial" w:cs="Arial" w:eastAsia="Arial" w:hAnsi="Arial"/>
@@ -15592,7 +15917,7 @@
             <w:pPr>
               <w:spacing w:after="20" w:before="0"/>
             </w:pPr>
-            <w:hyperlink w:history="1" r:id="rIdnndzr-mywu18wggdvfcdj">
+            <w:hyperlink w:history="1" r:id="rIdkcfok1fkifialvapc8rk6">
               <w:r>
                 <w:rPr>
                   <w:rFonts w:ascii="Arial" w:cs="Arial" w:eastAsia="Arial" w:hAnsi="Arial"/>
@@ -15641,7 +15966,7 @@
               <w:spacing w:after="10" w:before="0"/>
               <w:ind w:left="120"/>
             </w:pPr>
-            <w:hyperlink w:history="1" r:id="rIdxzhxm9accvwlmjuo5mtne">
+            <w:hyperlink w:history="1" r:id="rIdrtag0hhrszz-khqbkac_x">
               <w:r>
                 <w:rPr>
                   <w:rFonts w:ascii="Arial" w:cs="Arial" w:eastAsia="Arial" w:hAnsi="Arial"/>
@@ -15669,6 +15994,7 @@
           </w:tcPr>
           <w:p>
             <w:pPr>
+              <w:keepNext w:val="false"/>
               <w:spacing w:after="40" w:before="0"/>
               <w:jc w:val="left"/>
             </w:pPr>
@@ -15701,6 +16027,7 @@
           </w:tcPr>
           <w:p>
             <w:pPr>
+              <w:keepNext w:val="false"/>
               <w:spacing w:after="40" w:before="0"/>
               <w:jc w:val="left"/>
             </w:pPr>
@@ -15733,6 +16060,7 @@
           </w:tcPr>
           <w:p>
             <w:pPr>
+              <w:keepNext w:val="false"/>
               <w:spacing w:after="40" w:before="0"/>
               <w:jc w:val="left"/>
             </w:pPr>
@@ -15765,6 +16093,7 @@
           </w:tcPr>
           <w:p>
             <w:pPr>
+              <w:keepNext w:val="false"/>
               <w:spacing w:after="40" w:before="0"/>
               <w:jc w:val="left"/>
             </w:pPr>
@@ -15799,6 +16128,7 @@
           </w:tcPr>
           <w:p>
             <w:pPr>
+              <w:keepNext w:val="false"/>
               <w:spacing w:after="40" w:before="0"/>
               <w:jc w:val="left"/>
             </w:pPr>
@@ -15853,7 +16183,7 @@
               <w:spacing w:after="10" w:before="0"/>
               <w:ind w:left="120"/>
             </w:pPr>
-            <w:hyperlink w:history="1" r:id="rIdfmgknucmtlkynmwcgguj5">
+            <w:hyperlink w:history="1" r:id="rId125btptsohuiu07j71gks">
               <w:r>
                 <w:rPr>
                   <w:rFonts w:ascii="Arial" w:cs="Arial" w:eastAsia="Arial" w:hAnsi="Arial"/>
@@ -15913,7 +16243,7 @@
             <w:pPr>
               <w:spacing w:after="20" w:before="0"/>
             </w:pPr>
-            <w:hyperlink w:history="1" r:id="rIdezucva_occwl0tx63jk_q">
+            <w:hyperlink w:history="1" r:id="rIdyzcdebqu5clpuez3wvmz4">
               <w:r>
                 <w:rPr>
                   <w:rFonts w:ascii="Arial" w:cs="Arial" w:eastAsia="Arial" w:hAnsi="Arial"/>
@@ -15962,7 +16292,7 @@
               <w:spacing w:after="10" w:before="0"/>
               <w:ind w:left="120"/>
             </w:pPr>
-            <w:hyperlink w:history="1" r:id="rIdtity9c8artu7pujdwjv9v">
+            <w:hyperlink w:history="1" r:id="rIdsrnlg1qlmph-w2cctwafg">
               <w:r>
                 <w:rPr>
                   <w:rFonts w:ascii="Arial" w:cs="Arial" w:eastAsia="Arial" w:hAnsi="Arial"/>
@@ -15990,6 +16320,7 @@
           </w:tcPr>
           <w:p>
             <w:pPr>
+              <w:keepNext w:val="false"/>
               <w:spacing w:after="40" w:before="0"/>
               <w:jc w:val="left"/>
             </w:pPr>
@@ -16022,6 +16353,7 @@
           </w:tcPr>
           <w:p>
             <w:pPr>
+              <w:keepNext w:val="false"/>
               <w:spacing w:after="40" w:before="0"/>
               <w:jc w:val="left"/>
             </w:pPr>
@@ -16054,6 +16386,7 @@
           </w:tcPr>
           <w:p>
             <w:pPr>
+              <w:keepNext w:val="false"/>
               <w:spacing w:after="40" w:before="0"/>
               <w:jc w:val="left"/>
             </w:pPr>
@@ -16086,6 +16419,7 @@
           </w:tcPr>
           <w:p>
             <w:pPr>
+              <w:keepNext w:val="false"/>
               <w:spacing w:after="40" w:before="0"/>
               <w:jc w:val="left"/>
             </w:pPr>
@@ -16120,6 +16454,7 @@
           </w:tcPr>
           <w:p>
             <w:pPr>
+              <w:keepNext w:val="false"/>
               <w:spacing w:after="40" w:before="0"/>
               <w:jc w:val="left"/>
             </w:pPr>
@@ -16174,7 +16509,7 @@
               <w:spacing w:after="10" w:before="0"/>
               <w:ind w:left="120"/>
             </w:pPr>
-            <w:hyperlink w:history="1" r:id="rIdohhtgqndt158ucizkhq8y">
+            <w:hyperlink w:history="1" r:id="rIdeisa4-a2rfbeoefd6ttpa">
               <w:r>
                 <w:rPr>
                   <w:rFonts w:ascii="Arial" w:cs="Arial" w:eastAsia="Arial" w:hAnsi="Arial"/>
@@ -16234,7 +16569,7 @@
             <w:pPr>
               <w:spacing w:after="20" w:before="0"/>
             </w:pPr>
-            <w:hyperlink w:history="1" r:id="rIdtbr9jprwpsp4olelmxcx2">
+            <w:hyperlink w:history="1" r:id="rIdacsx_6mrjakfybdovtrej">
               <w:r>
                 <w:rPr>
                   <w:rFonts w:ascii="Arial" w:cs="Arial" w:eastAsia="Arial" w:hAnsi="Arial"/>
@@ -16283,7 +16618,7 @@
               <w:spacing w:after="10" w:before="0"/>
               <w:ind w:left="120"/>
             </w:pPr>
-            <w:hyperlink w:history="1" r:id="rIdsf4xyfphvvm6vk9km6gup">
+            <w:hyperlink w:history="1" r:id="rIdkdplxknksu3ejrlmatg-9">
               <w:r>
                 <w:rPr>
                   <w:rFonts w:ascii="Arial" w:cs="Arial" w:eastAsia="Arial" w:hAnsi="Arial"/>
@@ -16311,6 +16646,7 @@
           </w:tcPr>
           <w:p>
             <w:pPr>
+              <w:keepNext w:val="false"/>
               <w:spacing w:after="40" w:before="0"/>
               <w:jc w:val="left"/>
             </w:pPr>
@@ -16343,6 +16679,7 @@
           </w:tcPr>
           <w:p>
             <w:pPr>
+              <w:keepNext w:val="false"/>
               <w:spacing w:after="40" w:before="0"/>
               <w:jc w:val="left"/>
             </w:pPr>
@@ -16375,6 +16712,7 @@
           </w:tcPr>
           <w:p>
             <w:pPr>
+              <w:keepNext w:val="false"/>
               <w:spacing w:after="40" w:before="0"/>
               <w:jc w:val="left"/>
             </w:pPr>
@@ -16407,6 +16745,7 @@
           </w:tcPr>
           <w:p>
             <w:pPr>
+              <w:keepNext w:val="false"/>
               <w:spacing w:after="40" w:before="0"/>
               <w:jc w:val="left"/>
             </w:pPr>
@@ -16466,6 +16805,7 @@
           </w:tcPr>
           <w:p>
             <w:pPr>
+              <w:keepNext w:val="false"/>
               <w:spacing w:after="40" w:before="0"/>
               <w:jc w:val="center"/>
             </w:pPr>
@@ -16500,6 +16840,7 @@
           </w:tcPr>
           <w:p>
             <w:pPr>
+              <w:keepNext w:val="false"/>
               <w:spacing w:after="40" w:before="0"/>
               <w:jc w:val="left"/>
             </w:pPr>
@@ -16561,6 +16902,7 @@
           </w:tcPr>
           <w:p>
             <w:pPr>
+              <w:keepNext w:val="false"/>
               <w:spacing w:after="40" w:before="0"/>
               <w:jc w:val="center"/>
             </w:pPr>
@@ -16595,6 +16937,7 @@
           </w:tcPr>
           <w:p>
             <w:pPr>
+              <w:keepNext w:val="false"/>
               <w:spacing w:after="40" w:before="0"/>
               <w:jc w:val="left"/>
             </w:pPr>
@@ -16627,6 +16970,7 @@
           </w:tcPr>
           <w:p>
             <w:pPr>
+              <w:keepNext w:val="false"/>
               <w:spacing w:after="40" w:before="0"/>
               <w:jc w:val="left"/>
             </w:pPr>
@@ -16661,6 +17005,7 @@
           </w:tcPr>
           <w:p>
             <w:pPr>
+              <w:keepNext w:val="false"/>
               <w:spacing w:after="40" w:before="0"/>
               <w:jc w:val="left"/>
             </w:pPr>
@@ -16693,6 +17038,7 @@
           </w:tcPr>
           <w:p>
             <w:pPr>
+              <w:keepNext w:val="false"/>
               <w:spacing w:after="40" w:before="0"/>
               <w:jc w:val="left"/>
             </w:pPr>
@@ -16727,6 +17073,7 @@
           </w:tcPr>
           <w:p>
             <w:pPr>
+              <w:keepNext w:val="false"/>
               <w:spacing w:after="40" w:before="0"/>
               <w:jc w:val="left"/>
             </w:pPr>
@@ -16759,6 +17106,7 @@
           </w:tcPr>
           <w:p>
             <w:pPr>
+              <w:keepNext w:val="false"/>
               <w:spacing w:after="40" w:before="0"/>
               <w:jc w:val="left"/>
             </w:pPr>
@@ -16795,7 +17143,7 @@
         </w:rPr>
         <w:t xml:space="preserve">© 2026 SeaVuria and ARES. Aligned with KICD objectives. Developed by SeaVuria; technical implementation by ARES (with AI assistance from Claude). Licensed under </w:t>
       </w:r>
-      <w:hyperlink w:history="1" r:id="rIdagwv8s2rufqqatbiqbd-k">
+      <w:hyperlink w:history="1" r:id="rIdksf89ahkoylthkh--tvz8">
         <w:r>
           <w:rPr>
             <w:rFonts w:ascii="Arial" w:cs="Arial" w:eastAsia="Arial" w:hAnsi="Arial"/>
@@ -16816,7 +17164,7 @@
         </w:rPr>
         <w:t xml:space="preserve"> (</w:t>
       </w:r>
-      <w:hyperlink w:history="1" r:id="rId1fm-6bgss64hs-qnqkscc">
+      <w:hyperlink w:history="1" r:id="rIdnzxgw54dmhv7eurznjij2">
         <w:r>
           <w:rPr>
             <w:rFonts w:ascii="Arial" w:cs="Arial" w:eastAsia="Arial" w:hAnsi="Arial"/>
@@ -16876,6 +17224,7 @@
           </w:tcPr>
           <w:p>
             <w:pPr>
+              <w:keepNext w:val="false"/>
               <w:spacing w:after="40" w:before="0"/>
               <w:jc w:val="center"/>
             </w:pPr>
@@ -16911,6 +17260,7 @@
           </w:tcPr>
           <w:p>
             <w:pPr>
+              <w:keepNext w:val="false"/>
               <w:spacing w:after="40" w:before="0"/>
               <w:jc w:val="center"/>
             </w:pPr>
@@ -16945,6 +17295,7 @@
           </w:tcPr>
           <w:p>
             <w:pPr>
+              <w:keepNext w:val="false"/>
               <w:spacing w:after="40" w:before="0"/>
               <w:jc w:val="left"/>
             </w:pPr>
@@ -16977,6 +17328,7 @@
           </w:tcPr>
           <w:p>
             <w:pPr>
+              <w:keepNext w:val="false"/>
               <w:spacing w:after="40" w:before="0"/>
               <w:jc w:val="left"/>
             </w:pPr>
@@ -17011,6 +17363,7 @@
           </w:tcPr>
           <w:p>
             <w:pPr>
+              <w:keepNext w:val="false"/>
               <w:spacing w:after="40" w:before="0"/>
               <w:jc w:val="left"/>
             </w:pPr>
@@ -17043,6 +17396,7 @@
           </w:tcPr>
           <w:p>
             <w:pPr>
+              <w:keepNext w:val="false"/>
               <w:spacing w:after="40" w:before="0"/>
               <w:jc w:val="left"/>
             </w:pPr>
@@ -17077,6 +17431,7 @@
           </w:tcPr>
           <w:p>
             <w:pPr>
+              <w:keepNext w:val="false"/>
               <w:spacing w:after="40" w:before="0"/>
               <w:jc w:val="left"/>
             </w:pPr>
@@ -17109,6 +17464,7 @@
           </w:tcPr>
           <w:p>
             <w:pPr>
+              <w:keepNext w:val="false"/>
               <w:spacing w:after="40" w:before="0"/>
               <w:jc w:val="left"/>
             </w:pPr>
@@ -17143,6 +17499,7 @@
           </w:tcPr>
           <w:p>
             <w:pPr>
+              <w:keepNext w:val="false"/>
               <w:spacing w:after="40" w:before="0"/>
               <w:jc w:val="left"/>
             </w:pPr>
@@ -17175,6 +17532,7 @@
           </w:tcPr>
           <w:p>
             <w:pPr>
+              <w:keepNext w:val="false"/>
               <w:spacing w:after="40" w:before="0"/>
               <w:jc w:val="left"/>
             </w:pPr>
@@ -17209,6 +17567,7 @@
           </w:tcPr>
           <w:p>
             <w:pPr>
+              <w:keepNext w:val="false"/>
               <w:spacing w:after="40" w:before="0"/>
               <w:jc w:val="left"/>
             </w:pPr>
@@ -17241,6 +17600,7 @@
           </w:tcPr>
           <w:p>
             <w:pPr>
+              <w:keepNext w:val="false"/>
               <w:spacing w:after="40" w:before="0"/>
               <w:jc w:val="left"/>
             </w:pPr>
@@ -17275,6 +17635,7 @@
           </w:tcPr>
           <w:p>
             <w:pPr>
+              <w:keepNext w:val="false"/>
               <w:spacing w:after="40" w:before="0"/>
               <w:jc w:val="left"/>
             </w:pPr>
@@ -17307,6 +17668,7 @@
           </w:tcPr>
           <w:p>
             <w:pPr>
+              <w:keepNext w:val="false"/>
               <w:spacing w:after="40" w:before="0"/>
               <w:jc w:val="left"/>
             </w:pPr>
@@ -17341,6 +17703,7 @@
           </w:tcPr>
           <w:p>
             <w:pPr>
+              <w:keepNext w:val="false"/>
               <w:spacing w:after="40" w:before="0"/>
               <w:jc w:val="left"/>
             </w:pPr>
@@ -17373,6 +17736,7 @@
           </w:tcPr>
           <w:p>
             <w:pPr>
+              <w:keepNext w:val="false"/>
               <w:spacing w:after="40" w:before="0"/>
               <w:jc w:val="left"/>
             </w:pPr>
@@ -17407,6 +17771,7 @@
           </w:tcPr>
           <w:p>
             <w:pPr>
+              <w:keepNext w:val="false"/>
               <w:spacing w:after="40" w:before="0"/>
               <w:jc w:val="left"/>
             </w:pPr>
@@ -17439,6 +17804,7 @@
           </w:tcPr>
           <w:p>
             <w:pPr>
+              <w:keepNext w:val="false"/>
               <w:spacing w:after="40" w:before="0"/>
               <w:jc w:val="left"/>
             </w:pPr>
@@ -17498,6 +17864,7 @@
           </w:tcPr>
           <w:p>
             <w:pPr>
+              <w:keepNext w:val="false"/>
               <w:spacing w:after="40" w:before="0"/>
               <w:jc w:val="center"/>
             </w:pPr>
@@ -17532,6 +17899,7 @@
           </w:tcPr>
           <w:p>
             <w:pPr>
+              <w:keepNext w:val="false"/>
               <w:spacing w:after="40" w:before="0"/>
               <w:jc w:val="left"/>
             </w:pPr>
@@ -17596,6 +17964,7 @@
           </w:tcPr>
           <w:p>
             <w:pPr>
+              <w:keepNext w:val="false"/>
               <w:spacing w:after="40" w:before="0"/>
               <w:jc w:val="center"/>
             </w:pPr>
@@ -17630,6 +17999,7 @@
           </w:tcPr>
           <w:p>
             <w:pPr>
+              <w:keepNext w:val="false"/>
               <w:spacing w:after="40" w:before="0"/>
               <w:jc w:val="left"/>
             </w:pPr>
@@ -17662,6 +18032,7 @@
           </w:tcPr>
           <w:p>
             <w:pPr>
+              <w:keepNext w:val="false"/>
               <w:spacing w:after="40" w:before="0"/>
               <w:jc w:val="left"/>
             </w:pPr>
@@ -17694,6 +18065,7 @@
           </w:tcPr>
           <w:p>
             <w:pPr>
+              <w:keepNext w:val="false"/>
               <w:spacing w:after="40" w:before="0"/>
               <w:jc w:val="left"/>
             </w:pPr>
@@ -17726,6 +18098,7 @@
           </w:tcPr>
           <w:p>
             <w:pPr>
+              <w:keepNext w:val="false"/>
               <w:spacing w:after="40" w:before="0"/>
               <w:jc w:val="left"/>
             </w:pPr>
@@ -17758,6 +18131,7 @@
           </w:tcPr>
           <w:p>
             <w:pPr>
+              <w:keepNext w:val="false"/>
               <w:spacing w:after="40" w:before="0"/>
               <w:jc w:val="left"/>
             </w:pPr>
@@ -17792,6 +18166,7 @@
           </w:tcPr>
           <w:p>
             <w:pPr>
+              <w:keepNext w:val="false"/>
               <w:spacing w:after="40" w:before="0"/>
               <w:jc w:val="left"/>
             </w:pPr>
@@ -17846,7 +18221,7 @@
               <w:spacing w:after="10" w:before="0"/>
               <w:ind w:left="120"/>
             </w:pPr>
-            <w:hyperlink w:history="1" r:id="rId9ek4hm0_n0ztenhmu4ou3">
+            <w:hyperlink w:history="1" r:id="rIdwjtdua1b-avwi4z7fvvw0">
               <w:r>
                 <w:rPr>
                   <w:rFonts w:ascii="Arial" w:cs="Arial" w:eastAsia="Arial" w:hAnsi="Arial"/>
@@ -17906,7 +18281,7 @@
             <w:pPr>
               <w:spacing w:after="20" w:before="0"/>
             </w:pPr>
-            <w:hyperlink w:history="1" r:id="rIdmvhm4mtq28fuilevnbjkd">
+            <w:hyperlink w:history="1" r:id="rIdfdh3wcquwie0obxetwsq5">
               <w:r>
                 <w:rPr>
                   <w:rFonts w:ascii="Arial" w:cs="Arial" w:eastAsia="Arial" w:hAnsi="Arial"/>
@@ -17955,7 +18330,7 @@
               <w:spacing w:after="10" w:before="0"/>
               <w:ind w:left="120"/>
             </w:pPr>
-            <w:hyperlink w:history="1" r:id="rIdbulcv7bhkek2wajs0rgtv">
+            <w:hyperlink w:history="1" r:id="rIdbudlhmy54mzxtmw8ktnea">
               <w:r>
                 <w:rPr>
                   <w:rFonts w:ascii="Arial" w:cs="Arial" w:eastAsia="Arial" w:hAnsi="Arial"/>
@@ -17983,6 +18358,7 @@
           </w:tcPr>
           <w:p>
             <w:pPr>
+              <w:keepNext w:val="false"/>
               <w:spacing w:after="40" w:before="0"/>
               <w:jc w:val="left"/>
             </w:pPr>
@@ -18015,6 +18391,7 @@
           </w:tcPr>
           <w:p>
             <w:pPr>
+              <w:keepNext w:val="false"/>
               <w:spacing w:after="40" w:before="0"/>
               <w:jc w:val="left"/>
             </w:pPr>
@@ -18047,6 +18424,7 @@
           </w:tcPr>
           <w:p>
             <w:pPr>
+              <w:keepNext w:val="false"/>
               <w:spacing w:after="40" w:before="0"/>
               <w:jc w:val="left"/>
             </w:pPr>
@@ -18079,6 +18457,7 @@
           </w:tcPr>
           <w:p>
             <w:pPr>
+              <w:keepNext w:val="false"/>
               <w:spacing w:after="40" w:before="0"/>
               <w:jc w:val="left"/>
             </w:pPr>
@@ -18113,6 +18492,7 @@
           </w:tcPr>
           <w:p>
             <w:pPr>
+              <w:keepNext w:val="false"/>
               <w:spacing w:after="40" w:before="0"/>
               <w:jc w:val="left"/>
             </w:pPr>
@@ -18167,7 +18547,7 @@
               <w:spacing w:after="10" w:before="0"/>
               <w:ind w:left="120"/>
             </w:pPr>
-            <w:hyperlink w:history="1" r:id="rIdzz__r_0ei5ua9ofkgngll">
+            <w:hyperlink w:history="1" r:id="rIdnarfy1mm3gxz4e9eqscoi">
               <w:r>
                 <w:rPr>
                   <w:rFonts w:ascii="Arial" w:cs="Arial" w:eastAsia="Arial" w:hAnsi="Arial"/>
@@ -18227,7 +18607,7 @@
             <w:pPr>
               <w:spacing w:after="20" w:before="0"/>
             </w:pPr>
-            <w:hyperlink w:history="1" r:id="rId-lvjm7yvtv4y3tevmpmfl">
+            <w:hyperlink w:history="1" r:id="rId58vlkcrd92anva6old537">
               <w:r>
                 <w:rPr>
                   <w:rFonts w:ascii="Arial" w:cs="Arial" w:eastAsia="Arial" w:hAnsi="Arial"/>
@@ -18276,7 +18656,7 @@
               <w:spacing w:after="10" w:before="0"/>
               <w:ind w:left="120"/>
             </w:pPr>
-            <w:hyperlink w:history="1" r:id="rIdmfr_gv_-7hx8qcpsseb4-">
+            <w:hyperlink w:history="1" r:id="rIdwztvd5o8pmrz0lsnyg6e6">
               <w:r>
                 <w:rPr>
                   <w:rFonts w:ascii="Arial" w:cs="Arial" w:eastAsia="Arial" w:hAnsi="Arial"/>
@@ -18304,6 +18684,7 @@
           </w:tcPr>
           <w:p>
             <w:pPr>
+              <w:keepNext w:val="false"/>
               <w:spacing w:after="40" w:before="0"/>
               <w:jc w:val="left"/>
             </w:pPr>
@@ -18336,6 +18717,7 @@
           </w:tcPr>
           <w:p>
             <w:pPr>
+              <w:keepNext w:val="false"/>
               <w:spacing w:after="40" w:before="0"/>
               <w:jc w:val="left"/>
             </w:pPr>
@@ -18368,6 +18750,7 @@
           </w:tcPr>
           <w:p>
             <w:pPr>
+              <w:keepNext w:val="false"/>
               <w:spacing w:after="40" w:before="0"/>
               <w:jc w:val="left"/>
             </w:pPr>
@@ -18400,6 +18783,7 @@
           </w:tcPr>
           <w:p>
             <w:pPr>
+              <w:keepNext w:val="false"/>
               <w:spacing w:after="40" w:before="0"/>
               <w:jc w:val="left"/>
             </w:pPr>
@@ -18434,6 +18818,7 @@
           </w:tcPr>
           <w:p>
             <w:pPr>
+              <w:keepNext w:val="false"/>
               <w:spacing w:after="40" w:before="0"/>
               <w:jc w:val="left"/>
             </w:pPr>
@@ -18488,7 +18873,7 @@
               <w:spacing w:after="10" w:before="0"/>
               <w:ind w:left="120"/>
             </w:pPr>
-            <w:hyperlink w:history="1" r:id="rIdbtlk3ipwjihkdg0pvmic8">
+            <w:hyperlink w:history="1" r:id="rIdzzelo5eibcjcu3hyazzfl">
               <w:r>
                 <w:rPr>
                   <w:rFonts w:ascii="Arial" w:cs="Arial" w:eastAsia="Arial" w:hAnsi="Arial"/>
@@ -18548,7 +18933,7 @@
             <w:pPr>
               <w:spacing w:after="20" w:before="0"/>
             </w:pPr>
-            <w:hyperlink w:history="1" r:id="rId9ktexicz7m6cmy3ki1rzl">
+            <w:hyperlink w:history="1" r:id="rIda4knzsvutplmwrtvjoqkg">
               <w:r>
                 <w:rPr>
                   <w:rFonts w:ascii="Arial" w:cs="Arial" w:eastAsia="Arial" w:hAnsi="Arial"/>
@@ -18597,7 +18982,7 @@
               <w:spacing w:after="10" w:before="0"/>
               <w:ind w:left="120"/>
             </w:pPr>
-            <w:hyperlink w:history="1" r:id="rIdvaigoty17-zndwwgs7ntn">
+            <w:hyperlink w:history="1" r:id="rIdgxouov-r8r2prkblms8gs">
               <w:r>
                 <w:rPr>
                   <w:rFonts w:ascii="Arial" w:cs="Arial" w:eastAsia="Arial" w:hAnsi="Arial"/>
@@ -18625,6 +19010,7 @@
           </w:tcPr>
           <w:p>
             <w:pPr>
+              <w:keepNext w:val="false"/>
               <w:spacing w:after="40" w:before="0"/>
               <w:jc w:val="left"/>
             </w:pPr>
@@ -18657,6 +19043,7 @@
           </w:tcPr>
           <w:p>
             <w:pPr>
+              <w:keepNext w:val="false"/>
               <w:spacing w:after="40" w:before="0"/>
               <w:jc w:val="left"/>
             </w:pPr>
@@ -18689,6 +19076,7 @@
           </w:tcPr>
           <w:p>
             <w:pPr>
+              <w:keepNext w:val="false"/>
               <w:spacing w:after="40" w:before="0"/>
               <w:jc w:val="left"/>
             </w:pPr>
@@ -18721,6 +19109,7 @@
           </w:tcPr>
           <w:p>
             <w:pPr>
+              <w:keepNext w:val="false"/>
               <w:spacing w:after="40" w:before="0"/>
               <w:jc w:val="left"/>
             </w:pPr>
@@ -18755,6 +19144,7 @@
           </w:tcPr>
           <w:p>
             <w:pPr>
+              <w:keepNext w:val="false"/>
               <w:spacing w:after="40" w:before="0"/>
               <w:jc w:val="left"/>
             </w:pPr>
@@ -18809,7 +19199,7 @@
               <w:spacing w:after="10" w:before="0"/>
               <w:ind w:left="120"/>
             </w:pPr>
-            <w:hyperlink w:history="1" r:id="rId4rvore-v2r03ucqh5oli3">
+            <w:hyperlink w:history="1" r:id="rIdtw5p07o1jvqe7pijff8xe">
               <w:r>
                 <w:rPr>
                   <w:rFonts w:ascii="Arial" w:cs="Arial" w:eastAsia="Arial" w:hAnsi="Arial"/>
@@ -18869,7 +19259,7 @@
             <w:pPr>
               <w:spacing w:after="20" w:before="0"/>
             </w:pPr>
-            <w:hyperlink w:history="1" r:id="rIdtatlbzrq6skv-3kardto9">
+            <w:hyperlink w:history="1" r:id="rIdxrz-rlq-jmustszf8mfsj">
               <w:r>
                 <w:rPr>
                   <w:rFonts w:ascii="Arial" w:cs="Arial" w:eastAsia="Arial" w:hAnsi="Arial"/>
@@ -18918,7 +19308,7 @@
               <w:spacing w:after="10" w:before="0"/>
               <w:ind w:left="120"/>
             </w:pPr>
-            <w:hyperlink w:history="1" r:id="rIdsw4ubbeg1itv-pdmzi-6u">
+            <w:hyperlink w:history="1" r:id="rIdoppy_vug-eotqtoxuofpq">
               <w:r>
                 <w:rPr>
                   <w:rFonts w:ascii="Arial" w:cs="Arial" w:eastAsia="Arial" w:hAnsi="Arial"/>
@@ -18946,6 +19336,7 @@
           </w:tcPr>
           <w:p>
             <w:pPr>
+              <w:keepNext w:val="false"/>
               <w:spacing w:after="40" w:before="0"/>
               <w:jc w:val="left"/>
             </w:pPr>
@@ -18978,6 +19369,7 @@
           </w:tcPr>
           <w:p>
             <w:pPr>
+              <w:keepNext w:val="false"/>
               <w:spacing w:after="40" w:before="0"/>
               <w:jc w:val="left"/>
             </w:pPr>
@@ -19010,6 +19402,7 @@
           </w:tcPr>
           <w:p>
             <w:pPr>
+              <w:keepNext w:val="false"/>
               <w:spacing w:after="40" w:before="0"/>
               <w:jc w:val="left"/>
             </w:pPr>
@@ -19042,6 +19435,7 @@
           </w:tcPr>
           <w:p>
             <w:pPr>
+              <w:keepNext w:val="false"/>
               <w:spacing w:after="40" w:before="0"/>
               <w:jc w:val="left"/>
             </w:pPr>
@@ -19076,6 +19470,7 @@
           </w:tcPr>
           <w:p>
             <w:pPr>
+              <w:keepNext w:val="false"/>
               <w:spacing w:after="40" w:before="0"/>
               <w:jc w:val="left"/>
             </w:pPr>
@@ -19130,7 +19525,7 @@
               <w:spacing w:after="10" w:before="0"/>
               <w:ind w:left="120"/>
             </w:pPr>
-            <w:hyperlink w:history="1" r:id="rId25w_wdfv65m4pzqw18vak">
+            <w:hyperlink w:history="1" r:id="rId05vmxnqkk3-zu4qpcpeo9">
               <w:r>
                 <w:rPr>
                   <w:rFonts w:ascii="Arial" w:cs="Arial" w:eastAsia="Arial" w:hAnsi="Arial"/>
@@ -19190,7 +19585,7 @@
             <w:pPr>
               <w:spacing w:after="20" w:before="0"/>
             </w:pPr>
-            <w:hyperlink w:history="1" r:id="rId3eaik-2z4cgngfslxbrer">
+            <w:hyperlink w:history="1" r:id="rIdbdmtlq-zp6pj6ja_weu3q">
               <w:r>
                 <w:rPr>
                   <w:rFonts w:ascii="Arial" w:cs="Arial" w:eastAsia="Arial" w:hAnsi="Arial"/>
@@ -19239,7 +19634,7 @@
               <w:spacing w:after="10" w:before="0"/>
               <w:ind w:left="120"/>
             </w:pPr>
-            <w:hyperlink w:history="1" r:id="rId1m6o1ilcj89nu7bmkf8op">
+            <w:hyperlink w:history="1" r:id="rIdiw-e6uvxrysswrsyvwn9n">
               <w:r>
                 <w:rPr>
                   <w:rFonts w:ascii="Arial" w:cs="Arial" w:eastAsia="Arial" w:hAnsi="Arial"/>
@@ -19267,6 +19662,7 @@
           </w:tcPr>
           <w:p>
             <w:pPr>
+              <w:keepNext w:val="false"/>
               <w:spacing w:after="40" w:before="0"/>
               <w:jc w:val="left"/>
             </w:pPr>
@@ -19299,6 +19695,7 @@
           </w:tcPr>
           <w:p>
             <w:pPr>
+              <w:keepNext w:val="false"/>
               <w:spacing w:after="40" w:before="0"/>
               <w:jc w:val="left"/>
             </w:pPr>
@@ -19331,6 +19728,7 @@
           </w:tcPr>
           <w:p>
             <w:pPr>
+              <w:keepNext w:val="false"/>
               <w:spacing w:after="40" w:before="0"/>
               <w:jc w:val="left"/>
             </w:pPr>
@@ -19363,6 +19761,7 @@
           </w:tcPr>
           <w:p>
             <w:pPr>
+              <w:keepNext w:val="false"/>
               <w:spacing w:after="40" w:before="0"/>
               <w:jc w:val="left"/>
             </w:pPr>
@@ -19422,6 +19821,7 @@
           </w:tcPr>
           <w:p>
             <w:pPr>
+              <w:keepNext w:val="false"/>
               <w:spacing w:after="40" w:before="0"/>
               <w:jc w:val="center"/>
             </w:pPr>
@@ -19456,6 +19856,7 @@
           </w:tcPr>
           <w:p>
             <w:pPr>
+              <w:keepNext w:val="false"/>
               <w:spacing w:after="40" w:before="0"/>
               <w:jc w:val="left"/>
             </w:pPr>
@@ -19517,6 +19918,7 @@
           </w:tcPr>
           <w:p>
             <w:pPr>
+              <w:keepNext w:val="false"/>
               <w:spacing w:after="40" w:before="0"/>
               <w:jc w:val="center"/>
             </w:pPr>
@@ -19551,6 +19953,7 @@
           </w:tcPr>
           <w:p>
             <w:pPr>
+              <w:keepNext w:val="false"/>
               <w:spacing w:after="40" w:before="0"/>
               <w:jc w:val="left"/>
             </w:pPr>
@@ -19583,6 +19986,7 @@
           </w:tcPr>
           <w:p>
             <w:pPr>
+              <w:keepNext w:val="false"/>
               <w:spacing w:after="40" w:before="0"/>
               <w:jc w:val="left"/>
             </w:pPr>
@@ -19617,6 +20021,7 @@
           </w:tcPr>
           <w:p>
             <w:pPr>
+              <w:keepNext w:val="false"/>
               <w:spacing w:after="40" w:before="0"/>
               <w:jc w:val="left"/>
             </w:pPr>
@@ -19649,6 +20054,7 @@
           </w:tcPr>
           <w:p>
             <w:pPr>
+              <w:keepNext w:val="false"/>
               <w:spacing w:after="40" w:before="0"/>
               <w:jc w:val="left"/>
             </w:pPr>
@@ -19683,6 +20089,7 @@
           </w:tcPr>
           <w:p>
             <w:pPr>
+              <w:keepNext w:val="false"/>
               <w:spacing w:after="40" w:before="0"/>
               <w:jc w:val="left"/>
             </w:pPr>
@@ -19715,6 +20122,7 @@
           </w:tcPr>
           <w:p>
             <w:pPr>
+              <w:keepNext w:val="false"/>
               <w:spacing w:after="40" w:before="0"/>
               <w:jc w:val="left"/>
             </w:pPr>
@@ -19751,7 +20159,7 @@
         </w:rPr>
         <w:t xml:space="preserve">© 2026 SeaVuria and ARES. Aligned with KICD objectives. Developed by SeaVuria; technical implementation by ARES (with AI assistance from Claude). Licensed under </w:t>
       </w:r>
-      <w:hyperlink w:history="1" r:id="rIdblpcnod1zcbhol8jv9wmn">
+      <w:hyperlink w:history="1" r:id="rIdgxwzkvikr41jpidlphfxk">
         <w:r>
           <w:rPr>
             <w:rFonts w:ascii="Arial" w:cs="Arial" w:eastAsia="Arial" w:hAnsi="Arial"/>
@@ -19772,7 +20180,7 @@
         </w:rPr>
         <w:t xml:space="preserve"> (</w:t>
       </w:r>
-      <w:hyperlink w:history="1" r:id="rId7bgiyk3wobkdjkckotfxu">
+      <w:hyperlink w:history="1" r:id="rId1jirzte2pwm9cde_gdsag">
         <w:r>
           <w:rPr>
             <w:rFonts w:ascii="Arial" w:cs="Arial" w:eastAsia="Arial" w:hAnsi="Arial"/>
@@ -19832,6 +20240,7 @@
           </w:tcPr>
           <w:p>
             <w:pPr>
+              <w:keepNext w:val="false"/>
               <w:spacing w:after="40" w:before="0"/>
               <w:jc w:val="center"/>
             </w:pPr>
@@ -19867,6 +20276,7 @@
           </w:tcPr>
           <w:p>
             <w:pPr>
+              <w:keepNext w:val="false"/>
               <w:spacing w:after="40" w:before="0"/>
               <w:jc w:val="center"/>
             </w:pPr>
@@ -19901,6 +20311,7 @@
           </w:tcPr>
           <w:p>
             <w:pPr>
+              <w:keepNext w:val="false"/>
               <w:spacing w:after="40" w:before="0"/>
               <w:jc w:val="left"/>
             </w:pPr>
@@ -19933,6 +20344,7 @@
           </w:tcPr>
           <w:p>
             <w:pPr>
+              <w:keepNext w:val="false"/>
               <w:spacing w:after="40" w:before="0"/>
               <w:jc w:val="left"/>
             </w:pPr>
@@ -19967,6 +20379,7 @@
           </w:tcPr>
           <w:p>
             <w:pPr>
+              <w:keepNext w:val="false"/>
               <w:spacing w:after="40" w:before="0"/>
               <w:jc w:val="left"/>
             </w:pPr>
@@ -19999,6 +20412,7 @@
           </w:tcPr>
           <w:p>
             <w:pPr>
+              <w:keepNext w:val="false"/>
               <w:spacing w:after="40" w:before="0"/>
               <w:jc w:val="left"/>
             </w:pPr>
@@ -20033,6 +20447,7 @@
           </w:tcPr>
           <w:p>
             <w:pPr>
+              <w:keepNext w:val="false"/>
               <w:spacing w:after="40" w:before="0"/>
               <w:jc w:val="left"/>
             </w:pPr>
@@ -20065,6 +20480,7 @@
           </w:tcPr>
           <w:p>
             <w:pPr>
+              <w:keepNext w:val="false"/>
               <w:spacing w:after="40" w:before="0"/>
               <w:jc w:val="left"/>
             </w:pPr>
@@ -20099,6 +20515,7 @@
           </w:tcPr>
           <w:p>
             <w:pPr>
+              <w:keepNext w:val="false"/>
               <w:spacing w:after="40" w:before="0"/>
               <w:jc w:val="left"/>
             </w:pPr>
@@ -20131,6 +20548,7 @@
           </w:tcPr>
           <w:p>
             <w:pPr>
+              <w:keepNext w:val="false"/>
               <w:spacing w:after="40" w:before="0"/>
               <w:jc w:val="left"/>
             </w:pPr>
@@ -20165,6 +20583,7 @@
           </w:tcPr>
           <w:p>
             <w:pPr>
+              <w:keepNext w:val="false"/>
               <w:spacing w:after="40" w:before="0"/>
               <w:jc w:val="left"/>
             </w:pPr>
@@ -20197,6 +20616,7 @@
           </w:tcPr>
           <w:p>
             <w:pPr>
+              <w:keepNext w:val="false"/>
               <w:spacing w:after="40" w:before="0"/>
               <w:jc w:val="left"/>
             </w:pPr>
@@ -20231,6 +20651,7 @@
           </w:tcPr>
           <w:p>
             <w:pPr>
+              <w:keepNext w:val="false"/>
               <w:spacing w:after="40" w:before="0"/>
               <w:jc w:val="left"/>
             </w:pPr>
@@ -20263,6 +20684,7 @@
           </w:tcPr>
           <w:p>
             <w:pPr>
+              <w:keepNext w:val="false"/>
               <w:spacing w:after="40" w:before="0"/>
               <w:jc w:val="left"/>
             </w:pPr>
@@ -20297,6 +20719,7 @@
           </w:tcPr>
           <w:p>
             <w:pPr>
+              <w:keepNext w:val="false"/>
               <w:spacing w:after="40" w:before="0"/>
               <w:jc w:val="left"/>
             </w:pPr>
@@ -20329,6 +20752,7 @@
           </w:tcPr>
           <w:p>
             <w:pPr>
+              <w:keepNext w:val="false"/>
               <w:spacing w:after="40" w:before="0"/>
               <w:jc w:val="left"/>
             </w:pPr>
@@ -20363,6 +20787,7 @@
           </w:tcPr>
           <w:p>
             <w:pPr>
+              <w:keepNext w:val="false"/>
               <w:spacing w:after="40" w:before="0"/>
               <w:jc w:val="left"/>
             </w:pPr>
@@ -20395,6 +20820,7 @@
           </w:tcPr>
           <w:p>
             <w:pPr>
+              <w:keepNext w:val="false"/>
               <w:spacing w:after="40" w:before="0"/>
               <w:jc w:val="left"/>
             </w:pPr>
@@ -20454,6 +20880,7 @@
           </w:tcPr>
           <w:p>
             <w:pPr>
+              <w:keepNext w:val="false"/>
               <w:spacing w:after="40" w:before="0"/>
               <w:jc w:val="center"/>
             </w:pPr>
@@ -20488,6 +20915,7 @@
           </w:tcPr>
           <w:p>
             <w:pPr>
+              <w:keepNext w:val="false"/>
               <w:spacing w:after="40" w:before="0"/>
               <w:jc w:val="left"/>
             </w:pPr>
@@ -20552,6 +20980,7 @@
           </w:tcPr>
           <w:p>
             <w:pPr>
+              <w:keepNext w:val="false"/>
               <w:spacing w:after="40" w:before="0"/>
               <w:jc w:val="center"/>
             </w:pPr>
@@ -20586,6 +21015,7 @@
           </w:tcPr>
           <w:p>
             <w:pPr>
+              <w:keepNext w:val="false"/>
               <w:spacing w:after="40" w:before="0"/>
               <w:jc w:val="left"/>
             </w:pPr>
@@ -20618,6 +21048,7 @@
           </w:tcPr>
           <w:p>
             <w:pPr>
+              <w:keepNext w:val="false"/>
               <w:spacing w:after="40" w:before="0"/>
               <w:jc w:val="left"/>
             </w:pPr>
@@ -20650,6 +21081,7 @@
           </w:tcPr>
           <w:p>
             <w:pPr>
+              <w:keepNext w:val="false"/>
               <w:spacing w:after="40" w:before="0"/>
               <w:jc w:val="left"/>
             </w:pPr>
@@ -20682,6 +21114,7 @@
           </w:tcPr>
           <w:p>
             <w:pPr>
+              <w:keepNext w:val="false"/>
               <w:spacing w:after="40" w:before="0"/>
               <w:jc w:val="left"/>
             </w:pPr>
@@ -20714,6 +21147,7 @@
           </w:tcPr>
           <w:p>
             <w:pPr>
+              <w:keepNext w:val="false"/>
               <w:spacing w:after="40" w:before="0"/>
               <w:jc w:val="left"/>
             </w:pPr>
@@ -20748,6 +21182,7 @@
           </w:tcPr>
           <w:p>
             <w:pPr>
+              <w:keepNext w:val="false"/>
               <w:spacing w:after="40" w:before="0"/>
               <w:jc w:val="left"/>
             </w:pPr>
@@ -20802,7 +21237,7 @@
               <w:spacing w:after="10" w:before="0"/>
               <w:ind w:left="120"/>
             </w:pPr>
-            <w:hyperlink w:history="1" r:id="rIdfijj7fo_-md7eeueahrdo">
+            <w:hyperlink w:history="1" r:id="rIdivvnd72wq1haess8_gpbr">
               <w:r>
                 <w:rPr>
                   <w:rFonts w:ascii="Arial" w:cs="Arial" w:eastAsia="Arial" w:hAnsi="Arial"/>
@@ -20879,7 +21314,7 @@
               <w:spacing w:after="10" w:before="0"/>
               <w:ind w:left="120"/>
             </w:pPr>
-            <w:hyperlink w:history="1" r:id="rIdllm5rhwp-u62glo3-bdts">
+            <w:hyperlink w:history="1" r:id="rIdyifpbw-kcw4ysutheur_i">
               <w:r>
                 <w:rPr>
                   <w:rFonts w:ascii="Arial" w:cs="Arial" w:eastAsia="Arial" w:hAnsi="Arial"/>
@@ -20922,6 +21357,7 @@
           </w:tcPr>
           <w:p>
             <w:pPr>
+              <w:keepNext w:val="false"/>
               <w:spacing w:after="40" w:before="0"/>
               <w:jc w:val="left"/>
             </w:pPr>
@@ -20954,6 +21390,7 @@
           </w:tcPr>
           <w:p>
             <w:pPr>
+              <w:keepNext w:val="false"/>
               <w:spacing w:after="40" w:before="0"/>
               <w:jc w:val="left"/>
             </w:pPr>
@@ -20986,6 +21423,7 @@
           </w:tcPr>
           <w:p>
             <w:pPr>
+              <w:keepNext w:val="false"/>
               <w:spacing w:after="40" w:before="0"/>
               <w:jc w:val="left"/>
             </w:pPr>
@@ -21018,6 +21456,7 @@
           </w:tcPr>
           <w:p>
             <w:pPr>
+              <w:keepNext w:val="false"/>
               <w:spacing w:after="40" w:before="0"/>
               <w:jc w:val="left"/>
             </w:pPr>
@@ -21052,6 +21491,7 @@
           </w:tcPr>
           <w:p>
             <w:pPr>
+              <w:keepNext w:val="false"/>
               <w:spacing w:after="40" w:before="0"/>
               <w:jc w:val="left"/>
             </w:pPr>
@@ -21106,7 +21546,7 @@
               <w:spacing w:after="10" w:before="0"/>
               <w:ind w:left="120"/>
             </w:pPr>
-            <w:hyperlink w:history="1" r:id="rIdhgmx7mdnyhw85oyjfuqu0">
+            <w:hyperlink w:history="1" r:id="rIdp5eklchbj361bwtknn5fi">
               <w:r>
                 <w:rPr>
                   <w:rFonts w:ascii="Arial" w:cs="Arial" w:eastAsia="Arial" w:hAnsi="Arial"/>
@@ -21183,7 +21623,7 @@
               <w:spacing w:after="10" w:before="0"/>
               <w:ind w:left="120"/>
             </w:pPr>
-            <w:hyperlink w:history="1" r:id="rId66n48_0h3hpymp5inuhmg">
+            <w:hyperlink w:history="1" r:id="rId8lgd42v5fpfwwc9mxitug">
               <w:r>
                 <w:rPr>
                   <w:rFonts w:ascii="Arial" w:cs="Arial" w:eastAsia="Arial" w:hAnsi="Arial"/>
@@ -21226,6 +21666,7 @@
           </w:tcPr>
           <w:p>
             <w:pPr>
+              <w:keepNext w:val="false"/>
               <w:spacing w:after="40" w:before="0"/>
               <w:jc w:val="left"/>
             </w:pPr>
@@ -21258,6 +21699,7 @@
           </w:tcPr>
           <w:p>
             <w:pPr>
+              <w:keepNext w:val="false"/>
               <w:spacing w:after="40" w:before="0"/>
               <w:jc w:val="left"/>
             </w:pPr>
@@ -21290,6 +21732,7 @@
           </w:tcPr>
           <w:p>
             <w:pPr>
+              <w:keepNext w:val="false"/>
               <w:spacing w:after="40" w:before="0"/>
               <w:jc w:val="left"/>
             </w:pPr>
@@ -21322,6 +21765,7 @@
           </w:tcPr>
           <w:p>
             <w:pPr>
+              <w:keepNext w:val="false"/>
               <w:spacing w:after="40" w:before="0"/>
               <w:jc w:val="left"/>
             </w:pPr>
@@ -21356,6 +21800,7 @@
           </w:tcPr>
           <w:p>
             <w:pPr>
+              <w:keepNext w:val="false"/>
               <w:spacing w:after="40" w:before="0"/>
               <w:jc w:val="left"/>
             </w:pPr>
@@ -21410,7 +21855,7 @@
               <w:spacing w:after="10" w:before="0"/>
               <w:ind w:left="120"/>
             </w:pPr>
-            <w:hyperlink w:history="1" r:id="rIdrzmnoss6sb8myw3mtlw1b">
+            <w:hyperlink w:history="1" r:id="rIdkk8b304xge5iw6_6fiuku">
               <w:r>
                 <w:rPr>
                   <w:rFonts w:ascii="Arial" w:cs="Arial" w:eastAsia="Arial" w:hAnsi="Arial"/>
@@ -21487,7 +21932,7 @@
               <w:spacing w:after="10" w:before="0"/>
               <w:ind w:left="120"/>
             </w:pPr>
-            <w:hyperlink w:history="1" r:id="rIdohsinsvbq4z22kkyxzjnd">
+            <w:hyperlink w:history="1" r:id="rIdc1wz76nxgcbfmn65xgsvo">
               <w:r>
                 <w:rPr>
                   <w:rFonts w:ascii="Arial" w:cs="Arial" w:eastAsia="Arial" w:hAnsi="Arial"/>
@@ -21530,6 +21975,7 @@
           </w:tcPr>
           <w:p>
             <w:pPr>
+              <w:keepNext w:val="false"/>
               <w:spacing w:after="40" w:before="0"/>
               <w:jc w:val="left"/>
             </w:pPr>
@@ -21562,6 +22008,7 @@
           </w:tcPr>
           <w:p>
             <w:pPr>
+              <w:keepNext w:val="false"/>
               <w:spacing w:after="40" w:before="0"/>
               <w:jc w:val="left"/>
             </w:pPr>
@@ -21594,6 +22041,7 @@
           </w:tcPr>
           <w:p>
             <w:pPr>
+              <w:keepNext w:val="false"/>
               <w:spacing w:after="40" w:before="0"/>
               <w:jc w:val="left"/>
             </w:pPr>
@@ -21626,6 +22074,7 @@
           </w:tcPr>
           <w:p>
             <w:pPr>
+              <w:keepNext w:val="false"/>
               <w:spacing w:after="40" w:before="0"/>
               <w:jc w:val="left"/>
             </w:pPr>
@@ -21660,6 +22109,7 @@
           </w:tcPr>
           <w:p>
             <w:pPr>
+              <w:keepNext w:val="false"/>
               <w:spacing w:after="40" w:before="0"/>
               <w:jc w:val="left"/>
             </w:pPr>
@@ -21714,7 +22164,7 @@
               <w:spacing w:after="10" w:before="0"/>
               <w:ind w:left="120"/>
             </w:pPr>
-            <w:hyperlink w:history="1" r:id="rIdlafxisdsduf2032jpcuuv">
+            <w:hyperlink w:history="1" r:id="rIdeecj48dptiqr1sbif5n1i">
               <w:r>
                 <w:rPr>
                   <w:rFonts w:ascii="Arial" w:cs="Arial" w:eastAsia="Arial" w:hAnsi="Arial"/>
@@ -21791,7 +22241,7 @@
               <w:spacing w:after="10" w:before="0"/>
               <w:ind w:left="120"/>
             </w:pPr>
-            <w:hyperlink w:history="1" r:id="rIdux1gectx5rpi_8na4xxea">
+            <w:hyperlink w:history="1" r:id="rId9n9lit2fxuw1qc7ehepnt">
               <w:r>
                 <w:rPr>
                   <w:rFonts w:ascii="Arial" w:cs="Arial" w:eastAsia="Arial" w:hAnsi="Arial"/>
@@ -21834,6 +22284,7 @@
           </w:tcPr>
           <w:p>
             <w:pPr>
+              <w:keepNext w:val="false"/>
               <w:spacing w:after="40" w:before="0"/>
               <w:jc w:val="left"/>
             </w:pPr>
@@ -21866,6 +22317,7 @@
           </w:tcPr>
           <w:p>
             <w:pPr>
+              <w:keepNext w:val="false"/>
               <w:spacing w:after="40" w:before="0"/>
               <w:jc w:val="left"/>
             </w:pPr>
@@ -21898,6 +22350,7 @@
           </w:tcPr>
           <w:p>
             <w:pPr>
+              <w:keepNext w:val="false"/>
               <w:spacing w:after="40" w:before="0"/>
               <w:jc w:val="left"/>
             </w:pPr>
@@ -21930,6 +22383,7 @@
           </w:tcPr>
           <w:p>
             <w:pPr>
+              <w:keepNext w:val="false"/>
               <w:spacing w:after="40" w:before="0"/>
               <w:jc w:val="left"/>
             </w:pPr>
@@ -21964,6 +22418,7 @@
           </w:tcPr>
           <w:p>
             <w:pPr>
+              <w:keepNext w:val="false"/>
               <w:spacing w:after="40" w:before="0"/>
               <w:jc w:val="left"/>
             </w:pPr>
@@ -22018,7 +22473,7 @@
               <w:spacing w:after="10" w:before="0"/>
               <w:ind w:left="120"/>
             </w:pPr>
-            <w:hyperlink w:history="1" r:id="rIdhoh2mvhjmhhsavfjl64tz">
+            <w:hyperlink w:history="1" r:id="rIdw3py9n1q4oatgerxgdegx">
               <w:r>
                 <w:rPr>
                   <w:rFonts w:ascii="Arial" w:cs="Arial" w:eastAsia="Arial" w:hAnsi="Arial"/>
@@ -22095,7 +22550,7 @@
               <w:spacing w:after="10" w:before="0"/>
               <w:ind w:left="120"/>
             </w:pPr>
-            <w:hyperlink w:history="1" r:id="rIdxlavg5g0isw2cphgkx2vi">
+            <w:hyperlink w:history="1" r:id="rIdh8lapiteb3i0io-utqohb">
               <w:r>
                 <w:rPr>
                   <w:rFonts w:ascii="Arial" w:cs="Arial" w:eastAsia="Arial" w:hAnsi="Arial"/>
@@ -22138,6 +22593,7 @@
           </w:tcPr>
           <w:p>
             <w:pPr>
+              <w:keepNext w:val="false"/>
               <w:spacing w:after="40" w:before="0"/>
               <w:jc w:val="left"/>
             </w:pPr>
@@ -22170,6 +22626,7 @@
           </w:tcPr>
           <w:p>
             <w:pPr>
+              <w:keepNext w:val="false"/>
               <w:spacing w:after="40" w:before="0"/>
               <w:jc w:val="left"/>
             </w:pPr>
@@ -22202,6 +22659,7 @@
           </w:tcPr>
           <w:p>
             <w:pPr>
+              <w:keepNext w:val="false"/>
               <w:spacing w:after="40" w:before="0"/>
               <w:jc w:val="left"/>
             </w:pPr>
@@ -22234,6 +22692,7 @@
           </w:tcPr>
           <w:p>
             <w:pPr>
+              <w:keepNext w:val="false"/>
               <w:spacing w:after="40" w:before="0"/>
               <w:jc w:val="left"/>
             </w:pPr>
@@ -22293,6 +22752,7 @@
           </w:tcPr>
           <w:p>
             <w:pPr>
+              <w:keepNext w:val="false"/>
               <w:spacing w:after="40" w:before="0"/>
               <w:jc w:val="center"/>
             </w:pPr>
@@ -22327,6 +22787,7 @@
           </w:tcPr>
           <w:p>
             <w:pPr>
+              <w:keepNext w:val="false"/>
               <w:spacing w:after="40" w:before="0"/>
               <w:jc w:val="left"/>
             </w:pPr>
@@ -22388,6 +22849,7 @@
           </w:tcPr>
           <w:p>
             <w:pPr>
+              <w:keepNext w:val="false"/>
               <w:spacing w:after="40" w:before="0"/>
               <w:jc w:val="center"/>
             </w:pPr>
@@ -22422,6 +22884,7 @@
           </w:tcPr>
           <w:p>
             <w:pPr>
+              <w:keepNext w:val="false"/>
               <w:spacing w:after="40" w:before="0"/>
               <w:jc w:val="left"/>
             </w:pPr>
@@ -22454,6 +22917,7 @@
           </w:tcPr>
           <w:p>
             <w:pPr>
+              <w:keepNext w:val="false"/>
               <w:spacing w:after="40" w:before="0"/>
               <w:jc w:val="left"/>
             </w:pPr>
@@ -22488,6 +22952,7 @@
           </w:tcPr>
           <w:p>
             <w:pPr>
+              <w:keepNext w:val="false"/>
               <w:spacing w:after="40" w:before="0"/>
               <w:jc w:val="left"/>
             </w:pPr>
@@ -22520,6 +22985,7 @@
           </w:tcPr>
           <w:p>
             <w:pPr>
+              <w:keepNext w:val="false"/>
               <w:spacing w:after="40" w:before="0"/>
               <w:jc w:val="left"/>
             </w:pPr>
@@ -22554,6 +23020,7 @@
           </w:tcPr>
           <w:p>
             <w:pPr>
+              <w:keepNext w:val="false"/>
               <w:spacing w:after="40" w:before="0"/>
               <w:jc w:val="left"/>
             </w:pPr>
@@ -22586,6 +23053,7 @@
           </w:tcPr>
           <w:p>
             <w:pPr>
+              <w:keepNext w:val="false"/>
               <w:spacing w:after="40" w:before="0"/>
               <w:jc w:val="left"/>
             </w:pPr>
@@ -22622,7 +23090,7 @@
         </w:rPr>
         <w:t xml:space="preserve">© 2026 SeaVuria and ARES. Aligned with KICD objectives. Developed by SeaVuria; technical implementation by ARES (with AI assistance from Claude). Licensed under </w:t>
       </w:r>
-      <w:hyperlink w:history="1" r:id="rIdxqzzh6xgtkqxrxe3tvkit">
+      <w:hyperlink w:history="1" r:id="rIdt21k8ymv2ejqaw8xorwrn">
         <w:r>
           <w:rPr>
             <w:rFonts w:ascii="Arial" w:cs="Arial" w:eastAsia="Arial" w:hAnsi="Arial"/>
@@ -22643,7 +23111,7 @@
         </w:rPr>
         <w:t xml:space="preserve"> (</w:t>
       </w:r>
-      <w:hyperlink w:history="1" r:id="rId0jio71tjdenrht45gscxh">
+      <w:hyperlink w:history="1" r:id="rIdg2x1eas-6gg8l__qecc-o">
         <w:r>
           <w:rPr>
             <w:rFonts w:ascii="Arial" w:cs="Arial" w:eastAsia="Arial" w:hAnsi="Arial"/>
@@ -22703,6 +23171,7 @@
           </w:tcPr>
           <w:p>
             <w:pPr>
+              <w:keepNext w:val="false"/>
               <w:spacing w:after="40" w:before="0"/>
               <w:jc w:val="center"/>
             </w:pPr>
@@ -22738,6 +23207,7 @@
           </w:tcPr>
           <w:p>
             <w:pPr>
+              <w:keepNext w:val="false"/>
               <w:spacing w:after="40" w:before="0"/>
               <w:jc w:val="center"/>
             </w:pPr>
@@ -22772,6 +23242,7 @@
           </w:tcPr>
           <w:p>
             <w:pPr>
+              <w:keepNext w:val="false"/>
               <w:spacing w:after="40" w:before="0"/>
               <w:jc w:val="left"/>
             </w:pPr>
@@ -22804,6 +23275,7 @@
           </w:tcPr>
           <w:p>
             <w:pPr>
+              <w:keepNext w:val="false"/>
               <w:spacing w:after="40" w:before="0"/>
               <w:jc w:val="left"/>
             </w:pPr>
@@ -22838,6 +23310,7 @@
           </w:tcPr>
           <w:p>
             <w:pPr>
+              <w:keepNext w:val="false"/>
               <w:spacing w:after="40" w:before="0"/>
               <w:jc w:val="left"/>
             </w:pPr>
@@ -22870,6 +23343,7 @@
           </w:tcPr>
           <w:p>
             <w:pPr>
+              <w:keepNext w:val="false"/>
               <w:spacing w:after="40" w:before="0"/>
               <w:jc w:val="left"/>
             </w:pPr>
@@ -22904,6 +23378,7 @@
           </w:tcPr>
           <w:p>
             <w:pPr>
+              <w:keepNext w:val="false"/>
               <w:spacing w:after="40" w:before="0"/>
               <w:jc w:val="left"/>
             </w:pPr>
@@ -22936,6 +23411,7 @@
           </w:tcPr>
           <w:p>
             <w:pPr>
+              <w:keepNext w:val="false"/>
               <w:spacing w:after="40" w:before="0"/>
               <w:jc w:val="left"/>
             </w:pPr>
@@ -22970,6 +23446,7 @@
           </w:tcPr>
           <w:p>
             <w:pPr>
+              <w:keepNext w:val="false"/>
               <w:spacing w:after="40" w:before="0"/>
               <w:jc w:val="left"/>
             </w:pPr>
@@ -23002,6 +23479,7 @@
           </w:tcPr>
           <w:p>
             <w:pPr>
+              <w:keepNext w:val="false"/>
               <w:spacing w:after="40" w:before="0"/>
               <w:jc w:val="left"/>
             </w:pPr>
@@ -23036,6 +23514,7 @@
           </w:tcPr>
           <w:p>
             <w:pPr>
+              <w:keepNext w:val="false"/>
               <w:spacing w:after="40" w:before="0"/>
               <w:jc w:val="left"/>
             </w:pPr>
@@ -23068,6 +23547,7 @@
           </w:tcPr>
           <w:p>
             <w:pPr>
+              <w:keepNext w:val="false"/>
               <w:spacing w:after="40" w:before="0"/>
               <w:jc w:val="left"/>
             </w:pPr>
@@ -23102,6 +23582,7 @@
           </w:tcPr>
           <w:p>
             <w:pPr>
+              <w:keepNext w:val="false"/>
               <w:spacing w:after="40" w:before="0"/>
               <w:jc w:val="left"/>
             </w:pPr>
@@ -23134,6 +23615,7 @@
           </w:tcPr>
           <w:p>
             <w:pPr>
+              <w:keepNext w:val="false"/>
               <w:spacing w:after="40" w:before="0"/>
               <w:jc w:val="left"/>
             </w:pPr>
@@ -23168,6 +23650,7 @@
           </w:tcPr>
           <w:p>
             <w:pPr>
+              <w:keepNext w:val="false"/>
               <w:spacing w:after="40" w:before="0"/>
               <w:jc w:val="left"/>
             </w:pPr>
@@ -23200,6 +23683,7 @@
           </w:tcPr>
           <w:p>
             <w:pPr>
+              <w:keepNext w:val="false"/>
               <w:spacing w:after="40" w:before="0"/>
               <w:jc w:val="left"/>
             </w:pPr>
@@ -23234,6 +23718,7 @@
           </w:tcPr>
           <w:p>
             <w:pPr>
+              <w:keepNext w:val="false"/>
               <w:spacing w:after="40" w:before="0"/>
               <w:jc w:val="left"/>
             </w:pPr>
@@ -23266,6 +23751,7 @@
           </w:tcPr>
           <w:p>
             <w:pPr>
+              <w:keepNext w:val="false"/>
               <w:spacing w:after="40" w:before="0"/>
               <w:jc w:val="left"/>
             </w:pPr>
@@ -23325,6 +23811,7 @@
           </w:tcPr>
           <w:p>
             <w:pPr>
+              <w:keepNext w:val="false"/>
               <w:spacing w:after="40" w:before="0"/>
               <w:jc w:val="center"/>
             </w:pPr>
@@ -23359,6 +23846,7 @@
           </w:tcPr>
           <w:p>
             <w:pPr>
+              <w:keepNext w:val="false"/>
               <w:spacing w:after="40" w:before="0"/>
               <w:jc w:val="left"/>
             </w:pPr>
@@ -23423,6 +23911,7 @@
           </w:tcPr>
           <w:p>
             <w:pPr>
+              <w:keepNext w:val="false"/>
               <w:spacing w:after="40" w:before="0"/>
               <w:jc w:val="center"/>
             </w:pPr>
@@ -23457,6 +23946,7 @@
           </w:tcPr>
           <w:p>
             <w:pPr>
+              <w:keepNext w:val="false"/>
               <w:spacing w:after="40" w:before="0"/>
               <w:jc w:val="left"/>
             </w:pPr>
@@ -23489,6 +23979,7 @@
           </w:tcPr>
           <w:p>
             <w:pPr>
+              <w:keepNext w:val="false"/>
               <w:spacing w:after="40" w:before="0"/>
               <w:jc w:val="left"/>
             </w:pPr>
@@ -23521,6 +24012,7 @@
           </w:tcPr>
           <w:p>
             <w:pPr>
+              <w:keepNext w:val="false"/>
               <w:spacing w:after="40" w:before="0"/>
               <w:jc w:val="left"/>
             </w:pPr>
@@ -23553,6 +24045,7 @@
           </w:tcPr>
           <w:p>
             <w:pPr>
+              <w:keepNext w:val="false"/>
               <w:spacing w:after="40" w:before="0"/>
               <w:jc w:val="left"/>
             </w:pPr>
@@ -23585,6 +24078,7 @@
           </w:tcPr>
           <w:p>
             <w:pPr>
+              <w:keepNext w:val="false"/>
               <w:spacing w:after="40" w:before="0"/>
               <w:jc w:val="left"/>
             </w:pPr>
@@ -23619,6 +24113,7 @@
           </w:tcPr>
           <w:p>
             <w:pPr>
+              <w:keepNext w:val="false"/>
               <w:spacing w:after="40" w:before="0"/>
               <w:jc w:val="left"/>
             </w:pPr>
@@ -23673,7 +24168,7 @@
               <w:spacing w:after="10" w:before="0"/>
               <w:ind w:left="120"/>
             </w:pPr>
-            <w:hyperlink w:history="1" r:id="rIdejpewocgkv8_6jvije0wa">
+            <w:hyperlink w:history="1" r:id="rIdhnt4pbj5p8x3ffmzr2hsz">
               <w:r>
                 <w:rPr>
                   <w:rFonts w:ascii="Arial" w:cs="Arial" w:eastAsia="Arial" w:hAnsi="Arial"/>
@@ -23750,7 +24245,7 @@
               <w:spacing w:after="10" w:before="0"/>
               <w:ind w:left="120"/>
             </w:pPr>
-            <w:hyperlink w:history="1" r:id="rId9diirjhhcs6dhe-uqarbl">
+            <w:hyperlink w:history="1" r:id="rIdhxqlvq61gbqolzg8sgprh">
               <w:r>
                 <w:rPr>
                   <w:rFonts w:ascii="Arial" w:cs="Arial" w:eastAsia="Arial" w:hAnsi="Arial"/>
@@ -23793,6 +24288,7 @@
           </w:tcPr>
           <w:p>
             <w:pPr>
+              <w:keepNext w:val="false"/>
               <w:spacing w:after="40" w:before="0"/>
               <w:jc w:val="left"/>
             </w:pPr>
@@ -23825,6 +24321,7 @@
           </w:tcPr>
           <w:p>
             <w:pPr>
+              <w:keepNext w:val="false"/>
               <w:spacing w:after="40" w:before="0"/>
               <w:jc w:val="left"/>
             </w:pPr>
@@ -23857,6 +24354,7 @@
           </w:tcPr>
           <w:p>
             <w:pPr>
+              <w:keepNext w:val="false"/>
               <w:spacing w:after="40" w:before="0"/>
               <w:jc w:val="left"/>
             </w:pPr>
@@ -23889,6 +24387,7 @@
           </w:tcPr>
           <w:p>
             <w:pPr>
+              <w:keepNext w:val="false"/>
               <w:spacing w:after="40" w:before="0"/>
               <w:jc w:val="left"/>
             </w:pPr>
@@ -23923,6 +24422,7 @@
           </w:tcPr>
           <w:p>
             <w:pPr>
+              <w:keepNext w:val="false"/>
               <w:spacing w:after="40" w:before="0"/>
               <w:jc w:val="left"/>
             </w:pPr>
@@ -23977,7 +24477,7 @@
               <w:spacing w:after="10" w:before="0"/>
               <w:ind w:left="120"/>
             </w:pPr>
-            <w:hyperlink w:history="1" r:id="rId8khmgo6yafhnqnajxnubz">
+            <w:hyperlink w:history="1" r:id="rId0hs0nbtzjqtic_3hcsbip">
               <w:r>
                 <w:rPr>
                   <w:rFonts w:ascii="Arial" w:cs="Arial" w:eastAsia="Arial" w:hAnsi="Arial"/>
@@ -24054,7 +24554,7 @@
               <w:spacing w:after="10" w:before="0"/>
               <w:ind w:left="120"/>
             </w:pPr>
-            <w:hyperlink w:history="1" r:id="rIdwv1qi6jobcoi-ybrwyvvd">
+            <w:hyperlink w:history="1" r:id="rId50cxhyvzfnriqzy6ydubd">
               <w:r>
                 <w:rPr>
                   <w:rFonts w:ascii="Arial" w:cs="Arial" w:eastAsia="Arial" w:hAnsi="Arial"/>
@@ -24097,6 +24597,7 @@
           </w:tcPr>
           <w:p>
             <w:pPr>
+              <w:keepNext w:val="false"/>
               <w:spacing w:after="40" w:before="0"/>
               <w:jc w:val="left"/>
             </w:pPr>
@@ -24129,6 +24630,7 @@
           </w:tcPr>
           <w:p>
             <w:pPr>
+              <w:keepNext w:val="false"/>
               <w:spacing w:after="40" w:before="0"/>
               <w:jc w:val="left"/>
             </w:pPr>
@@ -24161,6 +24663,7 @@
           </w:tcPr>
           <w:p>
             <w:pPr>
+              <w:keepNext w:val="false"/>
               <w:spacing w:after="40" w:before="0"/>
               <w:jc w:val="left"/>
             </w:pPr>
@@ -24193,6 +24696,7 @@
           </w:tcPr>
           <w:p>
             <w:pPr>
+              <w:keepNext w:val="false"/>
               <w:spacing w:after="40" w:before="0"/>
               <w:jc w:val="left"/>
             </w:pPr>
@@ -24227,6 +24731,7 @@
           </w:tcPr>
           <w:p>
             <w:pPr>
+              <w:keepNext w:val="false"/>
               <w:spacing w:after="40" w:before="0"/>
               <w:jc w:val="left"/>
             </w:pPr>
@@ -24281,7 +24786,7 @@
               <w:spacing w:after="10" w:before="0"/>
               <w:ind w:left="120"/>
             </w:pPr>
-            <w:hyperlink w:history="1" r:id="rIdu8_taa4cgbdrqnt-erdql">
+            <w:hyperlink w:history="1" r:id="rIdi0za8qltw8m_d8izzdkic">
               <w:r>
                 <w:rPr>
                   <w:rFonts w:ascii="Arial" w:cs="Arial" w:eastAsia="Arial" w:hAnsi="Arial"/>
@@ -24358,7 +24863,7 @@
               <w:spacing w:after="10" w:before="0"/>
               <w:ind w:left="120"/>
             </w:pPr>
-            <w:hyperlink w:history="1" r:id="rIdtujpvvvj1wmuxcypgarzv">
+            <w:hyperlink w:history="1" r:id="rId9om-g3z7pga11uernfdzc">
               <w:r>
                 <w:rPr>
                   <w:rFonts w:ascii="Arial" w:cs="Arial" w:eastAsia="Arial" w:hAnsi="Arial"/>
@@ -24401,6 +24906,7 @@
           </w:tcPr>
           <w:p>
             <w:pPr>
+              <w:keepNext w:val="false"/>
               <w:spacing w:after="40" w:before="0"/>
               <w:jc w:val="left"/>
             </w:pPr>
@@ -24433,6 +24939,7 @@
           </w:tcPr>
           <w:p>
             <w:pPr>
+              <w:keepNext w:val="false"/>
               <w:spacing w:after="40" w:before="0"/>
               <w:jc w:val="left"/>
             </w:pPr>
@@ -24465,6 +24972,7 @@
           </w:tcPr>
           <w:p>
             <w:pPr>
+              <w:keepNext w:val="false"/>
               <w:spacing w:after="40" w:before="0"/>
               <w:jc w:val="left"/>
             </w:pPr>
@@ -24497,6 +25005,7 @@
           </w:tcPr>
           <w:p>
             <w:pPr>
+              <w:keepNext w:val="false"/>
               <w:spacing w:after="40" w:before="0"/>
               <w:jc w:val="left"/>
             </w:pPr>
@@ -24531,6 +25040,7 @@
           </w:tcPr>
           <w:p>
             <w:pPr>
+              <w:keepNext w:val="false"/>
               <w:spacing w:after="40" w:before="0"/>
               <w:jc w:val="left"/>
             </w:pPr>
@@ -24585,7 +25095,7 @@
               <w:spacing w:after="10" w:before="0"/>
               <w:ind w:left="120"/>
             </w:pPr>
-            <w:hyperlink w:history="1" r:id="rId542mtkt1b1firmzognt79">
+            <w:hyperlink w:history="1" r:id="rId-jakx47yminpwjnnzzpl4">
               <w:r>
                 <w:rPr>
                   <w:rFonts w:ascii="Arial" w:cs="Arial" w:eastAsia="Arial" w:hAnsi="Arial"/>
@@ -24662,7 +25172,7 @@
               <w:spacing w:after="10" w:before="0"/>
               <w:ind w:left="120"/>
             </w:pPr>
-            <w:hyperlink w:history="1" r:id="rIdmxz286phgfyz0gu-cjom2">
+            <w:hyperlink w:history="1" r:id="rId2xydudduf91v1rfat54zi">
               <w:r>
                 <w:rPr>
                   <w:rFonts w:ascii="Arial" w:cs="Arial" w:eastAsia="Arial" w:hAnsi="Arial"/>
@@ -24705,6 +25215,7 @@
           </w:tcPr>
           <w:p>
             <w:pPr>
+              <w:keepNext w:val="false"/>
               <w:spacing w:after="40" w:before="0"/>
               <w:jc w:val="left"/>
             </w:pPr>
@@ -24737,6 +25248,7 @@
           </w:tcPr>
           <w:p>
             <w:pPr>
+              <w:keepNext w:val="false"/>
               <w:spacing w:after="40" w:before="0"/>
               <w:jc w:val="left"/>
             </w:pPr>
@@ -24769,6 +25281,7 @@
           </w:tcPr>
           <w:p>
             <w:pPr>
+              <w:keepNext w:val="false"/>
               <w:spacing w:after="40" w:before="0"/>
               <w:jc w:val="left"/>
             </w:pPr>
@@ -24801,6 +25314,7 @@
           </w:tcPr>
           <w:p>
             <w:pPr>
+              <w:keepNext w:val="false"/>
               <w:spacing w:after="40" w:before="0"/>
               <w:jc w:val="left"/>
             </w:pPr>
@@ -24835,6 +25349,7 @@
           </w:tcPr>
           <w:p>
             <w:pPr>
+              <w:keepNext w:val="false"/>
               <w:spacing w:after="40" w:before="0"/>
               <w:jc w:val="left"/>
             </w:pPr>
@@ -24889,7 +25404,7 @@
               <w:spacing w:after="10" w:before="0"/>
               <w:ind w:left="120"/>
             </w:pPr>
-            <w:hyperlink w:history="1" r:id="rIdssgnaqfvbco4ls_0dytnr">
+            <w:hyperlink w:history="1" r:id="rIdtdf4pe9yuucotnss-znpk">
               <w:r>
                 <w:rPr>
                   <w:rFonts w:ascii="Arial" w:cs="Arial" w:eastAsia="Arial" w:hAnsi="Arial"/>
@@ -24966,7 +25481,7 @@
               <w:spacing w:after="10" w:before="0"/>
               <w:ind w:left="120"/>
             </w:pPr>
-            <w:hyperlink w:history="1" r:id="rIdqrdc_jswxzzugo17bf63h">
+            <w:hyperlink w:history="1" r:id="rIdbm2-9vzr-wilwv-cyyvsm">
               <w:r>
                 <w:rPr>
                   <w:rFonts w:ascii="Arial" w:cs="Arial" w:eastAsia="Arial" w:hAnsi="Arial"/>
@@ -25009,6 +25524,7 @@
           </w:tcPr>
           <w:p>
             <w:pPr>
+              <w:keepNext w:val="false"/>
               <w:spacing w:after="40" w:before="0"/>
               <w:jc w:val="left"/>
             </w:pPr>
@@ -25041,6 +25557,7 @@
           </w:tcPr>
           <w:p>
             <w:pPr>
+              <w:keepNext w:val="false"/>
               <w:spacing w:after="40" w:before="0"/>
               <w:jc w:val="left"/>
             </w:pPr>
@@ -25073,6 +25590,7 @@
           </w:tcPr>
           <w:p>
             <w:pPr>
+              <w:keepNext w:val="false"/>
               <w:spacing w:after="40" w:before="0"/>
               <w:jc w:val="left"/>
             </w:pPr>
@@ -25105,6 +25623,7 @@
           </w:tcPr>
           <w:p>
             <w:pPr>
+              <w:keepNext w:val="false"/>
               <w:spacing w:after="40" w:before="0"/>
               <w:jc w:val="left"/>
             </w:pPr>
@@ -25164,6 +25683,7 @@
           </w:tcPr>
           <w:p>
             <w:pPr>
+              <w:keepNext w:val="false"/>
               <w:spacing w:after="40" w:before="0"/>
               <w:jc w:val="center"/>
             </w:pPr>
@@ -25198,6 +25718,7 @@
           </w:tcPr>
           <w:p>
             <w:pPr>
+              <w:keepNext w:val="false"/>
               <w:spacing w:after="40" w:before="0"/>
               <w:jc w:val="left"/>
             </w:pPr>
@@ -25259,6 +25780,7 @@
           </w:tcPr>
           <w:p>
             <w:pPr>
+              <w:keepNext w:val="false"/>
               <w:spacing w:after="40" w:before="0"/>
               <w:jc w:val="center"/>
             </w:pPr>
@@ -25293,6 +25815,7 @@
           </w:tcPr>
           <w:p>
             <w:pPr>
+              <w:keepNext w:val="false"/>
               <w:spacing w:after="40" w:before="0"/>
               <w:jc w:val="left"/>
             </w:pPr>
@@ -25325,6 +25848,7 @@
           </w:tcPr>
           <w:p>
             <w:pPr>
+              <w:keepNext w:val="false"/>
               <w:spacing w:after="40" w:before="0"/>
               <w:jc w:val="left"/>
             </w:pPr>
@@ -25359,6 +25883,7 @@
           </w:tcPr>
           <w:p>
             <w:pPr>
+              <w:keepNext w:val="false"/>
               <w:spacing w:after="40" w:before="0"/>
               <w:jc w:val="left"/>
             </w:pPr>
@@ -25391,6 +25916,7 @@
           </w:tcPr>
           <w:p>
             <w:pPr>
+              <w:keepNext w:val="false"/>
               <w:spacing w:after="40" w:before="0"/>
               <w:jc w:val="left"/>
             </w:pPr>
@@ -25425,6 +25951,7 @@
           </w:tcPr>
           <w:p>
             <w:pPr>
+              <w:keepNext w:val="false"/>
               <w:spacing w:after="40" w:before="0"/>
               <w:jc w:val="left"/>
             </w:pPr>
@@ -25457,6 +25984,7 @@
           </w:tcPr>
           <w:p>
             <w:pPr>
+              <w:keepNext w:val="false"/>
               <w:spacing w:after="40" w:before="0"/>
               <w:jc w:val="left"/>
             </w:pPr>
@@ -25493,7 +26021,7 @@
         </w:rPr>
         <w:t xml:space="preserve">© 2026 SeaVuria and ARES. Aligned with KICD objectives. Developed by SeaVuria; technical implementation by ARES (with AI assistance from Claude). Licensed under </w:t>
       </w:r>
-      <w:hyperlink w:history="1" r:id="rIdpigkz5et15itl0qj9binw">
+      <w:hyperlink w:history="1" r:id="rId8oi5nkcido332zqs8ncbz">
         <w:r>
           <w:rPr>
             <w:rFonts w:ascii="Arial" w:cs="Arial" w:eastAsia="Arial" w:hAnsi="Arial"/>
@@ -25514,7 +26042,7 @@
         </w:rPr>
         <w:t xml:space="preserve"> (</w:t>
       </w:r>
-      <w:hyperlink w:history="1" r:id="rIdsmqyf0m-fwynktyd-s2_o">
+      <w:hyperlink w:history="1" r:id="rIdibrxo0jlfecogefhufj6p">
         <w:r>
           <w:rPr>
             <w:rFonts w:ascii="Arial" w:cs="Arial" w:eastAsia="Arial" w:hAnsi="Arial"/>
@@ -25574,6 +26102,7 @@
           </w:tcPr>
           <w:p>
             <w:pPr>
+              <w:keepNext w:val="false"/>
               <w:spacing w:after="40" w:before="0"/>
               <w:jc w:val="center"/>
             </w:pPr>
@@ -25609,6 +26138,7 @@
           </w:tcPr>
           <w:p>
             <w:pPr>
+              <w:keepNext w:val="false"/>
               <w:spacing w:after="40" w:before="0"/>
               <w:jc w:val="center"/>
             </w:pPr>
@@ -25643,6 +26173,7 @@
           </w:tcPr>
           <w:p>
             <w:pPr>
+              <w:keepNext w:val="false"/>
               <w:spacing w:after="40" w:before="0"/>
               <w:jc w:val="left"/>
             </w:pPr>
@@ -25675,6 +26206,7 @@
           </w:tcPr>
           <w:p>
             <w:pPr>
+              <w:keepNext w:val="false"/>
               <w:spacing w:after="40" w:before="0"/>
               <w:jc w:val="left"/>
             </w:pPr>
@@ -25709,6 +26241,7 @@
           </w:tcPr>
           <w:p>
             <w:pPr>
+              <w:keepNext w:val="false"/>
               <w:spacing w:after="40" w:before="0"/>
               <w:jc w:val="left"/>
             </w:pPr>
@@ -25741,6 +26274,7 @@
           </w:tcPr>
           <w:p>
             <w:pPr>
+              <w:keepNext w:val="false"/>
               <w:spacing w:after="40" w:before="0"/>
               <w:jc w:val="left"/>
             </w:pPr>
@@ -25775,6 +26309,7 @@
           </w:tcPr>
           <w:p>
             <w:pPr>
+              <w:keepNext w:val="false"/>
               <w:spacing w:after="40" w:before="0"/>
               <w:jc w:val="left"/>
             </w:pPr>
@@ -25807,6 +26342,7 @@
           </w:tcPr>
           <w:p>
             <w:pPr>
+              <w:keepNext w:val="false"/>
               <w:spacing w:after="40" w:before="0"/>
               <w:jc w:val="left"/>
             </w:pPr>
@@ -25841,6 +26377,7 @@
           </w:tcPr>
           <w:p>
             <w:pPr>
+              <w:keepNext w:val="false"/>
               <w:spacing w:after="40" w:before="0"/>
               <w:jc w:val="left"/>
             </w:pPr>
@@ -25873,6 +26410,7 @@
           </w:tcPr>
           <w:p>
             <w:pPr>
+              <w:keepNext w:val="false"/>
               <w:spacing w:after="40" w:before="0"/>
               <w:jc w:val="left"/>
             </w:pPr>
@@ -25907,6 +26445,7 @@
           </w:tcPr>
           <w:p>
             <w:pPr>
+              <w:keepNext w:val="false"/>
               <w:spacing w:after="40" w:before="0"/>
               <w:jc w:val="left"/>
             </w:pPr>
@@ -25939,6 +26478,7 @@
           </w:tcPr>
           <w:p>
             <w:pPr>
+              <w:keepNext w:val="false"/>
               <w:spacing w:after="40" w:before="0"/>
               <w:jc w:val="left"/>
             </w:pPr>
@@ -25973,6 +26513,7 @@
           </w:tcPr>
           <w:p>
             <w:pPr>
+              <w:keepNext w:val="false"/>
               <w:spacing w:after="40" w:before="0"/>
               <w:jc w:val="left"/>
             </w:pPr>
@@ -26005,6 +26546,7 @@
           </w:tcPr>
           <w:p>
             <w:pPr>
+              <w:keepNext w:val="false"/>
               <w:spacing w:after="40" w:before="0"/>
               <w:jc w:val="left"/>
             </w:pPr>
@@ -26039,6 +26581,7 @@
           </w:tcPr>
           <w:p>
             <w:pPr>
+              <w:keepNext w:val="false"/>
               <w:spacing w:after="40" w:before="0"/>
               <w:jc w:val="left"/>
             </w:pPr>
@@ -26071,6 +26614,7 @@
           </w:tcPr>
           <w:p>
             <w:pPr>
+              <w:keepNext w:val="false"/>
               <w:spacing w:after="40" w:before="0"/>
               <w:jc w:val="left"/>
             </w:pPr>
@@ -26105,6 +26649,7 @@
           </w:tcPr>
           <w:p>
             <w:pPr>
+              <w:keepNext w:val="false"/>
               <w:spacing w:after="40" w:before="0"/>
               <w:jc w:val="left"/>
             </w:pPr>
@@ -26137,6 +26682,7 @@
           </w:tcPr>
           <w:p>
             <w:pPr>
+              <w:keepNext w:val="false"/>
               <w:spacing w:after="40" w:before="0"/>
               <w:jc w:val="left"/>
             </w:pPr>
@@ -26196,6 +26742,7 @@
           </w:tcPr>
           <w:p>
             <w:pPr>
+              <w:keepNext w:val="false"/>
               <w:spacing w:after="40" w:before="0"/>
               <w:jc w:val="center"/>
             </w:pPr>
@@ -26230,6 +26777,7 @@
           </w:tcPr>
           <w:p>
             <w:pPr>
+              <w:keepNext w:val="false"/>
               <w:spacing w:after="40" w:before="0"/>
               <w:jc w:val="left"/>
             </w:pPr>
@@ -26294,6 +26842,7 @@
           </w:tcPr>
           <w:p>
             <w:pPr>
+              <w:keepNext w:val="false"/>
               <w:spacing w:after="40" w:before="0"/>
               <w:jc w:val="center"/>
             </w:pPr>
@@ -26328,6 +26877,7 @@
           </w:tcPr>
           <w:p>
             <w:pPr>
+              <w:keepNext w:val="false"/>
               <w:spacing w:after="40" w:before="0"/>
               <w:jc w:val="left"/>
             </w:pPr>
@@ -26360,6 +26910,7 @@
           </w:tcPr>
           <w:p>
             <w:pPr>
+              <w:keepNext w:val="false"/>
               <w:spacing w:after="40" w:before="0"/>
               <w:jc w:val="left"/>
             </w:pPr>
@@ -26392,6 +26943,7 @@
           </w:tcPr>
           <w:p>
             <w:pPr>
+              <w:keepNext w:val="false"/>
               <w:spacing w:after="40" w:before="0"/>
               <w:jc w:val="left"/>
             </w:pPr>
@@ -26424,6 +26976,7 @@
           </w:tcPr>
           <w:p>
             <w:pPr>
+              <w:keepNext w:val="false"/>
               <w:spacing w:after="40" w:before="0"/>
               <w:jc w:val="left"/>
             </w:pPr>
@@ -26456,6 +27009,7 @@
           </w:tcPr>
           <w:p>
             <w:pPr>
+              <w:keepNext w:val="false"/>
               <w:spacing w:after="40" w:before="0"/>
               <w:jc w:val="left"/>
             </w:pPr>
@@ -26490,6 +27044,7 @@
           </w:tcPr>
           <w:p>
             <w:pPr>
+              <w:keepNext w:val="false"/>
               <w:spacing w:after="40" w:before="0"/>
               <w:jc w:val="left"/>
             </w:pPr>
@@ -26527,7 +27082,7 @@
             <w:pPr>
               <w:spacing w:after="20" w:before="0"/>
             </w:pPr>
-            <w:hyperlink w:history="1" r:id="rId-6rzsyuegz1wmsqfxqhlo">
+            <w:hyperlink w:history="1" r:id="rIdploiyetzvayq9al0ctlfn">
               <w:r>
                 <w:rPr>
                   <w:rFonts w:ascii="Arial" w:cs="Arial" w:eastAsia="Arial" w:hAnsi="Arial"/>
@@ -26576,7 +27131,7 @@
               <w:spacing w:after="10" w:before="0"/>
               <w:ind w:left="120"/>
             </w:pPr>
-            <w:hyperlink w:history="1" r:id="rIdo1azwksbw1zn3jqgl6wjo">
+            <w:hyperlink w:history="1" r:id="rIdnrik7lt2lliv1jqk2vfl6">
               <w:r>
                 <w:rPr>
                   <w:rFonts w:ascii="Arial" w:cs="Arial" w:eastAsia="Arial" w:hAnsi="Arial"/>
@@ -26621,7 +27176,7 @@
             <w:pPr>
               <w:spacing w:after="20" w:before="0"/>
             </w:pPr>
-            <w:hyperlink w:history="1" r:id="rIdnxwzhyygkcycsmepy9vy-">
+            <w:hyperlink w:history="1" r:id="rIduah4xal0e7qkreyw6vdfw">
               <w:r>
                 <w:rPr>
                   <w:rFonts w:ascii="Arial" w:cs="Arial" w:eastAsia="Arial" w:hAnsi="Arial"/>
@@ -26670,7 +27225,7 @@
               <w:spacing w:after="10" w:before="0"/>
               <w:ind w:left="120"/>
             </w:pPr>
-            <w:hyperlink w:history="1" r:id="rIdtmlxe27y4jjjsydf3luym">
+            <w:hyperlink w:history="1" r:id="rIdlroxjp7amfjljumymr9qa">
               <w:r>
                 <w:rPr>
                   <w:rFonts w:ascii="Arial" w:cs="Arial" w:eastAsia="Arial" w:hAnsi="Arial"/>
@@ -26698,6 +27253,7 @@
           </w:tcPr>
           <w:p>
             <w:pPr>
+              <w:keepNext w:val="false"/>
               <w:spacing w:after="40" w:before="0"/>
               <w:jc w:val="left"/>
             </w:pPr>
@@ -26730,6 +27286,7 @@
           </w:tcPr>
           <w:p>
             <w:pPr>
+              <w:keepNext w:val="false"/>
               <w:spacing w:after="40" w:before="0"/>
               <w:jc w:val="left"/>
             </w:pPr>
@@ -26762,6 +27319,7 @@
           </w:tcPr>
           <w:p>
             <w:pPr>
+              <w:keepNext w:val="false"/>
               <w:spacing w:after="40" w:before="0"/>
               <w:jc w:val="left"/>
             </w:pPr>
@@ -26794,6 +27352,7 @@
           </w:tcPr>
           <w:p>
             <w:pPr>
+              <w:keepNext w:val="false"/>
               <w:spacing w:after="40" w:before="0"/>
               <w:jc w:val="left"/>
             </w:pPr>
@@ -26828,6 +27387,7 @@
           </w:tcPr>
           <w:p>
             <w:pPr>
+              <w:keepNext w:val="false"/>
               <w:spacing w:after="40" w:before="0"/>
               <w:jc w:val="left"/>
             </w:pPr>
@@ -26865,7 +27425,7 @@
             <w:pPr>
               <w:spacing w:after="20" w:before="0"/>
             </w:pPr>
-            <w:hyperlink w:history="1" r:id="rIdxepub7pgxcxpk5gyo3ao_">
+            <w:hyperlink w:history="1" r:id="rIdluiaau7djhrc7fjivythx">
               <w:r>
                 <w:rPr>
                   <w:rFonts w:ascii="Arial" w:cs="Arial" w:eastAsia="Arial" w:hAnsi="Arial"/>
@@ -26914,7 +27474,7 @@
               <w:spacing w:after="10" w:before="0"/>
               <w:ind w:left="120"/>
             </w:pPr>
-            <w:hyperlink w:history="1" r:id="rIdmkf_ohn4dzdktjdnw-dfe">
+            <w:hyperlink w:history="1" r:id="rIdvovaottzatxcgppac6kte">
               <w:r>
                 <w:rPr>
                   <w:rFonts w:ascii="Arial" w:cs="Arial" w:eastAsia="Arial" w:hAnsi="Arial"/>
@@ -26959,7 +27519,7 @@
             <w:pPr>
               <w:spacing w:after="20" w:before="0"/>
             </w:pPr>
-            <w:hyperlink w:history="1" r:id="rIdmuwkc2s_x8nzxkw4brayr">
+            <w:hyperlink w:history="1" r:id="rIdu6mc66sscp3am1-de_nt-">
               <w:r>
                 <w:rPr>
                   <w:rFonts w:ascii="Arial" w:cs="Arial" w:eastAsia="Arial" w:hAnsi="Arial"/>
@@ -27008,7 +27568,7 @@
               <w:spacing w:after="10" w:before="0"/>
               <w:ind w:left="120"/>
             </w:pPr>
-            <w:hyperlink w:history="1" r:id="rId0reblxf8y64dqk8yyijmg">
+            <w:hyperlink w:history="1" r:id="rIddqviqdh2symgfzi-7xblu">
               <w:r>
                 <w:rPr>
                   <w:rFonts w:ascii="Arial" w:cs="Arial" w:eastAsia="Arial" w:hAnsi="Arial"/>
@@ -27036,6 +27596,7 @@
           </w:tcPr>
           <w:p>
             <w:pPr>
+              <w:keepNext w:val="false"/>
               <w:spacing w:after="40" w:before="0"/>
               <w:jc w:val="left"/>
             </w:pPr>
@@ -27068,6 +27629,7 @@
           </w:tcPr>
           <w:p>
             <w:pPr>
+              <w:keepNext w:val="false"/>
               <w:spacing w:after="40" w:before="0"/>
               <w:jc w:val="left"/>
             </w:pPr>
@@ -27100,6 +27662,7 @@
           </w:tcPr>
           <w:p>
             <w:pPr>
+              <w:keepNext w:val="false"/>
               <w:spacing w:after="40" w:before="0"/>
               <w:jc w:val="left"/>
             </w:pPr>
@@ -27132,6 +27695,7 @@
           </w:tcPr>
           <w:p>
             <w:pPr>
+              <w:keepNext w:val="false"/>
               <w:spacing w:after="40" w:before="0"/>
               <w:jc w:val="left"/>
             </w:pPr>
@@ -27166,6 +27730,7 @@
           </w:tcPr>
           <w:p>
             <w:pPr>
+              <w:keepNext w:val="false"/>
               <w:spacing w:after="40" w:before="0"/>
               <w:jc w:val="left"/>
             </w:pPr>
@@ -27203,7 +27768,7 @@
             <w:pPr>
               <w:spacing w:after="20" w:before="0"/>
             </w:pPr>
-            <w:hyperlink w:history="1" r:id="rIdywqvmsveia4am-lgnr0go">
+            <w:hyperlink w:history="1" r:id="rIdajkfvo4naceydua7gufdm">
               <w:r>
                 <w:rPr>
                   <w:rFonts w:ascii="Arial" w:cs="Arial" w:eastAsia="Arial" w:hAnsi="Arial"/>
@@ -27252,7 +27817,7 @@
               <w:spacing w:after="10" w:before="0"/>
               <w:ind w:left="120"/>
             </w:pPr>
-            <w:hyperlink w:history="1" r:id="rIdvwbd0m6tsecwmyubch9li">
+            <w:hyperlink w:history="1" r:id="rId6yowpfpnahlw2gsxi9lpv">
               <w:r>
                 <w:rPr>
                   <w:rFonts w:ascii="Arial" w:cs="Arial" w:eastAsia="Arial" w:hAnsi="Arial"/>
@@ -27297,7 +27862,7 @@
             <w:pPr>
               <w:spacing w:after="20" w:before="0"/>
             </w:pPr>
-            <w:hyperlink w:history="1" r:id="rIdc9pdd57zi_u68xm6cgwol">
+            <w:hyperlink w:history="1" r:id="rIdd6d83lzlsz_cm8jywmaeb">
               <w:r>
                 <w:rPr>
                   <w:rFonts w:ascii="Arial" w:cs="Arial" w:eastAsia="Arial" w:hAnsi="Arial"/>
@@ -27346,7 +27911,7 @@
               <w:spacing w:after="10" w:before="0"/>
               <w:ind w:left="120"/>
             </w:pPr>
-            <w:hyperlink w:history="1" r:id="rIdrbvtx8zcxcnk01mw-htpj">
+            <w:hyperlink w:history="1" r:id="rIdzbo4sktkosf_02b917gkt">
               <w:r>
                 <w:rPr>
                   <w:rFonts w:ascii="Arial" w:cs="Arial" w:eastAsia="Arial" w:hAnsi="Arial"/>
@@ -27374,6 +27939,7 @@
           </w:tcPr>
           <w:p>
             <w:pPr>
+              <w:keepNext w:val="false"/>
               <w:spacing w:after="40" w:before="0"/>
               <w:jc w:val="left"/>
             </w:pPr>
@@ -27406,6 +27972,7 @@
           </w:tcPr>
           <w:p>
             <w:pPr>
+              <w:keepNext w:val="false"/>
               <w:spacing w:after="40" w:before="0"/>
               <w:jc w:val="left"/>
             </w:pPr>
@@ -27438,6 +28005,7 @@
           </w:tcPr>
           <w:p>
             <w:pPr>
+              <w:keepNext w:val="false"/>
               <w:spacing w:after="40" w:before="0"/>
               <w:jc w:val="left"/>
             </w:pPr>
@@ -27470,6 +28038,7 @@
           </w:tcPr>
           <w:p>
             <w:pPr>
+              <w:keepNext w:val="false"/>
               <w:spacing w:after="40" w:before="0"/>
               <w:jc w:val="left"/>
             </w:pPr>
@@ -27504,6 +28073,7 @@
           </w:tcPr>
           <w:p>
             <w:pPr>
+              <w:keepNext w:val="false"/>
               <w:spacing w:after="40" w:before="0"/>
               <w:jc w:val="left"/>
             </w:pPr>
@@ -27541,7 +28111,7 @@
             <w:pPr>
               <w:spacing w:after="20" w:before="0"/>
             </w:pPr>
-            <w:hyperlink w:history="1" r:id="rIdlqimxy0uimec-uok25ssc">
+            <w:hyperlink w:history="1" r:id="rIdvfueegn0z3s3oakjf3q57">
               <w:r>
                 <w:rPr>
                   <w:rFonts w:ascii="Arial" w:cs="Arial" w:eastAsia="Arial" w:hAnsi="Arial"/>
@@ -27590,7 +28160,7 @@
               <w:spacing w:after="10" w:before="0"/>
               <w:ind w:left="120"/>
             </w:pPr>
-            <w:hyperlink w:history="1" r:id="rIdefv9ndziofwp17-8njcme">
+            <w:hyperlink w:history="1" r:id="rIdwoogm6tmf6ljn5jmnrv67">
               <w:r>
                 <w:rPr>
                   <w:rFonts w:ascii="Arial" w:cs="Arial" w:eastAsia="Arial" w:hAnsi="Arial"/>
@@ -27635,7 +28205,7 @@
             <w:pPr>
               <w:spacing w:after="20" w:before="0"/>
             </w:pPr>
-            <w:hyperlink w:history="1" r:id="rIdha4cbgfmdyfsndleygvyp">
+            <w:hyperlink w:history="1" r:id="rIdlviw5furtj6zanrtcr_kg">
               <w:r>
                 <w:rPr>
                   <w:rFonts w:ascii="Arial" w:cs="Arial" w:eastAsia="Arial" w:hAnsi="Arial"/>
@@ -27684,7 +28254,7 @@
               <w:spacing w:after="10" w:before="0"/>
               <w:ind w:left="120"/>
             </w:pPr>
-            <w:hyperlink w:history="1" r:id="rIdsh7gyfpkoj9anmgce6bpr">
+            <w:hyperlink w:history="1" r:id="rIdbxcrt3puvahyohitdjsw1">
               <w:r>
                 <w:rPr>
                   <w:rFonts w:ascii="Arial" w:cs="Arial" w:eastAsia="Arial" w:hAnsi="Arial"/>
@@ -27712,6 +28282,7 @@
           </w:tcPr>
           <w:p>
             <w:pPr>
+              <w:keepNext w:val="false"/>
               <w:spacing w:after="40" w:before="0"/>
               <w:jc w:val="left"/>
             </w:pPr>
@@ -27744,6 +28315,7 @@
           </w:tcPr>
           <w:p>
             <w:pPr>
+              <w:keepNext w:val="false"/>
               <w:spacing w:after="40" w:before="0"/>
               <w:jc w:val="left"/>
             </w:pPr>
@@ -27776,6 +28348,7 @@
           </w:tcPr>
           <w:p>
             <w:pPr>
+              <w:keepNext w:val="false"/>
               <w:spacing w:after="40" w:before="0"/>
               <w:jc w:val="left"/>
             </w:pPr>
@@ -27808,6 +28381,7 @@
           </w:tcPr>
           <w:p>
             <w:pPr>
+              <w:keepNext w:val="false"/>
               <w:spacing w:after="40" w:before="0"/>
               <w:jc w:val="left"/>
             </w:pPr>
@@ -27842,6 +28416,7 @@
           </w:tcPr>
           <w:p>
             <w:pPr>
+              <w:keepNext w:val="false"/>
               <w:spacing w:after="40" w:before="0"/>
               <w:jc w:val="left"/>
             </w:pPr>
@@ -27879,7 +28454,7 @@
             <w:pPr>
               <w:spacing w:after="20" w:before="0"/>
             </w:pPr>
-            <w:hyperlink w:history="1" r:id="rIdbabnrzihvfwv_st_92k-1">
+            <w:hyperlink w:history="1" r:id="rId4zzg004givhqfioghel3i">
               <w:r>
                 <w:rPr>
                   <w:rFonts w:ascii="Arial" w:cs="Arial" w:eastAsia="Arial" w:hAnsi="Arial"/>
@@ -27928,7 +28503,7 @@
               <w:spacing w:after="10" w:before="0"/>
               <w:ind w:left="120"/>
             </w:pPr>
-            <w:hyperlink w:history="1" r:id="rIdavowe-cwum81bga6jhuey">
+            <w:hyperlink w:history="1" r:id="rIdsi8q9vahh8dbvsohmfvyx">
               <w:r>
                 <w:rPr>
                   <w:rFonts w:ascii="Arial" w:cs="Arial" w:eastAsia="Arial" w:hAnsi="Arial"/>
@@ -27973,7 +28548,7 @@
             <w:pPr>
               <w:spacing w:after="20" w:before="0"/>
             </w:pPr>
-            <w:hyperlink w:history="1" r:id="rId_a1ha_yz0htae7fzdqtzq">
+            <w:hyperlink w:history="1" r:id="rIdug6h_iysdz7ilzwqsk42j">
               <w:r>
                 <w:rPr>
                   <w:rFonts w:ascii="Arial" w:cs="Arial" w:eastAsia="Arial" w:hAnsi="Arial"/>
@@ -28022,7 +28597,7 @@
               <w:spacing w:after="10" w:before="0"/>
               <w:ind w:left="120"/>
             </w:pPr>
-            <w:hyperlink w:history="1" r:id="rIdptfil9iezyhnjsdsisscm">
+            <w:hyperlink w:history="1" r:id="rId1pbiuuhf32e5gfbclfqlo">
               <w:r>
                 <w:rPr>
                   <w:rFonts w:ascii="Arial" w:cs="Arial" w:eastAsia="Arial" w:hAnsi="Arial"/>
@@ -28050,6 +28625,7 @@
           </w:tcPr>
           <w:p>
             <w:pPr>
+              <w:keepNext w:val="false"/>
               <w:spacing w:after="40" w:before="0"/>
               <w:jc w:val="left"/>
             </w:pPr>
@@ -28082,6 +28658,7 @@
           </w:tcPr>
           <w:p>
             <w:pPr>
+              <w:keepNext w:val="false"/>
               <w:spacing w:after="40" w:before="0"/>
               <w:jc w:val="left"/>
             </w:pPr>
@@ -28114,6 +28691,7 @@
           </w:tcPr>
           <w:p>
             <w:pPr>
+              <w:keepNext w:val="false"/>
               <w:spacing w:after="40" w:before="0"/>
               <w:jc w:val="left"/>
             </w:pPr>
@@ -28146,6 +28724,7 @@
           </w:tcPr>
           <w:p>
             <w:pPr>
+              <w:keepNext w:val="false"/>
               <w:spacing w:after="40" w:before="0"/>
               <w:jc w:val="left"/>
             </w:pPr>
@@ -28205,6 +28784,7 @@
           </w:tcPr>
           <w:p>
             <w:pPr>
+              <w:keepNext w:val="false"/>
               <w:spacing w:after="40" w:before="0"/>
               <w:jc w:val="center"/>
             </w:pPr>
@@ -28239,6 +28819,7 @@
           </w:tcPr>
           <w:p>
             <w:pPr>
+              <w:keepNext w:val="false"/>
               <w:spacing w:after="40" w:before="0"/>
               <w:jc w:val="left"/>
             </w:pPr>
@@ -28300,6 +28881,7 @@
           </w:tcPr>
           <w:p>
             <w:pPr>
+              <w:keepNext w:val="false"/>
               <w:spacing w:after="40" w:before="0"/>
               <w:jc w:val="center"/>
             </w:pPr>
@@ -28334,6 +28916,7 @@
           </w:tcPr>
           <w:p>
             <w:pPr>
+              <w:keepNext w:val="false"/>
               <w:spacing w:after="40" w:before="0"/>
               <w:jc w:val="left"/>
             </w:pPr>
@@ -28366,6 +28949,7 @@
           </w:tcPr>
           <w:p>
             <w:pPr>
+              <w:keepNext w:val="false"/>
               <w:spacing w:after="40" w:before="0"/>
               <w:jc w:val="left"/>
             </w:pPr>
@@ -28400,6 +28984,7 @@
           </w:tcPr>
           <w:p>
             <w:pPr>
+              <w:keepNext w:val="false"/>
               <w:spacing w:after="40" w:before="0"/>
               <w:jc w:val="left"/>
             </w:pPr>
@@ -28432,6 +29017,7 @@
           </w:tcPr>
           <w:p>
             <w:pPr>
+              <w:keepNext w:val="false"/>
               <w:spacing w:after="40" w:before="0"/>
               <w:jc w:val="left"/>
             </w:pPr>
@@ -28466,6 +29052,7 @@
           </w:tcPr>
           <w:p>
             <w:pPr>
+              <w:keepNext w:val="false"/>
               <w:spacing w:after="40" w:before="0"/>
               <w:jc w:val="left"/>
             </w:pPr>
@@ -28498,6 +29085,7 @@
           </w:tcPr>
           <w:p>
             <w:pPr>
+              <w:keepNext w:val="false"/>
               <w:spacing w:after="40" w:before="0"/>
               <w:jc w:val="left"/>
             </w:pPr>
@@ -28534,7 +29122,7 @@
         </w:rPr>
         <w:t xml:space="preserve">© 2026 SeaVuria and ARES. Aligned with KICD objectives. Developed by SeaVuria; technical implementation by ARES (with AI assistance from Claude). Licensed under </w:t>
       </w:r>
-      <w:hyperlink w:history="1" r:id="rId2d1nymt8j_fkhhc_lndkf">
+      <w:hyperlink w:history="1" r:id="rIdqq9yp6tkwhxis1lv-6fj1">
         <w:r>
           <w:rPr>
             <w:rFonts w:ascii="Arial" w:cs="Arial" w:eastAsia="Arial" w:hAnsi="Arial"/>
@@ -28555,7 +29143,7 @@
         </w:rPr>
         <w:t xml:space="preserve"> (</w:t>
       </w:r>
-      <w:hyperlink w:history="1" r:id="rIdcnfbhjxxz1p5acxhk_yil">
+      <w:hyperlink w:history="1" r:id="rIdewscij_9whq7akkwe7y0b">
         <w:r>
           <w:rPr>
             <w:rFonts w:ascii="Arial" w:cs="Arial" w:eastAsia="Arial" w:hAnsi="Arial"/>
@@ -28615,6 +29203,7 @@
           </w:tcPr>
           <w:p>
             <w:pPr>
+              <w:keepNext w:val="false"/>
               <w:spacing w:after="40" w:before="0"/>
               <w:jc w:val="center"/>
             </w:pPr>
@@ -28650,6 +29239,7 @@
           </w:tcPr>
           <w:p>
             <w:pPr>
+              <w:keepNext w:val="false"/>
               <w:spacing w:after="40" w:before="0"/>
               <w:jc w:val="center"/>
             </w:pPr>
@@ -28684,6 +29274,7 @@
           </w:tcPr>
           <w:p>
             <w:pPr>
+              <w:keepNext w:val="false"/>
               <w:spacing w:after="40" w:before="0"/>
               <w:jc w:val="left"/>
             </w:pPr>
@@ -28716,6 +29307,7 @@
           </w:tcPr>
           <w:p>
             <w:pPr>
+              <w:keepNext w:val="false"/>
               <w:spacing w:after="40" w:before="0"/>
               <w:jc w:val="left"/>
             </w:pPr>
@@ -28750,6 +29342,7 @@
           </w:tcPr>
           <w:p>
             <w:pPr>
+              <w:keepNext w:val="false"/>
               <w:spacing w:after="40" w:before="0"/>
               <w:jc w:val="left"/>
             </w:pPr>
@@ -28782,6 +29375,7 @@
           </w:tcPr>
           <w:p>
             <w:pPr>
+              <w:keepNext w:val="false"/>
               <w:spacing w:after="40" w:before="0"/>
               <w:jc w:val="left"/>
             </w:pPr>
@@ -28816,6 +29410,7 @@
           </w:tcPr>
           <w:p>
             <w:pPr>
+              <w:keepNext w:val="false"/>
               <w:spacing w:after="40" w:before="0"/>
               <w:jc w:val="left"/>
             </w:pPr>
@@ -28848,6 +29443,7 @@
           </w:tcPr>
           <w:p>
             <w:pPr>
+              <w:keepNext w:val="false"/>
               <w:spacing w:after="40" w:before="0"/>
               <w:jc w:val="left"/>
             </w:pPr>
@@ -28882,6 +29478,7 @@
           </w:tcPr>
           <w:p>
             <w:pPr>
+              <w:keepNext w:val="false"/>
               <w:spacing w:after="40" w:before="0"/>
               <w:jc w:val="left"/>
             </w:pPr>
@@ -28914,6 +29511,7 @@
           </w:tcPr>
           <w:p>
             <w:pPr>
+              <w:keepNext w:val="false"/>
               <w:spacing w:after="40" w:before="0"/>
               <w:jc w:val="left"/>
             </w:pPr>
@@ -28948,6 +29546,7 @@
           </w:tcPr>
           <w:p>
             <w:pPr>
+              <w:keepNext w:val="false"/>
               <w:spacing w:after="40" w:before="0"/>
               <w:jc w:val="left"/>
             </w:pPr>
@@ -28980,6 +29579,7 @@
           </w:tcPr>
           <w:p>
             <w:pPr>
+              <w:keepNext w:val="false"/>
               <w:spacing w:after="40" w:before="0"/>
               <w:jc w:val="left"/>
             </w:pPr>
@@ -29014,6 +29614,7 @@
           </w:tcPr>
           <w:p>
             <w:pPr>
+              <w:keepNext w:val="false"/>
               <w:spacing w:after="40" w:before="0"/>
               <w:jc w:val="left"/>
             </w:pPr>
@@ -29046,6 +29647,7 @@
           </w:tcPr>
           <w:p>
             <w:pPr>
+              <w:keepNext w:val="false"/>
               <w:spacing w:after="40" w:before="0"/>
               <w:jc w:val="left"/>
             </w:pPr>
@@ -29080,6 +29682,7 @@
           </w:tcPr>
           <w:p>
             <w:pPr>
+              <w:keepNext w:val="false"/>
               <w:spacing w:after="40" w:before="0"/>
               <w:jc w:val="left"/>
             </w:pPr>
@@ -29112,6 +29715,7 @@
           </w:tcPr>
           <w:p>
             <w:pPr>
+              <w:keepNext w:val="false"/>
               <w:spacing w:after="40" w:before="0"/>
               <w:jc w:val="left"/>
             </w:pPr>
@@ -29146,6 +29750,7 @@
           </w:tcPr>
           <w:p>
             <w:pPr>
+              <w:keepNext w:val="false"/>
               <w:spacing w:after="40" w:before="0"/>
               <w:jc w:val="left"/>
             </w:pPr>
@@ -29178,6 +29783,7 @@
           </w:tcPr>
           <w:p>
             <w:pPr>
+              <w:keepNext w:val="false"/>
               <w:spacing w:after="40" w:before="0"/>
               <w:jc w:val="left"/>
             </w:pPr>
@@ -29237,6 +29843,7 @@
           </w:tcPr>
           <w:p>
             <w:pPr>
+              <w:keepNext w:val="false"/>
               <w:spacing w:after="40" w:before="0"/>
               <w:jc w:val="center"/>
             </w:pPr>
@@ -29271,6 +29878,7 @@
           </w:tcPr>
           <w:p>
             <w:pPr>
+              <w:keepNext w:val="false"/>
               <w:spacing w:after="40" w:before="0"/>
               <w:jc w:val="left"/>
             </w:pPr>
@@ -29335,6 +29943,7 @@
           </w:tcPr>
           <w:p>
             <w:pPr>
+              <w:keepNext w:val="false"/>
               <w:spacing w:after="40" w:before="0"/>
               <w:jc w:val="center"/>
             </w:pPr>
@@ -29369,6 +29978,7 @@
           </w:tcPr>
           <w:p>
             <w:pPr>
+              <w:keepNext w:val="false"/>
               <w:spacing w:after="40" w:before="0"/>
               <w:jc w:val="left"/>
             </w:pPr>
@@ -29401,6 +30011,7 @@
           </w:tcPr>
           <w:p>
             <w:pPr>
+              <w:keepNext w:val="false"/>
               <w:spacing w:after="40" w:before="0"/>
               <w:jc w:val="left"/>
             </w:pPr>
@@ -29433,6 +30044,7 @@
           </w:tcPr>
           <w:p>
             <w:pPr>
+              <w:keepNext w:val="false"/>
               <w:spacing w:after="40" w:before="0"/>
               <w:jc w:val="left"/>
             </w:pPr>
@@ -29465,6 +30077,7 @@
           </w:tcPr>
           <w:p>
             <w:pPr>
+              <w:keepNext w:val="false"/>
               <w:spacing w:after="40" w:before="0"/>
               <w:jc w:val="left"/>
             </w:pPr>
@@ -29497,6 +30110,7 @@
           </w:tcPr>
           <w:p>
             <w:pPr>
+              <w:keepNext w:val="false"/>
               <w:spacing w:after="40" w:before="0"/>
               <w:jc w:val="left"/>
             </w:pPr>
@@ -29531,6 +30145,7 @@
           </w:tcPr>
           <w:p>
             <w:pPr>
+              <w:keepNext w:val="false"/>
               <w:spacing w:after="40" w:before="0"/>
               <w:jc w:val="left"/>
             </w:pPr>
@@ -29585,7 +30200,7 @@
               <w:spacing w:after="10" w:before="0"/>
               <w:ind w:left="120"/>
             </w:pPr>
-            <w:hyperlink w:history="1" r:id="rIdhib1mfnxr2xosgwvncvgb">
+            <w:hyperlink w:history="1" r:id="rId3eyqmpwoyet7pxunbz3cx">
               <w:r>
                 <w:rPr>
                   <w:rFonts w:ascii="Arial" w:cs="Arial" w:eastAsia="Arial" w:hAnsi="Arial"/>
@@ -29645,7 +30260,7 @@
             <w:pPr>
               <w:spacing w:after="20" w:before="0"/>
             </w:pPr>
-            <w:hyperlink w:history="1" r:id="rId7_sbrn2zg8q3jbcrym3sz">
+            <w:hyperlink w:history="1" r:id="rIdg0iplxm-nf1dasrkvtby-">
               <w:r>
                 <w:rPr>
                   <w:rFonts w:ascii="Arial" w:cs="Arial" w:eastAsia="Arial" w:hAnsi="Arial"/>
@@ -29694,7 +30309,7 @@
               <w:spacing w:after="10" w:before="0"/>
               <w:ind w:left="120"/>
             </w:pPr>
-            <w:hyperlink w:history="1" r:id="rIdlrrrl6lqemqylshnnjbln">
+            <w:hyperlink w:history="1" r:id="rIdq2rwpvgzpa8vu9x35uwri">
               <w:r>
                 <w:rPr>
                   <w:rFonts w:ascii="Arial" w:cs="Arial" w:eastAsia="Arial" w:hAnsi="Arial"/>
@@ -29722,6 +30337,7 @@
           </w:tcPr>
           <w:p>
             <w:pPr>
+              <w:keepNext w:val="false"/>
               <w:spacing w:after="40" w:before="0"/>
               <w:jc w:val="left"/>
             </w:pPr>
@@ -29754,6 +30370,7 @@
           </w:tcPr>
           <w:p>
             <w:pPr>
+              <w:keepNext w:val="false"/>
               <w:spacing w:after="40" w:before="0"/>
               <w:jc w:val="left"/>
             </w:pPr>
@@ -29786,6 +30403,7 @@
           </w:tcPr>
           <w:p>
             <w:pPr>
+              <w:keepNext w:val="false"/>
               <w:spacing w:after="40" w:before="0"/>
               <w:jc w:val="left"/>
             </w:pPr>
@@ -29818,6 +30436,7 @@
           </w:tcPr>
           <w:p>
             <w:pPr>
+              <w:keepNext w:val="false"/>
               <w:spacing w:after="40" w:before="0"/>
               <w:jc w:val="left"/>
             </w:pPr>
@@ -29852,6 +30471,7 @@
           </w:tcPr>
           <w:p>
             <w:pPr>
+              <w:keepNext w:val="false"/>
               <w:spacing w:after="40" w:before="0"/>
               <w:jc w:val="left"/>
             </w:pPr>
@@ -29906,7 +30526,7 @@
               <w:spacing w:after="10" w:before="0"/>
               <w:ind w:left="120"/>
             </w:pPr>
-            <w:hyperlink w:history="1" r:id="rIddalmcdwxrtant26mkofwq">
+            <w:hyperlink w:history="1" r:id="rId2esvjlr3qpyrqokkaypuj">
               <w:r>
                 <w:rPr>
                   <w:rFonts w:ascii="Arial" w:cs="Arial" w:eastAsia="Arial" w:hAnsi="Arial"/>
@@ -29966,7 +30586,7 @@
             <w:pPr>
               <w:spacing w:after="20" w:before="0"/>
             </w:pPr>
-            <w:hyperlink w:history="1" r:id="rIdw_zjlkaxmiaiwyphqyhmd">
+            <w:hyperlink w:history="1" r:id="rId5lkc5xd3am6i75-_kfoo4">
               <w:r>
                 <w:rPr>
                   <w:rFonts w:ascii="Arial" w:cs="Arial" w:eastAsia="Arial" w:hAnsi="Arial"/>
@@ -30015,7 +30635,7 @@
               <w:spacing w:after="10" w:before="0"/>
               <w:ind w:left="120"/>
             </w:pPr>
-            <w:hyperlink w:history="1" r:id="rIdhapav7hcylikz43axvrrr">
+            <w:hyperlink w:history="1" r:id="rIdv08q04kf5unhj4kctidm8">
               <w:r>
                 <w:rPr>
                   <w:rFonts w:ascii="Arial" w:cs="Arial" w:eastAsia="Arial" w:hAnsi="Arial"/>
@@ -30043,6 +30663,7 @@
           </w:tcPr>
           <w:p>
             <w:pPr>
+              <w:keepNext w:val="false"/>
               <w:spacing w:after="40" w:before="0"/>
               <w:jc w:val="left"/>
             </w:pPr>
@@ -30075,6 +30696,7 @@
           </w:tcPr>
           <w:p>
             <w:pPr>
+              <w:keepNext w:val="false"/>
               <w:spacing w:after="40" w:before="0"/>
               <w:jc w:val="left"/>
             </w:pPr>
@@ -30107,6 +30729,7 @@
           </w:tcPr>
           <w:p>
             <w:pPr>
+              <w:keepNext w:val="false"/>
               <w:spacing w:after="40" w:before="0"/>
               <w:jc w:val="left"/>
             </w:pPr>
@@ -30139,6 +30762,7 @@
           </w:tcPr>
           <w:p>
             <w:pPr>
+              <w:keepNext w:val="false"/>
               <w:spacing w:after="40" w:before="0"/>
               <w:jc w:val="left"/>
             </w:pPr>
@@ -30173,6 +30797,7 @@
           </w:tcPr>
           <w:p>
             <w:pPr>
+              <w:keepNext w:val="false"/>
               <w:spacing w:after="40" w:before="0"/>
               <w:jc w:val="left"/>
             </w:pPr>
@@ -30227,7 +30852,7 @@
               <w:spacing w:after="10" w:before="0"/>
               <w:ind w:left="120"/>
             </w:pPr>
-            <w:hyperlink w:history="1" r:id="rId7ceugbc8hottsqn5xaori">
+            <w:hyperlink w:history="1" r:id="rIds8olttqxdbctlaflxk_b7">
               <w:r>
                 <w:rPr>
                   <w:rFonts w:ascii="Arial" w:cs="Arial" w:eastAsia="Arial" w:hAnsi="Arial"/>
@@ -30287,7 +30912,7 @@
             <w:pPr>
               <w:spacing w:after="20" w:before="0"/>
             </w:pPr>
-            <w:hyperlink w:history="1" r:id="rIdkdge3jxys0jzucwfqppd2">
+            <w:hyperlink w:history="1" r:id="rId2tw6m9p1f4owhoy8qp8ql">
               <w:r>
                 <w:rPr>
                   <w:rFonts w:ascii="Arial" w:cs="Arial" w:eastAsia="Arial" w:hAnsi="Arial"/>
@@ -30336,7 +30961,7 @@
               <w:spacing w:after="10" w:before="0"/>
               <w:ind w:left="120"/>
             </w:pPr>
-            <w:hyperlink w:history="1" r:id="rIduabcz5pursx2i_wyzswtb">
+            <w:hyperlink w:history="1" r:id="rId91dzd3w1qmbuvjyzaqd57">
               <w:r>
                 <w:rPr>
                   <w:rFonts w:ascii="Arial" w:cs="Arial" w:eastAsia="Arial" w:hAnsi="Arial"/>
@@ -30364,6 +30989,7 @@
           </w:tcPr>
           <w:p>
             <w:pPr>
+              <w:keepNext w:val="false"/>
               <w:spacing w:after="40" w:before="0"/>
               <w:jc w:val="left"/>
             </w:pPr>
@@ -30396,6 +31022,7 @@
           </w:tcPr>
           <w:p>
             <w:pPr>
+              <w:keepNext w:val="false"/>
               <w:spacing w:after="40" w:before="0"/>
               <w:jc w:val="left"/>
             </w:pPr>
@@ -30428,6 +31055,7 @@
           </w:tcPr>
           <w:p>
             <w:pPr>
+              <w:keepNext w:val="false"/>
               <w:spacing w:after="40" w:before="0"/>
               <w:jc w:val="left"/>
             </w:pPr>
@@ -30460,6 +31088,7 @@
           </w:tcPr>
           <w:p>
             <w:pPr>
+              <w:keepNext w:val="false"/>
               <w:spacing w:after="40" w:before="0"/>
               <w:jc w:val="left"/>
             </w:pPr>
@@ -30494,6 +31123,7 @@
           </w:tcPr>
           <w:p>
             <w:pPr>
+              <w:keepNext w:val="false"/>
               <w:spacing w:after="40" w:before="0"/>
               <w:jc w:val="left"/>
             </w:pPr>
@@ -30548,7 +31178,7 @@
               <w:spacing w:after="10" w:before="0"/>
               <w:ind w:left="120"/>
             </w:pPr>
-            <w:hyperlink w:history="1" r:id="rIdz4tlgtunotzia3at_-3ot">
+            <w:hyperlink w:history="1" r:id="rIdiymw7s1-tr_fn_dr1llpr">
               <w:r>
                 <w:rPr>
                   <w:rFonts w:ascii="Arial" w:cs="Arial" w:eastAsia="Arial" w:hAnsi="Arial"/>
@@ -30608,7 +31238,7 @@
             <w:pPr>
               <w:spacing w:after="20" w:before="0"/>
             </w:pPr>
-            <w:hyperlink w:history="1" r:id="rIdqvbtbvhzecxzharjgwonl">
+            <w:hyperlink w:history="1" r:id="rIde5fbii5g51eddmqiytvdy">
               <w:r>
                 <w:rPr>
                   <w:rFonts w:ascii="Arial" w:cs="Arial" w:eastAsia="Arial" w:hAnsi="Arial"/>
@@ -30657,7 +31287,7 @@
               <w:spacing w:after="10" w:before="0"/>
               <w:ind w:left="120"/>
             </w:pPr>
-            <w:hyperlink w:history="1" r:id="rIddyslcpzjgvrrqjrqjqkgl">
+            <w:hyperlink w:history="1" r:id="rIdq0vn_2oiisdubvjaiyhay">
               <w:r>
                 <w:rPr>
                   <w:rFonts w:ascii="Arial" w:cs="Arial" w:eastAsia="Arial" w:hAnsi="Arial"/>
@@ -30685,6 +31315,7 @@
           </w:tcPr>
           <w:p>
             <w:pPr>
+              <w:keepNext w:val="false"/>
               <w:spacing w:after="40" w:before="0"/>
               <w:jc w:val="left"/>
             </w:pPr>
@@ -30717,6 +31348,7 @@
           </w:tcPr>
           <w:p>
             <w:pPr>
+              <w:keepNext w:val="false"/>
               <w:spacing w:after="40" w:before="0"/>
               <w:jc w:val="left"/>
             </w:pPr>
@@ -30749,6 +31381,7 @@
           </w:tcPr>
           <w:p>
             <w:pPr>
+              <w:keepNext w:val="false"/>
               <w:spacing w:after="40" w:before="0"/>
               <w:jc w:val="left"/>
             </w:pPr>
@@ -30781,6 +31414,7 @@
           </w:tcPr>
           <w:p>
             <w:pPr>
+              <w:keepNext w:val="false"/>
               <w:spacing w:after="40" w:before="0"/>
               <w:jc w:val="left"/>
             </w:pPr>
@@ -30815,6 +31449,7 @@
           </w:tcPr>
           <w:p>
             <w:pPr>
+              <w:keepNext w:val="false"/>
               <w:spacing w:after="40" w:before="0"/>
               <w:jc w:val="left"/>
             </w:pPr>
@@ -30869,7 +31504,7 @@
               <w:spacing w:after="10" w:before="0"/>
               <w:ind w:left="120"/>
             </w:pPr>
-            <w:hyperlink w:history="1" r:id="rIdjuzsqjad5cbptp2oms-b1">
+            <w:hyperlink w:history="1" r:id="rIdqpulds9hwpvl_sclj7lfu">
               <w:r>
                 <w:rPr>
                   <w:rFonts w:ascii="Arial" w:cs="Arial" w:eastAsia="Arial" w:hAnsi="Arial"/>
@@ -30929,7 +31564,7 @@
             <w:pPr>
               <w:spacing w:after="20" w:before="0"/>
             </w:pPr>
-            <w:hyperlink w:history="1" r:id="rIddyqcacp_pjzr_cfysdwcm">
+            <w:hyperlink w:history="1" r:id="rIdcjjcfcgqzadamqetxg9gu">
               <w:r>
                 <w:rPr>
                   <w:rFonts w:ascii="Arial" w:cs="Arial" w:eastAsia="Arial" w:hAnsi="Arial"/>
@@ -30978,7 +31613,7 @@
               <w:spacing w:after="10" w:before="0"/>
               <w:ind w:left="120"/>
             </w:pPr>
-            <w:hyperlink w:history="1" r:id="rId_t6zvzgv-pkvqri8txopk">
+            <w:hyperlink w:history="1" r:id="rIdogdkk28skzrvzryf8a-gp">
               <w:r>
                 <w:rPr>
                   <w:rFonts w:ascii="Arial" w:cs="Arial" w:eastAsia="Arial" w:hAnsi="Arial"/>
@@ -31006,6 +31641,7 @@
           </w:tcPr>
           <w:p>
             <w:pPr>
+              <w:keepNext w:val="false"/>
               <w:spacing w:after="40" w:before="0"/>
               <w:jc w:val="left"/>
             </w:pPr>
@@ -31038,6 +31674,7 @@
           </w:tcPr>
           <w:p>
             <w:pPr>
+              <w:keepNext w:val="false"/>
               <w:spacing w:after="40" w:before="0"/>
               <w:jc w:val="left"/>
             </w:pPr>
@@ -31070,6 +31707,7 @@
           </w:tcPr>
           <w:p>
             <w:pPr>
+              <w:keepNext w:val="false"/>
               <w:spacing w:after="40" w:before="0"/>
               <w:jc w:val="left"/>
             </w:pPr>
@@ -31102,6 +31740,7 @@
           </w:tcPr>
           <w:p>
             <w:pPr>
+              <w:keepNext w:val="false"/>
               <w:spacing w:after="40" w:before="0"/>
               <w:jc w:val="left"/>
             </w:pPr>
@@ -31161,6 +31800,7 @@
           </w:tcPr>
           <w:p>
             <w:pPr>
+              <w:keepNext w:val="false"/>
               <w:spacing w:after="40" w:before="0"/>
               <w:jc w:val="center"/>
             </w:pPr>
@@ -31195,6 +31835,7 @@
           </w:tcPr>
           <w:p>
             <w:pPr>
+              <w:keepNext w:val="false"/>
               <w:spacing w:after="40" w:before="0"/>
               <w:jc w:val="left"/>
             </w:pPr>
@@ -31256,6 +31897,7 @@
           </w:tcPr>
           <w:p>
             <w:pPr>
+              <w:keepNext w:val="false"/>
               <w:spacing w:after="40" w:before="0"/>
               <w:jc w:val="center"/>
             </w:pPr>
@@ -31290,6 +31932,7 @@
           </w:tcPr>
           <w:p>
             <w:pPr>
+              <w:keepNext w:val="false"/>
               <w:spacing w:after="40" w:before="0"/>
               <w:jc w:val="left"/>
             </w:pPr>
@@ -31322,6 +31965,7 @@
           </w:tcPr>
           <w:p>
             <w:pPr>
+              <w:keepNext w:val="false"/>
               <w:spacing w:after="40" w:before="0"/>
               <w:jc w:val="left"/>
             </w:pPr>
@@ -31356,6 +32000,7 @@
           </w:tcPr>
           <w:p>
             <w:pPr>
+              <w:keepNext w:val="false"/>
               <w:spacing w:after="40" w:before="0"/>
               <w:jc w:val="left"/>
             </w:pPr>
@@ -31388,6 +32033,7 @@
           </w:tcPr>
           <w:p>
             <w:pPr>
+              <w:keepNext w:val="false"/>
               <w:spacing w:after="40" w:before="0"/>
               <w:jc w:val="left"/>
             </w:pPr>
@@ -31422,6 +32068,7 @@
           </w:tcPr>
           <w:p>
             <w:pPr>
+              <w:keepNext w:val="false"/>
               <w:spacing w:after="40" w:before="0"/>
               <w:jc w:val="left"/>
             </w:pPr>
@@ -31454,6 +32101,7 @@
           </w:tcPr>
           <w:p>
             <w:pPr>
+              <w:keepNext w:val="false"/>
               <w:spacing w:after="40" w:before="0"/>
               <w:jc w:val="left"/>
             </w:pPr>
@@ -31490,7 +32138,7 @@
         </w:rPr>
         <w:t xml:space="preserve">© 2026 SeaVuria and ARES. Aligned with KICD objectives. Developed by SeaVuria; technical implementation by ARES (with AI assistance from Claude). Licensed under </w:t>
       </w:r>
-      <w:hyperlink w:history="1" r:id="rIdk4oreffsxtu6yqfouu3xp">
+      <w:hyperlink w:history="1" r:id="rIdmdkswfaa6tekwxtxmpqrw">
         <w:r>
           <w:rPr>
             <w:rFonts w:ascii="Arial" w:cs="Arial" w:eastAsia="Arial" w:hAnsi="Arial"/>
@@ -31511,7 +32159,7 @@
         </w:rPr>
         <w:t xml:space="preserve"> (</w:t>
       </w:r>
-      <w:hyperlink w:history="1" r:id="rIdumamkqweiewtl6yiwfs9o">
+      <w:hyperlink w:history="1" r:id="rId6zimwekkbcxuwrbclic9t">
         <w:r>
           <w:rPr>
             <w:rFonts w:ascii="Arial" w:cs="Arial" w:eastAsia="Arial" w:hAnsi="Arial"/>
@@ -31572,6 +32220,7 @@
           </w:tcPr>
           <w:p>
             <w:pPr>
+              <w:keepNext w:val="false"/>
               <w:spacing w:after="40" w:before="0"/>
               <w:jc w:val="center"/>
             </w:pPr>
@@ -31606,6 +32255,7 @@
           </w:tcPr>
           <w:p>
             <w:pPr>
+              <w:keepNext w:val="false"/>
               <w:spacing w:after="40" w:before="0"/>
               <w:jc w:val="left"/>
             </w:pPr>
@@ -31638,6 +32288,7 @@
           </w:tcPr>
           <w:p>
             <w:pPr>
+              <w:keepNext w:val="false"/>
               <w:spacing w:after="40" w:before="0"/>
               <w:jc w:val="left"/>
             </w:pPr>
@@ -31670,6 +32321,7 @@
           </w:tcPr>
           <w:p>
             <w:pPr>
+              <w:keepNext w:val="false"/>
               <w:spacing w:after="40" w:before="0"/>
               <w:jc w:val="left"/>
             </w:pPr>
@@ -31704,6 +32356,7 @@
           </w:tcPr>
           <w:p>
             <w:pPr>
+              <w:keepNext w:val="false"/>
               <w:spacing w:after="40" w:before="0"/>
               <w:jc w:val="left"/>
             </w:pPr>
@@ -31736,6 +32389,7 @@
           </w:tcPr>
           <w:p>
             <w:pPr>
+              <w:keepNext w:val="false"/>
               <w:spacing w:after="40" w:before="0"/>
               <w:jc w:val="left"/>
             </w:pPr>
@@ -31768,6 +32422,7 @@
           </w:tcPr>
           <w:p>
             <w:pPr>
+              <w:keepNext w:val="false"/>
               <w:spacing w:after="40" w:before="0"/>
               <w:jc w:val="left"/>
             </w:pPr>
@@ -31802,6 +32457,7 @@
           </w:tcPr>
           <w:p>
             <w:pPr>
+              <w:keepNext w:val="false"/>
               <w:spacing w:after="40" w:before="0"/>
               <w:jc w:val="left"/>
             </w:pPr>
@@ -31834,6 +32490,7 @@
           </w:tcPr>
           <w:p>
             <w:pPr>
+              <w:keepNext w:val="false"/>
               <w:spacing w:after="40" w:before="0"/>
               <w:jc w:val="left"/>
             </w:pPr>
@@ -31866,6 +32523,7 @@
           </w:tcPr>
           <w:p>
             <w:pPr>
+              <w:keepNext w:val="false"/>
               <w:spacing w:after="40" w:before="0"/>
               <w:jc w:val="left"/>
             </w:pPr>
@@ -31900,6 +32558,7 @@
           </w:tcPr>
           <w:p>
             <w:pPr>
+              <w:keepNext w:val="false"/>
               <w:spacing w:after="40" w:before="0"/>
               <w:jc w:val="left"/>
             </w:pPr>
@@ -31932,6 +32591,7 @@
           </w:tcPr>
           <w:p>
             <w:pPr>
+              <w:keepNext w:val="false"/>
               <w:spacing w:after="40" w:before="0"/>
               <w:jc w:val="left"/>
             </w:pPr>
@@ -31964,6 +32624,7 @@
           </w:tcPr>
           <w:p>
             <w:pPr>
+              <w:keepNext w:val="false"/>
               <w:spacing w:after="40" w:before="0"/>
               <w:jc w:val="left"/>
             </w:pPr>

--- a/data/outputs/v2/Chemistry/SS1.1_Introduction_to_Chemistry/Chemistry_Introduction_to_Chemistry_CBE_LessonSequence.docx
+++ b/data/outputs/v2/Chemistry/SS1.1_Introduction_to_Chemistry/Chemistry_Introduction_to_Chemistry_CBE_LessonSequence.docx
@@ -2238,7 +2238,7 @@
         </w:rPr>
         <w:t xml:space="preserve">© 2026 SeaVuria and ARES. This work is licensed under a </w:t>
       </w:r>
-      <w:hyperlink w:history="1" r:id="rIdsnsf53yj92d8l1ihzdny1">
+      <w:hyperlink w:history="1" r:id="rIdubjoe9pcft0iqvopwj31o">
         <w:r>
           <w:rPr>
             <w:rFonts w:ascii="Arial" w:cs="Arial" w:eastAsia="Arial" w:hAnsi="Arial"/>
@@ -2258,7 +2258,7 @@
         </w:rPr>
         <w:t xml:space="preserve"> (</w:t>
       </w:r>
-      <w:hyperlink w:history="1" r:id="rIdxk6mavyicr7gcuzeexcr_">
+      <w:hyperlink w:history="1" r:id="rIdm_ib8fafdtyqw3cxqqeav">
         <w:r>
           <w:rPr>
             <w:rFonts w:ascii="Arial" w:cs="Arial" w:eastAsia="Arial" w:hAnsi="Arial"/>
@@ -2278,7 +2278,7 @@
         </w:rPr>
         <w:t xml:space="preserve">). To view a copy of this license, visit </w:t>
       </w:r>
-      <w:hyperlink w:history="1" r:id="rIdda4tq6owhve0ey_xkqqot">
+      <w:hyperlink w:history="1" r:id="rIdvrg284tteynmqho27pjrd">
         <w:r>
           <w:rPr>
             <w:rFonts w:ascii="Arial" w:cs="Arial" w:eastAsia="Arial" w:hAnsi="Arial"/>
@@ -3317,7 +3317,7 @@
             <w:pPr>
               <w:spacing w:after="20" w:before="0"/>
             </w:pPr>
-            <w:hyperlink w:history="1" r:id="rId9rdq3fc3uiwbs1pllhu5q">
+            <w:hyperlink w:history="1" r:id="rIdhiogfhkdatojwazekmhvi">
               <w:r>
                 <w:rPr>
                   <w:rFonts w:ascii="Arial" w:cs="Arial" w:eastAsia="Arial" w:hAnsi="Arial"/>
@@ -3366,7 +3366,7 @@
               <w:spacing w:after="10" w:before="0"/>
               <w:ind w:left="120"/>
             </w:pPr>
-            <w:hyperlink w:history="1" r:id="rIdmts2xqw4tfbnmrxd3zf7k">
+            <w:hyperlink w:history="1" r:id="rIdw--h_hs8om2oy5-abmpk_">
               <w:r>
                 <w:rPr>
                   <w:rFonts w:ascii="Arial" w:cs="Arial" w:eastAsia="Arial" w:hAnsi="Arial"/>
@@ -3428,7 +3428,7 @@
               <w:spacing w:after="10" w:before="0"/>
               <w:ind w:left="120"/>
             </w:pPr>
-            <w:hyperlink w:history="1" r:id="rIdjcvm6jyvdu4tkwa5rhsav">
+            <w:hyperlink w:history="1" r:id="rIdj4gadeglfeqgj7xnc56bb">
               <w:r>
                 <w:rPr>
                   <w:rFonts w:ascii="Arial" w:cs="Arial" w:eastAsia="Arial" w:hAnsi="Arial"/>
@@ -3643,7 +3643,7 @@
             <w:pPr>
               <w:spacing w:after="20" w:before="0"/>
             </w:pPr>
-            <w:hyperlink w:history="1" r:id="rIdd-9n9evbsrlxouosrejvr">
+            <w:hyperlink w:history="1" r:id="rIdsjdq15jgn3aygti5jire5">
               <w:r>
                 <w:rPr>
                   <w:rFonts w:ascii="Arial" w:cs="Arial" w:eastAsia="Arial" w:hAnsi="Arial"/>
@@ -3692,7 +3692,7 @@
               <w:spacing w:after="10" w:before="0"/>
               <w:ind w:left="120"/>
             </w:pPr>
-            <w:hyperlink w:history="1" r:id="rIdkpuvisr-sus4foeucqii0">
+            <w:hyperlink w:history="1" r:id="rId7hjkhvotfqrvntrecw1us">
               <w:r>
                 <w:rPr>
                   <w:rFonts w:ascii="Arial" w:cs="Arial" w:eastAsia="Arial" w:hAnsi="Arial"/>
@@ -3754,7 +3754,7 @@
               <w:spacing w:after="10" w:before="0"/>
               <w:ind w:left="120"/>
             </w:pPr>
-            <w:hyperlink w:history="1" r:id="rId9tdl2yxeu41rpxbcfkv8q">
+            <w:hyperlink w:history="1" r:id="rIdqdkqtijgk1krwewc0ouup">
               <w:r>
                 <w:rPr>
                   <w:rFonts w:ascii="Arial" w:cs="Arial" w:eastAsia="Arial" w:hAnsi="Arial"/>
@@ -3969,7 +3969,7 @@
             <w:pPr>
               <w:spacing w:after="20" w:before="0"/>
             </w:pPr>
-            <w:hyperlink w:history="1" r:id="rIdlek1z5xffzufje-bp8ayf">
+            <w:hyperlink w:history="1" r:id="rIdztyr56kplscbfapsj50rx">
               <w:r>
                 <w:rPr>
                   <w:rFonts w:ascii="Arial" w:cs="Arial" w:eastAsia="Arial" w:hAnsi="Arial"/>
@@ -4018,7 +4018,7 @@
               <w:spacing w:after="10" w:before="0"/>
               <w:ind w:left="120"/>
             </w:pPr>
-            <w:hyperlink w:history="1" r:id="rIdc0kun-fqufrieyu5o-uh9">
+            <w:hyperlink w:history="1" r:id="rIdczjuganoa-sk58gqpkvkr">
               <w:r>
                 <w:rPr>
                   <w:rFonts w:ascii="Arial" w:cs="Arial" w:eastAsia="Arial" w:hAnsi="Arial"/>
@@ -4080,7 +4080,7 @@
               <w:spacing w:after="10" w:before="0"/>
               <w:ind w:left="120"/>
             </w:pPr>
-            <w:hyperlink w:history="1" r:id="rId8vjtgnb4dpwcdgzzw8f7h">
+            <w:hyperlink w:history="1" r:id="rIdet8uontehptrildvmacw2">
               <w:r>
                 <w:rPr>
                   <w:rFonts w:ascii="Arial" w:cs="Arial" w:eastAsia="Arial" w:hAnsi="Arial"/>
@@ -4295,7 +4295,7 @@
             <w:pPr>
               <w:spacing w:after="20" w:before="0"/>
             </w:pPr>
-            <w:hyperlink w:history="1" r:id="rIdhfw4pblj5ff31yugzmk_u">
+            <w:hyperlink w:history="1" r:id="rIdas4laamzo6kxcsygo9yey">
               <w:r>
                 <w:rPr>
                   <w:rFonts w:ascii="Arial" w:cs="Arial" w:eastAsia="Arial" w:hAnsi="Arial"/>
@@ -4344,7 +4344,7 @@
               <w:spacing w:after="10" w:before="0"/>
               <w:ind w:left="120"/>
             </w:pPr>
-            <w:hyperlink w:history="1" r:id="rId-apds4p90g8wu4uvumgbh">
+            <w:hyperlink w:history="1" r:id="rIdmxxjdozpu2sykftne0erl">
               <w:r>
                 <w:rPr>
                   <w:rFonts w:ascii="Arial" w:cs="Arial" w:eastAsia="Arial" w:hAnsi="Arial"/>
@@ -4406,7 +4406,7 @@
               <w:spacing w:after="10" w:before="0"/>
               <w:ind w:left="120"/>
             </w:pPr>
-            <w:hyperlink w:history="1" r:id="rIdvb6bcqyzj7uzoiiujhxyu">
+            <w:hyperlink w:history="1" r:id="rIdsnta4vdep3tfay2yakorz">
               <w:r>
                 <w:rPr>
                   <w:rFonts w:ascii="Arial" w:cs="Arial" w:eastAsia="Arial" w:hAnsi="Arial"/>
@@ -4621,7 +4621,7 @@
             <w:pPr>
               <w:spacing w:after="20" w:before="0"/>
             </w:pPr>
-            <w:hyperlink w:history="1" r:id="rIds27yzz2ln1zenati9af9v">
+            <w:hyperlink w:history="1" r:id="rId8ivib0btemixt1uqizr0y">
               <w:r>
                 <w:rPr>
                   <w:rFonts w:ascii="Arial" w:cs="Arial" w:eastAsia="Arial" w:hAnsi="Arial"/>
@@ -4670,7 +4670,7 @@
               <w:spacing w:after="10" w:before="0"/>
               <w:ind w:left="120"/>
             </w:pPr>
-            <w:hyperlink w:history="1" r:id="rIdunslsh6pqqlz2-d8gayjr">
+            <w:hyperlink w:history="1" r:id="rIdyioaoufh_tyifkdtpdhua">
               <w:r>
                 <w:rPr>
                   <w:rFonts w:ascii="Arial" w:cs="Arial" w:eastAsia="Arial" w:hAnsi="Arial"/>
@@ -4732,7 +4732,7 @@
               <w:spacing w:after="10" w:before="0"/>
               <w:ind w:left="120"/>
             </w:pPr>
-            <w:hyperlink w:history="1" r:id="rIdhfnpgvin61c4ef1gza7rl">
+            <w:hyperlink w:history="1" r:id="rIdthn_9ezf9a9lamok_6gxi">
               <w:r>
                 <w:rPr>
                   <w:rFonts w:ascii="Arial" w:cs="Arial" w:eastAsia="Arial" w:hAnsi="Arial"/>
@@ -5272,7 +5272,7 @@
         </w:rPr>
         <w:t xml:space="preserve">© 2026 SeaVuria and ARES. Aligned with KICD objectives. Developed by SeaVuria; technical implementation by ARES (with AI assistance from Claude). Licensed under </w:t>
       </w:r>
-      <w:hyperlink w:history="1" r:id="rIditb3s0pu7ugp2kagiwp0b">
+      <w:hyperlink w:history="1" r:id="rIdtqzlfqmtynezsf6uwa0ez">
         <w:r>
           <w:rPr>
             <w:rFonts w:ascii="Arial" w:cs="Arial" w:eastAsia="Arial" w:hAnsi="Arial"/>
@@ -5293,7 +5293,7 @@
         </w:rPr>
         <w:t xml:space="preserve"> (</w:t>
       </w:r>
-      <w:hyperlink w:history="1" r:id="rIdg5n5tyxjcpe-abvofzukh">
+      <w:hyperlink w:history="1" r:id="rIdhoup-iegacrexlbwu5n2g">
         <w:r>
           <w:rPr>
             <w:rFonts w:ascii="Arial" w:cs="Arial" w:eastAsia="Arial" w:hAnsi="Arial"/>
@@ -6333,7 +6333,7 @@
             <w:pPr>
               <w:spacing w:after="20" w:before="0"/>
             </w:pPr>
-            <w:hyperlink w:history="1" r:id="rId2j1-jdrabg_rjp0xy0s6k">
+            <w:hyperlink w:history="1" r:id="rId_udfcvux9drz1ukuhlpe6">
               <w:r>
                 <w:rPr>
                   <w:rFonts w:ascii="Arial" w:cs="Arial" w:eastAsia="Arial" w:hAnsi="Arial"/>
@@ -6366,7 +6366,7 @@
               <w:spacing w:after="10" w:before="0"/>
               <w:ind w:left="120"/>
             </w:pPr>
-            <w:hyperlink w:history="1" r:id="rIdd-jk7mxq5on9ipj0s3uuk">
+            <w:hyperlink w:history="1" r:id="rIdadydqbkfk6biwnqfmnjsf">
               <w:r>
                 <w:rPr>
                   <w:rFonts w:ascii="Arial" w:cs="Arial" w:eastAsia="Arial" w:hAnsi="Arial"/>
@@ -6411,7 +6411,7 @@
             <w:pPr>
               <w:spacing w:after="20" w:before="0"/>
             </w:pPr>
-            <w:hyperlink w:history="1" r:id="rIdsulw71eta9bkspnk6gwpm">
+            <w:hyperlink w:history="1" r:id="rIdjkgsdt6xzh2ogyhgzj9xt">
               <w:r>
                 <w:rPr>
                   <w:rFonts w:ascii="Arial" w:cs="Arial" w:eastAsia="Arial" w:hAnsi="Arial"/>
@@ -6444,7 +6444,7 @@
               <w:spacing w:after="10" w:before="0"/>
               <w:ind w:left="120"/>
             </w:pPr>
-            <w:hyperlink w:history="1" r:id="rIdfyazz5c8oit0mxudy4dw3">
+            <w:hyperlink w:history="1" r:id="rIdemvzlqnjlgzqza1vc1tak">
               <w:r>
                 <w:rPr>
                   <w:rFonts w:ascii="Arial" w:cs="Arial" w:eastAsia="Arial" w:hAnsi="Arial"/>
@@ -6644,7 +6644,7 @@
             <w:pPr>
               <w:spacing w:after="20" w:before="0"/>
             </w:pPr>
-            <w:hyperlink w:history="1" r:id="rId8ngxnkccauumr5wxmqb5t">
+            <w:hyperlink w:history="1" r:id="rIdf1ngcmhlrsqdsgrlzmjgh">
               <w:r>
                 <w:rPr>
                   <w:rFonts w:ascii="Arial" w:cs="Arial" w:eastAsia="Arial" w:hAnsi="Arial"/>
@@ -6677,7 +6677,7 @@
               <w:spacing w:after="10" w:before="0"/>
               <w:ind w:left="120"/>
             </w:pPr>
-            <w:hyperlink w:history="1" r:id="rIdxiiacruzltjcqas-xbara">
+            <w:hyperlink w:history="1" r:id="rIdx22koe4ooz3nzjswldkag">
               <w:r>
                 <w:rPr>
                   <w:rFonts w:ascii="Arial" w:cs="Arial" w:eastAsia="Arial" w:hAnsi="Arial"/>
@@ -6722,7 +6722,7 @@
             <w:pPr>
               <w:spacing w:after="20" w:before="0"/>
             </w:pPr>
-            <w:hyperlink w:history="1" r:id="rId8nsglyamd-zaueernkmny">
+            <w:hyperlink w:history="1" r:id="rIdhuuwhzxeoo3bhhx2crfnq">
               <w:r>
                 <w:rPr>
                   <w:rFonts w:ascii="Arial" w:cs="Arial" w:eastAsia="Arial" w:hAnsi="Arial"/>
@@ -6755,7 +6755,7 @@
               <w:spacing w:after="10" w:before="0"/>
               <w:ind w:left="120"/>
             </w:pPr>
-            <w:hyperlink w:history="1" r:id="rId-5ipm3fv2xvqctzlwszmg">
+            <w:hyperlink w:history="1" r:id="rIdtsxgvadvpvdnlnwzj3bm9">
               <w:r>
                 <w:rPr>
                   <w:rFonts w:ascii="Arial" w:cs="Arial" w:eastAsia="Arial" w:hAnsi="Arial"/>
@@ -6955,7 +6955,7 @@
             <w:pPr>
               <w:spacing w:after="20" w:before="0"/>
             </w:pPr>
-            <w:hyperlink w:history="1" r:id="rIdlwkczktl0ntefj29m0zlf">
+            <w:hyperlink w:history="1" r:id="rIddd5m76vc3upxxdcg0njn7">
               <w:r>
                 <w:rPr>
                   <w:rFonts w:ascii="Arial" w:cs="Arial" w:eastAsia="Arial" w:hAnsi="Arial"/>
@@ -6988,7 +6988,7 @@
               <w:spacing w:after="10" w:before="0"/>
               <w:ind w:left="120"/>
             </w:pPr>
-            <w:hyperlink w:history="1" r:id="rIdbzes-fbl1necyxcifujcl">
+            <w:hyperlink w:history="1" r:id="rIdhznpj0919sqkqbbotjcpy">
               <w:r>
                 <w:rPr>
                   <w:rFonts w:ascii="Arial" w:cs="Arial" w:eastAsia="Arial" w:hAnsi="Arial"/>
@@ -7033,7 +7033,7 @@
             <w:pPr>
               <w:spacing w:after="20" w:before="0"/>
             </w:pPr>
-            <w:hyperlink w:history="1" r:id="rIdep6--jkauy1qfbmjchptu">
+            <w:hyperlink w:history="1" r:id="rIdgvv0bploh92jttv04l-l_">
               <w:r>
                 <w:rPr>
                   <w:rFonts w:ascii="Arial" w:cs="Arial" w:eastAsia="Arial" w:hAnsi="Arial"/>
@@ -7066,7 +7066,7 @@
               <w:spacing w:after="10" w:before="0"/>
               <w:ind w:left="120"/>
             </w:pPr>
-            <w:hyperlink w:history="1" r:id="rIdpwfrk567wrdfbltj2-ehx">
+            <w:hyperlink w:history="1" r:id="rIdfopzxoapyswyrbaakktfi">
               <w:r>
                 <w:rPr>
                   <w:rFonts w:ascii="Arial" w:cs="Arial" w:eastAsia="Arial" w:hAnsi="Arial"/>
@@ -7266,7 +7266,7 @@
             <w:pPr>
               <w:spacing w:after="20" w:before="0"/>
             </w:pPr>
-            <w:hyperlink w:history="1" r:id="rIdegfuda1mymgs9llrtt4ur">
+            <w:hyperlink w:history="1" r:id="rIdyuj36p2rrjczom_rz7szq">
               <w:r>
                 <w:rPr>
                   <w:rFonts w:ascii="Arial" w:cs="Arial" w:eastAsia="Arial" w:hAnsi="Arial"/>
@@ -7299,7 +7299,7 @@
               <w:spacing w:after="10" w:before="0"/>
               <w:ind w:left="120"/>
             </w:pPr>
-            <w:hyperlink w:history="1" r:id="rIdfkaa90ht3jvkbmpvmpzuf">
+            <w:hyperlink w:history="1" r:id="rIdfhomxxc2ozzg-vzyemqoe">
               <w:r>
                 <w:rPr>
                   <w:rFonts w:ascii="Arial" w:cs="Arial" w:eastAsia="Arial" w:hAnsi="Arial"/>
@@ -7344,7 +7344,7 @@
             <w:pPr>
               <w:spacing w:after="20" w:before="0"/>
             </w:pPr>
-            <w:hyperlink w:history="1" r:id="rIdhed60viaujyzumem-crwi">
+            <w:hyperlink w:history="1" r:id="rIdxgxo8fofhauzlmolcgb_m">
               <w:r>
                 <w:rPr>
                   <w:rFonts w:ascii="Arial" w:cs="Arial" w:eastAsia="Arial" w:hAnsi="Arial"/>
@@ -7377,7 +7377,7 @@
               <w:spacing w:after="10" w:before="0"/>
               <w:ind w:left="120"/>
             </w:pPr>
-            <w:hyperlink w:history="1" r:id="rIdlzb2zofxnhgtuv0uz8gxb">
+            <w:hyperlink w:history="1" r:id="rIddxwgazqmr473mowifxse3">
               <w:r>
                 <w:rPr>
                   <w:rFonts w:ascii="Arial" w:cs="Arial" w:eastAsia="Arial" w:hAnsi="Arial"/>
@@ -7577,7 +7577,7 @@
             <w:pPr>
               <w:spacing w:after="20" w:before="0"/>
             </w:pPr>
-            <w:hyperlink w:history="1" r:id="rIdzo-a_y6a0pfdvwcjvnyx2">
+            <w:hyperlink w:history="1" r:id="rIdictq4w_aghujfni2xqytw">
               <w:r>
                 <w:rPr>
                   <w:rFonts w:ascii="Arial" w:cs="Arial" w:eastAsia="Arial" w:hAnsi="Arial"/>
@@ -7610,7 +7610,7 @@
               <w:spacing w:after="10" w:before="0"/>
               <w:ind w:left="120"/>
             </w:pPr>
-            <w:hyperlink w:history="1" r:id="rIdxxyuaxhcvwkf2usovk6sg">
+            <w:hyperlink w:history="1" r:id="rIdpp5e2ukb_bwmcnw927wdd">
               <w:r>
                 <w:rPr>
                   <w:rFonts w:ascii="Arial" w:cs="Arial" w:eastAsia="Arial" w:hAnsi="Arial"/>
@@ -7655,7 +7655,7 @@
             <w:pPr>
               <w:spacing w:after="20" w:before="0"/>
             </w:pPr>
-            <w:hyperlink w:history="1" r:id="rIduh_g3nofkw57yb_2r6qwk">
+            <w:hyperlink w:history="1" r:id="rId3cn0sksct0ifg4_-yo4-s">
               <w:r>
                 <w:rPr>
                   <w:rFonts w:ascii="Arial" w:cs="Arial" w:eastAsia="Arial" w:hAnsi="Arial"/>
@@ -7688,7 +7688,7 @@
               <w:spacing w:after="10" w:before="0"/>
               <w:ind w:left="120"/>
             </w:pPr>
-            <w:hyperlink w:history="1" r:id="rIdmqvhikye8l0me0cbzowjc">
+            <w:hyperlink w:history="1" r:id="rId1ytyksy-s10eghbnhxapi">
               <w:r>
                 <w:rPr>
                   <w:rFonts w:ascii="Arial" w:cs="Arial" w:eastAsia="Arial" w:hAnsi="Arial"/>
@@ -8213,7 +8213,7 @@
         </w:rPr>
         <w:t xml:space="preserve">© 2026 SeaVuria and ARES. Aligned with KICD objectives. Developed by SeaVuria; technical implementation by ARES (with AI assistance from Claude). Licensed under </w:t>
       </w:r>
-      <w:hyperlink w:history="1" r:id="rIdj9n3yl74ieujpbtj7kgp3">
+      <w:hyperlink w:history="1" r:id="rIdqq7sg4envgc5gffvamxwu">
         <w:r>
           <w:rPr>
             <w:rFonts w:ascii="Arial" w:cs="Arial" w:eastAsia="Arial" w:hAnsi="Arial"/>
@@ -8234,7 +8234,7 @@
         </w:rPr>
         <w:t xml:space="preserve"> (</w:t>
       </w:r>
-      <w:hyperlink w:history="1" r:id="rIdacc6nawjgydc0xbyancwq">
+      <w:hyperlink w:history="1" r:id="rIdaneuzrhch-zm2kkkspcen">
         <w:r>
           <w:rPr>
             <w:rFonts w:ascii="Arial" w:cs="Arial" w:eastAsia="Arial" w:hAnsi="Arial"/>
@@ -9274,7 +9274,7 @@
             <w:pPr>
               <w:spacing w:after="20" w:before="0"/>
             </w:pPr>
-            <w:hyperlink w:history="1" r:id="rId_uhjmaxq5iuc5woz3tegv">
+            <w:hyperlink w:history="1" r:id="rIdnuenfle5d4ayrjvcyt2g0">
               <w:r>
                 <w:rPr>
                   <w:rFonts w:ascii="Arial" w:cs="Arial" w:eastAsia="Arial" w:hAnsi="Arial"/>
@@ -9307,7 +9307,7 @@
               <w:spacing w:after="10" w:before="0"/>
               <w:ind w:left="120"/>
             </w:pPr>
-            <w:hyperlink w:history="1" r:id="rIddjeajc78trru5edfbwilj">
+            <w:hyperlink w:history="1" r:id="rIdu3mqa0fsdvec-_upvgwh3">
               <w:r>
                 <w:rPr>
                   <w:rFonts w:ascii="Arial" w:cs="Arial" w:eastAsia="Arial" w:hAnsi="Arial"/>
@@ -9352,7 +9352,7 @@
             <w:pPr>
               <w:spacing w:after="20" w:before="0"/>
             </w:pPr>
-            <w:hyperlink w:history="1" r:id="rIdxyy-9jyn5fdr9c8n5nfw4">
+            <w:hyperlink w:history="1" r:id="rIdcjny433sp7bppp9q74gvo">
               <w:r>
                 <w:rPr>
                   <w:rFonts w:ascii="Arial" w:cs="Arial" w:eastAsia="Arial" w:hAnsi="Arial"/>
@@ -9385,7 +9385,7 @@
               <w:spacing w:after="10" w:before="0"/>
               <w:ind w:left="120"/>
             </w:pPr>
-            <w:hyperlink w:history="1" r:id="rIddx95hspzeo7e51uv5guo7">
+            <w:hyperlink w:history="1" r:id="rIdfwftt-3ybljye5w1qgzmo">
               <w:r>
                 <w:rPr>
                   <w:rFonts w:ascii="Arial" w:cs="Arial" w:eastAsia="Arial" w:hAnsi="Arial"/>
@@ -9585,7 +9585,7 @@
             <w:pPr>
               <w:spacing w:after="20" w:before="0"/>
             </w:pPr>
-            <w:hyperlink w:history="1" r:id="rIdhjjbsh2y6-m5mt-bxhvds">
+            <w:hyperlink w:history="1" r:id="rIdbqgedhx5pxz1djcx13vjl">
               <w:r>
                 <w:rPr>
                   <w:rFonts w:ascii="Arial" w:cs="Arial" w:eastAsia="Arial" w:hAnsi="Arial"/>
@@ -9618,7 +9618,7 @@
               <w:spacing w:after="10" w:before="0"/>
               <w:ind w:left="120"/>
             </w:pPr>
-            <w:hyperlink w:history="1" r:id="rId_dvjlebvf8ohb8gr6chiz">
+            <w:hyperlink w:history="1" r:id="rIdb9p59ni4-5mb6km8zjsoc">
               <w:r>
                 <w:rPr>
                   <w:rFonts w:ascii="Arial" w:cs="Arial" w:eastAsia="Arial" w:hAnsi="Arial"/>
@@ -9663,7 +9663,7 @@
             <w:pPr>
               <w:spacing w:after="20" w:before="0"/>
             </w:pPr>
-            <w:hyperlink w:history="1" r:id="rIdeikr1nm9pksz5tkfslu3b">
+            <w:hyperlink w:history="1" r:id="rIdo2l9s41k51-tt7ex6bzsj">
               <w:r>
                 <w:rPr>
                   <w:rFonts w:ascii="Arial" w:cs="Arial" w:eastAsia="Arial" w:hAnsi="Arial"/>
@@ -9696,7 +9696,7 @@
               <w:spacing w:after="10" w:before="0"/>
               <w:ind w:left="120"/>
             </w:pPr>
-            <w:hyperlink w:history="1" r:id="rIdlocotuefiq13ufxb6h0fw">
+            <w:hyperlink w:history="1" r:id="rIdnn8bps2c6vahzz7nukxm-">
               <w:r>
                 <w:rPr>
                   <w:rFonts w:ascii="Arial" w:cs="Arial" w:eastAsia="Arial" w:hAnsi="Arial"/>
@@ -9896,7 +9896,7 @@
             <w:pPr>
               <w:spacing w:after="20" w:before="0"/>
             </w:pPr>
-            <w:hyperlink w:history="1" r:id="rId3wmxwyo2nd1fy2i04stdw">
+            <w:hyperlink w:history="1" r:id="rIdnmrnvefdvq5n9nrolzfde">
               <w:r>
                 <w:rPr>
                   <w:rFonts w:ascii="Arial" w:cs="Arial" w:eastAsia="Arial" w:hAnsi="Arial"/>
@@ -9929,7 +9929,7 @@
               <w:spacing w:after="10" w:before="0"/>
               <w:ind w:left="120"/>
             </w:pPr>
-            <w:hyperlink w:history="1" r:id="rIdvqgvlukj-gfccf__l50hl">
+            <w:hyperlink w:history="1" r:id="rIdbkazwwx50ha7vdrb22zem">
               <w:r>
                 <w:rPr>
                   <w:rFonts w:ascii="Arial" w:cs="Arial" w:eastAsia="Arial" w:hAnsi="Arial"/>
@@ -9974,7 +9974,7 @@
             <w:pPr>
               <w:spacing w:after="20" w:before="0"/>
             </w:pPr>
-            <w:hyperlink w:history="1" r:id="rIdvsjakolffqezi6mvspiqv">
+            <w:hyperlink w:history="1" r:id="rIdrqr2dyumxqsz1ykahnkq_">
               <w:r>
                 <w:rPr>
                   <w:rFonts w:ascii="Arial" w:cs="Arial" w:eastAsia="Arial" w:hAnsi="Arial"/>
@@ -10023,7 +10023,7 @@
               <w:spacing w:after="10" w:before="0"/>
               <w:ind w:left="120"/>
             </w:pPr>
-            <w:hyperlink w:history="1" r:id="rIdxnojyjyjsbl49vp9ax354">
+            <w:hyperlink w:history="1" r:id="rIdrpacuv60xrrezog2yzwei">
               <w:r>
                 <w:rPr>
                   <w:rFonts w:ascii="Arial" w:cs="Arial" w:eastAsia="Arial" w:hAnsi="Arial"/>
@@ -10223,7 +10223,7 @@
             <w:pPr>
               <w:spacing w:after="20" w:before="0"/>
             </w:pPr>
-            <w:hyperlink w:history="1" r:id="rIdn7rlnjctfqtnmrpeobf-i">
+            <w:hyperlink w:history="1" r:id="rIdcid-8ko7bhwdy2rb57c89">
               <w:r>
                 <w:rPr>
                   <w:rFonts w:ascii="Arial" w:cs="Arial" w:eastAsia="Arial" w:hAnsi="Arial"/>
@@ -10256,7 +10256,7 @@
               <w:spacing w:after="10" w:before="0"/>
               <w:ind w:left="120"/>
             </w:pPr>
-            <w:hyperlink w:history="1" r:id="rIdrgsbc2hdkz2c_4dxmgnui">
+            <w:hyperlink w:history="1" r:id="rIdjurz5oxxkvrrvtat3c00m">
               <w:r>
                 <w:rPr>
                   <w:rFonts w:ascii="Arial" w:cs="Arial" w:eastAsia="Arial" w:hAnsi="Arial"/>
@@ -10301,7 +10301,7 @@
             <w:pPr>
               <w:spacing w:after="20" w:before="0"/>
             </w:pPr>
-            <w:hyperlink w:history="1" r:id="rIdwwwinvnqhhc3yeyejpj2o">
+            <w:hyperlink w:history="1" r:id="rIdlqt2qk2-6sldnvwn-thbv">
               <w:r>
                 <w:rPr>
                   <w:rFonts w:ascii="Arial" w:cs="Arial" w:eastAsia="Arial" w:hAnsi="Arial"/>
@@ -10350,7 +10350,7 @@
               <w:spacing w:after="10" w:before="0"/>
               <w:ind w:left="120"/>
             </w:pPr>
-            <w:hyperlink w:history="1" r:id="rIdd_bjg1dmmzyntrjc0yo5p">
+            <w:hyperlink w:history="1" r:id="rIdtnfe9fuht2zzebdlxe_oc">
               <w:r>
                 <w:rPr>
                   <w:rFonts w:ascii="Arial" w:cs="Arial" w:eastAsia="Arial" w:hAnsi="Arial"/>
@@ -10550,7 +10550,7 @@
             <w:pPr>
               <w:spacing w:after="20" w:before="0"/>
             </w:pPr>
-            <w:hyperlink w:history="1" r:id="rIdxtqevu74uqtpxsvycpf2z">
+            <w:hyperlink w:history="1" r:id="rIduojhwwy_czzaiedsjog8y">
               <w:r>
                 <w:rPr>
                   <w:rFonts w:ascii="Arial" w:cs="Arial" w:eastAsia="Arial" w:hAnsi="Arial"/>
@@ -10583,7 +10583,7 @@
               <w:spacing w:after="10" w:before="0"/>
               <w:ind w:left="120"/>
             </w:pPr>
-            <w:hyperlink w:history="1" r:id="rIdkngpurgbttyb_ptsd3zfp">
+            <w:hyperlink w:history="1" r:id="rIdsz5sgyfj2f5nyzheuwy4m">
               <w:r>
                 <w:rPr>
                   <w:rFonts w:ascii="Arial" w:cs="Arial" w:eastAsia="Arial" w:hAnsi="Arial"/>
@@ -10628,7 +10628,7 @@
             <w:pPr>
               <w:spacing w:after="20" w:before="0"/>
             </w:pPr>
-            <w:hyperlink w:history="1" r:id="rIdrylgauzqxphqcd2pqrgll">
+            <w:hyperlink w:history="1" r:id="rIdonpq5y2xmy1muoruo_jku">
               <w:r>
                 <w:rPr>
                   <w:rFonts w:ascii="Arial" w:cs="Arial" w:eastAsia="Arial" w:hAnsi="Arial"/>
@@ -10661,7 +10661,7 @@
               <w:spacing w:after="10" w:before="0"/>
               <w:ind w:left="120"/>
             </w:pPr>
-            <w:hyperlink w:history="1" r:id="rId7ktqegpw6jjung8fq0wx0">
+            <w:hyperlink w:history="1" r:id="rIddt3qal97amcvbcxcgifj4">
               <w:r>
                 <w:rPr>
                   <w:rFonts w:ascii="Arial" w:cs="Arial" w:eastAsia="Arial" w:hAnsi="Arial"/>
@@ -11186,7 +11186,7 @@
         </w:rPr>
         <w:t xml:space="preserve">© 2026 SeaVuria and ARES. Aligned with KICD objectives. Developed by SeaVuria; technical implementation by ARES (with AI assistance from Claude). Licensed under </w:t>
       </w:r>
-      <w:hyperlink w:history="1" r:id="rIdvzzxqtim_85or8degunvg">
+      <w:hyperlink w:history="1" r:id="rIdw9dmcpc1fwbeconpleatk">
         <w:r>
           <w:rPr>
             <w:rFonts w:ascii="Arial" w:cs="Arial" w:eastAsia="Arial" w:hAnsi="Arial"/>
@@ -11207,7 +11207,7 @@
         </w:rPr>
         <w:t xml:space="preserve"> (</w:t>
       </w:r>
-      <w:hyperlink w:history="1" r:id="rIdspcfyltk749hc2f9syewr">
+      <w:hyperlink w:history="1" r:id="rIdfq-vdmhjilx0za8xpm4hh">
         <w:r>
           <w:rPr>
             <w:rFonts w:ascii="Arial" w:cs="Arial" w:eastAsia="Arial" w:hAnsi="Arial"/>
@@ -12247,7 +12247,7 @@
             <w:pPr>
               <w:spacing w:after="20" w:before="0"/>
             </w:pPr>
-            <w:hyperlink w:history="1" r:id="rId9tc77s775wcs9fmk8ibxj">
+            <w:hyperlink w:history="1" r:id="rId97pdu5bmqyonoeea48xrr">
               <w:r>
                 <w:rPr>
                   <w:rFonts w:ascii="Arial" w:cs="Arial" w:eastAsia="Arial" w:hAnsi="Arial"/>
@@ -12280,7 +12280,7 @@
               <w:spacing w:after="10" w:before="0"/>
               <w:ind w:left="120"/>
             </w:pPr>
-            <w:hyperlink w:history="1" r:id="rIdgeworw2dmfo8bkur7anrd">
+            <w:hyperlink w:history="1" r:id="rIduggolj6zyhuz1v0rj4avv">
               <w:r>
                 <w:rPr>
                   <w:rFonts w:ascii="Arial" w:cs="Arial" w:eastAsia="Arial" w:hAnsi="Arial"/>
@@ -12325,7 +12325,7 @@
             <w:pPr>
               <w:spacing w:after="20" w:before="0"/>
             </w:pPr>
-            <w:hyperlink w:history="1" r:id="rIdzbkghc09qbggz5w78tl9n">
+            <w:hyperlink w:history="1" r:id="rIdue6batjigqvrsjwv2rejm">
               <w:r>
                 <w:rPr>
                   <w:rFonts w:ascii="Arial" w:cs="Arial" w:eastAsia="Arial" w:hAnsi="Arial"/>
@@ -12358,7 +12358,7 @@
               <w:spacing w:after="10" w:before="0"/>
               <w:ind w:left="120"/>
             </w:pPr>
-            <w:hyperlink w:history="1" r:id="rId1yrplndaon7atnsjhr0v1">
+            <w:hyperlink w:history="1" r:id="rIdgqiflp0nx3_tt5eyvgcpd">
               <w:r>
                 <w:rPr>
                   <w:rFonts w:ascii="Arial" w:cs="Arial" w:eastAsia="Arial" w:hAnsi="Arial"/>
@@ -12558,7 +12558,7 @@
             <w:pPr>
               <w:spacing w:after="20" w:before="0"/>
             </w:pPr>
-            <w:hyperlink w:history="1" r:id="rIdhlg6fxvkr3yupry5zej47">
+            <w:hyperlink w:history="1" r:id="rIdf-o2oneqcxiiwq6xeo7dl">
               <w:r>
                 <w:rPr>
                   <w:rFonts w:ascii="Arial" w:cs="Arial" w:eastAsia="Arial" w:hAnsi="Arial"/>
@@ -12591,7 +12591,7 @@
               <w:spacing w:after="10" w:before="0"/>
               <w:ind w:left="120"/>
             </w:pPr>
-            <w:hyperlink w:history="1" r:id="rIdwxymafj5e-q4hhw_emwwr">
+            <w:hyperlink w:history="1" r:id="rIdhunurayglh8voimo9hjwu">
               <w:r>
                 <w:rPr>
                   <w:rFonts w:ascii="Arial" w:cs="Arial" w:eastAsia="Arial" w:hAnsi="Arial"/>
@@ -12636,7 +12636,7 @@
             <w:pPr>
               <w:spacing w:after="20" w:before="0"/>
             </w:pPr>
-            <w:hyperlink w:history="1" r:id="rIdhzockk66j1bmsaleckass">
+            <w:hyperlink w:history="1" r:id="rIdeuyunu9bbhk4rsw0gfbtk">
               <w:r>
                 <w:rPr>
                   <w:rFonts w:ascii="Arial" w:cs="Arial" w:eastAsia="Arial" w:hAnsi="Arial"/>
@@ -12669,7 +12669,7 @@
               <w:spacing w:after="10" w:before="0"/>
               <w:ind w:left="120"/>
             </w:pPr>
-            <w:hyperlink w:history="1" r:id="rIdm1xwok8e6lewhymcpda2e">
+            <w:hyperlink w:history="1" r:id="rIda8xosbtsp1dnbknr1zi3t">
               <w:r>
                 <w:rPr>
                   <w:rFonts w:ascii="Arial" w:cs="Arial" w:eastAsia="Arial" w:hAnsi="Arial"/>
@@ -12869,7 +12869,7 @@
             <w:pPr>
               <w:spacing w:after="20" w:before="0"/>
             </w:pPr>
-            <w:hyperlink w:history="1" r:id="rIdtw6vscsjswibcu1h_xec-">
+            <w:hyperlink w:history="1" r:id="rIdxajehqrhgeps137lim6gn">
               <w:r>
                 <w:rPr>
                   <w:rFonts w:ascii="Arial" w:cs="Arial" w:eastAsia="Arial" w:hAnsi="Arial"/>
@@ -12902,7 +12902,7 @@
               <w:spacing w:after="10" w:before="0"/>
               <w:ind w:left="120"/>
             </w:pPr>
-            <w:hyperlink w:history="1" r:id="rIdhsqrzcg7k1skcdl_bjwgu">
+            <w:hyperlink w:history="1" r:id="rIdiicvlzlbeaqyrzsew2vhq">
               <w:r>
                 <w:rPr>
                   <w:rFonts w:ascii="Arial" w:cs="Arial" w:eastAsia="Arial" w:hAnsi="Arial"/>
@@ -12947,7 +12947,7 @@
             <w:pPr>
               <w:spacing w:after="20" w:before="0"/>
             </w:pPr>
-            <w:hyperlink w:history="1" r:id="rId12_cj-vlcaplm3cb-rcio">
+            <w:hyperlink w:history="1" r:id="rIdinjo-tjjwfgxsa5foyjcy">
               <w:r>
                 <w:rPr>
                   <w:rFonts w:ascii="Arial" w:cs="Arial" w:eastAsia="Arial" w:hAnsi="Arial"/>
@@ -12980,7 +12980,7 @@
               <w:spacing w:after="10" w:before="0"/>
               <w:ind w:left="120"/>
             </w:pPr>
-            <w:hyperlink w:history="1" r:id="rId_ksupvkeev4goy-vbqagx">
+            <w:hyperlink w:history="1" r:id="rId58qglh5m61amihdyc3uxf">
               <w:r>
                 <w:rPr>
                   <w:rFonts w:ascii="Arial" w:cs="Arial" w:eastAsia="Arial" w:hAnsi="Arial"/>
@@ -13180,7 +13180,7 @@
             <w:pPr>
               <w:spacing w:after="20" w:before="0"/>
             </w:pPr>
-            <w:hyperlink w:history="1" r:id="rIdvrxjppjkcy9nvrlzcudl_">
+            <w:hyperlink w:history="1" r:id="rIdgl4amkyfac5u-_tn1zz_r">
               <w:r>
                 <w:rPr>
                   <w:rFonts w:ascii="Arial" w:cs="Arial" w:eastAsia="Arial" w:hAnsi="Arial"/>
@@ -13213,7 +13213,7 @@
               <w:spacing w:after="10" w:before="0"/>
               <w:ind w:left="120"/>
             </w:pPr>
-            <w:hyperlink w:history="1" r:id="rIdx1zuolpb8r47irnru-ewk">
+            <w:hyperlink w:history="1" r:id="rIdhvfobttqkngewxob9c8m3">
               <w:r>
                 <w:rPr>
                   <w:rFonts w:ascii="Arial" w:cs="Arial" w:eastAsia="Arial" w:hAnsi="Arial"/>
@@ -13258,7 +13258,7 @@
             <w:pPr>
               <w:spacing w:after="20" w:before="0"/>
             </w:pPr>
-            <w:hyperlink w:history="1" r:id="rIdoqn-28qycj2fhc7jlhziy">
+            <w:hyperlink w:history="1" r:id="rIdaultymd7omugxygt_ghmr">
               <w:r>
                 <w:rPr>
                   <w:rFonts w:ascii="Arial" w:cs="Arial" w:eastAsia="Arial" w:hAnsi="Arial"/>
@@ -13291,7 +13291,7 @@
               <w:spacing w:after="10" w:before="0"/>
               <w:ind w:left="120"/>
             </w:pPr>
-            <w:hyperlink w:history="1" r:id="rIdi9eewdvpdu1z1u2o0l8dy">
+            <w:hyperlink w:history="1" r:id="rId0r0qgufukpr53coapujer">
               <w:r>
                 <w:rPr>
                   <w:rFonts w:ascii="Arial" w:cs="Arial" w:eastAsia="Arial" w:hAnsi="Arial"/>
@@ -13491,7 +13491,7 @@
             <w:pPr>
               <w:spacing w:after="20" w:before="0"/>
             </w:pPr>
-            <w:hyperlink w:history="1" r:id="rIdkmhlterkbjuw3ggivqoh9">
+            <w:hyperlink w:history="1" r:id="rIdg0af-7snqyzumsyg3jjgr">
               <w:r>
                 <w:rPr>
                   <w:rFonts w:ascii="Arial" w:cs="Arial" w:eastAsia="Arial" w:hAnsi="Arial"/>
@@ -13524,7 +13524,7 @@
               <w:spacing w:after="10" w:before="0"/>
               <w:ind w:left="120"/>
             </w:pPr>
-            <w:hyperlink w:history="1" r:id="rIducwxbef5xnq3_0gsfbohz">
+            <w:hyperlink w:history="1" r:id="rIdkgmiobbmacrmfl2zxffyg">
               <w:r>
                 <w:rPr>
                   <w:rFonts w:ascii="Arial" w:cs="Arial" w:eastAsia="Arial" w:hAnsi="Arial"/>
@@ -13569,7 +13569,7 @@
             <w:pPr>
               <w:spacing w:after="20" w:before="0"/>
             </w:pPr>
-            <w:hyperlink w:history="1" r:id="rIdxnhghcsdrvnibbel3nbd5">
+            <w:hyperlink w:history="1" r:id="rIdpvkwph6zaboxvdlgrcrj7">
               <w:r>
                 <w:rPr>
                   <w:rFonts w:ascii="Arial" w:cs="Arial" w:eastAsia="Arial" w:hAnsi="Arial"/>
@@ -13602,7 +13602,7 @@
               <w:spacing w:after="10" w:before="0"/>
               <w:ind w:left="120"/>
             </w:pPr>
-            <w:hyperlink w:history="1" r:id="rId-pezofgmro7rszpueyber">
+            <w:hyperlink w:history="1" r:id="rIduoy9zylclbkd3ykzbzw6a">
               <w:r>
                 <w:rPr>
                   <w:rFonts w:ascii="Arial" w:cs="Arial" w:eastAsia="Arial" w:hAnsi="Arial"/>
@@ -14127,7 +14127,7 @@
         </w:rPr>
         <w:t xml:space="preserve">© 2026 SeaVuria and ARES. Aligned with KICD objectives. Developed by SeaVuria; technical implementation by ARES (with AI assistance from Claude). Licensed under </w:t>
       </w:r>
-      <w:hyperlink w:history="1" r:id="rIdns8etonu26wy287wwtdpy">
+      <w:hyperlink w:history="1" r:id="rId2exeruswanjcnz4nirso6">
         <w:r>
           <w:rPr>
             <w:rFonts w:ascii="Arial" w:cs="Arial" w:eastAsia="Arial" w:hAnsi="Arial"/>
@@ -14148,7 +14148,7 @@
         </w:rPr>
         <w:t xml:space="preserve"> (</w:t>
       </w:r>
-      <w:hyperlink w:history="1" r:id="rId7krnxocuwzinwiwmsxq25">
+      <w:hyperlink w:history="1" r:id="rIdwa-yooi4jy7se-fl63v6o">
         <w:r>
           <w:rPr>
             <w:rFonts w:ascii="Arial" w:cs="Arial" w:eastAsia="Arial" w:hAnsi="Arial"/>
@@ -15205,7 +15205,7 @@
               <w:spacing w:after="10" w:before="0"/>
               <w:ind w:left="120"/>
             </w:pPr>
-            <w:hyperlink w:history="1" r:id="rIdcs6wvjqttrd5nvpmnkcht">
+            <w:hyperlink w:history="1" r:id="rId6rfo9c8lxk5oxdhspkr3-">
               <w:r>
                 <w:rPr>
                   <w:rFonts w:ascii="Arial" w:cs="Arial" w:eastAsia="Arial" w:hAnsi="Arial"/>
@@ -15265,7 +15265,7 @@
             <w:pPr>
               <w:spacing w:after="20" w:before="0"/>
             </w:pPr>
-            <w:hyperlink w:history="1" r:id="rIdsfnj60tp3ffssmqu-nfhj">
+            <w:hyperlink w:history="1" r:id="rIdhoqk0rhea615ztptkuoku">
               <w:r>
                 <w:rPr>
                   <w:rFonts w:ascii="Arial" w:cs="Arial" w:eastAsia="Arial" w:hAnsi="Arial"/>
@@ -15314,7 +15314,7 @@
               <w:spacing w:after="10" w:before="0"/>
               <w:ind w:left="120"/>
             </w:pPr>
-            <w:hyperlink w:history="1" r:id="rIdyuczs92-2_me8ixokkmwa">
+            <w:hyperlink w:history="1" r:id="rIdayg7rwno_9l5o_qpf1qqs">
               <w:r>
                 <w:rPr>
                   <w:rFonts w:ascii="Arial" w:cs="Arial" w:eastAsia="Arial" w:hAnsi="Arial"/>
@@ -15531,7 +15531,7 @@
               <w:spacing w:after="10" w:before="0"/>
               <w:ind w:left="120"/>
             </w:pPr>
-            <w:hyperlink w:history="1" r:id="rId2xvhixnw_h4o5tqxx_btb">
+            <w:hyperlink w:history="1" r:id="rIdagwb3bylcko99eko0zv0e">
               <w:r>
                 <w:rPr>
                   <w:rFonts w:ascii="Arial" w:cs="Arial" w:eastAsia="Arial" w:hAnsi="Arial"/>
@@ -15591,7 +15591,7 @@
             <w:pPr>
               <w:spacing w:after="20" w:before="0"/>
             </w:pPr>
-            <w:hyperlink w:history="1" r:id="rIdum355ptfed_uqi4utlvcx">
+            <w:hyperlink w:history="1" r:id="rIdwvwhvedcbczg7bz8z2yol">
               <w:r>
                 <w:rPr>
                   <w:rFonts w:ascii="Arial" w:cs="Arial" w:eastAsia="Arial" w:hAnsi="Arial"/>
@@ -15640,7 +15640,7 @@
               <w:spacing w:after="10" w:before="0"/>
               <w:ind w:left="120"/>
             </w:pPr>
-            <w:hyperlink w:history="1" r:id="rIdicdcb2epzozzfx5jiowbn">
+            <w:hyperlink w:history="1" r:id="rId9l71iz3g71aetf6tble4v">
               <w:r>
                 <w:rPr>
                   <w:rFonts w:ascii="Arial" w:cs="Arial" w:eastAsia="Arial" w:hAnsi="Arial"/>
@@ -15857,7 +15857,7 @@
               <w:spacing w:after="10" w:before="0"/>
               <w:ind w:left="120"/>
             </w:pPr>
-            <w:hyperlink w:history="1" r:id="rIdtw8zdvxmo3k_yumuy-x-x">
+            <w:hyperlink w:history="1" r:id="rIdaczcezmhoez5zcbrjvwin">
               <w:r>
                 <w:rPr>
                   <w:rFonts w:ascii="Arial" w:cs="Arial" w:eastAsia="Arial" w:hAnsi="Arial"/>
@@ -15917,7 +15917,7 @@
             <w:pPr>
               <w:spacing w:after="20" w:before="0"/>
             </w:pPr>
-            <w:hyperlink w:history="1" r:id="rIdkcfok1fkifialvapc8rk6">
+            <w:hyperlink w:history="1" r:id="rIdwu3hlwe9nrz46yua-idph">
               <w:r>
                 <w:rPr>
                   <w:rFonts w:ascii="Arial" w:cs="Arial" w:eastAsia="Arial" w:hAnsi="Arial"/>
@@ -15966,7 +15966,7 @@
               <w:spacing w:after="10" w:before="0"/>
               <w:ind w:left="120"/>
             </w:pPr>
-            <w:hyperlink w:history="1" r:id="rIdrtag0hhrszz-khqbkac_x">
+            <w:hyperlink w:history="1" r:id="rIdhynsushaxrhqlrzr1en0j">
               <w:r>
                 <w:rPr>
                   <w:rFonts w:ascii="Arial" w:cs="Arial" w:eastAsia="Arial" w:hAnsi="Arial"/>
@@ -16183,7 +16183,7 @@
               <w:spacing w:after="10" w:before="0"/>
               <w:ind w:left="120"/>
             </w:pPr>
-            <w:hyperlink w:history="1" r:id="rId125btptsohuiu07j71gks">
+            <w:hyperlink w:history="1" r:id="rId4zjttl5-zk_dsiz3zhna6">
               <w:r>
                 <w:rPr>
                   <w:rFonts w:ascii="Arial" w:cs="Arial" w:eastAsia="Arial" w:hAnsi="Arial"/>
@@ -16243,7 +16243,7 @@
             <w:pPr>
               <w:spacing w:after="20" w:before="0"/>
             </w:pPr>
-            <w:hyperlink w:history="1" r:id="rIdyzcdebqu5clpuez3wvmz4">
+            <w:hyperlink w:history="1" r:id="rId3na_3ezv2jkxivfb_kum6">
               <w:r>
                 <w:rPr>
                   <w:rFonts w:ascii="Arial" w:cs="Arial" w:eastAsia="Arial" w:hAnsi="Arial"/>
@@ -16292,7 +16292,7 @@
               <w:spacing w:after="10" w:before="0"/>
               <w:ind w:left="120"/>
             </w:pPr>
-            <w:hyperlink w:history="1" r:id="rIdsrnlg1qlmph-w2cctwafg">
+            <w:hyperlink w:history="1" r:id="rIdzq462ifhquoudopxzbzjd">
               <w:r>
                 <w:rPr>
                   <w:rFonts w:ascii="Arial" w:cs="Arial" w:eastAsia="Arial" w:hAnsi="Arial"/>
@@ -16509,7 +16509,7 @@
               <w:spacing w:after="10" w:before="0"/>
               <w:ind w:left="120"/>
             </w:pPr>
-            <w:hyperlink w:history="1" r:id="rIdeisa4-a2rfbeoefd6ttpa">
+            <w:hyperlink w:history="1" r:id="rIdc8aqn5fruujwvixgflkql">
               <w:r>
                 <w:rPr>
                   <w:rFonts w:ascii="Arial" w:cs="Arial" w:eastAsia="Arial" w:hAnsi="Arial"/>
@@ -16569,7 +16569,7 @@
             <w:pPr>
               <w:spacing w:after="20" w:before="0"/>
             </w:pPr>
-            <w:hyperlink w:history="1" r:id="rIdacsx_6mrjakfybdovtrej">
+            <w:hyperlink w:history="1" r:id="rIdi8mkkjvk-qrxcn0qa4e_f">
               <w:r>
                 <w:rPr>
                   <w:rFonts w:ascii="Arial" w:cs="Arial" w:eastAsia="Arial" w:hAnsi="Arial"/>
@@ -16618,7 +16618,7 @@
               <w:spacing w:after="10" w:before="0"/>
               <w:ind w:left="120"/>
             </w:pPr>
-            <w:hyperlink w:history="1" r:id="rIdkdplxknksu3ejrlmatg-9">
+            <w:hyperlink w:history="1" r:id="rIdjobs2mhqo6yhtrrjvehxf">
               <w:r>
                 <w:rPr>
                   <w:rFonts w:ascii="Arial" w:cs="Arial" w:eastAsia="Arial" w:hAnsi="Arial"/>
@@ -17143,7 +17143,7 @@
         </w:rPr>
         <w:t xml:space="preserve">© 2026 SeaVuria and ARES. Aligned with KICD objectives. Developed by SeaVuria; technical implementation by ARES (with AI assistance from Claude). Licensed under </w:t>
       </w:r>
-      <w:hyperlink w:history="1" r:id="rIdksf89ahkoylthkh--tvz8">
+      <w:hyperlink w:history="1" r:id="rIdej69jxt9ilxfwkvm8qodp">
         <w:r>
           <w:rPr>
             <w:rFonts w:ascii="Arial" w:cs="Arial" w:eastAsia="Arial" w:hAnsi="Arial"/>
@@ -17164,7 +17164,7 @@
         </w:rPr>
         <w:t xml:space="preserve"> (</w:t>
       </w:r>
-      <w:hyperlink w:history="1" r:id="rIdnzxgw54dmhv7eurznjij2">
+      <w:hyperlink w:history="1" r:id="rIdwdpvmorqexq9lkcxoi1jx">
         <w:r>
           <w:rPr>
             <w:rFonts w:ascii="Arial" w:cs="Arial" w:eastAsia="Arial" w:hAnsi="Arial"/>
@@ -18221,7 +18221,7 @@
               <w:spacing w:after="10" w:before="0"/>
               <w:ind w:left="120"/>
             </w:pPr>
-            <w:hyperlink w:history="1" r:id="rIdwjtdua1b-avwi4z7fvvw0">
+            <w:hyperlink w:history="1" r:id="rIde0bwrn30wpol9ijlev8b0">
               <w:r>
                 <w:rPr>
                   <w:rFonts w:ascii="Arial" w:cs="Arial" w:eastAsia="Arial" w:hAnsi="Arial"/>
@@ -18281,7 +18281,7 @@
             <w:pPr>
               <w:spacing w:after="20" w:before="0"/>
             </w:pPr>
-            <w:hyperlink w:history="1" r:id="rIdfdh3wcquwie0obxetwsq5">
+            <w:hyperlink w:history="1" r:id="rIds3lo_1aejgymrhtyzsqrg">
               <w:r>
                 <w:rPr>
                   <w:rFonts w:ascii="Arial" w:cs="Arial" w:eastAsia="Arial" w:hAnsi="Arial"/>
@@ -18330,7 +18330,7 @@
               <w:spacing w:after="10" w:before="0"/>
               <w:ind w:left="120"/>
             </w:pPr>
-            <w:hyperlink w:history="1" r:id="rIdbudlhmy54mzxtmw8ktnea">
+            <w:hyperlink w:history="1" r:id="rIdnpv5bp6pdnhigfitmccm_">
               <w:r>
                 <w:rPr>
                   <w:rFonts w:ascii="Arial" w:cs="Arial" w:eastAsia="Arial" w:hAnsi="Arial"/>
@@ -18547,7 +18547,7 @@
               <w:spacing w:after="10" w:before="0"/>
               <w:ind w:left="120"/>
             </w:pPr>
-            <w:hyperlink w:history="1" r:id="rIdnarfy1mm3gxz4e9eqscoi">
+            <w:hyperlink w:history="1" r:id="rIdfknk4tfuhq_vagambmiax">
               <w:r>
                 <w:rPr>
                   <w:rFonts w:ascii="Arial" w:cs="Arial" w:eastAsia="Arial" w:hAnsi="Arial"/>
@@ -18607,7 +18607,7 @@
             <w:pPr>
               <w:spacing w:after="20" w:before="0"/>
             </w:pPr>
-            <w:hyperlink w:history="1" r:id="rId58vlkcrd92anva6old537">
+            <w:hyperlink w:history="1" r:id="rIdbrdrkdhjnth_9gogo71g8">
               <w:r>
                 <w:rPr>
                   <w:rFonts w:ascii="Arial" w:cs="Arial" w:eastAsia="Arial" w:hAnsi="Arial"/>
@@ -18656,7 +18656,7 @@
               <w:spacing w:after="10" w:before="0"/>
               <w:ind w:left="120"/>
             </w:pPr>
-            <w:hyperlink w:history="1" r:id="rIdwztvd5o8pmrz0lsnyg6e6">
+            <w:hyperlink w:history="1" r:id="rIdnyiafwzmwsouur32xhxyp">
               <w:r>
                 <w:rPr>
                   <w:rFonts w:ascii="Arial" w:cs="Arial" w:eastAsia="Arial" w:hAnsi="Arial"/>
@@ -18873,7 +18873,7 @@
               <w:spacing w:after="10" w:before="0"/>
               <w:ind w:left="120"/>
             </w:pPr>
-            <w:hyperlink w:history="1" r:id="rIdzzelo5eibcjcu3hyazzfl">
+            <w:hyperlink w:history="1" r:id="rIdeiizxg0tm3vytubjsbj8_">
               <w:r>
                 <w:rPr>
                   <w:rFonts w:ascii="Arial" w:cs="Arial" w:eastAsia="Arial" w:hAnsi="Arial"/>
@@ -18933,7 +18933,7 @@
             <w:pPr>
               <w:spacing w:after="20" w:before="0"/>
             </w:pPr>
-            <w:hyperlink w:history="1" r:id="rIda4knzsvutplmwrtvjoqkg">
+            <w:hyperlink w:history="1" r:id="rIdta4wue-ezqtofw4c1yn3v">
               <w:r>
                 <w:rPr>
                   <w:rFonts w:ascii="Arial" w:cs="Arial" w:eastAsia="Arial" w:hAnsi="Arial"/>
@@ -18982,7 +18982,7 @@
               <w:spacing w:after="10" w:before="0"/>
               <w:ind w:left="120"/>
             </w:pPr>
-            <w:hyperlink w:history="1" r:id="rIdgxouov-r8r2prkblms8gs">
+            <w:hyperlink w:history="1" r:id="rId9cvpvldc7ihkt37nocqem">
               <w:r>
                 <w:rPr>
                   <w:rFonts w:ascii="Arial" w:cs="Arial" w:eastAsia="Arial" w:hAnsi="Arial"/>
@@ -19199,7 +19199,7 @@
               <w:spacing w:after="10" w:before="0"/>
               <w:ind w:left="120"/>
             </w:pPr>
-            <w:hyperlink w:history="1" r:id="rIdtw5p07o1jvqe7pijff8xe">
+            <w:hyperlink w:history="1" r:id="rId_hwuxiqthelgrowd2nwnn">
               <w:r>
                 <w:rPr>
                   <w:rFonts w:ascii="Arial" w:cs="Arial" w:eastAsia="Arial" w:hAnsi="Arial"/>
@@ -19259,7 +19259,7 @@
             <w:pPr>
               <w:spacing w:after="20" w:before="0"/>
             </w:pPr>
-            <w:hyperlink w:history="1" r:id="rIdxrz-rlq-jmustszf8mfsj">
+            <w:hyperlink w:history="1" r:id="rIdg29mr4fc024fdvewfvyb7">
               <w:r>
                 <w:rPr>
                   <w:rFonts w:ascii="Arial" w:cs="Arial" w:eastAsia="Arial" w:hAnsi="Arial"/>
@@ -19308,7 +19308,7 @@
               <w:spacing w:after="10" w:before="0"/>
               <w:ind w:left="120"/>
             </w:pPr>
-            <w:hyperlink w:history="1" r:id="rIdoppy_vug-eotqtoxuofpq">
+            <w:hyperlink w:history="1" r:id="rId0shg4epgprewpdfvdiyzn">
               <w:r>
                 <w:rPr>
                   <w:rFonts w:ascii="Arial" w:cs="Arial" w:eastAsia="Arial" w:hAnsi="Arial"/>
@@ -19525,7 +19525,7 @@
               <w:spacing w:after="10" w:before="0"/>
               <w:ind w:left="120"/>
             </w:pPr>
-            <w:hyperlink w:history="1" r:id="rId05vmxnqkk3-zu4qpcpeo9">
+            <w:hyperlink w:history="1" r:id="rIdibxgo4exfabtzochlxsae">
               <w:r>
                 <w:rPr>
                   <w:rFonts w:ascii="Arial" w:cs="Arial" w:eastAsia="Arial" w:hAnsi="Arial"/>
@@ -19585,7 +19585,7 @@
             <w:pPr>
               <w:spacing w:after="20" w:before="0"/>
             </w:pPr>
-            <w:hyperlink w:history="1" r:id="rIdbdmtlq-zp6pj6ja_weu3q">
+            <w:hyperlink w:history="1" r:id="rIdrruhvhygshwblpngkqnrt">
               <w:r>
                 <w:rPr>
                   <w:rFonts w:ascii="Arial" w:cs="Arial" w:eastAsia="Arial" w:hAnsi="Arial"/>
@@ -19634,7 +19634,7 @@
               <w:spacing w:after="10" w:before="0"/>
               <w:ind w:left="120"/>
             </w:pPr>
-            <w:hyperlink w:history="1" r:id="rIdiw-e6uvxrysswrsyvwn9n">
+            <w:hyperlink w:history="1" r:id="rIdy2nz2hlztbb0kbqikahuj">
               <w:r>
                 <w:rPr>
                   <w:rFonts w:ascii="Arial" w:cs="Arial" w:eastAsia="Arial" w:hAnsi="Arial"/>
@@ -20159,7 +20159,7 @@
         </w:rPr>
         <w:t xml:space="preserve">© 2026 SeaVuria and ARES. Aligned with KICD objectives. Developed by SeaVuria; technical implementation by ARES (with AI assistance from Claude). Licensed under </w:t>
       </w:r>
-      <w:hyperlink w:history="1" r:id="rIdgxwzkvikr41jpidlphfxk">
+      <w:hyperlink w:history="1" r:id="rIdombm8shpprrfv3netwhtx">
         <w:r>
           <w:rPr>
             <w:rFonts w:ascii="Arial" w:cs="Arial" w:eastAsia="Arial" w:hAnsi="Arial"/>
@@ -20180,7 +20180,7 @@
         </w:rPr>
         <w:t xml:space="preserve"> (</w:t>
       </w:r>
-      <w:hyperlink w:history="1" r:id="rId1jirzte2pwm9cde_gdsag">
+      <w:hyperlink w:history="1" r:id="rIdo3rm14xjbcd0jrtz9miue">
         <w:r>
           <w:rPr>
             <w:rFonts w:ascii="Arial" w:cs="Arial" w:eastAsia="Arial" w:hAnsi="Arial"/>
@@ -21237,7 +21237,7 @@
               <w:spacing w:after="10" w:before="0"/>
               <w:ind w:left="120"/>
             </w:pPr>
-            <w:hyperlink w:history="1" r:id="rIdivvnd72wq1haess8_gpbr">
+            <w:hyperlink w:history="1" r:id="rIda2gal8xczjjzgbkclqjig">
               <w:r>
                 <w:rPr>
                   <w:rFonts w:ascii="Arial" w:cs="Arial" w:eastAsia="Arial" w:hAnsi="Arial"/>
@@ -21314,7 +21314,7 @@
               <w:spacing w:after="10" w:before="0"/>
               <w:ind w:left="120"/>
             </w:pPr>
-            <w:hyperlink w:history="1" r:id="rIdyifpbw-kcw4ysutheur_i">
+            <w:hyperlink w:history="1" r:id="rIdgydqdfkpwbyscj1mx9c6n">
               <w:r>
                 <w:rPr>
                   <w:rFonts w:ascii="Arial" w:cs="Arial" w:eastAsia="Arial" w:hAnsi="Arial"/>
@@ -21546,7 +21546,7 @@
               <w:spacing w:after="10" w:before="0"/>
               <w:ind w:left="120"/>
             </w:pPr>
-            <w:hyperlink w:history="1" r:id="rIdp5eklchbj361bwtknn5fi">
+            <w:hyperlink w:history="1" r:id="rIdoynap43wutfyub9opv830">
               <w:r>
                 <w:rPr>
                   <w:rFonts w:ascii="Arial" w:cs="Arial" w:eastAsia="Arial" w:hAnsi="Arial"/>
@@ -21623,7 +21623,7 @@
               <w:spacing w:after="10" w:before="0"/>
               <w:ind w:left="120"/>
             </w:pPr>
-            <w:hyperlink w:history="1" r:id="rId8lgd42v5fpfwwc9mxitug">
+            <w:hyperlink w:history="1" r:id="rIdzr90296gknb91u_wilgtv">
               <w:r>
                 <w:rPr>
                   <w:rFonts w:ascii="Arial" w:cs="Arial" w:eastAsia="Arial" w:hAnsi="Arial"/>
@@ -21855,7 +21855,7 @@
               <w:spacing w:after="10" w:before="0"/>
               <w:ind w:left="120"/>
             </w:pPr>
-            <w:hyperlink w:history="1" r:id="rIdkk8b304xge5iw6_6fiuku">
+            <w:hyperlink w:history="1" r:id="rIdg3bth5gbplgmi6qyvgv9y">
               <w:r>
                 <w:rPr>
                   <w:rFonts w:ascii="Arial" w:cs="Arial" w:eastAsia="Arial" w:hAnsi="Arial"/>
@@ -21932,7 +21932,7 @@
               <w:spacing w:after="10" w:before="0"/>
               <w:ind w:left="120"/>
             </w:pPr>
-            <w:hyperlink w:history="1" r:id="rIdc1wz76nxgcbfmn65xgsvo">
+            <w:hyperlink w:history="1" r:id="rIdtnnvrzamu1j3edgxcl-fn">
               <w:r>
                 <w:rPr>
                   <w:rFonts w:ascii="Arial" w:cs="Arial" w:eastAsia="Arial" w:hAnsi="Arial"/>
@@ -22164,7 +22164,7 @@
               <w:spacing w:after="10" w:before="0"/>
               <w:ind w:left="120"/>
             </w:pPr>
-            <w:hyperlink w:history="1" r:id="rIdeecj48dptiqr1sbif5n1i">
+            <w:hyperlink w:history="1" r:id="rIdf2blxisqbr22qivdue7s4">
               <w:r>
                 <w:rPr>
                   <w:rFonts w:ascii="Arial" w:cs="Arial" w:eastAsia="Arial" w:hAnsi="Arial"/>
@@ -22241,7 +22241,7 @@
               <w:spacing w:after="10" w:before="0"/>
               <w:ind w:left="120"/>
             </w:pPr>
-            <w:hyperlink w:history="1" r:id="rId9n9lit2fxuw1qc7ehepnt">
+            <w:hyperlink w:history="1" r:id="rIdl5e8pjcojfopou7prazq5">
               <w:r>
                 <w:rPr>
                   <w:rFonts w:ascii="Arial" w:cs="Arial" w:eastAsia="Arial" w:hAnsi="Arial"/>
@@ -22473,7 +22473,7 @@
               <w:spacing w:after="10" w:before="0"/>
               <w:ind w:left="120"/>
             </w:pPr>
-            <w:hyperlink w:history="1" r:id="rIdw3py9n1q4oatgerxgdegx">
+            <w:hyperlink w:history="1" r:id="rIdapnt9cos8jlxj4ekh2mes">
               <w:r>
                 <w:rPr>
                   <w:rFonts w:ascii="Arial" w:cs="Arial" w:eastAsia="Arial" w:hAnsi="Arial"/>
@@ -22550,7 +22550,7 @@
               <w:spacing w:after="10" w:before="0"/>
               <w:ind w:left="120"/>
             </w:pPr>
-            <w:hyperlink w:history="1" r:id="rIdh8lapiteb3i0io-utqohb">
+            <w:hyperlink w:history="1" r:id="rIdgldrj1gls-xxices_heib">
               <w:r>
                 <w:rPr>
                   <w:rFonts w:ascii="Arial" w:cs="Arial" w:eastAsia="Arial" w:hAnsi="Arial"/>
@@ -23090,7 +23090,7 @@
         </w:rPr>
         <w:t xml:space="preserve">© 2026 SeaVuria and ARES. Aligned with KICD objectives. Developed by SeaVuria; technical implementation by ARES (with AI assistance from Claude). Licensed under </w:t>
       </w:r>
-      <w:hyperlink w:history="1" r:id="rIdt21k8ymv2ejqaw8xorwrn">
+      <w:hyperlink w:history="1" r:id="rIddokqo8ja_entvzzdajaev">
         <w:r>
           <w:rPr>
             <w:rFonts w:ascii="Arial" w:cs="Arial" w:eastAsia="Arial" w:hAnsi="Arial"/>
@@ -23111,7 +23111,7 @@
         </w:rPr>
         <w:t xml:space="preserve"> (</w:t>
       </w:r>
-      <w:hyperlink w:history="1" r:id="rIdg2x1eas-6gg8l__qecc-o">
+      <w:hyperlink w:history="1" r:id="rIdkt7oycw1jixuy1sudawor">
         <w:r>
           <w:rPr>
             <w:rFonts w:ascii="Arial" w:cs="Arial" w:eastAsia="Arial" w:hAnsi="Arial"/>
@@ -24168,7 +24168,7 @@
               <w:spacing w:after="10" w:before="0"/>
               <w:ind w:left="120"/>
             </w:pPr>
-            <w:hyperlink w:history="1" r:id="rIdhnt4pbj5p8x3ffmzr2hsz">
+            <w:hyperlink w:history="1" r:id="rId-wuuehtoh7iznaaey7leh">
               <w:r>
                 <w:rPr>
                   <w:rFonts w:ascii="Arial" w:cs="Arial" w:eastAsia="Arial" w:hAnsi="Arial"/>
@@ -24245,7 +24245,7 @@
               <w:spacing w:after="10" w:before="0"/>
               <w:ind w:left="120"/>
             </w:pPr>
-            <w:hyperlink w:history="1" r:id="rIdhxqlvq61gbqolzg8sgprh">
+            <w:hyperlink w:history="1" r:id="rIdghhfgwgvpxpock00uypoz">
               <w:r>
                 <w:rPr>
                   <w:rFonts w:ascii="Arial" w:cs="Arial" w:eastAsia="Arial" w:hAnsi="Arial"/>
@@ -24477,7 +24477,7 @@
               <w:spacing w:after="10" w:before="0"/>
               <w:ind w:left="120"/>
             </w:pPr>
-            <w:hyperlink w:history="1" r:id="rId0hs0nbtzjqtic_3hcsbip">
+            <w:hyperlink w:history="1" r:id="rIdeqtwgtkdpdduv6ptngh0y">
               <w:r>
                 <w:rPr>
                   <w:rFonts w:ascii="Arial" w:cs="Arial" w:eastAsia="Arial" w:hAnsi="Arial"/>
@@ -24554,7 +24554,7 @@
               <w:spacing w:after="10" w:before="0"/>
               <w:ind w:left="120"/>
             </w:pPr>
-            <w:hyperlink w:history="1" r:id="rId50cxhyvzfnriqzy6ydubd">
+            <w:hyperlink w:history="1" r:id="rIdqfpafzya8-w-b_svamlet">
               <w:r>
                 <w:rPr>
                   <w:rFonts w:ascii="Arial" w:cs="Arial" w:eastAsia="Arial" w:hAnsi="Arial"/>
@@ -24786,7 +24786,7 @@
               <w:spacing w:after="10" w:before="0"/>
               <w:ind w:left="120"/>
             </w:pPr>
-            <w:hyperlink w:history="1" r:id="rIdi0za8qltw8m_d8izzdkic">
+            <w:hyperlink w:history="1" r:id="rIdbztnnbhk2xorgz8pamokq">
               <w:r>
                 <w:rPr>
                   <w:rFonts w:ascii="Arial" w:cs="Arial" w:eastAsia="Arial" w:hAnsi="Arial"/>
@@ -24863,7 +24863,7 @@
               <w:spacing w:after="10" w:before="0"/>
               <w:ind w:left="120"/>
             </w:pPr>
-            <w:hyperlink w:history="1" r:id="rId9om-g3z7pga11uernfdzc">
+            <w:hyperlink w:history="1" r:id="rIdzggx64xpvwnxoxf1d1fhw">
               <w:r>
                 <w:rPr>
                   <w:rFonts w:ascii="Arial" w:cs="Arial" w:eastAsia="Arial" w:hAnsi="Arial"/>
@@ -25095,7 +25095,7 @@
               <w:spacing w:after="10" w:before="0"/>
               <w:ind w:left="120"/>
             </w:pPr>
-            <w:hyperlink w:history="1" r:id="rId-jakx47yminpwjnnzzpl4">
+            <w:hyperlink w:history="1" r:id="rIdgcepxb-zgxf-u_gwln-jn">
               <w:r>
                 <w:rPr>
                   <w:rFonts w:ascii="Arial" w:cs="Arial" w:eastAsia="Arial" w:hAnsi="Arial"/>
@@ -25172,7 +25172,7 @@
               <w:spacing w:after="10" w:before="0"/>
               <w:ind w:left="120"/>
             </w:pPr>
-            <w:hyperlink w:history="1" r:id="rId2xydudduf91v1rfat54zi">
+            <w:hyperlink w:history="1" r:id="rIdlqj1ubj6rcklauc2grv0h">
               <w:r>
                 <w:rPr>
                   <w:rFonts w:ascii="Arial" w:cs="Arial" w:eastAsia="Arial" w:hAnsi="Arial"/>
@@ -25404,7 +25404,7 @@
               <w:spacing w:after="10" w:before="0"/>
               <w:ind w:left="120"/>
             </w:pPr>
-            <w:hyperlink w:history="1" r:id="rIdtdf4pe9yuucotnss-znpk">
+            <w:hyperlink w:history="1" r:id="rIdm2lmxwgghyfpcqdjgyxow">
               <w:r>
                 <w:rPr>
                   <w:rFonts w:ascii="Arial" w:cs="Arial" w:eastAsia="Arial" w:hAnsi="Arial"/>
@@ -25481,7 +25481,7 @@
               <w:spacing w:after="10" w:before="0"/>
               <w:ind w:left="120"/>
             </w:pPr>
-            <w:hyperlink w:history="1" r:id="rIdbm2-9vzr-wilwv-cyyvsm">
+            <w:hyperlink w:history="1" r:id="rId_-rp5fq7oct3ayr3_xxi3">
               <w:r>
                 <w:rPr>
                   <w:rFonts w:ascii="Arial" w:cs="Arial" w:eastAsia="Arial" w:hAnsi="Arial"/>
@@ -26021,7 +26021,7 @@
         </w:rPr>
         <w:t xml:space="preserve">© 2026 SeaVuria and ARES. Aligned with KICD objectives. Developed by SeaVuria; technical implementation by ARES (with AI assistance from Claude). Licensed under </w:t>
       </w:r>
-      <w:hyperlink w:history="1" r:id="rId8oi5nkcido332zqs8ncbz">
+      <w:hyperlink w:history="1" r:id="rIdsffc77cxvklmwddfyqc6a">
         <w:r>
           <w:rPr>
             <w:rFonts w:ascii="Arial" w:cs="Arial" w:eastAsia="Arial" w:hAnsi="Arial"/>
@@ -26042,7 +26042,7 @@
         </w:rPr>
         <w:t xml:space="preserve"> (</w:t>
       </w:r>
-      <w:hyperlink w:history="1" r:id="rIdibrxo0jlfecogefhufj6p">
+      <w:hyperlink w:history="1" r:id="rIdi1otk9ga24as4g3uoiwr0">
         <w:r>
           <w:rPr>
             <w:rFonts w:ascii="Arial" w:cs="Arial" w:eastAsia="Arial" w:hAnsi="Arial"/>
@@ -27082,7 +27082,7 @@
             <w:pPr>
               <w:spacing w:after="20" w:before="0"/>
             </w:pPr>
-            <w:hyperlink w:history="1" r:id="rIdploiyetzvayq9al0ctlfn">
+            <w:hyperlink w:history="1" r:id="rIdoznkez5fsmipeh-kfzkhm">
               <w:r>
                 <w:rPr>
                   <w:rFonts w:ascii="Arial" w:cs="Arial" w:eastAsia="Arial" w:hAnsi="Arial"/>
@@ -27131,7 +27131,7 @@
               <w:spacing w:after="10" w:before="0"/>
               <w:ind w:left="120"/>
             </w:pPr>
-            <w:hyperlink w:history="1" r:id="rIdnrik7lt2lliv1jqk2vfl6">
+            <w:hyperlink w:history="1" r:id="rIde9x-v8v9tjwk8er05hy8m">
               <w:r>
                 <w:rPr>
                   <w:rFonts w:ascii="Arial" w:cs="Arial" w:eastAsia="Arial" w:hAnsi="Arial"/>
@@ -27176,7 +27176,7 @@
             <w:pPr>
               <w:spacing w:after="20" w:before="0"/>
             </w:pPr>
-            <w:hyperlink w:history="1" r:id="rIduah4xal0e7qkreyw6vdfw">
+            <w:hyperlink w:history="1" r:id="rIdfg0nyhqltisz8tamgnxng">
               <w:r>
                 <w:rPr>
                   <w:rFonts w:ascii="Arial" w:cs="Arial" w:eastAsia="Arial" w:hAnsi="Arial"/>
@@ -27225,7 +27225,7 @@
               <w:spacing w:after="10" w:before="0"/>
               <w:ind w:left="120"/>
             </w:pPr>
-            <w:hyperlink w:history="1" r:id="rIdlroxjp7amfjljumymr9qa">
+            <w:hyperlink w:history="1" r:id="rIdf83ii7ylsqmsunsbuejlv">
               <w:r>
                 <w:rPr>
                   <w:rFonts w:ascii="Arial" w:cs="Arial" w:eastAsia="Arial" w:hAnsi="Arial"/>
@@ -27425,7 +27425,7 @@
             <w:pPr>
               <w:spacing w:after="20" w:before="0"/>
             </w:pPr>
-            <w:hyperlink w:history="1" r:id="rIdluiaau7djhrc7fjivythx">
+            <w:hyperlink w:history="1" r:id="rIdoqxtoezibbxqpss_i0_mh">
               <w:r>
                 <w:rPr>
                   <w:rFonts w:ascii="Arial" w:cs="Arial" w:eastAsia="Arial" w:hAnsi="Arial"/>
@@ -27474,7 +27474,7 @@
               <w:spacing w:after="10" w:before="0"/>
               <w:ind w:left="120"/>
             </w:pPr>
-            <w:hyperlink w:history="1" r:id="rIdvovaottzatxcgppac6kte">
+            <w:hyperlink w:history="1" r:id="rIdcsraje4oi2ktlwwyitqpl">
               <w:r>
                 <w:rPr>
                   <w:rFonts w:ascii="Arial" w:cs="Arial" w:eastAsia="Arial" w:hAnsi="Arial"/>
@@ -27519,7 +27519,7 @@
             <w:pPr>
               <w:spacing w:after="20" w:before="0"/>
             </w:pPr>
-            <w:hyperlink w:history="1" r:id="rIdu6mc66sscp3am1-de_nt-">
+            <w:hyperlink w:history="1" r:id="rIdcrtjyhyk_zzslhoksbavt">
               <w:r>
                 <w:rPr>
                   <w:rFonts w:ascii="Arial" w:cs="Arial" w:eastAsia="Arial" w:hAnsi="Arial"/>
@@ -27568,7 +27568,7 @@
               <w:spacing w:after="10" w:before="0"/>
               <w:ind w:left="120"/>
             </w:pPr>
-            <w:hyperlink w:history="1" r:id="rIddqviqdh2symgfzi-7xblu">
+            <w:hyperlink w:history="1" r:id="rIde4a2c0ucrify7_vzfmuod">
               <w:r>
                 <w:rPr>
                   <w:rFonts w:ascii="Arial" w:cs="Arial" w:eastAsia="Arial" w:hAnsi="Arial"/>
@@ -27768,7 +27768,7 @@
             <w:pPr>
               <w:spacing w:after="20" w:before="0"/>
             </w:pPr>
-            <w:hyperlink w:history="1" r:id="rIdajkfvo4naceydua7gufdm">
+            <w:hyperlink w:history="1" r:id="rIdallyzt8mkrftjet9jhqya">
               <w:r>
                 <w:rPr>
                   <w:rFonts w:ascii="Arial" w:cs="Arial" w:eastAsia="Arial" w:hAnsi="Arial"/>
@@ -27817,7 +27817,7 @@
               <w:spacing w:after="10" w:before="0"/>
               <w:ind w:left="120"/>
             </w:pPr>
-            <w:hyperlink w:history="1" r:id="rId6yowpfpnahlw2gsxi9lpv">
+            <w:hyperlink w:history="1" r:id="rIdrcumgmqm3r-dgvf-k3hti">
               <w:r>
                 <w:rPr>
                   <w:rFonts w:ascii="Arial" w:cs="Arial" w:eastAsia="Arial" w:hAnsi="Arial"/>
@@ -27862,7 +27862,7 @@
             <w:pPr>
               <w:spacing w:after="20" w:before="0"/>
             </w:pPr>
-            <w:hyperlink w:history="1" r:id="rIdd6d83lzlsz_cm8jywmaeb">
+            <w:hyperlink w:history="1" r:id="rIdiyfaqmxj2sxoi_p15qypp">
               <w:r>
                 <w:rPr>
                   <w:rFonts w:ascii="Arial" w:cs="Arial" w:eastAsia="Arial" w:hAnsi="Arial"/>
@@ -27911,7 +27911,7 @@
               <w:spacing w:after="10" w:before="0"/>
               <w:ind w:left="120"/>
             </w:pPr>
-            <w:hyperlink w:history="1" r:id="rIdzbo4sktkosf_02b917gkt">
+            <w:hyperlink w:history="1" r:id="rIdh96bcepx7oaz3mkdbon_a">
               <w:r>
                 <w:rPr>
                   <w:rFonts w:ascii="Arial" w:cs="Arial" w:eastAsia="Arial" w:hAnsi="Arial"/>
@@ -28111,7 +28111,7 @@
             <w:pPr>
               <w:spacing w:after="20" w:before="0"/>
             </w:pPr>
-            <w:hyperlink w:history="1" r:id="rIdvfueegn0z3s3oakjf3q57">
+            <w:hyperlink w:history="1" r:id="rIdbzxjgf5bghkpa6y9945tw">
               <w:r>
                 <w:rPr>
                   <w:rFonts w:ascii="Arial" w:cs="Arial" w:eastAsia="Arial" w:hAnsi="Arial"/>
@@ -28160,7 +28160,7 @@
               <w:spacing w:after="10" w:before="0"/>
               <w:ind w:left="120"/>
             </w:pPr>
-            <w:hyperlink w:history="1" r:id="rIdwoogm6tmf6ljn5jmnrv67">
+            <w:hyperlink w:history="1" r:id="rIdzxksiglptxtv1rfimcrjm">
               <w:r>
                 <w:rPr>
                   <w:rFonts w:ascii="Arial" w:cs="Arial" w:eastAsia="Arial" w:hAnsi="Arial"/>
@@ -28205,7 +28205,7 @@
             <w:pPr>
               <w:spacing w:after="20" w:before="0"/>
             </w:pPr>
-            <w:hyperlink w:history="1" r:id="rIdlviw5furtj6zanrtcr_kg">
+            <w:hyperlink w:history="1" r:id="rIdkjngb8k0oo9mbdp6xpyku">
               <w:r>
                 <w:rPr>
                   <w:rFonts w:ascii="Arial" w:cs="Arial" w:eastAsia="Arial" w:hAnsi="Arial"/>
@@ -28254,7 +28254,7 @@
               <w:spacing w:after="10" w:before="0"/>
               <w:ind w:left="120"/>
             </w:pPr>
-            <w:hyperlink w:history="1" r:id="rIdbxcrt3puvahyohitdjsw1">
+            <w:hyperlink w:history="1" r:id="rIdqybhifus8l1t7mmhna2ni">
               <w:r>
                 <w:rPr>
                   <w:rFonts w:ascii="Arial" w:cs="Arial" w:eastAsia="Arial" w:hAnsi="Arial"/>
@@ -28454,7 +28454,7 @@
             <w:pPr>
               <w:spacing w:after="20" w:before="0"/>
             </w:pPr>
-            <w:hyperlink w:history="1" r:id="rId4zzg004givhqfioghel3i">
+            <w:hyperlink w:history="1" r:id="rIdvhbpt9y5v6yvr_eor3cw4">
               <w:r>
                 <w:rPr>
                   <w:rFonts w:ascii="Arial" w:cs="Arial" w:eastAsia="Arial" w:hAnsi="Arial"/>
@@ -28503,7 +28503,7 @@
               <w:spacing w:after="10" w:before="0"/>
               <w:ind w:left="120"/>
             </w:pPr>
-            <w:hyperlink w:history="1" r:id="rIdsi8q9vahh8dbvsohmfvyx">
+            <w:hyperlink w:history="1" r:id="rIdjmosmkiv8kyaukhfq3wdn">
               <w:r>
                 <w:rPr>
                   <w:rFonts w:ascii="Arial" w:cs="Arial" w:eastAsia="Arial" w:hAnsi="Arial"/>
@@ -28548,7 +28548,7 @@
             <w:pPr>
               <w:spacing w:after="20" w:before="0"/>
             </w:pPr>
-            <w:hyperlink w:history="1" r:id="rIdug6h_iysdz7ilzwqsk42j">
+            <w:hyperlink w:history="1" r:id="rId9_0xhky_64a-bmhowu24t">
               <w:r>
                 <w:rPr>
                   <w:rFonts w:ascii="Arial" w:cs="Arial" w:eastAsia="Arial" w:hAnsi="Arial"/>
@@ -28597,7 +28597,7 @@
               <w:spacing w:after="10" w:before="0"/>
               <w:ind w:left="120"/>
             </w:pPr>
-            <w:hyperlink w:history="1" r:id="rId1pbiuuhf32e5gfbclfqlo">
+            <w:hyperlink w:history="1" r:id="rId183ksna3mocl0ymobzn-x">
               <w:r>
                 <w:rPr>
                   <w:rFonts w:ascii="Arial" w:cs="Arial" w:eastAsia="Arial" w:hAnsi="Arial"/>
@@ -29122,7 +29122,7 @@
         </w:rPr>
         <w:t xml:space="preserve">© 2026 SeaVuria and ARES. Aligned with KICD objectives. Developed by SeaVuria; technical implementation by ARES (with AI assistance from Claude). Licensed under </w:t>
       </w:r>
-      <w:hyperlink w:history="1" r:id="rIdqq9yp6tkwhxis1lv-6fj1">
+      <w:hyperlink w:history="1" r:id="rIdzhycfivl1m8gf3zulhy2k">
         <w:r>
           <w:rPr>
             <w:rFonts w:ascii="Arial" w:cs="Arial" w:eastAsia="Arial" w:hAnsi="Arial"/>
@@ -29143,7 +29143,7 @@
         </w:rPr>
         <w:t xml:space="preserve"> (</w:t>
       </w:r>
-      <w:hyperlink w:history="1" r:id="rIdewscij_9whq7akkwe7y0b">
+      <w:hyperlink w:history="1" r:id="rIdv-arxasnhhhllmmq7ajw_">
         <w:r>
           <w:rPr>
             <w:rFonts w:ascii="Arial" w:cs="Arial" w:eastAsia="Arial" w:hAnsi="Arial"/>
@@ -30200,7 +30200,7 @@
               <w:spacing w:after="10" w:before="0"/>
               <w:ind w:left="120"/>
             </w:pPr>
-            <w:hyperlink w:history="1" r:id="rId3eyqmpwoyet7pxunbz3cx">
+            <w:hyperlink w:history="1" r:id="rId2tky7htlkfyr_o2rjne-c">
               <w:r>
                 <w:rPr>
                   <w:rFonts w:ascii="Arial" w:cs="Arial" w:eastAsia="Arial" w:hAnsi="Arial"/>
@@ -30260,7 +30260,7 @@
             <w:pPr>
               <w:spacing w:after="20" w:before="0"/>
             </w:pPr>
-            <w:hyperlink w:history="1" r:id="rIdg0iplxm-nf1dasrkvtby-">
+            <w:hyperlink w:history="1" r:id="rIdi9ahncryrx4qgmkrknung">
               <w:r>
                 <w:rPr>
                   <w:rFonts w:ascii="Arial" w:cs="Arial" w:eastAsia="Arial" w:hAnsi="Arial"/>
@@ -30309,7 +30309,7 @@
               <w:spacing w:after="10" w:before="0"/>
               <w:ind w:left="120"/>
             </w:pPr>
-            <w:hyperlink w:history="1" r:id="rIdq2rwpvgzpa8vu9x35uwri">
+            <w:hyperlink w:history="1" r:id="rId9ajld9djngrpiry6cqt1k">
               <w:r>
                 <w:rPr>
                   <w:rFonts w:ascii="Arial" w:cs="Arial" w:eastAsia="Arial" w:hAnsi="Arial"/>
@@ -30526,7 +30526,7 @@
               <w:spacing w:after="10" w:before="0"/>
               <w:ind w:left="120"/>
             </w:pPr>
-            <w:hyperlink w:history="1" r:id="rId2esvjlr3qpyrqokkaypuj">
+            <w:hyperlink w:history="1" r:id="rIdd88rx1m3y1mihnx96v5ih">
               <w:r>
                 <w:rPr>
                   <w:rFonts w:ascii="Arial" w:cs="Arial" w:eastAsia="Arial" w:hAnsi="Arial"/>
@@ -30586,7 +30586,7 @@
             <w:pPr>
               <w:spacing w:after="20" w:before="0"/>
             </w:pPr>
-            <w:hyperlink w:history="1" r:id="rId5lkc5xd3am6i75-_kfoo4">
+            <w:hyperlink w:history="1" r:id="rIdjnl3sgxh9wvodic7e1nno">
               <w:r>
                 <w:rPr>
                   <w:rFonts w:ascii="Arial" w:cs="Arial" w:eastAsia="Arial" w:hAnsi="Arial"/>
@@ -30635,7 +30635,7 @@
               <w:spacing w:after="10" w:before="0"/>
               <w:ind w:left="120"/>
             </w:pPr>
-            <w:hyperlink w:history="1" r:id="rIdv08q04kf5unhj4kctidm8">
+            <w:hyperlink w:history="1" r:id="rIdpphp3pq0ylaf4boua57zh">
               <w:r>
                 <w:rPr>
                   <w:rFonts w:ascii="Arial" w:cs="Arial" w:eastAsia="Arial" w:hAnsi="Arial"/>
@@ -30852,7 +30852,7 @@
               <w:spacing w:after="10" w:before="0"/>
               <w:ind w:left="120"/>
             </w:pPr>
-            <w:hyperlink w:history="1" r:id="rIds8olttqxdbctlaflxk_b7">
+            <w:hyperlink w:history="1" r:id="rIdk2m0fchsll_kkv8bidoli">
               <w:r>
                 <w:rPr>
                   <w:rFonts w:ascii="Arial" w:cs="Arial" w:eastAsia="Arial" w:hAnsi="Arial"/>
@@ -30912,7 +30912,7 @@
             <w:pPr>
               <w:spacing w:after="20" w:before="0"/>
             </w:pPr>
-            <w:hyperlink w:history="1" r:id="rId2tw6m9p1f4owhoy8qp8ql">
+            <w:hyperlink w:history="1" r:id="rIdtu83ajeyzzk1ialprlnvn">
               <w:r>
                 <w:rPr>
                   <w:rFonts w:ascii="Arial" w:cs="Arial" w:eastAsia="Arial" w:hAnsi="Arial"/>
@@ -30961,7 +30961,7 @@
               <w:spacing w:after="10" w:before="0"/>
               <w:ind w:left="120"/>
             </w:pPr>
-            <w:hyperlink w:history="1" r:id="rId91dzd3w1qmbuvjyzaqd57">
+            <w:hyperlink w:history="1" r:id="rIdightlvjgur2toqzwjoexp">
               <w:r>
                 <w:rPr>
                   <w:rFonts w:ascii="Arial" w:cs="Arial" w:eastAsia="Arial" w:hAnsi="Arial"/>
@@ -31178,7 +31178,7 @@
               <w:spacing w:after="10" w:before="0"/>
               <w:ind w:left="120"/>
             </w:pPr>
-            <w:hyperlink w:history="1" r:id="rIdiymw7s1-tr_fn_dr1llpr">
+            <w:hyperlink w:history="1" r:id="rIde_brvzsiat00kvglq6zyw">
               <w:r>
                 <w:rPr>
                   <w:rFonts w:ascii="Arial" w:cs="Arial" w:eastAsia="Arial" w:hAnsi="Arial"/>
@@ -31238,7 +31238,7 @@
             <w:pPr>
               <w:spacing w:after="20" w:before="0"/>
             </w:pPr>
-            <w:hyperlink w:history="1" r:id="rIde5fbii5g51eddmqiytvdy">
+            <w:hyperlink w:history="1" r:id="rIdthxuu0rnylnru3dwtrzja">
               <w:r>
                 <w:rPr>
                   <w:rFonts w:ascii="Arial" w:cs="Arial" w:eastAsia="Arial" w:hAnsi="Arial"/>
@@ -31287,7 +31287,7 @@
               <w:spacing w:after="10" w:before="0"/>
               <w:ind w:left="120"/>
             </w:pPr>
-            <w:hyperlink w:history="1" r:id="rIdq0vn_2oiisdubvjaiyhay">
+            <w:hyperlink w:history="1" r:id="rIdtabmefle2z_vdvm3b2n8x">
               <w:r>
                 <w:rPr>
                   <w:rFonts w:ascii="Arial" w:cs="Arial" w:eastAsia="Arial" w:hAnsi="Arial"/>
@@ -31504,7 +31504,7 @@
               <w:spacing w:after="10" w:before="0"/>
               <w:ind w:left="120"/>
             </w:pPr>
-            <w:hyperlink w:history="1" r:id="rIdqpulds9hwpvl_sclj7lfu">
+            <w:hyperlink w:history="1" r:id="rIdblyi-spyf5uau3pwons8g">
               <w:r>
                 <w:rPr>
                   <w:rFonts w:ascii="Arial" w:cs="Arial" w:eastAsia="Arial" w:hAnsi="Arial"/>
@@ -31564,7 +31564,7 @@
             <w:pPr>
               <w:spacing w:after="20" w:before="0"/>
             </w:pPr>
-            <w:hyperlink w:history="1" r:id="rIdcjjcfcgqzadamqetxg9gu">
+            <w:hyperlink w:history="1" r:id="rIdx_7gk1uknpyoaum6v6bmn">
               <w:r>
                 <w:rPr>
                   <w:rFonts w:ascii="Arial" w:cs="Arial" w:eastAsia="Arial" w:hAnsi="Arial"/>
@@ -31613,7 +31613,7 @@
               <w:spacing w:after="10" w:before="0"/>
               <w:ind w:left="120"/>
             </w:pPr>
-            <w:hyperlink w:history="1" r:id="rIdogdkk28skzrvzryf8a-gp">
+            <w:hyperlink w:history="1" r:id="rIdfskd_nfqdveflu7gnsojh">
               <w:r>
                 <w:rPr>
                   <w:rFonts w:ascii="Arial" w:cs="Arial" w:eastAsia="Arial" w:hAnsi="Arial"/>
@@ -32138,7 +32138,7 @@
         </w:rPr>
         <w:t xml:space="preserve">© 2026 SeaVuria and ARES. Aligned with KICD objectives. Developed by SeaVuria; technical implementation by ARES (with AI assistance from Claude). Licensed under </w:t>
       </w:r>
-      <w:hyperlink w:history="1" r:id="rIdmdkswfaa6tekwxtxmpqrw">
+      <w:hyperlink w:history="1" r:id="rIdpltuh7evw5-3lkw4_e0mr">
         <w:r>
           <w:rPr>
             <w:rFonts w:ascii="Arial" w:cs="Arial" w:eastAsia="Arial" w:hAnsi="Arial"/>
@@ -32159,7 +32159,7 @@
         </w:rPr>
         <w:t xml:space="preserve"> (</w:t>
       </w:r>
-      <w:hyperlink w:history="1" r:id="rId6zimwekkbcxuwrbclic9t">
+      <w:hyperlink w:history="1" r:id="rId0lyww7h2nrdz2qxzg19ev">
         <w:r>
           <w:rPr>
             <w:rFonts w:ascii="Arial" w:cs="Arial" w:eastAsia="Arial" w:hAnsi="Arial"/>
